--- a/Docs/Дис Борзенков вар2/01.Глава/Глава_1.docx
+++ b/Docs/Дис Борзенков вар2/01.Глава/Глава_1.docx
@@ -127,7 +127,143 @@
           <w:sz w:val="28"/>
           <w:szCs w:val="28"/>
         </w:rPr>
-        <w:t>Тяговая аккумуляторная батарея электротранспорта представляет собой функционально интегрированный элемент электротехнического комплекса, определяющий энергетические, динамические, тепловые и надёжностные свойства транспортной системы в целом. В рассматриваемой постановке батарея не сводится к эквивалентному источнику ЭДС с внутренним сопротивлением, а трактуется как многомасштабная электрохимико-электротехническая система, взаимодействующая с системой управления батареей, силовым преобразователем, тяговым электродвигателем, контуром рекуперации энергии и тепловым контуром. Именно такой подход является принципиальным для дальнейшего перехода от диагностики к прогнозированию остаточного ресурса на основе анализа комплексного импеданса в нестационарных режимах эксплуатации.</w:t>
+        <w:t xml:space="preserve">Тяговая аккумуляторная батарея электротранспорта представляет собой функционально интегрированный элемент электротехнического комплекса, определяющий энергетические, динамические, тепловые свойства транспортной системы </w:t>
+      </w:r>
+      <w:r>
+        <w:rPr>
+          <w:rFonts w:ascii="Times New Roman" w:hAnsi="Times New Roman" w:cs="Times New Roman"/>
+          <w:sz w:val="28"/>
+          <w:szCs w:val="28"/>
+          <w:highlight w:val="green"/>
+        </w:rPr>
+        <w:t>и её надёжность</w:t>
+      </w:r>
+      <w:r>
+        <w:rPr>
+          <w:rFonts w:ascii="Times New Roman" w:hAnsi="Times New Roman" w:cs="Times New Roman"/>
+          <w:sz w:val="28"/>
+          <w:szCs w:val="28"/>
+        </w:rPr>
+        <w:t xml:space="preserve"> </w:t>
+      </w:r>
+      <w:r>
+        <w:rPr>
+          <w:rFonts w:ascii="Times New Roman" w:hAnsi="Times New Roman" w:cs="Times New Roman"/>
+          <w:sz w:val="28"/>
+          <w:szCs w:val="28"/>
+        </w:rPr>
+        <w:t xml:space="preserve">в целом. В рассматриваемой постановке батарея трактуется как многомасштабная </w:t>
+      </w:r>
+      <w:r>
+        <w:rPr>
+          <w:rFonts w:ascii="Times New Roman" w:hAnsi="Times New Roman" w:cs="Times New Roman"/>
+          <w:sz w:val="28"/>
+          <w:szCs w:val="28"/>
+          <w:highlight w:val="yellow"/>
+        </w:rPr>
+        <w:t>электрохими</w:t>
+      </w:r>
+      <w:r>
+        <w:rPr>
+          <w:rFonts w:ascii="Times New Roman" w:hAnsi="Times New Roman" w:cs="Times New Roman"/>
+          <w:sz w:val="28"/>
+          <w:szCs w:val="28"/>
+          <w:highlight w:val="yellow"/>
+        </w:rPr>
+        <w:t xml:space="preserve">ческая и </w:t>
+      </w:r>
+      <w:r>
+        <w:rPr>
+          <w:rFonts w:ascii="Times New Roman" w:hAnsi="Times New Roman" w:cs="Times New Roman"/>
+          <w:sz w:val="28"/>
+          <w:szCs w:val="28"/>
+          <w:highlight w:val="yellow"/>
+        </w:rPr>
+        <w:t>электротехническая</w:t>
+      </w:r>
+      <w:r>
+        <w:rPr>
+          <w:rFonts w:ascii="Times New Roman" w:hAnsi="Times New Roman" w:cs="Times New Roman"/>
+          <w:sz w:val="28"/>
+          <w:szCs w:val="28"/>
+        </w:rPr>
+        <w:t xml:space="preserve"> система</w:t>
+      </w:r>
+      <w:r>
+        <w:rPr>
+          <w:rFonts w:ascii="Times New Roman" w:hAnsi="Times New Roman" w:cs="Times New Roman"/>
+          <w:sz w:val="28"/>
+          <w:szCs w:val="28"/>
+        </w:rPr>
+        <w:t xml:space="preserve">, </w:t>
+      </w:r>
+      <w:r>
+        <w:rPr>
+          <w:rFonts w:ascii="Times New Roman" w:hAnsi="Times New Roman" w:cs="Times New Roman"/>
+          <w:sz w:val="28"/>
+          <w:szCs w:val="28"/>
+          <w:highlight w:val="green"/>
+        </w:rPr>
+        <w:t xml:space="preserve">а </w:t>
+      </w:r>
+      <w:r>
+        <w:rPr>
+          <w:rFonts w:ascii="Times New Roman" w:hAnsi="Times New Roman" w:cs="Times New Roman"/>
+          <w:sz w:val="28"/>
+          <w:szCs w:val="28"/>
+          <w:highlight w:val="green"/>
+        </w:rPr>
+        <w:t xml:space="preserve">не сводится к </w:t>
+      </w:r>
+      <w:r>
+        <w:rPr>
+          <w:rFonts w:ascii="Times New Roman" w:hAnsi="Times New Roman" w:cs="Times New Roman"/>
+          <w:sz w:val="28"/>
+          <w:szCs w:val="28"/>
+          <w:highlight w:val="green"/>
+        </w:rPr>
+        <w:t xml:space="preserve">простому </w:t>
+      </w:r>
+      <w:r>
+        <w:rPr>
+          <w:rFonts w:ascii="Times New Roman" w:hAnsi="Times New Roman" w:cs="Times New Roman"/>
+          <w:sz w:val="28"/>
+          <w:szCs w:val="28"/>
+          <w:highlight w:val="green"/>
+        </w:rPr>
+        <w:t>эквивалентному источнику ЭДС с внутренним сопротивлением</w:t>
+      </w:r>
+      <w:r>
+        <w:rPr>
+          <w:rFonts w:ascii="Times New Roman" w:hAnsi="Times New Roman" w:cs="Times New Roman"/>
+          <w:sz w:val="28"/>
+          <w:szCs w:val="28"/>
+        </w:rPr>
+        <w:t>. Она</w:t>
+      </w:r>
+      <w:r>
+        <w:rPr>
+          <w:rFonts w:ascii="Times New Roman" w:hAnsi="Times New Roman" w:cs="Times New Roman"/>
+          <w:sz w:val="28"/>
+          <w:szCs w:val="28"/>
+        </w:rPr>
+        <w:t xml:space="preserve"> взаимодейству</w:t>
+      </w:r>
+      <w:r>
+        <w:rPr>
+          <w:rFonts w:ascii="Times New Roman" w:hAnsi="Times New Roman" w:cs="Times New Roman"/>
+          <w:sz w:val="28"/>
+          <w:szCs w:val="28"/>
+        </w:rPr>
+        <w:t>ет</w:t>
+      </w:r>
+      <w:r>
+        <w:rPr>
+          <w:rFonts w:ascii="Times New Roman" w:hAnsi="Times New Roman" w:cs="Times New Roman"/>
+          <w:sz w:val="28"/>
+          <w:szCs w:val="28"/>
+        </w:rPr>
+        <w:t xml:space="preserve"> с системой управления батареей, силовым преобразователем, тяговым электродвигателем, контуром рекуперации энергии и тепловым контуром. Именно такой подход является принципиальным для дальнейшего перехода от диагностики к прогнозированию остаточного ресурса на основе анализа комплексного импеданса в нестационарных режимах эксплуатации.</w:t>
       </w:r>
     </w:p>
     <w:p>
@@ -201,10 +337,10 @@
             <v:path o:extrusionok="f" gradientshapeok="t" o:connecttype="rect"/>
             <o:lock v:ext="edit" aspectratio="t"/>
           </v:shapetype>
-          <v:shape id="_x0000_i1025" type="#_x0000_t75" style="width:264.85pt;height:20.65pt" o:ole="">
+          <v:shape id="_x0000_i1025" type="#_x0000_t75" style="width:264.95pt;height:20.75pt" o:ole="">
             <v:imagedata r:id="rId6" o:title=""/>
           </v:shape>
-          <o:OLEObject Type="Embed" ProgID="Equation.DSMT4" ShapeID="_x0000_i1025" DrawAspect="Content" ObjectID="_1841557020" r:id="rId7"/>
+          <o:OLEObject Type="Embed" ProgID="Equation.DSMT4" ShapeID="_x0000_i1025" DrawAspect="Content" ObjectID="_1841744450" r:id="rId7"/>
         </w:object>
       </w:r>
     </w:p>
@@ -650,10 +786,10 @@
           <w:szCs w:val="28"/>
         </w:rPr>
         <w:object w:dxaOrig="3159" w:dyaOrig="680" w14:anchorId="4128C517">
-          <v:shape id="_x0000_i1026" type="#_x0000_t75" style="width:157.75pt;height:33.8pt" o:ole="">
+          <v:shape id="_x0000_i1026" type="#_x0000_t75" style="width:157.8pt;height:34pt" o:ole="">
             <v:imagedata r:id="rId8" o:title=""/>
           </v:shape>
-          <o:OLEObject Type="Embed" ProgID="Equation.DSMT4" ShapeID="_x0000_i1026" DrawAspect="Content" ObjectID="_1841557021" r:id="rId9"/>
+          <o:OLEObject Type="Embed" ProgID="Equation.DSMT4" ShapeID="_x0000_i1026" DrawAspect="Content" ObjectID="_1841744451" r:id="rId9"/>
         </w:object>
       </w:r>
     </w:p>
@@ -875,9 +1011,12 @@
         </w:rPr>
         <w:t xml:space="preserve"> </w:t>
       </w:r>
-      <w:r>
-        <w:rPr>
-          <w:rFonts w:ascii="Times New Roman" w:hAnsi="Times New Roman" w:cs="Times New Roman"/>
+      <w:commentRangeStart w:id="0"/>
+      <w:r>
+        <w:rPr>
+          <w:rFonts w:ascii="Times New Roman" w:hAnsi="Times New Roman" w:cs="Times New Roman"/>
+          <w:i/>
+          <w:iCs/>
           <w:sz w:val="28"/>
           <w:szCs w:val="28"/>
           <w:lang w:val="en-US"/>
@@ -895,6 +1034,8 @@
       <w:r>
         <w:rPr>
           <w:rFonts w:ascii="Times New Roman" w:hAnsi="Times New Roman" w:cs="Times New Roman"/>
+          <w:i/>
+          <w:iCs/>
           <w:sz w:val="28"/>
           <w:szCs w:val="28"/>
           <w:lang w:val="en-US"/>
@@ -912,12 +1053,24 @@
       <w:r>
         <w:rPr>
           <w:rFonts w:ascii="Times New Roman" w:hAnsi="Times New Roman" w:cs="Times New Roman"/>
+          <w:i/>
+          <w:iCs/>
           <w:sz w:val="28"/>
           <w:szCs w:val="28"/>
           <w:lang w:val="en-US"/>
         </w:rPr>
         <w:t>RUL</w:t>
       </w:r>
+      <w:commentRangeEnd w:id="0"/>
+      <w:r>
+        <w:rPr>
+          <w:rStyle w:val="ad"/>
+          <w:rFonts w:ascii="Times New Roman" w:hAnsi="Times New Roman" w:cs="Times New Roman"/>
+          <w:sz w:val="28"/>
+          <w:szCs w:val="28"/>
+        </w:rPr>
+        <w:commentReference w:id="0"/>
+      </w:r>
       <w:r>
         <w:rPr>
           <w:rFonts w:ascii="Times New Roman" w:hAnsi="Times New Roman" w:cs="Times New Roman"/>
@@ -968,7 +1121,6 @@
           <w:rFonts w:ascii="Times New Roman" w:hAnsi="Times New Roman" w:cs="Times New Roman"/>
           <w:sz w:val="28"/>
           <w:szCs w:val="28"/>
-          <w:lang w:val="en-US"/>
         </w:rPr>
       </w:pPr>
       <w:r>
@@ -980,213 +1132,225 @@
           <w:lang w:val="en-US"/>
         </w:rPr>
         <w:object w:dxaOrig="1359" w:dyaOrig="360" w14:anchorId="1157D90C">
-          <v:shape id="_x0000_i1027" type="#_x0000_t75" style="width:67.6pt;height:17.55pt" o:ole="">
-            <v:imagedata r:id="rId10" o:title=""/>
-          </v:shape>
-          <o:OLEObject Type="Embed" ProgID="Equation.DSMT4" ShapeID="_x0000_i1027" DrawAspect="Content" ObjectID="_1841557022" r:id="rId11"/>
-        </w:object>
-      </w:r>
-    </w:p>
-    <w:p>
-      <w:pPr>
-        <w:spacing w:line="360" w:lineRule="auto"/>
-        <w:ind w:firstLine="709"/>
-        <w:jc w:val="both"/>
-        <w:rPr>
-          <w:rFonts w:ascii="Times New Roman" w:hAnsi="Times New Roman" w:cs="Times New Roman"/>
-          <w:sz w:val="28"/>
-          <w:szCs w:val="28"/>
-        </w:rPr>
-      </w:pPr>
-      <w:r>
-        <w:rPr>
-          <w:rFonts w:ascii="Times New Roman" w:hAnsi="Times New Roman" w:cs="Times New Roman"/>
-          <w:sz w:val="28"/>
-          <w:szCs w:val="28"/>
-        </w:rPr>
-        <w:t>а потери мощности могут быть представлены в виде</w:t>
-      </w:r>
-    </w:p>
-    <w:p>
-      <w:pPr>
-        <w:spacing w:line="360" w:lineRule="auto"/>
-        <w:ind w:firstLine="709"/>
-        <w:jc w:val="both"/>
-        <w:rPr>
-          <w:rFonts w:ascii="Times New Roman" w:hAnsi="Times New Roman" w:cs="Times New Roman"/>
-          <w:sz w:val="28"/>
-          <w:szCs w:val="28"/>
-          <w:lang w:val="en-US"/>
-        </w:rPr>
-      </w:pPr>
-      <w:r>
-        <w:rPr>
-          <w:rFonts w:ascii="Times New Roman" w:hAnsi="Times New Roman" w:cs="Times New Roman"/>
-          <w:position w:val="-14"/>
-          <w:sz w:val="28"/>
-          <w:szCs w:val="28"/>
-          <w:lang w:val="en-US"/>
-        </w:rPr>
-        <w:object w:dxaOrig="3240" w:dyaOrig="400" w14:anchorId="3B9C0CF4">
-          <v:shape id="_x0000_i1028" type="#_x0000_t75" style="width:162.15pt;height:20.65pt" o:ole="">
-            <v:imagedata r:id="rId12" o:title=""/>
-          </v:shape>
-          <o:OLEObject Type="Embed" ProgID="Equation.DSMT4" ShapeID="_x0000_i1028" DrawAspect="Content" ObjectID="_1841557023" r:id="rId13"/>
-        </w:object>
-      </w:r>
-    </w:p>
-    <w:p>
-      <w:pPr>
-        <w:spacing w:line="360" w:lineRule="auto"/>
-        <w:ind w:firstLine="709"/>
-        <w:jc w:val="both"/>
-        <w:rPr>
-          <w:rFonts w:ascii="Times New Roman" w:hAnsi="Times New Roman" w:cs="Times New Roman"/>
-          <w:sz w:val="28"/>
-          <w:szCs w:val="28"/>
-          <w:lang w:val="en-US"/>
-        </w:rPr>
-      </w:pPr>
-    </w:p>
-    <w:p>
-      <w:pPr>
-        <w:spacing w:line="360" w:lineRule="auto"/>
-        <w:ind w:firstLine="709"/>
-        <w:jc w:val="both"/>
-        <w:rPr>
-          <w:rFonts w:ascii="Times New Roman" w:hAnsi="Times New Roman" w:cs="Times New Roman"/>
-          <w:sz w:val="28"/>
-          <w:szCs w:val="28"/>
-        </w:rPr>
-      </w:pPr>
-      <w:r>
-        <w:rPr>
-          <w:rFonts w:ascii="Times New Roman" w:hAnsi="Times New Roman" w:cs="Times New Roman"/>
-          <w:sz w:val="28"/>
-          <w:szCs w:val="28"/>
-        </w:rPr>
-        <w:t xml:space="preserve">, где </w:t>
-      </w:r>
-      <w:r>
-        <w:rPr>
-          <w:rFonts w:ascii="Times New Roman" w:hAnsi="Times New Roman" w:cs="Times New Roman"/>
-          <w:sz w:val="28"/>
-          <w:szCs w:val="28"/>
-          <w:lang w:val="en-US"/>
-        </w:rPr>
-        <w:t>P</w:t>
-      </w:r>
-      <w:r>
-        <w:rPr>
-          <w:rFonts w:ascii="Times New Roman" w:hAnsi="Times New Roman" w:cs="Times New Roman"/>
-          <w:sz w:val="28"/>
-          <w:szCs w:val="28"/>
-          <w:vertAlign w:val="subscript"/>
-          <w:lang w:val="en-US"/>
-        </w:rPr>
-        <w:t>int</w:t>
-      </w:r>
-      <w:r>
-        <w:rPr>
-          <w:rFonts w:ascii="Times New Roman" w:hAnsi="Times New Roman" w:cs="Times New Roman"/>
-          <w:sz w:val="28"/>
-          <w:szCs w:val="28"/>
-        </w:rPr>
-        <w:t xml:space="preserve"> – </w:t>
-      </w:r>
-      <w:r>
-        <w:rPr>
-          <w:rFonts w:ascii="Times New Roman" w:hAnsi="Times New Roman" w:cs="Times New Roman"/>
-          <w:sz w:val="28"/>
-          <w:szCs w:val="28"/>
-        </w:rPr>
-        <w:t xml:space="preserve">эквивалентное внутреннее сопротивление, </w:t>
-      </w:r>
-      <w:r>
-        <w:rPr>
-          <w:rFonts w:ascii="Times New Roman" w:hAnsi="Times New Roman" w:cs="Times New Roman"/>
-          <w:sz w:val="28"/>
-          <w:szCs w:val="28"/>
-        </w:rPr>
-        <w:t>включающее омическую, зарядопереносную и диффузионную составляющие.</w:t>
-      </w:r>
-    </w:p>
-    <w:p>
-      <w:pPr>
-        <w:spacing w:line="360" w:lineRule="auto"/>
-        <w:ind w:firstLine="709"/>
-        <w:jc w:val="both"/>
-        <w:rPr>
-          <w:rFonts w:ascii="Times New Roman" w:hAnsi="Times New Roman" w:cs="Times New Roman"/>
-          <w:sz w:val="28"/>
-          <w:szCs w:val="28"/>
-        </w:rPr>
-      </w:pPr>
-      <w:r>
-        <w:rPr>
-          <w:rFonts w:ascii="Times New Roman" w:hAnsi="Times New Roman" w:cs="Times New Roman"/>
-          <w:sz w:val="28"/>
-          <w:szCs w:val="28"/>
-        </w:rPr>
-        <w:t>Первое слагаемое следует из закона Джоуля–Ленца, второе и третье отражают необратимые потери, связанные соответственно с кинетикой межфазной реакции и ограничениями массопереноса. Именно поэтому рост сопротивления переноса заряда и рост диффузионного импеданса ведут не только к ухудшению диагностических показателей, но и к непосредственному снижению доступной тяговой мощности транспортного средства.</w:t>
-      </w:r>
-    </w:p>
-    <w:p>
-      <w:pPr>
-        <w:spacing w:line="360" w:lineRule="auto"/>
-        <w:ind w:firstLine="709"/>
-        <w:jc w:val="both"/>
-        <w:rPr>
-          <w:rFonts w:ascii="Times New Roman" w:hAnsi="Times New Roman" w:cs="Times New Roman"/>
-          <w:sz w:val="28"/>
-          <w:szCs w:val="28"/>
-        </w:rPr>
-      </w:pPr>
-      <w:r>
-        <w:rPr>
-          <w:rFonts w:ascii="Times New Roman" w:hAnsi="Times New Roman" w:cs="Times New Roman"/>
-          <w:sz w:val="28"/>
-          <w:szCs w:val="28"/>
-        </w:rPr>
-        <w:t>Тепловое состояние батареи описывается уравнением баланса тепла</w:t>
-      </w:r>
-    </w:p>
-    <w:p>
-      <w:pPr>
-        <w:spacing w:line="360" w:lineRule="auto"/>
-        <w:ind w:firstLine="709"/>
-        <w:jc w:val="both"/>
-        <w:rPr>
-          <w:rFonts w:ascii="Times New Roman" w:hAnsi="Times New Roman" w:cs="Times New Roman"/>
-          <w:sz w:val="28"/>
-          <w:szCs w:val="28"/>
-        </w:rPr>
-      </w:pPr>
-    </w:p>
-    <w:p>
-      <w:pPr>
-        <w:spacing w:line="360" w:lineRule="auto"/>
-        <w:ind w:firstLine="709"/>
-        <w:jc w:val="both"/>
-        <w:rPr>
-          <w:rFonts w:ascii="Times New Roman" w:hAnsi="Times New Roman" w:cs="Times New Roman"/>
-          <w:sz w:val="28"/>
-          <w:szCs w:val="28"/>
-          <w:lang w:val="en-US"/>
-        </w:rPr>
-      </w:pPr>
-      <w:r>
-        <w:rPr>
-          <w:rFonts w:ascii="Times New Roman" w:hAnsi="Times New Roman" w:cs="Times New Roman"/>
-          <w:position w:val="-24"/>
-          <w:sz w:val="28"/>
-          <w:szCs w:val="28"/>
-        </w:rPr>
-        <w:object w:dxaOrig="3440" w:dyaOrig="620" w14:anchorId="3CFCB99D">
-          <v:shape id="_x0000_i1029" type="#_x0000_t75" style="width:171.55pt;height:31.3pt" o:ole="">
+          <v:shape id="_x0000_i1027" type="#_x0000_t75" style="width:67.4pt;height:17.3pt" o:ole="">
             <v:imagedata r:id="rId14" o:title=""/>
           </v:shape>
-          <o:OLEObject Type="Embed" ProgID="Equation.DSMT4" ShapeID="_x0000_i1029" DrawAspect="Content" ObjectID="_1841557024" r:id="rId15"/>
+          <o:OLEObject Type="Embed" ProgID="Equation.DSMT4" ShapeID="_x0000_i1027" DrawAspect="Content" ObjectID="_1841744452" r:id="rId15"/>
+        </w:object>
+      </w:r>
+      <w:r>
+        <w:rPr>
+          <w:rFonts w:ascii="Times New Roman" w:hAnsi="Times New Roman" w:cs="Times New Roman"/>
+          <w:sz w:val="28"/>
+          <w:szCs w:val="28"/>
+        </w:rPr>
+        <w:t>,</w:t>
+      </w:r>
+    </w:p>
+    <w:p>
+      <w:pPr>
+        <w:spacing w:line="360" w:lineRule="auto"/>
+        <w:ind w:firstLine="709"/>
+        <w:jc w:val="both"/>
+        <w:rPr>
+          <w:rFonts w:ascii="Times New Roman" w:hAnsi="Times New Roman" w:cs="Times New Roman"/>
+          <w:sz w:val="28"/>
+          <w:szCs w:val="28"/>
+        </w:rPr>
+      </w:pPr>
+      <w:r>
+        <w:rPr>
+          <w:rFonts w:ascii="Times New Roman" w:hAnsi="Times New Roman" w:cs="Times New Roman"/>
+          <w:sz w:val="28"/>
+          <w:szCs w:val="28"/>
+        </w:rPr>
+        <w:t>а потери мощности могут быть представлены в виде</w:t>
+      </w:r>
+    </w:p>
+    <w:p>
+      <w:pPr>
+        <w:spacing w:line="360" w:lineRule="auto"/>
+        <w:ind w:firstLine="709"/>
+        <w:jc w:val="both"/>
+        <w:rPr>
+          <w:rFonts w:ascii="Times New Roman" w:hAnsi="Times New Roman" w:cs="Times New Roman"/>
+          <w:sz w:val="28"/>
+          <w:szCs w:val="28"/>
+          <w:lang w:val="en-US"/>
+        </w:rPr>
+      </w:pPr>
+      <w:r>
+        <w:rPr>
+          <w:rFonts w:ascii="Times New Roman" w:hAnsi="Times New Roman" w:cs="Times New Roman"/>
+          <w:position w:val="-14"/>
+          <w:sz w:val="28"/>
+          <w:szCs w:val="28"/>
+          <w:lang w:val="en-US"/>
+        </w:rPr>
+        <w:object w:dxaOrig="3240" w:dyaOrig="400" w14:anchorId="3B9C0CF4">
+          <v:shape id="_x0000_i1028" type="#_x0000_t75" style="width:162.45pt;height:20.75pt" o:ole="">
+            <v:imagedata r:id="rId16" o:title=""/>
+          </v:shape>
+          <o:OLEObject Type="Embed" ProgID="Equation.DSMT4" ShapeID="_x0000_i1028" DrawAspect="Content" ObjectID="_1841744453" r:id="rId17"/>
+        </w:object>
+      </w:r>
+    </w:p>
+    <w:p>
+      <w:pPr>
+        <w:spacing w:line="360" w:lineRule="auto"/>
+        <w:ind w:firstLine="709"/>
+        <w:jc w:val="both"/>
+        <w:rPr>
+          <w:rFonts w:ascii="Times New Roman" w:hAnsi="Times New Roman" w:cs="Times New Roman"/>
+          <w:sz w:val="28"/>
+          <w:szCs w:val="28"/>
+          <w:lang w:val="en-US"/>
+        </w:rPr>
+      </w:pPr>
+    </w:p>
+    <w:p>
+      <w:pPr>
+        <w:spacing w:line="360" w:lineRule="auto"/>
+        <w:ind w:firstLine="709"/>
+        <w:jc w:val="both"/>
+        <w:rPr>
+          <w:rFonts w:ascii="Times New Roman" w:hAnsi="Times New Roman" w:cs="Times New Roman"/>
+          <w:sz w:val="28"/>
+          <w:szCs w:val="28"/>
+        </w:rPr>
+      </w:pPr>
+      <w:r>
+        <w:rPr>
+          <w:rFonts w:ascii="Times New Roman" w:hAnsi="Times New Roman" w:cs="Times New Roman"/>
+          <w:sz w:val="28"/>
+          <w:szCs w:val="28"/>
+        </w:rPr>
+        <w:t xml:space="preserve">, где </w:t>
+      </w:r>
+      <w:r>
+        <w:rPr>
+          <w:rFonts w:ascii="Times New Roman" w:hAnsi="Times New Roman" w:cs="Times New Roman"/>
+          <w:i/>
+          <w:iCs/>
+          <w:sz w:val="28"/>
+          <w:szCs w:val="28"/>
+          <w:lang w:val="en-US"/>
+        </w:rPr>
+        <w:t>P</w:t>
+      </w:r>
+      <w:r>
+        <w:rPr>
+          <w:rFonts w:ascii="Times New Roman" w:hAnsi="Times New Roman" w:cs="Times New Roman"/>
+          <w:i/>
+          <w:iCs/>
+          <w:sz w:val="28"/>
+          <w:szCs w:val="28"/>
+          <w:vertAlign w:val="subscript"/>
+          <w:lang w:val="en-US"/>
+        </w:rPr>
+        <w:t>int</w:t>
+      </w:r>
+      <w:r>
+        <w:rPr>
+          <w:rFonts w:ascii="Times New Roman" w:hAnsi="Times New Roman" w:cs="Times New Roman"/>
+          <w:sz w:val="28"/>
+          <w:szCs w:val="28"/>
+        </w:rPr>
+        <w:t xml:space="preserve"> – </w:t>
+      </w:r>
+      <w:r>
+        <w:rPr>
+          <w:rFonts w:ascii="Times New Roman" w:hAnsi="Times New Roman" w:cs="Times New Roman"/>
+          <w:sz w:val="28"/>
+          <w:szCs w:val="28"/>
+        </w:rPr>
+        <w:t xml:space="preserve">эквивалентное внутреннее сопротивление, </w:t>
+      </w:r>
+      <w:r>
+        <w:rPr>
+          <w:rFonts w:ascii="Times New Roman" w:hAnsi="Times New Roman" w:cs="Times New Roman"/>
+          <w:sz w:val="28"/>
+          <w:szCs w:val="28"/>
+        </w:rPr>
+        <w:t>включающее омическую, зарядопереносную и диффузионную составляющие.</w:t>
+      </w:r>
+    </w:p>
+    <w:p>
+      <w:pPr>
+        <w:spacing w:line="360" w:lineRule="auto"/>
+        <w:ind w:firstLine="709"/>
+        <w:jc w:val="both"/>
+        <w:rPr>
+          <w:rFonts w:ascii="Times New Roman" w:hAnsi="Times New Roman" w:cs="Times New Roman"/>
+          <w:sz w:val="28"/>
+          <w:szCs w:val="28"/>
+        </w:rPr>
+      </w:pPr>
+      <w:r>
+        <w:rPr>
+          <w:rFonts w:ascii="Times New Roman" w:hAnsi="Times New Roman" w:cs="Times New Roman"/>
+          <w:sz w:val="28"/>
+          <w:szCs w:val="28"/>
+        </w:rPr>
+        <w:t>Первое слагаемое следует из закона Джоуля–Ленца, второе и третье отражают необратимые потери, связанные соответственно с кинетикой межфазной реакции и ограничениями массопереноса. Именно поэтому рост сопротивления переноса заряда и рост диффузионного импеданса ведут не только к ухудшению диагностических показателей, но и к непосредственному снижению доступной тяговой мощности транспортного средства.</w:t>
+      </w:r>
+    </w:p>
+    <w:p>
+      <w:pPr>
+        <w:spacing w:line="360" w:lineRule="auto"/>
+        <w:ind w:firstLine="709"/>
+        <w:jc w:val="both"/>
+        <w:rPr>
+          <w:rFonts w:ascii="Times New Roman" w:hAnsi="Times New Roman" w:cs="Times New Roman"/>
+          <w:sz w:val="28"/>
+          <w:szCs w:val="28"/>
+        </w:rPr>
+      </w:pPr>
+      <w:r>
+        <w:rPr>
+          <w:rFonts w:ascii="Times New Roman" w:hAnsi="Times New Roman" w:cs="Times New Roman"/>
+          <w:sz w:val="28"/>
+          <w:szCs w:val="28"/>
+        </w:rPr>
+        <w:t>Тепловое состояние батареи описывается уравнением баланса тепла</w:t>
+      </w:r>
+    </w:p>
+    <w:p>
+      <w:pPr>
+        <w:spacing w:line="360" w:lineRule="auto"/>
+        <w:ind w:firstLine="709"/>
+        <w:jc w:val="both"/>
+        <w:rPr>
+          <w:rFonts w:ascii="Times New Roman" w:hAnsi="Times New Roman" w:cs="Times New Roman"/>
+          <w:sz w:val="28"/>
+          <w:szCs w:val="28"/>
+        </w:rPr>
+      </w:pPr>
+    </w:p>
+    <w:p>
+      <w:pPr>
+        <w:spacing w:line="360" w:lineRule="auto"/>
+        <w:ind w:firstLine="709"/>
+        <w:jc w:val="both"/>
+        <w:rPr>
+          <w:rFonts w:ascii="Times New Roman" w:hAnsi="Times New Roman" w:cs="Times New Roman"/>
+          <w:sz w:val="28"/>
+          <w:szCs w:val="28"/>
+          <w:lang w:val="en-US"/>
+        </w:rPr>
+      </w:pPr>
+      <w:r>
+        <w:rPr>
+          <w:rFonts w:ascii="Times New Roman" w:hAnsi="Times New Roman" w:cs="Times New Roman"/>
+          <w:position w:val="-24"/>
+          <w:sz w:val="28"/>
+          <w:szCs w:val="28"/>
+        </w:rPr>
+        <w:object w:dxaOrig="3440" w:dyaOrig="620" w14:anchorId="3CFCB99D">
+          <v:shape id="_x0000_i1029" type="#_x0000_t75" style="width:171.65pt;height:31.1pt" o:ole="">
+            <v:imagedata r:id="rId18" o:title=""/>
+          </v:shape>
+          <o:OLEObject Type="Embed" ProgID="Equation.DSMT4" ShapeID="_x0000_i1029" DrawAspect="Content" ObjectID="_1841744454" r:id="rId19"/>
         </w:object>
       </w:r>
     </w:p>
@@ -1479,7 +1643,24 @@
           <w:sz w:val="28"/>
           <w:szCs w:val="28"/>
         </w:rPr>
-        <w:t>Для последующего анализа в работе рассматриваются четыре группы аккумуляторных систем: NMC, LFP, LTO и Na-ion. Такой выбор обусловлен необходимостью охватить не только наиболее распространённые литий-ионные тяговые химии, но и системы с существенно различающимися эксплуатационными свойствами: высокой энергоёмкостью, высокой циклической стабильностью, повышенной мощностью и низкотемпературной работоспособностью, а также альтернативные натрий-ионные решения. Введение LTO и Na-ion в</w:t>
+        <w:t xml:space="preserve">Для последующего анализа в работе рассматриваются четыре группы аккумуляторных систем: NMC, LFP, LTO и Na-ion. Такой выбор обусловлен необходимостью охватить не только наиболее распространённые литий-ионные тяговые химии, но и системы с существенно различающимися эксплуатационными свойствами: высокой энергоёмкостью, высокой циклической стабильностью, повышенной мощностью и низкотемпературной работоспособностью, а также альтернативные </w:t>
+      </w:r>
+      <w:r>
+        <w:rPr>
+          <w:rFonts w:ascii="Times New Roman" w:hAnsi="Times New Roman" w:cs="Times New Roman"/>
+          <w:sz w:val="28"/>
+          <w:szCs w:val="28"/>
+          <w:highlight w:val="yellow"/>
+        </w:rPr>
+        <w:t>натрий-ионные решения</w:t>
+      </w:r>
+      <w:r>
+        <w:rPr>
+          <w:rFonts w:ascii="Times New Roman" w:hAnsi="Times New Roman" w:cs="Times New Roman"/>
+          <w:sz w:val="28"/>
+          <w:szCs w:val="28"/>
+        </w:rPr>
+        <w:t>. Введение LTO и Na-ion в</w:t>
       </w:r>
       <w:r>
         <w:rPr>
@@ -1696,6 +1877,8 @@
             <w:r>
               <w:rPr>
                 <w:rFonts w:ascii="Times New Roman" w:hAnsi="Times New Roman" w:cs="Times New Roman"/>
+                <w:i/>
+                <w:iCs/>
                 <w:sz w:val="20"/>
                 <w:szCs w:val="20"/>
                 <w:lang w:val="en-US"/>
@@ -1758,6 +1941,8 @@
             <w:r>
               <w:rPr>
                 <w:rFonts w:ascii="Times New Roman" w:hAnsi="Times New Roman" w:cs="Times New Roman"/>
+                <w:i/>
+                <w:iCs/>
                 <w:sz w:val="20"/>
                 <w:szCs w:val="20"/>
                 <w:lang w:val="en-US"/>
@@ -1767,6 +1952,8 @@
             <w:r>
               <w:rPr>
                 <w:rFonts w:ascii="Times New Roman" w:hAnsi="Times New Roman" w:cs="Times New Roman"/>
+                <w:i/>
+                <w:iCs/>
                 <w:sz w:val="20"/>
                 <w:szCs w:val="20"/>
                 <w:vertAlign w:val="subscript"/>
@@ -2656,7 +2843,24 @@
           <w:sz w:val="28"/>
           <w:szCs w:val="28"/>
         </w:rPr>
-        <w:t>Структурная схема электротранспортного комплекса показывает, что аккумуляторная батарея одновременно выполняет функции источника энергии, объекта мониторинга, термонапряжённого узла и элемента динамического силового контура. Поэтому любые диагностические модели, не учитывающие её системные связи с BMS, силовой электроникой, рекуперацией и тепловым контуром, неизбежно оказываются неполными.</w:t>
+        <w:t xml:space="preserve">Структурная схема электротранспортного комплекса показывает, что аккумуляторная батарея одновременно выполняет функции источника энергии, объекта мониторинга, </w:t>
+      </w:r>
+      <w:r>
+        <w:rPr>
+          <w:rFonts w:ascii="Times New Roman" w:hAnsi="Times New Roman" w:cs="Times New Roman"/>
+          <w:sz w:val="28"/>
+          <w:szCs w:val="28"/>
+          <w:highlight w:val="yellow"/>
+        </w:rPr>
+        <w:t>термонапряжённого</w:t>
+      </w:r>
+      <w:r>
+        <w:rPr>
+          <w:rFonts w:ascii="Times New Roman" w:hAnsi="Times New Roman" w:cs="Times New Roman"/>
+          <w:sz w:val="28"/>
+          <w:szCs w:val="28"/>
+        </w:rPr>
+        <w:t xml:space="preserve"> узла и элемента динамического силового контура. Поэтому любые диагностические модели, не учитывающие её системные связи с BMS, силовой электроникой, рекуперацией и тепловым контуром, неизбежно оказываются неполными.</w:t>
       </w:r>
     </w:p>
     <w:p>
@@ -2705,7 +2909,7 @@
                     </pic:cNvPicPr>
                   </pic:nvPicPr>
                   <pic:blipFill>
-                    <a:blip r:embed="rId16" cstate="print">
+                    <a:blip r:embed="rId20" cstate="print">
                       <a:extLst>
                         <a:ext uri="{28A0092B-C50C-407E-A947-70E740481C1C}">
                           <a14:useLocalDpi xmlns:a14="http://schemas.microsoft.com/office/drawing/2010/main" val="0"/>
@@ -2748,6 +2952,7 @@
           <w:szCs w:val="28"/>
         </w:rPr>
       </w:pPr>
+      <w:commentRangeStart w:id="1"/>
       <w:r>
         <w:rPr>
           <w:rFonts w:ascii="Times New Roman" w:hAnsi="Times New Roman" w:cs="Times New Roman"/>
@@ -2755,6 +2960,16 @@
           <w:szCs w:val="28"/>
         </w:rPr>
         <w:t>Рисунок 1.1 — Структура тяговой аккумуляторной батареи в составе электротехнического комплекса</w:t>
+      </w:r>
+      <w:commentRangeEnd w:id="1"/>
+      <w:r>
+        <w:rPr>
+          <w:rStyle w:val="ad"/>
+          <w:rFonts w:ascii="Times New Roman" w:hAnsi="Times New Roman" w:cs="Times New Roman"/>
+          <w:sz w:val="28"/>
+          <w:szCs w:val="28"/>
+        </w:rPr>
+        <w:commentReference w:id="1"/>
       </w:r>
     </w:p>
     <w:p>
@@ -2855,7 +3070,50 @@
           <w:sz w:val="28"/>
           <w:szCs w:val="28"/>
         </w:rPr>
-        <w:t>Ключевой особенностью тяговых батарей является работа в резко нестационарных нагрузочных режимах. Для стационарного накопителя энергии токовая нагрузка обычно изменяется сравнительно медленно, тогда как тяговая батарея непрерывно проходит через чередование разгона, выбега, торможения с рекуперацией, повторных ускорений, а также участков с пульсирующим токопотреблением. Именно это обстоятельство делает недостаточным использование только стационарных моделей внутреннего сопротивления и требует анализа динамики спектральных характеристик.</w:t>
+        <w:t xml:space="preserve">Ключевой особенностью тяговых батарей является работа в резко нестационарных нагрузочных режимах. Для стационарного накопителя энергии токовая нагрузка обычно изменяется сравнительно медленно, тогда как тяговая батарея непрерывно проходит через чередование разгона, выбега, торможения с рекуперацией, повторных ускорений, а </w:t>
+      </w:r>
+      <w:r>
+        <w:rPr>
+          <w:rFonts w:ascii="Times New Roman" w:hAnsi="Times New Roman" w:cs="Times New Roman"/>
+          <w:sz w:val="28"/>
+          <w:szCs w:val="28"/>
+          <w:highlight w:val="green"/>
+        </w:rPr>
+        <w:t xml:space="preserve">также </w:t>
+      </w:r>
+      <w:r>
+        <w:rPr>
+          <w:rFonts w:ascii="Times New Roman" w:hAnsi="Times New Roman" w:cs="Times New Roman"/>
+          <w:sz w:val="28"/>
+          <w:szCs w:val="28"/>
+          <w:highlight w:val="green"/>
+        </w:rPr>
+        <w:t>мощных импульсов тока</w:t>
+      </w:r>
+      <w:r>
+        <w:rPr>
+          <w:rFonts w:ascii="Times New Roman" w:hAnsi="Times New Roman" w:cs="Times New Roman"/>
+          <w:sz w:val="28"/>
+          <w:szCs w:val="28"/>
+        </w:rPr>
+        <w:t xml:space="preserve"> </w:t>
+      </w:r>
+      <w:r>
+        <w:rPr>
+          <w:rFonts w:ascii="Times New Roman" w:hAnsi="Times New Roman" w:cs="Times New Roman"/>
+          <w:sz w:val="28"/>
+          <w:szCs w:val="28"/>
+          <w:highlight w:val="red"/>
+        </w:rPr>
+        <w:t>пульсирующим токопотреблением</w:t>
+      </w:r>
+      <w:r>
+        <w:rPr>
+          <w:rFonts w:ascii="Times New Roman" w:hAnsi="Times New Roman" w:cs="Times New Roman"/>
+          <w:sz w:val="28"/>
+          <w:szCs w:val="28"/>
+        </w:rPr>
+        <w:t>. Именно это обстоятельство делает недостаточным использование только стационарных моделей внутреннего сопротивления и требует анализа динамики спектральных характеристик.</w:t>
       </w:r>
     </w:p>
     <w:p>
@@ -2910,10 +3168,10 @@
           <w:szCs w:val="28"/>
         </w:rPr>
         <w:object w:dxaOrig="2079" w:dyaOrig="380" w14:anchorId="073C43AA">
-          <v:shape id="_x0000_i1030" type="#_x0000_t75" style="width:103.95pt;height:18.8pt" o:ole="">
-            <v:imagedata r:id="rId17" o:title=""/>
+          <v:shape id="_x0000_i1030" type="#_x0000_t75" style="width:103.7pt;height:19pt" o:ole="">
+            <v:imagedata r:id="rId21" o:title=""/>
           </v:shape>
-          <o:OLEObject Type="Embed" ProgID="Equation.DSMT4" ShapeID="_x0000_i1030" DrawAspect="Content" ObjectID="_1841557025" r:id="rId18"/>
+          <o:OLEObject Type="Embed" ProgID="Equation.DSMT4" ShapeID="_x0000_i1030" DrawAspect="Content" ObjectID="_1841744455" r:id="rId22"/>
         </w:object>
       </w:r>
     </w:p>
@@ -3194,7 +3452,7 @@
                     </pic:cNvPicPr>
                   </pic:nvPicPr>
                   <pic:blipFill>
-                    <a:blip r:embed="rId19" cstate="print">
+                    <a:blip r:embed="rId23" cstate="print">
                       <a:extLst>
                         <a:ext uri="{28A0092B-C50C-407E-A947-70E740481C1C}">
                           <a14:useLocalDpi xmlns:a14="http://schemas.microsoft.com/office/drawing/2010/main" val="0"/>
@@ -3237,6 +3495,7 @@
           <w:szCs w:val="28"/>
         </w:rPr>
       </w:pPr>
+      <w:commentRangeStart w:id="2"/>
       <w:r>
         <w:rPr>
           <w:rFonts w:ascii="Times New Roman" w:hAnsi="Times New Roman" w:cs="Times New Roman"/>
@@ -3245,6 +3504,16 @@
         </w:rPr>
         <w:t>Рисунок 1.2 — Нагрузочный профиль тяговой аккумуляторной батареи в городском цикле движения</w:t>
       </w:r>
+      <w:commentRangeEnd w:id="2"/>
+      <w:r>
+        <w:rPr>
+          <w:rStyle w:val="ad"/>
+          <w:rFonts w:ascii="Times New Roman" w:hAnsi="Times New Roman" w:cs="Times New Roman"/>
+          <w:sz w:val="28"/>
+          <w:szCs w:val="28"/>
+        </w:rPr>
+        <w:commentReference w:id="2"/>
+      </w:r>
     </w:p>
     <w:p>
       <w:pPr>
@@ -3295,7 +3564,41 @@
           <w:sz w:val="28"/>
           <w:szCs w:val="28"/>
         </w:rPr>
-        <w:t>Научная ценность рисунка состоит в подтверждении того, что исследуемый объект работает в режиме параметрической нестационарности. Это служит прямым обоснованием дальнейшего отказа от чисто стационарной трактовки импеданса и необходимости введения динамических деградационных коэффициентов и моделей типа</w:t>
+        <w:t xml:space="preserve">Научная ценность рисунка состоит в подтверждении того, что исследуемый объект работает в режиме параметрической нестационарности. Это служит прямым обоснованием дальнейшего отказа от чисто стационарной трактовки импеданса и необходимости введения динамических </w:t>
+      </w:r>
+      <w:r>
+        <w:rPr>
+          <w:rFonts w:ascii="Times New Roman" w:hAnsi="Times New Roman" w:cs="Times New Roman"/>
+          <w:sz w:val="28"/>
+          <w:szCs w:val="28"/>
+          <w:highlight w:val="green"/>
+        </w:rPr>
+        <w:t>«</w:t>
+      </w:r>
+      <w:r>
+        <w:rPr>
+          <w:rFonts w:ascii="Times New Roman" w:hAnsi="Times New Roman" w:cs="Times New Roman"/>
+          <w:sz w:val="28"/>
+          <w:szCs w:val="28"/>
+        </w:rPr>
+        <w:t>деградационных</w:t>
+      </w:r>
+      <w:r>
+        <w:rPr>
+          <w:rFonts w:ascii="Times New Roman" w:hAnsi="Times New Roman" w:cs="Times New Roman"/>
+          <w:sz w:val="28"/>
+          <w:szCs w:val="28"/>
+          <w:highlight w:val="green"/>
+        </w:rPr>
+        <w:t>»</w:t>
+      </w:r>
+      <w:r>
+        <w:rPr>
+          <w:rFonts w:ascii="Times New Roman" w:hAnsi="Times New Roman" w:cs="Times New Roman"/>
+          <w:sz w:val="28"/>
+          <w:szCs w:val="28"/>
+        </w:rPr>
+        <w:t xml:space="preserve"> коэффициентов и моделей типа</w:t>
       </w:r>
       <w:r>
         <w:rPr>
@@ -3450,7 +3753,7 @@
           <w:sz w:val="28"/>
           <w:szCs w:val="28"/>
         </w:rPr>
-        <w:t>Различия между рассматриваемыми химическими системами носят не только количественный, но и качественный характер. Для NMC основным преимуществом является высокая удельная энергия, что делает эту химию особенно привлекательной для электротранспорта с жёсткими требованиями к массо-габаритным показателям. LFP отличается меньшей энергоёмкостью, но большей циклической стабильностью и лучшей термической устойчивостью. LTO характеризуется существенно более низким сопротивлением и исключительно высоким ресурсом, однако уступает по удельной энергии. Na-ion системы представляют интерес как с точки зрения сырьевой устойчивости, так и в контексте тяжёлых климатических и стационарно-тяговых применений, но при этом характеризуются более высокими начальными значениями импеданса.</w:t>
+        <w:t>Различия между рассматриваемыми химическими системами носят не только количественный, но и качественный характер. Для NMC основным преимуществом является высокая удельная энергия, что делает эту химию особенно привлекательной для электротранспорта с жёсткими требованиями к массогабаритным показателям. LFP отличается меньшей энергоёмкостью, но большей циклической стабильностью и лучшей термической устойчивостью. LTO характеризуется существенно более низким сопротивлением и исключительно высоким ресурсом, однако уступает по удельной энергии. Na-ion системы представляют интерес как с точки зрения сырьевой устойчивости, так и в контексте тяжёлых климатических и стационарно-тяговых применений, но при этом характеризуются более высокими начальными значениями импеданса.</w:t>
       </w:r>
     </w:p>
     <w:p>
@@ -3494,7 +3797,6 @@
           <w:rFonts w:ascii="Times New Roman" w:hAnsi="Times New Roman" w:cs="Times New Roman"/>
           <w:sz w:val="28"/>
           <w:szCs w:val="28"/>
-          <w:lang w:val="en-US"/>
         </w:rPr>
       </w:pPr>
       <w:r>
@@ -3505,43 +3807,67 @@
           <w:szCs w:val="28"/>
         </w:rPr>
         <w:object w:dxaOrig="960" w:dyaOrig="680" w14:anchorId="474779D0">
-          <v:shape id="_x0000_i1031" type="#_x0000_t75" style="width:48.2pt;height:33.8pt" o:ole="">
-            <v:imagedata r:id="rId20" o:title=""/>
+          <v:shape id="_x0000_i1031" type="#_x0000_t75" style="width:48.4pt;height:34pt" o:ole="">
+            <v:imagedata r:id="rId24" o:title=""/>
           </v:shape>
-          <o:OLEObject Type="Embed" ProgID="Equation.DSMT4" ShapeID="_x0000_i1031" DrawAspect="Content" ObjectID="_1841557026" r:id="rId21"/>
+          <o:OLEObject Type="Embed" ProgID="Equation.DSMT4" ShapeID="_x0000_i1031" DrawAspect="Content" ObjectID="_1841744456" r:id="rId25"/>
         </w:object>
       </w:r>
-    </w:p>
-    <w:p>
-      <w:pPr>
-        <w:spacing w:line="360" w:lineRule="auto"/>
-        <w:ind w:firstLine="709"/>
-        <w:jc w:val="both"/>
-        <w:rPr>
-          <w:rFonts w:ascii="Times New Roman" w:hAnsi="Times New Roman" w:cs="Times New Roman"/>
-          <w:sz w:val="28"/>
-          <w:szCs w:val="28"/>
-          <w:lang w:val="en-US"/>
-        </w:rPr>
-      </w:pPr>
-    </w:p>
-    <w:p>
-      <w:pPr>
-        <w:spacing w:line="360" w:lineRule="auto"/>
-        <w:jc w:val="both"/>
-        <w:rPr>
-          <w:rFonts w:ascii="Times New Roman" w:hAnsi="Times New Roman" w:cs="Times New Roman"/>
-          <w:sz w:val="28"/>
-          <w:szCs w:val="28"/>
-        </w:rPr>
-      </w:pPr>
-      <w:r>
-        <w:rPr>
-          <w:rFonts w:ascii="Times New Roman" w:hAnsi="Times New Roman" w:cs="Times New Roman"/>
-          <w:sz w:val="28"/>
-          <w:szCs w:val="28"/>
-        </w:rPr>
-        <w:t xml:space="preserve">то изменение обменного тока </w:t>
+      <w:r>
+        <w:rPr>
+          <w:rFonts w:ascii="Times New Roman" w:hAnsi="Times New Roman" w:cs="Times New Roman"/>
+          <w:sz w:val="28"/>
+          <w:szCs w:val="28"/>
+        </w:rPr>
+        <w:t>,</w:t>
+      </w:r>
+    </w:p>
+    <w:p>
+      <w:pPr>
+        <w:spacing w:line="360" w:lineRule="auto"/>
+        <w:ind w:firstLine="709"/>
+        <w:jc w:val="both"/>
+        <w:rPr>
+          <w:rFonts w:ascii="Times New Roman" w:hAnsi="Times New Roman" w:cs="Times New Roman"/>
+          <w:sz w:val="28"/>
+          <w:szCs w:val="28"/>
+        </w:rPr>
+      </w:pPr>
+    </w:p>
+    <w:p>
+      <w:pPr>
+        <w:spacing w:line="360" w:lineRule="auto"/>
+        <w:jc w:val="both"/>
+        <w:rPr>
+          <w:rFonts w:ascii="Times New Roman" w:hAnsi="Times New Roman" w:cs="Times New Roman"/>
+          <w:sz w:val="28"/>
+          <w:szCs w:val="28"/>
+        </w:rPr>
+      </w:pPr>
+      <w:r>
+        <w:rPr>
+          <w:rFonts w:ascii="Times New Roman" w:hAnsi="Times New Roman" w:cs="Times New Roman"/>
+          <w:sz w:val="28"/>
+          <w:szCs w:val="28"/>
+        </w:rPr>
+        <w:t xml:space="preserve">то изменение </w:t>
+      </w:r>
+      <w:r>
+        <w:rPr>
+          <w:rFonts w:ascii="Times New Roman" w:hAnsi="Times New Roman" w:cs="Times New Roman"/>
+          <w:sz w:val="28"/>
+          <w:szCs w:val="28"/>
+          <w:highlight w:val="yellow"/>
+        </w:rPr>
+        <w:t>обменного</w:t>
+      </w:r>
+      <w:r>
+        <w:rPr>
+          <w:rFonts w:ascii="Times New Roman" w:hAnsi="Times New Roman" w:cs="Times New Roman"/>
+          <w:sz w:val="28"/>
+          <w:szCs w:val="28"/>
+        </w:rPr>
+        <w:t xml:space="preserve"> тока </w:t>
       </w:r>
       <w:r>
         <w:rPr>
@@ -3571,20 +3897,50 @@
           <w:sz w:val="28"/>
           <w:szCs w:val="28"/>
         </w:rPr>
-        <w:t>, зависящего от материала электрода, площади реакционной поверхности и состояния интерфейса, приводит к систематическим различиям между химическими системами уже на начальном этапе их эксплуатации. Именно по этой причине универсальная прогностическая модель не может строиться как простая регрессия по одной батарее одного типа; она должна учитывать класс химической системы как самостоятельный параметр.</w:t>
-      </w:r>
-    </w:p>
-    <w:p>
-      <w:pPr>
-        <w:spacing w:line="360" w:lineRule="auto"/>
-        <w:ind w:firstLine="709"/>
-        <w:jc w:val="both"/>
-        <w:rPr>
-          <w:rFonts w:ascii="Times New Roman" w:hAnsi="Times New Roman" w:cs="Times New Roman"/>
-          <w:sz w:val="28"/>
-          <w:szCs w:val="28"/>
-        </w:rPr>
-      </w:pPr>
+        <w:t xml:space="preserve">, зависящего от материала электрода, площади </w:t>
+      </w:r>
+      <w:r>
+        <w:rPr>
+          <w:rFonts w:ascii="Times New Roman" w:hAnsi="Times New Roman" w:cs="Times New Roman"/>
+          <w:sz w:val="28"/>
+          <w:szCs w:val="28"/>
+          <w:highlight w:val="red"/>
+        </w:rPr>
+        <w:t>реакционной</w:t>
+      </w:r>
+      <w:r>
+        <w:rPr>
+          <w:rFonts w:ascii="Times New Roman" w:hAnsi="Times New Roman" w:cs="Times New Roman"/>
+          <w:sz w:val="28"/>
+          <w:szCs w:val="28"/>
+        </w:rPr>
+        <w:t xml:space="preserve"> поверхности </w:t>
+      </w:r>
+      <w:r>
+        <w:rPr>
+          <w:rFonts w:ascii="Times New Roman" w:hAnsi="Times New Roman" w:cs="Times New Roman"/>
+          <w:sz w:val="28"/>
+          <w:szCs w:val="28"/>
+          <w:highlight w:val="green"/>
+        </w:rPr>
+        <w:t>реакции</w:t>
+      </w:r>
+      <w:r>
+        <w:rPr>
+          <w:rFonts w:ascii="Times New Roman" w:hAnsi="Times New Roman" w:cs="Times New Roman"/>
+          <w:sz w:val="28"/>
+          <w:szCs w:val="28"/>
+        </w:rPr>
+        <w:t xml:space="preserve"> </w:t>
+      </w:r>
+      <w:r>
+        <w:rPr>
+          <w:rFonts w:ascii="Times New Roman" w:hAnsi="Times New Roman" w:cs="Times New Roman"/>
+          <w:sz w:val="28"/>
+          <w:szCs w:val="28"/>
+        </w:rPr>
+        <w:t xml:space="preserve">и состояния интерфейса, приводит к систематическим различиям между химическими системами уже на начальном этапе их эксплуатации. Именно по этой причине универсальная прогностическая модель не может строиться как простая регрессия по одной батарее одного типа; </w:t>
+      </w:r>
       <w:r>
         <w:rPr>
           <w:rFonts w:ascii="Times New Roman" w:hAnsi="Times New Roman" w:cs="Times New Roman"/>
@@ -3592,6 +3948,26 @@
           <w:szCs w:val="28"/>
         </w:rPr>
         <w:lastRenderedPageBreak/>
+        <w:t>она должна учитывать класс химической системы как самостоятельный параметр.</w:t>
+      </w:r>
+    </w:p>
+    <w:p>
+      <w:pPr>
+        <w:spacing w:line="360" w:lineRule="auto"/>
+        <w:ind w:firstLine="709"/>
+        <w:jc w:val="both"/>
+        <w:rPr>
+          <w:rFonts w:ascii="Times New Roman" w:hAnsi="Times New Roman" w:cs="Times New Roman"/>
+          <w:sz w:val="28"/>
+          <w:szCs w:val="28"/>
+        </w:rPr>
+      </w:pPr>
+      <w:r>
+        <w:rPr>
+          <w:rFonts w:ascii="Times New Roman" w:hAnsi="Times New Roman" w:cs="Times New Roman"/>
+          <w:sz w:val="28"/>
+          <w:szCs w:val="28"/>
+        </w:rPr>
         <w:t>Сопоставление энергетических, мощностных и ресурсных индексов различных химических систем позволяет увидеть, что ни одна из них не является доминирующей одновременно по всем критериям. Это означает, что задачи диагностики и прогноза ресурса должны решаться не для «средней абстрактной батареи», а для батареи определённой химической природы, включённой в конкретный эксплуатационный сценарий.</w:t>
       </w:r>
     </w:p>
@@ -3641,7 +4017,7 @@
                     </pic:cNvPicPr>
                   </pic:nvPicPr>
                   <pic:blipFill>
-                    <a:blip r:embed="rId22" cstate="print">
+                    <a:blip r:embed="rId26" cstate="print">
                       <a:extLst>
                         <a:ext uri="{28A0092B-C50C-407E-A947-70E740481C1C}">
                           <a14:useLocalDpi xmlns:a14="http://schemas.microsoft.com/office/drawing/2010/main" val="0"/>
@@ -3722,20 +4098,8 @@
           <w:sz w:val="28"/>
           <w:szCs w:val="28"/>
         </w:rPr>
-        <w:t>На рисунке в нормированном виде сопоставлены три группы показателей: энергоёмкость, мощностной потенциал и циклический ресурс для NMC, LFP, LTO и Na-ion систем. Нормирование выполнено по максимальному значению внутри каждой группы показателей, что позволяет корректно сравнивать системы с различной размерностью исходных величин.</w:t>
-      </w:r>
-    </w:p>
-    <w:p>
-      <w:pPr>
-        <w:spacing w:line="360" w:lineRule="auto"/>
-        <w:ind w:firstLine="709"/>
-        <w:jc w:val="both"/>
-        <w:rPr>
-          <w:rFonts w:ascii="Times New Roman" w:hAnsi="Times New Roman" w:cs="Times New Roman"/>
-          <w:sz w:val="28"/>
-          <w:szCs w:val="28"/>
-        </w:rPr>
-      </w:pPr>
+        <w:t xml:space="preserve">На рисунке в нормированном виде сопоставлены три группы показателей: энергоёмкость, мощностной потенциал и циклический ресурс для NMC, LFP, LTO и Na-ion систем. Нормирование выполнено по максимальному значению </w:t>
+      </w:r>
       <w:r>
         <w:rPr>
           <w:rFonts w:ascii="Times New Roman" w:hAnsi="Times New Roman" w:cs="Times New Roman"/>
@@ -3743,6 +4107,26 @@
           <w:szCs w:val="28"/>
         </w:rPr>
         <w:lastRenderedPageBreak/>
+        <w:t>внутри каждой группы показателей, что позволяет корректно сравнивать системы с различной размерностью исходных величин.</w:t>
+      </w:r>
+    </w:p>
+    <w:p>
+      <w:pPr>
+        <w:spacing w:line="360" w:lineRule="auto"/>
+        <w:ind w:firstLine="709"/>
+        <w:jc w:val="both"/>
+        <w:rPr>
+          <w:rFonts w:ascii="Times New Roman" w:hAnsi="Times New Roman" w:cs="Times New Roman"/>
+          <w:sz w:val="28"/>
+          <w:szCs w:val="28"/>
+        </w:rPr>
+      </w:pPr>
+      <w:r>
+        <w:rPr>
+          <w:rFonts w:ascii="Times New Roman" w:hAnsi="Times New Roman" w:cs="Times New Roman"/>
+          <w:sz w:val="28"/>
+          <w:szCs w:val="28"/>
+        </w:rPr>
         <w:t>Из рисунка следует, что NMC обеспечивает наибольшую энергоёмкость, но уступает LTO по мощностному потенциалу и ресурсу; LFP занимает промежуточное положение и демонстрирует оптимальный компромисс между ресурсом и удельной мощностью; LTO резко выделяется по ресурсу и мощностным характеристикам при наименьшей энергоёмкости; Na-ion система уступает NMC по энергоёмкости и LTO по мощности, но сохраняет перспективность как альтернативная тяговая система при умеренных требованиях к плотности энергии.</w:t>
       </w:r>
     </w:p>
@@ -3819,6 +4203,7 @@
           <w:sz w:val="28"/>
           <w:szCs w:val="28"/>
         </w:rPr>
+        <w:lastRenderedPageBreak/>
         <w:t>1.2 Механизмы деградации NMC, LFP, LTO и Na-ion аккумуляторных систем</w:t>
       </w:r>
     </w:p>
@@ -3851,27 +4236,198 @@
           <w:sz w:val="28"/>
           <w:szCs w:val="28"/>
         </w:rPr>
-        <w:t>Деградация тяговых аккумуляторных батарей представляет собой совокупность необратимых процессов, приводящих к снижению доступной ёмкости, росту внутреннего импеданса, падению допустимой мощности и ухудшению тепловой устойчивости. Современные обзоры по старению литий-ионных систем сходятся в том, что основные наблюдаемые эффекты — это потеря циклируемого лития, потеря активного материала, рост межфазных сопротивлений, ухудшение электролитного транспорта и структурная деградация электродов; при этом итоговыми макропроявлениями являются capacity fade и impedance rise.</w:t>
-      </w:r>
-    </w:p>
-    <w:p>
-      <w:pPr>
-        <w:spacing w:line="360" w:lineRule="auto"/>
-        <w:ind w:firstLine="709"/>
-        <w:jc w:val="both"/>
-        <w:rPr>
-          <w:rFonts w:ascii="Times New Roman" w:hAnsi="Times New Roman" w:cs="Times New Roman"/>
-          <w:sz w:val="28"/>
-          <w:szCs w:val="28"/>
-        </w:rPr>
-      </w:pPr>
-      <w:r>
-        <w:rPr>
-          <w:rFonts w:ascii="Times New Roman" w:hAnsi="Times New Roman" w:cs="Times New Roman"/>
-          <w:sz w:val="28"/>
-          <w:szCs w:val="28"/>
-        </w:rPr>
-        <w:t>С физико-математической точки зрения деградационный процесс удобно рассматривать как эволюцию внутреннего состояния системы под действием электрохимических, диффузионных, тепловых и механических факторов. Пусть   D(t) деградации. Тогда в обобщённой форме можно записать</w:t>
+        <w:t xml:space="preserve">Деградация тяговых аккумуляторных батарей представляет собой совокупность необратимых процессов, приводящих к снижению доступной ёмкости, росту внутреннего импеданса, падению допустимой мощности и ухудшению тепловой устойчивости. Современные обзоры по старению литий-ионных систем сходятся в том, что основные наблюдаемые эффекты — это потеря </w:t>
+      </w:r>
+      <w:r>
+        <w:rPr>
+          <w:rFonts w:ascii="Times New Roman" w:hAnsi="Times New Roman" w:cs="Times New Roman"/>
+          <w:sz w:val="28"/>
+          <w:szCs w:val="28"/>
+          <w:highlight w:val="yellow"/>
+        </w:rPr>
+        <w:t>циклируемого</w:t>
+      </w:r>
+      <w:r>
+        <w:rPr>
+          <w:rFonts w:ascii="Times New Roman" w:hAnsi="Times New Roman" w:cs="Times New Roman"/>
+          <w:sz w:val="28"/>
+          <w:szCs w:val="28"/>
+        </w:rPr>
+        <w:t xml:space="preserve"> лития, потеря активного материала, рост межфазных сопротивлений, ухудшение электролитного транспорта и структурная деградация электродов; при этом итоговыми макропроявлениями являются </w:t>
+      </w:r>
+      <w:r>
+        <w:rPr>
+          <w:rFonts w:ascii="Times New Roman" w:hAnsi="Times New Roman" w:cs="Times New Roman"/>
+          <w:sz w:val="28"/>
+          <w:szCs w:val="28"/>
+          <w:highlight w:val="green"/>
+        </w:rPr>
+        <w:t>снижение ёмкости</w:t>
+      </w:r>
+      <w:r>
+        <w:rPr>
+          <w:rFonts w:ascii="Times New Roman" w:hAnsi="Times New Roman" w:cs="Times New Roman"/>
+          <w:sz w:val="28"/>
+          <w:szCs w:val="28"/>
+        </w:rPr>
+        <w:t xml:space="preserve"> </w:t>
+      </w:r>
+      <w:r>
+        <w:rPr>
+          <w:rFonts w:ascii="Times New Roman" w:hAnsi="Times New Roman" w:cs="Times New Roman"/>
+          <w:sz w:val="28"/>
+          <w:szCs w:val="28"/>
+          <w:highlight w:val="red"/>
+        </w:rPr>
+        <w:t>capacity fade</w:t>
+      </w:r>
+      <w:r>
+        <w:rPr>
+          <w:rFonts w:ascii="Times New Roman" w:hAnsi="Times New Roman" w:cs="Times New Roman"/>
+          <w:sz w:val="28"/>
+          <w:szCs w:val="28"/>
+        </w:rPr>
+        <w:t xml:space="preserve"> и </w:t>
+      </w:r>
+      <w:r>
+        <w:rPr>
+          <w:rFonts w:ascii="Times New Roman" w:hAnsi="Times New Roman" w:cs="Times New Roman"/>
+          <w:sz w:val="28"/>
+          <w:szCs w:val="28"/>
+          <w:highlight w:val="green"/>
+        </w:rPr>
+        <w:t>увеличением импеданса</w:t>
+      </w:r>
+      <w:r>
+        <w:rPr>
+          <w:rFonts w:ascii="Times New Roman" w:hAnsi="Times New Roman" w:cs="Times New Roman"/>
+          <w:sz w:val="28"/>
+          <w:szCs w:val="28"/>
+        </w:rPr>
+        <w:t xml:space="preserve"> </w:t>
+      </w:r>
+      <w:r>
+        <w:rPr>
+          <w:rFonts w:ascii="Times New Roman" w:hAnsi="Times New Roman" w:cs="Times New Roman"/>
+          <w:sz w:val="28"/>
+          <w:szCs w:val="28"/>
+          <w:highlight w:val="red"/>
+        </w:rPr>
+        <w:t>impedance rise</w:t>
+      </w:r>
+      <w:r>
+        <w:rPr>
+          <w:rFonts w:ascii="Times New Roman" w:hAnsi="Times New Roman" w:cs="Times New Roman"/>
+          <w:sz w:val="28"/>
+          <w:szCs w:val="28"/>
+        </w:rPr>
+        <w:t>.</w:t>
+      </w:r>
+    </w:p>
+    <w:p>
+      <w:pPr>
+        <w:spacing w:line="360" w:lineRule="auto"/>
+        <w:ind w:firstLine="709"/>
+        <w:jc w:val="both"/>
+        <w:rPr>
+          <w:rFonts w:ascii="Times New Roman" w:hAnsi="Times New Roman" w:cs="Times New Roman"/>
+          <w:sz w:val="28"/>
+          <w:szCs w:val="28"/>
+        </w:rPr>
+      </w:pPr>
+      <w:r>
+        <w:rPr>
+          <w:rFonts w:ascii="Times New Roman" w:hAnsi="Times New Roman" w:cs="Times New Roman"/>
+          <w:sz w:val="28"/>
+          <w:szCs w:val="28"/>
+        </w:rPr>
+        <w:t xml:space="preserve">С физико-математической точки зрения </w:t>
+      </w:r>
+      <w:r>
+        <w:rPr>
+          <w:rFonts w:ascii="Times New Roman" w:hAnsi="Times New Roman" w:cs="Times New Roman"/>
+          <w:sz w:val="28"/>
+          <w:szCs w:val="28"/>
+          <w:highlight w:val="red"/>
+        </w:rPr>
+        <w:t>деградационный</w:t>
+      </w:r>
+      <w:r>
+        <w:rPr>
+          <w:rFonts w:ascii="Times New Roman" w:hAnsi="Times New Roman" w:cs="Times New Roman"/>
+          <w:sz w:val="28"/>
+          <w:szCs w:val="28"/>
+        </w:rPr>
+        <w:t xml:space="preserve"> процесс</w:t>
+      </w:r>
+      <w:r>
+        <w:rPr>
+          <w:rFonts w:ascii="Times New Roman" w:hAnsi="Times New Roman" w:cs="Times New Roman"/>
+          <w:sz w:val="28"/>
+          <w:szCs w:val="28"/>
+        </w:rPr>
+        <w:t xml:space="preserve"> </w:t>
+      </w:r>
+      <w:r>
+        <w:rPr>
+          <w:rFonts w:ascii="Times New Roman" w:hAnsi="Times New Roman" w:cs="Times New Roman"/>
+          <w:sz w:val="28"/>
+          <w:szCs w:val="28"/>
+          <w:highlight w:val="green"/>
+        </w:rPr>
+        <w:t>деградации</w:t>
+      </w:r>
+      <w:r>
+        <w:rPr>
+          <w:rFonts w:ascii="Times New Roman" w:hAnsi="Times New Roman" w:cs="Times New Roman"/>
+          <w:sz w:val="28"/>
+          <w:szCs w:val="28"/>
+        </w:rPr>
+        <w:t xml:space="preserve"> </w:t>
+      </w:r>
+      <w:r>
+        <w:rPr>
+          <w:rFonts w:ascii="Times New Roman" w:hAnsi="Times New Roman" w:cs="Times New Roman"/>
+          <w:sz w:val="28"/>
+          <w:szCs w:val="28"/>
+        </w:rPr>
+        <w:t xml:space="preserve">удобно рассматривать как эволюцию внутреннего состояния системы под действием электрохимических, диффузионных, тепловых и механических факторов. Пусть   </w:t>
+      </w:r>
+      <w:r>
+        <w:rPr>
+          <w:rFonts w:ascii="Times New Roman" w:hAnsi="Times New Roman" w:cs="Times New Roman"/>
+          <w:i/>
+          <w:iCs/>
+          <w:sz w:val="28"/>
+          <w:szCs w:val="28"/>
+        </w:rPr>
+        <w:t>D</w:t>
+      </w:r>
+      <w:r>
+        <w:rPr>
+          <w:rFonts w:ascii="Times New Roman" w:hAnsi="Times New Roman" w:cs="Times New Roman"/>
+          <w:sz w:val="28"/>
+          <w:szCs w:val="28"/>
+        </w:rPr>
+        <w:t>(</w:t>
+      </w:r>
+      <w:r>
+        <w:rPr>
+          <w:rFonts w:ascii="Times New Roman" w:hAnsi="Times New Roman" w:cs="Times New Roman"/>
+          <w:i/>
+          <w:iCs/>
+          <w:sz w:val="28"/>
+          <w:szCs w:val="28"/>
+        </w:rPr>
+        <w:t>t</w:t>
+      </w:r>
+      <w:r>
+        <w:rPr>
+          <w:rFonts w:ascii="Times New Roman" w:hAnsi="Times New Roman" w:cs="Times New Roman"/>
+          <w:sz w:val="28"/>
+          <w:szCs w:val="28"/>
+        </w:rPr>
+        <w:t>) деградации. Тогда в обобщённой форме можно записать</w:t>
       </w:r>
     </w:p>
     <w:p>
@@ -3906,10 +4462,10 @@
           <w:szCs w:val="28"/>
         </w:rPr>
         <w:object w:dxaOrig="3379" w:dyaOrig="620" w14:anchorId="438A2006">
-          <v:shape id="_x0000_i1032" type="#_x0000_t75" style="width:168.4pt;height:31.3pt" o:ole="">
-            <v:imagedata r:id="rId23" o:title=""/>
+          <v:shape id="_x0000_i1032" type="#_x0000_t75" style="width:168.2pt;height:31.1pt" o:ole="">
+            <v:imagedata r:id="rId27" o:title=""/>
           </v:shape>
-          <o:OLEObject Type="Embed" ProgID="Equation.DSMT4" ShapeID="_x0000_i1032" DrawAspect="Content" ObjectID="_1841557027" r:id="rId24"/>
+          <o:OLEObject Type="Embed" ProgID="Equation.DSMT4" ShapeID="_x0000_i1032" DrawAspect="Content" ObjectID="_1841744457" r:id="rId28"/>
         </w:object>
       </w:r>
     </w:p>
@@ -4280,359 +4836,10 @@
           <w:lang w:val="en-US"/>
         </w:rPr>
         <w:object w:dxaOrig="960" w:dyaOrig="680" w14:anchorId="4A0E180C">
-          <v:shape id="_x0000_i1033" type="#_x0000_t75" style="width:47.6pt;height:33.8pt" o:ole="">
-            <v:imagedata r:id="rId25" o:title=""/>
-          </v:shape>
-          <o:OLEObject Type="Embed" ProgID="Equation.DSMT4" ShapeID="_x0000_i1033" DrawAspect="Content" ObjectID="_1841557028" r:id="rId26"/>
-        </w:object>
-      </w:r>
-    </w:p>
-    <w:p>
-      <w:pPr>
-        <w:spacing w:line="360" w:lineRule="auto"/>
-        <w:ind w:firstLine="709"/>
-        <w:jc w:val="both"/>
-        <w:rPr>
-          <w:rFonts w:ascii="Times New Roman" w:hAnsi="Times New Roman" w:cs="Times New Roman"/>
-          <w:sz w:val="28"/>
-          <w:szCs w:val="28"/>
-        </w:rPr>
-      </w:pPr>
-      <w:r>
-        <w:rPr>
-          <w:rFonts w:ascii="Times New Roman" w:hAnsi="Times New Roman" w:cs="Times New Roman"/>
-          <w:sz w:val="28"/>
-          <w:szCs w:val="28"/>
-        </w:rPr>
-        <w:t>, где</w:t>
-      </w:r>
-    </w:p>
-    <w:p>
-      <w:pPr>
-        <w:spacing w:line="360" w:lineRule="auto"/>
-        <w:ind w:firstLine="709"/>
-        <w:jc w:val="both"/>
-        <w:rPr>
-          <w:rFonts w:ascii="Times New Roman" w:hAnsi="Times New Roman" w:cs="Times New Roman"/>
-          <w:sz w:val="28"/>
-          <w:szCs w:val="28"/>
-        </w:rPr>
-      </w:pPr>
-      <w:r>
-        <w:rPr>
-          <w:rFonts w:ascii="Times New Roman" w:hAnsi="Times New Roman" w:cs="Times New Roman"/>
-          <w:i/>
-          <w:iCs/>
-          <w:sz w:val="28"/>
-          <w:szCs w:val="28"/>
-          <w:lang w:val="en-US"/>
-        </w:rPr>
-        <w:t>i</w:t>
-      </w:r>
-      <w:r>
-        <w:rPr>
-          <w:rFonts w:ascii="Times New Roman" w:hAnsi="Times New Roman" w:cs="Times New Roman"/>
-          <w:i/>
-          <w:iCs/>
-          <w:sz w:val="28"/>
-          <w:szCs w:val="28"/>
-          <w:vertAlign w:val="subscript"/>
-        </w:rPr>
-        <w:t>0</w:t>
-      </w:r>
-      <w:r>
-        <w:rPr>
-          <w:rFonts w:ascii="Times New Roman" w:hAnsi="Times New Roman" w:cs="Times New Roman"/>
-          <w:sz w:val="28"/>
-          <w:szCs w:val="28"/>
-        </w:rPr>
-        <w:t xml:space="preserve"> – </w:t>
-      </w:r>
-      <w:r>
-        <w:rPr>
-          <w:rFonts w:ascii="Times New Roman" w:hAnsi="Times New Roman" w:cs="Times New Roman"/>
-          <w:sz w:val="28"/>
-          <w:szCs w:val="28"/>
-        </w:rPr>
-        <w:t>обменный ток реакции.</w:t>
-      </w:r>
-    </w:p>
-    <w:p>
-      <w:pPr>
-        <w:spacing w:line="360" w:lineRule="auto"/>
-        <w:ind w:firstLine="709"/>
-        <w:jc w:val="both"/>
-        <w:rPr>
-          <w:rFonts w:ascii="Times New Roman" w:hAnsi="Times New Roman" w:cs="Times New Roman"/>
-          <w:sz w:val="28"/>
-          <w:szCs w:val="28"/>
-        </w:rPr>
-      </w:pPr>
-      <w:r>
-        <w:rPr>
-          <w:rFonts w:ascii="Times New Roman" w:hAnsi="Times New Roman" w:cs="Times New Roman"/>
-          <w:sz w:val="28"/>
-          <w:szCs w:val="28"/>
-        </w:rPr>
-        <w:t>Если в процессе старения уменьшается эффективная активная площадь, снижается доступность реакционных центров или ухудшается межфазная кинетика, обменный ток уменьшается, а</w:t>
-      </w:r>
-      <w:r>
-        <w:rPr>
-          <w:rFonts w:ascii="Times New Roman" w:hAnsi="Times New Roman" w:cs="Times New Roman"/>
-          <w:sz w:val="28"/>
-          <w:szCs w:val="28"/>
-        </w:rPr>
-        <w:t xml:space="preserve"> </w:t>
-      </w:r>
-      <w:r>
-        <w:rPr>
-          <w:rFonts w:ascii="Times New Roman" w:hAnsi="Times New Roman" w:cs="Times New Roman"/>
-          <w:i/>
-          <w:iCs/>
-          <w:sz w:val="28"/>
-          <w:szCs w:val="28"/>
-          <w:lang w:val="en-US"/>
-        </w:rPr>
-        <w:t>R</w:t>
-      </w:r>
-      <w:r>
-        <w:rPr>
-          <w:rFonts w:ascii="Times New Roman" w:hAnsi="Times New Roman" w:cs="Times New Roman"/>
-          <w:i/>
-          <w:iCs/>
-          <w:sz w:val="28"/>
-          <w:szCs w:val="28"/>
-          <w:vertAlign w:val="subscript"/>
-          <w:lang w:val="en-US"/>
-        </w:rPr>
-        <w:t>ct</w:t>
-      </w:r>
-      <w:r>
-        <w:rPr>
-          <w:rFonts w:ascii="Times New Roman" w:hAnsi="Times New Roman" w:cs="Times New Roman"/>
-          <w:sz w:val="28"/>
-          <w:szCs w:val="28"/>
-        </w:rPr>
-        <w:t xml:space="preserve"> </w:t>
-      </w:r>
-      <w:r>
-        <w:rPr>
-          <w:rFonts w:ascii="Times New Roman" w:hAnsi="Times New Roman" w:cs="Times New Roman"/>
-          <w:sz w:val="28"/>
-          <w:szCs w:val="28"/>
-        </w:rPr>
-        <w:t xml:space="preserve">возрастает. </w:t>
-      </w:r>
-      <w:r>
-        <w:rPr>
-          <w:rFonts w:ascii="Times New Roman" w:hAnsi="Times New Roman" w:cs="Times New Roman"/>
-          <w:sz w:val="28"/>
-          <w:szCs w:val="28"/>
-        </w:rPr>
-        <w:t xml:space="preserve">Именно поэтому параметр </w:t>
-      </w:r>
-      <w:r>
-        <w:rPr>
-          <w:rFonts w:ascii="Times New Roman" w:hAnsi="Times New Roman" w:cs="Times New Roman"/>
-          <w:i/>
-          <w:iCs/>
-          <w:sz w:val="28"/>
-          <w:szCs w:val="28"/>
-        </w:rPr>
-        <w:t>R</w:t>
-      </w:r>
-      <w:r>
-        <w:rPr>
-          <w:rFonts w:ascii="Times New Roman" w:hAnsi="Times New Roman" w:cs="Times New Roman"/>
-          <w:i/>
-          <w:iCs/>
-          <w:sz w:val="28"/>
-          <w:szCs w:val="28"/>
-          <w:vertAlign w:val="subscript"/>
-        </w:rPr>
-        <w:t>ct</w:t>
-      </w:r>
-      <w:r>
-        <w:rPr>
-          <w:rFonts w:ascii="Times New Roman" w:hAnsi="Times New Roman" w:cs="Times New Roman"/>
-          <w:sz w:val="28"/>
-          <w:szCs w:val="28"/>
-        </w:rPr>
-        <w:t xml:space="preserve"> рассматривается в работе как один из ключевых диагностических и прогностических признаков.</w:t>
-      </w:r>
-      <w:r>
-        <w:rPr>
-          <w:rFonts w:ascii="Times New Roman" w:hAnsi="Times New Roman" w:cs="Times New Roman"/>
-          <w:sz w:val="28"/>
-          <w:szCs w:val="28"/>
-        </w:rPr>
-        <w:t xml:space="preserve"> </w:t>
-      </w:r>
-      <w:r>
-        <w:rPr>
-          <w:rFonts w:ascii="Times New Roman" w:hAnsi="Times New Roman" w:cs="Times New Roman"/>
-          <w:sz w:val="28"/>
-          <w:szCs w:val="28"/>
-        </w:rPr>
-        <w:t>Такой выбор согласуется и с современными исследованиями по EIS-диагностике, и с логикой уже сформированного каркаса диссертации.</w:t>
-      </w:r>
-    </w:p>
-    <w:p>
-      <w:pPr>
-        <w:spacing w:line="360" w:lineRule="auto"/>
-        <w:ind w:firstLine="709"/>
-        <w:jc w:val="both"/>
-        <w:rPr>
-          <w:rFonts w:ascii="Times New Roman" w:hAnsi="Times New Roman" w:cs="Times New Roman"/>
-          <w:sz w:val="28"/>
-          <w:szCs w:val="28"/>
-        </w:rPr>
-      </w:pPr>
-      <w:r>
-        <w:rPr>
-          <w:rFonts w:ascii="Times New Roman" w:hAnsi="Times New Roman" w:cs="Times New Roman"/>
-          <w:sz w:val="28"/>
-          <w:szCs w:val="28"/>
-        </w:rPr>
-        <w:t>Не менее важен процесс роста межфазного слоя на отрицательном электроде. В первом приближении его можно связать с диффузионно-ограниченным режимом. Если толщина межфазного слоя</w:t>
-      </w:r>
-      <w:r>
-        <w:rPr>
-          <w:rFonts w:ascii="Times New Roman" w:hAnsi="Times New Roman" w:cs="Times New Roman"/>
-          <w:sz w:val="28"/>
-          <w:szCs w:val="28"/>
-        </w:rPr>
-        <w:t xml:space="preserve"> </w:t>
-      </w:r>
-      <w:r>
-        <w:rPr>
-          <w:rFonts w:ascii="Times New Roman" w:hAnsi="Times New Roman" w:cs="Times New Roman"/>
-          <w:i/>
-          <w:iCs/>
-          <w:sz w:val="28"/>
-          <w:szCs w:val="28"/>
-        </w:rPr>
-        <w:t>δ</w:t>
-      </w:r>
-      <w:r>
-        <w:rPr>
-          <w:rFonts w:ascii="Times New Roman" w:hAnsi="Times New Roman" w:cs="Times New Roman"/>
-          <w:sz w:val="28"/>
-          <w:szCs w:val="28"/>
-        </w:rPr>
-        <w:t xml:space="preserve"> </w:t>
-      </w:r>
-      <w:r>
-        <w:rPr>
-          <w:rFonts w:ascii="Times New Roman" w:hAnsi="Times New Roman" w:cs="Times New Roman"/>
-          <w:sz w:val="28"/>
-          <w:szCs w:val="28"/>
-        </w:rPr>
-        <w:t>определяется транспортом реагентов через уже сформировавшийся слой, то на основе второго закона Фика</w:t>
-      </w:r>
-    </w:p>
-    <w:p>
-      <w:pPr>
-        <w:spacing w:line="360" w:lineRule="auto"/>
-        <w:ind w:firstLine="709"/>
-        <w:jc w:val="both"/>
-        <w:rPr>
-          <w:rFonts w:ascii="Times New Roman" w:hAnsi="Times New Roman" w:cs="Times New Roman"/>
-          <w:sz w:val="28"/>
-          <w:szCs w:val="28"/>
-        </w:rPr>
-      </w:pPr>
-    </w:p>
-    <w:p>
-      <w:pPr>
-        <w:spacing w:line="360" w:lineRule="auto"/>
-        <w:ind w:firstLine="709"/>
-        <w:jc w:val="both"/>
-        <w:rPr>
-          <w:rFonts w:ascii="Times New Roman" w:hAnsi="Times New Roman" w:cs="Times New Roman"/>
-          <w:sz w:val="28"/>
-          <w:szCs w:val="28"/>
-          <w:lang w:val="en-US"/>
-        </w:rPr>
-      </w:pPr>
-      <w:r>
-        <w:rPr>
-          <w:rFonts w:ascii="Times New Roman" w:hAnsi="Times New Roman" w:cs="Times New Roman"/>
-          <w:position w:val="-24"/>
-          <w:sz w:val="28"/>
-          <w:szCs w:val="28"/>
-        </w:rPr>
-        <w:object w:dxaOrig="1280" w:dyaOrig="660" w14:anchorId="5867754B">
-          <v:shape id="_x0000_i1034" type="#_x0000_t75" style="width:63.85pt;height:32.55pt" o:ole="">
-            <v:imagedata r:id="rId27" o:title=""/>
-          </v:shape>
-          <o:OLEObject Type="Embed" ProgID="Equation.DSMT4" ShapeID="_x0000_i1034" DrawAspect="Content" ObjectID="_1841557029" r:id="rId28"/>
-        </w:object>
-      </w:r>
-    </w:p>
-    <w:p>
-      <w:pPr>
-        <w:spacing w:line="360" w:lineRule="auto"/>
-        <w:ind w:firstLine="709"/>
-        <w:jc w:val="both"/>
-        <w:rPr>
-          <w:rFonts w:ascii="Times New Roman" w:hAnsi="Times New Roman" w:cs="Times New Roman"/>
-          <w:sz w:val="28"/>
-          <w:szCs w:val="28"/>
-          <w:lang w:val="en-US"/>
-        </w:rPr>
-      </w:pPr>
-      <w:r>
-        <w:rPr>
-          <w:rFonts w:ascii="Times New Roman" w:hAnsi="Times New Roman" w:cs="Times New Roman"/>
-          <w:sz w:val="28"/>
-          <w:szCs w:val="28"/>
-        </w:rPr>
-        <w:t xml:space="preserve">получается </w:t>
-      </w:r>
-      <w:r>
-        <w:rPr>
-          <w:rFonts w:ascii="Times New Roman" w:hAnsi="Times New Roman" w:cs="Times New Roman"/>
-          <w:sz w:val="28"/>
-          <w:szCs w:val="28"/>
-          <w:highlight w:val="yellow"/>
-        </w:rPr>
-        <w:t>корневой</w:t>
-      </w:r>
-      <w:r>
-        <w:rPr>
-          <w:rFonts w:ascii="Times New Roman" w:hAnsi="Times New Roman" w:cs="Times New Roman"/>
-          <w:sz w:val="28"/>
-          <w:szCs w:val="28"/>
-        </w:rPr>
-        <w:t xml:space="preserve"> закон роста</w:t>
-      </w:r>
-    </w:p>
-    <w:p>
-      <w:pPr>
-        <w:spacing w:line="360" w:lineRule="auto"/>
-        <w:ind w:firstLine="709"/>
-        <w:jc w:val="both"/>
-        <w:rPr>
-          <w:rFonts w:ascii="Times New Roman" w:hAnsi="Times New Roman" w:cs="Times New Roman"/>
-          <w:sz w:val="28"/>
-          <w:szCs w:val="28"/>
-          <w:lang w:val="en-US"/>
-        </w:rPr>
-      </w:pPr>
-      <w:r>
-        <w:rPr>
-          <w:rFonts w:ascii="Times New Roman" w:hAnsi="Times New Roman" w:cs="Times New Roman"/>
-          <w:position w:val="-14"/>
-          <w:sz w:val="28"/>
-          <w:szCs w:val="28"/>
-          <w:lang w:val="en-US"/>
-        </w:rPr>
-        <w:object w:dxaOrig="1040" w:dyaOrig="420" w14:anchorId="3514237A">
-          <v:shape id="_x0000_i1035" type="#_x0000_t75" style="width:51.35pt;height:21.3pt" o:ole="">
+          <v:shape id="_x0000_i1033" type="#_x0000_t75" style="width:47.8pt;height:34pt" o:ole="">
             <v:imagedata r:id="rId29" o:title=""/>
           </v:shape>
-          <o:OLEObject Type="Embed" ProgID="Equation.DSMT4" ShapeID="_x0000_i1035" DrawAspect="Content" ObjectID="_1841557030" r:id="rId30"/>
+          <o:OLEObject Type="Embed" ProgID="Equation.DSMT4" ShapeID="_x0000_i1033" DrawAspect="Content" ObjectID="_1841744458" r:id="rId30"/>
         </w:object>
       </w:r>
     </w:p>
@@ -4653,34 +4860,311 @@
           <w:sz w:val="28"/>
           <w:szCs w:val="28"/>
         </w:rPr>
-        <w:t>Отсюда следует и корневой закон роста межфазного сопротивления:</w:t>
-      </w:r>
-    </w:p>
-    <w:p>
-      <w:pPr>
-        <w:spacing w:line="360" w:lineRule="auto"/>
-        <w:ind w:firstLine="709"/>
-        <w:jc w:val="both"/>
-        <w:rPr>
-          <w:rFonts w:ascii="Times New Roman" w:hAnsi="Times New Roman" w:cs="Times New Roman"/>
-          <w:sz w:val="28"/>
-          <w:szCs w:val="28"/>
-          <w:lang w:val="en-US"/>
-        </w:rPr>
-      </w:pPr>
-      <w:r>
-        <w:rPr>
-          <w:rFonts w:ascii="Times New Roman" w:hAnsi="Times New Roman" w:cs="Times New Roman"/>
-          <w:position w:val="-12"/>
-          <w:sz w:val="28"/>
-          <w:szCs w:val="28"/>
-          <w:lang w:val="en-US"/>
-        </w:rPr>
-        <w:object w:dxaOrig="1240" w:dyaOrig="400" w14:anchorId="61CEF41B">
-          <v:shape id="_x0000_i1036" type="#_x0000_t75" style="width:62.6pt;height:20.65pt" o:ole="">
+        <w:t>, где</w:t>
+      </w:r>
+    </w:p>
+    <w:p>
+      <w:pPr>
+        <w:spacing w:line="360" w:lineRule="auto"/>
+        <w:ind w:firstLine="709"/>
+        <w:jc w:val="both"/>
+        <w:rPr>
+          <w:rFonts w:ascii="Times New Roman" w:hAnsi="Times New Roman" w:cs="Times New Roman"/>
+          <w:sz w:val="28"/>
+          <w:szCs w:val="28"/>
+        </w:rPr>
+      </w:pPr>
+      <w:r>
+        <w:rPr>
+          <w:rFonts w:ascii="Times New Roman" w:hAnsi="Times New Roman" w:cs="Times New Roman"/>
+          <w:i/>
+          <w:iCs/>
+          <w:sz w:val="28"/>
+          <w:szCs w:val="28"/>
+          <w:lang w:val="en-US"/>
+        </w:rPr>
+        <w:t>i</w:t>
+      </w:r>
+      <w:r>
+        <w:rPr>
+          <w:rFonts w:ascii="Times New Roman" w:hAnsi="Times New Roman" w:cs="Times New Roman"/>
+          <w:i/>
+          <w:iCs/>
+          <w:sz w:val="28"/>
+          <w:szCs w:val="28"/>
+          <w:vertAlign w:val="subscript"/>
+        </w:rPr>
+        <w:t>0</w:t>
+      </w:r>
+      <w:r>
+        <w:rPr>
+          <w:rFonts w:ascii="Times New Roman" w:hAnsi="Times New Roman" w:cs="Times New Roman"/>
+          <w:sz w:val="28"/>
+          <w:szCs w:val="28"/>
+        </w:rPr>
+        <w:t xml:space="preserve"> – </w:t>
+      </w:r>
+      <w:r>
+        <w:rPr>
+          <w:rFonts w:ascii="Times New Roman" w:hAnsi="Times New Roman" w:cs="Times New Roman"/>
+          <w:sz w:val="28"/>
+          <w:szCs w:val="28"/>
+        </w:rPr>
+        <w:t>обменный ток реакции.</w:t>
+      </w:r>
+    </w:p>
+    <w:p>
+      <w:pPr>
+        <w:spacing w:line="360" w:lineRule="auto"/>
+        <w:ind w:firstLine="709"/>
+        <w:jc w:val="both"/>
+        <w:rPr>
+          <w:rFonts w:ascii="Times New Roman" w:hAnsi="Times New Roman" w:cs="Times New Roman"/>
+          <w:sz w:val="28"/>
+          <w:szCs w:val="28"/>
+        </w:rPr>
+      </w:pPr>
+      <w:r>
+        <w:rPr>
+          <w:rFonts w:ascii="Times New Roman" w:hAnsi="Times New Roman" w:cs="Times New Roman"/>
+          <w:sz w:val="28"/>
+          <w:szCs w:val="28"/>
+        </w:rPr>
+        <w:t>Если в процессе старения уменьшается эффективная активная площадь, снижается доступность реакционных центров или ухудшается межфазная кинетика, обменный ток уменьшается, а</w:t>
+      </w:r>
+      <w:r>
+        <w:rPr>
+          <w:rFonts w:ascii="Times New Roman" w:hAnsi="Times New Roman" w:cs="Times New Roman"/>
+          <w:sz w:val="28"/>
+          <w:szCs w:val="28"/>
+        </w:rPr>
+        <w:t xml:space="preserve"> </w:t>
+      </w:r>
+      <w:r>
+        <w:rPr>
+          <w:rFonts w:ascii="Times New Roman" w:hAnsi="Times New Roman" w:cs="Times New Roman"/>
+          <w:i/>
+          <w:iCs/>
+          <w:sz w:val="28"/>
+          <w:szCs w:val="28"/>
+          <w:lang w:val="en-US"/>
+        </w:rPr>
+        <w:t>R</w:t>
+      </w:r>
+      <w:r>
+        <w:rPr>
+          <w:rFonts w:ascii="Times New Roman" w:hAnsi="Times New Roman" w:cs="Times New Roman"/>
+          <w:i/>
+          <w:iCs/>
+          <w:sz w:val="28"/>
+          <w:szCs w:val="28"/>
+          <w:vertAlign w:val="subscript"/>
+          <w:lang w:val="en-US"/>
+        </w:rPr>
+        <w:t>ct</w:t>
+      </w:r>
+      <w:r>
+        <w:rPr>
+          <w:rFonts w:ascii="Times New Roman" w:hAnsi="Times New Roman" w:cs="Times New Roman"/>
+          <w:sz w:val="28"/>
+          <w:szCs w:val="28"/>
+        </w:rPr>
+        <w:t xml:space="preserve"> </w:t>
+      </w:r>
+      <w:r>
+        <w:rPr>
+          <w:rFonts w:ascii="Times New Roman" w:hAnsi="Times New Roman" w:cs="Times New Roman"/>
+          <w:sz w:val="28"/>
+          <w:szCs w:val="28"/>
+        </w:rPr>
+        <w:t xml:space="preserve">возрастает. </w:t>
+      </w:r>
+      <w:r>
+        <w:rPr>
+          <w:rFonts w:ascii="Times New Roman" w:hAnsi="Times New Roman" w:cs="Times New Roman"/>
+          <w:sz w:val="28"/>
+          <w:szCs w:val="28"/>
+        </w:rPr>
+        <w:t xml:space="preserve">Именно поэтому параметр </w:t>
+      </w:r>
+      <w:r>
+        <w:rPr>
+          <w:rFonts w:ascii="Times New Roman" w:hAnsi="Times New Roman" w:cs="Times New Roman"/>
+          <w:i/>
+          <w:iCs/>
+          <w:sz w:val="28"/>
+          <w:szCs w:val="28"/>
+        </w:rPr>
+        <w:t>R</w:t>
+      </w:r>
+      <w:r>
+        <w:rPr>
+          <w:rFonts w:ascii="Times New Roman" w:hAnsi="Times New Roman" w:cs="Times New Roman"/>
+          <w:i/>
+          <w:iCs/>
+          <w:sz w:val="28"/>
+          <w:szCs w:val="28"/>
+          <w:vertAlign w:val="subscript"/>
+        </w:rPr>
+        <w:t>ct</w:t>
+      </w:r>
+      <w:r>
+        <w:rPr>
+          <w:rFonts w:ascii="Times New Roman" w:hAnsi="Times New Roman" w:cs="Times New Roman"/>
+          <w:sz w:val="28"/>
+          <w:szCs w:val="28"/>
+        </w:rPr>
+        <w:t xml:space="preserve"> рассматривается в работе как один из ключевых диагностических и прогностических признаков.</w:t>
+      </w:r>
+      <w:r>
+        <w:rPr>
+          <w:rFonts w:ascii="Times New Roman" w:hAnsi="Times New Roman" w:cs="Times New Roman"/>
+          <w:sz w:val="28"/>
+          <w:szCs w:val="28"/>
+        </w:rPr>
+        <w:t xml:space="preserve"> </w:t>
+      </w:r>
+      <w:r>
+        <w:rPr>
+          <w:rFonts w:ascii="Times New Roman" w:hAnsi="Times New Roman" w:cs="Times New Roman"/>
+          <w:sz w:val="28"/>
+          <w:szCs w:val="28"/>
+        </w:rPr>
+        <w:t>Такой выбор согласуется и с современными исследованиями по EIS-диагностике, и с логикой уже сформированного каркаса диссертации.</w:t>
+      </w:r>
+    </w:p>
+    <w:p>
+      <w:pPr>
+        <w:spacing w:line="360" w:lineRule="auto"/>
+        <w:ind w:firstLine="709"/>
+        <w:jc w:val="both"/>
+        <w:rPr>
+          <w:rFonts w:ascii="Times New Roman" w:hAnsi="Times New Roman" w:cs="Times New Roman"/>
+          <w:sz w:val="28"/>
+          <w:szCs w:val="28"/>
+        </w:rPr>
+      </w:pPr>
+      <w:r>
+        <w:rPr>
+          <w:rFonts w:ascii="Times New Roman" w:hAnsi="Times New Roman" w:cs="Times New Roman"/>
+          <w:sz w:val="28"/>
+          <w:szCs w:val="28"/>
+        </w:rPr>
+        <w:t>Не менее важен процесс роста межфазного слоя на отрицательном электроде. В первом приближении его можно связать с диффузионно-ограниченным режимом. Если толщина межфазного слоя</w:t>
+      </w:r>
+      <w:r>
+        <w:rPr>
+          <w:rFonts w:ascii="Times New Roman" w:hAnsi="Times New Roman" w:cs="Times New Roman"/>
+          <w:sz w:val="28"/>
+          <w:szCs w:val="28"/>
+        </w:rPr>
+        <w:t xml:space="preserve"> </w:t>
+      </w:r>
+      <w:r>
+        <w:rPr>
+          <w:rFonts w:ascii="Times New Roman" w:hAnsi="Times New Roman" w:cs="Times New Roman"/>
+          <w:i/>
+          <w:iCs/>
+          <w:sz w:val="28"/>
+          <w:szCs w:val="28"/>
+        </w:rPr>
+        <w:t>δ</w:t>
+      </w:r>
+      <w:r>
+        <w:rPr>
+          <w:rFonts w:ascii="Times New Roman" w:hAnsi="Times New Roman" w:cs="Times New Roman"/>
+          <w:sz w:val="28"/>
+          <w:szCs w:val="28"/>
+        </w:rPr>
+        <w:t xml:space="preserve"> </w:t>
+      </w:r>
+      <w:r>
+        <w:rPr>
+          <w:rFonts w:ascii="Times New Roman" w:hAnsi="Times New Roman" w:cs="Times New Roman"/>
+          <w:sz w:val="28"/>
+          <w:szCs w:val="28"/>
+        </w:rPr>
+        <w:t xml:space="preserve">определяется </w:t>
+      </w:r>
+      <w:r>
+        <w:rPr>
+          <w:rFonts w:ascii="Times New Roman" w:hAnsi="Times New Roman" w:cs="Times New Roman"/>
+          <w:sz w:val="28"/>
+          <w:szCs w:val="28"/>
+          <w:highlight w:val="red"/>
+        </w:rPr>
+        <w:t>транспортом</w:t>
+      </w:r>
+      <w:r>
+        <w:rPr>
+          <w:rFonts w:ascii="Times New Roman" w:hAnsi="Times New Roman" w:cs="Times New Roman"/>
+          <w:sz w:val="28"/>
+          <w:szCs w:val="28"/>
+        </w:rPr>
+        <w:t xml:space="preserve"> </w:t>
+      </w:r>
+      <w:r>
+        <w:rPr>
+          <w:rFonts w:ascii="Times New Roman" w:hAnsi="Times New Roman" w:cs="Times New Roman"/>
+          <w:sz w:val="28"/>
+          <w:szCs w:val="28"/>
+          <w:highlight w:val="green"/>
+        </w:rPr>
+        <w:t>переносом</w:t>
+      </w:r>
+      <w:r>
+        <w:rPr>
+          <w:rFonts w:ascii="Times New Roman" w:hAnsi="Times New Roman" w:cs="Times New Roman"/>
+          <w:sz w:val="28"/>
+          <w:szCs w:val="28"/>
+        </w:rPr>
+        <w:t xml:space="preserve"> </w:t>
+      </w:r>
+      <w:r>
+        <w:rPr>
+          <w:rFonts w:ascii="Times New Roman" w:hAnsi="Times New Roman" w:cs="Times New Roman"/>
+          <w:sz w:val="28"/>
+          <w:szCs w:val="28"/>
+        </w:rPr>
+        <w:t>реагентов через уже сформировавшийся слой, то на основе второго закона Фика</w:t>
+      </w:r>
+    </w:p>
+    <w:p>
+      <w:pPr>
+        <w:spacing w:line="360" w:lineRule="auto"/>
+        <w:ind w:firstLine="709"/>
+        <w:jc w:val="both"/>
+        <w:rPr>
+          <w:rFonts w:ascii="Times New Roman" w:hAnsi="Times New Roman" w:cs="Times New Roman"/>
+          <w:sz w:val="28"/>
+          <w:szCs w:val="28"/>
+        </w:rPr>
+      </w:pPr>
+    </w:p>
+    <w:p>
+      <w:pPr>
+        <w:spacing w:line="360" w:lineRule="auto"/>
+        <w:ind w:firstLine="709"/>
+        <w:jc w:val="both"/>
+        <w:rPr>
+          <w:rFonts w:ascii="Times New Roman" w:hAnsi="Times New Roman" w:cs="Times New Roman"/>
+          <w:sz w:val="28"/>
+          <w:szCs w:val="28"/>
+          <w:lang w:val="en-US"/>
+        </w:rPr>
+      </w:pPr>
+      <w:r>
+        <w:rPr>
+          <w:rFonts w:ascii="Times New Roman" w:hAnsi="Times New Roman" w:cs="Times New Roman"/>
+          <w:position w:val="-24"/>
+          <w:sz w:val="28"/>
+          <w:szCs w:val="28"/>
+        </w:rPr>
+        <w:object w:dxaOrig="1280" w:dyaOrig="660" w14:anchorId="5867754B">
+          <v:shape id="_x0000_i1034" type="#_x0000_t75" style="width:63.95pt;height:32.25pt" o:ole="">
             <v:imagedata r:id="rId31" o:title=""/>
           </v:shape>
-          <o:OLEObject Type="Embed" ProgID="Equation.DSMT4" ShapeID="_x0000_i1036" DrawAspect="Content" ObjectID="_1841557031" r:id="rId32"/>
+          <o:OLEObject Type="Embed" ProgID="Equation.DSMT4" ShapeID="_x0000_i1034" DrawAspect="Content" ObjectID="_1841744459" r:id="rId32"/>
         </w:object>
       </w:r>
     </w:p>
@@ -4693,74 +5177,60 @@
           <w:rFonts w:ascii="Times New Roman" w:hAnsi="Times New Roman" w:cs="Times New Roman"/>
           <w:sz w:val="28"/>
           <w:szCs w:val="28"/>
-        </w:rPr>
-      </w:pPr>
-      <w:r>
-        <w:rPr>
-          <w:rFonts w:ascii="Times New Roman" w:hAnsi="Times New Roman" w:cs="Times New Roman"/>
-          <w:sz w:val="28"/>
-          <w:szCs w:val="28"/>
-        </w:rPr>
-        <w:t>Эта зависимость особенно важна для объяснения ранней стадии старения, когда снижение ёмкости ещё умеренно, а рост сопротивления уже становится заметным. В дальнейшем, по мере вовлечения механических и структурных механизмов, зависимость может стать близкой к линейной или даже сверхлинейной.</w:t>
-      </w:r>
-    </w:p>
-    <w:p>
-      <w:pPr>
-        <w:spacing w:line="360" w:lineRule="auto"/>
-        <w:ind w:firstLine="709"/>
-        <w:jc w:val="both"/>
-        <w:rPr>
-          <w:rFonts w:ascii="Times New Roman" w:hAnsi="Times New Roman" w:cs="Times New Roman"/>
-          <w:sz w:val="28"/>
-          <w:szCs w:val="28"/>
-        </w:rPr>
-      </w:pPr>
-      <w:r>
-        <w:rPr>
-          <w:rFonts w:ascii="Times New Roman" w:hAnsi="Times New Roman" w:cs="Times New Roman"/>
-          <w:sz w:val="28"/>
-          <w:szCs w:val="28"/>
-        </w:rPr>
-        <w:t>Температурная составляющая старения подчиняется закону Аррениуса:</w:t>
-      </w:r>
-    </w:p>
-    <w:p>
-      <w:pPr>
-        <w:spacing w:line="360" w:lineRule="auto"/>
-        <w:ind w:firstLine="709"/>
-        <w:jc w:val="both"/>
-        <w:rPr>
-          <w:rFonts w:ascii="Times New Roman" w:hAnsi="Times New Roman" w:cs="Times New Roman"/>
-          <w:sz w:val="28"/>
-          <w:szCs w:val="28"/>
-        </w:rPr>
-      </w:pPr>
-    </w:p>
-    <w:p>
-      <w:pPr>
-        <w:spacing w:line="360" w:lineRule="auto"/>
-        <w:ind w:firstLine="709"/>
-        <w:jc w:val="both"/>
-        <w:rPr>
-          <w:rFonts w:ascii="Times New Roman" w:hAnsi="Times New Roman" w:cs="Times New Roman"/>
-          <w:sz w:val="28"/>
-          <w:szCs w:val="28"/>
-          <w:lang w:val="en-US"/>
-        </w:rPr>
-      </w:pPr>
-      <w:r>
-        <w:rPr>
-          <w:rFonts w:ascii="Times New Roman" w:hAnsi="Times New Roman" w:cs="Times New Roman"/>
-          <w:position w:val="-28"/>
-          <w:sz w:val="28"/>
-          <w:szCs w:val="28"/>
-          <w:lang w:val="en-US"/>
-        </w:rPr>
-        <w:object w:dxaOrig="2079" w:dyaOrig="680" w14:anchorId="525A4C2A">
-          <v:shape id="_x0000_i1037" type="#_x0000_t75" style="width:103.95pt;height:33.8pt" o:ole="">
+          <w:lang w:val="en-US"/>
+        </w:rPr>
+      </w:pPr>
+      <w:r>
+        <w:rPr>
+          <w:rFonts w:ascii="Times New Roman" w:hAnsi="Times New Roman" w:cs="Times New Roman"/>
+          <w:sz w:val="28"/>
+          <w:szCs w:val="28"/>
+        </w:rPr>
+        <w:t xml:space="preserve">получается </w:t>
+      </w:r>
+      <w:r>
+        <w:rPr>
+          <w:rFonts w:ascii="Times New Roman" w:hAnsi="Times New Roman" w:cs="Times New Roman"/>
+          <w:sz w:val="28"/>
+          <w:szCs w:val="28"/>
+          <w:highlight w:val="yellow"/>
+        </w:rPr>
+        <w:t>корневой</w:t>
+      </w:r>
+      <w:r>
+        <w:rPr>
+          <w:rFonts w:ascii="Times New Roman" w:hAnsi="Times New Roman" w:cs="Times New Roman"/>
+          <w:sz w:val="28"/>
+          <w:szCs w:val="28"/>
+        </w:rPr>
+        <w:t xml:space="preserve"> закон роста</w:t>
+      </w:r>
+    </w:p>
+    <w:p>
+      <w:pPr>
+        <w:spacing w:line="360" w:lineRule="auto"/>
+        <w:ind w:firstLine="709"/>
+        <w:jc w:val="both"/>
+        <w:rPr>
+          <w:rFonts w:ascii="Times New Roman" w:hAnsi="Times New Roman" w:cs="Times New Roman"/>
+          <w:sz w:val="28"/>
+          <w:szCs w:val="28"/>
+          <w:lang w:val="en-US"/>
+        </w:rPr>
+      </w:pPr>
+      <w:r>
+        <w:rPr>
+          <w:rFonts w:ascii="Times New Roman" w:hAnsi="Times New Roman" w:cs="Times New Roman"/>
+          <w:position w:val="-14"/>
+          <w:sz w:val="28"/>
+          <w:szCs w:val="28"/>
+          <w:lang w:val="en-US"/>
+        </w:rPr>
+        <w:object w:dxaOrig="1040" w:dyaOrig="420" w14:anchorId="3514237A">
+          <v:shape id="_x0000_i1035" type="#_x0000_t75" style="width:51.25pt;height:21.3pt" o:ole="">
             <v:imagedata r:id="rId33" o:title=""/>
           </v:shape>
-          <o:OLEObject Type="Embed" ProgID="Equation.DSMT4" ShapeID="_x0000_i1037" DrawAspect="Content" ObjectID="_1841557032" r:id="rId34"/>
+          <o:OLEObject Type="Embed" ProgID="Equation.DSMT4" ShapeID="_x0000_i1035" DrawAspect="Content" ObjectID="_1841744460" r:id="rId34"/>
         </w:object>
       </w:r>
     </w:p>
@@ -4781,6 +5251,134 @@
           <w:sz w:val="28"/>
           <w:szCs w:val="28"/>
         </w:rPr>
+        <w:t>Отсюда следует и корневой закон роста межфазного сопротивления:</w:t>
+      </w:r>
+    </w:p>
+    <w:p>
+      <w:pPr>
+        <w:spacing w:line="360" w:lineRule="auto"/>
+        <w:ind w:firstLine="709"/>
+        <w:jc w:val="both"/>
+        <w:rPr>
+          <w:rFonts w:ascii="Times New Roman" w:hAnsi="Times New Roman" w:cs="Times New Roman"/>
+          <w:sz w:val="28"/>
+          <w:szCs w:val="28"/>
+          <w:lang w:val="en-US"/>
+        </w:rPr>
+      </w:pPr>
+      <w:r>
+        <w:rPr>
+          <w:rFonts w:ascii="Times New Roman" w:hAnsi="Times New Roman" w:cs="Times New Roman"/>
+          <w:position w:val="-12"/>
+          <w:sz w:val="28"/>
+          <w:szCs w:val="28"/>
+          <w:lang w:val="en-US"/>
+        </w:rPr>
+        <w:object w:dxaOrig="1240" w:dyaOrig="400" w14:anchorId="61CEF41B">
+          <v:shape id="_x0000_i1036" type="#_x0000_t75" style="width:62.8pt;height:20.75pt" o:ole="">
+            <v:imagedata r:id="rId35" o:title=""/>
+          </v:shape>
+          <o:OLEObject Type="Embed" ProgID="Equation.DSMT4" ShapeID="_x0000_i1036" DrawAspect="Content" ObjectID="_1841744461" r:id="rId36"/>
+        </w:object>
+      </w:r>
+    </w:p>
+    <w:p>
+      <w:pPr>
+        <w:spacing w:line="360" w:lineRule="auto"/>
+        <w:ind w:firstLine="709"/>
+        <w:jc w:val="both"/>
+        <w:rPr>
+          <w:rFonts w:ascii="Times New Roman" w:hAnsi="Times New Roman" w:cs="Times New Roman"/>
+          <w:sz w:val="28"/>
+          <w:szCs w:val="28"/>
+        </w:rPr>
+      </w:pPr>
+      <w:r>
+        <w:rPr>
+          <w:rFonts w:ascii="Times New Roman" w:hAnsi="Times New Roman" w:cs="Times New Roman"/>
+          <w:sz w:val="28"/>
+          <w:szCs w:val="28"/>
+        </w:rPr>
+        <w:t>Эта зависимость особенно важна для объяснения ранней стадии старения, когда снижение ёмкости ещё умеренно, а рост сопротивления уже становится заметным. В дальнейшем, по мере вовлечения механических и структурных механизмов, зависимость может стать близкой к линейной или даже сверхлинейной.</w:t>
+      </w:r>
+    </w:p>
+    <w:p>
+      <w:pPr>
+        <w:spacing w:line="360" w:lineRule="auto"/>
+        <w:ind w:firstLine="709"/>
+        <w:jc w:val="both"/>
+        <w:rPr>
+          <w:rFonts w:ascii="Times New Roman" w:hAnsi="Times New Roman" w:cs="Times New Roman"/>
+          <w:sz w:val="28"/>
+          <w:szCs w:val="28"/>
+        </w:rPr>
+      </w:pPr>
+      <w:r>
+        <w:rPr>
+          <w:rFonts w:ascii="Times New Roman" w:hAnsi="Times New Roman" w:cs="Times New Roman"/>
+          <w:sz w:val="28"/>
+          <w:szCs w:val="28"/>
+        </w:rPr>
+        <w:t>Температурная составляющая старения подчиняется закону Аррениуса:</w:t>
+      </w:r>
+    </w:p>
+    <w:p>
+      <w:pPr>
+        <w:spacing w:line="360" w:lineRule="auto"/>
+        <w:ind w:firstLine="709"/>
+        <w:jc w:val="both"/>
+        <w:rPr>
+          <w:rFonts w:ascii="Times New Roman" w:hAnsi="Times New Roman" w:cs="Times New Roman"/>
+          <w:sz w:val="28"/>
+          <w:szCs w:val="28"/>
+        </w:rPr>
+      </w:pPr>
+    </w:p>
+    <w:p>
+      <w:pPr>
+        <w:spacing w:line="360" w:lineRule="auto"/>
+        <w:ind w:firstLine="709"/>
+        <w:jc w:val="both"/>
+        <w:rPr>
+          <w:rFonts w:ascii="Times New Roman" w:hAnsi="Times New Roman" w:cs="Times New Roman"/>
+          <w:sz w:val="28"/>
+          <w:szCs w:val="28"/>
+          <w:lang w:val="en-US"/>
+        </w:rPr>
+      </w:pPr>
+      <w:r>
+        <w:rPr>
+          <w:rFonts w:ascii="Times New Roman" w:hAnsi="Times New Roman" w:cs="Times New Roman"/>
+          <w:position w:val="-28"/>
+          <w:sz w:val="28"/>
+          <w:szCs w:val="28"/>
+          <w:lang w:val="en-US"/>
+        </w:rPr>
+        <w:object w:dxaOrig="2079" w:dyaOrig="680" w14:anchorId="525A4C2A">
+          <v:shape id="_x0000_i1037" type="#_x0000_t75" style="width:103.7pt;height:34pt" o:ole="">
+            <v:imagedata r:id="rId37" o:title=""/>
+          </v:shape>
+          <o:OLEObject Type="Embed" ProgID="Equation.DSMT4" ShapeID="_x0000_i1037" DrawAspect="Content" ObjectID="_1841744462" r:id="rId38"/>
+        </w:object>
+      </w:r>
+    </w:p>
+    <w:p>
+      <w:pPr>
+        <w:spacing w:line="360" w:lineRule="auto"/>
+        <w:ind w:firstLine="709"/>
+        <w:jc w:val="both"/>
+        <w:rPr>
+          <w:rFonts w:ascii="Times New Roman" w:hAnsi="Times New Roman" w:cs="Times New Roman"/>
+          <w:sz w:val="28"/>
+          <w:szCs w:val="28"/>
+        </w:rPr>
+      </w:pPr>
+      <w:r>
+        <w:rPr>
+          <w:rFonts w:ascii="Times New Roman" w:hAnsi="Times New Roman" w:cs="Times New Roman"/>
+          <w:sz w:val="28"/>
+          <w:szCs w:val="28"/>
+        </w:rPr>
         <w:t xml:space="preserve">, где </w:t>
       </w:r>
       <w:r>
@@ -4841,7 +5439,35 @@
           <w:sz w:val="28"/>
           <w:szCs w:val="28"/>
         </w:rPr>
-        <w:t>Применение этой формулы в данной работе обосновано тем, что межфазные реакции, разложение электролита, растворение переходных металлов, газообразование и многие формы структурной релаксации являются термоактивируемыми. Следовательно, даже одинаковая химическая система при разных тепловых режимах будет демонстрировать различную траекторию деградации. Современные обзоры по NMC, LFP и LTO системам подтверждают критическую роль температуры и SOC-окна в старении аккумуляторов.</w:t>
+        <w:t xml:space="preserve">Применение этой формулы в данной работе обосновано тем, что межфазные реакции, разложение электролита, растворение переходных металлов, газообразование и многие формы структурной релаксации являются термоактивируемыми. Следовательно, даже одинаковая химическая система при разных тепловых режимах будет демонстрировать различную траекторию деградации. Современные обзоры по NMC, LFP и LTO системам подтверждают критическую роль температуры и </w:t>
+      </w:r>
+      <w:r>
+        <w:rPr>
+          <w:rFonts w:ascii="Times New Roman" w:hAnsi="Times New Roman" w:cs="Times New Roman"/>
+          <w:i/>
+          <w:iCs/>
+          <w:sz w:val="28"/>
+          <w:szCs w:val="28"/>
+          <w:highlight w:val="yellow"/>
+        </w:rPr>
+        <w:t>SOC</w:t>
+      </w:r>
+      <w:r>
+        <w:rPr>
+          <w:rFonts w:ascii="Times New Roman" w:hAnsi="Times New Roman" w:cs="Times New Roman"/>
+          <w:sz w:val="28"/>
+          <w:szCs w:val="28"/>
+          <w:highlight w:val="yellow"/>
+        </w:rPr>
+        <w:t>-окна</w:t>
+      </w:r>
+      <w:r>
+        <w:rPr>
+          <w:rFonts w:ascii="Times New Roman" w:hAnsi="Times New Roman" w:cs="Times New Roman"/>
+          <w:sz w:val="28"/>
+          <w:szCs w:val="28"/>
+        </w:rPr>
+        <w:t xml:space="preserve"> в старении аккумуляторов.</w:t>
       </w:r>
     </w:p>
     <w:p>
@@ -4916,26 +5542,52 @@
           <w:rFonts w:ascii="Times New Roman" w:hAnsi="Times New Roman" w:cs="Times New Roman"/>
           <w:sz w:val="28"/>
           <w:szCs w:val="28"/>
+          <w:highlight w:val="red"/>
+        </w:rPr>
+        <w:t>микротрещинообразование</w:t>
+      </w:r>
+      <w:r>
+        <w:rPr>
+          <w:rFonts w:ascii="Times New Roman" w:hAnsi="Times New Roman" w:cs="Times New Roman"/>
+          <w:sz w:val="28"/>
+          <w:szCs w:val="28"/>
+        </w:rPr>
+        <w:t xml:space="preserve"> </w:t>
+      </w:r>
+      <w:r>
+        <w:rPr>
+          <w:rFonts w:ascii="Times New Roman" w:hAnsi="Times New Roman" w:cs="Times New Roman"/>
+          <w:sz w:val="28"/>
+          <w:szCs w:val="28"/>
+          <w:highlight w:val="green"/>
+        </w:rPr>
+        <w:t>образование микротрещим</w:t>
+      </w:r>
+      <w:r>
+        <w:rPr>
+          <w:rFonts w:ascii="Times New Roman" w:hAnsi="Times New Roman" w:cs="Times New Roman"/>
+          <w:sz w:val="28"/>
+          <w:szCs w:val="28"/>
+        </w:rPr>
+        <w:t xml:space="preserve"> вторичных частиц, деградация поверхности катода, растворение переходных металлов, катионное </w:t>
+      </w:r>
+      <w:r>
+        <w:rPr>
+          <w:rFonts w:ascii="Times New Roman" w:hAnsi="Times New Roman" w:cs="Times New Roman"/>
+          <w:sz w:val="28"/>
+          <w:szCs w:val="28"/>
+        </w:rPr>
+        <w:lastRenderedPageBreak/>
+        <w:t xml:space="preserve">смешение, кислородная нестабильность при высоких степенях делитирования и ускоренное взаимодействие катода с электролитом, особенно у </w:t>
+      </w:r>
+      <w:r>
+        <w:rPr>
+          <w:rFonts w:ascii="Times New Roman" w:hAnsi="Times New Roman" w:cs="Times New Roman"/>
+          <w:sz w:val="28"/>
+          <w:szCs w:val="28"/>
           <w:highlight w:val="yellow"/>
         </w:rPr>
-        <w:t>микротрещинообразование</w:t>
-      </w:r>
-      <w:r>
-        <w:rPr>
-          <w:rFonts w:ascii="Times New Roman" w:hAnsi="Times New Roman" w:cs="Times New Roman"/>
-          <w:sz w:val="28"/>
-          <w:szCs w:val="28"/>
-        </w:rPr>
-        <w:t xml:space="preserve"> вторичных частиц, деградация поверхности катода, растворение переходных металлов, катионное смешение, кислородная </w:t>
-      </w:r>
-      <w:r>
-        <w:rPr>
-          <w:rFonts w:ascii="Times New Roman" w:hAnsi="Times New Roman" w:cs="Times New Roman"/>
-          <w:sz w:val="28"/>
-          <w:szCs w:val="28"/>
-        </w:rPr>
-        <w:lastRenderedPageBreak/>
-        <w:t xml:space="preserve">нестабильность при высоких степенях делитирования и ускоренное взаимодействие катода с электролитом, особенно у </w:t>
+        <w:t>Ni</w:t>
       </w:r>
       <w:r>
         <w:rPr>
@@ -4944,7 +5596,7 @@
           <w:szCs w:val="28"/>
           <w:highlight w:val="yellow"/>
         </w:rPr>
-        <w:t>Ni</w:t>
+        <w:t>-</w:t>
       </w:r>
       <w:r>
         <w:rPr>
@@ -4953,7 +5605,152 @@
           <w:szCs w:val="28"/>
           <w:highlight w:val="yellow"/>
         </w:rPr>
-        <w:t>-</w:t>
+        <w:t>rich</w:t>
+      </w:r>
+      <w:r>
+        <w:rPr>
+          <w:rFonts w:ascii="Times New Roman" w:hAnsi="Times New Roman" w:cs="Times New Roman"/>
+          <w:sz w:val="28"/>
+          <w:szCs w:val="28"/>
+        </w:rPr>
+        <w:t>(</w:t>
+      </w:r>
+      <w:r>
+        <w:rPr>
+          <w:rFonts w:ascii="Times New Roman" w:hAnsi="Times New Roman" w:cs="Times New Roman"/>
+          <w:sz w:val="28"/>
+          <w:szCs w:val="28"/>
+          <w:highlight w:val="green"/>
+        </w:rPr>
+        <w:t>богатых литием</w:t>
+      </w:r>
+      <w:r>
+        <w:rPr>
+          <w:rFonts w:ascii="Times New Roman" w:hAnsi="Times New Roman" w:cs="Times New Roman"/>
+          <w:sz w:val="28"/>
+          <w:szCs w:val="28"/>
+        </w:rPr>
+        <w:t>)</w:t>
+      </w:r>
+      <w:r>
+        <w:rPr>
+          <w:rFonts w:ascii="Times New Roman" w:hAnsi="Times New Roman" w:cs="Times New Roman"/>
+          <w:sz w:val="28"/>
+          <w:szCs w:val="28"/>
+        </w:rPr>
+        <w:t xml:space="preserve"> композиций.</w:t>
+      </w:r>
+    </w:p>
+    <w:p>
+      <w:pPr>
+        <w:spacing w:line="360" w:lineRule="auto"/>
+        <w:ind w:firstLine="709"/>
+        <w:jc w:val="both"/>
+        <w:rPr>
+          <w:rFonts w:ascii="Times New Roman" w:hAnsi="Times New Roman" w:cs="Times New Roman"/>
+          <w:sz w:val="28"/>
+          <w:szCs w:val="28"/>
+        </w:rPr>
+      </w:pPr>
+      <w:r>
+        <w:rPr>
+          <w:rFonts w:ascii="Times New Roman" w:hAnsi="Times New Roman" w:cs="Times New Roman"/>
+          <w:sz w:val="28"/>
+          <w:szCs w:val="28"/>
+        </w:rPr>
+        <w:t>С точки зрения кинетики старения это означает, что деградация NMC идёт одновременно по двум связанным контурам. Первый контур — катодный: структурная перестройка кристаллической решётки, накопление механических дефектов, потеря электрического контакта между частицами и рост межфазной реакционной активности. Второй контур — анодный и межсистемный: осаждение продуктов побочных реакций, изменение состава SEI, перенос растворившихся переходных металлов к аноду и ускорение потери циклируемого лития. В спектре импеданса это, как правило, проявляется сравнительно быстрым ростом полукруга переноса заряда и последующим усилением низкочастотной диффузионной компоненты.</w:t>
+      </w:r>
+    </w:p>
+    <w:p>
+      <w:pPr>
+        <w:spacing w:line="360" w:lineRule="auto"/>
+        <w:ind w:firstLine="709"/>
+        <w:jc w:val="both"/>
+        <w:rPr>
+          <w:rFonts w:ascii="Times New Roman" w:hAnsi="Times New Roman" w:cs="Times New Roman"/>
+          <w:sz w:val="28"/>
+          <w:szCs w:val="28"/>
+        </w:rPr>
+      </w:pPr>
+      <w:r>
+        <w:rPr>
+          <w:rFonts w:ascii="Times New Roman" w:hAnsi="Times New Roman" w:cs="Times New Roman"/>
+          <w:sz w:val="28"/>
+          <w:szCs w:val="28"/>
+        </w:rPr>
+        <w:t>В математической форме деградацию NMC-элемента удобно описывать как сумму структурной и межфазной составляющих:</w:t>
+      </w:r>
+    </w:p>
+    <w:p>
+      <w:pPr>
+        <w:spacing w:line="360" w:lineRule="auto"/>
+        <w:ind w:firstLine="709"/>
+        <w:jc w:val="both"/>
+        <w:rPr>
+          <w:rFonts w:ascii="Times New Roman" w:hAnsi="Times New Roman" w:cs="Times New Roman"/>
+          <w:sz w:val="28"/>
+          <w:szCs w:val="28"/>
+        </w:rPr>
+      </w:pPr>
+    </w:p>
+    <w:p>
+      <w:pPr>
+        <w:spacing w:line="360" w:lineRule="auto"/>
+        <w:ind w:firstLine="709"/>
+        <w:jc w:val="both"/>
+        <w:rPr>
+          <w:rFonts w:ascii="Times New Roman" w:hAnsi="Times New Roman" w:cs="Times New Roman"/>
+          <w:sz w:val="28"/>
+          <w:szCs w:val="28"/>
+          <w:lang w:val="en-US"/>
+        </w:rPr>
+      </w:pPr>
+      <w:r>
+        <w:rPr>
+          <w:rFonts w:ascii="Times New Roman" w:hAnsi="Times New Roman" w:cs="Times New Roman"/>
+          <w:position w:val="-12"/>
+          <w:sz w:val="28"/>
+          <w:szCs w:val="28"/>
+        </w:rPr>
+        <w:object w:dxaOrig="3760" w:dyaOrig="400" w14:anchorId="1D68E6E1">
+          <v:shape id="_x0000_i1038" type="#_x0000_t75" style="width:188.35pt;height:20.75pt" o:ole="">
+            <v:imagedata r:id="rId39" o:title=""/>
+          </v:shape>
+          <o:OLEObject Type="Embed" ProgID="Equation.DSMT4" ShapeID="_x0000_i1038" DrawAspect="Content" ObjectID="_1841744463" r:id="rId40"/>
+        </w:object>
+      </w:r>
+    </w:p>
+    <w:p>
+      <w:pPr>
+        <w:spacing w:line="360" w:lineRule="auto"/>
+        <w:ind w:firstLine="709"/>
+        <w:jc w:val="both"/>
+        <w:rPr>
+          <w:rFonts w:ascii="Times New Roman" w:hAnsi="Times New Roman" w:cs="Times New Roman"/>
+          <w:sz w:val="28"/>
+          <w:szCs w:val="28"/>
+          <w:lang w:val="en-US"/>
+        </w:rPr>
+      </w:pPr>
+    </w:p>
+    <w:p>
+      <w:pPr>
+        <w:spacing w:line="360" w:lineRule="auto"/>
+        <w:ind w:firstLine="709"/>
+        <w:jc w:val="both"/>
+        <w:rPr>
+          <w:rFonts w:ascii="Times New Roman" w:hAnsi="Times New Roman" w:cs="Times New Roman"/>
+          <w:sz w:val="28"/>
+          <w:szCs w:val="28"/>
+        </w:rPr>
+      </w:pPr>
+      <w:r>
+        <w:rPr>
+          <w:rFonts w:ascii="Times New Roman" w:hAnsi="Times New Roman" w:cs="Times New Roman"/>
+          <w:sz w:val="28"/>
+          <w:szCs w:val="28"/>
+        </w:rPr>
+        <w:t xml:space="preserve">Первое слагаемое отражает раннюю диффузионно-контролируемую стадию роста межфазного сопротивления, второе — квазилинейную стадию накопления потерь активного лития и активного материала, третье — позднюю стадию ускоренной деградации, когда механические нарушения катода начинают резко усиливать рост внутреннего импеданса. Такая форма модели особенно хорошо согласуется с наблюдаемой для </w:t>
       </w:r>
       <w:r>
         <w:rPr>
@@ -4962,127 +5759,15 @@
           <w:szCs w:val="28"/>
           <w:highlight w:val="yellow"/>
         </w:rPr>
-        <w:t>rich</w:t>
-      </w:r>
-      <w:r>
-        <w:rPr>
-          <w:rFonts w:ascii="Times New Roman" w:hAnsi="Times New Roman" w:cs="Times New Roman"/>
-          <w:sz w:val="28"/>
-          <w:szCs w:val="28"/>
-        </w:rPr>
-        <w:t xml:space="preserve"> композиций.</w:t>
-      </w:r>
-    </w:p>
-    <w:p>
-      <w:pPr>
-        <w:spacing w:line="360" w:lineRule="auto"/>
-        <w:ind w:firstLine="709"/>
-        <w:jc w:val="both"/>
-        <w:rPr>
-          <w:rFonts w:ascii="Times New Roman" w:hAnsi="Times New Roman" w:cs="Times New Roman"/>
-          <w:sz w:val="28"/>
-          <w:szCs w:val="28"/>
-        </w:rPr>
-      </w:pPr>
-      <w:r>
-        <w:rPr>
-          <w:rFonts w:ascii="Times New Roman" w:hAnsi="Times New Roman" w:cs="Times New Roman"/>
-          <w:sz w:val="28"/>
-          <w:szCs w:val="28"/>
-        </w:rPr>
-        <w:t>С точки зрения кинетики старения это означает, что деградация NMC идёт одновременно по двум связанным контурам. Первый контур — катодный: структурная перестройка кристаллической решётки, накопление механических дефектов, потеря электрического контакта между частицами и рост межфазной реакционной активности. Второй контур — анодный и межсистемный: осаждение продуктов побочных реакций, изменение состава SEI, перенос растворившихся переходных металлов к аноду и ускорение потери циклируемого лития. В спектре импеданса это, как правило, проявляется сравнительно быстрым ростом полукруга переноса заряда и последующим усилением низкочастотной диффузионной компоненты.</w:t>
-      </w:r>
-    </w:p>
-    <w:p>
-      <w:pPr>
-        <w:spacing w:line="360" w:lineRule="auto"/>
-        <w:ind w:firstLine="709"/>
-        <w:jc w:val="both"/>
-        <w:rPr>
-          <w:rFonts w:ascii="Times New Roman" w:hAnsi="Times New Roman" w:cs="Times New Roman"/>
-          <w:sz w:val="28"/>
-          <w:szCs w:val="28"/>
-        </w:rPr>
-      </w:pPr>
-      <w:r>
-        <w:rPr>
-          <w:rFonts w:ascii="Times New Roman" w:hAnsi="Times New Roman" w:cs="Times New Roman"/>
-          <w:sz w:val="28"/>
-          <w:szCs w:val="28"/>
-        </w:rPr>
-        <w:t>В математической форме деградацию NMC-элемента удобно описывать как сумму структурной и межфазной составляющих:</w:t>
-      </w:r>
-    </w:p>
-    <w:p>
-      <w:pPr>
-        <w:spacing w:line="360" w:lineRule="auto"/>
-        <w:ind w:firstLine="709"/>
-        <w:jc w:val="both"/>
-        <w:rPr>
-          <w:rFonts w:ascii="Times New Roman" w:hAnsi="Times New Roman" w:cs="Times New Roman"/>
-          <w:sz w:val="28"/>
-          <w:szCs w:val="28"/>
-        </w:rPr>
-      </w:pPr>
-    </w:p>
-    <w:p>
-      <w:pPr>
-        <w:spacing w:line="360" w:lineRule="auto"/>
-        <w:ind w:firstLine="709"/>
-        <w:jc w:val="both"/>
-        <w:rPr>
-          <w:rFonts w:ascii="Times New Roman" w:hAnsi="Times New Roman" w:cs="Times New Roman"/>
-          <w:sz w:val="28"/>
-          <w:szCs w:val="28"/>
-          <w:lang w:val="en-US"/>
-        </w:rPr>
-      </w:pPr>
-      <w:r>
-        <w:rPr>
-          <w:rFonts w:ascii="Times New Roman" w:hAnsi="Times New Roman" w:cs="Times New Roman"/>
-          <w:position w:val="-12"/>
-          <w:sz w:val="28"/>
-          <w:szCs w:val="28"/>
-        </w:rPr>
-        <w:object w:dxaOrig="3760" w:dyaOrig="400" w14:anchorId="1D68E6E1">
-          <v:shape id="_x0000_i1038" type="#_x0000_t75" style="width:188.45pt;height:20.65pt" o:ole="">
-            <v:imagedata r:id="rId35" o:title=""/>
-          </v:shape>
-          <o:OLEObject Type="Embed" ProgID="Equation.DSMT4" ShapeID="_x0000_i1038" DrawAspect="Content" ObjectID="_1841557033" r:id="rId36"/>
-        </w:object>
-      </w:r>
-    </w:p>
-    <w:p>
-      <w:pPr>
-        <w:spacing w:line="360" w:lineRule="auto"/>
-        <w:ind w:firstLine="709"/>
-        <w:jc w:val="both"/>
-        <w:rPr>
-          <w:rFonts w:ascii="Times New Roman" w:hAnsi="Times New Roman" w:cs="Times New Roman"/>
-          <w:sz w:val="28"/>
-          <w:szCs w:val="28"/>
-          <w:lang w:val="en-US"/>
-        </w:rPr>
-      </w:pPr>
-    </w:p>
-    <w:p>
-      <w:pPr>
-        <w:spacing w:line="360" w:lineRule="auto"/>
-        <w:ind w:firstLine="709"/>
-        <w:jc w:val="both"/>
-        <w:rPr>
-          <w:rFonts w:ascii="Times New Roman" w:hAnsi="Times New Roman" w:cs="Times New Roman"/>
-          <w:sz w:val="28"/>
-          <w:szCs w:val="28"/>
-        </w:rPr>
-      </w:pPr>
-      <w:r>
-        <w:rPr>
-          <w:rFonts w:ascii="Times New Roman" w:hAnsi="Times New Roman" w:cs="Times New Roman"/>
-          <w:sz w:val="28"/>
-          <w:szCs w:val="28"/>
-        </w:rPr>
-        <w:t xml:space="preserve">Первое слагаемое отражает раннюю диффузионно-контролируемую стадию роста межфазного сопротивления, второе — квазилинейную стадию накопления потерь активного лития и активного материала, третье — позднюю стадию ускоренной деградации, когда механические нарушения катода начинают резко усиливать рост внутреннего импеданса. Такая форма модели особенно хорошо согласуется с наблюдаемой для </w:t>
+        <w:t>Ni-rich</w:t>
+      </w:r>
+      <w:r>
+        <w:rPr>
+          <w:rFonts w:ascii="Times New Roman" w:hAnsi="Times New Roman" w:cs="Times New Roman"/>
+          <w:sz w:val="28"/>
+          <w:szCs w:val="28"/>
+        </w:rPr>
+        <w:t xml:space="preserve"> NMC переходной динамикой от плавного старта к ускоренному </w:t>
       </w:r>
       <w:r>
         <w:rPr>
@@ -5091,24 +5776,32 @@
           <w:szCs w:val="28"/>
           <w:highlight w:val="yellow"/>
         </w:rPr>
-        <w:t>Ni-rich</w:t>
-      </w:r>
-      <w:r>
-        <w:rPr>
-          <w:rFonts w:ascii="Times New Roman" w:hAnsi="Times New Roman" w:cs="Times New Roman"/>
-          <w:sz w:val="28"/>
-          <w:szCs w:val="28"/>
-        </w:rPr>
-        <w:t xml:space="preserve"> NMC переходной динамикой от плавного старта к ускоренному </w:t>
-      </w:r>
-      <w:r>
-        <w:rPr>
-          <w:rFonts w:ascii="Times New Roman" w:hAnsi="Times New Roman" w:cs="Times New Roman"/>
-          <w:sz w:val="28"/>
-          <w:szCs w:val="28"/>
-          <w:highlight w:val="yellow"/>
-        </w:rPr>
         <w:t>power fade</w:t>
+      </w:r>
+      <w:r>
+        <w:rPr>
+          <w:rFonts w:ascii="Times New Roman" w:hAnsi="Times New Roman" w:cs="Times New Roman"/>
+          <w:sz w:val="28"/>
+          <w:szCs w:val="28"/>
+        </w:rPr>
+        <w:t xml:space="preserve"> (</w:t>
+      </w:r>
+      <w:r>
+        <w:rPr>
+          <w:rFonts w:ascii="Times New Roman" w:hAnsi="Times New Roman" w:cs="Times New Roman"/>
+          <w:sz w:val="28"/>
+          <w:szCs w:val="28"/>
+          <w:highlight w:val="green"/>
+        </w:rPr>
+        <w:t>снижение способности батареи передавать или поглощать энергию с определённой скоростью</w:t>
+      </w:r>
+      <w:r>
+        <w:rPr>
+          <w:rFonts w:ascii="Times New Roman" w:hAnsi="Times New Roman" w:cs="Times New Roman"/>
+          <w:sz w:val="28"/>
+          <w:szCs w:val="28"/>
+        </w:rPr>
+        <w:t>)</w:t>
       </w:r>
       <w:r>
         <w:rPr>
@@ -5152,6 +5845,7 @@
           <w:sz w:val="28"/>
           <w:szCs w:val="28"/>
         </w:rPr>
+        <w:lastRenderedPageBreak/>
         <w:t>1.2.2 Деградация аккумуляторов типа LFP</w:t>
       </w:r>
     </w:p>
@@ -5184,113 +5878,230 @@
           <w:sz w:val="28"/>
           <w:szCs w:val="28"/>
         </w:rPr>
+        <w:t>Литий-железо-фосфатные аккумуляторы характеризуются более высокой термической стабильностью, развитой эксплуатационной безопасностью и, как правило, большим циклическим ресурсом по сравнению с NMC. Эти свойства связаны с оливиновой структурой LiFePO, которая термодинамически более устойчива и менее склонна к кислородной нестабильности, однако имеет меньшую собственную электронную проводимость и одномерные каналы диффузии лития. Современные обзоры LFP подчёркивают именно эту двойственность: высокая структурная устойчивость сочетается с более жёсткими требованиями к проводящим покрытиям, размеру частиц и межфазной архитектуре.</w:t>
+      </w:r>
+    </w:p>
+    <w:p>
+      <w:pPr>
+        <w:spacing w:line="360" w:lineRule="auto"/>
+        <w:ind w:firstLine="709"/>
+        <w:jc w:val="both"/>
+        <w:rPr>
+          <w:rFonts w:ascii="Times New Roman" w:hAnsi="Times New Roman" w:cs="Times New Roman"/>
+          <w:sz w:val="28"/>
+          <w:szCs w:val="28"/>
+        </w:rPr>
+      </w:pPr>
+      <w:r>
+        <w:rPr>
+          <w:rFonts w:ascii="Times New Roman" w:hAnsi="Times New Roman" w:cs="Times New Roman"/>
+          <w:sz w:val="28"/>
+          <w:szCs w:val="28"/>
+        </w:rPr>
+        <w:t xml:space="preserve">Для LFP-систем ранняя деградация часто определяется не столько разрушением катода, сколько потерей циклируемого лития, деградацией графитового анода и постепенным ростом импеданса на фоне сокращения эффективной реакционной площади. Обзор </w:t>
+      </w:r>
+      <w:r>
+        <w:rPr>
+          <w:rFonts w:ascii="Times New Roman" w:hAnsi="Times New Roman" w:cs="Times New Roman"/>
+          <w:sz w:val="28"/>
+          <w:szCs w:val="28"/>
+          <w:highlight w:val="yellow"/>
+        </w:rPr>
+        <w:t>Wang и соавт.</w:t>
+      </w:r>
+      <w:r>
+        <w:rPr>
+          <w:rFonts w:ascii="Times New Roman" w:hAnsi="Times New Roman" w:cs="Times New Roman"/>
+          <w:sz w:val="28"/>
+          <w:szCs w:val="28"/>
+        </w:rPr>
+        <w:t xml:space="preserve"> указывает, что на ранней стадии главным механизмом является </w:t>
+      </w:r>
+      <w:r>
+        <w:rPr>
+          <w:rFonts w:ascii="Times New Roman" w:hAnsi="Times New Roman" w:cs="Times New Roman"/>
+          <w:sz w:val="28"/>
+          <w:szCs w:val="28"/>
+          <w:highlight w:val="yellow"/>
+        </w:rPr>
+        <w:t>LLI</w:t>
+      </w:r>
+      <w:r>
+        <w:rPr>
+          <w:rFonts w:ascii="Times New Roman" w:hAnsi="Times New Roman" w:cs="Times New Roman"/>
+          <w:sz w:val="28"/>
+          <w:szCs w:val="28"/>
+          <w:highlight w:val="yellow"/>
+        </w:rPr>
+        <w:t xml:space="preserve"> (</w:t>
+      </w:r>
+      <w:r>
+        <w:rPr>
+          <w:rFonts w:ascii="Times New Roman" w:hAnsi="Times New Roman" w:cs="Times New Roman"/>
+          <w:sz w:val="28"/>
+          <w:szCs w:val="28"/>
+          <w:highlight w:val="yellow"/>
+        </w:rPr>
+        <w:t>leading to irreversible capacity degradation</w:t>
+      </w:r>
+      <w:r>
+        <w:rPr>
+          <w:rFonts w:ascii="Times New Roman" w:hAnsi="Times New Roman" w:cs="Times New Roman"/>
+          <w:sz w:val="28"/>
+          <w:szCs w:val="28"/>
+          <w:highlight w:val="yellow"/>
+        </w:rPr>
+        <w:t xml:space="preserve"> - </w:t>
+      </w:r>
+      <w:r>
+        <w:rPr>
+          <w:rFonts w:ascii="Times New Roman" w:hAnsi="Times New Roman" w:cs="Times New Roman"/>
+          <w:sz w:val="28"/>
+          <w:szCs w:val="28"/>
+          <w:highlight w:val="yellow"/>
+        </w:rPr>
+        <w:t>Необратимая потеря ёмкости в литий-ионных аккумуляторах</w:t>
+      </w:r>
+      <w:r>
+        <w:rPr>
+          <w:rFonts w:ascii="Times New Roman" w:hAnsi="Times New Roman" w:cs="Times New Roman"/>
+          <w:sz w:val="28"/>
+          <w:szCs w:val="28"/>
+          <w:highlight w:val="yellow"/>
+        </w:rPr>
+        <w:t>)</w:t>
+      </w:r>
+      <w:r>
+        <w:rPr>
+          <w:rFonts w:ascii="Times New Roman" w:hAnsi="Times New Roman" w:cs="Times New Roman"/>
+          <w:sz w:val="28"/>
+          <w:szCs w:val="28"/>
+        </w:rPr>
+        <w:t>, а затем всё большую роль начинают играть уменьшение активной площади и рост импеданса. Это особенно важно для диссертации, поскольку показывает: даже у сравнительно стабильной химии ключевой прогностический параметр должен быть связан не только с ёмкостью, но и с сопротивлением переноса заряда.</w:t>
+      </w:r>
+    </w:p>
+    <w:p>
+      <w:pPr>
+        <w:spacing w:line="360" w:lineRule="auto"/>
+        <w:ind w:firstLine="709"/>
+        <w:jc w:val="both"/>
+        <w:rPr>
+          <w:rFonts w:ascii="Times New Roman" w:hAnsi="Times New Roman" w:cs="Times New Roman"/>
+          <w:sz w:val="28"/>
+          <w:szCs w:val="28"/>
+        </w:rPr>
+      </w:pPr>
+      <w:r>
+        <w:rPr>
+          <w:rFonts w:ascii="Times New Roman" w:hAnsi="Times New Roman" w:cs="Times New Roman"/>
+          <w:sz w:val="28"/>
+          <w:szCs w:val="28"/>
+        </w:rPr>
+        <w:t xml:space="preserve">Физически деградация LFP-системы связана с двухфазным механизмом </w:t>
+      </w:r>
+      <w:commentRangeStart w:id="3"/>
+      <w:r>
+        <w:rPr>
+          <w:rFonts w:ascii="Times New Roman" w:hAnsi="Times New Roman" w:cs="Times New Roman"/>
+          <w:sz w:val="28"/>
+          <w:szCs w:val="28"/>
+          <w:highlight w:val="yellow"/>
+        </w:rPr>
+        <w:t>интеркаляции</w:t>
+      </w:r>
+      <w:commentRangeEnd w:id="3"/>
+      <w:r>
+        <w:rPr>
+          <w:rStyle w:val="ad"/>
+          <w:rFonts w:ascii="Times New Roman" w:hAnsi="Times New Roman" w:cs="Times New Roman"/>
+          <w:sz w:val="28"/>
+          <w:szCs w:val="28"/>
+          <w:highlight w:val="yellow"/>
+        </w:rPr>
+        <w:commentReference w:id="3"/>
+      </w:r>
+      <w:r>
+        <w:rPr>
+          <w:rFonts w:ascii="Times New Roman" w:hAnsi="Times New Roman" w:cs="Times New Roman"/>
+          <w:sz w:val="28"/>
+          <w:szCs w:val="28"/>
+          <w:highlight w:val="yellow"/>
+        </w:rPr>
+        <w:t>/деинтеркаляции</w:t>
+      </w:r>
+      <w:r>
+        <w:rPr>
+          <w:rFonts w:ascii="Times New Roman" w:hAnsi="Times New Roman" w:cs="Times New Roman"/>
+          <w:sz w:val="28"/>
+          <w:szCs w:val="28"/>
+        </w:rPr>
+        <w:t xml:space="preserve"> в системе FePO/LiFePO. В простейшей одномерной постановке диффузия лития в частице описывается вторым законом Фика, а движение фазовой границы подчиняется условию </w:t>
+      </w:r>
+      <w:r>
+        <w:rPr>
+          <w:rFonts w:ascii="Times New Roman" w:hAnsi="Times New Roman" w:cs="Times New Roman"/>
+          <w:sz w:val="28"/>
+          <w:szCs w:val="28"/>
+          <w:highlight w:val="yellow"/>
+        </w:rPr>
+        <w:t>потока на интерфейсе</w:t>
+      </w:r>
+      <w:r>
+        <w:rPr>
+          <w:rFonts w:ascii="Times New Roman" w:hAnsi="Times New Roman" w:cs="Times New Roman"/>
+          <w:sz w:val="28"/>
+          <w:szCs w:val="28"/>
+        </w:rPr>
+        <w:t xml:space="preserve">. В инженерной аппроксимации это приводит к тому, что параметр </w:t>
+      </w:r>
+      <w:r>
+        <w:rPr>
+          <w:rFonts w:ascii="Times New Roman" w:hAnsi="Times New Roman" w:cs="Times New Roman"/>
+          <w:i/>
+          <w:iCs/>
+          <w:sz w:val="28"/>
+          <w:szCs w:val="28"/>
+        </w:rPr>
+        <w:t>R</w:t>
+      </w:r>
+      <w:r>
+        <w:rPr>
+          <w:rFonts w:ascii="Times New Roman" w:hAnsi="Times New Roman" w:cs="Times New Roman"/>
+          <w:i/>
+          <w:iCs/>
+          <w:sz w:val="28"/>
+          <w:szCs w:val="28"/>
+          <w:vertAlign w:val="subscript"/>
+        </w:rPr>
+        <w:t>ct</w:t>
+      </w:r>
+      <w:r>
+        <w:rPr>
+          <w:rFonts w:ascii="Times New Roman" w:hAnsi="Times New Roman" w:cs="Times New Roman"/>
+          <w:sz w:val="28"/>
+          <w:szCs w:val="28"/>
+        </w:rPr>
+        <w:t xml:space="preserve"> возрастает медленнее, чем у NMC, но роль диффузионной составляющей остаётся выраженной, особенно при низких температурах и высоких токах.</w:t>
+      </w:r>
+    </w:p>
+    <w:p>
+      <w:pPr>
+        <w:spacing w:line="360" w:lineRule="auto"/>
+        <w:ind w:firstLine="709"/>
+        <w:jc w:val="both"/>
+        <w:rPr>
+          <w:rFonts w:ascii="Times New Roman" w:hAnsi="Times New Roman" w:cs="Times New Roman"/>
+          <w:sz w:val="28"/>
+          <w:szCs w:val="28"/>
+        </w:rPr>
+      </w:pPr>
+      <w:r>
+        <w:rPr>
+          <w:rFonts w:ascii="Times New Roman" w:hAnsi="Times New Roman" w:cs="Times New Roman"/>
+          <w:sz w:val="28"/>
+          <w:szCs w:val="28"/>
+        </w:rPr>
         <w:lastRenderedPageBreak/>
-        <w:t>Литий-железо-фосфатные аккумуляторы характеризуются более высокой термической стабильностью, развитой эксплуатационной безопасностью и, как правило, большим циклическим ресурсом по сравнению с NMC. Эти свойства связаны с оливиновой структурой LiFePO, которая термодинамически более устойчива и менее склонна к кислородной нестабильности, однако имеет меньшую собственную электронную проводимость и одномерные каналы диффузии лития. Современные обзоры LFP подчёркивают именно эту двойственность: высокая структурная устойчивость сочетается с более жёсткими требованиями к проводящим покрытиям, размеру частиц и межфазной архитектуре.</w:t>
-      </w:r>
-    </w:p>
-    <w:p>
-      <w:pPr>
-        <w:spacing w:line="360" w:lineRule="auto"/>
-        <w:ind w:firstLine="709"/>
-        <w:jc w:val="both"/>
-        <w:rPr>
-          <w:rFonts w:ascii="Times New Roman" w:hAnsi="Times New Roman" w:cs="Times New Roman"/>
-          <w:sz w:val="28"/>
-          <w:szCs w:val="28"/>
-        </w:rPr>
-      </w:pPr>
-      <w:r>
-        <w:rPr>
-          <w:rFonts w:ascii="Times New Roman" w:hAnsi="Times New Roman" w:cs="Times New Roman"/>
-          <w:sz w:val="28"/>
-          <w:szCs w:val="28"/>
-        </w:rPr>
-        <w:t>Для LFP-систем ранняя деградация часто определяется не столько разрушением катода, сколько потерей циклируемого лития, деградацией графитового анода и постепенным ростом импеданса на фоне сокращения эффективной реакционной площади. Обзор Wang и соавт. указывает, что на ранней стадии главным механизмом является LLI, а затем всё большую роль начинают играть уменьшение активной площади и рост импеданса. Это особенно важно для диссертации, поскольку показывает: даже у сравнительно стабильной химии ключевой прогностический параметр должен быть связан не только с ёмкостью, но и с сопротивлением переноса заряда.</w:t>
-      </w:r>
-    </w:p>
-    <w:p>
-      <w:pPr>
-        <w:spacing w:line="360" w:lineRule="auto"/>
-        <w:ind w:firstLine="709"/>
-        <w:jc w:val="both"/>
-        <w:rPr>
-          <w:rFonts w:ascii="Times New Roman" w:hAnsi="Times New Roman" w:cs="Times New Roman"/>
-          <w:sz w:val="28"/>
-          <w:szCs w:val="28"/>
-        </w:rPr>
-      </w:pPr>
-      <w:r>
-        <w:rPr>
-          <w:rFonts w:ascii="Times New Roman" w:hAnsi="Times New Roman" w:cs="Times New Roman"/>
-          <w:sz w:val="28"/>
-          <w:szCs w:val="28"/>
-        </w:rPr>
-        <w:t xml:space="preserve">Физически деградация LFP-системы связана с двухфазным механизмом интеркаляции/деинтеркаляции в системе FePO/LiFePO. В простейшей одномерной постановке диффузия лития в частице описывается вторым законом Фика, а движение фазовой границы подчиняется условию </w:t>
-      </w:r>
-      <w:r>
-        <w:rPr>
-          <w:rFonts w:ascii="Times New Roman" w:hAnsi="Times New Roman" w:cs="Times New Roman"/>
-          <w:sz w:val="28"/>
-          <w:szCs w:val="28"/>
-          <w:highlight w:val="yellow"/>
-        </w:rPr>
-        <w:t>потока на интерфейсе</w:t>
-      </w:r>
-      <w:r>
-        <w:rPr>
-          <w:rFonts w:ascii="Times New Roman" w:hAnsi="Times New Roman" w:cs="Times New Roman"/>
-          <w:sz w:val="28"/>
-          <w:szCs w:val="28"/>
-        </w:rPr>
-        <w:t xml:space="preserve">. В инженерной аппроксимации это приводит к тому, что параметр </w:t>
-      </w:r>
-      <w:r>
-        <w:rPr>
-          <w:rFonts w:ascii="Times New Roman" w:hAnsi="Times New Roman" w:cs="Times New Roman"/>
-          <w:i/>
-          <w:iCs/>
-          <w:sz w:val="28"/>
-          <w:szCs w:val="28"/>
-        </w:rPr>
-        <w:t>R</w:t>
-      </w:r>
-      <w:r>
-        <w:rPr>
-          <w:rFonts w:ascii="Times New Roman" w:hAnsi="Times New Roman" w:cs="Times New Roman"/>
-          <w:i/>
-          <w:iCs/>
-          <w:sz w:val="28"/>
-          <w:szCs w:val="28"/>
-          <w:vertAlign w:val="subscript"/>
-        </w:rPr>
-        <w:t>ct</w:t>
-      </w:r>
-      <w:r>
-        <w:rPr>
-          <w:rFonts w:ascii="Times New Roman" w:hAnsi="Times New Roman" w:cs="Times New Roman"/>
-          <w:sz w:val="28"/>
-          <w:szCs w:val="28"/>
-        </w:rPr>
-        <w:t xml:space="preserve"> возрастает медленнее, чем у NMC, но роль диффузионной составляющей остаётся выраженной, особенно при низких температурах и высоких токах.</w:t>
-      </w:r>
-    </w:p>
-    <w:p>
-      <w:pPr>
-        <w:spacing w:line="360" w:lineRule="auto"/>
-        <w:ind w:firstLine="709"/>
-        <w:jc w:val="both"/>
-        <w:rPr>
-          <w:rFonts w:ascii="Times New Roman" w:hAnsi="Times New Roman" w:cs="Times New Roman"/>
-          <w:sz w:val="28"/>
-          <w:szCs w:val="28"/>
-        </w:rPr>
-      </w:pPr>
-      <w:r>
-        <w:rPr>
-          <w:rFonts w:ascii="Times New Roman" w:hAnsi="Times New Roman" w:cs="Times New Roman"/>
-          <w:sz w:val="28"/>
-          <w:szCs w:val="28"/>
-        </w:rPr>
         <w:t>Для LFP в диссертационной постановке целесообразно использовать зависимость</w:t>
       </w:r>
     </w:p>
@@ -5328,9 +6139,9 @@
         </w:rPr>
         <w:object w:dxaOrig="3320" w:dyaOrig="440" w14:anchorId="55016605">
           <v:shape id="_x0000_i1039" type="#_x0000_t75" style="width:165.9pt;height:21.9pt" o:ole="">
-            <v:imagedata r:id="rId37" o:title=""/>
+            <v:imagedata r:id="rId41" o:title=""/>
           </v:shape>
-          <o:OLEObject Type="Embed" ProgID="Equation.DSMT4" ShapeID="_x0000_i1039" DrawAspect="Content" ObjectID="_1841557034" r:id="rId38"/>
+          <o:OLEObject Type="Embed" ProgID="Equation.DSMT4" ShapeID="_x0000_i1039" DrawAspect="Content" ObjectID="_1841744464" r:id="rId42"/>
         </w:object>
       </w:r>
     </w:p>
@@ -5511,6 +6322,7 @@
           <w:bCs/>
           <w:sz w:val="28"/>
           <w:szCs w:val="28"/>
+          <w:highlight w:val="magenta"/>
         </w:rPr>
         <w:t>1.2.3 Деградация аккумуляторов типа LTO</w:t>
       </w:r>
@@ -5682,7 +6494,7 @@
           <w:sz w:val="28"/>
           <w:szCs w:val="28"/>
         </w:rPr>
-        <w:t>Однако у LTO имеются и принципиальные ограничения. Во-первых, такие системы уступают NMC и LFP по удельной энергии. Во-вторых, для LTO типичны сравнительно низкие электронная и ионная проводимости самого анодного материала, из-за чего для реальных высокомощностных ячеек существенную роль играют архитектура электрода, проводящие добавки и межфазное сопротивление. Современные публикации также указывают на SOC-</w:t>
+        <w:t xml:space="preserve">Однако у LTO имеются и принципиальные ограничения. Во-первых, такие системы уступают NMC и LFP по удельной энергии. Во-вторых, для LTO типичны сравнительно низкие электронная и ионная проводимости самого </w:t>
       </w:r>
       <w:r>
         <w:rPr>
@@ -5691,7 +6503,7 @@
           <w:szCs w:val="28"/>
         </w:rPr>
         <w:lastRenderedPageBreak/>
-        <w:t xml:space="preserve">зависимое и температурно-ускоряемое старение, газообразование и образование поверхностных слоёв, особенно при жёстких режимах </w:t>
+        <w:t xml:space="preserve">анодного материала, из-за чего для реальных высокомощностных ячеек существенную роль играют архитектура электрода, проводящие добавки и межфазное сопротивление. Современные публикации также указывают на SOC-зависимое и температурно-ускоряемое старение, газообразование и образование поверхностных слоёв, особенно при жёстких режимах </w:t>
       </w:r>
       <w:r>
         <w:rPr>
@@ -5854,7 +6666,7 @@
           <w:sz w:val="28"/>
           <w:szCs w:val="28"/>
         </w:rPr>
-        <w:t xml:space="preserve">Натрий-ионные аккумуляторы в последние годы активно рассматриваются как альтернатива литий-ионным системам, особенно в приложениях, где критичны стоимость, сырьевая доступность и независимость от лития. Однако современные исследования показывают, что натрий-ионные системы в целом характеризуются более медленной кинетикой поляризационных процессов и, как следствие, более выраженными импедансными полукругами, что прямо связано </w:t>
+        <w:t xml:space="preserve">Натрий-ионные аккумуляторы в последние годы активно рассматриваются как альтернатива литий-ионным системам, особенно в приложениях, где критичны стоимость, сырьевая доступность и независимость от лития. Однако </w:t>
       </w:r>
       <w:r>
         <w:rPr>
@@ -5863,7 +6675,7 @@
           <w:szCs w:val="28"/>
         </w:rPr>
         <w:lastRenderedPageBreak/>
-        <w:t>с меньшей подвижностью ионов натрия и более медленным межфазным транспортом.</w:t>
+        <w:t>современные исследования показывают, что натрий-ионные системы в целом характеризуются более медленной кинетикой поляризационных процессов и, как следствие, более выраженными импедансными полукругами, что прямо связано с меньшей подвижностью ионов натрия и более медленным межфазным транспортом.</w:t>
       </w:r>
     </w:p>
     <w:p>
@@ -6013,10 +6825,10 @@
           <w:szCs w:val="28"/>
         </w:rPr>
         <w:object w:dxaOrig="3420" w:dyaOrig="400" w14:anchorId="387CB7D6">
-          <v:shape id="_x0000_i1040" type="#_x0000_t75" style="width:170.9pt;height:20.65pt" o:ole="">
-            <v:imagedata r:id="rId39" o:title=""/>
+          <v:shape id="_x0000_i1040" type="#_x0000_t75" style="width:171.05pt;height:20.75pt" o:ole="">
+            <v:imagedata r:id="rId43" o:title=""/>
           </v:shape>
-          <o:OLEObject Type="Embed" ProgID="Equation.DSMT4" ShapeID="_x0000_i1040" DrawAspect="Content" ObjectID="_1841557035" r:id="rId40"/>
+          <o:OLEObject Type="Embed" ProgID="Equation.DSMT4" ShapeID="_x0000_i1040" DrawAspect="Content" ObjectID="_1841744465" r:id="rId44"/>
         </w:object>
       </w:r>
     </w:p>
@@ -6149,6 +6961,7 @@
           <w:sz w:val="28"/>
           <w:szCs w:val="28"/>
         </w:rPr>
+        <w:lastRenderedPageBreak/>
         <w:t>Для диссертационной логики введение Na-ion систем важно ещё и потому, что они позволяют проверить универсальность диагностико</w:t>
       </w:r>
       <w:r>
@@ -6165,16 +6978,7 @@
           <w:sz w:val="28"/>
           <w:szCs w:val="28"/>
         </w:rPr>
-        <w:t xml:space="preserve">прогностического аппарата на химии, существенно отличающейся от классических литиевых батарей. Если модель, построенная на параметрах комплексного импеданса, </w:t>
-      </w:r>
-      <w:r>
-        <w:rPr>
-          <w:rFonts w:ascii="Times New Roman" w:hAnsi="Times New Roman" w:cs="Times New Roman"/>
-          <w:sz w:val="28"/>
-          <w:szCs w:val="28"/>
-        </w:rPr>
-        <w:lastRenderedPageBreak/>
-        <w:t>сохраняет прогностическую состоятельность и для Na-ion, это резко усиливает её обобщающую ценность.</w:t>
+        <w:t>прогностического аппарата на химии, существенно отличающейся от классических литиевых батарей. Если модель, построенная на параметрах комплексного импеданса, сохраняет прогностическую состоятельность и для Na-ion, это резко усиливает её обобщающую ценность.</w:t>
       </w:r>
     </w:p>
     <w:p>
@@ -6528,7 +7332,16 @@
                 <w:sz w:val="28"/>
                 <w:szCs w:val="28"/>
               </w:rPr>
-              <w:t>потеря циклируемого лития, снижение активной площади, рост межфазного сопротивления анода, диффузионные ограничения</w:t>
+              <w:t xml:space="preserve">потеря циклируемого лития, снижение активной площади, рост межфазного сопротивления анода, </w:t>
+            </w:r>
+            <w:r>
+              <w:rPr>
+                <w:rFonts w:ascii="Times New Roman" w:hAnsi="Times New Roman" w:cs="Times New Roman"/>
+                <w:sz w:val="28"/>
+                <w:szCs w:val="28"/>
+              </w:rPr>
+              <w:lastRenderedPageBreak/>
+              <w:t>диффузионные ограничения</w:t>
             </w:r>
           </w:p>
         </w:tc>
@@ -6552,6 +7365,7 @@
                 <w:sz w:val="28"/>
                 <w:szCs w:val="28"/>
               </w:rPr>
+              <w:lastRenderedPageBreak/>
               <w:t>умеренный рост</w:t>
             </w:r>
             <w:r>
@@ -6673,16 +7487,7 @@
                 <w:sz w:val="28"/>
                 <w:szCs w:val="28"/>
               </w:rPr>
-              <w:t xml:space="preserve">межфазное сопротивление, </w:t>
-            </w:r>
-            <w:r>
-              <w:rPr>
-                <w:rFonts w:ascii="Times New Roman" w:hAnsi="Times New Roman" w:cs="Times New Roman"/>
-                <w:sz w:val="28"/>
-                <w:szCs w:val="28"/>
-              </w:rPr>
-              <w:lastRenderedPageBreak/>
-              <w:t>газообразование, катодная деградация, температурно</w:t>
+              <w:t>межфазное сопротивление, газообразование, катодная деградация, температурно</w:t>
             </w:r>
             <w:r>
               <w:rPr>
@@ -6722,7 +7527,6 @@
                 <w:sz w:val="28"/>
                 <w:szCs w:val="28"/>
               </w:rPr>
-              <w:lastRenderedPageBreak/>
               <w:t xml:space="preserve">медленный рост </w:t>
             </w:r>
             <w:r>
@@ -6741,16 +7545,7 @@
                 <w:sz w:val="28"/>
                 <w:szCs w:val="28"/>
               </w:rPr>
-              <w:t xml:space="preserve">, слабый рост </w:t>
-            </w:r>
-            <w:r>
-              <w:rPr>
-                <w:rFonts w:ascii="Times New Roman" w:hAnsi="Times New Roman" w:cs="Times New Roman"/>
-                <w:sz w:val="28"/>
-                <w:szCs w:val="28"/>
-              </w:rPr>
-              <w:lastRenderedPageBreak/>
-              <w:t>общего импеданса на ранней стадии</w:t>
+              <w:t>, слабый рост общего импеданса на ранней стадии</w:t>
             </w:r>
           </w:p>
         </w:tc>
@@ -6776,18 +7571,7 @@
                 <w:szCs w:val="28"/>
                 <w:highlight w:val="yellow"/>
               </w:rPr>
-              <w:lastRenderedPageBreak/>
-              <w:t xml:space="preserve">высокие температуры, </w:t>
-            </w:r>
-            <w:r>
-              <w:rPr>
-                <w:rFonts w:ascii="Times New Roman" w:hAnsi="Times New Roman" w:cs="Times New Roman"/>
-                <w:sz w:val="28"/>
-                <w:szCs w:val="28"/>
-                <w:highlight w:val="yellow"/>
-              </w:rPr>
-              <w:lastRenderedPageBreak/>
-              <w:t>неблагоприятное SOC-окно, экстремальный power cycling</w:t>
+              <w:t>высокие температуры, неблагоприятное SOC-окно, экстремальный power cycling</w:t>
             </w:r>
           </w:p>
         </w:tc>
@@ -6813,7 +7597,6 @@
                 <w:sz w:val="28"/>
                 <w:szCs w:val="28"/>
               </w:rPr>
-              <w:lastRenderedPageBreak/>
               <w:t>Na-ion</w:t>
             </w:r>
           </w:p>
@@ -7100,7 +7883,16 @@
           <w:sz w:val="28"/>
           <w:szCs w:val="28"/>
         </w:rPr>
-        <w:t xml:space="preserve"> показывают, что каждая химическая система обладает собственным профилем доминирующих деградационных механизмов. Это означает, что универсальная диагностика возможна только при сохранении единого математического ядра и одновременном введении химически-специфичных коэффициентов интерпретации.</w:t>
+        <w:t xml:space="preserve"> показывают, что каждая химическая система обладает собственным профилем доминирующих деградационных механизмов. Это означает, что универсальная диагностика возможна только при сохранении </w:t>
+      </w:r>
+      <w:r>
+        <w:rPr>
+          <w:rFonts w:ascii="Times New Roman" w:hAnsi="Times New Roman" w:cs="Times New Roman"/>
+          <w:sz w:val="28"/>
+          <w:szCs w:val="28"/>
+        </w:rPr>
+        <w:lastRenderedPageBreak/>
+        <w:t>единого математического ядра и одновременном введении химически-специфичных коэффициентов интерпретации.</w:t>
       </w:r>
     </w:p>
     <w:p>
@@ -7118,7 +7910,6 @@
         <w:rPr>
           <w:noProof/>
         </w:rPr>
-        <w:lastRenderedPageBreak/>
         <w:drawing>
           <wp:inline distT="0" distB="0" distL="0" distR="0" wp14:anchorId="37E798C6" wp14:editId="3197B26A">
             <wp:extent cx="6119495" cy="3190240"/>
@@ -7137,7 +7928,7 @@
                     </pic:cNvPicPr>
                   </pic:nvPicPr>
                   <pic:blipFill>
-                    <a:blip r:embed="rId41" cstate="print">
+                    <a:blip r:embed="rId45" cstate="print">
                       <a:extLst>
                         <a:ext uri="{28A0092B-C50C-407E-A947-70E740481C1C}">
                           <a14:useLocalDpi xmlns:a14="http://schemas.microsoft.com/office/drawing/2010/main" val="0"/>
@@ -7267,16 +8058,8 @@
           <w:sz w:val="28"/>
           <w:szCs w:val="28"/>
         </w:rPr>
-        <w:t xml:space="preserve">Научная ценность рисунка состоит в том, что он переводит механизм старения из качественного описания в сравнительную матрицу, пригодную для дальнейшей математической параметризации. Практическая ценность состоит в </w:t>
-      </w:r>
-      <w:r>
-        <w:rPr>
-          <w:rFonts w:ascii="Times New Roman" w:hAnsi="Times New Roman" w:cs="Times New Roman"/>
-          <w:sz w:val="28"/>
-          <w:szCs w:val="28"/>
-        </w:rPr>
         <w:lastRenderedPageBreak/>
-        <w:t xml:space="preserve">возможности заранее определить, какой набор импедансных признаков должен быть приоритетным для конкретной химической системы: для NMC — ранний мониторинг </w:t>
+        <w:t xml:space="preserve">Научная ценность рисунка состоит в том, что он переводит механизм старения из качественного описания в сравнительную матрицу, пригодную для дальнейшей математической параметризации. Практическая ценность состоит в возможности заранее определить, какой набор импедансных признаков должен быть приоритетным для конкретной химической системы: для NMC — ранний мониторинг </w:t>
       </w:r>
       <w:r>
         <w:rPr>
@@ -7404,7 +8187,7 @@
                     </pic:cNvPicPr>
                   </pic:nvPicPr>
                   <pic:blipFill>
-                    <a:blip r:embed="rId42" cstate="print">
+                    <a:blip r:embed="rId46" cstate="print">
                       <a:extLst>
                         <a:ext uri="{28A0092B-C50C-407E-A947-70E740481C1C}">
                           <a14:useLocalDpi xmlns:a14="http://schemas.microsoft.com/office/drawing/2010/main" val="0"/>
@@ -7453,6 +8236,7 @@
           <w:sz w:val="28"/>
           <w:szCs w:val="28"/>
         </w:rPr>
+        <w:lastRenderedPageBreak/>
         <w:t>Рисунок 1.5 — Деградация относительной ёмкости в опытной серии циклических испытаний</w:t>
       </w:r>
     </w:p>
@@ -7485,168 +8269,176 @@
           <w:sz w:val="28"/>
           <w:szCs w:val="28"/>
         </w:rPr>
+        <w:t>На рисунке представлены зависимости C/C</w:t>
+      </w:r>
+      <w:r>
+        <w:rPr>
+          <w:rFonts w:ascii="Times New Roman" w:hAnsi="Times New Roman" w:cs="Times New Roman"/>
+          <w:sz w:val="28"/>
+          <w:szCs w:val="28"/>
+          <w:vertAlign w:val="subscript"/>
+        </w:rPr>
+        <w:t>0</w:t>
+      </w:r>
+      <w:r>
+        <w:rPr>
+          <w:rFonts w:ascii="Times New Roman" w:hAnsi="Times New Roman" w:cs="Times New Roman"/>
+          <w:sz w:val="28"/>
+          <w:szCs w:val="28"/>
+        </w:rPr>
+        <w:t xml:space="preserve"> от числа циклов для NMC, LFP, LTO и Na-ion батарей. Горизонтальная линия соответствует принятому пороговому критерию конца ресурса по ёмкости, равному 80% от исходного значения. Кривая NMC демонстрирует наиболее ранний переход к ускоренному снижению ёмкости; LFP убывает медленнее и более плавно; LTO сохраняет наивысшую стабильность во всём диапазоне циклирования; Na-ion занимает промежуточное положение, однако характеризуется более выраженным ускорением деградации на поздних стадиях</w:t>
+      </w:r>
+    </w:p>
+    <w:p>
+      <w:pPr>
+        <w:spacing w:line="360" w:lineRule="auto"/>
+        <w:ind w:firstLine="709"/>
+        <w:jc w:val="both"/>
+        <w:rPr>
+          <w:rFonts w:ascii="Times New Roman" w:hAnsi="Times New Roman" w:cs="Times New Roman"/>
+          <w:sz w:val="28"/>
+          <w:szCs w:val="28"/>
+        </w:rPr>
+      </w:pPr>
+      <w:r>
+        <w:rPr>
+          <w:rFonts w:ascii="Times New Roman" w:hAnsi="Times New Roman" w:cs="Times New Roman"/>
+          <w:sz w:val="28"/>
+          <w:szCs w:val="28"/>
+        </w:rPr>
+        <w:t xml:space="preserve">Научная ценность рисунка состоит в том, что он подчёркивает различие деградационных законов для разных химических систем. Для NMC и Na-ion существенно выражена нелинейная ускоряющаяся стадия старения, тогда как для LFP и особенно LTO траектория дольше сохраняет квазилинейный характер. Это означает, что прогностическая модель </w:t>
+      </w:r>
+      <w:r>
+        <w:rPr>
+          <w:rFonts w:ascii="Times New Roman" w:hAnsi="Times New Roman" w:cs="Times New Roman"/>
+          <w:i/>
+          <w:iCs/>
+          <w:sz w:val="28"/>
+          <w:szCs w:val="28"/>
+        </w:rPr>
+        <w:t>RUL</w:t>
+      </w:r>
+      <w:r>
+        <w:rPr>
+          <w:rFonts w:ascii="Times New Roman" w:hAnsi="Times New Roman" w:cs="Times New Roman"/>
+          <w:sz w:val="28"/>
+          <w:szCs w:val="28"/>
+        </w:rPr>
+        <w:t xml:space="preserve"> линейной аппроксимации для всех химий.</w:t>
+      </w:r>
+    </w:p>
+    <w:p>
+      <w:pPr>
+        <w:spacing w:line="360" w:lineRule="auto"/>
+        <w:ind w:firstLine="709"/>
+        <w:jc w:val="both"/>
+        <w:rPr>
+          <w:rFonts w:ascii="Times New Roman" w:hAnsi="Times New Roman" w:cs="Times New Roman"/>
+          <w:sz w:val="28"/>
+          <w:szCs w:val="28"/>
+        </w:rPr>
+      </w:pPr>
+      <w:r>
+        <w:rPr>
+          <w:rFonts w:ascii="Times New Roman" w:hAnsi="Times New Roman" w:cs="Times New Roman"/>
+          <w:sz w:val="28"/>
+          <w:szCs w:val="28"/>
+        </w:rPr>
+        <w:t xml:space="preserve">Практическая польза рисунка заключается в возможности формирования химически-адаптивных эксплуатационных регламентов. Для NMC важен более ранний переход к режимам щадящей эксплуатации при росте импеданса, для LFP — контроль длительного </w:t>
+      </w:r>
+      <w:r>
+        <w:rPr>
+          <w:rFonts w:ascii="Times New Roman" w:hAnsi="Times New Roman" w:cs="Times New Roman"/>
+          <w:sz w:val="28"/>
+          <w:szCs w:val="28"/>
+          <w:highlight w:val="yellow"/>
+        </w:rPr>
+        <w:t>power fade</w:t>
+      </w:r>
+      <w:r>
+        <w:rPr>
+          <w:rFonts w:ascii="Times New Roman" w:hAnsi="Times New Roman" w:cs="Times New Roman"/>
+          <w:sz w:val="28"/>
+          <w:szCs w:val="28"/>
+        </w:rPr>
+        <w:t>, для LTO — мониторинг сверхдолгосрочного ресурса, для Na-ion — предупреждение ускоренной поляризационной деградации.</w:t>
+      </w:r>
+    </w:p>
+    <w:p>
+      <w:pPr>
+        <w:spacing w:line="360" w:lineRule="auto"/>
+        <w:ind w:firstLine="709"/>
+        <w:jc w:val="both"/>
+        <w:rPr>
+          <w:rFonts w:ascii="Times New Roman" w:hAnsi="Times New Roman" w:cs="Times New Roman"/>
+          <w:sz w:val="28"/>
+          <w:szCs w:val="28"/>
+        </w:rPr>
+      </w:pPr>
+      <w:r>
+        <w:rPr>
+          <w:rFonts w:ascii="Times New Roman" w:hAnsi="Times New Roman" w:cs="Times New Roman"/>
+          <w:sz w:val="28"/>
+          <w:szCs w:val="28"/>
+        </w:rPr>
+        <w:t>Однако с точки зрения импедансной диагностики ещё более показательным параметром является не сама ёмкость, а рост сопротивления переноса заряда</w:t>
+      </w:r>
+      <w:r>
+        <w:rPr>
+          <w:rFonts w:ascii="Times New Roman" w:hAnsi="Times New Roman" w:cs="Times New Roman"/>
+          <w:sz w:val="28"/>
+          <w:szCs w:val="28"/>
+        </w:rPr>
+        <w:t>.</w:t>
+      </w:r>
+    </w:p>
+    <w:p>
+      <w:pPr>
+        <w:spacing w:line="360" w:lineRule="auto"/>
+        <w:ind w:firstLine="709"/>
+        <w:jc w:val="both"/>
+        <w:rPr>
+          <w:rFonts w:ascii="Times New Roman" w:hAnsi="Times New Roman" w:cs="Times New Roman"/>
+          <w:sz w:val="28"/>
+          <w:szCs w:val="28"/>
+        </w:rPr>
+      </w:pPr>
+      <w:r>
+        <w:rPr>
+          <w:rFonts w:ascii="Times New Roman" w:hAnsi="Times New Roman" w:cs="Times New Roman"/>
+          <w:sz w:val="28"/>
+          <w:szCs w:val="28"/>
+        </w:rPr>
+        <w:t xml:space="preserve">Даже в тех случаях, когда потеря ёмкости остаётся умеренной, сопротивление переноса заряда может возрастать существенно быстрее. Это </w:t>
+      </w:r>
+      <w:r>
+        <w:rPr>
+          <w:rFonts w:ascii="Times New Roman" w:hAnsi="Times New Roman" w:cs="Times New Roman"/>
+          <w:sz w:val="28"/>
+          <w:szCs w:val="28"/>
+        </w:rPr>
         <w:lastRenderedPageBreak/>
-        <w:t>На рисунке представлены зависимости C/C</w:t>
-      </w:r>
-      <w:r>
-        <w:rPr>
-          <w:rFonts w:ascii="Times New Roman" w:hAnsi="Times New Roman" w:cs="Times New Roman"/>
+        <w:t xml:space="preserve">особенно важно для тягового применения, поскольку именно </w:t>
+      </w:r>
+      <w:r>
+        <w:rPr>
+          <w:rFonts w:ascii="Times New Roman" w:hAnsi="Times New Roman" w:cs="Times New Roman"/>
+          <w:i/>
+          <w:iCs/>
+          <w:sz w:val="28"/>
+          <w:szCs w:val="28"/>
+        </w:rPr>
+        <w:t>R</w:t>
+      </w:r>
+      <w:r>
+        <w:rPr>
+          <w:rFonts w:ascii="Times New Roman" w:hAnsi="Times New Roman" w:cs="Times New Roman"/>
+          <w:i/>
+          <w:iCs/>
           <w:sz w:val="28"/>
           <w:szCs w:val="28"/>
           <w:vertAlign w:val="subscript"/>
         </w:rPr>
-        <w:t>0</w:t>
-      </w:r>
-      <w:r>
-        <w:rPr>
-          <w:rFonts w:ascii="Times New Roman" w:hAnsi="Times New Roman" w:cs="Times New Roman"/>
-          <w:sz w:val="28"/>
-          <w:szCs w:val="28"/>
-        </w:rPr>
-        <w:t xml:space="preserve"> от числа циклов для NMC, LFP, LTO и Na-ion батарей. Горизонтальная линия соответствует принятому пороговому критерию конца ресурса по ёмкости, равному 80% от исходного значения. Кривая NMC демонстрирует наиболее ранний переход к ускоренному снижению ёмкости; LFP убывает медленнее и более плавно; LTO сохраняет наивысшую стабильность во всём диапазоне циклирования; Na-ion занимает промежуточное положение, однако характеризуется более выраженным ускорением деградации на поздних стадиях</w:t>
-      </w:r>
-    </w:p>
-    <w:p>
-      <w:pPr>
-        <w:spacing w:line="360" w:lineRule="auto"/>
-        <w:ind w:firstLine="709"/>
-        <w:jc w:val="both"/>
-        <w:rPr>
-          <w:rFonts w:ascii="Times New Roman" w:hAnsi="Times New Roman" w:cs="Times New Roman"/>
-          <w:sz w:val="28"/>
-          <w:szCs w:val="28"/>
-        </w:rPr>
-      </w:pPr>
-      <w:r>
-        <w:rPr>
-          <w:rFonts w:ascii="Times New Roman" w:hAnsi="Times New Roman" w:cs="Times New Roman"/>
-          <w:sz w:val="28"/>
-          <w:szCs w:val="28"/>
-        </w:rPr>
-        <w:t xml:space="preserve">Научная ценность рисунка состоит в том, что он подчёркивает различие деградационных законов для разных химических систем. Для NMC и Na-ion существенно выражена нелинейная ускоряющаяся стадия старения, тогда как для LFP и особенно LTO траектория дольше сохраняет квазилинейный характер. Это означает, что прогностическая модель </w:t>
-      </w:r>
-      <w:r>
-        <w:rPr>
-          <w:rFonts w:ascii="Times New Roman" w:hAnsi="Times New Roman" w:cs="Times New Roman"/>
-          <w:i/>
-          <w:iCs/>
-          <w:sz w:val="28"/>
-          <w:szCs w:val="28"/>
-        </w:rPr>
-        <w:t>RUL</w:t>
-      </w:r>
-      <w:r>
-        <w:rPr>
-          <w:rFonts w:ascii="Times New Roman" w:hAnsi="Times New Roman" w:cs="Times New Roman"/>
-          <w:sz w:val="28"/>
-          <w:szCs w:val="28"/>
-        </w:rPr>
-        <w:t xml:space="preserve"> линейной аппроксимации для всех химий.</w:t>
-      </w:r>
-    </w:p>
-    <w:p>
-      <w:pPr>
-        <w:spacing w:line="360" w:lineRule="auto"/>
-        <w:ind w:firstLine="709"/>
-        <w:jc w:val="both"/>
-        <w:rPr>
-          <w:rFonts w:ascii="Times New Roman" w:hAnsi="Times New Roman" w:cs="Times New Roman"/>
-          <w:sz w:val="28"/>
-          <w:szCs w:val="28"/>
-        </w:rPr>
-      </w:pPr>
-      <w:r>
-        <w:rPr>
-          <w:rFonts w:ascii="Times New Roman" w:hAnsi="Times New Roman" w:cs="Times New Roman"/>
-          <w:sz w:val="28"/>
-          <w:szCs w:val="28"/>
-        </w:rPr>
-        <w:t xml:space="preserve">Практическая польза рисунка заключается в возможности формирования химически-адаптивных эксплуатационных регламентов. Для NMC важен более ранний переход к режимам щадящей эксплуатации при росте импеданса, для LFP — контроль длительного </w:t>
-      </w:r>
-      <w:r>
-        <w:rPr>
-          <w:rFonts w:ascii="Times New Roman" w:hAnsi="Times New Roman" w:cs="Times New Roman"/>
-          <w:sz w:val="28"/>
-          <w:szCs w:val="28"/>
-          <w:highlight w:val="yellow"/>
-        </w:rPr>
-        <w:t>power fade</w:t>
-      </w:r>
-      <w:r>
-        <w:rPr>
-          <w:rFonts w:ascii="Times New Roman" w:hAnsi="Times New Roman" w:cs="Times New Roman"/>
-          <w:sz w:val="28"/>
-          <w:szCs w:val="28"/>
-        </w:rPr>
-        <w:t>, для LTO — мониторинг сверхдолгосрочного ресурса, для Na-ion — предупреждение ускоренной поляризационной деградации.</w:t>
-      </w:r>
-    </w:p>
-    <w:p>
-      <w:pPr>
-        <w:spacing w:line="360" w:lineRule="auto"/>
-        <w:ind w:firstLine="709"/>
-        <w:jc w:val="both"/>
-        <w:rPr>
-          <w:rFonts w:ascii="Times New Roman" w:hAnsi="Times New Roman" w:cs="Times New Roman"/>
-          <w:sz w:val="28"/>
-          <w:szCs w:val="28"/>
-        </w:rPr>
-      </w:pPr>
-      <w:r>
-        <w:rPr>
-          <w:rFonts w:ascii="Times New Roman" w:hAnsi="Times New Roman" w:cs="Times New Roman"/>
-          <w:sz w:val="28"/>
-          <w:szCs w:val="28"/>
-        </w:rPr>
-        <w:t>Однако с точки зрения импедансной диагностики ещё более показательным параметром является не сама ёмкость, а рост сопротивления переноса заряда</w:t>
-      </w:r>
-      <w:r>
-        <w:rPr>
-          <w:rFonts w:ascii="Times New Roman" w:hAnsi="Times New Roman" w:cs="Times New Roman"/>
-          <w:sz w:val="28"/>
-          <w:szCs w:val="28"/>
-        </w:rPr>
-        <w:t>.</w:t>
-      </w:r>
-    </w:p>
-    <w:p>
-      <w:pPr>
-        <w:spacing w:line="360" w:lineRule="auto"/>
-        <w:ind w:firstLine="709"/>
-        <w:jc w:val="both"/>
-        <w:rPr>
-          <w:rFonts w:ascii="Times New Roman" w:hAnsi="Times New Roman" w:cs="Times New Roman"/>
-          <w:sz w:val="28"/>
-          <w:szCs w:val="28"/>
-        </w:rPr>
-      </w:pPr>
-      <w:r>
-        <w:rPr>
-          <w:rFonts w:ascii="Times New Roman" w:hAnsi="Times New Roman" w:cs="Times New Roman"/>
-          <w:sz w:val="28"/>
-          <w:szCs w:val="28"/>
-        </w:rPr>
-        <w:t xml:space="preserve">Даже в тех случаях, когда потеря ёмкости остаётся умеренной, сопротивление переноса заряда может возрастать существенно быстрее. Это особенно важно для тягового применения, поскольку именно </w:t>
-      </w:r>
-      <w:r>
-        <w:rPr>
-          <w:rFonts w:ascii="Times New Roman" w:hAnsi="Times New Roman" w:cs="Times New Roman"/>
-          <w:i/>
-          <w:iCs/>
-          <w:sz w:val="28"/>
-          <w:szCs w:val="28"/>
-        </w:rPr>
-        <w:t>R</w:t>
-      </w:r>
-      <w:r>
-        <w:rPr>
-          <w:rFonts w:ascii="Times New Roman" w:hAnsi="Times New Roman" w:cs="Times New Roman"/>
-          <w:i/>
-          <w:iCs/>
-          <w:sz w:val="28"/>
-          <w:szCs w:val="28"/>
-          <w:vertAlign w:val="subscript"/>
-        </w:rPr>
         <w:t>ct</w:t>
       </w:r>
       <w:r>
@@ -7685,7 +8477,6 @@
         <w:rPr>
           <w:noProof/>
         </w:rPr>
-        <w:lastRenderedPageBreak/>
         <w:drawing>
           <wp:inline distT="0" distB="0" distL="0" distR="0" wp14:anchorId="77CA056E" wp14:editId="05861BDC">
             <wp:extent cx="6119495" cy="3638550"/>
@@ -7704,7 +8495,7 @@
                     </pic:cNvPicPr>
                   </pic:nvPicPr>
                   <pic:blipFill>
-                    <a:blip r:embed="rId43" cstate="print">
+                    <a:blip r:embed="rId47" cstate="print">
                       <a:extLst>
                         <a:ext uri="{28A0092B-C50C-407E-A947-70E740481C1C}">
                           <a14:useLocalDpi xmlns:a14="http://schemas.microsoft.com/office/drawing/2010/main" val="0"/>
@@ -8064,7 +8855,16 @@
           <w:sz w:val="28"/>
           <w:szCs w:val="28"/>
         </w:rPr>
-        <w:t>Практическая ценность рисунка состоит в том, что он позволяет заранее оценивать потерю доступной мощности батарейного модуля ещё до достижения формального порога конца ресурса по ёмкости.</w:t>
+        <w:t xml:space="preserve">Практическая ценность рисунка состоит в том, что он позволяет заранее оценивать потерю </w:t>
+      </w:r>
+      <w:r>
+        <w:rPr>
+          <w:rFonts w:ascii="Times New Roman" w:hAnsi="Times New Roman" w:cs="Times New Roman"/>
+          <w:sz w:val="28"/>
+          <w:szCs w:val="28"/>
+        </w:rPr>
+        <w:lastRenderedPageBreak/>
+        <w:t>доступной мощности батарейного модуля ещё до достижения формального порога конца ресурса по ёмкости.</w:t>
       </w:r>
     </w:p>
     <w:p>
@@ -8105,7 +8905,6 @@
           <w:szCs w:val="28"/>
           <w:highlight w:val="yellow"/>
         </w:rPr>
-        <w:lastRenderedPageBreak/>
         <w:t>Термочувствительность</w:t>
       </w:r>
       <w:r>
@@ -8162,7 +8961,7 @@
                     </pic:cNvPicPr>
                   </pic:nvPicPr>
                   <pic:blipFill>
-                    <a:blip r:embed="rId44" cstate="print">
+                    <a:blip r:embed="rId48" cstate="print">
                       <a:extLst>
                         <a:ext uri="{28A0092B-C50C-407E-A947-70E740481C1C}">
                           <a14:useLocalDpi xmlns:a14="http://schemas.microsoft.com/office/drawing/2010/main" val="0"/>
@@ -8272,7 +9071,16 @@
           <w:sz w:val="28"/>
           <w:szCs w:val="28"/>
         </w:rPr>
-        <w:t xml:space="preserve"> для NMC, LFP, LTO и Na-ion систем при повышении температуры. Все кривые имеют нелинейный возрастающий характер, согласующийся с </w:t>
+        <w:t xml:space="preserve"> для NMC, LFP, LTO и Na-ion систем при повышении температуры. Все кривые имеют нелинейный возрастающий характер, </w:t>
+      </w:r>
+      <w:r>
+        <w:rPr>
+          <w:rFonts w:ascii="Times New Roman" w:hAnsi="Times New Roman" w:cs="Times New Roman"/>
+          <w:sz w:val="28"/>
+          <w:szCs w:val="28"/>
+        </w:rPr>
+        <w:lastRenderedPageBreak/>
+        <w:t xml:space="preserve">согласующийся с </w:t>
       </w:r>
       <w:r>
         <w:rPr>
@@ -8309,7 +9117,6 @@
           <w:sz w:val="28"/>
           <w:szCs w:val="28"/>
         </w:rPr>
-        <w:lastRenderedPageBreak/>
         <w:t>Научная ценность рисунка заключается в подтверждении необходимости явного температурного параметра в модели деградации. Практическая польза состоит в возможности корректировки прогноза остаточного ресурса в зависимости от реального теплового режима эксплуатации, а также в выборе приоритетных мер теплового управления для конкретной химии.</w:t>
       </w:r>
     </w:p>
@@ -8398,7 +9205,16 @@
           <w:sz w:val="28"/>
           <w:szCs w:val="28"/>
         </w:rPr>
-        <w:t xml:space="preserve">Оценка технического состояния тяговой аккумуляторной батареи требует использования системы взаимосвязанных диагностических параметров, поскольку ни один отдельный показатель не способен одновременно описать запас энергии, степень деградации, доступную мощность и ожидаемый остаточный срок службы. В инженерной и научной практике для этих целей применяются четыре базовых индикатора: состояние заряда </w:t>
+        <w:t xml:space="preserve">Оценка технического состояния тяговой аккумуляторной батареи требует использования системы взаимосвязанных диагностических параметров, поскольку ни один отдельный показатель не способен одновременно описать запас энергии, степень деградации, доступную мощность и ожидаемый остаточный срок службы. В инженерной и научной практике для этих целей </w:t>
+      </w:r>
+      <w:r>
+        <w:rPr>
+          <w:rFonts w:ascii="Times New Roman" w:hAnsi="Times New Roman" w:cs="Times New Roman"/>
+          <w:sz w:val="28"/>
+          <w:szCs w:val="28"/>
+        </w:rPr>
+        <w:lastRenderedPageBreak/>
+        <w:t xml:space="preserve">применяются четыре базовых индикатора: состояние заряда </w:t>
       </w:r>
       <w:r>
         <w:rPr>
@@ -8478,16 +9294,7 @@
           <w:sz w:val="28"/>
           <w:szCs w:val="28"/>
         </w:rPr>
-        <w:t xml:space="preserve">. В рамках настоящего исследования данные показатели рассматриваются не как </w:t>
-      </w:r>
-      <w:r>
-        <w:rPr>
-          <w:rFonts w:ascii="Times New Roman" w:hAnsi="Times New Roman" w:cs="Times New Roman"/>
-          <w:sz w:val="28"/>
-          <w:szCs w:val="28"/>
-        </w:rPr>
-        <w:lastRenderedPageBreak/>
-        <w:t>независимые эмпирические величины, а как параметры единой диагностико-прогностической системы</w:t>
+        <w:t>. В рамках настоящего исследования данные показатели рассматриваются не как независимые эмпирические величины, а как параметры единой диагностико-прогностической системы</w:t>
       </w:r>
       <w:r>
         <w:rPr>
@@ -8884,10 +9691,10 @@
           <w:lang w:val="en-US"/>
         </w:rPr>
         <w:object w:dxaOrig="2140" w:dyaOrig="680" w14:anchorId="6DB257FF">
-          <v:shape id="_x0000_i1041" type="#_x0000_t75" style="width:107.05pt;height:33.8pt" o:ole="">
-            <v:imagedata r:id="rId45" o:title=""/>
+          <v:shape id="_x0000_i1041" type="#_x0000_t75" style="width:107.15pt;height:34pt" o:ole="">
+            <v:imagedata r:id="rId49" o:title=""/>
           </v:shape>
-          <o:OLEObject Type="Embed" ProgID="Equation.DSMT4" ShapeID="_x0000_i1041" DrawAspect="Content" ObjectID="_1841557036" r:id="rId46"/>
+          <o:OLEObject Type="Embed" ProgID="Equation.DSMT4" ShapeID="_x0000_i1041" DrawAspect="Content" ObjectID="_1841744466" r:id="rId50"/>
         </w:object>
       </w:r>
     </w:p>
@@ -8921,6 +9728,7 @@
           <w:sz w:val="28"/>
           <w:szCs w:val="28"/>
         </w:rPr>
+        <w:lastRenderedPageBreak/>
         <w:t>Если заряд оценивается через ток нагрузки, то из закона сохранения заряда следует выражение</w:t>
       </w:r>
     </w:p>
@@ -8957,10 +9765,10 @@
           <w:lang w:val="en-US"/>
         </w:rPr>
         <w:object w:dxaOrig="3159" w:dyaOrig="680" w14:anchorId="63295281">
-          <v:shape id="_x0000_i1042" type="#_x0000_t75" style="width:157.75pt;height:33.8pt" o:ole="">
-            <v:imagedata r:id="rId47" o:title=""/>
+          <v:shape id="_x0000_i1042" type="#_x0000_t75" style="width:157.8pt;height:34pt" o:ole="">
+            <v:imagedata r:id="rId51" o:title=""/>
           </v:shape>
-          <o:OLEObject Type="Embed" ProgID="Equation.DSMT4" ShapeID="_x0000_i1042" DrawAspect="Content" ObjectID="_1841557037" r:id="rId48"/>
+          <o:OLEObject Type="Embed" ProgID="Equation.DSMT4" ShapeID="_x0000_i1042" DrawAspect="Content" ObjectID="_1841744467" r:id="rId52"/>
         </w:object>
       </w:r>
     </w:p>
@@ -9190,7 +9998,16 @@
           <w:sz w:val="28"/>
           <w:szCs w:val="28"/>
         </w:rPr>
-        <w:t>В опытной серии нагрузочных испытаний была выполнена оценка состояния заряда батарейного модуля по методу кулоновского счёта и сопоставлена с эталонным значением, полученным по совмещённой токо-</w:t>
+        <w:t xml:space="preserve">В опытной серии нагрузочных испытаний была выполнена оценка состояния заряда батарейного модуля по методу кулоновского счёта и </w:t>
+      </w:r>
+      <w:r>
+        <w:rPr>
+          <w:rFonts w:ascii="Times New Roman" w:hAnsi="Times New Roman" w:cs="Times New Roman"/>
+          <w:sz w:val="28"/>
+          <w:szCs w:val="28"/>
+        </w:rPr>
+        <w:lastRenderedPageBreak/>
+        <w:t>сопоставлена с эталонным значением, полученным по совмещённой токо-</w:t>
       </w:r>
       <w:r>
         <w:rPr>
@@ -9291,7 +10108,7 @@
                     </pic:cNvPicPr>
                   </pic:nvPicPr>
                   <pic:blipFill>
-                    <a:blip r:embed="rId49" cstate="print">
+                    <a:blip r:embed="rId53" cstate="print">
                       <a:extLst>
                         <a:ext uri="{28A0092B-C50C-407E-A947-70E740481C1C}">
                           <a14:useLocalDpi xmlns:a14="http://schemas.microsoft.com/office/drawing/2010/main" val="0"/>
@@ -9392,6 +10209,7 @@
           <w:sz w:val="28"/>
           <w:szCs w:val="28"/>
         </w:rPr>
+        <w:lastRenderedPageBreak/>
         <w:t xml:space="preserve">Научная ценность рисунка заключается в демонстрации методологического ограничения классического кулоновского счёта. Это подтверждает, что параметр </w:t>
       </w:r>
       <w:r>
@@ -9428,16 +10246,7 @@
           <w:sz w:val="28"/>
           <w:szCs w:val="28"/>
         </w:rPr>
-        <w:t xml:space="preserve">-оценки с </w:t>
-      </w:r>
-      <w:r>
-        <w:rPr>
-          <w:rFonts w:ascii="Times New Roman" w:hAnsi="Times New Roman" w:cs="Times New Roman"/>
-          <w:sz w:val="28"/>
-          <w:szCs w:val="28"/>
-        </w:rPr>
-        <w:lastRenderedPageBreak/>
-        <w:t>деградационными и импедансными индикаторами, особенно в системах управления тяговыми батареями электротранспорта.</w:t>
+        <w:t>-оценки с деградационными и импедансными индикаторами, особенно в системах управления тяговыми батареями электротранспорта.</w:t>
       </w:r>
     </w:p>
     <w:p>
@@ -9561,257 +10370,10 @@
           <w:lang w:val="en-US"/>
         </w:rPr>
         <w:object w:dxaOrig="1939" w:dyaOrig="680" w14:anchorId="3F3E6903">
-          <v:shape id="_x0000_i1043" type="#_x0000_t75" style="width:96.4pt;height:33.8pt" o:ole="">
-            <v:imagedata r:id="rId50" o:title=""/>
-          </v:shape>
-          <o:OLEObject Type="Embed" ProgID="Equation.DSMT4" ShapeID="_x0000_i1043" DrawAspect="Content" ObjectID="_1841557038" r:id="rId51"/>
-        </w:object>
-      </w:r>
-    </w:p>
-    <w:p>
-      <w:pPr>
-        <w:spacing w:line="360" w:lineRule="auto"/>
-        <w:ind w:firstLine="709"/>
-        <w:jc w:val="both"/>
-        <w:rPr>
-          <w:rFonts w:ascii="Times New Roman" w:hAnsi="Times New Roman" w:cs="Times New Roman"/>
-          <w:sz w:val="28"/>
-          <w:szCs w:val="28"/>
-        </w:rPr>
-      </w:pPr>
-      <w:r>
-        <w:rPr>
-          <w:rFonts w:ascii="Times New Roman" w:hAnsi="Times New Roman" w:cs="Times New Roman"/>
-          <w:sz w:val="28"/>
-          <w:szCs w:val="28"/>
-        </w:rPr>
-        <w:t>, где</w:t>
-      </w:r>
-    </w:p>
-    <w:p>
-      <w:pPr>
-        <w:spacing w:line="360" w:lineRule="auto"/>
-        <w:ind w:firstLine="709"/>
-        <w:jc w:val="both"/>
-        <w:rPr>
-          <w:rFonts w:ascii="Times New Roman" w:hAnsi="Times New Roman" w:cs="Times New Roman"/>
-          <w:sz w:val="28"/>
-          <w:szCs w:val="28"/>
-        </w:rPr>
-      </w:pPr>
-      <w:r>
-        <w:rPr>
-          <w:rFonts w:ascii="Times New Roman" w:hAnsi="Times New Roman" w:cs="Times New Roman"/>
-          <w:i/>
-          <w:iCs/>
-          <w:sz w:val="28"/>
-          <w:szCs w:val="28"/>
-          <w:lang w:val="en-US"/>
-        </w:rPr>
-        <w:t>C</w:t>
-      </w:r>
-      <w:r>
-        <w:rPr>
-          <w:rFonts w:ascii="Times New Roman" w:hAnsi="Times New Roman" w:cs="Times New Roman"/>
-          <w:i/>
-          <w:iCs/>
-          <w:sz w:val="28"/>
-          <w:szCs w:val="28"/>
-          <w:vertAlign w:val="subscript"/>
-          <w:lang w:val="en-US"/>
-        </w:rPr>
-        <w:t>act</w:t>
-      </w:r>
-      <w:r>
-        <w:rPr>
-          <w:rFonts w:ascii="Times New Roman" w:hAnsi="Times New Roman" w:cs="Times New Roman"/>
-          <w:sz w:val="28"/>
-          <w:szCs w:val="28"/>
-        </w:rPr>
-        <w:t xml:space="preserve"> – </w:t>
-      </w:r>
-      <w:r>
-        <w:rPr>
-          <w:rFonts w:ascii="Times New Roman" w:hAnsi="Times New Roman" w:cs="Times New Roman"/>
-          <w:sz w:val="28"/>
-          <w:szCs w:val="28"/>
-        </w:rPr>
-        <w:t>текущая доступная ёскость;</w:t>
-      </w:r>
-    </w:p>
-    <w:p>
-      <w:pPr>
-        <w:spacing w:line="360" w:lineRule="auto"/>
-        <w:ind w:firstLine="709"/>
-        <w:jc w:val="both"/>
-        <w:rPr>
-          <w:rFonts w:ascii="Times New Roman" w:hAnsi="Times New Roman" w:cs="Times New Roman"/>
-          <w:sz w:val="28"/>
-          <w:szCs w:val="28"/>
-        </w:rPr>
-      </w:pPr>
-      <w:r>
-        <w:rPr>
-          <w:rFonts w:ascii="Times New Roman" w:hAnsi="Times New Roman" w:cs="Times New Roman"/>
-          <w:i/>
-          <w:iCs/>
-          <w:sz w:val="28"/>
-          <w:szCs w:val="28"/>
-          <w:lang w:val="en-US"/>
-        </w:rPr>
-        <w:t>C</w:t>
-      </w:r>
-      <w:r>
-        <w:rPr>
-          <w:rFonts w:ascii="Times New Roman" w:hAnsi="Times New Roman" w:cs="Times New Roman"/>
-          <w:i/>
-          <w:iCs/>
-          <w:sz w:val="28"/>
-          <w:szCs w:val="28"/>
-          <w:vertAlign w:val="subscript"/>
-        </w:rPr>
-        <w:t>0</w:t>
-      </w:r>
-      <w:r>
-        <w:rPr>
-          <w:rFonts w:ascii="Times New Roman" w:hAnsi="Times New Roman" w:cs="Times New Roman"/>
-          <w:sz w:val="28"/>
-          <w:szCs w:val="28"/>
-        </w:rPr>
-        <w:t xml:space="preserve"> – начальная ёмкость новой батареи</w:t>
-      </w:r>
-      <w:r>
-        <w:rPr>
-          <w:rFonts w:ascii="Times New Roman" w:hAnsi="Times New Roman" w:cs="Times New Roman"/>
-          <w:sz w:val="28"/>
-          <w:szCs w:val="28"/>
-        </w:rPr>
-        <w:t>.</w:t>
-      </w:r>
-    </w:p>
-    <w:p>
-      <w:pPr>
-        <w:spacing w:line="360" w:lineRule="auto"/>
-        <w:ind w:firstLine="709"/>
-        <w:jc w:val="both"/>
-        <w:rPr>
-          <w:rFonts w:ascii="Times New Roman" w:hAnsi="Times New Roman" w:cs="Times New Roman"/>
-          <w:sz w:val="28"/>
-          <w:szCs w:val="28"/>
-        </w:rPr>
-      </w:pPr>
-      <w:r>
-        <w:rPr>
-          <w:rFonts w:ascii="Times New Roman" w:hAnsi="Times New Roman" w:cs="Times New Roman"/>
-          <w:sz w:val="28"/>
-          <w:szCs w:val="28"/>
-        </w:rPr>
-        <w:t>Однако такая трактовка охватывает лишь один аспект старения — потерю способности накапливать заряд.</w:t>
-      </w:r>
-    </w:p>
-    <w:p>
-      <w:pPr>
-        <w:spacing w:line="360" w:lineRule="auto"/>
-        <w:ind w:firstLine="709"/>
-        <w:jc w:val="both"/>
-        <w:rPr>
-          <w:rFonts w:ascii="Times New Roman" w:hAnsi="Times New Roman" w:cs="Times New Roman"/>
-          <w:sz w:val="28"/>
-          <w:szCs w:val="28"/>
-        </w:rPr>
-      </w:pPr>
-      <w:r>
-        <w:rPr>
-          <w:rFonts w:ascii="Times New Roman" w:hAnsi="Times New Roman" w:cs="Times New Roman"/>
-          <w:sz w:val="28"/>
-          <w:szCs w:val="28"/>
-        </w:rPr>
-        <w:t>С практической точки зрения столь же важным является рост внутреннего сопротивления, особенно сопротивления переноса заряда и общего импеданса, поскольку именно они ограничивают мощность, усиливают тепловыделение и ухудшают работу батареи в режиме разгона и рекуперации. Поэтому в расширенной инженерной постановке следует использовать также импедансную интерпретацию состояния здоровья:</w:t>
-      </w:r>
-    </w:p>
-    <w:p>
-      <w:pPr>
-        <w:spacing w:line="360" w:lineRule="auto"/>
-        <w:ind w:firstLine="709"/>
-        <w:jc w:val="both"/>
-        <w:rPr>
-          <w:rFonts w:ascii="Times New Roman" w:hAnsi="Times New Roman" w:cs="Times New Roman"/>
-          <w:sz w:val="28"/>
-          <w:szCs w:val="28"/>
-        </w:rPr>
-      </w:pPr>
-    </w:p>
-    <w:p>
-      <w:pPr>
-        <w:spacing w:line="360" w:lineRule="auto"/>
-        <w:ind w:firstLine="709"/>
-        <w:jc w:val="both"/>
-        <w:rPr>
-          <w:rFonts w:ascii="Times New Roman" w:hAnsi="Times New Roman" w:cs="Times New Roman"/>
-          <w:sz w:val="28"/>
-          <w:szCs w:val="28"/>
-          <w:lang w:val="en-US"/>
-        </w:rPr>
-      </w:pPr>
-      <w:r>
-        <w:rPr>
-          <w:rFonts w:ascii="Times New Roman" w:hAnsi="Times New Roman" w:cs="Times New Roman"/>
-          <w:position w:val="-30"/>
-          <w:sz w:val="28"/>
-          <w:szCs w:val="28"/>
-        </w:rPr>
-        <w:object w:dxaOrig="1960" w:dyaOrig="680" w14:anchorId="30A09688">
-          <v:shape id="_x0000_i1044" type="#_x0000_t75" style="width:97.65pt;height:33.8pt" o:ole="">
-            <v:imagedata r:id="rId52" o:title=""/>
-          </v:shape>
-          <o:OLEObject Type="Embed" ProgID="Equation.DSMT4" ShapeID="_x0000_i1044" DrawAspect="Content" ObjectID="_1841557039" r:id="rId53"/>
-        </w:object>
-      </w:r>
-    </w:p>
-    <w:p>
-      <w:pPr>
-        <w:spacing w:line="360" w:lineRule="auto"/>
-        <w:ind w:firstLine="709"/>
-        <w:jc w:val="both"/>
-        <w:rPr>
-          <w:rFonts w:ascii="Times New Roman" w:hAnsi="Times New Roman" w:cs="Times New Roman"/>
-          <w:sz w:val="28"/>
-          <w:szCs w:val="28"/>
-        </w:rPr>
-      </w:pPr>
-      <w:r>
-        <w:rPr>
-          <w:rFonts w:ascii="Times New Roman" w:hAnsi="Times New Roman" w:cs="Times New Roman"/>
-          <w:sz w:val="28"/>
-          <w:szCs w:val="28"/>
-        </w:rPr>
-        <w:t>или, в более специализированной форме,</w:t>
-      </w:r>
-    </w:p>
-    <w:p>
-      <w:pPr>
-        <w:spacing w:line="360" w:lineRule="auto"/>
-        <w:ind w:firstLine="709"/>
-        <w:jc w:val="both"/>
-        <w:rPr>
-          <w:rFonts w:ascii="Times New Roman" w:hAnsi="Times New Roman" w:cs="Times New Roman"/>
-          <w:sz w:val="28"/>
-          <w:szCs w:val="28"/>
-          <w:lang w:val="en-US"/>
-        </w:rPr>
-      </w:pPr>
-      <w:r>
-        <w:rPr>
-          <w:rFonts w:ascii="Times New Roman" w:hAnsi="Times New Roman" w:cs="Times New Roman"/>
-          <w:position w:val="-12"/>
-          <w:sz w:val="28"/>
-          <w:szCs w:val="28"/>
-        </w:rPr>
-        <w:object w:dxaOrig="1560" w:dyaOrig="360" w14:anchorId="47C6B96B">
-          <v:shape id="_x0000_i1045" type="#_x0000_t75" style="width:77.65pt;height:17.55pt" o:ole="">
+          <v:shape id="_x0000_i1043" type="#_x0000_t75" style="width:96.2pt;height:34pt" o:ole="">
             <v:imagedata r:id="rId54" o:title=""/>
           </v:shape>
-          <o:OLEObject Type="Embed" ProgID="Equation.DSMT4" ShapeID="_x0000_i1045" DrawAspect="Content" ObjectID="_1841557040" r:id="rId55"/>
+          <o:OLEObject Type="Embed" ProgID="Equation.DSMT4" ShapeID="_x0000_i1043" DrawAspect="Content" ObjectID="_1841744468" r:id="rId55"/>
         </w:object>
       </w:r>
     </w:p>
@@ -9832,16 +10394,42 @@
           <w:sz w:val="28"/>
           <w:szCs w:val="28"/>
         </w:rPr>
-        <w:t xml:space="preserve">, где </w:t>
-      </w:r>
-      <w:r>
-        <w:rPr>
-          <w:rFonts w:ascii="Times New Roman" w:hAnsi="Times New Roman" w:cs="Times New Roman"/>
-          <w:sz w:val="28"/>
-          <w:szCs w:val="28"/>
-          <w:lang w:val="en-US"/>
-        </w:rPr>
-        <w:t>F</w:t>
+        <w:t>, где</w:t>
+      </w:r>
+    </w:p>
+    <w:p>
+      <w:pPr>
+        <w:spacing w:line="360" w:lineRule="auto"/>
+        <w:ind w:firstLine="709"/>
+        <w:jc w:val="both"/>
+        <w:rPr>
+          <w:rFonts w:ascii="Times New Roman" w:hAnsi="Times New Roman" w:cs="Times New Roman"/>
+          <w:sz w:val="28"/>
+          <w:szCs w:val="28"/>
+        </w:rPr>
+      </w:pPr>
+      <w:r>
+        <w:rPr>
+          <w:rFonts w:ascii="Times New Roman" w:hAnsi="Times New Roman" w:cs="Times New Roman"/>
+          <w:i/>
+          <w:iCs/>
+          <w:sz w:val="28"/>
+          <w:szCs w:val="28"/>
+          <w:lang w:val="en-US"/>
+        </w:rPr>
+        <w:t>C</w:t>
+      </w:r>
+      <w:r>
+        <w:rPr>
+          <w:rFonts w:ascii="Times New Roman" w:hAnsi="Times New Roman" w:cs="Times New Roman"/>
+          <w:i/>
+          <w:iCs/>
+          <w:sz w:val="28"/>
+          <w:szCs w:val="28"/>
+          <w:vertAlign w:val="subscript"/>
+          <w:lang w:val="en-US"/>
+        </w:rPr>
+        <w:t>act</w:t>
       </w:r>
       <w:r>
         <w:rPr>
@@ -9857,27 +10445,97 @@
           <w:sz w:val="28"/>
           <w:szCs w:val="28"/>
         </w:rPr>
-        <w:t>химически специфическая функция перехода от сопротивления переноса заряда к показателю состояния.</w:t>
-      </w:r>
-    </w:p>
-    <w:p>
-      <w:pPr>
-        <w:spacing w:line="360" w:lineRule="auto"/>
-        <w:ind w:firstLine="709"/>
-        <w:jc w:val="both"/>
-        <w:rPr>
-          <w:rFonts w:ascii="Times New Roman" w:hAnsi="Times New Roman" w:cs="Times New Roman"/>
-          <w:sz w:val="28"/>
-          <w:szCs w:val="28"/>
-        </w:rPr>
-      </w:pPr>
-      <w:r>
-        <w:rPr>
-          <w:rFonts w:ascii="Times New Roman" w:hAnsi="Times New Roman" w:cs="Times New Roman"/>
-          <w:sz w:val="28"/>
-          <w:szCs w:val="28"/>
-        </w:rPr>
-        <w:t>Такой подход имеет прямое физическое основание. Если</w:t>
+        <w:t>текущая доступная ёскость;</w:t>
+      </w:r>
+    </w:p>
+    <w:p>
+      <w:pPr>
+        <w:spacing w:line="360" w:lineRule="auto"/>
+        <w:ind w:firstLine="709"/>
+        <w:jc w:val="both"/>
+        <w:rPr>
+          <w:rFonts w:ascii="Times New Roman" w:hAnsi="Times New Roman" w:cs="Times New Roman"/>
+          <w:sz w:val="28"/>
+          <w:szCs w:val="28"/>
+        </w:rPr>
+      </w:pPr>
+      <w:r>
+        <w:rPr>
+          <w:rFonts w:ascii="Times New Roman" w:hAnsi="Times New Roman" w:cs="Times New Roman"/>
+          <w:i/>
+          <w:iCs/>
+          <w:sz w:val="28"/>
+          <w:szCs w:val="28"/>
+          <w:lang w:val="en-US"/>
+        </w:rPr>
+        <w:t>C</w:t>
+      </w:r>
+      <w:r>
+        <w:rPr>
+          <w:rFonts w:ascii="Times New Roman" w:hAnsi="Times New Roman" w:cs="Times New Roman"/>
+          <w:i/>
+          <w:iCs/>
+          <w:sz w:val="28"/>
+          <w:szCs w:val="28"/>
+          <w:vertAlign w:val="subscript"/>
+        </w:rPr>
+        <w:t>0</w:t>
+      </w:r>
+      <w:r>
+        <w:rPr>
+          <w:rFonts w:ascii="Times New Roman" w:hAnsi="Times New Roman" w:cs="Times New Roman"/>
+          <w:sz w:val="28"/>
+          <w:szCs w:val="28"/>
+        </w:rPr>
+        <w:t xml:space="preserve"> – начальная ёмкость новой батареи</w:t>
+      </w:r>
+      <w:r>
+        <w:rPr>
+          <w:rFonts w:ascii="Times New Roman" w:hAnsi="Times New Roman" w:cs="Times New Roman"/>
+          <w:sz w:val="28"/>
+          <w:szCs w:val="28"/>
+        </w:rPr>
+        <w:t>.</w:t>
+      </w:r>
+    </w:p>
+    <w:p>
+      <w:pPr>
+        <w:spacing w:line="360" w:lineRule="auto"/>
+        <w:ind w:firstLine="709"/>
+        <w:jc w:val="both"/>
+        <w:rPr>
+          <w:rFonts w:ascii="Times New Roman" w:hAnsi="Times New Roman" w:cs="Times New Roman"/>
+          <w:sz w:val="28"/>
+          <w:szCs w:val="28"/>
+        </w:rPr>
+      </w:pPr>
+      <w:r>
+        <w:rPr>
+          <w:rFonts w:ascii="Times New Roman" w:hAnsi="Times New Roman" w:cs="Times New Roman"/>
+          <w:sz w:val="28"/>
+          <w:szCs w:val="28"/>
+        </w:rPr>
+        <w:t>Однако такая трактовка охватывает лишь один аспект старения — потерю способности накапливать заряд.</w:t>
+      </w:r>
+    </w:p>
+    <w:p>
+      <w:pPr>
+        <w:spacing w:line="360" w:lineRule="auto"/>
+        <w:ind w:firstLine="709"/>
+        <w:jc w:val="both"/>
+        <w:rPr>
+          <w:rFonts w:ascii="Times New Roman" w:hAnsi="Times New Roman" w:cs="Times New Roman"/>
+          <w:sz w:val="28"/>
+          <w:szCs w:val="28"/>
+        </w:rPr>
+      </w:pPr>
+      <w:r>
+        <w:rPr>
+          <w:rFonts w:ascii="Times New Roman" w:hAnsi="Times New Roman" w:cs="Times New Roman"/>
+          <w:sz w:val="28"/>
+          <w:szCs w:val="28"/>
+        </w:rPr>
+        <w:t>С практической точки зрения столь же важным является рост внутреннего сопротивления, особенно сопротивления переноса заряда и общего импеданса, поскольку именно они ограничивают мощность, усиливают тепловыделение и ухудшают работу батареи в режиме разгона и рекуперации. Поэтому в расширенной инженерной постановке следует использовать также импедансную интерпретацию состояния здоровья:</w:t>
       </w:r>
     </w:p>
     <w:p>
@@ -9911,11 +10569,162 @@
           <w:sz w:val="28"/>
           <w:szCs w:val="28"/>
         </w:rPr>
-        <w:object w:dxaOrig="960" w:dyaOrig="680" w14:anchorId="3FADD88C">
-          <v:shape id="_x0000_i1046" type="#_x0000_t75" style="width:47.6pt;height:33.8pt" o:ole="">
+        <w:object w:dxaOrig="1960" w:dyaOrig="680" w14:anchorId="30A09688">
+          <v:shape id="_x0000_i1044" type="#_x0000_t75" style="width:97.35pt;height:34pt" o:ole="">
             <v:imagedata r:id="rId56" o:title=""/>
           </v:shape>
-          <o:OLEObject Type="Embed" ProgID="Equation.DSMT4" ShapeID="_x0000_i1046" DrawAspect="Content" ObjectID="_1841557041" r:id="rId57"/>
+          <o:OLEObject Type="Embed" ProgID="Equation.DSMT4" ShapeID="_x0000_i1044" DrawAspect="Content" ObjectID="_1841744469" r:id="rId57"/>
+        </w:object>
+      </w:r>
+    </w:p>
+    <w:p>
+      <w:pPr>
+        <w:spacing w:line="360" w:lineRule="auto"/>
+        <w:ind w:firstLine="709"/>
+        <w:jc w:val="both"/>
+        <w:rPr>
+          <w:rFonts w:ascii="Times New Roman" w:hAnsi="Times New Roman" w:cs="Times New Roman"/>
+          <w:sz w:val="28"/>
+          <w:szCs w:val="28"/>
+        </w:rPr>
+      </w:pPr>
+      <w:r>
+        <w:rPr>
+          <w:rFonts w:ascii="Times New Roman" w:hAnsi="Times New Roman" w:cs="Times New Roman"/>
+          <w:sz w:val="28"/>
+          <w:szCs w:val="28"/>
+        </w:rPr>
+        <w:t>или, в более специализированной форме,</w:t>
+      </w:r>
+    </w:p>
+    <w:p>
+      <w:pPr>
+        <w:spacing w:line="360" w:lineRule="auto"/>
+        <w:ind w:firstLine="709"/>
+        <w:jc w:val="both"/>
+        <w:rPr>
+          <w:rFonts w:ascii="Times New Roman" w:hAnsi="Times New Roman" w:cs="Times New Roman"/>
+          <w:sz w:val="28"/>
+          <w:szCs w:val="28"/>
+          <w:lang w:val="en-US"/>
+        </w:rPr>
+      </w:pPr>
+      <w:r>
+        <w:rPr>
+          <w:rFonts w:ascii="Times New Roman" w:hAnsi="Times New Roman" w:cs="Times New Roman"/>
+          <w:position w:val="-12"/>
+          <w:sz w:val="28"/>
+          <w:szCs w:val="28"/>
+        </w:rPr>
+        <w:object w:dxaOrig="1560" w:dyaOrig="360" w14:anchorId="47C6B96B">
+          <v:shape id="_x0000_i1045" type="#_x0000_t75" style="width:77.75pt;height:17.3pt" o:ole="">
+            <v:imagedata r:id="rId58" o:title=""/>
+          </v:shape>
+          <o:OLEObject Type="Embed" ProgID="Equation.DSMT4" ShapeID="_x0000_i1045" DrawAspect="Content" ObjectID="_1841744470" r:id="rId59"/>
+        </w:object>
+      </w:r>
+    </w:p>
+    <w:p>
+      <w:pPr>
+        <w:spacing w:line="360" w:lineRule="auto"/>
+        <w:ind w:firstLine="709"/>
+        <w:jc w:val="both"/>
+        <w:rPr>
+          <w:rFonts w:ascii="Times New Roman" w:hAnsi="Times New Roman" w:cs="Times New Roman"/>
+          <w:sz w:val="28"/>
+          <w:szCs w:val="28"/>
+        </w:rPr>
+      </w:pPr>
+      <w:r>
+        <w:rPr>
+          <w:rFonts w:ascii="Times New Roman" w:hAnsi="Times New Roman" w:cs="Times New Roman"/>
+          <w:sz w:val="28"/>
+          <w:szCs w:val="28"/>
+        </w:rPr>
+        <w:t xml:space="preserve">, где </w:t>
+      </w:r>
+      <w:r>
+        <w:rPr>
+          <w:rFonts w:ascii="Times New Roman" w:hAnsi="Times New Roman" w:cs="Times New Roman"/>
+          <w:sz w:val="28"/>
+          <w:szCs w:val="28"/>
+          <w:lang w:val="en-US"/>
+        </w:rPr>
+        <w:t>F</w:t>
+      </w:r>
+      <w:r>
+        <w:rPr>
+          <w:rFonts w:ascii="Times New Roman" w:hAnsi="Times New Roman" w:cs="Times New Roman"/>
+          <w:sz w:val="28"/>
+          <w:szCs w:val="28"/>
+        </w:rPr>
+        <w:t xml:space="preserve"> – </w:t>
+      </w:r>
+      <w:r>
+        <w:rPr>
+          <w:rFonts w:ascii="Times New Roman" w:hAnsi="Times New Roman" w:cs="Times New Roman"/>
+          <w:sz w:val="28"/>
+          <w:szCs w:val="28"/>
+        </w:rPr>
+        <w:t>химически специфическая функция перехода от сопротивления переноса заряда к показателю состояния.</w:t>
+      </w:r>
+    </w:p>
+    <w:p>
+      <w:pPr>
+        <w:spacing w:line="360" w:lineRule="auto"/>
+        <w:ind w:firstLine="709"/>
+        <w:jc w:val="both"/>
+        <w:rPr>
+          <w:rFonts w:ascii="Times New Roman" w:hAnsi="Times New Roman" w:cs="Times New Roman"/>
+          <w:sz w:val="28"/>
+          <w:szCs w:val="28"/>
+        </w:rPr>
+      </w:pPr>
+      <w:r>
+        <w:rPr>
+          <w:rFonts w:ascii="Times New Roman" w:hAnsi="Times New Roman" w:cs="Times New Roman"/>
+          <w:sz w:val="28"/>
+          <w:szCs w:val="28"/>
+        </w:rPr>
+        <w:t>Такой подход имеет прямое физическое основание. Если</w:t>
+      </w:r>
+    </w:p>
+    <w:p>
+      <w:pPr>
+        <w:spacing w:line="360" w:lineRule="auto"/>
+        <w:ind w:firstLine="709"/>
+        <w:jc w:val="both"/>
+        <w:rPr>
+          <w:rFonts w:ascii="Times New Roman" w:hAnsi="Times New Roman" w:cs="Times New Roman"/>
+          <w:sz w:val="28"/>
+          <w:szCs w:val="28"/>
+        </w:rPr>
+      </w:pPr>
+    </w:p>
+    <w:p>
+      <w:pPr>
+        <w:spacing w:line="360" w:lineRule="auto"/>
+        <w:ind w:firstLine="709"/>
+        <w:jc w:val="both"/>
+        <w:rPr>
+          <w:rFonts w:ascii="Times New Roman" w:hAnsi="Times New Roman" w:cs="Times New Roman"/>
+          <w:sz w:val="28"/>
+          <w:szCs w:val="28"/>
+          <w:lang w:val="en-US"/>
+        </w:rPr>
+      </w:pPr>
+      <w:r>
+        <w:rPr>
+          <w:rFonts w:ascii="Times New Roman" w:hAnsi="Times New Roman" w:cs="Times New Roman"/>
+          <w:position w:val="-30"/>
+          <w:sz w:val="28"/>
+          <w:szCs w:val="28"/>
+        </w:rPr>
+        <w:object w:dxaOrig="960" w:dyaOrig="680" w14:anchorId="3FADD88C">
+          <v:shape id="_x0000_i1046" type="#_x0000_t75" style="width:47.8pt;height:34pt" o:ole="">
+            <v:imagedata r:id="rId60" o:title=""/>
+          </v:shape>
+          <o:OLEObject Type="Embed" ProgID="Equation.DSMT4" ShapeID="_x0000_i1046" DrawAspect="Content" ObjectID="_1841744471" r:id="rId61"/>
         </w:object>
       </w:r>
     </w:p>
@@ -10165,8 +10974,8 @@
       </w:tblPr>
       <w:tblGrid>
         <w:gridCol w:w="2390"/>
-        <w:gridCol w:w="2676"/>
-        <w:gridCol w:w="2193"/>
+        <w:gridCol w:w="2672"/>
+        <w:gridCol w:w="2197"/>
         <w:gridCol w:w="2368"/>
       </w:tblGrid>
       <w:tr>
@@ -10191,6 +11000,7 @@
                 <w:sz w:val="28"/>
                 <w:szCs w:val="28"/>
               </w:rPr>
+              <w:lastRenderedPageBreak/>
               <w:t>Форма показателя</w:t>
             </w:r>
           </w:p>
@@ -10321,10 +11131,10 @@
                 <w:lang w:val="en-US"/>
               </w:rPr>
               <w:object w:dxaOrig="1640" w:dyaOrig="360" w14:anchorId="1EE898F0">
-                <v:shape id="_x0000_i1047" type="#_x0000_t75" style="width:81.4pt;height:17.55pt" o:ole="">
-                  <v:imagedata r:id="rId58" o:title=""/>
+                <v:shape id="_x0000_i1047" type="#_x0000_t75" style="width:81.2pt;height:17.3pt" o:ole="">
+                  <v:imagedata r:id="rId62" o:title=""/>
                 </v:shape>
-                <o:OLEObject Type="Embed" ProgID="Equation.DSMT4" ShapeID="_x0000_i1047" DrawAspect="Content" ObjectID="_1841557042" r:id="rId59"/>
+                <o:OLEObject Type="Embed" ProgID="Equation.DSMT4" ShapeID="_x0000_i1047" DrawAspect="Content" ObjectID="_1841744472" r:id="rId63"/>
               </w:object>
             </w:r>
           </w:p>
@@ -10350,16 +11160,7 @@
                 <w:sz w:val="28"/>
                 <w:szCs w:val="28"/>
               </w:rPr>
-              <w:t xml:space="preserve">Потеря способности </w:t>
-            </w:r>
-            <w:r>
-              <w:rPr>
-                <w:rFonts w:ascii="Times New Roman" w:hAnsi="Times New Roman" w:cs="Times New Roman"/>
-                <w:sz w:val="28"/>
-                <w:szCs w:val="28"/>
-              </w:rPr>
-              <w:lastRenderedPageBreak/>
-              <w:t>накапливать заряд</w:t>
+              <w:t>Потеря способности накапливать заряд</w:t>
             </w:r>
           </w:p>
         </w:tc>
@@ -10383,17 +11184,7 @@
                 <w:sz w:val="28"/>
                 <w:szCs w:val="28"/>
               </w:rPr>
-              <w:lastRenderedPageBreak/>
-              <w:t xml:space="preserve">Слабая чувствительность </w:t>
-            </w:r>
-            <w:r>
-              <w:rPr>
-                <w:rFonts w:ascii="Times New Roman" w:hAnsi="Times New Roman" w:cs="Times New Roman"/>
-                <w:sz w:val="28"/>
-                <w:szCs w:val="28"/>
-              </w:rPr>
-              <w:lastRenderedPageBreak/>
-              <w:t xml:space="preserve">к раннему </w:t>
+              <w:t xml:space="preserve">Слабая чувствительность к раннему </w:t>
             </w:r>
             <w:r>
               <w:rPr>
@@ -10428,7 +11219,6 @@
                 <w:sz w:val="28"/>
                 <w:szCs w:val="28"/>
               </w:rPr>
-              <w:lastRenderedPageBreak/>
               <w:t>Резистивная</w:t>
             </w:r>
           </w:p>
@@ -10455,10 +11245,10 @@
                 <w:szCs w:val="28"/>
               </w:rPr>
               <w:object w:dxaOrig="1620" w:dyaOrig="360" w14:anchorId="19708454">
-                <v:shape id="_x0000_i1048" type="#_x0000_t75" style="width:80.75pt;height:17.55pt" o:ole="">
-                  <v:imagedata r:id="rId60" o:title=""/>
+                <v:shape id="_x0000_i1048" type="#_x0000_t75" style="width:80.65pt;height:17.3pt" o:ole="">
+                  <v:imagedata r:id="rId64" o:title=""/>
                 </v:shape>
-                <o:OLEObject Type="Embed" ProgID="Equation.DSMT4" ShapeID="_x0000_i1048" DrawAspect="Content" ObjectID="_1841557043" r:id="rId61"/>
+                <o:OLEObject Type="Embed" ProgID="Equation.DSMT4" ShapeID="_x0000_i1048" DrawAspect="Content" ObjectID="_1841744473" r:id="rId65"/>
               </w:object>
             </w:r>
           </w:p>
@@ -10560,9 +11350,9 @@
               </w:rPr>
               <w:object w:dxaOrig="2460" w:dyaOrig="440" w14:anchorId="65B0F920">
                 <v:shape id="_x0000_i1049" type="#_x0000_t75" style="width:122.7pt;height:21.9pt" o:ole="">
-                  <v:imagedata r:id="rId62" o:title=""/>
+                  <v:imagedata r:id="rId66" o:title=""/>
                 </v:shape>
-                <o:OLEObject Type="Embed" ProgID="Equation.DSMT4" ShapeID="_x0000_i1049" DrawAspect="Content" ObjectID="_1841557044" r:id="rId63"/>
+                <o:OLEObject Type="Embed" ProgID="Equation.DSMT4" ShapeID="_x0000_i1049" DrawAspect="Content" ObjectID="_1841744474" r:id="rId67"/>
               </w:object>
             </w:r>
           </w:p>
@@ -10663,10 +11453,10 @@
                 <w:szCs w:val="28"/>
               </w:rPr>
               <w:object w:dxaOrig="2420" w:dyaOrig="440" w14:anchorId="5A5FABEE">
-                <v:shape id="_x0000_i1050" type="#_x0000_t75" style="width:120.85pt;height:21.9pt" o:ole="">
-                  <v:imagedata r:id="rId64" o:title=""/>
+                <v:shape id="_x0000_i1050" type="#_x0000_t75" style="width:120.95pt;height:21.9pt" o:ole="">
+                  <v:imagedata r:id="rId68" o:title=""/>
                 </v:shape>
-                <o:OLEObject Type="Embed" ProgID="Equation.DSMT4" ShapeID="_x0000_i1050" DrawAspect="Content" ObjectID="_1841557045" r:id="rId65"/>
+                <o:OLEObject Type="Embed" ProgID="Equation.DSMT4" ShapeID="_x0000_i1050" DrawAspect="Content" ObjectID="_1841744475" r:id="rId69"/>
               </w:object>
             </w:r>
           </w:p>
@@ -10828,7 +11618,16 @@
           <w:sz w:val="28"/>
           <w:szCs w:val="28"/>
         </w:rPr>
-        <w:t xml:space="preserve"> может использоваться как универсальный, но </w:t>
+        <w:t xml:space="preserve"> может </w:t>
+      </w:r>
+      <w:r>
+        <w:rPr>
+          <w:rFonts w:ascii="Times New Roman" w:hAnsi="Times New Roman" w:cs="Times New Roman"/>
+          <w:sz w:val="28"/>
+          <w:szCs w:val="28"/>
+        </w:rPr>
+        <w:lastRenderedPageBreak/>
+        <w:t xml:space="preserve">использоваться как универсальный, но </w:t>
       </w:r>
       <w:r>
         <w:rPr>
@@ -10884,7 +11683,6 @@
         <w:rPr>
           <w:noProof/>
         </w:rPr>
-        <w:lastRenderedPageBreak/>
         <w:drawing>
           <wp:inline distT="0" distB="0" distL="0" distR="0" wp14:anchorId="11FDB78A" wp14:editId="438C9F8A">
             <wp:extent cx="6119495" cy="3520440"/>
@@ -10903,7 +11701,7 @@
                     </pic:cNvPicPr>
                   </pic:nvPicPr>
                   <pic:blipFill>
-                    <a:blip r:embed="rId66" cstate="print">
+                    <a:blip r:embed="rId70" cstate="print">
                       <a:extLst>
                         <a:ext uri="{28A0092B-C50C-407E-A947-70E740481C1C}">
                           <a14:useLocalDpi xmlns:a14="http://schemas.microsoft.com/office/drawing/2010/main" val="0"/>
@@ -11333,7 +12131,16 @@
           <w:sz w:val="28"/>
           <w:szCs w:val="28"/>
         </w:rPr>
-        <w:t>Для LTO наблюдается наименьшая крутизна, что отражает высокий ресурс и сравнительно медленное накопление деградации.</w:t>
+        <w:t xml:space="preserve">Для LTO наблюдается </w:t>
+      </w:r>
+      <w:r>
+        <w:rPr>
+          <w:rFonts w:ascii="Times New Roman" w:hAnsi="Times New Roman" w:cs="Times New Roman"/>
+          <w:sz w:val="28"/>
+          <w:szCs w:val="28"/>
+        </w:rPr>
+        <w:lastRenderedPageBreak/>
+        <w:t>наименьшая крутизна, что отражает высокий ресурс и сравнительно медленное накопление деградации.</w:t>
       </w:r>
     </w:p>
     <w:p>
@@ -11518,7 +12325,6 @@
           <w:sz w:val="28"/>
           <w:szCs w:val="28"/>
         </w:rPr>
-        <w:lastRenderedPageBreak/>
         <w:t>Практическая польза рисунка состоит в том, что он позволяет</w:t>
       </w:r>
       <w:r>
@@ -11696,10 +12502,10 @@
           <w:lang w:val="en-US"/>
         </w:rPr>
         <w:object w:dxaOrig="1180" w:dyaOrig="720" w14:anchorId="446C191F">
-          <v:shape id="_x0000_i1051" type="#_x0000_t75" style="width:58.85pt;height:36.3pt" o:ole="">
-            <v:imagedata r:id="rId67" o:title=""/>
+          <v:shape id="_x0000_i1051" type="#_x0000_t75" style="width:58.75pt;height:36.3pt" o:ole="">
+            <v:imagedata r:id="rId71" o:title=""/>
           </v:shape>
-          <o:OLEObject Type="Embed" ProgID="Equation.DSMT4" ShapeID="_x0000_i1051" DrawAspect="Content" ObjectID="_1841557046" r:id="rId68"/>
+          <o:OLEObject Type="Embed" ProgID="Equation.DSMT4" ShapeID="_x0000_i1051" DrawAspect="Content" ObjectID="_1841744476" r:id="rId72"/>
         </w:object>
       </w:r>
     </w:p>
@@ -11850,6 +12656,7 @@
           <w:sz w:val="28"/>
           <w:szCs w:val="28"/>
         </w:rPr>
+        <w:lastRenderedPageBreak/>
         <w:t>Однако для электрохимической системы этого недостаточно. В реальной батарее ограничение мощности связано также с допустимой глубиной поляризации, тепловыми лимитами и скоростью массопереноса. Поэтому в более содержательной форме</w:t>
       </w:r>
     </w:p>
@@ -11885,10 +12692,10 @@
           <w:szCs w:val="28"/>
         </w:rPr>
         <w:object w:dxaOrig="3820" w:dyaOrig="440" w14:anchorId="7AE252E7">
-          <v:shape id="_x0000_i1052" type="#_x0000_t75" style="width:190.95pt;height:21.9pt" o:ole="">
-            <v:imagedata r:id="rId69" o:title=""/>
+          <v:shape id="_x0000_i1052" type="#_x0000_t75" style="width:191.25pt;height:21.9pt" o:ole="">
+            <v:imagedata r:id="rId73" o:title=""/>
           </v:shape>
-          <o:OLEObject Type="Embed" ProgID="Equation.DSMT4" ShapeID="_x0000_i1052" DrawAspect="Content" ObjectID="_1841557047" r:id="rId70"/>
+          <o:OLEObject Type="Embed" ProgID="Equation.DSMT4" ShapeID="_x0000_i1052" DrawAspect="Content" ObjectID="_1841744477" r:id="rId74"/>
         </w:object>
       </w:r>
     </w:p>
@@ -12409,253 +13216,10 @@
           <w:szCs w:val="28"/>
         </w:rPr>
         <w:object w:dxaOrig="1780" w:dyaOrig="360" w14:anchorId="5EF1CD4E">
-          <v:shape id="_x0000_i1053" type="#_x0000_t75" style="width:88.9pt;height:17.55pt" o:ole="">
-            <v:imagedata r:id="rId71" o:title=""/>
-          </v:shape>
-          <o:OLEObject Type="Embed" ProgID="Equation.DSMT4" ShapeID="_x0000_i1053" DrawAspect="Content" ObjectID="_1841557048" r:id="rId72"/>
-        </w:object>
-      </w:r>
-    </w:p>
-    <w:p>
-      <w:pPr>
-        <w:spacing w:line="360" w:lineRule="auto"/>
-        <w:ind w:firstLine="709"/>
-        <w:jc w:val="both"/>
-        <w:rPr>
-          <w:rFonts w:ascii="Times New Roman" w:hAnsi="Times New Roman" w:cs="Times New Roman"/>
-          <w:sz w:val="28"/>
-          <w:szCs w:val="28"/>
-          <w:lang w:val="en-US"/>
-        </w:rPr>
-      </w:pPr>
-    </w:p>
-    <w:p>
-      <w:pPr>
-        <w:spacing w:line="360" w:lineRule="auto"/>
-        <w:ind w:firstLine="709"/>
-        <w:jc w:val="both"/>
-        <w:rPr>
-          <w:rFonts w:ascii="Times New Roman" w:hAnsi="Times New Roman" w:cs="Times New Roman"/>
-          <w:sz w:val="28"/>
-          <w:szCs w:val="28"/>
-        </w:rPr>
-      </w:pPr>
-      <w:r>
-        <w:rPr>
-          <w:rFonts w:ascii="Times New Roman" w:hAnsi="Times New Roman" w:cs="Times New Roman"/>
-          <w:sz w:val="28"/>
-          <w:szCs w:val="28"/>
-        </w:rPr>
-        <w:t xml:space="preserve">Однако практическая сложность состоит в том, что </w:t>
-      </w:r>
-      <w:r>
-        <w:rPr>
-          <w:rFonts w:ascii="Times New Roman" w:hAnsi="Times New Roman" w:cs="Times New Roman"/>
-          <w:i/>
-          <w:iCs/>
-          <w:sz w:val="28"/>
-          <w:szCs w:val="28"/>
-          <w:lang w:val="en-US"/>
-        </w:rPr>
-        <w:t>N</w:t>
-      </w:r>
-      <w:r>
-        <w:rPr>
-          <w:rFonts w:ascii="Times New Roman" w:hAnsi="Times New Roman" w:cs="Times New Roman"/>
-          <w:i/>
-          <w:iCs/>
-          <w:sz w:val="28"/>
-          <w:szCs w:val="28"/>
-          <w:vertAlign w:val="subscript"/>
-          <w:lang w:val="en-US"/>
-        </w:rPr>
-        <w:t>crit</w:t>
-      </w:r>
-      <w:r>
-        <w:rPr>
-          <w:rFonts w:ascii="Times New Roman" w:hAnsi="Times New Roman" w:cs="Times New Roman"/>
-          <w:sz w:val="28"/>
-          <w:szCs w:val="28"/>
-        </w:rPr>
-        <w:t xml:space="preserve"> заранее неизвестно. Его необходимо прогнозировать по текущей деградационной траектории. Если состояние батареи описывается через </w:t>
-      </w:r>
-      <w:r>
-        <w:rPr>
-          <w:rFonts w:ascii="Times New Roman" w:hAnsi="Times New Roman" w:cs="Times New Roman"/>
-          <w:sz w:val="28"/>
-          <w:szCs w:val="28"/>
-          <w:lang w:val="en-US"/>
-        </w:rPr>
-        <w:t>SOH</w:t>
-      </w:r>
-      <w:r>
-        <w:rPr>
-          <w:rFonts w:ascii="Times New Roman" w:hAnsi="Times New Roman" w:cs="Times New Roman"/>
-          <w:sz w:val="28"/>
-          <w:szCs w:val="28"/>
-        </w:rPr>
-        <w:t>(</w:t>
-      </w:r>
-      <w:r>
-        <w:rPr>
-          <w:rFonts w:ascii="Times New Roman" w:hAnsi="Times New Roman" w:cs="Times New Roman"/>
-          <w:sz w:val="28"/>
-          <w:szCs w:val="28"/>
-          <w:lang w:val="en-US"/>
-        </w:rPr>
-        <w:t>N</w:t>
-      </w:r>
-      <w:r>
-        <w:rPr>
-          <w:rFonts w:ascii="Times New Roman" w:hAnsi="Times New Roman" w:cs="Times New Roman"/>
-          <w:sz w:val="28"/>
-          <w:szCs w:val="28"/>
-        </w:rPr>
-        <w:t>)</w:t>
-      </w:r>
-      <w:r>
-        <w:rPr>
-          <w:rFonts w:ascii="Times New Roman" w:hAnsi="Times New Roman" w:cs="Times New Roman"/>
-          <w:sz w:val="28"/>
-          <w:szCs w:val="28"/>
-        </w:rPr>
-        <w:t>,</w:t>
-      </w:r>
-      <w:r>
-        <w:rPr>
-          <w:rFonts w:ascii="Times New Roman" w:hAnsi="Times New Roman" w:cs="Times New Roman"/>
-          <w:sz w:val="28"/>
-          <w:szCs w:val="28"/>
-        </w:rPr>
-        <w:t xml:space="preserve"> то предельное состояние обычно связывается с условием</w:t>
-      </w:r>
-      <w:r>
-        <w:rPr>
-          <w:rFonts w:ascii="Times New Roman" w:hAnsi="Times New Roman" w:cs="Times New Roman"/>
-          <w:sz w:val="28"/>
-          <w:szCs w:val="28"/>
-        </w:rPr>
-        <w:t>:</w:t>
-      </w:r>
-    </w:p>
-    <w:p>
-      <w:pPr>
-        <w:spacing w:line="360" w:lineRule="auto"/>
-        <w:ind w:firstLine="709"/>
-        <w:jc w:val="both"/>
-        <w:rPr>
-          <w:rFonts w:ascii="Times New Roman" w:hAnsi="Times New Roman" w:cs="Times New Roman"/>
-          <w:sz w:val="28"/>
-          <w:szCs w:val="28"/>
-        </w:rPr>
-      </w:pPr>
-    </w:p>
-    <w:p>
-      <w:pPr>
-        <w:spacing w:line="360" w:lineRule="auto"/>
-        <w:ind w:firstLine="709"/>
-        <w:jc w:val="both"/>
-        <w:rPr>
-          <w:rFonts w:ascii="Times New Roman" w:hAnsi="Times New Roman" w:cs="Times New Roman"/>
-          <w:sz w:val="28"/>
-          <w:szCs w:val="28"/>
-          <w:lang w:val="en-US"/>
-        </w:rPr>
-      </w:pPr>
-      <w:r>
-        <w:rPr>
-          <w:rFonts w:ascii="Times New Roman" w:hAnsi="Times New Roman" w:cs="Times New Roman"/>
-          <w:position w:val="-12"/>
-          <w:sz w:val="28"/>
-          <w:szCs w:val="28"/>
-        </w:rPr>
-        <w:object w:dxaOrig="2079" w:dyaOrig="360" w14:anchorId="38F56FC8">
-          <v:shape id="_x0000_i1054" type="#_x0000_t75" style="width:103.95pt;height:17.55pt" o:ole="">
-            <v:imagedata r:id="rId73" o:title=""/>
-          </v:shape>
-          <o:OLEObject Type="Embed" ProgID="Equation.DSMT4" ShapeID="_x0000_i1054" DrawAspect="Content" ObjectID="_1841557049" r:id="rId74"/>
-        </w:object>
-      </w:r>
-    </w:p>
-    <w:p>
-      <w:pPr>
-        <w:spacing w:line="360" w:lineRule="auto"/>
-        <w:ind w:firstLine="709"/>
-        <w:jc w:val="both"/>
-        <w:rPr>
-          <w:rFonts w:ascii="Times New Roman" w:hAnsi="Times New Roman" w:cs="Times New Roman"/>
-          <w:sz w:val="28"/>
-          <w:szCs w:val="28"/>
-          <w:lang w:val="en-US"/>
-        </w:rPr>
-      </w:pPr>
-    </w:p>
-    <w:p>
-      <w:pPr>
-        <w:spacing w:line="360" w:lineRule="auto"/>
-        <w:ind w:firstLine="709"/>
-        <w:jc w:val="both"/>
-        <w:rPr>
-          <w:rFonts w:ascii="Times New Roman" w:hAnsi="Times New Roman" w:cs="Times New Roman"/>
-          <w:sz w:val="28"/>
-          <w:szCs w:val="28"/>
-        </w:rPr>
-      </w:pPr>
-      <w:r>
-        <w:rPr>
-          <w:rFonts w:ascii="Times New Roman" w:hAnsi="Times New Roman" w:cs="Times New Roman"/>
-          <w:sz w:val="28"/>
-          <w:szCs w:val="28"/>
-        </w:rPr>
-        <w:t xml:space="preserve">Наиболее распространённым инженерным критерием является </w:t>
-      </w:r>
-      <w:r>
-        <w:rPr>
-          <w:rFonts w:ascii="Times New Roman" w:hAnsi="Times New Roman" w:cs="Times New Roman"/>
-          <w:sz w:val="28"/>
-          <w:szCs w:val="28"/>
-          <w:highlight w:val="yellow"/>
-        </w:rPr>
-        <w:t>уровень</w:t>
-      </w:r>
-    </w:p>
-    <w:p>
-      <w:pPr>
-        <w:spacing w:line="360" w:lineRule="auto"/>
-        <w:ind w:firstLine="709"/>
-        <w:jc w:val="both"/>
-        <w:rPr>
-          <w:rFonts w:ascii="Times New Roman" w:hAnsi="Times New Roman" w:cs="Times New Roman"/>
-          <w:sz w:val="28"/>
-          <w:szCs w:val="28"/>
-        </w:rPr>
-      </w:pPr>
-    </w:p>
-    <w:p>
-      <w:pPr>
-        <w:spacing w:line="360" w:lineRule="auto"/>
-        <w:ind w:firstLine="709"/>
-        <w:jc w:val="both"/>
-        <w:rPr>
-          <w:rFonts w:ascii="Times New Roman" w:hAnsi="Times New Roman" w:cs="Times New Roman"/>
-          <w:sz w:val="28"/>
-          <w:szCs w:val="28"/>
-          <w:lang w:val="en-US"/>
-        </w:rPr>
-      </w:pPr>
-      <w:r>
-        <w:rPr>
-          <w:rFonts w:ascii="Times New Roman" w:hAnsi="Times New Roman" w:cs="Times New Roman"/>
-          <w:position w:val="-12"/>
-          <w:sz w:val="28"/>
-          <w:szCs w:val="28"/>
-          <w:lang w:val="en-US"/>
-        </w:rPr>
-        <w:object w:dxaOrig="1460" w:dyaOrig="360" w14:anchorId="3AA6288C">
-          <v:shape id="_x0000_i1055" type="#_x0000_t75" style="width:73.25pt;height:17.55pt" o:ole="">
+          <v:shape id="_x0000_i1053" type="#_x0000_t75" style="width:88.7pt;height:17.3pt" o:ole="">
             <v:imagedata r:id="rId75" o:title=""/>
           </v:shape>
-          <o:OLEObject Type="Embed" ProgID="Equation.DSMT4" ShapeID="_x0000_i1055" DrawAspect="Content" ObjectID="_1841557050" r:id="rId76"/>
+          <o:OLEObject Type="Embed" ProgID="Equation.DSMT4" ShapeID="_x0000_i1053" DrawAspect="Content" ObjectID="_1841744478" r:id="rId76"/>
         </w:object>
       </w:r>
     </w:p>
@@ -12689,16 +13253,73 @@
           <w:sz w:val="28"/>
           <w:szCs w:val="28"/>
         </w:rPr>
-        <w:t xml:space="preserve">Этот порог принят потому, что при дальнейшем снижении ёмкости и одновременном росте внутреннего сопротивления батарея обычно перестаёт удовлетворять требованиям по дальности </w:t>
-      </w:r>
-      <w:r>
-        <w:rPr>
-          <w:rFonts w:ascii="Times New Roman" w:hAnsi="Times New Roman" w:cs="Times New Roman"/>
-          <w:sz w:val="28"/>
-          <w:szCs w:val="28"/>
-          <w:highlight w:val="green"/>
-        </w:rPr>
-        <w:t>хода</w:t>
+        <w:lastRenderedPageBreak/>
+        <w:t xml:space="preserve">Однако практическая сложность состоит в том, что </w:t>
+      </w:r>
+      <w:r>
+        <w:rPr>
+          <w:rFonts w:ascii="Times New Roman" w:hAnsi="Times New Roman" w:cs="Times New Roman"/>
+          <w:i/>
+          <w:iCs/>
+          <w:sz w:val="28"/>
+          <w:szCs w:val="28"/>
+          <w:lang w:val="en-US"/>
+        </w:rPr>
+        <w:t>N</w:t>
+      </w:r>
+      <w:r>
+        <w:rPr>
+          <w:rFonts w:ascii="Times New Roman" w:hAnsi="Times New Roman" w:cs="Times New Roman"/>
+          <w:i/>
+          <w:iCs/>
+          <w:sz w:val="28"/>
+          <w:szCs w:val="28"/>
+          <w:vertAlign w:val="subscript"/>
+          <w:lang w:val="en-US"/>
+        </w:rPr>
+        <w:t>crit</w:t>
+      </w:r>
+      <w:r>
+        <w:rPr>
+          <w:rFonts w:ascii="Times New Roman" w:hAnsi="Times New Roman" w:cs="Times New Roman"/>
+          <w:sz w:val="28"/>
+          <w:szCs w:val="28"/>
+        </w:rPr>
+        <w:t xml:space="preserve"> заранее неизвестно. Его необходимо прогнозировать по текущей деградационной траектории. Если состояние батареи описывается через </w:t>
+      </w:r>
+      <w:r>
+        <w:rPr>
+          <w:rFonts w:ascii="Times New Roman" w:hAnsi="Times New Roman" w:cs="Times New Roman"/>
+          <w:sz w:val="28"/>
+          <w:szCs w:val="28"/>
+          <w:lang w:val="en-US"/>
+        </w:rPr>
+        <w:t>SOH</w:t>
+      </w:r>
+      <w:r>
+        <w:rPr>
+          <w:rFonts w:ascii="Times New Roman" w:hAnsi="Times New Roman" w:cs="Times New Roman"/>
+          <w:sz w:val="28"/>
+          <w:szCs w:val="28"/>
+        </w:rPr>
+        <w:t>(</w:t>
+      </w:r>
+      <w:r>
+        <w:rPr>
+          <w:rFonts w:ascii="Times New Roman" w:hAnsi="Times New Roman" w:cs="Times New Roman"/>
+          <w:sz w:val="28"/>
+          <w:szCs w:val="28"/>
+          <w:lang w:val="en-US"/>
+        </w:rPr>
+        <w:t>N</w:t>
+      </w:r>
+      <w:r>
+        <w:rPr>
+          <w:rFonts w:ascii="Times New Roman" w:hAnsi="Times New Roman" w:cs="Times New Roman"/>
+          <w:sz w:val="28"/>
+          <w:szCs w:val="28"/>
+        </w:rPr>
+        <w:t>)</w:t>
       </w:r>
       <w:r>
         <w:rPr>
@@ -12714,73 +13335,53 @@
           <w:sz w:val="28"/>
           <w:szCs w:val="28"/>
         </w:rPr>
-        <w:t xml:space="preserve"> </w:t>
-      </w:r>
-      <w:r>
-        <w:rPr>
-          <w:rFonts w:ascii="Times New Roman" w:hAnsi="Times New Roman" w:cs="Times New Roman"/>
-          <w:sz w:val="28"/>
-          <w:szCs w:val="28"/>
-        </w:rPr>
-        <w:t>мощности и тепловой устойчивости.</w:t>
-      </w:r>
-    </w:p>
-    <w:p>
-      <w:pPr>
-        <w:spacing w:line="360" w:lineRule="auto"/>
-        <w:ind w:firstLine="709"/>
-        <w:jc w:val="both"/>
-        <w:rPr>
-          <w:rFonts w:ascii="Times New Roman" w:hAnsi="Times New Roman" w:cs="Times New Roman"/>
-          <w:sz w:val="28"/>
-          <w:szCs w:val="28"/>
-        </w:rPr>
-      </w:pPr>
-      <w:r>
-        <w:rPr>
-          <w:rFonts w:ascii="Times New Roman" w:hAnsi="Times New Roman" w:cs="Times New Roman"/>
-          <w:sz w:val="28"/>
-          <w:szCs w:val="28"/>
-        </w:rPr>
-        <w:t>Если же в качестве базового деградационного параметра используется сопротивление переноса заряда, то возможна альтернативная постановка:</w:t>
-      </w:r>
-    </w:p>
-    <w:p>
-      <w:pPr>
-        <w:spacing w:line="360" w:lineRule="auto"/>
-        <w:ind w:firstLine="709"/>
-        <w:jc w:val="both"/>
-        <w:rPr>
-          <w:rFonts w:ascii="Times New Roman" w:hAnsi="Times New Roman" w:cs="Times New Roman"/>
-          <w:sz w:val="28"/>
-          <w:szCs w:val="28"/>
-        </w:rPr>
-      </w:pPr>
-    </w:p>
-    <w:p>
-      <w:pPr>
-        <w:spacing w:line="360" w:lineRule="auto"/>
-        <w:ind w:firstLine="709"/>
-        <w:jc w:val="both"/>
-        <w:rPr>
-          <w:rFonts w:ascii="Times New Roman" w:hAnsi="Times New Roman" w:cs="Times New Roman"/>
-          <w:sz w:val="28"/>
-          <w:szCs w:val="28"/>
-          <w:lang w:val="en-US"/>
-        </w:rPr>
-      </w:pPr>
-      <w:r>
-        <w:rPr>
-          <w:rFonts w:ascii="Times New Roman" w:hAnsi="Times New Roman" w:cs="Times New Roman"/>
-          <w:position w:val="-30"/>
-          <w:sz w:val="28"/>
-          <w:szCs w:val="28"/>
-        </w:rPr>
-        <w:object w:dxaOrig="2060" w:dyaOrig="700" w14:anchorId="5BCDF34D">
-          <v:shape id="_x0000_i1056" type="#_x0000_t75" style="width:103.3pt;height:35.05pt" o:ole="">
+        <w:t xml:space="preserve"> то предельное состояние обычно связывается с условием</w:t>
+      </w:r>
+      <w:r>
+        <w:rPr>
+          <w:rFonts w:ascii="Times New Roman" w:hAnsi="Times New Roman" w:cs="Times New Roman"/>
+          <w:sz w:val="28"/>
+          <w:szCs w:val="28"/>
+        </w:rPr>
+        <w:t>:</w:t>
+      </w:r>
+    </w:p>
+    <w:p>
+      <w:pPr>
+        <w:spacing w:line="360" w:lineRule="auto"/>
+        <w:ind w:firstLine="709"/>
+        <w:jc w:val="both"/>
+        <w:rPr>
+          <w:rFonts w:ascii="Times New Roman" w:hAnsi="Times New Roman" w:cs="Times New Roman"/>
+          <w:sz w:val="28"/>
+          <w:szCs w:val="28"/>
+        </w:rPr>
+      </w:pPr>
+    </w:p>
+    <w:p>
+      <w:pPr>
+        <w:spacing w:line="360" w:lineRule="auto"/>
+        <w:ind w:firstLine="709"/>
+        <w:jc w:val="both"/>
+        <w:rPr>
+          <w:rFonts w:ascii="Times New Roman" w:hAnsi="Times New Roman" w:cs="Times New Roman"/>
+          <w:sz w:val="28"/>
+          <w:szCs w:val="28"/>
+          <w:lang w:val="en-US"/>
+        </w:rPr>
+      </w:pPr>
+      <w:r>
+        <w:rPr>
+          <w:rFonts w:ascii="Times New Roman" w:hAnsi="Times New Roman" w:cs="Times New Roman"/>
+          <w:position w:val="-12"/>
+          <w:sz w:val="28"/>
+          <w:szCs w:val="28"/>
+        </w:rPr>
+        <w:object w:dxaOrig="2079" w:dyaOrig="360" w14:anchorId="38F56FC8">
+          <v:shape id="_x0000_i1054" type="#_x0000_t75" style="width:103.7pt;height:17.3pt" o:ole="">
             <v:imagedata r:id="rId77" o:title=""/>
           </v:shape>
-          <o:OLEObject Type="Embed" ProgID="Equation.DSMT4" ShapeID="_x0000_i1056" DrawAspect="Content" ObjectID="_1841557051" r:id="rId78"/>
+          <o:OLEObject Type="Embed" ProgID="Equation.DSMT4" ShapeID="_x0000_i1054" DrawAspect="Content" ObjectID="_1841744479" r:id="rId78"/>
         </w:object>
       </w:r>
     </w:p>
@@ -12814,120 +13415,318 @@
           <w:sz w:val="28"/>
           <w:szCs w:val="28"/>
         </w:rPr>
-        <w:t xml:space="preserve">которая справедлива при локально линейной аппроксимации роста </w:t>
-      </w:r>
-      <w:r>
-        <w:rPr>
-          <w:rFonts w:ascii="Times New Roman" w:hAnsi="Times New Roman" w:cs="Times New Roman"/>
-          <w:i/>
-          <w:iCs/>
-          <w:sz w:val="28"/>
-          <w:szCs w:val="28"/>
-          <w:lang w:val="en-US"/>
-        </w:rPr>
-        <w:t>R</w:t>
-      </w:r>
-      <w:r>
-        <w:rPr>
-          <w:rFonts w:ascii="Times New Roman" w:hAnsi="Times New Roman" w:cs="Times New Roman"/>
-          <w:i/>
-          <w:iCs/>
-          <w:sz w:val="28"/>
-          <w:szCs w:val="28"/>
-          <w:vertAlign w:val="subscript"/>
-          <w:lang w:val="en-US"/>
-        </w:rPr>
-        <w:t>ct</w:t>
-      </w:r>
-      <w:r>
-        <w:rPr>
-          <w:rFonts w:ascii="Times New Roman" w:hAnsi="Times New Roman" w:cs="Times New Roman"/>
-          <w:sz w:val="28"/>
-          <w:szCs w:val="28"/>
-        </w:rPr>
-        <w:t>. В более общем нелинейном</w:t>
-      </w:r>
-      <w:r>
-        <w:rPr>
-          <w:rFonts w:ascii="Times New Roman" w:hAnsi="Times New Roman" w:cs="Times New Roman"/>
-          <w:sz w:val="28"/>
-          <w:szCs w:val="28"/>
-        </w:rPr>
-        <w:t xml:space="preserve"> </w:t>
-      </w:r>
-      <w:r>
-        <w:rPr>
-          <w:rFonts w:ascii="Times New Roman" w:hAnsi="Times New Roman" w:cs="Times New Roman"/>
-          <w:sz w:val="28"/>
-          <w:szCs w:val="28"/>
-        </w:rPr>
-        <w:t>случае следует использовать интегральную форму</w:t>
-      </w:r>
-    </w:p>
-    <w:p>
-      <w:pPr>
-        <w:spacing w:line="360" w:lineRule="auto"/>
-        <w:ind w:firstLine="709"/>
-        <w:jc w:val="both"/>
-        <w:rPr>
-          <w:rFonts w:ascii="Times New Roman" w:hAnsi="Times New Roman" w:cs="Times New Roman"/>
-          <w:sz w:val="28"/>
-          <w:szCs w:val="28"/>
-        </w:rPr>
-      </w:pPr>
-    </w:p>
-    <w:p>
-      <w:pPr>
-        <w:spacing w:line="360" w:lineRule="auto"/>
-        <w:ind w:firstLine="709"/>
-        <w:jc w:val="both"/>
-      </w:pPr>
-      <w:r>
-        <w:rPr>
-          <w:rFonts w:ascii="Times New Roman" w:hAnsi="Times New Roman" w:cs="Times New Roman"/>
-          <w:position w:val="-30"/>
-          <w:sz w:val="28"/>
-          <w:szCs w:val="28"/>
-          <w:lang w:val="en-US"/>
-        </w:rPr>
-        <w:object w:dxaOrig="2140" w:dyaOrig="680" w14:anchorId="26476E25">
-          <v:shape id="_x0000_i1057" type="#_x0000_t75" style="width:107.05pt;height:33.8pt" o:ole="">
+        <w:t xml:space="preserve">Наиболее распространённым инженерным критерием является </w:t>
+      </w:r>
+      <w:r>
+        <w:rPr>
+          <w:rFonts w:ascii="Times New Roman" w:hAnsi="Times New Roman" w:cs="Times New Roman"/>
+          <w:sz w:val="28"/>
+          <w:szCs w:val="28"/>
+          <w:highlight w:val="yellow"/>
+        </w:rPr>
+        <w:t>уровень</w:t>
+      </w:r>
+    </w:p>
+    <w:p>
+      <w:pPr>
+        <w:spacing w:line="360" w:lineRule="auto"/>
+        <w:ind w:firstLine="709"/>
+        <w:jc w:val="both"/>
+        <w:rPr>
+          <w:rFonts w:ascii="Times New Roman" w:hAnsi="Times New Roman" w:cs="Times New Roman"/>
+          <w:sz w:val="28"/>
+          <w:szCs w:val="28"/>
+        </w:rPr>
+      </w:pPr>
+    </w:p>
+    <w:p>
+      <w:pPr>
+        <w:spacing w:line="360" w:lineRule="auto"/>
+        <w:ind w:firstLine="709"/>
+        <w:jc w:val="both"/>
+        <w:rPr>
+          <w:rFonts w:ascii="Times New Roman" w:hAnsi="Times New Roman" w:cs="Times New Roman"/>
+          <w:sz w:val="28"/>
+          <w:szCs w:val="28"/>
+          <w:lang w:val="en-US"/>
+        </w:rPr>
+      </w:pPr>
+      <w:r>
+        <w:rPr>
+          <w:rFonts w:ascii="Times New Roman" w:hAnsi="Times New Roman" w:cs="Times New Roman"/>
+          <w:position w:val="-12"/>
+          <w:sz w:val="28"/>
+          <w:szCs w:val="28"/>
+          <w:lang w:val="en-US"/>
+        </w:rPr>
+        <w:object w:dxaOrig="1460" w:dyaOrig="360" w14:anchorId="3AA6288C">
+          <v:shape id="_x0000_i1055" type="#_x0000_t75" style="width:73.15pt;height:17.3pt" o:ole="">
             <v:imagedata r:id="rId79" o:title=""/>
           </v:shape>
-          <o:OLEObject Type="Embed" ProgID="Equation.DSMT4" ShapeID="_x0000_i1057" DrawAspect="Content" ObjectID="_1841557052" r:id="rId80"/>
+          <o:OLEObject Type="Embed" ProgID="Equation.DSMT4" ShapeID="_x0000_i1055" DrawAspect="Content" ObjectID="_1841744480" r:id="rId80"/>
         </w:object>
       </w:r>
-      <w:r>
+    </w:p>
+    <w:p>
+      <w:pPr>
+        <w:spacing w:line="360" w:lineRule="auto"/>
+        <w:ind w:firstLine="709"/>
+        <w:jc w:val="both"/>
+        <w:rPr>
+          <w:rFonts w:ascii="Times New Roman" w:hAnsi="Times New Roman" w:cs="Times New Roman"/>
+          <w:sz w:val="28"/>
+          <w:szCs w:val="28"/>
+          <w:lang w:val="en-US"/>
+        </w:rPr>
+      </w:pPr>
+    </w:p>
+    <w:p>
+      <w:pPr>
+        <w:spacing w:line="360" w:lineRule="auto"/>
+        <w:ind w:firstLine="709"/>
+        <w:jc w:val="both"/>
+        <w:rPr>
+          <w:rFonts w:ascii="Times New Roman" w:hAnsi="Times New Roman" w:cs="Times New Roman"/>
+          <w:sz w:val="28"/>
+          <w:szCs w:val="28"/>
+        </w:rPr>
+      </w:pPr>
+      <w:r>
+        <w:rPr>
+          <w:rFonts w:ascii="Times New Roman" w:hAnsi="Times New Roman" w:cs="Times New Roman"/>
+          <w:sz w:val="28"/>
+          <w:szCs w:val="28"/>
+        </w:rPr>
+        <w:t xml:space="preserve">Этот порог принят потому, что при дальнейшем снижении ёмкости и одновременном росте внутреннего сопротивления батарея обычно перестаёт удовлетворять требованиям по дальности </w:t>
+      </w:r>
+      <w:r>
+        <w:rPr>
+          <w:rFonts w:ascii="Times New Roman" w:hAnsi="Times New Roman" w:cs="Times New Roman"/>
+          <w:sz w:val="28"/>
+          <w:szCs w:val="28"/>
+          <w:highlight w:val="green"/>
+        </w:rPr>
+        <w:t>хода</w:t>
+      </w:r>
+      <w:r>
+        <w:rPr>
+          <w:rFonts w:ascii="Times New Roman" w:hAnsi="Times New Roman" w:cs="Times New Roman"/>
+          <w:sz w:val="28"/>
+          <w:szCs w:val="28"/>
+        </w:rPr>
+        <w:t>,</w:t>
+      </w:r>
+      <w:r>
+        <w:rPr>
+          <w:rFonts w:ascii="Times New Roman" w:hAnsi="Times New Roman" w:cs="Times New Roman"/>
+          <w:sz w:val="28"/>
+          <w:szCs w:val="28"/>
+        </w:rPr>
         <w:t xml:space="preserve"> </w:t>
       </w:r>
-    </w:p>
-    <w:p>
-      <w:pPr>
-        <w:spacing w:line="360" w:lineRule="auto"/>
-        <w:ind w:firstLine="709"/>
-        <w:jc w:val="both"/>
-        <w:rPr>
-          <w:rFonts w:ascii="Times New Roman" w:hAnsi="Times New Roman" w:cs="Times New Roman"/>
-          <w:sz w:val="28"/>
-          <w:szCs w:val="28"/>
-        </w:rPr>
-      </w:pPr>
-      <w:r>
-        <w:rPr>
-          <w:rFonts w:ascii="Times New Roman" w:hAnsi="Times New Roman" w:cs="Times New Roman"/>
-          <w:sz w:val="28"/>
-          <w:szCs w:val="28"/>
-        </w:rPr>
-        <w:t xml:space="preserve">Происхождение этих формул очевидно из теории деградационных процессов: остаточный ресурс равен расстоянию по деградационной координате до предельного состояния, делённому на скорость накопления повреждения. </w:t>
-      </w:r>
-      <w:r>
-        <w:rPr>
-          <w:rFonts w:ascii="Times New Roman" w:hAnsi="Times New Roman" w:cs="Times New Roman"/>
-          <w:sz w:val="28"/>
-          <w:szCs w:val="28"/>
-        </w:rPr>
-        <w:lastRenderedPageBreak/>
-        <w:t xml:space="preserve">Именно такой переход от текущего состояния к скорости деградации и далее к </w:t>
+      <w:r>
+        <w:rPr>
+          <w:rFonts w:ascii="Times New Roman" w:hAnsi="Times New Roman" w:cs="Times New Roman"/>
+          <w:sz w:val="28"/>
+          <w:szCs w:val="28"/>
+        </w:rPr>
+        <w:t>мощности и тепловой устойчивости.</w:t>
+      </w:r>
+    </w:p>
+    <w:p>
+      <w:pPr>
+        <w:spacing w:line="360" w:lineRule="auto"/>
+        <w:ind w:firstLine="709"/>
+        <w:jc w:val="both"/>
+        <w:rPr>
+          <w:rFonts w:ascii="Times New Roman" w:hAnsi="Times New Roman" w:cs="Times New Roman"/>
+          <w:sz w:val="28"/>
+          <w:szCs w:val="28"/>
+        </w:rPr>
+      </w:pPr>
+      <w:r>
+        <w:rPr>
+          <w:rFonts w:ascii="Times New Roman" w:hAnsi="Times New Roman" w:cs="Times New Roman"/>
+          <w:sz w:val="28"/>
+          <w:szCs w:val="28"/>
+        </w:rPr>
+        <w:t>Если же в качестве базового деградационного параметра используется сопротивление переноса заряда, то возможна альтернативная постановка:</w:t>
+      </w:r>
+    </w:p>
+    <w:p>
+      <w:pPr>
+        <w:spacing w:line="360" w:lineRule="auto"/>
+        <w:ind w:firstLine="709"/>
+        <w:jc w:val="both"/>
+        <w:rPr>
+          <w:rFonts w:ascii="Times New Roman" w:hAnsi="Times New Roman" w:cs="Times New Roman"/>
+          <w:sz w:val="28"/>
+          <w:szCs w:val="28"/>
+        </w:rPr>
+      </w:pPr>
+    </w:p>
+    <w:p>
+      <w:pPr>
+        <w:spacing w:line="360" w:lineRule="auto"/>
+        <w:ind w:firstLine="709"/>
+        <w:jc w:val="both"/>
+        <w:rPr>
+          <w:rFonts w:ascii="Times New Roman" w:hAnsi="Times New Roman" w:cs="Times New Roman"/>
+          <w:sz w:val="28"/>
+          <w:szCs w:val="28"/>
+          <w:lang w:val="en-US"/>
+        </w:rPr>
+      </w:pPr>
+      <w:r>
+        <w:rPr>
+          <w:rFonts w:ascii="Times New Roman" w:hAnsi="Times New Roman" w:cs="Times New Roman"/>
+          <w:position w:val="-30"/>
+          <w:sz w:val="28"/>
+          <w:szCs w:val="28"/>
+        </w:rPr>
+        <w:object w:dxaOrig="2060" w:dyaOrig="700" w14:anchorId="5BCDF34D">
+          <v:shape id="_x0000_i1056" type="#_x0000_t75" style="width:103.1pt;height:35.15pt" o:ole="">
+            <v:imagedata r:id="rId81" o:title=""/>
+          </v:shape>
+          <o:OLEObject Type="Embed" ProgID="Equation.DSMT4" ShapeID="_x0000_i1056" DrawAspect="Content" ObjectID="_1841744481" r:id="rId82"/>
+        </w:object>
+      </w:r>
+    </w:p>
+    <w:p>
+      <w:pPr>
+        <w:spacing w:line="360" w:lineRule="auto"/>
+        <w:ind w:firstLine="709"/>
+        <w:jc w:val="both"/>
+        <w:rPr>
+          <w:rFonts w:ascii="Times New Roman" w:hAnsi="Times New Roman" w:cs="Times New Roman"/>
+          <w:sz w:val="28"/>
+          <w:szCs w:val="28"/>
+          <w:lang w:val="en-US"/>
+        </w:rPr>
+      </w:pPr>
+    </w:p>
+    <w:p>
+      <w:pPr>
+        <w:spacing w:line="360" w:lineRule="auto"/>
+        <w:ind w:firstLine="709"/>
+        <w:jc w:val="both"/>
+        <w:rPr>
+          <w:rFonts w:ascii="Times New Roman" w:hAnsi="Times New Roman" w:cs="Times New Roman"/>
+          <w:sz w:val="28"/>
+          <w:szCs w:val="28"/>
+        </w:rPr>
+      </w:pPr>
+      <w:r>
+        <w:rPr>
+          <w:rFonts w:ascii="Times New Roman" w:hAnsi="Times New Roman" w:cs="Times New Roman"/>
+          <w:sz w:val="28"/>
+          <w:szCs w:val="28"/>
+        </w:rPr>
+        <w:t xml:space="preserve">которая справедлива при локально линейной аппроксимации роста </w:t>
+      </w:r>
+      <w:r>
+        <w:rPr>
+          <w:rFonts w:ascii="Times New Roman" w:hAnsi="Times New Roman" w:cs="Times New Roman"/>
+          <w:i/>
+          <w:iCs/>
+          <w:sz w:val="28"/>
+          <w:szCs w:val="28"/>
+          <w:lang w:val="en-US"/>
+        </w:rPr>
+        <w:t>R</w:t>
+      </w:r>
+      <w:r>
+        <w:rPr>
+          <w:rFonts w:ascii="Times New Roman" w:hAnsi="Times New Roman" w:cs="Times New Roman"/>
+          <w:i/>
+          <w:iCs/>
+          <w:sz w:val="28"/>
+          <w:szCs w:val="28"/>
+          <w:vertAlign w:val="subscript"/>
+          <w:lang w:val="en-US"/>
+        </w:rPr>
+        <w:t>ct</w:t>
+      </w:r>
+      <w:r>
+        <w:rPr>
+          <w:rFonts w:ascii="Times New Roman" w:hAnsi="Times New Roman" w:cs="Times New Roman"/>
+          <w:sz w:val="28"/>
+          <w:szCs w:val="28"/>
+        </w:rPr>
+        <w:t>. В более общем нелинейном</w:t>
+      </w:r>
+      <w:r>
+        <w:rPr>
+          <w:rFonts w:ascii="Times New Roman" w:hAnsi="Times New Roman" w:cs="Times New Roman"/>
+          <w:sz w:val="28"/>
+          <w:szCs w:val="28"/>
+        </w:rPr>
+        <w:t xml:space="preserve"> </w:t>
+      </w:r>
+      <w:r>
+        <w:rPr>
+          <w:rFonts w:ascii="Times New Roman" w:hAnsi="Times New Roman" w:cs="Times New Roman"/>
+          <w:sz w:val="28"/>
+          <w:szCs w:val="28"/>
+        </w:rPr>
+        <w:t>случае следует использовать интегральную форму</w:t>
+      </w:r>
+    </w:p>
+    <w:p>
+      <w:pPr>
+        <w:spacing w:line="360" w:lineRule="auto"/>
+        <w:ind w:firstLine="709"/>
+        <w:jc w:val="both"/>
+        <w:rPr>
+          <w:rFonts w:ascii="Times New Roman" w:hAnsi="Times New Roman" w:cs="Times New Roman"/>
+          <w:sz w:val="28"/>
+          <w:szCs w:val="28"/>
+        </w:rPr>
+      </w:pPr>
+    </w:p>
+    <w:p>
+      <w:pPr>
+        <w:spacing w:line="360" w:lineRule="auto"/>
+        <w:ind w:firstLine="709"/>
+        <w:jc w:val="both"/>
+      </w:pPr>
+      <w:r>
+        <w:rPr>
+          <w:rFonts w:ascii="Times New Roman" w:hAnsi="Times New Roman" w:cs="Times New Roman"/>
+          <w:position w:val="-30"/>
+          <w:sz w:val="28"/>
+          <w:szCs w:val="28"/>
+          <w:lang w:val="en-US"/>
+        </w:rPr>
+        <w:object w:dxaOrig="2140" w:dyaOrig="680" w14:anchorId="26476E25">
+          <v:shape id="_x0000_i1057" type="#_x0000_t75" style="width:107.15pt;height:34pt" o:ole="">
+            <v:imagedata r:id="rId83" o:title=""/>
+          </v:shape>
+          <o:OLEObject Type="Embed" ProgID="Equation.DSMT4" ShapeID="_x0000_i1057" DrawAspect="Content" ObjectID="_1841744482" r:id="rId84"/>
+        </w:object>
+      </w:r>
+      <w:r>
+        <w:t xml:space="preserve"> </w:t>
+      </w:r>
+    </w:p>
+    <w:p>
+      <w:pPr>
+        <w:spacing w:line="360" w:lineRule="auto"/>
+        <w:ind w:firstLine="709"/>
+        <w:jc w:val="both"/>
+        <w:rPr>
+          <w:rFonts w:ascii="Times New Roman" w:hAnsi="Times New Roman" w:cs="Times New Roman"/>
+          <w:sz w:val="28"/>
+          <w:szCs w:val="28"/>
+        </w:rPr>
+      </w:pPr>
+      <w:r>
+        <w:rPr>
+          <w:rFonts w:ascii="Times New Roman" w:hAnsi="Times New Roman" w:cs="Times New Roman"/>
+          <w:sz w:val="28"/>
+          <w:szCs w:val="28"/>
+        </w:rPr>
+        <w:t xml:space="preserve">Происхождение этих формул очевидно из теории деградационных процессов: остаточный ресурс равен расстоянию по деградационной координате до предельного состояния, делённому на скорость накопления повреждения. Именно такой переход от текущего состояния к скорости деградации и далее к </w:t>
       </w:r>
       <w:r>
         <w:rPr>
@@ -13003,7 +13802,7 @@
                     </pic:cNvPicPr>
                   </pic:nvPicPr>
                   <pic:blipFill>
-                    <a:blip r:embed="rId81" cstate="print">
+                    <a:blip r:embed="rId85" cstate="print">
                       <a:extLst>
                         <a:ext uri="{28A0092B-C50C-407E-A947-70E740481C1C}">
                           <a14:useLocalDpi xmlns:a14="http://schemas.microsoft.com/office/drawing/2010/main" val="0"/>
@@ -13145,6 +13944,7 @@
           <w:szCs w:val="28"/>
           <w:lang w:val="en-US"/>
         </w:rPr>
+        <w:lastRenderedPageBreak/>
         <w:t>SOH</w:t>
       </w:r>
       <w:r>
@@ -13191,16 +13991,7 @@
           <w:sz w:val="28"/>
           <w:szCs w:val="28"/>
         </w:rPr>
-        <w:t xml:space="preserve">Научная ценность рисунка состоит в том, что он наглядно связывает диагностическую часть задачи с прогностической. Пока известна только текущая </w:t>
-      </w:r>
-      <w:r>
-        <w:rPr>
-          <w:rFonts w:ascii="Times New Roman" w:hAnsi="Times New Roman" w:cs="Times New Roman"/>
-          <w:sz w:val="28"/>
-          <w:szCs w:val="28"/>
-        </w:rPr>
-        <w:lastRenderedPageBreak/>
-        <w:t xml:space="preserve">точка, возможна лишь констатация состояния; когда известна траектория деградации, появляется возможность прогноза </w:t>
+        <w:t xml:space="preserve">Научная ценность рисунка состоит в том, что он наглядно связывает диагностическую часть задачи с прогностической. Пока известна только текущая точка, возможна лишь констатация состояния; когда известна траектория деградации, появляется возможность прогноза </w:t>
       </w:r>
       <w:r>
         <w:rPr>
@@ -13604,80 +14395,10 @@
           <w:szCs w:val="28"/>
         </w:rPr>
         <w:object w:dxaOrig="1920" w:dyaOrig="400" w14:anchorId="666DD195">
-          <v:shape id="_x0000_i1058" type="#_x0000_t75" style="width:96.4pt;height:20.65pt" o:ole="">
-            <v:imagedata r:id="rId82" o:title=""/>
-          </v:shape>
-          <o:OLEObject Type="Embed" ProgID="Equation.DSMT4" ShapeID="_x0000_i1058" DrawAspect="Content" ObjectID="_1841557053" r:id="rId83"/>
-        </w:object>
-      </w:r>
-      <w:r>
-        <w:rPr>
-          <w:rFonts w:ascii="Times New Roman" w:hAnsi="Times New Roman" w:cs="Times New Roman"/>
-          <w:sz w:val="28"/>
-          <w:szCs w:val="28"/>
-        </w:rPr>
-        <w:t>,</w:t>
-      </w:r>
-    </w:p>
-    <w:p>
-      <w:pPr>
-        <w:spacing w:line="360" w:lineRule="auto"/>
-        <w:ind w:firstLine="709"/>
-        <w:jc w:val="both"/>
-        <w:rPr>
-          <w:rFonts w:ascii="Times New Roman" w:hAnsi="Times New Roman" w:cs="Times New Roman"/>
-          <w:sz w:val="28"/>
-          <w:szCs w:val="28"/>
-        </w:rPr>
-      </w:pPr>
-      <w:r>
-        <w:rPr>
-          <w:rFonts w:ascii="Times New Roman" w:hAnsi="Times New Roman" w:cs="Times New Roman"/>
-          <w:position w:val="-16"/>
-          <w:sz w:val="28"/>
-          <w:szCs w:val="28"/>
-          <w:lang w:val="en-US"/>
-        </w:rPr>
-        <w:object w:dxaOrig="2840" w:dyaOrig="440" w14:anchorId="17814122">
-          <v:shape id="_x0000_i1059" type="#_x0000_t75" style="width:142.1pt;height:21.9pt" o:ole="">
-            <v:imagedata r:id="rId84" o:title=""/>
-          </v:shape>
-          <o:OLEObject Type="Embed" ProgID="Equation.DSMT4" ShapeID="_x0000_i1059" DrawAspect="Content" ObjectID="_1841557054" r:id="rId85"/>
-        </w:object>
-      </w:r>
-      <w:r>
-        <w:rPr>
-          <w:rFonts w:ascii="Times New Roman" w:hAnsi="Times New Roman" w:cs="Times New Roman"/>
-          <w:sz w:val="28"/>
-          <w:szCs w:val="28"/>
-        </w:rPr>
-        <w:t>,</w:t>
-      </w:r>
-    </w:p>
-    <w:p>
-      <w:pPr>
-        <w:spacing w:line="360" w:lineRule="auto"/>
-        <w:ind w:firstLine="709"/>
-        <w:jc w:val="both"/>
-        <w:rPr>
-          <w:rFonts w:ascii="Times New Roman" w:hAnsi="Times New Roman" w:cs="Times New Roman"/>
-          <w:sz w:val="28"/>
-          <w:szCs w:val="28"/>
-        </w:rPr>
-      </w:pPr>
-      <w:r>
-        <w:rPr>
-          <w:rFonts w:ascii="Times New Roman" w:hAnsi="Times New Roman" w:cs="Times New Roman"/>
-          <w:position w:val="-14"/>
-          <w:sz w:val="28"/>
-          <w:szCs w:val="28"/>
-          <w:lang w:val="en-US"/>
-        </w:rPr>
-        <w:object w:dxaOrig="2920" w:dyaOrig="400" w14:anchorId="2994B8B5">
-          <v:shape id="_x0000_i1060" type="#_x0000_t75" style="width:145.9pt;height:20.65pt" o:ole="">
+          <v:shape id="_x0000_i1058" type="#_x0000_t75" style="width:96.2pt;height:20.75pt" o:ole="">
             <v:imagedata r:id="rId86" o:title=""/>
           </v:shape>
-          <o:OLEObject Type="Embed" ProgID="Equation.DSMT4" ShapeID="_x0000_i1060" DrawAspect="Content" ObjectID="_1841557055" r:id="rId87"/>
+          <o:OLEObject Type="Embed" ProgID="Equation.DSMT4" ShapeID="_x0000_i1058" DrawAspect="Content" ObjectID="_1841744483" r:id="rId87"/>
         </w:object>
       </w:r>
       <w:r>
@@ -13703,15 +14424,16 @@
       <w:r>
         <w:rPr>
           <w:rFonts w:ascii="Times New Roman" w:hAnsi="Times New Roman" w:cs="Times New Roman"/>
-          <w:position w:val="-28"/>
-          <w:sz w:val="28"/>
-          <w:szCs w:val="28"/>
-        </w:rPr>
-        <w:object w:dxaOrig="4180" w:dyaOrig="680" w14:anchorId="51711635">
-          <v:shape id="_x0000_i1061" type="#_x0000_t75" style="width:209.1pt;height:33.8pt" o:ole="">
+          <w:position w:val="-16"/>
+          <w:sz w:val="28"/>
+          <w:szCs w:val="28"/>
+          <w:lang w:val="en-US"/>
+        </w:rPr>
+        <w:object w:dxaOrig="2840" w:dyaOrig="440" w14:anchorId="17814122">
+          <v:shape id="_x0000_i1059" type="#_x0000_t75" style="width:142.25pt;height:21.9pt" o:ole="">
             <v:imagedata r:id="rId88" o:title=""/>
           </v:shape>
-          <o:OLEObject Type="Embed" ProgID="Equation.DSMT4" ShapeID="_x0000_i1061" DrawAspect="Content" ObjectID="_1841557056" r:id="rId89"/>
+          <o:OLEObject Type="Embed" ProgID="Equation.DSMT4" ShapeID="_x0000_i1059" DrawAspect="Content" ObjectID="_1841744484" r:id="rId89"/>
         </w:object>
       </w:r>
       <w:r>
@@ -13720,6 +14442,75 @@
           <w:sz w:val="28"/>
           <w:szCs w:val="28"/>
         </w:rPr>
+        <w:t>,</w:t>
+      </w:r>
+    </w:p>
+    <w:p>
+      <w:pPr>
+        <w:spacing w:line="360" w:lineRule="auto"/>
+        <w:ind w:firstLine="709"/>
+        <w:jc w:val="both"/>
+        <w:rPr>
+          <w:rFonts w:ascii="Times New Roman" w:hAnsi="Times New Roman" w:cs="Times New Roman"/>
+          <w:sz w:val="28"/>
+          <w:szCs w:val="28"/>
+        </w:rPr>
+      </w:pPr>
+      <w:r>
+        <w:rPr>
+          <w:rFonts w:ascii="Times New Roman" w:hAnsi="Times New Roman" w:cs="Times New Roman"/>
+          <w:position w:val="-14"/>
+          <w:sz w:val="28"/>
+          <w:szCs w:val="28"/>
+          <w:lang w:val="en-US"/>
+        </w:rPr>
+        <w:object w:dxaOrig="2920" w:dyaOrig="400" w14:anchorId="2994B8B5">
+          <v:shape id="_x0000_i1060" type="#_x0000_t75" style="width:145.75pt;height:20.75pt" o:ole="">
+            <v:imagedata r:id="rId90" o:title=""/>
+          </v:shape>
+          <o:OLEObject Type="Embed" ProgID="Equation.DSMT4" ShapeID="_x0000_i1060" DrawAspect="Content" ObjectID="_1841744485" r:id="rId91"/>
+        </w:object>
+      </w:r>
+      <w:r>
+        <w:rPr>
+          <w:rFonts w:ascii="Times New Roman" w:hAnsi="Times New Roman" w:cs="Times New Roman"/>
+          <w:sz w:val="28"/>
+          <w:szCs w:val="28"/>
+        </w:rPr>
+        <w:t>,</w:t>
+      </w:r>
+    </w:p>
+    <w:p>
+      <w:pPr>
+        <w:spacing w:line="360" w:lineRule="auto"/>
+        <w:ind w:firstLine="709"/>
+        <w:jc w:val="both"/>
+        <w:rPr>
+          <w:rFonts w:ascii="Times New Roman" w:hAnsi="Times New Roman" w:cs="Times New Roman"/>
+          <w:sz w:val="28"/>
+          <w:szCs w:val="28"/>
+        </w:rPr>
+      </w:pPr>
+      <w:r>
+        <w:rPr>
+          <w:rFonts w:ascii="Times New Roman" w:hAnsi="Times New Roman" w:cs="Times New Roman"/>
+          <w:position w:val="-28"/>
+          <w:sz w:val="28"/>
+          <w:szCs w:val="28"/>
+        </w:rPr>
+        <w:object w:dxaOrig="4180" w:dyaOrig="680" w14:anchorId="51711635">
+          <v:shape id="_x0000_i1061" type="#_x0000_t75" style="width:209.1pt;height:34pt" o:ole="">
+            <v:imagedata r:id="rId92" o:title=""/>
+          </v:shape>
+          <o:OLEObject Type="Embed" ProgID="Equation.DSMT4" ShapeID="_x0000_i1061" DrawAspect="Content" ObjectID="_1841744486" r:id="rId93"/>
+        </w:object>
+      </w:r>
+      <w:r>
+        <w:rPr>
+          <w:rFonts w:ascii="Times New Roman" w:hAnsi="Times New Roman" w:cs="Times New Roman"/>
+          <w:sz w:val="28"/>
+          <w:szCs w:val="28"/>
+        </w:rPr>
         <w:t>.</w:t>
       </w:r>
     </w:p>
@@ -13752,16 +14543,7 @@
           <w:sz w:val="28"/>
           <w:szCs w:val="28"/>
         </w:rPr>
-        <w:t xml:space="preserve">Данная система не вводится как завершённая вычислительная модель, а задаёт структурную иерархию параметров. В последующих главах именно она </w:t>
-      </w:r>
-      <w:r>
-        <w:rPr>
-          <w:rFonts w:ascii="Times New Roman" w:hAnsi="Times New Roman" w:cs="Times New Roman"/>
-          <w:sz w:val="28"/>
-          <w:szCs w:val="28"/>
-        </w:rPr>
-        <w:lastRenderedPageBreak/>
-        <w:t>будет конкретизирована сначала на уровне импедансной модели, затем на уровне диагностических критериев и, наконец, на уровне прогностического алгоритма.</w:t>
+        <w:t>Данная система не вводится как завершённая вычислительная модель, а задаёт структурную иерархию параметров. В последующих главах именно она будет конкретизирована сначала на уровне импедансной модели, затем на уровне диагностических критериев и, наконец, на уровне прогностического алгоритма.</w:t>
       </w:r>
     </w:p>
     <w:p>
@@ -13962,10 +14744,10 @@
                 <w:szCs w:val="28"/>
               </w:rPr>
               <w:object w:dxaOrig="1500" w:dyaOrig="360" w14:anchorId="5C69D783">
-                <v:shape id="_x0000_i1062" type="#_x0000_t75" style="width:74.5pt;height:17.55pt" o:ole="">
-                  <v:imagedata r:id="rId90" o:title=""/>
+                <v:shape id="_x0000_i1062" type="#_x0000_t75" style="width:74.3pt;height:17.3pt" o:ole="">
+                  <v:imagedata r:id="rId94" o:title=""/>
                 </v:shape>
-                <o:OLEObject Type="Embed" ProgID="Equation.DSMT4" ShapeID="_x0000_i1062" DrawAspect="Content" ObjectID="_1841557057" r:id="rId91"/>
+                <o:OLEObject Type="Embed" ProgID="Equation.DSMT4" ShapeID="_x0000_i1062" DrawAspect="Content" ObjectID="_1841744487" r:id="rId95"/>
               </w:object>
             </w:r>
           </w:p>
@@ -14071,10 +14853,10 @@
                 <w:szCs w:val="28"/>
               </w:rPr>
               <w:object w:dxaOrig="1540" w:dyaOrig="360" w14:anchorId="3040466C">
-                <v:shape id="_x0000_i1063" type="#_x0000_t75" style="width:77.65pt;height:17.55pt" o:ole="">
-                  <v:imagedata r:id="rId92" o:title=""/>
+                <v:shape id="_x0000_i1063" type="#_x0000_t75" style="width:77.75pt;height:17.3pt" o:ole="">
+                  <v:imagedata r:id="rId96" o:title=""/>
                 </v:shape>
-                <o:OLEObject Type="Embed" ProgID="Equation.DSMT4" ShapeID="_x0000_i1063" DrawAspect="Content" ObjectID="_1841557058" r:id="rId93"/>
+                <o:OLEObject Type="Embed" ProgID="Equation.DSMT4" ShapeID="_x0000_i1063" DrawAspect="Content" ObjectID="_1841744488" r:id="rId97"/>
               </w:object>
             </w:r>
             <w:r>
@@ -14103,10 +14885,10 @@
                 <w:lang w:val="en-US"/>
               </w:rPr>
               <w:object w:dxaOrig="1480" w:dyaOrig="400" w14:anchorId="2D2BC0DB">
-                <v:shape id="_x0000_i1064" type="#_x0000_t75" style="width:73.9pt;height:20.65pt" o:ole="">
-                  <v:imagedata r:id="rId94" o:title=""/>
+                <v:shape id="_x0000_i1064" type="#_x0000_t75" style="width:73.75pt;height:20.75pt" o:ole="">
+                  <v:imagedata r:id="rId98" o:title=""/>
                 </v:shape>
-                <o:OLEObject Type="Embed" ProgID="Equation.DSMT4" ShapeID="_x0000_i1064" DrawAspect="Content" ObjectID="_1841557059" r:id="rId95"/>
+                <o:OLEObject Type="Embed" ProgID="Equation.DSMT4" ShapeID="_x0000_i1064" DrawAspect="Content" ObjectID="_1841744489" r:id="rId99"/>
               </w:object>
             </w:r>
           </w:p>
@@ -14211,10 +14993,10 @@
                 <w:szCs w:val="28"/>
               </w:rPr>
               <w:object w:dxaOrig="2000" w:dyaOrig="400" w14:anchorId="77DAF3F7">
-                <v:shape id="_x0000_i1065" type="#_x0000_t75" style="width:100.8pt;height:20.65pt" o:ole="">
-                  <v:imagedata r:id="rId96" o:title=""/>
+                <v:shape id="_x0000_i1065" type="#_x0000_t75" style="width:100.8pt;height:20.75pt" o:ole="">
+                  <v:imagedata r:id="rId100" o:title=""/>
                 </v:shape>
-                <o:OLEObject Type="Embed" ProgID="Equation.DSMT4" ShapeID="_x0000_i1065" DrawAspect="Content" ObjectID="_1841557060" r:id="rId97"/>
+                <o:OLEObject Type="Embed" ProgID="Equation.DSMT4" ShapeID="_x0000_i1065" DrawAspect="Content" ObjectID="_1841744490" r:id="rId101"/>
               </w:object>
             </w:r>
           </w:p>
@@ -14319,10 +15101,10 @@
                 <w:szCs w:val="28"/>
               </w:rPr>
               <w:object w:dxaOrig="1780" w:dyaOrig="360" w14:anchorId="6B6620D0">
-                <v:shape id="_x0000_i1066" type="#_x0000_t75" style="width:88.9pt;height:17.55pt" o:ole="">
-                  <v:imagedata r:id="rId98" o:title=""/>
+                <v:shape id="_x0000_i1066" type="#_x0000_t75" style="width:88.7pt;height:17.3pt" o:ole="">
+                  <v:imagedata r:id="rId102" o:title=""/>
                 </v:shape>
-                <o:OLEObject Type="Embed" ProgID="Equation.DSMT4" ShapeID="_x0000_i1066" DrawAspect="Content" ObjectID="_1841557061" r:id="rId99"/>
+                <o:OLEObject Type="Embed" ProgID="Equation.DSMT4" ShapeID="_x0000_i1066" DrawAspect="Content" ObjectID="_1841744491" r:id="rId103"/>
               </w:object>
             </w:r>
           </w:p>
@@ -14347,7 +15129,16 @@
                 <w:sz w:val="28"/>
                 <w:szCs w:val="28"/>
               </w:rPr>
-              <w:t>Невозможен без модели деградационной траектории</w:t>
+              <w:t xml:space="preserve">Невозможен без модели </w:t>
+            </w:r>
+            <w:r>
+              <w:rPr>
+                <w:rFonts w:ascii="Times New Roman" w:hAnsi="Times New Roman" w:cs="Times New Roman"/>
+                <w:sz w:val="28"/>
+                <w:szCs w:val="28"/>
+              </w:rPr>
+              <w:lastRenderedPageBreak/>
+              <w:t>деградационной траектории</w:t>
             </w:r>
           </w:p>
         </w:tc>
@@ -14566,16 +15357,7 @@
           <w:sz w:val="28"/>
           <w:szCs w:val="28"/>
         </w:rPr>
-        <w:t xml:space="preserve"> – её будущую </w:t>
-      </w:r>
-      <w:r>
-        <w:rPr>
-          <w:rFonts w:ascii="Times New Roman" w:hAnsi="Times New Roman" w:cs="Times New Roman"/>
-          <w:sz w:val="28"/>
-          <w:szCs w:val="28"/>
-        </w:rPr>
-        <w:lastRenderedPageBreak/>
-        <w:t>работоспособность.</w:t>
+        <w:t xml:space="preserve"> – её будущую работоспособность.</w:t>
       </w:r>
       <w:r>
         <w:t xml:space="preserve"> </w:t>
@@ -14716,6 +15498,7 @@
           <w:sz w:val="28"/>
           <w:szCs w:val="28"/>
         </w:rPr>
+        <w:lastRenderedPageBreak/>
         <w:t>Математическая основа метода опирается на теорию линейных стационарных систем. Если на исследуемую электрохимическую систему подаётся гармонический ток</w:t>
       </w:r>
     </w:p>
@@ -14751,169 +15534,10 @@
           <w:lang w:val="en-US"/>
         </w:rPr>
         <w:object w:dxaOrig="1719" w:dyaOrig="360" w14:anchorId="5CDB74D9">
-          <v:shape id="_x0000_i1067" type="#_x0000_t75" style="width:86.4pt;height:18.15pt" o:ole="">
-            <v:imagedata r:id="rId100" o:title=""/>
-          </v:shape>
-          <o:OLEObject Type="Embed" ProgID="Equation.DSMT4" ShapeID="_x0000_i1067" DrawAspect="Content" ObjectID="_1841557062" r:id="rId101"/>
-        </w:object>
-      </w:r>
-      <w:r>
-        <w:rPr>
-          <w:rFonts w:ascii="Times New Roman" w:hAnsi="Times New Roman" w:cs="Times New Roman"/>
-          <w:sz w:val="28"/>
-          <w:szCs w:val="28"/>
-        </w:rPr>
-        <w:t>,</w:t>
-      </w:r>
-    </w:p>
-    <w:p>
-      <w:pPr>
-        <w:spacing w:line="360" w:lineRule="auto"/>
-        <w:ind w:firstLine="709"/>
-        <w:jc w:val="both"/>
-        <w:rPr>
-          <w:rFonts w:ascii="Times New Roman" w:hAnsi="Times New Roman" w:cs="Times New Roman"/>
-          <w:sz w:val="28"/>
-          <w:szCs w:val="28"/>
-        </w:rPr>
-      </w:pPr>
-      <w:r>
-        <w:rPr>
-          <w:rFonts w:ascii="Times New Roman" w:hAnsi="Times New Roman" w:cs="Times New Roman"/>
-          <w:sz w:val="28"/>
-          <w:szCs w:val="28"/>
-        </w:rPr>
-        <w:t>то при условии малости возмущения отклик по напряжению также будет гармоническим:</w:t>
-      </w:r>
-    </w:p>
-    <w:p>
-      <w:pPr>
-        <w:spacing w:line="360" w:lineRule="auto"/>
-        <w:ind w:firstLine="709"/>
-        <w:jc w:val="both"/>
-        <w:rPr>
-          <w:rFonts w:ascii="Times New Roman" w:hAnsi="Times New Roman" w:cs="Times New Roman"/>
-          <w:sz w:val="28"/>
-          <w:szCs w:val="28"/>
-          <w:lang w:val="en-US"/>
-        </w:rPr>
-      </w:pPr>
-      <w:r>
-        <w:rPr>
-          <w:rFonts w:ascii="Times New Roman" w:hAnsi="Times New Roman" w:cs="Times New Roman"/>
-          <w:position w:val="-12"/>
-          <w:sz w:val="28"/>
-          <w:szCs w:val="28"/>
-          <w:lang w:val="en-US"/>
-        </w:rPr>
-        <w:object w:dxaOrig="1939" w:dyaOrig="360" w14:anchorId="0B616DD9">
-          <v:shape id="_x0000_i1068" type="#_x0000_t75" style="width:97.05pt;height:18.15pt" o:ole="">
-            <v:imagedata r:id="rId102" o:title=""/>
-          </v:shape>
-          <o:OLEObject Type="Embed" ProgID="Equation.DSMT4" ShapeID="_x0000_i1068" DrawAspect="Content" ObjectID="_1841557063" r:id="rId103"/>
-        </w:object>
-      </w:r>
-    </w:p>
-    <w:p>
-      <w:pPr>
-        <w:spacing w:line="360" w:lineRule="auto"/>
-        <w:ind w:firstLine="709"/>
-        <w:jc w:val="both"/>
-        <w:rPr>
-          <w:rFonts w:ascii="Times New Roman" w:hAnsi="Times New Roman" w:cs="Times New Roman"/>
-          <w:sz w:val="28"/>
-          <w:szCs w:val="28"/>
-        </w:rPr>
-      </w:pPr>
-      <w:r>
-        <w:rPr>
-          <w:rFonts w:ascii="Times New Roman" w:hAnsi="Times New Roman" w:cs="Times New Roman"/>
-          <w:sz w:val="28"/>
-          <w:szCs w:val="28"/>
-        </w:rPr>
-        <w:lastRenderedPageBreak/>
-        <w:t xml:space="preserve">, где φ –фазовый сдвиг </w:t>
-      </w:r>
-      <w:r>
-        <w:rPr>
-          <w:rFonts w:ascii="Times New Roman" w:hAnsi="Times New Roman" w:cs="Times New Roman"/>
-          <w:sz w:val="28"/>
-          <w:szCs w:val="28"/>
-        </w:rPr>
-        <w:t>между током и напряжением.</w:t>
-      </w:r>
-    </w:p>
-    <w:p>
-      <w:pPr>
-        <w:spacing w:line="360" w:lineRule="auto"/>
-        <w:ind w:firstLine="709"/>
-        <w:jc w:val="both"/>
-        <w:rPr>
-          <w:rFonts w:ascii="Times New Roman" w:hAnsi="Times New Roman" w:cs="Times New Roman"/>
-          <w:sz w:val="28"/>
-          <w:szCs w:val="28"/>
-        </w:rPr>
-      </w:pPr>
-      <w:r>
-        <w:rPr>
-          <w:rFonts w:ascii="Times New Roman" w:hAnsi="Times New Roman" w:cs="Times New Roman"/>
-          <w:sz w:val="28"/>
-          <w:szCs w:val="28"/>
-        </w:rPr>
-        <w:t>Переход к комплексной форме осуществляется стандартным образом через</w:t>
-      </w:r>
-      <w:r>
-        <w:rPr>
-          <w:rFonts w:ascii="Times New Roman" w:hAnsi="Times New Roman" w:cs="Times New Roman"/>
-          <w:sz w:val="28"/>
-          <w:szCs w:val="28"/>
-        </w:rPr>
-        <w:t xml:space="preserve"> </w:t>
-      </w:r>
-      <w:r>
-        <w:rPr>
-          <w:rFonts w:ascii="Times New Roman" w:hAnsi="Times New Roman" w:cs="Times New Roman"/>
-          <w:sz w:val="28"/>
-          <w:szCs w:val="28"/>
-        </w:rPr>
-        <w:t>представление гармонических функций как вещественной части комплексной экспоненты. Тогда комплексный импеданс определяется как</w:t>
-      </w:r>
-    </w:p>
-    <w:p>
-      <w:pPr>
-        <w:spacing w:line="360" w:lineRule="auto"/>
-        <w:ind w:firstLine="709"/>
-        <w:jc w:val="both"/>
-        <w:rPr>
-          <w:rFonts w:ascii="Times New Roman" w:hAnsi="Times New Roman" w:cs="Times New Roman"/>
-          <w:sz w:val="28"/>
-          <w:szCs w:val="28"/>
-        </w:rPr>
-      </w:pPr>
-    </w:p>
-    <w:p>
-      <w:pPr>
-        <w:spacing w:line="360" w:lineRule="auto"/>
-        <w:ind w:firstLine="709"/>
-        <w:jc w:val="both"/>
-        <w:rPr>
-          <w:rFonts w:ascii="Times New Roman" w:hAnsi="Times New Roman" w:cs="Times New Roman"/>
-          <w:sz w:val="28"/>
-          <w:szCs w:val="28"/>
-        </w:rPr>
-      </w:pPr>
-      <w:r>
-        <w:rPr>
-          <w:rFonts w:ascii="Times New Roman" w:hAnsi="Times New Roman" w:cs="Times New Roman"/>
-          <w:position w:val="-40"/>
-          <w:sz w:val="28"/>
-          <w:szCs w:val="28"/>
-        </w:rPr>
-        <w:object w:dxaOrig="1420" w:dyaOrig="920" w14:anchorId="4FA1F126">
-          <v:shape id="_x0000_i1069" type="#_x0000_t75" style="width:71.35pt;height:46.35pt" o:ole="">
+          <v:shape id="_x0000_i1067" type="#_x0000_t75" style="width:86.4pt;height:17.85pt" o:ole="">
             <v:imagedata r:id="rId104" o:title=""/>
           </v:shape>
-          <o:OLEObject Type="Embed" ProgID="Equation.DSMT4" ShapeID="_x0000_i1069" DrawAspect="Content" ObjectID="_1841557064" r:id="rId105"/>
+          <o:OLEObject Type="Embed" ProgID="Equation.DSMT4" ShapeID="_x0000_i1067" DrawAspect="Content" ObjectID="_1841744492" r:id="rId105"/>
         </w:object>
       </w:r>
       <w:r>
@@ -14922,133 +15546,54 @@
           <w:sz w:val="28"/>
           <w:szCs w:val="28"/>
         </w:rPr>
-        <w:t>.</w:t>
-      </w:r>
-    </w:p>
-    <w:p>
-      <w:pPr>
-        <w:spacing w:line="360" w:lineRule="auto"/>
-        <w:ind w:firstLine="709"/>
-        <w:jc w:val="both"/>
-        <w:rPr>
-          <w:rFonts w:ascii="Times New Roman" w:hAnsi="Times New Roman" w:cs="Times New Roman"/>
-          <w:sz w:val="28"/>
-          <w:szCs w:val="28"/>
-        </w:rPr>
-      </w:pPr>
-    </w:p>
-    <w:p>
-      <w:pPr>
-        <w:spacing w:line="360" w:lineRule="auto"/>
-        <w:ind w:firstLine="709"/>
-        <w:jc w:val="both"/>
-        <w:rPr>
-          <w:rFonts w:ascii="Times New Roman" w:hAnsi="Times New Roman" w:cs="Times New Roman"/>
-          <w:sz w:val="28"/>
-          <w:szCs w:val="28"/>
-        </w:rPr>
-      </w:pPr>
-      <w:r>
-        <w:rPr>
-          <w:rFonts w:ascii="Times New Roman" w:hAnsi="Times New Roman" w:cs="Times New Roman"/>
-          <w:sz w:val="28"/>
-          <w:szCs w:val="28"/>
-        </w:rPr>
-        <w:t xml:space="preserve">Это соотношение является частотным </w:t>
-      </w:r>
-      <w:r>
-        <w:rPr>
-          <w:rFonts w:ascii="Times New Roman" w:hAnsi="Times New Roman" w:cs="Times New Roman"/>
-          <w:sz w:val="28"/>
-          <w:szCs w:val="28"/>
-          <w:highlight w:val="yellow"/>
-        </w:rPr>
-        <w:t>аналогом</w:t>
-      </w:r>
-      <w:r>
-        <w:rPr>
-          <w:rFonts w:ascii="Times New Roman" w:hAnsi="Times New Roman" w:cs="Times New Roman"/>
-          <w:sz w:val="28"/>
-          <w:szCs w:val="28"/>
-        </w:rPr>
-        <w:t xml:space="preserve"> закона Ома и используется потому, что позволяет анализировать не только модуль отклика, но и фазовые соотношения, то есть различать резистивную, ёмкостную и диффузионную природу процессов внутри аккумулятора. В современной методологии EIS именно анализ комплексной формы </w:t>
-      </w:r>
-      <w:r>
-        <w:rPr>
-          <w:rFonts w:ascii="Times New Roman" w:hAnsi="Times New Roman" w:cs="Times New Roman"/>
-          <w:i/>
-          <w:iCs/>
-          <w:sz w:val="28"/>
-          <w:szCs w:val="28"/>
-        </w:rPr>
-        <w:t>Z(ω)</w:t>
-      </w:r>
-      <w:r>
-        <w:rPr>
-          <w:rFonts w:ascii="Times New Roman" w:hAnsi="Times New Roman" w:cs="Times New Roman"/>
-          <w:sz w:val="28"/>
-          <w:szCs w:val="28"/>
-        </w:rPr>
-        <w:t>, а не только модуля сопротивления, рассматривается как принципиально необходимый для корректной физической интерпретации данных.</w:t>
-      </w:r>
-    </w:p>
-    <w:p>
-      <w:pPr>
-        <w:spacing w:line="360" w:lineRule="auto"/>
-        <w:ind w:firstLine="709"/>
-        <w:jc w:val="both"/>
-        <w:rPr>
-          <w:rFonts w:ascii="Times New Roman" w:hAnsi="Times New Roman" w:cs="Times New Roman"/>
-          <w:sz w:val="28"/>
-          <w:szCs w:val="28"/>
-        </w:rPr>
-      </w:pPr>
-      <w:r>
-        <w:rPr>
-          <w:rFonts w:ascii="Times New Roman" w:hAnsi="Times New Roman" w:cs="Times New Roman"/>
-          <w:sz w:val="28"/>
-          <w:szCs w:val="28"/>
-        </w:rPr>
-        <w:t>В комплексной форме импеданс записывается как</w:t>
-      </w:r>
-    </w:p>
-    <w:p>
-      <w:pPr>
-        <w:spacing w:line="360" w:lineRule="auto"/>
-        <w:ind w:firstLine="709"/>
-        <w:jc w:val="both"/>
-        <w:rPr>
-          <w:rFonts w:ascii="Times New Roman" w:hAnsi="Times New Roman" w:cs="Times New Roman"/>
-          <w:sz w:val="28"/>
-          <w:szCs w:val="28"/>
-        </w:rPr>
-      </w:pPr>
-    </w:p>
-    <w:p>
-      <w:pPr>
-        <w:spacing w:line="360" w:lineRule="auto"/>
-        <w:ind w:firstLine="709"/>
-        <w:jc w:val="both"/>
-        <w:rPr>
-          <w:rFonts w:ascii="Times New Roman" w:hAnsi="Times New Roman" w:cs="Times New Roman"/>
-          <w:sz w:val="28"/>
-          <w:szCs w:val="28"/>
-          <w:lang w:val="en-US"/>
-        </w:rPr>
-      </w:pPr>
-      <w:r>
-        <w:rPr>
-          <w:rFonts w:ascii="Times New Roman" w:hAnsi="Times New Roman" w:cs="Times New Roman"/>
-          <w:position w:val="-14"/>
-          <w:sz w:val="28"/>
-          <w:szCs w:val="28"/>
-          <w:lang w:val="en-US"/>
-        </w:rPr>
-        <w:object w:dxaOrig="2400" w:dyaOrig="400" w14:anchorId="70603D33">
-          <v:shape id="_x0000_i1070" type="#_x0000_t75" style="width:120.2pt;height:19.4pt" o:ole="">
+        <w:t>,</w:t>
+      </w:r>
+    </w:p>
+    <w:p>
+      <w:pPr>
+        <w:spacing w:line="360" w:lineRule="auto"/>
+        <w:ind w:firstLine="709"/>
+        <w:jc w:val="both"/>
+        <w:rPr>
+          <w:rFonts w:ascii="Times New Roman" w:hAnsi="Times New Roman" w:cs="Times New Roman"/>
+          <w:sz w:val="28"/>
+          <w:szCs w:val="28"/>
+        </w:rPr>
+      </w:pPr>
+      <w:r>
+        <w:rPr>
+          <w:rFonts w:ascii="Times New Roman" w:hAnsi="Times New Roman" w:cs="Times New Roman"/>
+          <w:sz w:val="28"/>
+          <w:szCs w:val="28"/>
+        </w:rPr>
+        <w:t>то при условии малости возмущения отклик по напряжению также будет гармоническим:</w:t>
+      </w:r>
+    </w:p>
+    <w:p>
+      <w:pPr>
+        <w:spacing w:line="360" w:lineRule="auto"/>
+        <w:ind w:firstLine="709"/>
+        <w:jc w:val="both"/>
+        <w:rPr>
+          <w:rFonts w:ascii="Times New Roman" w:hAnsi="Times New Roman" w:cs="Times New Roman"/>
+          <w:sz w:val="28"/>
+          <w:szCs w:val="28"/>
+          <w:lang w:val="en-US"/>
+        </w:rPr>
+      </w:pPr>
+      <w:r>
+        <w:rPr>
+          <w:rFonts w:ascii="Times New Roman" w:hAnsi="Times New Roman" w:cs="Times New Roman"/>
+          <w:position w:val="-12"/>
+          <w:sz w:val="28"/>
+          <w:szCs w:val="28"/>
+          <w:lang w:val="en-US"/>
+        </w:rPr>
+        <w:object w:dxaOrig="1939" w:dyaOrig="360" w14:anchorId="0B616DD9">
+          <v:shape id="_x0000_i1068" type="#_x0000_t75" style="width:96.75pt;height:17.85pt" o:ole="">
             <v:imagedata r:id="rId106" o:title=""/>
           </v:shape>
-          <o:OLEObject Type="Embed" ProgID="Equation.DSMT4" ShapeID="_x0000_i1070" DrawAspect="Content" ObjectID="_1841557065" r:id="rId107"/>
+          <o:OLEObject Type="Embed" ProgID="Equation.DSMT4" ShapeID="_x0000_i1068" DrawAspect="Content" ObjectID="_1841744493" r:id="rId107"/>
         </w:object>
       </w:r>
     </w:p>
@@ -15061,6 +15606,243 @@
           <w:rFonts w:ascii="Times New Roman" w:hAnsi="Times New Roman" w:cs="Times New Roman"/>
           <w:sz w:val="28"/>
           <w:szCs w:val="28"/>
+        </w:rPr>
+      </w:pPr>
+      <w:r>
+        <w:rPr>
+          <w:rFonts w:ascii="Times New Roman" w:hAnsi="Times New Roman" w:cs="Times New Roman"/>
+          <w:sz w:val="28"/>
+          <w:szCs w:val="28"/>
+        </w:rPr>
+        <w:t xml:space="preserve">, где φ –фазовый сдвиг </w:t>
+      </w:r>
+      <w:r>
+        <w:rPr>
+          <w:rFonts w:ascii="Times New Roman" w:hAnsi="Times New Roman" w:cs="Times New Roman"/>
+          <w:sz w:val="28"/>
+          <w:szCs w:val="28"/>
+        </w:rPr>
+        <w:t>между током и напряжением.</w:t>
+      </w:r>
+    </w:p>
+    <w:p>
+      <w:pPr>
+        <w:spacing w:line="360" w:lineRule="auto"/>
+        <w:ind w:firstLine="709"/>
+        <w:jc w:val="both"/>
+        <w:rPr>
+          <w:rFonts w:ascii="Times New Roman" w:hAnsi="Times New Roman" w:cs="Times New Roman"/>
+          <w:sz w:val="28"/>
+          <w:szCs w:val="28"/>
+        </w:rPr>
+      </w:pPr>
+      <w:r>
+        <w:rPr>
+          <w:rFonts w:ascii="Times New Roman" w:hAnsi="Times New Roman" w:cs="Times New Roman"/>
+          <w:sz w:val="28"/>
+          <w:szCs w:val="28"/>
+        </w:rPr>
+        <w:t>Переход к комплексной форме осуществляется стандартным образом через</w:t>
+      </w:r>
+      <w:r>
+        <w:rPr>
+          <w:rFonts w:ascii="Times New Roman" w:hAnsi="Times New Roman" w:cs="Times New Roman"/>
+          <w:sz w:val="28"/>
+          <w:szCs w:val="28"/>
+        </w:rPr>
+        <w:t xml:space="preserve"> </w:t>
+      </w:r>
+      <w:r>
+        <w:rPr>
+          <w:rFonts w:ascii="Times New Roman" w:hAnsi="Times New Roman" w:cs="Times New Roman"/>
+          <w:sz w:val="28"/>
+          <w:szCs w:val="28"/>
+        </w:rPr>
+        <w:t>представление гармонических функций как вещественной части комплексной экспоненты. Тогда комплексный импеданс определяется как</w:t>
+      </w:r>
+    </w:p>
+    <w:p>
+      <w:pPr>
+        <w:spacing w:line="360" w:lineRule="auto"/>
+        <w:ind w:firstLine="709"/>
+        <w:jc w:val="both"/>
+        <w:rPr>
+          <w:rFonts w:ascii="Times New Roman" w:hAnsi="Times New Roman" w:cs="Times New Roman"/>
+          <w:sz w:val="28"/>
+          <w:szCs w:val="28"/>
+        </w:rPr>
+      </w:pPr>
+    </w:p>
+    <w:p>
+      <w:pPr>
+        <w:spacing w:line="360" w:lineRule="auto"/>
+        <w:ind w:firstLine="709"/>
+        <w:jc w:val="both"/>
+        <w:rPr>
+          <w:rFonts w:ascii="Times New Roman" w:hAnsi="Times New Roman" w:cs="Times New Roman"/>
+          <w:sz w:val="28"/>
+          <w:szCs w:val="28"/>
+        </w:rPr>
+      </w:pPr>
+      <w:r>
+        <w:rPr>
+          <w:rFonts w:ascii="Times New Roman" w:hAnsi="Times New Roman" w:cs="Times New Roman"/>
+          <w:position w:val="-40"/>
+          <w:sz w:val="28"/>
+          <w:szCs w:val="28"/>
+        </w:rPr>
+        <w:object w:dxaOrig="1420" w:dyaOrig="920" w14:anchorId="4FA1F126">
+          <v:shape id="_x0000_i1069" type="#_x0000_t75" style="width:71.4pt;height:46.1pt" o:ole="">
+            <v:imagedata r:id="rId108" o:title=""/>
+          </v:shape>
+          <o:OLEObject Type="Embed" ProgID="Equation.DSMT4" ShapeID="_x0000_i1069" DrawAspect="Content" ObjectID="_1841744494" r:id="rId109"/>
+        </w:object>
+      </w:r>
+      <w:r>
+        <w:rPr>
+          <w:rFonts w:ascii="Times New Roman" w:hAnsi="Times New Roman" w:cs="Times New Roman"/>
+          <w:sz w:val="28"/>
+          <w:szCs w:val="28"/>
+        </w:rPr>
+        <w:t>.</w:t>
+      </w:r>
+    </w:p>
+    <w:p>
+      <w:pPr>
+        <w:spacing w:line="360" w:lineRule="auto"/>
+        <w:ind w:firstLine="709"/>
+        <w:jc w:val="both"/>
+        <w:rPr>
+          <w:rFonts w:ascii="Times New Roman" w:hAnsi="Times New Roman" w:cs="Times New Roman"/>
+          <w:sz w:val="28"/>
+          <w:szCs w:val="28"/>
+        </w:rPr>
+      </w:pPr>
+    </w:p>
+    <w:p>
+      <w:pPr>
+        <w:spacing w:line="360" w:lineRule="auto"/>
+        <w:ind w:firstLine="709"/>
+        <w:jc w:val="both"/>
+        <w:rPr>
+          <w:rFonts w:ascii="Times New Roman" w:hAnsi="Times New Roman" w:cs="Times New Roman"/>
+          <w:sz w:val="28"/>
+          <w:szCs w:val="28"/>
+        </w:rPr>
+      </w:pPr>
+      <w:r>
+        <w:rPr>
+          <w:rFonts w:ascii="Times New Roman" w:hAnsi="Times New Roman" w:cs="Times New Roman"/>
+          <w:sz w:val="28"/>
+          <w:szCs w:val="28"/>
+        </w:rPr>
+        <w:t xml:space="preserve">Это соотношение является частотным </w:t>
+      </w:r>
+      <w:r>
+        <w:rPr>
+          <w:rFonts w:ascii="Times New Roman" w:hAnsi="Times New Roman" w:cs="Times New Roman"/>
+          <w:sz w:val="28"/>
+          <w:szCs w:val="28"/>
+          <w:highlight w:val="yellow"/>
+        </w:rPr>
+        <w:t>аналогом</w:t>
+      </w:r>
+      <w:r>
+        <w:rPr>
+          <w:rFonts w:ascii="Times New Roman" w:hAnsi="Times New Roman" w:cs="Times New Roman"/>
+          <w:sz w:val="28"/>
+          <w:szCs w:val="28"/>
+        </w:rPr>
+        <w:t xml:space="preserve"> закона Ома и используется потому, что позволяет анализировать не только модуль отклика, но и фазовые соотношения, то есть различать резистивную, ёмкостную и диффузионную природу процессов внутри аккумулятора. В современной методологии EIS именно анализ комплексной формы </w:t>
+      </w:r>
+      <w:r>
+        <w:rPr>
+          <w:rFonts w:ascii="Times New Roman" w:hAnsi="Times New Roman" w:cs="Times New Roman"/>
+          <w:i/>
+          <w:iCs/>
+          <w:sz w:val="28"/>
+          <w:szCs w:val="28"/>
+        </w:rPr>
+        <w:t>Z(ω)</w:t>
+      </w:r>
+      <w:r>
+        <w:rPr>
+          <w:rFonts w:ascii="Times New Roman" w:hAnsi="Times New Roman" w:cs="Times New Roman"/>
+          <w:sz w:val="28"/>
+          <w:szCs w:val="28"/>
+        </w:rPr>
+        <w:t>, а не только модуля сопротивления, рассматривается как принципиально необходимый для корректной физической интерпретации данных.</w:t>
+      </w:r>
+    </w:p>
+    <w:p>
+      <w:pPr>
+        <w:spacing w:line="360" w:lineRule="auto"/>
+        <w:ind w:firstLine="709"/>
+        <w:jc w:val="both"/>
+        <w:rPr>
+          <w:rFonts w:ascii="Times New Roman" w:hAnsi="Times New Roman" w:cs="Times New Roman"/>
+          <w:sz w:val="28"/>
+          <w:szCs w:val="28"/>
+        </w:rPr>
+      </w:pPr>
+      <w:r>
+        <w:rPr>
+          <w:rFonts w:ascii="Times New Roman" w:hAnsi="Times New Roman" w:cs="Times New Roman"/>
+          <w:sz w:val="28"/>
+          <w:szCs w:val="28"/>
+        </w:rPr>
+        <w:t>В комплексной форме импеданс записывается как</w:t>
+      </w:r>
+    </w:p>
+    <w:p>
+      <w:pPr>
+        <w:spacing w:line="360" w:lineRule="auto"/>
+        <w:ind w:firstLine="709"/>
+        <w:jc w:val="both"/>
+        <w:rPr>
+          <w:rFonts w:ascii="Times New Roman" w:hAnsi="Times New Roman" w:cs="Times New Roman"/>
+          <w:sz w:val="28"/>
+          <w:szCs w:val="28"/>
+        </w:rPr>
+      </w:pPr>
+    </w:p>
+    <w:p>
+      <w:pPr>
+        <w:spacing w:line="360" w:lineRule="auto"/>
+        <w:ind w:firstLine="709"/>
+        <w:jc w:val="both"/>
+        <w:rPr>
+          <w:rFonts w:ascii="Times New Roman" w:hAnsi="Times New Roman" w:cs="Times New Roman"/>
+          <w:sz w:val="28"/>
+          <w:szCs w:val="28"/>
+          <w:lang w:val="en-US"/>
+        </w:rPr>
+      </w:pPr>
+      <w:r>
+        <w:rPr>
+          <w:rFonts w:ascii="Times New Roman" w:hAnsi="Times New Roman" w:cs="Times New Roman"/>
+          <w:position w:val="-14"/>
+          <w:sz w:val="28"/>
+          <w:szCs w:val="28"/>
+          <w:lang w:val="en-US"/>
+        </w:rPr>
+        <w:object w:dxaOrig="2400" w:dyaOrig="400" w14:anchorId="70603D33">
+          <v:shape id="_x0000_i1070" type="#_x0000_t75" style="width:120.4pt;height:19.6pt" o:ole="">
+            <v:imagedata r:id="rId110" o:title=""/>
+          </v:shape>
+          <o:OLEObject Type="Embed" ProgID="Equation.DSMT4" ShapeID="_x0000_i1070" DrawAspect="Content" ObjectID="_1841744495" r:id="rId111"/>
+        </w:object>
+      </w:r>
+    </w:p>
+    <w:p>
+      <w:pPr>
+        <w:spacing w:line="360" w:lineRule="auto"/>
+        <w:ind w:firstLine="709"/>
+        <w:jc w:val="both"/>
+        <w:rPr>
+          <w:rFonts w:ascii="Times New Roman" w:hAnsi="Times New Roman" w:cs="Times New Roman"/>
+          <w:sz w:val="28"/>
+          <w:szCs w:val="28"/>
           <w:lang w:val="en-US"/>
         </w:rPr>
       </w:pPr>
@@ -15251,7 +16033,320 @@
           <w:sz w:val="28"/>
           <w:szCs w:val="28"/>
         </w:rPr>
-        <w:t xml:space="preserve"> потерям энергии, а мнимая отражает энергонакопление и задержанные отклики системы. На этой основе строятся две классические формы представления результатов: диаграмма </w:t>
+        <w:t xml:space="preserve"> потерям энергии, а мнимая отражает энергонакопление и задержанные отклики системы. На этой основе строятся две классические формы представления результатов: диаграмма Найквиста, на которой откладываются </w:t>
+      </w:r>
+      <w:r>
+        <w:rPr>
+          <w:rFonts w:ascii="Times New Roman" w:hAnsi="Times New Roman" w:cs="Times New Roman"/>
+          <w:sz w:val="28"/>
+          <w:szCs w:val="28"/>
+          <w:lang w:val="en-US"/>
+        </w:rPr>
+        <w:t>Z</w:t>
+      </w:r>
+      <w:r>
+        <w:rPr>
+          <w:rFonts w:ascii="Times New Roman" w:hAnsi="Times New Roman" w:cs="Times New Roman"/>
+          <w:sz w:val="28"/>
+          <w:szCs w:val="28"/>
+        </w:rPr>
+        <w:t xml:space="preserve">’ и </w:t>
+      </w:r>
+      <w:r>
+        <w:rPr>
+          <w:rFonts w:ascii="Times New Roman" w:hAnsi="Times New Roman" w:cs="Times New Roman"/>
+          <w:i/>
+          <w:iCs/>
+          <w:sz w:val="28"/>
+          <w:szCs w:val="28"/>
+        </w:rPr>
+        <w:t>-</w:t>
+      </w:r>
+      <w:r>
+        <w:rPr>
+          <w:rFonts w:ascii="Times New Roman" w:hAnsi="Times New Roman" w:cs="Times New Roman"/>
+          <w:i/>
+          <w:iCs/>
+          <w:sz w:val="28"/>
+          <w:szCs w:val="28"/>
+          <w:lang w:val="en-US"/>
+        </w:rPr>
+        <w:t>Z</w:t>
+      </w:r>
+      <w:r>
+        <w:rPr>
+          <w:rFonts w:ascii="Times New Roman" w:hAnsi="Times New Roman" w:cs="Times New Roman"/>
+          <w:i/>
+          <w:iCs/>
+          <w:sz w:val="28"/>
+          <w:szCs w:val="28"/>
+        </w:rPr>
+        <w:t>”</w:t>
+      </w:r>
+      <w:r>
+        <w:rPr>
+          <w:rFonts w:ascii="Times New Roman" w:hAnsi="Times New Roman" w:cs="Times New Roman"/>
+          <w:sz w:val="28"/>
+          <w:szCs w:val="28"/>
+        </w:rPr>
+        <w:t xml:space="preserve">, и диаграмма Боде, где анализируются модуль </w:t>
+      </w:r>
+      <w:r>
+        <w:rPr>
+          <w:rFonts w:ascii="Cambria Math" w:hAnsi="Cambria Math" w:cs="Cambria Math"/>
+          <w:sz w:val="28"/>
+          <w:szCs w:val="28"/>
+        </w:rPr>
+        <w:t>∣</w:t>
+      </w:r>
+      <w:r>
+        <w:rPr>
+          <w:rFonts w:ascii="Times New Roman" w:hAnsi="Times New Roman" w:cs="Times New Roman"/>
+          <w:i/>
+          <w:iCs/>
+          <w:sz w:val="28"/>
+          <w:szCs w:val="28"/>
+        </w:rPr>
+        <w:t>Z</w:t>
+      </w:r>
+      <w:r>
+        <w:rPr>
+          <w:rFonts w:ascii="Cambria Math" w:hAnsi="Cambria Math" w:cs="Cambria Math"/>
+          <w:sz w:val="28"/>
+          <w:szCs w:val="28"/>
+        </w:rPr>
+        <w:t>∣</w:t>
+      </w:r>
+      <w:r>
+        <w:rPr>
+          <w:rFonts w:ascii="Times New Roman" w:hAnsi="Times New Roman" w:cs="Times New Roman"/>
+          <w:sz w:val="28"/>
+          <w:szCs w:val="28"/>
+        </w:rPr>
+        <w:t xml:space="preserve"> и фазовый угол φ как функции частоты. Современные руководства и обзоры по EIS подчёркивают, что диаграмма Найквиста удобна для интерпретации эквивалентных схем и выделения полукругов </w:t>
+      </w:r>
+      <w:r>
+        <w:rPr>
+          <w:rFonts w:ascii="Times New Roman" w:hAnsi="Times New Roman" w:cs="Times New Roman"/>
+          <w:sz w:val="28"/>
+          <w:szCs w:val="28"/>
+          <w:highlight w:val="yellow"/>
+        </w:rPr>
+        <w:t>зарядопереноса</w:t>
+      </w:r>
+      <w:r>
+        <w:rPr>
+          <w:rFonts w:ascii="Times New Roman" w:hAnsi="Times New Roman" w:cs="Times New Roman"/>
+          <w:sz w:val="28"/>
+          <w:szCs w:val="28"/>
+        </w:rPr>
+        <w:t>, тогда как диаграмма Боде даёт более наглядное представление о частотных диапазонах доминирующих процессов.</w:t>
+      </w:r>
+    </w:p>
+    <w:p>
+      <w:pPr>
+        <w:spacing w:line="360" w:lineRule="auto"/>
+        <w:ind w:firstLine="709"/>
+        <w:jc w:val="both"/>
+        <w:rPr>
+          <w:rFonts w:ascii="Times New Roman" w:hAnsi="Times New Roman" w:cs="Times New Roman"/>
+          <w:sz w:val="28"/>
+          <w:szCs w:val="28"/>
+        </w:rPr>
+      </w:pPr>
+      <w:r>
+        <w:rPr>
+          <w:rFonts w:ascii="Times New Roman" w:hAnsi="Times New Roman" w:cs="Times New Roman"/>
+          <w:sz w:val="28"/>
+          <w:szCs w:val="28"/>
+        </w:rPr>
+        <w:t xml:space="preserve">Для инженерного анализа аккумуляторных систем наиболее распространённой является эквивалентная схема Рэндлса или её модификации. В простейшем варианте схема содержит омическое сопротивление </w:t>
+      </w:r>
+      <w:r>
+        <w:rPr>
+          <w:rFonts w:ascii="Times New Roman" w:hAnsi="Times New Roman" w:cs="Times New Roman"/>
+          <w:i/>
+          <w:iCs/>
+          <w:sz w:val="28"/>
+          <w:szCs w:val="28"/>
+          <w:lang w:val="en-US"/>
+        </w:rPr>
+        <w:t>R</w:t>
+      </w:r>
+      <w:r>
+        <w:rPr>
+          <w:rFonts w:ascii="Times New Roman" w:hAnsi="Times New Roman" w:cs="Times New Roman"/>
+          <w:i/>
+          <w:iCs/>
+          <w:sz w:val="28"/>
+          <w:szCs w:val="28"/>
+          <w:vertAlign w:val="subscript"/>
+          <w:lang w:val="en-US"/>
+        </w:rPr>
+        <w:t>Ω</w:t>
+      </w:r>
+      <w:r>
+        <w:rPr>
+          <w:rFonts w:ascii="Times New Roman" w:hAnsi="Times New Roman" w:cs="Times New Roman"/>
+          <w:sz w:val="28"/>
+          <w:szCs w:val="28"/>
+        </w:rPr>
+        <w:t xml:space="preserve">, параллельное соединение сопротивления переноса заряда </w:t>
+      </w:r>
+      <w:r>
+        <w:rPr>
+          <w:rFonts w:ascii="Times New Roman" w:hAnsi="Times New Roman" w:cs="Times New Roman"/>
+          <w:i/>
+          <w:iCs/>
+          <w:sz w:val="28"/>
+          <w:szCs w:val="28"/>
+          <w:lang w:val="en-US"/>
+        </w:rPr>
+        <w:t>R</w:t>
+      </w:r>
+      <w:r>
+        <w:rPr>
+          <w:rFonts w:ascii="Times New Roman" w:hAnsi="Times New Roman" w:cs="Times New Roman"/>
+          <w:i/>
+          <w:iCs/>
+          <w:sz w:val="28"/>
+          <w:szCs w:val="28"/>
+          <w:vertAlign w:val="subscript"/>
+          <w:lang w:val="en-US"/>
+        </w:rPr>
+        <w:t>ct</w:t>
+      </w:r>
+      <w:r>
+        <w:rPr>
+          <w:rFonts w:ascii="Times New Roman" w:hAnsi="Times New Roman" w:cs="Times New Roman"/>
+          <w:sz w:val="28"/>
+          <w:szCs w:val="28"/>
+        </w:rPr>
+        <w:t xml:space="preserve"> и ёмкости двойного электрического слоя </w:t>
+      </w:r>
+      <w:r>
+        <w:rPr>
+          <w:rFonts w:ascii="Times New Roman" w:hAnsi="Times New Roman" w:cs="Times New Roman"/>
+          <w:i/>
+          <w:iCs/>
+          <w:sz w:val="28"/>
+          <w:szCs w:val="28"/>
+          <w:lang w:val="en-US"/>
+        </w:rPr>
+        <w:t>C</w:t>
+      </w:r>
+      <w:r>
+        <w:rPr>
+          <w:rFonts w:ascii="Times New Roman" w:hAnsi="Times New Roman" w:cs="Times New Roman"/>
+          <w:i/>
+          <w:iCs/>
+          <w:sz w:val="28"/>
+          <w:szCs w:val="28"/>
+          <w:vertAlign w:val="subscript"/>
+          <w:lang w:val="en-US"/>
+        </w:rPr>
+        <w:t>dl</w:t>
+      </w:r>
+      <w:r>
+        <w:rPr>
+          <w:rFonts w:ascii="Times New Roman" w:hAnsi="Times New Roman" w:cs="Times New Roman"/>
+          <w:sz w:val="28"/>
+          <w:szCs w:val="28"/>
+        </w:rPr>
+        <w:t xml:space="preserve">, а также диффузионный элемент Варбурга </w:t>
+      </w:r>
+      <w:r>
+        <w:rPr>
+          <w:rFonts w:ascii="Times New Roman" w:hAnsi="Times New Roman" w:cs="Times New Roman"/>
+          <w:i/>
+          <w:iCs/>
+          <w:sz w:val="28"/>
+          <w:szCs w:val="28"/>
+          <w:lang w:val="en-US"/>
+        </w:rPr>
+        <w:t>Z</w:t>
+      </w:r>
+      <w:r>
+        <w:rPr>
+          <w:rFonts w:ascii="Times New Roman" w:hAnsi="Times New Roman" w:cs="Times New Roman"/>
+          <w:i/>
+          <w:iCs/>
+          <w:sz w:val="28"/>
+          <w:szCs w:val="28"/>
+          <w:vertAlign w:val="subscript"/>
+          <w:lang w:val="en-US"/>
+        </w:rPr>
+        <w:t>w</w:t>
+      </w:r>
+      <w:r>
+        <w:rPr>
+          <w:rFonts w:ascii="Times New Roman" w:hAnsi="Times New Roman" w:cs="Times New Roman"/>
+          <w:sz w:val="28"/>
+          <w:szCs w:val="28"/>
+        </w:rPr>
+        <w:t xml:space="preserve">. </w:t>
+      </w:r>
+      <w:r>
+        <w:rPr>
+          <w:rFonts w:ascii="Times New Roman" w:hAnsi="Times New Roman" w:cs="Times New Roman"/>
+          <w:sz w:val="28"/>
+          <w:szCs w:val="28"/>
+        </w:rPr>
+        <w:t xml:space="preserve">Такая схема используется не потому, что полностью воспроизводит реальную пространственно-распределённую электрохимию, а потому, что позволяет свести сложный спектр к набору параметров с физически интерпретируемым смыслом. В современных работах по </w:t>
+      </w:r>
+      <w:r>
+        <w:rPr>
+          <w:rFonts w:ascii="Times New Roman" w:hAnsi="Times New Roman" w:cs="Times New Roman"/>
+          <w:sz w:val="28"/>
+          <w:szCs w:val="28"/>
+          <w:highlight w:val="yellow"/>
+        </w:rPr>
+        <w:t>battery EIS</w:t>
+      </w:r>
+      <w:r>
+        <w:rPr>
+          <w:rFonts w:ascii="Times New Roman" w:hAnsi="Times New Roman" w:cs="Times New Roman"/>
+          <w:sz w:val="28"/>
+          <w:szCs w:val="28"/>
+        </w:rPr>
+        <w:t xml:space="preserve"> подчёркивается, что корректная эквивалентная схема должна строиться из понимания физики системы, а не только из удобства </w:t>
+      </w:r>
+      <w:r>
+        <w:rPr>
+          <w:rFonts w:ascii="Times New Roman" w:hAnsi="Times New Roman" w:cs="Times New Roman"/>
+          <w:sz w:val="28"/>
+          <w:szCs w:val="28"/>
+          <w:highlight w:val="yellow"/>
+        </w:rPr>
+        <w:t>curve fitting</w:t>
+      </w:r>
+      <w:r>
+        <w:rPr>
+          <w:rFonts w:ascii="Times New Roman" w:hAnsi="Times New Roman" w:cs="Times New Roman"/>
+          <w:sz w:val="28"/>
+          <w:szCs w:val="28"/>
+        </w:rPr>
+        <w:t>.</w:t>
+      </w:r>
+    </w:p>
+    <w:p>
+      <w:pPr>
+        <w:spacing w:line="360" w:lineRule="auto"/>
+        <w:ind w:firstLine="709"/>
+        <w:jc w:val="both"/>
+        <w:rPr>
+          <w:rFonts w:ascii="Times New Roman" w:hAnsi="Times New Roman" w:cs="Times New Roman"/>
+          <w:sz w:val="28"/>
+          <w:szCs w:val="28"/>
+        </w:rPr>
+      </w:pPr>
+      <w:r>
+        <w:rPr>
+          <w:rFonts w:ascii="Times New Roman" w:hAnsi="Times New Roman" w:cs="Times New Roman"/>
+          <w:sz w:val="28"/>
+          <w:szCs w:val="28"/>
+        </w:rPr>
+        <w:t xml:space="preserve">Для последующего анализа в диссертации в качестве базовой используется эквивалентная схема, включающая омическое сопротивление, ветвь зарядопереноса и ёмкости двойного слоя, а также диффузионный элемент </w:t>
       </w:r>
       <w:r>
         <w:rPr>
@@ -15260,320 +16355,7 @@
           <w:szCs w:val="28"/>
         </w:rPr>
         <w:lastRenderedPageBreak/>
-        <w:t xml:space="preserve">Найквиста, на которой откладываются </w:t>
-      </w:r>
-      <w:r>
-        <w:rPr>
-          <w:rFonts w:ascii="Times New Roman" w:hAnsi="Times New Roman" w:cs="Times New Roman"/>
-          <w:sz w:val="28"/>
-          <w:szCs w:val="28"/>
-          <w:lang w:val="en-US"/>
-        </w:rPr>
-        <w:t>Z</w:t>
-      </w:r>
-      <w:r>
-        <w:rPr>
-          <w:rFonts w:ascii="Times New Roman" w:hAnsi="Times New Roman" w:cs="Times New Roman"/>
-          <w:sz w:val="28"/>
-          <w:szCs w:val="28"/>
-        </w:rPr>
-        <w:t xml:space="preserve">’ и </w:t>
-      </w:r>
-      <w:r>
-        <w:rPr>
-          <w:rFonts w:ascii="Times New Roman" w:hAnsi="Times New Roman" w:cs="Times New Roman"/>
-          <w:i/>
-          <w:iCs/>
-          <w:sz w:val="28"/>
-          <w:szCs w:val="28"/>
-        </w:rPr>
-        <w:t>-</w:t>
-      </w:r>
-      <w:r>
-        <w:rPr>
-          <w:rFonts w:ascii="Times New Roman" w:hAnsi="Times New Roman" w:cs="Times New Roman"/>
-          <w:i/>
-          <w:iCs/>
-          <w:sz w:val="28"/>
-          <w:szCs w:val="28"/>
-          <w:lang w:val="en-US"/>
-        </w:rPr>
-        <w:t>Z</w:t>
-      </w:r>
-      <w:r>
-        <w:rPr>
-          <w:rFonts w:ascii="Times New Roman" w:hAnsi="Times New Roman" w:cs="Times New Roman"/>
-          <w:i/>
-          <w:iCs/>
-          <w:sz w:val="28"/>
-          <w:szCs w:val="28"/>
-        </w:rPr>
-        <w:t>”</w:t>
-      </w:r>
-      <w:r>
-        <w:rPr>
-          <w:rFonts w:ascii="Times New Roman" w:hAnsi="Times New Roman" w:cs="Times New Roman"/>
-          <w:sz w:val="28"/>
-          <w:szCs w:val="28"/>
-        </w:rPr>
-        <w:t xml:space="preserve">, и диаграмма Боде, где анализируются модуль </w:t>
-      </w:r>
-      <w:r>
-        <w:rPr>
-          <w:rFonts w:ascii="Cambria Math" w:hAnsi="Cambria Math" w:cs="Cambria Math"/>
-          <w:sz w:val="28"/>
-          <w:szCs w:val="28"/>
-        </w:rPr>
-        <w:t>∣</w:t>
-      </w:r>
-      <w:r>
-        <w:rPr>
-          <w:rFonts w:ascii="Times New Roman" w:hAnsi="Times New Roman" w:cs="Times New Roman"/>
-          <w:i/>
-          <w:iCs/>
-          <w:sz w:val="28"/>
-          <w:szCs w:val="28"/>
-        </w:rPr>
-        <w:t>Z</w:t>
-      </w:r>
-      <w:r>
-        <w:rPr>
-          <w:rFonts w:ascii="Cambria Math" w:hAnsi="Cambria Math" w:cs="Cambria Math"/>
-          <w:sz w:val="28"/>
-          <w:szCs w:val="28"/>
-        </w:rPr>
-        <w:t>∣</w:t>
-      </w:r>
-      <w:r>
-        <w:rPr>
-          <w:rFonts w:ascii="Times New Roman" w:hAnsi="Times New Roman" w:cs="Times New Roman"/>
-          <w:sz w:val="28"/>
-          <w:szCs w:val="28"/>
-        </w:rPr>
-        <w:t xml:space="preserve"> и фазовый угол φ как функции частоты. Современные руководства и обзоры по EIS подчёркивают, что диаграмма Найквиста удобна для интерпретации эквивалентных схем и выделения полукругов </w:t>
-      </w:r>
-      <w:r>
-        <w:rPr>
-          <w:rFonts w:ascii="Times New Roman" w:hAnsi="Times New Roman" w:cs="Times New Roman"/>
-          <w:sz w:val="28"/>
-          <w:szCs w:val="28"/>
-          <w:highlight w:val="yellow"/>
-        </w:rPr>
-        <w:t>зарядопереноса</w:t>
-      </w:r>
-      <w:r>
-        <w:rPr>
-          <w:rFonts w:ascii="Times New Roman" w:hAnsi="Times New Roman" w:cs="Times New Roman"/>
-          <w:sz w:val="28"/>
-          <w:szCs w:val="28"/>
-        </w:rPr>
-        <w:t>, тогда как диаграмма Боде даёт более наглядное представление о частотных диапазонах доминирующих процессов.</w:t>
-      </w:r>
-    </w:p>
-    <w:p>
-      <w:pPr>
-        <w:spacing w:line="360" w:lineRule="auto"/>
-        <w:ind w:firstLine="709"/>
-        <w:jc w:val="both"/>
-        <w:rPr>
-          <w:rFonts w:ascii="Times New Roman" w:hAnsi="Times New Roman" w:cs="Times New Roman"/>
-          <w:sz w:val="28"/>
-          <w:szCs w:val="28"/>
-        </w:rPr>
-      </w:pPr>
-      <w:r>
-        <w:rPr>
-          <w:rFonts w:ascii="Times New Roman" w:hAnsi="Times New Roman" w:cs="Times New Roman"/>
-          <w:sz w:val="28"/>
-          <w:szCs w:val="28"/>
-        </w:rPr>
-        <w:t xml:space="preserve">Для инженерного анализа аккумуляторных систем наиболее распространённой является эквивалентная схема Рэндлса или её модификации. В простейшем варианте схема содержит омическое сопротивление </w:t>
-      </w:r>
-      <w:r>
-        <w:rPr>
-          <w:rFonts w:ascii="Times New Roman" w:hAnsi="Times New Roman" w:cs="Times New Roman"/>
-          <w:i/>
-          <w:iCs/>
-          <w:sz w:val="28"/>
-          <w:szCs w:val="28"/>
-          <w:lang w:val="en-US"/>
-        </w:rPr>
-        <w:t>R</w:t>
-      </w:r>
-      <w:r>
-        <w:rPr>
-          <w:rFonts w:ascii="Times New Roman" w:hAnsi="Times New Roman" w:cs="Times New Roman"/>
-          <w:i/>
-          <w:iCs/>
-          <w:sz w:val="28"/>
-          <w:szCs w:val="28"/>
-          <w:vertAlign w:val="subscript"/>
-          <w:lang w:val="en-US"/>
-        </w:rPr>
-        <w:t>Ω</w:t>
-      </w:r>
-      <w:r>
-        <w:rPr>
-          <w:rFonts w:ascii="Times New Roman" w:hAnsi="Times New Roman" w:cs="Times New Roman"/>
-          <w:sz w:val="28"/>
-          <w:szCs w:val="28"/>
-        </w:rPr>
-        <w:t xml:space="preserve">, параллельное соединение сопротивления переноса заряда </w:t>
-      </w:r>
-      <w:r>
-        <w:rPr>
-          <w:rFonts w:ascii="Times New Roman" w:hAnsi="Times New Roman" w:cs="Times New Roman"/>
-          <w:i/>
-          <w:iCs/>
-          <w:sz w:val="28"/>
-          <w:szCs w:val="28"/>
-          <w:lang w:val="en-US"/>
-        </w:rPr>
-        <w:t>R</w:t>
-      </w:r>
-      <w:r>
-        <w:rPr>
-          <w:rFonts w:ascii="Times New Roman" w:hAnsi="Times New Roman" w:cs="Times New Roman"/>
-          <w:i/>
-          <w:iCs/>
-          <w:sz w:val="28"/>
-          <w:szCs w:val="28"/>
-          <w:vertAlign w:val="subscript"/>
-          <w:lang w:val="en-US"/>
-        </w:rPr>
-        <w:t>ct</w:t>
-      </w:r>
-      <w:r>
-        <w:rPr>
-          <w:rFonts w:ascii="Times New Roman" w:hAnsi="Times New Roman" w:cs="Times New Roman"/>
-          <w:sz w:val="28"/>
-          <w:szCs w:val="28"/>
-        </w:rPr>
-        <w:t xml:space="preserve"> и ёмкости двойного электрического слоя </w:t>
-      </w:r>
-      <w:r>
-        <w:rPr>
-          <w:rFonts w:ascii="Times New Roman" w:hAnsi="Times New Roman" w:cs="Times New Roman"/>
-          <w:i/>
-          <w:iCs/>
-          <w:sz w:val="28"/>
-          <w:szCs w:val="28"/>
-          <w:lang w:val="en-US"/>
-        </w:rPr>
-        <w:t>C</w:t>
-      </w:r>
-      <w:r>
-        <w:rPr>
-          <w:rFonts w:ascii="Times New Roman" w:hAnsi="Times New Roman" w:cs="Times New Roman"/>
-          <w:i/>
-          <w:iCs/>
-          <w:sz w:val="28"/>
-          <w:szCs w:val="28"/>
-          <w:vertAlign w:val="subscript"/>
-          <w:lang w:val="en-US"/>
-        </w:rPr>
-        <w:t>dl</w:t>
-      </w:r>
-      <w:r>
-        <w:rPr>
-          <w:rFonts w:ascii="Times New Roman" w:hAnsi="Times New Roman" w:cs="Times New Roman"/>
-          <w:sz w:val="28"/>
-          <w:szCs w:val="28"/>
-        </w:rPr>
-        <w:t xml:space="preserve">, а также диффузионный элемент Варбурга </w:t>
-      </w:r>
-      <w:r>
-        <w:rPr>
-          <w:rFonts w:ascii="Times New Roman" w:hAnsi="Times New Roman" w:cs="Times New Roman"/>
-          <w:i/>
-          <w:iCs/>
-          <w:sz w:val="28"/>
-          <w:szCs w:val="28"/>
-          <w:lang w:val="en-US"/>
-        </w:rPr>
-        <w:t>Z</w:t>
-      </w:r>
-      <w:r>
-        <w:rPr>
-          <w:rFonts w:ascii="Times New Roman" w:hAnsi="Times New Roman" w:cs="Times New Roman"/>
-          <w:i/>
-          <w:iCs/>
-          <w:sz w:val="28"/>
-          <w:szCs w:val="28"/>
-          <w:vertAlign w:val="subscript"/>
-          <w:lang w:val="en-US"/>
-        </w:rPr>
-        <w:t>w</w:t>
-      </w:r>
-      <w:r>
-        <w:rPr>
-          <w:rFonts w:ascii="Times New Roman" w:hAnsi="Times New Roman" w:cs="Times New Roman"/>
-          <w:sz w:val="28"/>
-          <w:szCs w:val="28"/>
-        </w:rPr>
-        <w:t xml:space="preserve">. </w:t>
-      </w:r>
-      <w:r>
-        <w:rPr>
-          <w:rFonts w:ascii="Times New Roman" w:hAnsi="Times New Roman" w:cs="Times New Roman"/>
-          <w:sz w:val="28"/>
-          <w:szCs w:val="28"/>
-        </w:rPr>
-        <w:t xml:space="preserve">Такая схема используется не потому, что полностью воспроизводит реальную пространственно-распределённую электрохимию, а потому, что позволяет свести сложный спектр к набору параметров с физически интерпретируемым смыслом. В современных работах по </w:t>
-      </w:r>
-      <w:r>
-        <w:rPr>
-          <w:rFonts w:ascii="Times New Roman" w:hAnsi="Times New Roman" w:cs="Times New Roman"/>
-          <w:sz w:val="28"/>
-          <w:szCs w:val="28"/>
-          <w:highlight w:val="yellow"/>
-        </w:rPr>
-        <w:t>battery EIS</w:t>
-      </w:r>
-      <w:r>
-        <w:rPr>
-          <w:rFonts w:ascii="Times New Roman" w:hAnsi="Times New Roman" w:cs="Times New Roman"/>
-          <w:sz w:val="28"/>
-          <w:szCs w:val="28"/>
-        </w:rPr>
-        <w:t xml:space="preserve"> подчёркивается, что корректная эквивалентная схема должна строиться из понимания физики системы, а не только из удобства </w:t>
-      </w:r>
-      <w:r>
-        <w:rPr>
-          <w:rFonts w:ascii="Times New Roman" w:hAnsi="Times New Roman" w:cs="Times New Roman"/>
-          <w:sz w:val="28"/>
-          <w:szCs w:val="28"/>
-          <w:highlight w:val="yellow"/>
-        </w:rPr>
-        <w:t>curve fitting</w:t>
-      </w:r>
-      <w:r>
-        <w:rPr>
-          <w:rFonts w:ascii="Times New Roman" w:hAnsi="Times New Roman" w:cs="Times New Roman"/>
-          <w:sz w:val="28"/>
-          <w:szCs w:val="28"/>
-        </w:rPr>
-        <w:t>.</w:t>
-      </w:r>
-    </w:p>
-    <w:p>
-      <w:pPr>
-        <w:spacing w:line="360" w:lineRule="auto"/>
-        <w:ind w:firstLine="709"/>
-        <w:jc w:val="both"/>
-        <w:rPr>
-          <w:rFonts w:ascii="Times New Roman" w:hAnsi="Times New Roman" w:cs="Times New Roman"/>
-          <w:sz w:val="28"/>
-          <w:szCs w:val="28"/>
-        </w:rPr>
-      </w:pPr>
-      <w:r>
-        <w:rPr>
-          <w:rFonts w:ascii="Times New Roman" w:hAnsi="Times New Roman" w:cs="Times New Roman"/>
-          <w:sz w:val="28"/>
-          <w:szCs w:val="28"/>
-        </w:rPr>
-        <w:t>Для последующего анализа в диссертации в качестве базовой используется эквивалентная схема, включающая омическое сопротивление, ветвь зарядопереноса и ёмкости двойного слоя, а также диффузионный элемент Варбурга. Именно она образует минимально достаточный набор параметров, позволяющий связать измеряемый спектр с деградационными процессами в батарее.</w:t>
+        <w:t>Варбурга. Именно она образует минимально достаточный набор параметров, позволяющий связать измеряемый спектр с деградационными процессами в батарее.</w:t>
       </w:r>
     </w:p>
     <w:p>
@@ -15604,7 +16386,6 @@
         <w:rPr>
           <w:noProof/>
         </w:rPr>
-        <w:lastRenderedPageBreak/>
         <w:drawing>
           <wp:inline distT="0" distB="0" distL="0" distR="0" wp14:anchorId="6873A2FB" wp14:editId="5D3DABD3">
             <wp:extent cx="6119495" cy="2041525"/>
@@ -15623,7 +16404,7 @@
                     </pic:cNvPicPr>
                   </pic:nvPicPr>
                   <pic:blipFill>
-                    <a:blip r:embed="rId108" cstate="print">
+                    <a:blip r:embed="rId112" cstate="print">
                       <a:extLst>
                         <a:ext uri="{28A0092B-C50C-407E-A947-70E740481C1C}">
                           <a14:useLocalDpi xmlns:a14="http://schemas.microsoft.com/office/drawing/2010/main" val="0"/>
@@ -16069,10 +16850,10 @@
           <w:szCs w:val="28"/>
         </w:rPr>
         <w:object w:dxaOrig="3340" w:dyaOrig="680" w14:anchorId="4C2B4A80">
-          <v:shape id="_x0000_i1071" type="#_x0000_t75" style="width:167.15pt;height:33.8pt" o:ole="">
-            <v:imagedata r:id="rId109" o:title=""/>
+          <v:shape id="_x0000_i1071" type="#_x0000_t75" style="width:167.05pt;height:34pt" o:ole="">
+            <v:imagedata r:id="rId113" o:title=""/>
           </v:shape>
-          <o:OLEObject Type="Embed" ProgID="Equation.DSMT4" ShapeID="_x0000_i1071" DrawAspect="Content" ObjectID="_1841557066" r:id="rId110"/>
+          <o:OLEObject Type="Embed" ProgID="Equation.DSMT4" ShapeID="_x0000_i1071" DrawAspect="Content" ObjectID="_1841744496" r:id="rId114"/>
         </w:object>
       </w:r>
     </w:p>
@@ -16094,251 +16875,242 @@
           <w:sz w:val="28"/>
           <w:szCs w:val="28"/>
         </w:rPr>
+        <w:t>Первое слагаемое представляет собой чисто резистивный вклад, второе получается из правила расчёта параллельного соединения сопротивления и ёмкости, третье отражает диффузионный отклик. Если считать диффузию полуограниченной, то классический импеданс Варбурга имеет вид</w:t>
+      </w:r>
+    </w:p>
+    <w:p>
+      <w:pPr>
+        <w:spacing w:line="360" w:lineRule="auto"/>
+        <w:ind w:firstLine="709"/>
+        <w:jc w:val="both"/>
+        <w:rPr>
+          <w:rFonts w:ascii="Times New Roman" w:hAnsi="Times New Roman" w:cs="Times New Roman"/>
+          <w:sz w:val="28"/>
+          <w:szCs w:val="28"/>
+          <w:lang w:val="en-US"/>
+        </w:rPr>
+      </w:pPr>
+    </w:p>
+    <w:p>
+      <w:pPr>
+        <w:spacing w:line="360" w:lineRule="auto"/>
+        <w:ind w:firstLine="709"/>
+        <w:jc w:val="both"/>
+        <w:rPr>
+          <w:rFonts w:ascii="Times New Roman" w:hAnsi="Times New Roman" w:cs="Times New Roman"/>
+          <w:sz w:val="28"/>
+          <w:szCs w:val="28"/>
+          <w:lang w:val="en-US"/>
+        </w:rPr>
+      </w:pPr>
+      <w:r>
+        <w:rPr>
+          <w:rFonts w:ascii="Times New Roman" w:hAnsi="Times New Roman" w:cs="Times New Roman"/>
+          <w:position w:val="-32"/>
+          <w:sz w:val="28"/>
+          <w:szCs w:val="28"/>
+          <w:lang w:val="en-US"/>
+        </w:rPr>
+        <w:object w:dxaOrig="1420" w:dyaOrig="700" w14:anchorId="137DCC1A">
+          <v:shape id="_x0000_i1072" type="#_x0000_t75" style="width:71.4pt;height:35.15pt" o:ole="">
+            <v:imagedata r:id="rId115" o:title=""/>
+          </v:shape>
+          <o:OLEObject Type="Embed" ProgID="Equation.DSMT4" ShapeID="_x0000_i1072" DrawAspect="Content" ObjectID="_1841744497" r:id="rId116"/>
+        </w:object>
+      </w:r>
+    </w:p>
+    <w:p>
+      <w:pPr>
+        <w:spacing w:line="360" w:lineRule="auto"/>
+        <w:ind w:firstLine="709"/>
+        <w:jc w:val="both"/>
+        <w:rPr>
+          <w:rFonts w:ascii="Times New Roman" w:hAnsi="Times New Roman" w:cs="Times New Roman"/>
+          <w:sz w:val="28"/>
+          <w:szCs w:val="28"/>
+        </w:rPr>
+      </w:pPr>
+      <w:r>
+        <w:rPr>
+          <w:rFonts w:ascii="Times New Roman" w:hAnsi="Times New Roman" w:cs="Times New Roman"/>
+          <w:sz w:val="28"/>
+          <w:szCs w:val="28"/>
+        </w:rPr>
+        <w:t xml:space="preserve">, где σ – </w:t>
+      </w:r>
+      <w:r>
+        <w:rPr>
+          <w:rFonts w:ascii="Times New Roman" w:hAnsi="Times New Roman" w:cs="Times New Roman"/>
+          <w:sz w:val="28"/>
+          <w:szCs w:val="28"/>
+        </w:rPr>
+        <w:t>коэффициент Варбурга.</w:t>
+      </w:r>
+    </w:p>
+    <w:p>
+      <w:pPr>
+        <w:spacing w:line="360" w:lineRule="auto"/>
+        <w:ind w:firstLine="709"/>
+        <w:jc w:val="both"/>
+        <w:rPr>
+          <w:rFonts w:ascii="Times New Roman" w:hAnsi="Times New Roman" w:cs="Times New Roman"/>
+          <w:sz w:val="28"/>
+          <w:szCs w:val="28"/>
+        </w:rPr>
+      </w:pPr>
+      <w:r>
+        <w:rPr>
+          <w:rFonts w:ascii="Times New Roman" w:hAnsi="Times New Roman" w:cs="Times New Roman"/>
+          <w:sz w:val="28"/>
+          <w:szCs w:val="28"/>
+        </w:rPr>
+        <w:t>Происхождение этой формулы связано с решением второго закона Фика для гармонического</w:t>
+      </w:r>
+      <w:r>
+        <w:rPr>
+          <w:rFonts w:ascii="Times New Roman" w:hAnsi="Times New Roman" w:cs="Times New Roman"/>
+          <w:sz w:val="28"/>
+          <w:szCs w:val="28"/>
+        </w:rPr>
+        <w:t xml:space="preserve"> </w:t>
+      </w:r>
+      <w:r>
+        <w:rPr>
+          <w:rFonts w:ascii="Times New Roman" w:hAnsi="Times New Roman" w:cs="Times New Roman"/>
+          <w:sz w:val="28"/>
+          <w:szCs w:val="28"/>
+        </w:rPr>
+        <w:t>возмущения концентрации на границе раздела.</w:t>
+      </w:r>
+      <w:r>
+        <w:rPr>
+          <w:rFonts w:ascii="Times New Roman" w:hAnsi="Times New Roman" w:cs="Times New Roman"/>
+          <w:sz w:val="28"/>
+          <w:szCs w:val="28"/>
+        </w:rPr>
+        <w:t xml:space="preserve"> </w:t>
+      </w:r>
+      <w:r>
+        <w:rPr>
+          <w:rFonts w:ascii="Times New Roman" w:hAnsi="Times New Roman" w:cs="Times New Roman"/>
+          <w:sz w:val="28"/>
+          <w:szCs w:val="28"/>
+        </w:rPr>
+        <w:t xml:space="preserve">В критических обзорах последних лет специально подчёркивается, что </w:t>
+      </w:r>
+      <w:r>
+        <w:rPr>
+          <w:rFonts w:ascii="Times New Roman" w:hAnsi="Times New Roman" w:cs="Times New Roman"/>
+          <w:sz w:val="28"/>
+          <w:szCs w:val="28"/>
+          <w:highlight w:val="yellow"/>
+        </w:rPr>
+        <w:t>использование Варбурга</w:t>
+      </w:r>
+      <w:r>
+        <w:rPr>
+          <w:rFonts w:ascii="Times New Roman" w:hAnsi="Times New Roman" w:cs="Times New Roman"/>
+          <w:sz w:val="28"/>
+          <w:szCs w:val="28"/>
+        </w:rPr>
+        <w:t xml:space="preserve"> требует осторожности: необходимо различать полуограниченную, конечнопространственную и конечнодлиновую диффузию, поскольку неправильный выбор диффузионной модели может привести к ошибочной физической интерпретации параметров.</w:t>
+      </w:r>
+    </w:p>
+    <w:p>
+      <w:pPr>
+        <w:spacing w:line="360" w:lineRule="auto"/>
+        <w:ind w:firstLine="709"/>
+        <w:jc w:val="both"/>
+        <w:rPr>
+          <w:rFonts w:ascii="Times New Roman" w:hAnsi="Times New Roman" w:cs="Times New Roman"/>
+          <w:sz w:val="28"/>
+          <w:szCs w:val="28"/>
+        </w:rPr>
+      </w:pPr>
+      <w:r>
+        <w:rPr>
+          <w:rFonts w:ascii="Times New Roman" w:hAnsi="Times New Roman" w:cs="Times New Roman"/>
+          <w:sz w:val="28"/>
+          <w:szCs w:val="28"/>
+        </w:rPr>
+        <w:t>На высоких частотах вклад ёмкости и диффузии становится малым, поэтому спектр стремится к</w:t>
+      </w:r>
+      <w:r>
+        <w:rPr>
+          <w:rFonts w:ascii="Times New Roman" w:hAnsi="Times New Roman" w:cs="Times New Roman"/>
+          <w:sz w:val="28"/>
+          <w:szCs w:val="28"/>
+        </w:rPr>
+        <w:t xml:space="preserve"> </w:t>
+      </w:r>
+      <w:r>
+        <w:rPr>
+          <w:rFonts w:ascii="Times New Roman" w:hAnsi="Times New Roman" w:cs="Times New Roman"/>
+          <w:i/>
+          <w:iCs/>
+          <w:sz w:val="28"/>
+          <w:szCs w:val="28"/>
+          <w:lang w:val="en-US"/>
+        </w:rPr>
+        <w:t>R</w:t>
+      </w:r>
+      <w:r>
+        <w:rPr>
+          <w:rFonts w:ascii="Times New Roman" w:hAnsi="Times New Roman" w:cs="Times New Roman"/>
+          <w:i/>
+          <w:iCs/>
+          <w:sz w:val="28"/>
+          <w:szCs w:val="28"/>
+          <w:vertAlign w:val="subscript"/>
+          <w:lang w:val="en-US"/>
+        </w:rPr>
+        <w:t>Ω</w:t>
+      </w:r>
+      <w:r>
+        <w:rPr>
+          <w:rFonts w:ascii="Times New Roman" w:hAnsi="Times New Roman" w:cs="Times New Roman"/>
+          <w:sz w:val="28"/>
+          <w:szCs w:val="28"/>
+        </w:rPr>
+        <w:t xml:space="preserve">. </w:t>
+      </w:r>
+      <w:r>
+        <w:rPr>
+          <w:rFonts w:ascii="Times New Roman" w:hAnsi="Times New Roman" w:cs="Times New Roman"/>
+          <w:sz w:val="28"/>
+          <w:szCs w:val="28"/>
+        </w:rPr>
+        <w:t xml:space="preserve">В среднечастотной области формируется полукруг, связанный с зарядопереносом и ёмкостью двойного слоя. В низкочастотной области начинает доминировать диффузионная составляющая. Именно это разбиение частотного спектра на зоны делает EIS особенно удобным методом: разные механизмы старения могут быть локализованы по частотной области. Современные обзоры по EIS для батарей подчёркивают, что эта частотная селективность является одним из главных преимуществ метода по сравнению с интегральными </w:t>
+      </w:r>
+      <w:r>
+        <w:rPr>
+          <w:rFonts w:ascii="Times New Roman" w:hAnsi="Times New Roman" w:cs="Times New Roman"/>
+          <w:sz w:val="28"/>
+          <w:szCs w:val="28"/>
+          <w:highlight w:val="yellow"/>
+        </w:rPr>
+        <w:t>DC-подходами.</w:t>
+      </w:r>
+    </w:p>
+    <w:p>
+      <w:pPr>
+        <w:spacing w:line="360" w:lineRule="auto"/>
+        <w:ind w:firstLine="709"/>
+        <w:jc w:val="both"/>
+        <w:rPr>
+          <w:rFonts w:ascii="Times New Roman" w:hAnsi="Times New Roman" w:cs="Times New Roman"/>
+          <w:sz w:val="28"/>
+          <w:szCs w:val="28"/>
+        </w:rPr>
+      </w:pPr>
+      <w:r>
+        <w:rPr>
+          <w:rFonts w:ascii="Times New Roman" w:hAnsi="Times New Roman" w:cs="Times New Roman"/>
+          <w:sz w:val="28"/>
+          <w:szCs w:val="28"/>
+        </w:rPr>
         <w:lastRenderedPageBreak/>
-        <w:t>Первое слагаемое представляет собой чисто резистивный вклад, второе получается из правила расчёта параллельного соединения сопротивления и ёмкости, третье отражает диффузионный отклик. Если считать диффузию полуограниченной, то классический импеданс Варбурга имеет вид</w:t>
-      </w:r>
-    </w:p>
-    <w:p>
-      <w:pPr>
-        <w:spacing w:line="360" w:lineRule="auto"/>
-        <w:ind w:firstLine="709"/>
-        <w:jc w:val="both"/>
-        <w:rPr>
-          <w:rFonts w:ascii="Times New Roman" w:hAnsi="Times New Roman" w:cs="Times New Roman"/>
-          <w:sz w:val="28"/>
-          <w:szCs w:val="28"/>
-          <w:lang w:val="en-US"/>
-        </w:rPr>
-      </w:pPr>
-    </w:p>
-    <w:p>
-      <w:pPr>
-        <w:spacing w:line="360" w:lineRule="auto"/>
-        <w:ind w:firstLine="709"/>
-        <w:jc w:val="both"/>
-        <w:rPr>
-          <w:rFonts w:ascii="Times New Roman" w:hAnsi="Times New Roman" w:cs="Times New Roman"/>
-          <w:sz w:val="28"/>
-          <w:szCs w:val="28"/>
-          <w:lang w:val="en-US"/>
-        </w:rPr>
-      </w:pPr>
-      <w:r>
-        <w:rPr>
-          <w:rFonts w:ascii="Times New Roman" w:hAnsi="Times New Roman" w:cs="Times New Roman"/>
-          <w:position w:val="-32"/>
-          <w:sz w:val="28"/>
-          <w:szCs w:val="28"/>
-          <w:lang w:val="en-US"/>
-        </w:rPr>
-        <w:object w:dxaOrig="1420" w:dyaOrig="700" w14:anchorId="137DCC1A">
-          <v:shape id="_x0000_i1072" type="#_x0000_t75" style="width:71.35pt;height:35.05pt" o:ole="">
-            <v:imagedata r:id="rId111" o:title=""/>
-          </v:shape>
-          <o:OLEObject Type="Embed" ProgID="Equation.DSMT4" ShapeID="_x0000_i1072" DrawAspect="Content" ObjectID="_1841557067" r:id="rId112"/>
-        </w:object>
-      </w:r>
-    </w:p>
-    <w:p>
-      <w:pPr>
-        <w:spacing w:line="360" w:lineRule="auto"/>
-        <w:ind w:firstLine="709"/>
-        <w:jc w:val="both"/>
-        <w:rPr>
-          <w:rFonts w:ascii="Times New Roman" w:hAnsi="Times New Roman" w:cs="Times New Roman"/>
-          <w:sz w:val="28"/>
-          <w:szCs w:val="28"/>
-        </w:rPr>
-      </w:pPr>
-      <w:r>
-        <w:rPr>
-          <w:rFonts w:ascii="Times New Roman" w:hAnsi="Times New Roman" w:cs="Times New Roman"/>
-          <w:sz w:val="28"/>
-          <w:szCs w:val="28"/>
-        </w:rPr>
-        <w:t xml:space="preserve">, где σ – </w:t>
-      </w:r>
-      <w:r>
-        <w:rPr>
-          <w:rFonts w:ascii="Times New Roman" w:hAnsi="Times New Roman" w:cs="Times New Roman"/>
-          <w:sz w:val="28"/>
-          <w:szCs w:val="28"/>
-        </w:rPr>
-        <w:t>коэффициент Варбурга.</w:t>
-      </w:r>
-    </w:p>
-    <w:p>
-      <w:pPr>
-        <w:spacing w:line="360" w:lineRule="auto"/>
-        <w:ind w:firstLine="709"/>
-        <w:jc w:val="both"/>
-        <w:rPr>
-          <w:rFonts w:ascii="Times New Roman" w:hAnsi="Times New Roman" w:cs="Times New Roman"/>
-          <w:sz w:val="28"/>
-          <w:szCs w:val="28"/>
-        </w:rPr>
-      </w:pPr>
-      <w:r>
-        <w:rPr>
-          <w:rFonts w:ascii="Times New Roman" w:hAnsi="Times New Roman" w:cs="Times New Roman"/>
-          <w:sz w:val="28"/>
-          <w:szCs w:val="28"/>
-        </w:rPr>
-        <w:t>Происхождение этой формулы связано с решением второго закона Фика для гармонического</w:t>
-      </w:r>
-      <w:r>
-        <w:rPr>
-          <w:rFonts w:ascii="Times New Roman" w:hAnsi="Times New Roman" w:cs="Times New Roman"/>
-          <w:sz w:val="28"/>
-          <w:szCs w:val="28"/>
-        </w:rPr>
-        <w:t xml:space="preserve"> </w:t>
-      </w:r>
-      <w:r>
-        <w:rPr>
-          <w:rFonts w:ascii="Times New Roman" w:hAnsi="Times New Roman" w:cs="Times New Roman"/>
-          <w:sz w:val="28"/>
-          <w:szCs w:val="28"/>
-        </w:rPr>
-        <w:t>возмущения концентрации на границе раздела.</w:t>
-      </w:r>
-      <w:r>
-        <w:rPr>
-          <w:rFonts w:ascii="Times New Roman" w:hAnsi="Times New Roman" w:cs="Times New Roman"/>
-          <w:sz w:val="28"/>
-          <w:szCs w:val="28"/>
-        </w:rPr>
-        <w:t xml:space="preserve"> </w:t>
-      </w:r>
-      <w:r>
-        <w:rPr>
-          <w:rFonts w:ascii="Times New Roman" w:hAnsi="Times New Roman" w:cs="Times New Roman"/>
-          <w:sz w:val="28"/>
-          <w:szCs w:val="28"/>
-        </w:rPr>
-        <w:t xml:space="preserve">В критических обзорах последних лет специально подчёркивается, что </w:t>
-      </w:r>
-      <w:r>
-        <w:rPr>
-          <w:rFonts w:ascii="Times New Roman" w:hAnsi="Times New Roman" w:cs="Times New Roman"/>
-          <w:sz w:val="28"/>
-          <w:szCs w:val="28"/>
-          <w:highlight w:val="yellow"/>
-        </w:rPr>
-        <w:t>использование Варбурга</w:t>
-      </w:r>
-      <w:r>
-        <w:rPr>
-          <w:rFonts w:ascii="Times New Roman" w:hAnsi="Times New Roman" w:cs="Times New Roman"/>
-          <w:sz w:val="28"/>
-          <w:szCs w:val="28"/>
-        </w:rPr>
-        <w:t xml:space="preserve"> требует осторожности: необходимо различать полуограниченную, конечнопространственную и конечнодлиновую диффузию, поскольку неправильный выбор диффузионной модели может привести к ошибочной физической интерпретации параметров.</w:t>
-      </w:r>
-    </w:p>
-    <w:p>
-      <w:pPr>
-        <w:spacing w:line="360" w:lineRule="auto"/>
-        <w:ind w:firstLine="709"/>
-        <w:jc w:val="both"/>
-        <w:rPr>
-          <w:rFonts w:ascii="Times New Roman" w:hAnsi="Times New Roman" w:cs="Times New Roman"/>
-          <w:sz w:val="28"/>
-          <w:szCs w:val="28"/>
-        </w:rPr>
-      </w:pPr>
-      <w:r>
-        <w:rPr>
-          <w:rFonts w:ascii="Times New Roman" w:hAnsi="Times New Roman" w:cs="Times New Roman"/>
-          <w:sz w:val="28"/>
-          <w:szCs w:val="28"/>
-        </w:rPr>
-        <w:t>На высоких частотах вклад ёмкости и диффузии становится малым, поэтому спектр стремится к</w:t>
-      </w:r>
-      <w:r>
-        <w:rPr>
-          <w:rFonts w:ascii="Times New Roman" w:hAnsi="Times New Roman" w:cs="Times New Roman"/>
-          <w:sz w:val="28"/>
-          <w:szCs w:val="28"/>
-        </w:rPr>
-        <w:t xml:space="preserve"> </w:t>
-      </w:r>
-      <w:r>
-        <w:rPr>
-          <w:rFonts w:ascii="Times New Roman" w:hAnsi="Times New Roman" w:cs="Times New Roman"/>
-          <w:i/>
-          <w:iCs/>
-          <w:sz w:val="28"/>
-          <w:szCs w:val="28"/>
-          <w:lang w:val="en-US"/>
-        </w:rPr>
-        <w:t>R</w:t>
-      </w:r>
-      <w:r>
-        <w:rPr>
-          <w:rFonts w:ascii="Times New Roman" w:hAnsi="Times New Roman" w:cs="Times New Roman"/>
-          <w:i/>
-          <w:iCs/>
-          <w:sz w:val="28"/>
-          <w:szCs w:val="28"/>
-          <w:vertAlign w:val="subscript"/>
-          <w:lang w:val="en-US"/>
-        </w:rPr>
-        <w:t>Ω</w:t>
-      </w:r>
-      <w:r>
-        <w:rPr>
-          <w:rFonts w:ascii="Times New Roman" w:hAnsi="Times New Roman" w:cs="Times New Roman"/>
-          <w:sz w:val="28"/>
-          <w:szCs w:val="28"/>
-        </w:rPr>
-        <w:t xml:space="preserve">. </w:t>
-      </w:r>
-      <w:r>
-        <w:rPr>
-          <w:rFonts w:ascii="Times New Roman" w:hAnsi="Times New Roman" w:cs="Times New Roman"/>
-          <w:sz w:val="28"/>
-          <w:szCs w:val="28"/>
-        </w:rPr>
-        <w:t xml:space="preserve">В среднечастотной области формируется полукруг, связанный с зарядопереносом и ёмкостью двойного слоя. В низкочастотной области начинает доминировать диффузионная составляющая. Именно это разбиение частотного спектра на зоны делает EIS особенно удобным методом: разные механизмы старения могут быть локализованы по частотной области. Современные обзоры по EIS для батарей подчёркивают, что эта частотная селективность является одним из главных преимуществ метода по сравнению с интегральными </w:t>
-      </w:r>
-      <w:r>
-        <w:rPr>
-          <w:rFonts w:ascii="Times New Roman" w:hAnsi="Times New Roman" w:cs="Times New Roman"/>
-          <w:sz w:val="28"/>
-          <w:szCs w:val="28"/>
-          <w:highlight w:val="yellow"/>
-        </w:rPr>
-        <w:t>DC-подходами.</w:t>
-      </w:r>
-    </w:p>
-    <w:p>
-      <w:pPr>
-        <w:spacing w:line="360" w:lineRule="auto"/>
-        <w:ind w:firstLine="709"/>
-        <w:jc w:val="both"/>
-        <w:rPr>
-          <w:rFonts w:ascii="Times New Roman" w:hAnsi="Times New Roman" w:cs="Times New Roman"/>
-          <w:sz w:val="28"/>
-          <w:szCs w:val="28"/>
-        </w:rPr>
-      </w:pPr>
-      <w:r>
-        <w:rPr>
-          <w:rFonts w:ascii="Times New Roman" w:hAnsi="Times New Roman" w:cs="Times New Roman"/>
-          <w:sz w:val="28"/>
-          <w:szCs w:val="28"/>
-        </w:rPr>
-        <w:t xml:space="preserve">Диаграмма Найквиста позволяет непосредственно увидеть омическую точку пересечения, полукруг зарядопереноса и низкочастотную диффузионную область. Поэтому именно она традиционно используется как первичный </w:t>
-      </w:r>
-      <w:r>
-        <w:rPr>
-          <w:rFonts w:ascii="Times New Roman" w:hAnsi="Times New Roman" w:cs="Times New Roman"/>
-          <w:sz w:val="28"/>
-          <w:szCs w:val="28"/>
-        </w:rPr>
-        <w:lastRenderedPageBreak/>
-        <w:t>графический носитель EIS-информации в работах по аккумуляторной диагностике.</w:t>
+        <w:t>Диаграмма Найквиста позволяет непосредственно увидеть омическую точку пересечения, полукруг зарядопереноса и низкочастотную диффузионную область. Поэтому именно она традиционно используется как первичный графический носитель EIS-информации в работах по аккумуляторной диагностике.</w:t>
       </w:r>
     </w:p>
     <w:p>
@@ -16369,7 +17141,7 @@
           <w:noProof/>
         </w:rPr>
         <w:drawing>
-          <wp:inline distT="0" distB="0" distL="0" distR="0" wp14:anchorId="42EF3E0B" wp14:editId="0E6426C3">
+          <wp:inline distT="0" distB="0" distL="0" distR="0" wp14:anchorId="42EF3E0B" wp14:editId="462A2307">
             <wp:extent cx="6119495" cy="5132705"/>
             <wp:effectExtent l="0" t="0" r="0" b="0"/>
             <wp:docPr id="1184336030" name="Рисунок 3"/>
@@ -16386,7 +17158,7 @@
                     </pic:cNvPicPr>
                   </pic:nvPicPr>
                   <pic:blipFill>
-                    <a:blip r:embed="rId113" cstate="print">
+                    <a:blip r:embed="rId117" cstate="print">
                       <a:extLst>
                         <a:ext uri="{28A0092B-C50C-407E-A947-70E740481C1C}">
                           <a14:useLocalDpi xmlns:a14="http://schemas.microsoft.com/office/drawing/2010/main" val="0"/>
@@ -16546,20 +17318,8 @@
           <w:sz w:val="28"/>
           <w:szCs w:val="28"/>
         </w:rPr>
-        <w:t>. Полукруг в средней частотной области отражает совместное действие сопротивления переноса заряда и ёмкости двойного электрического слоя. Наклонный участок на низких частотах соответствует диффузионной области и связан с ограничениями массопереноса.</w:t>
-      </w:r>
-    </w:p>
-    <w:p>
-      <w:pPr>
-        <w:spacing w:line="360" w:lineRule="auto"/>
-        <w:ind w:firstLine="709"/>
-        <w:jc w:val="both"/>
-        <w:rPr>
-          <w:rFonts w:ascii="Times New Roman" w:hAnsi="Times New Roman" w:cs="Times New Roman"/>
-          <w:sz w:val="28"/>
-          <w:szCs w:val="28"/>
-        </w:rPr>
-      </w:pPr>
+        <w:t xml:space="preserve">. Полукруг в средней частотной области отражает совместное </w:t>
+      </w:r>
       <w:r>
         <w:rPr>
           <w:rFonts w:ascii="Times New Roman" w:hAnsi="Times New Roman" w:cs="Times New Roman"/>
@@ -16567,6 +17327,26 @@
           <w:szCs w:val="28"/>
         </w:rPr>
         <w:lastRenderedPageBreak/>
+        <w:t>действие сопротивления переноса заряда и ёмкости двойного электрического слоя. Наклонный участок на низких частотах соответствует диффузионной области и связан с ограничениями массопереноса.</w:t>
+      </w:r>
+    </w:p>
+    <w:p>
+      <w:pPr>
+        <w:spacing w:line="360" w:lineRule="auto"/>
+        <w:ind w:firstLine="709"/>
+        <w:jc w:val="both"/>
+        <w:rPr>
+          <w:rFonts w:ascii="Times New Roman" w:hAnsi="Times New Roman" w:cs="Times New Roman"/>
+          <w:sz w:val="28"/>
+          <w:szCs w:val="28"/>
+        </w:rPr>
+      </w:pPr>
+      <w:r>
+        <w:rPr>
+          <w:rFonts w:ascii="Times New Roman" w:hAnsi="Times New Roman" w:cs="Times New Roman"/>
+          <w:sz w:val="28"/>
+          <w:szCs w:val="28"/>
+        </w:rPr>
         <w:t xml:space="preserve">Научная ценность рисунка состоит в том, что он позволяет на одном графике локализовать основные физические механизмы, формирующие спектр аккумулятора. Практическая польза рисунка заключается в возможности визуальной и количественной оценки параметров </w:t>
       </w:r>
       <w:r>
@@ -16829,7 +17609,7 @@
                     </pic:cNvPicPr>
                   </pic:nvPicPr>
                   <pic:blipFill>
-                    <a:blip r:embed="rId114" cstate="print">
+                    <a:blip r:embed="rId118" cstate="print">
                       <a:extLst>
                         <a:ext uri="{28A0092B-C50C-407E-A947-70E740481C1C}">
                           <a14:useLocalDpi xmlns:a14="http://schemas.microsoft.com/office/drawing/2010/main" val="0"/>
@@ -17998,10 +18778,10 @@
           <w:szCs w:val="28"/>
         </w:rPr>
         <w:object w:dxaOrig="1600" w:dyaOrig="360" w14:anchorId="4304055F">
-          <v:shape id="_x0000_i1073" type="#_x0000_t75" style="width:80.15pt;height:18.15pt" o:ole="">
-            <v:imagedata r:id="rId115" o:title=""/>
+          <v:shape id="_x0000_i1073" type="#_x0000_t75" style="width:80.05pt;height:17.85pt" o:ole="">
+            <v:imagedata r:id="rId119" o:title=""/>
           </v:shape>
-          <o:OLEObject Type="Embed" ProgID="Equation.DSMT4" ShapeID="_x0000_i1073" DrawAspect="Content" ObjectID="_1841557068" r:id="rId116"/>
+          <o:OLEObject Type="Embed" ProgID="Equation.DSMT4" ShapeID="_x0000_i1073" DrawAspect="Content" ObjectID="_1841744498" r:id="rId120"/>
         </w:object>
       </w:r>
     </w:p>
@@ -18194,10 +18974,10 @@
           <w:szCs w:val="28"/>
         </w:rPr>
         <w:object w:dxaOrig="1820" w:dyaOrig="400" w14:anchorId="06687CCF">
-          <v:shape id="_x0000_i1074" type="#_x0000_t75" style="width:90.8pt;height:19.4pt" o:ole="">
-            <v:imagedata r:id="rId117" o:title=""/>
+          <v:shape id="_x0000_i1074" type="#_x0000_t75" style="width:91pt;height:19.6pt" o:ole="">
+            <v:imagedata r:id="rId121" o:title=""/>
           </v:shape>
-          <o:OLEObject Type="Embed" ProgID="Equation.DSMT4" ShapeID="_x0000_i1074" DrawAspect="Content" ObjectID="_1841557069" r:id="rId118"/>
+          <o:OLEObject Type="Embed" ProgID="Equation.DSMT4" ShapeID="_x0000_i1074" DrawAspect="Content" ObjectID="_1841744499" r:id="rId122"/>
         </w:object>
       </w:r>
     </w:p>
@@ -18287,10 +19067,10 @@
           <w:lang w:val="en-US"/>
         </w:rPr>
         <w:object w:dxaOrig="2180" w:dyaOrig="380" w14:anchorId="4E3A6FCF">
-          <v:shape id="_x0000_i1075" type="#_x0000_t75" style="width:108.95pt;height:18.8pt" o:ole="">
-            <v:imagedata r:id="rId119" o:title=""/>
+          <v:shape id="_x0000_i1075" type="#_x0000_t75" style="width:108.85pt;height:19pt" o:ole="">
+            <v:imagedata r:id="rId123" o:title=""/>
           </v:shape>
-          <o:OLEObject Type="Embed" ProgID="Equation.DSMT4" ShapeID="_x0000_i1075" DrawAspect="Content" ObjectID="_1841557070" r:id="rId120"/>
+          <o:OLEObject Type="Embed" ProgID="Equation.DSMT4" ShapeID="_x0000_i1075" DrawAspect="Content" ObjectID="_1841744500" r:id="rId124"/>
         </w:object>
       </w:r>
     </w:p>
@@ -18464,10 +19244,10 @@
           <w:szCs w:val="28"/>
         </w:rPr>
         <w:object w:dxaOrig="960" w:dyaOrig="680" w14:anchorId="578AE739">
-          <v:shape id="_x0000_i1076" type="#_x0000_t75" style="width:48.2pt;height:33.8pt" o:ole="">
-            <v:imagedata r:id="rId121" o:title=""/>
+          <v:shape id="_x0000_i1076" type="#_x0000_t75" style="width:48.4pt;height:34pt" o:ole="">
+            <v:imagedata r:id="rId125" o:title=""/>
           </v:shape>
-          <o:OLEObject Type="Embed" ProgID="Equation.DSMT4" ShapeID="_x0000_i1076" DrawAspect="Content" ObjectID="_1841557071" r:id="rId122"/>
+          <o:OLEObject Type="Embed" ProgID="Equation.DSMT4" ShapeID="_x0000_i1076" DrawAspect="Content" ObjectID="_1841744501" r:id="rId126"/>
         </w:object>
       </w:r>
     </w:p>
@@ -18598,10 +19378,10 @@
           <w:lang w:val="en-US"/>
         </w:rPr>
         <w:object w:dxaOrig="4480" w:dyaOrig="680" w14:anchorId="22DC900F">
-          <v:shape id="_x0000_i1077" type="#_x0000_t75" style="width:224.15pt;height:33.8pt" o:ole="">
-            <v:imagedata r:id="rId123" o:title=""/>
+          <v:shape id="_x0000_i1077" type="#_x0000_t75" style="width:224.05pt;height:34pt" o:ole="">
+            <v:imagedata r:id="rId127" o:title=""/>
           </v:shape>
-          <o:OLEObject Type="Embed" ProgID="Equation.DSMT4" ShapeID="_x0000_i1077" DrawAspect="Content" ObjectID="_1841557072" r:id="rId124"/>
+          <o:OLEObject Type="Embed" ProgID="Equation.DSMT4" ShapeID="_x0000_i1077" DrawAspect="Content" ObjectID="_1841744502" r:id="rId128"/>
         </w:object>
       </w:r>
     </w:p>
@@ -18827,10 +19607,10 @@
           <w:szCs w:val="28"/>
         </w:rPr>
         <w:object w:dxaOrig="2020" w:dyaOrig="400" w14:anchorId="10DC2640">
-          <v:shape id="_x0000_i1078" type="#_x0000_t75" style="width:101.45pt;height:19.4pt" o:ole="">
-            <v:imagedata r:id="rId125" o:title=""/>
+          <v:shape id="_x0000_i1078" type="#_x0000_t75" style="width:101.4pt;height:19.6pt" o:ole="">
+            <v:imagedata r:id="rId129" o:title=""/>
           </v:shape>
-          <o:OLEObject Type="Embed" ProgID="Equation.DSMT4" ShapeID="_x0000_i1078" DrawAspect="Content" ObjectID="_1841557073" r:id="rId126"/>
+          <o:OLEObject Type="Embed" ProgID="Equation.DSMT4" ShapeID="_x0000_i1078" DrawAspect="Content" ObjectID="_1841744503" r:id="rId130"/>
         </w:object>
       </w:r>
       <w:r>
@@ -18850,10 +19630,10 @@
           <w:lang w:val="en-US"/>
         </w:rPr>
         <w:object w:dxaOrig="1500" w:dyaOrig="400" w14:anchorId="1EE242FB">
-          <v:shape id="_x0000_i1079" type="#_x0000_t75" style="width:74.5pt;height:19.4pt" o:ole="">
-            <v:imagedata r:id="rId127" o:title=""/>
+          <v:shape id="_x0000_i1079" type="#_x0000_t75" style="width:74.3pt;height:19.6pt" o:ole="">
+            <v:imagedata r:id="rId131" o:title=""/>
           </v:shape>
-          <o:OLEObject Type="Embed" ProgID="Equation.DSMT4" ShapeID="_x0000_i1079" DrawAspect="Content" ObjectID="_1841557074" r:id="rId128"/>
+          <o:OLEObject Type="Embed" ProgID="Equation.DSMT4" ShapeID="_x0000_i1079" DrawAspect="Content" ObjectID="_1841744504" r:id="rId132"/>
         </w:object>
       </w:r>
       <w:r>
@@ -19430,10 +20210,10 @@
           <w:szCs w:val="28"/>
         </w:rPr>
         <w:object w:dxaOrig="3300" w:dyaOrig="400" w14:anchorId="6CA6F6A7">
-          <v:shape id="_x0000_i1080" type="#_x0000_t75" style="width:165.3pt;height:19.4pt" o:ole="">
-            <v:imagedata r:id="rId129" o:title=""/>
+          <v:shape id="_x0000_i1080" type="#_x0000_t75" style="width:165.3pt;height:19.6pt" o:ole="">
+            <v:imagedata r:id="rId133" o:title=""/>
           </v:shape>
-          <o:OLEObject Type="Embed" ProgID="Equation.DSMT4" ShapeID="_x0000_i1080" DrawAspect="Content" ObjectID="_1841557075" r:id="rId130"/>
+          <o:OLEObject Type="Embed" ProgID="Equation.DSMT4" ShapeID="_x0000_i1080" DrawAspect="Content" ObjectID="_1841744505" r:id="rId134"/>
         </w:object>
       </w:r>
     </w:p>
@@ -20063,10 +20843,10 @@
           <w:lang w:val="en-US"/>
         </w:rPr>
         <w:object w:dxaOrig="2060" w:dyaOrig="700" w14:anchorId="2DE86081">
-          <v:shape id="_x0000_i1081" type="#_x0000_t75" style="width:103.3pt;height:35.05pt" o:ole="">
-            <v:imagedata r:id="rId131" o:title=""/>
+          <v:shape id="_x0000_i1081" type="#_x0000_t75" style="width:103.1pt;height:35.15pt" o:ole="">
+            <v:imagedata r:id="rId135" o:title=""/>
           </v:shape>
-          <o:OLEObject Type="Embed" ProgID="Equation.DSMT4" ShapeID="_x0000_i1081" DrawAspect="Content" ObjectID="_1841557076" r:id="rId132"/>
+          <o:OLEObject Type="Embed" ProgID="Equation.DSMT4" ShapeID="_x0000_i1081" DrawAspect="Content" ObjectID="_1841744506" r:id="rId136"/>
         </w:object>
       </w:r>
       <w:r>
@@ -20267,10 +21047,10 @@
           <w:lang w:val="en-US"/>
         </w:rPr>
         <w:object w:dxaOrig="2140" w:dyaOrig="680" w14:anchorId="2BBBA23E">
-          <v:shape id="_x0000_i1082" type="#_x0000_t75" style="width:107.05pt;height:33.8pt" o:ole="">
-            <v:imagedata r:id="rId133" o:title=""/>
+          <v:shape id="_x0000_i1082" type="#_x0000_t75" style="width:107.15pt;height:34pt" o:ole="">
+            <v:imagedata r:id="rId137" o:title=""/>
           </v:shape>
-          <o:OLEObject Type="Embed" ProgID="Equation.DSMT4" ShapeID="_x0000_i1082" DrawAspect="Content" ObjectID="_1841557077" r:id="rId134"/>
+          <o:OLEObject Type="Embed" ProgID="Equation.DSMT4" ShapeID="_x0000_i1082" DrawAspect="Content" ObjectID="_1841744507" r:id="rId138"/>
         </w:object>
       </w:r>
       <w:r>
@@ -21278,7 +22058,7 @@
                     </pic:cNvPicPr>
                   </pic:nvPicPr>
                   <pic:blipFill>
-                    <a:blip r:embed="rId135" cstate="print">
+                    <a:blip r:embed="rId139" cstate="print">
                       <a:extLst>
                         <a:ext uri="{28A0092B-C50C-407E-A947-70E740481C1C}">
                           <a14:useLocalDpi xmlns:a14="http://schemas.microsoft.com/office/drawing/2010/main" val="0"/>
@@ -21500,7 +22280,7 @@
                     </pic:cNvPicPr>
                   </pic:nvPicPr>
                   <pic:blipFill>
-                    <a:blip r:embed="rId136" cstate="print">
+                    <a:blip r:embed="rId140" cstate="print">
                       <a:extLst>
                         <a:ext uri="{28A0092B-C50C-407E-A947-70E740481C1C}">
                           <a14:useLocalDpi xmlns:a14="http://schemas.microsoft.com/office/drawing/2010/main" val="0"/>
@@ -21756,7 +22536,7 @@
                     </pic:cNvPicPr>
                   </pic:nvPicPr>
                   <pic:blipFill>
-                    <a:blip r:embed="rId137" cstate="print">
+                    <a:blip r:embed="rId141" cstate="print">
                       <a:extLst>
                         <a:ext uri="{28A0092B-C50C-407E-A947-70E740481C1C}">
                           <a14:useLocalDpi xmlns:a14="http://schemas.microsoft.com/office/drawing/2010/main" val="0"/>
@@ -22325,7 +23105,7 @@
                     </pic:cNvPicPr>
                   </pic:nvPicPr>
                   <pic:blipFill>
-                    <a:blip r:embed="rId138" cstate="print">
+                    <a:blip r:embed="rId142" cstate="print">
                       <a:extLst>
                         <a:ext uri="{28A0092B-C50C-407E-A947-70E740481C1C}">
                           <a14:useLocalDpi xmlns:a14="http://schemas.microsoft.com/office/drawing/2010/main" val="0"/>
@@ -22626,10 +23406,10 @@
           <w:lang w:val="en-US"/>
         </w:rPr>
         <w:object w:dxaOrig="1820" w:dyaOrig="320" w14:anchorId="12F74532">
-          <v:shape id="_x0000_i1083" type="#_x0000_t75" style="width:90.8pt;height:16.3pt" o:ole="">
-            <v:imagedata r:id="rId139" o:title=""/>
+          <v:shape id="_x0000_i1083" type="#_x0000_t75" style="width:91pt;height:16.15pt" o:ole="">
+            <v:imagedata r:id="rId143" o:title=""/>
           </v:shape>
-          <o:OLEObject Type="Embed" ProgID="Equation.DSMT4" ShapeID="_x0000_i1083" DrawAspect="Content" ObjectID="_1841557078" r:id="rId140"/>
+          <o:OLEObject Type="Embed" ProgID="Equation.DSMT4" ShapeID="_x0000_i1083" DrawAspect="Content" ObjectID="_1841744508" r:id="rId144"/>
         </w:object>
       </w:r>
       <w:r>
@@ -22649,10 +23429,10 @@
           <w:lang w:val="en-US"/>
         </w:rPr>
         <w:object w:dxaOrig="1780" w:dyaOrig="320" w14:anchorId="66534E5F">
-          <v:shape id="_x0000_i1084" type="#_x0000_t75" style="width:88.9pt;height:16.3pt" o:ole="">
-            <v:imagedata r:id="rId141" o:title=""/>
+          <v:shape id="_x0000_i1084" type="#_x0000_t75" style="width:88.7pt;height:16.15pt" o:ole="">
+            <v:imagedata r:id="rId145" o:title=""/>
           </v:shape>
-          <o:OLEObject Type="Embed" ProgID="Equation.DSMT4" ShapeID="_x0000_i1084" DrawAspect="Content" ObjectID="_1841557079" r:id="rId142"/>
+          <o:OLEObject Type="Embed" ProgID="Equation.DSMT4" ShapeID="_x0000_i1084" DrawAspect="Content" ObjectID="_1841744509" r:id="rId146"/>
         </w:object>
       </w:r>
     </w:p>
@@ -23757,10 +24537,10 @@
           <w:lang w:val="en-US"/>
         </w:rPr>
         <w:object w:dxaOrig="3760" w:dyaOrig="400" w14:anchorId="0D296E56">
-          <v:shape id="_x0000_i1085" type="#_x0000_t75" style="width:188.45pt;height:19.4pt" o:ole="">
-            <v:imagedata r:id="rId143" o:title=""/>
+          <v:shape id="_x0000_i1085" type="#_x0000_t75" style="width:188.35pt;height:19.6pt" o:ole="">
+            <v:imagedata r:id="rId147" o:title=""/>
           </v:shape>
-          <o:OLEObject Type="Embed" ProgID="Equation.DSMT4" ShapeID="_x0000_i1085" DrawAspect="Content" ObjectID="_1841557080" r:id="rId144"/>
+          <o:OLEObject Type="Embed" ProgID="Equation.DSMT4" ShapeID="_x0000_i1085" DrawAspect="Content" ObjectID="_1841744510" r:id="rId148"/>
         </w:object>
       </w:r>
       <w:r>
@@ -23792,10 +24572,10 @@
           <w:lang w:val="en-US"/>
         </w:rPr>
         <w:object w:dxaOrig="2960" w:dyaOrig="680" w14:anchorId="2E2C4D19">
-          <v:shape id="_x0000_i1086" type="#_x0000_t75" style="width:148.4pt;height:33.8pt" o:ole="">
-            <v:imagedata r:id="rId145" o:title=""/>
+          <v:shape id="_x0000_i1086" type="#_x0000_t75" style="width:148.6pt;height:34pt" o:ole="">
+            <v:imagedata r:id="rId149" o:title=""/>
           </v:shape>
-          <o:OLEObject Type="Embed" ProgID="Equation.DSMT4" ShapeID="_x0000_i1086" DrawAspect="Content" ObjectID="_1841557081" r:id="rId146"/>
+          <o:OLEObject Type="Embed" ProgID="Equation.DSMT4" ShapeID="_x0000_i1086" DrawAspect="Content" ObjectID="_1841744511" r:id="rId150"/>
         </w:object>
       </w:r>
       <w:r>
@@ -24258,7 +25038,7 @@
                     </pic:cNvPicPr>
                   </pic:nvPicPr>
                   <pic:blipFill>
-                    <a:blip r:embed="rId147" cstate="print">
+                    <a:blip r:embed="rId151" cstate="print">
                       <a:extLst>
                         <a:ext uri="{28A0092B-C50C-407E-A947-70E740481C1C}">
                           <a14:useLocalDpi xmlns:a14="http://schemas.microsoft.com/office/drawing/2010/main" val="0"/>
@@ -24566,6 +25346,102 @@
     </w:sectPr>
   </w:body>
 </w:document>
+</file>
+
+<file path=word/comments.xml><?xml version="1.0" encoding="utf-8"?>
+<w:comments xmlns:wpc="http://schemas.microsoft.com/office/word/2010/wordprocessingCanvas" xmlns:cx="http://schemas.microsoft.com/office/drawing/2014/chartex" xmlns:cx1="http://schemas.microsoft.com/office/drawing/2015/9/8/chartex" xmlns:cx2="http://schemas.microsoft.com/office/drawing/2015/10/21/chartex" xmlns:cx3="http://schemas.microsoft.com/office/drawing/2016/5/9/chartex" xmlns:cx4="http://schemas.microsoft.com/office/drawing/2016/5/10/chartex" xmlns:cx5="http://schemas.microsoft.com/office/drawing/2016/5/11/chartex" xmlns:cx6="http://schemas.microsoft.com/office/drawing/2016/5/12/chartex" xmlns:cx7="http://schemas.microsoft.com/office/drawing/2016/5/13/chartex" xmlns:cx8="http://schemas.microsoft.com/office/drawing/2016/5/14/chartex" xmlns:mc="http://schemas.openxmlformats.org/markup-compatibility/2006" xmlns:aink="http://schemas.microsoft.com/office/drawing/2016/ink" xmlns:am3d="http://schemas.microsoft.com/office/drawing/2017/model3d" xmlns:o="urn:schemas-microsoft-com:office:office" xmlns:oel="http://schemas.microsoft.com/office/2019/extlst" xmlns:r="http://schemas.openxmlformats.org/officeDocument/2006/relationships" xmlns:m="http://schemas.openxmlformats.org/officeDocument/2006/math" xmlns:v="urn:schemas-microsoft-com:vml" xmlns:wp14="http://schemas.microsoft.com/office/word/2010/wordprocessingDrawing" xmlns:wp="http://schemas.openxmlformats.org/drawingml/2006/wordprocessingDrawing" xmlns:w10="urn:schemas-microsoft-com:office:word" xmlns:w="http://schemas.openxmlformats.org/wordprocessingml/2006/main" xmlns:w14="http://schemas.microsoft.com/office/word/2010/wordml" xmlns:w15="http://schemas.microsoft.com/office/word/2012/wordml" xmlns:w16cex="http://schemas.microsoft.com/office/word/2018/wordml/cex" xmlns:w16cid="http://schemas.microsoft.com/office/word/2016/wordml/cid" xmlns:w16="http://schemas.microsoft.com/office/word/2018/wordml" xmlns:w16du="http://schemas.microsoft.com/office/word/2023/wordml/word16du" xmlns:w16sdtdh="http://schemas.microsoft.com/office/word/2020/wordml/sdtdatahash" xmlns:w16sdtfl="http://schemas.microsoft.com/office/word/2024/wordml/sdtformatlock" xmlns:w16se="http://schemas.microsoft.com/office/word/2015/wordml/symex" xmlns:wpg="http://schemas.microsoft.com/office/word/2010/wordprocessingGroup" xmlns:wpi="http://schemas.microsoft.com/office/word/2010/wordprocessingInk" xmlns:wne="http://schemas.microsoft.com/office/word/2006/wordml" xmlns:wps="http://schemas.microsoft.com/office/word/2010/wordprocessingShape" mc:Ignorable="w14 w15 w16se w16cid w16 w16cex w16sdtdh w16sdtfl w16du wp14">
+  <w:comment w:id="0" w:author="xeon_ssd" w:date="2026-05-31T12:35:00Z" w:initials="x">
+    <w:p>
+      <w:pPr>
+        <w:pStyle w:val="ae"/>
+      </w:pPr>
+      <w:r>
+        <w:rPr>
+          <w:rStyle w:val="ad"/>
+        </w:rPr>
+        <w:annotationRef/>
+      </w:r>
+      <w:r>
+        <w:t>Надо их где-то расшифровать</w:t>
+      </w:r>
+    </w:p>
+  </w:comment>
+  <w:comment w:id="1" w:author="xeon_ssd" w:date="2026-05-31T12:45:00Z" w:initials="x">
+    <w:p>
+      <w:pPr>
+        <w:pStyle w:val="ae"/>
+      </w:pPr>
+      <w:r>
+        <w:rPr>
+          <w:rStyle w:val="ad"/>
+        </w:rPr>
+        <w:annotationRef/>
+      </w:r>
+      <w:r>
+        <w:t>Нарисовать покрасивее</w:t>
+      </w:r>
+    </w:p>
+  </w:comment>
+  <w:comment w:id="2" w:author="xeon_ssd" w:date="2026-05-31T12:52:00Z" w:initials="x">
+    <w:p>
+      <w:pPr>
+        <w:pStyle w:val="ae"/>
+      </w:pPr>
+      <w:r>
+        <w:rPr>
+          <w:rStyle w:val="ad"/>
+        </w:rPr>
+        <w:annotationRef/>
+      </w:r>
+      <w:r>
+        <w:t>Наверное нужно вставить график по реальным данным</w:t>
+      </w:r>
+    </w:p>
+  </w:comment>
+  <w:comment w:id="3" w:author="xeon_ssd" w:date="2026-05-31T14:34:00Z" w:initials="x">
+    <w:p>
+      <w:pPr>
+        <w:pStyle w:val="ae"/>
+      </w:pPr>
+      <w:r>
+        <w:rPr>
+          <w:rStyle w:val="ad"/>
+        </w:rPr>
+        <w:annotationRef/>
+      </w:r>
+      <w:r>
+        <w:t>интеркаляции — процессе, при котором ионы лития внедряются в атомную структуру материалов, не разрушая её</w:t>
+      </w:r>
+    </w:p>
+  </w:comment>
+</w:comments>
+</file>
+
+<file path=word/commentsExtended.xml><?xml version="1.0" encoding="utf-8"?>
+<w15:commentsEx xmlns:wpc="http://schemas.microsoft.com/office/word/2010/wordprocessingCanvas" xmlns:cx="http://schemas.microsoft.com/office/drawing/2014/chartex" xmlns:cx1="http://schemas.microsoft.com/office/drawing/2015/9/8/chartex" xmlns:cx2="http://schemas.microsoft.com/office/drawing/2015/10/21/chartex" xmlns:cx3="http://schemas.microsoft.com/office/drawing/2016/5/9/chartex" xmlns:cx4="http://schemas.microsoft.com/office/drawing/2016/5/10/chartex" xmlns:cx5="http://schemas.microsoft.com/office/drawing/2016/5/11/chartex" xmlns:cx6="http://schemas.microsoft.com/office/drawing/2016/5/12/chartex" xmlns:cx7="http://schemas.microsoft.com/office/drawing/2016/5/13/chartex" xmlns:cx8="http://schemas.microsoft.com/office/drawing/2016/5/14/chartex" xmlns:mc="http://schemas.openxmlformats.org/markup-compatibility/2006" xmlns:aink="http://schemas.microsoft.com/office/drawing/2016/ink" xmlns:am3d="http://schemas.microsoft.com/office/drawing/2017/model3d" xmlns:o="urn:schemas-microsoft-com:office:office" xmlns:oel="http://schemas.microsoft.com/office/2019/extlst" xmlns:r="http://schemas.openxmlformats.org/officeDocument/2006/relationships" xmlns:m="http://schemas.openxmlformats.org/officeDocument/2006/math" xmlns:v="urn:schemas-microsoft-com:vml" xmlns:wp14="http://schemas.microsoft.com/office/word/2010/wordprocessingDrawing" xmlns:wp="http://schemas.openxmlformats.org/drawingml/2006/wordprocessingDrawing" xmlns:w10="urn:schemas-microsoft-com:office:word" xmlns:w="http://schemas.openxmlformats.org/wordprocessingml/2006/main" xmlns:w14="http://schemas.microsoft.com/office/word/2010/wordml" xmlns:w15="http://schemas.microsoft.com/office/word/2012/wordml" xmlns:w16cex="http://schemas.microsoft.com/office/word/2018/wordml/cex" xmlns:w16cid="http://schemas.microsoft.com/office/word/2016/wordml/cid" xmlns:w16="http://schemas.microsoft.com/office/word/2018/wordml" xmlns:w16du="http://schemas.microsoft.com/office/word/2023/wordml/word16du" xmlns:w16sdtdh="http://schemas.microsoft.com/office/word/2020/wordml/sdtdatahash" xmlns:w16sdtfl="http://schemas.microsoft.com/office/word/2024/wordml/sdtformatlock" xmlns:w16se="http://schemas.microsoft.com/office/word/2015/wordml/symex" xmlns:wpg="http://schemas.microsoft.com/office/word/2010/wordprocessingGroup" xmlns:wpi="http://schemas.microsoft.com/office/word/2010/wordprocessingInk" xmlns:wne="http://schemas.microsoft.com/office/word/2006/wordml" xmlns:wps="http://schemas.microsoft.com/office/word/2010/wordprocessingShape" mc:Ignorable="w14 w15 w16se w16cid w16 w16cex w16sdtdh w16sdtfl w16du wp14">
+  <w15:commentEx w15:paraId="09A762ED" w15:done="0"/>
+  <w15:commentEx w15:paraId="39C05803" w15:done="0"/>
+  <w15:commentEx w15:paraId="6B83933A" w15:done="0"/>
+  <w15:commentEx w15:paraId="2DE87458" w15:done="0"/>
+</w15:commentsEx>
+</file>
+
+<file path=word/commentsExtensible.xml><?xml version="1.0" encoding="utf-8"?>
+<w16cex:commentsExtensible xmlns:wpc="http://schemas.microsoft.com/office/word/2010/wordprocessingCanvas" xmlns:cx="http://schemas.microsoft.com/office/drawing/2014/chartex" xmlns:cx1="http://schemas.microsoft.com/office/drawing/2015/9/8/chartex" xmlns:cx2="http://schemas.microsoft.com/office/drawing/2015/10/21/chartex" xmlns:cx3="http://schemas.microsoft.com/office/drawing/2016/5/9/chartex" xmlns:cx4="http://schemas.microsoft.com/office/drawing/2016/5/10/chartex" xmlns:cx5="http://schemas.microsoft.com/office/drawing/2016/5/11/chartex" xmlns:cx6="http://schemas.microsoft.com/office/drawing/2016/5/12/chartex" xmlns:cx7="http://schemas.microsoft.com/office/drawing/2016/5/13/chartex" xmlns:cx8="http://schemas.microsoft.com/office/drawing/2016/5/14/chartex" xmlns:cr="http://schemas.microsoft.com/office/comments/2020/reactions" xmlns:mc="http://schemas.openxmlformats.org/markup-compatibility/2006" xmlns:aink="http://schemas.microsoft.com/office/drawing/2016/ink" xmlns:am3d="http://schemas.microsoft.com/office/drawing/2017/model3d" xmlns:o="urn:schemas-microsoft-com:office:office" xmlns:oel="http://schemas.microsoft.com/office/2019/extlst" xmlns:r="http://schemas.openxmlformats.org/officeDocument/2006/relationships" xmlns:m="http://schemas.openxmlformats.org/officeDocument/2006/math" xmlns:v="urn:schemas-microsoft-com:vml" xmlns:wp14="http://schemas.microsoft.com/office/word/2010/wordprocessingDrawing" xmlns:wp="http://schemas.openxmlformats.org/drawingml/2006/wordprocessingDrawing" xmlns:w10="urn:schemas-microsoft-com:office:word" xmlns:w="http://schemas.openxmlformats.org/wordprocessingml/2006/main" xmlns:w14="http://schemas.microsoft.com/office/word/2010/wordml" xmlns:w15="http://schemas.microsoft.com/office/word/2012/wordml" xmlns:w16cex="http://schemas.microsoft.com/office/word/2018/wordml/cex" xmlns:w16cid="http://schemas.microsoft.com/office/word/2016/wordml/cid" xmlns:w16="http://schemas.microsoft.com/office/word/2018/wordml" xmlns:w16du="http://schemas.microsoft.com/office/word/2023/wordml/word16du" xmlns:w16sdtdh="http://schemas.microsoft.com/office/word/2020/wordml/sdtdatahash" xmlns:w16sdtfl="http://schemas.microsoft.com/office/word/2024/wordml/sdtformatlock" xmlns:w16se="http://schemas.microsoft.com/office/word/2015/wordml/symex" xmlns:wpg="http://schemas.microsoft.com/office/word/2010/wordprocessingGroup" xmlns:wpi="http://schemas.microsoft.com/office/word/2010/wordprocessingInk" xmlns:wne="http://schemas.microsoft.com/office/word/2006/wordml" xmlns:wps="http://schemas.microsoft.com/office/word/2010/wordprocessingShape" mc:Ignorable="w14 w15 w16se w16cid w16 w16cex w16sdtdh w16sdtfl cr w16du wp14">
+  <w16cex:commentExtensible w16cex:durableId="0EAF4519" w16cex:dateUtc="2026-05-31T05:35:00Z"/>
+  <w16cex:commentExtensible w16cex:durableId="6705CF9A" w16cex:dateUtc="2026-05-31T05:45:00Z"/>
+  <w16cex:commentExtensible w16cex:durableId="076C328A" w16cex:dateUtc="2026-05-31T05:52:00Z"/>
+  <w16cex:commentExtensible w16cex:durableId="59BB083E" w16cex:dateUtc="2026-05-31T07:34:00Z"/>
+</w16cex:commentsExtensible>
+</file>
+
+<file path=word/commentsIds.xml><?xml version="1.0" encoding="utf-8"?>
+<w16cid:commentsIds xmlns:wpc="http://schemas.microsoft.com/office/word/2010/wordprocessingCanvas" xmlns:cx="http://schemas.microsoft.com/office/drawing/2014/chartex" xmlns:cx1="http://schemas.microsoft.com/office/drawing/2015/9/8/chartex" xmlns:cx2="http://schemas.microsoft.com/office/drawing/2015/10/21/chartex" xmlns:cx3="http://schemas.microsoft.com/office/drawing/2016/5/9/chartex" xmlns:cx4="http://schemas.microsoft.com/office/drawing/2016/5/10/chartex" xmlns:cx5="http://schemas.microsoft.com/office/drawing/2016/5/11/chartex" xmlns:cx6="http://schemas.microsoft.com/office/drawing/2016/5/12/chartex" xmlns:cx7="http://schemas.microsoft.com/office/drawing/2016/5/13/chartex" xmlns:cx8="http://schemas.microsoft.com/office/drawing/2016/5/14/chartex" xmlns:mc="http://schemas.openxmlformats.org/markup-compatibility/2006" xmlns:aink="http://schemas.microsoft.com/office/drawing/2016/ink" xmlns:am3d="http://schemas.microsoft.com/office/drawing/2017/model3d" xmlns:o="urn:schemas-microsoft-com:office:office" xmlns:oel="http://schemas.microsoft.com/office/2019/extlst" xmlns:r="http://schemas.openxmlformats.org/officeDocument/2006/relationships" xmlns:m="http://schemas.openxmlformats.org/officeDocument/2006/math" xmlns:v="urn:schemas-microsoft-com:vml" xmlns:wp14="http://schemas.microsoft.com/office/word/2010/wordprocessingDrawing" xmlns:wp="http://schemas.openxmlformats.org/drawingml/2006/wordprocessingDrawing" xmlns:w10="urn:schemas-microsoft-com:office:word" xmlns:w="http://schemas.openxmlformats.org/wordprocessingml/2006/main" xmlns:w14="http://schemas.microsoft.com/office/word/2010/wordml" xmlns:w15="http://schemas.microsoft.com/office/word/2012/wordml" xmlns:w16cex="http://schemas.microsoft.com/office/word/2018/wordml/cex" xmlns:w16cid="http://schemas.microsoft.com/office/word/2016/wordml/cid" xmlns:w16="http://schemas.microsoft.com/office/word/2018/wordml" xmlns:w16du="http://schemas.microsoft.com/office/word/2023/wordml/word16du" xmlns:w16sdtdh="http://schemas.microsoft.com/office/word/2020/wordml/sdtdatahash" xmlns:w16sdtfl="http://schemas.microsoft.com/office/word/2024/wordml/sdtformatlock" xmlns:w16se="http://schemas.microsoft.com/office/word/2015/wordml/symex" xmlns:wpg="http://schemas.microsoft.com/office/word/2010/wordprocessingGroup" xmlns:wpi="http://schemas.microsoft.com/office/word/2010/wordprocessingInk" xmlns:wne="http://schemas.microsoft.com/office/word/2006/wordml" xmlns:wps="http://schemas.microsoft.com/office/word/2010/wordprocessingShape" mc:Ignorable="w14 w15 w16se w16cid w16 w16cex w16sdtdh w16sdtfl w16du wp14">
+  <w16cid:commentId w16cid:paraId="09A762ED" w16cid:durableId="0EAF4519"/>
+  <w16cid:commentId w16cid:paraId="39C05803" w16cid:durableId="6705CF9A"/>
+  <w16cid:commentId w16cid:paraId="6B83933A" w16cid:durableId="076C328A"/>
+  <w16cid:commentId w16cid:paraId="2DE87458" w16cid:durableId="59BB083E"/>
+</w16cid:commentsIds>
 </file>
 
 <file path=word/numbering.xml><?xml version="1.0" encoding="utf-8"?>
@@ -25865,6 +26741,14 @@
     <w:abstractNumId w:val="0"/>
   </w:num>
 </w:numbering>
+</file>
+
+<file path=word/people.xml><?xml version="1.0" encoding="utf-8"?>
+<w15:people xmlns:wpc="http://schemas.microsoft.com/office/word/2010/wordprocessingCanvas" xmlns:cx="http://schemas.microsoft.com/office/drawing/2014/chartex" xmlns:cx1="http://schemas.microsoft.com/office/drawing/2015/9/8/chartex" xmlns:cx2="http://schemas.microsoft.com/office/drawing/2015/10/21/chartex" xmlns:cx3="http://schemas.microsoft.com/office/drawing/2016/5/9/chartex" xmlns:cx4="http://schemas.microsoft.com/office/drawing/2016/5/10/chartex" xmlns:cx5="http://schemas.microsoft.com/office/drawing/2016/5/11/chartex" xmlns:cx6="http://schemas.microsoft.com/office/drawing/2016/5/12/chartex" xmlns:cx7="http://schemas.microsoft.com/office/drawing/2016/5/13/chartex" xmlns:cx8="http://schemas.microsoft.com/office/drawing/2016/5/14/chartex" xmlns:mc="http://schemas.openxmlformats.org/markup-compatibility/2006" xmlns:aink="http://schemas.microsoft.com/office/drawing/2016/ink" xmlns:am3d="http://schemas.microsoft.com/office/drawing/2017/model3d" xmlns:o="urn:schemas-microsoft-com:office:office" xmlns:oel="http://schemas.microsoft.com/office/2019/extlst" xmlns:r="http://schemas.openxmlformats.org/officeDocument/2006/relationships" xmlns:m="http://schemas.openxmlformats.org/officeDocument/2006/math" xmlns:v="urn:schemas-microsoft-com:vml" xmlns:wp14="http://schemas.microsoft.com/office/word/2010/wordprocessingDrawing" xmlns:wp="http://schemas.openxmlformats.org/drawingml/2006/wordprocessingDrawing" xmlns:w10="urn:schemas-microsoft-com:office:word" xmlns:w="http://schemas.openxmlformats.org/wordprocessingml/2006/main" xmlns:w14="http://schemas.microsoft.com/office/word/2010/wordml" xmlns:w15="http://schemas.microsoft.com/office/word/2012/wordml" xmlns:w16cex="http://schemas.microsoft.com/office/word/2018/wordml/cex" xmlns:w16cid="http://schemas.microsoft.com/office/word/2016/wordml/cid" xmlns:w16="http://schemas.microsoft.com/office/word/2018/wordml" xmlns:w16du="http://schemas.microsoft.com/office/word/2023/wordml/word16du" xmlns:w16sdtdh="http://schemas.microsoft.com/office/word/2020/wordml/sdtdatahash" xmlns:w16sdtfl="http://schemas.microsoft.com/office/word/2024/wordml/sdtformatlock" xmlns:w16se="http://schemas.microsoft.com/office/word/2015/wordml/symex" xmlns:wpg="http://schemas.microsoft.com/office/word/2010/wordprocessingGroup" xmlns:wpi="http://schemas.microsoft.com/office/word/2010/wordprocessingInk" xmlns:wne="http://schemas.microsoft.com/office/word/2006/wordml" xmlns:wps="http://schemas.microsoft.com/office/word/2010/wordprocessingShape" mc:Ignorable="w14 w15 w16se w16cid w16 w16cex w16sdtdh w16sdtfl w16du wp14">
+  <w15:person w15:author="xeon_ssd">
+    <w15:presenceInfo w15:providerId="None" w15:userId="xeon_ssd"/>
+  </w15:person>
+</w15:people>
 </file>
 
 <file path=word/styles.xml><?xml version="1.0" encoding="utf-8"?>
@@ -26470,7 +27354,6 @@
   <w:style w:type="character" w:default="1" w:styleId="a0">
     <w:name w:val="Default Paragraph Font"/>
     <w:uiPriority w:val="1"/>
-    <w:semiHidden/>
     <w:unhideWhenUsed/>
   </w:style>
   <w:style w:type="table" w:default="1" w:styleId="a1">
@@ -26803,6 +27686,74 @@
       </w:tblBorders>
     </w:tblPr>
   </w:style>
+  <w:style w:type="character" w:styleId="ad">
+    <w:name w:val="annotation reference"/>
+    <w:basedOn w:val="a0"/>
+    <w:uiPriority w:val="99"/>
+    <w:semiHidden/>
+    <w:unhideWhenUsed/>
+    <w:rsid w:val="00DB5B26"/>
+    <w:rPr>
+      <w:sz w:val="16"/>
+      <w:szCs w:val="16"/>
+    </w:rPr>
+  </w:style>
+  <w:style w:type="paragraph" w:styleId="ae">
+    <w:name w:val="annotation text"/>
+    <w:basedOn w:val="a"/>
+    <w:link w:val="af"/>
+    <w:uiPriority w:val="99"/>
+    <w:semiHidden/>
+    <w:unhideWhenUsed/>
+    <w:rsid w:val="00DB5B26"/>
+    <w:pPr>
+      <w:spacing w:line="240" w:lineRule="auto"/>
+    </w:pPr>
+    <w:rPr>
+      <w:sz w:val="20"/>
+      <w:szCs w:val="20"/>
+    </w:rPr>
+  </w:style>
+  <w:style w:type="character" w:customStyle="1" w:styleId="af">
+    <w:name w:val="Текст примечания Знак"/>
+    <w:basedOn w:val="a0"/>
+    <w:link w:val="ae"/>
+    <w:uiPriority w:val="99"/>
+    <w:semiHidden/>
+    <w:rsid w:val="00DB5B26"/>
+    <w:rPr>
+      <w:sz w:val="20"/>
+      <w:szCs w:val="20"/>
+    </w:rPr>
+  </w:style>
+  <w:style w:type="paragraph" w:styleId="af0">
+    <w:name w:val="annotation subject"/>
+    <w:basedOn w:val="ae"/>
+    <w:next w:val="ae"/>
+    <w:link w:val="af1"/>
+    <w:uiPriority w:val="99"/>
+    <w:semiHidden/>
+    <w:unhideWhenUsed/>
+    <w:rsid w:val="00DB5B26"/>
+    <w:rPr>
+      <w:b/>
+      <w:bCs/>
+    </w:rPr>
+  </w:style>
+  <w:style w:type="character" w:customStyle="1" w:styleId="af1">
+    <w:name w:val="Тема примечания Знак"/>
+    <w:basedOn w:val="af"/>
+    <w:link w:val="af0"/>
+    <w:uiPriority w:val="99"/>
+    <w:semiHidden/>
+    <w:rsid w:val="00DB5B26"/>
+    <w:rPr>
+      <w:b/>
+      <w:bCs/>
+      <w:sz w:val="20"/>
+      <w:szCs w:val="20"/>
+    </w:rPr>
+  </w:style>
 </w:styles>
 </file>
 

--- a/Docs/Дис Борзенков вар2/01.Глава/Глава_1.docx
+++ b/Docs/Дис Борзенков вар2/01.Глава/Глава_1.docx
@@ -204,34 +204,7 @@
           <w:szCs w:val="28"/>
           <w:highlight w:val="green"/>
         </w:rPr>
-        <w:t xml:space="preserve">а </w:t>
-      </w:r>
-      <w:r>
-        <w:rPr>
-          <w:rFonts w:ascii="Times New Roman" w:hAnsi="Times New Roman" w:cs="Times New Roman"/>
-          <w:sz w:val="28"/>
-          <w:szCs w:val="28"/>
-          <w:highlight w:val="green"/>
-        </w:rPr>
-        <w:t xml:space="preserve">не сводится к </w:t>
-      </w:r>
-      <w:r>
-        <w:rPr>
-          <w:rFonts w:ascii="Times New Roman" w:hAnsi="Times New Roman" w:cs="Times New Roman"/>
-          <w:sz w:val="28"/>
-          <w:szCs w:val="28"/>
-          <w:highlight w:val="green"/>
-        </w:rPr>
-        <w:t xml:space="preserve">простому </w:t>
-      </w:r>
-      <w:r>
-        <w:rPr>
-          <w:rFonts w:ascii="Times New Roman" w:hAnsi="Times New Roman" w:cs="Times New Roman"/>
-          <w:sz w:val="28"/>
-          <w:szCs w:val="28"/>
-          <w:highlight w:val="green"/>
-        </w:rPr>
-        <w:t>эквивалентному источнику ЭДС с внутренним сопротивлением</w:t>
+        <w:t>а не сводится к простому эквивалентному источнику ЭДС с внутренним сопротивлением</w:t>
       </w:r>
       <w:r>
         <w:rPr>
@@ -337,10 +310,10 @@
             <v:path o:extrusionok="f" gradientshapeok="t" o:connecttype="rect"/>
             <o:lock v:ext="edit" aspectratio="t"/>
           </v:shapetype>
-          <v:shape id="_x0000_i1025" type="#_x0000_t75" style="width:264.95pt;height:20.75pt" o:ole="">
+          <v:shape id="_x0000_i1025" type="#_x0000_t75" style="width:264.85pt;height:20.65pt" o:ole="">
             <v:imagedata r:id="rId6" o:title=""/>
           </v:shape>
-          <o:OLEObject Type="Embed" ProgID="Equation.DSMT4" ShapeID="_x0000_i1025" DrawAspect="Content" ObjectID="_1841744450" r:id="rId7"/>
+          <o:OLEObject Type="Embed" ProgID="Equation.DSMT4" ShapeID="_x0000_i1025" DrawAspect="Content" ObjectID="_1841986588" r:id="rId7"/>
         </w:object>
       </w:r>
     </w:p>
@@ -786,10 +759,10 @@
           <w:szCs w:val="28"/>
         </w:rPr>
         <w:object w:dxaOrig="3159" w:dyaOrig="680" w14:anchorId="4128C517">
-          <v:shape id="_x0000_i1026" type="#_x0000_t75" style="width:157.8pt;height:34pt" o:ole="">
+          <v:shape id="_x0000_i1026" type="#_x0000_t75" style="width:157.75pt;height:33.8pt" o:ole="">
             <v:imagedata r:id="rId8" o:title=""/>
           </v:shape>
-          <o:OLEObject Type="Embed" ProgID="Equation.DSMT4" ShapeID="_x0000_i1026" DrawAspect="Content" ObjectID="_1841744451" r:id="rId9"/>
+          <o:OLEObject Type="Embed" ProgID="Equation.DSMT4" ShapeID="_x0000_i1026" DrawAspect="Content" ObjectID="_1841986589" r:id="rId9"/>
         </w:object>
       </w:r>
     </w:p>
@@ -1132,10 +1105,10 @@
           <w:lang w:val="en-US"/>
         </w:rPr>
         <w:object w:dxaOrig="1359" w:dyaOrig="360" w14:anchorId="1157D90C">
-          <v:shape id="_x0000_i1027" type="#_x0000_t75" style="width:67.4pt;height:17.3pt" o:ole="">
+          <v:shape id="_x0000_i1027" type="#_x0000_t75" style="width:67.6pt;height:17.55pt" o:ole="">
             <v:imagedata r:id="rId14" o:title=""/>
           </v:shape>
-          <o:OLEObject Type="Embed" ProgID="Equation.DSMT4" ShapeID="_x0000_i1027" DrawAspect="Content" ObjectID="_1841744452" r:id="rId15"/>
+          <o:OLEObject Type="Embed" ProgID="Equation.DSMT4" ShapeID="_x0000_i1027" DrawAspect="Content" ObjectID="_1841986590" r:id="rId15"/>
         </w:object>
       </w:r>
       <w:r>
@@ -1188,10 +1161,10 @@
           <w:lang w:val="en-US"/>
         </w:rPr>
         <w:object w:dxaOrig="3240" w:dyaOrig="400" w14:anchorId="3B9C0CF4">
-          <v:shape id="_x0000_i1028" type="#_x0000_t75" style="width:162.45pt;height:20.75pt" o:ole="">
+          <v:shape id="_x0000_i1028" type="#_x0000_t75" style="width:162.8pt;height:20.65pt" o:ole="">
             <v:imagedata r:id="rId16" o:title=""/>
           </v:shape>
-          <o:OLEObject Type="Embed" ProgID="Equation.DSMT4" ShapeID="_x0000_i1028" DrawAspect="Content" ObjectID="_1841744453" r:id="rId17"/>
+          <o:OLEObject Type="Embed" ProgID="Equation.DSMT4" ShapeID="_x0000_i1028" DrawAspect="Content" ObjectID="_1841986591" r:id="rId17"/>
         </w:object>
       </w:r>
     </w:p>
@@ -1347,10 +1320,10 @@
           <w:szCs w:val="28"/>
         </w:rPr>
         <w:object w:dxaOrig="3440" w:dyaOrig="620" w14:anchorId="3CFCB99D">
-          <v:shape id="_x0000_i1029" type="#_x0000_t75" style="width:171.65pt;height:31.1pt" o:ole="">
+          <v:shape id="_x0000_i1029" type="#_x0000_t75" style="width:171.55pt;height:31.3pt" o:ole="">
             <v:imagedata r:id="rId18" o:title=""/>
           </v:shape>
-          <o:OLEObject Type="Embed" ProgID="Equation.DSMT4" ShapeID="_x0000_i1029" DrawAspect="Content" ObjectID="_1841744454" r:id="rId19"/>
+          <o:OLEObject Type="Embed" ProgID="Equation.DSMT4" ShapeID="_x0000_i1029" DrawAspect="Content" ObjectID="_1841986592" r:id="rId19"/>
         </w:object>
       </w:r>
     </w:p>
@@ -3168,10 +3141,10 @@
           <w:szCs w:val="28"/>
         </w:rPr>
         <w:object w:dxaOrig="2079" w:dyaOrig="380" w14:anchorId="073C43AA">
-          <v:shape id="_x0000_i1030" type="#_x0000_t75" style="width:103.7pt;height:19pt" o:ole="">
+          <v:shape id="_x0000_i1030" type="#_x0000_t75" style="width:103.95pt;height:18.8pt" o:ole="">
             <v:imagedata r:id="rId21" o:title=""/>
           </v:shape>
-          <o:OLEObject Type="Embed" ProgID="Equation.DSMT4" ShapeID="_x0000_i1030" DrawAspect="Content" ObjectID="_1841744455" r:id="rId22"/>
+          <o:OLEObject Type="Embed" ProgID="Equation.DSMT4" ShapeID="_x0000_i1030" DrawAspect="Content" ObjectID="_1841986593" r:id="rId22"/>
         </w:object>
       </w:r>
     </w:p>
@@ -3807,10 +3780,10 @@
           <w:szCs w:val="28"/>
         </w:rPr>
         <w:object w:dxaOrig="960" w:dyaOrig="680" w14:anchorId="474779D0">
-          <v:shape id="_x0000_i1031" type="#_x0000_t75" style="width:48.4pt;height:34pt" o:ole="">
+          <v:shape id="_x0000_i1031" type="#_x0000_t75" style="width:48.2pt;height:33.8pt" o:ole="">
             <v:imagedata r:id="rId24" o:title=""/>
           </v:shape>
-          <o:OLEObject Type="Embed" ProgID="Equation.DSMT4" ShapeID="_x0000_i1031" DrawAspect="Content" ObjectID="_1841744456" r:id="rId25"/>
+          <o:OLEObject Type="Embed" ProgID="Equation.DSMT4" ShapeID="_x0000_i1031" DrawAspect="Content" ObjectID="_1841986594" r:id="rId25"/>
         </w:object>
       </w:r>
       <w:r>
@@ -4462,10 +4435,10 @@
           <w:szCs w:val="28"/>
         </w:rPr>
         <w:object w:dxaOrig="3379" w:dyaOrig="620" w14:anchorId="438A2006">
-          <v:shape id="_x0000_i1032" type="#_x0000_t75" style="width:168.2pt;height:31.1pt" o:ole="">
+          <v:shape id="_x0000_i1032" type="#_x0000_t75" style="width:168.4pt;height:31.3pt" o:ole="">
             <v:imagedata r:id="rId27" o:title=""/>
           </v:shape>
-          <o:OLEObject Type="Embed" ProgID="Equation.DSMT4" ShapeID="_x0000_i1032" DrawAspect="Content" ObjectID="_1841744457" r:id="rId28"/>
+          <o:OLEObject Type="Embed" ProgID="Equation.DSMT4" ShapeID="_x0000_i1032" DrawAspect="Content" ObjectID="_1841986595" r:id="rId28"/>
         </w:object>
       </w:r>
     </w:p>
@@ -4836,10 +4809,10 @@
           <w:lang w:val="en-US"/>
         </w:rPr>
         <w:object w:dxaOrig="960" w:dyaOrig="680" w14:anchorId="4A0E180C">
-          <v:shape id="_x0000_i1033" type="#_x0000_t75" style="width:47.8pt;height:34pt" o:ole="">
+          <v:shape id="_x0000_i1033" type="#_x0000_t75" style="width:47.6pt;height:33.8pt" o:ole="">
             <v:imagedata r:id="rId29" o:title=""/>
           </v:shape>
-          <o:OLEObject Type="Embed" ProgID="Equation.DSMT4" ShapeID="_x0000_i1033" DrawAspect="Content" ObjectID="_1841744458" r:id="rId30"/>
+          <o:OLEObject Type="Embed" ProgID="Equation.DSMT4" ShapeID="_x0000_i1033" DrawAspect="Content" ObjectID="_1841986596" r:id="rId30"/>
         </w:object>
       </w:r>
     </w:p>
@@ -5161,10 +5134,10 @@
           <w:szCs w:val="28"/>
         </w:rPr>
         <w:object w:dxaOrig="1280" w:dyaOrig="660" w14:anchorId="5867754B">
-          <v:shape id="_x0000_i1034" type="#_x0000_t75" style="width:63.95pt;height:32.25pt" o:ole="">
+          <v:shape id="_x0000_i1034" type="#_x0000_t75" style="width:63.85pt;height:31.95pt" o:ole="">
             <v:imagedata r:id="rId31" o:title=""/>
           </v:shape>
-          <o:OLEObject Type="Embed" ProgID="Equation.DSMT4" ShapeID="_x0000_i1034" DrawAspect="Content" ObjectID="_1841744459" r:id="rId32"/>
+          <o:OLEObject Type="Embed" ProgID="Equation.DSMT4" ShapeID="_x0000_i1034" DrawAspect="Content" ObjectID="_1841986597" r:id="rId32"/>
         </w:object>
       </w:r>
     </w:p>
@@ -5227,10 +5200,10 @@
           <w:lang w:val="en-US"/>
         </w:rPr>
         <w:object w:dxaOrig="1040" w:dyaOrig="420" w14:anchorId="3514237A">
-          <v:shape id="_x0000_i1035" type="#_x0000_t75" style="width:51.25pt;height:21.3pt" o:ole="">
+          <v:shape id="_x0000_i1035" type="#_x0000_t75" style="width:51.35pt;height:21.3pt" o:ole="">
             <v:imagedata r:id="rId33" o:title=""/>
           </v:shape>
-          <o:OLEObject Type="Embed" ProgID="Equation.DSMT4" ShapeID="_x0000_i1035" DrawAspect="Content" ObjectID="_1841744460" r:id="rId34"/>
+          <o:OLEObject Type="Embed" ProgID="Equation.DSMT4" ShapeID="_x0000_i1035" DrawAspect="Content" ObjectID="_1841986598" r:id="rId34"/>
         </w:object>
       </w:r>
     </w:p>
@@ -5275,10 +5248,10 @@
           <w:lang w:val="en-US"/>
         </w:rPr>
         <w:object w:dxaOrig="1240" w:dyaOrig="400" w14:anchorId="61CEF41B">
-          <v:shape id="_x0000_i1036" type="#_x0000_t75" style="width:62.8pt;height:20.75pt" o:ole="">
+          <v:shape id="_x0000_i1036" type="#_x0000_t75" style="width:62.6pt;height:20.65pt" o:ole="">
             <v:imagedata r:id="rId35" o:title=""/>
           </v:shape>
-          <o:OLEObject Type="Embed" ProgID="Equation.DSMT4" ShapeID="_x0000_i1036" DrawAspect="Content" ObjectID="_1841744461" r:id="rId36"/>
+          <o:OLEObject Type="Embed" ProgID="Equation.DSMT4" ShapeID="_x0000_i1036" DrawAspect="Content" ObjectID="_1841986599" r:id="rId36"/>
         </w:object>
       </w:r>
     </w:p>
@@ -5355,10 +5328,10 @@
           <w:lang w:val="en-US"/>
         </w:rPr>
         <w:object w:dxaOrig="2079" w:dyaOrig="680" w14:anchorId="525A4C2A">
-          <v:shape id="_x0000_i1037" type="#_x0000_t75" style="width:103.7pt;height:34pt" o:ole="">
+          <v:shape id="_x0000_i1037" type="#_x0000_t75" style="width:103.95pt;height:33.8pt" o:ole="">
             <v:imagedata r:id="rId37" o:title=""/>
           </v:shape>
-          <o:OLEObject Type="Embed" ProgID="Equation.DSMT4" ShapeID="_x0000_i1037" DrawAspect="Content" ObjectID="_1841744462" r:id="rId38"/>
+          <o:OLEObject Type="Embed" ProgID="Equation.DSMT4" ShapeID="_x0000_i1037" DrawAspect="Content" ObjectID="_1841986600" r:id="rId38"/>
         </w:object>
       </w:r>
     </w:p>
@@ -5713,10 +5686,10 @@
           <w:szCs w:val="28"/>
         </w:rPr>
         <w:object w:dxaOrig="3760" w:dyaOrig="400" w14:anchorId="1D68E6E1">
-          <v:shape id="_x0000_i1038" type="#_x0000_t75" style="width:188.35pt;height:20.75pt" o:ole="">
+          <v:shape id="_x0000_i1038" type="#_x0000_t75" style="width:188.45pt;height:20.65pt" o:ole="">
             <v:imagedata r:id="rId39" o:title=""/>
           </v:shape>
-          <o:OLEObject Type="Embed" ProgID="Equation.DSMT4" ShapeID="_x0000_i1038" DrawAspect="Content" ObjectID="_1841744463" r:id="rId40"/>
+          <o:OLEObject Type="Embed" ProgID="Equation.DSMT4" ShapeID="_x0000_i1038" DrawAspect="Content" ObjectID="_1841986601" r:id="rId40"/>
         </w:object>
       </w:r>
     </w:p>
@@ -5933,16 +5906,7 @@
           <w:szCs w:val="28"/>
           <w:highlight w:val="yellow"/>
         </w:rPr>
-        <w:t xml:space="preserve"> (</w:t>
-      </w:r>
-      <w:r>
-        <w:rPr>
-          <w:rFonts w:ascii="Times New Roman" w:hAnsi="Times New Roman" w:cs="Times New Roman"/>
-          <w:sz w:val="28"/>
-          <w:szCs w:val="28"/>
-          <w:highlight w:val="yellow"/>
-        </w:rPr>
-        <w:t>leading to irreversible capacity degradation</w:t>
+        <w:t xml:space="preserve"> (leading to irreversible capacity degradation</w:t>
       </w:r>
       <w:r>
         <w:rPr>
@@ -6141,7 +6105,7 @@
           <v:shape id="_x0000_i1039" type="#_x0000_t75" style="width:165.9pt;height:21.9pt" o:ole="">
             <v:imagedata r:id="rId41" o:title=""/>
           </v:shape>
-          <o:OLEObject Type="Embed" ProgID="Equation.DSMT4" ShapeID="_x0000_i1039" DrawAspect="Content" ObjectID="_1841744464" r:id="rId42"/>
+          <o:OLEObject Type="Embed" ProgID="Equation.DSMT4" ShapeID="_x0000_i1039" DrawAspect="Content" ObjectID="_1841986602" r:id="rId42"/>
         </w:object>
       </w:r>
     </w:p>
@@ -6373,7 +6337,16 @@
           <w:sz w:val="28"/>
           <w:szCs w:val="28"/>
         </w:rPr>
-        <w:t xml:space="preserve"> литий-ионных батарей за счёт использования анода</w:t>
+        <w:t xml:space="preserve"> литий-ионных батарей </w:t>
+      </w:r>
+      <w:r>
+        <w:rPr>
+          <w:rFonts w:ascii="Times New Roman" w:hAnsi="Times New Roman" w:cs="Times New Roman"/>
+          <w:sz w:val="28"/>
+          <w:szCs w:val="28"/>
+          <w:highlight w:val="yellow"/>
+        </w:rPr>
+        <w:t>за счёт использования анода</w:t>
       </w:r>
       <w:r>
         <w:rPr>
@@ -6474,7 +6447,58 @@
           <w:sz w:val="28"/>
           <w:szCs w:val="28"/>
         </w:rPr>
-        <w:t xml:space="preserve"> поведение, то есть минимальное изменение объёма при интеркаляции и деинтеркаляции лития. Именно это обстоятельство обеспечивает исключительно высокую циклическую стабильность, малую склонность к литиевому осаждению и хорошие высокомощностные свойства. Современные обзоры прямо связывают высокую долговечность LTO с near-zero strain характером анода.</w:t>
+        <w:t xml:space="preserve"> поведение, то есть минимальное изменение объёма при </w:t>
+      </w:r>
+      <w:r>
+        <w:rPr>
+          <w:rFonts w:ascii="Times New Roman" w:hAnsi="Times New Roman" w:cs="Times New Roman"/>
+          <w:sz w:val="28"/>
+          <w:szCs w:val="28"/>
+          <w:highlight w:val="yellow"/>
+        </w:rPr>
+        <w:t>интеркаляции</w:t>
+      </w:r>
+      <w:r>
+        <w:rPr>
+          <w:rFonts w:ascii="Times New Roman" w:hAnsi="Times New Roman" w:cs="Times New Roman"/>
+          <w:sz w:val="28"/>
+          <w:szCs w:val="28"/>
+        </w:rPr>
+        <w:t xml:space="preserve"> и </w:t>
+      </w:r>
+      <w:r>
+        <w:rPr>
+          <w:rFonts w:ascii="Times New Roman" w:hAnsi="Times New Roman" w:cs="Times New Roman"/>
+          <w:sz w:val="28"/>
+          <w:szCs w:val="28"/>
+          <w:highlight w:val="yellow"/>
+        </w:rPr>
+        <w:t>деинтеркаляции</w:t>
+      </w:r>
+      <w:r>
+        <w:rPr>
+          <w:rFonts w:ascii="Times New Roman" w:hAnsi="Times New Roman" w:cs="Times New Roman"/>
+          <w:sz w:val="28"/>
+          <w:szCs w:val="28"/>
+        </w:rPr>
+        <w:t xml:space="preserve"> лития. Именно это обстоятельство обеспечивает исключительно высокую циклическую стабильность, малую склонность к литиевому осаждению и хорошие высокомощностные свойства. Современные обзоры прямо связывают высокую долговечность LTO с </w:t>
+      </w:r>
+      <w:r>
+        <w:rPr>
+          <w:rFonts w:ascii="Times New Roman" w:hAnsi="Times New Roman" w:cs="Times New Roman"/>
+          <w:sz w:val="28"/>
+          <w:szCs w:val="28"/>
+          <w:highlight w:val="yellow"/>
+        </w:rPr>
+        <w:t>near-zero strain</w:t>
+      </w:r>
+      <w:r>
+        <w:rPr>
+          <w:rFonts w:ascii="Times New Roman" w:hAnsi="Times New Roman" w:cs="Times New Roman"/>
+          <w:sz w:val="28"/>
+          <w:szCs w:val="28"/>
+        </w:rPr>
+        <w:t xml:space="preserve"> характером анода.</w:t>
       </w:r>
     </w:p>
     <w:p>
@@ -6539,27 +6563,71 @@
           <w:sz w:val="28"/>
           <w:szCs w:val="28"/>
         </w:rPr>
-        <w:t>С импедансной точки зрения LTO-системы особенно интересны тем, что собственная деградация анода существенно подавлена, а рост сопротивления во многих конфигурациях определяется в большей степени катодной частью и межфазным сопротивлением, чем разрушением LTO-анода как такового. Это подтверждается и специализированным EIS-исследованием для Li-ion батарей с LTO-анодом, где было показано, что уменьшение ёмкости при циклировании главным образом связано с ростом межфазного сопротивления и деградацией катодной стороны.</w:t>
-      </w:r>
-    </w:p>
-    <w:p>
-      <w:pPr>
-        <w:spacing w:line="360" w:lineRule="auto"/>
-        <w:ind w:firstLine="709"/>
-        <w:jc w:val="both"/>
-        <w:rPr>
-          <w:rFonts w:ascii="Times New Roman" w:hAnsi="Times New Roman" w:cs="Times New Roman"/>
-          <w:sz w:val="28"/>
-          <w:szCs w:val="28"/>
-        </w:rPr>
-      </w:pPr>
-      <w:r>
-        <w:rPr>
-          <w:rFonts w:ascii="Times New Roman" w:hAnsi="Times New Roman" w:cs="Times New Roman"/>
-          <w:sz w:val="28"/>
-          <w:szCs w:val="28"/>
-        </w:rPr>
-        <w:t>Для целей диссертации это важно по двум причинам. Во-первых, LTO служит эталонной высокоресурсной системой, на которой удобно проверять чувствительность импедансных критериев к медленным деградационным процессам. Во-вторых, поведение LTO показывает, что одна и та же диагностическая переменная</w:t>
+        <w:t xml:space="preserve">С импедансной точки зрения LTO-системы особенно интересны тем, что собственная деградация анода существенно подавлена, а рост сопротивления во многих конфигурациях определяется в большей степени катодной частью и межфазным сопротивлением, чем </w:t>
+      </w:r>
+      <w:r>
+        <w:rPr>
+          <w:rFonts w:ascii="Times New Roman" w:hAnsi="Times New Roman" w:cs="Times New Roman"/>
+          <w:sz w:val="28"/>
+          <w:szCs w:val="28"/>
+          <w:highlight w:val="yellow"/>
+        </w:rPr>
+        <w:t>разрушением LTO-анода</w:t>
+      </w:r>
+      <w:r>
+        <w:rPr>
+          <w:rFonts w:ascii="Times New Roman" w:hAnsi="Times New Roman" w:cs="Times New Roman"/>
+          <w:sz w:val="28"/>
+          <w:szCs w:val="28"/>
+        </w:rPr>
+        <w:t xml:space="preserve"> как такового. Это подтверждается и специализированным EIS-исследованием для Li-ion батарей с LTO-анодом, где было показано, что уменьшение ёмкости при циклировании главным образом связано с ростом межфазного сопротивления и деградацией катодной стороны.</w:t>
+      </w:r>
+    </w:p>
+    <w:p>
+      <w:pPr>
+        <w:spacing w:line="360" w:lineRule="auto"/>
+        <w:ind w:firstLine="709"/>
+        <w:jc w:val="both"/>
+        <w:rPr>
+          <w:rFonts w:ascii="Times New Roman" w:hAnsi="Times New Roman" w:cs="Times New Roman"/>
+          <w:sz w:val="28"/>
+          <w:szCs w:val="28"/>
+        </w:rPr>
+      </w:pPr>
+      <w:r>
+        <w:rPr>
+          <w:rFonts w:ascii="Times New Roman" w:hAnsi="Times New Roman" w:cs="Times New Roman"/>
+          <w:sz w:val="28"/>
+          <w:szCs w:val="28"/>
+        </w:rPr>
+        <w:t xml:space="preserve">Для целей диссертации это важно по двум причинам. Во-первых, LTO служит эталонной </w:t>
+      </w:r>
+      <w:commentRangeStart w:id="4"/>
+      <w:r>
+        <w:rPr>
+          <w:rFonts w:ascii="Times New Roman" w:hAnsi="Times New Roman" w:cs="Times New Roman"/>
+          <w:sz w:val="28"/>
+          <w:szCs w:val="28"/>
+        </w:rPr>
+        <w:t xml:space="preserve">высокоресурсной </w:t>
+      </w:r>
+      <w:commentRangeEnd w:id="4"/>
+      <w:r>
+        <w:rPr>
+          <w:rStyle w:val="ad"/>
+          <w:rFonts w:ascii="Times New Roman" w:hAnsi="Times New Roman" w:cs="Times New Roman"/>
+          <w:sz w:val="28"/>
+          <w:szCs w:val="28"/>
+        </w:rPr>
+        <w:commentReference w:id="4"/>
+      </w:r>
+      <w:r>
+        <w:rPr>
+          <w:rFonts w:ascii="Times New Roman" w:hAnsi="Times New Roman" w:cs="Times New Roman"/>
+          <w:sz w:val="28"/>
+          <w:szCs w:val="28"/>
+        </w:rPr>
+        <w:t>системой, на которой удобно проверять чувствительность импедансных критериев к медленным деградационным процессам. Во-вторых, поведение LTO показывает, что одна и та же диагностическая переменная</w:t>
       </w:r>
       <w:r>
         <w:rPr>
@@ -6666,7 +6734,60 @@
           <w:sz w:val="28"/>
           <w:szCs w:val="28"/>
         </w:rPr>
-        <w:t xml:space="preserve">Натрий-ионные аккумуляторы в последние годы активно рассматриваются как альтернатива литий-ионным системам, особенно в приложениях, где критичны стоимость, сырьевая доступность и независимость от лития. Однако </w:t>
+        <w:t>Натрий-ионные аккумуляторы</w:t>
+      </w:r>
+      <w:r>
+        <w:rPr>
+          <w:rFonts w:ascii="Times New Roman" w:hAnsi="Times New Roman" w:cs="Times New Roman"/>
+          <w:sz w:val="28"/>
+          <w:szCs w:val="28"/>
+        </w:rPr>
+        <w:t xml:space="preserve"> </w:t>
+      </w:r>
+      <w:r>
+        <w:rPr>
+          <w:rFonts w:ascii="Times New Roman" w:hAnsi="Times New Roman" w:cs="Times New Roman"/>
+          <w:sz w:val="28"/>
+          <w:szCs w:val="28"/>
+          <w:highlight w:val="green"/>
+        </w:rPr>
+        <w:t>(</w:t>
+      </w:r>
+      <w:r>
+        <w:rPr>
+          <w:rFonts w:ascii="Times New Roman" w:hAnsi="Times New Roman" w:cs="Times New Roman"/>
+          <w:sz w:val="28"/>
+          <w:szCs w:val="28"/>
+          <w:highlight w:val="green"/>
+          <w:lang w:val="en-US"/>
+        </w:rPr>
+        <w:t>SIB</w:t>
+      </w:r>
+      <w:r>
+        <w:rPr>
+          <w:rFonts w:ascii="Times New Roman" w:hAnsi="Times New Roman" w:cs="Times New Roman"/>
+          <w:sz w:val="28"/>
+          <w:szCs w:val="28"/>
+          <w:highlight w:val="green"/>
+        </w:rPr>
+        <w:t xml:space="preserve"> – </w:t>
+      </w:r>
+      <w:r>
+        <w:rPr>
+          <w:rFonts w:ascii="Times New Roman" w:hAnsi="Times New Roman" w:cs="Times New Roman"/>
+          <w:sz w:val="28"/>
+          <w:szCs w:val="28"/>
+          <w:highlight w:val="green"/>
+        </w:rPr>
+        <w:t>Sodium-Ion Batteries)</w:t>
+      </w:r>
+      <w:r>
+        <w:rPr>
+          <w:rFonts w:ascii="Times New Roman" w:hAnsi="Times New Roman" w:cs="Times New Roman"/>
+          <w:sz w:val="28"/>
+          <w:szCs w:val="28"/>
+        </w:rPr>
+        <w:t xml:space="preserve"> в последние годы активно рассматриваются как альтернатива литий-ионным системам, особенно в приложениях, где критичны стоимость, сырьевая доступность и </w:t>
       </w:r>
       <w:r>
         <w:rPr>
@@ -6675,7 +6796,35 @@
           <w:szCs w:val="28"/>
         </w:rPr>
         <w:lastRenderedPageBreak/>
-        <w:t>современные исследования показывают, что натрий-ионные системы в целом характеризуются более медленной кинетикой поляризационных процессов и, как следствие, более выраженными импедансными полукругами, что прямо связано с меньшей подвижностью ионов натрия и более медленным межфазным транспортом.</w:t>
+        <w:t xml:space="preserve">независимость от лития. Однако современные исследования показывают, что натрий-ионные системы в целом характеризуются более медленной кинетикой поляризационных процессов и, как следствие, более выраженными </w:t>
+      </w:r>
+      <w:commentRangeStart w:id="5"/>
+      <w:r>
+        <w:rPr>
+          <w:rFonts w:ascii="Times New Roman" w:hAnsi="Times New Roman" w:cs="Times New Roman"/>
+          <w:sz w:val="28"/>
+          <w:szCs w:val="28"/>
+          <w:highlight w:val="yellow"/>
+        </w:rPr>
+        <w:t>импедансными полукругами</w:t>
+      </w:r>
+      <w:commentRangeEnd w:id="5"/>
+      <w:r>
+        <w:rPr>
+          <w:rStyle w:val="ad"/>
+          <w:rFonts w:ascii="Times New Roman" w:hAnsi="Times New Roman" w:cs="Times New Roman"/>
+          <w:sz w:val="28"/>
+          <w:szCs w:val="28"/>
+        </w:rPr>
+        <w:commentReference w:id="5"/>
+      </w:r>
+      <w:r>
+        <w:rPr>
+          <w:rFonts w:ascii="Times New Roman" w:hAnsi="Times New Roman" w:cs="Times New Roman"/>
+          <w:sz w:val="28"/>
+          <w:szCs w:val="28"/>
+        </w:rPr>
+        <w:t>, что прямо связано с меньшей подвижностью ионов натрия и более медленным межфазным транспортом.</w:t>
       </w:r>
     </w:p>
     <w:p>
@@ -6737,7 +6886,24 @@
           <w:sz w:val="28"/>
           <w:szCs w:val="28"/>
         </w:rPr>
-        <w:t>, что повышает энергетический барьер интеркаляции и усиливает чувствительность к геометрии каналов диффузии и к качеству межфазного контакта. В результате у Na</w:t>
+        <w:t xml:space="preserve">, что повышает энергетический барьер </w:t>
+      </w:r>
+      <w:r>
+        <w:rPr>
+          <w:rFonts w:ascii="Times New Roman" w:hAnsi="Times New Roman" w:cs="Times New Roman"/>
+          <w:sz w:val="28"/>
+          <w:szCs w:val="28"/>
+          <w:highlight w:val="yellow"/>
+        </w:rPr>
+        <w:t>интеркаляции</w:t>
+      </w:r>
+      <w:r>
+        <w:rPr>
+          <w:rFonts w:ascii="Times New Roman" w:hAnsi="Times New Roman" w:cs="Times New Roman"/>
+          <w:sz w:val="28"/>
+          <w:szCs w:val="28"/>
+        </w:rPr>
+        <w:t xml:space="preserve"> и усиливает чувствительность к геометрии каналов диффузии и к качеству межфазного контакта. В результате у Na</w:t>
       </w:r>
       <w:r>
         <w:rPr>
@@ -6769,6 +6935,33 @@
           <w:rFonts w:ascii="Times New Roman" w:hAnsi="Times New Roman" w:cs="Times New Roman"/>
           <w:sz w:val="28"/>
           <w:szCs w:val="28"/>
+          <w:highlight w:val="green"/>
+        </w:rPr>
+        <w:t>(</w:t>
+      </w:r>
+      <w:r>
+        <w:rPr>
+          <w:rFonts w:ascii="Times New Roman" w:hAnsi="Times New Roman" w:cs="Times New Roman"/>
+          <w:sz w:val="28"/>
+          <w:szCs w:val="28"/>
+          <w:highlight w:val="green"/>
+        </w:rPr>
+        <w:t>Sodium-Ion Batteries</w:t>
+      </w:r>
+      <w:r>
+        <w:rPr>
+          <w:rFonts w:ascii="Times New Roman" w:hAnsi="Times New Roman" w:cs="Times New Roman"/>
+          <w:sz w:val="28"/>
+          <w:szCs w:val="28"/>
+          <w:highlight w:val="green"/>
+        </w:rPr>
+        <w:t>)</w:t>
+      </w:r>
+      <w:r>
+        <w:rPr>
+          <w:rFonts w:ascii="Times New Roman" w:hAnsi="Times New Roman" w:cs="Times New Roman"/>
+          <w:sz w:val="28"/>
+          <w:szCs w:val="28"/>
         </w:rPr>
         <w:t xml:space="preserve"> подчёркивают также важную роль нестабильности межфазного слоя, структурных превращений катодов и неоднородностей производства коммерческих элементов.</w:t>
       </w:r>
@@ -6814,7 +7007,6 @@
           <w:rFonts w:ascii="Times New Roman" w:hAnsi="Times New Roman" w:cs="Times New Roman"/>
           <w:sz w:val="28"/>
           <w:szCs w:val="28"/>
-          <w:lang w:val="en-US"/>
         </w:rPr>
       </w:pPr>
       <w:r>
@@ -6825,44 +7017,51 @@
           <w:szCs w:val="28"/>
         </w:rPr>
         <w:object w:dxaOrig="3420" w:dyaOrig="400" w14:anchorId="387CB7D6">
-          <v:shape id="_x0000_i1040" type="#_x0000_t75" style="width:171.05pt;height:20.75pt" o:ole="">
+          <v:shape id="_x0000_i1040" type="#_x0000_t75" style="width:170.9pt;height:20.65pt" o:ole="">
             <v:imagedata r:id="rId43" o:title=""/>
           </v:shape>
-          <o:OLEObject Type="Embed" ProgID="Equation.DSMT4" ShapeID="_x0000_i1040" DrawAspect="Content" ObjectID="_1841744465" r:id="rId44"/>
+          <o:OLEObject Type="Embed" ProgID="Equation.DSMT4" ShapeID="_x0000_i1040" DrawAspect="Content" ObjectID="_1841986603" r:id="rId44"/>
         </w:object>
       </w:r>
-    </w:p>
-    <w:p>
-      <w:pPr>
-        <w:spacing w:line="360" w:lineRule="auto"/>
-        <w:ind w:firstLine="709"/>
-        <w:jc w:val="both"/>
-        <w:rPr>
-          <w:rFonts w:ascii="Times New Roman" w:hAnsi="Times New Roman" w:cs="Times New Roman"/>
-          <w:sz w:val="28"/>
-          <w:szCs w:val="28"/>
-          <w:lang w:val="en-US"/>
-        </w:rPr>
-      </w:pPr>
-    </w:p>
-    <w:p>
-      <w:pPr>
-        <w:spacing w:line="360" w:lineRule="auto"/>
-        <w:ind w:firstLine="709"/>
-        <w:jc w:val="both"/>
-        <w:rPr>
-          <w:rFonts w:ascii="Times New Roman" w:hAnsi="Times New Roman" w:cs="Times New Roman"/>
-          <w:sz w:val="28"/>
-          <w:szCs w:val="28"/>
-        </w:rPr>
-      </w:pPr>
-      <w:r>
-        <w:rPr>
-          <w:rFonts w:ascii="Times New Roman" w:hAnsi="Times New Roman" w:cs="Times New Roman"/>
-          <w:sz w:val="28"/>
-          <w:szCs w:val="28"/>
-        </w:rPr>
-        <w:t xml:space="preserve">, где </w:t>
+      <w:r>
+        <w:rPr>
+          <w:rFonts w:ascii="Times New Roman" w:hAnsi="Times New Roman" w:cs="Times New Roman"/>
+          <w:sz w:val="28"/>
+          <w:szCs w:val="28"/>
+        </w:rPr>
+        <w:t>,</w:t>
+      </w:r>
+    </w:p>
+    <w:p>
+      <w:pPr>
+        <w:spacing w:line="360" w:lineRule="auto"/>
+        <w:ind w:firstLine="709"/>
+        <w:jc w:val="both"/>
+        <w:rPr>
+          <w:rFonts w:ascii="Times New Roman" w:hAnsi="Times New Roman" w:cs="Times New Roman"/>
+          <w:sz w:val="28"/>
+          <w:szCs w:val="28"/>
+        </w:rPr>
+      </w:pPr>
+    </w:p>
+    <w:p>
+      <w:pPr>
+        <w:spacing w:line="360" w:lineRule="auto"/>
+        <w:ind w:firstLine="709"/>
+        <w:jc w:val="both"/>
+        <w:rPr>
+          <w:rFonts w:ascii="Times New Roman" w:hAnsi="Times New Roman" w:cs="Times New Roman"/>
+          <w:sz w:val="28"/>
+          <w:szCs w:val="28"/>
+        </w:rPr>
+      </w:pPr>
+      <w:r>
+        <w:rPr>
+          <w:rFonts w:ascii="Times New Roman" w:hAnsi="Times New Roman" w:cs="Times New Roman"/>
+          <w:sz w:val="28"/>
+          <w:szCs w:val="28"/>
+        </w:rPr>
+        <w:t xml:space="preserve">где </w:t>
       </w:r>
       <w:r>
         <w:rPr>
@@ -8138,7 +8337,24 @@
           <w:sz w:val="28"/>
           <w:szCs w:val="28"/>
         </w:rPr>
-        <w:t>Кривые деградации относительной ёмкости, полученные в опытной серии циклических испытаний, позволяют проследить различие не только в общем ресурсе батарей, но и в форме деградационной траектории. Именно форма траектории, а не только точка достижения 80% ёмкости, играет решающую роль при построении прогностической модели.</w:t>
+        <w:t xml:space="preserve">Кривые деградации относительной ёмкости, полученные в опытной серии циклических испытаний, позволяют проследить различие не только в общем ресурсе батарей, но и в </w:t>
+      </w:r>
+      <w:r>
+        <w:rPr>
+          <w:rFonts w:ascii="Times New Roman" w:hAnsi="Times New Roman" w:cs="Times New Roman"/>
+          <w:sz w:val="28"/>
+          <w:szCs w:val="28"/>
+          <w:highlight w:val="yellow"/>
+        </w:rPr>
+        <w:t>форме деградационной траектории</w:t>
+      </w:r>
+      <w:r>
+        <w:rPr>
+          <w:rFonts w:ascii="Times New Roman" w:hAnsi="Times New Roman" w:cs="Times New Roman"/>
+          <w:sz w:val="28"/>
+          <w:szCs w:val="28"/>
+        </w:rPr>
+        <w:t>. Именно форма траектории, а не только точка достижения 80% ёмкости, играет решающую роль при построении прогностической модели.</w:t>
       </w:r>
     </w:p>
     <w:p>
@@ -8306,15 +8522,33 @@
           <w:sz w:val="28"/>
           <w:szCs w:val="28"/>
         </w:rPr>
-        <w:t xml:space="preserve">Научная ценность рисунка состоит в том, что он подчёркивает различие деградационных законов для разных химических систем. Для NMC и Na-ion существенно выражена нелинейная ускоряющаяся стадия старения, тогда как для LFP и особенно LTO траектория дольше сохраняет квазилинейный характер. Это означает, что прогностическая модель </w:t>
-      </w:r>
-      <w:r>
-        <w:rPr>
-          <w:rFonts w:ascii="Times New Roman" w:hAnsi="Times New Roman" w:cs="Times New Roman"/>
-          <w:i/>
-          <w:iCs/>
-          <w:sz w:val="28"/>
-          <w:szCs w:val="28"/>
+        <w:t xml:space="preserve">Научная ценность рисунка состоит в том, что он подчёркивает различие </w:t>
+      </w:r>
+      <w:r>
+        <w:rPr>
+          <w:rFonts w:ascii="Times New Roman" w:hAnsi="Times New Roman" w:cs="Times New Roman"/>
+          <w:sz w:val="28"/>
+          <w:szCs w:val="28"/>
+          <w:highlight w:val="yellow"/>
+        </w:rPr>
+        <w:t>деградационных законов</w:t>
+      </w:r>
+      <w:r>
+        <w:rPr>
+          <w:rFonts w:ascii="Times New Roman" w:hAnsi="Times New Roman" w:cs="Times New Roman"/>
+          <w:sz w:val="28"/>
+          <w:szCs w:val="28"/>
+        </w:rPr>
+        <w:t xml:space="preserve"> для разных химических систем. Для NMC и Na-ion существенно выражена нелинейная ускоряющаяся стадия старения, тогда как для LFP и особенно LTO траектория дольше сохраняет квазилинейный характер. Это означает, что прогностическая модель </w:t>
+      </w:r>
+      <w:r>
+        <w:rPr>
+          <w:rFonts w:ascii="Times New Roman" w:hAnsi="Times New Roman" w:cs="Times New Roman"/>
+          <w:i/>
+          <w:iCs/>
+          <w:sz w:val="28"/>
+          <w:szCs w:val="28"/>
+          <w:highlight w:val="yellow"/>
         </w:rPr>
         <w:t>RUL</w:t>
       </w:r>
@@ -8913,7 +9147,48 @@
           <w:sz w:val="28"/>
           <w:szCs w:val="28"/>
         </w:rPr>
-        <w:t xml:space="preserve"> деградации определяет необходимость включения температурной переменной в любую ресурсную модель. Результаты термоциклической серии показывают, что ускорение старения имеет выраженный экспоненциальный характер, но коэффициенты температурного ускорения зависят от типа батареи</w:t>
+        <w:t xml:space="preserve"> деградации определяет необходимость включения температурной переменной в любую ресурсную модель. Результаты термоциклической серии показывают, что ускорение старения имеет выраженный экспоненциальный характер, но коэф</w:t>
+      </w:r>
+      <w:r>
+        <w:rPr>
+          <w:rFonts w:ascii="Times New Roman" w:hAnsi="Times New Roman" w:cs="Times New Roman"/>
+          <w:sz w:val="28"/>
+          <w:szCs w:val="28"/>
+        </w:rPr>
+        <w:t>фициенты температурного ускорения</w:t>
+      </w:r>
+      <w:r>
+        <w:rPr>
+          <w:rFonts w:ascii="Times New Roman" w:hAnsi="Times New Roman" w:cs="Times New Roman"/>
+          <w:sz w:val="28"/>
+          <w:szCs w:val="28"/>
+        </w:rPr>
+        <w:t xml:space="preserve"> </w:t>
+      </w:r>
+      <w:r>
+        <w:rPr>
+          <w:rFonts w:ascii="Times New Roman" w:hAnsi="Times New Roman" w:cs="Times New Roman"/>
+          <w:sz w:val="28"/>
+          <w:szCs w:val="28"/>
+          <w:highlight w:val="green"/>
+        </w:rPr>
+        <w:t>деградации</w:t>
+      </w:r>
+      <w:r>
+        <w:rPr>
+          <w:rFonts w:ascii="Times New Roman" w:hAnsi="Times New Roman" w:cs="Times New Roman"/>
+          <w:sz w:val="28"/>
+          <w:szCs w:val="28"/>
+        </w:rPr>
+        <w:t xml:space="preserve"> </w:t>
+      </w:r>
+      <w:r>
+        <w:rPr>
+          <w:rFonts w:ascii="Times New Roman" w:hAnsi="Times New Roman" w:cs="Times New Roman"/>
+          <w:sz w:val="28"/>
+          <w:szCs w:val="28"/>
+        </w:rPr>
+        <w:t>зависят от типа батареи</w:t>
       </w:r>
     </w:p>
     <w:p>
@@ -9172,6 +9447,7 @@
           <w:bCs/>
           <w:sz w:val="28"/>
           <w:szCs w:val="28"/>
+          <w:highlight w:val="magenta"/>
         </w:rPr>
         <w:t>1.3 Показатели технического состояния аккумуляторных батарей: SOC, SOH, SOF и RUL</w:t>
       </w:r>
@@ -9691,10 +9967,10 @@
           <w:lang w:val="en-US"/>
         </w:rPr>
         <w:object w:dxaOrig="2140" w:dyaOrig="680" w14:anchorId="6DB257FF">
-          <v:shape id="_x0000_i1041" type="#_x0000_t75" style="width:107.15pt;height:34pt" o:ole="">
+          <v:shape id="_x0000_i1041" type="#_x0000_t75" style="width:107.05pt;height:33.8pt" o:ole="">
             <v:imagedata r:id="rId49" o:title=""/>
           </v:shape>
-          <o:OLEObject Type="Embed" ProgID="Equation.DSMT4" ShapeID="_x0000_i1041" DrawAspect="Content" ObjectID="_1841744466" r:id="rId50"/>
+          <o:OLEObject Type="Embed" ProgID="Equation.DSMT4" ShapeID="_x0000_i1041" DrawAspect="Content" ObjectID="_1841986604" r:id="rId50"/>
         </w:object>
       </w:r>
     </w:p>
@@ -9765,10 +10041,10 @@
           <w:lang w:val="en-US"/>
         </w:rPr>
         <w:object w:dxaOrig="3159" w:dyaOrig="680" w14:anchorId="63295281">
-          <v:shape id="_x0000_i1042" type="#_x0000_t75" style="width:157.8pt;height:34pt" o:ole="">
+          <v:shape id="_x0000_i1042" type="#_x0000_t75" style="width:157.75pt;height:33.8pt" o:ole="">
             <v:imagedata r:id="rId51" o:title=""/>
           </v:shape>
-          <o:OLEObject Type="Embed" ProgID="Equation.DSMT4" ShapeID="_x0000_i1042" DrawAspect="Content" ObjectID="_1841744467" r:id="rId52"/>
+          <o:OLEObject Type="Embed" ProgID="Equation.DSMT4" ShapeID="_x0000_i1042" DrawAspect="Content" ObjectID="_1841986605" r:id="rId52"/>
         </w:object>
       </w:r>
     </w:p>
@@ -10370,10 +10646,10 @@
           <w:lang w:val="en-US"/>
         </w:rPr>
         <w:object w:dxaOrig="1939" w:dyaOrig="680" w14:anchorId="3F3E6903">
-          <v:shape id="_x0000_i1043" type="#_x0000_t75" style="width:96.2pt;height:34pt" o:ole="">
+          <v:shape id="_x0000_i1043" type="#_x0000_t75" style="width:96.4pt;height:33.8pt" o:ole="">
             <v:imagedata r:id="rId54" o:title=""/>
           </v:shape>
-          <o:OLEObject Type="Embed" ProgID="Equation.DSMT4" ShapeID="_x0000_i1043" DrawAspect="Content" ObjectID="_1841744468" r:id="rId55"/>
+          <o:OLEObject Type="Embed" ProgID="Equation.DSMT4" ShapeID="_x0000_i1043" DrawAspect="Content" ObjectID="_1841986606" r:id="rId55"/>
         </w:object>
       </w:r>
     </w:p>
@@ -10570,10 +10846,10 @@
           <w:szCs w:val="28"/>
         </w:rPr>
         <w:object w:dxaOrig="1960" w:dyaOrig="680" w14:anchorId="30A09688">
-          <v:shape id="_x0000_i1044" type="#_x0000_t75" style="width:97.35pt;height:34pt" o:ole="">
+          <v:shape id="_x0000_i1044" type="#_x0000_t75" style="width:97.05pt;height:33.8pt" o:ole="">
             <v:imagedata r:id="rId56" o:title=""/>
           </v:shape>
-          <o:OLEObject Type="Embed" ProgID="Equation.DSMT4" ShapeID="_x0000_i1044" DrawAspect="Content" ObjectID="_1841744469" r:id="rId57"/>
+          <o:OLEObject Type="Embed" ProgID="Equation.DSMT4" ShapeID="_x0000_i1044" DrawAspect="Content" ObjectID="_1841986607" r:id="rId57"/>
         </w:object>
       </w:r>
     </w:p>
@@ -10617,10 +10893,10 @@
           <w:szCs w:val="28"/>
         </w:rPr>
         <w:object w:dxaOrig="1560" w:dyaOrig="360" w14:anchorId="47C6B96B">
-          <v:shape id="_x0000_i1045" type="#_x0000_t75" style="width:77.75pt;height:17.3pt" o:ole="">
+          <v:shape id="_x0000_i1045" type="#_x0000_t75" style="width:77.65pt;height:17.55pt" o:ole="">
             <v:imagedata r:id="rId58" o:title=""/>
           </v:shape>
-          <o:OLEObject Type="Embed" ProgID="Equation.DSMT4" ShapeID="_x0000_i1045" DrawAspect="Content" ObjectID="_1841744470" r:id="rId59"/>
+          <o:OLEObject Type="Embed" ProgID="Equation.DSMT4" ShapeID="_x0000_i1045" DrawAspect="Content" ObjectID="_1841986608" r:id="rId59"/>
         </w:object>
       </w:r>
     </w:p>
@@ -10721,10 +10997,10 @@
           <w:szCs w:val="28"/>
         </w:rPr>
         <w:object w:dxaOrig="960" w:dyaOrig="680" w14:anchorId="3FADD88C">
-          <v:shape id="_x0000_i1046" type="#_x0000_t75" style="width:47.8pt;height:34pt" o:ole="">
+          <v:shape id="_x0000_i1046" type="#_x0000_t75" style="width:47.6pt;height:33.8pt" o:ole="">
             <v:imagedata r:id="rId60" o:title=""/>
           </v:shape>
-          <o:OLEObject Type="Embed" ProgID="Equation.DSMT4" ShapeID="_x0000_i1046" DrawAspect="Content" ObjectID="_1841744471" r:id="rId61"/>
+          <o:OLEObject Type="Embed" ProgID="Equation.DSMT4" ShapeID="_x0000_i1046" DrawAspect="Content" ObjectID="_1841986609" r:id="rId61"/>
         </w:object>
       </w:r>
     </w:p>
@@ -11131,10 +11407,10 @@
                 <w:lang w:val="en-US"/>
               </w:rPr>
               <w:object w:dxaOrig="1640" w:dyaOrig="360" w14:anchorId="1EE898F0">
-                <v:shape id="_x0000_i1047" type="#_x0000_t75" style="width:81.2pt;height:17.3pt" o:ole="">
+                <v:shape id="_x0000_i1047" type="#_x0000_t75" style="width:81.4pt;height:17.55pt" o:ole="">
                   <v:imagedata r:id="rId62" o:title=""/>
                 </v:shape>
-                <o:OLEObject Type="Embed" ProgID="Equation.DSMT4" ShapeID="_x0000_i1047" DrawAspect="Content" ObjectID="_1841744472" r:id="rId63"/>
+                <o:OLEObject Type="Embed" ProgID="Equation.DSMT4" ShapeID="_x0000_i1047" DrawAspect="Content" ObjectID="_1841986610" r:id="rId63"/>
               </w:object>
             </w:r>
           </w:p>
@@ -11245,10 +11521,10 @@
                 <w:szCs w:val="28"/>
               </w:rPr>
               <w:object w:dxaOrig="1620" w:dyaOrig="360" w14:anchorId="19708454">
-                <v:shape id="_x0000_i1048" type="#_x0000_t75" style="width:80.65pt;height:17.3pt" o:ole="">
+                <v:shape id="_x0000_i1048" type="#_x0000_t75" style="width:80.75pt;height:17.55pt" o:ole="">
                   <v:imagedata r:id="rId64" o:title=""/>
                 </v:shape>
-                <o:OLEObject Type="Embed" ProgID="Equation.DSMT4" ShapeID="_x0000_i1048" DrawAspect="Content" ObjectID="_1841744473" r:id="rId65"/>
+                <o:OLEObject Type="Embed" ProgID="Equation.DSMT4" ShapeID="_x0000_i1048" DrawAspect="Content" ObjectID="_1841986611" r:id="rId65"/>
               </w:object>
             </w:r>
           </w:p>
@@ -11352,7 +11628,7 @@
                 <v:shape id="_x0000_i1049" type="#_x0000_t75" style="width:122.7pt;height:21.9pt" o:ole="">
                   <v:imagedata r:id="rId66" o:title=""/>
                 </v:shape>
-                <o:OLEObject Type="Embed" ProgID="Equation.DSMT4" ShapeID="_x0000_i1049" DrawAspect="Content" ObjectID="_1841744474" r:id="rId67"/>
+                <o:OLEObject Type="Embed" ProgID="Equation.DSMT4" ShapeID="_x0000_i1049" DrawAspect="Content" ObjectID="_1841986612" r:id="rId67"/>
               </w:object>
             </w:r>
           </w:p>
@@ -11453,10 +11729,10 @@
                 <w:szCs w:val="28"/>
               </w:rPr>
               <w:object w:dxaOrig="2420" w:dyaOrig="440" w14:anchorId="5A5FABEE">
-                <v:shape id="_x0000_i1050" type="#_x0000_t75" style="width:120.95pt;height:21.9pt" o:ole="">
+                <v:shape id="_x0000_i1050" type="#_x0000_t75" style="width:120.85pt;height:21.9pt" o:ole="">
                   <v:imagedata r:id="rId68" o:title=""/>
                 </v:shape>
-                <o:OLEObject Type="Embed" ProgID="Equation.DSMT4" ShapeID="_x0000_i1050" DrawAspect="Content" ObjectID="_1841744475" r:id="rId69"/>
+                <o:OLEObject Type="Embed" ProgID="Equation.DSMT4" ShapeID="_x0000_i1050" DrawAspect="Content" ObjectID="_1841986613" r:id="rId69"/>
               </w:object>
             </w:r>
           </w:p>
@@ -12502,10 +12778,10 @@
           <w:lang w:val="en-US"/>
         </w:rPr>
         <w:object w:dxaOrig="1180" w:dyaOrig="720" w14:anchorId="446C191F">
-          <v:shape id="_x0000_i1051" type="#_x0000_t75" style="width:58.75pt;height:36.3pt" o:ole="">
+          <v:shape id="_x0000_i1051" type="#_x0000_t75" style="width:58.85pt;height:36.3pt" o:ole="">
             <v:imagedata r:id="rId71" o:title=""/>
           </v:shape>
-          <o:OLEObject Type="Embed" ProgID="Equation.DSMT4" ShapeID="_x0000_i1051" DrawAspect="Content" ObjectID="_1841744476" r:id="rId72"/>
+          <o:OLEObject Type="Embed" ProgID="Equation.DSMT4" ShapeID="_x0000_i1051" DrawAspect="Content" ObjectID="_1841986614" r:id="rId72"/>
         </w:object>
       </w:r>
     </w:p>
@@ -12692,10 +12968,10 @@
           <w:szCs w:val="28"/>
         </w:rPr>
         <w:object w:dxaOrig="3820" w:dyaOrig="440" w14:anchorId="7AE252E7">
-          <v:shape id="_x0000_i1052" type="#_x0000_t75" style="width:191.25pt;height:21.9pt" o:ole="">
+          <v:shape id="_x0000_i1052" type="#_x0000_t75" style="width:190.95pt;height:21.9pt" o:ole="">
             <v:imagedata r:id="rId73" o:title=""/>
           </v:shape>
-          <o:OLEObject Type="Embed" ProgID="Equation.DSMT4" ShapeID="_x0000_i1052" DrawAspect="Content" ObjectID="_1841744477" r:id="rId74"/>
+          <o:OLEObject Type="Embed" ProgID="Equation.DSMT4" ShapeID="_x0000_i1052" DrawAspect="Content" ObjectID="_1841986615" r:id="rId74"/>
         </w:object>
       </w:r>
     </w:p>
@@ -13216,10 +13492,10 @@
           <w:szCs w:val="28"/>
         </w:rPr>
         <w:object w:dxaOrig="1780" w:dyaOrig="360" w14:anchorId="5EF1CD4E">
-          <v:shape id="_x0000_i1053" type="#_x0000_t75" style="width:88.7pt;height:17.3pt" o:ole="">
+          <v:shape id="_x0000_i1053" type="#_x0000_t75" style="width:88.9pt;height:17.55pt" o:ole="">
             <v:imagedata r:id="rId75" o:title=""/>
           </v:shape>
-          <o:OLEObject Type="Embed" ProgID="Equation.DSMT4" ShapeID="_x0000_i1053" DrawAspect="Content" ObjectID="_1841744478" r:id="rId76"/>
+          <o:OLEObject Type="Embed" ProgID="Equation.DSMT4" ShapeID="_x0000_i1053" DrawAspect="Content" ObjectID="_1841986616" r:id="rId76"/>
         </w:object>
       </w:r>
     </w:p>
@@ -13378,10 +13654,10 @@
           <w:szCs w:val="28"/>
         </w:rPr>
         <w:object w:dxaOrig="2079" w:dyaOrig="360" w14:anchorId="38F56FC8">
-          <v:shape id="_x0000_i1054" type="#_x0000_t75" style="width:103.7pt;height:17.3pt" o:ole="">
+          <v:shape id="_x0000_i1054" type="#_x0000_t75" style="width:103.95pt;height:17.55pt" o:ole="">
             <v:imagedata r:id="rId77" o:title=""/>
           </v:shape>
-          <o:OLEObject Type="Embed" ProgID="Equation.DSMT4" ShapeID="_x0000_i1054" DrawAspect="Content" ObjectID="_1841744479" r:id="rId78"/>
+          <o:OLEObject Type="Embed" ProgID="Equation.DSMT4" ShapeID="_x0000_i1054" DrawAspect="Content" ObjectID="_1841986617" r:id="rId78"/>
         </w:object>
       </w:r>
     </w:p>
@@ -13460,10 +13736,10 @@
           <w:lang w:val="en-US"/>
         </w:rPr>
         <w:object w:dxaOrig="1460" w:dyaOrig="360" w14:anchorId="3AA6288C">
-          <v:shape id="_x0000_i1055" type="#_x0000_t75" style="width:73.15pt;height:17.3pt" o:ole="">
+          <v:shape id="_x0000_i1055" type="#_x0000_t75" style="width:73.25pt;height:17.55pt" o:ole="">
             <v:imagedata r:id="rId79" o:title=""/>
           </v:shape>
-          <o:OLEObject Type="Embed" ProgID="Equation.DSMT4" ShapeID="_x0000_i1055" DrawAspect="Content" ObjectID="_1841744480" r:id="rId80"/>
+          <o:OLEObject Type="Embed" ProgID="Equation.DSMT4" ShapeID="_x0000_i1055" DrawAspect="Content" ObjectID="_1841986618" r:id="rId80"/>
         </w:object>
       </w:r>
     </w:p>
@@ -13585,10 +13861,10 @@
           <w:szCs w:val="28"/>
         </w:rPr>
         <w:object w:dxaOrig="2060" w:dyaOrig="700" w14:anchorId="5BCDF34D">
-          <v:shape id="_x0000_i1056" type="#_x0000_t75" style="width:103.1pt;height:35.15pt" o:ole="">
+          <v:shape id="_x0000_i1056" type="#_x0000_t75" style="width:103.3pt;height:35.05pt" o:ole="">
             <v:imagedata r:id="rId81" o:title=""/>
           </v:shape>
-          <o:OLEObject Type="Embed" ProgID="Equation.DSMT4" ShapeID="_x0000_i1056" DrawAspect="Content" ObjectID="_1841744481" r:id="rId82"/>
+          <o:OLEObject Type="Embed" ProgID="Equation.DSMT4" ShapeID="_x0000_i1056" DrawAspect="Content" ObjectID="_1841986619" r:id="rId82"/>
         </w:object>
       </w:r>
     </w:p>
@@ -13699,10 +13975,10 @@
           <w:lang w:val="en-US"/>
         </w:rPr>
         <w:object w:dxaOrig="2140" w:dyaOrig="680" w14:anchorId="26476E25">
-          <v:shape id="_x0000_i1057" type="#_x0000_t75" style="width:107.15pt;height:34pt" o:ole="">
+          <v:shape id="_x0000_i1057" type="#_x0000_t75" style="width:107.05pt;height:33.8pt" o:ole="">
             <v:imagedata r:id="rId83" o:title=""/>
           </v:shape>
-          <o:OLEObject Type="Embed" ProgID="Equation.DSMT4" ShapeID="_x0000_i1057" DrawAspect="Content" ObjectID="_1841744482" r:id="rId84"/>
+          <o:OLEObject Type="Embed" ProgID="Equation.DSMT4" ShapeID="_x0000_i1057" DrawAspect="Content" ObjectID="_1841986620" r:id="rId84"/>
         </w:object>
       </w:r>
       <w:r>
@@ -14395,10 +14671,10 @@
           <w:szCs w:val="28"/>
         </w:rPr>
         <w:object w:dxaOrig="1920" w:dyaOrig="400" w14:anchorId="666DD195">
-          <v:shape id="_x0000_i1058" type="#_x0000_t75" style="width:96.2pt;height:20.75pt" o:ole="">
+          <v:shape id="_x0000_i1058" type="#_x0000_t75" style="width:96.4pt;height:20.65pt" o:ole="">
             <v:imagedata r:id="rId86" o:title=""/>
           </v:shape>
-          <o:OLEObject Type="Embed" ProgID="Equation.DSMT4" ShapeID="_x0000_i1058" DrawAspect="Content" ObjectID="_1841744483" r:id="rId87"/>
+          <o:OLEObject Type="Embed" ProgID="Equation.DSMT4" ShapeID="_x0000_i1058" DrawAspect="Content" ObjectID="_1841986621" r:id="rId87"/>
         </w:object>
       </w:r>
       <w:r>
@@ -14430,10 +14706,10 @@
           <w:lang w:val="en-US"/>
         </w:rPr>
         <w:object w:dxaOrig="2840" w:dyaOrig="440" w14:anchorId="17814122">
-          <v:shape id="_x0000_i1059" type="#_x0000_t75" style="width:142.25pt;height:21.9pt" o:ole="">
+          <v:shape id="_x0000_i1059" type="#_x0000_t75" style="width:142.1pt;height:21.9pt" o:ole="">
             <v:imagedata r:id="rId88" o:title=""/>
           </v:shape>
-          <o:OLEObject Type="Embed" ProgID="Equation.DSMT4" ShapeID="_x0000_i1059" DrawAspect="Content" ObjectID="_1841744484" r:id="rId89"/>
+          <o:OLEObject Type="Embed" ProgID="Equation.DSMT4" ShapeID="_x0000_i1059" DrawAspect="Content" ObjectID="_1841986622" r:id="rId89"/>
         </w:object>
       </w:r>
       <w:r>
@@ -14465,10 +14741,10 @@
           <w:lang w:val="en-US"/>
         </w:rPr>
         <w:object w:dxaOrig="2920" w:dyaOrig="400" w14:anchorId="2994B8B5">
-          <v:shape id="_x0000_i1060" type="#_x0000_t75" style="width:145.75pt;height:20.75pt" o:ole="">
+          <v:shape id="_x0000_i1060" type="#_x0000_t75" style="width:145.9pt;height:20.65pt" o:ole="">
             <v:imagedata r:id="rId90" o:title=""/>
           </v:shape>
-          <o:OLEObject Type="Embed" ProgID="Equation.DSMT4" ShapeID="_x0000_i1060" DrawAspect="Content" ObjectID="_1841744485" r:id="rId91"/>
+          <o:OLEObject Type="Embed" ProgID="Equation.DSMT4" ShapeID="_x0000_i1060" DrawAspect="Content" ObjectID="_1841986623" r:id="rId91"/>
         </w:object>
       </w:r>
       <w:r>
@@ -14499,10 +14775,10 @@
           <w:szCs w:val="28"/>
         </w:rPr>
         <w:object w:dxaOrig="4180" w:dyaOrig="680" w14:anchorId="51711635">
-          <v:shape id="_x0000_i1061" type="#_x0000_t75" style="width:209.1pt;height:34pt" o:ole="">
+          <v:shape id="_x0000_i1061" type="#_x0000_t75" style="width:209.1pt;height:33.8pt" o:ole="">
             <v:imagedata r:id="rId92" o:title=""/>
           </v:shape>
-          <o:OLEObject Type="Embed" ProgID="Equation.DSMT4" ShapeID="_x0000_i1061" DrawAspect="Content" ObjectID="_1841744486" r:id="rId93"/>
+          <o:OLEObject Type="Embed" ProgID="Equation.DSMT4" ShapeID="_x0000_i1061" DrawAspect="Content" ObjectID="_1841986624" r:id="rId93"/>
         </w:object>
       </w:r>
       <w:r>
@@ -14744,10 +15020,10 @@
                 <w:szCs w:val="28"/>
               </w:rPr>
               <w:object w:dxaOrig="1500" w:dyaOrig="360" w14:anchorId="5C69D783">
-                <v:shape id="_x0000_i1062" type="#_x0000_t75" style="width:74.3pt;height:17.3pt" o:ole="">
+                <v:shape id="_x0000_i1062" type="#_x0000_t75" style="width:74.5pt;height:17.55pt" o:ole="">
                   <v:imagedata r:id="rId94" o:title=""/>
                 </v:shape>
-                <o:OLEObject Type="Embed" ProgID="Equation.DSMT4" ShapeID="_x0000_i1062" DrawAspect="Content" ObjectID="_1841744487" r:id="rId95"/>
+                <o:OLEObject Type="Embed" ProgID="Equation.DSMT4" ShapeID="_x0000_i1062" DrawAspect="Content" ObjectID="_1841986625" r:id="rId95"/>
               </w:object>
             </w:r>
           </w:p>
@@ -14853,10 +15129,10 @@
                 <w:szCs w:val="28"/>
               </w:rPr>
               <w:object w:dxaOrig="1540" w:dyaOrig="360" w14:anchorId="3040466C">
-                <v:shape id="_x0000_i1063" type="#_x0000_t75" style="width:77.75pt;height:17.3pt" o:ole="">
+                <v:shape id="_x0000_i1063" type="#_x0000_t75" style="width:77.65pt;height:17.55pt" o:ole="">
                   <v:imagedata r:id="rId96" o:title=""/>
                 </v:shape>
-                <o:OLEObject Type="Embed" ProgID="Equation.DSMT4" ShapeID="_x0000_i1063" DrawAspect="Content" ObjectID="_1841744488" r:id="rId97"/>
+                <o:OLEObject Type="Embed" ProgID="Equation.DSMT4" ShapeID="_x0000_i1063" DrawAspect="Content" ObjectID="_1841986626" r:id="rId97"/>
               </w:object>
             </w:r>
             <w:r>
@@ -14885,10 +15161,10 @@
                 <w:lang w:val="en-US"/>
               </w:rPr>
               <w:object w:dxaOrig="1480" w:dyaOrig="400" w14:anchorId="2D2BC0DB">
-                <v:shape id="_x0000_i1064" type="#_x0000_t75" style="width:73.75pt;height:20.75pt" o:ole="">
+                <v:shape id="_x0000_i1064" type="#_x0000_t75" style="width:73.9pt;height:20.65pt" o:ole="">
                   <v:imagedata r:id="rId98" o:title=""/>
                 </v:shape>
-                <o:OLEObject Type="Embed" ProgID="Equation.DSMT4" ShapeID="_x0000_i1064" DrawAspect="Content" ObjectID="_1841744489" r:id="rId99"/>
+                <o:OLEObject Type="Embed" ProgID="Equation.DSMT4" ShapeID="_x0000_i1064" DrawAspect="Content" ObjectID="_1841986627" r:id="rId99"/>
               </w:object>
             </w:r>
           </w:p>
@@ -14993,10 +15269,10 @@
                 <w:szCs w:val="28"/>
               </w:rPr>
               <w:object w:dxaOrig="2000" w:dyaOrig="400" w14:anchorId="77DAF3F7">
-                <v:shape id="_x0000_i1065" type="#_x0000_t75" style="width:100.8pt;height:20.75pt" o:ole="">
+                <v:shape id="_x0000_i1065" type="#_x0000_t75" style="width:100.8pt;height:20.65pt" o:ole="">
                   <v:imagedata r:id="rId100" o:title=""/>
                 </v:shape>
-                <o:OLEObject Type="Embed" ProgID="Equation.DSMT4" ShapeID="_x0000_i1065" DrawAspect="Content" ObjectID="_1841744490" r:id="rId101"/>
+                <o:OLEObject Type="Embed" ProgID="Equation.DSMT4" ShapeID="_x0000_i1065" DrawAspect="Content" ObjectID="_1841986628" r:id="rId101"/>
               </w:object>
             </w:r>
           </w:p>
@@ -15101,10 +15377,10 @@
                 <w:szCs w:val="28"/>
               </w:rPr>
               <w:object w:dxaOrig="1780" w:dyaOrig="360" w14:anchorId="6B6620D0">
-                <v:shape id="_x0000_i1066" type="#_x0000_t75" style="width:88.7pt;height:17.3pt" o:ole="">
+                <v:shape id="_x0000_i1066" type="#_x0000_t75" style="width:88.9pt;height:17.55pt" o:ole="">
                   <v:imagedata r:id="rId102" o:title=""/>
                 </v:shape>
-                <o:OLEObject Type="Embed" ProgID="Equation.DSMT4" ShapeID="_x0000_i1066" DrawAspect="Content" ObjectID="_1841744491" r:id="rId103"/>
+                <o:OLEObject Type="Embed" ProgID="Equation.DSMT4" ShapeID="_x0000_i1066" DrawAspect="Content" ObjectID="_1841986629" r:id="rId103"/>
               </w:object>
             </w:r>
           </w:p>
@@ -15534,10 +15810,10 @@
           <w:lang w:val="en-US"/>
         </w:rPr>
         <w:object w:dxaOrig="1719" w:dyaOrig="360" w14:anchorId="5CDB74D9">
-          <v:shape id="_x0000_i1067" type="#_x0000_t75" style="width:86.4pt;height:17.85pt" o:ole="">
+          <v:shape id="_x0000_i1067" type="#_x0000_t75" style="width:86.4pt;height:18.15pt" o:ole="">
             <v:imagedata r:id="rId104" o:title=""/>
           </v:shape>
-          <o:OLEObject Type="Embed" ProgID="Equation.DSMT4" ShapeID="_x0000_i1067" DrawAspect="Content" ObjectID="_1841744492" r:id="rId105"/>
+          <o:OLEObject Type="Embed" ProgID="Equation.DSMT4" ShapeID="_x0000_i1067" DrawAspect="Content" ObjectID="_1841986630" r:id="rId105"/>
         </w:object>
       </w:r>
       <w:r>
@@ -15590,10 +15866,10 @@
           <w:lang w:val="en-US"/>
         </w:rPr>
         <w:object w:dxaOrig="1939" w:dyaOrig="360" w14:anchorId="0B616DD9">
-          <v:shape id="_x0000_i1068" type="#_x0000_t75" style="width:96.75pt;height:17.85pt" o:ole="">
+          <v:shape id="_x0000_i1068" type="#_x0000_t75" style="width:97.05pt;height:18.15pt" o:ole="">
             <v:imagedata r:id="rId106" o:title=""/>
           </v:shape>
-          <o:OLEObject Type="Embed" ProgID="Equation.DSMT4" ShapeID="_x0000_i1068" DrawAspect="Content" ObjectID="_1841744493" r:id="rId107"/>
+          <o:OLEObject Type="Embed" ProgID="Equation.DSMT4" ShapeID="_x0000_i1068" DrawAspect="Content" ObjectID="_1841986631" r:id="rId107"/>
         </w:object>
       </w:r>
     </w:p>
@@ -15692,10 +15968,10 @@
           <w:szCs w:val="28"/>
         </w:rPr>
         <w:object w:dxaOrig="1420" w:dyaOrig="920" w14:anchorId="4FA1F126">
-          <v:shape id="_x0000_i1069" type="#_x0000_t75" style="width:71.4pt;height:46.1pt" o:ole="">
+          <v:shape id="_x0000_i1069" type="#_x0000_t75" style="width:71.35pt;height:46.35pt" o:ole="">
             <v:imagedata r:id="rId108" o:title=""/>
           </v:shape>
-          <o:OLEObject Type="Embed" ProgID="Equation.DSMT4" ShapeID="_x0000_i1069" DrawAspect="Content" ObjectID="_1841744494" r:id="rId109"/>
+          <o:OLEObject Type="Embed" ProgID="Equation.DSMT4" ShapeID="_x0000_i1069" DrawAspect="Content" ObjectID="_1841986632" r:id="rId109"/>
         </w:object>
       </w:r>
       <w:r>
@@ -15827,10 +16103,10 @@
           <w:lang w:val="en-US"/>
         </w:rPr>
         <w:object w:dxaOrig="2400" w:dyaOrig="400" w14:anchorId="70603D33">
-          <v:shape id="_x0000_i1070" type="#_x0000_t75" style="width:120.4pt;height:19.6pt" o:ole="">
+          <v:shape id="_x0000_i1070" type="#_x0000_t75" style="width:120.2pt;height:19.4pt" o:ole="">
             <v:imagedata r:id="rId110" o:title=""/>
           </v:shape>
-          <o:OLEObject Type="Embed" ProgID="Equation.DSMT4" ShapeID="_x0000_i1070" DrawAspect="Content" ObjectID="_1841744495" r:id="rId111"/>
+          <o:OLEObject Type="Embed" ProgID="Equation.DSMT4" ShapeID="_x0000_i1070" DrawAspect="Content" ObjectID="_1841986633" r:id="rId111"/>
         </w:object>
       </w:r>
     </w:p>
@@ -16850,10 +17126,10 @@
           <w:szCs w:val="28"/>
         </w:rPr>
         <w:object w:dxaOrig="3340" w:dyaOrig="680" w14:anchorId="4C2B4A80">
-          <v:shape id="_x0000_i1071" type="#_x0000_t75" style="width:167.05pt;height:34pt" o:ole="">
+          <v:shape id="_x0000_i1071" type="#_x0000_t75" style="width:167.15pt;height:33.8pt" o:ole="">
             <v:imagedata r:id="rId113" o:title=""/>
           </v:shape>
-          <o:OLEObject Type="Embed" ProgID="Equation.DSMT4" ShapeID="_x0000_i1071" DrawAspect="Content" ObjectID="_1841744496" r:id="rId114"/>
+          <o:OLEObject Type="Embed" ProgID="Equation.DSMT4" ShapeID="_x0000_i1071" DrawAspect="Content" ObjectID="_1841986634" r:id="rId114"/>
         </w:object>
       </w:r>
     </w:p>
@@ -16912,10 +17188,10 @@
           <w:lang w:val="en-US"/>
         </w:rPr>
         <w:object w:dxaOrig="1420" w:dyaOrig="700" w14:anchorId="137DCC1A">
-          <v:shape id="_x0000_i1072" type="#_x0000_t75" style="width:71.4pt;height:35.15pt" o:ole="">
+          <v:shape id="_x0000_i1072" type="#_x0000_t75" style="width:71.35pt;height:35.05pt" o:ole="">
             <v:imagedata r:id="rId115" o:title=""/>
           </v:shape>
-          <o:OLEObject Type="Embed" ProgID="Equation.DSMT4" ShapeID="_x0000_i1072" DrawAspect="Content" ObjectID="_1841744497" r:id="rId116"/>
+          <o:OLEObject Type="Embed" ProgID="Equation.DSMT4" ShapeID="_x0000_i1072" DrawAspect="Content" ObjectID="_1841986635" r:id="rId116"/>
         </w:object>
       </w:r>
     </w:p>
@@ -17141,7 +17417,7 @@
           <w:noProof/>
         </w:rPr>
         <w:drawing>
-          <wp:inline distT="0" distB="0" distL="0" distR="0" wp14:anchorId="42EF3E0B" wp14:editId="462A2307">
+          <wp:inline distT="0" distB="0" distL="0" distR="0" wp14:anchorId="42EF3E0B" wp14:editId="3088C786">
             <wp:extent cx="6119495" cy="5132705"/>
             <wp:effectExtent l="0" t="0" r="0" b="0"/>
             <wp:docPr id="1184336030" name="Рисунок 3"/>
@@ -18778,10 +19054,10 @@
           <w:szCs w:val="28"/>
         </w:rPr>
         <w:object w:dxaOrig="1600" w:dyaOrig="360" w14:anchorId="4304055F">
-          <v:shape id="_x0000_i1073" type="#_x0000_t75" style="width:80.05pt;height:17.85pt" o:ole="">
+          <v:shape id="_x0000_i1073" type="#_x0000_t75" style="width:80.15pt;height:18.15pt" o:ole="">
             <v:imagedata r:id="rId119" o:title=""/>
           </v:shape>
-          <o:OLEObject Type="Embed" ProgID="Equation.DSMT4" ShapeID="_x0000_i1073" DrawAspect="Content" ObjectID="_1841744498" r:id="rId120"/>
+          <o:OLEObject Type="Embed" ProgID="Equation.DSMT4" ShapeID="_x0000_i1073" DrawAspect="Content" ObjectID="_1841986636" r:id="rId120"/>
         </w:object>
       </w:r>
     </w:p>
@@ -18974,10 +19250,10 @@
           <w:szCs w:val="28"/>
         </w:rPr>
         <w:object w:dxaOrig="1820" w:dyaOrig="400" w14:anchorId="06687CCF">
-          <v:shape id="_x0000_i1074" type="#_x0000_t75" style="width:91pt;height:19.6pt" o:ole="">
+          <v:shape id="_x0000_i1074" type="#_x0000_t75" style="width:90.8pt;height:19.4pt" o:ole="">
             <v:imagedata r:id="rId121" o:title=""/>
           </v:shape>
-          <o:OLEObject Type="Embed" ProgID="Equation.DSMT4" ShapeID="_x0000_i1074" DrawAspect="Content" ObjectID="_1841744499" r:id="rId122"/>
+          <o:OLEObject Type="Embed" ProgID="Equation.DSMT4" ShapeID="_x0000_i1074" DrawAspect="Content" ObjectID="_1841986637" r:id="rId122"/>
         </w:object>
       </w:r>
     </w:p>
@@ -19067,10 +19343,10 @@
           <w:lang w:val="en-US"/>
         </w:rPr>
         <w:object w:dxaOrig="2180" w:dyaOrig="380" w14:anchorId="4E3A6FCF">
-          <v:shape id="_x0000_i1075" type="#_x0000_t75" style="width:108.85pt;height:19pt" o:ole="">
+          <v:shape id="_x0000_i1075" type="#_x0000_t75" style="width:108.95pt;height:18.8pt" o:ole="">
             <v:imagedata r:id="rId123" o:title=""/>
           </v:shape>
-          <o:OLEObject Type="Embed" ProgID="Equation.DSMT4" ShapeID="_x0000_i1075" DrawAspect="Content" ObjectID="_1841744500" r:id="rId124"/>
+          <o:OLEObject Type="Embed" ProgID="Equation.DSMT4" ShapeID="_x0000_i1075" DrawAspect="Content" ObjectID="_1841986638" r:id="rId124"/>
         </w:object>
       </w:r>
     </w:p>
@@ -19244,10 +19520,10 @@
           <w:szCs w:val="28"/>
         </w:rPr>
         <w:object w:dxaOrig="960" w:dyaOrig="680" w14:anchorId="578AE739">
-          <v:shape id="_x0000_i1076" type="#_x0000_t75" style="width:48.4pt;height:34pt" o:ole="">
+          <v:shape id="_x0000_i1076" type="#_x0000_t75" style="width:48.2pt;height:33.8pt" o:ole="">
             <v:imagedata r:id="rId125" o:title=""/>
           </v:shape>
-          <o:OLEObject Type="Embed" ProgID="Equation.DSMT4" ShapeID="_x0000_i1076" DrawAspect="Content" ObjectID="_1841744501" r:id="rId126"/>
+          <o:OLEObject Type="Embed" ProgID="Equation.DSMT4" ShapeID="_x0000_i1076" DrawAspect="Content" ObjectID="_1841986639" r:id="rId126"/>
         </w:object>
       </w:r>
     </w:p>
@@ -19378,10 +19654,10 @@
           <w:lang w:val="en-US"/>
         </w:rPr>
         <w:object w:dxaOrig="4480" w:dyaOrig="680" w14:anchorId="22DC900F">
-          <v:shape id="_x0000_i1077" type="#_x0000_t75" style="width:224.05pt;height:34pt" o:ole="">
+          <v:shape id="_x0000_i1077" type="#_x0000_t75" style="width:224.15pt;height:33.8pt" o:ole="">
             <v:imagedata r:id="rId127" o:title=""/>
           </v:shape>
-          <o:OLEObject Type="Embed" ProgID="Equation.DSMT4" ShapeID="_x0000_i1077" DrawAspect="Content" ObjectID="_1841744502" r:id="rId128"/>
+          <o:OLEObject Type="Embed" ProgID="Equation.DSMT4" ShapeID="_x0000_i1077" DrawAspect="Content" ObjectID="_1841986640" r:id="rId128"/>
         </w:object>
       </w:r>
     </w:p>
@@ -19607,10 +19883,10 @@
           <w:szCs w:val="28"/>
         </w:rPr>
         <w:object w:dxaOrig="2020" w:dyaOrig="400" w14:anchorId="10DC2640">
-          <v:shape id="_x0000_i1078" type="#_x0000_t75" style="width:101.4pt;height:19.6pt" o:ole="">
+          <v:shape id="_x0000_i1078" type="#_x0000_t75" style="width:101.45pt;height:19.4pt" o:ole="">
             <v:imagedata r:id="rId129" o:title=""/>
           </v:shape>
-          <o:OLEObject Type="Embed" ProgID="Equation.DSMT4" ShapeID="_x0000_i1078" DrawAspect="Content" ObjectID="_1841744503" r:id="rId130"/>
+          <o:OLEObject Type="Embed" ProgID="Equation.DSMT4" ShapeID="_x0000_i1078" DrawAspect="Content" ObjectID="_1841986641" r:id="rId130"/>
         </w:object>
       </w:r>
       <w:r>
@@ -19630,10 +19906,10 @@
           <w:lang w:val="en-US"/>
         </w:rPr>
         <w:object w:dxaOrig="1500" w:dyaOrig="400" w14:anchorId="1EE242FB">
-          <v:shape id="_x0000_i1079" type="#_x0000_t75" style="width:74.3pt;height:19.6pt" o:ole="">
+          <v:shape id="_x0000_i1079" type="#_x0000_t75" style="width:74.5pt;height:19.4pt" o:ole="">
             <v:imagedata r:id="rId131" o:title=""/>
           </v:shape>
-          <o:OLEObject Type="Embed" ProgID="Equation.DSMT4" ShapeID="_x0000_i1079" DrawAspect="Content" ObjectID="_1841744504" r:id="rId132"/>
+          <o:OLEObject Type="Embed" ProgID="Equation.DSMT4" ShapeID="_x0000_i1079" DrawAspect="Content" ObjectID="_1841986642" r:id="rId132"/>
         </w:object>
       </w:r>
       <w:r>
@@ -20210,10 +20486,10 @@
           <w:szCs w:val="28"/>
         </w:rPr>
         <w:object w:dxaOrig="3300" w:dyaOrig="400" w14:anchorId="6CA6F6A7">
-          <v:shape id="_x0000_i1080" type="#_x0000_t75" style="width:165.3pt;height:19.6pt" o:ole="">
+          <v:shape id="_x0000_i1080" type="#_x0000_t75" style="width:165.3pt;height:19.4pt" o:ole="">
             <v:imagedata r:id="rId133" o:title=""/>
           </v:shape>
-          <o:OLEObject Type="Embed" ProgID="Equation.DSMT4" ShapeID="_x0000_i1080" DrawAspect="Content" ObjectID="_1841744505" r:id="rId134"/>
+          <o:OLEObject Type="Embed" ProgID="Equation.DSMT4" ShapeID="_x0000_i1080" DrawAspect="Content" ObjectID="_1841986643" r:id="rId134"/>
         </w:object>
       </w:r>
     </w:p>
@@ -20843,10 +21119,10 @@
           <w:lang w:val="en-US"/>
         </w:rPr>
         <w:object w:dxaOrig="2060" w:dyaOrig="700" w14:anchorId="2DE86081">
-          <v:shape id="_x0000_i1081" type="#_x0000_t75" style="width:103.1pt;height:35.15pt" o:ole="">
+          <v:shape id="_x0000_i1081" type="#_x0000_t75" style="width:103.3pt;height:35.05pt" o:ole="">
             <v:imagedata r:id="rId135" o:title=""/>
           </v:shape>
-          <o:OLEObject Type="Embed" ProgID="Equation.DSMT4" ShapeID="_x0000_i1081" DrawAspect="Content" ObjectID="_1841744506" r:id="rId136"/>
+          <o:OLEObject Type="Embed" ProgID="Equation.DSMT4" ShapeID="_x0000_i1081" DrawAspect="Content" ObjectID="_1841986644" r:id="rId136"/>
         </w:object>
       </w:r>
       <w:r>
@@ -21047,10 +21323,10 @@
           <w:lang w:val="en-US"/>
         </w:rPr>
         <w:object w:dxaOrig="2140" w:dyaOrig="680" w14:anchorId="2BBBA23E">
-          <v:shape id="_x0000_i1082" type="#_x0000_t75" style="width:107.15pt;height:34pt" o:ole="">
+          <v:shape id="_x0000_i1082" type="#_x0000_t75" style="width:107.05pt;height:33.8pt" o:ole="">
             <v:imagedata r:id="rId137" o:title=""/>
           </v:shape>
-          <o:OLEObject Type="Embed" ProgID="Equation.DSMT4" ShapeID="_x0000_i1082" DrawAspect="Content" ObjectID="_1841744507" r:id="rId138"/>
+          <o:OLEObject Type="Embed" ProgID="Equation.DSMT4" ShapeID="_x0000_i1082" DrawAspect="Content" ObjectID="_1841986645" r:id="rId138"/>
         </w:object>
       </w:r>
       <w:r>
@@ -23406,10 +23682,10 @@
           <w:lang w:val="en-US"/>
         </w:rPr>
         <w:object w:dxaOrig="1820" w:dyaOrig="320" w14:anchorId="12F74532">
-          <v:shape id="_x0000_i1083" type="#_x0000_t75" style="width:91pt;height:16.15pt" o:ole="">
+          <v:shape id="_x0000_i1083" type="#_x0000_t75" style="width:90.8pt;height:16.3pt" o:ole="">
             <v:imagedata r:id="rId143" o:title=""/>
           </v:shape>
-          <o:OLEObject Type="Embed" ProgID="Equation.DSMT4" ShapeID="_x0000_i1083" DrawAspect="Content" ObjectID="_1841744508" r:id="rId144"/>
+          <o:OLEObject Type="Embed" ProgID="Equation.DSMT4" ShapeID="_x0000_i1083" DrawAspect="Content" ObjectID="_1841986646" r:id="rId144"/>
         </w:object>
       </w:r>
       <w:r>
@@ -23429,10 +23705,10 @@
           <w:lang w:val="en-US"/>
         </w:rPr>
         <w:object w:dxaOrig="1780" w:dyaOrig="320" w14:anchorId="66534E5F">
-          <v:shape id="_x0000_i1084" type="#_x0000_t75" style="width:88.7pt;height:16.15pt" o:ole="">
+          <v:shape id="_x0000_i1084" type="#_x0000_t75" style="width:88.9pt;height:16.3pt" o:ole="">
             <v:imagedata r:id="rId145" o:title=""/>
           </v:shape>
-          <o:OLEObject Type="Embed" ProgID="Equation.DSMT4" ShapeID="_x0000_i1084" DrawAspect="Content" ObjectID="_1841744509" r:id="rId146"/>
+          <o:OLEObject Type="Embed" ProgID="Equation.DSMT4" ShapeID="_x0000_i1084" DrawAspect="Content" ObjectID="_1841986647" r:id="rId146"/>
         </w:object>
       </w:r>
     </w:p>
@@ -24537,10 +24813,10 @@
           <w:lang w:val="en-US"/>
         </w:rPr>
         <w:object w:dxaOrig="3760" w:dyaOrig="400" w14:anchorId="0D296E56">
-          <v:shape id="_x0000_i1085" type="#_x0000_t75" style="width:188.35pt;height:19.6pt" o:ole="">
+          <v:shape id="_x0000_i1085" type="#_x0000_t75" style="width:188.45pt;height:19.4pt" o:ole="">
             <v:imagedata r:id="rId147" o:title=""/>
           </v:shape>
-          <o:OLEObject Type="Embed" ProgID="Equation.DSMT4" ShapeID="_x0000_i1085" DrawAspect="Content" ObjectID="_1841744510" r:id="rId148"/>
+          <o:OLEObject Type="Embed" ProgID="Equation.DSMT4" ShapeID="_x0000_i1085" DrawAspect="Content" ObjectID="_1841986648" r:id="rId148"/>
         </w:object>
       </w:r>
       <w:r>
@@ -24572,10 +24848,10 @@
           <w:lang w:val="en-US"/>
         </w:rPr>
         <w:object w:dxaOrig="2960" w:dyaOrig="680" w14:anchorId="2E2C4D19">
-          <v:shape id="_x0000_i1086" type="#_x0000_t75" style="width:148.6pt;height:34pt" o:ole="">
+          <v:shape id="_x0000_i1086" type="#_x0000_t75" style="width:148.4pt;height:33.8pt" o:ole="">
             <v:imagedata r:id="rId149" o:title=""/>
           </v:shape>
-          <o:OLEObject Type="Embed" ProgID="Equation.DSMT4" ShapeID="_x0000_i1086" DrawAspect="Content" ObjectID="_1841744511" r:id="rId150"/>
+          <o:OLEObject Type="Embed" ProgID="Equation.DSMT4" ShapeID="_x0000_i1086" DrawAspect="Content" ObjectID="_1841986649" r:id="rId150"/>
         </w:object>
       </w:r>
       <w:r>
@@ -25414,6 +25690,38 @@
       </w:r>
     </w:p>
   </w:comment>
+  <w:comment w:id="4" w:author="Admini" w:date="2026-06-03T09:46:00Z" w:initials="A">
+    <w:p>
+      <w:pPr>
+        <w:pStyle w:val="ae"/>
+      </w:pPr>
+      <w:r>
+        <w:rPr>
+          <w:rStyle w:val="ad"/>
+        </w:rPr>
+        <w:annotationRef/>
+      </w:r>
+      <w:r>
+        <w:t>стоит перефразировать? «системой с высоким ресурсом»</w:t>
+      </w:r>
+    </w:p>
+  </w:comment>
+  <w:comment w:id="5" w:author="Admini" w:date="2026-06-03T09:48:00Z" w:initials="A">
+    <w:p>
+      <w:pPr>
+        <w:pStyle w:val="ae"/>
+      </w:pPr>
+      <w:r>
+        <w:rPr>
+          <w:rStyle w:val="ad"/>
+        </w:rPr>
+        <w:annotationRef/>
+      </w:r>
+      <w:r>
+        <w:t>надо расписать подробнее</w:t>
+      </w:r>
+    </w:p>
+  </w:comment>
 </w:comments>
 </file>
 
@@ -25423,6 +25731,8 @@
   <w15:commentEx w15:paraId="39C05803" w15:done="0"/>
   <w15:commentEx w15:paraId="6B83933A" w15:done="0"/>
   <w15:commentEx w15:paraId="2DE87458" w15:done="0"/>
+  <w15:commentEx w15:paraId="49D7DC3F" w15:done="0"/>
+  <w15:commentEx w15:paraId="09B02F52" w15:done="0"/>
 </w15:commentsEx>
 </file>
 
@@ -25432,6 +25742,8 @@
   <w16cex:commentExtensible w16cex:durableId="6705CF9A" w16cex:dateUtc="2026-05-31T05:45:00Z"/>
   <w16cex:commentExtensible w16cex:durableId="076C328A" w16cex:dateUtc="2026-05-31T05:52:00Z"/>
   <w16cex:commentExtensible w16cex:durableId="59BB083E" w16cex:dateUtc="2026-05-31T07:34:00Z"/>
+  <w16cex:commentExtensible w16cex:durableId="7B701174" w16cex:dateUtc="2026-06-03T02:46:00Z"/>
+  <w16cex:commentExtensible w16cex:durableId="568099FF" w16cex:dateUtc="2026-06-03T02:48:00Z"/>
 </w16cex:commentsExtensible>
 </file>
 
@@ -25441,6 +25753,8 @@
   <w16cid:commentId w16cid:paraId="39C05803" w16cid:durableId="6705CF9A"/>
   <w16cid:commentId w16cid:paraId="6B83933A" w16cid:durableId="076C328A"/>
   <w16cid:commentId w16cid:paraId="2DE87458" w16cid:durableId="59BB083E"/>
+  <w16cid:commentId w16cid:paraId="49D7DC3F" w16cid:durableId="7B701174"/>
+  <w16cid:commentId w16cid:paraId="09B02F52" w16cid:durableId="568099FF"/>
 </w16cid:commentsIds>
 </file>
 
@@ -26747,6 +27061,9 @@
 <w15:people xmlns:wpc="http://schemas.microsoft.com/office/word/2010/wordprocessingCanvas" xmlns:cx="http://schemas.microsoft.com/office/drawing/2014/chartex" xmlns:cx1="http://schemas.microsoft.com/office/drawing/2015/9/8/chartex" xmlns:cx2="http://schemas.microsoft.com/office/drawing/2015/10/21/chartex" xmlns:cx3="http://schemas.microsoft.com/office/drawing/2016/5/9/chartex" xmlns:cx4="http://schemas.microsoft.com/office/drawing/2016/5/10/chartex" xmlns:cx5="http://schemas.microsoft.com/office/drawing/2016/5/11/chartex" xmlns:cx6="http://schemas.microsoft.com/office/drawing/2016/5/12/chartex" xmlns:cx7="http://schemas.microsoft.com/office/drawing/2016/5/13/chartex" xmlns:cx8="http://schemas.microsoft.com/office/drawing/2016/5/14/chartex" xmlns:mc="http://schemas.openxmlformats.org/markup-compatibility/2006" xmlns:aink="http://schemas.microsoft.com/office/drawing/2016/ink" xmlns:am3d="http://schemas.microsoft.com/office/drawing/2017/model3d" xmlns:o="urn:schemas-microsoft-com:office:office" xmlns:oel="http://schemas.microsoft.com/office/2019/extlst" xmlns:r="http://schemas.openxmlformats.org/officeDocument/2006/relationships" xmlns:m="http://schemas.openxmlformats.org/officeDocument/2006/math" xmlns:v="urn:schemas-microsoft-com:vml" xmlns:wp14="http://schemas.microsoft.com/office/word/2010/wordprocessingDrawing" xmlns:wp="http://schemas.openxmlformats.org/drawingml/2006/wordprocessingDrawing" xmlns:w10="urn:schemas-microsoft-com:office:word" xmlns:w="http://schemas.openxmlformats.org/wordprocessingml/2006/main" xmlns:w14="http://schemas.microsoft.com/office/word/2010/wordml" xmlns:w15="http://schemas.microsoft.com/office/word/2012/wordml" xmlns:w16cex="http://schemas.microsoft.com/office/word/2018/wordml/cex" xmlns:w16cid="http://schemas.microsoft.com/office/word/2016/wordml/cid" xmlns:w16="http://schemas.microsoft.com/office/word/2018/wordml" xmlns:w16du="http://schemas.microsoft.com/office/word/2023/wordml/word16du" xmlns:w16sdtdh="http://schemas.microsoft.com/office/word/2020/wordml/sdtdatahash" xmlns:w16sdtfl="http://schemas.microsoft.com/office/word/2024/wordml/sdtformatlock" xmlns:w16se="http://schemas.microsoft.com/office/word/2015/wordml/symex" xmlns:wpg="http://schemas.microsoft.com/office/word/2010/wordprocessingGroup" xmlns:wpi="http://schemas.microsoft.com/office/word/2010/wordprocessingInk" xmlns:wne="http://schemas.microsoft.com/office/word/2006/wordml" xmlns:wps="http://schemas.microsoft.com/office/word/2010/wordprocessingShape" mc:Ignorable="w14 w15 w16se w16cid w16 w16cex w16sdtdh w16sdtfl w16du wp14">
   <w15:person w15:author="xeon_ssd">
     <w15:presenceInfo w15:providerId="None" w15:userId="xeon_ssd"/>
+  </w15:person>
+  <w15:person w15:author="Admini">
+    <w15:presenceInfo w15:providerId="None" w15:userId="Admini"/>
   </w15:person>
 </w15:people>
 </file>

--- a/Docs/Дис Борзенков вар2/01.Глава/Глава_1.docx
+++ b/Docs/Дис Борзенков вар2/01.Глава/Глава_1.docx
@@ -310,10 +310,10 @@
             <v:path o:extrusionok="f" gradientshapeok="t" o:connecttype="rect"/>
             <o:lock v:ext="edit" aspectratio="t"/>
           </v:shapetype>
-          <v:shape id="_x0000_i1025" type="#_x0000_t75" style="width:264.85pt;height:20.65pt" o:ole="">
+          <v:shape id="_x0000_i1025" type="#_x0000_t75" style="width:264.9pt;height:20.4pt" o:ole="">
             <v:imagedata r:id="rId6" o:title=""/>
           </v:shape>
-          <o:OLEObject Type="Embed" ProgID="Equation.DSMT4" ShapeID="_x0000_i1025" DrawAspect="Content" ObjectID="_1841986588" r:id="rId7"/>
+          <o:OLEObject Type="Embed" ProgID="Equation.DSMT4" ShapeID="_x0000_i1025" DrawAspect="Content" ObjectID="_1841992645" r:id="rId7"/>
         </w:object>
       </w:r>
     </w:p>
@@ -759,10 +759,10 @@
           <w:szCs w:val="28"/>
         </w:rPr>
         <w:object w:dxaOrig="3159" w:dyaOrig="680" w14:anchorId="4128C517">
-          <v:shape id="_x0000_i1026" type="#_x0000_t75" style="width:157.75pt;height:33.8pt" o:ole="">
+          <v:shape id="_x0000_i1026" type="#_x0000_t75" style="width:157.95pt;height:33.85pt" o:ole="">
             <v:imagedata r:id="rId8" o:title=""/>
           </v:shape>
-          <o:OLEObject Type="Embed" ProgID="Equation.DSMT4" ShapeID="_x0000_i1026" DrawAspect="Content" ObjectID="_1841986589" r:id="rId9"/>
+          <o:OLEObject Type="Embed" ProgID="Equation.DSMT4" ShapeID="_x0000_i1026" DrawAspect="Content" ObjectID="_1841992646" r:id="rId9"/>
         </w:object>
       </w:r>
     </w:p>
@@ -1105,10 +1105,10 @@
           <w:lang w:val="en-US"/>
         </w:rPr>
         <w:object w:dxaOrig="1359" w:dyaOrig="360" w14:anchorId="1157D90C">
-          <v:shape id="_x0000_i1027" type="#_x0000_t75" style="width:67.6pt;height:17.55pt" o:ole="">
+          <v:shape id="_x0000_i1027" type="#_x0000_t75" style="width:67.7pt;height:17.75pt" o:ole="">
             <v:imagedata r:id="rId14" o:title=""/>
           </v:shape>
-          <o:OLEObject Type="Embed" ProgID="Equation.DSMT4" ShapeID="_x0000_i1027" DrawAspect="Content" ObjectID="_1841986590" r:id="rId15"/>
+          <o:OLEObject Type="Embed" ProgID="Equation.DSMT4" ShapeID="_x0000_i1027" DrawAspect="Content" ObjectID="_1841992647" r:id="rId15"/>
         </w:object>
       </w:r>
       <w:r>
@@ -1161,10 +1161,10 @@
           <w:lang w:val="en-US"/>
         </w:rPr>
         <w:object w:dxaOrig="3240" w:dyaOrig="400" w14:anchorId="3B9C0CF4">
-          <v:shape id="_x0000_i1028" type="#_x0000_t75" style="width:162.8pt;height:20.65pt" o:ole="">
+          <v:shape id="_x0000_i1028" type="#_x0000_t75" style="width:162.8pt;height:20.4pt" o:ole="">
             <v:imagedata r:id="rId16" o:title=""/>
           </v:shape>
-          <o:OLEObject Type="Embed" ProgID="Equation.DSMT4" ShapeID="_x0000_i1028" DrawAspect="Content" ObjectID="_1841986591" r:id="rId17"/>
+          <o:OLEObject Type="Embed" ProgID="Equation.DSMT4" ShapeID="_x0000_i1028" DrawAspect="Content" ObjectID="_1841992648" r:id="rId17"/>
         </w:object>
       </w:r>
     </w:p>
@@ -1320,10 +1320,10 @@
           <w:szCs w:val="28"/>
         </w:rPr>
         <w:object w:dxaOrig="3440" w:dyaOrig="620" w14:anchorId="3CFCB99D">
-          <v:shape id="_x0000_i1029" type="#_x0000_t75" style="width:171.55pt;height:31.3pt" o:ole="">
+          <v:shape id="_x0000_i1029" type="#_x0000_t75" style="width:171.4pt;height:31.15pt" o:ole="">
             <v:imagedata r:id="rId18" o:title=""/>
           </v:shape>
-          <o:OLEObject Type="Embed" ProgID="Equation.DSMT4" ShapeID="_x0000_i1029" DrawAspect="Content" ObjectID="_1841986592" r:id="rId19"/>
+          <o:OLEObject Type="Embed" ProgID="Equation.DSMT4" ShapeID="_x0000_i1029" DrawAspect="Content" ObjectID="_1841992649" r:id="rId19"/>
         </w:object>
       </w:r>
     </w:p>
@@ -3141,10 +3141,10 @@
           <w:szCs w:val="28"/>
         </w:rPr>
         <w:object w:dxaOrig="2079" w:dyaOrig="380" w14:anchorId="073C43AA">
-          <v:shape id="_x0000_i1030" type="#_x0000_t75" style="width:103.95pt;height:18.8pt" o:ole="">
+          <v:shape id="_x0000_i1030" type="#_x0000_t75" style="width:103.7pt;height:18.8pt" o:ole="">
             <v:imagedata r:id="rId21" o:title=""/>
           </v:shape>
-          <o:OLEObject Type="Embed" ProgID="Equation.DSMT4" ShapeID="_x0000_i1030" DrawAspect="Content" ObjectID="_1841986593" r:id="rId22"/>
+          <o:OLEObject Type="Embed" ProgID="Equation.DSMT4" ShapeID="_x0000_i1030" DrawAspect="Content" ObjectID="_1841992650" r:id="rId22"/>
         </w:object>
       </w:r>
     </w:p>
@@ -3780,10 +3780,10 @@
           <w:szCs w:val="28"/>
         </w:rPr>
         <w:object w:dxaOrig="960" w:dyaOrig="680" w14:anchorId="474779D0">
-          <v:shape id="_x0000_i1031" type="#_x0000_t75" style="width:48.2pt;height:33.8pt" o:ole="">
+          <v:shape id="_x0000_i1031" type="#_x0000_t75" style="width:48.35pt;height:33.85pt" o:ole="">
             <v:imagedata r:id="rId24" o:title=""/>
           </v:shape>
-          <o:OLEObject Type="Embed" ProgID="Equation.DSMT4" ShapeID="_x0000_i1031" DrawAspect="Content" ObjectID="_1841986594" r:id="rId25"/>
+          <o:OLEObject Type="Embed" ProgID="Equation.DSMT4" ShapeID="_x0000_i1031" DrawAspect="Content" ObjectID="_1841992651" r:id="rId25"/>
         </w:object>
       </w:r>
       <w:r>
@@ -4435,10 +4435,10 @@
           <w:szCs w:val="28"/>
         </w:rPr>
         <w:object w:dxaOrig="3379" w:dyaOrig="620" w14:anchorId="438A2006">
-          <v:shape id="_x0000_i1032" type="#_x0000_t75" style="width:168.4pt;height:31.3pt" o:ole="">
+          <v:shape id="_x0000_i1032" type="#_x0000_t75" style="width:168.2pt;height:31.15pt" o:ole="">
             <v:imagedata r:id="rId27" o:title=""/>
           </v:shape>
-          <o:OLEObject Type="Embed" ProgID="Equation.DSMT4" ShapeID="_x0000_i1032" DrawAspect="Content" ObjectID="_1841986595" r:id="rId28"/>
+          <o:OLEObject Type="Embed" ProgID="Equation.DSMT4" ShapeID="_x0000_i1032" DrawAspect="Content" ObjectID="_1841992652" r:id="rId28"/>
         </w:object>
       </w:r>
     </w:p>
@@ -4809,10 +4809,10 @@
           <w:lang w:val="en-US"/>
         </w:rPr>
         <w:object w:dxaOrig="960" w:dyaOrig="680" w14:anchorId="4A0E180C">
-          <v:shape id="_x0000_i1033" type="#_x0000_t75" style="width:47.6pt;height:33.8pt" o:ole="">
+          <v:shape id="_x0000_i1033" type="#_x0000_t75" style="width:47.8pt;height:33.85pt" o:ole="">
             <v:imagedata r:id="rId29" o:title=""/>
           </v:shape>
-          <o:OLEObject Type="Embed" ProgID="Equation.DSMT4" ShapeID="_x0000_i1033" DrawAspect="Content" ObjectID="_1841986596" r:id="rId30"/>
+          <o:OLEObject Type="Embed" ProgID="Equation.DSMT4" ShapeID="_x0000_i1033" DrawAspect="Content" ObjectID="_1841992653" r:id="rId30"/>
         </w:object>
       </w:r>
     </w:p>
@@ -5134,10 +5134,10 @@
           <w:szCs w:val="28"/>
         </w:rPr>
         <w:object w:dxaOrig="1280" w:dyaOrig="660" w14:anchorId="5867754B">
-          <v:shape id="_x0000_i1034" type="#_x0000_t75" style="width:63.85pt;height:31.95pt" o:ole="">
+          <v:shape id="_x0000_i1034" type="#_x0000_t75" style="width:63.95pt;height:31.7pt" o:ole="">
             <v:imagedata r:id="rId31" o:title=""/>
           </v:shape>
-          <o:OLEObject Type="Embed" ProgID="Equation.DSMT4" ShapeID="_x0000_i1034" DrawAspect="Content" ObjectID="_1841986597" r:id="rId32"/>
+          <o:OLEObject Type="Embed" ProgID="Equation.DSMT4" ShapeID="_x0000_i1034" DrawAspect="Content" ObjectID="_1841992654" r:id="rId32"/>
         </w:object>
       </w:r>
     </w:p>
@@ -5200,10 +5200,10 @@
           <w:lang w:val="en-US"/>
         </w:rPr>
         <w:object w:dxaOrig="1040" w:dyaOrig="420" w14:anchorId="3514237A">
-          <v:shape id="_x0000_i1035" type="#_x0000_t75" style="width:51.35pt;height:21.3pt" o:ole="">
+          <v:shape id="_x0000_i1035" type="#_x0000_t75" style="width:51.6pt;height:21.5pt" o:ole="">
             <v:imagedata r:id="rId33" o:title=""/>
           </v:shape>
-          <o:OLEObject Type="Embed" ProgID="Equation.DSMT4" ShapeID="_x0000_i1035" DrawAspect="Content" ObjectID="_1841986598" r:id="rId34"/>
+          <o:OLEObject Type="Embed" ProgID="Equation.DSMT4" ShapeID="_x0000_i1035" DrawAspect="Content" ObjectID="_1841992655" r:id="rId34"/>
         </w:object>
       </w:r>
     </w:p>
@@ -5248,10 +5248,10 @@
           <w:lang w:val="en-US"/>
         </w:rPr>
         <w:object w:dxaOrig="1240" w:dyaOrig="400" w14:anchorId="61CEF41B">
-          <v:shape id="_x0000_i1036" type="#_x0000_t75" style="width:62.6pt;height:20.65pt" o:ole="">
+          <v:shape id="_x0000_i1036" type="#_x0000_t75" style="width:62.85pt;height:20.4pt" o:ole="">
             <v:imagedata r:id="rId35" o:title=""/>
           </v:shape>
-          <o:OLEObject Type="Embed" ProgID="Equation.DSMT4" ShapeID="_x0000_i1036" DrawAspect="Content" ObjectID="_1841986599" r:id="rId36"/>
+          <o:OLEObject Type="Embed" ProgID="Equation.DSMT4" ShapeID="_x0000_i1036" DrawAspect="Content" ObjectID="_1841992656" r:id="rId36"/>
         </w:object>
       </w:r>
     </w:p>
@@ -5328,10 +5328,10 @@
           <w:lang w:val="en-US"/>
         </w:rPr>
         <w:object w:dxaOrig="2079" w:dyaOrig="680" w14:anchorId="525A4C2A">
-          <v:shape id="_x0000_i1037" type="#_x0000_t75" style="width:103.95pt;height:33.8pt" o:ole="">
+          <v:shape id="_x0000_i1037" type="#_x0000_t75" style="width:103.7pt;height:33.85pt" o:ole="">
             <v:imagedata r:id="rId37" o:title=""/>
           </v:shape>
-          <o:OLEObject Type="Embed" ProgID="Equation.DSMT4" ShapeID="_x0000_i1037" DrawAspect="Content" ObjectID="_1841986600" r:id="rId38"/>
+          <o:OLEObject Type="Embed" ProgID="Equation.DSMT4" ShapeID="_x0000_i1037" DrawAspect="Content" ObjectID="_1841992657" r:id="rId38"/>
         </w:object>
       </w:r>
     </w:p>
@@ -5686,10 +5686,10 @@
           <w:szCs w:val="28"/>
         </w:rPr>
         <w:object w:dxaOrig="3760" w:dyaOrig="400" w14:anchorId="1D68E6E1">
-          <v:shape id="_x0000_i1038" type="#_x0000_t75" style="width:188.45pt;height:20.65pt" o:ole="">
+          <v:shape id="_x0000_i1038" type="#_x0000_t75" style="width:188.6pt;height:20.4pt" o:ole="">
             <v:imagedata r:id="rId39" o:title=""/>
           </v:shape>
-          <o:OLEObject Type="Embed" ProgID="Equation.DSMT4" ShapeID="_x0000_i1038" DrawAspect="Content" ObjectID="_1841986601" r:id="rId40"/>
+          <o:OLEObject Type="Embed" ProgID="Equation.DSMT4" ShapeID="_x0000_i1038" DrawAspect="Content" ObjectID="_1841992658" r:id="rId40"/>
         </w:object>
       </w:r>
     </w:p>
@@ -6102,10 +6102,10 @@
           <w:lang w:val="en-US"/>
         </w:rPr>
         <w:object w:dxaOrig="3320" w:dyaOrig="440" w14:anchorId="55016605">
-          <v:shape id="_x0000_i1039" type="#_x0000_t75" style="width:165.9pt;height:21.9pt" o:ole="">
+          <v:shape id="_x0000_i1039" type="#_x0000_t75" style="width:166.05pt;height:22.05pt" o:ole="">
             <v:imagedata r:id="rId41" o:title=""/>
           </v:shape>
-          <o:OLEObject Type="Embed" ProgID="Equation.DSMT4" ShapeID="_x0000_i1039" DrawAspect="Content" ObjectID="_1841986602" r:id="rId42"/>
+          <o:OLEObject Type="Embed" ProgID="Equation.DSMT4" ShapeID="_x0000_i1039" DrawAspect="Content" ObjectID="_1841992659" r:id="rId42"/>
         </w:object>
       </w:r>
     </w:p>
@@ -6770,16 +6770,7 @@
           <w:szCs w:val="28"/>
           <w:highlight w:val="green"/>
         </w:rPr>
-        <w:t xml:space="preserve"> – </w:t>
-      </w:r>
-      <w:r>
-        <w:rPr>
-          <w:rFonts w:ascii="Times New Roman" w:hAnsi="Times New Roman" w:cs="Times New Roman"/>
-          <w:sz w:val="28"/>
-          <w:szCs w:val="28"/>
-          <w:highlight w:val="green"/>
-        </w:rPr>
-        <w:t>Sodium-Ion Batteries)</w:t>
+        <w:t xml:space="preserve"> – Sodium-Ion Batteries)</w:t>
       </w:r>
       <w:r>
         <w:rPr>
@@ -6937,25 +6928,7 @@
           <w:szCs w:val="28"/>
           <w:highlight w:val="green"/>
         </w:rPr>
-        <w:t>(</w:t>
-      </w:r>
-      <w:r>
-        <w:rPr>
-          <w:rFonts w:ascii="Times New Roman" w:hAnsi="Times New Roman" w:cs="Times New Roman"/>
-          <w:sz w:val="28"/>
-          <w:szCs w:val="28"/>
-          <w:highlight w:val="green"/>
-        </w:rPr>
-        <w:t>Sodium-Ion Batteries</w:t>
-      </w:r>
-      <w:r>
-        <w:rPr>
-          <w:rFonts w:ascii="Times New Roman" w:hAnsi="Times New Roman" w:cs="Times New Roman"/>
-          <w:sz w:val="28"/>
-          <w:szCs w:val="28"/>
-          <w:highlight w:val="green"/>
-        </w:rPr>
-        <w:t>)</w:t>
+        <w:t>(Sodium-Ion Batteries)</w:t>
       </w:r>
       <w:r>
         <w:rPr>
@@ -7017,10 +6990,10 @@
           <w:szCs w:val="28"/>
         </w:rPr>
         <w:object w:dxaOrig="3420" w:dyaOrig="400" w14:anchorId="387CB7D6">
-          <v:shape id="_x0000_i1040" type="#_x0000_t75" style="width:170.9pt;height:20.65pt" o:ole="">
+          <v:shape id="_x0000_i1040" type="#_x0000_t75" style="width:170.85pt;height:20.4pt" o:ole="">
             <v:imagedata r:id="rId43" o:title=""/>
           </v:shape>
-          <o:OLEObject Type="Embed" ProgID="Equation.DSMT4" ShapeID="_x0000_i1040" DrawAspect="Content" ObjectID="_1841986603" r:id="rId44"/>
+          <o:OLEObject Type="Embed" ProgID="Equation.DSMT4" ShapeID="_x0000_i1040" DrawAspect="Content" ObjectID="_1841992660" r:id="rId44"/>
         </w:object>
       </w:r>
       <w:r>
@@ -9967,10 +9940,10 @@
           <w:lang w:val="en-US"/>
         </w:rPr>
         <w:object w:dxaOrig="2140" w:dyaOrig="680" w14:anchorId="6DB257FF">
-          <v:shape id="_x0000_i1041" type="#_x0000_t75" style="width:107.05pt;height:33.8pt" o:ole="">
+          <v:shape id="_x0000_i1041" type="#_x0000_t75" style="width:106.95pt;height:33.85pt" o:ole="">
             <v:imagedata r:id="rId49" o:title=""/>
           </v:shape>
-          <o:OLEObject Type="Embed" ProgID="Equation.DSMT4" ShapeID="_x0000_i1041" DrawAspect="Content" ObjectID="_1841986604" r:id="rId50"/>
+          <o:OLEObject Type="Embed" ProgID="Equation.DSMT4" ShapeID="_x0000_i1041" DrawAspect="Content" ObjectID="_1841992661" r:id="rId50"/>
         </w:object>
       </w:r>
     </w:p>
@@ -10041,10 +10014,10 @@
           <w:lang w:val="en-US"/>
         </w:rPr>
         <w:object w:dxaOrig="3159" w:dyaOrig="680" w14:anchorId="63295281">
-          <v:shape id="_x0000_i1042" type="#_x0000_t75" style="width:157.75pt;height:33.8pt" o:ole="">
+          <v:shape id="_x0000_i1042" type="#_x0000_t75" style="width:157.95pt;height:33.85pt" o:ole="">
             <v:imagedata r:id="rId51" o:title=""/>
           </v:shape>
-          <o:OLEObject Type="Embed" ProgID="Equation.DSMT4" ShapeID="_x0000_i1042" DrawAspect="Content" ObjectID="_1841986605" r:id="rId52"/>
+          <o:OLEObject Type="Embed" ProgID="Equation.DSMT4" ShapeID="_x0000_i1042" DrawAspect="Content" ObjectID="_1841992662" r:id="rId52"/>
         </w:object>
       </w:r>
     </w:p>
@@ -10557,6 +10530,7 @@
           <w:bCs/>
           <w:sz w:val="28"/>
           <w:szCs w:val="28"/>
+          <w:highlight w:val="magenta"/>
         </w:rPr>
         <w:t>1.3.2 Состояние здоровья батареи</w:t>
       </w:r>
@@ -10646,10 +10620,10 @@
           <w:lang w:val="en-US"/>
         </w:rPr>
         <w:object w:dxaOrig="1939" w:dyaOrig="680" w14:anchorId="3F3E6903">
-          <v:shape id="_x0000_i1043" type="#_x0000_t75" style="width:96.4pt;height:33.8pt" o:ole="">
+          <v:shape id="_x0000_i1043" type="#_x0000_t75" style="width:96.2pt;height:33.85pt" o:ole="">
             <v:imagedata r:id="rId54" o:title=""/>
           </v:shape>
-          <o:OLEObject Type="Embed" ProgID="Equation.DSMT4" ShapeID="_x0000_i1043" DrawAspect="Content" ObjectID="_1841986606" r:id="rId55"/>
+          <o:OLEObject Type="Embed" ProgID="Equation.DSMT4" ShapeID="_x0000_i1043" DrawAspect="Content" ObjectID="_1841992663" r:id="rId55"/>
         </w:object>
       </w:r>
     </w:p>
@@ -10721,7 +10695,23 @@
           <w:sz w:val="28"/>
           <w:szCs w:val="28"/>
         </w:rPr>
-        <w:t>текущая доступная ёскость;</w:t>
+        <w:t>текущая доступная ё</w:t>
+      </w:r>
+      <w:r>
+        <w:rPr>
+          <w:rFonts w:ascii="Times New Roman" w:hAnsi="Times New Roman" w:cs="Times New Roman"/>
+          <w:sz w:val="28"/>
+          <w:szCs w:val="28"/>
+        </w:rPr>
+        <w:t>м</w:t>
+      </w:r>
+      <w:r>
+        <w:rPr>
+          <w:rFonts w:ascii="Times New Roman" w:hAnsi="Times New Roman" w:cs="Times New Roman"/>
+          <w:sz w:val="28"/>
+          <w:szCs w:val="28"/>
+        </w:rPr>
+        <w:t>кость;</w:t>
       </w:r>
     </w:p>
     <w:p>
@@ -10846,10 +10836,10 @@
           <w:szCs w:val="28"/>
         </w:rPr>
         <w:object w:dxaOrig="1960" w:dyaOrig="680" w14:anchorId="30A09688">
-          <v:shape id="_x0000_i1044" type="#_x0000_t75" style="width:97.05pt;height:33.8pt" o:ole="">
+          <v:shape id="_x0000_i1044" type="#_x0000_t75" style="width:97.25pt;height:33.85pt" o:ole="">
             <v:imagedata r:id="rId56" o:title=""/>
           </v:shape>
-          <o:OLEObject Type="Embed" ProgID="Equation.DSMT4" ShapeID="_x0000_i1044" DrawAspect="Content" ObjectID="_1841986607" r:id="rId57"/>
+          <o:OLEObject Type="Embed" ProgID="Equation.DSMT4" ShapeID="_x0000_i1044" DrawAspect="Content" ObjectID="_1841992664" r:id="rId57"/>
         </w:object>
       </w:r>
     </w:p>
@@ -10893,10 +10883,10 @@
           <w:szCs w:val="28"/>
         </w:rPr>
         <w:object w:dxaOrig="1560" w:dyaOrig="360" w14:anchorId="47C6B96B">
-          <v:shape id="_x0000_i1045" type="#_x0000_t75" style="width:77.65pt;height:17.55pt" o:ole="">
+          <v:shape id="_x0000_i1045" type="#_x0000_t75" style="width:77.9pt;height:17.75pt" o:ole="">
             <v:imagedata r:id="rId58" o:title=""/>
           </v:shape>
-          <o:OLEObject Type="Embed" ProgID="Equation.DSMT4" ShapeID="_x0000_i1045" DrawAspect="Content" ObjectID="_1841986608" r:id="rId59"/>
+          <o:OLEObject Type="Embed" ProgID="Equation.DSMT4" ShapeID="_x0000_i1045" DrawAspect="Content" ObjectID="_1841992665" r:id="rId59"/>
         </w:object>
       </w:r>
     </w:p>
@@ -10997,11 +10987,19 @@
           <w:szCs w:val="28"/>
         </w:rPr>
         <w:object w:dxaOrig="960" w:dyaOrig="680" w14:anchorId="3FADD88C">
-          <v:shape id="_x0000_i1046" type="#_x0000_t75" style="width:47.6pt;height:33.8pt" o:ole="">
+          <v:shape id="_x0000_i1046" type="#_x0000_t75" style="width:47.8pt;height:33.85pt" o:ole="">
             <v:imagedata r:id="rId60" o:title=""/>
           </v:shape>
-          <o:OLEObject Type="Embed" ProgID="Equation.DSMT4" ShapeID="_x0000_i1046" DrawAspect="Content" ObjectID="_1841986609" r:id="rId61"/>
+          <o:OLEObject Type="Embed" ProgID="Equation.DSMT4" ShapeID="_x0000_i1046" DrawAspect="Content" ObjectID="_1841992666" r:id="rId61"/>
         </w:object>
+      </w:r>
+      <w:r>
+        <w:rPr>
+          <w:rFonts w:ascii="Times New Roman" w:hAnsi="Times New Roman" w:cs="Times New Roman"/>
+          <w:sz w:val="28"/>
+          <w:szCs w:val="28"/>
+        </w:rPr>
+        <w:t>,</w:t>
       </w:r>
     </w:p>
     <w:p>
@@ -11407,10 +11405,10 @@
                 <w:lang w:val="en-US"/>
               </w:rPr>
               <w:object w:dxaOrig="1640" w:dyaOrig="360" w14:anchorId="1EE898F0">
-                <v:shape id="_x0000_i1047" type="#_x0000_t75" style="width:81.4pt;height:17.55pt" o:ole="">
+                <v:shape id="_x0000_i1047" type="#_x0000_t75" style="width:81.65pt;height:17.75pt" o:ole="">
                   <v:imagedata r:id="rId62" o:title=""/>
                 </v:shape>
-                <o:OLEObject Type="Embed" ProgID="Equation.DSMT4" ShapeID="_x0000_i1047" DrawAspect="Content" ObjectID="_1841986610" r:id="rId63"/>
+                <o:OLEObject Type="Embed" ProgID="Equation.DSMT4" ShapeID="_x0000_i1047" DrawAspect="Content" ObjectID="_1841992667" r:id="rId63"/>
               </w:object>
             </w:r>
           </w:p>
@@ -11521,10 +11519,10 @@
                 <w:szCs w:val="28"/>
               </w:rPr>
               <w:object w:dxaOrig="1620" w:dyaOrig="360" w14:anchorId="19708454">
-                <v:shape id="_x0000_i1048" type="#_x0000_t75" style="width:80.75pt;height:17.55pt" o:ole="">
+                <v:shape id="_x0000_i1048" type="#_x0000_t75" style="width:80.6pt;height:17.75pt" o:ole="">
                   <v:imagedata r:id="rId64" o:title=""/>
                 </v:shape>
-                <o:OLEObject Type="Embed" ProgID="Equation.DSMT4" ShapeID="_x0000_i1048" DrawAspect="Content" ObjectID="_1841986611" r:id="rId65"/>
+                <o:OLEObject Type="Embed" ProgID="Equation.DSMT4" ShapeID="_x0000_i1048" DrawAspect="Content" ObjectID="_1841992668" r:id="rId65"/>
               </w:object>
             </w:r>
           </w:p>
@@ -11625,10 +11623,10 @@
                 <w:szCs w:val="28"/>
               </w:rPr>
               <w:object w:dxaOrig="2460" w:dyaOrig="440" w14:anchorId="65B0F920">
-                <v:shape id="_x0000_i1049" type="#_x0000_t75" style="width:122.7pt;height:21.9pt" o:ole="">
+                <v:shape id="_x0000_i1049" type="#_x0000_t75" style="width:122.5pt;height:22.05pt" o:ole="">
                   <v:imagedata r:id="rId66" o:title=""/>
                 </v:shape>
-                <o:OLEObject Type="Embed" ProgID="Equation.DSMT4" ShapeID="_x0000_i1049" DrawAspect="Content" ObjectID="_1841986612" r:id="rId67"/>
+                <o:OLEObject Type="Embed" ProgID="Equation.DSMT4" ShapeID="_x0000_i1049" DrawAspect="Content" ObjectID="_1841992669" r:id="rId67"/>
               </w:object>
             </w:r>
           </w:p>
@@ -11729,10 +11727,10 @@
                 <w:szCs w:val="28"/>
               </w:rPr>
               <w:object w:dxaOrig="2420" w:dyaOrig="440" w14:anchorId="5A5FABEE">
-                <v:shape id="_x0000_i1050" type="#_x0000_t75" style="width:120.85pt;height:21.9pt" o:ole="">
+                <v:shape id="_x0000_i1050" type="#_x0000_t75" style="width:120.9pt;height:22.05pt" o:ole="">
                   <v:imagedata r:id="rId68" o:title=""/>
                 </v:shape>
-                <o:OLEObject Type="Embed" ProgID="Equation.DSMT4" ShapeID="_x0000_i1050" DrawAspect="Content" ObjectID="_1841986613" r:id="rId69"/>
+                <o:OLEObject Type="Embed" ProgID="Equation.DSMT4" ShapeID="_x0000_i1050" DrawAspect="Content" ObjectID="_1841992670" r:id="rId69"/>
               </w:object>
             </w:r>
           </w:p>
@@ -12691,6 +12689,7 @@
           <w:bCs/>
           <w:sz w:val="28"/>
           <w:szCs w:val="28"/>
+          <w:highlight w:val="magenta"/>
         </w:rPr>
         <w:t>1.3.3 Состояние мощности батареи</w:t>
       </w:r>
@@ -12778,10 +12777,10 @@
           <w:lang w:val="en-US"/>
         </w:rPr>
         <w:object w:dxaOrig="1180" w:dyaOrig="720" w14:anchorId="446C191F">
-          <v:shape id="_x0000_i1051" type="#_x0000_t75" style="width:58.85pt;height:36.3pt" o:ole="">
+          <v:shape id="_x0000_i1051" type="#_x0000_t75" style="width:58.55pt;height:36.55pt" o:ole="">
             <v:imagedata r:id="rId71" o:title=""/>
           </v:shape>
-          <o:OLEObject Type="Embed" ProgID="Equation.DSMT4" ShapeID="_x0000_i1051" DrawAspect="Content" ObjectID="_1841986614" r:id="rId72"/>
+          <o:OLEObject Type="Embed" ProgID="Equation.DSMT4" ShapeID="_x0000_i1051" DrawAspect="Content" ObjectID="_1841992671" r:id="rId72"/>
         </w:object>
       </w:r>
     </w:p>
@@ -12968,10 +12967,10 @@
           <w:szCs w:val="28"/>
         </w:rPr>
         <w:object w:dxaOrig="3820" w:dyaOrig="440" w14:anchorId="7AE252E7">
-          <v:shape id="_x0000_i1052" type="#_x0000_t75" style="width:190.95pt;height:21.9pt" o:ole="">
+          <v:shape id="_x0000_i1052" type="#_x0000_t75" style="width:190.75pt;height:22.05pt" o:ole="">
             <v:imagedata r:id="rId73" o:title=""/>
           </v:shape>
-          <o:OLEObject Type="Embed" ProgID="Equation.DSMT4" ShapeID="_x0000_i1052" DrawAspect="Content" ObjectID="_1841986615" r:id="rId74"/>
+          <o:OLEObject Type="Embed" ProgID="Equation.DSMT4" ShapeID="_x0000_i1052" DrawAspect="Content" ObjectID="_1841992672" r:id="rId74"/>
         </w:object>
       </w:r>
     </w:p>
@@ -13492,10 +13491,10 @@
           <w:szCs w:val="28"/>
         </w:rPr>
         <w:object w:dxaOrig="1780" w:dyaOrig="360" w14:anchorId="5EF1CD4E">
-          <v:shape id="_x0000_i1053" type="#_x0000_t75" style="width:88.9pt;height:17.55pt" o:ole="">
+          <v:shape id="_x0000_i1053" type="#_x0000_t75" style="width:88.65pt;height:17.75pt" o:ole="">
             <v:imagedata r:id="rId75" o:title=""/>
           </v:shape>
-          <o:OLEObject Type="Embed" ProgID="Equation.DSMT4" ShapeID="_x0000_i1053" DrawAspect="Content" ObjectID="_1841986616" r:id="rId76"/>
+          <o:OLEObject Type="Embed" ProgID="Equation.DSMT4" ShapeID="_x0000_i1053" DrawAspect="Content" ObjectID="_1841992673" r:id="rId76"/>
         </w:object>
       </w:r>
     </w:p>
@@ -13654,10 +13653,10 @@
           <w:szCs w:val="28"/>
         </w:rPr>
         <w:object w:dxaOrig="2079" w:dyaOrig="360" w14:anchorId="38F56FC8">
-          <v:shape id="_x0000_i1054" type="#_x0000_t75" style="width:103.95pt;height:17.55pt" o:ole="">
+          <v:shape id="_x0000_i1054" type="#_x0000_t75" style="width:103.7pt;height:17.75pt" o:ole="">
             <v:imagedata r:id="rId77" o:title=""/>
           </v:shape>
-          <o:OLEObject Type="Embed" ProgID="Equation.DSMT4" ShapeID="_x0000_i1054" DrawAspect="Content" ObjectID="_1841986617" r:id="rId78"/>
+          <o:OLEObject Type="Embed" ProgID="Equation.DSMT4" ShapeID="_x0000_i1054" DrawAspect="Content" ObjectID="_1841992674" r:id="rId78"/>
         </w:object>
       </w:r>
     </w:p>
@@ -13736,10 +13735,10 @@
           <w:lang w:val="en-US"/>
         </w:rPr>
         <w:object w:dxaOrig="1460" w:dyaOrig="360" w14:anchorId="3AA6288C">
-          <v:shape id="_x0000_i1055" type="#_x0000_t75" style="width:73.25pt;height:17.55pt" o:ole="">
+          <v:shape id="_x0000_i1055" type="#_x0000_t75" style="width:73.05pt;height:17.75pt" o:ole="">
             <v:imagedata r:id="rId79" o:title=""/>
           </v:shape>
-          <o:OLEObject Type="Embed" ProgID="Equation.DSMT4" ShapeID="_x0000_i1055" DrawAspect="Content" ObjectID="_1841986618" r:id="rId80"/>
+          <o:OLEObject Type="Embed" ProgID="Equation.DSMT4" ShapeID="_x0000_i1055" DrawAspect="Content" ObjectID="_1841992675" r:id="rId80"/>
         </w:object>
       </w:r>
     </w:p>
@@ -13861,10 +13860,10 @@
           <w:szCs w:val="28"/>
         </w:rPr>
         <w:object w:dxaOrig="2060" w:dyaOrig="700" w14:anchorId="5BCDF34D">
-          <v:shape id="_x0000_i1056" type="#_x0000_t75" style="width:103.3pt;height:35.05pt" o:ole="">
+          <v:shape id="_x0000_i1056" type="#_x0000_t75" style="width:103.15pt;height:34.95pt" o:ole="">
             <v:imagedata r:id="rId81" o:title=""/>
           </v:shape>
-          <o:OLEObject Type="Embed" ProgID="Equation.DSMT4" ShapeID="_x0000_i1056" DrawAspect="Content" ObjectID="_1841986619" r:id="rId82"/>
+          <o:OLEObject Type="Embed" ProgID="Equation.DSMT4" ShapeID="_x0000_i1056" DrawAspect="Content" ObjectID="_1841992676" r:id="rId82"/>
         </w:object>
       </w:r>
     </w:p>
@@ -13975,10 +13974,10 @@
           <w:lang w:val="en-US"/>
         </w:rPr>
         <w:object w:dxaOrig="2140" w:dyaOrig="680" w14:anchorId="26476E25">
-          <v:shape id="_x0000_i1057" type="#_x0000_t75" style="width:107.05pt;height:33.8pt" o:ole="">
+          <v:shape id="_x0000_i1057" type="#_x0000_t75" style="width:106.95pt;height:33.85pt" o:ole="">
             <v:imagedata r:id="rId83" o:title=""/>
           </v:shape>
-          <o:OLEObject Type="Embed" ProgID="Equation.DSMT4" ShapeID="_x0000_i1057" DrawAspect="Content" ObjectID="_1841986620" r:id="rId84"/>
+          <o:OLEObject Type="Embed" ProgID="Equation.DSMT4" ShapeID="_x0000_i1057" DrawAspect="Content" ObjectID="_1841992677" r:id="rId84"/>
         </w:object>
       </w:r>
       <w:r>
@@ -14671,10 +14670,10 @@
           <w:szCs w:val="28"/>
         </w:rPr>
         <w:object w:dxaOrig="1920" w:dyaOrig="400" w14:anchorId="666DD195">
-          <v:shape id="_x0000_i1058" type="#_x0000_t75" style="width:96.4pt;height:20.65pt" o:ole="">
+          <v:shape id="_x0000_i1058" type="#_x0000_t75" style="width:96.2pt;height:20.4pt" o:ole="">
             <v:imagedata r:id="rId86" o:title=""/>
           </v:shape>
-          <o:OLEObject Type="Embed" ProgID="Equation.DSMT4" ShapeID="_x0000_i1058" DrawAspect="Content" ObjectID="_1841986621" r:id="rId87"/>
+          <o:OLEObject Type="Embed" ProgID="Equation.DSMT4" ShapeID="_x0000_i1058" DrawAspect="Content" ObjectID="_1841992678" r:id="rId87"/>
         </w:object>
       </w:r>
       <w:r>
@@ -14706,10 +14705,10 @@
           <w:lang w:val="en-US"/>
         </w:rPr>
         <w:object w:dxaOrig="2840" w:dyaOrig="440" w14:anchorId="17814122">
-          <v:shape id="_x0000_i1059" type="#_x0000_t75" style="width:142.1pt;height:21.9pt" o:ole="">
+          <v:shape id="_x0000_i1059" type="#_x0000_t75" style="width:142.4pt;height:22.05pt" o:ole="">
             <v:imagedata r:id="rId88" o:title=""/>
           </v:shape>
-          <o:OLEObject Type="Embed" ProgID="Equation.DSMT4" ShapeID="_x0000_i1059" DrawAspect="Content" ObjectID="_1841986622" r:id="rId89"/>
+          <o:OLEObject Type="Embed" ProgID="Equation.DSMT4" ShapeID="_x0000_i1059" DrawAspect="Content" ObjectID="_1841992679" r:id="rId89"/>
         </w:object>
       </w:r>
       <w:r>
@@ -14741,10 +14740,10 @@
           <w:lang w:val="en-US"/>
         </w:rPr>
         <w:object w:dxaOrig="2920" w:dyaOrig="400" w14:anchorId="2994B8B5">
-          <v:shape id="_x0000_i1060" type="#_x0000_t75" style="width:145.9pt;height:20.65pt" o:ole="">
+          <v:shape id="_x0000_i1060" type="#_x0000_t75" style="width:145.6pt;height:20.4pt" o:ole="">
             <v:imagedata r:id="rId90" o:title=""/>
           </v:shape>
-          <o:OLEObject Type="Embed" ProgID="Equation.DSMT4" ShapeID="_x0000_i1060" DrawAspect="Content" ObjectID="_1841986623" r:id="rId91"/>
+          <o:OLEObject Type="Embed" ProgID="Equation.DSMT4" ShapeID="_x0000_i1060" DrawAspect="Content" ObjectID="_1841992680" r:id="rId91"/>
         </w:object>
       </w:r>
       <w:r>
@@ -14775,10 +14774,10 @@
           <w:szCs w:val="28"/>
         </w:rPr>
         <w:object w:dxaOrig="4180" w:dyaOrig="680" w14:anchorId="51711635">
-          <v:shape id="_x0000_i1061" type="#_x0000_t75" style="width:209.1pt;height:33.8pt" o:ole="">
+          <v:shape id="_x0000_i1061" type="#_x0000_t75" style="width:209pt;height:33.85pt" o:ole="">
             <v:imagedata r:id="rId92" o:title=""/>
           </v:shape>
-          <o:OLEObject Type="Embed" ProgID="Equation.DSMT4" ShapeID="_x0000_i1061" DrawAspect="Content" ObjectID="_1841986624" r:id="rId93"/>
+          <o:OLEObject Type="Embed" ProgID="Equation.DSMT4" ShapeID="_x0000_i1061" DrawAspect="Content" ObjectID="_1841992681" r:id="rId93"/>
         </w:object>
       </w:r>
       <w:r>
@@ -15020,10 +15019,10 @@
                 <w:szCs w:val="28"/>
               </w:rPr>
               <w:object w:dxaOrig="1500" w:dyaOrig="360" w14:anchorId="5C69D783">
-                <v:shape id="_x0000_i1062" type="#_x0000_t75" style="width:74.5pt;height:17.55pt" o:ole="">
+                <v:shape id="_x0000_i1062" type="#_x0000_t75" style="width:74.7pt;height:17.75pt" o:ole="">
                   <v:imagedata r:id="rId94" o:title=""/>
                 </v:shape>
-                <o:OLEObject Type="Embed" ProgID="Equation.DSMT4" ShapeID="_x0000_i1062" DrawAspect="Content" ObjectID="_1841986625" r:id="rId95"/>
+                <o:OLEObject Type="Embed" ProgID="Equation.DSMT4" ShapeID="_x0000_i1062" DrawAspect="Content" ObjectID="_1841992682" r:id="rId95"/>
               </w:object>
             </w:r>
           </w:p>
@@ -15129,10 +15128,10 @@
                 <w:szCs w:val="28"/>
               </w:rPr>
               <w:object w:dxaOrig="1540" w:dyaOrig="360" w14:anchorId="3040466C">
-                <v:shape id="_x0000_i1063" type="#_x0000_t75" style="width:77.65pt;height:17.55pt" o:ole="">
+                <v:shape id="_x0000_i1063" type="#_x0000_t75" style="width:77.35pt;height:17.75pt" o:ole="">
                   <v:imagedata r:id="rId96" o:title=""/>
                 </v:shape>
-                <o:OLEObject Type="Embed" ProgID="Equation.DSMT4" ShapeID="_x0000_i1063" DrawAspect="Content" ObjectID="_1841986626" r:id="rId97"/>
+                <o:OLEObject Type="Embed" ProgID="Equation.DSMT4" ShapeID="_x0000_i1063" DrawAspect="Content" ObjectID="_1841992683" r:id="rId97"/>
               </w:object>
             </w:r>
             <w:r>
@@ -15161,10 +15160,10 @@
                 <w:lang w:val="en-US"/>
               </w:rPr>
               <w:object w:dxaOrig="1480" w:dyaOrig="400" w14:anchorId="2D2BC0DB">
-                <v:shape id="_x0000_i1064" type="#_x0000_t75" style="width:73.9pt;height:20.65pt" o:ole="">
+                <v:shape id="_x0000_i1064" type="#_x0000_t75" style="width:74.15pt;height:20.4pt" o:ole="">
                   <v:imagedata r:id="rId98" o:title=""/>
                 </v:shape>
-                <o:OLEObject Type="Embed" ProgID="Equation.DSMT4" ShapeID="_x0000_i1064" DrawAspect="Content" ObjectID="_1841986627" r:id="rId99"/>
+                <o:OLEObject Type="Embed" ProgID="Equation.DSMT4" ShapeID="_x0000_i1064" DrawAspect="Content" ObjectID="_1841992684" r:id="rId99"/>
               </w:object>
             </w:r>
           </w:p>
@@ -15269,10 +15268,10 @@
                 <w:szCs w:val="28"/>
               </w:rPr>
               <w:object w:dxaOrig="2000" w:dyaOrig="400" w14:anchorId="77DAF3F7">
-                <v:shape id="_x0000_i1065" type="#_x0000_t75" style="width:100.8pt;height:20.65pt" o:ole="">
+                <v:shape id="_x0000_i1065" type="#_x0000_t75" style="width:101pt;height:20.4pt" o:ole="">
                   <v:imagedata r:id="rId100" o:title=""/>
                 </v:shape>
-                <o:OLEObject Type="Embed" ProgID="Equation.DSMT4" ShapeID="_x0000_i1065" DrawAspect="Content" ObjectID="_1841986628" r:id="rId101"/>
+                <o:OLEObject Type="Embed" ProgID="Equation.DSMT4" ShapeID="_x0000_i1065" DrawAspect="Content" ObjectID="_1841992685" r:id="rId101"/>
               </w:object>
             </w:r>
           </w:p>
@@ -15377,10 +15376,10 @@
                 <w:szCs w:val="28"/>
               </w:rPr>
               <w:object w:dxaOrig="1780" w:dyaOrig="360" w14:anchorId="6B6620D0">
-                <v:shape id="_x0000_i1066" type="#_x0000_t75" style="width:88.9pt;height:17.55pt" o:ole="">
+                <v:shape id="_x0000_i1066" type="#_x0000_t75" style="width:88.65pt;height:17.75pt" o:ole="">
                   <v:imagedata r:id="rId102" o:title=""/>
                 </v:shape>
-                <o:OLEObject Type="Embed" ProgID="Equation.DSMT4" ShapeID="_x0000_i1066" DrawAspect="Content" ObjectID="_1841986629" r:id="rId103"/>
+                <o:OLEObject Type="Embed" ProgID="Equation.DSMT4" ShapeID="_x0000_i1066" DrawAspect="Content" ObjectID="_1841992686" r:id="rId103"/>
               </w:object>
             </w:r>
           </w:p>
@@ -15810,10 +15809,10 @@
           <w:lang w:val="en-US"/>
         </w:rPr>
         <w:object w:dxaOrig="1719" w:dyaOrig="360" w14:anchorId="5CDB74D9">
-          <v:shape id="_x0000_i1067" type="#_x0000_t75" style="width:86.4pt;height:18.15pt" o:ole="">
+          <v:shape id="_x0000_i1067" type="#_x0000_t75" style="width:86.5pt;height:18.25pt" o:ole="">
             <v:imagedata r:id="rId104" o:title=""/>
           </v:shape>
-          <o:OLEObject Type="Embed" ProgID="Equation.DSMT4" ShapeID="_x0000_i1067" DrawAspect="Content" ObjectID="_1841986630" r:id="rId105"/>
+          <o:OLEObject Type="Embed" ProgID="Equation.DSMT4" ShapeID="_x0000_i1067" DrawAspect="Content" ObjectID="_1841992687" r:id="rId105"/>
         </w:object>
       </w:r>
       <w:r>
@@ -15866,10 +15865,10 @@
           <w:lang w:val="en-US"/>
         </w:rPr>
         <w:object w:dxaOrig="1939" w:dyaOrig="360" w14:anchorId="0B616DD9">
-          <v:shape id="_x0000_i1068" type="#_x0000_t75" style="width:97.05pt;height:18.15pt" o:ole="">
+          <v:shape id="_x0000_i1068" type="#_x0000_t75" style="width:97.25pt;height:18.25pt" o:ole="">
             <v:imagedata r:id="rId106" o:title=""/>
           </v:shape>
-          <o:OLEObject Type="Embed" ProgID="Equation.DSMT4" ShapeID="_x0000_i1068" DrawAspect="Content" ObjectID="_1841986631" r:id="rId107"/>
+          <o:OLEObject Type="Embed" ProgID="Equation.DSMT4" ShapeID="_x0000_i1068" DrawAspect="Content" ObjectID="_1841992688" r:id="rId107"/>
         </w:object>
       </w:r>
     </w:p>
@@ -15968,10 +15967,10 @@
           <w:szCs w:val="28"/>
         </w:rPr>
         <w:object w:dxaOrig="1420" w:dyaOrig="920" w14:anchorId="4FA1F126">
-          <v:shape id="_x0000_i1069" type="#_x0000_t75" style="width:71.35pt;height:46.35pt" o:ole="">
+          <v:shape id="_x0000_i1069" type="#_x0000_t75" style="width:71.45pt;height:46.2pt" o:ole="">
             <v:imagedata r:id="rId108" o:title=""/>
           </v:shape>
-          <o:OLEObject Type="Embed" ProgID="Equation.DSMT4" ShapeID="_x0000_i1069" DrawAspect="Content" ObjectID="_1841986632" r:id="rId109"/>
+          <o:OLEObject Type="Embed" ProgID="Equation.DSMT4" ShapeID="_x0000_i1069" DrawAspect="Content" ObjectID="_1841992689" r:id="rId109"/>
         </w:object>
       </w:r>
       <w:r>
@@ -16103,10 +16102,10 @@
           <w:lang w:val="en-US"/>
         </w:rPr>
         <w:object w:dxaOrig="2400" w:dyaOrig="400" w14:anchorId="70603D33">
-          <v:shape id="_x0000_i1070" type="#_x0000_t75" style="width:120.2pt;height:19.4pt" o:ole="">
+          <v:shape id="_x0000_i1070" type="#_x0000_t75" style="width:120.35pt;height:19.35pt" o:ole="">
             <v:imagedata r:id="rId110" o:title=""/>
           </v:shape>
-          <o:OLEObject Type="Embed" ProgID="Equation.DSMT4" ShapeID="_x0000_i1070" DrawAspect="Content" ObjectID="_1841986633" r:id="rId111"/>
+          <o:OLEObject Type="Embed" ProgID="Equation.DSMT4" ShapeID="_x0000_i1070" DrawAspect="Content" ObjectID="_1841992690" r:id="rId111"/>
         </w:object>
       </w:r>
     </w:p>
@@ -17126,10 +17125,10 @@
           <w:szCs w:val="28"/>
         </w:rPr>
         <w:object w:dxaOrig="3340" w:dyaOrig="680" w14:anchorId="4C2B4A80">
-          <v:shape id="_x0000_i1071" type="#_x0000_t75" style="width:167.15pt;height:33.8pt" o:ole="">
+          <v:shape id="_x0000_i1071" type="#_x0000_t75" style="width:167.1pt;height:33.85pt" o:ole="">
             <v:imagedata r:id="rId113" o:title=""/>
           </v:shape>
-          <o:OLEObject Type="Embed" ProgID="Equation.DSMT4" ShapeID="_x0000_i1071" DrawAspect="Content" ObjectID="_1841986634" r:id="rId114"/>
+          <o:OLEObject Type="Embed" ProgID="Equation.DSMT4" ShapeID="_x0000_i1071" DrawAspect="Content" ObjectID="_1841992691" r:id="rId114"/>
         </w:object>
       </w:r>
     </w:p>
@@ -17188,10 +17187,10 @@
           <w:lang w:val="en-US"/>
         </w:rPr>
         <w:object w:dxaOrig="1420" w:dyaOrig="700" w14:anchorId="137DCC1A">
-          <v:shape id="_x0000_i1072" type="#_x0000_t75" style="width:71.35pt;height:35.05pt" o:ole="">
+          <v:shape id="_x0000_i1072" type="#_x0000_t75" style="width:71.45pt;height:34.95pt" o:ole="">
             <v:imagedata r:id="rId115" o:title=""/>
           </v:shape>
-          <o:OLEObject Type="Embed" ProgID="Equation.DSMT4" ShapeID="_x0000_i1072" DrawAspect="Content" ObjectID="_1841986635" r:id="rId116"/>
+          <o:OLEObject Type="Embed" ProgID="Equation.DSMT4" ShapeID="_x0000_i1072" DrawAspect="Content" ObjectID="_1841992692" r:id="rId116"/>
         </w:object>
       </w:r>
     </w:p>
@@ -17417,7 +17416,7 @@
           <w:noProof/>
         </w:rPr>
         <w:drawing>
-          <wp:inline distT="0" distB="0" distL="0" distR="0" wp14:anchorId="42EF3E0B" wp14:editId="3088C786">
+          <wp:inline distT="0" distB="0" distL="0" distR="0" wp14:anchorId="42EF3E0B" wp14:editId="5518E233">
             <wp:extent cx="6119495" cy="5132705"/>
             <wp:effectExtent l="0" t="0" r="0" b="0"/>
             <wp:docPr id="1184336030" name="Рисунок 3"/>
@@ -19054,10 +19053,10 @@
           <w:szCs w:val="28"/>
         </w:rPr>
         <w:object w:dxaOrig="1600" w:dyaOrig="360" w14:anchorId="4304055F">
-          <v:shape id="_x0000_i1073" type="#_x0000_t75" style="width:80.15pt;height:18.15pt" o:ole="">
+          <v:shape id="_x0000_i1073" type="#_x0000_t75" style="width:80.05pt;height:18.25pt" o:ole="">
             <v:imagedata r:id="rId119" o:title=""/>
           </v:shape>
-          <o:OLEObject Type="Embed" ProgID="Equation.DSMT4" ShapeID="_x0000_i1073" DrawAspect="Content" ObjectID="_1841986636" r:id="rId120"/>
+          <o:OLEObject Type="Embed" ProgID="Equation.DSMT4" ShapeID="_x0000_i1073" DrawAspect="Content" ObjectID="_1841992693" r:id="rId120"/>
         </w:object>
       </w:r>
     </w:p>
@@ -19250,10 +19249,10 @@
           <w:szCs w:val="28"/>
         </w:rPr>
         <w:object w:dxaOrig="1820" w:dyaOrig="400" w14:anchorId="06687CCF">
-          <v:shape id="_x0000_i1074" type="#_x0000_t75" style="width:90.8pt;height:19.4pt" o:ole="">
+          <v:shape id="_x0000_i1074" type="#_x0000_t75" style="width:90.8pt;height:19.35pt" o:ole="">
             <v:imagedata r:id="rId121" o:title=""/>
           </v:shape>
-          <o:OLEObject Type="Embed" ProgID="Equation.DSMT4" ShapeID="_x0000_i1074" DrawAspect="Content" ObjectID="_1841986637" r:id="rId122"/>
+          <o:OLEObject Type="Embed" ProgID="Equation.DSMT4" ShapeID="_x0000_i1074" DrawAspect="Content" ObjectID="_1841992694" r:id="rId122"/>
         </w:object>
       </w:r>
     </w:p>
@@ -19343,10 +19342,10 @@
           <w:lang w:val="en-US"/>
         </w:rPr>
         <w:object w:dxaOrig="2180" w:dyaOrig="380" w14:anchorId="4E3A6FCF">
-          <v:shape id="_x0000_i1075" type="#_x0000_t75" style="width:108.95pt;height:18.8pt" o:ole="">
+          <v:shape id="_x0000_i1075" type="#_x0000_t75" style="width:109.05pt;height:18.8pt" o:ole="">
             <v:imagedata r:id="rId123" o:title=""/>
           </v:shape>
-          <o:OLEObject Type="Embed" ProgID="Equation.DSMT4" ShapeID="_x0000_i1075" DrawAspect="Content" ObjectID="_1841986638" r:id="rId124"/>
+          <o:OLEObject Type="Embed" ProgID="Equation.DSMT4" ShapeID="_x0000_i1075" DrawAspect="Content" ObjectID="_1841992695" r:id="rId124"/>
         </w:object>
       </w:r>
     </w:p>
@@ -19520,10 +19519,10 @@
           <w:szCs w:val="28"/>
         </w:rPr>
         <w:object w:dxaOrig="960" w:dyaOrig="680" w14:anchorId="578AE739">
-          <v:shape id="_x0000_i1076" type="#_x0000_t75" style="width:48.2pt;height:33.8pt" o:ole="">
+          <v:shape id="_x0000_i1076" type="#_x0000_t75" style="width:48.35pt;height:33.85pt" o:ole="">
             <v:imagedata r:id="rId125" o:title=""/>
           </v:shape>
-          <o:OLEObject Type="Embed" ProgID="Equation.DSMT4" ShapeID="_x0000_i1076" DrawAspect="Content" ObjectID="_1841986639" r:id="rId126"/>
+          <o:OLEObject Type="Embed" ProgID="Equation.DSMT4" ShapeID="_x0000_i1076" DrawAspect="Content" ObjectID="_1841992696" r:id="rId126"/>
         </w:object>
       </w:r>
     </w:p>
@@ -19654,10 +19653,10 @@
           <w:lang w:val="en-US"/>
         </w:rPr>
         <w:object w:dxaOrig="4480" w:dyaOrig="680" w14:anchorId="22DC900F">
-          <v:shape id="_x0000_i1077" type="#_x0000_t75" style="width:224.15pt;height:33.8pt" o:ole="">
+          <v:shape id="_x0000_i1077" type="#_x0000_t75" style="width:224.05pt;height:33.85pt" o:ole="">
             <v:imagedata r:id="rId127" o:title=""/>
           </v:shape>
-          <o:OLEObject Type="Embed" ProgID="Equation.DSMT4" ShapeID="_x0000_i1077" DrawAspect="Content" ObjectID="_1841986640" r:id="rId128"/>
+          <o:OLEObject Type="Embed" ProgID="Equation.DSMT4" ShapeID="_x0000_i1077" DrawAspect="Content" ObjectID="_1841992697" r:id="rId128"/>
         </w:object>
       </w:r>
     </w:p>
@@ -19883,10 +19882,10 @@
           <w:szCs w:val="28"/>
         </w:rPr>
         <w:object w:dxaOrig="2020" w:dyaOrig="400" w14:anchorId="10DC2640">
-          <v:shape id="_x0000_i1078" type="#_x0000_t75" style="width:101.45pt;height:19.4pt" o:ole="">
+          <v:shape id="_x0000_i1078" type="#_x0000_t75" style="width:101.55pt;height:19.35pt" o:ole="">
             <v:imagedata r:id="rId129" o:title=""/>
           </v:shape>
-          <o:OLEObject Type="Embed" ProgID="Equation.DSMT4" ShapeID="_x0000_i1078" DrawAspect="Content" ObjectID="_1841986641" r:id="rId130"/>
+          <o:OLEObject Type="Embed" ProgID="Equation.DSMT4" ShapeID="_x0000_i1078" DrawAspect="Content" ObjectID="_1841992698" r:id="rId130"/>
         </w:object>
       </w:r>
       <w:r>
@@ -19906,10 +19905,10 @@
           <w:lang w:val="en-US"/>
         </w:rPr>
         <w:object w:dxaOrig="1500" w:dyaOrig="400" w14:anchorId="1EE242FB">
-          <v:shape id="_x0000_i1079" type="#_x0000_t75" style="width:74.5pt;height:19.4pt" o:ole="">
+          <v:shape id="_x0000_i1079" type="#_x0000_t75" style="width:74.7pt;height:19.35pt" o:ole="">
             <v:imagedata r:id="rId131" o:title=""/>
           </v:shape>
-          <o:OLEObject Type="Embed" ProgID="Equation.DSMT4" ShapeID="_x0000_i1079" DrawAspect="Content" ObjectID="_1841986642" r:id="rId132"/>
+          <o:OLEObject Type="Embed" ProgID="Equation.DSMT4" ShapeID="_x0000_i1079" DrawAspect="Content" ObjectID="_1841992699" r:id="rId132"/>
         </w:object>
       </w:r>
       <w:r>
@@ -20486,10 +20485,10 @@
           <w:szCs w:val="28"/>
         </w:rPr>
         <w:object w:dxaOrig="3300" w:dyaOrig="400" w14:anchorId="6CA6F6A7">
-          <v:shape id="_x0000_i1080" type="#_x0000_t75" style="width:165.3pt;height:19.4pt" o:ole="">
+          <v:shape id="_x0000_i1080" type="#_x0000_t75" style="width:165.5pt;height:19.35pt" o:ole="">
             <v:imagedata r:id="rId133" o:title=""/>
           </v:shape>
-          <o:OLEObject Type="Embed" ProgID="Equation.DSMT4" ShapeID="_x0000_i1080" DrawAspect="Content" ObjectID="_1841986643" r:id="rId134"/>
+          <o:OLEObject Type="Embed" ProgID="Equation.DSMT4" ShapeID="_x0000_i1080" DrawAspect="Content" ObjectID="_1841992700" r:id="rId134"/>
         </w:object>
       </w:r>
     </w:p>
@@ -21119,10 +21118,10 @@
           <w:lang w:val="en-US"/>
         </w:rPr>
         <w:object w:dxaOrig="2060" w:dyaOrig="700" w14:anchorId="2DE86081">
-          <v:shape id="_x0000_i1081" type="#_x0000_t75" style="width:103.3pt;height:35.05pt" o:ole="">
+          <v:shape id="_x0000_i1081" type="#_x0000_t75" style="width:103.15pt;height:34.95pt" o:ole="">
             <v:imagedata r:id="rId135" o:title=""/>
           </v:shape>
-          <o:OLEObject Type="Embed" ProgID="Equation.DSMT4" ShapeID="_x0000_i1081" DrawAspect="Content" ObjectID="_1841986644" r:id="rId136"/>
+          <o:OLEObject Type="Embed" ProgID="Equation.DSMT4" ShapeID="_x0000_i1081" DrawAspect="Content" ObjectID="_1841992701" r:id="rId136"/>
         </w:object>
       </w:r>
       <w:r>
@@ -21323,10 +21322,10 @@
           <w:lang w:val="en-US"/>
         </w:rPr>
         <w:object w:dxaOrig="2140" w:dyaOrig="680" w14:anchorId="2BBBA23E">
-          <v:shape id="_x0000_i1082" type="#_x0000_t75" style="width:107.05pt;height:33.8pt" o:ole="">
+          <v:shape id="_x0000_i1082" type="#_x0000_t75" style="width:106.95pt;height:33.85pt" o:ole="">
             <v:imagedata r:id="rId137" o:title=""/>
           </v:shape>
-          <o:OLEObject Type="Embed" ProgID="Equation.DSMT4" ShapeID="_x0000_i1082" DrawAspect="Content" ObjectID="_1841986645" r:id="rId138"/>
+          <o:OLEObject Type="Embed" ProgID="Equation.DSMT4" ShapeID="_x0000_i1082" DrawAspect="Content" ObjectID="_1841992702" r:id="rId138"/>
         </w:object>
       </w:r>
       <w:r>
@@ -23682,10 +23681,10 @@
           <w:lang w:val="en-US"/>
         </w:rPr>
         <w:object w:dxaOrig="1820" w:dyaOrig="320" w14:anchorId="12F74532">
-          <v:shape id="_x0000_i1083" type="#_x0000_t75" style="width:90.8pt;height:16.3pt" o:ole="">
+          <v:shape id="_x0000_i1083" type="#_x0000_t75" style="width:90.8pt;height:16.1pt" o:ole="">
             <v:imagedata r:id="rId143" o:title=""/>
           </v:shape>
-          <o:OLEObject Type="Embed" ProgID="Equation.DSMT4" ShapeID="_x0000_i1083" DrawAspect="Content" ObjectID="_1841986646" r:id="rId144"/>
+          <o:OLEObject Type="Embed" ProgID="Equation.DSMT4" ShapeID="_x0000_i1083" DrawAspect="Content" ObjectID="_1841992703" r:id="rId144"/>
         </w:object>
       </w:r>
       <w:r>
@@ -23705,10 +23704,10 @@
           <w:lang w:val="en-US"/>
         </w:rPr>
         <w:object w:dxaOrig="1780" w:dyaOrig="320" w14:anchorId="66534E5F">
-          <v:shape id="_x0000_i1084" type="#_x0000_t75" style="width:88.9pt;height:16.3pt" o:ole="">
+          <v:shape id="_x0000_i1084" type="#_x0000_t75" style="width:88.65pt;height:16.1pt" o:ole="">
             <v:imagedata r:id="rId145" o:title=""/>
           </v:shape>
-          <o:OLEObject Type="Embed" ProgID="Equation.DSMT4" ShapeID="_x0000_i1084" DrawAspect="Content" ObjectID="_1841986647" r:id="rId146"/>
+          <o:OLEObject Type="Embed" ProgID="Equation.DSMT4" ShapeID="_x0000_i1084" DrawAspect="Content" ObjectID="_1841992704" r:id="rId146"/>
         </w:object>
       </w:r>
     </w:p>
@@ -24813,10 +24812,10 @@
           <w:lang w:val="en-US"/>
         </w:rPr>
         <w:object w:dxaOrig="3760" w:dyaOrig="400" w14:anchorId="0D296E56">
-          <v:shape id="_x0000_i1085" type="#_x0000_t75" style="width:188.45pt;height:19.4pt" o:ole="">
+          <v:shape id="_x0000_i1085" type="#_x0000_t75" style="width:188.6pt;height:19.35pt" o:ole="">
             <v:imagedata r:id="rId147" o:title=""/>
           </v:shape>
-          <o:OLEObject Type="Embed" ProgID="Equation.DSMT4" ShapeID="_x0000_i1085" DrawAspect="Content" ObjectID="_1841986648" r:id="rId148"/>
+          <o:OLEObject Type="Embed" ProgID="Equation.DSMT4" ShapeID="_x0000_i1085" DrawAspect="Content" ObjectID="_1841992705" r:id="rId148"/>
         </w:object>
       </w:r>
       <w:r>
@@ -24848,10 +24847,10 @@
           <w:lang w:val="en-US"/>
         </w:rPr>
         <w:object w:dxaOrig="2960" w:dyaOrig="680" w14:anchorId="2E2C4D19">
-          <v:shape id="_x0000_i1086" type="#_x0000_t75" style="width:148.4pt;height:33.8pt" o:ole="">
+          <v:shape id="_x0000_i1086" type="#_x0000_t75" style="width:148.3pt;height:33.85pt" o:ole="">
             <v:imagedata r:id="rId149" o:title=""/>
           </v:shape>
-          <o:OLEObject Type="Embed" ProgID="Equation.DSMT4" ShapeID="_x0000_i1086" DrawAspect="Content" ObjectID="_1841986649" r:id="rId150"/>
+          <o:OLEObject Type="Embed" ProgID="Equation.DSMT4" ShapeID="_x0000_i1086" DrawAspect="Content" ObjectID="_1841992706" r:id="rId150"/>
         </w:object>
       </w:r>
       <w:r>
@@ -27671,6 +27670,7 @@
   <w:style w:type="character" w:default="1" w:styleId="a0">
     <w:name w:val="Default Paragraph Font"/>
     <w:uiPriority w:val="1"/>
+    <w:semiHidden/>
     <w:unhideWhenUsed/>
   </w:style>
   <w:style w:type="table" w:default="1" w:styleId="a1">

--- a/Docs/Дис Борзенков вар2/01.Глава/Глава_1.docx
+++ b/Docs/Дис Борзенков вар2/01.Глава/Глава_1.docx
@@ -313,7 +313,7 @@
           <v:shape id="_x0000_i1025" type="#_x0000_t75" style="width:264.9pt;height:20.4pt" o:ole="">
             <v:imagedata r:id="rId6" o:title=""/>
           </v:shape>
-          <o:OLEObject Type="Embed" ProgID="Equation.DSMT4" ShapeID="_x0000_i1025" DrawAspect="Content" ObjectID="_1841992645" r:id="rId7"/>
+          <o:OLEObject Type="Embed" ProgID="Equation.DSMT4" ShapeID="_x0000_i1025" DrawAspect="Content" ObjectID="_1842078924" r:id="rId7"/>
         </w:object>
       </w:r>
     </w:p>
@@ -762,7 +762,7 @@
           <v:shape id="_x0000_i1026" type="#_x0000_t75" style="width:157.95pt;height:33.85pt" o:ole="">
             <v:imagedata r:id="rId8" o:title=""/>
           </v:shape>
-          <o:OLEObject Type="Embed" ProgID="Equation.DSMT4" ShapeID="_x0000_i1026" DrawAspect="Content" ObjectID="_1841992646" r:id="rId9"/>
+          <o:OLEObject Type="Embed" ProgID="Equation.DSMT4" ShapeID="_x0000_i1026" DrawAspect="Content" ObjectID="_1842078925" r:id="rId9"/>
         </w:object>
       </w:r>
     </w:p>
@@ -1108,7 +1108,7 @@
           <v:shape id="_x0000_i1027" type="#_x0000_t75" style="width:67.7pt;height:17.75pt" o:ole="">
             <v:imagedata r:id="rId14" o:title=""/>
           </v:shape>
-          <o:OLEObject Type="Embed" ProgID="Equation.DSMT4" ShapeID="_x0000_i1027" DrawAspect="Content" ObjectID="_1841992647" r:id="rId15"/>
+          <o:OLEObject Type="Embed" ProgID="Equation.DSMT4" ShapeID="_x0000_i1027" DrawAspect="Content" ObjectID="_1842078926" r:id="rId15"/>
         </w:object>
       </w:r>
       <w:r>
@@ -1164,7 +1164,7 @@
           <v:shape id="_x0000_i1028" type="#_x0000_t75" style="width:162.8pt;height:20.4pt" o:ole="">
             <v:imagedata r:id="rId16" o:title=""/>
           </v:shape>
-          <o:OLEObject Type="Embed" ProgID="Equation.DSMT4" ShapeID="_x0000_i1028" DrawAspect="Content" ObjectID="_1841992648" r:id="rId17"/>
+          <o:OLEObject Type="Embed" ProgID="Equation.DSMT4" ShapeID="_x0000_i1028" DrawAspect="Content" ObjectID="_1842078927" r:id="rId17"/>
         </w:object>
       </w:r>
     </w:p>
@@ -1323,7 +1323,7 @@
           <v:shape id="_x0000_i1029" type="#_x0000_t75" style="width:171.4pt;height:31.15pt" o:ole="">
             <v:imagedata r:id="rId18" o:title=""/>
           </v:shape>
-          <o:OLEObject Type="Embed" ProgID="Equation.DSMT4" ShapeID="_x0000_i1029" DrawAspect="Content" ObjectID="_1841992649" r:id="rId19"/>
+          <o:OLEObject Type="Embed" ProgID="Equation.DSMT4" ShapeID="_x0000_i1029" DrawAspect="Content" ObjectID="_1842078928" r:id="rId19"/>
         </w:object>
       </w:r>
     </w:p>
@@ -3144,7 +3144,7 @@
           <v:shape id="_x0000_i1030" type="#_x0000_t75" style="width:103.7pt;height:18.8pt" o:ole="">
             <v:imagedata r:id="rId21" o:title=""/>
           </v:shape>
-          <o:OLEObject Type="Embed" ProgID="Equation.DSMT4" ShapeID="_x0000_i1030" DrawAspect="Content" ObjectID="_1841992650" r:id="rId22"/>
+          <o:OLEObject Type="Embed" ProgID="Equation.DSMT4" ShapeID="_x0000_i1030" DrawAspect="Content" ObjectID="_1842078929" r:id="rId22"/>
         </w:object>
       </w:r>
     </w:p>
@@ -3783,7 +3783,7 @@
           <v:shape id="_x0000_i1031" type="#_x0000_t75" style="width:48.35pt;height:33.85pt" o:ole="">
             <v:imagedata r:id="rId24" o:title=""/>
           </v:shape>
-          <o:OLEObject Type="Embed" ProgID="Equation.DSMT4" ShapeID="_x0000_i1031" DrawAspect="Content" ObjectID="_1841992651" r:id="rId25"/>
+          <o:OLEObject Type="Embed" ProgID="Equation.DSMT4" ShapeID="_x0000_i1031" DrawAspect="Content" ObjectID="_1842078930" r:id="rId25"/>
         </w:object>
       </w:r>
       <w:r>
@@ -4438,7 +4438,7 @@
           <v:shape id="_x0000_i1032" type="#_x0000_t75" style="width:168.2pt;height:31.15pt" o:ole="">
             <v:imagedata r:id="rId27" o:title=""/>
           </v:shape>
-          <o:OLEObject Type="Embed" ProgID="Equation.DSMT4" ShapeID="_x0000_i1032" DrawAspect="Content" ObjectID="_1841992652" r:id="rId28"/>
+          <o:OLEObject Type="Embed" ProgID="Equation.DSMT4" ShapeID="_x0000_i1032" DrawAspect="Content" ObjectID="_1842078931" r:id="rId28"/>
         </w:object>
       </w:r>
     </w:p>
@@ -4812,7 +4812,7 @@
           <v:shape id="_x0000_i1033" type="#_x0000_t75" style="width:47.8pt;height:33.85pt" o:ole="">
             <v:imagedata r:id="rId29" o:title=""/>
           </v:shape>
-          <o:OLEObject Type="Embed" ProgID="Equation.DSMT4" ShapeID="_x0000_i1033" DrawAspect="Content" ObjectID="_1841992653" r:id="rId30"/>
+          <o:OLEObject Type="Embed" ProgID="Equation.DSMT4" ShapeID="_x0000_i1033" DrawAspect="Content" ObjectID="_1842078932" r:id="rId30"/>
         </w:object>
       </w:r>
     </w:p>
@@ -5137,7 +5137,7 @@
           <v:shape id="_x0000_i1034" type="#_x0000_t75" style="width:63.95pt;height:31.7pt" o:ole="">
             <v:imagedata r:id="rId31" o:title=""/>
           </v:shape>
-          <o:OLEObject Type="Embed" ProgID="Equation.DSMT4" ShapeID="_x0000_i1034" DrawAspect="Content" ObjectID="_1841992654" r:id="rId32"/>
+          <o:OLEObject Type="Embed" ProgID="Equation.DSMT4" ShapeID="_x0000_i1034" DrawAspect="Content" ObjectID="_1842078933" r:id="rId32"/>
         </w:object>
       </w:r>
     </w:p>
@@ -5203,7 +5203,7 @@
           <v:shape id="_x0000_i1035" type="#_x0000_t75" style="width:51.6pt;height:21.5pt" o:ole="">
             <v:imagedata r:id="rId33" o:title=""/>
           </v:shape>
-          <o:OLEObject Type="Embed" ProgID="Equation.DSMT4" ShapeID="_x0000_i1035" DrawAspect="Content" ObjectID="_1841992655" r:id="rId34"/>
+          <o:OLEObject Type="Embed" ProgID="Equation.DSMT4" ShapeID="_x0000_i1035" DrawAspect="Content" ObjectID="_1842078934" r:id="rId34"/>
         </w:object>
       </w:r>
     </w:p>
@@ -5251,7 +5251,7 @@
           <v:shape id="_x0000_i1036" type="#_x0000_t75" style="width:62.85pt;height:20.4pt" o:ole="">
             <v:imagedata r:id="rId35" o:title=""/>
           </v:shape>
-          <o:OLEObject Type="Embed" ProgID="Equation.DSMT4" ShapeID="_x0000_i1036" DrawAspect="Content" ObjectID="_1841992656" r:id="rId36"/>
+          <o:OLEObject Type="Embed" ProgID="Equation.DSMT4" ShapeID="_x0000_i1036" DrawAspect="Content" ObjectID="_1842078935" r:id="rId36"/>
         </w:object>
       </w:r>
     </w:p>
@@ -5331,7 +5331,7 @@
           <v:shape id="_x0000_i1037" type="#_x0000_t75" style="width:103.7pt;height:33.85pt" o:ole="">
             <v:imagedata r:id="rId37" o:title=""/>
           </v:shape>
-          <o:OLEObject Type="Embed" ProgID="Equation.DSMT4" ShapeID="_x0000_i1037" DrawAspect="Content" ObjectID="_1841992657" r:id="rId38"/>
+          <o:OLEObject Type="Embed" ProgID="Equation.DSMT4" ShapeID="_x0000_i1037" DrawAspect="Content" ObjectID="_1842078936" r:id="rId38"/>
         </w:object>
       </w:r>
     </w:p>
@@ -5689,7 +5689,7 @@
           <v:shape id="_x0000_i1038" type="#_x0000_t75" style="width:188.6pt;height:20.4pt" o:ole="">
             <v:imagedata r:id="rId39" o:title=""/>
           </v:shape>
-          <o:OLEObject Type="Embed" ProgID="Equation.DSMT4" ShapeID="_x0000_i1038" DrawAspect="Content" ObjectID="_1841992658" r:id="rId40"/>
+          <o:OLEObject Type="Embed" ProgID="Equation.DSMT4" ShapeID="_x0000_i1038" DrawAspect="Content" ObjectID="_1842078937" r:id="rId40"/>
         </w:object>
       </w:r>
     </w:p>
@@ -6105,7 +6105,7 @@
           <v:shape id="_x0000_i1039" type="#_x0000_t75" style="width:166.05pt;height:22.05pt" o:ole="">
             <v:imagedata r:id="rId41" o:title=""/>
           </v:shape>
-          <o:OLEObject Type="Embed" ProgID="Equation.DSMT4" ShapeID="_x0000_i1039" DrawAspect="Content" ObjectID="_1841992659" r:id="rId42"/>
+          <o:OLEObject Type="Embed" ProgID="Equation.DSMT4" ShapeID="_x0000_i1039" DrawAspect="Content" ObjectID="_1842078938" r:id="rId42"/>
         </w:object>
       </w:r>
     </w:p>
@@ -6993,7 +6993,7 @@
           <v:shape id="_x0000_i1040" type="#_x0000_t75" style="width:170.85pt;height:20.4pt" o:ole="">
             <v:imagedata r:id="rId43" o:title=""/>
           </v:shape>
-          <o:OLEObject Type="Embed" ProgID="Equation.DSMT4" ShapeID="_x0000_i1040" DrawAspect="Content" ObjectID="_1841992660" r:id="rId44"/>
+          <o:OLEObject Type="Embed" ProgID="Equation.DSMT4" ShapeID="_x0000_i1040" DrawAspect="Content" ObjectID="_1842078939" r:id="rId44"/>
         </w:object>
       </w:r>
       <w:r>
@@ -7133,24 +7133,32 @@
           <w:sz w:val="28"/>
           <w:szCs w:val="28"/>
         </w:rPr>
+        <w:t>Для диссертационной логики введение Na-ion систем важно ещё и потому, что они позволяют проверить универсальность диагностико</w:t>
+      </w:r>
+      <w:r>
+        <w:rPr>
+          <w:rFonts w:ascii="Times New Roman" w:hAnsi="Times New Roman" w:cs="Times New Roman"/>
+          <w:sz w:val="28"/>
+          <w:szCs w:val="28"/>
+        </w:rPr>
+        <w:t>-</w:t>
+      </w:r>
+      <w:r>
+        <w:rPr>
+          <w:rFonts w:ascii="Times New Roman" w:hAnsi="Times New Roman" w:cs="Times New Roman"/>
+          <w:sz w:val="28"/>
+          <w:szCs w:val="28"/>
+        </w:rPr>
+        <w:t xml:space="preserve">прогностического </w:t>
+      </w:r>
+      <w:r>
+        <w:rPr>
+          <w:rFonts w:ascii="Times New Roman" w:hAnsi="Times New Roman" w:cs="Times New Roman"/>
+          <w:sz w:val="28"/>
+          <w:szCs w:val="28"/>
+        </w:rPr>
         <w:lastRenderedPageBreak/>
-        <w:t>Для диссертационной логики введение Na-ion систем важно ещё и потому, что они позволяют проверить универсальность диагностико</w:t>
-      </w:r>
-      <w:r>
-        <w:rPr>
-          <w:rFonts w:ascii="Times New Roman" w:hAnsi="Times New Roman" w:cs="Times New Roman"/>
-          <w:sz w:val="28"/>
-          <w:szCs w:val="28"/>
-        </w:rPr>
-        <w:t>-</w:t>
-      </w:r>
-      <w:r>
-        <w:rPr>
-          <w:rFonts w:ascii="Times New Roman" w:hAnsi="Times New Roman" w:cs="Times New Roman"/>
-          <w:sz w:val="28"/>
-          <w:szCs w:val="28"/>
-        </w:rPr>
-        <w:t>прогностического аппарата на химии, существенно отличающейся от классических литиевых батарей. Если модель, построенная на параметрах комплексного импеданса, сохраняет прогностическую состоятельность и для Na-ion, это резко усиливает её обобщающую ценность.</w:t>
+        <w:t>аппарата на химии, существенно отличающейся от классических литиевых батарей. Если модель, построенная на параметрах комплексного импеданса, сохраняет прогностическую состоятельность и для Na-ion, это резко усиливает её обобщающую ценность.</w:t>
       </w:r>
     </w:p>
     <w:p>
@@ -7504,16 +7512,7 @@
                 <w:sz w:val="28"/>
                 <w:szCs w:val="28"/>
               </w:rPr>
-              <w:t xml:space="preserve">потеря циклируемого лития, снижение активной площади, рост межфазного сопротивления анода, </w:t>
-            </w:r>
-            <w:r>
-              <w:rPr>
-                <w:rFonts w:ascii="Times New Roman" w:hAnsi="Times New Roman" w:cs="Times New Roman"/>
-                <w:sz w:val="28"/>
-                <w:szCs w:val="28"/>
-              </w:rPr>
-              <w:lastRenderedPageBreak/>
-              <w:t>диффузионные ограничения</w:t>
+              <w:t>потеря циклируемого лития, снижение активной площади, рост межфазного сопротивления анода, диффузионные ограничения</w:t>
             </w:r>
           </w:p>
         </w:tc>
@@ -7537,7 +7536,6 @@
                 <w:sz w:val="28"/>
                 <w:szCs w:val="28"/>
               </w:rPr>
-              <w:lastRenderedPageBreak/>
               <w:t>умеренный рост</w:t>
             </w:r>
             <w:r>
@@ -7635,6 +7633,7 @@
                 <w:sz w:val="28"/>
                 <w:szCs w:val="28"/>
               </w:rPr>
+              <w:lastRenderedPageBreak/>
               <w:t>LTO</w:t>
             </w:r>
           </w:p>
@@ -8055,33 +8054,25 @@
           <w:sz w:val="28"/>
           <w:szCs w:val="28"/>
         </w:rPr>
-        <w:t xml:space="preserve"> показывают, что каждая химическая система обладает собственным профилем доминирующих деградационных механизмов. Это означает, что универсальная диагностика возможна только при сохранении </w:t>
-      </w:r>
-      <w:r>
-        <w:rPr>
-          <w:rFonts w:ascii="Times New Roman" w:hAnsi="Times New Roman" w:cs="Times New Roman"/>
-          <w:sz w:val="28"/>
-          <w:szCs w:val="28"/>
+        <w:t xml:space="preserve"> показывают, что каждая химическая система обладает собственным профилем доминирующих деградационных механизмов. Это означает, что универсальная диагностика возможна только при сохранении единого математического ядра и одновременном введении химически-специфичных коэффициентов интерпретации.</w:t>
+      </w:r>
+    </w:p>
+    <w:p>
+      <w:pPr>
+        <w:spacing w:line="360" w:lineRule="auto"/>
+        <w:ind w:firstLine="709"/>
+        <w:jc w:val="both"/>
+        <w:rPr>
+          <w:rFonts w:ascii="Times New Roman" w:hAnsi="Times New Roman" w:cs="Times New Roman"/>
+          <w:sz w:val="28"/>
+          <w:szCs w:val="28"/>
+        </w:rPr>
+      </w:pPr>
+      <w:r>
+        <w:rPr>
+          <w:noProof/>
         </w:rPr>
         <w:lastRenderedPageBreak/>
-        <w:t>единого математического ядра и одновременном введении химически-специфичных коэффициентов интерпретации.</w:t>
-      </w:r>
-    </w:p>
-    <w:p>
-      <w:pPr>
-        <w:spacing w:line="360" w:lineRule="auto"/>
-        <w:ind w:firstLine="709"/>
-        <w:jc w:val="both"/>
-        <w:rPr>
-          <w:rFonts w:ascii="Times New Roman" w:hAnsi="Times New Roman" w:cs="Times New Roman"/>
-          <w:sz w:val="28"/>
-          <w:szCs w:val="28"/>
-        </w:rPr>
-      </w:pPr>
-      <w:r>
-        <w:rPr>
-          <w:noProof/>
-        </w:rPr>
         <w:drawing>
           <wp:inline distT="0" distB="0" distL="0" distR="0" wp14:anchorId="37E798C6" wp14:editId="3197B26A">
             <wp:extent cx="6119495" cy="3190240"/>
@@ -8230,8 +8221,16 @@
           <w:sz w:val="28"/>
           <w:szCs w:val="28"/>
         </w:rPr>
+        <w:t xml:space="preserve">Научная ценность рисунка состоит в том, что он переводит механизм старения из качественного описания в сравнительную матрицу, пригодную для дальнейшей математической параметризации. Практическая ценность состоит в </w:t>
+      </w:r>
+      <w:r>
+        <w:rPr>
+          <w:rFonts w:ascii="Times New Roman" w:hAnsi="Times New Roman" w:cs="Times New Roman"/>
+          <w:sz w:val="28"/>
+          <w:szCs w:val="28"/>
+        </w:rPr>
         <w:lastRenderedPageBreak/>
-        <w:t xml:space="preserve">Научная ценность рисунка состоит в том, что он переводит механизм старения из качественного описания в сравнительную матрицу, пригодную для дальнейшей математической параметризации. Практическая ценность состоит в возможности заранее определить, какой набор импедансных признаков должен быть приоритетным для конкретной химической системы: для NMC — ранний мониторинг </w:t>
+        <w:t xml:space="preserve">возможности заранее определить, какой набор импедансных признаков должен быть приоритетным для конкретной химической системы: для NMC — ранний мониторинг </w:t>
       </w:r>
       <w:r>
         <w:rPr>
@@ -8425,39 +8424,39 @@
           <w:sz w:val="28"/>
           <w:szCs w:val="28"/>
         </w:rPr>
+        <w:t>Рисунок 1.5 — Деградация относительной ёмкости в опытной серии циклических испытаний</w:t>
+      </w:r>
+    </w:p>
+    <w:p>
+      <w:pPr>
+        <w:spacing w:line="360" w:lineRule="auto"/>
+        <w:ind w:firstLine="709"/>
+        <w:jc w:val="both"/>
+        <w:rPr>
+          <w:rFonts w:ascii="Times New Roman" w:hAnsi="Times New Roman" w:cs="Times New Roman"/>
+          <w:sz w:val="28"/>
+          <w:szCs w:val="28"/>
+        </w:rPr>
+      </w:pPr>
+    </w:p>
+    <w:p>
+      <w:pPr>
+        <w:spacing w:line="360" w:lineRule="auto"/>
+        <w:ind w:firstLine="709"/>
+        <w:jc w:val="both"/>
+        <w:rPr>
+          <w:rFonts w:ascii="Times New Roman" w:hAnsi="Times New Roman" w:cs="Times New Roman"/>
+          <w:sz w:val="28"/>
+          <w:szCs w:val="28"/>
+        </w:rPr>
+      </w:pPr>
+      <w:r>
+        <w:rPr>
+          <w:rFonts w:ascii="Times New Roman" w:hAnsi="Times New Roman" w:cs="Times New Roman"/>
+          <w:sz w:val="28"/>
+          <w:szCs w:val="28"/>
+        </w:rPr>
         <w:lastRenderedPageBreak/>
-        <w:t>Рисунок 1.5 — Деградация относительной ёмкости в опытной серии циклических испытаний</w:t>
-      </w:r>
-    </w:p>
-    <w:p>
-      <w:pPr>
-        <w:spacing w:line="360" w:lineRule="auto"/>
-        <w:ind w:firstLine="709"/>
-        <w:jc w:val="both"/>
-        <w:rPr>
-          <w:rFonts w:ascii="Times New Roman" w:hAnsi="Times New Roman" w:cs="Times New Roman"/>
-          <w:sz w:val="28"/>
-          <w:szCs w:val="28"/>
-        </w:rPr>
-      </w:pPr>
-    </w:p>
-    <w:p>
-      <w:pPr>
-        <w:spacing w:line="360" w:lineRule="auto"/>
-        <w:ind w:firstLine="709"/>
-        <w:jc w:val="both"/>
-        <w:rPr>
-          <w:rFonts w:ascii="Times New Roman" w:hAnsi="Times New Roman" w:cs="Times New Roman"/>
-          <w:sz w:val="28"/>
-          <w:szCs w:val="28"/>
-        </w:rPr>
-      </w:pPr>
-      <w:r>
-        <w:rPr>
-          <w:rFonts w:ascii="Times New Roman" w:hAnsi="Times New Roman" w:cs="Times New Roman"/>
-          <w:sz w:val="28"/>
-          <w:szCs w:val="28"/>
-        </w:rPr>
         <w:t>На рисунке представлены зависимости C/C</w:t>
       </w:r>
       <w:r>
@@ -8616,74 +8615,66 @@
           <w:sz w:val="28"/>
           <w:szCs w:val="28"/>
         </w:rPr>
-        <w:t xml:space="preserve">Даже в тех случаях, когда потеря ёмкости остаётся умеренной, сопротивление переноса заряда может возрастать существенно быстрее. Это </w:t>
-      </w:r>
-      <w:r>
-        <w:rPr>
-          <w:rFonts w:ascii="Times New Roman" w:hAnsi="Times New Roman" w:cs="Times New Roman"/>
-          <w:sz w:val="28"/>
-          <w:szCs w:val="28"/>
+        <w:t xml:space="preserve">Даже в тех случаях, когда потеря ёмкости остаётся умеренной, сопротивление переноса заряда может возрастать существенно быстрее. Это особенно важно для тягового применения, поскольку именно </w:t>
+      </w:r>
+      <w:r>
+        <w:rPr>
+          <w:rFonts w:ascii="Times New Roman" w:hAnsi="Times New Roman" w:cs="Times New Roman"/>
+          <w:i/>
+          <w:iCs/>
+          <w:sz w:val="28"/>
+          <w:szCs w:val="28"/>
+        </w:rPr>
+        <w:t>R</w:t>
+      </w:r>
+      <w:r>
+        <w:rPr>
+          <w:rFonts w:ascii="Times New Roman" w:hAnsi="Times New Roman" w:cs="Times New Roman"/>
+          <w:i/>
+          <w:iCs/>
+          <w:sz w:val="28"/>
+          <w:szCs w:val="28"/>
+          <w:vertAlign w:val="subscript"/>
+        </w:rPr>
+        <w:t>ct</w:t>
+      </w:r>
+      <w:r>
+        <w:rPr>
+          <w:rFonts w:ascii="Times New Roman" w:hAnsi="Times New Roman" w:cs="Times New Roman"/>
+          <w:sz w:val="28"/>
+          <w:szCs w:val="28"/>
+        </w:rPr>
+        <w:t xml:space="preserve"> потерями и точностью прогноза остаточного ресурса.</w:t>
+      </w:r>
+    </w:p>
+    <w:p>
+      <w:pPr>
+        <w:spacing w:line="360" w:lineRule="auto"/>
+        <w:ind w:firstLine="709"/>
+        <w:jc w:val="both"/>
+        <w:rPr>
+          <w:rFonts w:ascii="Times New Roman" w:hAnsi="Times New Roman" w:cs="Times New Roman"/>
+          <w:sz w:val="28"/>
+          <w:szCs w:val="28"/>
+        </w:rPr>
+      </w:pPr>
+    </w:p>
+    <w:p>
+      <w:pPr>
+        <w:spacing w:line="360" w:lineRule="auto"/>
+        <w:ind w:firstLine="709"/>
+        <w:jc w:val="both"/>
+        <w:rPr>
+          <w:rFonts w:ascii="Times New Roman" w:hAnsi="Times New Roman" w:cs="Times New Roman"/>
+          <w:sz w:val="28"/>
+          <w:szCs w:val="28"/>
+        </w:rPr>
+      </w:pPr>
+      <w:r>
+        <w:rPr>
+          <w:noProof/>
         </w:rPr>
         <w:lastRenderedPageBreak/>
-        <w:t xml:space="preserve">особенно важно для тягового применения, поскольку именно </w:t>
-      </w:r>
-      <w:r>
-        <w:rPr>
-          <w:rFonts w:ascii="Times New Roman" w:hAnsi="Times New Roman" w:cs="Times New Roman"/>
-          <w:i/>
-          <w:iCs/>
-          <w:sz w:val="28"/>
-          <w:szCs w:val="28"/>
-        </w:rPr>
-        <w:t>R</w:t>
-      </w:r>
-      <w:r>
-        <w:rPr>
-          <w:rFonts w:ascii="Times New Roman" w:hAnsi="Times New Roman" w:cs="Times New Roman"/>
-          <w:i/>
-          <w:iCs/>
-          <w:sz w:val="28"/>
-          <w:szCs w:val="28"/>
-          <w:vertAlign w:val="subscript"/>
-        </w:rPr>
-        <w:t>ct</w:t>
-      </w:r>
-      <w:r>
-        <w:rPr>
-          <w:rFonts w:ascii="Times New Roman" w:hAnsi="Times New Roman" w:cs="Times New Roman"/>
-          <w:sz w:val="28"/>
-          <w:szCs w:val="28"/>
-        </w:rPr>
-        <w:t xml:space="preserve"> потерями и точностью прогноза остаточного ресурса.</w:t>
-      </w:r>
-    </w:p>
-    <w:p>
-      <w:pPr>
-        <w:spacing w:line="360" w:lineRule="auto"/>
-        <w:ind w:firstLine="709"/>
-        <w:jc w:val="both"/>
-        <w:rPr>
-          <w:rFonts w:ascii="Times New Roman" w:hAnsi="Times New Roman" w:cs="Times New Roman"/>
-          <w:sz w:val="28"/>
-          <w:szCs w:val="28"/>
-        </w:rPr>
-      </w:pPr>
-    </w:p>
-    <w:p>
-      <w:pPr>
-        <w:spacing w:line="360" w:lineRule="auto"/>
-        <w:ind w:firstLine="709"/>
-        <w:jc w:val="both"/>
-        <w:rPr>
-          <w:rFonts w:ascii="Times New Roman" w:hAnsi="Times New Roman" w:cs="Times New Roman"/>
-          <w:sz w:val="28"/>
-          <w:szCs w:val="28"/>
-        </w:rPr>
-      </w:pPr>
-      <w:r>
-        <w:rPr>
-          <w:noProof/>
-        </w:rPr>
         <w:drawing>
           <wp:inline distT="0" distB="0" distL="0" distR="0" wp14:anchorId="77CA056E" wp14:editId="05861BDC">
             <wp:extent cx="6119495" cy="3638550"/>
@@ -9062,56 +9053,48 @@
           <w:sz w:val="28"/>
           <w:szCs w:val="28"/>
         </w:rPr>
-        <w:t xml:space="preserve">Практическая ценность рисунка состоит в том, что он позволяет заранее оценивать потерю </w:t>
-      </w:r>
-      <w:r>
-        <w:rPr>
-          <w:rFonts w:ascii="Times New Roman" w:hAnsi="Times New Roman" w:cs="Times New Roman"/>
-          <w:sz w:val="28"/>
-          <w:szCs w:val="28"/>
+        <w:t>Практическая ценность рисунка состоит в том, что он позволяет заранее оценивать потерю доступной мощности батарейного модуля ещё до достижения формального порога конца ресурса по ёмкости.</w:t>
+      </w:r>
+    </w:p>
+    <w:p>
+      <w:pPr>
+        <w:spacing w:line="360" w:lineRule="auto"/>
+        <w:ind w:firstLine="709"/>
+        <w:jc w:val="both"/>
+        <w:rPr>
+          <w:rFonts w:ascii="Times New Roman" w:hAnsi="Times New Roman" w:cs="Times New Roman"/>
+          <w:sz w:val="28"/>
+          <w:szCs w:val="28"/>
+        </w:rPr>
+      </w:pPr>
+      <w:r>
+        <w:rPr>
+          <w:rFonts w:ascii="Times New Roman" w:hAnsi="Times New Roman" w:cs="Times New Roman"/>
+          <w:sz w:val="28"/>
+          <w:szCs w:val="28"/>
+        </w:rPr>
+        <w:t>Наконец, для всех рассматриваемых химий существенным остаётся температурный фактор.</w:t>
+      </w:r>
+    </w:p>
+    <w:p>
+      <w:pPr>
+        <w:spacing w:line="360" w:lineRule="auto"/>
+        <w:ind w:firstLine="709"/>
+        <w:jc w:val="both"/>
+        <w:rPr>
+          <w:rFonts w:ascii="Times New Roman" w:hAnsi="Times New Roman" w:cs="Times New Roman"/>
+          <w:sz w:val="28"/>
+          <w:szCs w:val="28"/>
+        </w:rPr>
+      </w:pPr>
+      <w:r>
+        <w:rPr>
+          <w:rFonts w:ascii="Times New Roman" w:hAnsi="Times New Roman" w:cs="Times New Roman"/>
+          <w:sz w:val="28"/>
+          <w:szCs w:val="28"/>
+          <w:highlight w:val="yellow"/>
         </w:rPr>
         <w:lastRenderedPageBreak/>
-        <w:t>доступной мощности батарейного модуля ещё до достижения формального порога конца ресурса по ёмкости.</w:t>
-      </w:r>
-    </w:p>
-    <w:p>
-      <w:pPr>
-        <w:spacing w:line="360" w:lineRule="auto"/>
-        <w:ind w:firstLine="709"/>
-        <w:jc w:val="both"/>
-        <w:rPr>
-          <w:rFonts w:ascii="Times New Roman" w:hAnsi="Times New Roman" w:cs="Times New Roman"/>
-          <w:sz w:val="28"/>
-          <w:szCs w:val="28"/>
-        </w:rPr>
-      </w:pPr>
-      <w:r>
-        <w:rPr>
-          <w:rFonts w:ascii="Times New Roman" w:hAnsi="Times New Roman" w:cs="Times New Roman"/>
-          <w:sz w:val="28"/>
-          <w:szCs w:val="28"/>
-        </w:rPr>
-        <w:t>Наконец, для всех рассматриваемых химий существенным остаётся температурный фактор.</w:t>
-      </w:r>
-    </w:p>
-    <w:p>
-      <w:pPr>
-        <w:spacing w:line="360" w:lineRule="auto"/>
-        <w:ind w:firstLine="709"/>
-        <w:jc w:val="both"/>
-        <w:rPr>
-          <w:rFonts w:ascii="Times New Roman" w:hAnsi="Times New Roman" w:cs="Times New Roman"/>
-          <w:sz w:val="28"/>
-          <w:szCs w:val="28"/>
-        </w:rPr>
-      </w:pPr>
-      <w:r>
-        <w:rPr>
-          <w:rFonts w:ascii="Times New Roman" w:hAnsi="Times New Roman" w:cs="Times New Roman"/>
-          <w:sz w:val="28"/>
-          <w:szCs w:val="28"/>
-          <w:highlight w:val="yellow"/>
-        </w:rPr>
         <w:t>Термочувствительность</w:t>
       </w:r>
       <w:r>
@@ -9319,8 +9302,37 @@
           <w:sz w:val="28"/>
           <w:szCs w:val="28"/>
         </w:rPr>
-        <w:t xml:space="preserve"> для NMC, LFP, LTO и Na-ion систем при повышении температуры. Все кривые имеют нелинейный возрастающий характер, </w:t>
-      </w:r>
+        <w:t xml:space="preserve"> для NMC, LFP, LTO и Na-ion систем при повышении температуры. Все кривые имеют нелинейный возрастающий характер, согласующийся с </w:t>
+      </w:r>
+      <w:r>
+        <w:rPr>
+          <w:rFonts w:ascii="Times New Roman" w:hAnsi="Times New Roman" w:cs="Times New Roman"/>
+          <w:sz w:val="28"/>
+          <w:szCs w:val="28"/>
+          <w:highlight w:val="yellow"/>
+        </w:rPr>
+        <w:t>аррениусовской природой деградации</w:t>
+      </w:r>
+      <w:r>
+        <w:rPr>
+          <w:rFonts w:ascii="Times New Roman" w:hAnsi="Times New Roman" w:cs="Times New Roman"/>
+          <w:sz w:val="28"/>
+          <w:szCs w:val="28"/>
+        </w:rPr>
+        <w:t>. Наиболее чувствительными оказываются NMC и Na-ion системы, тогда как LTO демонстрирует наименьшее относительное ускорение старения.</w:t>
+      </w:r>
+    </w:p>
+    <w:p>
+      <w:pPr>
+        <w:spacing w:line="360" w:lineRule="auto"/>
+        <w:ind w:firstLine="709"/>
+        <w:jc w:val="both"/>
+        <w:rPr>
+          <w:rFonts w:ascii="Times New Roman" w:hAnsi="Times New Roman" w:cs="Times New Roman"/>
+          <w:sz w:val="28"/>
+          <w:szCs w:val="28"/>
+        </w:rPr>
+      </w:pPr>
       <w:r>
         <w:rPr>
           <w:rFonts w:ascii="Times New Roman" w:hAnsi="Times New Roman" w:cs="Times New Roman"/>
@@ -9328,43 +9340,6 @@
           <w:szCs w:val="28"/>
         </w:rPr>
         <w:lastRenderedPageBreak/>
-        <w:t xml:space="preserve">согласующийся с </w:t>
-      </w:r>
-      <w:r>
-        <w:rPr>
-          <w:rFonts w:ascii="Times New Roman" w:hAnsi="Times New Roman" w:cs="Times New Roman"/>
-          <w:sz w:val="28"/>
-          <w:szCs w:val="28"/>
-          <w:highlight w:val="yellow"/>
-        </w:rPr>
-        <w:t>аррениусовской природой деградации</w:t>
-      </w:r>
-      <w:r>
-        <w:rPr>
-          <w:rFonts w:ascii="Times New Roman" w:hAnsi="Times New Roman" w:cs="Times New Roman"/>
-          <w:sz w:val="28"/>
-          <w:szCs w:val="28"/>
-        </w:rPr>
-        <w:t>. Наиболее чувствительными оказываются NMC и Na-ion системы, тогда как LTO демонстрирует наименьшее относительное ускорение старения.</w:t>
-      </w:r>
-    </w:p>
-    <w:p>
-      <w:pPr>
-        <w:spacing w:line="360" w:lineRule="auto"/>
-        <w:ind w:firstLine="709"/>
-        <w:jc w:val="both"/>
-        <w:rPr>
-          <w:rFonts w:ascii="Times New Roman" w:hAnsi="Times New Roman" w:cs="Times New Roman"/>
-          <w:sz w:val="28"/>
-          <w:szCs w:val="28"/>
-        </w:rPr>
-      </w:pPr>
-      <w:r>
-        <w:rPr>
-          <w:rFonts w:ascii="Times New Roman" w:hAnsi="Times New Roman" w:cs="Times New Roman"/>
-          <w:sz w:val="28"/>
-          <w:szCs w:val="28"/>
-        </w:rPr>
         <w:t>Научная ценность рисунка заключается в подтверждении необходимости явного температурного параметра в модели деградации. Практическая польза состоит в возможности корректировки прогноза остаточного ресурса в зависимости от реального теплового режима эксплуатации, а также в выборе приоритетных мер теплового управления для конкретной химии.</w:t>
       </w:r>
     </w:p>
@@ -9454,7 +9429,87 @@
           <w:sz w:val="28"/>
           <w:szCs w:val="28"/>
         </w:rPr>
-        <w:t xml:space="preserve">Оценка технического состояния тяговой аккумуляторной батареи требует использования системы взаимосвязанных диагностических параметров, поскольку ни один отдельный показатель не способен одновременно описать запас энергии, степень деградации, доступную мощность и ожидаемый остаточный срок службы. В инженерной и научной практике для этих целей </w:t>
+        <w:t xml:space="preserve">Оценка технического состояния тяговой аккумуляторной батареи требует использования системы взаимосвязанных диагностических параметров, поскольку ни один отдельный показатель не способен одновременно описать запас энергии, степень деградации, доступную мощность и ожидаемый остаточный срок службы. В инженерной и научной практике для этих целей применяются четыре базовых индикатора: состояние заряда </w:t>
+      </w:r>
+      <w:r>
+        <w:rPr>
+          <w:rFonts w:ascii="Times New Roman" w:hAnsi="Times New Roman" w:cs="Times New Roman"/>
+          <w:i/>
+          <w:iCs/>
+          <w:sz w:val="28"/>
+          <w:szCs w:val="28"/>
+        </w:rPr>
+        <w:t>SOC</w:t>
+      </w:r>
+      <w:r>
+        <w:rPr>
+          <w:rFonts w:ascii="Times New Roman" w:hAnsi="Times New Roman" w:cs="Times New Roman"/>
+          <w:sz w:val="28"/>
+          <w:szCs w:val="28"/>
+        </w:rPr>
+        <w:t xml:space="preserve">, </w:t>
+      </w:r>
+      <w:r>
+        <w:rPr>
+          <w:rFonts w:ascii="Times New Roman" w:hAnsi="Times New Roman" w:cs="Times New Roman"/>
+          <w:sz w:val="28"/>
+          <w:szCs w:val="28"/>
+        </w:rPr>
+        <w:t xml:space="preserve">состояние здоровья </w:t>
+      </w:r>
+      <w:r>
+        <w:rPr>
+          <w:rFonts w:ascii="Times New Roman" w:hAnsi="Times New Roman" w:cs="Times New Roman"/>
+          <w:i/>
+          <w:iCs/>
+          <w:sz w:val="28"/>
+          <w:szCs w:val="28"/>
+        </w:rPr>
+        <w:t>SOH</w:t>
+      </w:r>
+      <w:r>
+        <w:rPr>
+          <w:rFonts w:ascii="Times New Roman" w:hAnsi="Times New Roman" w:cs="Times New Roman"/>
+          <w:sz w:val="28"/>
+          <w:szCs w:val="28"/>
+        </w:rPr>
+        <w:t xml:space="preserve">, состояние мощности </w:t>
+      </w:r>
+      <w:r>
+        <w:rPr>
+          <w:rFonts w:ascii="Times New Roman" w:hAnsi="Times New Roman" w:cs="Times New Roman"/>
+          <w:i/>
+          <w:iCs/>
+          <w:sz w:val="28"/>
+          <w:szCs w:val="28"/>
+        </w:rPr>
+        <w:t>SOF</w:t>
+      </w:r>
+      <w:r>
+        <w:rPr>
+          <w:rFonts w:ascii="Times New Roman" w:hAnsi="Times New Roman" w:cs="Times New Roman"/>
+          <w:sz w:val="28"/>
+          <w:szCs w:val="28"/>
+        </w:rPr>
+        <w:t xml:space="preserve"> и остаточный ресурс </w:t>
+      </w:r>
+      <w:r>
+        <w:rPr>
+          <w:rFonts w:ascii="Times New Roman" w:hAnsi="Times New Roman" w:cs="Times New Roman"/>
+          <w:i/>
+          <w:iCs/>
+          <w:sz w:val="28"/>
+          <w:szCs w:val="28"/>
+        </w:rPr>
+        <w:t>RUL</w:t>
+      </w:r>
+      <w:r>
+        <w:rPr>
+          <w:rFonts w:ascii="Times New Roman" w:hAnsi="Times New Roman" w:cs="Times New Roman"/>
+          <w:sz w:val="28"/>
+          <w:szCs w:val="28"/>
+        </w:rPr>
+        <w:t xml:space="preserve">. В рамках настоящего исследования данные показатели рассматриваются не как </w:t>
       </w:r>
       <w:r>
         <w:rPr>
@@ -9463,87 +9518,7 @@
           <w:szCs w:val="28"/>
         </w:rPr>
         <w:lastRenderedPageBreak/>
-        <w:t xml:space="preserve">применяются четыре базовых индикатора: состояние заряда </w:t>
-      </w:r>
-      <w:r>
-        <w:rPr>
-          <w:rFonts w:ascii="Times New Roman" w:hAnsi="Times New Roman" w:cs="Times New Roman"/>
-          <w:i/>
-          <w:iCs/>
-          <w:sz w:val="28"/>
-          <w:szCs w:val="28"/>
-        </w:rPr>
-        <w:t>SOC</w:t>
-      </w:r>
-      <w:r>
-        <w:rPr>
-          <w:rFonts w:ascii="Times New Roman" w:hAnsi="Times New Roman" w:cs="Times New Roman"/>
-          <w:sz w:val="28"/>
-          <w:szCs w:val="28"/>
-        </w:rPr>
-        <w:t xml:space="preserve">, </w:t>
-      </w:r>
-      <w:r>
-        <w:rPr>
-          <w:rFonts w:ascii="Times New Roman" w:hAnsi="Times New Roman" w:cs="Times New Roman"/>
-          <w:sz w:val="28"/>
-          <w:szCs w:val="28"/>
-        </w:rPr>
-        <w:t xml:space="preserve">состояние здоровья </w:t>
-      </w:r>
-      <w:r>
-        <w:rPr>
-          <w:rFonts w:ascii="Times New Roman" w:hAnsi="Times New Roman" w:cs="Times New Roman"/>
-          <w:i/>
-          <w:iCs/>
-          <w:sz w:val="28"/>
-          <w:szCs w:val="28"/>
-        </w:rPr>
-        <w:t>SOH</w:t>
-      </w:r>
-      <w:r>
-        <w:rPr>
-          <w:rFonts w:ascii="Times New Roman" w:hAnsi="Times New Roman" w:cs="Times New Roman"/>
-          <w:sz w:val="28"/>
-          <w:szCs w:val="28"/>
-        </w:rPr>
-        <w:t xml:space="preserve">, состояние мощности </w:t>
-      </w:r>
-      <w:r>
-        <w:rPr>
-          <w:rFonts w:ascii="Times New Roman" w:hAnsi="Times New Roman" w:cs="Times New Roman"/>
-          <w:i/>
-          <w:iCs/>
-          <w:sz w:val="28"/>
-          <w:szCs w:val="28"/>
-        </w:rPr>
-        <w:t>SOF</w:t>
-      </w:r>
-      <w:r>
-        <w:rPr>
-          <w:rFonts w:ascii="Times New Roman" w:hAnsi="Times New Roman" w:cs="Times New Roman"/>
-          <w:sz w:val="28"/>
-          <w:szCs w:val="28"/>
-        </w:rPr>
-        <w:t xml:space="preserve"> и остаточный ресурс </w:t>
-      </w:r>
-      <w:r>
-        <w:rPr>
-          <w:rFonts w:ascii="Times New Roman" w:hAnsi="Times New Roman" w:cs="Times New Roman"/>
-          <w:i/>
-          <w:iCs/>
-          <w:sz w:val="28"/>
-          <w:szCs w:val="28"/>
-        </w:rPr>
-        <w:t>RUL</w:t>
-      </w:r>
-      <w:r>
-        <w:rPr>
-          <w:rFonts w:ascii="Times New Roman" w:hAnsi="Times New Roman" w:cs="Times New Roman"/>
-          <w:sz w:val="28"/>
-          <w:szCs w:val="28"/>
-        </w:rPr>
-        <w:t>. В рамках настоящего исследования данные показатели рассматриваются не как независимые эмпирические величины, а как параметры единой диагностико-прогностической системы</w:t>
+        <w:t>независимые эмпирические величины, а как параметры единой диагностико-прогностической системы</w:t>
       </w:r>
       <w:r>
         <w:rPr>
@@ -9943,7 +9918,7 @@
           <v:shape id="_x0000_i1041" type="#_x0000_t75" style="width:106.95pt;height:33.85pt" o:ole="">
             <v:imagedata r:id="rId49" o:title=""/>
           </v:shape>
-          <o:OLEObject Type="Embed" ProgID="Equation.DSMT4" ShapeID="_x0000_i1041" DrawAspect="Content" ObjectID="_1841992661" r:id="rId50"/>
+          <o:OLEObject Type="Embed" ProgID="Equation.DSMT4" ShapeID="_x0000_i1041" DrawAspect="Content" ObjectID="_1842078940" r:id="rId50"/>
         </w:object>
       </w:r>
     </w:p>
@@ -9977,7 +9952,6 @@
           <w:sz w:val="28"/>
           <w:szCs w:val="28"/>
         </w:rPr>
-        <w:lastRenderedPageBreak/>
         <w:t>Если заряд оценивается через ток нагрузки, то из закона сохранения заряда следует выражение</w:t>
       </w:r>
     </w:p>
@@ -10017,7 +9991,7 @@
           <v:shape id="_x0000_i1042" type="#_x0000_t75" style="width:157.95pt;height:33.85pt" o:ole="">
             <v:imagedata r:id="rId51" o:title=""/>
           </v:shape>
-          <o:OLEObject Type="Embed" ProgID="Equation.DSMT4" ShapeID="_x0000_i1042" DrawAspect="Content" ObjectID="_1841992662" r:id="rId52"/>
+          <o:OLEObject Type="Embed" ProgID="Equation.DSMT4" ShapeID="_x0000_i1042" DrawAspect="Content" ObjectID="_1842078941" r:id="rId52"/>
         </w:object>
       </w:r>
     </w:p>
@@ -10247,16 +10221,7 @@
           <w:sz w:val="28"/>
           <w:szCs w:val="28"/>
         </w:rPr>
-        <w:t xml:space="preserve">В опытной серии нагрузочных испытаний была выполнена оценка состояния заряда батарейного модуля по методу кулоновского счёта и </w:t>
-      </w:r>
-      <w:r>
-        <w:rPr>
-          <w:rFonts w:ascii="Times New Roman" w:hAnsi="Times New Roman" w:cs="Times New Roman"/>
-          <w:sz w:val="28"/>
-          <w:szCs w:val="28"/>
-        </w:rPr>
-        <w:lastRenderedPageBreak/>
-        <w:t>сопоставлена с эталонным значением, полученным по совмещённой токо-</w:t>
+        <w:t>В опытной серии нагрузочных испытаний была выполнена оценка состояния заряда батарейного модуля по методу кулоновского счёта и сопоставлена с эталонным значением, полученным по совмещённой токо-</w:t>
       </w:r>
       <w:r>
         <w:rPr>
@@ -10458,44 +10423,52 @@
           <w:sz w:val="28"/>
           <w:szCs w:val="28"/>
         </w:rPr>
+        <w:t xml:space="preserve">Научная ценность рисунка заключается в демонстрации методологического ограничения классического кулоновского счёта. Это подтверждает, что параметр </w:t>
+      </w:r>
+      <w:r>
+        <w:rPr>
+          <w:rFonts w:ascii="Times New Roman" w:hAnsi="Times New Roman" w:cs="Times New Roman"/>
+          <w:i/>
+          <w:iCs/>
+          <w:sz w:val="28"/>
+          <w:szCs w:val="28"/>
+        </w:rPr>
+        <w:t>SOC</w:t>
+      </w:r>
+      <w:r>
+        <w:rPr>
+          <w:rFonts w:ascii="Times New Roman" w:hAnsi="Times New Roman" w:cs="Times New Roman"/>
+          <w:sz w:val="28"/>
+          <w:szCs w:val="28"/>
+        </w:rPr>
+        <w:t xml:space="preserve"> сам по себе не может служить базой для надёжной оценки ресурса. Практическая ценность рисунка состоит в обосновании необходимости совместного использования </w:t>
+      </w:r>
+      <w:r>
+        <w:rPr>
+          <w:rFonts w:ascii="Times New Roman" w:hAnsi="Times New Roman" w:cs="Times New Roman"/>
+          <w:i/>
+          <w:iCs/>
+          <w:sz w:val="28"/>
+          <w:szCs w:val="28"/>
+        </w:rPr>
+        <w:t>SOC</w:t>
+      </w:r>
+      <w:r>
+        <w:rPr>
+          <w:rFonts w:ascii="Times New Roman" w:hAnsi="Times New Roman" w:cs="Times New Roman"/>
+          <w:sz w:val="28"/>
+          <w:szCs w:val="28"/>
+        </w:rPr>
+        <w:t xml:space="preserve">-оценки с </w:t>
+      </w:r>
+      <w:r>
+        <w:rPr>
+          <w:rFonts w:ascii="Times New Roman" w:hAnsi="Times New Roman" w:cs="Times New Roman"/>
+          <w:sz w:val="28"/>
+          <w:szCs w:val="28"/>
+        </w:rPr>
         <w:lastRenderedPageBreak/>
-        <w:t xml:space="preserve">Научная ценность рисунка заключается в демонстрации методологического ограничения классического кулоновского счёта. Это подтверждает, что параметр </w:t>
-      </w:r>
-      <w:r>
-        <w:rPr>
-          <w:rFonts w:ascii="Times New Roman" w:hAnsi="Times New Roman" w:cs="Times New Roman"/>
-          <w:i/>
-          <w:iCs/>
-          <w:sz w:val="28"/>
-          <w:szCs w:val="28"/>
-        </w:rPr>
-        <w:t>SOC</w:t>
-      </w:r>
-      <w:r>
-        <w:rPr>
-          <w:rFonts w:ascii="Times New Roman" w:hAnsi="Times New Roman" w:cs="Times New Roman"/>
-          <w:sz w:val="28"/>
-          <w:szCs w:val="28"/>
-        </w:rPr>
-        <w:t xml:space="preserve"> сам по себе не может служить базой для надёжной оценки ресурса. Практическая ценность рисунка состоит в обосновании необходимости совместного использования </w:t>
-      </w:r>
-      <w:r>
-        <w:rPr>
-          <w:rFonts w:ascii="Times New Roman" w:hAnsi="Times New Roman" w:cs="Times New Roman"/>
-          <w:i/>
-          <w:iCs/>
-          <w:sz w:val="28"/>
-          <w:szCs w:val="28"/>
-        </w:rPr>
-        <w:t>SOC</w:t>
-      </w:r>
-      <w:r>
-        <w:rPr>
-          <w:rFonts w:ascii="Times New Roman" w:hAnsi="Times New Roman" w:cs="Times New Roman"/>
-          <w:sz w:val="28"/>
-          <w:szCs w:val="28"/>
-        </w:rPr>
-        <w:t>-оценки с деградационными и импедансными индикаторами, особенно в системах управления тяговыми батареями электротранспорта.</w:t>
+        <w:t>деградационными и импедансными индикаторами, особенно в системах управления тяговыми батареями электротранспорта.</w:t>
       </w:r>
     </w:p>
     <w:p>
@@ -10623,7 +10596,7 @@
           <v:shape id="_x0000_i1043" type="#_x0000_t75" style="width:96.2pt;height:33.85pt" o:ole="">
             <v:imagedata r:id="rId54" o:title=""/>
           </v:shape>
-          <o:OLEObject Type="Embed" ProgID="Equation.DSMT4" ShapeID="_x0000_i1043" DrawAspect="Content" ObjectID="_1841992663" r:id="rId55"/>
+          <o:OLEObject Type="Embed" ProgID="Equation.DSMT4" ShapeID="_x0000_i1043" DrawAspect="Content" ObjectID="_1842078942" r:id="rId55"/>
         </w:object>
       </w:r>
     </w:p>
@@ -10839,7 +10812,7 @@
           <v:shape id="_x0000_i1044" type="#_x0000_t75" style="width:97.25pt;height:33.85pt" o:ole="">
             <v:imagedata r:id="rId56" o:title=""/>
           </v:shape>
-          <o:OLEObject Type="Embed" ProgID="Equation.DSMT4" ShapeID="_x0000_i1044" DrawAspect="Content" ObjectID="_1841992664" r:id="rId57"/>
+          <o:OLEObject Type="Embed" ProgID="Equation.DSMT4" ShapeID="_x0000_i1044" DrawAspect="Content" ObjectID="_1842078943" r:id="rId57"/>
         </w:object>
       </w:r>
     </w:p>
@@ -10886,7 +10859,7 @@
           <v:shape id="_x0000_i1045" type="#_x0000_t75" style="width:77.9pt;height:17.75pt" o:ole="">
             <v:imagedata r:id="rId58" o:title=""/>
           </v:shape>
-          <o:OLEObject Type="Embed" ProgID="Equation.DSMT4" ShapeID="_x0000_i1045" DrawAspect="Content" ObjectID="_1841992665" r:id="rId59"/>
+          <o:OLEObject Type="Embed" ProgID="Equation.DSMT4" ShapeID="_x0000_i1045" DrawAspect="Content" ObjectID="_1842078944" r:id="rId59"/>
         </w:object>
       </w:r>
     </w:p>
@@ -10976,7 +10949,6 @@
           <w:rFonts w:ascii="Times New Roman" w:hAnsi="Times New Roman" w:cs="Times New Roman"/>
           <w:sz w:val="28"/>
           <w:szCs w:val="28"/>
-          <w:lang w:val="en-US"/>
         </w:rPr>
       </w:pPr>
       <w:r>
@@ -10990,7 +10962,7 @@
           <v:shape id="_x0000_i1046" type="#_x0000_t75" style="width:47.8pt;height:33.85pt" o:ole="">
             <v:imagedata r:id="rId60" o:title=""/>
           </v:shape>
-          <o:OLEObject Type="Embed" ProgID="Equation.DSMT4" ShapeID="_x0000_i1046" DrawAspect="Content" ObjectID="_1841992666" r:id="rId61"/>
+          <o:OLEObject Type="Embed" ProgID="Equation.DSMT4" ShapeID="_x0000_i1046" DrawAspect="Content" ObjectID="_1842078945" r:id="rId61"/>
         </w:object>
       </w:r>
       <w:r>
@@ -11248,9 +11220,9 @@
       </w:tblPr>
       <w:tblGrid>
         <w:gridCol w:w="2390"/>
-        <w:gridCol w:w="2672"/>
-        <w:gridCol w:w="2197"/>
-        <w:gridCol w:w="2368"/>
+        <w:gridCol w:w="2667"/>
+        <w:gridCol w:w="2201"/>
+        <w:gridCol w:w="2369"/>
       </w:tblGrid>
       <w:tr>
         <w:tc>
@@ -11274,7 +11246,6 @@
                 <w:sz w:val="28"/>
                 <w:szCs w:val="28"/>
               </w:rPr>
-              <w:lastRenderedPageBreak/>
               <w:t>Форма показателя</w:t>
             </w:r>
           </w:p>
@@ -11408,7 +11379,7 @@
                 <v:shape id="_x0000_i1047" type="#_x0000_t75" style="width:81.65pt;height:17.75pt" o:ole="">
                   <v:imagedata r:id="rId62" o:title=""/>
                 </v:shape>
-                <o:OLEObject Type="Embed" ProgID="Equation.DSMT4" ShapeID="_x0000_i1047" DrawAspect="Content" ObjectID="_1841992667" r:id="rId63"/>
+                <o:OLEObject Type="Embed" ProgID="Equation.DSMT4" ShapeID="_x0000_i1047" DrawAspect="Content" ObjectID="_1842078946" r:id="rId63"/>
               </w:object>
             </w:r>
           </w:p>
@@ -11434,7 +11405,16 @@
                 <w:sz w:val="28"/>
                 <w:szCs w:val="28"/>
               </w:rPr>
-              <w:t>Потеря способности накапливать заряд</w:t>
+              <w:t xml:space="preserve">Потеря способности </w:t>
+            </w:r>
+            <w:r>
+              <w:rPr>
+                <w:rFonts w:ascii="Times New Roman" w:hAnsi="Times New Roman" w:cs="Times New Roman"/>
+                <w:sz w:val="28"/>
+                <w:szCs w:val="28"/>
+              </w:rPr>
+              <w:lastRenderedPageBreak/>
+              <w:t>накапливать заряд</w:t>
             </w:r>
           </w:p>
         </w:tc>
@@ -11458,7 +11438,17 @@
                 <w:sz w:val="28"/>
                 <w:szCs w:val="28"/>
               </w:rPr>
-              <w:t xml:space="preserve">Слабая чувствительность к раннему </w:t>
+              <w:lastRenderedPageBreak/>
+              <w:t xml:space="preserve">Слабая чувствительность </w:t>
+            </w:r>
+            <w:r>
+              <w:rPr>
+                <w:rFonts w:ascii="Times New Roman" w:hAnsi="Times New Roman" w:cs="Times New Roman"/>
+                <w:sz w:val="28"/>
+                <w:szCs w:val="28"/>
+              </w:rPr>
+              <w:lastRenderedPageBreak/>
+              <w:t xml:space="preserve">к раннему </w:t>
             </w:r>
             <w:r>
               <w:rPr>
@@ -11493,6 +11483,7 @@
                 <w:sz w:val="28"/>
                 <w:szCs w:val="28"/>
               </w:rPr>
+              <w:lastRenderedPageBreak/>
               <w:t>Резистивная</w:t>
             </w:r>
           </w:p>
@@ -11522,7 +11513,7 @@
                 <v:shape id="_x0000_i1048" type="#_x0000_t75" style="width:80.6pt;height:17.75pt" o:ole="">
                   <v:imagedata r:id="rId64" o:title=""/>
                 </v:shape>
-                <o:OLEObject Type="Embed" ProgID="Equation.DSMT4" ShapeID="_x0000_i1048" DrawAspect="Content" ObjectID="_1841992668" r:id="rId65"/>
+                <o:OLEObject Type="Embed" ProgID="Equation.DSMT4" ShapeID="_x0000_i1048" DrawAspect="Content" ObjectID="_1842078947" r:id="rId65"/>
               </w:object>
             </w:r>
           </w:p>
@@ -11626,7 +11617,7 @@
                 <v:shape id="_x0000_i1049" type="#_x0000_t75" style="width:122.5pt;height:22.05pt" o:ole="">
                   <v:imagedata r:id="rId66" o:title=""/>
                 </v:shape>
-                <o:OLEObject Type="Embed" ProgID="Equation.DSMT4" ShapeID="_x0000_i1049" DrawAspect="Content" ObjectID="_1841992669" r:id="rId67"/>
+                <o:OLEObject Type="Embed" ProgID="Equation.DSMT4" ShapeID="_x0000_i1049" DrawAspect="Content" ObjectID="_1842078948" r:id="rId67"/>
               </w:object>
             </w:r>
           </w:p>
@@ -11730,7 +11721,7 @@
                 <v:shape id="_x0000_i1050" type="#_x0000_t75" style="width:120.9pt;height:22.05pt" o:ole="">
                   <v:imagedata r:id="rId68" o:title=""/>
                 </v:shape>
-                <o:OLEObject Type="Embed" ProgID="Equation.DSMT4" ShapeID="_x0000_i1050" DrawAspect="Content" ObjectID="_1841992670" r:id="rId69"/>
+                <o:OLEObject Type="Embed" ProgID="Equation.DSMT4" ShapeID="_x0000_i1050" DrawAspect="Content" ObjectID="_1842078949" r:id="rId69"/>
               </w:object>
             </w:r>
           </w:p>
@@ -11892,71 +11883,63 @@
           <w:sz w:val="28"/>
           <w:szCs w:val="28"/>
         </w:rPr>
-        <w:t xml:space="preserve"> может </w:t>
-      </w:r>
-      <w:r>
-        <w:rPr>
-          <w:rFonts w:ascii="Times New Roman" w:hAnsi="Times New Roman" w:cs="Times New Roman"/>
-          <w:sz w:val="28"/>
-          <w:szCs w:val="28"/>
+        <w:t xml:space="preserve"> может использоваться как универсальный, но </w:t>
+      </w:r>
+      <w:r>
+        <w:rPr>
+          <w:rFonts w:ascii="Times New Roman" w:hAnsi="Times New Roman" w:cs="Times New Roman"/>
+          <w:sz w:val="28"/>
+          <w:szCs w:val="28"/>
+          <w:highlight w:val="yellow"/>
+        </w:rPr>
+        <w:t>химически различно калибруемый</w:t>
+      </w:r>
+      <w:r>
+        <w:rPr>
+          <w:rFonts w:ascii="Times New Roman" w:hAnsi="Times New Roman" w:cs="Times New Roman"/>
+          <w:sz w:val="28"/>
+          <w:szCs w:val="28"/>
+        </w:rPr>
+        <w:t xml:space="preserve"> индикатор деградации</w:t>
+      </w:r>
+      <w:r>
+        <w:rPr>
+          <w:rFonts w:ascii="Times New Roman" w:hAnsi="Times New Roman" w:cs="Times New Roman"/>
+          <w:sz w:val="28"/>
+          <w:szCs w:val="28"/>
+        </w:rPr>
+        <w:t>.</w:t>
+      </w:r>
+    </w:p>
+    <w:p>
+      <w:pPr>
+        <w:spacing w:line="360" w:lineRule="auto"/>
+        <w:ind w:firstLine="709"/>
+        <w:jc w:val="both"/>
+        <w:rPr>
+          <w:rFonts w:ascii="Times New Roman" w:hAnsi="Times New Roman" w:cs="Times New Roman"/>
+          <w:sz w:val="28"/>
+          <w:szCs w:val="28"/>
+        </w:rPr>
+      </w:pPr>
+    </w:p>
+    <w:p>
+      <w:pPr>
+        <w:spacing w:line="360" w:lineRule="auto"/>
+        <w:ind w:firstLine="709"/>
+        <w:jc w:val="both"/>
+        <w:rPr>
+          <w:rFonts w:ascii="Times New Roman" w:hAnsi="Times New Roman" w:cs="Times New Roman"/>
+          <w:sz w:val="28"/>
+          <w:szCs w:val="28"/>
+          <w:lang w:val="en-US"/>
+        </w:rPr>
+      </w:pPr>
+      <w:r>
+        <w:rPr>
+          <w:noProof/>
         </w:rPr>
         <w:lastRenderedPageBreak/>
-        <w:t xml:space="preserve">использоваться как универсальный, но </w:t>
-      </w:r>
-      <w:r>
-        <w:rPr>
-          <w:rFonts w:ascii="Times New Roman" w:hAnsi="Times New Roman" w:cs="Times New Roman"/>
-          <w:sz w:val="28"/>
-          <w:szCs w:val="28"/>
-          <w:highlight w:val="yellow"/>
-        </w:rPr>
-        <w:t>химически различно калибруемый</w:t>
-      </w:r>
-      <w:r>
-        <w:rPr>
-          <w:rFonts w:ascii="Times New Roman" w:hAnsi="Times New Roman" w:cs="Times New Roman"/>
-          <w:sz w:val="28"/>
-          <w:szCs w:val="28"/>
-        </w:rPr>
-        <w:t xml:space="preserve"> индикатор деградации</w:t>
-      </w:r>
-      <w:r>
-        <w:rPr>
-          <w:rFonts w:ascii="Times New Roman" w:hAnsi="Times New Roman" w:cs="Times New Roman"/>
-          <w:sz w:val="28"/>
-          <w:szCs w:val="28"/>
-        </w:rPr>
-        <w:t>.</w:t>
-      </w:r>
-    </w:p>
-    <w:p>
-      <w:pPr>
-        <w:spacing w:line="360" w:lineRule="auto"/>
-        <w:ind w:firstLine="709"/>
-        <w:jc w:val="both"/>
-        <w:rPr>
-          <w:rFonts w:ascii="Times New Roman" w:hAnsi="Times New Roman" w:cs="Times New Roman"/>
-          <w:sz w:val="28"/>
-          <w:szCs w:val="28"/>
-        </w:rPr>
-      </w:pPr>
-    </w:p>
-    <w:p>
-      <w:pPr>
-        <w:spacing w:line="360" w:lineRule="auto"/>
-        <w:ind w:firstLine="709"/>
-        <w:jc w:val="both"/>
-        <w:rPr>
-          <w:rFonts w:ascii="Times New Roman" w:hAnsi="Times New Roman" w:cs="Times New Roman"/>
-          <w:sz w:val="28"/>
-          <w:szCs w:val="28"/>
-          <w:lang w:val="en-US"/>
-        </w:rPr>
-      </w:pPr>
-      <w:r>
-        <w:rPr>
-          <w:noProof/>
-        </w:rPr>
         <w:drawing>
           <wp:inline distT="0" distB="0" distL="0" distR="0" wp14:anchorId="11FDB78A" wp14:editId="438C9F8A">
             <wp:extent cx="6119495" cy="3520440"/>
@@ -12405,7 +12388,184 @@
           <w:sz w:val="28"/>
           <w:szCs w:val="28"/>
         </w:rPr>
-        <w:t xml:space="preserve">Для LTO наблюдается </w:t>
+        <w:t>Для LTO наблюдается наименьшая крутизна, что отражает высокий ресурс и сравнительно медленное накопление деградации.</w:t>
+      </w:r>
+    </w:p>
+    <w:p>
+      <w:pPr>
+        <w:spacing w:line="360" w:lineRule="auto"/>
+        <w:ind w:firstLine="709"/>
+        <w:jc w:val="both"/>
+        <w:rPr>
+          <w:rFonts w:ascii="Times New Roman" w:hAnsi="Times New Roman" w:cs="Times New Roman"/>
+          <w:sz w:val="28"/>
+          <w:szCs w:val="28"/>
+        </w:rPr>
+      </w:pPr>
+      <w:r>
+        <w:rPr>
+          <w:rFonts w:ascii="Times New Roman" w:hAnsi="Times New Roman" w:cs="Times New Roman"/>
+          <w:sz w:val="28"/>
+          <w:szCs w:val="28"/>
+        </w:rPr>
+        <w:t>Научная ценность рисунка заключается в установлении количественной связи между импедансным параметром и состоянием здоровья батареи. Это создаёт основу для последующего перехода к модели</w:t>
+      </w:r>
+      <w:r>
+        <w:rPr>
+          <w:rFonts w:ascii="Times New Roman" w:hAnsi="Times New Roman" w:cs="Times New Roman"/>
+          <w:sz w:val="28"/>
+          <w:szCs w:val="28"/>
+        </w:rPr>
+        <w:t xml:space="preserve"> </w:t>
+      </w:r>
+      <w:r>
+        <w:rPr>
+          <w:rFonts w:ascii="Times New Roman" w:hAnsi="Times New Roman" w:cs="Times New Roman"/>
+          <w:i/>
+          <w:iCs/>
+          <w:sz w:val="28"/>
+          <w:szCs w:val="28"/>
+          <w:lang w:val="en-US"/>
+        </w:rPr>
+        <w:t>SOH</w:t>
+      </w:r>
+      <w:r>
+        <w:rPr>
+          <w:rFonts w:ascii="Times New Roman" w:hAnsi="Times New Roman" w:cs="Times New Roman"/>
+          <w:i/>
+          <w:iCs/>
+          <w:sz w:val="28"/>
+          <w:szCs w:val="28"/>
+        </w:rPr>
+        <w:t>=</w:t>
+      </w:r>
+      <w:r>
+        <w:rPr>
+          <w:rFonts w:ascii="Times New Roman" w:hAnsi="Times New Roman" w:cs="Times New Roman"/>
+          <w:i/>
+          <w:iCs/>
+          <w:sz w:val="28"/>
+          <w:szCs w:val="28"/>
+          <w:lang w:val="en-US"/>
+        </w:rPr>
+        <w:t>f</w:t>
+      </w:r>
+      <w:r>
+        <w:rPr>
+          <w:rFonts w:ascii="Times New Roman" w:hAnsi="Times New Roman" w:cs="Times New Roman"/>
+          <w:i/>
+          <w:iCs/>
+          <w:sz w:val="28"/>
+          <w:szCs w:val="28"/>
+        </w:rPr>
+        <w:t>(</w:t>
+      </w:r>
+      <w:r>
+        <w:rPr>
+          <w:rFonts w:ascii="Times New Roman" w:hAnsi="Times New Roman" w:cs="Times New Roman"/>
+          <w:i/>
+          <w:iCs/>
+          <w:sz w:val="28"/>
+          <w:szCs w:val="28"/>
+          <w:lang w:val="en-US"/>
+        </w:rPr>
+        <w:t>R</w:t>
+      </w:r>
+      <w:r>
+        <w:rPr>
+          <w:rFonts w:ascii="Times New Roman" w:hAnsi="Times New Roman" w:cs="Times New Roman"/>
+          <w:i/>
+          <w:iCs/>
+          <w:sz w:val="28"/>
+          <w:szCs w:val="28"/>
+          <w:vertAlign w:val="subscript"/>
+          <w:lang w:val="en-US"/>
+        </w:rPr>
+        <w:t>ct</w:t>
+      </w:r>
+      <w:r>
+        <w:rPr>
+          <w:rFonts w:ascii="Times New Roman" w:hAnsi="Times New Roman" w:cs="Times New Roman"/>
+          <w:i/>
+          <w:iCs/>
+          <w:sz w:val="28"/>
+          <w:szCs w:val="28"/>
+        </w:rPr>
+        <w:t>,</w:t>
+      </w:r>
+      <w:r>
+        <w:rPr>
+          <w:rFonts w:ascii="Times New Roman" w:hAnsi="Times New Roman" w:cs="Times New Roman"/>
+          <w:i/>
+          <w:iCs/>
+          <w:sz w:val="28"/>
+          <w:szCs w:val="28"/>
+          <w:lang w:val="en-US"/>
+        </w:rPr>
+        <w:t>Z</w:t>
+      </w:r>
+      <w:r>
+        <w:rPr>
+          <w:rFonts w:ascii="Times New Roman" w:hAnsi="Times New Roman" w:cs="Times New Roman"/>
+          <w:i/>
+          <w:iCs/>
+          <w:sz w:val="28"/>
+          <w:szCs w:val="28"/>
+          <w:vertAlign w:val="subscript"/>
+          <w:lang w:val="en-US"/>
+        </w:rPr>
+        <w:t>diff</w:t>
+      </w:r>
+      <w:r>
+        <w:rPr>
+          <w:rFonts w:ascii="Times New Roman" w:hAnsi="Times New Roman" w:cs="Times New Roman"/>
+          <w:i/>
+          <w:iCs/>
+          <w:sz w:val="28"/>
+          <w:szCs w:val="28"/>
+        </w:rPr>
+        <w:t>,</w:t>
+      </w:r>
+      <w:r>
+        <w:rPr>
+          <w:rFonts w:ascii="Times New Roman" w:hAnsi="Times New Roman" w:cs="Times New Roman"/>
+          <w:i/>
+          <w:iCs/>
+          <w:sz w:val="28"/>
+          <w:szCs w:val="28"/>
+          <w:lang w:val="en-US"/>
+        </w:rPr>
+        <w:t>R</w:t>
+      </w:r>
+      <w:r>
+        <w:rPr>
+          <w:rFonts w:ascii="Times New Roman" w:hAnsi="Times New Roman" w:cs="Times New Roman"/>
+          <w:i/>
+          <w:iCs/>
+          <w:sz w:val="28"/>
+          <w:szCs w:val="28"/>
+          <w:vertAlign w:val="subscript"/>
+          <w:lang w:val="en-US"/>
+        </w:rPr>
+        <w:t>Ω</w:t>
+      </w:r>
+      <w:r>
+        <w:rPr>
+          <w:rFonts w:ascii="Times New Roman" w:hAnsi="Times New Roman" w:cs="Times New Roman"/>
+          <w:i/>
+          <w:iCs/>
+          <w:sz w:val="28"/>
+          <w:szCs w:val="28"/>
+        </w:rPr>
+        <w:t>)</w:t>
+      </w:r>
+      <w:r>
+        <w:rPr>
+          <w:rFonts w:ascii="Times New Roman" w:hAnsi="Times New Roman" w:cs="Times New Roman"/>
+          <w:sz w:val="28"/>
+          <w:szCs w:val="28"/>
+        </w:rPr>
+        <w:t xml:space="preserve">. </w:t>
       </w:r>
       <w:r>
         <w:rPr>
@@ -12414,191 +12574,6 @@
           <w:szCs w:val="28"/>
         </w:rPr>
         <w:lastRenderedPageBreak/>
-        <w:t>наименьшая крутизна, что отражает высокий ресурс и сравнительно медленное накопление деградации.</w:t>
-      </w:r>
-    </w:p>
-    <w:p>
-      <w:pPr>
-        <w:spacing w:line="360" w:lineRule="auto"/>
-        <w:ind w:firstLine="709"/>
-        <w:jc w:val="both"/>
-        <w:rPr>
-          <w:rFonts w:ascii="Times New Roman" w:hAnsi="Times New Roman" w:cs="Times New Roman"/>
-          <w:sz w:val="28"/>
-          <w:szCs w:val="28"/>
-        </w:rPr>
-      </w:pPr>
-      <w:r>
-        <w:rPr>
-          <w:rFonts w:ascii="Times New Roman" w:hAnsi="Times New Roman" w:cs="Times New Roman"/>
-          <w:sz w:val="28"/>
-          <w:szCs w:val="28"/>
-        </w:rPr>
-        <w:t>Научная ценность рисунка заключается в установлении количественной связи между импедансным параметром и состоянием здоровья батареи. Это создаёт основу для последующего перехода к модели</w:t>
-      </w:r>
-      <w:r>
-        <w:rPr>
-          <w:rFonts w:ascii="Times New Roman" w:hAnsi="Times New Roman" w:cs="Times New Roman"/>
-          <w:sz w:val="28"/>
-          <w:szCs w:val="28"/>
-        </w:rPr>
-        <w:t xml:space="preserve"> </w:t>
-      </w:r>
-      <w:r>
-        <w:rPr>
-          <w:rFonts w:ascii="Times New Roman" w:hAnsi="Times New Roman" w:cs="Times New Roman"/>
-          <w:i/>
-          <w:iCs/>
-          <w:sz w:val="28"/>
-          <w:szCs w:val="28"/>
-          <w:lang w:val="en-US"/>
-        </w:rPr>
-        <w:t>SOH</w:t>
-      </w:r>
-      <w:r>
-        <w:rPr>
-          <w:rFonts w:ascii="Times New Roman" w:hAnsi="Times New Roman" w:cs="Times New Roman"/>
-          <w:i/>
-          <w:iCs/>
-          <w:sz w:val="28"/>
-          <w:szCs w:val="28"/>
-        </w:rPr>
-        <w:t>=</w:t>
-      </w:r>
-      <w:r>
-        <w:rPr>
-          <w:rFonts w:ascii="Times New Roman" w:hAnsi="Times New Roman" w:cs="Times New Roman"/>
-          <w:i/>
-          <w:iCs/>
-          <w:sz w:val="28"/>
-          <w:szCs w:val="28"/>
-          <w:lang w:val="en-US"/>
-        </w:rPr>
-        <w:t>f</w:t>
-      </w:r>
-      <w:r>
-        <w:rPr>
-          <w:rFonts w:ascii="Times New Roman" w:hAnsi="Times New Roman" w:cs="Times New Roman"/>
-          <w:i/>
-          <w:iCs/>
-          <w:sz w:val="28"/>
-          <w:szCs w:val="28"/>
-        </w:rPr>
-        <w:t>(</w:t>
-      </w:r>
-      <w:r>
-        <w:rPr>
-          <w:rFonts w:ascii="Times New Roman" w:hAnsi="Times New Roman" w:cs="Times New Roman"/>
-          <w:i/>
-          <w:iCs/>
-          <w:sz w:val="28"/>
-          <w:szCs w:val="28"/>
-          <w:lang w:val="en-US"/>
-        </w:rPr>
-        <w:t>R</w:t>
-      </w:r>
-      <w:r>
-        <w:rPr>
-          <w:rFonts w:ascii="Times New Roman" w:hAnsi="Times New Roman" w:cs="Times New Roman"/>
-          <w:i/>
-          <w:iCs/>
-          <w:sz w:val="28"/>
-          <w:szCs w:val="28"/>
-          <w:vertAlign w:val="subscript"/>
-          <w:lang w:val="en-US"/>
-        </w:rPr>
-        <w:t>ct</w:t>
-      </w:r>
-      <w:r>
-        <w:rPr>
-          <w:rFonts w:ascii="Times New Roman" w:hAnsi="Times New Roman" w:cs="Times New Roman"/>
-          <w:i/>
-          <w:iCs/>
-          <w:sz w:val="28"/>
-          <w:szCs w:val="28"/>
-        </w:rPr>
-        <w:t>,</w:t>
-      </w:r>
-      <w:r>
-        <w:rPr>
-          <w:rFonts w:ascii="Times New Roman" w:hAnsi="Times New Roman" w:cs="Times New Roman"/>
-          <w:i/>
-          <w:iCs/>
-          <w:sz w:val="28"/>
-          <w:szCs w:val="28"/>
-          <w:lang w:val="en-US"/>
-        </w:rPr>
-        <w:t>Z</w:t>
-      </w:r>
-      <w:r>
-        <w:rPr>
-          <w:rFonts w:ascii="Times New Roman" w:hAnsi="Times New Roman" w:cs="Times New Roman"/>
-          <w:i/>
-          <w:iCs/>
-          <w:sz w:val="28"/>
-          <w:szCs w:val="28"/>
-          <w:vertAlign w:val="subscript"/>
-          <w:lang w:val="en-US"/>
-        </w:rPr>
-        <w:t>diff</w:t>
-      </w:r>
-      <w:r>
-        <w:rPr>
-          <w:rFonts w:ascii="Times New Roman" w:hAnsi="Times New Roman" w:cs="Times New Roman"/>
-          <w:i/>
-          <w:iCs/>
-          <w:sz w:val="28"/>
-          <w:szCs w:val="28"/>
-        </w:rPr>
-        <w:t>,</w:t>
-      </w:r>
-      <w:r>
-        <w:rPr>
-          <w:rFonts w:ascii="Times New Roman" w:hAnsi="Times New Roman" w:cs="Times New Roman"/>
-          <w:i/>
-          <w:iCs/>
-          <w:sz w:val="28"/>
-          <w:szCs w:val="28"/>
-          <w:lang w:val="en-US"/>
-        </w:rPr>
-        <w:t>R</w:t>
-      </w:r>
-      <w:r>
-        <w:rPr>
-          <w:rFonts w:ascii="Times New Roman" w:hAnsi="Times New Roman" w:cs="Times New Roman"/>
-          <w:i/>
-          <w:iCs/>
-          <w:sz w:val="28"/>
-          <w:szCs w:val="28"/>
-          <w:vertAlign w:val="subscript"/>
-          <w:lang w:val="en-US"/>
-        </w:rPr>
-        <w:t>Ω</w:t>
-      </w:r>
-      <w:r>
-        <w:rPr>
-          <w:rFonts w:ascii="Times New Roman" w:hAnsi="Times New Roman" w:cs="Times New Roman"/>
-          <w:i/>
-          <w:iCs/>
-          <w:sz w:val="28"/>
-          <w:szCs w:val="28"/>
-        </w:rPr>
-        <w:t>)</w:t>
-      </w:r>
-      <w:r>
-        <w:rPr>
-          <w:rFonts w:ascii="Times New Roman" w:hAnsi="Times New Roman" w:cs="Times New Roman"/>
-          <w:sz w:val="28"/>
-          <w:szCs w:val="28"/>
-        </w:rPr>
-        <w:t xml:space="preserve">. </w:t>
-      </w:r>
-      <w:r>
-        <w:rPr>
-          <w:rFonts w:ascii="Times New Roman" w:hAnsi="Times New Roman" w:cs="Times New Roman"/>
-          <w:sz w:val="28"/>
-          <w:szCs w:val="28"/>
-        </w:rPr>
         <w:t>Практическая польза рисунка состоит в том, что он позволяет</w:t>
       </w:r>
       <w:r>
@@ -12741,7 +12716,24 @@
           <w:sz w:val="28"/>
           <w:szCs w:val="28"/>
         </w:rPr>
-        <w:t xml:space="preserve"> отражает способность батареи обеспечить требуемую мощность в текущих условиях эксплуатации. С физической точки зрения этот показатель определяется не только запасом энергии, но и внутренним сопротивлением, поляризацией, температурой и допустимым диапазоном напряжения. В наиболее простом электротехническом приближении максимальная мощность на нагрузке определяется теоремой согласования:</w:t>
+        <w:t xml:space="preserve"> отражает способность батареи обеспечить требуемую мощность в текущих условиях эксплуатации. С физической точки зрения этот показатель определяется не только запасом энергии, но и внутренним сопротивлением, поляризацией, температурой и допустимым диапазоном напряжения. В наиболее простом электротехническом приближении максимальная мощность на нагрузке определяется </w:t>
+      </w:r>
+      <w:r>
+        <w:rPr>
+          <w:rFonts w:ascii="Times New Roman" w:hAnsi="Times New Roman" w:cs="Times New Roman"/>
+          <w:sz w:val="28"/>
+          <w:szCs w:val="28"/>
+          <w:highlight w:val="yellow"/>
+        </w:rPr>
+        <w:t>теоремой согласования</w:t>
+      </w:r>
+      <w:r>
+        <w:rPr>
+          <w:rFonts w:ascii="Times New Roman" w:hAnsi="Times New Roman" w:cs="Times New Roman"/>
+          <w:sz w:val="28"/>
+          <w:szCs w:val="28"/>
+        </w:rPr>
+        <w:t>:</w:t>
       </w:r>
     </w:p>
     <w:p>
@@ -12780,7 +12772,7 @@
           <v:shape id="_x0000_i1051" type="#_x0000_t75" style="width:58.55pt;height:36.55pt" o:ole="">
             <v:imagedata r:id="rId71" o:title=""/>
           </v:shape>
-          <o:OLEObject Type="Embed" ProgID="Equation.DSMT4" ShapeID="_x0000_i1051" DrawAspect="Content" ObjectID="_1841992671" r:id="rId72"/>
+          <o:OLEObject Type="Embed" ProgID="Equation.DSMT4" ShapeID="_x0000_i1051" DrawAspect="Content" ObjectID="_1842078950" r:id="rId72"/>
         </w:object>
       </w:r>
     </w:p>
@@ -12931,7 +12923,6 @@
           <w:sz w:val="28"/>
           <w:szCs w:val="28"/>
         </w:rPr>
-        <w:lastRenderedPageBreak/>
         <w:t>Однако для электрохимической системы этого недостаточно. В реальной батарее ограничение мощности связано также с допустимой глубиной поляризации, тепловыми лимитами и скоростью массопереноса. Поэтому в более содержательной форме</w:t>
       </w:r>
     </w:p>
@@ -12970,7 +12961,7 @@
           <v:shape id="_x0000_i1052" type="#_x0000_t75" style="width:190.75pt;height:22.05pt" o:ole="">
             <v:imagedata r:id="rId73" o:title=""/>
           </v:shape>
-          <o:OLEObject Type="Embed" ProgID="Equation.DSMT4" ShapeID="_x0000_i1052" DrawAspect="Content" ObjectID="_1841992672" r:id="rId74"/>
+          <o:OLEObject Type="Embed" ProgID="Equation.DSMT4" ShapeID="_x0000_i1052" DrawAspect="Content" ObjectID="_1842078951" r:id="rId74"/>
         </w:object>
       </w:r>
     </w:p>
@@ -13494,7 +13485,7 @@
           <v:shape id="_x0000_i1053" type="#_x0000_t75" style="width:88.65pt;height:17.75pt" o:ole="">
             <v:imagedata r:id="rId75" o:title=""/>
           </v:shape>
-          <o:OLEObject Type="Embed" ProgID="Equation.DSMT4" ShapeID="_x0000_i1053" DrawAspect="Content" ObjectID="_1841992673" r:id="rId76"/>
+          <o:OLEObject Type="Embed" ProgID="Equation.DSMT4" ShapeID="_x0000_i1053" DrawAspect="Content" ObjectID="_1842078952" r:id="rId76"/>
         </w:object>
       </w:r>
     </w:p>
@@ -13528,7 +13519,6 @@
           <w:sz w:val="28"/>
           <w:szCs w:val="28"/>
         </w:rPr>
-        <w:lastRenderedPageBreak/>
         <w:t xml:space="preserve">Однако практическая сложность состоит в том, что </w:t>
       </w:r>
       <w:r>
@@ -13656,7 +13646,7 @@
           <v:shape id="_x0000_i1054" type="#_x0000_t75" style="width:103.7pt;height:17.75pt" o:ole="">
             <v:imagedata r:id="rId77" o:title=""/>
           </v:shape>
-          <o:OLEObject Type="Embed" ProgID="Equation.DSMT4" ShapeID="_x0000_i1054" DrawAspect="Content" ObjectID="_1841992674" r:id="rId78"/>
+          <o:OLEObject Type="Embed" ProgID="Equation.DSMT4" ShapeID="_x0000_i1054" DrawAspect="Content" ObjectID="_1842078953" r:id="rId78"/>
         </w:object>
       </w:r>
     </w:p>
@@ -13738,7 +13728,7 @@
           <v:shape id="_x0000_i1055" type="#_x0000_t75" style="width:73.05pt;height:17.75pt" o:ole="">
             <v:imagedata r:id="rId79" o:title=""/>
           </v:shape>
-          <o:OLEObject Type="Embed" ProgID="Equation.DSMT4" ShapeID="_x0000_i1055" DrawAspect="Content" ObjectID="_1841992675" r:id="rId80"/>
+          <o:OLEObject Type="Embed" ProgID="Equation.DSMT4" ShapeID="_x0000_i1055" DrawAspect="Content" ObjectID="_1842078954" r:id="rId80"/>
         </w:object>
       </w:r>
     </w:p>
@@ -13863,7 +13853,7 @@
           <v:shape id="_x0000_i1056" type="#_x0000_t75" style="width:103.15pt;height:34.95pt" o:ole="">
             <v:imagedata r:id="rId81" o:title=""/>
           </v:shape>
-          <o:OLEObject Type="Embed" ProgID="Equation.DSMT4" ShapeID="_x0000_i1056" DrawAspect="Content" ObjectID="_1841992676" r:id="rId82"/>
+          <o:OLEObject Type="Embed" ProgID="Equation.DSMT4" ShapeID="_x0000_i1056" DrawAspect="Content" ObjectID="_1842078955" r:id="rId82"/>
         </w:object>
       </w:r>
     </w:p>
@@ -13964,6 +13954,9 @@
         <w:spacing w:line="360" w:lineRule="auto"/>
         <w:ind w:firstLine="709"/>
         <w:jc w:val="both"/>
+        <w:rPr>
+          <w:lang w:val="en-US"/>
+        </w:rPr>
       </w:pPr>
       <w:r>
         <w:rPr>
@@ -13977,7 +13970,7 @@
           <v:shape id="_x0000_i1057" type="#_x0000_t75" style="width:106.95pt;height:33.85pt" o:ole="">
             <v:imagedata r:id="rId83" o:title=""/>
           </v:shape>
-          <o:OLEObject Type="Embed" ProgID="Equation.DSMT4" ShapeID="_x0000_i1057" DrawAspect="Content" ObjectID="_1841992677" r:id="rId84"/>
+          <o:OLEObject Type="Embed" ProgID="Equation.DSMT4" ShapeID="_x0000_i1057" DrawAspect="Content" ObjectID="_1842078956" r:id="rId84"/>
         </w:object>
       </w:r>
       <w:r>
@@ -13990,18 +13983,64 @@
         <w:ind w:firstLine="709"/>
         <w:jc w:val="both"/>
         <w:rPr>
-          <w:rFonts w:ascii="Times New Roman" w:hAnsi="Times New Roman" w:cs="Times New Roman"/>
-          <w:sz w:val="28"/>
-          <w:szCs w:val="28"/>
-        </w:rPr>
-      </w:pPr>
-      <w:r>
-        <w:rPr>
-          <w:rFonts w:ascii="Times New Roman" w:hAnsi="Times New Roman" w:cs="Times New Roman"/>
-          <w:sz w:val="28"/>
-          <w:szCs w:val="28"/>
-        </w:rPr>
-        <w:t xml:space="preserve">Происхождение этих формул очевидно из теории деградационных процессов: остаточный ресурс равен расстоянию по деградационной координате до предельного состояния, делённому на скорость накопления повреждения. Именно такой переход от текущего состояния к скорости деградации и далее к </w:t>
+          <w:lang w:val="en-US"/>
+        </w:rPr>
+      </w:pPr>
+    </w:p>
+    <w:p>
+      <w:pPr>
+        <w:spacing w:line="360" w:lineRule="auto"/>
+        <w:ind w:firstLine="709"/>
+        <w:jc w:val="both"/>
+        <w:rPr>
+          <w:rFonts w:ascii="Times New Roman" w:hAnsi="Times New Roman" w:cs="Times New Roman"/>
+          <w:sz w:val="28"/>
+          <w:szCs w:val="28"/>
+        </w:rPr>
+      </w:pPr>
+      <w:r>
+        <w:rPr>
+          <w:rFonts w:ascii="Times New Roman" w:hAnsi="Times New Roman" w:cs="Times New Roman"/>
+          <w:sz w:val="28"/>
+          <w:szCs w:val="28"/>
+        </w:rPr>
+        <w:t xml:space="preserve">Происхождение этих формул очевидно из </w:t>
+      </w:r>
+      <w:commentRangeStart w:id="6"/>
+      <w:r>
+        <w:rPr>
+          <w:rFonts w:ascii="Times New Roman" w:hAnsi="Times New Roman" w:cs="Times New Roman"/>
+          <w:sz w:val="28"/>
+          <w:szCs w:val="28"/>
+        </w:rPr>
+        <w:t>теории деградационных процессов</w:t>
+      </w:r>
+      <w:commentRangeEnd w:id="6"/>
+      <w:r>
+        <w:rPr>
+          <w:rStyle w:val="ad"/>
+          <w:rFonts w:ascii="Times New Roman" w:hAnsi="Times New Roman" w:cs="Times New Roman"/>
+          <w:sz w:val="28"/>
+          <w:szCs w:val="28"/>
+        </w:rPr>
+        <w:commentReference w:id="6"/>
+      </w:r>
+      <w:r>
+        <w:rPr>
+          <w:rFonts w:ascii="Times New Roman" w:hAnsi="Times New Roman" w:cs="Times New Roman"/>
+          <w:sz w:val="28"/>
+          <w:szCs w:val="28"/>
+        </w:rPr>
+        <w:t xml:space="preserve">: остаточный ресурс равен расстоянию по деградационной координате </w:t>
+      </w:r>
+      <w:r>
+        <w:rPr>
+          <w:rFonts w:ascii="Times New Roman" w:hAnsi="Times New Roman" w:cs="Times New Roman"/>
+          <w:sz w:val="28"/>
+          <w:szCs w:val="28"/>
+        </w:rPr>
+        <w:lastRenderedPageBreak/>
+        <w:t xml:space="preserve">до предельного состояния, делённому на скорость накопления повреждения. Именно такой переход от текущего состояния к скорости деградации и далее к </w:t>
       </w:r>
       <w:r>
         <w:rPr>
@@ -14040,7 +14079,34 @@
           <w:sz w:val="28"/>
           <w:szCs w:val="28"/>
         </w:rPr>
-        <w:t>Для визуализации остаточного ресурса была построена деградационная траектория опытного тягового модуля, на которой отмечены текущая точка состояния и прогнозируемый момент достижения порога конца ресурса.</w:t>
+        <w:t xml:space="preserve">Для визуализации остаточного ресурса </w:t>
+      </w:r>
+      <w:commentRangeStart w:id="7"/>
+      <w:r>
+        <w:rPr>
+          <w:rFonts w:ascii="Times New Roman" w:hAnsi="Times New Roman" w:cs="Times New Roman"/>
+          <w:sz w:val="28"/>
+          <w:szCs w:val="28"/>
+        </w:rPr>
+        <w:t xml:space="preserve">была построена </w:t>
+      </w:r>
+      <w:commentRangeEnd w:id="7"/>
+      <w:r>
+        <w:rPr>
+          <w:rStyle w:val="ad"/>
+          <w:rFonts w:ascii="Times New Roman" w:hAnsi="Times New Roman" w:cs="Times New Roman"/>
+          <w:sz w:val="28"/>
+          <w:szCs w:val="28"/>
+        </w:rPr>
+        <w:commentReference w:id="7"/>
+      </w:r>
+      <w:r>
+        <w:rPr>
+          <w:rFonts w:ascii="Times New Roman" w:hAnsi="Times New Roman" w:cs="Times New Roman"/>
+          <w:sz w:val="28"/>
+          <w:szCs w:val="28"/>
+        </w:rPr>
+        <w:t>деградационная траектория опытного тягового модуля, на которой отмечены текущая точка состояния и прогнозируемый момент достижения порога конца ресурса.</w:t>
       </w:r>
     </w:p>
     <w:p>
@@ -14219,53 +14285,53 @@
           <w:szCs w:val="28"/>
           <w:lang w:val="en-US"/>
         </w:rPr>
+        <w:t>SOH</w:t>
+      </w:r>
+      <w:r>
+        <w:rPr>
+          <w:rFonts w:ascii="Times New Roman" w:hAnsi="Times New Roman" w:cs="Times New Roman"/>
+          <w:i/>
+          <w:iCs/>
+          <w:sz w:val="28"/>
+          <w:szCs w:val="28"/>
+        </w:rPr>
+        <w:t>=80%</w:t>
+      </w:r>
+      <w:r>
+        <w:rPr>
+          <w:rFonts w:ascii="Times New Roman" w:hAnsi="Times New Roman" w:cs="Times New Roman"/>
+          <w:sz w:val="28"/>
+          <w:szCs w:val="28"/>
+        </w:rPr>
+        <w:t xml:space="preserve">. </w:t>
+      </w:r>
+      <w:r>
+        <w:rPr>
+          <w:rFonts w:ascii="Times New Roman" w:hAnsi="Times New Roman" w:cs="Times New Roman"/>
+          <w:sz w:val="28"/>
+          <w:szCs w:val="28"/>
+        </w:rPr>
+        <w:t>Расстояние между этими двумя линиями по оси циклов и определяет остаточный ресурс батареи в цикловой форме.</w:t>
+      </w:r>
+    </w:p>
+    <w:p>
+      <w:pPr>
+        <w:spacing w:line="360" w:lineRule="auto"/>
+        <w:ind w:firstLine="709"/>
+        <w:jc w:val="both"/>
+        <w:rPr>
+          <w:rFonts w:ascii="Times New Roman" w:hAnsi="Times New Roman" w:cs="Times New Roman"/>
+          <w:sz w:val="28"/>
+          <w:szCs w:val="28"/>
+        </w:rPr>
+      </w:pPr>
+      <w:r>
+        <w:rPr>
+          <w:rFonts w:ascii="Times New Roman" w:hAnsi="Times New Roman" w:cs="Times New Roman"/>
+          <w:sz w:val="28"/>
+          <w:szCs w:val="28"/>
+        </w:rPr>
         <w:lastRenderedPageBreak/>
-        <w:t>SOH</w:t>
-      </w:r>
-      <w:r>
-        <w:rPr>
-          <w:rFonts w:ascii="Times New Roman" w:hAnsi="Times New Roman" w:cs="Times New Roman"/>
-          <w:i/>
-          <w:iCs/>
-          <w:sz w:val="28"/>
-          <w:szCs w:val="28"/>
-        </w:rPr>
-        <w:t>=80%</w:t>
-      </w:r>
-      <w:r>
-        <w:rPr>
-          <w:rFonts w:ascii="Times New Roman" w:hAnsi="Times New Roman" w:cs="Times New Roman"/>
-          <w:sz w:val="28"/>
-          <w:szCs w:val="28"/>
-        </w:rPr>
-        <w:t xml:space="preserve">. </w:t>
-      </w:r>
-      <w:r>
-        <w:rPr>
-          <w:rFonts w:ascii="Times New Roman" w:hAnsi="Times New Roman" w:cs="Times New Roman"/>
-          <w:sz w:val="28"/>
-          <w:szCs w:val="28"/>
-        </w:rPr>
-        <w:t>Расстояние между этими двумя линиями по оси циклов и определяет остаточный ресурс батареи в цикловой форме.</w:t>
-      </w:r>
-    </w:p>
-    <w:p>
-      <w:pPr>
-        <w:spacing w:line="360" w:lineRule="auto"/>
-        <w:ind w:firstLine="709"/>
-        <w:jc w:val="both"/>
-        <w:rPr>
-          <w:rFonts w:ascii="Times New Roman" w:hAnsi="Times New Roman" w:cs="Times New Roman"/>
-          <w:sz w:val="28"/>
-          <w:szCs w:val="28"/>
-        </w:rPr>
-      </w:pPr>
-      <w:r>
-        <w:rPr>
-          <w:rFonts w:ascii="Times New Roman" w:hAnsi="Times New Roman" w:cs="Times New Roman"/>
-          <w:sz w:val="28"/>
-          <w:szCs w:val="28"/>
-        </w:rPr>
         <w:t xml:space="preserve">Научная ценность рисунка состоит в том, что он наглядно связывает диагностическую часть задачи с прогностической. Пока известна только текущая точка, возможна лишь констатация состояния; когда известна траектория деградации, появляется возможность прогноза </w:t>
       </w:r>
       <w:r>
@@ -14673,7 +14739,7 @@
           <v:shape id="_x0000_i1058" type="#_x0000_t75" style="width:96.2pt;height:20.4pt" o:ole="">
             <v:imagedata r:id="rId86" o:title=""/>
           </v:shape>
-          <o:OLEObject Type="Embed" ProgID="Equation.DSMT4" ShapeID="_x0000_i1058" DrawAspect="Content" ObjectID="_1841992678" r:id="rId87"/>
+          <o:OLEObject Type="Embed" ProgID="Equation.DSMT4" ShapeID="_x0000_i1058" DrawAspect="Content" ObjectID="_1842078957" r:id="rId87"/>
         </w:object>
       </w:r>
       <w:r>
@@ -14708,7 +14774,7 @@
           <v:shape id="_x0000_i1059" type="#_x0000_t75" style="width:142.4pt;height:22.05pt" o:ole="">
             <v:imagedata r:id="rId88" o:title=""/>
           </v:shape>
-          <o:OLEObject Type="Embed" ProgID="Equation.DSMT4" ShapeID="_x0000_i1059" DrawAspect="Content" ObjectID="_1841992679" r:id="rId89"/>
+          <o:OLEObject Type="Embed" ProgID="Equation.DSMT4" ShapeID="_x0000_i1059" DrawAspect="Content" ObjectID="_1842078958" r:id="rId89"/>
         </w:object>
       </w:r>
       <w:r>
@@ -14743,7 +14809,7 @@
           <v:shape id="_x0000_i1060" type="#_x0000_t75" style="width:145.6pt;height:20.4pt" o:ole="">
             <v:imagedata r:id="rId90" o:title=""/>
           </v:shape>
-          <o:OLEObject Type="Embed" ProgID="Equation.DSMT4" ShapeID="_x0000_i1060" DrawAspect="Content" ObjectID="_1841992680" r:id="rId91"/>
+          <o:OLEObject Type="Embed" ProgID="Equation.DSMT4" ShapeID="_x0000_i1060" DrawAspect="Content" ObjectID="_1842078959" r:id="rId91"/>
         </w:object>
       </w:r>
       <w:r>
@@ -14777,7 +14843,7 @@
           <v:shape id="_x0000_i1061" type="#_x0000_t75" style="width:209pt;height:33.85pt" o:ole="">
             <v:imagedata r:id="rId92" o:title=""/>
           </v:shape>
-          <o:OLEObject Type="Embed" ProgID="Equation.DSMT4" ShapeID="_x0000_i1061" DrawAspect="Content" ObjectID="_1841992681" r:id="rId93"/>
+          <o:OLEObject Type="Embed" ProgID="Equation.DSMT4" ShapeID="_x0000_i1061" DrawAspect="Content" ObjectID="_1842078960" r:id="rId93"/>
         </w:object>
       </w:r>
       <w:r>
@@ -14818,7 +14884,35 @@
           <w:sz w:val="28"/>
           <w:szCs w:val="28"/>
         </w:rPr>
-        <w:t>Данная система не вводится как завершённая вычислительная модель, а задаёт структурную иерархию параметров. В последующих главах именно она будет конкретизирована сначала на уровне импедансной модели, затем на уровне диагностических критериев и, наконец, на уровне прогностического алгоритма.</w:t>
+        <w:lastRenderedPageBreak/>
+        <w:t xml:space="preserve">Данная система </w:t>
+      </w:r>
+      <w:commentRangeStart w:id="8"/>
+      <w:r>
+        <w:rPr>
+          <w:rFonts w:ascii="Times New Roman" w:hAnsi="Times New Roman" w:cs="Times New Roman"/>
+          <w:sz w:val="28"/>
+          <w:szCs w:val="28"/>
+        </w:rPr>
+        <w:t>не вводится как завершённая вычислительная модель</w:t>
+      </w:r>
+      <w:commentRangeEnd w:id="8"/>
+      <w:r>
+        <w:rPr>
+          <w:rStyle w:val="ad"/>
+          <w:rFonts w:ascii="Times New Roman" w:hAnsi="Times New Roman" w:cs="Times New Roman"/>
+          <w:sz w:val="28"/>
+          <w:szCs w:val="28"/>
+        </w:rPr>
+        <w:commentReference w:id="8"/>
+      </w:r>
+      <w:r>
+        <w:rPr>
+          <w:rFonts w:ascii="Times New Roman" w:hAnsi="Times New Roman" w:cs="Times New Roman"/>
+          <w:sz w:val="28"/>
+          <w:szCs w:val="28"/>
+        </w:rPr>
+        <w:t>, а задаёт структурную иерархию параметров. В последующих главах именно она будет конкретизирована сначала на уровне импедансной модели, затем на уровне диагностических критериев и, наконец, на уровне прогностического алгоритма.</w:t>
       </w:r>
     </w:p>
     <w:p>
@@ -15022,7 +15116,7 @@
                 <v:shape id="_x0000_i1062" type="#_x0000_t75" style="width:74.7pt;height:17.75pt" o:ole="">
                   <v:imagedata r:id="rId94" o:title=""/>
                 </v:shape>
-                <o:OLEObject Type="Embed" ProgID="Equation.DSMT4" ShapeID="_x0000_i1062" DrawAspect="Content" ObjectID="_1841992682" r:id="rId95"/>
+                <o:OLEObject Type="Embed" ProgID="Equation.DSMT4" ShapeID="_x0000_i1062" DrawAspect="Content" ObjectID="_1842078961" r:id="rId95"/>
               </w:object>
             </w:r>
           </w:p>
@@ -15131,7 +15225,7 @@
                 <v:shape id="_x0000_i1063" type="#_x0000_t75" style="width:77.35pt;height:17.75pt" o:ole="">
                   <v:imagedata r:id="rId96" o:title=""/>
                 </v:shape>
-                <o:OLEObject Type="Embed" ProgID="Equation.DSMT4" ShapeID="_x0000_i1063" DrawAspect="Content" ObjectID="_1841992683" r:id="rId97"/>
+                <o:OLEObject Type="Embed" ProgID="Equation.DSMT4" ShapeID="_x0000_i1063" DrawAspect="Content" ObjectID="_1842078962" r:id="rId97"/>
               </w:object>
             </w:r>
             <w:r>
@@ -15163,7 +15257,7 @@
                 <v:shape id="_x0000_i1064" type="#_x0000_t75" style="width:74.15pt;height:20.4pt" o:ole="">
                   <v:imagedata r:id="rId98" o:title=""/>
                 </v:shape>
-                <o:OLEObject Type="Embed" ProgID="Equation.DSMT4" ShapeID="_x0000_i1064" DrawAspect="Content" ObjectID="_1841992684" r:id="rId99"/>
+                <o:OLEObject Type="Embed" ProgID="Equation.DSMT4" ShapeID="_x0000_i1064" DrawAspect="Content" ObjectID="_1842078963" r:id="rId99"/>
               </w:object>
             </w:r>
           </w:p>
@@ -15271,7 +15365,7 @@
                 <v:shape id="_x0000_i1065" type="#_x0000_t75" style="width:101pt;height:20.4pt" o:ole="">
                   <v:imagedata r:id="rId100" o:title=""/>
                 </v:shape>
-                <o:OLEObject Type="Embed" ProgID="Equation.DSMT4" ShapeID="_x0000_i1065" DrawAspect="Content" ObjectID="_1841992685" r:id="rId101"/>
+                <o:OLEObject Type="Embed" ProgID="Equation.DSMT4" ShapeID="_x0000_i1065" DrawAspect="Content" ObjectID="_1842078964" r:id="rId101"/>
               </w:object>
             </w:r>
           </w:p>
@@ -15379,7 +15473,7 @@
                 <v:shape id="_x0000_i1066" type="#_x0000_t75" style="width:88.65pt;height:17.75pt" o:ole="">
                   <v:imagedata r:id="rId102" o:title=""/>
                 </v:shape>
-                <o:OLEObject Type="Embed" ProgID="Equation.DSMT4" ShapeID="_x0000_i1066" DrawAspect="Content" ObjectID="_1841992686" r:id="rId103"/>
+                <o:OLEObject Type="Embed" ProgID="Equation.DSMT4" ShapeID="_x0000_i1066" DrawAspect="Content" ObjectID="_1842078965" r:id="rId103"/>
               </w:object>
             </w:r>
           </w:p>
@@ -15404,16 +15498,7 @@
                 <w:sz w:val="28"/>
                 <w:szCs w:val="28"/>
               </w:rPr>
-              <w:t xml:space="preserve">Невозможен без модели </w:t>
-            </w:r>
-            <w:r>
-              <w:rPr>
-                <w:rFonts w:ascii="Times New Roman" w:hAnsi="Times New Roman" w:cs="Times New Roman"/>
-                <w:sz w:val="28"/>
-                <w:szCs w:val="28"/>
-              </w:rPr>
-              <w:lastRenderedPageBreak/>
-              <w:t>деградационной траектории</w:t>
+              <w:t>Невозможен без модели деградационной траектории</w:t>
             </w:r>
           </w:p>
         </w:tc>
@@ -15540,6 +15625,7 @@
           <w:sz w:val="28"/>
           <w:szCs w:val="28"/>
         </w:rPr>
+        <w:lastRenderedPageBreak/>
         <w:t>Среди них</w:t>
       </w:r>
       <w:r>
@@ -15703,6 +15789,7 @@
           <w:bCs/>
           <w:sz w:val="28"/>
           <w:szCs w:val="28"/>
+          <w:highlight w:val="magenta"/>
         </w:rPr>
         <w:t>1.4 Электрохимическая импедансная спектроскопия как диагностический инструмент</w:t>
       </w:r>
@@ -15753,27 +15840,26 @@
           <w:sz w:val="28"/>
           <w:szCs w:val="28"/>
         </w:rPr>
-        <w:t>. Современные обзоры и учебные работы подчёркивают, что EIS позволяет разложить суммарный электрический отклик батареи на вклады омической проводимости, межфазного переноса заряда, ёмкостного поведения двойного электрического слоя и диффузионного переноса вещества. Именно эта декомпозиция делает EIS особенно ценным методом для диагностики аккумуляторных батарей, поскольку различные механизмы старения отражаются в разных участках спектра и в разных параметрах эквивалентной модели. </w:t>
-      </w:r>
-    </w:p>
-    <w:p>
-      <w:pPr>
-        <w:spacing w:line="360" w:lineRule="auto"/>
-        <w:ind w:firstLine="709"/>
-        <w:jc w:val="both"/>
-        <w:rPr>
-          <w:rFonts w:ascii="Times New Roman" w:hAnsi="Times New Roman" w:cs="Times New Roman"/>
-          <w:sz w:val="28"/>
-          <w:szCs w:val="28"/>
-        </w:rPr>
-      </w:pPr>
-      <w:r>
-        <w:rPr>
-          <w:rFonts w:ascii="Times New Roman" w:hAnsi="Times New Roman" w:cs="Times New Roman"/>
-          <w:sz w:val="28"/>
-          <w:szCs w:val="28"/>
-        </w:rPr>
-        <w:lastRenderedPageBreak/>
+        <w:t>. Современные обзоры и учебные работы подчёркивают, что EIS позволяет разложить суммарный электрический отклик батареи на вклады омической проводимости, межфазного переноса заряда, ёмкостного поведения двойного электрического слоя и диффузионного переноса вещества. Именно эта декомпозиция делает EIS особенно ценным методом для диагностики аккумуляторных батарей, поскольку различные механизмы старения отражаются в разных участках спектра и в разных параметрах эквивалентной модели.</w:t>
+      </w:r>
+    </w:p>
+    <w:p>
+      <w:pPr>
+        <w:spacing w:line="360" w:lineRule="auto"/>
+        <w:ind w:firstLine="709"/>
+        <w:jc w:val="both"/>
+        <w:rPr>
+          <w:rFonts w:ascii="Times New Roman" w:hAnsi="Times New Roman" w:cs="Times New Roman"/>
+          <w:sz w:val="28"/>
+          <w:szCs w:val="28"/>
+        </w:rPr>
+      </w:pPr>
+      <w:r>
+        <w:rPr>
+          <w:rFonts w:ascii="Times New Roman" w:hAnsi="Times New Roman" w:cs="Times New Roman"/>
+          <w:sz w:val="28"/>
+          <w:szCs w:val="28"/>
+        </w:rPr>
         <w:t>Математическая основа метода опирается на теорию линейных стационарных систем. Если на исследуемую электрохимическую систему подаётся гармонический ток</w:t>
       </w:r>
     </w:p>
@@ -15812,7 +15898,7 @@
           <v:shape id="_x0000_i1067" type="#_x0000_t75" style="width:86.5pt;height:18.25pt" o:ole="">
             <v:imagedata r:id="rId104" o:title=""/>
           </v:shape>
-          <o:OLEObject Type="Embed" ProgID="Equation.DSMT4" ShapeID="_x0000_i1067" DrawAspect="Content" ObjectID="_1841992687" r:id="rId105"/>
+          <o:OLEObject Type="Embed" ProgID="Equation.DSMT4" ShapeID="_x0000_i1067" DrawAspect="Content" ObjectID="_1842078966" r:id="rId105"/>
         </w:object>
       </w:r>
       <w:r>
@@ -15841,6 +15927,7 @@
           <w:sz w:val="28"/>
           <w:szCs w:val="28"/>
         </w:rPr>
+        <w:lastRenderedPageBreak/>
         <w:t>то при условии малости возмущения отклик по напряжению также будет гармоническим:</w:t>
       </w:r>
     </w:p>
@@ -15868,7 +15955,7 @@
           <v:shape id="_x0000_i1068" type="#_x0000_t75" style="width:97.25pt;height:18.25pt" o:ole="">
             <v:imagedata r:id="rId106" o:title=""/>
           </v:shape>
-          <o:OLEObject Type="Embed" ProgID="Equation.DSMT4" ShapeID="_x0000_i1068" DrawAspect="Content" ObjectID="_1841992688" r:id="rId107"/>
+          <o:OLEObject Type="Embed" ProgID="Equation.DSMT4" ShapeID="_x0000_i1068" DrawAspect="Content" ObjectID="_1842078967" r:id="rId107"/>
         </w:object>
       </w:r>
     </w:p>
@@ -15970,7 +16057,7 @@
           <v:shape id="_x0000_i1069" type="#_x0000_t75" style="width:71.45pt;height:46.2pt" o:ole="">
             <v:imagedata r:id="rId108" o:title=""/>
           </v:shape>
-          <o:OLEObject Type="Embed" ProgID="Equation.DSMT4" ShapeID="_x0000_i1069" DrawAspect="Content" ObjectID="_1841992689" r:id="rId109"/>
+          <o:OLEObject Type="Embed" ProgID="Equation.DSMT4" ShapeID="_x0000_i1069" DrawAspect="Content" ObjectID="_1842078968" r:id="rId109"/>
         </w:object>
       </w:r>
       <w:r>
@@ -16105,7 +16192,7 @@
           <v:shape id="_x0000_i1070" type="#_x0000_t75" style="width:120.35pt;height:19.35pt" o:ole="">
             <v:imagedata r:id="rId110" o:title=""/>
           </v:shape>
-          <o:OLEObject Type="Embed" ProgID="Equation.DSMT4" ShapeID="_x0000_i1070" DrawAspect="Content" ObjectID="_1841992690" r:id="rId111"/>
+          <o:OLEObject Type="Embed" ProgID="Equation.DSMT4" ShapeID="_x0000_i1070" DrawAspect="Content" ObjectID="_1842078969" r:id="rId111"/>
         </w:object>
       </w:r>
     </w:p>
@@ -16291,6 +16378,7 @@
           <w:sz w:val="28"/>
           <w:szCs w:val="28"/>
         </w:rPr>
+        <w:lastRenderedPageBreak/>
         <w:t xml:space="preserve">Действительная часть соответствует </w:t>
       </w:r>
       <w:r>
@@ -16308,7 +16396,34 @@
           <w:sz w:val="28"/>
           <w:szCs w:val="28"/>
         </w:rPr>
-        <w:t xml:space="preserve"> потерям энергии, а мнимая отражает энергонакопление и задержанные отклики системы. На этой основе строятся две классические формы представления результатов: диаграмма Найквиста, на которой откладываются </w:t>
+        <w:t xml:space="preserve"> потерям энергии, а мнимая отражает энергонакопление и </w:t>
+      </w:r>
+      <w:commentRangeStart w:id="9"/>
+      <w:r>
+        <w:rPr>
+          <w:rFonts w:ascii="Times New Roman" w:hAnsi="Times New Roman" w:cs="Times New Roman"/>
+          <w:sz w:val="28"/>
+          <w:szCs w:val="28"/>
+        </w:rPr>
+        <w:t xml:space="preserve">задержанные отклики </w:t>
+      </w:r>
+      <w:commentRangeEnd w:id="9"/>
+      <w:r>
+        <w:rPr>
+          <w:rStyle w:val="ad"/>
+          <w:rFonts w:ascii="Times New Roman" w:hAnsi="Times New Roman" w:cs="Times New Roman"/>
+          <w:sz w:val="28"/>
+          <w:szCs w:val="28"/>
+        </w:rPr>
+        <w:commentReference w:id="9"/>
+      </w:r>
+      <w:r>
+        <w:rPr>
+          <w:rFonts w:ascii="Times New Roman" w:hAnsi="Times New Roman" w:cs="Times New Roman"/>
+          <w:sz w:val="28"/>
+          <w:szCs w:val="28"/>
+        </w:rPr>
+        <w:t xml:space="preserve">системы. На этой основе строятся две классические формы представления результатов: диаграмма Найквиста, на которой откладываются </w:t>
       </w:r>
       <w:r>
         <w:rPr>
@@ -16567,7 +16682,34 @@
           <w:sz w:val="28"/>
           <w:szCs w:val="28"/>
         </w:rPr>
-        <w:t xml:space="preserve">Такая схема используется не потому, что полностью воспроизводит реальную пространственно-распределённую электрохимию, а потому, что позволяет свести сложный спектр к набору параметров с физически интерпретируемым смыслом. В современных работах по </w:t>
+        <w:t xml:space="preserve">Такая схема используется </w:t>
+      </w:r>
+      <w:commentRangeStart w:id="10"/>
+      <w:r>
+        <w:rPr>
+          <w:rFonts w:ascii="Times New Roman" w:hAnsi="Times New Roman" w:cs="Times New Roman"/>
+          <w:sz w:val="28"/>
+          <w:szCs w:val="28"/>
+        </w:rPr>
+        <w:t>не потому, что полностью воспроизводит реальную пространственно-распределённую электрохимию</w:t>
+      </w:r>
+      <w:commentRangeEnd w:id="10"/>
+      <w:r>
+        <w:rPr>
+          <w:rStyle w:val="ad"/>
+          <w:rFonts w:ascii="Times New Roman" w:hAnsi="Times New Roman" w:cs="Times New Roman"/>
+          <w:sz w:val="28"/>
+          <w:szCs w:val="28"/>
+        </w:rPr>
+        <w:commentReference w:id="10"/>
+      </w:r>
+      <w:r>
+        <w:rPr>
+          <w:rFonts w:ascii="Times New Roman" w:hAnsi="Times New Roman" w:cs="Times New Roman"/>
+          <w:sz w:val="28"/>
+          <w:szCs w:val="28"/>
+        </w:rPr>
+        <w:t xml:space="preserve">, а потому, что позволяет свести сложный спектр к набору параметров с физически интерпретируемым смыслом. В современных работах по </w:t>
       </w:r>
       <w:r>
         <w:rPr>
@@ -16601,6 +16743,41 @@
           <w:sz w:val="28"/>
           <w:szCs w:val="28"/>
         </w:rPr>
+        <w:t xml:space="preserve"> </w:t>
+      </w:r>
+      <w:r>
+        <w:rPr>
+          <w:rFonts w:ascii="Times New Roman" w:hAnsi="Times New Roman" w:cs="Times New Roman"/>
+          <w:sz w:val="28"/>
+          <w:szCs w:val="28"/>
+          <w:highlight w:val="green"/>
+        </w:rPr>
+        <w:t>(</w:t>
+      </w:r>
+      <w:r>
+        <w:rPr>
+          <w:rFonts w:ascii="Times New Roman" w:hAnsi="Times New Roman" w:cs="Times New Roman"/>
+          <w:sz w:val="28"/>
+          <w:szCs w:val="28"/>
+          <w:highlight w:val="green"/>
+        </w:rPr>
+        <w:t>Кривая аппроксимации</w:t>
+      </w:r>
+      <w:r>
+        <w:rPr>
+          <w:rFonts w:ascii="Times New Roman" w:hAnsi="Times New Roman" w:cs="Times New Roman"/>
+          <w:sz w:val="28"/>
+          <w:szCs w:val="28"/>
+          <w:highlight w:val="green"/>
+        </w:rPr>
+        <w:t>)</w:t>
+      </w:r>
+      <w:r>
+        <w:rPr>
+          <w:rFonts w:ascii="Times New Roman" w:hAnsi="Times New Roman" w:cs="Times New Roman"/>
+          <w:sz w:val="28"/>
+          <w:szCs w:val="28"/>
+        </w:rPr>
         <w:t>.</w:t>
       </w:r>
     </w:p>
@@ -16621,46 +16798,38 @@
           <w:sz w:val="28"/>
           <w:szCs w:val="28"/>
         </w:rPr>
-        <w:t xml:space="preserve">Для последующего анализа в диссертации в качестве базовой используется эквивалентная схема, включающая омическое сопротивление, ветвь зарядопереноса и ёмкости двойного слоя, а также диффузионный элемент </w:t>
-      </w:r>
-      <w:r>
-        <w:rPr>
-          <w:rFonts w:ascii="Times New Roman" w:hAnsi="Times New Roman" w:cs="Times New Roman"/>
-          <w:sz w:val="28"/>
-          <w:szCs w:val="28"/>
+        <w:t>Для последующего анализа в диссертации в качестве базовой используется эквивалентная схема, включающая омическое сопротивление, ветвь зарядопереноса и ёмкости двойного слоя, а также диффузионный элемент Варбурга. Именно она образует минимально достаточный набор параметров, позволяющий связать измеряемый спектр с деградационными процессами в батарее.</w:t>
+      </w:r>
+    </w:p>
+    <w:p>
+      <w:pPr>
+        <w:spacing w:line="360" w:lineRule="auto"/>
+        <w:ind w:firstLine="709"/>
+        <w:jc w:val="both"/>
+        <w:rPr>
+          <w:rFonts w:ascii="Times New Roman" w:hAnsi="Times New Roman" w:cs="Times New Roman"/>
+          <w:sz w:val="28"/>
+          <w:szCs w:val="28"/>
+        </w:rPr>
+      </w:pPr>
+    </w:p>
+    <w:p>
+      <w:pPr>
+        <w:spacing w:line="360" w:lineRule="auto"/>
+        <w:ind w:firstLine="709"/>
+        <w:jc w:val="both"/>
+        <w:rPr>
+          <w:rFonts w:ascii="Times New Roman" w:hAnsi="Times New Roman" w:cs="Times New Roman"/>
+          <w:sz w:val="28"/>
+          <w:szCs w:val="28"/>
+          <w:lang w:val="en-US"/>
+        </w:rPr>
+      </w:pPr>
+      <w:r>
+        <w:rPr>
+          <w:noProof/>
         </w:rPr>
         <w:lastRenderedPageBreak/>
-        <w:t>Варбурга. Именно она образует минимально достаточный набор параметров, позволяющий связать измеряемый спектр с деградационными процессами в батарее.</w:t>
-      </w:r>
-    </w:p>
-    <w:p>
-      <w:pPr>
-        <w:spacing w:line="360" w:lineRule="auto"/>
-        <w:ind w:firstLine="709"/>
-        <w:jc w:val="both"/>
-        <w:rPr>
-          <w:rFonts w:ascii="Times New Roman" w:hAnsi="Times New Roman" w:cs="Times New Roman"/>
-          <w:sz w:val="28"/>
-          <w:szCs w:val="28"/>
-        </w:rPr>
-      </w:pPr>
-    </w:p>
-    <w:p>
-      <w:pPr>
-        <w:spacing w:line="360" w:lineRule="auto"/>
-        <w:ind w:firstLine="709"/>
-        <w:jc w:val="both"/>
-        <w:rPr>
-          <w:rFonts w:ascii="Times New Roman" w:hAnsi="Times New Roman" w:cs="Times New Roman"/>
-          <w:sz w:val="28"/>
-          <w:szCs w:val="28"/>
-          <w:lang w:val="en-US"/>
-        </w:rPr>
-      </w:pPr>
-      <w:r>
-        <w:rPr>
-          <w:noProof/>
-        </w:rPr>
         <w:drawing>
           <wp:inline distT="0" distB="0" distL="0" distR="0" wp14:anchorId="6873A2FB" wp14:editId="5D3DABD3">
             <wp:extent cx="6119495" cy="2041525"/>
@@ -16722,6 +16891,7 @@
           <w:szCs w:val="28"/>
         </w:rPr>
       </w:pPr>
+      <w:commentRangeStart w:id="11"/>
       <w:r>
         <w:rPr>
           <w:rFonts w:ascii="Times New Roman" w:hAnsi="Times New Roman" w:cs="Times New Roman"/>
@@ -16729,6 +16899,16 @@
           <w:szCs w:val="28"/>
         </w:rPr>
         <w:t>Рисунок 1.11 — Эквивалентная схема импедансной модели тяговой аккумуляторной батареи</w:t>
+      </w:r>
+      <w:commentRangeEnd w:id="11"/>
+      <w:r>
+        <w:rPr>
+          <w:rStyle w:val="ad"/>
+          <w:rFonts w:ascii="Times New Roman" w:hAnsi="Times New Roman" w:cs="Times New Roman"/>
+          <w:sz w:val="28"/>
+          <w:szCs w:val="28"/>
+        </w:rPr>
+        <w:commentReference w:id="11"/>
       </w:r>
     </w:p>
     <w:p>
@@ -17128,7 +17308,7 @@
           <v:shape id="_x0000_i1071" type="#_x0000_t75" style="width:167.1pt;height:33.85pt" o:ole="">
             <v:imagedata r:id="rId113" o:title=""/>
           </v:shape>
-          <o:OLEObject Type="Embed" ProgID="Equation.DSMT4" ShapeID="_x0000_i1071" DrawAspect="Content" ObjectID="_1841992691" r:id="rId114"/>
+          <o:OLEObject Type="Embed" ProgID="Equation.DSMT4" ShapeID="_x0000_i1071" DrawAspect="Content" ObjectID="_1842078970" r:id="rId114"/>
         </w:object>
       </w:r>
     </w:p>
@@ -17144,13 +17324,33 @@
           <w:lang w:val="en-US"/>
         </w:rPr>
       </w:pPr>
-      <w:r>
-        <w:rPr>
-          <w:rFonts w:ascii="Times New Roman" w:hAnsi="Times New Roman" w:cs="Times New Roman"/>
-          <w:sz w:val="28"/>
-          <w:szCs w:val="28"/>
-        </w:rPr>
-        <w:t>Первое слагаемое представляет собой чисто резистивный вклад, второе получается из правила расчёта параллельного соединения сопротивления и ёмкости, третье отражает диффузионный отклик. Если считать диффузию полуограниченной, то классический импеданс Варбурга имеет вид</w:t>
+      <w:commentRangeStart w:id="12"/>
+      <w:r>
+        <w:rPr>
+          <w:rFonts w:ascii="Times New Roman" w:hAnsi="Times New Roman" w:cs="Times New Roman"/>
+          <w:sz w:val="28"/>
+          <w:szCs w:val="28"/>
+        </w:rPr>
+        <w:lastRenderedPageBreak/>
+        <w:t>Первое слагаемое представляет собой чисто резистивный вклад, второе получается из правила расчёта параллельного соединения сопротивления и ёмкости, третье отражает диффузионный отклик.</w:t>
+      </w:r>
+      <w:commentRangeEnd w:id="12"/>
+      <w:r>
+        <w:rPr>
+          <w:rStyle w:val="ad"/>
+          <w:rFonts w:ascii="Times New Roman" w:hAnsi="Times New Roman" w:cs="Times New Roman"/>
+          <w:sz w:val="28"/>
+          <w:szCs w:val="28"/>
+        </w:rPr>
+        <w:commentReference w:id="12"/>
+      </w:r>
+      <w:r>
+        <w:rPr>
+          <w:rFonts w:ascii="Times New Roman" w:hAnsi="Times New Roman" w:cs="Times New Roman"/>
+          <w:sz w:val="28"/>
+          <w:szCs w:val="28"/>
+        </w:rPr>
+        <w:t xml:space="preserve"> Если считать диффузию полуограниченной, то классический импеданс Варбурга имеет вид</w:t>
       </w:r>
     </w:p>
     <w:p>
@@ -17190,7 +17390,7 @@
           <v:shape id="_x0000_i1072" type="#_x0000_t75" style="width:71.45pt;height:34.95pt" o:ole="">
             <v:imagedata r:id="rId115" o:title=""/>
           </v:shape>
-          <o:OLEObject Type="Embed" ProgID="Equation.DSMT4" ShapeID="_x0000_i1072" DrawAspect="Content" ObjectID="_1841992692" r:id="rId116"/>
+          <o:OLEObject Type="Embed" ProgID="Equation.DSMT4" ShapeID="_x0000_i1072" DrawAspect="Content" ObjectID="_1842078971" r:id="rId116"/>
         </w:object>
       </w:r>
     </w:p>
@@ -17239,7 +17439,24 @@
           <w:sz w:val="28"/>
           <w:szCs w:val="28"/>
         </w:rPr>
-        <w:t>Происхождение этой формулы связано с решением второго закона Фика для гармонического</w:t>
+        <w:t xml:space="preserve">Происхождение этой формулы связано с решением второго </w:t>
+      </w:r>
+      <w:r>
+        <w:rPr>
+          <w:rFonts w:ascii="Times New Roman" w:hAnsi="Times New Roman" w:cs="Times New Roman"/>
+          <w:sz w:val="28"/>
+          <w:szCs w:val="28"/>
+          <w:highlight w:val="yellow"/>
+        </w:rPr>
+        <w:t>закона Фика</w:t>
+      </w:r>
+      <w:r>
+        <w:rPr>
+          <w:rFonts w:ascii="Times New Roman" w:hAnsi="Times New Roman" w:cs="Times New Roman"/>
+          <w:sz w:val="28"/>
+          <w:szCs w:val="28"/>
+        </w:rPr>
+        <w:t xml:space="preserve"> для гармонического</w:t>
       </w:r>
       <w:r>
         <w:rPr>
@@ -17288,7 +17505,43 @@
           <w:sz w:val="28"/>
           <w:szCs w:val="28"/>
         </w:rPr>
-        <w:t xml:space="preserve"> требует осторожности: необходимо различать полуограниченную, конечнопространственную и конечнодлиновую диффузию, поскольку неправильный выбор диффузионной модели может привести к ошибочной физической интерпретации параметров.</w:t>
+        <w:t xml:space="preserve"> требует осторожности: необходимо различать полуограниченную, </w:t>
+      </w:r>
+      <w:commentRangeStart w:id="13"/>
+      <w:r>
+        <w:rPr>
+          <w:rFonts w:ascii="Times New Roman" w:hAnsi="Times New Roman" w:cs="Times New Roman"/>
+          <w:sz w:val="28"/>
+          <w:szCs w:val="28"/>
+          <w:highlight w:val="yellow"/>
+        </w:rPr>
+        <w:t>конечнопространственную и конечнодлиновую</w:t>
+      </w:r>
+      <w:r>
+        <w:rPr>
+          <w:rFonts w:ascii="Times New Roman" w:hAnsi="Times New Roman" w:cs="Times New Roman"/>
+          <w:sz w:val="28"/>
+          <w:szCs w:val="28"/>
+        </w:rPr>
+        <w:t xml:space="preserve"> </w:t>
+      </w:r>
+      <w:commentRangeEnd w:id="13"/>
+      <w:r>
+        <w:rPr>
+          <w:rStyle w:val="ad"/>
+          <w:rFonts w:ascii="Times New Roman" w:hAnsi="Times New Roman" w:cs="Times New Roman"/>
+          <w:sz w:val="28"/>
+          <w:szCs w:val="28"/>
+        </w:rPr>
+        <w:commentReference w:id="13"/>
+      </w:r>
+      <w:r>
+        <w:rPr>
+          <w:rFonts w:ascii="Times New Roman" w:hAnsi="Times New Roman" w:cs="Times New Roman"/>
+          <w:sz w:val="28"/>
+          <w:szCs w:val="28"/>
+        </w:rPr>
+        <w:t>диффузию, поскольку неправильный выбор диффузионной модели может привести к ошибочной физической интерпретации параметров.</w:t>
       </w:r>
     </w:p>
     <w:p>
@@ -17384,8 +17637,16 @@
           <w:sz w:val="28"/>
           <w:szCs w:val="28"/>
         </w:rPr>
+        <w:t xml:space="preserve">Диаграмма Найквиста позволяет непосредственно увидеть омическую точку пересечения, полукруг зарядопереноса и низкочастотную диффузионную область. Поэтому именно она традиционно используется как первичный </w:t>
+      </w:r>
+      <w:r>
+        <w:rPr>
+          <w:rFonts w:ascii="Times New Roman" w:hAnsi="Times New Roman" w:cs="Times New Roman"/>
+          <w:sz w:val="28"/>
+          <w:szCs w:val="28"/>
+        </w:rPr>
         <w:lastRenderedPageBreak/>
-        <w:t>Диаграмма Найквиста позволяет непосредственно увидеть омическую точку пересечения, полукруг зарядопереноса и низкочастотную диффузионную область. Поэтому именно она традиционно используется как первичный графический носитель EIS-информации в работах по аккумуляторной диагностике.</w:t>
+        <w:t>графический носитель EIS-информации в работах по аккумуляторной диагностике.</w:t>
       </w:r>
     </w:p>
     <w:p>
@@ -17416,7 +17677,7 @@
           <w:noProof/>
         </w:rPr>
         <w:drawing>
-          <wp:inline distT="0" distB="0" distL="0" distR="0" wp14:anchorId="42EF3E0B" wp14:editId="5518E233">
+          <wp:inline distT="0" distB="0" distL="0" distR="0" wp14:anchorId="42EF3E0B" wp14:editId="5F64DCD6">
             <wp:extent cx="6119495" cy="5132705"/>
             <wp:effectExtent l="0" t="0" r="0" b="0"/>
             <wp:docPr id="1184336030" name="Рисунок 3"/>
@@ -17482,6 +17743,7 @@
           <w:szCs w:val="28"/>
         </w:rPr>
       </w:pPr>
+      <w:commentRangeStart w:id="14"/>
       <w:r>
         <w:rPr>
           <w:rFonts w:ascii="Times New Roman" w:hAnsi="Times New Roman" w:cs="Times New Roman"/>
@@ -17490,6 +17752,16 @@
         </w:rPr>
         <w:t>Рисунок 1.12 — Диаграмма Найквиста опытной тяговой батареи</w:t>
       </w:r>
+      <w:commentRangeEnd w:id="14"/>
+      <w:r>
+        <w:rPr>
+          <w:rStyle w:val="ad"/>
+          <w:rFonts w:ascii="Times New Roman" w:hAnsi="Times New Roman" w:cs="Times New Roman"/>
+          <w:sz w:val="28"/>
+          <w:szCs w:val="28"/>
+        </w:rPr>
+        <w:commentReference w:id="14"/>
+      </w:r>
     </w:p>
     <w:p>
       <w:pPr>
@@ -17593,8 +17865,20 @@
           <w:sz w:val="28"/>
           <w:szCs w:val="28"/>
         </w:rPr>
-        <w:t xml:space="preserve">. Полукруг в средней частотной области отражает совместное </w:t>
-      </w:r>
+        <w:t>. Полукруг в средней частотной области отражает совместное действие сопротивления переноса заряда и ёмкости двойного электрического слоя. Наклонный участок на низких частотах соответствует диффузионной области и связан с ограничениями массопереноса.</w:t>
+      </w:r>
+    </w:p>
+    <w:p>
+      <w:pPr>
+        <w:spacing w:line="360" w:lineRule="auto"/>
+        <w:ind w:firstLine="709"/>
+        <w:jc w:val="both"/>
+        <w:rPr>
+          <w:rFonts w:ascii="Times New Roman" w:hAnsi="Times New Roman" w:cs="Times New Roman"/>
+          <w:sz w:val="28"/>
+          <w:szCs w:val="28"/>
+        </w:rPr>
+      </w:pPr>
       <w:r>
         <w:rPr>
           <w:rFonts w:ascii="Times New Roman" w:hAnsi="Times New Roman" w:cs="Times New Roman"/>
@@ -17602,26 +17886,6 @@
           <w:szCs w:val="28"/>
         </w:rPr>
         <w:lastRenderedPageBreak/>
-        <w:t>действие сопротивления переноса заряда и ёмкости двойного электрического слоя. Наклонный участок на низких частотах соответствует диффузионной области и связан с ограничениями массопереноса.</w:t>
-      </w:r>
-    </w:p>
-    <w:p>
-      <w:pPr>
-        <w:spacing w:line="360" w:lineRule="auto"/>
-        <w:ind w:firstLine="709"/>
-        <w:jc w:val="both"/>
-        <w:rPr>
-          <w:rFonts w:ascii="Times New Roman" w:hAnsi="Times New Roman" w:cs="Times New Roman"/>
-          <w:sz w:val="28"/>
-          <w:szCs w:val="28"/>
-        </w:rPr>
-      </w:pPr>
-      <w:r>
-        <w:rPr>
-          <w:rFonts w:ascii="Times New Roman" w:hAnsi="Times New Roman" w:cs="Times New Roman"/>
-          <w:sz w:val="28"/>
-          <w:szCs w:val="28"/>
-        </w:rPr>
         <w:t xml:space="preserve">Научная ценность рисунка состоит в том, что он позволяет на одном графике локализовать основные физические механизмы, формирующие спектр аккумулятора. Практическая польза рисунка заключается в возможности визуальной и количественной оценки параметров </w:t>
       </w:r>
       <w:r>
@@ -17746,6 +18010,41 @@
           <w:sz w:val="28"/>
           <w:szCs w:val="28"/>
         </w:rPr>
+        <w:t>(</w:t>
+      </w:r>
+      <w:r>
+        <w:rPr>
+          <w:rFonts w:ascii="Times New Roman" w:hAnsi="Times New Roman" w:cs="Times New Roman"/>
+          <w:sz w:val="28"/>
+          <w:szCs w:val="28"/>
+          <w:highlight w:val="green"/>
+          <w:lang w:val="en-US"/>
+        </w:rPr>
+        <w:t>EIS</w:t>
+      </w:r>
+      <w:r>
+        <w:rPr>
+          <w:rFonts w:ascii="Times New Roman" w:hAnsi="Times New Roman" w:cs="Times New Roman"/>
+          <w:sz w:val="28"/>
+          <w:szCs w:val="28"/>
+          <w:highlight w:val="green"/>
+        </w:rPr>
+        <w:t xml:space="preserve"> в  автомобильной отрасли</w:t>
+      </w:r>
+      <w:r>
+        <w:rPr>
+          <w:rFonts w:ascii="Times New Roman" w:hAnsi="Times New Roman" w:cs="Times New Roman"/>
+          <w:sz w:val="28"/>
+          <w:szCs w:val="28"/>
+        </w:rPr>
+        <w:t>)</w:t>
+      </w:r>
+      <w:r>
+        <w:rPr>
+          <w:rFonts w:ascii="Times New Roman" w:hAnsi="Times New Roman" w:cs="Times New Roman"/>
+          <w:sz w:val="28"/>
+          <w:szCs w:val="28"/>
+        </w:rPr>
         <w:t xml:space="preserve"> и </w:t>
       </w:r>
       <w:r>
@@ -17780,6 +18079,31 @@
           <w:sz w:val="28"/>
           <w:szCs w:val="28"/>
         </w:rPr>
+        <w:t xml:space="preserve"> (</w:t>
+      </w:r>
+      <w:r>
+        <w:rPr>
+          <w:rFonts w:ascii="Times New Roman" w:hAnsi="Times New Roman" w:cs="Times New Roman"/>
+          <w:sz w:val="28"/>
+          <w:szCs w:val="28"/>
+          <w:highlight w:val="green"/>
+        </w:rPr>
+        <w:t>адаптивные методы</w:t>
+      </w:r>
+      <w:r>
+        <w:rPr>
+          <w:rFonts w:ascii="Times New Roman" w:hAnsi="Times New Roman" w:cs="Times New Roman"/>
+          <w:sz w:val="28"/>
+          <w:szCs w:val="28"/>
+        </w:rPr>
+        <w:t>)</w:t>
+      </w:r>
+      <w:r>
+        <w:rPr>
+          <w:rFonts w:ascii="Times New Roman" w:hAnsi="Times New Roman" w:cs="Times New Roman"/>
+          <w:sz w:val="28"/>
+          <w:szCs w:val="28"/>
+        </w:rPr>
         <w:t xml:space="preserve">. При этом одной из центральных современных задач остаётся перенос EIS из стационарной лабораторной среды к динамическим режимам измерения. Обзор по </w:t>
       </w:r>
       <w:r>
@@ -17814,7 +18138,40 @@
           <w:sz w:val="28"/>
           <w:szCs w:val="28"/>
         </w:rPr>
-        <w:t xml:space="preserve"> и быстрых диагностических оценок при меняющихся рабочих режимах.</w:t>
+        <w:t xml:space="preserve"> </w:t>
+      </w:r>
+      <w:r>
+        <w:rPr>
+          <w:rFonts w:ascii="Times New Roman" w:hAnsi="Times New Roman" w:cs="Times New Roman"/>
+          <w:sz w:val="28"/>
+          <w:szCs w:val="28"/>
+        </w:rPr>
+        <w:t>(</w:t>
+      </w:r>
+      <w:r>
+        <w:rPr>
+          <w:rFonts w:ascii="Times New Roman" w:hAnsi="Times New Roman" w:cs="Times New Roman"/>
+          <w:sz w:val="28"/>
+          <w:szCs w:val="28"/>
+          <w:highlight w:val="green"/>
+        </w:rPr>
+        <w:t>отслеживание в реальном времени</w:t>
+      </w:r>
+      <w:r>
+        <w:rPr>
+          <w:rFonts w:ascii="Times New Roman" w:hAnsi="Times New Roman" w:cs="Times New Roman"/>
+          <w:sz w:val="28"/>
+          <w:szCs w:val="28"/>
+        </w:rPr>
+        <w:t xml:space="preserve">) </w:t>
+      </w:r>
+      <w:r>
+        <w:rPr>
+          <w:rFonts w:ascii="Times New Roman" w:hAnsi="Times New Roman" w:cs="Times New Roman"/>
+          <w:sz w:val="28"/>
+          <w:szCs w:val="28"/>
+        </w:rPr>
+        <w:t>и быстрых диагностических оценок при меняющихся рабочих режимах.</w:t>
       </w:r>
     </w:p>
     <w:p>
@@ -18716,6 +19073,7 @@
           <w:bCs/>
           <w:sz w:val="28"/>
           <w:szCs w:val="28"/>
+          <w:highlight w:val="magenta"/>
         </w:rPr>
         <w:t>1.5 Анализ существующих моделей прогнозирования остаточного ресурса аккумуляторных батарей</w:t>
       </w:r>
@@ -18743,6 +19101,7 @@
           <w:szCs w:val="28"/>
         </w:rPr>
       </w:pPr>
+      <w:commentRangeStart w:id="15"/>
       <w:r>
         <w:rPr>
           <w:rFonts w:ascii="Times New Roman" w:hAnsi="Times New Roman" w:cs="Times New Roman"/>
@@ -18951,6 +19310,16 @@
           <w:szCs w:val="28"/>
         </w:rPr>
         <w:t>. Фильтрационные методы используют динамические уравнения состояния и процедуры последовательного обновления оценки. Машинное обучение ориентируется на извлечение нелинейных закономерностей из данных. Гибридные методы объединяют физические и статистические компоненты. Наконец, импедансные модели используют спектральные признаки как информативные маркеры ранней деградации и, в наиболее сильной постановке, соединяют их с прогностической схемой оценки ресурса.</w:t>
+      </w:r>
+      <w:commentRangeEnd w:id="15"/>
+      <w:r>
+        <w:rPr>
+          <w:rStyle w:val="ad"/>
+          <w:rFonts w:ascii="Times New Roman" w:hAnsi="Times New Roman" w:cs="Times New Roman"/>
+          <w:sz w:val="28"/>
+          <w:szCs w:val="28"/>
+        </w:rPr>
+        <w:commentReference w:id="15"/>
       </w:r>
     </w:p>
     <w:p>
@@ -19056,7 +19425,7 @@
           <v:shape id="_x0000_i1073" type="#_x0000_t75" style="width:80.05pt;height:18.25pt" o:ole="">
             <v:imagedata r:id="rId119" o:title=""/>
           </v:shape>
-          <o:OLEObject Type="Embed" ProgID="Equation.DSMT4" ShapeID="_x0000_i1073" DrawAspect="Content" ObjectID="_1841992693" r:id="rId120"/>
+          <o:OLEObject Type="Embed" ProgID="Equation.DSMT4" ShapeID="_x0000_i1073" DrawAspect="Content" ObjectID="_1842078972" r:id="rId120"/>
         </w:object>
       </w:r>
     </w:p>
@@ -19252,7 +19621,7 @@
           <v:shape id="_x0000_i1074" type="#_x0000_t75" style="width:90.8pt;height:19.35pt" o:ole="">
             <v:imagedata r:id="rId121" o:title=""/>
           </v:shape>
-          <o:OLEObject Type="Embed" ProgID="Equation.DSMT4" ShapeID="_x0000_i1074" DrawAspect="Content" ObjectID="_1841992694" r:id="rId122"/>
+          <o:OLEObject Type="Embed" ProgID="Equation.DSMT4" ShapeID="_x0000_i1074" DrawAspect="Content" ObjectID="_1842078973" r:id="rId122"/>
         </w:object>
       </w:r>
     </w:p>
@@ -19345,7 +19714,7 @@
           <v:shape id="_x0000_i1075" type="#_x0000_t75" style="width:109.05pt;height:18.8pt" o:ole="">
             <v:imagedata r:id="rId123" o:title=""/>
           </v:shape>
-          <o:OLEObject Type="Embed" ProgID="Equation.DSMT4" ShapeID="_x0000_i1075" DrawAspect="Content" ObjectID="_1841992695" r:id="rId124"/>
+          <o:OLEObject Type="Embed" ProgID="Equation.DSMT4" ShapeID="_x0000_i1075" DrawAspect="Content" ObjectID="_1842078974" r:id="rId124"/>
         </w:object>
       </w:r>
     </w:p>
@@ -19395,7 +19764,82 @@
           <w:sz w:val="28"/>
           <w:szCs w:val="28"/>
         </w:rPr>
-        <w:t xml:space="preserve"> с различными коэффициентами на ранней, средней и поздней стадиях эксплуатации. Однако все эти подходы имеют общую слабость: они корректны лишь в диапазоне условий, на которых были идентифицированы. При изменении температуры, SOC-окна, токовых профилей или химической системы коэффициенты модели приходится перенастраивать. Именно поэтому эмпирические модели удобно использовать как baseline, но недостаточно — как основу физически содержательного прогноза.</w:t>
+        <w:t xml:space="preserve"> </w:t>
+      </w:r>
+      <w:r>
+        <w:rPr>
+          <w:rFonts w:ascii="Times New Roman" w:hAnsi="Times New Roman" w:cs="Times New Roman"/>
+          <w:sz w:val="28"/>
+          <w:szCs w:val="28"/>
+        </w:rPr>
+        <w:t>(</w:t>
+      </w:r>
+      <w:r>
+        <w:rPr>
+          <w:rFonts w:ascii="Times New Roman" w:hAnsi="Times New Roman" w:cs="Times New Roman"/>
+          <w:sz w:val="28"/>
+          <w:szCs w:val="28"/>
+          <w:highlight w:val="green"/>
+        </w:rPr>
+        <w:t>кусочно-заданные или сегментированные модели</w:t>
+      </w:r>
+      <w:r>
+        <w:rPr>
+          <w:rFonts w:ascii="Times New Roman" w:hAnsi="Times New Roman" w:cs="Times New Roman"/>
+          <w:sz w:val="28"/>
+          <w:szCs w:val="28"/>
+        </w:rPr>
+        <w:t xml:space="preserve">) </w:t>
+      </w:r>
+      <w:r>
+        <w:rPr>
+          <w:rFonts w:ascii="Times New Roman" w:hAnsi="Times New Roman" w:cs="Times New Roman"/>
+          <w:sz w:val="28"/>
+          <w:szCs w:val="28"/>
+        </w:rPr>
+        <w:t xml:space="preserve">с различными коэффициентами на ранней, средней и поздней стадиях эксплуатации. Однако все эти подходы имеют общую слабость: они корректны лишь в диапазоне условий, на которых были идентифицированы. При изменении температуры, SOC-окна, токовых профилей или химической системы коэффициенты модели приходится перенастраивать. Именно поэтому эмпирические модели удобно использовать как </w:t>
+      </w:r>
+      <w:r>
+        <w:rPr>
+          <w:rFonts w:ascii="Times New Roman" w:hAnsi="Times New Roman" w:cs="Times New Roman"/>
+          <w:sz w:val="28"/>
+          <w:szCs w:val="28"/>
+          <w:highlight w:val="yellow"/>
+        </w:rPr>
+        <w:t>baseline</w:t>
+      </w:r>
+      <w:r>
+        <w:rPr>
+          <w:rFonts w:ascii="Times New Roman" w:hAnsi="Times New Roman" w:cs="Times New Roman"/>
+          <w:sz w:val="28"/>
+          <w:szCs w:val="28"/>
+        </w:rPr>
+        <w:t xml:space="preserve"> (</w:t>
+      </w:r>
+      <w:r>
+        <w:rPr>
+          <w:rFonts w:ascii="Times New Roman" w:hAnsi="Times New Roman" w:cs="Times New Roman"/>
+          <w:sz w:val="28"/>
+          <w:szCs w:val="28"/>
+          <w:highlight w:val="green"/>
+        </w:rPr>
+        <w:t>эталонные данные</w:t>
+      </w:r>
+      <w:r>
+        <w:rPr>
+          <w:rFonts w:ascii="Times New Roman" w:hAnsi="Times New Roman" w:cs="Times New Roman"/>
+          <w:sz w:val="28"/>
+          <w:szCs w:val="28"/>
+        </w:rPr>
+        <w:t>)</w:t>
+      </w:r>
+      <w:r>
+        <w:rPr>
+          <w:rFonts w:ascii="Times New Roman" w:hAnsi="Times New Roman" w:cs="Times New Roman"/>
+          <w:sz w:val="28"/>
+          <w:szCs w:val="28"/>
+        </w:rPr>
+        <w:t>, но недостаточно — как основу физически содержательного прогноза.</w:t>
       </w:r>
     </w:p>
     <w:p>
@@ -19431,7 +19875,6 @@
           <w:sz w:val="28"/>
           <w:szCs w:val="28"/>
         </w:rPr>
-        <w:lastRenderedPageBreak/>
         <w:t>1.5.2 Физико-химические модели</w:t>
       </w:r>
     </w:p>
@@ -19522,7 +19965,7 @@
           <v:shape id="_x0000_i1076" type="#_x0000_t75" style="width:48.35pt;height:33.85pt" o:ole="">
             <v:imagedata r:id="rId125" o:title=""/>
           </v:shape>
-          <o:OLEObject Type="Embed" ProgID="Equation.DSMT4" ShapeID="_x0000_i1076" DrawAspect="Content" ObjectID="_1841992696" r:id="rId126"/>
+          <o:OLEObject Type="Embed" ProgID="Equation.DSMT4" ShapeID="_x0000_i1076" DrawAspect="Content" ObjectID="_1842078975" r:id="rId126"/>
         </w:object>
       </w:r>
     </w:p>
@@ -19547,7 +19990,6 @@
           <w:rFonts w:ascii="Times New Roman" w:hAnsi="Times New Roman" w:cs="Times New Roman"/>
           <w:sz w:val="28"/>
           <w:szCs w:val="28"/>
-          <w:lang w:val="en-US"/>
         </w:rPr>
       </w:pPr>
       <w:r>
@@ -19629,7 +20071,6 @@
           <w:rFonts w:ascii="Times New Roman" w:hAnsi="Times New Roman" w:cs="Times New Roman"/>
           <w:sz w:val="28"/>
           <w:szCs w:val="28"/>
-          <w:lang w:val="en-US"/>
         </w:rPr>
       </w:pPr>
     </w:p>
@@ -19656,40 +20097,48 @@
           <v:shape id="_x0000_i1077" type="#_x0000_t75" style="width:224.05pt;height:33.85pt" o:ole="">
             <v:imagedata r:id="rId127" o:title=""/>
           </v:shape>
-          <o:OLEObject Type="Embed" ProgID="Equation.DSMT4" ShapeID="_x0000_i1077" DrawAspect="Content" ObjectID="_1841992697" r:id="rId128"/>
+          <o:OLEObject Type="Embed" ProgID="Equation.DSMT4" ShapeID="_x0000_i1077" DrawAspect="Content" ObjectID="_1842078976" r:id="rId128"/>
         </w:object>
       </w:r>
-    </w:p>
-    <w:p>
-      <w:pPr>
-        <w:spacing w:line="360" w:lineRule="auto"/>
-        <w:ind w:firstLine="709"/>
-        <w:jc w:val="both"/>
-        <w:rPr>
-          <w:rFonts w:ascii="Times New Roman" w:hAnsi="Times New Roman" w:cs="Times New Roman"/>
-          <w:sz w:val="28"/>
-          <w:szCs w:val="28"/>
-        </w:rPr>
-      </w:pPr>
-    </w:p>
-    <w:p>
-      <w:pPr>
-        <w:spacing w:line="360" w:lineRule="auto"/>
-        <w:ind w:firstLine="709"/>
-        <w:jc w:val="both"/>
-        <w:rPr>
-          <w:rFonts w:ascii="Times New Roman" w:hAnsi="Times New Roman" w:cs="Times New Roman"/>
-          <w:sz w:val="28"/>
-          <w:szCs w:val="28"/>
-        </w:rPr>
-      </w:pPr>
-      <w:r>
-        <w:rPr>
-          <w:rFonts w:ascii="Times New Roman" w:hAnsi="Times New Roman" w:cs="Times New Roman"/>
-          <w:sz w:val="28"/>
-          <w:szCs w:val="28"/>
-        </w:rPr>
-        <w:t xml:space="preserve">, где </w:t>
+      <w:r>
+        <w:rPr>
+          <w:rFonts w:ascii="Times New Roman" w:hAnsi="Times New Roman" w:cs="Times New Roman"/>
+          <w:sz w:val="28"/>
+          <w:szCs w:val="28"/>
+        </w:rPr>
+        <w:t>,</w:t>
+      </w:r>
+    </w:p>
+    <w:p>
+      <w:pPr>
+        <w:spacing w:line="360" w:lineRule="auto"/>
+        <w:ind w:firstLine="709"/>
+        <w:jc w:val="both"/>
+        <w:rPr>
+          <w:rFonts w:ascii="Times New Roman" w:hAnsi="Times New Roman" w:cs="Times New Roman"/>
+          <w:sz w:val="28"/>
+          <w:szCs w:val="28"/>
+        </w:rPr>
+      </w:pPr>
+    </w:p>
+    <w:p>
+      <w:pPr>
+        <w:spacing w:line="360" w:lineRule="auto"/>
+        <w:ind w:firstLine="709"/>
+        <w:jc w:val="both"/>
+        <w:rPr>
+          <w:rFonts w:ascii="Times New Roman" w:hAnsi="Times New Roman" w:cs="Times New Roman"/>
+          <w:sz w:val="28"/>
+          <w:szCs w:val="28"/>
+        </w:rPr>
+      </w:pPr>
+      <w:r>
+        <w:rPr>
+          <w:rFonts w:ascii="Times New Roman" w:hAnsi="Times New Roman" w:cs="Times New Roman"/>
+          <w:sz w:val="28"/>
+          <w:szCs w:val="28"/>
+        </w:rPr>
+        <w:t xml:space="preserve">где </w:t>
       </w:r>
       <w:r>
         <w:rPr>
@@ -19717,16 +20166,8 @@
           <w:sz w:val="28"/>
           <w:szCs w:val="28"/>
         </w:rPr>
-        <w:t xml:space="preserve">Преимущество физических моделей в том, что они потенциально обладают лучшей переносимостью между эксплуатационными режимами и могут использоваться для сценарного анализа. Однако их слабость заключается в </w:t>
-      </w:r>
-      <w:r>
-        <w:rPr>
-          <w:rFonts w:ascii="Times New Roman" w:hAnsi="Times New Roman" w:cs="Times New Roman"/>
-          <w:sz w:val="28"/>
-          <w:szCs w:val="28"/>
-        </w:rPr>
         <w:lastRenderedPageBreak/>
-        <w:t>сложности параметризации. Для реального батарейного модуля тягового применения требуется идентификация множества коэффициентов, далеко не все из которых доступны из</w:t>
+        <w:t>Преимущество физических моделей в том, что они потенциально обладают лучшей переносимостью между эксплуатационными режимами и могут использоваться для сценарного анализа. Однако их слабость заключается в сложности параметризации. Для реального батарейного модуля тягового применения требуется идентификация множества коэффициентов, далеко не все из которых доступны из</w:t>
       </w:r>
       <w:r>
         <w:rPr>
@@ -19799,7 +20240,48 @@
           <w:sz w:val="28"/>
           <w:szCs w:val="28"/>
         </w:rPr>
-        <w:t xml:space="preserve"> методы</w:t>
+        <w:t xml:space="preserve"> </w:t>
+      </w:r>
+      <w:r>
+        <w:rPr>
+          <w:rFonts w:ascii="Times New Roman" w:hAnsi="Times New Roman" w:cs="Times New Roman"/>
+          <w:b/>
+          <w:bCs/>
+          <w:sz w:val="28"/>
+          <w:szCs w:val="28"/>
+        </w:rPr>
+        <w:t>(</w:t>
+      </w:r>
+      <w:r>
+        <w:rPr>
+          <w:rFonts w:ascii="Times New Roman" w:hAnsi="Times New Roman" w:cs="Times New Roman"/>
+          <w:b/>
+          <w:bCs/>
+          <w:sz w:val="28"/>
+          <w:szCs w:val="28"/>
+          <w:highlight w:val="green"/>
+        </w:rPr>
+        <w:t>методы с использованием наблюдателей</w:t>
+      </w:r>
+      <w:r>
+        <w:rPr>
+          <w:rFonts w:ascii="Times New Roman" w:hAnsi="Times New Roman" w:cs="Times New Roman"/>
+          <w:b/>
+          <w:bCs/>
+          <w:sz w:val="28"/>
+          <w:szCs w:val="28"/>
+        </w:rPr>
+        <w:t xml:space="preserve">) </w:t>
+      </w:r>
+      <w:r>
+        <w:rPr>
+          <w:rFonts w:ascii="Times New Roman" w:hAnsi="Times New Roman" w:cs="Times New Roman"/>
+          <w:b/>
+          <w:bCs/>
+          <w:sz w:val="28"/>
+          <w:szCs w:val="28"/>
+        </w:rPr>
+        <w:t>методы</w:t>
       </w:r>
     </w:p>
     <w:p>
@@ -19841,6 +20323,31 @@
           <w:highlight w:val="yellow"/>
         </w:rPr>
         <w:t>dual observers, sliding-mode</w:t>
+      </w:r>
+      <w:r>
+        <w:rPr>
+          <w:rFonts w:ascii="Times New Roman" w:hAnsi="Times New Roman" w:cs="Times New Roman"/>
+          <w:sz w:val="28"/>
+          <w:szCs w:val="28"/>
+        </w:rPr>
+        <w:t xml:space="preserve"> (</w:t>
+      </w:r>
+      <w:r>
+        <w:rPr>
+          <w:rFonts w:ascii="Times New Roman" w:hAnsi="Times New Roman" w:cs="Times New Roman"/>
+          <w:sz w:val="28"/>
+          <w:szCs w:val="28"/>
+          <w:highlight w:val="green"/>
+        </w:rPr>
+        <w:t>Основанное на гистерезисе управление скользящим режимом</w:t>
+      </w:r>
+      <w:r>
+        <w:rPr>
+          <w:rFonts w:ascii="Times New Roman" w:hAnsi="Times New Roman" w:cs="Times New Roman"/>
+          <w:sz w:val="28"/>
+          <w:szCs w:val="28"/>
+        </w:rPr>
+        <w:t>)</w:t>
       </w:r>
       <w:r>
         <w:rPr>
@@ -19885,7 +20392,7 @@
           <v:shape id="_x0000_i1078" type="#_x0000_t75" style="width:101.55pt;height:19.35pt" o:ole="">
             <v:imagedata r:id="rId129" o:title=""/>
           </v:shape>
-          <o:OLEObject Type="Embed" ProgID="Equation.DSMT4" ShapeID="_x0000_i1078" DrawAspect="Content" ObjectID="_1841992698" r:id="rId130"/>
+          <o:OLEObject Type="Embed" ProgID="Equation.DSMT4" ShapeID="_x0000_i1078" DrawAspect="Content" ObjectID="_1842078977" r:id="rId130"/>
         </w:object>
       </w:r>
       <w:r>
@@ -19908,7 +20415,7 @@
           <v:shape id="_x0000_i1079" type="#_x0000_t75" style="width:74.7pt;height:19.35pt" o:ole="">
             <v:imagedata r:id="rId131" o:title=""/>
           </v:shape>
-          <o:OLEObject Type="Embed" ProgID="Equation.DSMT4" ShapeID="_x0000_i1079" DrawAspect="Content" ObjectID="_1841992699" r:id="rId132"/>
+          <o:OLEObject Type="Embed" ProgID="Equation.DSMT4" ShapeID="_x0000_i1079" DrawAspect="Content" ObjectID="_1842078978" r:id="rId132"/>
         </w:object>
       </w:r>
       <w:r>
@@ -20218,6 +20725,7 @@
           <w:sz w:val="28"/>
           <w:szCs w:val="28"/>
         </w:rPr>
+        <w:lastRenderedPageBreak/>
         <w:t xml:space="preserve">Если в вектор состояния включить не только </w:t>
       </w:r>
       <w:r>
@@ -20257,16 +20765,7 @@
           <w:sz w:val="28"/>
           <w:szCs w:val="28"/>
         </w:rPr>
-        <w:t xml:space="preserve">Преимущество данного класса моделей состоит в хорошей совместимости с BMS и высокой алгоритмической отработанности. Недостаток заключается в </w:t>
-      </w:r>
-      <w:r>
-        <w:rPr>
-          <w:rFonts w:ascii="Times New Roman" w:hAnsi="Times New Roman" w:cs="Times New Roman"/>
-          <w:sz w:val="28"/>
-          <w:szCs w:val="28"/>
-        </w:rPr>
-        <w:lastRenderedPageBreak/>
-        <w:t xml:space="preserve">сильной зависимости качества оценки от корректности базовой модели состояния. Если </w:t>
+        <w:t xml:space="preserve">Преимущество данного класса моделей состоит в хорошей совместимости с BMS и высокой алгоритмической отработанности. Недостаток заключается в сильной зависимости качества оценки от корректности базовой модели состояния. Если </w:t>
       </w:r>
       <w:r>
         <w:rPr>
@@ -20283,7 +20782,42 @@
           <w:sz w:val="28"/>
           <w:szCs w:val="28"/>
         </w:rPr>
-        <w:t xml:space="preserve"> модель недостаточно адекватна, фильтрационная схема не устраняет эту ошибку, а лишь рекурсивно распространяет её.</w:t>
+        <w:t xml:space="preserve"> </w:t>
+      </w:r>
+      <w:r>
+        <w:rPr>
+          <w:rFonts w:ascii="Times New Roman" w:hAnsi="Times New Roman" w:cs="Times New Roman"/>
+          <w:sz w:val="28"/>
+          <w:szCs w:val="28"/>
+        </w:rPr>
+        <w:t>(</w:t>
+      </w:r>
+      <w:r>
+        <w:rPr>
+          <w:rFonts w:ascii="Times New Roman" w:hAnsi="Times New Roman" w:cs="Times New Roman"/>
+          <w:i/>
+          <w:iCs/>
+          <w:sz w:val="28"/>
+          <w:szCs w:val="28"/>
+          <w:highlight w:val="green"/>
+        </w:rPr>
+        <w:t>базовая модель</w:t>
+      </w:r>
+      <w:r>
+        <w:rPr>
+          <w:rFonts w:ascii="Times New Roman" w:hAnsi="Times New Roman" w:cs="Times New Roman"/>
+          <w:sz w:val="28"/>
+          <w:szCs w:val="28"/>
+        </w:rPr>
+        <w:t xml:space="preserve">) </w:t>
+      </w:r>
+      <w:r>
+        <w:rPr>
+          <w:rFonts w:ascii="Times New Roman" w:hAnsi="Times New Roman" w:cs="Times New Roman"/>
+          <w:sz w:val="28"/>
+          <w:szCs w:val="28"/>
+        </w:rPr>
+        <w:t>модель недостаточно адекватна, фильтрационная схема не устраняет эту ошибку, а лишь рекурсивно распространяет её.</w:t>
       </w:r>
     </w:p>
     <w:p>
@@ -20319,6 +20853,7 @@
           <w:bCs/>
           <w:sz w:val="28"/>
           <w:szCs w:val="28"/>
+          <w:highlight w:val="magenta"/>
           <w:lang w:val="en-US"/>
         </w:rPr>
         <w:t xml:space="preserve">1.5.4 Data-driven </w:t>
@@ -20330,6 +20865,7 @@
           <w:bCs/>
           <w:sz w:val="28"/>
           <w:szCs w:val="28"/>
+          <w:highlight w:val="magenta"/>
         </w:rPr>
         <w:t>и</w:t>
       </w:r>
@@ -20340,6 +20876,7 @@
           <w:bCs/>
           <w:sz w:val="28"/>
           <w:szCs w:val="28"/>
+          <w:highlight w:val="magenta"/>
           <w:lang w:val="en-US"/>
         </w:rPr>
         <w:t xml:space="preserve"> deep learning </w:t>
@@ -20351,6 +20888,7 @@
           <w:bCs/>
           <w:sz w:val="28"/>
           <w:szCs w:val="28"/>
+          <w:highlight w:val="magenta"/>
         </w:rPr>
         <w:t>модели</w:t>
       </w:r>
@@ -20488,7 +21026,7 @@
           <v:shape id="_x0000_i1080" type="#_x0000_t75" style="width:165.5pt;height:19.35pt" o:ole="">
             <v:imagedata r:id="rId133" o:title=""/>
           </v:shape>
-          <o:OLEObject Type="Embed" ProgID="Equation.DSMT4" ShapeID="_x0000_i1080" DrawAspect="Content" ObjectID="_1841992700" r:id="rId134"/>
+          <o:OLEObject Type="Embed" ProgID="Equation.DSMT4" ShapeID="_x0000_i1080" DrawAspect="Content" ObjectID="_1842078979" r:id="rId134"/>
         </w:object>
       </w:r>
     </w:p>
@@ -20610,7 +21148,16 @@
           <w:sz w:val="28"/>
           <w:szCs w:val="28"/>
         </w:rPr>
-        <w:t xml:space="preserve"> используемых признаков. При этом интерпретируемость их решений часто остаётся ограниченной.</w:t>
+        <w:t xml:space="preserve"> </w:t>
+      </w:r>
+      <w:r>
+        <w:rPr>
+          <w:rFonts w:ascii="Times New Roman" w:hAnsi="Times New Roman" w:cs="Times New Roman"/>
+          <w:sz w:val="28"/>
+          <w:szCs w:val="28"/>
+        </w:rPr>
+        <w:lastRenderedPageBreak/>
+        <w:t>используемых признаков. При этом интерпретируемость их решений часто остаётся ограниченной.</w:t>
       </w:r>
     </w:p>
     <w:p>
@@ -20682,16 +21229,7 @@
           <w:sz w:val="28"/>
           <w:szCs w:val="28"/>
         </w:rPr>
-        <w:t xml:space="preserve"> </w:t>
-      </w:r>
-      <w:r>
-        <w:rPr>
-          <w:rFonts w:ascii="Times New Roman" w:hAnsi="Times New Roman" w:cs="Times New Roman"/>
-          <w:sz w:val="28"/>
-          <w:szCs w:val="28"/>
-        </w:rPr>
-        <w:lastRenderedPageBreak/>
-        <w:t xml:space="preserve">схеме для </w:t>
+        <w:t xml:space="preserve"> схеме для </w:t>
       </w:r>
       <w:r>
         <w:rPr>
@@ -20854,7 +21392,16 @@
           <w:sz w:val="28"/>
           <w:szCs w:val="28"/>
         </w:rPr>
-        <w:t xml:space="preserve">Для целей настоящей работы гибридность особенно важна, поскольку импедансные параметры естественным образом выполняют роль физически содержательных признаков. Это позволяет строить не «чёрный ящик» по сырым эксплуатационным данным, а </w:t>
+        <w:t xml:space="preserve">Для целей настоящей работы гибридность особенно важна, поскольку импедансные параметры естественным образом выполняют роль физически содержательных признаков. Это позволяет строить не «чёрный ящик» по сырым </w:t>
+      </w:r>
+      <w:r>
+        <w:rPr>
+          <w:rFonts w:ascii="Times New Roman" w:hAnsi="Times New Roman" w:cs="Times New Roman"/>
+          <w:sz w:val="28"/>
+          <w:szCs w:val="28"/>
+        </w:rPr>
+        <w:lastRenderedPageBreak/>
+        <w:t xml:space="preserve">эксплуатационным данным, а </w:t>
       </w:r>
       <w:r>
         <w:rPr>
@@ -20939,7 +21486,6 @@
           <w:sz w:val="28"/>
           <w:szCs w:val="28"/>
         </w:rPr>
-        <w:lastRenderedPageBreak/>
         <w:t xml:space="preserve">Гибридные модели формируются как ответ на ограничения как чисто физических, так и чисто </w:t>
       </w:r>
       <w:r>
@@ -21046,7 +21592,16 @@
           <w:sz w:val="28"/>
           <w:szCs w:val="28"/>
         </w:rPr>
-        <w:t xml:space="preserve">Импедансно-ориентированные модели представляют наибольший интерес для рассматриваемой диссертационной задачи. Обзор 2024 года по EIS как диагностическому и прогностическому инструменту для EV-батарей подчёркивает, что EIS даёт более глубокую информацию, чем простые измерения напряжения или тока, поскольку позволяет в реальном времени оценивать процессы, происходящие внутри батареи на разных временных масштабах. В обзоре также отдельно отмечается, что EIS способна выявлять деградацию на ранних стадиях без повреждения батареи и может использоваться как </w:t>
+        <w:t xml:space="preserve">Импедансно-ориентированные модели представляют наибольший интерес для рассматриваемой диссертационной задачи. Обзор 2024 года по EIS как диагностическому и прогностическому инструменту для EV-батарей подчёркивает, что EIS даёт более глубокую информацию, чем простые измерения напряжения или тока, поскольку позволяет в реальном времени оценивать </w:t>
+      </w:r>
+      <w:r>
+        <w:rPr>
+          <w:rFonts w:ascii="Times New Roman" w:hAnsi="Times New Roman" w:cs="Times New Roman"/>
+          <w:sz w:val="28"/>
+          <w:szCs w:val="28"/>
+        </w:rPr>
+        <w:lastRenderedPageBreak/>
+        <w:t xml:space="preserve">процессы, происходящие внутри батареи на разных временных масштабах. В обзоре также отдельно отмечается, что EIS способна выявлять деградацию на ранних стадиях без повреждения батареи и может использоваться как </w:t>
       </w:r>
       <w:r>
         <w:rPr>
@@ -21121,7 +21676,7 @@
           <v:shape id="_x0000_i1081" type="#_x0000_t75" style="width:103.15pt;height:34.95pt" o:ole="">
             <v:imagedata r:id="rId135" o:title=""/>
           </v:shape>
-          <o:OLEObject Type="Embed" ProgID="Equation.DSMT4" ShapeID="_x0000_i1081" DrawAspect="Content" ObjectID="_1841992701" r:id="rId136"/>
+          <o:OLEObject Type="Embed" ProgID="Equation.DSMT4" ShapeID="_x0000_i1081" DrawAspect="Content" ObjectID="_1842078980" r:id="rId136"/>
         </w:object>
       </w:r>
       <w:r>
@@ -21325,7 +21880,7 @@
           <v:shape id="_x0000_i1082" type="#_x0000_t75" style="width:106.95pt;height:33.85pt" o:ole="">
             <v:imagedata r:id="rId137" o:title=""/>
           </v:shape>
-          <o:OLEObject Type="Embed" ProgID="Equation.DSMT4" ShapeID="_x0000_i1082" DrawAspect="Content" ObjectID="_1841992702" r:id="rId138"/>
+          <o:OLEObject Type="Embed" ProgID="Equation.DSMT4" ShapeID="_x0000_i1082" DrawAspect="Content" ObjectID="_1842078981" r:id="rId138"/>
         </w:object>
       </w:r>
       <w:r>
@@ -21498,7 +22053,16 @@
           <w:sz w:val="28"/>
           <w:szCs w:val="28"/>
         </w:rPr>
-        <w:t>Именно здесь и проходит граница между существующими работами и задачей настоящей диссертации. Современные публикации подтверждают потенциал EIS для раннего прогноза ресурса, но в большинстве случаев либо ограничиваются одной химической системой, либо строятся на стационарных лабораторных спектрах, либо используют спектральные признаки без полного включения их в инженерную модель BMS. Следовательно, проблема не в отсутствии доказательств полезности EIS, а в отсутствии универсальной и математически строгой диагностико-прогностической схемы для нестационарных тяговых режимов.</w:t>
+        <w:t xml:space="preserve">Именно здесь и проходит граница между существующими работами и задачей настоящей диссертации. Современные публикации подтверждают потенциал EIS для раннего прогноза ресурса, но в большинстве случаев либо ограничиваются одной химической системой, либо строятся на стационарных лабораторных спектрах, либо используют спектральные признаки без полного включения их в инженерную модель BMS. Следовательно, проблема не в отсутствии доказательств полезности EIS, а в отсутствии универсальной и </w:t>
+      </w:r>
+      <w:r>
+        <w:rPr>
+          <w:rFonts w:ascii="Times New Roman" w:hAnsi="Times New Roman" w:cs="Times New Roman"/>
+          <w:sz w:val="28"/>
+          <w:szCs w:val="28"/>
+        </w:rPr>
+        <w:lastRenderedPageBreak/>
+        <w:t>математически строгой диагностико-прогностической схемы для нестационарных тяговых режимов.</w:t>
       </w:r>
     </w:p>
     <w:p>
@@ -21567,7 +22131,6 @@
                 <w:sz w:val="28"/>
                 <w:szCs w:val="28"/>
               </w:rPr>
-              <w:lastRenderedPageBreak/>
               <w:t>Класс моделей</w:t>
             </w:r>
           </w:p>
@@ -22192,7 +22755,16 @@
                 <w:sz w:val="28"/>
                 <w:szCs w:val="28"/>
               </w:rPr>
-              <w:t>Использование EIS признаков как маркеров старения</w:t>
+              <w:t xml:space="preserve">Использование EIS признаков </w:t>
+            </w:r>
+            <w:r>
+              <w:rPr>
+                <w:rFonts w:ascii="Times New Roman" w:hAnsi="Times New Roman" w:cs="Times New Roman"/>
+                <w:sz w:val="28"/>
+                <w:szCs w:val="28"/>
+              </w:rPr>
+              <w:lastRenderedPageBreak/>
+              <w:t>как маркеров старения</w:t>
             </w:r>
           </w:p>
         </w:tc>
@@ -22216,7 +22788,17 @@
                 <w:sz w:val="28"/>
                 <w:szCs w:val="28"/>
               </w:rPr>
-              <w:t>Ранняя чувствительность к деградации, физическая содержательность</w:t>
+              <w:lastRenderedPageBreak/>
+              <w:t xml:space="preserve">Ранняя чувствительность к </w:t>
+            </w:r>
+            <w:r>
+              <w:rPr>
+                <w:rFonts w:ascii="Times New Roman" w:hAnsi="Times New Roman" w:cs="Times New Roman"/>
+                <w:sz w:val="28"/>
+                <w:szCs w:val="28"/>
+              </w:rPr>
+              <w:lastRenderedPageBreak/>
+              <w:t>деградации, физическая содержательность</w:t>
             </w:r>
           </w:p>
         </w:tc>
@@ -22240,7 +22822,17 @@
                 <w:sz w:val="28"/>
                 <w:szCs w:val="28"/>
               </w:rPr>
-              <w:t>Трудности быстрого измерения и online интерпретации</w:t>
+              <w:lastRenderedPageBreak/>
+              <w:t xml:space="preserve">Трудности быстрого </w:t>
+            </w:r>
+            <w:r>
+              <w:rPr>
+                <w:rFonts w:ascii="Times New Roman" w:hAnsi="Times New Roman" w:cs="Times New Roman"/>
+                <w:sz w:val="28"/>
+                <w:szCs w:val="28"/>
+              </w:rPr>
+              <w:lastRenderedPageBreak/>
+              <w:t>измерения и online интерпретации</w:t>
             </w:r>
           </w:p>
         </w:tc>
@@ -22275,16 +22867,7 @@
           <w:sz w:val="28"/>
           <w:szCs w:val="28"/>
         </w:rPr>
-        <w:t xml:space="preserve">Для визуального сравнения классов моделей был выполнен многокритериальный анализ по показателям физической интерпретации, </w:t>
-      </w:r>
-      <w:r>
-        <w:rPr>
-          <w:rFonts w:ascii="Times New Roman" w:hAnsi="Times New Roman" w:cs="Times New Roman"/>
-          <w:sz w:val="28"/>
-          <w:szCs w:val="28"/>
-        </w:rPr>
-        <w:lastRenderedPageBreak/>
-        <w:t>онлайн-применимости, точности в сложных режимах, требованиям к данным и пригодности к ранней деградационной диагностике.</w:t>
+        <w:t>Для визуального сравнения классов моделей был выполнен многокритериальный анализ по показателям физической интерпретации, онлайн-применимости, точности в сложных режимах, требованиям к данным и пригодности к ранней деградационной диагностике.</w:t>
       </w:r>
     </w:p>
     <w:p>
@@ -22414,7 +22997,16 @@
           <w:sz w:val="28"/>
           <w:szCs w:val="28"/>
         </w:rPr>
-        <w:t>На рисунке представлена сравнительная матрица шести классов моделей. Эмпирические модели выигрывают по простоте и онлайн применимости, но уступают по физической интерпретации и ранней чувствительности. Физические модели обладают максимальной интерпретируемостью, но проигрывают по вычислительной компактности. ML- и DL-подходы демонстрируют высокую гибкость, однако требуют больших массивов репрезентативных данных. Гибридные и импедансные подходы занимают промежуточное, но наиболее перспективное положение.</w:t>
+        <w:t xml:space="preserve">На рисунке представлена сравнительная матрица шести классов моделей. Эмпирические модели выигрывают по простоте и онлайн применимости, но уступают по физической интерпретации и ранней чувствительности. Физические модели обладают максимальной интерпретируемостью, но проигрывают по вычислительной компактности. ML- и DL-подходы демонстрируют высокую </w:t>
+      </w:r>
+      <w:r>
+        <w:rPr>
+          <w:rFonts w:ascii="Times New Roman" w:hAnsi="Times New Roman" w:cs="Times New Roman"/>
+          <w:sz w:val="28"/>
+          <w:szCs w:val="28"/>
+        </w:rPr>
+        <w:lastRenderedPageBreak/>
+        <w:t>гибкость, однако требуют больших массивов репрезентативных данных. Гибридные и импедансные подходы занимают промежуточное, но наиболее перспективное положение.</w:t>
       </w:r>
     </w:p>
     <w:p>
@@ -22453,16 +23045,7 @@
           <w:sz w:val="28"/>
           <w:szCs w:val="28"/>
         </w:rPr>
-        <w:t xml:space="preserve">. Практическая польза заключается в обосновании выбора дальнейшей диссертационной стратегии: не чисто эмпирической и не </w:t>
-      </w:r>
-      <w:r>
-        <w:rPr>
-          <w:rFonts w:ascii="Times New Roman" w:hAnsi="Times New Roman" w:cs="Times New Roman"/>
-          <w:sz w:val="28"/>
-          <w:szCs w:val="28"/>
-        </w:rPr>
-        <w:lastRenderedPageBreak/>
-        <w:t xml:space="preserve">чисто </w:t>
+        <w:t xml:space="preserve">. Практическая польза заключается в обосновании выбора дальнейшей диссертационной стратегии: не чисто эмпирической и не чисто </w:t>
       </w:r>
       <w:r>
         <w:rPr>
@@ -22694,16 +23277,7 @@
           <w:sz w:val="28"/>
           <w:szCs w:val="28"/>
         </w:rPr>
-        <w:t xml:space="preserve">, эмпирическая линейная модель, физическая модель и гибридная/импедансная модель. Хорошо видно, что линейная модель систематически переоценивает остаточный ресурс, поскольку не учитывает ускорение деградации на поздней стадии. Физическая модель значительно лучше </w:t>
-      </w:r>
-      <w:r>
-        <w:rPr>
-          <w:rFonts w:ascii="Times New Roman" w:hAnsi="Times New Roman" w:cs="Times New Roman"/>
-          <w:sz w:val="28"/>
-          <w:szCs w:val="28"/>
-        </w:rPr>
-        <w:lastRenderedPageBreak/>
-        <w:t>воспроизводит форму траектории, а гибридная/импедансная модель практически совпадает с экспериментальной кривой вблизи критического участка.</w:t>
+        <w:t>, эмпирическая линейная модель, физическая модель и гибридная/импедансная модель. Хорошо видно, что линейная модель систематически переоценивает остаточный ресурс, поскольку не учитывает ускорение деградации на поздней стадии. Физическая модель значительно лучше воспроизводит форму траектории, а гибридная/импедансная модель практически совпадает с экспериментальной кривой вблизи критического участка.</w:t>
       </w:r>
     </w:p>
     <w:p>
@@ -22860,6 +23434,7 @@
           <w:sz w:val="28"/>
           <w:szCs w:val="28"/>
         </w:rPr>
+        <w:lastRenderedPageBreak/>
         <w:t>Рисунок 1.16 — Сравнительная точность классов моделей на смешанном испытательном наборе</w:t>
       </w:r>
     </w:p>
@@ -22892,16 +23467,7 @@
           <w:sz w:val="28"/>
           <w:szCs w:val="28"/>
         </w:rPr>
-        <w:t xml:space="preserve">На рисунке приведены усреднённые ошибки прогноза остаточного ресурса для различных классов моделей. Наибольшая ошибка наблюдается у эмпирических моделей, наименьшая — у импедансных и гибридных. Это не </w:t>
-      </w:r>
-      <w:r>
-        <w:rPr>
-          <w:rFonts w:ascii="Times New Roman" w:hAnsi="Times New Roman" w:cs="Times New Roman"/>
-          <w:sz w:val="28"/>
-          <w:szCs w:val="28"/>
-        </w:rPr>
-        <w:lastRenderedPageBreak/>
-        <w:t>означает безусловного превосходства последних во всех задачах, однако подтверждает их преимущество в ситуациях, где критично раннее распознавание деградации и корректное описание нелинейного изменения состояния батареи.</w:t>
+        <w:t>На рисунке приведены усреднённые ошибки прогноза остаточного ресурса для различных классов моделей. Наибольшая ошибка наблюдается у эмпирических моделей, наименьшая — у импедансных и гибридных. Это не означает безусловного превосходства последних во всех задачах, однако подтверждает их преимущество в ситуациях, где критично раннее распознавание деградации и корректное описание нелинейного изменения состояния батареи.</w:t>
       </w:r>
     </w:p>
     <w:p>
@@ -22977,6 +23543,7 @@
           <w:sz w:val="28"/>
           <w:szCs w:val="28"/>
         </w:rPr>
+        <w:lastRenderedPageBreak/>
         <w:t>1.6 Выявленные научные проблемы и постановка задач исследования</w:t>
       </w:r>
     </w:p>
@@ -23047,7 +23614,174 @@
           <w:sz w:val="28"/>
           <w:szCs w:val="28"/>
         </w:rPr>
-        <w:t xml:space="preserve"> и построения частных моделей прогноза ресурса. Вместе с тем обзорные работы последних лет </w:t>
+        <w:t xml:space="preserve"> и построения частных моделей прогноза ресурса. Вместе с тем обзорные работы последних лет указывают, что наиболее интенсивно развиваются три направления: методы </w:t>
+      </w:r>
+      <w:r>
+        <w:rPr>
+          <w:rFonts w:ascii="Times New Roman" w:hAnsi="Times New Roman" w:cs="Times New Roman"/>
+          <w:i/>
+          <w:iCs/>
+          <w:sz w:val="28"/>
+          <w:szCs w:val="28"/>
+          <w:lang w:val="en-US"/>
+        </w:rPr>
+        <w:t>SOH</w:t>
+      </w:r>
+      <w:r>
+        <w:rPr>
+          <w:rFonts w:ascii="Times New Roman" w:hAnsi="Times New Roman" w:cs="Times New Roman"/>
+          <w:sz w:val="28"/>
+          <w:szCs w:val="28"/>
+        </w:rPr>
+        <w:t>/</w:t>
+      </w:r>
+      <w:r>
+        <w:rPr>
+          <w:rFonts w:ascii="Times New Roman" w:hAnsi="Times New Roman" w:cs="Times New Roman"/>
+          <w:i/>
+          <w:iCs/>
+          <w:sz w:val="28"/>
+          <w:szCs w:val="28"/>
+          <w:lang w:val="en-US"/>
+        </w:rPr>
+        <w:t>RUL</w:t>
+      </w:r>
+      <w:r>
+        <w:rPr>
+          <w:rFonts w:ascii="Times New Roman" w:hAnsi="Times New Roman" w:cs="Times New Roman"/>
+          <w:sz w:val="28"/>
+          <w:szCs w:val="28"/>
+        </w:rPr>
+        <w:t>-</w:t>
+      </w:r>
+      <w:r>
+        <w:rPr>
+          <w:rFonts w:ascii="Times New Roman" w:hAnsi="Times New Roman" w:cs="Times New Roman"/>
+          <w:sz w:val="28"/>
+          <w:szCs w:val="28"/>
+        </w:rPr>
+        <w:t xml:space="preserve">оценки, </w:t>
+      </w:r>
+      <w:r>
+        <w:rPr>
+          <w:rFonts w:ascii="Times New Roman" w:hAnsi="Times New Roman" w:cs="Times New Roman"/>
+          <w:sz w:val="28"/>
+          <w:szCs w:val="28"/>
+        </w:rPr>
+        <w:t>гибридные модели и online/near-online алгоритмы, тогда как проблема объединения физически интерпретируемых диагностических признаков с инженерно реализуемым прогнозом ресурса остаётся открытой.</w:t>
+      </w:r>
+    </w:p>
+    <w:p>
+      <w:pPr>
+        <w:spacing w:line="360" w:lineRule="auto"/>
+        <w:ind w:firstLine="709"/>
+        <w:jc w:val="both"/>
+        <w:rPr>
+          <w:rFonts w:ascii="Times New Roman" w:hAnsi="Times New Roman" w:cs="Times New Roman"/>
+          <w:sz w:val="28"/>
+          <w:szCs w:val="28"/>
+        </w:rPr>
+      </w:pPr>
+      <w:r>
+        <w:rPr>
+          <w:rFonts w:ascii="Times New Roman" w:hAnsi="Times New Roman" w:cs="Times New Roman"/>
+          <w:sz w:val="28"/>
+          <w:szCs w:val="28"/>
+        </w:rPr>
+        <w:t xml:space="preserve">С методологической точки зрения современное научное поле разделено на три относительно самостоятельные области. Первая область связана с фундаментальными электрохимическими моделями, в которых состояние батареи описывается через кинетику зарядопереноса, диффузию, тепловые эффекты и межфазные реакции. Вторая область представлена лабораторной импедансной диагностикой, позволяющей получать спектральные признаки внутреннего состояния батареи. Третья область включает инженерные алгоритмы BMS, ориентированные на быстрые измерения напряжения, тока, температуры и ограниченного набора оценочных параметров. Современные обзоры по EIS для транспортных аккумуляторов прямо подчёркивают, что именно разрыв между глубокой диагностической информативностью EIS и требованиями </w:t>
+      </w:r>
+      <w:r>
+        <w:rPr>
+          <w:rFonts w:ascii="Times New Roman" w:hAnsi="Times New Roman" w:cs="Times New Roman"/>
+          <w:sz w:val="28"/>
+          <w:szCs w:val="28"/>
+          <w:highlight w:val="yellow"/>
+        </w:rPr>
+        <w:t>onboard-реализации</w:t>
+      </w:r>
+      <w:r>
+        <w:rPr>
+          <w:rFonts w:ascii="Times New Roman" w:hAnsi="Times New Roman" w:cs="Times New Roman"/>
+          <w:sz w:val="28"/>
+          <w:szCs w:val="28"/>
+        </w:rPr>
+        <w:t xml:space="preserve"> остаётся одним из ключевых барьеров для промышленного внедрения метода.</w:t>
+      </w:r>
+    </w:p>
+    <w:p>
+      <w:pPr>
+        <w:spacing w:line="360" w:lineRule="auto"/>
+        <w:ind w:firstLine="709"/>
+        <w:jc w:val="both"/>
+        <w:rPr>
+          <w:rFonts w:ascii="Times New Roman" w:hAnsi="Times New Roman" w:cs="Times New Roman"/>
+          <w:sz w:val="28"/>
+          <w:szCs w:val="28"/>
+        </w:rPr>
+      </w:pPr>
+      <w:r>
+        <w:rPr>
+          <w:rFonts w:ascii="Times New Roman" w:hAnsi="Times New Roman" w:cs="Times New Roman"/>
+          <w:sz w:val="28"/>
+          <w:szCs w:val="28"/>
+        </w:rPr>
+        <w:t>Проблема особенно обостряется в условиях тяговой эксплуатации. В лабораторной постановке спектр</w:t>
+      </w:r>
+      <w:r>
+        <w:rPr>
+          <w:rFonts w:ascii="Times New Roman" w:hAnsi="Times New Roman" w:cs="Times New Roman"/>
+          <w:sz w:val="28"/>
+          <w:szCs w:val="28"/>
+        </w:rPr>
+        <w:t xml:space="preserve"> </w:t>
+      </w:r>
+      <w:r>
+        <w:rPr>
+          <w:rFonts w:ascii="Times New Roman" w:hAnsi="Times New Roman" w:cs="Times New Roman"/>
+          <w:i/>
+          <w:iCs/>
+          <w:sz w:val="28"/>
+          <w:szCs w:val="28"/>
+          <w:lang w:val="en-US"/>
+        </w:rPr>
+        <w:t>Z</w:t>
+      </w:r>
+      <w:r>
+        <w:rPr>
+          <w:rFonts w:ascii="Times New Roman" w:hAnsi="Times New Roman" w:cs="Times New Roman"/>
+          <w:i/>
+          <w:iCs/>
+          <w:sz w:val="28"/>
+          <w:szCs w:val="28"/>
+        </w:rPr>
+        <w:t>(ω)</w:t>
+      </w:r>
+      <w:r>
+        <w:rPr>
+          <w:rFonts w:ascii="Times New Roman" w:hAnsi="Times New Roman" w:cs="Times New Roman"/>
+          <w:sz w:val="28"/>
+          <w:szCs w:val="28"/>
+        </w:rPr>
+        <w:t xml:space="preserve"> обычно измеряется вблизи стационарной рабочей точки при малом гармоническом возмущении и фиксированной температуре. В электротранспортном приложении, напротив, батарея функционирует при переменном токе, меняющемся </w:t>
+      </w:r>
+      <w:r>
+        <w:rPr>
+          <w:rFonts w:ascii="Times New Roman" w:hAnsi="Times New Roman" w:cs="Times New Roman"/>
+          <w:i/>
+          <w:iCs/>
+          <w:sz w:val="28"/>
+          <w:szCs w:val="28"/>
+          <w:lang w:val="en-US"/>
+        </w:rPr>
+        <w:t>SOC</w:t>
+      </w:r>
+      <w:r>
+        <w:rPr>
+          <w:rFonts w:ascii="Times New Roman" w:hAnsi="Times New Roman" w:cs="Times New Roman"/>
+          <w:sz w:val="28"/>
+          <w:szCs w:val="28"/>
+        </w:rPr>
+        <w:t xml:space="preserve">, переменной температуре и при наличии рекуперационных режимов. Современные </w:t>
       </w:r>
       <w:r>
         <w:rPr>
@@ -23056,81 +23790,7 @@
           <w:szCs w:val="28"/>
         </w:rPr>
         <w:lastRenderedPageBreak/>
-        <w:t xml:space="preserve">указывают, что наиболее интенсивно развиваются три направления: методы </w:t>
-      </w:r>
-      <w:r>
-        <w:rPr>
-          <w:rFonts w:ascii="Times New Roman" w:hAnsi="Times New Roman" w:cs="Times New Roman"/>
-          <w:i/>
-          <w:iCs/>
-          <w:sz w:val="28"/>
-          <w:szCs w:val="28"/>
-          <w:lang w:val="en-US"/>
-        </w:rPr>
-        <w:t>SOH</w:t>
-      </w:r>
-      <w:r>
-        <w:rPr>
-          <w:rFonts w:ascii="Times New Roman" w:hAnsi="Times New Roman" w:cs="Times New Roman"/>
-          <w:sz w:val="28"/>
-          <w:szCs w:val="28"/>
-        </w:rPr>
-        <w:t>/</w:t>
-      </w:r>
-      <w:r>
-        <w:rPr>
-          <w:rFonts w:ascii="Times New Roman" w:hAnsi="Times New Roman" w:cs="Times New Roman"/>
-          <w:i/>
-          <w:iCs/>
-          <w:sz w:val="28"/>
-          <w:szCs w:val="28"/>
-          <w:lang w:val="en-US"/>
-        </w:rPr>
-        <w:t>RUL</w:t>
-      </w:r>
-      <w:r>
-        <w:rPr>
-          <w:rFonts w:ascii="Times New Roman" w:hAnsi="Times New Roman" w:cs="Times New Roman"/>
-          <w:sz w:val="28"/>
-          <w:szCs w:val="28"/>
-        </w:rPr>
-        <w:t>-</w:t>
-      </w:r>
-      <w:r>
-        <w:rPr>
-          <w:rFonts w:ascii="Times New Roman" w:hAnsi="Times New Roman" w:cs="Times New Roman"/>
-          <w:sz w:val="28"/>
-          <w:szCs w:val="28"/>
-        </w:rPr>
-        <w:t xml:space="preserve">оценки, </w:t>
-      </w:r>
-      <w:r>
-        <w:rPr>
-          <w:rFonts w:ascii="Times New Roman" w:hAnsi="Times New Roman" w:cs="Times New Roman"/>
-          <w:sz w:val="28"/>
-          <w:szCs w:val="28"/>
-        </w:rPr>
-        <w:t>гибридные модели и online/near-online алгоритмы, тогда как проблема объединения физически интерпретируемых диагностических признаков с инженерно реализуемым прогнозом ресурса остаётся открытой.</w:t>
-      </w:r>
-    </w:p>
-    <w:p>
-      <w:pPr>
-        <w:spacing w:line="360" w:lineRule="auto"/>
-        <w:ind w:firstLine="709"/>
-        <w:jc w:val="both"/>
-        <w:rPr>
-          <w:rFonts w:ascii="Times New Roman" w:hAnsi="Times New Roman" w:cs="Times New Roman"/>
-          <w:sz w:val="28"/>
-          <w:szCs w:val="28"/>
-        </w:rPr>
-      </w:pPr>
-      <w:r>
-        <w:rPr>
-          <w:rFonts w:ascii="Times New Roman" w:hAnsi="Times New Roman" w:cs="Times New Roman"/>
-          <w:sz w:val="28"/>
-          <w:szCs w:val="28"/>
-        </w:rPr>
-        <w:t xml:space="preserve">С методологической точки зрения современное научное поле разделено на три относительно самостоятельные области. Первая область связана с фундаментальными электрохимическими моделями, в которых состояние батареи описывается через кинетику зарядопереноса, диффузию, тепловые эффекты и межфазные реакции. Вторая область представлена лабораторной импедансной диагностикой, позволяющей получать спектральные признаки внутреннего состояния батареи. Третья область включает инженерные алгоритмы BMS, ориентированные на быстрые измерения напряжения, тока, температуры и ограниченного набора оценочных параметров. Современные обзоры по EIS для транспортных аккумуляторов прямо подчёркивают, что именно разрыв между глубокой диагностической информативностью EIS и требованиями </w:t>
+        <w:t xml:space="preserve">исследования по </w:t>
       </w:r>
       <w:r>
         <w:rPr>
@@ -23139,91 +23799,35 @@
           <w:szCs w:val="28"/>
           <w:highlight w:val="yellow"/>
         </w:rPr>
-        <w:t>onboard-реализации</w:t>
-      </w:r>
-      <w:r>
-        <w:rPr>
-          <w:rFonts w:ascii="Times New Roman" w:hAnsi="Times New Roman" w:cs="Times New Roman"/>
-          <w:sz w:val="28"/>
-          <w:szCs w:val="28"/>
-        </w:rPr>
-        <w:t xml:space="preserve"> остаётся одним из ключевых барьеров для промышленного внедрения метода.</w:t>
-      </w:r>
-    </w:p>
-    <w:p>
-      <w:pPr>
-        <w:spacing w:line="360" w:lineRule="auto"/>
-        <w:ind w:firstLine="709"/>
-        <w:jc w:val="both"/>
-        <w:rPr>
-          <w:rFonts w:ascii="Times New Roman" w:hAnsi="Times New Roman" w:cs="Times New Roman"/>
-          <w:sz w:val="28"/>
-          <w:szCs w:val="28"/>
-        </w:rPr>
-      </w:pPr>
-      <w:r>
-        <w:rPr>
-          <w:rFonts w:ascii="Times New Roman" w:hAnsi="Times New Roman" w:cs="Times New Roman"/>
-          <w:sz w:val="28"/>
-          <w:szCs w:val="28"/>
-        </w:rPr>
-        <w:t>Проблема особенно обостряется в условиях тяговой эксплуатации. В лабораторной постановке спектр</w:t>
-      </w:r>
-      <w:r>
-        <w:rPr>
-          <w:rFonts w:ascii="Times New Roman" w:hAnsi="Times New Roman" w:cs="Times New Roman"/>
-          <w:sz w:val="28"/>
-          <w:szCs w:val="28"/>
-        </w:rPr>
-        <w:t xml:space="preserve"> </w:t>
-      </w:r>
-      <w:r>
-        <w:rPr>
-          <w:rFonts w:ascii="Times New Roman" w:hAnsi="Times New Roman" w:cs="Times New Roman"/>
-          <w:i/>
-          <w:iCs/>
-          <w:sz w:val="28"/>
-          <w:szCs w:val="28"/>
-          <w:lang w:val="en-US"/>
-        </w:rPr>
-        <w:t>Z</w:t>
-      </w:r>
-      <w:r>
-        <w:rPr>
-          <w:rFonts w:ascii="Times New Roman" w:hAnsi="Times New Roman" w:cs="Times New Roman"/>
-          <w:i/>
-          <w:iCs/>
-          <w:sz w:val="28"/>
-          <w:szCs w:val="28"/>
-        </w:rPr>
-        <w:t>(ω)</w:t>
-      </w:r>
-      <w:r>
-        <w:rPr>
-          <w:rFonts w:ascii="Times New Roman" w:hAnsi="Times New Roman" w:cs="Times New Roman"/>
-          <w:sz w:val="28"/>
-          <w:szCs w:val="28"/>
-        </w:rPr>
-        <w:t xml:space="preserve"> обычно измеряется вблизи стационарной рабочей точки при малом гармоническом возмущении и фиксированной температуре. В электротранспортном приложении, напротив, батарея функционирует при переменном токе, меняющемся </w:t>
-      </w:r>
-      <w:r>
-        <w:rPr>
-          <w:rFonts w:ascii="Times New Roman" w:hAnsi="Times New Roman" w:cs="Times New Roman"/>
-          <w:i/>
-          <w:iCs/>
-          <w:sz w:val="28"/>
-          <w:szCs w:val="28"/>
-          <w:lang w:val="en-US"/>
-        </w:rPr>
-        <w:t>SOC</w:t>
-      </w:r>
-      <w:r>
-        <w:rPr>
-          <w:rFonts w:ascii="Times New Roman" w:hAnsi="Times New Roman" w:cs="Times New Roman"/>
-          <w:sz w:val="28"/>
-          <w:szCs w:val="28"/>
-        </w:rPr>
-        <w:t xml:space="preserve">, переменной температуре и при наличии рекуперационных режимов. Современные исследования по </w:t>
+        <w:t>dynamic EIS</w:t>
+      </w:r>
+      <w:r>
+        <w:rPr>
+          <w:rFonts w:ascii="Times New Roman" w:hAnsi="Times New Roman" w:cs="Times New Roman"/>
+          <w:sz w:val="28"/>
+          <w:szCs w:val="28"/>
+        </w:rPr>
+        <w:t xml:space="preserve"> показывают, что динамические спектры лучше отражают реальное состояние батареи при заряде и разряде, чем классические статические измерения, однако методически и аппаратно такая постановка остаётся существенно более сложной.</w:t>
+      </w:r>
+    </w:p>
+    <w:p>
+      <w:pPr>
+        <w:spacing w:line="360" w:lineRule="auto"/>
+        <w:ind w:firstLine="709"/>
+        <w:jc w:val="both"/>
+        <w:rPr>
+          <w:rFonts w:ascii="Times New Roman" w:hAnsi="Times New Roman" w:cs="Times New Roman"/>
+          <w:sz w:val="28"/>
+          <w:szCs w:val="28"/>
+        </w:rPr>
+      </w:pPr>
+      <w:r>
+        <w:rPr>
+          <w:rFonts w:ascii="Times New Roman" w:hAnsi="Times New Roman" w:cs="Times New Roman"/>
+          <w:sz w:val="28"/>
+          <w:szCs w:val="28"/>
+        </w:rPr>
+        <w:t xml:space="preserve">В результате возникает принципиальное противоречие. С одной стороны, импедансная спектроскопия является одним из наиболее чувствительных инструментов ранней диагностики деградации. С другой стороны, существующие BMS-алгоритмы преимущественно опираются на интегральные и сравнительно грубые измеряемые величины. Ряд современных работ по раннему прогнозу ресурса уже показывает, что геометрические признаки спектра Найквиста и другие EIS-параметры могут использоваться для </w:t>
       </w:r>
       <w:r>
         <w:rPr>
@@ -23232,136 +23836,91 @@
           <w:szCs w:val="28"/>
           <w:highlight w:val="yellow"/>
         </w:rPr>
-        <w:t>dynamic EIS</w:t>
-      </w:r>
-      <w:r>
-        <w:rPr>
-          <w:rFonts w:ascii="Times New Roman" w:hAnsi="Times New Roman" w:cs="Times New Roman"/>
-          <w:sz w:val="28"/>
-          <w:szCs w:val="28"/>
-        </w:rPr>
-        <w:t xml:space="preserve"> показывают, что динамические спектры лучше отражают реальное состояние батареи при заряде и разряде, чем классические статические измерения, однако методически и аппаратно такая постановка остаётся существенно более сложной.</w:t>
-      </w:r>
-    </w:p>
-    <w:p>
-      <w:pPr>
-        <w:spacing w:line="360" w:lineRule="auto"/>
-        <w:ind w:firstLine="709"/>
-        <w:jc w:val="both"/>
-        <w:rPr>
-          <w:rFonts w:ascii="Times New Roman" w:hAnsi="Times New Roman" w:cs="Times New Roman"/>
-          <w:sz w:val="28"/>
-          <w:szCs w:val="28"/>
-        </w:rPr>
-      </w:pPr>
-      <w:r>
-        <w:rPr>
-          <w:rFonts w:ascii="Times New Roman" w:hAnsi="Times New Roman" w:cs="Times New Roman"/>
-          <w:sz w:val="28"/>
-          <w:szCs w:val="28"/>
-        </w:rPr>
-        <w:t xml:space="preserve">В результате возникает принципиальное противоречие. С одной стороны, импедансная спектроскопия является одним из наиболее чувствительных </w:t>
-      </w:r>
-      <w:r>
-        <w:rPr>
-          <w:rFonts w:ascii="Times New Roman" w:hAnsi="Times New Roman" w:cs="Times New Roman"/>
-          <w:sz w:val="28"/>
-          <w:szCs w:val="28"/>
+        <w:t>early-stage lifetime prediction</w:t>
+      </w:r>
+      <w:r>
+        <w:rPr>
+          <w:rFonts w:ascii="Times New Roman" w:hAnsi="Times New Roman" w:cs="Times New Roman"/>
+          <w:sz w:val="28"/>
+          <w:szCs w:val="28"/>
+        </w:rPr>
+        <w:t xml:space="preserve">, однако такие подходы чаще всего остаются либо лабораторными, либо </w:t>
+      </w:r>
+      <w:r>
+        <w:rPr>
+          <w:rFonts w:ascii="Times New Roman" w:hAnsi="Times New Roman" w:cs="Times New Roman"/>
+          <w:sz w:val="28"/>
+          <w:szCs w:val="28"/>
+          <w:highlight w:val="yellow"/>
+        </w:rPr>
+        <w:t>data-driven</w:t>
+      </w:r>
+      <w:r>
+        <w:rPr>
+          <w:rFonts w:ascii="Times New Roman" w:hAnsi="Times New Roman" w:cs="Times New Roman"/>
+          <w:sz w:val="28"/>
+          <w:szCs w:val="28"/>
+        </w:rPr>
+        <w:t>, либо ориентированными на одну химическую систему без формирования единой инженерной модели прогноза.</w:t>
+      </w:r>
+    </w:p>
+    <w:p>
+      <w:pPr>
+        <w:spacing w:line="360" w:lineRule="auto"/>
+        <w:ind w:firstLine="709"/>
+        <w:jc w:val="both"/>
+        <w:rPr>
+          <w:rFonts w:ascii="Times New Roman" w:hAnsi="Times New Roman" w:cs="Times New Roman"/>
+          <w:sz w:val="28"/>
+          <w:szCs w:val="28"/>
+        </w:rPr>
+      </w:pPr>
+      <w:r>
+        <w:rPr>
+          <w:rFonts w:ascii="Times New Roman" w:hAnsi="Times New Roman" w:cs="Times New Roman"/>
+          <w:sz w:val="28"/>
+          <w:szCs w:val="28"/>
+        </w:rPr>
+        <w:t xml:space="preserve">Для формализации выявленного исследовательского разрыва целесообразно представить существующее состояние проблемы в виде </w:t>
+      </w:r>
+      <w:r>
+        <w:rPr>
+          <w:rFonts w:ascii="Times New Roman" w:hAnsi="Times New Roman" w:cs="Times New Roman"/>
+          <w:sz w:val="28"/>
+          <w:szCs w:val="28"/>
+        </w:rPr>
+        <w:t>структуры взаимосвязанных, но недостаточно интегрированных блоков: фундаментальных моделей, лабораторной диагностики и инженерных алгоритмов управления батареей.</w:t>
+      </w:r>
+    </w:p>
+    <w:p>
+      <w:pPr>
+        <w:spacing w:line="360" w:lineRule="auto"/>
+        <w:ind w:firstLine="709"/>
+        <w:jc w:val="both"/>
+        <w:rPr>
+          <w:rFonts w:ascii="Times New Roman" w:hAnsi="Times New Roman" w:cs="Times New Roman"/>
+          <w:sz w:val="28"/>
+          <w:szCs w:val="28"/>
+        </w:rPr>
+      </w:pPr>
+    </w:p>
+    <w:p>
+      <w:pPr>
+        <w:spacing w:line="360" w:lineRule="auto"/>
+        <w:ind w:firstLine="709"/>
+        <w:jc w:val="both"/>
+        <w:rPr>
+          <w:rFonts w:ascii="Times New Roman" w:hAnsi="Times New Roman" w:cs="Times New Roman"/>
+          <w:sz w:val="28"/>
+          <w:szCs w:val="28"/>
+          <w:lang w:val="en-US"/>
+        </w:rPr>
+      </w:pPr>
+      <w:r>
+        <w:rPr>
+          <w:noProof/>
         </w:rPr>
         <w:lastRenderedPageBreak/>
-        <w:t xml:space="preserve">инструментов ранней диагностики деградации. С другой стороны, существующие BMS-алгоритмы преимущественно опираются на интегральные и сравнительно грубые измеряемые величины. Ряд современных работ по раннему прогнозу ресурса уже показывает, что геометрические признаки спектра Найквиста и другие EIS-параметры могут использоваться для </w:t>
-      </w:r>
-      <w:r>
-        <w:rPr>
-          <w:rFonts w:ascii="Times New Roman" w:hAnsi="Times New Roman" w:cs="Times New Roman"/>
-          <w:sz w:val="28"/>
-          <w:szCs w:val="28"/>
-          <w:highlight w:val="yellow"/>
-        </w:rPr>
-        <w:t>early-stage lifetime prediction</w:t>
-      </w:r>
-      <w:r>
-        <w:rPr>
-          <w:rFonts w:ascii="Times New Roman" w:hAnsi="Times New Roman" w:cs="Times New Roman"/>
-          <w:sz w:val="28"/>
-          <w:szCs w:val="28"/>
-        </w:rPr>
-        <w:t xml:space="preserve">, однако такие подходы чаще всего остаются либо лабораторными, либо </w:t>
-      </w:r>
-      <w:r>
-        <w:rPr>
-          <w:rFonts w:ascii="Times New Roman" w:hAnsi="Times New Roman" w:cs="Times New Roman"/>
-          <w:sz w:val="28"/>
-          <w:szCs w:val="28"/>
-          <w:highlight w:val="yellow"/>
-        </w:rPr>
-        <w:t>data-driven</w:t>
-      </w:r>
-      <w:r>
-        <w:rPr>
-          <w:rFonts w:ascii="Times New Roman" w:hAnsi="Times New Roman" w:cs="Times New Roman"/>
-          <w:sz w:val="28"/>
-          <w:szCs w:val="28"/>
-        </w:rPr>
-        <w:t>, либо ориентированными на одну химическую систему без формирования единой инженерной модели прогноза.</w:t>
-      </w:r>
-    </w:p>
-    <w:p>
-      <w:pPr>
-        <w:spacing w:line="360" w:lineRule="auto"/>
-        <w:ind w:firstLine="709"/>
-        <w:jc w:val="both"/>
-        <w:rPr>
-          <w:rFonts w:ascii="Times New Roman" w:hAnsi="Times New Roman" w:cs="Times New Roman"/>
-          <w:sz w:val="28"/>
-          <w:szCs w:val="28"/>
-        </w:rPr>
-      </w:pPr>
-      <w:r>
-        <w:rPr>
-          <w:rFonts w:ascii="Times New Roman" w:hAnsi="Times New Roman" w:cs="Times New Roman"/>
-          <w:sz w:val="28"/>
-          <w:szCs w:val="28"/>
-        </w:rPr>
-        <w:t xml:space="preserve">Для формализации выявленного исследовательского разрыва целесообразно представить существующее состояние проблемы в виде </w:t>
-      </w:r>
-      <w:r>
-        <w:rPr>
-          <w:rFonts w:ascii="Times New Roman" w:hAnsi="Times New Roman" w:cs="Times New Roman"/>
-          <w:sz w:val="28"/>
-          <w:szCs w:val="28"/>
-        </w:rPr>
-        <w:t>структуры взаимосвязанных, но недостаточно интегрированных блоков: фундаментальных моделей, лабораторной диагностики и инженерных алгоритмов управления батареей.</w:t>
-      </w:r>
-    </w:p>
-    <w:p>
-      <w:pPr>
-        <w:spacing w:line="360" w:lineRule="auto"/>
-        <w:ind w:firstLine="709"/>
-        <w:jc w:val="both"/>
-        <w:rPr>
-          <w:rFonts w:ascii="Times New Roman" w:hAnsi="Times New Roman" w:cs="Times New Roman"/>
-          <w:sz w:val="28"/>
-          <w:szCs w:val="28"/>
-        </w:rPr>
-      </w:pPr>
-    </w:p>
-    <w:p>
-      <w:pPr>
-        <w:spacing w:line="360" w:lineRule="auto"/>
-        <w:ind w:firstLine="709"/>
-        <w:jc w:val="both"/>
-        <w:rPr>
-          <w:rFonts w:ascii="Times New Roman" w:hAnsi="Times New Roman" w:cs="Times New Roman"/>
-          <w:sz w:val="28"/>
-          <w:szCs w:val="28"/>
-          <w:lang w:val="en-US"/>
-        </w:rPr>
-      </w:pPr>
-      <w:r>
-        <w:rPr>
-          <w:noProof/>
-        </w:rPr>
         <w:drawing>
           <wp:inline distT="0" distB="0" distL="0" distR="0" wp14:anchorId="612A255F" wp14:editId="6DE846D2">
             <wp:extent cx="6119495" cy="3311525"/>
@@ -23461,7 +24020,6 @@
           <w:sz w:val="28"/>
           <w:szCs w:val="28"/>
         </w:rPr>
-        <w:lastRenderedPageBreak/>
         <w:t xml:space="preserve">На рисунке показано, что фундаментальные электрохимические модели, лабораторная импедансная диагностика и инженерные алгоритмы BMS существуют как методически развитые, но не полностью объединённые уровни описания аккумуляторной системы. Для фундаментальных моделей характерна ориентация на стационарные условия и на подробное описание физики процесса. Для лабораторной EIS-диагностики — использование полного спектра и длительных измерений. Для BMS-уровня — работа с ограниченным набором быстро доступных величин. Научный разрыв возникает в точке, где требуется перейти от </w:t>
       </w:r>
       <w:r>
@@ -23684,7 +24242,7 @@
           <v:shape id="_x0000_i1083" type="#_x0000_t75" style="width:90.8pt;height:16.1pt" o:ole="">
             <v:imagedata r:id="rId143" o:title=""/>
           </v:shape>
-          <o:OLEObject Type="Embed" ProgID="Equation.DSMT4" ShapeID="_x0000_i1083" DrawAspect="Content" ObjectID="_1841992703" r:id="rId144"/>
+          <o:OLEObject Type="Embed" ProgID="Equation.DSMT4" ShapeID="_x0000_i1083" DrawAspect="Content" ObjectID="_1842078982" r:id="rId144"/>
         </w:object>
       </w:r>
       <w:r>
@@ -23707,7 +24265,7 @@
           <v:shape id="_x0000_i1084" type="#_x0000_t75" style="width:88.65pt;height:16.1pt" o:ole="">
             <v:imagedata r:id="rId145" o:title=""/>
           </v:shape>
-          <o:OLEObject Type="Embed" ProgID="Equation.DSMT4" ShapeID="_x0000_i1084" DrawAspect="Content" ObjectID="_1841992704" r:id="rId146"/>
+          <o:OLEObject Type="Embed" ProgID="Equation.DSMT4" ShapeID="_x0000_i1084" DrawAspect="Content" ObjectID="_1842078983" r:id="rId146"/>
         </w:object>
       </w:r>
     </w:p>
@@ -23748,139 +24306,147 @@
           <w:sz w:val="28"/>
           <w:szCs w:val="28"/>
         </w:rPr>
+        <w:t xml:space="preserve">Вторая научная проблема состоит в том, что большинство существующих моделей ресурса либо слабо интерпретируемы, либо ограниченно переносимы между режимами и химическими системами. Обзорные работы по </w:t>
+      </w:r>
+      <w:r>
+        <w:rPr>
+          <w:rFonts w:ascii="Times New Roman" w:hAnsi="Times New Roman" w:cs="Times New Roman"/>
+          <w:i/>
+          <w:iCs/>
+          <w:sz w:val="28"/>
+          <w:szCs w:val="28"/>
+          <w:lang w:val="en-US"/>
+        </w:rPr>
+        <w:t>SOH</w:t>
+      </w:r>
+      <w:r>
+        <w:rPr>
+          <w:rFonts w:ascii="Times New Roman" w:hAnsi="Times New Roman" w:cs="Times New Roman"/>
+          <w:sz w:val="28"/>
+          <w:szCs w:val="28"/>
+        </w:rPr>
+        <w:t>/</w:t>
+      </w:r>
+      <w:r>
+        <w:rPr>
+          <w:rFonts w:ascii="Times New Roman" w:hAnsi="Times New Roman" w:cs="Times New Roman"/>
+          <w:i/>
+          <w:iCs/>
+          <w:sz w:val="28"/>
+          <w:szCs w:val="28"/>
+          <w:lang w:val="en-US"/>
+        </w:rPr>
+        <w:t>RUL</w:t>
+      </w:r>
+      <w:r>
+        <w:rPr>
+          <w:rFonts w:ascii="Times New Roman" w:hAnsi="Times New Roman" w:cs="Times New Roman"/>
+          <w:sz w:val="28"/>
+          <w:szCs w:val="28"/>
+        </w:rPr>
+        <w:t xml:space="preserve">-моделированию последовательно разделяют методы на </w:t>
+      </w:r>
+      <w:r>
+        <w:rPr>
+          <w:rFonts w:ascii="Times New Roman" w:hAnsi="Times New Roman" w:cs="Times New Roman"/>
+          <w:sz w:val="28"/>
+          <w:szCs w:val="28"/>
+          <w:highlight w:val="yellow"/>
+        </w:rPr>
+        <w:t>model-based, data-driven и hybrid approaches</w:t>
+      </w:r>
+      <w:r>
+        <w:rPr>
+          <w:rFonts w:ascii="Times New Roman" w:hAnsi="Times New Roman" w:cs="Times New Roman"/>
+          <w:sz w:val="28"/>
+          <w:szCs w:val="28"/>
+        </w:rPr>
+        <w:t>, причём именно гибридные подходы рассматриваются как наиболее перспективные, но и наиболее методически сложные в верификации.</w:t>
+      </w:r>
+    </w:p>
+    <w:p>
+      <w:pPr>
+        <w:spacing w:line="360" w:lineRule="auto"/>
+        <w:ind w:firstLine="709"/>
+        <w:jc w:val="both"/>
+        <w:rPr>
+          <w:rFonts w:ascii="Times New Roman" w:hAnsi="Times New Roman" w:cs="Times New Roman"/>
+          <w:sz w:val="28"/>
+          <w:szCs w:val="28"/>
+        </w:rPr>
+      </w:pPr>
+      <w:r>
+        <w:rPr>
+          <w:rFonts w:ascii="Times New Roman" w:hAnsi="Times New Roman" w:cs="Times New Roman"/>
+          <w:sz w:val="28"/>
+          <w:szCs w:val="28"/>
+        </w:rPr>
+        <w:t xml:space="preserve">Третья научная проблема связана с ранней диагностикой деградации. Классическое определение конца ресурса по условию </w:t>
+      </w:r>
+      <w:r>
+        <w:rPr>
+          <w:rFonts w:ascii="Times New Roman" w:hAnsi="Times New Roman" w:cs="Times New Roman"/>
+          <w:i/>
+          <w:iCs/>
+          <w:sz w:val="28"/>
+          <w:szCs w:val="28"/>
+          <w:lang w:val="en-US"/>
+        </w:rPr>
+        <w:t>SOH</w:t>
+      </w:r>
+      <w:r>
+        <w:rPr>
+          <w:rFonts w:ascii="Times New Roman" w:hAnsi="Times New Roman" w:cs="Times New Roman"/>
+          <w:sz w:val="28"/>
+          <w:szCs w:val="28"/>
+        </w:rPr>
+        <w:t xml:space="preserve"> = 80% широко используется в литературе и инженерной практике, однако современные обзоры подчёркивают, что ресурсный отказ в реальной системе часто связан не только со снижением ёмкости, но и с </w:t>
+      </w:r>
+      <w:r>
+        <w:rPr>
+          <w:rFonts w:ascii="Times New Roman" w:hAnsi="Times New Roman" w:cs="Times New Roman"/>
+          <w:sz w:val="28"/>
+          <w:szCs w:val="28"/>
+          <w:highlight w:val="yellow"/>
+        </w:rPr>
+        <w:t>power fade</w:t>
+      </w:r>
+      <w:r>
+        <w:rPr>
+          <w:rFonts w:ascii="Times New Roman" w:hAnsi="Times New Roman" w:cs="Times New Roman"/>
+          <w:sz w:val="28"/>
+          <w:szCs w:val="28"/>
+        </w:rPr>
+        <w:t>, ростом импеданса и ухудшением теплового поведения батареи. Это означает, что одного ёмкостного индикатора недостаточно, а ресурсная модель должна включать внутренние электрические признаки состояния.</w:t>
+      </w:r>
+    </w:p>
+    <w:p>
+      <w:pPr>
+        <w:spacing w:line="360" w:lineRule="auto"/>
+        <w:ind w:firstLine="709"/>
+        <w:jc w:val="both"/>
+        <w:rPr>
+          <w:rFonts w:ascii="Times New Roman" w:hAnsi="Times New Roman" w:cs="Times New Roman"/>
+          <w:sz w:val="28"/>
+          <w:szCs w:val="28"/>
+        </w:rPr>
+      </w:pPr>
+      <w:r>
+        <w:rPr>
+          <w:rFonts w:ascii="Times New Roman" w:hAnsi="Times New Roman" w:cs="Times New Roman"/>
+          <w:sz w:val="28"/>
+          <w:szCs w:val="28"/>
+        </w:rPr>
+        <w:t xml:space="preserve">Четвёртая научная проблема заключается в ограниченной пригодности классической стационарной EIS-постановки для тяговых приложений. </w:t>
+      </w:r>
+      <w:r>
+        <w:rPr>
+          <w:rFonts w:ascii="Times New Roman" w:hAnsi="Times New Roman" w:cs="Times New Roman"/>
+          <w:sz w:val="28"/>
+          <w:szCs w:val="28"/>
+        </w:rPr>
         <w:lastRenderedPageBreak/>
-        <w:t xml:space="preserve">Вторая научная проблема состоит в том, что большинство существующих моделей ресурса либо слабо интерпретируемы, либо ограниченно переносимы между режимами и химическими системами. Обзорные работы по </w:t>
-      </w:r>
-      <w:r>
-        <w:rPr>
-          <w:rFonts w:ascii="Times New Roman" w:hAnsi="Times New Roman" w:cs="Times New Roman"/>
-          <w:i/>
-          <w:iCs/>
-          <w:sz w:val="28"/>
-          <w:szCs w:val="28"/>
-          <w:lang w:val="en-US"/>
-        </w:rPr>
-        <w:t>SOH</w:t>
-      </w:r>
-      <w:r>
-        <w:rPr>
-          <w:rFonts w:ascii="Times New Roman" w:hAnsi="Times New Roman" w:cs="Times New Roman"/>
-          <w:sz w:val="28"/>
-          <w:szCs w:val="28"/>
-        </w:rPr>
-        <w:t>/</w:t>
-      </w:r>
-      <w:r>
-        <w:rPr>
-          <w:rFonts w:ascii="Times New Roman" w:hAnsi="Times New Roman" w:cs="Times New Roman"/>
-          <w:i/>
-          <w:iCs/>
-          <w:sz w:val="28"/>
-          <w:szCs w:val="28"/>
-          <w:lang w:val="en-US"/>
-        </w:rPr>
-        <w:t>RUL</w:t>
-      </w:r>
-      <w:r>
-        <w:rPr>
-          <w:rFonts w:ascii="Times New Roman" w:hAnsi="Times New Roman" w:cs="Times New Roman"/>
-          <w:sz w:val="28"/>
-          <w:szCs w:val="28"/>
-        </w:rPr>
-        <w:t xml:space="preserve">-моделированию последовательно разделяют методы на </w:t>
-      </w:r>
-      <w:r>
-        <w:rPr>
-          <w:rFonts w:ascii="Times New Roman" w:hAnsi="Times New Roman" w:cs="Times New Roman"/>
-          <w:sz w:val="28"/>
-          <w:szCs w:val="28"/>
-          <w:highlight w:val="yellow"/>
-        </w:rPr>
-        <w:t>model-based, data-driven и hybrid approaches</w:t>
-      </w:r>
-      <w:r>
-        <w:rPr>
-          <w:rFonts w:ascii="Times New Roman" w:hAnsi="Times New Roman" w:cs="Times New Roman"/>
-          <w:sz w:val="28"/>
-          <w:szCs w:val="28"/>
-        </w:rPr>
-        <w:t>, причём именно гибридные подходы рассматриваются как наиболее перспективные, но и наиболее методически сложные в верификации.</w:t>
-      </w:r>
-    </w:p>
-    <w:p>
-      <w:pPr>
-        <w:spacing w:line="360" w:lineRule="auto"/>
-        <w:ind w:firstLine="709"/>
-        <w:jc w:val="both"/>
-        <w:rPr>
-          <w:rFonts w:ascii="Times New Roman" w:hAnsi="Times New Roman" w:cs="Times New Roman"/>
-          <w:sz w:val="28"/>
-          <w:szCs w:val="28"/>
-        </w:rPr>
-      </w:pPr>
-      <w:r>
-        <w:rPr>
-          <w:rFonts w:ascii="Times New Roman" w:hAnsi="Times New Roman" w:cs="Times New Roman"/>
-          <w:sz w:val="28"/>
-          <w:szCs w:val="28"/>
-        </w:rPr>
-        <w:t xml:space="preserve">Третья научная проблема связана с ранней диагностикой деградации. Классическое определение конца ресурса по условию </w:t>
-      </w:r>
-      <w:r>
-        <w:rPr>
-          <w:rFonts w:ascii="Times New Roman" w:hAnsi="Times New Roman" w:cs="Times New Roman"/>
-          <w:i/>
-          <w:iCs/>
-          <w:sz w:val="28"/>
-          <w:szCs w:val="28"/>
-          <w:lang w:val="en-US"/>
-        </w:rPr>
-        <w:t>SOH</w:t>
-      </w:r>
-      <w:r>
-        <w:rPr>
-          <w:rFonts w:ascii="Times New Roman" w:hAnsi="Times New Roman" w:cs="Times New Roman"/>
-          <w:sz w:val="28"/>
-          <w:szCs w:val="28"/>
-        </w:rPr>
-        <w:t xml:space="preserve"> = 80% широко используется в литературе и инженерной практике, однако современные обзоры подчёркивают, что ресурсный отказ в реальной системе часто связан не только со снижением ёмкости, но и с </w:t>
-      </w:r>
-      <w:r>
-        <w:rPr>
-          <w:rFonts w:ascii="Times New Roman" w:hAnsi="Times New Roman" w:cs="Times New Roman"/>
-          <w:sz w:val="28"/>
-          <w:szCs w:val="28"/>
-          <w:highlight w:val="yellow"/>
-        </w:rPr>
-        <w:t>power fade</w:t>
-      </w:r>
-      <w:r>
-        <w:rPr>
-          <w:rFonts w:ascii="Times New Roman" w:hAnsi="Times New Roman" w:cs="Times New Roman"/>
-          <w:sz w:val="28"/>
-          <w:szCs w:val="28"/>
-        </w:rPr>
-        <w:t>, ростом импеданса и ухудшением теплового поведения батареи. Это означает, что одного ёмкостного индикатора недостаточно, а ресурсная модель должна включать внутренние электрические признаки состояния.</w:t>
-      </w:r>
-    </w:p>
-    <w:p>
-      <w:pPr>
-        <w:spacing w:line="360" w:lineRule="auto"/>
-        <w:ind w:firstLine="709"/>
-        <w:jc w:val="both"/>
-        <w:rPr>
-          <w:rFonts w:ascii="Times New Roman" w:hAnsi="Times New Roman" w:cs="Times New Roman"/>
-          <w:sz w:val="28"/>
-          <w:szCs w:val="28"/>
-        </w:rPr>
-      </w:pPr>
-      <w:r>
-        <w:rPr>
-          <w:rFonts w:ascii="Times New Roman" w:hAnsi="Times New Roman" w:cs="Times New Roman"/>
-          <w:sz w:val="28"/>
-          <w:szCs w:val="28"/>
-        </w:rPr>
-        <w:t xml:space="preserve">Четвёртая научная проблема заключается в ограниченной пригодности классической стационарной EIS-постановки для тяговых приложений. Современные работы по </w:t>
+        <w:t xml:space="preserve">Современные работы по </w:t>
       </w:r>
       <w:r>
         <w:rPr>
@@ -23985,7 +24551,6 @@
                 <w:sz w:val="28"/>
                 <w:szCs w:val="28"/>
               </w:rPr>
-              <w:lastRenderedPageBreak/>
               <w:t>Выявленная проблема</w:t>
             </w:r>
           </w:p>
@@ -24481,6 +25046,7 @@
                 <w:sz w:val="28"/>
                 <w:szCs w:val="28"/>
               </w:rPr>
+              <w:lastRenderedPageBreak/>
               <w:t>Сложность применения классической EIS в BMS</w:t>
             </w:r>
           </w:p>
@@ -24724,7 +25290,6 @@
           <w:sz w:val="28"/>
           <w:szCs w:val="28"/>
         </w:rPr>
-        <w:lastRenderedPageBreak/>
         <w:t>1.6.2 Формализация научной гипотезы в терминах главы 1</w:t>
       </w:r>
     </w:p>
@@ -24815,7 +25380,7 @@
           <v:shape id="_x0000_i1085" type="#_x0000_t75" style="width:188.6pt;height:19.35pt" o:ole="">
             <v:imagedata r:id="rId147" o:title=""/>
           </v:shape>
-          <o:OLEObject Type="Embed" ProgID="Equation.DSMT4" ShapeID="_x0000_i1085" DrawAspect="Content" ObjectID="_1841992705" r:id="rId148"/>
+          <o:OLEObject Type="Embed" ProgID="Equation.DSMT4" ShapeID="_x0000_i1085" DrawAspect="Content" ObjectID="_1842078984" r:id="rId148"/>
         </w:object>
       </w:r>
       <w:r>
@@ -24850,7 +25415,7 @@
           <v:shape id="_x0000_i1086" type="#_x0000_t75" style="width:148.3pt;height:33.85pt" o:ole="">
             <v:imagedata r:id="rId149" o:title=""/>
           </v:shape>
-          <o:OLEObject Type="Embed" ProgID="Equation.DSMT4" ShapeID="_x0000_i1086" DrawAspect="Content" ObjectID="_1841992706" r:id="rId150"/>
+          <o:OLEObject Type="Embed" ProgID="Equation.DSMT4" ShapeID="_x0000_i1086" DrawAspect="Content" ObjectID="_1842078985" r:id="rId150"/>
         </w:object>
       </w:r>
       <w:r>
@@ -24995,260 +25560,260 @@
           <w:sz w:val="28"/>
           <w:szCs w:val="28"/>
         </w:rPr>
+        <w:t xml:space="preserve">2. </w:t>
+      </w:r>
+      <w:r>
+        <w:rPr>
+          <w:rFonts w:ascii="Times New Roman" w:hAnsi="Times New Roman" w:cs="Times New Roman"/>
+          <w:sz w:val="28"/>
+          <w:szCs w:val="28"/>
+        </w:rPr>
+        <w:t>Установить количественные зависимости между параметрами импедансной модели и показателями технического состояния батареи, прежде всего между</w:t>
+      </w:r>
+      <w:r>
+        <w:rPr>
+          <w:rFonts w:ascii="Times New Roman" w:hAnsi="Times New Roman" w:cs="Times New Roman"/>
+          <w:sz w:val="28"/>
+          <w:szCs w:val="28"/>
+        </w:rPr>
+        <w:t xml:space="preserve"> </w:t>
+      </w:r>
+      <w:r>
+        <w:rPr>
+          <w:rFonts w:ascii="Times New Roman" w:hAnsi="Times New Roman" w:cs="Times New Roman"/>
+          <w:i/>
+          <w:iCs/>
+          <w:sz w:val="28"/>
+          <w:szCs w:val="28"/>
+          <w:lang w:val="en-US"/>
+        </w:rPr>
+        <w:t>R</w:t>
+      </w:r>
+      <w:r>
+        <w:rPr>
+          <w:rFonts w:ascii="Times New Roman" w:hAnsi="Times New Roman" w:cs="Times New Roman"/>
+          <w:i/>
+          <w:iCs/>
+          <w:sz w:val="28"/>
+          <w:szCs w:val="28"/>
+          <w:vertAlign w:val="subscript"/>
+          <w:lang w:val="en-US"/>
+        </w:rPr>
+        <w:t>ct</w:t>
+      </w:r>
+      <w:r>
+        <w:rPr>
+          <w:rFonts w:ascii="Times New Roman" w:hAnsi="Times New Roman" w:cs="Times New Roman"/>
+          <w:sz w:val="28"/>
+          <w:szCs w:val="28"/>
+        </w:rPr>
+        <w:t xml:space="preserve">, </w:t>
+      </w:r>
+      <w:r>
+        <w:rPr>
+          <w:rFonts w:ascii="Times New Roman" w:hAnsi="Times New Roman" w:cs="Times New Roman"/>
+          <w:i/>
+          <w:iCs/>
+          <w:sz w:val="28"/>
+          <w:szCs w:val="28"/>
+          <w:lang w:val="en-US"/>
+        </w:rPr>
+        <w:t>Z</w:t>
+      </w:r>
+      <w:r>
+        <w:rPr>
+          <w:rFonts w:ascii="Times New Roman" w:hAnsi="Times New Roman" w:cs="Times New Roman"/>
+          <w:i/>
+          <w:iCs/>
+          <w:sz w:val="28"/>
+          <w:szCs w:val="28"/>
+          <w:vertAlign w:val="subscript"/>
+          <w:lang w:val="en-US"/>
+        </w:rPr>
+        <w:t>diff</w:t>
+      </w:r>
+      <w:r>
+        <w:rPr>
+          <w:rFonts w:ascii="Times New Roman" w:hAnsi="Times New Roman" w:cs="Times New Roman"/>
+          <w:sz w:val="28"/>
+          <w:szCs w:val="28"/>
+        </w:rPr>
+        <w:t xml:space="preserve"> </w:t>
+      </w:r>
+      <w:r>
+        <w:rPr>
+          <w:rFonts w:ascii="Times New Roman" w:hAnsi="Times New Roman" w:cs="Times New Roman"/>
+          <w:sz w:val="28"/>
+          <w:szCs w:val="28"/>
+        </w:rPr>
+        <w:t>и</w:t>
+      </w:r>
+      <w:r>
+        <w:rPr>
+          <w:rFonts w:ascii="Times New Roman" w:hAnsi="Times New Roman" w:cs="Times New Roman"/>
+          <w:sz w:val="28"/>
+          <w:szCs w:val="28"/>
+        </w:rPr>
+        <w:t xml:space="preserve"> </w:t>
+      </w:r>
+      <w:r>
+        <w:rPr>
+          <w:rFonts w:ascii="Times New Roman" w:hAnsi="Times New Roman" w:cs="Times New Roman"/>
+          <w:i/>
+          <w:iCs/>
+          <w:sz w:val="28"/>
+          <w:szCs w:val="28"/>
+          <w:lang w:val="en-US"/>
+        </w:rPr>
+        <w:t>SOH</w:t>
+      </w:r>
+      <w:r>
+        <w:rPr>
+          <w:rFonts w:ascii="Times New Roman" w:hAnsi="Times New Roman" w:cs="Times New Roman"/>
+          <w:sz w:val="28"/>
+          <w:szCs w:val="28"/>
+        </w:rPr>
+        <w:t>.</w:t>
+      </w:r>
+    </w:p>
+    <w:p>
+      <w:pPr>
+        <w:spacing w:line="360" w:lineRule="auto"/>
+        <w:ind w:left="1134" w:hanging="425"/>
+        <w:jc w:val="both"/>
+        <w:rPr>
+          <w:rFonts w:ascii="Times New Roman" w:hAnsi="Times New Roman" w:cs="Times New Roman"/>
+          <w:sz w:val="28"/>
+          <w:szCs w:val="28"/>
+        </w:rPr>
+      </w:pPr>
+      <w:r>
+        <w:rPr>
+          <w:rFonts w:ascii="Times New Roman" w:hAnsi="Times New Roman" w:cs="Times New Roman"/>
+          <w:sz w:val="28"/>
+          <w:szCs w:val="28"/>
+        </w:rPr>
+        <w:t>3</w:t>
+      </w:r>
+      <w:r>
+        <w:rPr>
+          <w:rFonts w:ascii="Times New Roman" w:hAnsi="Times New Roman" w:cs="Times New Roman"/>
+          <w:sz w:val="28"/>
+          <w:szCs w:val="28"/>
+        </w:rPr>
+        <w:t xml:space="preserve">. </w:t>
+      </w:r>
+      <w:r>
+        <w:rPr>
+          <w:rFonts w:ascii="Times New Roman" w:hAnsi="Times New Roman" w:cs="Times New Roman"/>
+          <w:sz w:val="28"/>
+          <w:szCs w:val="28"/>
+        </w:rPr>
+        <w:t>Построить модель деградационной динамики, связывающую скорость изменения импедансных параметров с режимом эксплуатации, температурой и типом аккумулятора.</w:t>
+      </w:r>
+    </w:p>
+    <w:p>
+      <w:pPr>
+        <w:spacing w:line="360" w:lineRule="auto"/>
+        <w:ind w:left="1134" w:hanging="425"/>
+        <w:jc w:val="both"/>
+        <w:rPr>
+          <w:rFonts w:ascii="Times New Roman" w:hAnsi="Times New Roman" w:cs="Times New Roman"/>
+          <w:sz w:val="28"/>
+          <w:szCs w:val="28"/>
+        </w:rPr>
+      </w:pPr>
+      <w:r>
+        <w:rPr>
+          <w:rFonts w:ascii="Times New Roman" w:hAnsi="Times New Roman" w:cs="Times New Roman"/>
+          <w:sz w:val="28"/>
+          <w:szCs w:val="28"/>
+        </w:rPr>
+        <w:t xml:space="preserve">4. </w:t>
+      </w:r>
+      <w:r>
+        <w:rPr>
+          <w:rFonts w:ascii="Times New Roman" w:hAnsi="Times New Roman" w:cs="Times New Roman"/>
+          <w:sz w:val="28"/>
+          <w:szCs w:val="28"/>
+        </w:rPr>
+        <w:t>Разработать метод прогнозирования остаточного ресурса по импедансным признакам, включая линейно-локальные и нелинейные формы прогностических уравнений.</w:t>
+      </w:r>
+    </w:p>
+    <w:p>
+      <w:pPr>
+        <w:spacing w:line="360" w:lineRule="auto"/>
+        <w:ind w:left="1134" w:hanging="425"/>
+        <w:jc w:val="both"/>
+        <w:rPr>
+          <w:rFonts w:ascii="Times New Roman" w:hAnsi="Times New Roman" w:cs="Times New Roman"/>
+          <w:sz w:val="28"/>
+          <w:szCs w:val="28"/>
+        </w:rPr>
+      </w:pPr>
+      <w:r>
+        <w:rPr>
+          <w:rFonts w:ascii="Times New Roman" w:hAnsi="Times New Roman" w:cs="Times New Roman"/>
+          <w:sz w:val="28"/>
+          <w:szCs w:val="28"/>
+        </w:rPr>
+        <w:t xml:space="preserve">5. </w:t>
+      </w:r>
+      <w:r>
+        <w:rPr>
+          <w:rFonts w:ascii="Times New Roman" w:hAnsi="Times New Roman" w:cs="Times New Roman"/>
+          <w:sz w:val="28"/>
+          <w:szCs w:val="28"/>
+        </w:rPr>
+        <w:t>Сформировать сокращённый частотный протокол измерения, пригодный для экспресс-диагностики и последующей интеграции в контур BMS.</w:t>
+      </w:r>
+    </w:p>
+    <w:p>
+      <w:pPr>
+        <w:spacing w:line="360" w:lineRule="auto"/>
+        <w:ind w:left="1134" w:hanging="425"/>
+        <w:jc w:val="both"/>
+        <w:rPr>
+          <w:rFonts w:ascii="Times New Roman" w:hAnsi="Times New Roman" w:cs="Times New Roman"/>
+          <w:sz w:val="28"/>
+          <w:szCs w:val="28"/>
+        </w:rPr>
+      </w:pPr>
+      <w:r>
+        <w:rPr>
+          <w:rFonts w:ascii="Times New Roman" w:hAnsi="Times New Roman" w:cs="Times New Roman"/>
+          <w:sz w:val="28"/>
+          <w:szCs w:val="28"/>
+        </w:rPr>
+        <w:t xml:space="preserve">6. </w:t>
+      </w:r>
+      <w:r>
+        <w:rPr>
+          <w:rFonts w:ascii="Times New Roman" w:hAnsi="Times New Roman" w:cs="Times New Roman"/>
+          <w:sz w:val="28"/>
+          <w:szCs w:val="28"/>
+        </w:rPr>
+        <w:t>Провести экспериментальную верификацию разработанных положений на опытной серии NMC, LFP, LTO и Na-ion батарей.</w:t>
+      </w:r>
+    </w:p>
+    <w:p>
+      <w:pPr>
+        <w:spacing w:line="360" w:lineRule="auto"/>
+        <w:ind w:firstLine="709"/>
+        <w:jc w:val="both"/>
+        <w:rPr>
+          <w:rFonts w:ascii="Times New Roman" w:hAnsi="Times New Roman" w:cs="Times New Roman"/>
+          <w:sz w:val="28"/>
+          <w:szCs w:val="28"/>
+        </w:rPr>
+      </w:pPr>
+      <w:r>
+        <w:rPr>
+          <w:rFonts w:ascii="Times New Roman" w:hAnsi="Times New Roman" w:cs="Times New Roman"/>
+          <w:sz w:val="28"/>
+          <w:szCs w:val="28"/>
+        </w:rPr>
         <w:lastRenderedPageBreak/>
-        <w:t xml:space="preserve">2. </w:t>
-      </w:r>
-      <w:r>
-        <w:rPr>
-          <w:rFonts w:ascii="Times New Roman" w:hAnsi="Times New Roman" w:cs="Times New Roman"/>
-          <w:sz w:val="28"/>
-          <w:szCs w:val="28"/>
-        </w:rPr>
-        <w:t>Установить количественные зависимости между параметрами импедансной модели и показателями технического состояния батареи, прежде всего между</w:t>
-      </w:r>
-      <w:r>
-        <w:rPr>
-          <w:rFonts w:ascii="Times New Roman" w:hAnsi="Times New Roman" w:cs="Times New Roman"/>
-          <w:sz w:val="28"/>
-          <w:szCs w:val="28"/>
-        </w:rPr>
-        <w:t xml:space="preserve"> </w:t>
-      </w:r>
-      <w:r>
-        <w:rPr>
-          <w:rFonts w:ascii="Times New Roman" w:hAnsi="Times New Roman" w:cs="Times New Roman"/>
-          <w:i/>
-          <w:iCs/>
-          <w:sz w:val="28"/>
-          <w:szCs w:val="28"/>
-          <w:lang w:val="en-US"/>
-        </w:rPr>
-        <w:t>R</w:t>
-      </w:r>
-      <w:r>
-        <w:rPr>
-          <w:rFonts w:ascii="Times New Roman" w:hAnsi="Times New Roman" w:cs="Times New Roman"/>
-          <w:i/>
-          <w:iCs/>
-          <w:sz w:val="28"/>
-          <w:szCs w:val="28"/>
-          <w:vertAlign w:val="subscript"/>
-          <w:lang w:val="en-US"/>
-        </w:rPr>
-        <w:t>ct</w:t>
-      </w:r>
-      <w:r>
-        <w:rPr>
-          <w:rFonts w:ascii="Times New Roman" w:hAnsi="Times New Roman" w:cs="Times New Roman"/>
-          <w:sz w:val="28"/>
-          <w:szCs w:val="28"/>
-        </w:rPr>
-        <w:t xml:space="preserve">, </w:t>
-      </w:r>
-      <w:r>
-        <w:rPr>
-          <w:rFonts w:ascii="Times New Roman" w:hAnsi="Times New Roman" w:cs="Times New Roman"/>
-          <w:i/>
-          <w:iCs/>
-          <w:sz w:val="28"/>
-          <w:szCs w:val="28"/>
-          <w:lang w:val="en-US"/>
-        </w:rPr>
-        <w:t>Z</w:t>
-      </w:r>
-      <w:r>
-        <w:rPr>
-          <w:rFonts w:ascii="Times New Roman" w:hAnsi="Times New Roman" w:cs="Times New Roman"/>
-          <w:i/>
-          <w:iCs/>
-          <w:sz w:val="28"/>
-          <w:szCs w:val="28"/>
-          <w:vertAlign w:val="subscript"/>
-          <w:lang w:val="en-US"/>
-        </w:rPr>
-        <w:t>diff</w:t>
-      </w:r>
-      <w:r>
-        <w:rPr>
-          <w:rFonts w:ascii="Times New Roman" w:hAnsi="Times New Roman" w:cs="Times New Roman"/>
-          <w:sz w:val="28"/>
-          <w:szCs w:val="28"/>
-        </w:rPr>
-        <w:t xml:space="preserve"> </w:t>
-      </w:r>
-      <w:r>
-        <w:rPr>
-          <w:rFonts w:ascii="Times New Roman" w:hAnsi="Times New Roman" w:cs="Times New Roman"/>
-          <w:sz w:val="28"/>
-          <w:szCs w:val="28"/>
-        </w:rPr>
-        <w:t>и</w:t>
-      </w:r>
-      <w:r>
-        <w:rPr>
-          <w:rFonts w:ascii="Times New Roman" w:hAnsi="Times New Roman" w:cs="Times New Roman"/>
-          <w:sz w:val="28"/>
-          <w:szCs w:val="28"/>
-        </w:rPr>
-        <w:t xml:space="preserve"> </w:t>
-      </w:r>
-      <w:r>
-        <w:rPr>
-          <w:rFonts w:ascii="Times New Roman" w:hAnsi="Times New Roman" w:cs="Times New Roman"/>
-          <w:i/>
-          <w:iCs/>
-          <w:sz w:val="28"/>
-          <w:szCs w:val="28"/>
-          <w:lang w:val="en-US"/>
-        </w:rPr>
-        <w:t>SOH</w:t>
-      </w:r>
-      <w:r>
-        <w:rPr>
-          <w:rFonts w:ascii="Times New Roman" w:hAnsi="Times New Roman" w:cs="Times New Roman"/>
-          <w:sz w:val="28"/>
-          <w:szCs w:val="28"/>
-        </w:rPr>
-        <w:t>.</w:t>
-      </w:r>
-    </w:p>
-    <w:p>
-      <w:pPr>
-        <w:spacing w:line="360" w:lineRule="auto"/>
-        <w:ind w:left="1134" w:hanging="425"/>
-        <w:jc w:val="both"/>
-        <w:rPr>
-          <w:rFonts w:ascii="Times New Roman" w:hAnsi="Times New Roman" w:cs="Times New Roman"/>
-          <w:sz w:val="28"/>
-          <w:szCs w:val="28"/>
-        </w:rPr>
-      </w:pPr>
-      <w:r>
-        <w:rPr>
-          <w:rFonts w:ascii="Times New Roman" w:hAnsi="Times New Roman" w:cs="Times New Roman"/>
-          <w:sz w:val="28"/>
-          <w:szCs w:val="28"/>
-        </w:rPr>
-        <w:t>3</w:t>
-      </w:r>
-      <w:r>
-        <w:rPr>
-          <w:rFonts w:ascii="Times New Roman" w:hAnsi="Times New Roman" w:cs="Times New Roman"/>
-          <w:sz w:val="28"/>
-          <w:szCs w:val="28"/>
-        </w:rPr>
-        <w:t xml:space="preserve">. </w:t>
-      </w:r>
-      <w:r>
-        <w:rPr>
-          <w:rFonts w:ascii="Times New Roman" w:hAnsi="Times New Roman" w:cs="Times New Roman"/>
-          <w:sz w:val="28"/>
-          <w:szCs w:val="28"/>
-        </w:rPr>
-        <w:t>Построить модель деградационной динамики, связывающую скорость изменения импедансных параметров с режимом эксплуатации, температурой и типом аккумулятора.</w:t>
-      </w:r>
-    </w:p>
-    <w:p>
-      <w:pPr>
-        <w:spacing w:line="360" w:lineRule="auto"/>
-        <w:ind w:left="1134" w:hanging="425"/>
-        <w:jc w:val="both"/>
-        <w:rPr>
-          <w:rFonts w:ascii="Times New Roman" w:hAnsi="Times New Roman" w:cs="Times New Roman"/>
-          <w:sz w:val="28"/>
-          <w:szCs w:val="28"/>
-        </w:rPr>
-      </w:pPr>
-      <w:r>
-        <w:rPr>
-          <w:rFonts w:ascii="Times New Roman" w:hAnsi="Times New Roman" w:cs="Times New Roman"/>
-          <w:sz w:val="28"/>
-          <w:szCs w:val="28"/>
-        </w:rPr>
-        <w:t xml:space="preserve">4. </w:t>
-      </w:r>
-      <w:r>
-        <w:rPr>
-          <w:rFonts w:ascii="Times New Roman" w:hAnsi="Times New Roman" w:cs="Times New Roman"/>
-          <w:sz w:val="28"/>
-          <w:szCs w:val="28"/>
-        </w:rPr>
-        <w:t>Разработать метод прогнозирования остаточного ресурса по импедансным признакам, включая линейно-локальные и нелинейные формы прогностических уравнений.</w:t>
-      </w:r>
-    </w:p>
-    <w:p>
-      <w:pPr>
-        <w:spacing w:line="360" w:lineRule="auto"/>
-        <w:ind w:left="1134" w:hanging="425"/>
-        <w:jc w:val="both"/>
-        <w:rPr>
-          <w:rFonts w:ascii="Times New Roman" w:hAnsi="Times New Roman" w:cs="Times New Roman"/>
-          <w:sz w:val="28"/>
-          <w:szCs w:val="28"/>
-        </w:rPr>
-      </w:pPr>
-      <w:r>
-        <w:rPr>
-          <w:rFonts w:ascii="Times New Roman" w:hAnsi="Times New Roman" w:cs="Times New Roman"/>
-          <w:sz w:val="28"/>
-          <w:szCs w:val="28"/>
-        </w:rPr>
-        <w:t xml:space="preserve">5. </w:t>
-      </w:r>
-      <w:r>
-        <w:rPr>
-          <w:rFonts w:ascii="Times New Roman" w:hAnsi="Times New Roman" w:cs="Times New Roman"/>
-          <w:sz w:val="28"/>
-          <w:szCs w:val="28"/>
-        </w:rPr>
-        <w:t>Сформировать сокращённый частотный протокол измерения, пригодный для экспресс-диагностики и последующей интеграции в контур BMS.</w:t>
-      </w:r>
-    </w:p>
-    <w:p>
-      <w:pPr>
-        <w:spacing w:line="360" w:lineRule="auto"/>
-        <w:ind w:left="1134" w:hanging="425"/>
-        <w:jc w:val="both"/>
-        <w:rPr>
-          <w:rFonts w:ascii="Times New Roman" w:hAnsi="Times New Roman" w:cs="Times New Roman"/>
-          <w:sz w:val="28"/>
-          <w:szCs w:val="28"/>
-        </w:rPr>
-      </w:pPr>
-      <w:r>
-        <w:rPr>
-          <w:rFonts w:ascii="Times New Roman" w:hAnsi="Times New Roman" w:cs="Times New Roman"/>
-          <w:sz w:val="28"/>
-          <w:szCs w:val="28"/>
-        </w:rPr>
-        <w:t xml:space="preserve">6. </w:t>
-      </w:r>
-      <w:r>
-        <w:rPr>
-          <w:rFonts w:ascii="Times New Roman" w:hAnsi="Times New Roman" w:cs="Times New Roman"/>
-          <w:sz w:val="28"/>
-          <w:szCs w:val="28"/>
-        </w:rPr>
-        <w:t>Провести экспериментальную верификацию разработанных положений на опытной серии NMC, LFP, LTO и Na-ion батарей.</w:t>
-      </w:r>
-    </w:p>
-    <w:p>
-      <w:pPr>
-        <w:spacing w:line="360" w:lineRule="auto"/>
-        <w:ind w:firstLine="709"/>
-        <w:jc w:val="both"/>
-        <w:rPr>
-          <w:rFonts w:ascii="Times New Roman" w:hAnsi="Times New Roman" w:cs="Times New Roman"/>
-          <w:sz w:val="28"/>
-          <w:szCs w:val="28"/>
-        </w:rPr>
-      </w:pPr>
-      <w:r>
-        <w:rPr>
-          <w:rFonts w:ascii="Times New Roman" w:hAnsi="Times New Roman" w:cs="Times New Roman"/>
-          <w:sz w:val="28"/>
-          <w:szCs w:val="28"/>
-        </w:rPr>
         <w:t>Логика постановки задач исследования может быть представлена как последовательная цепочка перехода от измерения импеданса к</w:t>
       </w:r>
       <w:r>
@@ -25362,7 +25927,6 @@
           <w:sz w:val="28"/>
           <w:szCs w:val="28"/>
         </w:rPr>
-        <w:lastRenderedPageBreak/>
         <w:t>На рисунке показана последовательность этапов: измерение импеданса, идентификация параметров эквивалентной модели, оценка текущего состояния батареи, определение скорости деградации и, наконец, прогноз остаточного ресурса. Такая схема подчёркивает, что</w:t>
       </w:r>
       <w:r>
@@ -25467,6 +26031,7 @@
           <w:sz w:val="28"/>
           <w:szCs w:val="28"/>
         </w:rPr>
+        <w:lastRenderedPageBreak/>
         <w:t>В первой главе выполнен системный анализ тяговых аккумуляторных батарей как элементов электротехнического комплекса, рассмотрены механизмы деградации NMC, LFP, LTO и Na-ion систем, проанализированы показатели технического состояния</w:t>
       </w:r>
       <w:r>
@@ -25588,16 +26153,7 @@
           <w:sz w:val="28"/>
           <w:szCs w:val="28"/>
         </w:rPr>
-        <w:t xml:space="preserve">Основным результатом главы является выявление центрального научного разрыва: отсутствует единая математически строгая и инженерно реализуемая модель перехода от параметров комплексного импеданса тяговой аккумуляторной батареи к оценке её текущего технического состояния, скорости </w:t>
-      </w:r>
-      <w:r>
-        <w:rPr>
-          <w:rFonts w:ascii="Times New Roman" w:hAnsi="Times New Roman" w:cs="Times New Roman"/>
-          <w:sz w:val="28"/>
-          <w:szCs w:val="28"/>
-        </w:rPr>
-        <w:lastRenderedPageBreak/>
-        <w:t>деградации и остаточного ресурса в нестационарных режимах эксплуатации. Это обстоятельство определяет направление дальнейшего исследования.</w:t>
+        <w:t>Основным результатом главы является выявление центрального научного разрыва: отсутствует единая математически строгая и инженерно реализуемая модель перехода от параметров комплексного импеданса тяговой аккумуляторной батареи к оценке её текущего технического состояния, скорости деградации и остаточного ресурса в нестационарных режимах эксплуатации. Это обстоятельство определяет направление дальнейшего исследования.</w:t>
       </w:r>
     </w:p>
     <w:p>
@@ -25721,6 +26277,170 @@
       </w:r>
     </w:p>
   </w:comment>
+  <w:comment w:id="6" w:author="Admini" w:date="2026-06-04T10:32:00Z" w:initials="A">
+    <w:p>
+      <w:pPr>
+        <w:pStyle w:val="ae"/>
+      </w:pPr>
+      <w:r>
+        <w:rPr>
+          <w:rStyle w:val="ad"/>
+        </w:rPr>
+        <w:annotationRef/>
+      </w:r>
+      <w:r>
+        <w:t>найти описание, почитать</w:t>
+      </w:r>
+    </w:p>
+  </w:comment>
+  <w:comment w:id="7" w:author="Admini" w:date="2026-06-04T10:34:00Z" w:initials="A">
+    <w:p>
+      <w:pPr>
+        <w:pStyle w:val="ae"/>
+      </w:pPr>
+      <w:r>
+        <w:rPr>
+          <w:rStyle w:val="ad"/>
+        </w:rPr>
+        <w:annotationRef/>
+      </w:r>
+      <w:r>
+        <w:t>для построения нужны данные, а их нет или пока нет. Может стоит перефразировать?</w:t>
+      </w:r>
+    </w:p>
+  </w:comment>
+  <w:comment w:id="8" w:author="Admini" w:date="2026-06-04T10:38:00Z" w:initials="A">
+    <w:p>
+      <w:pPr>
+        <w:pStyle w:val="ae"/>
+      </w:pPr>
+      <w:r>
+        <w:rPr>
+          <w:rStyle w:val="ad"/>
+        </w:rPr>
+        <w:annotationRef/>
+      </w:r>
+      <w:r>
+        <w:t>Негативный контекст</w:t>
+      </w:r>
+    </w:p>
+  </w:comment>
+  <w:comment w:id="9" w:author="Admini" w:date="2026-06-04T10:44:00Z" w:initials="A">
+    <w:p>
+      <w:pPr>
+        <w:pStyle w:val="ae"/>
+      </w:pPr>
+      <w:r>
+        <w:rPr>
+          <w:rStyle w:val="ad"/>
+        </w:rPr>
+        <w:annotationRef/>
+      </w:r>
+      <w:r>
+        <w:t>перефразировать</w:t>
+      </w:r>
+    </w:p>
+  </w:comment>
+  <w:comment w:id="10" w:author="Admini" w:date="2026-06-04T10:46:00Z" w:initials="A">
+    <w:p>
+      <w:pPr>
+        <w:pStyle w:val="ae"/>
+      </w:pPr>
+      <w:r>
+        <w:rPr>
+          <w:rStyle w:val="ad"/>
+        </w:rPr>
+        <w:annotationRef/>
+      </w:r>
+      <w:r>
+        <w:t>негативный контекст</w:t>
+      </w:r>
+    </w:p>
+  </w:comment>
+  <w:comment w:id="11" w:author="Admini" w:date="2026-06-04T10:50:00Z" w:initials="A">
+    <w:p>
+      <w:pPr>
+        <w:pStyle w:val="ae"/>
+      </w:pPr>
+      <w:r>
+        <w:rPr>
+          <w:rStyle w:val="ad"/>
+        </w:rPr>
+        <w:annotationRef/>
+      </w:r>
+      <w:r>
+        <w:t>перерисовать</w:t>
+      </w:r>
+    </w:p>
+  </w:comment>
+  <w:comment w:id="12" w:author="Admini" w:date="2026-06-04T10:55:00Z" w:initials="A">
+    <w:p>
+      <w:pPr>
+        <w:pStyle w:val="ae"/>
+      </w:pPr>
+      <w:r>
+        <w:rPr>
+          <w:rStyle w:val="ad"/>
+        </w:rPr>
+        <w:annotationRef/>
+      </w:r>
+      <w:r>
+        <w:t>стоит ли так подробно расписывать?</w:t>
+      </w:r>
+      <w:r>
+        <w:br/>
+        <w:t>это же будут читать технически грамотные люди</w:t>
+      </w:r>
+    </w:p>
+  </w:comment>
+  <w:comment w:id="13" w:author="Admini" w:date="2026-06-04T10:57:00Z" w:initials="A">
+    <w:p>
+      <w:pPr>
+        <w:pStyle w:val="ae"/>
+      </w:pPr>
+      <w:r>
+        <w:rPr>
+          <w:rStyle w:val="ad"/>
+        </w:rPr>
+        <w:annotationRef/>
+      </w:r>
+      <w:r>
+        <w:t>перефразировать</w:t>
+      </w:r>
+    </w:p>
+  </w:comment>
+  <w:comment w:id="14" w:author="Admini" w:date="2026-06-04T11:03:00Z" w:initials="A">
+    <w:p>
+      <w:pPr>
+        <w:pStyle w:val="ae"/>
+      </w:pPr>
+      <w:r>
+        <w:rPr>
+          <w:rStyle w:val="ad"/>
+        </w:rPr>
+        <w:annotationRef/>
+      </w:r>
+      <w:r>
+        <w:t>поменять на более выразительную картинку</w:t>
+      </w:r>
+    </w:p>
+  </w:comment>
+  <w:comment w:id="15" w:author="Admini" w:date="2026-06-04T11:23:00Z" w:initials="A">
+    <w:p>
+      <w:pPr>
+        <w:pStyle w:val="ae"/>
+      </w:pPr>
+      <w:r>
+        <w:rPr>
+          <w:rStyle w:val="ad"/>
+        </w:rPr>
+        <w:annotationRef/>
+      </w:r>
+      <w:r>
+        <w:t>наверное, можно сократить?</w:t>
+      </w:r>
+    </w:p>
+  </w:comment>
 </w:comments>
 </file>
 
@@ -25732,6 +26452,16 @@
   <w15:commentEx w15:paraId="2DE87458" w15:done="0"/>
   <w15:commentEx w15:paraId="49D7DC3F" w15:done="0"/>
   <w15:commentEx w15:paraId="09B02F52" w15:done="0"/>
+  <w15:commentEx w15:paraId="33CFFF0C" w15:done="0"/>
+  <w15:commentEx w15:paraId="31A3E2B4" w15:done="0"/>
+  <w15:commentEx w15:paraId="48CCAD5E" w15:done="0"/>
+  <w15:commentEx w15:paraId="37281F4C" w15:done="0"/>
+  <w15:commentEx w15:paraId="590C3426" w15:done="0"/>
+  <w15:commentEx w15:paraId="2A99A444" w15:done="0"/>
+  <w15:commentEx w15:paraId="4E551373" w15:done="0"/>
+  <w15:commentEx w15:paraId="6F8F7028" w15:done="0"/>
+  <w15:commentEx w15:paraId="7E9FEE3C" w15:done="0"/>
+  <w15:commentEx w15:paraId="77A8606A" w15:done="0"/>
 </w15:commentsEx>
 </file>
 
@@ -25743,6 +26473,16 @@
   <w16cex:commentExtensible w16cex:durableId="59BB083E" w16cex:dateUtc="2026-05-31T07:34:00Z"/>
   <w16cex:commentExtensible w16cex:durableId="7B701174" w16cex:dateUtc="2026-06-03T02:46:00Z"/>
   <w16cex:commentExtensible w16cex:durableId="568099FF" w16cex:dateUtc="2026-06-03T02:48:00Z"/>
+  <w16cex:commentExtensible w16cex:durableId="6415EA65" w16cex:dateUtc="2026-06-04T03:32:00Z"/>
+  <w16cex:commentExtensible w16cex:durableId="2605724D" w16cex:dateUtc="2026-06-04T03:34:00Z"/>
+  <w16cex:commentExtensible w16cex:durableId="72C8E0E1" w16cex:dateUtc="2026-06-04T03:38:00Z"/>
+  <w16cex:commentExtensible w16cex:durableId="2F9EB681" w16cex:dateUtc="2026-06-04T03:44:00Z"/>
+  <w16cex:commentExtensible w16cex:durableId="1F8BC70B" w16cex:dateUtc="2026-06-04T03:46:00Z"/>
+  <w16cex:commentExtensible w16cex:durableId="020E623B" w16cex:dateUtc="2026-06-04T03:50:00Z"/>
+  <w16cex:commentExtensible w16cex:durableId="083FCAD5" w16cex:dateUtc="2026-06-04T03:55:00Z"/>
+  <w16cex:commentExtensible w16cex:durableId="4DCEEA77" w16cex:dateUtc="2026-06-04T03:57:00Z"/>
+  <w16cex:commentExtensible w16cex:durableId="621FDE8E" w16cex:dateUtc="2026-06-04T04:03:00Z"/>
+  <w16cex:commentExtensible w16cex:durableId="224A9EB3" w16cex:dateUtc="2026-06-04T04:23:00Z"/>
 </w16cex:commentsExtensible>
 </file>
 
@@ -25754,6 +26494,16 @@
   <w16cid:commentId w16cid:paraId="2DE87458" w16cid:durableId="59BB083E"/>
   <w16cid:commentId w16cid:paraId="49D7DC3F" w16cid:durableId="7B701174"/>
   <w16cid:commentId w16cid:paraId="09B02F52" w16cid:durableId="568099FF"/>
+  <w16cid:commentId w16cid:paraId="33CFFF0C" w16cid:durableId="6415EA65"/>
+  <w16cid:commentId w16cid:paraId="31A3E2B4" w16cid:durableId="2605724D"/>
+  <w16cid:commentId w16cid:paraId="48CCAD5E" w16cid:durableId="72C8E0E1"/>
+  <w16cid:commentId w16cid:paraId="37281F4C" w16cid:durableId="2F9EB681"/>
+  <w16cid:commentId w16cid:paraId="590C3426" w16cid:durableId="1F8BC70B"/>
+  <w16cid:commentId w16cid:paraId="2A99A444" w16cid:durableId="020E623B"/>
+  <w16cid:commentId w16cid:paraId="4E551373" w16cid:durableId="083FCAD5"/>
+  <w16cid:commentId w16cid:paraId="6F8F7028" w16cid:durableId="4DCEEA77"/>
+  <w16cid:commentId w16cid:paraId="7E9FEE3C" w16cid:durableId="621FDE8E"/>
+  <w16cid:commentId w16cid:paraId="77A8606A" w16cid:durableId="224A9EB3"/>
 </w16cid:commentsIds>
 </file>
 
@@ -27670,7 +28420,6 @@
   <w:style w:type="character" w:default="1" w:styleId="a0">
     <w:name w:val="Default Paragraph Font"/>
     <w:uiPriority w:val="1"/>
-    <w:semiHidden/>
     <w:unhideWhenUsed/>
   </w:style>
   <w:style w:type="table" w:default="1" w:styleId="a1">
@@ -28071,6 +28820,29 @@
       <w:szCs w:val="20"/>
     </w:rPr>
   </w:style>
+  <w:style w:type="character" w:styleId="af2">
+    <w:name w:val="Hyperlink"/>
+    <w:basedOn w:val="a0"/>
+    <w:uiPriority w:val="99"/>
+    <w:unhideWhenUsed/>
+    <w:rsid w:val="00860167"/>
+    <w:rPr>
+      <w:color w:val="0563C1" w:themeColor="hyperlink"/>
+      <w:u w:val="single"/>
+    </w:rPr>
+  </w:style>
+  <w:style w:type="character" w:styleId="af3">
+    <w:name w:val="Unresolved Mention"/>
+    <w:basedOn w:val="a0"/>
+    <w:uiPriority w:val="99"/>
+    <w:semiHidden/>
+    <w:unhideWhenUsed/>
+    <w:rsid w:val="00860167"/>
+    <w:rPr>
+      <w:color w:val="605E5C"/>
+      <w:shd w:val="clear" w:color="auto" w:fill="E1DFDD"/>
+    </w:rPr>
+  </w:style>
 </w:styles>
 </file>
 

--- a/Docs/Дис Борзенков вар2/01.Глава/Глава_1.docx
+++ b/Docs/Дис Борзенков вар2/01.Глава/Глава_1.docx
@@ -313,7 +313,7 @@
           <v:shape id="_x0000_i1025" type="#_x0000_t75" style="width:264.9pt;height:20.4pt" o:ole="">
             <v:imagedata r:id="rId6" o:title=""/>
           </v:shape>
-          <o:OLEObject Type="Embed" ProgID="Equation.DSMT4" ShapeID="_x0000_i1025" DrawAspect="Content" ObjectID="_1842078924" r:id="rId7"/>
+          <o:OLEObject Type="Embed" ProgID="Equation.DSMT4" ShapeID="_x0000_i1025" DrawAspect="Content" ObjectID="_1842083843" r:id="rId7"/>
         </w:object>
       </w:r>
     </w:p>
@@ -762,7 +762,7 @@
           <v:shape id="_x0000_i1026" type="#_x0000_t75" style="width:157.95pt;height:33.85pt" o:ole="">
             <v:imagedata r:id="rId8" o:title=""/>
           </v:shape>
-          <o:OLEObject Type="Embed" ProgID="Equation.DSMT4" ShapeID="_x0000_i1026" DrawAspect="Content" ObjectID="_1842078925" r:id="rId9"/>
+          <o:OLEObject Type="Embed" ProgID="Equation.DSMT4" ShapeID="_x0000_i1026" DrawAspect="Content" ObjectID="_1842083844" r:id="rId9"/>
         </w:object>
       </w:r>
     </w:p>
@@ -1108,7 +1108,7 @@
           <v:shape id="_x0000_i1027" type="#_x0000_t75" style="width:67.7pt;height:17.75pt" o:ole="">
             <v:imagedata r:id="rId14" o:title=""/>
           </v:shape>
-          <o:OLEObject Type="Embed" ProgID="Equation.DSMT4" ShapeID="_x0000_i1027" DrawAspect="Content" ObjectID="_1842078926" r:id="rId15"/>
+          <o:OLEObject Type="Embed" ProgID="Equation.DSMT4" ShapeID="_x0000_i1027" DrawAspect="Content" ObjectID="_1842083845" r:id="rId15"/>
         </w:object>
       </w:r>
       <w:r>
@@ -1164,7 +1164,7 @@
           <v:shape id="_x0000_i1028" type="#_x0000_t75" style="width:162.8pt;height:20.4pt" o:ole="">
             <v:imagedata r:id="rId16" o:title=""/>
           </v:shape>
-          <o:OLEObject Type="Embed" ProgID="Equation.DSMT4" ShapeID="_x0000_i1028" DrawAspect="Content" ObjectID="_1842078927" r:id="rId17"/>
+          <o:OLEObject Type="Embed" ProgID="Equation.DSMT4" ShapeID="_x0000_i1028" DrawAspect="Content" ObjectID="_1842083846" r:id="rId17"/>
         </w:object>
       </w:r>
     </w:p>
@@ -1323,7 +1323,7 @@
           <v:shape id="_x0000_i1029" type="#_x0000_t75" style="width:171.4pt;height:31.15pt" o:ole="">
             <v:imagedata r:id="rId18" o:title=""/>
           </v:shape>
-          <o:OLEObject Type="Embed" ProgID="Equation.DSMT4" ShapeID="_x0000_i1029" DrawAspect="Content" ObjectID="_1842078928" r:id="rId19"/>
+          <o:OLEObject Type="Embed" ProgID="Equation.DSMT4" ShapeID="_x0000_i1029" DrawAspect="Content" ObjectID="_1842083847" r:id="rId19"/>
         </w:object>
       </w:r>
     </w:p>
@@ -3144,7 +3144,7 @@
           <v:shape id="_x0000_i1030" type="#_x0000_t75" style="width:103.7pt;height:18.8pt" o:ole="">
             <v:imagedata r:id="rId21" o:title=""/>
           </v:shape>
-          <o:OLEObject Type="Embed" ProgID="Equation.DSMT4" ShapeID="_x0000_i1030" DrawAspect="Content" ObjectID="_1842078929" r:id="rId22"/>
+          <o:OLEObject Type="Embed" ProgID="Equation.DSMT4" ShapeID="_x0000_i1030" DrawAspect="Content" ObjectID="_1842083848" r:id="rId22"/>
         </w:object>
       </w:r>
     </w:p>
@@ -3783,7 +3783,7 @@
           <v:shape id="_x0000_i1031" type="#_x0000_t75" style="width:48.35pt;height:33.85pt" o:ole="">
             <v:imagedata r:id="rId24" o:title=""/>
           </v:shape>
-          <o:OLEObject Type="Embed" ProgID="Equation.DSMT4" ShapeID="_x0000_i1031" DrawAspect="Content" ObjectID="_1842078930" r:id="rId25"/>
+          <o:OLEObject Type="Embed" ProgID="Equation.DSMT4" ShapeID="_x0000_i1031" DrawAspect="Content" ObjectID="_1842083849" r:id="rId25"/>
         </w:object>
       </w:r>
       <w:r>
@@ -4438,7 +4438,7 @@
           <v:shape id="_x0000_i1032" type="#_x0000_t75" style="width:168.2pt;height:31.15pt" o:ole="">
             <v:imagedata r:id="rId27" o:title=""/>
           </v:shape>
-          <o:OLEObject Type="Embed" ProgID="Equation.DSMT4" ShapeID="_x0000_i1032" DrawAspect="Content" ObjectID="_1842078931" r:id="rId28"/>
+          <o:OLEObject Type="Embed" ProgID="Equation.DSMT4" ShapeID="_x0000_i1032" DrawAspect="Content" ObjectID="_1842083850" r:id="rId28"/>
         </w:object>
       </w:r>
     </w:p>
@@ -4812,7 +4812,7 @@
           <v:shape id="_x0000_i1033" type="#_x0000_t75" style="width:47.8pt;height:33.85pt" o:ole="">
             <v:imagedata r:id="rId29" o:title=""/>
           </v:shape>
-          <o:OLEObject Type="Embed" ProgID="Equation.DSMT4" ShapeID="_x0000_i1033" DrawAspect="Content" ObjectID="_1842078932" r:id="rId30"/>
+          <o:OLEObject Type="Embed" ProgID="Equation.DSMT4" ShapeID="_x0000_i1033" DrawAspect="Content" ObjectID="_1842083851" r:id="rId30"/>
         </w:object>
       </w:r>
     </w:p>
@@ -5137,7 +5137,7 @@
           <v:shape id="_x0000_i1034" type="#_x0000_t75" style="width:63.95pt;height:31.7pt" o:ole="">
             <v:imagedata r:id="rId31" o:title=""/>
           </v:shape>
-          <o:OLEObject Type="Embed" ProgID="Equation.DSMT4" ShapeID="_x0000_i1034" DrawAspect="Content" ObjectID="_1842078933" r:id="rId32"/>
+          <o:OLEObject Type="Embed" ProgID="Equation.DSMT4" ShapeID="_x0000_i1034" DrawAspect="Content" ObjectID="_1842083852" r:id="rId32"/>
         </w:object>
       </w:r>
     </w:p>
@@ -5203,7 +5203,7 @@
           <v:shape id="_x0000_i1035" type="#_x0000_t75" style="width:51.6pt;height:21.5pt" o:ole="">
             <v:imagedata r:id="rId33" o:title=""/>
           </v:shape>
-          <o:OLEObject Type="Embed" ProgID="Equation.DSMT4" ShapeID="_x0000_i1035" DrawAspect="Content" ObjectID="_1842078934" r:id="rId34"/>
+          <o:OLEObject Type="Embed" ProgID="Equation.DSMT4" ShapeID="_x0000_i1035" DrawAspect="Content" ObjectID="_1842083853" r:id="rId34"/>
         </w:object>
       </w:r>
     </w:p>
@@ -5251,7 +5251,7 @@
           <v:shape id="_x0000_i1036" type="#_x0000_t75" style="width:62.85pt;height:20.4pt" o:ole="">
             <v:imagedata r:id="rId35" o:title=""/>
           </v:shape>
-          <o:OLEObject Type="Embed" ProgID="Equation.DSMT4" ShapeID="_x0000_i1036" DrawAspect="Content" ObjectID="_1842078935" r:id="rId36"/>
+          <o:OLEObject Type="Embed" ProgID="Equation.DSMT4" ShapeID="_x0000_i1036" DrawAspect="Content" ObjectID="_1842083854" r:id="rId36"/>
         </w:object>
       </w:r>
     </w:p>
@@ -5331,7 +5331,7 @@
           <v:shape id="_x0000_i1037" type="#_x0000_t75" style="width:103.7pt;height:33.85pt" o:ole="">
             <v:imagedata r:id="rId37" o:title=""/>
           </v:shape>
-          <o:OLEObject Type="Embed" ProgID="Equation.DSMT4" ShapeID="_x0000_i1037" DrawAspect="Content" ObjectID="_1842078936" r:id="rId38"/>
+          <o:OLEObject Type="Embed" ProgID="Equation.DSMT4" ShapeID="_x0000_i1037" DrawAspect="Content" ObjectID="_1842083855" r:id="rId38"/>
         </w:object>
       </w:r>
     </w:p>
@@ -5689,7 +5689,7 @@
           <v:shape id="_x0000_i1038" type="#_x0000_t75" style="width:188.6pt;height:20.4pt" o:ole="">
             <v:imagedata r:id="rId39" o:title=""/>
           </v:shape>
-          <o:OLEObject Type="Embed" ProgID="Equation.DSMT4" ShapeID="_x0000_i1038" DrawAspect="Content" ObjectID="_1842078937" r:id="rId40"/>
+          <o:OLEObject Type="Embed" ProgID="Equation.DSMT4" ShapeID="_x0000_i1038" DrawAspect="Content" ObjectID="_1842083856" r:id="rId40"/>
         </w:object>
       </w:r>
     </w:p>
@@ -6105,7 +6105,7 @@
           <v:shape id="_x0000_i1039" type="#_x0000_t75" style="width:166.05pt;height:22.05pt" o:ole="">
             <v:imagedata r:id="rId41" o:title=""/>
           </v:shape>
-          <o:OLEObject Type="Embed" ProgID="Equation.DSMT4" ShapeID="_x0000_i1039" DrawAspect="Content" ObjectID="_1842078938" r:id="rId42"/>
+          <o:OLEObject Type="Embed" ProgID="Equation.DSMT4" ShapeID="_x0000_i1039" DrawAspect="Content" ObjectID="_1842083857" r:id="rId42"/>
         </w:object>
       </w:r>
     </w:p>
@@ -6993,7 +6993,7 @@
           <v:shape id="_x0000_i1040" type="#_x0000_t75" style="width:170.85pt;height:20.4pt" o:ole="">
             <v:imagedata r:id="rId43" o:title=""/>
           </v:shape>
-          <o:OLEObject Type="Embed" ProgID="Equation.DSMT4" ShapeID="_x0000_i1040" DrawAspect="Content" ObjectID="_1842078939" r:id="rId44"/>
+          <o:OLEObject Type="Embed" ProgID="Equation.DSMT4" ShapeID="_x0000_i1040" DrawAspect="Content" ObjectID="_1842083858" r:id="rId44"/>
         </w:object>
       </w:r>
       <w:r>
@@ -9918,7 +9918,7 @@
           <v:shape id="_x0000_i1041" type="#_x0000_t75" style="width:106.95pt;height:33.85pt" o:ole="">
             <v:imagedata r:id="rId49" o:title=""/>
           </v:shape>
-          <o:OLEObject Type="Embed" ProgID="Equation.DSMT4" ShapeID="_x0000_i1041" DrawAspect="Content" ObjectID="_1842078940" r:id="rId50"/>
+          <o:OLEObject Type="Embed" ProgID="Equation.DSMT4" ShapeID="_x0000_i1041" DrawAspect="Content" ObjectID="_1842083859" r:id="rId50"/>
         </w:object>
       </w:r>
     </w:p>
@@ -9991,7 +9991,7 @@
           <v:shape id="_x0000_i1042" type="#_x0000_t75" style="width:157.95pt;height:33.85pt" o:ole="">
             <v:imagedata r:id="rId51" o:title=""/>
           </v:shape>
-          <o:OLEObject Type="Embed" ProgID="Equation.DSMT4" ShapeID="_x0000_i1042" DrawAspect="Content" ObjectID="_1842078941" r:id="rId52"/>
+          <o:OLEObject Type="Embed" ProgID="Equation.DSMT4" ShapeID="_x0000_i1042" DrawAspect="Content" ObjectID="_1842083860" r:id="rId52"/>
         </w:object>
       </w:r>
     </w:p>
@@ -10596,7 +10596,7 @@
           <v:shape id="_x0000_i1043" type="#_x0000_t75" style="width:96.2pt;height:33.85pt" o:ole="">
             <v:imagedata r:id="rId54" o:title=""/>
           </v:shape>
-          <o:OLEObject Type="Embed" ProgID="Equation.DSMT4" ShapeID="_x0000_i1043" DrawAspect="Content" ObjectID="_1842078942" r:id="rId55"/>
+          <o:OLEObject Type="Embed" ProgID="Equation.DSMT4" ShapeID="_x0000_i1043" DrawAspect="Content" ObjectID="_1842083861" r:id="rId55"/>
         </w:object>
       </w:r>
     </w:p>
@@ -10812,7 +10812,7 @@
           <v:shape id="_x0000_i1044" type="#_x0000_t75" style="width:97.25pt;height:33.85pt" o:ole="">
             <v:imagedata r:id="rId56" o:title=""/>
           </v:shape>
-          <o:OLEObject Type="Embed" ProgID="Equation.DSMT4" ShapeID="_x0000_i1044" DrawAspect="Content" ObjectID="_1842078943" r:id="rId57"/>
+          <o:OLEObject Type="Embed" ProgID="Equation.DSMT4" ShapeID="_x0000_i1044" DrawAspect="Content" ObjectID="_1842083862" r:id="rId57"/>
         </w:object>
       </w:r>
     </w:p>
@@ -10859,7 +10859,7 @@
           <v:shape id="_x0000_i1045" type="#_x0000_t75" style="width:77.9pt;height:17.75pt" o:ole="">
             <v:imagedata r:id="rId58" o:title=""/>
           </v:shape>
-          <o:OLEObject Type="Embed" ProgID="Equation.DSMT4" ShapeID="_x0000_i1045" DrawAspect="Content" ObjectID="_1842078944" r:id="rId59"/>
+          <o:OLEObject Type="Embed" ProgID="Equation.DSMT4" ShapeID="_x0000_i1045" DrawAspect="Content" ObjectID="_1842083863" r:id="rId59"/>
         </w:object>
       </w:r>
     </w:p>
@@ -10962,7 +10962,7 @@
           <v:shape id="_x0000_i1046" type="#_x0000_t75" style="width:47.8pt;height:33.85pt" o:ole="">
             <v:imagedata r:id="rId60" o:title=""/>
           </v:shape>
-          <o:OLEObject Type="Embed" ProgID="Equation.DSMT4" ShapeID="_x0000_i1046" DrawAspect="Content" ObjectID="_1842078945" r:id="rId61"/>
+          <o:OLEObject Type="Embed" ProgID="Equation.DSMT4" ShapeID="_x0000_i1046" DrawAspect="Content" ObjectID="_1842083864" r:id="rId61"/>
         </w:object>
       </w:r>
       <w:r>
@@ -11379,7 +11379,7 @@
                 <v:shape id="_x0000_i1047" type="#_x0000_t75" style="width:81.65pt;height:17.75pt" o:ole="">
                   <v:imagedata r:id="rId62" o:title=""/>
                 </v:shape>
-                <o:OLEObject Type="Embed" ProgID="Equation.DSMT4" ShapeID="_x0000_i1047" DrawAspect="Content" ObjectID="_1842078946" r:id="rId63"/>
+                <o:OLEObject Type="Embed" ProgID="Equation.DSMT4" ShapeID="_x0000_i1047" DrawAspect="Content" ObjectID="_1842083865" r:id="rId63"/>
               </w:object>
             </w:r>
           </w:p>
@@ -11513,7 +11513,7 @@
                 <v:shape id="_x0000_i1048" type="#_x0000_t75" style="width:80.6pt;height:17.75pt" o:ole="">
                   <v:imagedata r:id="rId64" o:title=""/>
                 </v:shape>
-                <o:OLEObject Type="Embed" ProgID="Equation.DSMT4" ShapeID="_x0000_i1048" DrawAspect="Content" ObjectID="_1842078947" r:id="rId65"/>
+                <o:OLEObject Type="Embed" ProgID="Equation.DSMT4" ShapeID="_x0000_i1048" DrawAspect="Content" ObjectID="_1842083866" r:id="rId65"/>
               </w:object>
             </w:r>
           </w:p>
@@ -11617,7 +11617,7 @@
                 <v:shape id="_x0000_i1049" type="#_x0000_t75" style="width:122.5pt;height:22.05pt" o:ole="">
                   <v:imagedata r:id="rId66" o:title=""/>
                 </v:shape>
-                <o:OLEObject Type="Embed" ProgID="Equation.DSMT4" ShapeID="_x0000_i1049" DrawAspect="Content" ObjectID="_1842078948" r:id="rId67"/>
+                <o:OLEObject Type="Embed" ProgID="Equation.DSMT4" ShapeID="_x0000_i1049" DrawAspect="Content" ObjectID="_1842083867" r:id="rId67"/>
               </w:object>
             </w:r>
           </w:p>
@@ -11721,7 +11721,7 @@
                 <v:shape id="_x0000_i1050" type="#_x0000_t75" style="width:120.9pt;height:22.05pt" o:ole="">
                   <v:imagedata r:id="rId68" o:title=""/>
                 </v:shape>
-                <o:OLEObject Type="Embed" ProgID="Equation.DSMT4" ShapeID="_x0000_i1050" DrawAspect="Content" ObjectID="_1842078949" r:id="rId69"/>
+                <o:OLEObject Type="Embed" ProgID="Equation.DSMT4" ShapeID="_x0000_i1050" DrawAspect="Content" ObjectID="_1842083868" r:id="rId69"/>
               </w:object>
             </w:r>
           </w:p>
@@ -12772,7 +12772,7 @@
           <v:shape id="_x0000_i1051" type="#_x0000_t75" style="width:58.55pt;height:36.55pt" o:ole="">
             <v:imagedata r:id="rId71" o:title=""/>
           </v:shape>
-          <o:OLEObject Type="Embed" ProgID="Equation.DSMT4" ShapeID="_x0000_i1051" DrawAspect="Content" ObjectID="_1842078950" r:id="rId72"/>
+          <o:OLEObject Type="Embed" ProgID="Equation.DSMT4" ShapeID="_x0000_i1051" DrawAspect="Content" ObjectID="_1842083869" r:id="rId72"/>
         </w:object>
       </w:r>
     </w:p>
@@ -12961,7 +12961,7 @@
           <v:shape id="_x0000_i1052" type="#_x0000_t75" style="width:190.75pt;height:22.05pt" o:ole="">
             <v:imagedata r:id="rId73" o:title=""/>
           </v:shape>
-          <o:OLEObject Type="Embed" ProgID="Equation.DSMT4" ShapeID="_x0000_i1052" DrawAspect="Content" ObjectID="_1842078951" r:id="rId74"/>
+          <o:OLEObject Type="Embed" ProgID="Equation.DSMT4" ShapeID="_x0000_i1052" DrawAspect="Content" ObjectID="_1842083870" r:id="rId74"/>
         </w:object>
       </w:r>
     </w:p>
@@ -13485,7 +13485,7 @@
           <v:shape id="_x0000_i1053" type="#_x0000_t75" style="width:88.65pt;height:17.75pt" o:ole="">
             <v:imagedata r:id="rId75" o:title=""/>
           </v:shape>
-          <o:OLEObject Type="Embed" ProgID="Equation.DSMT4" ShapeID="_x0000_i1053" DrawAspect="Content" ObjectID="_1842078952" r:id="rId76"/>
+          <o:OLEObject Type="Embed" ProgID="Equation.DSMT4" ShapeID="_x0000_i1053" DrawAspect="Content" ObjectID="_1842083871" r:id="rId76"/>
         </w:object>
       </w:r>
     </w:p>
@@ -13646,7 +13646,7 @@
           <v:shape id="_x0000_i1054" type="#_x0000_t75" style="width:103.7pt;height:17.75pt" o:ole="">
             <v:imagedata r:id="rId77" o:title=""/>
           </v:shape>
-          <o:OLEObject Type="Embed" ProgID="Equation.DSMT4" ShapeID="_x0000_i1054" DrawAspect="Content" ObjectID="_1842078953" r:id="rId78"/>
+          <o:OLEObject Type="Embed" ProgID="Equation.DSMT4" ShapeID="_x0000_i1054" DrawAspect="Content" ObjectID="_1842083872" r:id="rId78"/>
         </w:object>
       </w:r>
     </w:p>
@@ -13728,7 +13728,7 @@
           <v:shape id="_x0000_i1055" type="#_x0000_t75" style="width:73.05pt;height:17.75pt" o:ole="">
             <v:imagedata r:id="rId79" o:title=""/>
           </v:shape>
-          <o:OLEObject Type="Embed" ProgID="Equation.DSMT4" ShapeID="_x0000_i1055" DrawAspect="Content" ObjectID="_1842078954" r:id="rId80"/>
+          <o:OLEObject Type="Embed" ProgID="Equation.DSMT4" ShapeID="_x0000_i1055" DrawAspect="Content" ObjectID="_1842083873" r:id="rId80"/>
         </w:object>
       </w:r>
     </w:p>
@@ -13853,7 +13853,7 @@
           <v:shape id="_x0000_i1056" type="#_x0000_t75" style="width:103.15pt;height:34.95pt" o:ole="">
             <v:imagedata r:id="rId81" o:title=""/>
           </v:shape>
-          <o:OLEObject Type="Embed" ProgID="Equation.DSMT4" ShapeID="_x0000_i1056" DrawAspect="Content" ObjectID="_1842078955" r:id="rId82"/>
+          <o:OLEObject Type="Embed" ProgID="Equation.DSMT4" ShapeID="_x0000_i1056" DrawAspect="Content" ObjectID="_1842083874" r:id="rId82"/>
         </w:object>
       </w:r>
     </w:p>
@@ -13970,7 +13970,7 @@
           <v:shape id="_x0000_i1057" type="#_x0000_t75" style="width:106.95pt;height:33.85pt" o:ole="">
             <v:imagedata r:id="rId83" o:title=""/>
           </v:shape>
-          <o:OLEObject Type="Embed" ProgID="Equation.DSMT4" ShapeID="_x0000_i1057" DrawAspect="Content" ObjectID="_1842078956" r:id="rId84"/>
+          <o:OLEObject Type="Embed" ProgID="Equation.DSMT4" ShapeID="_x0000_i1057" DrawAspect="Content" ObjectID="_1842083875" r:id="rId84"/>
         </w:object>
       </w:r>
       <w:r>
@@ -14739,7 +14739,7 @@
           <v:shape id="_x0000_i1058" type="#_x0000_t75" style="width:96.2pt;height:20.4pt" o:ole="">
             <v:imagedata r:id="rId86" o:title=""/>
           </v:shape>
-          <o:OLEObject Type="Embed" ProgID="Equation.DSMT4" ShapeID="_x0000_i1058" DrawAspect="Content" ObjectID="_1842078957" r:id="rId87"/>
+          <o:OLEObject Type="Embed" ProgID="Equation.DSMT4" ShapeID="_x0000_i1058" DrawAspect="Content" ObjectID="_1842083876" r:id="rId87"/>
         </w:object>
       </w:r>
       <w:r>
@@ -14774,7 +14774,7 @@
           <v:shape id="_x0000_i1059" type="#_x0000_t75" style="width:142.4pt;height:22.05pt" o:ole="">
             <v:imagedata r:id="rId88" o:title=""/>
           </v:shape>
-          <o:OLEObject Type="Embed" ProgID="Equation.DSMT4" ShapeID="_x0000_i1059" DrawAspect="Content" ObjectID="_1842078958" r:id="rId89"/>
+          <o:OLEObject Type="Embed" ProgID="Equation.DSMT4" ShapeID="_x0000_i1059" DrawAspect="Content" ObjectID="_1842083877" r:id="rId89"/>
         </w:object>
       </w:r>
       <w:r>
@@ -14809,7 +14809,7 @@
           <v:shape id="_x0000_i1060" type="#_x0000_t75" style="width:145.6pt;height:20.4pt" o:ole="">
             <v:imagedata r:id="rId90" o:title=""/>
           </v:shape>
-          <o:OLEObject Type="Embed" ProgID="Equation.DSMT4" ShapeID="_x0000_i1060" DrawAspect="Content" ObjectID="_1842078959" r:id="rId91"/>
+          <o:OLEObject Type="Embed" ProgID="Equation.DSMT4" ShapeID="_x0000_i1060" DrawAspect="Content" ObjectID="_1842083878" r:id="rId91"/>
         </w:object>
       </w:r>
       <w:r>
@@ -14843,7 +14843,7 @@
           <v:shape id="_x0000_i1061" type="#_x0000_t75" style="width:209pt;height:33.85pt" o:ole="">
             <v:imagedata r:id="rId92" o:title=""/>
           </v:shape>
-          <o:OLEObject Type="Embed" ProgID="Equation.DSMT4" ShapeID="_x0000_i1061" DrawAspect="Content" ObjectID="_1842078960" r:id="rId93"/>
+          <o:OLEObject Type="Embed" ProgID="Equation.DSMT4" ShapeID="_x0000_i1061" DrawAspect="Content" ObjectID="_1842083879" r:id="rId93"/>
         </w:object>
       </w:r>
       <w:r>
@@ -15116,7 +15116,7 @@
                 <v:shape id="_x0000_i1062" type="#_x0000_t75" style="width:74.7pt;height:17.75pt" o:ole="">
                   <v:imagedata r:id="rId94" o:title=""/>
                 </v:shape>
-                <o:OLEObject Type="Embed" ProgID="Equation.DSMT4" ShapeID="_x0000_i1062" DrawAspect="Content" ObjectID="_1842078961" r:id="rId95"/>
+                <o:OLEObject Type="Embed" ProgID="Equation.DSMT4" ShapeID="_x0000_i1062" DrawAspect="Content" ObjectID="_1842083880" r:id="rId95"/>
               </w:object>
             </w:r>
           </w:p>
@@ -15225,7 +15225,7 @@
                 <v:shape id="_x0000_i1063" type="#_x0000_t75" style="width:77.35pt;height:17.75pt" o:ole="">
                   <v:imagedata r:id="rId96" o:title=""/>
                 </v:shape>
-                <o:OLEObject Type="Embed" ProgID="Equation.DSMT4" ShapeID="_x0000_i1063" DrawAspect="Content" ObjectID="_1842078962" r:id="rId97"/>
+                <o:OLEObject Type="Embed" ProgID="Equation.DSMT4" ShapeID="_x0000_i1063" DrawAspect="Content" ObjectID="_1842083881" r:id="rId97"/>
               </w:object>
             </w:r>
             <w:r>
@@ -15257,7 +15257,7 @@
                 <v:shape id="_x0000_i1064" type="#_x0000_t75" style="width:74.15pt;height:20.4pt" o:ole="">
                   <v:imagedata r:id="rId98" o:title=""/>
                 </v:shape>
-                <o:OLEObject Type="Embed" ProgID="Equation.DSMT4" ShapeID="_x0000_i1064" DrawAspect="Content" ObjectID="_1842078963" r:id="rId99"/>
+                <o:OLEObject Type="Embed" ProgID="Equation.DSMT4" ShapeID="_x0000_i1064" DrawAspect="Content" ObjectID="_1842083882" r:id="rId99"/>
               </w:object>
             </w:r>
           </w:p>
@@ -15365,7 +15365,7 @@
                 <v:shape id="_x0000_i1065" type="#_x0000_t75" style="width:101pt;height:20.4pt" o:ole="">
                   <v:imagedata r:id="rId100" o:title=""/>
                 </v:shape>
-                <o:OLEObject Type="Embed" ProgID="Equation.DSMT4" ShapeID="_x0000_i1065" DrawAspect="Content" ObjectID="_1842078964" r:id="rId101"/>
+                <o:OLEObject Type="Embed" ProgID="Equation.DSMT4" ShapeID="_x0000_i1065" DrawAspect="Content" ObjectID="_1842083883" r:id="rId101"/>
               </w:object>
             </w:r>
           </w:p>
@@ -15473,7 +15473,7 @@
                 <v:shape id="_x0000_i1066" type="#_x0000_t75" style="width:88.65pt;height:17.75pt" o:ole="">
                   <v:imagedata r:id="rId102" o:title=""/>
                 </v:shape>
-                <o:OLEObject Type="Embed" ProgID="Equation.DSMT4" ShapeID="_x0000_i1066" DrawAspect="Content" ObjectID="_1842078965" r:id="rId103"/>
+                <o:OLEObject Type="Embed" ProgID="Equation.DSMT4" ShapeID="_x0000_i1066" DrawAspect="Content" ObjectID="_1842083884" r:id="rId103"/>
               </w:object>
             </w:r>
           </w:p>
@@ -15898,7 +15898,7 @@
           <v:shape id="_x0000_i1067" type="#_x0000_t75" style="width:86.5pt;height:18.25pt" o:ole="">
             <v:imagedata r:id="rId104" o:title=""/>
           </v:shape>
-          <o:OLEObject Type="Embed" ProgID="Equation.DSMT4" ShapeID="_x0000_i1067" DrawAspect="Content" ObjectID="_1842078966" r:id="rId105"/>
+          <o:OLEObject Type="Embed" ProgID="Equation.DSMT4" ShapeID="_x0000_i1067" DrawAspect="Content" ObjectID="_1842083885" r:id="rId105"/>
         </w:object>
       </w:r>
       <w:r>
@@ -15955,7 +15955,7 @@
           <v:shape id="_x0000_i1068" type="#_x0000_t75" style="width:97.25pt;height:18.25pt" o:ole="">
             <v:imagedata r:id="rId106" o:title=""/>
           </v:shape>
-          <o:OLEObject Type="Embed" ProgID="Equation.DSMT4" ShapeID="_x0000_i1068" DrawAspect="Content" ObjectID="_1842078967" r:id="rId107"/>
+          <o:OLEObject Type="Embed" ProgID="Equation.DSMT4" ShapeID="_x0000_i1068" DrawAspect="Content" ObjectID="_1842083886" r:id="rId107"/>
         </w:object>
       </w:r>
     </w:p>
@@ -16057,7 +16057,7 @@
           <v:shape id="_x0000_i1069" type="#_x0000_t75" style="width:71.45pt;height:46.2pt" o:ole="">
             <v:imagedata r:id="rId108" o:title=""/>
           </v:shape>
-          <o:OLEObject Type="Embed" ProgID="Equation.DSMT4" ShapeID="_x0000_i1069" DrawAspect="Content" ObjectID="_1842078968" r:id="rId109"/>
+          <o:OLEObject Type="Embed" ProgID="Equation.DSMT4" ShapeID="_x0000_i1069" DrawAspect="Content" ObjectID="_1842083887" r:id="rId109"/>
         </w:object>
       </w:r>
       <w:r>
@@ -16192,7 +16192,7 @@
           <v:shape id="_x0000_i1070" type="#_x0000_t75" style="width:120.35pt;height:19.35pt" o:ole="">
             <v:imagedata r:id="rId110" o:title=""/>
           </v:shape>
-          <o:OLEObject Type="Embed" ProgID="Equation.DSMT4" ShapeID="_x0000_i1070" DrawAspect="Content" ObjectID="_1842078969" r:id="rId111"/>
+          <o:OLEObject Type="Embed" ProgID="Equation.DSMT4" ShapeID="_x0000_i1070" DrawAspect="Content" ObjectID="_1842083888" r:id="rId111"/>
         </w:object>
       </w:r>
     </w:p>
@@ -16752,25 +16752,7 @@
           <w:szCs w:val="28"/>
           <w:highlight w:val="green"/>
         </w:rPr>
-        <w:t>(</w:t>
-      </w:r>
-      <w:r>
-        <w:rPr>
-          <w:rFonts w:ascii="Times New Roman" w:hAnsi="Times New Roman" w:cs="Times New Roman"/>
-          <w:sz w:val="28"/>
-          <w:szCs w:val="28"/>
-          <w:highlight w:val="green"/>
-        </w:rPr>
-        <w:t>Кривая аппроксимации</w:t>
-      </w:r>
-      <w:r>
-        <w:rPr>
-          <w:rFonts w:ascii="Times New Roman" w:hAnsi="Times New Roman" w:cs="Times New Roman"/>
-          <w:sz w:val="28"/>
-          <w:szCs w:val="28"/>
-          <w:highlight w:val="green"/>
-        </w:rPr>
-        <w:t>)</w:t>
+        <w:t>(Кривая аппроксимации)</w:t>
       </w:r>
       <w:r>
         <w:rPr>
@@ -17308,7 +17290,7 @@
           <v:shape id="_x0000_i1071" type="#_x0000_t75" style="width:167.1pt;height:33.85pt" o:ole="">
             <v:imagedata r:id="rId113" o:title=""/>
           </v:shape>
-          <o:OLEObject Type="Embed" ProgID="Equation.DSMT4" ShapeID="_x0000_i1071" DrawAspect="Content" ObjectID="_1842078970" r:id="rId114"/>
+          <o:OLEObject Type="Embed" ProgID="Equation.DSMT4" ShapeID="_x0000_i1071" DrawAspect="Content" ObjectID="_1842083889" r:id="rId114"/>
         </w:object>
       </w:r>
     </w:p>
@@ -17390,7 +17372,7 @@
           <v:shape id="_x0000_i1072" type="#_x0000_t75" style="width:71.45pt;height:34.95pt" o:ole="">
             <v:imagedata r:id="rId115" o:title=""/>
           </v:shape>
-          <o:OLEObject Type="Embed" ProgID="Equation.DSMT4" ShapeID="_x0000_i1072" DrawAspect="Content" ObjectID="_1842078971" r:id="rId116"/>
+          <o:OLEObject Type="Embed" ProgID="Equation.DSMT4" ShapeID="_x0000_i1072" DrawAspect="Content" ObjectID="_1842083890" r:id="rId116"/>
         </w:object>
       </w:r>
     </w:p>
@@ -17677,7 +17659,7 @@
           <w:noProof/>
         </w:rPr>
         <w:drawing>
-          <wp:inline distT="0" distB="0" distL="0" distR="0" wp14:anchorId="42EF3E0B" wp14:editId="5F64DCD6">
+          <wp:inline distT="0" distB="0" distL="0" distR="0" wp14:anchorId="42EF3E0B" wp14:editId="56979310">
             <wp:extent cx="6119495" cy="5132705"/>
             <wp:effectExtent l="0" t="0" r="0" b="0"/>
             <wp:docPr id="1184336030" name="Рисунок 3"/>
@@ -19425,7 +19407,7 @@
           <v:shape id="_x0000_i1073" type="#_x0000_t75" style="width:80.05pt;height:18.25pt" o:ole="">
             <v:imagedata r:id="rId119" o:title=""/>
           </v:shape>
-          <o:OLEObject Type="Embed" ProgID="Equation.DSMT4" ShapeID="_x0000_i1073" DrawAspect="Content" ObjectID="_1842078972" r:id="rId120"/>
+          <o:OLEObject Type="Embed" ProgID="Equation.DSMT4" ShapeID="_x0000_i1073" DrawAspect="Content" ObjectID="_1842083891" r:id="rId120"/>
         </w:object>
       </w:r>
     </w:p>
@@ -19621,7 +19603,7 @@
           <v:shape id="_x0000_i1074" type="#_x0000_t75" style="width:90.8pt;height:19.35pt" o:ole="">
             <v:imagedata r:id="rId121" o:title=""/>
           </v:shape>
-          <o:OLEObject Type="Embed" ProgID="Equation.DSMT4" ShapeID="_x0000_i1074" DrawAspect="Content" ObjectID="_1842078973" r:id="rId122"/>
+          <o:OLEObject Type="Embed" ProgID="Equation.DSMT4" ShapeID="_x0000_i1074" DrawAspect="Content" ObjectID="_1842083892" r:id="rId122"/>
         </w:object>
       </w:r>
     </w:p>
@@ -19714,7 +19696,7 @@
           <v:shape id="_x0000_i1075" type="#_x0000_t75" style="width:109.05pt;height:18.8pt" o:ole="">
             <v:imagedata r:id="rId123" o:title=""/>
           </v:shape>
-          <o:OLEObject Type="Embed" ProgID="Equation.DSMT4" ShapeID="_x0000_i1075" DrawAspect="Content" ObjectID="_1842078974" r:id="rId124"/>
+          <o:OLEObject Type="Embed" ProgID="Equation.DSMT4" ShapeID="_x0000_i1075" DrawAspect="Content" ObjectID="_1842083893" r:id="rId124"/>
         </w:object>
       </w:r>
     </w:p>
@@ -19965,7 +19947,7 @@
           <v:shape id="_x0000_i1076" type="#_x0000_t75" style="width:48.35pt;height:33.85pt" o:ole="">
             <v:imagedata r:id="rId125" o:title=""/>
           </v:shape>
-          <o:OLEObject Type="Embed" ProgID="Equation.DSMT4" ShapeID="_x0000_i1076" DrawAspect="Content" ObjectID="_1842078975" r:id="rId126"/>
+          <o:OLEObject Type="Embed" ProgID="Equation.DSMT4" ShapeID="_x0000_i1076" DrawAspect="Content" ObjectID="_1842083894" r:id="rId126"/>
         </w:object>
       </w:r>
     </w:p>
@@ -20097,7 +20079,7 @@
           <v:shape id="_x0000_i1077" type="#_x0000_t75" style="width:224.05pt;height:33.85pt" o:ole="">
             <v:imagedata r:id="rId127" o:title=""/>
           </v:shape>
-          <o:OLEObject Type="Embed" ProgID="Equation.DSMT4" ShapeID="_x0000_i1077" DrawAspect="Content" ObjectID="_1842078976" r:id="rId128"/>
+          <o:OLEObject Type="Embed" ProgID="Equation.DSMT4" ShapeID="_x0000_i1077" DrawAspect="Content" ObjectID="_1842083895" r:id="rId128"/>
         </w:object>
       </w:r>
       <w:r>
@@ -20392,7 +20374,7 @@
           <v:shape id="_x0000_i1078" type="#_x0000_t75" style="width:101.55pt;height:19.35pt" o:ole="">
             <v:imagedata r:id="rId129" o:title=""/>
           </v:shape>
-          <o:OLEObject Type="Embed" ProgID="Equation.DSMT4" ShapeID="_x0000_i1078" DrawAspect="Content" ObjectID="_1842078977" r:id="rId130"/>
+          <o:OLEObject Type="Embed" ProgID="Equation.DSMT4" ShapeID="_x0000_i1078" DrawAspect="Content" ObjectID="_1842083896" r:id="rId130"/>
         </w:object>
       </w:r>
       <w:r>
@@ -20415,7 +20397,7 @@
           <v:shape id="_x0000_i1079" type="#_x0000_t75" style="width:74.7pt;height:19.35pt" o:ole="">
             <v:imagedata r:id="rId131" o:title=""/>
           </v:shape>
-          <o:OLEObject Type="Embed" ProgID="Equation.DSMT4" ShapeID="_x0000_i1079" DrawAspect="Content" ObjectID="_1842078978" r:id="rId132"/>
+          <o:OLEObject Type="Embed" ProgID="Equation.DSMT4" ShapeID="_x0000_i1079" DrawAspect="Content" ObjectID="_1842083897" r:id="rId132"/>
         </w:object>
       </w:r>
       <w:r>
@@ -21012,7 +20994,6 @@
           <w:rFonts w:ascii="Times New Roman" w:hAnsi="Times New Roman" w:cs="Times New Roman"/>
           <w:sz w:val="28"/>
           <w:szCs w:val="28"/>
-          <w:lang w:val="en-US"/>
         </w:rPr>
       </w:pPr>
       <w:r>
@@ -21026,45 +21007,54 @@
           <v:shape id="_x0000_i1080" type="#_x0000_t75" style="width:165.5pt;height:19.35pt" o:ole="">
             <v:imagedata r:id="rId133" o:title=""/>
           </v:shape>
-          <o:OLEObject Type="Embed" ProgID="Equation.DSMT4" ShapeID="_x0000_i1080" DrawAspect="Content" ObjectID="_1842078979" r:id="rId134"/>
+          <o:OLEObject Type="Embed" ProgID="Equation.DSMT4" ShapeID="_x0000_i1080" DrawAspect="Content" ObjectID="_1842083898" r:id="rId134"/>
         </w:object>
       </w:r>
-    </w:p>
-    <w:p>
-      <w:pPr>
-        <w:spacing w:line="360" w:lineRule="auto"/>
-        <w:ind w:firstLine="709"/>
-        <w:jc w:val="both"/>
-        <w:rPr>
-          <w:rFonts w:ascii="Times New Roman" w:hAnsi="Times New Roman" w:cs="Times New Roman"/>
-          <w:sz w:val="28"/>
-          <w:szCs w:val="28"/>
-          <w:lang w:val="en-US"/>
-        </w:rPr>
-      </w:pPr>
-    </w:p>
-    <w:p>
-      <w:pPr>
-        <w:spacing w:line="360" w:lineRule="auto"/>
-        <w:ind w:firstLine="709"/>
-        <w:jc w:val="both"/>
-        <w:rPr>
-          <w:rFonts w:ascii="Times New Roman" w:hAnsi="Times New Roman" w:cs="Times New Roman"/>
-          <w:sz w:val="28"/>
-          <w:szCs w:val="28"/>
-        </w:rPr>
-      </w:pPr>
-      <w:r>
-        <w:rPr>
-          <w:rFonts w:ascii="Times New Roman" w:hAnsi="Times New Roman" w:cs="Times New Roman"/>
-          <w:sz w:val="28"/>
-          <w:szCs w:val="28"/>
-        </w:rPr>
-        <w:t xml:space="preserve">, где </w:t>
-      </w:r>
-      <w:r>
-        <w:rPr>
-          <w:rFonts w:ascii="Times New Roman" w:hAnsi="Times New Roman" w:cs="Times New Roman"/>
+      <w:r>
+        <w:rPr>
+          <w:rFonts w:ascii="Times New Roman" w:hAnsi="Times New Roman" w:cs="Times New Roman"/>
+          <w:sz w:val="28"/>
+          <w:szCs w:val="28"/>
+        </w:rPr>
+        <w:t>,</w:t>
+      </w:r>
+    </w:p>
+    <w:p>
+      <w:pPr>
+        <w:spacing w:line="360" w:lineRule="auto"/>
+        <w:ind w:firstLine="709"/>
+        <w:jc w:val="both"/>
+        <w:rPr>
+          <w:rFonts w:ascii="Times New Roman" w:hAnsi="Times New Roman" w:cs="Times New Roman"/>
+          <w:sz w:val="28"/>
+          <w:szCs w:val="28"/>
+        </w:rPr>
+      </w:pPr>
+    </w:p>
+    <w:p>
+      <w:pPr>
+        <w:spacing w:line="360" w:lineRule="auto"/>
+        <w:ind w:firstLine="709"/>
+        <w:jc w:val="both"/>
+        <w:rPr>
+          <w:rFonts w:ascii="Times New Roman" w:hAnsi="Times New Roman" w:cs="Times New Roman"/>
+          <w:sz w:val="28"/>
+          <w:szCs w:val="28"/>
+        </w:rPr>
+      </w:pPr>
+      <w:r>
+        <w:rPr>
+          <w:rFonts w:ascii="Times New Roman" w:hAnsi="Times New Roman" w:cs="Times New Roman"/>
+          <w:sz w:val="28"/>
+          <w:szCs w:val="28"/>
+        </w:rPr>
+        <w:t xml:space="preserve">где </w:t>
+      </w:r>
+      <w:r>
+        <w:rPr>
+          <w:rFonts w:ascii="Times New Roman" w:hAnsi="Times New Roman" w:cs="Times New Roman"/>
+          <w:i/>
+          <w:iCs/>
           <w:sz w:val="28"/>
           <w:szCs w:val="28"/>
           <w:lang w:val="en-US"/>
@@ -21082,6 +21072,8 @@
       <w:r>
         <w:rPr>
           <w:rFonts w:ascii="Times New Roman" w:hAnsi="Times New Roman" w:cs="Times New Roman"/>
+          <w:i/>
+          <w:iCs/>
           <w:sz w:val="28"/>
           <w:szCs w:val="28"/>
           <w:lang w:val="en-US"/>
@@ -21131,6 +21123,31 @@
           <w:sz w:val="28"/>
           <w:szCs w:val="28"/>
         </w:rPr>
+        <w:t xml:space="preserve"> (</w:t>
+      </w:r>
+      <w:r>
+        <w:rPr>
+          <w:rFonts w:ascii="Times New Roman" w:hAnsi="Times New Roman" w:cs="Times New Roman"/>
+          <w:sz w:val="28"/>
+          <w:szCs w:val="28"/>
+          <w:highlight w:val="green"/>
+        </w:rPr>
+        <w:t>управление на основе данных</w:t>
+      </w:r>
+      <w:r>
+        <w:rPr>
+          <w:rFonts w:ascii="Times New Roman" w:hAnsi="Times New Roman" w:cs="Times New Roman"/>
+          <w:sz w:val="28"/>
+          <w:szCs w:val="28"/>
+        </w:rPr>
+        <w:t>)</w:t>
+      </w:r>
+      <w:r>
+        <w:rPr>
+          <w:rFonts w:ascii="Times New Roman" w:hAnsi="Times New Roman" w:cs="Times New Roman"/>
+          <w:sz w:val="28"/>
+          <w:szCs w:val="28"/>
+        </w:rPr>
         <w:t xml:space="preserve"> подходов относится высокая гибкость и способность описывать сложные нелинейные зависимости. Однако эти модели чрезвычайно чувствительны к объёму и качеству обучающей выборки, к смещению распределения между </w:t>
       </w:r>
       <w:r>
@@ -21140,7 +21157,79 @@
           <w:szCs w:val="28"/>
           <w:highlight w:val="yellow"/>
         </w:rPr>
-        <w:t>train и deployment, а также к representativeness</w:t>
+        <w:t>train</w:t>
+      </w:r>
+      <w:r>
+        <w:rPr>
+          <w:rFonts w:ascii="Times New Roman" w:hAnsi="Times New Roman" w:cs="Times New Roman"/>
+          <w:sz w:val="28"/>
+          <w:szCs w:val="28"/>
+          <w:highlight w:val="yellow"/>
+        </w:rPr>
+        <w:t xml:space="preserve"> (</w:t>
+      </w:r>
+      <w:r>
+        <w:rPr>
+          <w:rFonts w:ascii="Times New Roman" w:hAnsi="Times New Roman" w:cs="Times New Roman"/>
+          <w:sz w:val="28"/>
+          <w:szCs w:val="28"/>
+          <w:highlight w:val="green"/>
+        </w:rPr>
+        <w:t>обучением</w:t>
+      </w:r>
+      <w:r>
+        <w:rPr>
+          <w:rFonts w:ascii="Times New Roman" w:hAnsi="Times New Roman" w:cs="Times New Roman"/>
+          <w:sz w:val="28"/>
+          <w:szCs w:val="28"/>
+          <w:highlight w:val="yellow"/>
+        </w:rPr>
+        <w:t>)</w:t>
+      </w:r>
+      <w:r>
+        <w:rPr>
+          <w:rFonts w:ascii="Times New Roman" w:hAnsi="Times New Roman" w:cs="Times New Roman"/>
+          <w:sz w:val="28"/>
+          <w:szCs w:val="28"/>
+          <w:highlight w:val="yellow"/>
+        </w:rPr>
+        <w:t xml:space="preserve"> и deployment</w:t>
+      </w:r>
+      <w:r>
+        <w:rPr>
+          <w:rFonts w:ascii="Times New Roman" w:hAnsi="Times New Roman" w:cs="Times New Roman"/>
+          <w:sz w:val="28"/>
+          <w:szCs w:val="28"/>
+          <w:highlight w:val="yellow"/>
+        </w:rPr>
+        <w:t xml:space="preserve"> (</w:t>
+      </w:r>
+      <w:r>
+        <w:rPr>
+          <w:rFonts w:ascii="Times New Roman" w:hAnsi="Times New Roman" w:cs="Times New Roman"/>
+          <w:sz w:val="28"/>
+          <w:szCs w:val="28"/>
+          <w:highlight w:val="green"/>
+        </w:rPr>
+        <w:t>развертыванием</w:t>
+      </w:r>
+      <w:r>
+        <w:rPr>
+          <w:rFonts w:ascii="Times New Roman" w:hAnsi="Times New Roman" w:cs="Times New Roman"/>
+          <w:sz w:val="28"/>
+          <w:szCs w:val="28"/>
+          <w:highlight w:val="yellow"/>
+        </w:rPr>
+        <w:t>)</w:t>
+      </w:r>
+      <w:r>
+        <w:rPr>
+          <w:rFonts w:ascii="Times New Roman" w:hAnsi="Times New Roman" w:cs="Times New Roman"/>
+          <w:sz w:val="28"/>
+          <w:szCs w:val="28"/>
+          <w:highlight w:val="yellow"/>
+        </w:rPr>
+        <w:t>, а также к representativeness</w:t>
       </w:r>
       <w:r>
         <w:rPr>
@@ -21157,6 +21246,31 @@
           <w:szCs w:val="28"/>
         </w:rPr>
         <w:lastRenderedPageBreak/>
+        <w:t>(</w:t>
+      </w:r>
+      <w:r>
+        <w:rPr>
+          <w:rFonts w:ascii="Times New Roman" w:hAnsi="Times New Roman" w:cs="Times New Roman"/>
+          <w:sz w:val="28"/>
+          <w:szCs w:val="28"/>
+          <w:highlight w:val="green"/>
+        </w:rPr>
+        <w:t>репрезентативностью</w:t>
+      </w:r>
+      <w:r>
+        <w:rPr>
+          <w:rFonts w:ascii="Times New Roman" w:hAnsi="Times New Roman" w:cs="Times New Roman"/>
+          <w:sz w:val="28"/>
+          <w:szCs w:val="28"/>
+        </w:rPr>
+        <w:t xml:space="preserve">) </w:t>
+      </w:r>
+      <w:r>
+        <w:rPr>
+          <w:rFonts w:ascii="Times New Roman" w:hAnsi="Times New Roman" w:cs="Times New Roman"/>
+          <w:sz w:val="28"/>
+          <w:szCs w:val="28"/>
+        </w:rPr>
         <w:t>используемых признаков. При этом интерпретируемость их решений часто остаётся ограниченной.</w:t>
       </w:r>
     </w:p>
@@ -21195,6 +21309,39 @@
           <w:sz w:val="28"/>
           <w:szCs w:val="28"/>
         </w:rPr>
+        <w:t xml:space="preserve"> </w:t>
+      </w:r>
+      <w:r>
+        <w:rPr>
+          <w:rFonts w:ascii="Times New Roman" w:hAnsi="Times New Roman" w:cs="Times New Roman"/>
+          <w:sz w:val="28"/>
+          <w:szCs w:val="28"/>
+        </w:rPr>
+        <w:t>(</w:t>
+      </w:r>
+      <w:r>
+        <w:rPr>
+          <w:rFonts w:ascii="Times New Roman" w:hAnsi="Times New Roman" w:cs="Times New Roman"/>
+          <w:sz w:val="28"/>
+          <w:szCs w:val="28"/>
+          <w:highlight w:val="green"/>
+        </w:rPr>
+        <w:t>управление на основе данных</w:t>
+      </w:r>
+      <w:r>
+        <w:rPr>
+          <w:rFonts w:ascii="Times New Roman" w:hAnsi="Times New Roman" w:cs="Times New Roman"/>
+          <w:sz w:val="28"/>
+          <w:szCs w:val="28"/>
+        </w:rPr>
+        <w:t>)</w:t>
+      </w:r>
+      <w:r>
+        <w:rPr>
+          <w:rFonts w:ascii="Times New Roman" w:hAnsi="Times New Roman" w:cs="Times New Roman"/>
+          <w:sz w:val="28"/>
+          <w:szCs w:val="28"/>
+        </w:rPr>
         <w:t xml:space="preserve"> модели. Так, в работе 2024 года предложен метод раннего прогноза ресурса, основанный на </w:t>
       </w:r>
       <w:r>
@@ -21212,6 +21359,31 @@
           <w:sz w:val="28"/>
           <w:szCs w:val="28"/>
         </w:rPr>
+        <w:t xml:space="preserve"> (</w:t>
+      </w:r>
+      <w:r>
+        <w:rPr>
+          <w:rFonts w:ascii="Times New Roman" w:hAnsi="Times New Roman" w:cs="Times New Roman"/>
+          <w:sz w:val="28"/>
+          <w:szCs w:val="28"/>
+          <w:highlight w:val="green"/>
+        </w:rPr>
+        <w:t>геометрические факторы здоровья</w:t>
+      </w:r>
+      <w:r>
+        <w:rPr>
+          <w:rFonts w:ascii="Times New Roman" w:hAnsi="Times New Roman" w:cs="Times New Roman"/>
+          <w:sz w:val="28"/>
+          <w:szCs w:val="28"/>
+        </w:rPr>
+        <w:t>)</w:t>
+      </w:r>
+      <w:r>
+        <w:rPr>
+          <w:rFonts w:ascii="Times New Roman" w:hAnsi="Times New Roman" w:cs="Times New Roman"/>
+          <w:sz w:val="28"/>
+          <w:szCs w:val="28"/>
+        </w:rPr>
         <w:t xml:space="preserve">, извлечённых из средне- и низкочастотной части спектра Найквиста. Авторы показали, что такие признаки могут использоваться в гибридной линейно-регрессионной и </w:t>
       </w:r>
       <w:r>
@@ -21229,7 +21401,40 @@
           <w:sz w:val="28"/>
           <w:szCs w:val="28"/>
         </w:rPr>
-        <w:t xml:space="preserve"> схеме для </w:t>
+        <w:t xml:space="preserve"> </w:t>
+      </w:r>
+      <w:r>
+        <w:rPr>
+          <w:rFonts w:ascii="Times New Roman" w:hAnsi="Times New Roman" w:cs="Times New Roman"/>
+          <w:sz w:val="28"/>
+          <w:szCs w:val="28"/>
+        </w:rPr>
+        <w:t>(</w:t>
+      </w:r>
+      <w:r>
+        <w:rPr>
+          <w:rFonts w:ascii="Times New Roman" w:hAnsi="Times New Roman" w:cs="Times New Roman"/>
+          <w:sz w:val="28"/>
+          <w:szCs w:val="28"/>
+          <w:highlight w:val="green"/>
+        </w:rPr>
+        <w:t>ансамблевое обучение</w:t>
+      </w:r>
+      <w:r>
+        <w:rPr>
+          <w:rFonts w:ascii="Times New Roman" w:hAnsi="Times New Roman" w:cs="Times New Roman"/>
+          <w:sz w:val="28"/>
+          <w:szCs w:val="28"/>
+        </w:rPr>
+        <w:t xml:space="preserve">) </w:t>
+      </w:r>
+      <w:r>
+        <w:rPr>
+          <w:rFonts w:ascii="Times New Roman" w:hAnsi="Times New Roman" w:cs="Times New Roman"/>
+          <w:sz w:val="28"/>
+          <w:szCs w:val="28"/>
+        </w:rPr>
+        <w:t xml:space="preserve">схеме для </w:t>
       </w:r>
       <w:r>
         <w:rPr>
@@ -21246,6 +21451,31 @@
           <w:sz w:val="28"/>
           <w:szCs w:val="28"/>
         </w:rPr>
+        <w:t xml:space="preserve"> (</w:t>
+      </w:r>
+      <w:r>
+        <w:rPr>
+          <w:rFonts w:ascii="Times New Roman" w:hAnsi="Times New Roman" w:cs="Times New Roman"/>
+          <w:sz w:val="28"/>
+          <w:szCs w:val="28"/>
+          <w:highlight w:val="green"/>
+        </w:rPr>
+        <w:t>ранний этап</w:t>
+      </w:r>
+      <w:r>
+        <w:rPr>
+          <w:rFonts w:ascii="Times New Roman" w:hAnsi="Times New Roman" w:cs="Times New Roman"/>
+          <w:sz w:val="28"/>
+          <w:szCs w:val="28"/>
+        </w:rPr>
+        <w:t>)</w:t>
+      </w:r>
+      <w:r>
+        <w:rPr>
+          <w:rFonts w:ascii="Times New Roman" w:hAnsi="Times New Roman" w:cs="Times New Roman"/>
+          <w:sz w:val="28"/>
+          <w:szCs w:val="28"/>
+        </w:rPr>
         <w:t xml:space="preserve"> </w:t>
       </w:r>
       <w:r>
@@ -21276,6 +21506,34 @@
           <w:highlight w:val="yellow"/>
         </w:rPr>
         <w:t>prediction</w:t>
+      </w:r>
+      <w:r>
+        <w:rPr>
+          <w:rFonts w:ascii="Times New Roman" w:hAnsi="Times New Roman" w:cs="Times New Roman"/>
+          <w:iCs/>
+          <w:sz w:val="28"/>
+          <w:szCs w:val="28"/>
+        </w:rPr>
+        <w:t xml:space="preserve"> (</w:t>
+      </w:r>
+      <w:r>
+        <w:rPr>
+          <w:rFonts w:ascii="Times New Roman" w:hAnsi="Times New Roman" w:cs="Times New Roman"/>
+          <w:iCs/>
+          <w:sz w:val="28"/>
+          <w:szCs w:val="28"/>
+          <w:highlight w:val="green"/>
+        </w:rPr>
+        <w:t>прогноз</w:t>
+      </w:r>
+      <w:r>
+        <w:rPr>
+          <w:rFonts w:ascii="Times New Roman" w:hAnsi="Times New Roman" w:cs="Times New Roman"/>
+          <w:iCs/>
+          <w:sz w:val="28"/>
+          <w:szCs w:val="28"/>
+        </w:rPr>
+        <w:t>)</w:t>
       </w:r>
       <w:r>
         <w:rPr>
@@ -21322,6 +21580,7 @@
           <w:iCs/>
           <w:sz w:val="28"/>
           <w:szCs w:val="28"/>
+          <w:highlight w:val="magenta"/>
         </w:rPr>
         <w:t>1.5.5 Гибридные модели</w:t>
       </w:r>
@@ -21372,28 +21631,61 @@
           <w:sz w:val="28"/>
           <w:szCs w:val="28"/>
         </w:rPr>
-        <w:t xml:space="preserve"> подходов. Их принцип состоит в том, что часть структуры модели задаётся физикой процесса, а часть — обучается по данным. Например, физически мотивированные признаки могут использоваться как входы нейронной сети; или, наоборот, ML-модель может корректировать параметры упрощённой физической модели. Современные обзоры подчёркивают, что гибридные модели особенно перспективны для сложных нестационарных режимов, поскольку они способны сохранить часть интерпретируемости при одновременном повышении точности прогноза.</w:t>
-      </w:r>
-    </w:p>
-    <w:p>
-      <w:pPr>
-        <w:spacing w:line="360" w:lineRule="auto"/>
-        <w:ind w:firstLine="709"/>
-        <w:jc w:val="both"/>
-        <w:rPr>
-          <w:rFonts w:ascii="Times New Roman" w:hAnsi="Times New Roman" w:cs="Times New Roman"/>
-          <w:sz w:val="28"/>
-          <w:szCs w:val="28"/>
-        </w:rPr>
-      </w:pPr>
-      <w:r>
-        <w:rPr>
-          <w:rFonts w:ascii="Times New Roman" w:hAnsi="Times New Roman" w:cs="Times New Roman"/>
-          <w:sz w:val="28"/>
-          <w:szCs w:val="28"/>
-        </w:rPr>
-        <w:t xml:space="preserve">Для целей настоящей работы гибридность особенно важна, поскольку импедансные параметры естественным образом выполняют роль физически содержательных признаков. Это позволяет строить не «чёрный ящик» по сырым </w:t>
-      </w:r>
+        <w:t xml:space="preserve"> </w:t>
+      </w:r>
+      <w:r>
+        <w:rPr>
+          <w:rFonts w:ascii="Times New Roman" w:hAnsi="Times New Roman" w:cs="Times New Roman"/>
+          <w:sz w:val="28"/>
+          <w:szCs w:val="28"/>
+        </w:rPr>
+        <w:t>(</w:t>
+      </w:r>
+      <w:r>
+        <w:rPr>
+          <w:rFonts w:ascii="Times New Roman" w:hAnsi="Times New Roman" w:cs="Times New Roman"/>
+          <w:sz w:val="28"/>
+          <w:szCs w:val="28"/>
+          <w:highlight w:val="green"/>
+        </w:rPr>
+        <w:t>управление на основе данных</w:t>
+      </w:r>
+      <w:r>
+        <w:rPr>
+          <w:rFonts w:ascii="Times New Roman" w:hAnsi="Times New Roman" w:cs="Times New Roman"/>
+          <w:sz w:val="28"/>
+          <w:szCs w:val="28"/>
+        </w:rPr>
+        <w:t>)</w:t>
+      </w:r>
+      <w:r>
+        <w:rPr>
+          <w:rFonts w:ascii="Times New Roman" w:hAnsi="Times New Roman" w:cs="Times New Roman"/>
+          <w:sz w:val="28"/>
+          <w:szCs w:val="28"/>
+        </w:rPr>
+        <w:t xml:space="preserve"> </w:t>
+      </w:r>
+      <w:r>
+        <w:rPr>
+          <w:rFonts w:ascii="Times New Roman" w:hAnsi="Times New Roman" w:cs="Times New Roman"/>
+          <w:sz w:val="28"/>
+          <w:szCs w:val="28"/>
+        </w:rPr>
+        <w:t>подходов. Их принцип состоит в том, что часть структуры модели задаётся физикой процесса, а часть — обучается по данным. Например, физически мотивированные признаки могут использоваться как входы нейронной сети; или, наоборот, ML-модель может корректировать параметры упрощённой физической модели. Современные обзоры подчёркивают, что гибридные модели особенно перспективны для сложных нестационарных режимов, поскольку они способны сохранить часть интерпретируемости при одновременном повышении точности прогноза.</w:t>
+      </w:r>
+    </w:p>
+    <w:p>
+      <w:pPr>
+        <w:spacing w:line="360" w:lineRule="auto"/>
+        <w:ind w:firstLine="709"/>
+        <w:jc w:val="both"/>
+        <w:rPr>
+          <w:rFonts w:ascii="Times New Roman" w:hAnsi="Times New Roman" w:cs="Times New Roman"/>
+          <w:sz w:val="28"/>
+          <w:szCs w:val="28"/>
+        </w:rPr>
+      </w:pPr>
       <w:r>
         <w:rPr>
           <w:rFonts w:ascii="Times New Roman" w:hAnsi="Times New Roman" w:cs="Times New Roman"/>
@@ -21401,7 +21693,7 @@
           <w:szCs w:val="28"/>
         </w:rPr>
         <w:lastRenderedPageBreak/>
-        <w:t xml:space="preserve">эксплуатационным данным, а </w:t>
+        <w:t xml:space="preserve">Для целей настоящей работы гибридность особенно важна, поскольку импедансные параметры естественным образом выполняют роль физически содержательных признаков. Это позволяет строить не «чёрный ящик» по сырым эксплуатационным данным, а </w:t>
       </w:r>
       <w:r>
         <w:rPr>
@@ -21453,6 +21745,7 @@
           <w:bCs/>
           <w:sz w:val="28"/>
           <w:szCs w:val="28"/>
+          <w:highlight w:val="magenta"/>
         </w:rPr>
         <w:t>1.5.6 Импедансные модели прогноза ресурса</w:t>
       </w:r>
@@ -21503,7 +21796,48 @@
           <w:sz w:val="28"/>
           <w:szCs w:val="28"/>
         </w:rPr>
-        <w:t xml:space="preserve"> подходов. Их принцип состоит в том, что часть структуры модели задаётся физикой процесса, а часть — обучается по данным. Например, физически мотивированные признаки могут использоваться как входы нейронной сети; или, наоборот, ML-модель может корректировать параметры упрощённой физической модели. Современные обзоры подчёркивают, что гибридные модели особенно перспективны для сложных нестационарных режимов, поскольку они способны сохранить часть интерпретируемости при одновременном повышении точности прогноза.</w:t>
+        <w:t xml:space="preserve"> </w:t>
+      </w:r>
+      <w:r>
+        <w:rPr>
+          <w:rFonts w:ascii="Times New Roman" w:hAnsi="Times New Roman" w:cs="Times New Roman"/>
+          <w:sz w:val="28"/>
+          <w:szCs w:val="28"/>
+        </w:rPr>
+        <w:t>(</w:t>
+      </w:r>
+      <w:r>
+        <w:rPr>
+          <w:rFonts w:ascii="Times New Roman" w:hAnsi="Times New Roman" w:cs="Times New Roman"/>
+          <w:sz w:val="28"/>
+          <w:szCs w:val="28"/>
+          <w:highlight w:val="green"/>
+        </w:rPr>
+        <w:t>управление на основе данных</w:t>
+      </w:r>
+      <w:r>
+        <w:rPr>
+          <w:rFonts w:ascii="Times New Roman" w:hAnsi="Times New Roman" w:cs="Times New Roman"/>
+          <w:sz w:val="28"/>
+          <w:szCs w:val="28"/>
+        </w:rPr>
+        <w:t>)</w:t>
+      </w:r>
+      <w:r>
+        <w:rPr>
+          <w:rFonts w:ascii="Times New Roman" w:hAnsi="Times New Roman" w:cs="Times New Roman"/>
+          <w:sz w:val="28"/>
+          <w:szCs w:val="28"/>
+        </w:rPr>
+        <w:t xml:space="preserve"> </w:t>
+      </w:r>
+      <w:r>
+        <w:rPr>
+          <w:rFonts w:ascii="Times New Roman" w:hAnsi="Times New Roman" w:cs="Times New Roman"/>
+          <w:sz w:val="28"/>
+          <w:szCs w:val="28"/>
+        </w:rPr>
+        <w:t>подходов. Их принцип состоит в том, что часть структуры модели задаётся физикой процесса, а часть — обучается по данным. Например, физически мотивированные признаки могут использоваться как входы нейронной сети; или, наоборот, ML-модель может корректировать параметры упрощённой физической модели. Современные обзоры подчёркивают, что гибридные модели особенно перспективны для сложных нестационарных режимов, поскольку они способны сохранить часть интерпретируемости при одновременном повышении точности прогноза.</w:t>
       </w:r>
     </w:p>
     <w:p>
@@ -21559,6 +21893,7 @@
           <w:bCs/>
           <w:sz w:val="28"/>
           <w:szCs w:val="28"/>
+          <w:highlight w:val="magenta"/>
         </w:rPr>
         <w:t>1.5.6 Импедансные модели прогноза ресурса</w:t>
       </w:r>
@@ -21592,17 +21927,10 @@
           <w:sz w:val="28"/>
           <w:szCs w:val="28"/>
         </w:rPr>
-        <w:t xml:space="preserve">Импедансно-ориентированные модели представляют наибольший интерес для рассматриваемой диссертационной задачи. Обзор 2024 года по EIS как диагностическому и прогностическому инструменту для EV-батарей подчёркивает, что EIS даёт более глубокую информацию, чем простые измерения напряжения или тока, поскольку позволяет в реальном времени оценивать </w:t>
-      </w:r>
-      <w:r>
-        <w:rPr>
-          <w:rFonts w:ascii="Times New Roman" w:hAnsi="Times New Roman" w:cs="Times New Roman"/>
-          <w:sz w:val="28"/>
-          <w:szCs w:val="28"/>
-        </w:rPr>
         <w:lastRenderedPageBreak/>
-        <w:t xml:space="preserve">процессы, происходящие внутри батареи на разных временных масштабах. В обзоре также отдельно отмечается, что EIS способна выявлять деградацию на ранних стадиях без повреждения батареи и может использоваться как </w:t>
-      </w:r>
+        <w:t xml:space="preserve">Импедансно-ориентированные модели представляют наибольший интерес для рассматриваемой диссертационной задачи. Обзор 2024 года по EIS как диагностическому и прогностическому инструменту для EV-батарей подчёркивает, что EIS даёт более глубокую информацию, чем простые измерения напряжения или тока, поскольку позволяет в реальном времени оценивать процессы, происходящие внутри батареи на разных временных масштабах. В обзоре также отдельно отмечается, что EIS способна выявлять деградацию на ранних стадиях без повреждения батареи и может использоваться как </w:t>
+      </w:r>
+      <w:commentRangeStart w:id="16"/>
       <w:r>
         <w:rPr>
           <w:rFonts w:ascii="Times New Roman" w:hAnsi="Times New Roman" w:cs="Times New Roman"/>
@@ -21610,7 +21938,47 @@
           <w:szCs w:val="28"/>
           <w:highlight w:val="yellow"/>
         </w:rPr>
-        <w:t>ex situ, так и in situ</w:t>
+        <w:t>ex situ</w:t>
+      </w:r>
+      <w:commentRangeEnd w:id="16"/>
+      <w:r>
+        <w:rPr>
+          <w:rStyle w:val="ad"/>
+          <w:rFonts w:ascii="Times New Roman" w:hAnsi="Times New Roman" w:cs="Times New Roman"/>
+          <w:sz w:val="28"/>
+          <w:szCs w:val="28"/>
+          <w:highlight w:val="yellow"/>
+        </w:rPr>
+        <w:commentReference w:id="16"/>
+      </w:r>
+      <w:r>
+        <w:rPr>
+          <w:rFonts w:ascii="Times New Roman" w:hAnsi="Times New Roman" w:cs="Times New Roman"/>
+          <w:sz w:val="28"/>
+          <w:szCs w:val="28"/>
+          <w:highlight w:val="yellow"/>
+        </w:rPr>
+        <w:t xml:space="preserve">, так и </w:t>
+      </w:r>
+      <w:commentRangeStart w:id="17"/>
+      <w:r>
+        <w:rPr>
+          <w:rFonts w:ascii="Times New Roman" w:hAnsi="Times New Roman" w:cs="Times New Roman"/>
+          <w:sz w:val="28"/>
+          <w:szCs w:val="28"/>
+          <w:highlight w:val="yellow"/>
+        </w:rPr>
+        <w:t>in situ</w:t>
+      </w:r>
+      <w:commentRangeEnd w:id="17"/>
+      <w:r>
+        <w:rPr>
+          <w:rStyle w:val="ad"/>
+          <w:rFonts w:ascii="Times New Roman" w:hAnsi="Times New Roman" w:cs="Times New Roman"/>
+          <w:sz w:val="28"/>
+          <w:szCs w:val="28"/>
+        </w:rPr>
+        <w:commentReference w:id="17"/>
       </w:r>
       <w:r>
         <w:rPr>
@@ -21676,7 +22044,7 @@
           <v:shape id="_x0000_i1081" type="#_x0000_t75" style="width:103.15pt;height:34.95pt" o:ole="">
             <v:imagedata r:id="rId135" o:title=""/>
           </v:shape>
-          <o:OLEObject Type="Embed" ProgID="Equation.DSMT4" ShapeID="_x0000_i1081" DrawAspect="Content" ObjectID="_1842078980" r:id="rId136"/>
+          <o:OLEObject Type="Embed" ProgID="Equation.DSMT4" ShapeID="_x0000_i1081" DrawAspect="Content" ObjectID="_1842083899" r:id="rId136"/>
         </w:object>
       </w:r>
       <w:r>
@@ -21880,7 +22248,7 @@
           <v:shape id="_x0000_i1082" type="#_x0000_t75" style="width:106.95pt;height:33.85pt" o:ole="">
             <v:imagedata r:id="rId137" o:title=""/>
           </v:shape>
-          <o:OLEObject Type="Embed" ProgID="Equation.DSMT4" ShapeID="_x0000_i1082" DrawAspect="Content" ObjectID="_1842078981" r:id="rId138"/>
+          <o:OLEObject Type="Embed" ProgID="Equation.DSMT4" ShapeID="_x0000_i1082" DrawAspect="Content" ObjectID="_1842083900" r:id="rId138"/>
         </w:object>
       </w:r>
       <w:r>
@@ -22053,7 +22421,7 @@
           <w:sz w:val="28"/>
           <w:szCs w:val="28"/>
         </w:rPr>
-        <w:t xml:space="preserve">Именно здесь и проходит граница между существующими работами и задачей настоящей диссертации. Современные публикации подтверждают потенциал EIS для раннего прогноза ресурса, но в большинстве случаев либо ограничиваются одной химической системой, либо строятся на стационарных лабораторных спектрах, либо используют спектральные признаки без полного включения их в инженерную модель BMS. Следовательно, проблема не в отсутствии доказательств полезности EIS, а в отсутствии универсальной и </w:t>
+        <w:t xml:space="preserve">Именно здесь и проходит граница между существующими работами и задачей настоящей диссертации. Современные публикации подтверждают </w:t>
       </w:r>
       <w:r>
         <w:rPr>
@@ -22062,7 +22430,34 @@
           <w:szCs w:val="28"/>
         </w:rPr>
         <w:lastRenderedPageBreak/>
-        <w:t>математически строгой диагностико-прогностической схемы для нестационарных тяговых режимов.</w:t>
+        <w:t xml:space="preserve">потенциал EIS для раннего прогноза ресурса, но в большинстве случаев либо ограничиваются одной химической системой, либо строятся на стационарных лабораторных спектрах, либо используют спектральные признаки без полного включения их в инженерную модель BMS. Следовательно, проблема </w:t>
+      </w:r>
+      <w:commentRangeStart w:id="18"/>
+      <w:r>
+        <w:rPr>
+          <w:rFonts w:ascii="Times New Roman" w:hAnsi="Times New Roman" w:cs="Times New Roman"/>
+          <w:sz w:val="28"/>
+          <w:szCs w:val="28"/>
+        </w:rPr>
+        <w:t>не в отсутствии доказательств полезности</w:t>
+      </w:r>
+      <w:commentRangeEnd w:id="18"/>
+      <w:r>
+        <w:rPr>
+          <w:rStyle w:val="ad"/>
+          <w:rFonts w:ascii="Times New Roman" w:hAnsi="Times New Roman" w:cs="Times New Roman"/>
+          <w:sz w:val="28"/>
+          <w:szCs w:val="28"/>
+        </w:rPr>
+        <w:commentReference w:id="18"/>
+      </w:r>
+      <w:r>
+        <w:rPr>
+          <w:rFonts w:ascii="Times New Roman" w:hAnsi="Times New Roman" w:cs="Times New Roman"/>
+          <w:sz w:val="28"/>
+          <w:szCs w:val="28"/>
+        </w:rPr>
+        <w:t xml:space="preserve"> EIS, а в отсутствии универсальной и математически строгой диагностико-прогностической схемы для нестационарных тяговых режимов.</w:t>
       </w:r>
     </w:p>
     <w:p>
@@ -22633,6 +23028,7 @@
                 <w:sz w:val="28"/>
                 <w:szCs w:val="28"/>
               </w:rPr>
+              <w:lastRenderedPageBreak/>
               <w:t>Гибридные</w:t>
             </w:r>
           </w:p>
@@ -22755,16 +23151,7 @@
                 <w:sz w:val="28"/>
                 <w:szCs w:val="28"/>
               </w:rPr>
-              <w:t xml:space="preserve">Использование EIS признаков </w:t>
-            </w:r>
-            <w:r>
-              <w:rPr>
-                <w:rFonts w:ascii="Times New Roman" w:hAnsi="Times New Roman" w:cs="Times New Roman"/>
-                <w:sz w:val="28"/>
-                <w:szCs w:val="28"/>
-              </w:rPr>
-              <w:lastRenderedPageBreak/>
-              <w:t>как маркеров старения</w:t>
+              <w:t>Использование EIS признаков как маркеров старения</w:t>
             </w:r>
           </w:p>
         </w:tc>
@@ -22788,17 +23175,7 @@
                 <w:sz w:val="28"/>
                 <w:szCs w:val="28"/>
               </w:rPr>
-              <w:lastRenderedPageBreak/>
-              <w:t xml:space="preserve">Ранняя чувствительность к </w:t>
-            </w:r>
-            <w:r>
-              <w:rPr>
-                <w:rFonts w:ascii="Times New Roman" w:hAnsi="Times New Roman" w:cs="Times New Roman"/>
-                <w:sz w:val="28"/>
-                <w:szCs w:val="28"/>
-              </w:rPr>
-              <w:lastRenderedPageBreak/>
-              <w:t>деградации, физическая содержательность</w:t>
+              <w:t>Ранняя чувствительность к деградации, физическая содержательность</w:t>
             </w:r>
           </w:p>
         </w:tc>
@@ -22822,17 +23199,7 @@
                 <w:sz w:val="28"/>
                 <w:szCs w:val="28"/>
               </w:rPr>
-              <w:lastRenderedPageBreak/>
-              <w:t xml:space="preserve">Трудности быстрого </w:t>
-            </w:r>
-            <w:r>
-              <w:rPr>
-                <w:rFonts w:ascii="Times New Roman" w:hAnsi="Times New Roman" w:cs="Times New Roman"/>
-                <w:sz w:val="28"/>
-                <w:szCs w:val="28"/>
-              </w:rPr>
-              <w:lastRenderedPageBreak/>
-              <w:t>измерения и online интерпретации</w:t>
+              <w:t>Трудности быстрого измерения и online интерпретации</w:t>
             </w:r>
           </w:p>
         </w:tc>
@@ -22997,16 +23364,8 @@
           <w:sz w:val="28"/>
           <w:szCs w:val="28"/>
         </w:rPr>
-        <w:t xml:space="preserve">На рисунке представлена сравнительная матрица шести классов моделей. Эмпирические модели выигрывают по простоте и онлайн применимости, но уступают по физической интерпретации и ранней чувствительности. Физические модели обладают максимальной интерпретируемостью, но проигрывают по вычислительной компактности. ML- и DL-подходы демонстрируют высокую </w:t>
-      </w:r>
-      <w:r>
-        <w:rPr>
-          <w:rFonts w:ascii="Times New Roman" w:hAnsi="Times New Roman" w:cs="Times New Roman"/>
-          <w:sz w:val="28"/>
-          <w:szCs w:val="28"/>
-        </w:rPr>
         <w:lastRenderedPageBreak/>
-        <w:t>гибкость, однако требуют больших массивов репрезентативных данных. Гибридные и импедансные подходы занимают промежуточное, но наиболее перспективное положение.</w:t>
+        <w:t>На рисунке представлена сравнительная матрица шести классов моделей. Эмпирические модели выигрывают по простоте и онлайн применимости, но уступают по физической интерпретации и ранней чувствительности. Физические модели обладают максимальной интерпретируемостью, но проигрывают по вычислительной компактности. ML- и DL-подходы демонстрируют высокую гибкость, однако требуют больших массивов репрезентативных данных. Гибридные и импедансные подходы занимают промежуточное, но наиболее перспективное положение.</w:t>
       </w:r>
     </w:p>
     <w:p>
@@ -23120,6 +23479,7 @@
         <w:rPr>
           <w:noProof/>
         </w:rPr>
+        <w:lastRenderedPageBreak/>
         <w:drawing>
           <wp:inline distT="0" distB="0" distL="0" distR="0" wp14:anchorId="2DA075DB" wp14:editId="7F1E2CD2">
             <wp:extent cx="6119495" cy="3634105"/>
@@ -23317,6 +23677,7 @@
           <w:sz w:val="28"/>
           <w:szCs w:val="28"/>
         </w:rPr>
+        <w:lastRenderedPageBreak/>
         <w:t xml:space="preserve">Для оценки относительной практической эффективности разных классов моделей на смешанном наборе тяговых и лабораторных сценариев была выполнена нормированная оценка средней ошибки прогноза </w:t>
       </w:r>
       <w:r>
@@ -23434,80 +23795,105 @@
           <w:sz w:val="28"/>
           <w:szCs w:val="28"/>
         </w:rPr>
+        <w:t>Рисунок 1.16 — Сравнительная точность классов моделей на смешанном испытательном наборе</w:t>
+      </w:r>
+    </w:p>
+    <w:p>
+      <w:pPr>
+        <w:spacing w:line="360" w:lineRule="auto"/>
+        <w:ind w:firstLine="709"/>
+        <w:jc w:val="both"/>
+        <w:rPr>
+          <w:rFonts w:ascii="Times New Roman" w:hAnsi="Times New Roman" w:cs="Times New Roman"/>
+          <w:sz w:val="28"/>
+          <w:szCs w:val="28"/>
+        </w:rPr>
+      </w:pPr>
+    </w:p>
+    <w:p>
+      <w:pPr>
+        <w:spacing w:line="360" w:lineRule="auto"/>
+        <w:ind w:firstLine="709"/>
+        <w:jc w:val="both"/>
+        <w:rPr>
+          <w:rFonts w:ascii="Times New Roman" w:hAnsi="Times New Roman" w:cs="Times New Roman"/>
+          <w:sz w:val="28"/>
+          <w:szCs w:val="28"/>
+        </w:rPr>
+      </w:pPr>
+      <w:r>
+        <w:rPr>
+          <w:rFonts w:ascii="Times New Roman" w:hAnsi="Times New Roman" w:cs="Times New Roman"/>
+          <w:sz w:val="28"/>
+          <w:szCs w:val="28"/>
+        </w:rPr>
+        <w:t>На рисунке приведены усреднённые ошибки прогноза остаточного ресурса для различных классов моделей. Наибольшая ошибка наблюдается у эмпирических моделей, наименьшая — у импедансных и гибридных. Это не означает безусловного превосходства последних во всех задачах, однако подтверждает их преимущество в ситуациях, где критично раннее распознавание деградации и корректное описание нелинейного изменения состояния батареи.</w:t>
+      </w:r>
+    </w:p>
+    <w:p>
+      <w:pPr>
+        <w:spacing w:line="360" w:lineRule="auto"/>
+        <w:ind w:firstLine="709"/>
+        <w:jc w:val="both"/>
+        <w:rPr>
+          <w:rFonts w:ascii="Times New Roman" w:hAnsi="Times New Roman" w:cs="Times New Roman"/>
+          <w:sz w:val="28"/>
+          <w:szCs w:val="28"/>
+        </w:rPr>
+      </w:pPr>
+      <w:r>
+        <w:rPr>
+          <w:rFonts w:ascii="Times New Roman" w:hAnsi="Times New Roman" w:cs="Times New Roman"/>
+          <w:sz w:val="28"/>
+          <w:szCs w:val="28"/>
+        </w:rPr>
+        <w:t xml:space="preserve">Научная ценность рисунка состоит в том, что он количественно связывает классы моделей с их ожидаемой прогностической эффективностью. Практическая ценность заключается в выборе рационального направления дальнейшей разработки: для тяговых аккумуляторных батарей наиболее </w:t>
+      </w:r>
+      <w:r>
+        <w:rPr>
+          <w:rFonts w:ascii="Times New Roman" w:hAnsi="Times New Roman" w:cs="Times New Roman"/>
+          <w:sz w:val="28"/>
+          <w:szCs w:val="28"/>
+        </w:rPr>
         <w:lastRenderedPageBreak/>
-        <w:t>Рисунок 1.16 — Сравнительная точность классов моделей на смешанном испытательном наборе</w:t>
-      </w:r>
-    </w:p>
-    <w:p>
-      <w:pPr>
-        <w:spacing w:line="360" w:lineRule="auto"/>
-        <w:ind w:firstLine="709"/>
-        <w:jc w:val="both"/>
-        <w:rPr>
-          <w:rFonts w:ascii="Times New Roman" w:hAnsi="Times New Roman" w:cs="Times New Roman"/>
-          <w:sz w:val="28"/>
-          <w:szCs w:val="28"/>
-        </w:rPr>
-      </w:pPr>
-    </w:p>
-    <w:p>
-      <w:pPr>
-        <w:spacing w:line="360" w:lineRule="auto"/>
-        <w:ind w:firstLine="709"/>
-        <w:jc w:val="both"/>
-        <w:rPr>
-          <w:rFonts w:ascii="Times New Roman" w:hAnsi="Times New Roman" w:cs="Times New Roman"/>
-          <w:sz w:val="28"/>
-          <w:szCs w:val="28"/>
-        </w:rPr>
-      </w:pPr>
-      <w:r>
-        <w:rPr>
-          <w:rFonts w:ascii="Times New Roman" w:hAnsi="Times New Roman" w:cs="Times New Roman"/>
-          <w:sz w:val="28"/>
-          <w:szCs w:val="28"/>
-        </w:rPr>
-        <w:t>На рисунке приведены усреднённые ошибки прогноза остаточного ресурса для различных классов моделей. Наибольшая ошибка наблюдается у эмпирических моделей, наименьшая — у импедансных и гибридных. Это не означает безусловного превосходства последних во всех задачах, однако подтверждает их преимущество в ситуациях, где критично раннее распознавание деградации и корректное описание нелинейного изменения состояния батареи.</w:t>
-      </w:r>
-    </w:p>
-    <w:p>
-      <w:pPr>
-        <w:spacing w:line="360" w:lineRule="auto"/>
-        <w:ind w:firstLine="709"/>
-        <w:jc w:val="both"/>
-        <w:rPr>
-          <w:rFonts w:ascii="Times New Roman" w:hAnsi="Times New Roman" w:cs="Times New Roman"/>
-          <w:sz w:val="28"/>
-          <w:szCs w:val="28"/>
-        </w:rPr>
-      </w:pPr>
-      <w:r>
-        <w:rPr>
-          <w:rFonts w:ascii="Times New Roman" w:hAnsi="Times New Roman" w:cs="Times New Roman"/>
-          <w:sz w:val="28"/>
-          <w:szCs w:val="28"/>
-        </w:rPr>
-        <w:t>Научная ценность рисунка состоит в том, что он количественно связывает классы моделей с их ожидаемой прогностической эффективностью. Практическая ценность заключается в выборе рационального направления дальнейшей разработки: для тяговых аккумуляторных батарей наиболее перспективными являются модели, включающие физически интерпретируемые импедансные признаки.</w:t>
-      </w:r>
-    </w:p>
-    <w:p>
-      <w:pPr>
-        <w:spacing w:line="360" w:lineRule="auto"/>
-        <w:ind w:firstLine="709"/>
-        <w:jc w:val="both"/>
-        <w:rPr>
-          <w:rFonts w:ascii="Times New Roman" w:hAnsi="Times New Roman" w:cs="Times New Roman"/>
-          <w:sz w:val="28"/>
-          <w:szCs w:val="28"/>
-        </w:rPr>
-      </w:pPr>
-      <w:r>
-        <w:rPr>
-          <w:rFonts w:ascii="Times New Roman" w:hAnsi="Times New Roman" w:cs="Times New Roman"/>
-          <w:sz w:val="28"/>
-          <w:szCs w:val="28"/>
-        </w:rPr>
-        <w:t>Таким образом, анализ существующих моделей прогнозирования остаточного ресурса показывает, что ни один класс методов не обеспечивает одновременно полной физической интерпретируемости, устойчивости к сложным нестационарным режимам, низкой вычислительной сложности и высокой чувствительности к ранним стадиям деградации. Эмпирические модели слишком грубы, физические — слишком сложны для прямого внедрения, чисто data-driven подходы слишком чувствительны к данным и слабо интерпретируемы. Наиболее перспективным направлением является импедансно-ориентированная и гибридная постановка, в которой физически содержательные спектральные признаки соединяются с прогностической моделью ресурса. Именно это направление и образует научную основу настоящей диссертационной работы.</w:t>
+        <w:t>перспективными являются модели, включающие физически интерпретируемые импедансные признаки.</w:t>
+      </w:r>
+    </w:p>
+    <w:p>
+      <w:pPr>
+        <w:spacing w:line="360" w:lineRule="auto"/>
+        <w:ind w:firstLine="709"/>
+        <w:jc w:val="both"/>
+        <w:rPr>
+          <w:rFonts w:ascii="Times New Roman" w:hAnsi="Times New Roman" w:cs="Times New Roman"/>
+          <w:sz w:val="28"/>
+          <w:szCs w:val="28"/>
+        </w:rPr>
+      </w:pPr>
+      <w:r>
+        <w:rPr>
+          <w:rFonts w:ascii="Times New Roman" w:hAnsi="Times New Roman" w:cs="Times New Roman"/>
+          <w:sz w:val="28"/>
+          <w:szCs w:val="28"/>
+        </w:rPr>
+        <w:t xml:space="preserve">Таким образом, анализ существующих моделей прогнозирования остаточного ресурса показывает, что ни один класс методов не обеспечивает одновременно полной физической интерпретируемости, устойчивости к сложным нестационарным режимам, низкой вычислительной сложности и высокой чувствительности к ранним стадиям деградации. Эмпирические модели слишком грубы, физические — слишком сложны для прямого внедрения, чисто </w:t>
+      </w:r>
+      <w:r>
+        <w:rPr>
+          <w:rFonts w:ascii="Times New Roman" w:hAnsi="Times New Roman" w:cs="Times New Roman"/>
+          <w:sz w:val="28"/>
+          <w:szCs w:val="28"/>
+          <w:highlight w:val="yellow"/>
+        </w:rPr>
+        <w:t>data-driven</w:t>
+      </w:r>
+      <w:r>
+        <w:rPr>
+          <w:rFonts w:ascii="Times New Roman" w:hAnsi="Times New Roman" w:cs="Times New Roman"/>
+          <w:sz w:val="28"/>
+          <w:szCs w:val="28"/>
+        </w:rPr>
+        <w:t xml:space="preserve"> подходы слишком чувствительны к данным и слабо интерпретируемы. Наиболее перспективным направлением является импедансно-ориентированная и гибридная постановка, в которой физически содержательные спектральные признаки соединяются с прогностической моделью ресурса. Именно это направление и образует научную основу настоящей диссертационной работы.</w:t>
       </w:r>
     </w:p>
     <w:p>
@@ -23542,41 +23928,236 @@
           <w:bCs/>
           <w:sz w:val="28"/>
           <w:szCs w:val="28"/>
+          <w:highlight w:val="magenta"/>
+        </w:rPr>
+        <w:t>1.6 Выявленные научные проблемы и постановка задач исследования</w:t>
+      </w:r>
+    </w:p>
+    <w:p>
+      <w:pPr>
+        <w:spacing w:line="360" w:lineRule="auto"/>
+        <w:ind w:firstLine="709"/>
+        <w:jc w:val="both"/>
+        <w:rPr>
+          <w:rFonts w:ascii="Times New Roman" w:hAnsi="Times New Roman" w:cs="Times New Roman"/>
+          <w:sz w:val="28"/>
+          <w:szCs w:val="28"/>
+        </w:rPr>
+      </w:pPr>
+    </w:p>
+    <w:p>
+      <w:pPr>
+        <w:spacing w:line="360" w:lineRule="auto"/>
+        <w:ind w:firstLine="709"/>
+        <w:jc w:val="both"/>
+        <w:rPr>
+          <w:rFonts w:ascii="Times New Roman" w:hAnsi="Times New Roman" w:cs="Times New Roman"/>
+          <w:sz w:val="28"/>
+          <w:szCs w:val="28"/>
+        </w:rPr>
+      </w:pPr>
+      <w:r>
+        <w:rPr>
+          <w:rFonts w:ascii="Times New Roman" w:hAnsi="Times New Roman" w:cs="Times New Roman"/>
+          <w:sz w:val="28"/>
+          <w:szCs w:val="28"/>
+        </w:rPr>
+        <w:t xml:space="preserve">Проведённый анализ показал, что современные исследования аккумуляторных систем достигли высокого уровня в части описания отдельных механизмов деградации, разработки методов оценки </w:t>
+      </w:r>
+      <w:r>
+        <w:rPr>
+          <w:rFonts w:ascii="Times New Roman" w:hAnsi="Times New Roman" w:cs="Times New Roman"/>
+          <w:i/>
+          <w:iCs/>
+          <w:sz w:val="28"/>
+          <w:szCs w:val="28"/>
+          <w:lang w:val="en-US"/>
+        </w:rPr>
+        <w:t>SOC</w:t>
+      </w:r>
+      <w:r>
+        <w:rPr>
+          <w:rFonts w:ascii="Times New Roman" w:hAnsi="Times New Roman" w:cs="Times New Roman"/>
+          <w:sz w:val="28"/>
+          <w:szCs w:val="28"/>
+        </w:rPr>
+        <w:t xml:space="preserve">, </w:t>
+      </w:r>
+      <w:r>
+        <w:rPr>
+          <w:rFonts w:ascii="Times New Roman" w:hAnsi="Times New Roman" w:cs="Times New Roman"/>
+          <w:i/>
+          <w:iCs/>
+          <w:sz w:val="28"/>
+          <w:szCs w:val="28"/>
+          <w:lang w:val="en-US"/>
+        </w:rPr>
+        <w:t>SOH</w:t>
+      </w:r>
+      <w:r>
+        <w:rPr>
+          <w:rFonts w:ascii="Times New Roman" w:hAnsi="Times New Roman" w:cs="Times New Roman"/>
+          <w:sz w:val="28"/>
+          <w:szCs w:val="28"/>
+        </w:rPr>
+        <w:t xml:space="preserve"> и построения частных моделей прогноза ресурса. Вместе с тем обзорные работы последних лет указывают, что наиболее интенсивно развиваются три направления: методы </w:t>
+      </w:r>
+      <w:r>
+        <w:rPr>
+          <w:rFonts w:ascii="Times New Roman" w:hAnsi="Times New Roman" w:cs="Times New Roman"/>
+          <w:i/>
+          <w:iCs/>
+          <w:sz w:val="28"/>
+          <w:szCs w:val="28"/>
+          <w:lang w:val="en-US"/>
+        </w:rPr>
+        <w:t>SOH</w:t>
+      </w:r>
+      <w:r>
+        <w:rPr>
+          <w:rFonts w:ascii="Times New Roman" w:hAnsi="Times New Roman" w:cs="Times New Roman"/>
+          <w:sz w:val="28"/>
+          <w:szCs w:val="28"/>
+        </w:rPr>
+        <w:t>/</w:t>
+      </w:r>
+      <w:r>
+        <w:rPr>
+          <w:rFonts w:ascii="Times New Roman" w:hAnsi="Times New Roman" w:cs="Times New Roman"/>
+          <w:i/>
+          <w:iCs/>
+          <w:sz w:val="28"/>
+          <w:szCs w:val="28"/>
+          <w:lang w:val="en-US"/>
+        </w:rPr>
+        <w:t>RUL</w:t>
+      </w:r>
+      <w:r>
+        <w:rPr>
+          <w:rFonts w:ascii="Times New Roman" w:hAnsi="Times New Roman" w:cs="Times New Roman"/>
+          <w:sz w:val="28"/>
+          <w:szCs w:val="28"/>
+        </w:rPr>
+        <w:t>-</w:t>
+      </w:r>
+      <w:r>
+        <w:rPr>
+          <w:rFonts w:ascii="Times New Roman" w:hAnsi="Times New Roman" w:cs="Times New Roman"/>
+          <w:sz w:val="28"/>
+          <w:szCs w:val="28"/>
+        </w:rPr>
+        <w:t xml:space="preserve">оценки, </w:t>
+      </w:r>
+      <w:r>
+        <w:rPr>
+          <w:rFonts w:ascii="Times New Roman" w:hAnsi="Times New Roman" w:cs="Times New Roman"/>
+          <w:sz w:val="28"/>
+          <w:szCs w:val="28"/>
+        </w:rPr>
+        <w:t>гибридные модели и online/near-online алгоритмы, тогда как проблема объединения физически интерпретируемых диагностических признаков с инженерно реализуемым прогнозом ресурса остаётся открытой.</w:t>
+      </w:r>
+    </w:p>
+    <w:p>
+      <w:pPr>
+        <w:spacing w:line="360" w:lineRule="auto"/>
+        <w:ind w:firstLine="709"/>
+        <w:jc w:val="both"/>
+        <w:rPr>
+          <w:rFonts w:ascii="Times New Roman" w:hAnsi="Times New Roman" w:cs="Times New Roman"/>
+          <w:sz w:val="28"/>
+          <w:szCs w:val="28"/>
+        </w:rPr>
+      </w:pPr>
+      <w:r>
+        <w:rPr>
+          <w:rFonts w:ascii="Times New Roman" w:hAnsi="Times New Roman" w:cs="Times New Roman"/>
+          <w:sz w:val="28"/>
+          <w:szCs w:val="28"/>
+        </w:rPr>
+        <w:t xml:space="preserve">С методологической точки зрения современное научное поле разделено на три относительно самостоятельные области. Первая область связана с фундаментальными электрохимическими моделями, в которых состояние </w:t>
+      </w:r>
+      <w:r>
+        <w:rPr>
+          <w:rFonts w:ascii="Times New Roman" w:hAnsi="Times New Roman" w:cs="Times New Roman"/>
+          <w:sz w:val="28"/>
+          <w:szCs w:val="28"/>
         </w:rPr>
         <w:lastRenderedPageBreak/>
-        <w:t>1.6 Выявленные научные проблемы и постановка задач исследования</w:t>
-      </w:r>
-    </w:p>
-    <w:p>
-      <w:pPr>
-        <w:spacing w:line="360" w:lineRule="auto"/>
-        <w:ind w:firstLine="709"/>
-        <w:jc w:val="both"/>
-        <w:rPr>
-          <w:rFonts w:ascii="Times New Roman" w:hAnsi="Times New Roman" w:cs="Times New Roman"/>
-          <w:sz w:val="28"/>
-          <w:szCs w:val="28"/>
-        </w:rPr>
-      </w:pPr>
-    </w:p>
-    <w:p>
-      <w:pPr>
-        <w:spacing w:line="360" w:lineRule="auto"/>
-        <w:ind w:firstLine="709"/>
-        <w:jc w:val="both"/>
-        <w:rPr>
-          <w:rFonts w:ascii="Times New Roman" w:hAnsi="Times New Roman" w:cs="Times New Roman"/>
-          <w:sz w:val="28"/>
-          <w:szCs w:val="28"/>
-        </w:rPr>
-      </w:pPr>
-      <w:r>
-        <w:rPr>
-          <w:rFonts w:ascii="Times New Roman" w:hAnsi="Times New Roman" w:cs="Times New Roman"/>
-          <w:sz w:val="28"/>
-          <w:szCs w:val="28"/>
-        </w:rPr>
-        <w:t xml:space="preserve">Проведённый анализ показал, что современные исследования аккумуляторных систем достигли высокого уровня в части описания отдельных механизмов деградации, разработки методов оценки </w:t>
+        <w:t xml:space="preserve">батареи описывается через кинетику зарядопереноса, диффузию, тепловые эффекты и межфазные реакции. Вторая область представлена лабораторной импедансной диагностикой, позволяющей получать спектральные признаки внутреннего состояния батареи. Третья область включает инженерные алгоритмы BMS, ориентированные на быстрые измерения напряжения, тока, температуры и ограниченного набора оценочных параметров. Современные обзоры по EIS для транспортных аккумуляторов прямо подчёркивают, что именно разрыв между глубокой диагностической информативностью EIS и требованиями </w:t>
+      </w:r>
+      <w:r>
+        <w:rPr>
+          <w:rFonts w:ascii="Times New Roman" w:hAnsi="Times New Roman" w:cs="Times New Roman"/>
+          <w:sz w:val="28"/>
+          <w:szCs w:val="28"/>
+          <w:highlight w:val="yellow"/>
+        </w:rPr>
+        <w:t>onboard-реализации</w:t>
+      </w:r>
+      <w:r>
+        <w:rPr>
+          <w:rFonts w:ascii="Times New Roman" w:hAnsi="Times New Roman" w:cs="Times New Roman"/>
+          <w:sz w:val="28"/>
+          <w:szCs w:val="28"/>
+        </w:rPr>
+        <w:t xml:space="preserve"> остаётся одним из ключевых барьеров для промышленного внедрения метода.</w:t>
+      </w:r>
+    </w:p>
+    <w:p>
+      <w:pPr>
+        <w:spacing w:line="360" w:lineRule="auto"/>
+        <w:ind w:firstLine="709"/>
+        <w:jc w:val="both"/>
+        <w:rPr>
+          <w:rFonts w:ascii="Times New Roman" w:hAnsi="Times New Roman" w:cs="Times New Roman"/>
+          <w:sz w:val="28"/>
+          <w:szCs w:val="28"/>
+        </w:rPr>
+      </w:pPr>
+      <w:r>
+        <w:rPr>
+          <w:rFonts w:ascii="Times New Roman" w:hAnsi="Times New Roman" w:cs="Times New Roman"/>
+          <w:sz w:val="28"/>
+          <w:szCs w:val="28"/>
+        </w:rPr>
+        <w:t>Проблема особенно обостряется в условиях тяговой эксплуатации. В лабораторной постановке спектр</w:t>
+      </w:r>
+      <w:r>
+        <w:rPr>
+          <w:rFonts w:ascii="Times New Roman" w:hAnsi="Times New Roman" w:cs="Times New Roman"/>
+          <w:sz w:val="28"/>
+          <w:szCs w:val="28"/>
+        </w:rPr>
+        <w:t xml:space="preserve"> </w:t>
+      </w:r>
+      <w:r>
+        <w:rPr>
+          <w:rFonts w:ascii="Times New Roman" w:hAnsi="Times New Roman" w:cs="Times New Roman"/>
+          <w:i/>
+          <w:iCs/>
+          <w:sz w:val="28"/>
+          <w:szCs w:val="28"/>
+          <w:lang w:val="en-US"/>
+        </w:rPr>
+        <w:t>Z</w:t>
+      </w:r>
+      <w:r>
+        <w:rPr>
+          <w:rFonts w:ascii="Times New Roman" w:hAnsi="Times New Roman" w:cs="Times New Roman"/>
+          <w:i/>
+          <w:iCs/>
+          <w:sz w:val="28"/>
+          <w:szCs w:val="28"/>
+        </w:rPr>
+        <w:t>(ω)</w:t>
+      </w:r>
+      <w:r>
+        <w:rPr>
+          <w:rFonts w:ascii="Times New Roman" w:hAnsi="Times New Roman" w:cs="Times New Roman"/>
+          <w:sz w:val="28"/>
+          <w:szCs w:val="28"/>
+        </w:rPr>
+        <w:t xml:space="preserve"> обычно измеряется вблизи стационарной рабочей точки при малом гармоническом возмущении и фиксированной температуре. В электротранспортном приложении, напротив, батарея функционирует при переменном токе, меняющемся </w:t>
       </w:r>
       <w:r>
         <w:rPr>
@@ -23595,100 +24176,7 @@
           <w:sz w:val="28"/>
           <w:szCs w:val="28"/>
         </w:rPr>
-        <w:t xml:space="preserve">, </w:t>
-      </w:r>
-      <w:r>
-        <w:rPr>
-          <w:rFonts w:ascii="Times New Roman" w:hAnsi="Times New Roman" w:cs="Times New Roman"/>
-          <w:i/>
-          <w:iCs/>
-          <w:sz w:val="28"/>
-          <w:szCs w:val="28"/>
-          <w:lang w:val="en-US"/>
-        </w:rPr>
-        <w:t>SOH</w:t>
-      </w:r>
-      <w:r>
-        <w:rPr>
-          <w:rFonts w:ascii="Times New Roman" w:hAnsi="Times New Roman" w:cs="Times New Roman"/>
-          <w:sz w:val="28"/>
-          <w:szCs w:val="28"/>
-        </w:rPr>
-        <w:t xml:space="preserve"> и построения частных моделей прогноза ресурса. Вместе с тем обзорные работы последних лет указывают, что наиболее интенсивно развиваются три направления: методы </w:t>
-      </w:r>
-      <w:r>
-        <w:rPr>
-          <w:rFonts w:ascii="Times New Roman" w:hAnsi="Times New Roman" w:cs="Times New Roman"/>
-          <w:i/>
-          <w:iCs/>
-          <w:sz w:val="28"/>
-          <w:szCs w:val="28"/>
-          <w:lang w:val="en-US"/>
-        </w:rPr>
-        <w:t>SOH</w:t>
-      </w:r>
-      <w:r>
-        <w:rPr>
-          <w:rFonts w:ascii="Times New Roman" w:hAnsi="Times New Roman" w:cs="Times New Roman"/>
-          <w:sz w:val="28"/>
-          <w:szCs w:val="28"/>
-        </w:rPr>
-        <w:t>/</w:t>
-      </w:r>
-      <w:r>
-        <w:rPr>
-          <w:rFonts w:ascii="Times New Roman" w:hAnsi="Times New Roman" w:cs="Times New Roman"/>
-          <w:i/>
-          <w:iCs/>
-          <w:sz w:val="28"/>
-          <w:szCs w:val="28"/>
-          <w:lang w:val="en-US"/>
-        </w:rPr>
-        <w:t>RUL</w:t>
-      </w:r>
-      <w:r>
-        <w:rPr>
-          <w:rFonts w:ascii="Times New Roman" w:hAnsi="Times New Roman" w:cs="Times New Roman"/>
-          <w:sz w:val="28"/>
-          <w:szCs w:val="28"/>
-        </w:rPr>
-        <w:t>-</w:t>
-      </w:r>
-      <w:r>
-        <w:rPr>
-          <w:rFonts w:ascii="Times New Roman" w:hAnsi="Times New Roman" w:cs="Times New Roman"/>
-          <w:sz w:val="28"/>
-          <w:szCs w:val="28"/>
-        </w:rPr>
-        <w:t xml:space="preserve">оценки, </w:t>
-      </w:r>
-      <w:r>
-        <w:rPr>
-          <w:rFonts w:ascii="Times New Roman" w:hAnsi="Times New Roman" w:cs="Times New Roman"/>
-          <w:sz w:val="28"/>
-          <w:szCs w:val="28"/>
-        </w:rPr>
-        <w:t>гибридные модели и online/near-online алгоритмы, тогда как проблема объединения физически интерпретируемых диагностических признаков с инженерно реализуемым прогнозом ресурса остаётся открытой.</w:t>
-      </w:r>
-    </w:p>
-    <w:p>
-      <w:pPr>
-        <w:spacing w:line="360" w:lineRule="auto"/>
-        <w:ind w:firstLine="709"/>
-        <w:jc w:val="both"/>
-        <w:rPr>
-          <w:rFonts w:ascii="Times New Roman" w:hAnsi="Times New Roman" w:cs="Times New Roman"/>
-          <w:sz w:val="28"/>
-          <w:szCs w:val="28"/>
-        </w:rPr>
-      </w:pPr>
-      <w:r>
-        <w:rPr>
-          <w:rFonts w:ascii="Times New Roman" w:hAnsi="Times New Roman" w:cs="Times New Roman"/>
-          <w:sz w:val="28"/>
-          <w:szCs w:val="28"/>
-        </w:rPr>
-        <w:t xml:space="preserve">С методологической точки зрения современное научное поле разделено на три относительно самостоятельные области. Первая область связана с фундаментальными электрохимическими моделями, в которых состояние батареи описывается через кинетику зарядопереноса, диффузию, тепловые эффекты и межфазные реакции. Вторая область представлена лабораторной импедансной диагностикой, позволяющей получать спектральные признаки внутреннего состояния батареи. Третья область включает инженерные алгоритмы BMS, ориентированные на быстрые измерения напряжения, тока, температуры и ограниченного набора оценочных параметров. Современные обзоры по EIS для транспортных аккумуляторов прямо подчёркивают, что именно разрыв между глубокой диагностической информативностью EIS и требованиями </w:t>
+        <w:t xml:space="preserve">, переменной температуре и при наличии рекуперационных режимов. Современные исследования по </w:t>
       </w:r>
       <w:r>
         <w:rPr>
@@ -23697,162 +24185,61 @@
           <w:szCs w:val="28"/>
           <w:highlight w:val="yellow"/>
         </w:rPr>
-        <w:t>onboard-реализации</w:t>
-      </w:r>
-      <w:r>
-        <w:rPr>
-          <w:rFonts w:ascii="Times New Roman" w:hAnsi="Times New Roman" w:cs="Times New Roman"/>
-          <w:sz w:val="28"/>
-          <w:szCs w:val="28"/>
-        </w:rPr>
-        <w:t xml:space="preserve"> остаётся одним из ключевых барьеров для промышленного внедрения метода.</w:t>
-      </w:r>
-    </w:p>
-    <w:p>
-      <w:pPr>
-        <w:spacing w:line="360" w:lineRule="auto"/>
-        <w:ind w:firstLine="709"/>
-        <w:jc w:val="both"/>
-        <w:rPr>
-          <w:rFonts w:ascii="Times New Roman" w:hAnsi="Times New Roman" w:cs="Times New Roman"/>
-          <w:sz w:val="28"/>
-          <w:szCs w:val="28"/>
-        </w:rPr>
-      </w:pPr>
-      <w:r>
-        <w:rPr>
-          <w:rFonts w:ascii="Times New Roman" w:hAnsi="Times New Roman" w:cs="Times New Roman"/>
-          <w:sz w:val="28"/>
-          <w:szCs w:val="28"/>
-        </w:rPr>
-        <w:t>Проблема особенно обостряется в условиях тяговой эксплуатации. В лабораторной постановке спектр</w:t>
-      </w:r>
-      <w:r>
-        <w:rPr>
-          <w:rFonts w:ascii="Times New Roman" w:hAnsi="Times New Roman" w:cs="Times New Roman"/>
-          <w:sz w:val="28"/>
-          <w:szCs w:val="28"/>
-        </w:rPr>
-        <w:t xml:space="preserve"> </w:t>
-      </w:r>
-      <w:r>
-        <w:rPr>
-          <w:rFonts w:ascii="Times New Roman" w:hAnsi="Times New Roman" w:cs="Times New Roman"/>
-          <w:i/>
-          <w:iCs/>
-          <w:sz w:val="28"/>
-          <w:szCs w:val="28"/>
-          <w:lang w:val="en-US"/>
-        </w:rPr>
-        <w:t>Z</w:t>
-      </w:r>
-      <w:r>
-        <w:rPr>
-          <w:rFonts w:ascii="Times New Roman" w:hAnsi="Times New Roman" w:cs="Times New Roman"/>
-          <w:i/>
-          <w:iCs/>
-          <w:sz w:val="28"/>
-          <w:szCs w:val="28"/>
-        </w:rPr>
-        <w:t>(ω)</w:t>
-      </w:r>
-      <w:r>
-        <w:rPr>
-          <w:rFonts w:ascii="Times New Roman" w:hAnsi="Times New Roman" w:cs="Times New Roman"/>
-          <w:sz w:val="28"/>
-          <w:szCs w:val="28"/>
-        </w:rPr>
-        <w:t xml:space="preserve"> обычно измеряется вблизи стационарной рабочей точки при малом гармоническом возмущении и фиксированной температуре. В электротранспортном приложении, напротив, батарея функционирует при переменном токе, меняющемся </w:t>
-      </w:r>
-      <w:r>
-        <w:rPr>
-          <w:rFonts w:ascii="Times New Roman" w:hAnsi="Times New Roman" w:cs="Times New Roman"/>
-          <w:i/>
-          <w:iCs/>
-          <w:sz w:val="28"/>
-          <w:szCs w:val="28"/>
-          <w:lang w:val="en-US"/>
-        </w:rPr>
-        <w:t>SOC</w:t>
-      </w:r>
-      <w:r>
-        <w:rPr>
-          <w:rFonts w:ascii="Times New Roman" w:hAnsi="Times New Roman" w:cs="Times New Roman"/>
-          <w:sz w:val="28"/>
-          <w:szCs w:val="28"/>
-        </w:rPr>
-        <w:t xml:space="preserve">, переменной температуре и при наличии рекуперационных режимов. Современные </w:t>
-      </w:r>
-      <w:r>
-        <w:rPr>
-          <w:rFonts w:ascii="Times New Roman" w:hAnsi="Times New Roman" w:cs="Times New Roman"/>
-          <w:sz w:val="28"/>
-          <w:szCs w:val="28"/>
+        <w:t>dynamic EIS</w:t>
+      </w:r>
+      <w:r>
+        <w:rPr>
+          <w:rFonts w:ascii="Times New Roman" w:hAnsi="Times New Roman" w:cs="Times New Roman"/>
+          <w:sz w:val="28"/>
+          <w:szCs w:val="28"/>
+        </w:rPr>
+        <w:t xml:space="preserve"> показывают, что динамические спектры лучше отражают реальное состояние батареи при заряде и разряде, чем классические статические измерения, однако методически и аппаратно такая постановка остаётся существенно более сложной.</w:t>
+      </w:r>
+    </w:p>
+    <w:p>
+      <w:pPr>
+        <w:spacing w:line="360" w:lineRule="auto"/>
+        <w:ind w:firstLine="709"/>
+        <w:jc w:val="both"/>
+        <w:rPr>
+          <w:rFonts w:ascii="Times New Roman" w:hAnsi="Times New Roman" w:cs="Times New Roman"/>
+          <w:sz w:val="28"/>
+          <w:szCs w:val="28"/>
+        </w:rPr>
+      </w:pPr>
+      <w:r>
+        <w:rPr>
+          <w:rFonts w:ascii="Times New Roman" w:hAnsi="Times New Roman" w:cs="Times New Roman"/>
+          <w:sz w:val="28"/>
+          <w:szCs w:val="28"/>
+        </w:rPr>
+        <w:t xml:space="preserve">В результате возникает принципиальное противоречие. С одной стороны, импедансная спектроскопия является одним из наиболее чувствительных инструментов ранней диагностики деградации. С другой стороны, существующие BMS-алгоритмы преимущественно опираются на интегральные и сравнительно грубые измеряемые величины. Ряд современных работ по раннему прогнозу ресурса уже показывает, что геометрические признаки спектра Найквиста и другие EIS-параметры могут использоваться для </w:t>
+      </w:r>
+      <w:r>
+        <w:rPr>
+          <w:rFonts w:ascii="Times New Roman" w:hAnsi="Times New Roman" w:cs="Times New Roman"/>
+          <w:sz w:val="28"/>
+          <w:szCs w:val="28"/>
+          <w:highlight w:val="yellow"/>
+        </w:rPr>
+        <w:t>early-stage lifetime prediction</w:t>
+      </w:r>
+      <w:r>
+        <w:rPr>
+          <w:rFonts w:ascii="Times New Roman" w:hAnsi="Times New Roman" w:cs="Times New Roman"/>
+          <w:sz w:val="28"/>
+          <w:szCs w:val="28"/>
+        </w:rPr>
+        <w:t xml:space="preserve">, однако такие подходы чаще всего остаются либо лабораторными, либо </w:t>
+      </w:r>
+      <w:r>
+        <w:rPr>
+          <w:rFonts w:ascii="Times New Roman" w:hAnsi="Times New Roman" w:cs="Times New Roman"/>
+          <w:sz w:val="28"/>
+          <w:szCs w:val="28"/>
+          <w:highlight w:val="yellow"/>
         </w:rPr>
         <w:lastRenderedPageBreak/>
-        <w:t xml:space="preserve">исследования по </w:t>
-      </w:r>
-      <w:r>
-        <w:rPr>
-          <w:rFonts w:ascii="Times New Roman" w:hAnsi="Times New Roman" w:cs="Times New Roman"/>
-          <w:sz w:val="28"/>
-          <w:szCs w:val="28"/>
-          <w:highlight w:val="yellow"/>
-        </w:rPr>
-        <w:t>dynamic EIS</w:t>
-      </w:r>
-      <w:r>
-        <w:rPr>
-          <w:rFonts w:ascii="Times New Roman" w:hAnsi="Times New Roman" w:cs="Times New Roman"/>
-          <w:sz w:val="28"/>
-          <w:szCs w:val="28"/>
-        </w:rPr>
-        <w:t xml:space="preserve"> показывают, что динамические спектры лучше отражают реальное состояние батареи при заряде и разряде, чем классические статические измерения, однако методически и аппаратно такая постановка остаётся существенно более сложной.</w:t>
-      </w:r>
-    </w:p>
-    <w:p>
-      <w:pPr>
-        <w:spacing w:line="360" w:lineRule="auto"/>
-        <w:ind w:firstLine="709"/>
-        <w:jc w:val="both"/>
-        <w:rPr>
-          <w:rFonts w:ascii="Times New Roman" w:hAnsi="Times New Roman" w:cs="Times New Roman"/>
-          <w:sz w:val="28"/>
-          <w:szCs w:val="28"/>
-        </w:rPr>
-      </w:pPr>
-      <w:r>
-        <w:rPr>
-          <w:rFonts w:ascii="Times New Roman" w:hAnsi="Times New Roman" w:cs="Times New Roman"/>
-          <w:sz w:val="28"/>
-          <w:szCs w:val="28"/>
-        </w:rPr>
-        <w:t xml:space="preserve">В результате возникает принципиальное противоречие. С одной стороны, импедансная спектроскопия является одним из наиболее чувствительных инструментов ранней диагностики деградации. С другой стороны, существующие BMS-алгоритмы преимущественно опираются на интегральные и сравнительно грубые измеряемые величины. Ряд современных работ по раннему прогнозу ресурса уже показывает, что геометрические признаки спектра Найквиста и другие EIS-параметры могут использоваться для </w:t>
-      </w:r>
-      <w:r>
-        <w:rPr>
-          <w:rFonts w:ascii="Times New Roman" w:hAnsi="Times New Roman" w:cs="Times New Roman"/>
-          <w:sz w:val="28"/>
-          <w:szCs w:val="28"/>
-          <w:highlight w:val="yellow"/>
-        </w:rPr>
-        <w:t>early-stage lifetime prediction</w:t>
-      </w:r>
-      <w:r>
-        <w:rPr>
-          <w:rFonts w:ascii="Times New Roman" w:hAnsi="Times New Roman" w:cs="Times New Roman"/>
-          <w:sz w:val="28"/>
-          <w:szCs w:val="28"/>
-        </w:rPr>
-        <w:t xml:space="preserve">, однако такие подходы чаще всего остаются либо лабораторными, либо </w:t>
-      </w:r>
-      <w:r>
-        <w:rPr>
-          <w:rFonts w:ascii="Times New Roman" w:hAnsi="Times New Roman" w:cs="Times New Roman"/>
-          <w:sz w:val="28"/>
-          <w:szCs w:val="28"/>
-          <w:highlight w:val="yellow"/>
-        </w:rPr>
         <w:t>data-driven</w:t>
       </w:r>
       <w:r>
@@ -23920,7 +24307,6 @@
         <w:rPr>
           <w:noProof/>
         </w:rPr>
-        <w:lastRenderedPageBreak/>
         <w:drawing>
           <wp:inline distT="0" distB="0" distL="0" distR="0" wp14:anchorId="612A255F" wp14:editId="6DE846D2">
             <wp:extent cx="6119495" cy="3311525"/>
@@ -24020,7 +24406,16 @@
           <w:sz w:val="28"/>
           <w:szCs w:val="28"/>
         </w:rPr>
-        <w:t xml:space="preserve">На рисунке показано, что фундаментальные электрохимические модели, лабораторная импедансная диагностика и инженерные алгоритмы BMS существуют как методически развитые, но не полностью объединённые уровни описания аккумуляторной системы. Для фундаментальных моделей характерна ориентация на стационарные условия и на подробное описание физики процесса. Для лабораторной EIS-диагностики — использование полного спектра и длительных измерений. Для BMS-уровня — работа с ограниченным набором быстро доступных величин. Научный разрыв возникает в точке, где требуется перейти от </w:t>
+        <w:t xml:space="preserve">На рисунке показано, что фундаментальные электрохимические модели, лабораторная импедансная диагностика и инженерные алгоритмы BMS существуют как методически развитые, но не полностью объединённые уровни описания аккумуляторной системы. Для фундаментальных моделей характерна ориентация на стационарные условия и на подробное описание физики процесса. Для лабораторной EIS-диагностики — использование полного спектра и </w:t>
+      </w:r>
+      <w:r>
+        <w:rPr>
+          <w:rFonts w:ascii="Times New Roman" w:hAnsi="Times New Roman" w:cs="Times New Roman"/>
+          <w:sz w:val="28"/>
+          <w:szCs w:val="28"/>
+        </w:rPr>
+        <w:lastRenderedPageBreak/>
+        <w:t xml:space="preserve">длительных измерений. Для BMS-уровня — работа с ограниченным набором быстро доступных величин. Научный разрыв возникает в точке, где требуется перейти от </w:t>
       </w:r>
       <w:r>
         <w:rPr>
@@ -24242,7 +24637,7 @@
           <v:shape id="_x0000_i1083" type="#_x0000_t75" style="width:90.8pt;height:16.1pt" o:ole="">
             <v:imagedata r:id="rId143" o:title=""/>
           </v:shape>
-          <o:OLEObject Type="Embed" ProgID="Equation.DSMT4" ShapeID="_x0000_i1083" DrawAspect="Content" ObjectID="_1842078982" r:id="rId144"/>
+          <o:OLEObject Type="Embed" ProgID="Equation.DSMT4" ShapeID="_x0000_i1083" DrawAspect="Content" ObjectID="_1842083901" r:id="rId144"/>
         </w:object>
       </w:r>
       <w:r>
@@ -24265,7 +24660,7 @@
           <v:shape id="_x0000_i1084" type="#_x0000_t75" style="width:88.65pt;height:16.1pt" o:ole="">
             <v:imagedata r:id="rId145" o:title=""/>
           </v:shape>
-          <o:OLEObject Type="Embed" ProgID="Equation.DSMT4" ShapeID="_x0000_i1084" DrawAspect="Content" ObjectID="_1842078983" r:id="rId146"/>
+          <o:OLEObject Type="Embed" ProgID="Equation.DSMT4" ShapeID="_x0000_i1084" DrawAspect="Content" ObjectID="_1842083902" r:id="rId146"/>
         </w:object>
       </w:r>
     </w:p>
@@ -24381,6 +24776,7 @@
           <w:sz w:val="28"/>
           <w:szCs w:val="28"/>
         </w:rPr>
+        <w:lastRenderedPageBreak/>
         <w:t xml:space="preserve">Третья научная проблема связана с ранней диагностикой деградации. Классическое определение конца ресурса по условию </w:t>
       </w:r>
       <w:r>
@@ -24437,16 +24833,7 @@
           <w:sz w:val="28"/>
           <w:szCs w:val="28"/>
         </w:rPr>
-        <w:t xml:space="preserve">Четвёртая научная проблема заключается в ограниченной пригодности классической стационарной EIS-постановки для тяговых приложений. </w:t>
-      </w:r>
-      <w:r>
-        <w:rPr>
-          <w:rFonts w:ascii="Times New Roman" w:hAnsi="Times New Roman" w:cs="Times New Roman"/>
-          <w:sz w:val="28"/>
-          <w:szCs w:val="28"/>
-        </w:rPr>
-        <w:lastRenderedPageBreak/>
-        <w:t xml:space="preserve">Современные работы по </w:t>
+        <w:t xml:space="preserve">Четвёртая научная проблема заключается в ограниченной пригодности классической стационарной EIS-постановки для тяговых приложений. Современные работы по </w:t>
       </w:r>
       <w:r>
         <w:rPr>
@@ -24771,7 +25158,16 @@
                 <w:sz w:val="28"/>
                 <w:szCs w:val="28"/>
               </w:rPr>
-              <w:t>Построение объединённой диагностико-прогностической модели</w:t>
+              <w:t xml:space="preserve">Построение объединённой </w:t>
+            </w:r>
+            <w:r>
+              <w:rPr>
+                <w:rFonts w:ascii="Times New Roman" w:hAnsi="Times New Roman" w:cs="Times New Roman"/>
+                <w:sz w:val="28"/>
+                <w:szCs w:val="28"/>
+              </w:rPr>
+              <w:lastRenderedPageBreak/>
+              <w:t>диагностико-прогностической модели</w:t>
             </w:r>
           </w:p>
         </w:tc>
@@ -24797,6 +25193,7 @@
                 <w:sz w:val="28"/>
                 <w:szCs w:val="28"/>
               </w:rPr>
+              <w:lastRenderedPageBreak/>
               <w:t>Ограниченная переносимость моделей между режимами</w:t>
             </w:r>
           </w:p>
@@ -25046,7 +25443,6 @@
                 <w:sz w:val="28"/>
                 <w:szCs w:val="28"/>
               </w:rPr>
-              <w:lastRenderedPageBreak/>
               <w:t>Сложность применения классической EIS в BMS</w:t>
             </w:r>
           </w:p>
@@ -25322,7 +25718,16 @@
           <w:sz w:val="28"/>
           <w:szCs w:val="28"/>
         </w:rPr>
-        <w:t>По результатам выполненного анализа может быть сформулирована следующая научная гипотеза: параметры комплексного импеданса тяговой аккумуляторной батареи содержат достаточную информацию для восстановления текущего деградационного состояния и прогнозирования остаточного ресурса в условиях нестационарной эксплуатации, если модель учитывает температурные, нагрузочные и химически-специфичные особенности аккумуляторной системы.</w:t>
+        <w:t xml:space="preserve">По результатам выполненного анализа может быть сформулирована следующая научная гипотеза: параметры комплексного импеданса тяговой </w:t>
+      </w:r>
+      <w:r>
+        <w:rPr>
+          <w:rFonts w:ascii="Times New Roman" w:hAnsi="Times New Roman" w:cs="Times New Roman"/>
+          <w:sz w:val="28"/>
+          <w:szCs w:val="28"/>
+        </w:rPr>
+        <w:lastRenderedPageBreak/>
+        <w:t>аккумуляторной батареи содержат достаточную информацию для восстановления текущего деградационного состояния и прогнозирования остаточного ресурса в условиях нестационарной эксплуатации, если модель учитывает температурные, нагрузочные и химически-специфичные особенности аккумуляторной системы.</w:t>
       </w:r>
     </w:p>
     <w:p>
@@ -25380,7 +25785,7 @@
           <v:shape id="_x0000_i1085" type="#_x0000_t75" style="width:188.6pt;height:19.35pt" o:ole="">
             <v:imagedata r:id="rId147" o:title=""/>
           </v:shape>
-          <o:OLEObject Type="Embed" ProgID="Equation.DSMT4" ShapeID="_x0000_i1085" DrawAspect="Content" ObjectID="_1842078984" r:id="rId148"/>
+          <o:OLEObject Type="Embed" ProgID="Equation.DSMT4" ShapeID="_x0000_i1085" DrawAspect="Content" ObjectID="_1842083903" r:id="rId148"/>
         </w:object>
       </w:r>
       <w:r>
@@ -25415,7 +25820,7 @@
           <v:shape id="_x0000_i1086" type="#_x0000_t75" style="width:148.3pt;height:33.85pt" o:ole="">
             <v:imagedata r:id="rId149" o:title=""/>
           </v:shape>
-          <o:OLEObject Type="Embed" ProgID="Equation.DSMT4" ShapeID="_x0000_i1086" DrawAspect="Content" ObjectID="_1842078985" r:id="rId150"/>
+          <o:OLEObject Type="Embed" ProgID="Equation.DSMT4" ShapeID="_x0000_i1086" DrawAspect="Content" ObjectID="_1842083904" r:id="rId150"/>
         </w:object>
       </w:r>
       <w:r>
@@ -25693,6 +26098,7 @@
           <w:sz w:val="28"/>
           <w:szCs w:val="28"/>
         </w:rPr>
+        <w:lastRenderedPageBreak/>
         <w:t>3</w:t>
       </w:r>
       <w:r>
@@ -25813,7 +26219,6 @@
           <w:sz w:val="28"/>
           <w:szCs w:val="28"/>
         </w:rPr>
-        <w:lastRenderedPageBreak/>
         <w:t>Логика постановки задач исследования может быть представлена как последовательная цепочка перехода от измерения импеданса к</w:t>
       </w:r>
       <w:r>
@@ -25943,7 +26348,16 @@
           <w:sz w:val="28"/>
           <w:szCs w:val="28"/>
         </w:rPr>
-        <w:t>ресурсный прогноз не является непосредственным следствием одного измерения, а представляет собой результат многоступенчатой физически интерпретируемой обработки.</w:t>
+        <w:t xml:space="preserve">ресурсный прогноз не является </w:t>
+      </w:r>
+      <w:r>
+        <w:rPr>
+          <w:rFonts w:ascii="Times New Roman" w:hAnsi="Times New Roman" w:cs="Times New Roman"/>
+          <w:sz w:val="28"/>
+          <w:szCs w:val="28"/>
+        </w:rPr>
+        <w:lastRenderedPageBreak/>
+        <w:t>непосредственным следствием одного измерения, а представляет собой результат многоступенчатой физически интерпретируемой обработки.</w:t>
       </w:r>
     </w:p>
     <w:p>
@@ -26031,7 +26445,6 @@
           <w:sz w:val="28"/>
           <w:szCs w:val="28"/>
         </w:rPr>
-        <w:lastRenderedPageBreak/>
         <w:t>В первой главе выполнен системный анализ тяговых аккумуляторных батарей как элементов электротехнического комплекса, рассмотрены механизмы деградации NMC, LFP, LTO и Na-ion систем, проанализированы показатели технического состояния</w:t>
       </w:r>
       <w:r>
@@ -26438,6 +26851,64 @@
       </w:r>
       <w:r>
         <w:t>наверное, можно сократить?</w:t>
+      </w:r>
+    </w:p>
+  </w:comment>
+  <w:comment w:id="16" w:author="Admini" w:date="2026-06-04T12:56:00Z" w:initials="A">
+    <w:p>
+      <w:pPr>
+        <w:pStyle w:val="ae"/>
+      </w:pPr>
+      <w:r>
+        <w:rPr>
+          <w:rStyle w:val="ad"/>
+        </w:rPr>
+        <w:annotationRef/>
+      </w:r>
+      <w:r>
+        <w:t>(от латинского «вне места») — это научный и практический термин, означающий изучение, перемещение или сохранение объектов (животных, растений, клеток или материалов) за пределами их естественной среды обитания</w:t>
+      </w:r>
+    </w:p>
+  </w:comment>
+  <w:comment w:id="17" w:author="Admini" w:date="2026-06-04T12:56:00Z" w:initials="A">
+    <w:p>
+      <w:pPr>
+        <w:pStyle w:val="ae"/>
+      </w:pPr>
+      <w:r>
+        <w:rPr>
+          <w:rStyle w:val="ad"/>
+        </w:rPr>
+        <w:annotationRef/>
+      </w:r>
+      <w:r>
+        <w:t xml:space="preserve">(лат. «на месте») — это научный термин, означающий проведение исследований, наблюдений или лечение объекта </w:t>
+      </w:r>
+      <w:r>
+        <w:rPr>
+          <w:b/>
+          <w:bCs/>
+        </w:rPr>
+        <w:t>в его естественном состоянии, без изъятия или перемещения</w:t>
+      </w:r>
+      <w:r>
+        <w:t xml:space="preserve"> в искусственную среду</w:t>
+      </w:r>
+    </w:p>
+  </w:comment>
+  <w:comment w:id="18" w:author="Admini" w:date="2026-06-04T12:57:00Z" w:initials="A">
+    <w:p>
+      <w:pPr>
+        <w:pStyle w:val="ae"/>
+      </w:pPr>
+      <w:r>
+        <w:rPr>
+          <w:rStyle w:val="ad"/>
+        </w:rPr>
+        <w:annotationRef/>
+      </w:r>
+      <w:r>
+        <w:t>В негативном ключе</w:t>
       </w:r>
     </w:p>
   </w:comment>
@@ -26462,6 +26933,9 @@
   <w15:commentEx w15:paraId="6F8F7028" w15:done="0"/>
   <w15:commentEx w15:paraId="7E9FEE3C" w15:done="0"/>
   <w15:commentEx w15:paraId="77A8606A" w15:done="0"/>
+  <w15:commentEx w15:paraId="04D498B1" w15:done="0"/>
+  <w15:commentEx w15:paraId="5E22F011" w15:done="0"/>
+  <w15:commentEx w15:paraId="23470433" w15:done="0"/>
 </w15:commentsEx>
 </file>
 
@@ -26483,6 +26957,9 @@
   <w16cex:commentExtensible w16cex:durableId="4DCEEA77" w16cex:dateUtc="2026-06-04T03:57:00Z"/>
   <w16cex:commentExtensible w16cex:durableId="621FDE8E" w16cex:dateUtc="2026-06-04T04:03:00Z"/>
   <w16cex:commentExtensible w16cex:durableId="224A9EB3" w16cex:dateUtc="2026-06-04T04:23:00Z"/>
+  <w16cex:commentExtensible w16cex:durableId="284A7B1A" w16cex:dateUtc="2026-06-04T05:56:00Z"/>
+  <w16cex:commentExtensible w16cex:durableId="2ED82348" w16cex:dateUtc="2026-06-04T05:56:00Z"/>
+  <w16cex:commentExtensible w16cex:durableId="29D03024" w16cex:dateUtc="2026-06-04T05:57:00Z"/>
 </w16cex:commentsExtensible>
 </file>
 
@@ -26504,6 +26981,9 @@
   <w16cid:commentId w16cid:paraId="6F8F7028" w16cid:durableId="4DCEEA77"/>
   <w16cid:commentId w16cid:paraId="7E9FEE3C" w16cid:durableId="621FDE8E"/>
   <w16cid:commentId w16cid:paraId="77A8606A" w16cid:durableId="224A9EB3"/>
+  <w16cid:commentId w16cid:paraId="04D498B1" w16cid:durableId="284A7B1A"/>
+  <w16cid:commentId w16cid:paraId="5E22F011" w16cid:durableId="2ED82348"/>
+  <w16cid:commentId w16cid:paraId="23470433" w16cid:durableId="29D03024"/>
 </w16cid:commentsIds>
 </file>
 

--- a/Docs/Дис Борзенков вар2/01.Глава/Глава_1.docx
+++ b/Docs/Дис Борзенков вар2/01.Глава/Глава_1.docx
@@ -313,7 +313,7 @@
           <v:shape id="_x0000_i1025" type="#_x0000_t75" style="width:264.9pt;height:20.4pt" o:ole="">
             <v:imagedata r:id="rId6" o:title=""/>
           </v:shape>
-          <o:OLEObject Type="Embed" ProgID="Equation.DSMT4" ShapeID="_x0000_i1025" DrawAspect="Content" ObjectID="_1842083843" r:id="rId7"/>
+          <o:OLEObject Type="Embed" ProgID="Equation.DSMT4" ShapeID="_x0000_i1025" DrawAspect="Content" ObjectID="_1842163380" r:id="rId7"/>
         </w:object>
       </w:r>
     </w:p>
@@ -762,7 +762,7 @@
           <v:shape id="_x0000_i1026" type="#_x0000_t75" style="width:157.95pt;height:33.85pt" o:ole="">
             <v:imagedata r:id="rId8" o:title=""/>
           </v:shape>
-          <o:OLEObject Type="Embed" ProgID="Equation.DSMT4" ShapeID="_x0000_i1026" DrawAspect="Content" ObjectID="_1842083844" r:id="rId9"/>
+          <o:OLEObject Type="Embed" ProgID="Equation.DSMT4" ShapeID="_x0000_i1026" DrawAspect="Content" ObjectID="_1842163381" r:id="rId9"/>
         </w:object>
       </w:r>
     </w:p>
@@ -1108,7 +1108,7 @@
           <v:shape id="_x0000_i1027" type="#_x0000_t75" style="width:67.7pt;height:17.75pt" o:ole="">
             <v:imagedata r:id="rId14" o:title=""/>
           </v:shape>
-          <o:OLEObject Type="Embed" ProgID="Equation.DSMT4" ShapeID="_x0000_i1027" DrawAspect="Content" ObjectID="_1842083845" r:id="rId15"/>
+          <o:OLEObject Type="Embed" ProgID="Equation.DSMT4" ShapeID="_x0000_i1027" DrawAspect="Content" ObjectID="_1842163382" r:id="rId15"/>
         </w:object>
       </w:r>
       <w:r>
@@ -1164,7 +1164,7 @@
           <v:shape id="_x0000_i1028" type="#_x0000_t75" style="width:162.8pt;height:20.4pt" o:ole="">
             <v:imagedata r:id="rId16" o:title=""/>
           </v:shape>
-          <o:OLEObject Type="Embed" ProgID="Equation.DSMT4" ShapeID="_x0000_i1028" DrawAspect="Content" ObjectID="_1842083846" r:id="rId17"/>
+          <o:OLEObject Type="Embed" ProgID="Equation.DSMT4" ShapeID="_x0000_i1028" DrawAspect="Content" ObjectID="_1842163383" r:id="rId17"/>
         </w:object>
       </w:r>
     </w:p>
@@ -1323,7 +1323,7 @@
           <v:shape id="_x0000_i1029" type="#_x0000_t75" style="width:171.4pt;height:31.15pt" o:ole="">
             <v:imagedata r:id="rId18" o:title=""/>
           </v:shape>
-          <o:OLEObject Type="Embed" ProgID="Equation.DSMT4" ShapeID="_x0000_i1029" DrawAspect="Content" ObjectID="_1842083847" r:id="rId19"/>
+          <o:OLEObject Type="Embed" ProgID="Equation.DSMT4" ShapeID="_x0000_i1029" DrawAspect="Content" ObjectID="_1842163384" r:id="rId19"/>
         </w:object>
       </w:r>
     </w:p>
@@ -3144,7 +3144,7 @@
           <v:shape id="_x0000_i1030" type="#_x0000_t75" style="width:103.7pt;height:18.8pt" o:ole="">
             <v:imagedata r:id="rId21" o:title=""/>
           </v:shape>
-          <o:OLEObject Type="Embed" ProgID="Equation.DSMT4" ShapeID="_x0000_i1030" DrawAspect="Content" ObjectID="_1842083848" r:id="rId22"/>
+          <o:OLEObject Type="Embed" ProgID="Equation.DSMT4" ShapeID="_x0000_i1030" DrawAspect="Content" ObjectID="_1842163385" r:id="rId22"/>
         </w:object>
       </w:r>
     </w:p>
@@ -3783,7 +3783,7 @@
           <v:shape id="_x0000_i1031" type="#_x0000_t75" style="width:48.35pt;height:33.85pt" o:ole="">
             <v:imagedata r:id="rId24" o:title=""/>
           </v:shape>
-          <o:OLEObject Type="Embed" ProgID="Equation.DSMT4" ShapeID="_x0000_i1031" DrawAspect="Content" ObjectID="_1842083849" r:id="rId25"/>
+          <o:OLEObject Type="Embed" ProgID="Equation.DSMT4" ShapeID="_x0000_i1031" DrawAspect="Content" ObjectID="_1842163386" r:id="rId25"/>
         </w:object>
       </w:r>
       <w:r>
@@ -4438,7 +4438,7 @@
           <v:shape id="_x0000_i1032" type="#_x0000_t75" style="width:168.2pt;height:31.15pt" o:ole="">
             <v:imagedata r:id="rId27" o:title=""/>
           </v:shape>
-          <o:OLEObject Type="Embed" ProgID="Equation.DSMT4" ShapeID="_x0000_i1032" DrawAspect="Content" ObjectID="_1842083850" r:id="rId28"/>
+          <o:OLEObject Type="Embed" ProgID="Equation.DSMT4" ShapeID="_x0000_i1032" DrawAspect="Content" ObjectID="_1842163387" r:id="rId28"/>
         </w:object>
       </w:r>
     </w:p>
@@ -4812,7 +4812,7 @@
           <v:shape id="_x0000_i1033" type="#_x0000_t75" style="width:47.8pt;height:33.85pt" o:ole="">
             <v:imagedata r:id="rId29" o:title=""/>
           </v:shape>
-          <o:OLEObject Type="Embed" ProgID="Equation.DSMT4" ShapeID="_x0000_i1033" DrawAspect="Content" ObjectID="_1842083851" r:id="rId30"/>
+          <o:OLEObject Type="Embed" ProgID="Equation.DSMT4" ShapeID="_x0000_i1033" DrawAspect="Content" ObjectID="_1842163388" r:id="rId30"/>
         </w:object>
       </w:r>
     </w:p>
@@ -5137,7 +5137,7 @@
           <v:shape id="_x0000_i1034" type="#_x0000_t75" style="width:63.95pt;height:31.7pt" o:ole="">
             <v:imagedata r:id="rId31" o:title=""/>
           </v:shape>
-          <o:OLEObject Type="Embed" ProgID="Equation.DSMT4" ShapeID="_x0000_i1034" DrawAspect="Content" ObjectID="_1842083852" r:id="rId32"/>
+          <o:OLEObject Type="Embed" ProgID="Equation.DSMT4" ShapeID="_x0000_i1034" DrawAspect="Content" ObjectID="_1842163389" r:id="rId32"/>
         </w:object>
       </w:r>
     </w:p>
@@ -5203,7 +5203,7 @@
           <v:shape id="_x0000_i1035" type="#_x0000_t75" style="width:51.6pt;height:21.5pt" o:ole="">
             <v:imagedata r:id="rId33" o:title=""/>
           </v:shape>
-          <o:OLEObject Type="Embed" ProgID="Equation.DSMT4" ShapeID="_x0000_i1035" DrawAspect="Content" ObjectID="_1842083853" r:id="rId34"/>
+          <o:OLEObject Type="Embed" ProgID="Equation.DSMT4" ShapeID="_x0000_i1035" DrawAspect="Content" ObjectID="_1842163390" r:id="rId34"/>
         </w:object>
       </w:r>
     </w:p>
@@ -5251,7 +5251,7 @@
           <v:shape id="_x0000_i1036" type="#_x0000_t75" style="width:62.85pt;height:20.4pt" o:ole="">
             <v:imagedata r:id="rId35" o:title=""/>
           </v:shape>
-          <o:OLEObject Type="Embed" ProgID="Equation.DSMT4" ShapeID="_x0000_i1036" DrawAspect="Content" ObjectID="_1842083854" r:id="rId36"/>
+          <o:OLEObject Type="Embed" ProgID="Equation.DSMT4" ShapeID="_x0000_i1036" DrawAspect="Content" ObjectID="_1842163391" r:id="rId36"/>
         </w:object>
       </w:r>
     </w:p>
@@ -5331,7 +5331,7 @@
           <v:shape id="_x0000_i1037" type="#_x0000_t75" style="width:103.7pt;height:33.85pt" o:ole="">
             <v:imagedata r:id="rId37" o:title=""/>
           </v:shape>
-          <o:OLEObject Type="Embed" ProgID="Equation.DSMT4" ShapeID="_x0000_i1037" DrawAspect="Content" ObjectID="_1842083855" r:id="rId38"/>
+          <o:OLEObject Type="Embed" ProgID="Equation.DSMT4" ShapeID="_x0000_i1037" DrawAspect="Content" ObjectID="_1842163392" r:id="rId38"/>
         </w:object>
       </w:r>
     </w:p>
@@ -5689,7 +5689,7 @@
           <v:shape id="_x0000_i1038" type="#_x0000_t75" style="width:188.6pt;height:20.4pt" o:ole="">
             <v:imagedata r:id="rId39" o:title=""/>
           </v:shape>
-          <o:OLEObject Type="Embed" ProgID="Equation.DSMT4" ShapeID="_x0000_i1038" DrawAspect="Content" ObjectID="_1842083856" r:id="rId40"/>
+          <o:OLEObject Type="Embed" ProgID="Equation.DSMT4" ShapeID="_x0000_i1038" DrawAspect="Content" ObjectID="_1842163393" r:id="rId40"/>
         </w:object>
       </w:r>
     </w:p>
@@ -6105,7 +6105,7 @@
           <v:shape id="_x0000_i1039" type="#_x0000_t75" style="width:166.05pt;height:22.05pt" o:ole="">
             <v:imagedata r:id="rId41" o:title=""/>
           </v:shape>
-          <o:OLEObject Type="Embed" ProgID="Equation.DSMT4" ShapeID="_x0000_i1039" DrawAspect="Content" ObjectID="_1842083857" r:id="rId42"/>
+          <o:OLEObject Type="Embed" ProgID="Equation.DSMT4" ShapeID="_x0000_i1039" DrawAspect="Content" ObjectID="_1842163394" r:id="rId42"/>
         </w:object>
       </w:r>
     </w:p>
@@ -6993,7 +6993,7 @@
           <v:shape id="_x0000_i1040" type="#_x0000_t75" style="width:170.85pt;height:20.4pt" o:ole="">
             <v:imagedata r:id="rId43" o:title=""/>
           </v:shape>
-          <o:OLEObject Type="Embed" ProgID="Equation.DSMT4" ShapeID="_x0000_i1040" DrawAspect="Content" ObjectID="_1842083858" r:id="rId44"/>
+          <o:OLEObject Type="Embed" ProgID="Equation.DSMT4" ShapeID="_x0000_i1040" DrawAspect="Content" ObjectID="_1842163395" r:id="rId44"/>
         </w:object>
       </w:r>
       <w:r>
@@ -9918,7 +9918,7 @@
           <v:shape id="_x0000_i1041" type="#_x0000_t75" style="width:106.95pt;height:33.85pt" o:ole="">
             <v:imagedata r:id="rId49" o:title=""/>
           </v:shape>
-          <o:OLEObject Type="Embed" ProgID="Equation.DSMT4" ShapeID="_x0000_i1041" DrawAspect="Content" ObjectID="_1842083859" r:id="rId50"/>
+          <o:OLEObject Type="Embed" ProgID="Equation.DSMT4" ShapeID="_x0000_i1041" DrawAspect="Content" ObjectID="_1842163396" r:id="rId50"/>
         </w:object>
       </w:r>
     </w:p>
@@ -9991,7 +9991,7 @@
           <v:shape id="_x0000_i1042" type="#_x0000_t75" style="width:157.95pt;height:33.85pt" o:ole="">
             <v:imagedata r:id="rId51" o:title=""/>
           </v:shape>
-          <o:OLEObject Type="Embed" ProgID="Equation.DSMT4" ShapeID="_x0000_i1042" DrawAspect="Content" ObjectID="_1842083860" r:id="rId52"/>
+          <o:OLEObject Type="Embed" ProgID="Equation.DSMT4" ShapeID="_x0000_i1042" DrawAspect="Content" ObjectID="_1842163397" r:id="rId52"/>
         </w:object>
       </w:r>
     </w:p>
@@ -10596,7 +10596,7 @@
           <v:shape id="_x0000_i1043" type="#_x0000_t75" style="width:96.2pt;height:33.85pt" o:ole="">
             <v:imagedata r:id="rId54" o:title=""/>
           </v:shape>
-          <o:OLEObject Type="Embed" ProgID="Equation.DSMT4" ShapeID="_x0000_i1043" DrawAspect="Content" ObjectID="_1842083861" r:id="rId55"/>
+          <o:OLEObject Type="Embed" ProgID="Equation.DSMT4" ShapeID="_x0000_i1043" DrawAspect="Content" ObjectID="_1842163398" r:id="rId55"/>
         </w:object>
       </w:r>
     </w:p>
@@ -10812,7 +10812,7 @@
           <v:shape id="_x0000_i1044" type="#_x0000_t75" style="width:97.25pt;height:33.85pt" o:ole="">
             <v:imagedata r:id="rId56" o:title=""/>
           </v:shape>
-          <o:OLEObject Type="Embed" ProgID="Equation.DSMT4" ShapeID="_x0000_i1044" DrawAspect="Content" ObjectID="_1842083862" r:id="rId57"/>
+          <o:OLEObject Type="Embed" ProgID="Equation.DSMT4" ShapeID="_x0000_i1044" DrawAspect="Content" ObjectID="_1842163399" r:id="rId57"/>
         </w:object>
       </w:r>
     </w:p>
@@ -10859,7 +10859,7 @@
           <v:shape id="_x0000_i1045" type="#_x0000_t75" style="width:77.9pt;height:17.75pt" o:ole="">
             <v:imagedata r:id="rId58" o:title=""/>
           </v:shape>
-          <o:OLEObject Type="Embed" ProgID="Equation.DSMT4" ShapeID="_x0000_i1045" DrawAspect="Content" ObjectID="_1842083863" r:id="rId59"/>
+          <o:OLEObject Type="Embed" ProgID="Equation.DSMT4" ShapeID="_x0000_i1045" DrawAspect="Content" ObjectID="_1842163400" r:id="rId59"/>
         </w:object>
       </w:r>
     </w:p>
@@ -10962,7 +10962,7 @@
           <v:shape id="_x0000_i1046" type="#_x0000_t75" style="width:47.8pt;height:33.85pt" o:ole="">
             <v:imagedata r:id="rId60" o:title=""/>
           </v:shape>
-          <o:OLEObject Type="Embed" ProgID="Equation.DSMT4" ShapeID="_x0000_i1046" DrawAspect="Content" ObjectID="_1842083864" r:id="rId61"/>
+          <o:OLEObject Type="Embed" ProgID="Equation.DSMT4" ShapeID="_x0000_i1046" DrawAspect="Content" ObjectID="_1842163401" r:id="rId61"/>
         </w:object>
       </w:r>
       <w:r>
@@ -11379,7 +11379,7 @@
                 <v:shape id="_x0000_i1047" type="#_x0000_t75" style="width:81.65pt;height:17.75pt" o:ole="">
                   <v:imagedata r:id="rId62" o:title=""/>
                 </v:shape>
-                <o:OLEObject Type="Embed" ProgID="Equation.DSMT4" ShapeID="_x0000_i1047" DrawAspect="Content" ObjectID="_1842083865" r:id="rId63"/>
+                <o:OLEObject Type="Embed" ProgID="Equation.DSMT4" ShapeID="_x0000_i1047" DrawAspect="Content" ObjectID="_1842163402" r:id="rId63"/>
               </w:object>
             </w:r>
           </w:p>
@@ -11513,7 +11513,7 @@
                 <v:shape id="_x0000_i1048" type="#_x0000_t75" style="width:80.6pt;height:17.75pt" o:ole="">
                   <v:imagedata r:id="rId64" o:title=""/>
                 </v:shape>
-                <o:OLEObject Type="Embed" ProgID="Equation.DSMT4" ShapeID="_x0000_i1048" DrawAspect="Content" ObjectID="_1842083866" r:id="rId65"/>
+                <o:OLEObject Type="Embed" ProgID="Equation.DSMT4" ShapeID="_x0000_i1048" DrawAspect="Content" ObjectID="_1842163403" r:id="rId65"/>
               </w:object>
             </w:r>
           </w:p>
@@ -11617,7 +11617,7 @@
                 <v:shape id="_x0000_i1049" type="#_x0000_t75" style="width:122.5pt;height:22.05pt" o:ole="">
                   <v:imagedata r:id="rId66" o:title=""/>
                 </v:shape>
-                <o:OLEObject Type="Embed" ProgID="Equation.DSMT4" ShapeID="_x0000_i1049" DrawAspect="Content" ObjectID="_1842083867" r:id="rId67"/>
+                <o:OLEObject Type="Embed" ProgID="Equation.DSMT4" ShapeID="_x0000_i1049" DrawAspect="Content" ObjectID="_1842163404" r:id="rId67"/>
               </w:object>
             </w:r>
           </w:p>
@@ -11721,7 +11721,7 @@
                 <v:shape id="_x0000_i1050" type="#_x0000_t75" style="width:120.9pt;height:22.05pt" o:ole="">
                   <v:imagedata r:id="rId68" o:title=""/>
                 </v:shape>
-                <o:OLEObject Type="Embed" ProgID="Equation.DSMT4" ShapeID="_x0000_i1050" DrawAspect="Content" ObjectID="_1842083868" r:id="rId69"/>
+                <o:OLEObject Type="Embed" ProgID="Equation.DSMT4" ShapeID="_x0000_i1050" DrawAspect="Content" ObjectID="_1842163405" r:id="rId69"/>
               </w:object>
             </w:r>
           </w:p>
@@ -12772,7 +12772,7 @@
           <v:shape id="_x0000_i1051" type="#_x0000_t75" style="width:58.55pt;height:36.55pt" o:ole="">
             <v:imagedata r:id="rId71" o:title=""/>
           </v:shape>
-          <o:OLEObject Type="Embed" ProgID="Equation.DSMT4" ShapeID="_x0000_i1051" DrawAspect="Content" ObjectID="_1842083869" r:id="rId72"/>
+          <o:OLEObject Type="Embed" ProgID="Equation.DSMT4" ShapeID="_x0000_i1051" DrawAspect="Content" ObjectID="_1842163406" r:id="rId72"/>
         </w:object>
       </w:r>
     </w:p>
@@ -12961,7 +12961,7 @@
           <v:shape id="_x0000_i1052" type="#_x0000_t75" style="width:190.75pt;height:22.05pt" o:ole="">
             <v:imagedata r:id="rId73" o:title=""/>
           </v:shape>
-          <o:OLEObject Type="Embed" ProgID="Equation.DSMT4" ShapeID="_x0000_i1052" DrawAspect="Content" ObjectID="_1842083870" r:id="rId74"/>
+          <o:OLEObject Type="Embed" ProgID="Equation.DSMT4" ShapeID="_x0000_i1052" DrawAspect="Content" ObjectID="_1842163407" r:id="rId74"/>
         </w:object>
       </w:r>
     </w:p>
@@ -13485,7 +13485,7 @@
           <v:shape id="_x0000_i1053" type="#_x0000_t75" style="width:88.65pt;height:17.75pt" o:ole="">
             <v:imagedata r:id="rId75" o:title=""/>
           </v:shape>
-          <o:OLEObject Type="Embed" ProgID="Equation.DSMT4" ShapeID="_x0000_i1053" DrawAspect="Content" ObjectID="_1842083871" r:id="rId76"/>
+          <o:OLEObject Type="Embed" ProgID="Equation.DSMT4" ShapeID="_x0000_i1053" DrawAspect="Content" ObjectID="_1842163408" r:id="rId76"/>
         </w:object>
       </w:r>
     </w:p>
@@ -13646,7 +13646,7 @@
           <v:shape id="_x0000_i1054" type="#_x0000_t75" style="width:103.7pt;height:17.75pt" o:ole="">
             <v:imagedata r:id="rId77" o:title=""/>
           </v:shape>
-          <o:OLEObject Type="Embed" ProgID="Equation.DSMT4" ShapeID="_x0000_i1054" DrawAspect="Content" ObjectID="_1842083872" r:id="rId78"/>
+          <o:OLEObject Type="Embed" ProgID="Equation.DSMT4" ShapeID="_x0000_i1054" DrawAspect="Content" ObjectID="_1842163409" r:id="rId78"/>
         </w:object>
       </w:r>
     </w:p>
@@ -13728,7 +13728,7 @@
           <v:shape id="_x0000_i1055" type="#_x0000_t75" style="width:73.05pt;height:17.75pt" o:ole="">
             <v:imagedata r:id="rId79" o:title=""/>
           </v:shape>
-          <o:OLEObject Type="Embed" ProgID="Equation.DSMT4" ShapeID="_x0000_i1055" DrawAspect="Content" ObjectID="_1842083873" r:id="rId80"/>
+          <o:OLEObject Type="Embed" ProgID="Equation.DSMT4" ShapeID="_x0000_i1055" DrawAspect="Content" ObjectID="_1842163410" r:id="rId80"/>
         </w:object>
       </w:r>
     </w:p>
@@ -13853,7 +13853,7 @@
           <v:shape id="_x0000_i1056" type="#_x0000_t75" style="width:103.15pt;height:34.95pt" o:ole="">
             <v:imagedata r:id="rId81" o:title=""/>
           </v:shape>
-          <o:OLEObject Type="Embed" ProgID="Equation.DSMT4" ShapeID="_x0000_i1056" DrawAspect="Content" ObjectID="_1842083874" r:id="rId82"/>
+          <o:OLEObject Type="Embed" ProgID="Equation.DSMT4" ShapeID="_x0000_i1056" DrawAspect="Content" ObjectID="_1842163411" r:id="rId82"/>
         </w:object>
       </w:r>
     </w:p>
@@ -13970,7 +13970,7 @@
           <v:shape id="_x0000_i1057" type="#_x0000_t75" style="width:106.95pt;height:33.85pt" o:ole="">
             <v:imagedata r:id="rId83" o:title=""/>
           </v:shape>
-          <o:OLEObject Type="Embed" ProgID="Equation.DSMT4" ShapeID="_x0000_i1057" DrawAspect="Content" ObjectID="_1842083875" r:id="rId84"/>
+          <o:OLEObject Type="Embed" ProgID="Equation.DSMT4" ShapeID="_x0000_i1057" DrawAspect="Content" ObjectID="_1842163412" r:id="rId84"/>
         </w:object>
       </w:r>
       <w:r>
@@ -14739,7 +14739,7 @@
           <v:shape id="_x0000_i1058" type="#_x0000_t75" style="width:96.2pt;height:20.4pt" o:ole="">
             <v:imagedata r:id="rId86" o:title=""/>
           </v:shape>
-          <o:OLEObject Type="Embed" ProgID="Equation.DSMT4" ShapeID="_x0000_i1058" DrawAspect="Content" ObjectID="_1842083876" r:id="rId87"/>
+          <o:OLEObject Type="Embed" ProgID="Equation.DSMT4" ShapeID="_x0000_i1058" DrawAspect="Content" ObjectID="_1842163413" r:id="rId87"/>
         </w:object>
       </w:r>
       <w:r>
@@ -14774,7 +14774,7 @@
           <v:shape id="_x0000_i1059" type="#_x0000_t75" style="width:142.4pt;height:22.05pt" o:ole="">
             <v:imagedata r:id="rId88" o:title=""/>
           </v:shape>
-          <o:OLEObject Type="Embed" ProgID="Equation.DSMT4" ShapeID="_x0000_i1059" DrawAspect="Content" ObjectID="_1842083877" r:id="rId89"/>
+          <o:OLEObject Type="Embed" ProgID="Equation.DSMT4" ShapeID="_x0000_i1059" DrawAspect="Content" ObjectID="_1842163414" r:id="rId89"/>
         </w:object>
       </w:r>
       <w:r>
@@ -14809,7 +14809,7 @@
           <v:shape id="_x0000_i1060" type="#_x0000_t75" style="width:145.6pt;height:20.4pt" o:ole="">
             <v:imagedata r:id="rId90" o:title=""/>
           </v:shape>
-          <o:OLEObject Type="Embed" ProgID="Equation.DSMT4" ShapeID="_x0000_i1060" DrawAspect="Content" ObjectID="_1842083878" r:id="rId91"/>
+          <o:OLEObject Type="Embed" ProgID="Equation.DSMT4" ShapeID="_x0000_i1060" DrawAspect="Content" ObjectID="_1842163415" r:id="rId91"/>
         </w:object>
       </w:r>
       <w:r>
@@ -14843,7 +14843,7 @@
           <v:shape id="_x0000_i1061" type="#_x0000_t75" style="width:209pt;height:33.85pt" o:ole="">
             <v:imagedata r:id="rId92" o:title=""/>
           </v:shape>
-          <o:OLEObject Type="Embed" ProgID="Equation.DSMT4" ShapeID="_x0000_i1061" DrawAspect="Content" ObjectID="_1842083879" r:id="rId93"/>
+          <o:OLEObject Type="Embed" ProgID="Equation.DSMT4" ShapeID="_x0000_i1061" DrawAspect="Content" ObjectID="_1842163416" r:id="rId93"/>
         </w:object>
       </w:r>
       <w:r>
@@ -15116,7 +15116,7 @@
                 <v:shape id="_x0000_i1062" type="#_x0000_t75" style="width:74.7pt;height:17.75pt" o:ole="">
                   <v:imagedata r:id="rId94" o:title=""/>
                 </v:shape>
-                <o:OLEObject Type="Embed" ProgID="Equation.DSMT4" ShapeID="_x0000_i1062" DrawAspect="Content" ObjectID="_1842083880" r:id="rId95"/>
+                <o:OLEObject Type="Embed" ProgID="Equation.DSMT4" ShapeID="_x0000_i1062" DrawAspect="Content" ObjectID="_1842163417" r:id="rId95"/>
               </w:object>
             </w:r>
           </w:p>
@@ -15225,7 +15225,7 @@
                 <v:shape id="_x0000_i1063" type="#_x0000_t75" style="width:77.35pt;height:17.75pt" o:ole="">
                   <v:imagedata r:id="rId96" o:title=""/>
                 </v:shape>
-                <o:OLEObject Type="Embed" ProgID="Equation.DSMT4" ShapeID="_x0000_i1063" DrawAspect="Content" ObjectID="_1842083881" r:id="rId97"/>
+                <o:OLEObject Type="Embed" ProgID="Equation.DSMT4" ShapeID="_x0000_i1063" DrawAspect="Content" ObjectID="_1842163418" r:id="rId97"/>
               </w:object>
             </w:r>
             <w:r>
@@ -15257,7 +15257,7 @@
                 <v:shape id="_x0000_i1064" type="#_x0000_t75" style="width:74.15pt;height:20.4pt" o:ole="">
                   <v:imagedata r:id="rId98" o:title=""/>
                 </v:shape>
-                <o:OLEObject Type="Embed" ProgID="Equation.DSMT4" ShapeID="_x0000_i1064" DrawAspect="Content" ObjectID="_1842083882" r:id="rId99"/>
+                <o:OLEObject Type="Embed" ProgID="Equation.DSMT4" ShapeID="_x0000_i1064" DrawAspect="Content" ObjectID="_1842163419" r:id="rId99"/>
               </w:object>
             </w:r>
           </w:p>
@@ -15365,7 +15365,7 @@
                 <v:shape id="_x0000_i1065" type="#_x0000_t75" style="width:101pt;height:20.4pt" o:ole="">
                   <v:imagedata r:id="rId100" o:title=""/>
                 </v:shape>
-                <o:OLEObject Type="Embed" ProgID="Equation.DSMT4" ShapeID="_x0000_i1065" DrawAspect="Content" ObjectID="_1842083883" r:id="rId101"/>
+                <o:OLEObject Type="Embed" ProgID="Equation.DSMT4" ShapeID="_x0000_i1065" DrawAspect="Content" ObjectID="_1842163420" r:id="rId101"/>
               </w:object>
             </w:r>
           </w:p>
@@ -15473,7 +15473,7 @@
                 <v:shape id="_x0000_i1066" type="#_x0000_t75" style="width:88.65pt;height:17.75pt" o:ole="">
                   <v:imagedata r:id="rId102" o:title=""/>
                 </v:shape>
-                <o:OLEObject Type="Embed" ProgID="Equation.DSMT4" ShapeID="_x0000_i1066" DrawAspect="Content" ObjectID="_1842083884" r:id="rId103"/>
+                <o:OLEObject Type="Embed" ProgID="Equation.DSMT4" ShapeID="_x0000_i1066" DrawAspect="Content" ObjectID="_1842163421" r:id="rId103"/>
               </w:object>
             </w:r>
           </w:p>
@@ -15898,7 +15898,7 @@
           <v:shape id="_x0000_i1067" type="#_x0000_t75" style="width:86.5pt;height:18.25pt" o:ole="">
             <v:imagedata r:id="rId104" o:title=""/>
           </v:shape>
-          <o:OLEObject Type="Embed" ProgID="Equation.DSMT4" ShapeID="_x0000_i1067" DrawAspect="Content" ObjectID="_1842083885" r:id="rId105"/>
+          <o:OLEObject Type="Embed" ProgID="Equation.DSMT4" ShapeID="_x0000_i1067" DrawAspect="Content" ObjectID="_1842163422" r:id="rId105"/>
         </w:object>
       </w:r>
       <w:r>
@@ -15955,7 +15955,7 @@
           <v:shape id="_x0000_i1068" type="#_x0000_t75" style="width:97.25pt;height:18.25pt" o:ole="">
             <v:imagedata r:id="rId106" o:title=""/>
           </v:shape>
-          <o:OLEObject Type="Embed" ProgID="Equation.DSMT4" ShapeID="_x0000_i1068" DrawAspect="Content" ObjectID="_1842083886" r:id="rId107"/>
+          <o:OLEObject Type="Embed" ProgID="Equation.DSMT4" ShapeID="_x0000_i1068" DrawAspect="Content" ObjectID="_1842163423" r:id="rId107"/>
         </w:object>
       </w:r>
     </w:p>
@@ -16057,7 +16057,7 @@
           <v:shape id="_x0000_i1069" type="#_x0000_t75" style="width:71.45pt;height:46.2pt" o:ole="">
             <v:imagedata r:id="rId108" o:title=""/>
           </v:shape>
-          <o:OLEObject Type="Embed" ProgID="Equation.DSMT4" ShapeID="_x0000_i1069" DrawAspect="Content" ObjectID="_1842083887" r:id="rId109"/>
+          <o:OLEObject Type="Embed" ProgID="Equation.DSMT4" ShapeID="_x0000_i1069" DrawAspect="Content" ObjectID="_1842163424" r:id="rId109"/>
         </w:object>
       </w:r>
       <w:r>
@@ -16192,7 +16192,7 @@
           <v:shape id="_x0000_i1070" type="#_x0000_t75" style="width:120.35pt;height:19.35pt" o:ole="">
             <v:imagedata r:id="rId110" o:title=""/>
           </v:shape>
-          <o:OLEObject Type="Embed" ProgID="Equation.DSMT4" ShapeID="_x0000_i1070" DrawAspect="Content" ObjectID="_1842083888" r:id="rId111"/>
+          <o:OLEObject Type="Embed" ProgID="Equation.DSMT4" ShapeID="_x0000_i1070" DrawAspect="Content" ObjectID="_1842163425" r:id="rId111"/>
         </w:object>
       </w:r>
     </w:p>
@@ -17290,7 +17290,7 @@
           <v:shape id="_x0000_i1071" type="#_x0000_t75" style="width:167.1pt;height:33.85pt" o:ole="">
             <v:imagedata r:id="rId113" o:title=""/>
           </v:shape>
-          <o:OLEObject Type="Embed" ProgID="Equation.DSMT4" ShapeID="_x0000_i1071" DrawAspect="Content" ObjectID="_1842083889" r:id="rId114"/>
+          <o:OLEObject Type="Embed" ProgID="Equation.DSMT4" ShapeID="_x0000_i1071" DrawAspect="Content" ObjectID="_1842163426" r:id="rId114"/>
         </w:object>
       </w:r>
     </w:p>
@@ -17372,7 +17372,7 @@
           <v:shape id="_x0000_i1072" type="#_x0000_t75" style="width:71.45pt;height:34.95pt" o:ole="">
             <v:imagedata r:id="rId115" o:title=""/>
           </v:shape>
-          <o:OLEObject Type="Embed" ProgID="Equation.DSMT4" ShapeID="_x0000_i1072" DrawAspect="Content" ObjectID="_1842083890" r:id="rId116"/>
+          <o:OLEObject Type="Embed" ProgID="Equation.DSMT4" ShapeID="_x0000_i1072" DrawAspect="Content" ObjectID="_1842163427" r:id="rId116"/>
         </w:object>
       </w:r>
     </w:p>
@@ -17659,7 +17659,7 @@
           <w:noProof/>
         </w:rPr>
         <w:drawing>
-          <wp:inline distT="0" distB="0" distL="0" distR="0" wp14:anchorId="42EF3E0B" wp14:editId="56979310">
+          <wp:inline distT="0" distB="0" distL="0" distR="0" wp14:anchorId="42EF3E0B" wp14:editId="226A0AA8">
             <wp:extent cx="6119495" cy="5132705"/>
             <wp:effectExtent l="0" t="0" r="0" b="0"/>
             <wp:docPr id="1184336030" name="Рисунок 3"/>
@@ -19407,7 +19407,7 @@
           <v:shape id="_x0000_i1073" type="#_x0000_t75" style="width:80.05pt;height:18.25pt" o:ole="">
             <v:imagedata r:id="rId119" o:title=""/>
           </v:shape>
-          <o:OLEObject Type="Embed" ProgID="Equation.DSMT4" ShapeID="_x0000_i1073" DrawAspect="Content" ObjectID="_1842083891" r:id="rId120"/>
+          <o:OLEObject Type="Embed" ProgID="Equation.DSMT4" ShapeID="_x0000_i1073" DrawAspect="Content" ObjectID="_1842163428" r:id="rId120"/>
         </w:object>
       </w:r>
     </w:p>
@@ -19603,7 +19603,7 @@
           <v:shape id="_x0000_i1074" type="#_x0000_t75" style="width:90.8pt;height:19.35pt" o:ole="">
             <v:imagedata r:id="rId121" o:title=""/>
           </v:shape>
-          <o:OLEObject Type="Embed" ProgID="Equation.DSMT4" ShapeID="_x0000_i1074" DrawAspect="Content" ObjectID="_1842083892" r:id="rId122"/>
+          <o:OLEObject Type="Embed" ProgID="Equation.DSMT4" ShapeID="_x0000_i1074" DrawAspect="Content" ObjectID="_1842163429" r:id="rId122"/>
         </w:object>
       </w:r>
     </w:p>
@@ -19696,7 +19696,7 @@
           <v:shape id="_x0000_i1075" type="#_x0000_t75" style="width:109.05pt;height:18.8pt" o:ole="">
             <v:imagedata r:id="rId123" o:title=""/>
           </v:shape>
-          <o:OLEObject Type="Embed" ProgID="Equation.DSMT4" ShapeID="_x0000_i1075" DrawAspect="Content" ObjectID="_1842083893" r:id="rId124"/>
+          <o:OLEObject Type="Embed" ProgID="Equation.DSMT4" ShapeID="_x0000_i1075" DrawAspect="Content" ObjectID="_1842163430" r:id="rId124"/>
         </w:object>
       </w:r>
     </w:p>
@@ -19947,7 +19947,7 @@
           <v:shape id="_x0000_i1076" type="#_x0000_t75" style="width:48.35pt;height:33.85pt" o:ole="">
             <v:imagedata r:id="rId125" o:title=""/>
           </v:shape>
-          <o:OLEObject Type="Embed" ProgID="Equation.DSMT4" ShapeID="_x0000_i1076" DrawAspect="Content" ObjectID="_1842083894" r:id="rId126"/>
+          <o:OLEObject Type="Embed" ProgID="Equation.DSMT4" ShapeID="_x0000_i1076" DrawAspect="Content" ObjectID="_1842163431" r:id="rId126"/>
         </w:object>
       </w:r>
     </w:p>
@@ -20079,7 +20079,7 @@
           <v:shape id="_x0000_i1077" type="#_x0000_t75" style="width:224.05pt;height:33.85pt" o:ole="">
             <v:imagedata r:id="rId127" o:title=""/>
           </v:shape>
-          <o:OLEObject Type="Embed" ProgID="Equation.DSMT4" ShapeID="_x0000_i1077" DrawAspect="Content" ObjectID="_1842083895" r:id="rId128"/>
+          <o:OLEObject Type="Embed" ProgID="Equation.DSMT4" ShapeID="_x0000_i1077" DrawAspect="Content" ObjectID="_1842163432" r:id="rId128"/>
         </w:object>
       </w:r>
       <w:r>
@@ -20374,7 +20374,7 @@
           <v:shape id="_x0000_i1078" type="#_x0000_t75" style="width:101.55pt;height:19.35pt" o:ole="">
             <v:imagedata r:id="rId129" o:title=""/>
           </v:shape>
-          <o:OLEObject Type="Embed" ProgID="Equation.DSMT4" ShapeID="_x0000_i1078" DrawAspect="Content" ObjectID="_1842083896" r:id="rId130"/>
+          <o:OLEObject Type="Embed" ProgID="Equation.DSMT4" ShapeID="_x0000_i1078" DrawAspect="Content" ObjectID="_1842163433" r:id="rId130"/>
         </w:object>
       </w:r>
       <w:r>
@@ -20397,7 +20397,7 @@
           <v:shape id="_x0000_i1079" type="#_x0000_t75" style="width:74.7pt;height:19.35pt" o:ole="">
             <v:imagedata r:id="rId131" o:title=""/>
           </v:shape>
-          <o:OLEObject Type="Embed" ProgID="Equation.DSMT4" ShapeID="_x0000_i1079" DrawAspect="Content" ObjectID="_1842083897" r:id="rId132"/>
+          <o:OLEObject Type="Embed" ProgID="Equation.DSMT4" ShapeID="_x0000_i1079" DrawAspect="Content" ObjectID="_1842163434" r:id="rId132"/>
         </w:object>
       </w:r>
       <w:r>
@@ -21007,7 +21007,7 @@
           <v:shape id="_x0000_i1080" type="#_x0000_t75" style="width:165.5pt;height:19.35pt" o:ole="">
             <v:imagedata r:id="rId133" o:title=""/>
           </v:shape>
-          <o:OLEObject Type="Embed" ProgID="Equation.DSMT4" ShapeID="_x0000_i1080" DrawAspect="Content" ObjectID="_1842083898" r:id="rId134"/>
+          <o:OLEObject Type="Embed" ProgID="Equation.DSMT4" ShapeID="_x0000_i1080" DrawAspect="Content" ObjectID="_1842163435" r:id="rId134"/>
         </w:object>
       </w:r>
       <w:r>
@@ -22044,7 +22044,7 @@
           <v:shape id="_x0000_i1081" type="#_x0000_t75" style="width:103.15pt;height:34.95pt" o:ole="">
             <v:imagedata r:id="rId135" o:title=""/>
           </v:shape>
-          <o:OLEObject Type="Embed" ProgID="Equation.DSMT4" ShapeID="_x0000_i1081" DrawAspect="Content" ObjectID="_1842083899" r:id="rId136"/>
+          <o:OLEObject Type="Embed" ProgID="Equation.DSMT4" ShapeID="_x0000_i1081" DrawAspect="Content" ObjectID="_1842163436" r:id="rId136"/>
         </w:object>
       </w:r>
       <w:r>
@@ -22248,7 +22248,7 @@
           <v:shape id="_x0000_i1082" type="#_x0000_t75" style="width:106.95pt;height:33.85pt" o:ole="">
             <v:imagedata r:id="rId137" o:title=""/>
           </v:shape>
-          <o:OLEObject Type="Embed" ProgID="Equation.DSMT4" ShapeID="_x0000_i1082" DrawAspect="Content" ObjectID="_1842083900" r:id="rId138"/>
+          <o:OLEObject Type="Embed" ProgID="Equation.DSMT4" ShapeID="_x0000_i1082" DrawAspect="Content" ObjectID="_1842163437" r:id="rId138"/>
         </w:object>
       </w:r>
       <w:r>
@@ -24009,6 +24009,7 @@
           <w:iCs/>
           <w:sz w:val="28"/>
           <w:szCs w:val="28"/>
+          <w:highlight w:val="yellow"/>
           <w:lang w:val="en-US"/>
         </w:rPr>
         <w:t>SOH</w:t>
@@ -24018,6 +24019,7 @@
           <w:rFonts w:ascii="Times New Roman" w:hAnsi="Times New Roman" w:cs="Times New Roman"/>
           <w:sz w:val="28"/>
           <w:szCs w:val="28"/>
+          <w:highlight w:val="yellow"/>
         </w:rPr>
         <w:t>/</w:t>
       </w:r>
@@ -24028,6 +24030,7 @@
           <w:iCs/>
           <w:sz w:val="28"/>
           <w:szCs w:val="28"/>
+          <w:highlight w:val="yellow"/>
           <w:lang w:val="en-US"/>
         </w:rPr>
         <w:t>RUL</w:t>
@@ -24037,24 +24040,53 @@
           <w:rFonts w:ascii="Times New Roman" w:hAnsi="Times New Roman" w:cs="Times New Roman"/>
           <w:sz w:val="28"/>
           <w:szCs w:val="28"/>
-        </w:rPr>
-        <w:t>-</w:t>
-      </w:r>
-      <w:r>
-        <w:rPr>
-          <w:rFonts w:ascii="Times New Roman" w:hAnsi="Times New Roman" w:cs="Times New Roman"/>
-          <w:sz w:val="28"/>
-          <w:szCs w:val="28"/>
-        </w:rPr>
-        <w:t xml:space="preserve">оценки, </w:t>
-      </w:r>
-      <w:r>
-        <w:rPr>
-          <w:rFonts w:ascii="Times New Roman" w:hAnsi="Times New Roman" w:cs="Times New Roman"/>
-          <w:sz w:val="28"/>
-          <w:szCs w:val="28"/>
-        </w:rPr>
-        <w:t>гибридные модели и online/near-online алгоритмы, тогда как проблема объединения физически интерпретируемых диагностических признаков с инженерно реализуемым прогнозом ресурса остаётся открытой.</w:t>
+          <w:highlight w:val="yellow"/>
+        </w:rPr>
+        <w:t>-оценки</w:t>
+      </w:r>
+      <w:r>
+        <w:rPr>
+          <w:rFonts w:ascii="Times New Roman" w:hAnsi="Times New Roman" w:cs="Times New Roman"/>
+          <w:sz w:val="28"/>
+          <w:szCs w:val="28"/>
+        </w:rPr>
+        <w:t xml:space="preserve">, </w:t>
+      </w:r>
+      <w:r>
+        <w:rPr>
+          <w:rFonts w:ascii="Times New Roman" w:hAnsi="Times New Roman" w:cs="Times New Roman"/>
+          <w:sz w:val="28"/>
+          <w:szCs w:val="28"/>
+        </w:rPr>
+        <w:t xml:space="preserve">гибридные модели и </w:t>
+      </w:r>
+      <w:commentRangeStart w:id="19"/>
+      <w:r>
+        <w:rPr>
+          <w:rFonts w:ascii="Times New Roman" w:hAnsi="Times New Roman" w:cs="Times New Roman"/>
+          <w:sz w:val="28"/>
+          <w:szCs w:val="28"/>
+          <w:highlight w:val="yellow"/>
+        </w:rPr>
+        <w:t>online/near-online алгоритмы</w:t>
+      </w:r>
+      <w:commentRangeEnd w:id="19"/>
+      <w:r>
+        <w:rPr>
+          <w:rStyle w:val="ad"/>
+          <w:rFonts w:ascii="Times New Roman" w:hAnsi="Times New Roman" w:cs="Times New Roman"/>
+          <w:sz w:val="28"/>
+          <w:szCs w:val="28"/>
+        </w:rPr>
+        <w:commentReference w:id="19"/>
+      </w:r>
+      <w:r>
+        <w:rPr>
+          <w:rFonts w:ascii="Times New Roman" w:hAnsi="Times New Roman" w:cs="Times New Roman"/>
+          <w:sz w:val="28"/>
+          <w:szCs w:val="28"/>
+        </w:rPr>
+        <w:t>, тогда как проблема объединения физически интерпретируемых диагностических признаков с инженерно реализуемым прогнозом ресурса остаётся открытой.</w:t>
       </w:r>
     </w:p>
     <w:p>
@@ -24085,6 +24117,7 @@
         <w:lastRenderedPageBreak/>
         <w:t xml:space="preserve">батареи описывается через кинетику зарядопереноса, диффузию, тепловые эффекты и межфазные реакции. Вторая область представлена лабораторной импедансной диагностикой, позволяющей получать спектральные признаки внутреннего состояния батареи. Третья область включает инженерные алгоритмы BMS, ориентированные на быстрые измерения напряжения, тока, температуры и ограниченного набора оценочных параметров. Современные обзоры по EIS для транспортных аккумуляторов прямо подчёркивают, что именно разрыв между глубокой диагностической информативностью EIS и требованиями </w:t>
       </w:r>
+      <w:commentRangeStart w:id="20"/>
       <w:r>
         <w:rPr>
           <w:rFonts w:ascii="Times New Roman" w:hAnsi="Times New Roman" w:cs="Times New Roman"/>
@@ -24100,7 +24133,25 @@
           <w:sz w:val="28"/>
           <w:szCs w:val="28"/>
         </w:rPr>
-        <w:t xml:space="preserve"> остаётся одним из ключевых барьеров для промышленного внедрения метода.</w:t>
+        <w:t xml:space="preserve"> </w:t>
+      </w:r>
+      <w:commentRangeEnd w:id="20"/>
+      <w:r>
+        <w:rPr>
+          <w:rStyle w:val="ad"/>
+          <w:rFonts w:ascii="Times New Roman" w:hAnsi="Times New Roman" w:cs="Times New Roman"/>
+          <w:sz w:val="28"/>
+          <w:szCs w:val="28"/>
+        </w:rPr>
+        <w:commentReference w:id="20"/>
+      </w:r>
+      <w:r>
+        <w:rPr>
+          <w:rFonts w:ascii="Times New Roman" w:hAnsi="Times New Roman" w:cs="Times New Roman"/>
+          <w:sz w:val="28"/>
+          <w:szCs w:val="28"/>
+        </w:rPr>
+        <w:t>остаётся одним из ключевых барьеров для промышленного внедрения метода.</w:t>
       </w:r>
     </w:p>
     <w:p>
@@ -24178,6 +24229,7 @@
         </w:rPr>
         <w:t xml:space="preserve">, переменной температуре и при наличии рекуперационных режимов. Современные исследования по </w:t>
       </w:r>
+      <w:commentRangeStart w:id="21"/>
       <w:r>
         <w:rPr>
           <w:rFonts w:ascii="Times New Roman" w:hAnsi="Times New Roman" w:cs="Times New Roman"/>
@@ -24187,6 +24239,16 @@
         </w:rPr>
         <w:t>dynamic EIS</w:t>
       </w:r>
+      <w:commentRangeEnd w:id="21"/>
+      <w:r>
+        <w:rPr>
+          <w:rStyle w:val="ad"/>
+          <w:rFonts w:ascii="Times New Roman" w:hAnsi="Times New Roman" w:cs="Times New Roman"/>
+          <w:sz w:val="28"/>
+          <w:szCs w:val="28"/>
+        </w:rPr>
+        <w:commentReference w:id="21"/>
+      </w:r>
       <w:r>
         <w:rPr>
           <w:rFonts w:ascii="Times New Roman" w:hAnsi="Times New Roman" w:cs="Times New Roman"/>
@@ -24215,6 +24277,7 @@
         </w:rPr>
         <w:t xml:space="preserve">В результате возникает принципиальное противоречие. С одной стороны, импедансная спектроскопия является одним из наиболее чувствительных инструментов ранней диагностики деградации. С другой стороны, существующие BMS-алгоритмы преимущественно опираются на интегральные и сравнительно грубые измеряемые величины. Ряд современных работ по раннему прогнозу ресурса уже показывает, что геометрические признаки спектра Найквиста и другие EIS-параметры могут использоваться для </w:t>
       </w:r>
+      <w:commentRangeStart w:id="22"/>
       <w:r>
         <w:rPr>
           <w:rFonts w:ascii="Times New Roman" w:hAnsi="Times New Roman" w:cs="Times New Roman"/>
@@ -24224,6 +24287,16 @@
         </w:rPr>
         <w:t>early-stage lifetime prediction</w:t>
       </w:r>
+      <w:commentRangeEnd w:id="22"/>
+      <w:r>
+        <w:rPr>
+          <w:rStyle w:val="ad"/>
+          <w:rFonts w:ascii="Times New Roman" w:hAnsi="Times New Roman" w:cs="Times New Roman"/>
+          <w:sz w:val="28"/>
+          <w:szCs w:val="28"/>
+        </w:rPr>
+        <w:commentReference w:id="22"/>
+      </w:r>
       <w:r>
         <w:rPr>
           <w:rFonts w:ascii="Times New Roman" w:hAnsi="Times New Roman" w:cs="Times New Roman"/>
@@ -24232,6 +24305,7 @@
         </w:rPr>
         <w:t xml:space="preserve">, однако такие подходы чаще всего остаются либо лабораторными, либо </w:t>
       </w:r>
+      <w:commentRangeStart w:id="23"/>
       <w:r>
         <w:rPr>
           <w:rFonts w:ascii="Times New Roman" w:hAnsi="Times New Roman" w:cs="Times New Roman"/>
@@ -24241,6 +24315,16 @@
         </w:rPr>
         <w:lastRenderedPageBreak/>
         <w:t>data-driven</w:t>
+      </w:r>
+      <w:commentRangeEnd w:id="23"/>
+      <w:r>
+        <w:rPr>
+          <w:rStyle w:val="ad"/>
+          <w:rFonts w:ascii="Times New Roman" w:hAnsi="Times New Roman" w:cs="Times New Roman"/>
+          <w:sz w:val="28"/>
+          <w:szCs w:val="28"/>
+        </w:rPr>
+        <w:commentReference w:id="23"/>
       </w:r>
       <w:r>
         <w:rPr>
@@ -24431,12 +24515,20 @@
       <w:r>
         <w:rPr>
           <w:rFonts w:ascii="Times New Roman" w:hAnsi="Times New Roman" w:cs="Times New Roman"/>
-          <w:i/>
-          <w:iCs/>
-          <w:sz w:val="28"/>
-          <w:szCs w:val="28"/>
-        </w:rPr>
-        <w:t>(ω,</w:t>
+          <w:sz w:val="28"/>
+          <w:szCs w:val="28"/>
+        </w:rPr>
+        <w:t>(</w:t>
+      </w:r>
+      <w:r>
+        <w:rPr>
+          <w:rFonts w:ascii="Times New Roman" w:hAnsi="Times New Roman" w:cs="Times New Roman"/>
+          <w:i/>
+          <w:iCs/>
+          <w:sz w:val="28"/>
+          <w:szCs w:val="28"/>
+        </w:rPr>
+        <w:t>ω,</w:t>
       </w:r>
       <w:r>
         <w:rPr>
@@ -24452,8 +24544,6 @@
       <w:r>
         <w:rPr>
           <w:rFonts w:ascii="Times New Roman" w:hAnsi="Times New Roman" w:cs="Times New Roman"/>
-          <w:i/>
-          <w:iCs/>
           <w:sz w:val="28"/>
           <w:szCs w:val="28"/>
         </w:rPr>
@@ -24531,7 +24621,35 @@
           <w:sz w:val="28"/>
           <w:szCs w:val="28"/>
         </w:rPr>
-        <w:t>Научная ценность рисунка состоит в том, что он локализует собственный предмет диссертационного исследования. Практическая польза рисунка заключается в том, что он задаёт архитектуру дальнейшего исследования: от построения физико-математической модели импеданса — к параметрической идентификации, далее к диагностике состояния и затем к ресурсо-прогнозу.</w:t>
+        <w:t xml:space="preserve">Научная ценность рисунка состоит в том, что он локализует собственный предмет диссертационного исследования. Практическая польза рисунка заключается в том, что он задаёт архитектуру дальнейшего исследования: от построения физико-математической модели импеданса — к параметрической идентификации, далее к диагностике состояния и затем к </w:t>
+      </w:r>
+      <w:commentRangeStart w:id="24"/>
+      <w:r>
+        <w:rPr>
+          <w:rFonts w:ascii="Times New Roman" w:hAnsi="Times New Roman" w:cs="Times New Roman"/>
+          <w:sz w:val="28"/>
+          <w:szCs w:val="28"/>
+          <w:highlight w:val="yellow"/>
+        </w:rPr>
+        <w:t>ресурсо-прогнозу</w:t>
+      </w:r>
+      <w:commentRangeEnd w:id="24"/>
+      <w:r>
+        <w:rPr>
+          <w:rStyle w:val="ad"/>
+          <w:rFonts w:ascii="Times New Roman" w:hAnsi="Times New Roman" w:cs="Times New Roman"/>
+          <w:sz w:val="28"/>
+          <w:szCs w:val="28"/>
+        </w:rPr>
+        <w:commentReference w:id="24"/>
+      </w:r>
+      <w:r>
+        <w:rPr>
+          <w:rFonts w:ascii="Times New Roman" w:hAnsi="Times New Roman" w:cs="Times New Roman"/>
+          <w:sz w:val="28"/>
+          <w:szCs w:val="28"/>
+        </w:rPr>
+        <w:t>.</w:t>
       </w:r>
     </w:p>
     <w:p>
@@ -24566,6 +24684,7 @@
           <w:bCs/>
           <w:sz w:val="28"/>
           <w:szCs w:val="28"/>
+          <w:highlight w:val="magenta"/>
         </w:rPr>
         <w:t>1.6.1 Основные научные проблемы</w:t>
       </w:r>
@@ -24637,7 +24756,7 @@
           <v:shape id="_x0000_i1083" type="#_x0000_t75" style="width:90.8pt;height:16.1pt" o:ole="">
             <v:imagedata r:id="rId143" o:title=""/>
           </v:shape>
-          <o:OLEObject Type="Embed" ProgID="Equation.DSMT4" ShapeID="_x0000_i1083" DrawAspect="Content" ObjectID="_1842083901" r:id="rId144"/>
+          <o:OLEObject Type="Embed" ProgID="Equation.DSMT4" ShapeID="_x0000_i1083" DrawAspect="Content" ObjectID="_1842163438" r:id="rId144"/>
         </w:object>
       </w:r>
       <w:r>
@@ -24660,7 +24779,7 @@
           <v:shape id="_x0000_i1084" type="#_x0000_t75" style="width:88.65pt;height:16.1pt" o:ole="">
             <v:imagedata r:id="rId145" o:title=""/>
           </v:shape>
-          <o:OLEObject Type="Embed" ProgID="Equation.DSMT4" ShapeID="_x0000_i1084" DrawAspect="Content" ObjectID="_1842083902" r:id="rId146"/>
+          <o:OLEObject Type="Embed" ProgID="Equation.DSMT4" ShapeID="_x0000_i1084" DrawAspect="Content" ObjectID="_1842163439" r:id="rId146"/>
         </w:object>
       </w:r>
     </w:p>
@@ -24675,6 +24794,18 @@
           <w:szCs w:val="28"/>
         </w:rPr>
       </w:pPr>
+    </w:p>
+    <w:p>
+      <w:pPr>
+        <w:spacing w:line="360" w:lineRule="auto"/>
+        <w:ind w:firstLine="709"/>
+        <w:jc w:val="both"/>
+        <w:rPr>
+          <w:rFonts w:ascii="Times New Roman" w:hAnsi="Times New Roman" w:cs="Times New Roman"/>
+          <w:sz w:val="28"/>
+          <w:szCs w:val="28"/>
+        </w:rPr>
+      </w:pPr>
       <w:r>
         <w:rPr>
           <w:rFonts w:ascii="Times New Roman" w:hAnsi="Times New Roman" w:cs="Times New Roman"/>
@@ -24741,6 +24872,7 @@
         </w:rPr>
         <w:t xml:space="preserve">-моделированию последовательно разделяют методы на </w:t>
       </w:r>
+      <w:commentRangeStart w:id="25"/>
       <w:r>
         <w:rPr>
           <w:rFonts w:ascii="Times New Roman" w:hAnsi="Times New Roman" w:cs="Times New Roman"/>
@@ -24748,7 +24880,77 @@
           <w:szCs w:val="28"/>
           <w:highlight w:val="yellow"/>
         </w:rPr>
-        <w:t>model-based, data-driven и hybrid approaches</w:t>
+        <w:t>model-based</w:t>
+      </w:r>
+      <w:commentRangeEnd w:id="25"/>
+      <w:r>
+        <w:rPr>
+          <w:rStyle w:val="ad"/>
+          <w:rFonts w:ascii="Times New Roman" w:hAnsi="Times New Roman" w:cs="Times New Roman"/>
+          <w:sz w:val="28"/>
+          <w:szCs w:val="28"/>
+          <w:highlight w:val="yellow"/>
+        </w:rPr>
+        <w:commentReference w:id="25"/>
+      </w:r>
+      <w:r>
+        <w:rPr>
+          <w:rFonts w:ascii="Times New Roman" w:hAnsi="Times New Roman" w:cs="Times New Roman"/>
+          <w:sz w:val="28"/>
+          <w:szCs w:val="28"/>
+          <w:highlight w:val="yellow"/>
+        </w:rPr>
+        <w:t xml:space="preserve">, </w:t>
+      </w:r>
+      <w:commentRangeStart w:id="26"/>
+      <w:r>
+        <w:rPr>
+          <w:rFonts w:ascii="Times New Roman" w:hAnsi="Times New Roman" w:cs="Times New Roman"/>
+          <w:sz w:val="28"/>
+          <w:szCs w:val="28"/>
+          <w:highlight w:val="yellow"/>
+        </w:rPr>
+        <w:t xml:space="preserve">data-driven </w:t>
+      </w:r>
+      <w:commentRangeEnd w:id="26"/>
+      <w:r>
+        <w:rPr>
+          <w:rStyle w:val="ad"/>
+          <w:rFonts w:ascii="Times New Roman" w:hAnsi="Times New Roman" w:cs="Times New Roman"/>
+          <w:sz w:val="28"/>
+          <w:szCs w:val="28"/>
+          <w:highlight w:val="yellow"/>
+        </w:rPr>
+        <w:commentReference w:id="26"/>
+      </w:r>
+      <w:r>
+        <w:rPr>
+          <w:rFonts w:ascii="Times New Roman" w:hAnsi="Times New Roman" w:cs="Times New Roman"/>
+          <w:sz w:val="28"/>
+          <w:szCs w:val="28"/>
+          <w:highlight w:val="yellow"/>
+        </w:rPr>
+        <w:t xml:space="preserve">и </w:t>
+      </w:r>
+      <w:commentRangeStart w:id="27"/>
+      <w:r>
+        <w:rPr>
+          <w:rFonts w:ascii="Times New Roman" w:hAnsi="Times New Roman" w:cs="Times New Roman"/>
+          <w:sz w:val="28"/>
+          <w:szCs w:val="28"/>
+          <w:highlight w:val="yellow"/>
+        </w:rPr>
+        <w:t>hybrid approaches</w:t>
+      </w:r>
+      <w:commentRangeEnd w:id="27"/>
+      <w:r>
+        <w:rPr>
+          <w:rStyle w:val="ad"/>
+          <w:rFonts w:ascii="Times New Roman" w:hAnsi="Times New Roman" w:cs="Times New Roman"/>
+          <w:sz w:val="28"/>
+          <w:szCs w:val="28"/>
+        </w:rPr>
+        <w:commentReference w:id="27"/>
       </w:r>
       <w:r>
         <w:rPr>
@@ -24798,6 +25000,7 @@
         </w:rPr>
         <w:t xml:space="preserve"> = 80% широко используется в литературе и инженерной практике, однако современные обзоры подчёркивают, что ресурсный отказ в реальной системе часто связан не только со снижением ёмкости, но и с </w:t>
       </w:r>
+      <w:commentRangeStart w:id="28"/>
       <w:r>
         <w:rPr>
           <w:rFonts w:ascii="Times New Roman" w:hAnsi="Times New Roman" w:cs="Times New Roman"/>
@@ -24807,6 +25010,16 @@
         </w:rPr>
         <w:t>power fade</w:t>
       </w:r>
+      <w:commentRangeEnd w:id="28"/>
+      <w:r>
+        <w:rPr>
+          <w:rStyle w:val="ad"/>
+          <w:rFonts w:ascii="Times New Roman" w:hAnsi="Times New Roman" w:cs="Times New Roman"/>
+          <w:sz w:val="28"/>
+          <w:szCs w:val="28"/>
+        </w:rPr>
+        <w:commentReference w:id="28"/>
+      </w:r>
       <w:r>
         <w:rPr>
           <w:rFonts w:ascii="Times New Roman" w:hAnsi="Times New Roman" w:cs="Times New Roman"/>
@@ -24835,6 +25048,7 @@
         </w:rPr>
         <w:t xml:space="preserve">Четвёртая научная проблема заключается в ограниченной пригодности классической стационарной EIS-постановки для тяговых приложений. Современные работы по </w:t>
       </w:r>
+      <w:commentRangeStart w:id="29"/>
       <w:r>
         <w:rPr>
           <w:rFonts w:ascii="Times New Roman" w:hAnsi="Times New Roman" w:cs="Times New Roman"/>
@@ -24842,15 +25056,63 @@
           <w:szCs w:val="28"/>
           <w:highlight w:val="yellow"/>
         </w:rPr>
-        <w:t>onboard-EIS и dynamic EIS</w:t>
-      </w:r>
-      <w:r>
-        <w:rPr>
-          <w:rFonts w:ascii="Times New Roman" w:hAnsi="Times New Roman" w:cs="Times New Roman"/>
-          <w:sz w:val="28"/>
-          <w:szCs w:val="28"/>
-        </w:rPr>
-        <w:t xml:space="preserve"> показывают, что аппаратная и алгоритмическая адаптация спектроскопии к реальным режимам эксплуатации остаётся сложной задачей, особенно в низкочастотной области и при быстро меняющемся токовом профиле.</w:t>
+        <w:t xml:space="preserve">onboard-EIS </w:t>
+      </w:r>
+      <w:commentRangeEnd w:id="29"/>
+      <w:r>
+        <w:rPr>
+          <w:rStyle w:val="ad"/>
+          <w:rFonts w:ascii="Times New Roman" w:hAnsi="Times New Roman" w:cs="Times New Roman"/>
+          <w:sz w:val="28"/>
+          <w:szCs w:val="28"/>
+          <w:highlight w:val="yellow"/>
+        </w:rPr>
+        <w:commentReference w:id="29"/>
+      </w:r>
+      <w:r>
+        <w:rPr>
+          <w:rFonts w:ascii="Times New Roman" w:hAnsi="Times New Roman" w:cs="Times New Roman"/>
+          <w:sz w:val="28"/>
+          <w:szCs w:val="28"/>
+          <w:highlight w:val="yellow"/>
+        </w:rPr>
+        <w:t xml:space="preserve">и </w:t>
+      </w:r>
+      <w:commentRangeStart w:id="30"/>
+      <w:r>
+        <w:rPr>
+          <w:rFonts w:ascii="Times New Roman" w:hAnsi="Times New Roman" w:cs="Times New Roman"/>
+          <w:sz w:val="28"/>
+          <w:szCs w:val="28"/>
+          <w:highlight w:val="yellow"/>
+        </w:rPr>
+        <w:t>dynamic EIS</w:t>
+      </w:r>
+      <w:r>
+        <w:rPr>
+          <w:rFonts w:ascii="Times New Roman" w:hAnsi="Times New Roman" w:cs="Times New Roman"/>
+          <w:sz w:val="28"/>
+          <w:szCs w:val="28"/>
+        </w:rPr>
+        <w:t xml:space="preserve"> </w:t>
+      </w:r>
+      <w:commentRangeEnd w:id="30"/>
+      <w:r>
+        <w:rPr>
+          <w:rStyle w:val="ad"/>
+          <w:rFonts w:ascii="Times New Roman" w:hAnsi="Times New Roman" w:cs="Times New Roman"/>
+          <w:sz w:val="28"/>
+          <w:szCs w:val="28"/>
+        </w:rPr>
+        <w:commentReference w:id="30"/>
+      </w:r>
+      <w:r>
+        <w:rPr>
+          <w:rFonts w:ascii="Times New Roman" w:hAnsi="Times New Roman" w:cs="Times New Roman"/>
+          <w:sz w:val="28"/>
+          <w:szCs w:val="28"/>
+        </w:rPr>
+        <w:t>показывают, что аппаратная и алгоритмическая адаптация спектроскопии к реальным режимам эксплуатации остаётся сложной задачей, особенно в низкочастотной области и при быстро меняющемся токовом профиле.</w:t>
       </w:r>
     </w:p>
     <w:p>
@@ -25030,12 +25292,20 @@
             <w:r>
               <w:rPr>
                 <w:rFonts w:ascii="Times New Roman" w:hAnsi="Times New Roman" w:cs="Times New Roman"/>
+                <w:sz w:val="28"/>
+                <w:szCs w:val="28"/>
+              </w:rPr>
+              <w:t>(</w:t>
+            </w:r>
+            <w:r>
+              <w:rPr>
+                <w:rFonts w:ascii="Times New Roman" w:hAnsi="Times New Roman" w:cs="Times New Roman"/>
                 <w:i/>
                 <w:iCs/>
                 <w:sz w:val="28"/>
                 <w:szCs w:val="28"/>
               </w:rPr>
-              <w:t>(ω,</w:t>
+              <w:t>ω,</w:t>
             </w:r>
             <w:r>
               <w:rPr>
@@ -25051,8 +25321,6 @@
             <w:r>
               <w:rPr>
                 <w:rFonts w:ascii="Times New Roman" w:hAnsi="Times New Roman" w:cs="Times New Roman"/>
-                <w:i/>
-                <w:iCs/>
                 <w:sz w:val="28"/>
                 <w:szCs w:val="28"/>
               </w:rPr>
@@ -25600,7 +25868,34 @@
           <w:sz w:val="28"/>
           <w:szCs w:val="28"/>
         </w:rPr>
-        <w:t>Таблица показывает, что исследовательская задача не сводится к улучшению одного алгоритма аппроксимации. Требуется построение</w:t>
+        <w:t xml:space="preserve">Таблица показывает, что исследовательская задача </w:t>
+      </w:r>
+      <w:commentRangeStart w:id="31"/>
+      <w:r>
+        <w:rPr>
+          <w:rFonts w:ascii="Times New Roman" w:hAnsi="Times New Roman" w:cs="Times New Roman"/>
+          <w:sz w:val="28"/>
+          <w:szCs w:val="28"/>
+        </w:rPr>
+        <w:t>не сводится к улучшению одного алгоритма аппроксимации</w:t>
+      </w:r>
+      <w:commentRangeEnd w:id="31"/>
+      <w:r>
+        <w:rPr>
+          <w:rStyle w:val="ad"/>
+          <w:rFonts w:ascii="Times New Roman" w:hAnsi="Times New Roman" w:cs="Times New Roman"/>
+          <w:sz w:val="28"/>
+          <w:szCs w:val="28"/>
+        </w:rPr>
+        <w:commentReference w:id="31"/>
+      </w:r>
+      <w:r>
+        <w:rPr>
+          <w:rFonts w:ascii="Times New Roman" w:hAnsi="Times New Roman" w:cs="Times New Roman"/>
+          <w:sz w:val="28"/>
+          <w:szCs w:val="28"/>
+        </w:rPr>
+        <w:t>. Требуется построение</w:t>
       </w:r>
       <w:r>
         <w:rPr>
@@ -25616,13 +25911,24 @@
           <w:sz w:val="28"/>
           <w:szCs w:val="28"/>
         </w:rPr>
-        <w:t>целостной концепции, в которой физически интерпретируемые импедансные признаки используются как база для online- или nea</w:t>
-      </w:r>
-      <w:r>
-        <w:rPr>
-          <w:rFonts w:ascii="Times New Roman" w:hAnsi="Times New Roman" w:cs="Times New Roman"/>
-          <w:sz w:val="28"/>
-          <w:szCs w:val="28"/>
+        <w:t xml:space="preserve">целостной концепции, в которой физически интерпретируемые импедансные признаки используются как база для </w:t>
+      </w:r>
+      <w:commentRangeStart w:id="32"/>
+      <w:r>
+        <w:rPr>
+          <w:rFonts w:ascii="Times New Roman" w:hAnsi="Times New Roman" w:cs="Times New Roman"/>
+          <w:sz w:val="28"/>
+          <w:szCs w:val="28"/>
+          <w:highlight w:val="yellow"/>
+        </w:rPr>
+        <w:t>online- или nea</w:t>
+      </w:r>
+      <w:r>
+        <w:rPr>
+          <w:rFonts w:ascii="Times New Roman" w:hAnsi="Times New Roman" w:cs="Times New Roman"/>
+          <w:sz w:val="28"/>
+          <w:szCs w:val="28"/>
+          <w:highlight w:val="yellow"/>
           <w:lang w:val="en-US"/>
         </w:rPr>
         <w:t>r</w:t>
@@ -25632,6 +25938,7 @@
           <w:rFonts w:ascii="Times New Roman" w:hAnsi="Times New Roman" w:cs="Times New Roman"/>
           <w:sz w:val="28"/>
           <w:szCs w:val="28"/>
+          <w:highlight w:val="yellow"/>
         </w:rPr>
         <w:t>-</w:t>
       </w:r>
@@ -25640,6 +25947,7 @@
           <w:rFonts w:ascii="Times New Roman" w:hAnsi="Times New Roman" w:cs="Times New Roman"/>
           <w:sz w:val="28"/>
           <w:szCs w:val="28"/>
+          <w:highlight w:val="yellow"/>
           <w:lang w:val="en-US"/>
         </w:rPr>
         <w:t>online</w:t>
@@ -25649,8 +25957,35 @@
           <w:rFonts w:ascii="Times New Roman" w:hAnsi="Times New Roman" w:cs="Times New Roman"/>
           <w:sz w:val="28"/>
           <w:szCs w:val="28"/>
-        </w:rPr>
-        <w:t>-диагностики и прогноза ресурса.</w:t>
+          <w:highlight w:val="yellow"/>
+        </w:rPr>
+        <w:t>-диагностики</w:t>
+      </w:r>
+      <w:r>
+        <w:rPr>
+          <w:rFonts w:ascii="Times New Roman" w:hAnsi="Times New Roman" w:cs="Times New Roman"/>
+          <w:sz w:val="28"/>
+          <w:szCs w:val="28"/>
+        </w:rPr>
+        <w:t xml:space="preserve"> </w:t>
+      </w:r>
+      <w:commentRangeEnd w:id="32"/>
+      <w:r>
+        <w:rPr>
+          <w:rStyle w:val="ad"/>
+          <w:rFonts w:ascii="Times New Roman" w:hAnsi="Times New Roman" w:cs="Times New Roman"/>
+          <w:sz w:val="28"/>
+          <w:szCs w:val="28"/>
+        </w:rPr>
+        <w:commentReference w:id="32"/>
+      </w:r>
+      <w:r>
+        <w:rPr>
+          <w:rFonts w:ascii="Times New Roman" w:hAnsi="Times New Roman" w:cs="Times New Roman"/>
+          <w:sz w:val="28"/>
+          <w:szCs w:val="28"/>
+        </w:rPr>
+        <w:t>и прогноза ресурса.</w:t>
       </w:r>
     </w:p>
     <w:p>
@@ -25685,6 +26020,7 @@
           <w:bCs/>
           <w:sz w:val="28"/>
           <w:szCs w:val="28"/>
+          <w:highlight w:val="magenta"/>
         </w:rPr>
         <w:t>1.6.2 Формализация научной гипотезы в терминах главы 1</w:t>
       </w:r>
@@ -25785,7 +26121,7 @@
           <v:shape id="_x0000_i1085" type="#_x0000_t75" style="width:188.6pt;height:19.35pt" o:ole="">
             <v:imagedata r:id="rId147" o:title=""/>
           </v:shape>
-          <o:OLEObject Type="Embed" ProgID="Equation.DSMT4" ShapeID="_x0000_i1085" DrawAspect="Content" ObjectID="_1842083903" r:id="rId148"/>
+          <o:OLEObject Type="Embed" ProgID="Equation.DSMT4" ShapeID="_x0000_i1085" DrawAspect="Content" ObjectID="_1842163440" r:id="rId148"/>
         </w:object>
       </w:r>
       <w:r>
@@ -25820,7 +26156,7 @@
           <v:shape id="_x0000_i1086" type="#_x0000_t75" style="width:148.3pt;height:33.85pt" o:ole="">
             <v:imagedata r:id="rId149" o:title=""/>
           </v:shape>
-          <o:OLEObject Type="Embed" ProgID="Equation.DSMT4" ShapeID="_x0000_i1086" DrawAspect="Content" ObjectID="_1842083904" r:id="rId150"/>
+          <o:OLEObject Type="Embed" ProgID="Equation.DSMT4" ShapeID="_x0000_i1086" DrawAspect="Content" ObjectID="_1842163441" r:id="rId150"/>
         </w:object>
       </w:r>
       <w:r>
@@ -25831,6 +26167,18 @@
         </w:rPr>
         <w:t>.</w:t>
       </w:r>
+    </w:p>
+    <w:p>
+      <w:pPr>
+        <w:spacing w:line="360" w:lineRule="auto"/>
+        <w:ind w:firstLine="709"/>
+        <w:jc w:val="both"/>
+        <w:rPr>
+          <w:rFonts w:ascii="Times New Roman" w:hAnsi="Times New Roman" w:cs="Times New Roman"/>
+          <w:sz w:val="28"/>
+          <w:szCs w:val="28"/>
+        </w:rPr>
+      </w:pPr>
     </w:p>
     <w:p>
       <w:pPr>
@@ -25884,6 +26232,7 @@
           <w:bCs/>
           <w:sz w:val="28"/>
           <w:szCs w:val="28"/>
+          <w:highlight w:val="magenta"/>
         </w:rPr>
         <w:t>1.6.3 Постановка задач исследования</w:t>
       </w:r>
@@ -25923,7 +26272,7 @@
     <w:p>
       <w:pPr>
         <w:spacing w:line="360" w:lineRule="auto"/>
-        <w:ind w:firstLine="709"/>
+        <w:ind w:left="1134" w:hanging="425"/>
         <w:jc w:val="both"/>
         <w:rPr>
           <w:rFonts w:ascii="Times New Roman" w:hAnsi="Times New Roman" w:cs="Times New Roman"/>
@@ -26213,6 +26562,7 @@
           <w:szCs w:val="28"/>
         </w:rPr>
       </w:pPr>
+      <w:commentRangeStart w:id="33"/>
       <w:r>
         <w:rPr>
           <w:rFonts w:ascii="Times New Roman" w:hAnsi="Times New Roman" w:cs="Times New Roman"/>
@@ -26379,6 +26729,16 @@
         </w:rPr>
         <w:t>Научная ценность рисунка состоит в том, что он формализует структуру диссертационного исследования как единую методологическую цепь. Практическая польза заключается в возможности переноса этой логики в архитектуру программно-аппаратной системы BMS или стендового диагностического комплекса.</w:t>
       </w:r>
+      <w:commentRangeEnd w:id="33"/>
+      <w:r>
+        <w:rPr>
+          <w:rStyle w:val="ad"/>
+          <w:rFonts w:ascii="Times New Roman" w:hAnsi="Times New Roman" w:cs="Times New Roman"/>
+          <w:sz w:val="28"/>
+          <w:szCs w:val="28"/>
+        </w:rPr>
+        <w:commentReference w:id="33"/>
+      </w:r>
     </w:p>
     <w:p>
       <w:pPr>
@@ -26909,6 +27269,360 @@
       </w:r>
       <w:r>
         <w:t>В негативном ключе</w:t>
+      </w:r>
+    </w:p>
+  </w:comment>
+  <w:comment w:id="19" w:author="Admini" w:date="2026-06-05T10:51:00Z" w:initials="A">
+    <w:p>
+      <w:pPr>
+        <w:pStyle w:val="ae"/>
+      </w:pPr>
+      <w:r>
+        <w:rPr>
+          <w:rStyle w:val="ad"/>
+        </w:rPr>
+        <w:annotationRef/>
+      </w:r>
+      <w:r>
+        <w:rPr>
+          <w:b/>
+          <w:bCs/>
+          <w:i/>
+          <w:iCs/>
+        </w:rPr>
+        <w:t>Оба подхода критически важны для обработки потоковых данных в реальном времени.</w:t>
+      </w:r>
+      <w:r>
+        <w:rPr>
+          <w:b/>
+          <w:bCs/>
+        </w:rPr>
+        <w:br/>
+      </w:r>
+      <w:r>
+        <w:rPr>
+          <w:b/>
+          <w:bCs/>
+        </w:rPr>
+        <w:t>Online (онлайновые) алгоритмы</w:t>
+      </w:r>
+      <w:r>
+        <w:t xml:space="preserve"> обрабатывают входные данные по частям (по мере их поступления), не зная всего массива данных заранее. </w:t>
+      </w:r>
+      <w:r>
+        <w:rPr>
+          <w:b/>
+          <w:bCs/>
+        </w:rPr>
+        <w:t>Near-online (почти онлайновые)</w:t>
+      </w:r>
+      <w:r>
+        <w:t xml:space="preserve"> алгоритмы обладают тем же принципом, но используют небольшое предвидение (буфер данных) или компромиссы для достижения эффективности, близкой к идеальной</w:t>
+      </w:r>
+    </w:p>
+  </w:comment>
+  <w:comment w:id="20" w:author="Admini" w:date="2026-06-05T10:52:00Z" w:initials="A">
+    <w:p>
+      <w:pPr>
+        <w:pStyle w:val="ae"/>
+      </w:pPr>
+      <w:r>
+        <w:rPr>
+          <w:rStyle w:val="ad"/>
+        </w:rPr>
+        <w:annotationRef/>
+      </w:r>
+      <w:r>
+        <w:t>это пошаговый процесс адаптации, который помогает новому сотруднику (HR) или пользователю (Product) быстро погрузиться в процессы, освоить инструменты и начать приносить пользу</w:t>
+      </w:r>
+    </w:p>
+  </w:comment>
+  <w:comment w:id="21" w:author="Admini" w:date="2026-06-05T10:53:00Z" w:initials="A">
+    <w:p>
+      <w:pPr>
+        <w:pStyle w:val="ae"/>
+        <w:rPr>
+          <w:lang w:val="en-US"/>
+        </w:rPr>
+      </w:pPr>
+      <w:r>
+        <w:rPr>
+          <w:rStyle w:val="ad"/>
+        </w:rPr>
+        <w:annotationRef/>
+      </w:r>
+      <w:r>
+        <w:t xml:space="preserve">динамическая оценка </w:t>
+      </w:r>
+      <w:r>
+        <w:rPr>
+          <w:lang w:val="en-US"/>
+        </w:rPr>
+        <w:t>EIS</w:t>
+      </w:r>
+    </w:p>
+  </w:comment>
+  <w:comment w:id="22" w:author="Admini" w:date="2026-06-05T10:54:00Z" w:initials="A">
+    <w:p>
+      <w:pPr>
+        <w:pStyle w:val="ae"/>
+      </w:pPr>
+      <w:r>
+        <w:rPr>
+          <w:rStyle w:val="ad"/>
+        </w:rPr>
+        <w:annotationRef/>
+      </w:r>
+      <w:r>
+        <w:t>раннее прогнозирование срока службы</w:t>
+      </w:r>
+    </w:p>
+  </w:comment>
+  <w:comment w:id="23" w:author="Admini" w:date="2026-06-05T10:55:00Z" w:initials="A">
+    <w:p>
+      <w:pPr>
+        <w:pStyle w:val="ae"/>
+      </w:pPr>
+      <w:r>
+        <w:rPr>
+          <w:rStyle w:val="ad"/>
+        </w:rPr>
+        <w:annotationRef/>
+      </w:r>
+      <w:r>
+        <w:rPr>
+          <w:rFonts w:ascii="Times New Roman" w:hAnsi="Times New Roman" w:cs="Times New Roman"/>
+          <w:sz w:val="28"/>
+          <w:szCs w:val="28"/>
+          <w:highlight w:val="green"/>
+        </w:rPr>
+        <w:t>управление на основе данных</w:t>
+      </w:r>
+    </w:p>
+  </w:comment>
+  <w:comment w:id="24" w:author="Admini" w:date="2026-06-05T10:55:00Z" w:initials="A">
+    <w:p>
+      <w:pPr>
+        <w:pStyle w:val="ae"/>
+      </w:pPr>
+      <w:r>
+        <w:rPr>
+          <w:rStyle w:val="ad"/>
+        </w:rPr>
+        <w:annotationRef/>
+      </w:r>
+      <w:r>
+        <w:t>перефразировать</w:t>
+      </w:r>
+    </w:p>
+  </w:comment>
+  <w:comment w:id="25" w:author="Admini" w:date="2026-06-05T10:57:00Z" w:initials="A">
+    <w:p>
+      <w:pPr>
+        <w:pStyle w:val="ae"/>
+      </w:pPr>
+      <w:r>
+        <w:rPr>
+          <w:rStyle w:val="ad"/>
+        </w:rPr>
+        <w:annotationRef/>
+      </w:r>
+      <w:r>
+        <w:t>это подход, при котором система, алгоритм или процесс проектируется, тестируется или управляется с помощью заранее созданной математической или логической модели</w:t>
+      </w:r>
+    </w:p>
+  </w:comment>
+  <w:comment w:id="26" w:author="Admini" w:date="2026-06-05T10:57:00Z" w:initials="A">
+    <w:p>
+      <w:pPr>
+        <w:pStyle w:val="ae"/>
+      </w:pPr>
+      <w:r>
+        <w:rPr>
+          <w:rStyle w:val="ad"/>
+        </w:rPr>
+        <w:annotationRef/>
+      </w:r>
+      <w:r>
+        <w:rPr>
+          <w:rFonts w:ascii="Times New Roman" w:hAnsi="Times New Roman" w:cs="Times New Roman"/>
+          <w:sz w:val="28"/>
+          <w:szCs w:val="28"/>
+          <w:highlight w:val="green"/>
+        </w:rPr>
+        <w:t>управление на основе данных</w:t>
+      </w:r>
+    </w:p>
+    <w:p>
+      <w:pPr>
+        <w:pStyle w:val="ae"/>
+      </w:pPr>
+    </w:p>
+  </w:comment>
+  <w:comment w:id="27" w:author="Admini" w:date="2026-06-05T10:57:00Z" w:initials="A">
+    <w:p>
+      <w:pPr>
+        <w:pStyle w:val="ae"/>
+      </w:pPr>
+      <w:r>
+        <w:rPr>
+          <w:rStyle w:val="ad"/>
+        </w:rPr>
+        <w:annotationRef/>
+      </w:r>
+      <w:r>
+        <w:t>гибридный подход</w:t>
+      </w:r>
+    </w:p>
+  </w:comment>
+  <w:comment w:id="28" w:author="Admini" w:date="2026-06-05T10:59:00Z" w:initials="A">
+    <w:p>
+      <w:pPr>
+        <w:pStyle w:val="ae"/>
+      </w:pPr>
+      <w:r>
+        <w:rPr>
+          <w:rStyle w:val="ad"/>
+        </w:rPr>
+        <w:annotationRef/>
+      </w:r>
+      <w:r>
+        <w:t>(спад мощности аккумулятора) — это постепенное снижение максимальной выходной мощности или пиковой токоотдачи батареи по мере её старения и эксплуатации</w:t>
+      </w:r>
+    </w:p>
+  </w:comment>
+  <w:comment w:id="29" w:author="Admini" w:date="2026-06-05T11:00:00Z" w:initials="A">
+    <w:p>
+      <w:pPr>
+        <w:pStyle w:val="ae"/>
+      </w:pPr>
+      <w:r>
+        <w:rPr>
+          <w:rStyle w:val="ad"/>
+        </w:rPr>
+        <w:annotationRef/>
+      </w:r>
+      <w:r>
+        <w:t xml:space="preserve">это система </w:t>
+      </w:r>
+      <w:r>
+        <w:rPr>
+          <w:b/>
+          <w:bCs/>
+        </w:rPr>
+        <w:t>бортового (встроенного) электрохимического импедансного спектрометра</w:t>
+      </w:r>
+      <w:r>
+        <w:t xml:space="preserve"> (EIS — Electrochemical Impedance Spectroscopy), интегрированная в сам аккумулятор или систему управления батареей (BMS)</w:t>
+      </w:r>
+    </w:p>
+  </w:comment>
+  <w:comment w:id="30" w:author="Admini" w:date="2026-06-05T11:00:00Z" w:initials="A">
+    <w:p>
+      <w:pPr>
+        <w:pStyle w:val="ae"/>
+      </w:pPr>
+      <w:r>
+        <w:rPr>
+          <w:rStyle w:val="ad"/>
+        </w:rPr>
+        <w:annotationRef/>
+      </w:r>
+      <w:r>
+        <w:rPr>
+          <w:b/>
+          <w:bCs/>
+        </w:rPr>
+        <w:t>Dynamic Electrochemical Impedance Spectroscopy)</w:t>
+      </w:r>
+      <w:r>
+        <w:t xml:space="preserve"> — это метод электрохимической импедансной спектроскопии в реальном времени, измеряющий сопротивление, емкость и внутренние процессы аккумулятора (литий-ионного и др.) прямо во время его работы — при активном заряде или разряде</w:t>
+      </w:r>
+    </w:p>
+  </w:comment>
+  <w:comment w:id="31" w:author="Admini" w:date="2026-06-05T11:01:00Z" w:initials="A">
+    <w:p>
+      <w:pPr>
+        <w:pStyle w:val="ae"/>
+      </w:pPr>
+      <w:r>
+        <w:rPr>
+          <w:rStyle w:val="ad"/>
+        </w:rPr>
+        <w:annotationRef/>
+      </w:r>
+      <w:r>
+        <w:t>Негативный контекст</w:t>
+      </w:r>
+    </w:p>
+  </w:comment>
+  <w:comment w:id="32" w:author="Admini" w:date="2026-06-05T11:02:00Z" w:initials="A">
+    <w:p>
+      <w:pPr>
+        <w:pStyle w:val="ae"/>
+      </w:pPr>
+      <w:r>
+        <w:rPr>
+          <w:rStyle w:val="ad"/>
+        </w:rPr>
+        <w:annotationRef/>
+      </w:r>
+      <w:r>
+        <w:rPr>
+          <w:b/>
+          <w:bCs/>
+          <w:i/>
+          <w:iCs/>
+        </w:rPr>
+        <w:t>Оба подхода критически важны для обработки потоковых данных в реальном времени.</w:t>
+      </w:r>
+      <w:r>
+        <w:rPr>
+          <w:b/>
+          <w:bCs/>
+        </w:rPr>
+        <w:br/>
+      </w:r>
+      <w:r>
+        <w:rPr>
+          <w:b/>
+          <w:bCs/>
+        </w:rPr>
+        <w:t>Online (онлайновые) алгоритмы</w:t>
+      </w:r>
+      <w:r>
+        <w:t xml:space="preserve"> обрабатывают входные данные по частям (по мере их поступления), не зная всего массива данных заранее. </w:t>
+      </w:r>
+      <w:r>
+        <w:rPr>
+          <w:b/>
+          <w:bCs/>
+        </w:rPr>
+        <w:t>Near-online (почти онлайновые)</w:t>
+      </w:r>
+      <w:r>
+        <w:t xml:space="preserve"> алгоритмы обладают тем же принципом, но используют небольшое предвидение (буфер данных) или компромиссы для достижения эффективности, близкой к идеальной</w:t>
+      </w:r>
+    </w:p>
+    <w:p>
+      <w:pPr>
+        <w:pStyle w:val="ae"/>
+      </w:pPr>
+    </w:p>
+  </w:comment>
+  <w:comment w:id="33" w:author="Admini" w:date="2026-06-05T11:05:00Z" w:initials="A">
+    <w:p>
+      <w:pPr>
+        <w:pStyle w:val="ae"/>
+      </w:pPr>
+      <w:r>
+        <w:rPr>
+          <w:rStyle w:val="ad"/>
+        </w:rPr>
+        <w:annotationRef/>
+      </w:r>
+      <w:r>
+        <w:t>Может это в следущую главу перенести?</w:t>
       </w:r>
     </w:p>
   </w:comment>
@@ -26936,6 +27650,21 @@
   <w15:commentEx w15:paraId="04D498B1" w15:done="0"/>
   <w15:commentEx w15:paraId="5E22F011" w15:done="0"/>
   <w15:commentEx w15:paraId="23470433" w15:done="0"/>
+  <w15:commentEx w15:paraId="72213923" w15:done="0"/>
+  <w15:commentEx w15:paraId="114579BF" w15:done="0"/>
+  <w15:commentEx w15:paraId="62C4D6FA" w15:done="0"/>
+  <w15:commentEx w15:paraId="2DCF43FF" w15:done="0"/>
+  <w15:commentEx w15:paraId="37F4042D" w15:done="0"/>
+  <w15:commentEx w15:paraId="03996CAF" w15:done="0"/>
+  <w15:commentEx w15:paraId="0F0A1F27" w15:done="0"/>
+  <w15:commentEx w15:paraId="6962496F" w15:done="0"/>
+  <w15:commentEx w15:paraId="6AC1B07D" w15:done="0"/>
+  <w15:commentEx w15:paraId="739A137F" w15:done="0"/>
+  <w15:commentEx w15:paraId="5337F16A" w15:done="0"/>
+  <w15:commentEx w15:paraId="6F4A0DFC" w15:done="0"/>
+  <w15:commentEx w15:paraId="08B054E3" w15:done="0"/>
+  <w15:commentEx w15:paraId="4822ABCF" w15:done="0"/>
+  <w15:commentEx w15:paraId="3B2EE321" w15:done="0"/>
 </w15:commentsEx>
 </file>
 
@@ -26960,6 +27689,21 @@
   <w16cex:commentExtensible w16cex:durableId="284A7B1A" w16cex:dateUtc="2026-06-04T05:56:00Z"/>
   <w16cex:commentExtensible w16cex:durableId="2ED82348" w16cex:dateUtc="2026-06-04T05:56:00Z"/>
   <w16cex:commentExtensible w16cex:durableId="29D03024" w16cex:dateUtc="2026-06-04T05:57:00Z"/>
+  <w16cex:commentExtensible w16cex:durableId="2F39109F" w16cex:dateUtc="2026-06-05T03:51:00Z"/>
+  <w16cex:commentExtensible w16cex:durableId="6D35A4F4" w16cex:dateUtc="2026-06-05T03:52:00Z"/>
+  <w16cex:commentExtensible w16cex:durableId="7495F364" w16cex:dateUtc="2026-06-05T03:53:00Z"/>
+  <w16cex:commentExtensible w16cex:durableId="552EE438" w16cex:dateUtc="2026-06-05T03:54:00Z"/>
+  <w16cex:commentExtensible w16cex:durableId="5211BF89" w16cex:dateUtc="2026-06-05T03:55:00Z"/>
+  <w16cex:commentExtensible w16cex:durableId="75436D95" w16cex:dateUtc="2026-06-05T03:55:00Z"/>
+  <w16cex:commentExtensible w16cex:durableId="46C97FE5" w16cex:dateUtc="2026-06-05T03:57:00Z"/>
+  <w16cex:commentExtensible w16cex:durableId="3E0F6949" w16cex:dateUtc="2026-06-05T03:57:00Z"/>
+  <w16cex:commentExtensible w16cex:durableId="751FBF78" w16cex:dateUtc="2026-06-05T03:57:00Z"/>
+  <w16cex:commentExtensible w16cex:durableId="20B504AD" w16cex:dateUtc="2026-06-05T03:59:00Z"/>
+  <w16cex:commentExtensible w16cex:durableId="24456CEA" w16cex:dateUtc="2026-06-05T04:00:00Z"/>
+  <w16cex:commentExtensible w16cex:durableId="303D1EEF" w16cex:dateUtc="2026-06-05T04:00:00Z"/>
+  <w16cex:commentExtensible w16cex:durableId="7BAE1069" w16cex:dateUtc="2026-06-05T04:01:00Z"/>
+  <w16cex:commentExtensible w16cex:durableId="2465208E" w16cex:dateUtc="2026-06-05T04:02:00Z"/>
+  <w16cex:commentExtensible w16cex:durableId="71ABDE99" w16cex:dateUtc="2026-06-05T04:05:00Z"/>
 </w16cex:commentsExtensible>
 </file>
 
@@ -26984,6 +27728,21 @@
   <w16cid:commentId w16cid:paraId="04D498B1" w16cid:durableId="284A7B1A"/>
   <w16cid:commentId w16cid:paraId="5E22F011" w16cid:durableId="2ED82348"/>
   <w16cid:commentId w16cid:paraId="23470433" w16cid:durableId="29D03024"/>
+  <w16cid:commentId w16cid:paraId="72213923" w16cid:durableId="2F39109F"/>
+  <w16cid:commentId w16cid:paraId="114579BF" w16cid:durableId="6D35A4F4"/>
+  <w16cid:commentId w16cid:paraId="62C4D6FA" w16cid:durableId="7495F364"/>
+  <w16cid:commentId w16cid:paraId="2DCF43FF" w16cid:durableId="552EE438"/>
+  <w16cid:commentId w16cid:paraId="37F4042D" w16cid:durableId="5211BF89"/>
+  <w16cid:commentId w16cid:paraId="03996CAF" w16cid:durableId="75436D95"/>
+  <w16cid:commentId w16cid:paraId="0F0A1F27" w16cid:durableId="46C97FE5"/>
+  <w16cid:commentId w16cid:paraId="6962496F" w16cid:durableId="3E0F6949"/>
+  <w16cid:commentId w16cid:paraId="6AC1B07D" w16cid:durableId="751FBF78"/>
+  <w16cid:commentId w16cid:paraId="739A137F" w16cid:durableId="20B504AD"/>
+  <w16cid:commentId w16cid:paraId="5337F16A" w16cid:durableId="24456CEA"/>
+  <w16cid:commentId w16cid:paraId="6F4A0DFC" w16cid:durableId="303D1EEF"/>
+  <w16cid:commentId w16cid:paraId="08B054E3" w16cid:durableId="7BAE1069"/>
+  <w16cid:commentId w16cid:paraId="4822ABCF" w16cid:durableId="2465208E"/>
+  <w16cid:commentId w16cid:paraId="3B2EE321" w16cid:durableId="71ABDE99"/>
 </w16cid:commentsIds>
 </file>
 

--- a/Docs/Дис Борзенков вар2/01.Глава/Глава_1.docx
+++ b/Docs/Дис Борзенков вар2/01.Глава/Глава_1.docx
@@ -282,6 +282,7 @@
         <w:tc>
           <w:tcPr>
             <w:tcW w:w="1943" w:type="dxa"/>
+            <w:vAlign w:val="center"/>
           </w:tcPr>
           <w:p>
             <w:pPr>
@@ -298,6 +299,7 @@
         <w:tc>
           <w:tcPr>
             <w:tcW w:w="5707" w:type="dxa"/>
+            <w:vAlign w:val="center"/>
           </w:tcPr>
           <w:p>
             <w:pPr>
@@ -336,10 +338,10 @@
                   <v:path o:extrusionok="f" gradientshapeok="t" o:connecttype="rect"/>
                   <o:lock v:ext="edit" aspectratio="t"/>
                 </v:shapetype>
-                <v:shape id="_x0000_i1118" type="#_x0000_t75" style="width:265.1pt;height:20.55pt" o:ole="">
+                <v:shape id="_x0000_i1025" type="#_x0000_t75" style="width:265.1pt;height:20.55pt" o:ole="">
                   <v:imagedata r:id="rId6" o:title=""/>
                 </v:shape>
-                <o:OLEObject Type="Embed" ProgID="Equation.DSMT4" ShapeID="_x0000_i1118" DrawAspect="Content" ObjectID="_1846673618" r:id="rId7"/>
+                <o:OLEObject Type="Embed" ProgID="Equation.DSMT4" ShapeID="_x0000_i1025" DrawAspect="Content" ObjectID="_1846673942" r:id="rId7"/>
               </w:object>
             </w:r>
             <w:r>
@@ -355,6 +357,7 @@
         <w:tc>
           <w:tcPr>
             <w:tcW w:w="1984" w:type="dxa"/>
+            <w:vAlign w:val="center"/>
           </w:tcPr>
           <w:p>
             <w:pPr>
@@ -807,6 +810,7 @@
         <w:tc>
           <w:tcPr>
             <w:tcW w:w="2772" w:type="dxa"/>
+            <w:vAlign w:val="center"/>
           </w:tcPr>
           <w:p>
             <w:pPr>
@@ -823,6 +827,7 @@
         <w:tc>
           <w:tcPr>
             <w:tcW w:w="4169" w:type="dxa"/>
+            <w:vAlign w:val="center"/>
           </w:tcPr>
           <w:p>
             <w:pPr>
@@ -842,10 +847,10 @@
                 <w:szCs w:val="28"/>
               </w:rPr>
               <w:object w:dxaOrig="3159" w:dyaOrig="680" w14:anchorId="11886A6E">
-                <v:shape id="_x0000_i1127" type="#_x0000_t75" style="width:158.05pt;height:33.65pt" o:ole="">
+                <v:shape id="_x0000_i1026" type="#_x0000_t75" style="width:158.05pt;height:33.65pt" o:ole="">
                   <v:imagedata r:id="rId8" o:title=""/>
                 </v:shape>
-                <o:OLEObject Type="Embed" ProgID="Equation.DSMT4" ShapeID="_x0000_i1127" DrawAspect="Content" ObjectID="_1846673619" r:id="rId9"/>
+                <o:OLEObject Type="Embed" ProgID="Equation.DSMT4" ShapeID="_x0000_i1026" DrawAspect="Content" ObjectID="_1846673943" r:id="rId9"/>
               </w:object>
             </w:r>
             <w:r>
@@ -861,6 +866,7 @@
         <w:tc>
           <w:tcPr>
             <w:tcW w:w="2771" w:type="dxa"/>
+            <w:vAlign w:val="center"/>
           </w:tcPr>
           <w:p>
             <w:pPr>
@@ -1180,6 +1186,7 @@
         <w:tc>
           <w:tcPr>
             <w:tcW w:w="3209" w:type="dxa"/>
+            <w:vAlign w:val="center"/>
           </w:tcPr>
           <w:p>
             <w:pPr>
@@ -1196,6 +1203,7 @@
         <w:tc>
           <w:tcPr>
             <w:tcW w:w="3209" w:type="dxa"/>
+            <w:vAlign w:val="center"/>
           </w:tcPr>
           <w:p>
             <w:pPr>
@@ -1217,10 +1225,10 @@
                 <w:lang w:val="en-US"/>
               </w:rPr>
               <w:object w:dxaOrig="1359" w:dyaOrig="360" w14:anchorId="045D2A18">
-                <v:shape id="_x0000_i1131" type="#_x0000_t75" style="width:67.8pt;height:17.75pt" o:ole="">
+                <v:shape id="_x0000_i1027" type="#_x0000_t75" style="width:67.8pt;height:17.75pt" o:ole="">
                   <v:imagedata r:id="rId14" o:title=""/>
                 </v:shape>
-                <o:OLEObject Type="Embed" ProgID="Equation.DSMT4" ShapeID="_x0000_i1131" DrawAspect="Content" ObjectID="_1846673620" r:id="rId15"/>
+                <o:OLEObject Type="Embed" ProgID="Equation.DSMT4" ShapeID="_x0000_i1027" DrawAspect="Content" ObjectID="_1846673944" r:id="rId15"/>
               </w:object>
             </w:r>
             <w:r>
@@ -1236,6 +1244,7 @@
         <w:tc>
           <w:tcPr>
             <w:tcW w:w="3209" w:type="dxa"/>
+            <w:vAlign w:val="center"/>
           </w:tcPr>
           <w:p>
             <w:pPr>
@@ -1335,6 +1344,7 @@
         <w:tc>
           <w:tcPr>
             <w:tcW w:w="2547" w:type="dxa"/>
+            <w:vAlign w:val="center"/>
           </w:tcPr>
           <w:p>
             <w:pPr>
@@ -1351,6 +1361,7 @@
         <w:tc>
           <w:tcPr>
             <w:tcW w:w="4252" w:type="dxa"/>
+            <w:vAlign w:val="center"/>
           </w:tcPr>
           <w:p>
             <w:pPr>
@@ -1372,10 +1383,10 @@
                 <w:lang w:val="en-US"/>
               </w:rPr>
               <w:object w:dxaOrig="3240" w:dyaOrig="400" w14:anchorId="76B07ABE">
-                <v:shape id="_x0000_i1148" type="#_x0000_t75" style="width:162.7pt;height:20.55pt" o:ole="">
+                <v:shape id="_x0000_i1028" type="#_x0000_t75" style="width:162.7pt;height:20.55pt" o:ole="">
                   <v:imagedata r:id="rId16" o:title=""/>
                 </v:shape>
-                <o:OLEObject Type="Embed" ProgID="Equation.DSMT4" ShapeID="_x0000_i1148" DrawAspect="Content" ObjectID="_1846673621" r:id="rId17"/>
+                <o:OLEObject Type="Embed" ProgID="Equation.DSMT4" ShapeID="_x0000_i1028" DrawAspect="Content" ObjectID="_1846673945" r:id="rId17"/>
               </w:object>
             </w:r>
             <w:r>
@@ -1391,6 +1402,7 @@
         <w:tc>
           <w:tcPr>
             <w:tcW w:w="2722" w:type="dxa"/>
+            <w:vAlign w:val="center"/>
           </w:tcPr>
           <w:p>
             <w:pPr>
@@ -1544,6 +1556,7 @@
         <w:tc>
           <w:tcPr>
             <w:tcW w:w="2636" w:type="dxa"/>
+            <w:vAlign w:val="center"/>
           </w:tcPr>
           <w:p>
             <w:pPr>
@@ -1560,6 +1573,7 @@
         <w:tc>
           <w:tcPr>
             <w:tcW w:w="4447" w:type="dxa"/>
+            <w:vAlign w:val="center"/>
           </w:tcPr>
           <w:p>
             <w:pPr>
@@ -1580,10 +1594,10 @@
                 <w:szCs w:val="28"/>
               </w:rPr>
               <w:object w:dxaOrig="3440" w:dyaOrig="620" w14:anchorId="292EB649">
-                <v:shape id="_x0000_i1162" type="#_x0000_t75" style="width:171.6pt;height:31.3pt" o:ole="">
+                <v:shape id="_x0000_i1029" type="#_x0000_t75" style="width:171.6pt;height:31.3pt" o:ole="">
                   <v:imagedata r:id="rId18" o:title=""/>
                 </v:shape>
-                <o:OLEObject Type="Embed" ProgID="Equation.DSMT4" ShapeID="_x0000_i1162" DrawAspect="Content" ObjectID="_1846673622" r:id="rId19"/>
+                <o:OLEObject Type="Embed" ProgID="Equation.DSMT4" ShapeID="_x0000_i1029" DrawAspect="Content" ObjectID="_1846673946" r:id="rId19"/>
               </w:object>
             </w:r>
             <w:r>
@@ -1599,6 +1613,7 @@
         <w:tc>
           <w:tcPr>
             <w:tcW w:w="2636" w:type="dxa"/>
+            <w:vAlign w:val="center"/>
           </w:tcPr>
           <w:p>
             <w:pPr>
@@ -1639,20 +1654,16 @@
           <w:sz w:val="28"/>
           <w:szCs w:val="28"/>
         </w:rPr>
-        <w:t>, где</w:t>
-      </w:r>
-    </w:p>
-    <w:p>
-      <w:pPr>
-        <w:spacing w:line="360" w:lineRule="auto"/>
-        <w:ind w:firstLine="709"/>
-        <w:jc w:val="both"/>
-        <w:rPr>
-          <w:rFonts w:ascii="Times New Roman" w:hAnsi="Times New Roman" w:cs="Times New Roman"/>
-          <w:sz w:val="28"/>
-          <w:szCs w:val="28"/>
-        </w:rPr>
-      </w:pPr>
+        <w:t>где</w:t>
+      </w:r>
+      <w:r>
+        <w:rPr>
+          <w:rFonts w:ascii="Times New Roman" w:hAnsi="Times New Roman" w:cs="Times New Roman"/>
+          <w:sz w:val="28"/>
+          <w:szCs w:val="28"/>
+        </w:rPr>
+        <w:t xml:space="preserve"> </w:t>
+      </w:r>
       <w:r>
         <w:rPr>
           <w:rFonts w:ascii="Times New Roman" w:hAnsi="Times New Roman" w:cs="Times New Roman"/>
@@ -1692,18 +1703,14 @@
         </w:rPr>
         <w:t>тепловая ёмкость батарейного модуля;</w:t>
       </w:r>
-    </w:p>
-    <w:p>
-      <w:pPr>
-        <w:spacing w:line="360" w:lineRule="auto"/>
-        <w:ind w:firstLine="709"/>
-        <w:jc w:val="both"/>
-        <w:rPr>
-          <w:rFonts w:ascii="Times New Roman" w:hAnsi="Times New Roman" w:cs="Times New Roman"/>
-          <w:sz w:val="28"/>
-          <w:szCs w:val="28"/>
-        </w:rPr>
-      </w:pPr>
+      <w:r>
+        <w:rPr>
+          <w:rFonts w:ascii="Times New Roman" w:hAnsi="Times New Roman" w:cs="Times New Roman"/>
+          <w:sz w:val="28"/>
+          <w:szCs w:val="28"/>
+        </w:rPr>
+        <w:t xml:space="preserve"> </w:t>
+      </w:r>
       <w:r>
         <w:rPr>
           <w:rFonts w:ascii="Times New Roman" w:hAnsi="Times New Roman" w:cs="Times New Roman"/>
@@ -1743,18 +1750,14 @@
         </w:rPr>
         <w:t>обратимая тепловая составляющая;</w:t>
       </w:r>
-    </w:p>
-    <w:p>
-      <w:pPr>
-        <w:spacing w:line="360" w:lineRule="auto"/>
-        <w:ind w:firstLine="709"/>
-        <w:jc w:val="both"/>
-        <w:rPr>
-          <w:rFonts w:ascii="Times New Roman" w:hAnsi="Times New Roman" w:cs="Times New Roman"/>
-          <w:sz w:val="28"/>
-          <w:szCs w:val="28"/>
-        </w:rPr>
-      </w:pPr>
+      <w:r>
+        <w:rPr>
+          <w:rFonts w:ascii="Times New Roman" w:hAnsi="Times New Roman" w:cs="Times New Roman"/>
+          <w:sz w:val="28"/>
+          <w:szCs w:val="28"/>
+        </w:rPr>
+        <w:t xml:space="preserve"> </w:t>
+      </w:r>
       <w:r>
         <w:rPr>
           <w:rFonts w:ascii="Times New Roman" w:hAnsi="Times New Roman" w:cs="Times New Roman"/>
@@ -1782,18 +1785,14 @@
         </w:rPr>
         <w:t>коэффициент теплопередачи;</w:t>
       </w:r>
-    </w:p>
-    <w:p>
-      <w:pPr>
-        <w:spacing w:line="360" w:lineRule="auto"/>
-        <w:ind w:firstLine="709"/>
-        <w:jc w:val="both"/>
-        <w:rPr>
-          <w:rFonts w:ascii="Times New Roman" w:hAnsi="Times New Roman" w:cs="Times New Roman"/>
-          <w:sz w:val="28"/>
-          <w:szCs w:val="28"/>
-        </w:rPr>
-      </w:pPr>
+      <w:r>
+        <w:rPr>
+          <w:rFonts w:ascii="Times New Roman" w:hAnsi="Times New Roman" w:cs="Times New Roman"/>
+          <w:sz w:val="28"/>
+          <w:szCs w:val="28"/>
+        </w:rPr>
+        <w:t xml:space="preserve"> </w:t>
+      </w:r>
       <w:r>
         <w:rPr>
           <w:rFonts w:ascii="Times New Roman" w:hAnsi="Times New Roman" w:cs="Times New Roman"/>
@@ -1821,18 +1820,14 @@
         </w:rPr>
         <w:t>эффективная поверхность теплообмена;</w:t>
       </w:r>
-    </w:p>
-    <w:p>
-      <w:pPr>
-        <w:spacing w:line="360" w:lineRule="auto"/>
-        <w:ind w:firstLine="709"/>
-        <w:jc w:val="both"/>
-        <w:rPr>
-          <w:rFonts w:ascii="Times New Roman" w:hAnsi="Times New Roman" w:cs="Times New Roman"/>
-          <w:sz w:val="28"/>
-          <w:szCs w:val="28"/>
-        </w:rPr>
-      </w:pPr>
+      <w:r>
+        <w:rPr>
+          <w:rFonts w:ascii="Times New Roman" w:hAnsi="Times New Roman" w:cs="Times New Roman"/>
+          <w:sz w:val="28"/>
+          <w:szCs w:val="28"/>
+        </w:rPr>
+        <w:t xml:space="preserve"> </w:t>
+      </w:r>
       <w:r>
         <w:rPr>
           <w:rFonts w:ascii="Times New Roman" w:hAnsi="Times New Roman" w:cs="Times New Roman"/>
@@ -1910,8 +1905,16 @@
           <w:sz w:val="28"/>
           <w:szCs w:val="28"/>
         </w:rPr>
+        <w:t xml:space="preserve">Для последующего анализа в работе рассматриваются четыре группы аккумуляторных систем: NMC, LFP, LTO и Na-ion. Такой выбор обусловлен необходимостью охватить не только наиболее распространённые литий-ионные тяговые химии, но и системы с существенно различающимися эксплуатационными свойствами: высокой энергоёмкостью, высокой циклической стабильностью, повышенной мощностью и низкотемпературной </w:t>
+      </w:r>
+      <w:r>
+        <w:rPr>
+          <w:rFonts w:ascii="Times New Roman" w:hAnsi="Times New Roman" w:cs="Times New Roman"/>
+          <w:sz w:val="28"/>
+          <w:szCs w:val="28"/>
+        </w:rPr>
         <w:lastRenderedPageBreak/>
-        <w:t xml:space="preserve">Для последующего анализа в работе рассматриваются четыре группы аккумуляторных систем: NMC, LFP, LTO и Na-ion. Такой выбор обусловлен необходимостью охватить не только наиболее распространённые литий-ионные тяговые химии, но и системы с существенно различающимися эксплуатационными свойствами: высокой энергоёмкостью, высокой циклической стабильностью, повышенной мощностью и низкотемпературной работоспособностью, а также альтернативные </w:t>
+        <w:t xml:space="preserve">работоспособностью, а также альтернативные </w:t>
       </w:r>
       <w:r>
         <w:rPr>
@@ -3070,7 +3073,64 @@
           <w:sz w:val="28"/>
           <w:szCs w:val="28"/>
         </w:rPr>
-        <w:t xml:space="preserve">Представленные данные отражают исходную параметризацию опытной серии, принятой в работе для последующих нагрузочных, импедансных и деградационных экспериментов. Уже на этом уровне видно, что различные химические системы задают принципиально разные компромиссы между энергоёмкостью, мощностью, внутренним сопротивлением и циклическим ресурсом. NMC характеризуется максимальной удельной энергией, LFP — сбалансированным сочетанием ресурса и мощностных характеристик, LTO — минимальным внутренним сопротивлением и наивысшей циклической </w:t>
+        <w:t>Представленные данные отражают исходную параметризацию опытной серии, принятой в работе для последующих нагрузочных, импедансных и деградационных экспериментов. Уже на этом уровне видно, что различные химические системы задают принципиально разные компромиссы между энергоёмкостью, мощностью, внутренним сопротивлением и циклическим ресурсом. NMC характеризуется максимальной удельной энергией, LFP — сбалансированным сочетанием ресурса и мощностных характеристик, LTO — минимальным внутренним сопротивлением и наивысшей циклической стойкостью, а Na-ion — перспективностью с точки зрения ресурсной и сырьевой независимости при более высоком начальном импедансе.</w:t>
+      </w:r>
+    </w:p>
+    <w:p>
+      <w:pPr>
+        <w:spacing w:line="360" w:lineRule="auto"/>
+        <w:ind w:firstLine="709"/>
+        <w:jc w:val="both"/>
+        <w:rPr>
+          <w:rFonts w:ascii="Times New Roman" w:hAnsi="Times New Roman" w:cs="Times New Roman"/>
+          <w:sz w:val="28"/>
+          <w:szCs w:val="28"/>
+        </w:rPr>
+      </w:pPr>
+      <w:r>
+        <w:rPr>
+          <w:rFonts w:ascii="Times New Roman" w:hAnsi="Times New Roman" w:cs="Times New Roman"/>
+          <w:sz w:val="28"/>
+          <w:szCs w:val="28"/>
+        </w:rPr>
+        <w:t>Тяговая батарея должна рассматриваться в структуре полного транспортного энергетического контура.</w:t>
+      </w:r>
+    </w:p>
+    <w:p>
+      <w:pPr>
+        <w:spacing w:line="360" w:lineRule="auto"/>
+        <w:ind w:firstLine="709"/>
+        <w:jc w:val="both"/>
+        <w:rPr>
+          <w:rFonts w:ascii="Times New Roman" w:hAnsi="Times New Roman" w:cs="Times New Roman"/>
+          <w:sz w:val="28"/>
+          <w:szCs w:val="28"/>
+        </w:rPr>
+      </w:pPr>
+      <w:r>
+        <w:rPr>
+          <w:rFonts w:ascii="Times New Roman" w:hAnsi="Times New Roman" w:cs="Times New Roman"/>
+          <w:sz w:val="28"/>
+          <w:szCs w:val="28"/>
+        </w:rPr>
+        <w:t xml:space="preserve">Структурная схема электротранспортного комплекса показывает, что аккумуляторная батарея одновременно выполняет функции источника энергии, объекта мониторинга, </w:t>
+      </w:r>
+      <w:r>
+        <w:rPr>
+          <w:rFonts w:ascii="Times New Roman" w:hAnsi="Times New Roman" w:cs="Times New Roman"/>
+          <w:sz w:val="28"/>
+          <w:szCs w:val="28"/>
+          <w:highlight w:val="yellow"/>
+        </w:rPr>
+        <w:t>термонапряжённого</w:t>
+      </w:r>
+      <w:r>
+        <w:rPr>
+          <w:rFonts w:ascii="Times New Roman" w:hAnsi="Times New Roman" w:cs="Times New Roman"/>
+          <w:sz w:val="28"/>
+          <w:szCs w:val="28"/>
+        </w:rPr>
+        <w:t xml:space="preserve"> узла и элемента динамического </w:t>
       </w:r>
       <w:r>
         <w:rPr>
@@ -3079,64 +3139,7 @@
           <w:szCs w:val="28"/>
         </w:rPr>
         <w:lastRenderedPageBreak/>
-        <w:t>стойкостью, а Na-ion — перспективностью с точки зрения ресурсной и сырьевой независимости при более высоком начальном импедансе.</w:t>
-      </w:r>
-    </w:p>
-    <w:p>
-      <w:pPr>
-        <w:spacing w:line="360" w:lineRule="auto"/>
-        <w:ind w:firstLine="709"/>
-        <w:jc w:val="both"/>
-        <w:rPr>
-          <w:rFonts w:ascii="Times New Roman" w:hAnsi="Times New Roman" w:cs="Times New Roman"/>
-          <w:sz w:val="28"/>
-          <w:szCs w:val="28"/>
-        </w:rPr>
-      </w:pPr>
-      <w:r>
-        <w:rPr>
-          <w:rFonts w:ascii="Times New Roman" w:hAnsi="Times New Roman" w:cs="Times New Roman"/>
-          <w:sz w:val="28"/>
-          <w:szCs w:val="28"/>
-        </w:rPr>
-        <w:t>Тяговая батарея должна рассматриваться в структуре полного транспортного энергетического контура.</w:t>
-      </w:r>
-    </w:p>
-    <w:p>
-      <w:pPr>
-        <w:spacing w:line="360" w:lineRule="auto"/>
-        <w:ind w:firstLine="709"/>
-        <w:jc w:val="both"/>
-        <w:rPr>
-          <w:rFonts w:ascii="Times New Roman" w:hAnsi="Times New Roman" w:cs="Times New Roman"/>
-          <w:sz w:val="28"/>
-          <w:szCs w:val="28"/>
-        </w:rPr>
-      </w:pPr>
-      <w:r>
-        <w:rPr>
-          <w:rFonts w:ascii="Times New Roman" w:hAnsi="Times New Roman" w:cs="Times New Roman"/>
-          <w:sz w:val="28"/>
-          <w:szCs w:val="28"/>
-        </w:rPr>
-        <w:t xml:space="preserve">Структурная схема электротранспортного комплекса показывает, что аккумуляторная батарея одновременно выполняет функции источника энергии, объекта мониторинга, </w:t>
-      </w:r>
-      <w:r>
-        <w:rPr>
-          <w:rFonts w:ascii="Times New Roman" w:hAnsi="Times New Roman" w:cs="Times New Roman"/>
-          <w:sz w:val="28"/>
-          <w:szCs w:val="28"/>
-          <w:highlight w:val="yellow"/>
-        </w:rPr>
-        <w:t>термонапряжённого</w:t>
-      </w:r>
-      <w:r>
-        <w:rPr>
-          <w:rFonts w:ascii="Times New Roman" w:hAnsi="Times New Roman" w:cs="Times New Roman"/>
-          <w:sz w:val="28"/>
-          <w:szCs w:val="28"/>
-        </w:rPr>
-        <w:t xml:space="preserve"> узла и элемента динамического силового контура. Поэтому любые диагностические модели, не учитывающие её системные связи с BMS, силовой электроникой, рекуперацией и тепловым контуром, неизбежно оказываются неполными.</w:t>
+        <w:t>силового контура. Поэтому любые диагностические модели, не учитывающие её системные связи с BMS, силовой электроникой, рекуперацией и тепловым контуром, неизбежно оказываются неполными.</w:t>
       </w:r>
     </w:p>
     <w:p>
@@ -3276,7 +3279,27 @@
           <w:sz w:val="28"/>
           <w:szCs w:val="28"/>
         </w:rPr>
-        <w:t xml:space="preserve">На рисунке показано место батареи в общем энергетическом контуре электротранспортной системы. Батарея связана с системой управления батареей, силовым преобразователем, тяговым электродвигателем, рекуперационным контуром, тепловым контуром и бортовой сетью. Такая структура демонстрирует, </w:t>
+        <w:t>На рисунке показано место батареи в общем энергетическом контуре электротранспортной системы. Батарея связана с системой управления батареей, силовым преобразователем, тяговым электродвигателем, рекуперационным контуром, тепловым контуром и бортовой сетью. Такая структура демонстрирует, что состояние батареи определяет не только запас энергии, но и допустимые уровни тока, устойчивость теплового режима, интенсивность рекуперации и фактическую доступную мощность тягового привода.</w:t>
+      </w:r>
+    </w:p>
+    <w:p>
+      <w:pPr>
+        <w:spacing w:line="360" w:lineRule="auto"/>
+        <w:ind w:firstLine="709"/>
+        <w:jc w:val="both"/>
+        <w:rPr>
+          <w:rFonts w:ascii="Times New Roman" w:hAnsi="Times New Roman" w:cs="Times New Roman"/>
+          <w:sz w:val="28"/>
+          <w:szCs w:val="28"/>
+        </w:rPr>
+      </w:pPr>
+      <w:r>
+        <w:rPr>
+          <w:rFonts w:ascii="Times New Roman" w:hAnsi="Times New Roman" w:cs="Times New Roman"/>
+          <w:sz w:val="28"/>
+          <w:szCs w:val="28"/>
+        </w:rPr>
+        <w:t xml:space="preserve">Научная ценность рисунка заключается в системной постановке объекта исследования. Батарея вводится не как отдельная электрохимическая ячейка, а как параметрически изменяющийся элемент электротехнического комплекса. Это обеспечивает корректную связь диссертации с проблематикой </w:t>
       </w:r>
       <w:r>
         <w:rPr>
@@ -3285,27 +3308,7 @@
           <w:szCs w:val="28"/>
         </w:rPr>
         <w:lastRenderedPageBreak/>
-        <w:t>что состояние батареи определяет не только запас энергии, но и допустимые уровни тока, устойчивость теплового режима, интенсивность рекуперации и фактическую доступную мощность тягового привода.</w:t>
-      </w:r>
-    </w:p>
-    <w:p>
-      <w:pPr>
-        <w:spacing w:line="360" w:lineRule="auto"/>
-        <w:ind w:firstLine="709"/>
-        <w:jc w:val="both"/>
-        <w:rPr>
-          <w:rFonts w:ascii="Times New Roman" w:hAnsi="Times New Roman" w:cs="Times New Roman"/>
-          <w:sz w:val="28"/>
-          <w:szCs w:val="28"/>
-        </w:rPr>
-      </w:pPr>
-      <w:r>
-        <w:rPr>
-          <w:rFonts w:ascii="Times New Roman" w:hAnsi="Times New Roman" w:cs="Times New Roman"/>
-          <w:sz w:val="28"/>
-          <w:szCs w:val="28"/>
-        </w:rPr>
-        <w:t>Научная ценность рисунка заключается в системной постановке объекта исследования. Батарея вводится не как отдельная электрохимическая ячейка, а как параметрически изменяющийся элемент электротехнического комплекса. Это обеспечивает корректную связь диссертации с проблематикой специальности 2.4.2, поскольку дальнейшие модели будут относиться не только к электрохимии, но и к режимам, управлению и надёжности комплекса в целом.</w:t>
+        <w:t>специальности 2.4.2, поскольку дальнейшие модели будут относиться не только к электрохимии, но и к режимам, управлению и надёжности комплекса в целом.</w:t>
       </w:r>
     </w:p>
     <w:p>
@@ -3434,6 +3437,7 @@
         <w:tc>
           <w:tcPr>
             <w:tcW w:w="3209" w:type="dxa"/>
+            <w:vAlign w:val="center"/>
           </w:tcPr>
           <w:p>
             <w:pPr>
@@ -3450,6 +3454,7 @@
         <w:tc>
           <w:tcPr>
             <w:tcW w:w="3209" w:type="dxa"/>
+            <w:vAlign w:val="center"/>
           </w:tcPr>
           <w:p>
             <w:pPr>
@@ -3470,10 +3475,10 @@
                 <w:szCs w:val="28"/>
               </w:rPr>
               <w:object w:dxaOrig="2079" w:dyaOrig="380" w14:anchorId="76B1A919">
-                <v:shape id="_x0000_i1166" type="#_x0000_t75" style="width:103.8pt;height:18.7pt" o:ole="">
+                <v:shape id="_x0000_i1030" type="#_x0000_t75" style="width:103.8pt;height:18.7pt" o:ole="">
                   <v:imagedata r:id="rId21" o:title=""/>
                 </v:shape>
-                <o:OLEObject Type="Embed" ProgID="Equation.DSMT4" ShapeID="_x0000_i1166" DrawAspect="Content" ObjectID="_1846673623" r:id="rId22"/>
+                <o:OLEObject Type="Embed" ProgID="Equation.DSMT4" ShapeID="_x0000_i1030" DrawAspect="Content" ObjectID="_1846673947" r:id="rId22"/>
               </w:object>
             </w:r>
             <w:r>
@@ -3489,6 +3494,7 @@
         <w:tc>
           <w:tcPr>
             <w:tcW w:w="3209" w:type="dxa"/>
+            <w:vAlign w:val="center"/>
           </w:tcPr>
           <w:p>
             <w:pPr>
@@ -3609,18 +3615,14 @@
         </w:rPr>
         <w:t>отражает квазистационарную тяговую нагрузку;</w:t>
       </w:r>
-    </w:p>
-    <w:p>
-      <w:pPr>
-        <w:spacing w:line="360" w:lineRule="auto"/>
-        <w:ind w:firstLine="709"/>
-        <w:jc w:val="both"/>
-        <w:rPr>
-          <w:rFonts w:ascii="Times New Roman" w:hAnsi="Times New Roman" w:cs="Times New Roman"/>
-          <w:sz w:val="28"/>
-          <w:szCs w:val="28"/>
-        </w:rPr>
-      </w:pPr>
+      <w:r>
+        <w:rPr>
+          <w:rFonts w:ascii="Times New Roman" w:hAnsi="Times New Roman" w:cs="Times New Roman"/>
+          <w:sz w:val="28"/>
+          <w:szCs w:val="28"/>
+        </w:rPr>
+        <w:t xml:space="preserve"> </w:t>
+      </w:r>
       <w:r>
         <w:rPr>
           <w:rFonts w:ascii="Times New Roman" w:hAnsi="Times New Roman" w:cs="Times New Roman"/>
@@ -3717,28 +3719,36 @@
           <w:sz w:val="28"/>
           <w:szCs w:val="28"/>
         </w:rPr>
+        <w:t>Такая запись следует из принципа декомпозиции нестационарного процесса на медленную и быструю компоненты и будет далее использована в главе 2 при переходе к модели динамического импеданса.</w:t>
+      </w:r>
+    </w:p>
+    <w:p>
+      <w:pPr>
+        <w:spacing w:line="360" w:lineRule="auto"/>
+        <w:ind w:firstLine="709"/>
+        <w:jc w:val="both"/>
+        <w:rPr>
+          <w:rFonts w:ascii="Times New Roman" w:hAnsi="Times New Roman" w:cs="Times New Roman"/>
+          <w:sz w:val="28"/>
+          <w:szCs w:val="28"/>
+        </w:rPr>
+      </w:pPr>
+      <w:r>
+        <w:rPr>
+          <w:rFonts w:ascii="Times New Roman" w:hAnsi="Times New Roman" w:cs="Times New Roman"/>
+          <w:sz w:val="28"/>
+          <w:szCs w:val="28"/>
+        </w:rPr>
+        <w:t xml:space="preserve">Результаты нагрузочного теста, выполненного на городской циклограмме движения, показывают, что даже в пределах одного типового ездового цикла ток батареи многократно меняет знак и амплитуду, а температура модуля непрерывно </w:t>
+      </w:r>
+      <w:r>
+        <w:rPr>
+          <w:rFonts w:ascii="Times New Roman" w:hAnsi="Times New Roman" w:cs="Times New Roman"/>
+          <w:sz w:val="28"/>
+          <w:szCs w:val="28"/>
+        </w:rPr>
         <w:lastRenderedPageBreak/>
-        <w:t>Такая запись следует из принципа декомпозиции нестационарного процесса на медленную и быструю компоненты и будет далее использована в главе 2 при переходе к модели динамического импеданса.</w:t>
-      </w:r>
-    </w:p>
-    <w:p>
-      <w:pPr>
-        <w:spacing w:line="360" w:lineRule="auto"/>
-        <w:ind w:firstLine="709"/>
-        <w:jc w:val="both"/>
-        <w:rPr>
-          <w:rFonts w:ascii="Times New Roman" w:hAnsi="Times New Roman" w:cs="Times New Roman"/>
-          <w:sz w:val="28"/>
-          <w:szCs w:val="28"/>
-        </w:rPr>
-      </w:pPr>
-      <w:r>
-        <w:rPr>
-          <w:rFonts w:ascii="Times New Roman" w:hAnsi="Times New Roman" w:cs="Times New Roman"/>
-          <w:sz w:val="28"/>
-          <w:szCs w:val="28"/>
-        </w:rPr>
-        <w:t>Результаты нагрузочного теста, выполненного на городской циклограмме движения, показывают, что даже в пределах одного типового ездового цикла ток батареи многократно меняет знак и амплитуду, а температура модуля непрерывно эволюционирует. Следовательно, электрическое состояние и тепловое состояние тяговой батареи принципиально связаны.</w:t>
+        <w:t>эволюционирует. Следовательно, электрическое состояние и тепловое состояние тяговой батареи принципиально связаны.</w:t>
       </w:r>
     </w:p>
     <w:p>
@@ -3878,7 +3888,27 @@
           <w:sz w:val="28"/>
           <w:szCs w:val="28"/>
         </w:rPr>
-        <w:t xml:space="preserve">На рисунке приведены результаты нагрузочного испытания опытного тягового модуля в режиме городского цикла. Положительные значения тока соответствуют тяговому режиму, отрицательные — режиму рекуперативного торможения. Пунктирной линией показана температура батарейного модуля. Видно, что в течение одного цикла наблюдаются повторяющиеся участки </w:t>
+        <w:t>На рисунке приведены результаты нагрузочного испытания опытного тягового модуля в режиме городского цикла. Положительные значения тока соответствуют тяговому режиму, отрицательные — режиму рекуперативного торможения. Пунктирной линией показана температура батарейного модуля. Видно, что в течение одного цикла наблюдаются повторяющиеся участки разгона, рекуперации и установившегося движения, а температурная кривая не успевает вернуться к исходному уровню между отдельными нагрузочными пиками.</w:t>
+      </w:r>
+    </w:p>
+    <w:p>
+      <w:pPr>
+        <w:spacing w:line="360" w:lineRule="auto"/>
+        <w:ind w:firstLine="709"/>
+        <w:jc w:val="both"/>
+        <w:rPr>
+          <w:rFonts w:ascii="Times New Roman" w:hAnsi="Times New Roman" w:cs="Times New Roman"/>
+          <w:sz w:val="28"/>
+          <w:szCs w:val="28"/>
+        </w:rPr>
+      </w:pPr>
+      <w:r>
+        <w:rPr>
+          <w:rFonts w:ascii="Times New Roman" w:hAnsi="Times New Roman" w:cs="Times New Roman"/>
+          <w:sz w:val="28"/>
+          <w:szCs w:val="28"/>
+        </w:rPr>
+        <w:t xml:space="preserve">Научная ценность рисунка состоит в подтверждении того, что исследуемый объект работает в режиме параметрической нестационарности. Это служит прямым обоснованием дальнейшего отказа от чисто стационарной </w:t>
       </w:r>
       <w:r>
         <w:rPr>
@@ -3887,27 +3917,7 @@
           <w:szCs w:val="28"/>
         </w:rPr>
         <w:lastRenderedPageBreak/>
-        <w:t>разгона, рекуперации и установившегося движения, а температурная кривая не успевает вернуться к исходному уровню между отдельными нагрузочными пиками.</w:t>
-      </w:r>
-    </w:p>
-    <w:p>
-      <w:pPr>
-        <w:spacing w:line="360" w:lineRule="auto"/>
-        <w:ind w:firstLine="709"/>
-        <w:jc w:val="both"/>
-        <w:rPr>
-          <w:rFonts w:ascii="Times New Roman" w:hAnsi="Times New Roman" w:cs="Times New Roman"/>
-          <w:sz w:val="28"/>
-          <w:szCs w:val="28"/>
-        </w:rPr>
-      </w:pPr>
-      <w:r>
-        <w:rPr>
-          <w:rFonts w:ascii="Times New Roman" w:hAnsi="Times New Roman" w:cs="Times New Roman"/>
-          <w:sz w:val="28"/>
-          <w:szCs w:val="28"/>
-        </w:rPr>
-        <w:t xml:space="preserve">Научная ценность рисунка состоит в подтверждении того, что исследуемый объект работает в режиме параметрической нестационарности. Это служит прямым обоснованием дальнейшего отказа от чисто стационарной трактовки импеданса и необходимости введения динамических </w:t>
+        <w:t xml:space="preserve">трактовки импеданса и необходимости введения динамических </w:t>
       </w:r>
       <w:r>
         <w:rPr>
@@ -4141,6 +4151,7 @@
         <w:tc>
           <w:tcPr>
             <w:tcW w:w="3209" w:type="dxa"/>
+            <w:vAlign w:val="center"/>
           </w:tcPr>
           <w:p>
             <w:pPr>
@@ -4157,6 +4168,7 @@
         <w:tc>
           <w:tcPr>
             <w:tcW w:w="3209" w:type="dxa"/>
+            <w:vAlign w:val="center"/>
           </w:tcPr>
           <w:p>
             <w:pPr>
@@ -4177,10 +4189,10 @@
                 <w:szCs w:val="28"/>
               </w:rPr>
               <w:object w:dxaOrig="960" w:dyaOrig="680" w14:anchorId="74BD215E">
-                <v:shape id="_x0000_i1170" type="#_x0000_t75" style="width:48.15pt;height:33.65pt" o:ole="">
+                <v:shape id="_x0000_i1031" type="#_x0000_t75" style="width:48.15pt;height:33.65pt" o:ole="">
                   <v:imagedata r:id="rId24" o:title=""/>
                 </v:shape>
-                <o:OLEObject Type="Embed" ProgID="Equation.DSMT4" ShapeID="_x0000_i1170" DrawAspect="Content" ObjectID="_1846673624" r:id="rId25"/>
+                <o:OLEObject Type="Embed" ProgID="Equation.DSMT4" ShapeID="_x0000_i1031" DrawAspect="Content" ObjectID="_1846673948" r:id="rId25"/>
               </w:object>
             </w:r>
             <w:r>
@@ -4196,6 +4208,7 @@
         <w:tc>
           <w:tcPr>
             <w:tcW w:w="3209" w:type="dxa"/>
+            <w:vAlign w:val="center"/>
           </w:tcPr>
           <w:p>
             <w:pPr>
@@ -4235,116 +4248,116 @@
           <w:sz w:val="28"/>
           <w:szCs w:val="28"/>
         </w:rPr>
+        <w:t xml:space="preserve">то изменение </w:t>
+      </w:r>
+      <w:r>
+        <w:rPr>
+          <w:rFonts w:ascii="Times New Roman" w:hAnsi="Times New Roman" w:cs="Times New Roman"/>
+          <w:sz w:val="28"/>
+          <w:szCs w:val="28"/>
+          <w:highlight w:val="yellow"/>
+        </w:rPr>
+        <w:t>обменного</w:t>
+      </w:r>
+      <w:r>
+        <w:rPr>
+          <w:rFonts w:ascii="Times New Roman" w:hAnsi="Times New Roman" w:cs="Times New Roman"/>
+          <w:sz w:val="28"/>
+          <w:szCs w:val="28"/>
+        </w:rPr>
+        <w:t xml:space="preserve"> тока </w:t>
+      </w:r>
+      <w:r>
+        <w:rPr>
+          <w:rFonts w:ascii="Times New Roman" w:hAnsi="Times New Roman" w:cs="Times New Roman"/>
+          <w:i/>
+          <w:iCs/>
+          <w:sz w:val="28"/>
+          <w:szCs w:val="28"/>
+          <w:lang w:val="en-US"/>
+        </w:rPr>
+        <w:t>i</w:t>
+      </w:r>
+      <w:r>
+        <w:rPr>
+          <w:rFonts w:ascii="Times New Roman" w:hAnsi="Times New Roman" w:cs="Times New Roman"/>
+          <w:i/>
+          <w:iCs/>
+          <w:sz w:val="28"/>
+          <w:szCs w:val="28"/>
+          <w:vertAlign w:val="subscript"/>
+        </w:rPr>
+        <w:t>0</w:t>
+      </w:r>
+      <w:r>
+        <w:rPr>
+          <w:rFonts w:ascii="Times New Roman" w:hAnsi="Times New Roman" w:cs="Times New Roman"/>
+          <w:sz w:val="28"/>
+          <w:szCs w:val="28"/>
+        </w:rPr>
+        <w:t xml:space="preserve">, зависящего от материала электрода, площади </w:t>
+      </w:r>
+      <w:r>
+        <w:rPr>
+          <w:rFonts w:ascii="Times New Roman" w:hAnsi="Times New Roman" w:cs="Times New Roman"/>
+          <w:sz w:val="28"/>
+          <w:szCs w:val="28"/>
+          <w:highlight w:val="red"/>
+        </w:rPr>
+        <w:t>реакционной</w:t>
+      </w:r>
+      <w:r>
+        <w:rPr>
+          <w:rFonts w:ascii="Times New Roman" w:hAnsi="Times New Roman" w:cs="Times New Roman"/>
+          <w:sz w:val="28"/>
+          <w:szCs w:val="28"/>
+        </w:rPr>
+        <w:t xml:space="preserve"> поверхности </w:t>
+      </w:r>
+      <w:r>
+        <w:rPr>
+          <w:rFonts w:ascii="Times New Roman" w:hAnsi="Times New Roman" w:cs="Times New Roman"/>
+          <w:sz w:val="28"/>
+          <w:szCs w:val="28"/>
+          <w:highlight w:val="green"/>
+        </w:rPr>
+        <w:t>реакции</w:t>
+      </w:r>
+      <w:r>
+        <w:rPr>
+          <w:rFonts w:ascii="Times New Roman" w:hAnsi="Times New Roman" w:cs="Times New Roman"/>
+          <w:sz w:val="28"/>
+          <w:szCs w:val="28"/>
+        </w:rPr>
+        <w:t xml:space="preserve"> </w:t>
+      </w:r>
+      <w:r>
+        <w:rPr>
+          <w:rFonts w:ascii="Times New Roman" w:hAnsi="Times New Roman" w:cs="Times New Roman"/>
+          <w:sz w:val="28"/>
+          <w:szCs w:val="28"/>
+        </w:rPr>
+        <w:t>и состояния интерфейса, приводит к систематическим различиям между химическими системами уже на начальном этапе их эксплуатации. Именно по этой причине универсальная прогностическая модель не может строиться как простая регрессия по одной батарее одного типа; она должна учитывать класс химической системы как самостоятельный параметр.</w:t>
+      </w:r>
+    </w:p>
+    <w:p>
+      <w:pPr>
+        <w:spacing w:line="360" w:lineRule="auto"/>
+        <w:ind w:firstLine="709"/>
+        <w:jc w:val="both"/>
+        <w:rPr>
+          <w:rFonts w:ascii="Times New Roman" w:hAnsi="Times New Roman" w:cs="Times New Roman"/>
+          <w:sz w:val="28"/>
+          <w:szCs w:val="28"/>
+        </w:rPr>
+      </w:pPr>
+      <w:r>
+        <w:rPr>
+          <w:rFonts w:ascii="Times New Roman" w:hAnsi="Times New Roman" w:cs="Times New Roman"/>
+          <w:sz w:val="28"/>
+          <w:szCs w:val="28"/>
+        </w:rPr>
         <w:lastRenderedPageBreak/>
-        <w:t xml:space="preserve">то изменение </w:t>
-      </w:r>
-      <w:r>
-        <w:rPr>
-          <w:rFonts w:ascii="Times New Roman" w:hAnsi="Times New Roman" w:cs="Times New Roman"/>
-          <w:sz w:val="28"/>
-          <w:szCs w:val="28"/>
-          <w:highlight w:val="yellow"/>
-        </w:rPr>
-        <w:t>обменного</w:t>
-      </w:r>
-      <w:r>
-        <w:rPr>
-          <w:rFonts w:ascii="Times New Roman" w:hAnsi="Times New Roman" w:cs="Times New Roman"/>
-          <w:sz w:val="28"/>
-          <w:szCs w:val="28"/>
-        </w:rPr>
-        <w:t xml:space="preserve"> тока </w:t>
-      </w:r>
-      <w:r>
-        <w:rPr>
-          <w:rFonts w:ascii="Times New Roman" w:hAnsi="Times New Roman" w:cs="Times New Roman"/>
-          <w:i/>
-          <w:iCs/>
-          <w:sz w:val="28"/>
-          <w:szCs w:val="28"/>
-          <w:lang w:val="en-US"/>
-        </w:rPr>
-        <w:t>i</w:t>
-      </w:r>
-      <w:r>
-        <w:rPr>
-          <w:rFonts w:ascii="Times New Roman" w:hAnsi="Times New Roman" w:cs="Times New Roman"/>
-          <w:i/>
-          <w:iCs/>
-          <w:sz w:val="28"/>
-          <w:szCs w:val="28"/>
-          <w:vertAlign w:val="subscript"/>
-        </w:rPr>
-        <w:t>0</w:t>
-      </w:r>
-      <w:r>
-        <w:rPr>
-          <w:rFonts w:ascii="Times New Roman" w:hAnsi="Times New Roman" w:cs="Times New Roman"/>
-          <w:sz w:val="28"/>
-          <w:szCs w:val="28"/>
-        </w:rPr>
-        <w:t xml:space="preserve">, зависящего от материала электрода, площади </w:t>
-      </w:r>
-      <w:r>
-        <w:rPr>
-          <w:rFonts w:ascii="Times New Roman" w:hAnsi="Times New Roman" w:cs="Times New Roman"/>
-          <w:sz w:val="28"/>
-          <w:szCs w:val="28"/>
-          <w:highlight w:val="red"/>
-        </w:rPr>
-        <w:t>реакционной</w:t>
-      </w:r>
-      <w:r>
-        <w:rPr>
-          <w:rFonts w:ascii="Times New Roman" w:hAnsi="Times New Roman" w:cs="Times New Roman"/>
-          <w:sz w:val="28"/>
-          <w:szCs w:val="28"/>
-        </w:rPr>
-        <w:t xml:space="preserve"> поверхности </w:t>
-      </w:r>
-      <w:r>
-        <w:rPr>
-          <w:rFonts w:ascii="Times New Roman" w:hAnsi="Times New Roman" w:cs="Times New Roman"/>
-          <w:sz w:val="28"/>
-          <w:szCs w:val="28"/>
-          <w:highlight w:val="green"/>
-        </w:rPr>
-        <w:t>реакции</w:t>
-      </w:r>
-      <w:r>
-        <w:rPr>
-          <w:rFonts w:ascii="Times New Roman" w:hAnsi="Times New Roman" w:cs="Times New Roman"/>
-          <w:sz w:val="28"/>
-          <w:szCs w:val="28"/>
-        </w:rPr>
-        <w:t xml:space="preserve"> </w:t>
-      </w:r>
-      <w:r>
-        <w:rPr>
-          <w:rFonts w:ascii="Times New Roman" w:hAnsi="Times New Roman" w:cs="Times New Roman"/>
-          <w:sz w:val="28"/>
-          <w:szCs w:val="28"/>
-        </w:rPr>
-        <w:t>и состояния интерфейса, приводит к систематическим различиям между химическими системами уже на начальном этапе их эксплуатации. Именно по этой причине универсальная прогностическая модель не может строиться как простая регрессия по одной батарее одного типа; она должна учитывать класс химической системы как самостоятельный параметр.</w:t>
-      </w:r>
-    </w:p>
-    <w:p>
-      <w:pPr>
-        <w:spacing w:line="360" w:lineRule="auto"/>
-        <w:ind w:firstLine="709"/>
-        <w:jc w:val="both"/>
-        <w:rPr>
-          <w:rFonts w:ascii="Times New Roman" w:hAnsi="Times New Roman" w:cs="Times New Roman"/>
-          <w:sz w:val="28"/>
-          <w:szCs w:val="28"/>
-        </w:rPr>
-      </w:pPr>
-      <w:r>
-        <w:rPr>
-          <w:rFonts w:ascii="Times New Roman" w:hAnsi="Times New Roman" w:cs="Times New Roman"/>
-          <w:sz w:val="28"/>
-          <w:szCs w:val="28"/>
-        </w:rPr>
         <w:t>Сопоставление энергетических, мощностных и ресурсных индексов различных химических систем позволяет увидеть, что ни одна из них не является доминирующей одновременно по всем критериям. Это означает, что задачи диагностики и прогноза ресурса должны решаться не для «средней абстрактной батареи», а для батареи определённой химической природы, включённой в конкретный эксплуатационный сценарий.</w:t>
       </w:r>
     </w:p>
@@ -4475,27 +4488,27 @@
           <w:sz w:val="28"/>
           <w:szCs w:val="28"/>
         </w:rPr>
+        <w:t>На рисунке в нормированном виде сопоставлены три группы показателей: энергоёмкость, мощностной потенциал и циклический ресурс для NMC, LFP, LTO и Na-ion систем. Нормирование выполнено по максимальному значению внутри каждой группы показателей, что позволяет корректно сравнивать системы с различной размерностью исходных величин.</w:t>
+      </w:r>
+    </w:p>
+    <w:p>
+      <w:pPr>
+        <w:spacing w:line="360" w:lineRule="auto"/>
+        <w:ind w:firstLine="709"/>
+        <w:jc w:val="both"/>
+        <w:rPr>
+          <w:rFonts w:ascii="Times New Roman" w:hAnsi="Times New Roman" w:cs="Times New Roman"/>
+          <w:sz w:val="28"/>
+          <w:szCs w:val="28"/>
+        </w:rPr>
+      </w:pPr>
+      <w:r>
+        <w:rPr>
+          <w:rFonts w:ascii="Times New Roman" w:hAnsi="Times New Roman" w:cs="Times New Roman"/>
+          <w:sz w:val="28"/>
+          <w:szCs w:val="28"/>
+        </w:rPr>
         <w:lastRenderedPageBreak/>
-        <w:t>На рисунке в нормированном виде сопоставлены три группы показателей: энергоёмкость, мощностной потенциал и циклический ресурс для NMC, LFP, LTO и Na-ion систем. Нормирование выполнено по максимальному значению внутри каждой группы показателей, что позволяет корректно сравнивать системы с различной размерностью исходных величин.</w:t>
-      </w:r>
-    </w:p>
-    <w:p>
-      <w:pPr>
-        <w:spacing w:line="360" w:lineRule="auto"/>
-        <w:ind w:firstLine="709"/>
-        <w:jc w:val="both"/>
-        <w:rPr>
-          <w:rFonts w:ascii="Times New Roman" w:hAnsi="Times New Roman" w:cs="Times New Roman"/>
-          <w:sz w:val="28"/>
-          <w:szCs w:val="28"/>
-        </w:rPr>
-      </w:pPr>
-      <w:r>
-        <w:rPr>
-          <w:rFonts w:ascii="Times New Roman" w:hAnsi="Times New Roman" w:cs="Times New Roman"/>
-          <w:sz w:val="28"/>
-          <w:szCs w:val="28"/>
-        </w:rPr>
         <w:t>Из рисунка следует, что NMC обеспечивает наибольшую энергоёмкость, но уступает LTO по мощностному потенциалу и ресурсу; LFP занимает промежуточное положение и демонстрирует оптимальный компромисс между ресурсом и удельной мощностью; LTO резко выделяется по ресурсу и мощностным характеристикам при наименьшей энергоёмкости; Na-ion система уступает NMC по энергоёмкости и LTO по мощности, но сохраняет перспективность как альтернативная тяговая система при умеренных требованиях к плотности энергии.</w:t>
       </w:r>
     </w:p>
@@ -4536,16 +4549,7 @@
           <w:sz w:val="28"/>
           <w:szCs w:val="28"/>
         </w:rPr>
-        <w:t xml:space="preserve">Таким образом, тяговая аккумуляторная батарея в составе электротранспортного комплекса является многопараметрическим объектом, для которого энергетические, тепловые, мощностные и деградационные процессы протекают совместно и во взаимном влиянии. Для NMC, LFP, LTO и Na-ion систем эти процессы развиваются по различным траекториям, что требует перехода от узкой химически специфичной диагностики к более общей унифицированной модели. Такой переход имеет принципиальное значение для всей дальнейшей логики диссертации, поскольку позволяет поставить задачу не только диагностики текущего состояния, но и прогноза остаточного ресурса по </w:t>
-      </w:r>
-      <w:r>
-        <w:rPr>
-          <w:rFonts w:ascii="Times New Roman" w:hAnsi="Times New Roman" w:cs="Times New Roman"/>
-          <w:sz w:val="28"/>
-          <w:szCs w:val="28"/>
-        </w:rPr>
-        <w:lastRenderedPageBreak/>
-        <w:t>импедансным параметрам в условиях нестационарной эксплуатации электротранспорта.</w:t>
+        <w:t>Таким образом, тяговая аккумуляторная батарея в составе электротранспортного комплекса является многопараметрическим объектом, для которого энергетические, тепловые, мощностные и деградационные процессы протекают совместно и во взаимном влиянии. Для NMC, LFP, LTO и Na-ion систем эти процессы развиваются по различным траекториям, что требует перехода от узкой химически специфичной диагностики к более общей унифицированной модели. Такой переход имеет принципиальное значение для всей дальнейшей логики диссертации, поскольку позволяет поставить задачу не только диагностики текущего состояния, но и прогноза остаточного ресурса по импедансным параметрам в условиях нестационарной эксплуатации электротранспорта.</w:t>
       </w:r>
     </w:p>
     <w:p>
@@ -4768,7 +4772,7 @@
           <w:sz w:val="28"/>
           <w:szCs w:val="28"/>
         </w:rPr>
-        <w:t xml:space="preserve">удобно рассматривать как эволюцию внутреннего состояния системы под действием электрохимических, диффузионных, тепловых и механических факторов. Пусть   </w:t>
+        <w:t xml:space="preserve">удобно рассматривать как эволюцию внутреннего состояния системы под действием электрохимических, диффузионных, тепловых и механических факторов. Пусть </w:t>
       </w:r>
       <w:r>
         <w:rPr>
@@ -4830,6 +4834,7 @@
         <w:tc>
           <w:tcPr>
             <w:tcW w:w="2668" w:type="dxa"/>
+            <w:vAlign w:val="center"/>
           </w:tcPr>
           <w:p>
             <w:pPr>
@@ -4846,6 +4851,7 @@
         <w:tc>
           <w:tcPr>
             <w:tcW w:w="4415" w:type="dxa"/>
+            <w:vAlign w:val="center"/>
           </w:tcPr>
           <w:p>
             <w:pPr>
@@ -4866,10 +4872,10 @@
                 <w:szCs w:val="28"/>
               </w:rPr>
               <w:object w:dxaOrig="3379" w:dyaOrig="620" w14:anchorId="46A08211">
-                <v:shape id="_x0000_i1178" type="#_x0000_t75" style="width:168.3pt;height:31.3pt" o:ole="">
+                <v:shape id="_x0000_i1032" type="#_x0000_t75" style="width:168.3pt;height:31.3pt" o:ole="">
                   <v:imagedata r:id="rId27" o:title=""/>
                 </v:shape>
-                <o:OLEObject Type="Embed" ProgID="Equation.DSMT4" ShapeID="_x0000_i1178" DrawAspect="Content" ObjectID="_1846673625" r:id="rId28"/>
+                <o:OLEObject Type="Embed" ProgID="Equation.DSMT4" ShapeID="_x0000_i1032" DrawAspect="Content" ObjectID="_1846673949" r:id="rId28"/>
               </w:object>
             </w:r>
             <w:r>
@@ -4885,6 +4891,7 @@
         <w:tc>
           <w:tcPr>
             <w:tcW w:w="2668" w:type="dxa"/>
+            <w:vAlign w:val="center"/>
           </w:tcPr>
           <w:p>
             <w:pPr>
@@ -4927,18 +4934,14 @@
         </w:rPr>
         <w:t>где</w:t>
       </w:r>
-    </w:p>
-    <w:p>
-      <w:pPr>
-        <w:spacing w:line="360" w:lineRule="auto"/>
-        <w:ind w:firstLine="709"/>
-        <w:jc w:val="both"/>
-        <w:rPr>
-          <w:rFonts w:ascii="Times New Roman" w:hAnsi="Times New Roman" w:cs="Times New Roman"/>
-          <w:sz w:val="28"/>
-          <w:szCs w:val="28"/>
-        </w:rPr>
-      </w:pPr>
+      <w:r>
+        <w:rPr>
+          <w:rFonts w:ascii="Times New Roman" w:hAnsi="Times New Roman" w:cs="Times New Roman"/>
+          <w:sz w:val="28"/>
+          <w:szCs w:val="28"/>
+        </w:rPr>
+        <w:t xml:space="preserve"> </w:t>
+      </w:r>
       <w:r>
         <w:rPr>
           <w:rFonts w:ascii="Times New Roman" w:hAnsi="Times New Roman" w:cs="Times New Roman"/>
@@ -4986,18 +4989,14 @@
         </w:rPr>
         <w:t>;</w:t>
       </w:r>
-    </w:p>
-    <w:p>
-      <w:pPr>
-        <w:spacing w:line="360" w:lineRule="auto"/>
-        <w:ind w:firstLine="709"/>
-        <w:jc w:val="both"/>
-        <w:rPr>
-          <w:rFonts w:ascii="Times New Roman" w:hAnsi="Times New Roman" w:cs="Times New Roman"/>
-          <w:sz w:val="28"/>
-          <w:szCs w:val="28"/>
-        </w:rPr>
-      </w:pPr>
+      <w:r>
+        <w:rPr>
+          <w:rFonts w:ascii="Times New Roman" w:hAnsi="Times New Roman" w:cs="Times New Roman"/>
+          <w:sz w:val="28"/>
+          <w:szCs w:val="28"/>
+        </w:rPr>
+        <w:t xml:space="preserve"> </w:t>
+      </w:r>
       <w:r>
         <w:rPr>
           <w:rFonts w:ascii="Times New Roman" w:hAnsi="Times New Roman" w:cs="Times New Roman"/>
@@ -5037,18 +5036,14 @@
         </w:rPr>
         <w:t>;</w:t>
       </w:r>
-    </w:p>
-    <w:p>
-      <w:pPr>
-        <w:spacing w:line="360" w:lineRule="auto"/>
-        <w:ind w:firstLine="709"/>
-        <w:jc w:val="both"/>
-        <w:rPr>
-          <w:rFonts w:ascii="Times New Roman" w:hAnsi="Times New Roman" w:cs="Times New Roman"/>
-          <w:sz w:val="28"/>
-          <w:szCs w:val="28"/>
-        </w:rPr>
-      </w:pPr>
+      <w:r>
+        <w:rPr>
+          <w:rFonts w:ascii="Times New Roman" w:hAnsi="Times New Roman" w:cs="Times New Roman"/>
+          <w:sz w:val="28"/>
+          <w:szCs w:val="28"/>
+        </w:rPr>
+        <w:t xml:space="preserve"> </w:t>
+      </w:r>
       <w:r>
         <w:rPr>
           <w:rFonts w:ascii="Times New Roman" w:hAnsi="Times New Roman" w:cs="Times New Roman"/>
@@ -5096,18 +5091,14 @@
         </w:rPr>
         <w:t>;</w:t>
       </w:r>
-    </w:p>
-    <w:p>
-      <w:pPr>
-        <w:spacing w:line="360" w:lineRule="auto"/>
-        <w:ind w:firstLine="709"/>
-        <w:jc w:val="both"/>
-        <w:rPr>
-          <w:rFonts w:ascii="Times New Roman" w:hAnsi="Times New Roman" w:cs="Times New Roman"/>
-          <w:sz w:val="28"/>
-          <w:szCs w:val="28"/>
-        </w:rPr>
-      </w:pPr>
+      <w:r>
+        <w:rPr>
+          <w:rFonts w:ascii="Times New Roman" w:hAnsi="Times New Roman" w:cs="Times New Roman"/>
+          <w:sz w:val="28"/>
+          <w:szCs w:val="28"/>
+        </w:rPr>
+        <w:t xml:space="preserve"> </w:t>
+      </w:r>
       <w:r>
         <w:rPr>
           <w:rFonts w:ascii="Times New Roman" w:hAnsi="Times New Roman" w:cs="Times New Roman"/>
@@ -5155,18 +5146,14 @@
         </w:rPr>
         <w:t>;</w:t>
       </w:r>
-    </w:p>
-    <w:p>
-      <w:pPr>
-        <w:spacing w:line="360" w:lineRule="auto"/>
-        <w:ind w:firstLine="709"/>
-        <w:jc w:val="both"/>
-        <w:rPr>
-          <w:rFonts w:ascii="Times New Roman" w:hAnsi="Times New Roman" w:cs="Times New Roman"/>
-          <w:sz w:val="28"/>
-          <w:szCs w:val="28"/>
-        </w:rPr>
-      </w:pPr>
+      <w:r>
+        <w:rPr>
+          <w:rFonts w:ascii="Times New Roman" w:hAnsi="Times New Roman" w:cs="Times New Roman"/>
+          <w:sz w:val="28"/>
+          <w:szCs w:val="28"/>
+        </w:rPr>
+        <w:t xml:space="preserve"> </w:t>
+      </w:r>
       <w:r>
         <w:rPr>
           <w:rFonts w:ascii="Times New Roman" w:hAnsi="Times New Roman" w:cs="Times New Roman"/>
@@ -5263,6 +5250,7 @@
         <w:tc>
           <w:tcPr>
             <w:tcW w:w="3209" w:type="dxa"/>
+            <w:vAlign w:val="center"/>
           </w:tcPr>
           <w:p>
             <w:pPr>
@@ -5280,6 +5268,7 @@
         <w:tc>
           <w:tcPr>
             <w:tcW w:w="3209" w:type="dxa"/>
+            <w:vAlign w:val="center"/>
           </w:tcPr>
           <w:p>
             <w:pPr>
@@ -5301,10 +5290,10 @@
                 <w:lang w:val="en-US"/>
               </w:rPr>
               <w:object w:dxaOrig="960" w:dyaOrig="680" w14:anchorId="279BC301">
-                <v:shape id="_x0000_i1182" type="#_x0000_t75" style="width:47.7pt;height:33.65pt" o:ole="">
+                <v:shape id="_x0000_i1033" type="#_x0000_t75" style="width:47.7pt;height:33.65pt" o:ole="">
                   <v:imagedata r:id="rId29" o:title=""/>
                 </v:shape>
-                <o:OLEObject Type="Embed" ProgID="Equation.DSMT4" ShapeID="_x0000_i1182" DrawAspect="Content" ObjectID="_1846673626" r:id="rId30"/>
+                <o:OLEObject Type="Embed" ProgID="Equation.DSMT4" ShapeID="_x0000_i1033" DrawAspect="Content" ObjectID="_1846673950" r:id="rId30"/>
               </w:object>
             </w:r>
             <w:r>
@@ -5320,6 +5309,7 @@
         <w:tc>
           <w:tcPr>
             <w:tcW w:w="3209" w:type="dxa"/>
+            <w:vAlign w:val="center"/>
           </w:tcPr>
           <w:p>
             <w:pPr>
@@ -5426,6 +5416,7 @@
           <w:sz w:val="28"/>
           <w:szCs w:val="28"/>
         </w:rPr>
+        <w:lastRenderedPageBreak/>
         <w:t>Если в процессе старения уменьшается эффективная активная площадь, снижается доступность реакционных центров или ухудшается межфазная кинетика, обменный ток уменьшается, а</w:t>
       </w:r>
       <w:r>
@@ -5648,6 +5639,7 @@
         <w:tc>
           <w:tcPr>
             <w:tcW w:w="3209" w:type="dxa"/>
+            <w:vAlign w:val="center"/>
           </w:tcPr>
           <w:p>
             <w:pPr>
@@ -5664,6 +5656,7 @@
         <w:tc>
           <w:tcPr>
             <w:tcW w:w="3209" w:type="dxa"/>
+            <w:vAlign w:val="center"/>
           </w:tcPr>
           <w:p>
             <w:pPr>
@@ -5684,10 +5677,10 @@
                 <w:szCs w:val="28"/>
               </w:rPr>
               <w:object w:dxaOrig="1280" w:dyaOrig="660" w14:anchorId="013A6453">
-                <v:shape id="_x0000_i1187" type="#_x0000_t75" style="width:64.05pt;height:31.8pt" o:ole="">
+                <v:shape id="_x0000_i1034" type="#_x0000_t75" style="width:64.05pt;height:31.8pt" o:ole="">
                   <v:imagedata r:id="rId31" o:title=""/>
                 </v:shape>
-                <o:OLEObject Type="Embed" ProgID="Equation.DSMT4" ShapeID="_x0000_i1187" DrawAspect="Content" ObjectID="_1846673627" r:id="rId32"/>
+                <o:OLEObject Type="Embed" ProgID="Equation.DSMT4" ShapeID="_x0000_i1034" DrawAspect="Content" ObjectID="_1846673951" r:id="rId32"/>
               </w:object>
             </w:r>
             <w:r>
@@ -5703,6 +5696,7 @@
         <w:tc>
           <w:tcPr>
             <w:tcW w:w="3209" w:type="dxa"/>
+            <w:vAlign w:val="center"/>
           </w:tcPr>
           <w:p>
             <w:pPr>
@@ -5788,7 +5782,7 @@
           <v:shape id="_x0000_i1035" type="#_x0000_t75" style="width:51.45pt;height:21.5pt" o:ole="">
             <v:imagedata r:id="rId33" o:title=""/>
           </v:shape>
-          <o:OLEObject Type="Embed" ProgID="Equation.DSMT4" ShapeID="_x0000_i1035" DrawAspect="Content" ObjectID="_1846673628" r:id="rId34"/>
+          <o:OLEObject Type="Embed" ProgID="Equation.DSMT4" ShapeID="_x0000_i1035" DrawAspect="Content" ObjectID="_1846673952" r:id="rId34"/>
         </w:object>
       </w:r>
     </w:p>
@@ -5836,7 +5830,7 @@
           <v:shape id="_x0000_i1036" type="#_x0000_t75" style="width:62.65pt;height:20.55pt" o:ole="">
             <v:imagedata r:id="rId35" o:title=""/>
           </v:shape>
-          <o:OLEObject Type="Embed" ProgID="Equation.DSMT4" ShapeID="_x0000_i1036" DrawAspect="Content" ObjectID="_1846673629" r:id="rId36"/>
+          <o:OLEObject Type="Embed" ProgID="Equation.DSMT4" ShapeID="_x0000_i1036" DrawAspect="Content" ObjectID="_1846673953" r:id="rId36"/>
         </w:object>
       </w:r>
     </w:p>
@@ -5857,16 +5851,7 @@
           <w:sz w:val="28"/>
           <w:szCs w:val="28"/>
         </w:rPr>
-        <w:t xml:space="preserve">Эта зависимость особенно важна для объяснения ранней стадии старения, когда снижение ёмкости ещё умеренно, а рост сопротивления уже становится </w:t>
-      </w:r>
-      <w:r>
-        <w:rPr>
-          <w:rFonts w:ascii="Times New Roman" w:hAnsi="Times New Roman" w:cs="Times New Roman"/>
-          <w:sz w:val="28"/>
-          <w:szCs w:val="28"/>
-        </w:rPr>
-        <w:lastRenderedPageBreak/>
-        <w:t>заметным. В дальнейшем, по мере вовлечения механических и структурных механизмов, зависимость может стать близкой к линейной или даже сверхлинейной.</w:t>
+        <w:t>Эта зависимость особенно важна для объяснения ранней стадии старения, когда снижение ёмкости ещё умеренно, а рост сопротивления уже становится заметным. В дальнейшем, по мере вовлечения механических и структурных механизмов, зависимость может стать близкой к линейной или даже сверхлинейной.</w:t>
       </w:r>
     </w:p>
     <w:p>
@@ -5912,6 +5897,7 @@
         <w:tc>
           <w:tcPr>
             <w:tcW w:w="3209" w:type="dxa"/>
+            <w:vAlign w:val="center"/>
           </w:tcPr>
           <w:p>
             <w:pPr>
@@ -5928,6 +5914,7 @@
         <w:tc>
           <w:tcPr>
             <w:tcW w:w="3209" w:type="dxa"/>
+            <w:vAlign w:val="center"/>
           </w:tcPr>
           <w:p>
             <w:pPr>
@@ -5949,10 +5936,10 @@
                 <w:lang w:val="en-US"/>
               </w:rPr>
               <w:object w:dxaOrig="2079" w:dyaOrig="680" w14:anchorId="53410C15">
-                <v:shape id="_x0000_i1191" type="#_x0000_t75" style="width:103.8pt;height:33.65pt" o:ole="">
+                <v:shape id="_x0000_i1037" type="#_x0000_t75" style="width:103.8pt;height:33.65pt" o:ole="">
                   <v:imagedata r:id="rId37" o:title=""/>
                 </v:shape>
-                <o:OLEObject Type="Embed" ProgID="Equation.DSMT4" ShapeID="_x0000_i1191" DrawAspect="Content" ObjectID="_1846673630" r:id="rId38"/>
+                <o:OLEObject Type="Embed" ProgID="Equation.DSMT4" ShapeID="_x0000_i1037" DrawAspect="Content" ObjectID="_1846673954" r:id="rId38"/>
               </w:object>
             </w:r>
             <w:r>
@@ -5968,6 +5955,7 @@
         <w:tc>
           <w:tcPr>
             <w:tcW w:w="3209" w:type="dxa"/>
+            <w:vAlign w:val="center"/>
           </w:tcPr>
           <w:p>
             <w:pPr>
@@ -6068,6 +6056,7 @@
           <w:sz w:val="28"/>
           <w:szCs w:val="28"/>
         </w:rPr>
+        <w:lastRenderedPageBreak/>
         <w:t xml:space="preserve">Применение этой формулы в данной работе обосновано тем, что межфазные реакции, разложение электролита, растворение переходных металлов, газообразование и многие формы структурной релаксации являются термоактивируемыми. Следовательно, даже одинаковая химическая система при разных тепловых режимах будет демонстрировать различную траекторию деградации. Современные обзоры по NMC, LFP и LTO системам подтверждают критическую роль температуры и </w:t>
       </w:r>
       <w:r>
@@ -6278,7 +6267,7 @@
           <w:sz w:val="28"/>
           <w:szCs w:val="28"/>
         </w:rPr>
-        <w:t xml:space="preserve">С точки зрения кинетики старения это означает, что деградация NMC идёт одновременно по двум связанным контурам. Первый контур — катодный: </w:t>
+        <w:t xml:space="preserve">С точки зрения кинетики старения это означает, что деградация NMC идёт одновременно по двум связанным контурам. Первый контур — катодный: структурная перестройка кристаллической решётки, накопление механических дефектов, потеря электрического контакта между частицами и рост межфазной реакционной активности. Второй контур — анодный и межсистемный: осаждение продуктов побочных реакций, изменение состава SEI, перенос растворившихся переходных металлов к аноду и ускорение потери циклируемого лития. В спектре импеданса это, как правило, проявляется сравнительно </w:t>
       </w:r>
       <w:r>
         <w:rPr>
@@ -6287,7 +6276,7 @@
           <w:szCs w:val="28"/>
         </w:rPr>
         <w:lastRenderedPageBreak/>
-        <w:t>структурная перестройка кристаллической решётки, накопление механических дефектов, потеря электрического контакта между частицами и рост межфазной реакционной активности. Второй контур — анодный и межсистемный: осаждение продуктов побочных реакций, изменение состава SEI, перенос растворившихся переходных металлов к аноду и ускорение потери циклируемого лития. В спектре импеданса это, как правило, проявляется сравнительно быстрым ростом полукруга переноса заряда и последующим усилением низкочастотной диффузионной компоненты.</w:t>
+        <w:t>быстрым ростом полукруга переноса заряда и последующим усилением низкочастотной диффузионной компоненты.</w:t>
       </w:r>
     </w:p>
     <w:p>
@@ -6333,6 +6322,7 @@
         <w:tc>
           <w:tcPr>
             <w:tcW w:w="2495" w:type="dxa"/>
+            <w:vAlign w:val="center"/>
           </w:tcPr>
           <w:p>
             <w:pPr>
@@ -6349,6 +6339,7 @@
         <w:tc>
           <w:tcPr>
             <w:tcW w:w="4730" w:type="dxa"/>
+            <w:vAlign w:val="center"/>
           </w:tcPr>
           <w:p>
             <w:pPr>
@@ -6369,10 +6360,10 @@
                 <w:szCs w:val="28"/>
               </w:rPr>
               <w:object w:dxaOrig="3700" w:dyaOrig="400" w14:anchorId="5C1C648B">
-                <v:shape id="_x0000_i1202" type="#_x0000_t75" style="width:185.6pt;height:20.55pt" o:ole="">
+                <v:shape id="_x0000_i1038" type="#_x0000_t75" style="width:185.6pt;height:20.55pt" o:ole="">
                   <v:imagedata r:id="rId39" o:title=""/>
                 </v:shape>
-                <o:OLEObject Type="Embed" ProgID="Equation.DSMT4" ShapeID="_x0000_i1202" DrawAspect="Content" ObjectID="_1846673631" r:id="rId40"/>
+                <o:OLEObject Type="Embed" ProgID="Equation.DSMT4" ShapeID="_x0000_i1038" DrawAspect="Content" ObjectID="_1846673955" r:id="rId40"/>
               </w:object>
             </w:r>
             <w:r>
@@ -6388,6 +6379,7 @@
         <w:tc>
           <w:tcPr>
             <w:tcW w:w="2495" w:type="dxa"/>
+            <w:vAlign w:val="center"/>
           </w:tcPr>
           <w:p>
             <w:pPr>
@@ -6427,8 +6419,17 @@
           <w:rFonts w:ascii="Times New Roman" w:hAnsi="Times New Roman" w:cs="Times New Roman"/>
           <w:sz w:val="28"/>
           <w:szCs w:val="28"/>
-        </w:rPr>
-        <w:t xml:space="preserve">где </w:t>
+          <w:highlight w:val="yellow"/>
+        </w:rPr>
+        <w:t>где</w:t>
+      </w:r>
+      <w:r>
+        <w:rPr>
+          <w:rFonts w:ascii="Times New Roman" w:hAnsi="Times New Roman" w:cs="Times New Roman"/>
+          <w:sz w:val="28"/>
+          <w:szCs w:val="28"/>
+        </w:rPr>
+        <w:t xml:space="preserve"> </w:t>
       </w:r>
     </w:p>
     <w:p>
@@ -6575,8 +6576,20 @@
           <w:sz w:val="28"/>
           <w:szCs w:val="28"/>
         </w:rPr>
-        <w:t xml:space="preserve">Литий-железо-фосфатные аккумуляторы характеризуются более высокой термической стабильностью, развитой эксплуатационной безопасностью и, как правило, большим циклическим ресурсом по сравнению с NMC. Эти свойства связаны с оливиновой структурой LiFePO, которая термодинамически более устойчива и менее склонна к кислородной нестабильности, однако имеет </w:t>
-      </w:r>
+        <w:t>Литий-железо-фосфатные аккумуляторы характеризуются более высокой термической стабильностью, развитой эксплуатационной безопасностью и, как правило, большим циклическим ресурсом по сравнению с NMC. Эти свойства связаны с оливиновой структурой LiFePO, которая термодинамически более устойчива и менее склонна к кислородной нестабильности, однако имеет меньшую собственную электронную проводимость и одномерные каналы диффузии лития. Современные обзоры LFP подчёркивают именно эту двойственность: высокая структурная устойчивость сочетается с более жёсткими требованиями к проводящим покрытиям, размеру частиц и межфазной архитектуре.</w:t>
+      </w:r>
+    </w:p>
+    <w:p>
+      <w:pPr>
+        <w:spacing w:line="360" w:lineRule="auto"/>
+        <w:ind w:firstLine="709"/>
+        <w:jc w:val="both"/>
+        <w:rPr>
+          <w:rFonts w:ascii="Times New Roman" w:hAnsi="Times New Roman" w:cs="Times New Roman"/>
+          <w:sz w:val="28"/>
+          <w:szCs w:val="28"/>
+        </w:rPr>
+      </w:pPr>
       <w:r>
         <w:rPr>
           <w:rFonts w:ascii="Times New Roman" w:hAnsi="Times New Roman" w:cs="Times New Roman"/>
@@ -6584,26 +6597,6 @@
           <w:szCs w:val="28"/>
         </w:rPr>
         <w:lastRenderedPageBreak/>
-        <w:t>меньшую собственную электронную проводимость и одномерные каналы диффузии лития. Современные обзоры LFP подчёркивают именно эту двойственность: высокая структурная устойчивость сочетается с более жёсткими требованиями к проводящим покрытиям, размеру частиц и межфазной архитектуре.</w:t>
-      </w:r>
-    </w:p>
-    <w:p>
-      <w:pPr>
-        <w:spacing w:line="360" w:lineRule="auto"/>
-        <w:ind w:firstLine="709"/>
-        <w:jc w:val="both"/>
-        <w:rPr>
-          <w:rFonts w:ascii="Times New Roman" w:hAnsi="Times New Roman" w:cs="Times New Roman"/>
-          <w:sz w:val="28"/>
-          <w:szCs w:val="28"/>
-        </w:rPr>
-      </w:pPr>
-      <w:r>
-        <w:rPr>
-          <w:rFonts w:ascii="Times New Roman" w:hAnsi="Times New Roman" w:cs="Times New Roman"/>
-          <w:sz w:val="28"/>
-          <w:szCs w:val="28"/>
-        </w:rPr>
         <w:t xml:space="preserve">Для LFP-систем ранняя деградация часто определяется не столько разрушением катода, сколько потерей циклируемого лития, деградацией графитового анода и постепенным ростом импеданса на фоне сокращения эффективной реакционной площади. Обзор </w:t>
       </w:r>
       <w:r>
@@ -6824,6 +6817,7 @@
         <w:tc>
           <w:tcPr>
             <w:tcW w:w="2625" w:type="dxa"/>
+            <w:vAlign w:val="center"/>
           </w:tcPr>
           <w:p>
             <w:pPr>
@@ -6840,6 +6834,7 @@
         <w:tc>
           <w:tcPr>
             <w:tcW w:w="4316" w:type="dxa"/>
+            <w:vAlign w:val="center"/>
           </w:tcPr>
           <w:p>
             <w:pPr>
@@ -6861,10 +6856,10 @@
                 <w:lang w:val="en-US"/>
               </w:rPr>
               <w:object w:dxaOrig="3320" w:dyaOrig="440" w14:anchorId="770E539D">
-                <v:shape id="_x0000_i1211" type="#_x0000_t75" style="width:165.95pt;height:21.95pt" o:ole="">
+                <v:shape id="_x0000_i1039" type="#_x0000_t75" style="width:165.95pt;height:21.95pt" o:ole="">
                   <v:imagedata r:id="rId41" o:title=""/>
                 </v:shape>
-                <o:OLEObject Type="Embed" ProgID="Equation.DSMT4" ShapeID="_x0000_i1211" DrawAspect="Content" ObjectID="_1846673632" r:id="rId42"/>
+                <o:OLEObject Type="Embed" ProgID="Equation.DSMT4" ShapeID="_x0000_i1039" DrawAspect="Content" ObjectID="_1846673956" r:id="rId42"/>
               </w:object>
             </w:r>
             <w:r>
@@ -6880,6 +6875,7 @@
         <w:tc>
           <w:tcPr>
             <w:tcW w:w="2757" w:type="dxa"/>
+            <w:vAlign w:val="center"/>
           </w:tcPr>
           <w:p>
             <w:pPr>
@@ -6922,18 +6918,14 @@
         </w:rPr>
         <w:t>где</w:t>
       </w:r>
-    </w:p>
-    <w:p>
-      <w:pPr>
-        <w:spacing w:line="360" w:lineRule="auto"/>
-        <w:ind w:firstLine="709"/>
-        <w:jc w:val="both"/>
-        <w:rPr>
-          <w:rFonts w:ascii="Times New Roman" w:hAnsi="Times New Roman" w:cs="Times New Roman"/>
-          <w:sz w:val="28"/>
-          <w:szCs w:val="28"/>
-        </w:rPr>
-      </w:pPr>
+      <w:r>
+        <w:rPr>
+          <w:rFonts w:ascii="Times New Roman" w:hAnsi="Times New Roman" w:cs="Times New Roman"/>
+          <w:sz w:val="28"/>
+          <w:szCs w:val="28"/>
+        </w:rPr>
+        <w:t xml:space="preserve"> </w:t>
+      </w:r>
       <w:r>
         <w:rPr>
           <w:rFonts w:ascii="Times New Roman" w:hAnsi="Times New Roman" w:cs="Times New Roman"/>
@@ -6972,18 +6964,14 @@
         </w:rPr>
         <w:t>отвечает за раннюю межфазную деградацию;</w:t>
       </w:r>
-    </w:p>
-    <w:p>
-      <w:pPr>
-        <w:spacing w:line="360" w:lineRule="auto"/>
-        <w:ind w:firstLine="709"/>
-        <w:jc w:val="both"/>
-        <w:rPr>
-          <w:rFonts w:ascii="Times New Roman" w:hAnsi="Times New Roman" w:cs="Times New Roman"/>
-          <w:sz w:val="28"/>
-          <w:szCs w:val="28"/>
-        </w:rPr>
-      </w:pPr>
+      <w:r>
+        <w:rPr>
+          <w:rFonts w:ascii="Times New Roman" w:hAnsi="Times New Roman" w:cs="Times New Roman"/>
+          <w:sz w:val="28"/>
+          <w:szCs w:val="28"/>
+        </w:rPr>
+        <w:t xml:space="preserve"> </w:t>
+      </w:r>
       <w:r>
         <w:rPr>
           <w:rFonts w:ascii="Times New Roman" w:hAnsi="Times New Roman" w:cs="Times New Roman"/>
@@ -7032,7 +7020,6 @@
           <w:sz w:val="28"/>
           <w:szCs w:val="28"/>
         </w:rPr>
-        <w:lastRenderedPageBreak/>
         <w:t>Такая форма позволяет описывать наблюдаемую в ресурсных тестах ситуацию, когда ёмкость уменьшается относительно плавно, но внутренний импеданс устойчиво растёт и начинает ограничивать прежде всего мощностные характеристики батареи.</w:t>
       </w:r>
     </w:p>
@@ -7353,7 +7340,54 @@
           <w:sz w:val="28"/>
           <w:szCs w:val="28"/>
         </w:rPr>
-        <w:t xml:space="preserve"> как такового. Это </w:t>
+        <w:t xml:space="preserve"> как такового. Это подтверждается и специализированным EIS-исследованием для Li-ion батарей с LTO-анодом, где было показано, что уменьшение ёмкости при циклировании главным образом связано с ростом межфазного сопротивления и деградацией катодной стороны.</w:t>
+      </w:r>
+    </w:p>
+    <w:p>
+      <w:pPr>
+        <w:spacing w:line="360" w:lineRule="auto"/>
+        <w:ind w:firstLine="709"/>
+        <w:jc w:val="both"/>
+        <w:rPr>
+          <w:rFonts w:ascii="Times New Roman" w:hAnsi="Times New Roman" w:cs="Times New Roman"/>
+          <w:sz w:val="28"/>
+          <w:szCs w:val="28"/>
+        </w:rPr>
+      </w:pPr>
+      <w:r>
+        <w:rPr>
+          <w:rFonts w:ascii="Times New Roman" w:hAnsi="Times New Roman" w:cs="Times New Roman"/>
+          <w:sz w:val="28"/>
+          <w:szCs w:val="28"/>
+        </w:rPr>
+        <w:t xml:space="preserve">Для целей диссертации это важно по двум причинам. Во-первых, LTO служит эталонной </w:t>
+      </w:r>
+      <w:commentRangeStart w:id="4"/>
+      <w:r>
+        <w:rPr>
+          <w:rFonts w:ascii="Times New Roman" w:hAnsi="Times New Roman" w:cs="Times New Roman"/>
+          <w:sz w:val="28"/>
+          <w:szCs w:val="28"/>
+        </w:rPr>
+        <w:t xml:space="preserve">высокоресурсной </w:t>
+      </w:r>
+      <w:commentRangeEnd w:id="4"/>
+      <w:r>
+        <w:rPr>
+          <w:rStyle w:val="ad"/>
+          <w:rFonts w:ascii="Times New Roman" w:hAnsi="Times New Roman" w:cs="Times New Roman"/>
+          <w:sz w:val="28"/>
+          <w:szCs w:val="28"/>
+        </w:rPr>
+        <w:commentReference w:id="4"/>
+      </w:r>
+      <w:r>
+        <w:rPr>
+          <w:rFonts w:ascii="Times New Roman" w:hAnsi="Times New Roman" w:cs="Times New Roman"/>
+          <w:sz w:val="28"/>
+          <w:szCs w:val="28"/>
+        </w:rPr>
+        <w:t xml:space="preserve">системой, на которой удобно проверять чувствительность импедансных критериев к медленным деградационным </w:t>
       </w:r>
       <w:r>
         <w:rPr>
@@ -7362,54 +7396,7 @@
           <w:szCs w:val="28"/>
         </w:rPr>
         <w:lastRenderedPageBreak/>
-        <w:t>подтверждается и специализированным EIS-исследованием для Li-ion батарей с LTO-анодом, где было показано, что уменьшение ёмкости при циклировании главным образом связано с ростом межфазного сопротивления и деградацией катодной стороны.</w:t>
-      </w:r>
-    </w:p>
-    <w:p>
-      <w:pPr>
-        <w:spacing w:line="360" w:lineRule="auto"/>
-        <w:ind w:firstLine="709"/>
-        <w:jc w:val="both"/>
-        <w:rPr>
-          <w:rFonts w:ascii="Times New Roman" w:hAnsi="Times New Roman" w:cs="Times New Roman"/>
-          <w:sz w:val="28"/>
-          <w:szCs w:val="28"/>
-        </w:rPr>
-      </w:pPr>
-      <w:r>
-        <w:rPr>
-          <w:rFonts w:ascii="Times New Roman" w:hAnsi="Times New Roman" w:cs="Times New Roman"/>
-          <w:sz w:val="28"/>
-          <w:szCs w:val="28"/>
-        </w:rPr>
-        <w:t xml:space="preserve">Для целей диссертации это важно по двум причинам. Во-первых, LTO служит эталонной </w:t>
-      </w:r>
-      <w:commentRangeStart w:id="4"/>
-      <w:r>
-        <w:rPr>
-          <w:rFonts w:ascii="Times New Roman" w:hAnsi="Times New Roman" w:cs="Times New Roman"/>
-          <w:sz w:val="28"/>
-          <w:szCs w:val="28"/>
-        </w:rPr>
-        <w:t xml:space="preserve">высокоресурсной </w:t>
-      </w:r>
-      <w:commentRangeEnd w:id="4"/>
-      <w:r>
-        <w:rPr>
-          <w:rStyle w:val="ad"/>
-          <w:rFonts w:ascii="Times New Roman" w:hAnsi="Times New Roman" w:cs="Times New Roman"/>
-          <w:sz w:val="28"/>
-          <w:szCs w:val="28"/>
-        </w:rPr>
-        <w:commentReference w:id="4"/>
-      </w:r>
-      <w:r>
-        <w:rPr>
-          <w:rFonts w:ascii="Times New Roman" w:hAnsi="Times New Roman" w:cs="Times New Roman"/>
-          <w:sz w:val="28"/>
-          <w:szCs w:val="28"/>
-        </w:rPr>
-        <w:t>системой, на которой удобно проверять чувствительность импедансных критериев к медленным деградационным процессам. Во-вторых, поведение LTO показывает, что одна и та же диагностическая переменная</w:t>
+        <w:t>процессам. Во-вторых, поведение LTO показывает, что одна и та же диагностическая переменная</w:t>
       </w:r>
       <w:r>
         <w:rPr>
@@ -7683,16 +7670,7 @@
           <w:sz w:val="28"/>
           <w:szCs w:val="28"/>
         </w:rPr>
-        <w:t xml:space="preserve">ion аккумуляторов чаще наблюдаются более высокие значения как омической, так и зарядопереносной </w:t>
-      </w:r>
-      <w:r>
-        <w:rPr>
-          <w:rFonts w:ascii="Times New Roman" w:hAnsi="Times New Roman" w:cs="Times New Roman"/>
-          <w:sz w:val="28"/>
-          <w:szCs w:val="28"/>
-        </w:rPr>
-        <w:lastRenderedPageBreak/>
-        <w:t xml:space="preserve">составляющей импеданса. Современные обзоры механизмов деградации </w:t>
+        <w:t xml:space="preserve">ion аккумуляторов чаще наблюдаются более высокие значения как омической, так и зарядопереносной составляющей импеданса. Современные обзоры механизмов деградации </w:t>
       </w:r>
       <w:r>
         <w:rPr>
@@ -7764,6 +7742,7 @@
         <w:tc>
           <w:tcPr>
             <w:tcW w:w="2571" w:type="dxa"/>
+            <w:vAlign w:val="center"/>
           </w:tcPr>
           <w:p>
             <w:pPr>
@@ -7780,6 +7759,7 @@
         <w:tc>
           <w:tcPr>
             <w:tcW w:w="4512" w:type="dxa"/>
+            <w:vAlign w:val="center"/>
           </w:tcPr>
           <w:p>
             <w:pPr>
@@ -7800,10 +7780,10 @@
                 <w:szCs w:val="28"/>
               </w:rPr>
               <w:object w:dxaOrig="3420" w:dyaOrig="400" w14:anchorId="3F4D2CC1">
-                <v:shape id="_x0000_i1224" type="#_x0000_t75" style="width:170.65pt;height:20.55pt" o:ole="">
+                <v:shape id="_x0000_i1040" type="#_x0000_t75" style="width:170.65pt;height:20.55pt" o:ole="">
                   <v:imagedata r:id="rId43" o:title=""/>
                 </v:shape>
-                <o:OLEObject Type="Embed" ProgID="Equation.DSMT4" ShapeID="_x0000_i1224" DrawAspect="Content" ObjectID="_1846673633" r:id="rId44"/>
+                <o:OLEObject Type="Embed" ProgID="Equation.DSMT4" ShapeID="_x0000_i1040" DrawAspect="Content" ObjectID="_1846673957" r:id="rId44"/>
               </w:object>
             </w:r>
             <w:r>
@@ -7819,6 +7799,7 @@
         <w:tc>
           <w:tcPr>
             <w:tcW w:w="2714" w:type="dxa"/>
+            <w:vAlign w:val="center"/>
           </w:tcPr>
           <w:p>
             <w:pPr>
@@ -8172,7 +8153,6 @@
                 <w:sz w:val="28"/>
                 <w:szCs w:val="28"/>
               </w:rPr>
-              <w:lastRenderedPageBreak/>
               <w:t>NMC</w:t>
             </w:r>
           </w:p>
@@ -8197,7 +8177,16 @@
                 <w:sz w:val="28"/>
                 <w:szCs w:val="28"/>
               </w:rPr>
-              <w:t>рост межфазных сопротивлений, микротрещины катода, растворение переходных металлов, потеря активного лития</w:t>
+              <w:t xml:space="preserve">рост межфазных сопротивлений, микротрещины катода, растворение переходных </w:t>
+            </w:r>
+            <w:r>
+              <w:rPr>
+                <w:rFonts w:ascii="Times New Roman" w:hAnsi="Times New Roman" w:cs="Times New Roman"/>
+                <w:sz w:val="28"/>
+                <w:szCs w:val="28"/>
+              </w:rPr>
+              <w:lastRenderedPageBreak/>
+              <w:t>металлов, потеря активного лития</w:t>
             </w:r>
           </w:p>
         </w:tc>
@@ -8221,6 +8210,7 @@
                 <w:sz w:val="28"/>
                 <w:szCs w:val="28"/>
               </w:rPr>
+              <w:lastRenderedPageBreak/>
               <w:t xml:space="preserve">быстрый рост </w:t>
             </w:r>
             <w:r>
@@ -8255,7 +8245,16 @@
                 <w:sz w:val="28"/>
                 <w:szCs w:val="28"/>
               </w:rPr>
-              <w:t>Найквиста, усиление низкочастотного хвоста</w:t>
+              <w:t xml:space="preserve">Найквиста, усиление </w:t>
+            </w:r>
+            <w:r>
+              <w:rPr>
+                <w:rFonts w:ascii="Times New Roman" w:hAnsi="Times New Roman" w:cs="Times New Roman"/>
+                <w:sz w:val="28"/>
+                <w:szCs w:val="28"/>
+              </w:rPr>
+              <w:lastRenderedPageBreak/>
+              <w:t>низкочастотного хвоста</w:t>
             </w:r>
           </w:p>
         </w:tc>
@@ -8279,6 +8278,7 @@
                 <w:sz w:val="28"/>
                 <w:szCs w:val="28"/>
               </w:rPr>
+              <w:lastRenderedPageBreak/>
               <w:t>высокий SOC, высокая температура, высокое верхнее напряжение</w:t>
             </w:r>
           </w:p>
@@ -8305,6 +8305,7 @@
                 <w:sz w:val="28"/>
                 <w:szCs w:val="28"/>
               </w:rPr>
+              <w:lastRenderedPageBreak/>
               <w:t>LFP</w:t>
             </w:r>
           </w:p>
@@ -8608,16 +8609,7 @@
                 <w:sz w:val="28"/>
                 <w:szCs w:val="28"/>
               </w:rPr>
-              <w:t xml:space="preserve">нестабильность интерфейса, структурные превращения </w:t>
-            </w:r>
-            <w:r>
-              <w:rPr>
-                <w:rFonts w:ascii="Times New Roman" w:hAnsi="Times New Roman" w:cs="Times New Roman"/>
-                <w:sz w:val="28"/>
-                <w:szCs w:val="28"/>
-              </w:rPr>
-              <w:lastRenderedPageBreak/>
-              <w:t>катода, замедленный транспорт Na</w:t>
+              <w:t>нестабильность интерфейса, структурные превращения катода, замедленный транспорт Na</w:t>
             </w:r>
             <w:r>
               <w:rPr>
@@ -8658,7 +8650,6 @@
                 <w:sz w:val="28"/>
                 <w:szCs w:val="28"/>
               </w:rPr>
-              <w:lastRenderedPageBreak/>
               <w:t>высокий начальный</w:t>
             </w:r>
             <w:r>
@@ -8715,16 +8706,7 @@
                 <w:sz w:val="28"/>
                 <w:szCs w:val="28"/>
               </w:rPr>
-              <w:t xml:space="preserve">, </w:t>
-            </w:r>
-            <w:r>
-              <w:rPr>
-                <w:rFonts w:ascii="Times New Roman" w:hAnsi="Times New Roman" w:cs="Times New Roman"/>
-                <w:sz w:val="28"/>
-                <w:szCs w:val="28"/>
-              </w:rPr>
-              <w:lastRenderedPageBreak/>
-              <w:t>сильный рост импеданса при старении</w:t>
+              <w:t>, сильный рост импеданса при старении</w:t>
             </w:r>
           </w:p>
         </w:tc>
@@ -8748,17 +8730,7 @@
                 <w:sz w:val="28"/>
                 <w:szCs w:val="28"/>
               </w:rPr>
-              <w:lastRenderedPageBreak/>
-              <w:t xml:space="preserve">температурные возмущения, высокие токи, </w:t>
-            </w:r>
-            <w:r>
-              <w:rPr>
-                <w:rFonts w:ascii="Times New Roman" w:hAnsi="Times New Roman" w:cs="Times New Roman"/>
-                <w:sz w:val="28"/>
-                <w:szCs w:val="28"/>
-              </w:rPr>
-              <w:lastRenderedPageBreak/>
-              <w:t>неоднородность материала</w:t>
+              <w:t>температурные возмущения, высокие токи, неоднородность материала</w:t>
             </w:r>
           </w:p>
         </w:tc>
@@ -8793,6 +8765,7 @@
           <w:sz w:val="28"/>
           <w:szCs w:val="28"/>
         </w:rPr>
+        <w:lastRenderedPageBreak/>
         <w:t>Таблица фиксирует, что одинаковая наблюдаемая макровеличина</w:t>
       </w:r>
       <w:r>
@@ -8984,49 +8957,57 @@
           <w:sz w:val="28"/>
           <w:szCs w:val="28"/>
         </w:rPr>
+        <w:t xml:space="preserve">Рисунок 1.4 — Доминирующие механизмы деградации по результатам </w:t>
+      </w:r>
+      <w:r>
+        <w:rPr>
+          <w:rFonts w:ascii="Times New Roman" w:hAnsi="Times New Roman" w:cs="Times New Roman"/>
+          <w:sz w:val="28"/>
+          <w:szCs w:val="28"/>
+          <w:highlight w:val="yellow"/>
+        </w:rPr>
+        <w:t>опытной серии</w:t>
+      </w:r>
+    </w:p>
+    <w:p>
+      <w:pPr>
+        <w:spacing w:line="360" w:lineRule="auto"/>
+        <w:ind w:firstLine="709"/>
+        <w:jc w:val="both"/>
+        <w:rPr>
+          <w:rFonts w:ascii="Times New Roman" w:hAnsi="Times New Roman" w:cs="Times New Roman"/>
+          <w:sz w:val="28"/>
+          <w:szCs w:val="28"/>
+        </w:rPr>
+      </w:pPr>
+    </w:p>
+    <w:p>
+      <w:pPr>
+        <w:spacing w:line="360" w:lineRule="auto"/>
+        <w:ind w:firstLine="709"/>
+        <w:jc w:val="both"/>
+        <w:rPr>
+          <w:rFonts w:ascii="Times New Roman" w:hAnsi="Times New Roman" w:cs="Times New Roman"/>
+          <w:sz w:val="28"/>
+          <w:szCs w:val="28"/>
+        </w:rPr>
+      </w:pPr>
+      <w:r>
+        <w:rPr>
+          <w:rFonts w:ascii="Times New Roman" w:hAnsi="Times New Roman" w:cs="Times New Roman"/>
+          <w:sz w:val="28"/>
+          <w:szCs w:val="28"/>
+        </w:rPr>
+        <w:t xml:space="preserve">На рисунке представлена сравнительная карта основных механизмов старения для NMC, LFP, LTO и Na-ion систем. Числовые индексы отражают </w:t>
+      </w:r>
+      <w:r>
+        <w:rPr>
+          <w:rFonts w:ascii="Times New Roman" w:hAnsi="Times New Roman" w:cs="Times New Roman"/>
+          <w:sz w:val="28"/>
+          <w:szCs w:val="28"/>
+        </w:rPr>
         <w:lastRenderedPageBreak/>
-        <w:t xml:space="preserve">Рисунок 1.4 — Доминирующие механизмы деградации по результатам </w:t>
-      </w:r>
-      <w:r>
-        <w:rPr>
-          <w:rFonts w:ascii="Times New Roman" w:hAnsi="Times New Roman" w:cs="Times New Roman"/>
-          <w:sz w:val="28"/>
-          <w:szCs w:val="28"/>
-          <w:highlight w:val="yellow"/>
-        </w:rPr>
-        <w:t>опытной серии</w:t>
-      </w:r>
-    </w:p>
-    <w:p>
-      <w:pPr>
-        <w:spacing w:line="360" w:lineRule="auto"/>
-        <w:ind w:firstLine="709"/>
-        <w:jc w:val="both"/>
-        <w:rPr>
-          <w:rFonts w:ascii="Times New Roman" w:hAnsi="Times New Roman" w:cs="Times New Roman"/>
-          <w:sz w:val="28"/>
-          <w:szCs w:val="28"/>
-        </w:rPr>
-      </w:pPr>
-    </w:p>
-    <w:p>
-      <w:pPr>
-        <w:spacing w:line="360" w:lineRule="auto"/>
-        <w:ind w:firstLine="709"/>
-        <w:jc w:val="both"/>
-        <w:rPr>
-          <w:rFonts w:ascii="Times New Roman" w:hAnsi="Times New Roman" w:cs="Times New Roman"/>
-          <w:sz w:val="28"/>
-          <w:szCs w:val="28"/>
-        </w:rPr>
-      </w:pPr>
-      <w:r>
-        <w:rPr>
-          <w:rFonts w:ascii="Times New Roman" w:hAnsi="Times New Roman" w:cs="Times New Roman"/>
-          <w:sz w:val="28"/>
-          <w:szCs w:val="28"/>
-        </w:rPr>
-        <w:t>На рисунке представлена сравнительная карта основных механизмов старения для NMC, LFP, LTO и Na-ion систем. Числовые индексы отражают относительный вклад межфазного роста, потери циклируемого лития или натрия, структурной деградации, роста зарядопереносного сопротивления и диффузионных ограничений в суммарную деградационную картину исследуемых батарей.</w:t>
+        <w:t>относительный вклад межфазного роста, потери циклируемого лития или натрия, структурной деградации, роста зарядопереносного сопротивления и диффузионных ограничений в суммарную деградационную картину исследуемых батарей.</w:t>
       </w:r>
     </w:p>
     <w:p>
@@ -9162,46 +9143,38 @@
           <w:sz w:val="28"/>
           <w:szCs w:val="28"/>
         </w:rPr>
-        <w:t xml:space="preserve">. Именно форма </w:t>
-      </w:r>
-      <w:r>
-        <w:rPr>
-          <w:rFonts w:ascii="Times New Roman" w:hAnsi="Times New Roman" w:cs="Times New Roman"/>
-          <w:sz w:val="28"/>
-          <w:szCs w:val="28"/>
+        <w:t>. Именно форма траектории, а не только точка достижения 80% ёмкости, играет решающую роль при построении прогностической модели.</w:t>
+      </w:r>
+    </w:p>
+    <w:p>
+      <w:pPr>
+        <w:spacing w:line="360" w:lineRule="auto"/>
+        <w:ind w:firstLine="709"/>
+        <w:jc w:val="both"/>
+        <w:rPr>
+          <w:rFonts w:ascii="Times New Roman" w:hAnsi="Times New Roman" w:cs="Times New Roman"/>
+          <w:sz w:val="28"/>
+          <w:szCs w:val="28"/>
+        </w:rPr>
+      </w:pPr>
+    </w:p>
+    <w:p>
+      <w:pPr>
+        <w:spacing w:line="360" w:lineRule="auto"/>
+        <w:ind w:firstLine="709"/>
+        <w:jc w:val="both"/>
+        <w:rPr>
+          <w:rFonts w:ascii="Times New Roman" w:hAnsi="Times New Roman" w:cs="Times New Roman"/>
+          <w:sz w:val="28"/>
+          <w:szCs w:val="28"/>
+          <w:lang w:val="en-US"/>
+        </w:rPr>
+      </w:pPr>
+      <w:r>
+        <w:rPr>
+          <w:noProof/>
         </w:rPr>
         <w:lastRenderedPageBreak/>
-        <w:t>траектории, а не только точка достижения 80% ёмкости, играет решающую роль при построении прогностической модели.</w:t>
-      </w:r>
-    </w:p>
-    <w:p>
-      <w:pPr>
-        <w:spacing w:line="360" w:lineRule="auto"/>
-        <w:ind w:firstLine="709"/>
-        <w:jc w:val="both"/>
-        <w:rPr>
-          <w:rFonts w:ascii="Times New Roman" w:hAnsi="Times New Roman" w:cs="Times New Roman"/>
-          <w:sz w:val="28"/>
-          <w:szCs w:val="28"/>
-        </w:rPr>
-      </w:pPr>
-    </w:p>
-    <w:p>
-      <w:pPr>
-        <w:spacing w:line="360" w:lineRule="auto"/>
-        <w:ind w:firstLine="709"/>
-        <w:jc w:val="both"/>
-        <w:rPr>
-          <w:rFonts w:ascii="Times New Roman" w:hAnsi="Times New Roman" w:cs="Times New Roman"/>
-          <w:sz w:val="28"/>
-          <w:szCs w:val="28"/>
-          <w:lang w:val="en-US"/>
-        </w:rPr>
-      </w:pPr>
-      <w:r>
-        <w:rPr>
-          <w:noProof/>
-        </w:rPr>
         <w:drawing>
           <wp:inline distT="0" distB="0" distL="0" distR="0" wp14:anchorId="761FE863" wp14:editId="078E888B">
             <wp:extent cx="6119495" cy="3638550"/>
@@ -9355,8 +9328,39 @@
           <w:sz w:val="28"/>
           <w:szCs w:val="28"/>
         </w:rPr>
-        <w:t xml:space="preserve"> для разных химических систем. Для NMC и Na-ion </w:t>
-      </w:r>
+        <w:t xml:space="preserve"> для разных химических систем. Для NMC и Na-ion существенно выражена нелинейная ускоряющаяся стадия старения, тогда как для LFP и особенно LTO траектория дольше сохраняет квазилинейный характер. Это означает, что прогностическая модель </w:t>
+      </w:r>
+      <w:r>
+        <w:rPr>
+          <w:rFonts w:ascii="Times New Roman" w:hAnsi="Times New Roman" w:cs="Times New Roman"/>
+          <w:i/>
+          <w:iCs/>
+          <w:sz w:val="28"/>
+          <w:szCs w:val="28"/>
+          <w:highlight w:val="yellow"/>
+        </w:rPr>
+        <w:t>RUL</w:t>
+      </w:r>
+      <w:r>
+        <w:rPr>
+          <w:rFonts w:ascii="Times New Roman" w:hAnsi="Times New Roman" w:cs="Times New Roman"/>
+          <w:sz w:val="28"/>
+          <w:szCs w:val="28"/>
+        </w:rPr>
+        <w:t xml:space="preserve"> линейной аппроксимации для всех химий.</w:t>
+      </w:r>
+    </w:p>
+    <w:p>
+      <w:pPr>
+        <w:spacing w:line="360" w:lineRule="auto"/>
+        <w:ind w:firstLine="709"/>
+        <w:jc w:val="both"/>
+        <w:rPr>
+          <w:rFonts w:ascii="Times New Roman" w:hAnsi="Times New Roman" w:cs="Times New Roman"/>
+          <w:sz w:val="28"/>
+          <w:szCs w:val="28"/>
+        </w:rPr>
+      </w:pPr>
       <w:r>
         <w:rPr>
           <w:rFonts w:ascii="Times New Roman" w:hAnsi="Times New Roman" w:cs="Times New Roman"/>
@@ -9364,54 +9368,15 @@
           <w:szCs w:val="28"/>
         </w:rPr>
         <w:lastRenderedPageBreak/>
-        <w:t xml:space="preserve">существенно выражена нелинейная ускоряющаяся стадия старения, тогда как для LFP и особенно LTO траектория дольше сохраняет квазилинейный характер. Это означает, что прогностическая модель </w:t>
-      </w:r>
-      <w:r>
-        <w:rPr>
-          <w:rFonts w:ascii="Times New Roman" w:hAnsi="Times New Roman" w:cs="Times New Roman"/>
-          <w:i/>
-          <w:iCs/>
+        <w:t xml:space="preserve">Практическая польза рисунка заключается в возможности формирования химически-адаптивных эксплуатационных регламентов. Для NMC важен более ранний переход к режимам щадящей эксплуатации при росте импеданса, для LFP — контроль длительного </w:t>
+      </w:r>
+      <w:r>
+        <w:rPr>
+          <w:rFonts w:ascii="Times New Roman" w:hAnsi="Times New Roman" w:cs="Times New Roman"/>
           <w:sz w:val="28"/>
           <w:szCs w:val="28"/>
           <w:highlight w:val="yellow"/>
         </w:rPr>
-        <w:t>RUL</w:t>
-      </w:r>
-      <w:r>
-        <w:rPr>
-          <w:rFonts w:ascii="Times New Roman" w:hAnsi="Times New Roman" w:cs="Times New Roman"/>
-          <w:sz w:val="28"/>
-          <w:szCs w:val="28"/>
-        </w:rPr>
-        <w:t xml:space="preserve"> линейной аппроксимации для всех химий.</w:t>
-      </w:r>
-    </w:p>
-    <w:p>
-      <w:pPr>
-        <w:spacing w:line="360" w:lineRule="auto"/>
-        <w:ind w:firstLine="709"/>
-        <w:jc w:val="both"/>
-        <w:rPr>
-          <w:rFonts w:ascii="Times New Roman" w:hAnsi="Times New Roman" w:cs="Times New Roman"/>
-          <w:sz w:val="28"/>
-          <w:szCs w:val="28"/>
-        </w:rPr>
-      </w:pPr>
-      <w:r>
-        <w:rPr>
-          <w:rFonts w:ascii="Times New Roman" w:hAnsi="Times New Roman" w:cs="Times New Roman"/>
-          <w:sz w:val="28"/>
-          <w:szCs w:val="28"/>
-        </w:rPr>
-        <w:t xml:space="preserve">Практическая польза рисунка заключается в возможности формирования химически-адаптивных эксплуатационных регламентов. Для NMC важен более ранний переход к режимам щадящей эксплуатации при росте импеданса, для LFP — контроль длительного </w:t>
-      </w:r>
-      <w:r>
-        <w:rPr>
-          <w:rFonts w:ascii="Times New Roman" w:hAnsi="Times New Roman" w:cs="Times New Roman"/>
-          <w:sz w:val="28"/>
-          <w:szCs w:val="28"/>
-          <w:highlight w:val="yellow"/>
-        </w:rPr>
         <w:t>power fade</w:t>
       </w:r>
       <w:r>
@@ -9527,7 +9492,6 @@
         <w:rPr>
           <w:noProof/>
         </w:rPr>
-        <w:lastRenderedPageBreak/>
         <w:drawing>
           <wp:inline distT="0" distB="0" distL="0" distR="0" wp14:anchorId="77CA056E" wp14:editId="05861BDC">
             <wp:extent cx="6119495" cy="3638550"/>
@@ -9677,7 +9641,16 @@
           <w:sz w:val="28"/>
           <w:szCs w:val="28"/>
         </w:rPr>
-        <w:t xml:space="preserve"> для NMC, LFP, LTO и Na-ion батарей. Видно, что Na-ion элементы уже на начальной стадии имеют наибольшие значения </w:t>
+        <w:t xml:space="preserve"> для NMC, LFP, LTO и Na-ion батарей. Видно, что Na-ion элементы уже на начальной </w:t>
+      </w:r>
+      <w:r>
+        <w:rPr>
+          <w:rFonts w:ascii="Times New Roman" w:hAnsi="Times New Roman" w:cs="Times New Roman"/>
+          <w:sz w:val="28"/>
+          <w:szCs w:val="28"/>
+        </w:rPr>
+        <w:lastRenderedPageBreak/>
+        <w:t xml:space="preserve">стадии имеют наибольшие значения </w:t>
       </w:r>
       <w:r>
         <w:rPr>
@@ -9947,86 +9920,86 @@
           <w:szCs w:val="28"/>
           <w:highlight w:val="yellow"/>
         </w:rPr>
+        <w:t>Термочувствительность</w:t>
+      </w:r>
+      <w:r>
+        <w:rPr>
+          <w:rFonts w:ascii="Times New Roman" w:hAnsi="Times New Roman" w:cs="Times New Roman"/>
+          <w:sz w:val="28"/>
+          <w:szCs w:val="28"/>
+        </w:rPr>
+        <w:t xml:space="preserve"> деградации определяет необходимость включения температурной переменной в любую ресурсную модель. Результаты термоциклической серии показывают, что ускорение старения имеет выраженный экспоненциальный характер, но коэф</w:t>
+      </w:r>
+      <w:r>
+        <w:rPr>
+          <w:rFonts w:ascii="Times New Roman" w:hAnsi="Times New Roman" w:cs="Times New Roman"/>
+          <w:sz w:val="28"/>
+          <w:szCs w:val="28"/>
+        </w:rPr>
+        <w:t>фициенты температурного ускорения</w:t>
+      </w:r>
+      <w:r>
+        <w:rPr>
+          <w:rFonts w:ascii="Times New Roman" w:hAnsi="Times New Roman" w:cs="Times New Roman"/>
+          <w:sz w:val="28"/>
+          <w:szCs w:val="28"/>
+        </w:rPr>
+        <w:t xml:space="preserve"> </w:t>
+      </w:r>
+      <w:r>
+        <w:rPr>
+          <w:rFonts w:ascii="Times New Roman" w:hAnsi="Times New Roman" w:cs="Times New Roman"/>
+          <w:sz w:val="28"/>
+          <w:szCs w:val="28"/>
+          <w:highlight w:val="green"/>
+        </w:rPr>
+        <w:t>деградации</w:t>
+      </w:r>
+      <w:r>
+        <w:rPr>
+          <w:rFonts w:ascii="Times New Roman" w:hAnsi="Times New Roman" w:cs="Times New Roman"/>
+          <w:sz w:val="28"/>
+          <w:szCs w:val="28"/>
+        </w:rPr>
+        <w:t xml:space="preserve"> </w:t>
+      </w:r>
+      <w:r>
+        <w:rPr>
+          <w:rFonts w:ascii="Times New Roman" w:hAnsi="Times New Roman" w:cs="Times New Roman"/>
+          <w:sz w:val="28"/>
+          <w:szCs w:val="28"/>
+        </w:rPr>
+        <w:t>зависят от типа батареи</w:t>
+      </w:r>
+    </w:p>
+    <w:p>
+      <w:pPr>
+        <w:spacing w:line="360" w:lineRule="auto"/>
+        <w:ind w:firstLine="709"/>
+        <w:jc w:val="both"/>
+        <w:rPr>
+          <w:rFonts w:ascii="Times New Roman" w:hAnsi="Times New Roman" w:cs="Times New Roman"/>
+          <w:sz w:val="28"/>
+          <w:szCs w:val="28"/>
+        </w:rPr>
+      </w:pPr>
+    </w:p>
+    <w:p>
+      <w:pPr>
+        <w:spacing w:line="360" w:lineRule="auto"/>
+        <w:ind w:firstLine="709"/>
+        <w:jc w:val="both"/>
+        <w:rPr>
+          <w:rFonts w:ascii="Times New Roman" w:hAnsi="Times New Roman" w:cs="Times New Roman"/>
+          <w:sz w:val="28"/>
+          <w:szCs w:val="28"/>
+        </w:rPr>
+      </w:pPr>
+      <w:r>
+        <w:rPr>
+          <w:noProof/>
+        </w:rPr>
         <w:lastRenderedPageBreak/>
-        <w:t>Термочувствительность</w:t>
-      </w:r>
-      <w:r>
-        <w:rPr>
-          <w:rFonts w:ascii="Times New Roman" w:hAnsi="Times New Roman" w:cs="Times New Roman"/>
-          <w:sz w:val="28"/>
-          <w:szCs w:val="28"/>
-        </w:rPr>
-        <w:t xml:space="preserve"> деградации определяет необходимость включения температурной переменной в любую ресурсную модель. Результаты термоциклической серии показывают, что ускорение старения имеет выраженный экспоненциальный характер, но коэф</w:t>
-      </w:r>
-      <w:r>
-        <w:rPr>
-          <w:rFonts w:ascii="Times New Roman" w:hAnsi="Times New Roman" w:cs="Times New Roman"/>
-          <w:sz w:val="28"/>
-          <w:szCs w:val="28"/>
-        </w:rPr>
-        <w:t>фициенты температурного ускорения</w:t>
-      </w:r>
-      <w:r>
-        <w:rPr>
-          <w:rFonts w:ascii="Times New Roman" w:hAnsi="Times New Roman" w:cs="Times New Roman"/>
-          <w:sz w:val="28"/>
-          <w:szCs w:val="28"/>
-        </w:rPr>
-        <w:t xml:space="preserve"> </w:t>
-      </w:r>
-      <w:r>
-        <w:rPr>
-          <w:rFonts w:ascii="Times New Roman" w:hAnsi="Times New Roman" w:cs="Times New Roman"/>
-          <w:sz w:val="28"/>
-          <w:szCs w:val="28"/>
-          <w:highlight w:val="green"/>
-        </w:rPr>
-        <w:t>деградации</w:t>
-      </w:r>
-      <w:r>
-        <w:rPr>
-          <w:rFonts w:ascii="Times New Roman" w:hAnsi="Times New Roman" w:cs="Times New Roman"/>
-          <w:sz w:val="28"/>
-          <w:szCs w:val="28"/>
-        </w:rPr>
-        <w:t xml:space="preserve"> </w:t>
-      </w:r>
-      <w:r>
-        <w:rPr>
-          <w:rFonts w:ascii="Times New Roman" w:hAnsi="Times New Roman" w:cs="Times New Roman"/>
-          <w:sz w:val="28"/>
-          <w:szCs w:val="28"/>
-        </w:rPr>
-        <w:t>зависят от типа батареи</w:t>
-      </w:r>
-    </w:p>
-    <w:p>
-      <w:pPr>
-        <w:spacing w:line="360" w:lineRule="auto"/>
-        <w:ind w:firstLine="709"/>
-        <w:jc w:val="both"/>
-        <w:rPr>
-          <w:rFonts w:ascii="Times New Roman" w:hAnsi="Times New Roman" w:cs="Times New Roman"/>
-          <w:sz w:val="28"/>
-          <w:szCs w:val="28"/>
-        </w:rPr>
-      </w:pPr>
-    </w:p>
-    <w:p>
-      <w:pPr>
-        <w:spacing w:line="360" w:lineRule="auto"/>
-        <w:ind w:firstLine="709"/>
-        <w:jc w:val="both"/>
-        <w:rPr>
-          <w:rFonts w:ascii="Times New Roman" w:hAnsi="Times New Roman" w:cs="Times New Roman"/>
-          <w:sz w:val="28"/>
-          <w:szCs w:val="28"/>
-        </w:rPr>
-      </w:pPr>
-      <w:r>
-        <w:rPr>
-          <w:noProof/>
-        </w:rPr>
         <w:drawing>
           <wp:inline distT="0" distB="0" distL="0" distR="0" wp14:anchorId="7128A387" wp14:editId="7BB8E1AF">
             <wp:extent cx="6119495" cy="3638550"/>
@@ -10192,28 +10165,36 @@
           <w:sz w:val="28"/>
           <w:szCs w:val="28"/>
         </w:rPr>
+        <w:t>Научная ценность рисунка заключается в подтверждении необходимости явного температурного параметра в модели деградации. Практическая польза состоит в возможности корректировки прогноза остаточного ресурса в зависимости от реального теплового режима эксплуатации, а также в выборе приоритетных мер теплового управления для конкретной химии.</w:t>
+      </w:r>
+    </w:p>
+    <w:p>
+      <w:pPr>
+        <w:spacing w:line="360" w:lineRule="auto"/>
+        <w:ind w:firstLine="709"/>
+        <w:jc w:val="both"/>
+        <w:rPr>
+          <w:rFonts w:ascii="Times New Roman" w:hAnsi="Times New Roman" w:cs="Times New Roman"/>
+          <w:sz w:val="28"/>
+          <w:szCs w:val="28"/>
+        </w:rPr>
+      </w:pPr>
+      <w:r>
+        <w:rPr>
+          <w:rFonts w:ascii="Times New Roman" w:hAnsi="Times New Roman" w:cs="Times New Roman"/>
+          <w:sz w:val="28"/>
+          <w:szCs w:val="28"/>
+        </w:rPr>
+        <w:t xml:space="preserve">В итоге можно сделать следующий вывод. Деградация NMC, LFP, LTO и Na-ion батарей имеет общие физические основания — межфазные реакции, </w:t>
+      </w:r>
+      <w:r>
+        <w:rPr>
+          <w:rFonts w:ascii="Times New Roman" w:hAnsi="Times New Roman" w:cs="Times New Roman"/>
+          <w:sz w:val="28"/>
+          <w:szCs w:val="28"/>
+        </w:rPr>
         <w:lastRenderedPageBreak/>
-        <w:t>Научная ценность рисунка заключается в подтверждении необходимости явного температурного параметра в модели деградации. Практическая польза состоит в возможности корректировки прогноза остаточного ресурса в зависимости от реального теплового режима эксплуатации, а также в выборе приоритетных мер теплового управления для конкретной химии.</w:t>
-      </w:r>
-    </w:p>
-    <w:p>
-      <w:pPr>
-        <w:spacing w:line="360" w:lineRule="auto"/>
-        <w:ind w:firstLine="709"/>
-        <w:jc w:val="both"/>
-        <w:rPr>
-          <w:rFonts w:ascii="Times New Roman" w:hAnsi="Times New Roman" w:cs="Times New Roman"/>
-          <w:sz w:val="28"/>
-          <w:szCs w:val="28"/>
-        </w:rPr>
-      </w:pPr>
-      <w:r>
-        <w:rPr>
-          <w:rFonts w:ascii="Times New Roman" w:hAnsi="Times New Roman" w:cs="Times New Roman"/>
-          <w:sz w:val="28"/>
-          <w:szCs w:val="28"/>
-        </w:rPr>
-        <w:t>В итоге можно сделать следующий вывод. Деградация NMC, LFP, LTO и Na-ion батарей имеет общие физические основания — межфазные реакции, потерю активных носителей, рост внутренних сопротивлений и влияние температуры, но реализуется через различающиеся доминирующие механизмы и разные темпы накопления повреждений. Поэтому дальнейшая теория диагностики и прогнозирования должна строиться как унифицированная по математическому аппарату, но химически-адаптивная по параметрам интерпретации. Именно такой подход позволяет перейти от частных моделей отдельных батарей к общей системе оценки технического состояния и остаточного ресурса тяговых аккумуляторных батарей различных электрохимических систем.</w:t>
+        <w:t>потерю активных носителей, рост внутренних сопротивлений и влияние температуры, но реализуется через различающиеся доминирующие механизмы и разные темпы накопления повреждений. Поэтому дальнейшая теория диагностики и прогнозирования должна строиться как унифицированная по математическому аппарату, но химически-адаптивная по параметрам интерпретации. Именно такой подход позволяет перейти от частных моделей отдельных батарей к общей системе оценки технического состояния и остаточного ресурса тяговых аккумуляторных батарей различных электрохимических систем.</w:t>
       </w:r>
     </w:p>
     <w:p>
@@ -10362,7 +10343,129 @@
           <w:sz w:val="28"/>
           <w:szCs w:val="28"/>
         </w:rPr>
-        <w:t xml:space="preserve">. В рамках настоящего исследования данные показатели рассматриваются не как </w:t>
+        <w:t>. В рамках настоящего исследования данные показатели рассматриваются не как независимые эмпирические величины, а как параметры единой диагностико-прогностической системы</w:t>
+      </w:r>
+      <w:r>
+        <w:rPr>
+          <w:rFonts w:ascii="Times New Roman" w:hAnsi="Times New Roman" w:cs="Times New Roman"/>
+          <w:sz w:val="28"/>
+          <w:szCs w:val="28"/>
+        </w:rPr>
+        <w:t xml:space="preserve">, </w:t>
+      </w:r>
+      <w:r>
+        <w:rPr>
+          <w:rFonts w:ascii="Times New Roman" w:hAnsi="Times New Roman" w:cs="Times New Roman"/>
+          <w:sz w:val="28"/>
+          <w:szCs w:val="28"/>
+        </w:rPr>
+        <w:t>которая в дальнейшем связывается с характеристиками комплексного импеданса тяговой батареи.</w:t>
+      </w:r>
+    </w:p>
+    <w:p>
+      <w:pPr>
+        <w:spacing w:line="360" w:lineRule="auto"/>
+        <w:ind w:firstLine="709"/>
+        <w:jc w:val="both"/>
+        <w:rPr>
+          <w:rFonts w:ascii="Times New Roman" w:hAnsi="Times New Roman" w:cs="Times New Roman"/>
+          <w:sz w:val="28"/>
+          <w:szCs w:val="28"/>
+        </w:rPr>
+      </w:pPr>
+      <w:r>
+        <w:rPr>
+          <w:rFonts w:ascii="Times New Roman" w:hAnsi="Times New Roman" w:cs="Times New Roman"/>
+          <w:sz w:val="28"/>
+          <w:szCs w:val="28"/>
+        </w:rPr>
+        <w:t>Между указанными показателями существует естественная иерархия.</w:t>
+      </w:r>
+      <w:r>
+        <w:rPr>
+          <w:rFonts w:ascii="Times New Roman" w:hAnsi="Times New Roman" w:cs="Times New Roman"/>
+          <w:sz w:val="28"/>
+          <w:szCs w:val="28"/>
+        </w:rPr>
+        <w:t xml:space="preserve"> </w:t>
+      </w:r>
+      <w:r>
+        <w:rPr>
+          <w:rFonts w:ascii="Times New Roman" w:hAnsi="Times New Roman" w:cs="Times New Roman"/>
+          <w:sz w:val="28"/>
+          <w:szCs w:val="28"/>
+        </w:rPr>
+        <w:t>Параметр</w:t>
+      </w:r>
+      <w:r>
+        <w:rPr>
+          <w:rFonts w:ascii="Times New Roman" w:hAnsi="Times New Roman" w:cs="Times New Roman"/>
+          <w:sz w:val="28"/>
+          <w:szCs w:val="28"/>
+        </w:rPr>
+        <w:t xml:space="preserve"> </w:t>
+      </w:r>
+      <w:r>
+        <w:rPr>
+          <w:rFonts w:ascii="Times New Roman" w:hAnsi="Times New Roman" w:cs="Times New Roman"/>
+          <w:i/>
+          <w:iCs/>
+          <w:sz w:val="28"/>
+          <w:szCs w:val="28"/>
+          <w:lang w:val="en-US"/>
+        </w:rPr>
+        <w:t>SOC</w:t>
+      </w:r>
+      <w:r>
+        <w:rPr>
+          <w:rFonts w:ascii="Times New Roman" w:hAnsi="Times New Roman" w:cs="Times New Roman"/>
+          <w:sz w:val="28"/>
+          <w:szCs w:val="28"/>
+        </w:rPr>
+        <w:t xml:space="preserve"> описывает текущее количество накопленного заряда и отражает краткосрочное состояние батареи.</w:t>
+      </w:r>
+      <w:r>
+        <w:rPr>
+          <w:rFonts w:ascii="Times New Roman" w:hAnsi="Times New Roman" w:cs="Times New Roman"/>
+          <w:sz w:val="28"/>
+          <w:szCs w:val="28"/>
+        </w:rPr>
+        <w:t xml:space="preserve"> </w:t>
+      </w:r>
+      <w:r>
+        <w:rPr>
+          <w:rFonts w:ascii="Times New Roman" w:hAnsi="Times New Roman" w:cs="Times New Roman"/>
+          <w:sz w:val="28"/>
+          <w:szCs w:val="28"/>
+        </w:rPr>
+        <w:t>Параметр</w:t>
+      </w:r>
+      <w:r>
+        <w:rPr>
+          <w:rFonts w:ascii="Times New Roman" w:hAnsi="Times New Roman" w:cs="Times New Roman"/>
+          <w:sz w:val="28"/>
+          <w:szCs w:val="28"/>
+        </w:rPr>
+        <w:t xml:space="preserve"> </w:t>
+      </w:r>
+      <w:r>
+        <w:rPr>
+          <w:rFonts w:ascii="Times New Roman" w:hAnsi="Times New Roman" w:cs="Times New Roman"/>
+          <w:i/>
+          <w:iCs/>
+          <w:sz w:val="28"/>
+          <w:szCs w:val="28"/>
+          <w:lang w:val="en-US"/>
+        </w:rPr>
+        <w:t>SOH</w:t>
+      </w:r>
+      <w:r>
+        <w:rPr>
+          <w:rFonts w:ascii="Times New Roman" w:hAnsi="Times New Roman" w:cs="Times New Roman"/>
+          <w:sz w:val="28"/>
+          <w:szCs w:val="28"/>
+        </w:rPr>
+        <w:t xml:space="preserve"> характеризует накопленную деградацию и определяет, насколько текущие свойства батареи отличаются от </w:t>
       </w:r>
       <w:r>
         <w:rPr>
@@ -10371,129 +10474,7 @@
           <w:szCs w:val="28"/>
         </w:rPr>
         <w:lastRenderedPageBreak/>
-        <w:t>независимые эмпирические величины, а как параметры единой диагностико-прогностической системы</w:t>
-      </w:r>
-      <w:r>
-        <w:rPr>
-          <w:rFonts w:ascii="Times New Roman" w:hAnsi="Times New Roman" w:cs="Times New Roman"/>
-          <w:sz w:val="28"/>
-          <w:szCs w:val="28"/>
-        </w:rPr>
-        <w:t xml:space="preserve">, </w:t>
-      </w:r>
-      <w:r>
-        <w:rPr>
-          <w:rFonts w:ascii="Times New Roman" w:hAnsi="Times New Roman" w:cs="Times New Roman"/>
-          <w:sz w:val="28"/>
-          <w:szCs w:val="28"/>
-        </w:rPr>
-        <w:t>которая в дальнейшем связывается с характеристиками комплексного импеданса тяговой батареи.</w:t>
-      </w:r>
-    </w:p>
-    <w:p>
-      <w:pPr>
-        <w:spacing w:line="360" w:lineRule="auto"/>
-        <w:ind w:firstLine="709"/>
-        <w:jc w:val="both"/>
-        <w:rPr>
-          <w:rFonts w:ascii="Times New Roman" w:hAnsi="Times New Roman" w:cs="Times New Roman"/>
-          <w:sz w:val="28"/>
-          <w:szCs w:val="28"/>
-        </w:rPr>
-      </w:pPr>
-      <w:r>
-        <w:rPr>
-          <w:rFonts w:ascii="Times New Roman" w:hAnsi="Times New Roman" w:cs="Times New Roman"/>
-          <w:sz w:val="28"/>
-          <w:szCs w:val="28"/>
-        </w:rPr>
-        <w:t>Между указанными показателями существует естественная иерархия.</w:t>
-      </w:r>
-      <w:r>
-        <w:rPr>
-          <w:rFonts w:ascii="Times New Roman" w:hAnsi="Times New Roman" w:cs="Times New Roman"/>
-          <w:sz w:val="28"/>
-          <w:szCs w:val="28"/>
-        </w:rPr>
-        <w:t xml:space="preserve"> </w:t>
-      </w:r>
-      <w:r>
-        <w:rPr>
-          <w:rFonts w:ascii="Times New Roman" w:hAnsi="Times New Roman" w:cs="Times New Roman"/>
-          <w:sz w:val="28"/>
-          <w:szCs w:val="28"/>
-        </w:rPr>
-        <w:t>Параметр</w:t>
-      </w:r>
-      <w:r>
-        <w:rPr>
-          <w:rFonts w:ascii="Times New Roman" w:hAnsi="Times New Roman" w:cs="Times New Roman"/>
-          <w:sz w:val="28"/>
-          <w:szCs w:val="28"/>
-        </w:rPr>
-        <w:t xml:space="preserve"> </w:t>
-      </w:r>
-      <w:r>
-        <w:rPr>
-          <w:rFonts w:ascii="Times New Roman" w:hAnsi="Times New Roman" w:cs="Times New Roman"/>
-          <w:i/>
-          <w:iCs/>
-          <w:sz w:val="28"/>
-          <w:szCs w:val="28"/>
-          <w:lang w:val="en-US"/>
-        </w:rPr>
-        <w:t>SOC</w:t>
-      </w:r>
-      <w:r>
-        <w:rPr>
-          <w:rFonts w:ascii="Times New Roman" w:hAnsi="Times New Roman" w:cs="Times New Roman"/>
-          <w:sz w:val="28"/>
-          <w:szCs w:val="28"/>
-        </w:rPr>
-        <w:t xml:space="preserve"> описывает текущее количество накопленного заряда и отражает краткосрочное состояние батареи.</w:t>
-      </w:r>
-      <w:r>
-        <w:rPr>
-          <w:rFonts w:ascii="Times New Roman" w:hAnsi="Times New Roman" w:cs="Times New Roman"/>
-          <w:sz w:val="28"/>
-          <w:szCs w:val="28"/>
-        </w:rPr>
-        <w:t xml:space="preserve"> </w:t>
-      </w:r>
-      <w:r>
-        <w:rPr>
-          <w:rFonts w:ascii="Times New Roman" w:hAnsi="Times New Roman" w:cs="Times New Roman"/>
-          <w:sz w:val="28"/>
-          <w:szCs w:val="28"/>
-        </w:rPr>
-        <w:t>Параметр</w:t>
-      </w:r>
-      <w:r>
-        <w:rPr>
-          <w:rFonts w:ascii="Times New Roman" w:hAnsi="Times New Roman" w:cs="Times New Roman"/>
-          <w:sz w:val="28"/>
-          <w:szCs w:val="28"/>
-        </w:rPr>
-        <w:t xml:space="preserve"> </w:t>
-      </w:r>
-      <w:r>
-        <w:rPr>
-          <w:rFonts w:ascii="Times New Roman" w:hAnsi="Times New Roman" w:cs="Times New Roman"/>
-          <w:i/>
-          <w:iCs/>
-          <w:sz w:val="28"/>
-          <w:szCs w:val="28"/>
-          <w:lang w:val="en-US"/>
-        </w:rPr>
-        <w:t>SOH</w:t>
-      </w:r>
-      <w:r>
-        <w:rPr>
-          <w:rFonts w:ascii="Times New Roman" w:hAnsi="Times New Roman" w:cs="Times New Roman"/>
-          <w:sz w:val="28"/>
-          <w:szCs w:val="28"/>
-        </w:rPr>
-        <w:t xml:space="preserve"> характеризует накопленную деградацию и определяет, насколько текущие свойства батареи отличаются от исходных. Параметр</w:t>
+        <w:t>исходных. Параметр</w:t>
       </w:r>
       <w:r>
         <w:rPr>
@@ -10758,6 +10739,7 @@
         <w:tc>
           <w:tcPr>
             <w:tcW w:w="3209" w:type="dxa"/>
+            <w:vAlign w:val="center"/>
           </w:tcPr>
           <w:p>
             <w:pPr>
@@ -10774,6 +10756,7 @@
         <w:tc>
           <w:tcPr>
             <w:tcW w:w="3209" w:type="dxa"/>
+            <w:vAlign w:val="center"/>
           </w:tcPr>
           <w:p>
             <w:pPr>
@@ -10794,10 +10777,10 @@
                 <w:lang w:val="en-US"/>
               </w:rPr>
               <w:object w:dxaOrig="2140" w:dyaOrig="680" w14:anchorId="69747113">
-                <v:shape id="_x0000_i1229" type="#_x0000_t75" style="width:107.05pt;height:33.65pt" o:ole="">
+                <v:shape id="_x0000_i1041" type="#_x0000_t75" style="width:107.05pt;height:33.65pt" o:ole="">
                   <v:imagedata r:id="rId49" o:title=""/>
                 </v:shape>
-                <o:OLEObject Type="Embed" ProgID="Equation.DSMT4" ShapeID="_x0000_i1229" DrawAspect="Content" ObjectID="_1846673634" r:id="rId50"/>
+                <o:OLEObject Type="Embed" ProgID="Equation.DSMT4" ShapeID="_x0000_i1041" DrawAspect="Content" ObjectID="_1846673958" r:id="rId50"/>
               </w:object>
             </w:r>
             <w:r>
@@ -10813,6 +10796,7 @@
         <w:tc>
           <w:tcPr>
             <w:tcW w:w="3209" w:type="dxa"/>
+            <w:vAlign w:val="center"/>
           </w:tcPr>
           <w:p>
             <w:pPr>
@@ -10908,6 +10892,7 @@
         <w:tc>
           <w:tcPr>
             <w:tcW w:w="2716" w:type="dxa"/>
+            <w:vAlign w:val="center"/>
           </w:tcPr>
           <w:p>
             <w:pPr>
@@ -10924,6 +10909,7 @@
         <w:tc>
           <w:tcPr>
             <w:tcW w:w="4225" w:type="dxa"/>
+            <w:vAlign w:val="center"/>
           </w:tcPr>
           <w:p>
             <w:pPr>
@@ -10945,10 +10931,10 @@
                 <w:lang w:val="en-US"/>
               </w:rPr>
               <w:object w:dxaOrig="3159" w:dyaOrig="680" w14:anchorId="6C171952">
-                <v:shape id="_x0000_i1241" type="#_x0000_t75" style="width:158.05pt;height:33.65pt" o:ole="">
+                <v:shape id="_x0000_i1042" type="#_x0000_t75" style="width:158.05pt;height:33.65pt" o:ole="">
                   <v:imagedata r:id="rId51" o:title=""/>
                 </v:shape>
-                <o:OLEObject Type="Embed" ProgID="Equation.DSMT4" ShapeID="_x0000_i1241" DrawAspect="Content" ObjectID="_1846673635" r:id="rId52"/>
+                <o:OLEObject Type="Embed" ProgID="Equation.DSMT4" ShapeID="_x0000_i1042" DrawAspect="Content" ObjectID="_1846673959" r:id="rId52"/>
               </w:object>
             </w:r>
             <w:r>
@@ -10964,6 +10950,7 @@
         <w:tc>
           <w:tcPr>
             <w:tcW w:w="2827" w:type="dxa"/>
+            <w:vAlign w:val="center"/>
           </w:tcPr>
           <w:p>
             <w:pPr>
@@ -11033,28 +11020,36 @@
           <w:sz w:val="28"/>
           <w:szCs w:val="28"/>
         </w:rPr>
+        <w:t>Происхождение данной формулы связано с интегральной формой уравнения непрерывности заряда. При отсутствии утечек и паразитических токов изменение количества заряда в батарее равно интегралу проходящего тока. Именно поэтому кулоновский счёт остаётся базовой процедурой BMS. Однако для тяговых батарей этот метод имеет два принципиальных ограничения.</w:t>
+      </w:r>
+    </w:p>
+    <w:p>
+      <w:pPr>
+        <w:spacing w:line="360" w:lineRule="auto"/>
+        <w:ind w:firstLine="709"/>
+        <w:jc w:val="both"/>
+        <w:rPr>
+          <w:rFonts w:ascii="Times New Roman" w:hAnsi="Times New Roman" w:cs="Times New Roman"/>
+          <w:sz w:val="28"/>
+          <w:szCs w:val="28"/>
+        </w:rPr>
+      </w:pPr>
+      <w:r>
+        <w:rPr>
+          <w:rFonts w:ascii="Times New Roman" w:hAnsi="Times New Roman" w:cs="Times New Roman"/>
+          <w:sz w:val="28"/>
+          <w:szCs w:val="28"/>
+        </w:rPr>
+        <w:t xml:space="preserve">Первое ограничение связано с погрешностью измерения тока. Даже малая систематическая ошибка датчика или нулевая дрейфовая составляющая приводит к интегральному накоплению ошибки. Второе ограничение является </w:t>
+      </w:r>
+      <w:r>
+        <w:rPr>
+          <w:rFonts w:ascii="Times New Roman" w:hAnsi="Times New Roman" w:cs="Times New Roman"/>
+          <w:sz w:val="28"/>
+          <w:szCs w:val="28"/>
+        </w:rPr>
         <w:lastRenderedPageBreak/>
-        <w:t>Происхождение данной формулы связано с интегральной формой уравнения непрерывности заряда. При отсутствии утечек и паразитических токов изменение количества заряда в батарее равно интегралу проходящего тока. Именно поэтому кулоновский счёт остаётся базовой процедурой BMS. Однако для тяговых батарей этот метод имеет два принципиальных ограничения.</w:t>
-      </w:r>
-    </w:p>
-    <w:p>
-      <w:pPr>
-        <w:spacing w:line="360" w:lineRule="auto"/>
-        <w:ind w:firstLine="709"/>
-        <w:jc w:val="both"/>
-        <w:rPr>
-          <w:rFonts w:ascii="Times New Roman" w:hAnsi="Times New Roman" w:cs="Times New Roman"/>
-          <w:sz w:val="28"/>
-          <w:szCs w:val="28"/>
-        </w:rPr>
-      </w:pPr>
-      <w:r>
-        <w:rPr>
-          <w:rFonts w:ascii="Times New Roman" w:hAnsi="Times New Roman" w:cs="Times New Roman"/>
-          <w:sz w:val="28"/>
-          <w:szCs w:val="28"/>
-        </w:rPr>
-        <w:t xml:space="preserve">Первое ограничение связано с погрешностью измерения тока. Даже малая систематическая ошибка датчика или нулевая дрейфовая составляющая приводит к интегральному накоплению ошибки. Второе ограничение является более фундаментальным: в формуле используется </w:t>
+        <w:t xml:space="preserve">более фундаментальным: в формуле используется </w:t>
       </w:r>
       <w:r>
         <w:rPr>
@@ -11583,6 +11578,7 @@
         <w:tc>
           <w:tcPr>
             <w:tcW w:w="3209" w:type="dxa"/>
+            <w:vAlign w:val="center"/>
           </w:tcPr>
           <w:p>
             <w:pPr>
@@ -11600,6 +11596,7 @@
         <w:tc>
           <w:tcPr>
             <w:tcW w:w="3209" w:type="dxa"/>
+            <w:vAlign w:val="center"/>
           </w:tcPr>
           <w:p>
             <w:pPr>
@@ -11621,10 +11618,10 @@
                 <w:lang w:val="en-US"/>
               </w:rPr>
               <w:object w:dxaOrig="1939" w:dyaOrig="680" w14:anchorId="77F502F1">
-                <v:shape id="_x0000_i1246" type="#_x0000_t75" style="width:96.3pt;height:33.65pt" o:ole="">
+                <v:shape id="_x0000_i1043" type="#_x0000_t75" style="width:96.3pt;height:33.65pt" o:ole="">
                   <v:imagedata r:id="rId54" o:title=""/>
                 </v:shape>
-                <o:OLEObject Type="Embed" ProgID="Equation.DSMT4" ShapeID="_x0000_i1246" DrawAspect="Content" ObjectID="_1846673636" r:id="rId55"/>
+                <o:OLEObject Type="Embed" ProgID="Equation.DSMT4" ShapeID="_x0000_i1043" DrawAspect="Content" ObjectID="_1846673960" r:id="rId55"/>
               </w:object>
             </w:r>
             <w:r>
@@ -11640,6 +11637,7 @@
         <w:tc>
           <w:tcPr>
             <w:tcW w:w="3209" w:type="dxa"/>
+            <w:vAlign w:val="center"/>
           </w:tcPr>
           <w:p>
             <w:pPr>
@@ -11855,6 +11853,7 @@
         <w:tc>
           <w:tcPr>
             <w:tcW w:w="3209" w:type="dxa"/>
+            <w:vAlign w:val="center"/>
           </w:tcPr>
           <w:p>
             <w:pPr>
@@ -11871,6 +11870,7 @@
         <w:tc>
           <w:tcPr>
             <w:tcW w:w="3209" w:type="dxa"/>
+            <w:vAlign w:val="center"/>
           </w:tcPr>
           <w:p>
             <w:pPr>
@@ -11890,10 +11890,10 @@
                 <w:szCs w:val="28"/>
               </w:rPr>
               <w:object w:dxaOrig="1960" w:dyaOrig="680" w14:anchorId="577CD808">
-                <v:shape id="_x0000_i1250" type="#_x0000_t75" style="width:97.25pt;height:33.65pt" o:ole="">
+                <v:shape id="_x0000_i1044" type="#_x0000_t75" style="width:97.25pt;height:33.65pt" o:ole="">
                   <v:imagedata r:id="rId56" o:title=""/>
                 </v:shape>
-                <o:OLEObject Type="Embed" ProgID="Equation.DSMT4" ShapeID="_x0000_i1250" DrawAspect="Content" ObjectID="_1846673637" r:id="rId57"/>
+                <o:OLEObject Type="Embed" ProgID="Equation.DSMT4" ShapeID="_x0000_i1044" DrawAspect="Content" ObjectID="_1846673961" r:id="rId57"/>
               </w:object>
             </w:r>
           </w:p>
@@ -11901,6 +11901,7 @@
         <w:tc>
           <w:tcPr>
             <w:tcW w:w="3209" w:type="dxa"/>
+            <w:vAlign w:val="center"/>
           </w:tcPr>
           <w:p>
             <w:pPr>
@@ -11967,6 +11968,7 @@
         <w:tc>
           <w:tcPr>
             <w:tcW w:w="3209" w:type="dxa"/>
+            <w:vAlign w:val="center"/>
           </w:tcPr>
           <w:p>
             <w:pPr>
@@ -11983,6 +11985,7 @@
         <w:tc>
           <w:tcPr>
             <w:tcW w:w="3209" w:type="dxa"/>
+            <w:vAlign w:val="center"/>
           </w:tcPr>
           <w:p>
             <w:pPr>
@@ -12003,10 +12006,10 @@
                 <w:szCs w:val="28"/>
               </w:rPr>
               <w:object w:dxaOrig="1560" w:dyaOrig="360" w14:anchorId="75D42C9F">
-                <v:shape id="_x0000_i1252" type="#_x0000_t75" style="width:78.1pt;height:17.75pt" o:ole="">
+                <v:shape id="_x0000_i1045" type="#_x0000_t75" style="width:78.1pt;height:17.75pt" o:ole="">
                   <v:imagedata r:id="rId58" o:title=""/>
                 </v:shape>
-                <o:OLEObject Type="Embed" ProgID="Equation.DSMT4" ShapeID="_x0000_i1252" DrawAspect="Content" ObjectID="_1846673638" r:id="rId59"/>
+                <o:OLEObject Type="Embed" ProgID="Equation.DSMT4" ShapeID="_x0000_i1045" DrawAspect="Content" ObjectID="_1846673962" r:id="rId59"/>
               </w:object>
             </w:r>
             <w:r>
@@ -12022,6 +12025,7 @@
         <w:tc>
           <w:tcPr>
             <w:tcW w:w="3209" w:type="dxa"/>
+            <w:vAlign w:val="center"/>
           </w:tcPr>
           <w:p>
             <w:pPr>
@@ -12039,23 +12043,7 @@
                 <w:sz w:val="28"/>
                 <w:szCs w:val="28"/>
               </w:rPr>
-              <w:t>(1.1</w:t>
-            </w:r>
-            <w:r>
-              <w:rPr>
-                <w:rFonts w:ascii="Times New Roman" w:hAnsi="Times New Roman" w:cs="Times New Roman"/>
-                <w:sz w:val="28"/>
-                <w:szCs w:val="28"/>
-              </w:rPr>
-              <w:t>9</w:t>
-            </w:r>
-            <w:r>
-              <w:rPr>
-                <w:rFonts w:ascii="Times New Roman" w:hAnsi="Times New Roman" w:cs="Times New Roman"/>
-                <w:sz w:val="28"/>
-                <w:szCs w:val="28"/>
-              </w:rPr>
-              <w:t>)</w:t>
+              <w:t>(1.19)</w:t>
             </w:r>
           </w:p>
         </w:tc>
@@ -12149,6 +12137,7 @@
         <w:tc>
           <w:tcPr>
             <w:tcW w:w="3209" w:type="dxa"/>
+            <w:vAlign w:val="center"/>
           </w:tcPr>
           <w:p>
             <w:pPr>
@@ -12165,6 +12154,7 @@
         <w:tc>
           <w:tcPr>
             <w:tcW w:w="3209" w:type="dxa"/>
+            <w:vAlign w:val="center"/>
           </w:tcPr>
           <w:p>
             <w:pPr>
@@ -12185,10 +12175,10 @@
                 <w:szCs w:val="28"/>
               </w:rPr>
               <w:object w:dxaOrig="960" w:dyaOrig="680" w14:anchorId="194995A8">
-                <v:shape id="_x0000_i1258" type="#_x0000_t75" style="width:47.7pt;height:33.65pt" o:ole="">
+                <v:shape id="_x0000_i1046" type="#_x0000_t75" style="width:47.7pt;height:33.65pt" o:ole="">
                   <v:imagedata r:id="rId60" o:title=""/>
                 </v:shape>
-                <o:OLEObject Type="Embed" ProgID="Equation.DSMT4" ShapeID="_x0000_i1258" DrawAspect="Content" ObjectID="_1846673639" r:id="rId61"/>
+                <o:OLEObject Type="Embed" ProgID="Equation.DSMT4" ShapeID="_x0000_i1046" DrawAspect="Content" ObjectID="_1846673963" r:id="rId61"/>
               </w:object>
             </w:r>
             <w:r>
@@ -12204,6 +12194,7 @@
         <w:tc>
           <w:tcPr>
             <w:tcW w:w="3209" w:type="dxa"/>
+            <w:vAlign w:val="center"/>
           </w:tcPr>
           <w:p>
             <w:pPr>
@@ -12230,7 +12221,6 @@
     <w:p>
       <w:pPr>
         <w:spacing w:line="360" w:lineRule="auto"/>
-        <w:ind w:firstLine="709"/>
         <w:jc w:val="both"/>
         <w:rPr>
           <w:rFonts w:ascii="Times New Roman" w:hAnsi="Times New Roman" w:cs="Times New Roman"/>
@@ -12633,7 +12623,7 @@
                 <v:shape id="_x0000_i1047" type="#_x0000_t75" style="width:81.8pt;height:17.75pt" o:ole="">
                   <v:imagedata r:id="rId62" o:title=""/>
                 </v:shape>
-                <o:OLEObject Type="Embed" ProgID="Equation.DSMT4" ShapeID="_x0000_i1047" DrawAspect="Content" ObjectID="_1846673640" r:id="rId63"/>
+                <o:OLEObject Type="Embed" ProgID="Equation.DSMT4" ShapeID="_x0000_i1047" DrawAspect="Content" ObjectID="_1846673964" r:id="rId63"/>
               </w:object>
             </w:r>
           </w:p>
@@ -12747,7 +12737,7 @@
                 <v:shape id="_x0000_i1048" type="#_x0000_t75" style="width:80.4pt;height:17.75pt" o:ole="">
                   <v:imagedata r:id="rId64" o:title=""/>
                 </v:shape>
-                <o:OLEObject Type="Embed" ProgID="Equation.DSMT4" ShapeID="_x0000_i1048" DrawAspect="Content" ObjectID="_1846673641" r:id="rId65"/>
+                <o:OLEObject Type="Embed" ProgID="Equation.DSMT4" ShapeID="_x0000_i1048" DrawAspect="Content" ObjectID="_1846673965" r:id="rId65"/>
               </w:object>
             </w:r>
           </w:p>
@@ -12851,7 +12841,7 @@
                 <v:shape id="_x0000_i1049" type="#_x0000_t75" style="width:122.5pt;height:21.95pt" o:ole="">
                   <v:imagedata r:id="rId66" o:title=""/>
                 </v:shape>
-                <o:OLEObject Type="Embed" ProgID="Equation.DSMT4" ShapeID="_x0000_i1049" DrawAspect="Content" ObjectID="_1846673642" r:id="rId67"/>
+                <o:OLEObject Type="Embed" ProgID="Equation.DSMT4" ShapeID="_x0000_i1049" DrawAspect="Content" ObjectID="_1846673966" r:id="rId67"/>
               </w:object>
             </w:r>
           </w:p>
@@ -12975,7 +12965,7 @@
                 <v:shape id="_x0000_i1050" type="#_x0000_t75" style="width:121.1pt;height:21.95pt" o:ole="">
                   <v:imagedata r:id="rId68" o:title=""/>
                 </v:shape>
-                <o:OLEObject Type="Embed" ProgID="Equation.DSMT4" ShapeID="_x0000_i1050" DrawAspect="Content" ObjectID="_1846673643" r:id="rId69"/>
+                <o:OLEObject Type="Embed" ProgID="Equation.DSMT4" ShapeID="_x0000_i1050" DrawAspect="Content" ObjectID="_1846673967" r:id="rId69"/>
               </w:object>
             </w:r>
           </w:p>
@@ -14013,6 +14003,7 @@
         <w:tc>
           <w:tcPr>
             <w:tcW w:w="3209" w:type="dxa"/>
+            <w:vAlign w:val="center"/>
           </w:tcPr>
           <w:p>
             <w:pPr>
@@ -14029,6 +14020,7 @@
         <w:tc>
           <w:tcPr>
             <w:tcW w:w="3209" w:type="dxa"/>
+            <w:vAlign w:val="center"/>
           </w:tcPr>
           <w:p>
             <w:pPr>
@@ -14050,10 +14042,10 @@
                 <w:lang w:val="en-US"/>
               </w:rPr>
               <w:object w:dxaOrig="1180" w:dyaOrig="720" w14:anchorId="3A79AF13">
-                <v:shape id="_x0000_i1261" type="#_x0000_t75" style="width:58.45pt;height:36.45pt" o:ole="">
+                <v:shape id="_x0000_i1051" type="#_x0000_t75" style="width:58.45pt;height:36.45pt" o:ole="">
                   <v:imagedata r:id="rId71" o:title=""/>
                 </v:shape>
-                <o:OLEObject Type="Embed" ProgID="Equation.DSMT4" ShapeID="_x0000_i1261" DrawAspect="Content" ObjectID="_1846673644" r:id="rId72"/>
+                <o:OLEObject Type="Embed" ProgID="Equation.DSMT4" ShapeID="_x0000_i1051" DrawAspect="Content" ObjectID="_1846673968" r:id="rId72"/>
               </w:object>
             </w:r>
             <w:r>
@@ -14069,6 +14061,7 @@
         <w:tc>
           <w:tcPr>
             <w:tcW w:w="3209" w:type="dxa"/>
+            <w:vAlign w:val="center"/>
           </w:tcPr>
           <w:p>
             <w:pPr>
@@ -14293,10 +14286,10 @@
                 <w:szCs w:val="28"/>
               </w:rPr>
               <w:object w:dxaOrig="3820" w:dyaOrig="440" w14:anchorId="73445D17">
-                <v:shape id="_x0000_i1278" type="#_x0000_t75" style="width:190.75pt;height:21.95pt" o:ole="">
+                <v:shape id="_x0000_i1052" type="#_x0000_t75" style="width:190.75pt;height:21.95pt" o:ole="">
                   <v:imagedata r:id="rId73" o:title=""/>
                 </v:shape>
-                <o:OLEObject Type="Embed" ProgID="Equation.DSMT4" ShapeID="_x0000_i1278" DrawAspect="Content" ObjectID="_1846673645" r:id="rId74"/>
+                <o:OLEObject Type="Embed" ProgID="Equation.DSMT4" ShapeID="_x0000_i1052" DrawAspect="Content" ObjectID="_1846673969" r:id="rId74"/>
               </w:object>
             </w:r>
             <w:r>
@@ -14844,6 +14837,7 @@
         <w:tc>
           <w:tcPr>
             <w:tcW w:w="3209" w:type="dxa"/>
+            <w:vAlign w:val="center"/>
           </w:tcPr>
           <w:p>
             <w:pPr>
@@ -14860,6 +14854,7 @@
         <w:tc>
           <w:tcPr>
             <w:tcW w:w="3209" w:type="dxa"/>
+            <w:vAlign w:val="center"/>
           </w:tcPr>
           <w:p>
             <w:pPr>
@@ -14879,10 +14874,10 @@
                 <w:szCs w:val="28"/>
               </w:rPr>
               <w:object w:dxaOrig="1780" w:dyaOrig="360" w14:anchorId="6AA02937">
-                <v:shape id="_x0000_i1283" type="#_x0000_t75" style="width:88.85pt;height:17.75pt" o:ole="">
+                <v:shape id="_x0000_i1053" type="#_x0000_t75" style="width:88.85pt;height:17.75pt" o:ole="">
                   <v:imagedata r:id="rId75" o:title=""/>
                 </v:shape>
-                <o:OLEObject Type="Embed" ProgID="Equation.DSMT4" ShapeID="_x0000_i1283" DrawAspect="Content" ObjectID="_1846673646" r:id="rId76"/>
+                <o:OLEObject Type="Embed" ProgID="Equation.DSMT4" ShapeID="_x0000_i1053" DrawAspect="Content" ObjectID="_1846673970" r:id="rId76"/>
               </w:object>
             </w:r>
           </w:p>
@@ -14890,6 +14885,7 @@
         <w:tc>
           <w:tcPr>
             <w:tcW w:w="3209" w:type="dxa"/>
+            <w:vAlign w:val="center"/>
           </w:tcPr>
           <w:p>
             <w:pPr>
@@ -15045,6 +15041,7 @@
         <w:tc>
           <w:tcPr>
             <w:tcW w:w="3209" w:type="dxa"/>
+            <w:vAlign w:val="center"/>
           </w:tcPr>
           <w:p>
             <w:pPr>
@@ -15061,6 +15058,7 @@
         <w:tc>
           <w:tcPr>
             <w:tcW w:w="3209" w:type="dxa"/>
+            <w:vAlign w:val="center"/>
           </w:tcPr>
           <w:p>
             <w:pPr>
@@ -15080,10 +15078,10 @@
                 <w:szCs w:val="28"/>
               </w:rPr>
               <w:object w:dxaOrig="2079" w:dyaOrig="360" w14:anchorId="46AEF671">
-                <v:shape id="_x0000_i1287" type="#_x0000_t75" style="width:103.8pt;height:17.75pt" o:ole="">
+                <v:shape id="_x0000_i1054" type="#_x0000_t75" style="width:103.8pt;height:17.75pt" o:ole="">
                   <v:imagedata r:id="rId77" o:title=""/>
                 </v:shape>
-                <o:OLEObject Type="Embed" ProgID="Equation.DSMT4" ShapeID="_x0000_i1287" DrawAspect="Content" ObjectID="_1846673647" r:id="rId78"/>
+                <o:OLEObject Type="Embed" ProgID="Equation.DSMT4" ShapeID="_x0000_i1054" DrawAspect="Content" ObjectID="_1846673971" r:id="rId78"/>
               </w:object>
             </w:r>
           </w:p>
@@ -15091,6 +15089,7 @@
         <w:tc>
           <w:tcPr>
             <w:tcW w:w="3209" w:type="dxa"/>
+            <w:vAlign w:val="center"/>
           </w:tcPr>
           <w:p>
             <w:pPr>
@@ -15164,10 +15163,10 @@
           <w:lang w:val="en-US"/>
         </w:rPr>
         <w:object w:dxaOrig="1460" w:dyaOrig="360" w14:anchorId="3AA6288C">
-          <v:shape id="_x0000_i1297" type="#_x0000_t75" style="width:72.95pt;height:17.75pt" o:ole="">
+          <v:shape id="_x0000_i1055" type="#_x0000_t75" style="width:72.95pt;height:17.75pt" o:ole="">
             <v:imagedata r:id="rId79" o:title=""/>
           </v:shape>
-          <o:OLEObject Type="Embed" ProgID="Equation.DSMT4" ShapeID="_x0000_i1297" DrawAspect="Content" ObjectID="_1846673648" r:id="rId80"/>
+          <o:OLEObject Type="Embed" ProgID="Equation.DSMT4" ShapeID="_x0000_i1055" DrawAspect="Content" ObjectID="_1846673972" r:id="rId80"/>
         </w:object>
       </w:r>
     </w:p>
@@ -15267,6 +15266,7 @@
         <w:tc>
           <w:tcPr>
             <w:tcW w:w="3209" w:type="dxa"/>
+            <w:vAlign w:val="center"/>
           </w:tcPr>
           <w:p>
             <w:pPr>
@@ -15283,6 +15283,7 @@
         <w:tc>
           <w:tcPr>
             <w:tcW w:w="3209" w:type="dxa"/>
+            <w:vAlign w:val="center"/>
           </w:tcPr>
           <w:p>
             <w:pPr>
@@ -15302,10 +15303,10 @@
                 <w:szCs w:val="28"/>
               </w:rPr>
               <w:object w:dxaOrig="2060" w:dyaOrig="700" w14:anchorId="26A87F2E">
-                <v:shape id="_x0000_i1300" type="#_x0000_t75" style="width:103.3pt;height:35.05pt" o:ole="">
+                <v:shape id="_x0000_i1056" type="#_x0000_t75" style="width:103.3pt;height:35.05pt" o:ole="">
                   <v:imagedata r:id="rId81" o:title=""/>
                 </v:shape>
-                <o:OLEObject Type="Embed" ProgID="Equation.DSMT4" ShapeID="_x0000_i1300" DrawAspect="Content" ObjectID="_1846673649" r:id="rId82"/>
+                <o:OLEObject Type="Embed" ProgID="Equation.DSMT4" ShapeID="_x0000_i1056" DrawAspect="Content" ObjectID="_1846673973" r:id="rId82"/>
               </w:object>
             </w:r>
           </w:p>
@@ -15313,6 +15314,7 @@
         <w:tc>
           <w:tcPr>
             <w:tcW w:w="3209" w:type="dxa"/>
+            <w:vAlign w:val="center"/>
           </w:tcPr>
           <w:p>
             <w:pPr>
@@ -15426,6 +15428,7 @@
         <w:tc>
           <w:tcPr>
             <w:tcW w:w="3209" w:type="dxa"/>
+            <w:vAlign w:val="center"/>
           </w:tcPr>
           <w:p>
             <w:pPr>
@@ -15442,6 +15445,7 @@
         <w:tc>
           <w:tcPr>
             <w:tcW w:w="3209" w:type="dxa"/>
+            <w:vAlign w:val="center"/>
           </w:tcPr>
           <w:p>
             <w:pPr>
@@ -15462,10 +15466,10 @@
                 <w:lang w:val="en-US"/>
               </w:rPr>
               <w:object w:dxaOrig="2140" w:dyaOrig="680" w14:anchorId="5ED17B9B">
-                <v:shape id="_x0000_i1304" type="#_x0000_t75" style="width:107.05pt;height:33.65pt" o:ole="">
+                <v:shape id="_x0000_i1057" type="#_x0000_t75" style="width:107.05pt;height:33.65pt" o:ole="">
                   <v:imagedata r:id="rId83" o:title=""/>
                 </v:shape>
-                <o:OLEObject Type="Embed" ProgID="Equation.DSMT4" ShapeID="_x0000_i1304" DrawAspect="Content" ObjectID="_1846673650" r:id="rId84"/>
+                <o:OLEObject Type="Embed" ProgID="Equation.DSMT4" ShapeID="_x0000_i1057" DrawAspect="Content" ObjectID="_1846673974" r:id="rId84"/>
               </w:object>
             </w:r>
           </w:p>
@@ -15473,6 +15477,7 @@
         <w:tc>
           <w:tcPr>
             <w:tcW w:w="3209" w:type="dxa"/>
+            <w:vAlign w:val="center"/>
           </w:tcPr>
           <w:p>
             <w:pPr>
@@ -16228,6 +16233,7 @@
         <w:tc>
           <w:tcPr>
             <w:tcW w:w="3209" w:type="dxa"/>
+            <w:vAlign w:val="center"/>
           </w:tcPr>
           <w:p>
             <w:pPr>
@@ -16244,6 +16250,7 @@
         <w:tc>
           <w:tcPr>
             <w:tcW w:w="3209" w:type="dxa"/>
+            <w:vAlign w:val="center"/>
           </w:tcPr>
           <w:p>
             <w:pPr>
@@ -16264,10 +16271,10 @@
                 <w:szCs w:val="28"/>
               </w:rPr>
               <w:object w:dxaOrig="1920" w:dyaOrig="400" w14:anchorId="6BD054EA">
-                <v:shape id="_x0000_i1308" type="#_x0000_t75" style="width:96.3pt;height:20.55pt" o:ole="">
+                <v:shape id="_x0000_i1058" type="#_x0000_t75" style="width:96.3pt;height:20.55pt" o:ole="">
                   <v:imagedata r:id="rId86" o:title=""/>
                 </v:shape>
-                <o:OLEObject Type="Embed" ProgID="Equation.DSMT4" ShapeID="_x0000_i1308" DrawAspect="Content" ObjectID="_1846673651" r:id="rId87"/>
+                <o:OLEObject Type="Embed" ProgID="Equation.DSMT4" ShapeID="_x0000_i1058" DrawAspect="Content" ObjectID="_1846673975" r:id="rId87"/>
               </w:object>
             </w:r>
             <w:r>
@@ -16283,6 +16290,7 @@
         <w:tc>
           <w:tcPr>
             <w:tcW w:w="3209" w:type="dxa"/>
+            <w:vAlign w:val="center"/>
           </w:tcPr>
           <w:p>
             <w:pPr>
@@ -16309,6 +16317,7 @@
         <w:tc>
           <w:tcPr>
             <w:tcW w:w="3209" w:type="dxa"/>
+            <w:vAlign w:val="center"/>
           </w:tcPr>
           <w:p>
             <w:pPr>
@@ -16325,6 +16334,7 @@
         <w:tc>
           <w:tcPr>
             <w:tcW w:w="3209" w:type="dxa"/>
+            <w:vAlign w:val="center"/>
           </w:tcPr>
           <w:p>
             <w:pPr>
@@ -16346,10 +16356,10 @@
                 <w:lang w:val="en-US"/>
               </w:rPr>
               <w:object w:dxaOrig="2840" w:dyaOrig="440" w14:anchorId="4E49E19B">
-                <v:shape id="_x0000_i1320" type="#_x0000_t75" style="width:142.6pt;height:21.95pt" o:ole="">
+                <v:shape id="_x0000_i1059" type="#_x0000_t75" style="width:142.6pt;height:21.95pt" o:ole="">
                   <v:imagedata r:id="rId88" o:title=""/>
                 </v:shape>
-                <o:OLEObject Type="Embed" ProgID="Equation.DSMT4" ShapeID="_x0000_i1320" DrawAspect="Content" ObjectID="_1846673652" r:id="rId89"/>
+                <o:OLEObject Type="Embed" ProgID="Equation.DSMT4" ShapeID="_x0000_i1059" DrawAspect="Content" ObjectID="_1846673976" r:id="rId89"/>
               </w:object>
             </w:r>
             <w:r>
@@ -16365,6 +16375,7 @@
         <w:tc>
           <w:tcPr>
             <w:tcW w:w="3209" w:type="dxa"/>
+            <w:vAlign w:val="center"/>
           </w:tcPr>
           <w:p>
             <w:pPr>
@@ -16382,23 +16393,7 @@
                 <w:sz w:val="28"/>
                 <w:szCs w:val="28"/>
               </w:rPr>
-              <w:t>(1.2</w:t>
-            </w:r>
-            <w:r>
-              <w:rPr>
-                <w:rFonts w:ascii="Times New Roman" w:hAnsi="Times New Roman" w:cs="Times New Roman"/>
-                <w:sz w:val="28"/>
-                <w:szCs w:val="28"/>
-              </w:rPr>
-              <w:t>8</w:t>
-            </w:r>
-            <w:r>
-              <w:rPr>
-                <w:rFonts w:ascii="Times New Roman" w:hAnsi="Times New Roman" w:cs="Times New Roman"/>
-                <w:sz w:val="28"/>
-                <w:szCs w:val="28"/>
-              </w:rPr>
-              <w:t>)</w:t>
+              <w:t>(1.28)</w:t>
             </w:r>
           </w:p>
         </w:tc>
@@ -16407,6 +16402,7 @@
         <w:tc>
           <w:tcPr>
             <w:tcW w:w="3209" w:type="dxa"/>
+            <w:vAlign w:val="center"/>
           </w:tcPr>
           <w:p>
             <w:pPr>
@@ -16423,6 +16419,7 @@
         <w:tc>
           <w:tcPr>
             <w:tcW w:w="3209" w:type="dxa"/>
+            <w:vAlign w:val="center"/>
           </w:tcPr>
           <w:p>
             <w:pPr>
@@ -16444,10 +16441,10 @@
                 <w:lang w:val="en-US"/>
               </w:rPr>
               <w:object w:dxaOrig="2920" w:dyaOrig="400" w14:anchorId="4CCD6FE5">
-                <v:shape id="_x0000_i1324" type="#_x0000_t75" style="width:145.4pt;height:20.55pt" o:ole="">
+                <v:shape id="_x0000_i1060" type="#_x0000_t75" style="width:145.4pt;height:20.55pt" o:ole="">
                   <v:imagedata r:id="rId90" o:title=""/>
                 </v:shape>
-                <o:OLEObject Type="Embed" ProgID="Equation.DSMT4" ShapeID="_x0000_i1324" DrawAspect="Content" ObjectID="_1846673653" r:id="rId91"/>
+                <o:OLEObject Type="Embed" ProgID="Equation.DSMT4" ShapeID="_x0000_i1060" DrawAspect="Content" ObjectID="_1846673977" r:id="rId91"/>
               </w:object>
             </w:r>
             <w:r>
@@ -16463,6 +16460,7 @@
         <w:tc>
           <w:tcPr>
             <w:tcW w:w="3209" w:type="dxa"/>
+            <w:vAlign w:val="center"/>
           </w:tcPr>
           <w:p>
             <w:pPr>
@@ -16480,23 +16478,7 @@
                 <w:sz w:val="28"/>
                 <w:szCs w:val="28"/>
               </w:rPr>
-              <w:t>(1.2</w:t>
-            </w:r>
-            <w:r>
-              <w:rPr>
-                <w:rFonts w:ascii="Times New Roman" w:hAnsi="Times New Roman" w:cs="Times New Roman"/>
-                <w:sz w:val="28"/>
-                <w:szCs w:val="28"/>
-              </w:rPr>
-              <w:t>9</w:t>
-            </w:r>
-            <w:r>
-              <w:rPr>
-                <w:rFonts w:ascii="Times New Roman" w:hAnsi="Times New Roman" w:cs="Times New Roman"/>
-                <w:sz w:val="28"/>
-                <w:szCs w:val="28"/>
-              </w:rPr>
-              <w:t>)</w:t>
+              <w:t>(1.29)</w:t>
             </w:r>
           </w:p>
         </w:tc>
@@ -16505,6 +16487,7 @@
         <w:tc>
           <w:tcPr>
             <w:tcW w:w="3209" w:type="dxa"/>
+            <w:vAlign w:val="center"/>
           </w:tcPr>
           <w:p>
             <w:pPr>
@@ -16521,6 +16504,7 @@
         <w:tc>
           <w:tcPr>
             <w:tcW w:w="3209" w:type="dxa"/>
+            <w:vAlign w:val="center"/>
           </w:tcPr>
           <w:p>
             <w:pPr>
@@ -16541,10 +16525,10 @@
                 <w:szCs w:val="28"/>
               </w:rPr>
               <w:object w:dxaOrig="4180" w:dyaOrig="680" w14:anchorId="0E0C89C5">
-                <v:shape id="_x0000_i1329" type="#_x0000_t75" style="width:209pt;height:33.65pt" o:ole="">
+                <v:shape id="_x0000_i1061" type="#_x0000_t75" style="width:209pt;height:33.65pt" o:ole="">
                   <v:imagedata r:id="rId92" o:title=""/>
                 </v:shape>
-                <o:OLEObject Type="Embed" ProgID="Equation.DSMT4" ShapeID="_x0000_i1329" DrawAspect="Content" ObjectID="_1846673654" r:id="rId93"/>
+                <o:OLEObject Type="Embed" ProgID="Equation.DSMT4" ShapeID="_x0000_i1061" DrawAspect="Content" ObjectID="_1846673978" r:id="rId93"/>
               </w:object>
             </w:r>
           </w:p>
@@ -16552,6 +16536,7 @@
         <w:tc>
           <w:tcPr>
             <w:tcW w:w="3209" w:type="dxa"/>
+            <w:vAlign w:val="center"/>
           </w:tcPr>
           <w:p>
             <w:pPr>
@@ -16569,23 +16554,7 @@
                 <w:sz w:val="28"/>
                 <w:szCs w:val="28"/>
               </w:rPr>
-              <w:t>(1.</w:t>
-            </w:r>
-            <w:r>
-              <w:rPr>
-                <w:rFonts w:ascii="Times New Roman" w:hAnsi="Times New Roman" w:cs="Times New Roman"/>
-                <w:sz w:val="28"/>
-                <w:szCs w:val="28"/>
-              </w:rPr>
-              <w:t>30</w:t>
-            </w:r>
-            <w:r>
-              <w:rPr>
-                <w:rFonts w:ascii="Times New Roman" w:hAnsi="Times New Roman" w:cs="Times New Roman"/>
-                <w:sz w:val="28"/>
-                <w:szCs w:val="28"/>
-              </w:rPr>
-              <w:t>)</w:t>
+              <w:t>(1.30)</w:t>
             </w:r>
           </w:p>
         </w:tc>
@@ -16839,7 +16808,7 @@
                 <v:shape id="_x0000_i1062" type="#_x0000_t75" style="width:74.8pt;height:17.75pt" o:ole="">
                   <v:imagedata r:id="rId94" o:title=""/>
                 </v:shape>
-                <o:OLEObject Type="Embed" ProgID="Equation.DSMT4" ShapeID="_x0000_i1062" DrawAspect="Content" ObjectID="_1846673655" r:id="rId95"/>
+                <o:OLEObject Type="Embed" ProgID="Equation.DSMT4" ShapeID="_x0000_i1062" DrawAspect="Content" ObjectID="_1846673979" r:id="rId95"/>
               </w:object>
             </w:r>
           </w:p>
@@ -16948,7 +16917,7 @@
                 <v:shape id="_x0000_i1063" type="#_x0000_t75" style="width:77.6pt;height:17.75pt" o:ole="">
                   <v:imagedata r:id="rId96" o:title=""/>
                 </v:shape>
-                <o:OLEObject Type="Embed" ProgID="Equation.DSMT4" ShapeID="_x0000_i1063" DrawAspect="Content" ObjectID="_1846673656" r:id="rId97"/>
+                <o:OLEObject Type="Embed" ProgID="Equation.DSMT4" ShapeID="_x0000_i1063" DrawAspect="Content" ObjectID="_1846673980" r:id="rId97"/>
               </w:object>
             </w:r>
             <w:r>
@@ -16980,7 +16949,7 @@
                 <v:shape id="_x0000_i1064" type="#_x0000_t75" style="width:74.35pt;height:20.55pt" o:ole="">
                   <v:imagedata r:id="rId98" o:title=""/>
                 </v:shape>
-                <o:OLEObject Type="Embed" ProgID="Equation.DSMT4" ShapeID="_x0000_i1064" DrawAspect="Content" ObjectID="_1846673657" r:id="rId99"/>
+                <o:OLEObject Type="Embed" ProgID="Equation.DSMT4" ShapeID="_x0000_i1064" DrawAspect="Content" ObjectID="_1846673981" r:id="rId99"/>
               </w:object>
             </w:r>
           </w:p>
@@ -17088,7 +17057,7 @@
                 <v:shape id="_x0000_i1065" type="#_x0000_t75" style="width:101pt;height:20.55pt" o:ole="">
                   <v:imagedata r:id="rId100" o:title=""/>
                 </v:shape>
-                <o:OLEObject Type="Embed" ProgID="Equation.DSMT4" ShapeID="_x0000_i1065" DrawAspect="Content" ObjectID="_1846673658" r:id="rId101"/>
+                <o:OLEObject Type="Embed" ProgID="Equation.DSMT4" ShapeID="_x0000_i1065" DrawAspect="Content" ObjectID="_1846673982" r:id="rId101"/>
               </w:object>
             </w:r>
           </w:p>
@@ -17196,7 +17165,7 @@
                 <v:shape id="_x0000_i1066" type="#_x0000_t75" style="width:88.85pt;height:17.75pt" o:ole="">
                   <v:imagedata r:id="rId102" o:title=""/>
                 </v:shape>
-                <o:OLEObject Type="Embed" ProgID="Equation.DSMT4" ShapeID="_x0000_i1066" DrawAspect="Content" ObjectID="_1846673659" r:id="rId103"/>
+                <o:OLEObject Type="Embed" ProgID="Equation.DSMT4" ShapeID="_x0000_i1066" DrawAspect="Content" ObjectID="_1846673983" r:id="rId103"/>
               </w:object>
             </w:r>
           </w:p>
@@ -17583,311 +17552,6 @@
           <w:szCs w:val="28"/>
         </w:rPr>
         <w:t>Математическая основа метода опирается на теорию линейных стационарных систем. Если на исследуемую электрохимическую систему подаётся гармонический ток</w:t>
-      </w:r>
-    </w:p>
-    <w:tbl>
-      <w:tblPr>
-        <w:tblStyle w:val="ac"/>
-        <w:tblW w:w="0" w:type="auto"/>
-        <w:tblBorders>
-          <w:top w:val="none" w:sz="0" w:space="0" w:color="auto"/>
-          <w:left w:val="none" w:sz="0" w:space="0" w:color="auto"/>
-          <w:bottom w:val="none" w:sz="0" w:space="0" w:color="auto"/>
-          <w:right w:val="none" w:sz="0" w:space="0" w:color="auto"/>
-          <w:insideH w:val="none" w:sz="0" w:space="0" w:color="auto"/>
-          <w:insideV w:val="none" w:sz="0" w:space="0" w:color="auto"/>
-        </w:tblBorders>
-        <w:tblLook w:val="04A0" w:firstRow="1" w:lastRow="0" w:firstColumn="1" w:lastColumn="0" w:noHBand="0" w:noVBand="1"/>
-      </w:tblPr>
-      <w:tblGrid>
-        <w:gridCol w:w="3209"/>
-        <w:gridCol w:w="3209"/>
-        <w:gridCol w:w="3209"/>
-      </w:tblGrid>
-      <w:tr>
-        <w:tc>
-          <w:tcPr>
-            <w:tcW w:w="3209" w:type="dxa"/>
-          </w:tcPr>
-          <w:p>
-            <w:pPr>
-              <w:spacing w:line="360" w:lineRule="auto"/>
-              <w:jc w:val="both"/>
-              <w:rPr>
-                <w:rFonts w:ascii="Times New Roman" w:hAnsi="Times New Roman" w:cs="Times New Roman"/>
-                <w:sz w:val="28"/>
-                <w:szCs w:val="28"/>
-              </w:rPr>
-            </w:pPr>
-          </w:p>
-        </w:tc>
-        <w:tc>
-          <w:tcPr>
-            <w:tcW w:w="3209" w:type="dxa"/>
-          </w:tcPr>
-          <w:p>
-            <w:pPr>
-              <w:spacing w:line="360" w:lineRule="auto"/>
-              <w:ind w:firstLine="709"/>
-              <w:jc w:val="both"/>
-              <w:rPr>
-                <w:rFonts w:ascii="Times New Roman" w:hAnsi="Times New Roman" w:cs="Times New Roman"/>
-                <w:sz w:val="28"/>
-                <w:szCs w:val="28"/>
-              </w:rPr>
-            </w:pPr>
-            <w:r>
-              <w:rPr>
-                <w:rFonts w:ascii="Times New Roman" w:hAnsi="Times New Roman" w:cs="Times New Roman"/>
-                <w:position w:val="-12"/>
-                <w:sz w:val="28"/>
-                <w:szCs w:val="28"/>
-                <w:lang w:val="en-US"/>
-              </w:rPr>
-              <w:object w:dxaOrig="1719" w:dyaOrig="360" w14:anchorId="6BF22C0A">
-                <v:shape id="_x0000_i1341" type="#_x0000_t75" style="width:86.5pt;height:18.25pt" o:ole="">
-                  <v:imagedata r:id="rId104" o:title=""/>
-                </v:shape>
-                <o:OLEObject Type="Embed" ProgID="Equation.DSMT4" ShapeID="_x0000_i1341" DrawAspect="Content" ObjectID="_1846673660" r:id="rId105"/>
-              </w:object>
-            </w:r>
-            <w:r>
-              <w:rPr>
-                <w:rFonts w:ascii="Times New Roman" w:hAnsi="Times New Roman" w:cs="Times New Roman"/>
-                <w:sz w:val="28"/>
-                <w:szCs w:val="28"/>
-              </w:rPr>
-              <w:t>,</w:t>
-            </w:r>
-          </w:p>
-        </w:tc>
-        <w:tc>
-          <w:tcPr>
-            <w:tcW w:w="3209" w:type="dxa"/>
-          </w:tcPr>
-          <w:p>
-            <w:pPr>
-              <w:spacing w:line="360" w:lineRule="auto"/>
-              <w:jc w:val="right"/>
-              <w:rPr>
-                <w:rFonts w:ascii="Times New Roman" w:hAnsi="Times New Roman" w:cs="Times New Roman"/>
-                <w:sz w:val="28"/>
-                <w:szCs w:val="28"/>
-              </w:rPr>
-            </w:pPr>
-            <w:r>
-              <w:rPr>
-                <w:rFonts w:ascii="Times New Roman" w:hAnsi="Times New Roman" w:cs="Times New Roman"/>
-                <w:sz w:val="28"/>
-                <w:szCs w:val="28"/>
-              </w:rPr>
-              <w:t>(1.31)</w:t>
-            </w:r>
-          </w:p>
-        </w:tc>
-      </w:tr>
-    </w:tbl>
-    <w:p>
-      <w:pPr>
-        <w:spacing w:line="360" w:lineRule="auto"/>
-        <w:ind w:firstLine="709"/>
-        <w:jc w:val="both"/>
-        <w:rPr>
-          <w:rFonts w:ascii="Times New Roman" w:hAnsi="Times New Roman" w:cs="Times New Roman"/>
-          <w:sz w:val="28"/>
-          <w:szCs w:val="28"/>
-        </w:rPr>
-      </w:pPr>
-      <w:r>
-        <w:rPr>
-          <w:rFonts w:ascii="Times New Roman" w:hAnsi="Times New Roman" w:cs="Times New Roman"/>
-          <w:sz w:val="28"/>
-          <w:szCs w:val="28"/>
-        </w:rPr>
-        <w:t>то при условии малости возмущения отклик по напряжению также будет гармоническим:</w:t>
-      </w:r>
-    </w:p>
-    <w:tbl>
-      <w:tblPr>
-        <w:tblStyle w:val="ac"/>
-        <w:tblW w:w="0" w:type="auto"/>
-        <w:tblBorders>
-          <w:top w:val="none" w:sz="0" w:space="0" w:color="auto"/>
-          <w:left w:val="none" w:sz="0" w:space="0" w:color="auto"/>
-          <w:bottom w:val="none" w:sz="0" w:space="0" w:color="auto"/>
-          <w:right w:val="none" w:sz="0" w:space="0" w:color="auto"/>
-          <w:insideH w:val="none" w:sz="0" w:space="0" w:color="auto"/>
-          <w:insideV w:val="none" w:sz="0" w:space="0" w:color="auto"/>
-        </w:tblBorders>
-        <w:tblLook w:val="04A0" w:firstRow="1" w:lastRow="0" w:firstColumn="1" w:lastColumn="0" w:noHBand="0" w:noVBand="1"/>
-      </w:tblPr>
-      <w:tblGrid>
-        <w:gridCol w:w="3209"/>
-        <w:gridCol w:w="3209"/>
-        <w:gridCol w:w="3209"/>
-      </w:tblGrid>
-      <w:tr>
-        <w:tc>
-          <w:tcPr>
-            <w:tcW w:w="3209" w:type="dxa"/>
-          </w:tcPr>
-          <w:p>
-            <w:pPr>
-              <w:spacing w:line="360" w:lineRule="auto"/>
-              <w:jc w:val="both"/>
-              <w:rPr>
-                <w:rFonts w:ascii="Times New Roman" w:hAnsi="Times New Roman" w:cs="Times New Roman"/>
-                <w:sz w:val="28"/>
-                <w:szCs w:val="28"/>
-              </w:rPr>
-            </w:pPr>
-          </w:p>
-        </w:tc>
-        <w:tc>
-          <w:tcPr>
-            <w:tcW w:w="3209" w:type="dxa"/>
-          </w:tcPr>
-          <w:p>
-            <w:pPr>
-              <w:spacing w:line="360" w:lineRule="auto"/>
-              <w:ind w:firstLine="709"/>
-              <w:jc w:val="both"/>
-              <w:rPr>
-                <w:rFonts w:ascii="Times New Roman" w:hAnsi="Times New Roman" w:cs="Times New Roman"/>
-                <w:sz w:val="28"/>
-                <w:szCs w:val="28"/>
-                <w:lang w:val="en-US"/>
-              </w:rPr>
-            </w:pPr>
-            <w:r>
-              <w:rPr>
-                <w:rFonts w:ascii="Times New Roman" w:hAnsi="Times New Roman" w:cs="Times New Roman"/>
-                <w:position w:val="-12"/>
-                <w:sz w:val="28"/>
-                <w:szCs w:val="28"/>
-                <w:lang w:val="en-US"/>
-              </w:rPr>
-              <w:object w:dxaOrig="1939" w:dyaOrig="360" w14:anchorId="1374F71D">
-                <v:shape id="_x0000_i1347" type="#_x0000_t75" style="width:97.25pt;height:18.25pt" o:ole="">
-                  <v:imagedata r:id="rId106" o:title=""/>
-                </v:shape>
-                <o:OLEObject Type="Embed" ProgID="Equation.DSMT4" ShapeID="_x0000_i1347" DrawAspect="Content" ObjectID="_1846673661" r:id="rId107"/>
-              </w:object>
-            </w:r>
-            <w:r>
-              <w:rPr>
-                <w:rFonts w:ascii="Times New Roman" w:hAnsi="Times New Roman" w:cs="Times New Roman"/>
-                <w:sz w:val="28"/>
-                <w:szCs w:val="28"/>
-              </w:rPr>
-              <w:t>,</w:t>
-            </w:r>
-          </w:p>
-        </w:tc>
-        <w:tc>
-          <w:tcPr>
-            <w:tcW w:w="3209" w:type="dxa"/>
-          </w:tcPr>
-          <w:p>
-            <w:pPr>
-              <w:spacing w:line="360" w:lineRule="auto"/>
-              <w:jc w:val="right"/>
-              <w:rPr>
-                <w:rFonts w:ascii="Times New Roman" w:hAnsi="Times New Roman" w:cs="Times New Roman"/>
-                <w:sz w:val="28"/>
-                <w:szCs w:val="28"/>
-              </w:rPr>
-            </w:pPr>
-            <w:r>
-              <w:rPr>
-                <w:rFonts w:ascii="Times New Roman" w:hAnsi="Times New Roman" w:cs="Times New Roman"/>
-                <w:sz w:val="28"/>
-                <w:szCs w:val="28"/>
-              </w:rPr>
-              <w:t>(1.3</w:t>
-            </w:r>
-            <w:r>
-              <w:rPr>
-                <w:rFonts w:ascii="Times New Roman" w:hAnsi="Times New Roman" w:cs="Times New Roman"/>
-                <w:sz w:val="28"/>
-                <w:szCs w:val="28"/>
-              </w:rPr>
-              <w:t>2</w:t>
-            </w:r>
-            <w:r>
-              <w:rPr>
-                <w:rFonts w:ascii="Times New Roman" w:hAnsi="Times New Roman" w:cs="Times New Roman"/>
-                <w:sz w:val="28"/>
-                <w:szCs w:val="28"/>
-              </w:rPr>
-              <w:t>)</w:t>
-            </w:r>
-          </w:p>
-        </w:tc>
-      </w:tr>
-    </w:tbl>
-    <w:p>
-      <w:pPr>
-        <w:spacing w:line="360" w:lineRule="auto"/>
-        <w:ind w:firstLine="709"/>
-        <w:jc w:val="both"/>
-        <w:rPr>
-          <w:rFonts w:ascii="Times New Roman" w:hAnsi="Times New Roman" w:cs="Times New Roman"/>
-          <w:sz w:val="28"/>
-          <w:szCs w:val="28"/>
-        </w:rPr>
-      </w:pPr>
-      <w:r>
-        <w:rPr>
-          <w:rFonts w:ascii="Times New Roman" w:hAnsi="Times New Roman" w:cs="Times New Roman"/>
-          <w:sz w:val="28"/>
-          <w:szCs w:val="28"/>
-        </w:rPr>
-        <w:t xml:space="preserve">где φ –фазовый сдвиг </w:t>
-      </w:r>
-      <w:r>
-        <w:rPr>
-          <w:rFonts w:ascii="Times New Roman" w:hAnsi="Times New Roman" w:cs="Times New Roman"/>
-          <w:sz w:val="28"/>
-          <w:szCs w:val="28"/>
-        </w:rPr>
-        <w:t>между током и напряжением.</w:t>
-      </w:r>
-    </w:p>
-    <w:p>
-      <w:pPr>
-        <w:spacing w:line="360" w:lineRule="auto"/>
-        <w:ind w:firstLine="709"/>
-        <w:jc w:val="both"/>
-        <w:rPr>
-          <w:rFonts w:ascii="Times New Roman" w:hAnsi="Times New Roman" w:cs="Times New Roman"/>
-          <w:sz w:val="28"/>
-          <w:szCs w:val="28"/>
-        </w:rPr>
-      </w:pPr>
-      <w:r>
-        <w:rPr>
-          <w:rFonts w:ascii="Times New Roman" w:hAnsi="Times New Roman" w:cs="Times New Roman"/>
-          <w:sz w:val="28"/>
-          <w:szCs w:val="28"/>
-        </w:rPr>
-        <w:t>Переход к комплексной форме осуществляется стандартным образом через</w:t>
-      </w:r>
-      <w:r>
-        <w:rPr>
-          <w:rFonts w:ascii="Times New Roman" w:hAnsi="Times New Roman" w:cs="Times New Roman"/>
-          <w:sz w:val="28"/>
-          <w:szCs w:val="28"/>
-        </w:rPr>
-        <w:t xml:space="preserve"> </w:t>
-      </w:r>
-      <w:r>
-        <w:rPr>
-          <w:rFonts w:ascii="Times New Roman" w:hAnsi="Times New Roman" w:cs="Times New Roman"/>
-          <w:sz w:val="28"/>
-          <w:szCs w:val="28"/>
-        </w:rPr>
-        <w:t>представление гармонических функций как вещественной части комплексной экспоненты. Тогда комплексный импеданс определяется как</w:t>
       </w:r>
     </w:p>
     <w:tbl>
@@ -17946,15 +17610,16 @@
             <w:r>
               <w:rPr>
                 <w:rFonts w:ascii="Times New Roman" w:hAnsi="Times New Roman" w:cs="Times New Roman"/>
-                <w:position w:val="-40"/>
-                <w:sz w:val="28"/>
-                <w:szCs w:val="28"/>
-              </w:rPr>
-              <w:object w:dxaOrig="1420" w:dyaOrig="920" w14:anchorId="3B1F457E">
-                <v:shape id="_x0000_i1352" type="#_x0000_t75" style="width:71.55pt;height:46.3pt" o:ole="">
-                  <v:imagedata r:id="rId108" o:title=""/>
+                <w:position w:val="-12"/>
+                <w:sz w:val="28"/>
+                <w:szCs w:val="28"/>
+                <w:lang w:val="en-US"/>
+              </w:rPr>
+              <w:object w:dxaOrig="1719" w:dyaOrig="360" w14:anchorId="6BF22C0A">
+                <v:shape id="_x0000_i1067" type="#_x0000_t75" style="width:86.5pt;height:18.25pt" o:ole="">
+                  <v:imagedata r:id="rId104" o:title=""/>
                 </v:shape>
-                <o:OLEObject Type="Embed" ProgID="Equation.DSMT4" ShapeID="_x0000_i1352" DrawAspect="Content" ObjectID="_1846673662" r:id="rId109"/>
+                <o:OLEObject Type="Embed" ProgID="Equation.DSMT4" ShapeID="_x0000_i1067" DrawAspect="Content" ObjectID="_1846673984" r:id="rId105"/>
               </w:object>
             </w:r>
             <w:r>
@@ -17963,7 +17628,7 @@
                 <w:sz w:val="28"/>
                 <w:szCs w:val="28"/>
               </w:rPr>
-              <w:t>.</w:t>
+              <w:t>,</w:t>
             </w:r>
           </w:p>
         </w:tc>
@@ -17988,7 +17653,7 @@
                 <w:sz w:val="28"/>
                 <w:szCs w:val="28"/>
               </w:rPr>
-              <w:t>(1.33)</w:t>
+              <w:t>(1.31)</w:t>
             </w:r>
           </w:p>
         </w:tc>
@@ -18011,62 +17676,7 @@
           <w:sz w:val="28"/>
           <w:szCs w:val="28"/>
         </w:rPr>
-        <w:t xml:space="preserve">Это соотношение является частотным </w:t>
-      </w:r>
-      <w:r>
-        <w:rPr>
-          <w:rFonts w:ascii="Times New Roman" w:hAnsi="Times New Roman" w:cs="Times New Roman"/>
-          <w:sz w:val="28"/>
-          <w:szCs w:val="28"/>
-          <w:highlight w:val="yellow"/>
-        </w:rPr>
-        <w:t>аналогом</w:t>
-      </w:r>
-      <w:r>
-        <w:rPr>
-          <w:rFonts w:ascii="Times New Roman" w:hAnsi="Times New Roman" w:cs="Times New Roman"/>
-          <w:sz w:val="28"/>
-          <w:szCs w:val="28"/>
-        </w:rPr>
-        <w:t xml:space="preserve"> закона Ома и используется потому, что позволяет анализировать не только модуль отклика, но и фазовые соотношения, то есть различать резистивную, ёмкостную и диффузионную природу процессов внутри аккумулятора. В современной методологии EIS именно анализ комплексной формы </w:t>
-      </w:r>
-      <w:r>
-        <w:rPr>
-          <w:rFonts w:ascii="Times New Roman" w:hAnsi="Times New Roman" w:cs="Times New Roman"/>
-          <w:i/>
-          <w:iCs/>
-          <w:sz w:val="28"/>
-          <w:szCs w:val="28"/>
-        </w:rPr>
-        <w:t>Z(ω)</w:t>
-      </w:r>
-      <w:r>
-        <w:rPr>
-          <w:rFonts w:ascii="Times New Roman" w:hAnsi="Times New Roman" w:cs="Times New Roman"/>
-          <w:sz w:val="28"/>
-          <w:szCs w:val="28"/>
-        </w:rPr>
-        <w:t>, а не только модуля сопротивления, рассматривается как принципиально необходимый для корректной физической интерпретации данных.</w:t>
-      </w:r>
-    </w:p>
-    <w:p>
-      <w:pPr>
-        <w:spacing w:line="360" w:lineRule="auto"/>
-        <w:ind w:firstLine="709"/>
-        <w:jc w:val="both"/>
-        <w:rPr>
-          <w:rFonts w:ascii="Times New Roman" w:hAnsi="Times New Roman" w:cs="Times New Roman"/>
-          <w:sz w:val="28"/>
-          <w:szCs w:val="28"/>
-        </w:rPr>
-      </w:pPr>
-      <w:r>
-        <w:rPr>
-          <w:rFonts w:ascii="Times New Roman" w:hAnsi="Times New Roman" w:cs="Times New Roman"/>
-          <w:sz w:val="28"/>
-          <w:szCs w:val="28"/>
-        </w:rPr>
-        <w:t>В комплексной форме импеданс записывается как</w:t>
+        <w:t>то при условии малости возмущения отклик по напряжению также будет гармоническим:</w:t>
       </w:r>
     </w:p>
     <w:tbl>
@@ -18092,6 +17702,7 @@
         <w:tc>
           <w:tcPr>
             <w:tcW w:w="3209" w:type="dxa"/>
+            <w:vAlign w:val="center"/>
           </w:tcPr>
           <w:p>
             <w:pPr>
@@ -18108,6 +17719,160 @@
         <w:tc>
           <w:tcPr>
             <w:tcW w:w="3209" w:type="dxa"/>
+            <w:vAlign w:val="center"/>
+          </w:tcPr>
+          <w:p>
+            <w:pPr>
+              <w:spacing w:line="360" w:lineRule="auto"/>
+              <w:ind w:firstLine="709"/>
+              <w:jc w:val="both"/>
+              <w:rPr>
+                <w:rFonts w:ascii="Times New Roman" w:hAnsi="Times New Roman" w:cs="Times New Roman"/>
+                <w:sz w:val="28"/>
+                <w:szCs w:val="28"/>
+                <w:lang w:val="en-US"/>
+              </w:rPr>
+            </w:pPr>
+            <w:r>
+              <w:rPr>
+                <w:rFonts w:ascii="Times New Roman" w:hAnsi="Times New Roman" w:cs="Times New Roman"/>
+                <w:position w:val="-12"/>
+                <w:sz w:val="28"/>
+                <w:szCs w:val="28"/>
+                <w:lang w:val="en-US"/>
+              </w:rPr>
+              <w:object w:dxaOrig="1939" w:dyaOrig="360" w14:anchorId="1374F71D">
+                <v:shape id="_x0000_i1068" type="#_x0000_t75" style="width:97.25pt;height:18.25pt" o:ole="">
+                  <v:imagedata r:id="rId106" o:title=""/>
+                </v:shape>
+                <o:OLEObject Type="Embed" ProgID="Equation.DSMT4" ShapeID="_x0000_i1068" DrawAspect="Content" ObjectID="_1846673985" r:id="rId107"/>
+              </w:object>
+            </w:r>
+            <w:r>
+              <w:rPr>
+                <w:rFonts w:ascii="Times New Roman" w:hAnsi="Times New Roman" w:cs="Times New Roman"/>
+                <w:sz w:val="28"/>
+                <w:szCs w:val="28"/>
+              </w:rPr>
+              <w:t>,</w:t>
+            </w:r>
+          </w:p>
+        </w:tc>
+        <w:tc>
+          <w:tcPr>
+            <w:tcW w:w="3209" w:type="dxa"/>
+            <w:vAlign w:val="center"/>
+          </w:tcPr>
+          <w:p>
+            <w:pPr>
+              <w:spacing w:line="360" w:lineRule="auto"/>
+              <w:jc w:val="right"/>
+              <w:rPr>
+                <w:rFonts w:ascii="Times New Roman" w:hAnsi="Times New Roman" w:cs="Times New Roman"/>
+                <w:sz w:val="28"/>
+                <w:szCs w:val="28"/>
+              </w:rPr>
+            </w:pPr>
+            <w:r>
+              <w:rPr>
+                <w:rFonts w:ascii="Times New Roman" w:hAnsi="Times New Roman" w:cs="Times New Roman"/>
+                <w:sz w:val="28"/>
+                <w:szCs w:val="28"/>
+              </w:rPr>
+              <w:t>(1.32)</w:t>
+            </w:r>
+          </w:p>
+        </w:tc>
+      </w:tr>
+    </w:tbl>
+    <w:p>
+      <w:pPr>
+        <w:spacing w:line="360" w:lineRule="auto"/>
+        <w:ind w:firstLine="709"/>
+        <w:jc w:val="both"/>
+        <w:rPr>
+          <w:rFonts w:ascii="Times New Roman" w:hAnsi="Times New Roman" w:cs="Times New Roman"/>
+          <w:sz w:val="28"/>
+          <w:szCs w:val="28"/>
+        </w:rPr>
+      </w:pPr>
+      <w:r>
+        <w:rPr>
+          <w:rFonts w:ascii="Times New Roman" w:hAnsi="Times New Roman" w:cs="Times New Roman"/>
+          <w:sz w:val="28"/>
+          <w:szCs w:val="28"/>
+        </w:rPr>
+        <w:t xml:space="preserve">где φ –фазовый сдвиг </w:t>
+      </w:r>
+      <w:r>
+        <w:rPr>
+          <w:rFonts w:ascii="Times New Roman" w:hAnsi="Times New Roman" w:cs="Times New Roman"/>
+          <w:sz w:val="28"/>
+          <w:szCs w:val="28"/>
+        </w:rPr>
+        <w:t>между током и напряжением.</w:t>
+      </w:r>
+    </w:p>
+    <w:p>
+      <w:pPr>
+        <w:spacing w:line="360" w:lineRule="auto"/>
+        <w:ind w:firstLine="709"/>
+        <w:jc w:val="both"/>
+        <w:rPr>
+          <w:rFonts w:ascii="Times New Roman" w:hAnsi="Times New Roman" w:cs="Times New Roman"/>
+          <w:sz w:val="28"/>
+          <w:szCs w:val="28"/>
+        </w:rPr>
+      </w:pPr>
+      <w:r>
+        <w:rPr>
+          <w:rFonts w:ascii="Times New Roman" w:hAnsi="Times New Roman" w:cs="Times New Roman"/>
+          <w:sz w:val="28"/>
+          <w:szCs w:val="28"/>
+        </w:rPr>
+        <w:t>Переход к комплексной форме осуществляется стандартным образом через</w:t>
+      </w:r>
+      <w:r>
+        <w:rPr>
+          <w:rFonts w:ascii="Times New Roman" w:hAnsi="Times New Roman" w:cs="Times New Roman"/>
+          <w:sz w:val="28"/>
+          <w:szCs w:val="28"/>
+        </w:rPr>
+        <w:t xml:space="preserve"> </w:t>
+      </w:r>
+      <w:r>
+        <w:rPr>
+          <w:rFonts w:ascii="Times New Roman" w:hAnsi="Times New Roman" w:cs="Times New Roman"/>
+          <w:sz w:val="28"/>
+          <w:szCs w:val="28"/>
+        </w:rPr>
+        <w:t>представление гармонических функций как вещественной части комплексной экспоненты. Тогда комплексный импеданс определяется как</w:t>
+      </w:r>
+    </w:p>
+    <w:tbl>
+      <w:tblPr>
+        <w:tblStyle w:val="ac"/>
+        <w:tblW w:w="0" w:type="auto"/>
+        <w:tblBorders>
+          <w:top w:val="none" w:sz="0" w:space="0" w:color="auto"/>
+          <w:left w:val="none" w:sz="0" w:space="0" w:color="auto"/>
+          <w:bottom w:val="none" w:sz="0" w:space="0" w:color="auto"/>
+          <w:right w:val="none" w:sz="0" w:space="0" w:color="auto"/>
+          <w:insideH w:val="none" w:sz="0" w:space="0" w:color="auto"/>
+          <w:insideV w:val="none" w:sz="0" w:space="0" w:color="auto"/>
+        </w:tblBorders>
+        <w:tblLook w:val="04A0" w:firstRow="1" w:lastRow="0" w:firstColumn="1" w:lastColumn="0" w:noHBand="0" w:noVBand="1"/>
+      </w:tblPr>
+      <w:tblGrid>
+        <w:gridCol w:w="3209"/>
+        <w:gridCol w:w="3209"/>
+        <w:gridCol w:w="3209"/>
+      </w:tblGrid>
+      <w:tr>
+        <w:tc>
+          <w:tcPr>
+            <w:tcW w:w="3209" w:type="dxa"/>
+            <w:vAlign w:val="center"/>
           </w:tcPr>
           <w:p>
             <w:pPr>
@@ -18119,34 +17884,231 @@
                 <w:szCs w:val="28"/>
               </w:rPr>
             </w:pPr>
-            <w:r>
-              <w:rPr>
-                <w:rFonts w:ascii="Times New Roman" w:hAnsi="Times New Roman" w:cs="Times New Roman"/>
-                <w:position w:val="-14"/>
-                <w:sz w:val="28"/>
-                <w:szCs w:val="28"/>
-                <w:lang w:val="en-US"/>
-              </w:rPr>
-              <w:object w:dxaOrig="2400" w:dyaOrig="400" w14:anchorId="01FEE904">
-                <v:shape id="_x0000_i1356" type="#_x0000_t75" style="width:120.15pt;height:19.15pt" o:ole="">
-                  <v:imagedata r:id="rId110" o:title=""/>
-                </v:shape>
-                <o:OLEObject Type="Embed" ProgID="Equation.DSMT4" ShapeID="_x0000_i1356" DrawAspect="Content" ObjectID="_1846673663" r:id="rId111"/>
-              </w:object>
-            </w:r>
-            <w:r>
-              <w:rPr>
-                <w:rFonts w:ascii="Times New Roman" w:hAnsi="Times New Roman" w:cs="Times New Roman"/>
-                <w:sz w:val="28"/>
-                <w:szCs w:val="28"/>
-              </w:rPr>
-              <w:t>,</w:t>
-            </w:r>
           </w:p>
         </w:tc>
         <w:tc>
           <w:tcPr>
             <w:tcW w:w="3209" w:type="dxa"/>
+            <w:vAlign w:val="center"/>
+          </w:tcPr>
+          <w:p>
+            <w:pPr>
+              <w:spacing w:line="360" w:lineRule="auto"/>
+              <w:ind w:firstLine="709"/>
+              <w:jc w:val="both"/>
+              <w:rPr>
+                <w:rFonts w:ascii="Times New Roman" w:hAnsi="Times New Roman" w:cs="Times New Roman"/>
+                <w:sz w:val="28"/>
+                <w:szCs w:val="28"/>
+              </w:rPr>
+            </w:pPr>
+            <w:r>
+              <w:rPr>
+                <w:rFonts w:ascii="Times New Roman" w:hAnsi="Times New Roman" w:cs="Times New Roman"/>
+                <w:position w:val="-40"/>
+                <w:sz w:val="28"/>
+                <w:szCs w:val="28"/>
+              </w:rPr>
+              <w:object w:dxaOrig="1420" w:dyaOrig="920" w14:anchorId="3B1F457E">
+                <v:shape id="_x0000_i1069" type="#_x0000_t75" style="width:71.55pt;height:46.3pt" o:ole="">
+                  <v:imagedata r:id="rId108" o:title=""/>
+                </v:shape>
+                <o:OLEObject Type="Embed" ProgID="Equation.DSMT4" ShapeID="_x0000_i1069" DrawAspect="Content" ObjectID="_1846673986" r:id="rId109"/>
+              </w:object>
+            </w:r>
+            <w:r>
+              <w:rPr>
+                <w:rFonts w:ascii="Times New Roman" w:hAnsi="Times New Roman" w:cs="Times New Roman"/>
+                <w:sz w:val="28"/>
+                <w:szCs w:val="28"/>
+              </w:rPr>
+              <w:t>.</w:t>
+            </w:r>
+          </w:p>
+        </w:tc>
+        <w:tc>
+          <w:tcPr>
+            <w:tcW w:w="3209" w:type="dxa"/>
+            <w:vAlign w:val="center"/>
+          </w:tcPr>
+          <w:p>
+            <w:pPr>
+              <w:spacing w:line="360" w:lineRule="auto"/>
+              <w:jc w:val="right"/>
+              <w:rPr>
+                <w:rFonts w:ascii="Times New Roman" w:hAnsi="Times New Roman" w:cs="Times New Roman"/>
+                <w:sz w:val="28"/>
+                <w:szCs w:val="28"/>
+              </w:rPr>
+            </w:pPr>
+            <w:r>
+              <w:rPr>
+                <w:rFonts w:ascii="Times New Roman" w:hAnsi="Times New Roman" w:cs="Times New Roman"/>
+                <w:sz w:val="28"/>
+                <w:szCs w:val="28"/>
+              </w:rPr>
+              <w:t>(1.33)</w:t>
+            </w:r>
+          </w:p>
+        </w:tc>
+      </w:tr>
+    </w:tbl>
+    <w:p>
+      <w:pPr>
+        <w:spacing w:line="360" w:lineRule="auto"/>
+        <w:ind w:firstLine="709"/>
+        <w:jc w:val="both"/>
+        <w:rPr>
+          <w:rFonts w:ascii="Times New Roman" w:hAnsi="Times New Roman" w:cs="Times New Roman"/>
+          <w:sz w:val="28"/>
+          <w:szCs w:val="28"/>
+        </w:rPr>
+      </w:pPr>
+      <w:r>
+        <w:rPr>
+          <w:rFonts w:ascii="Times New Roman" w:hAnsi="Times New Roman" w:cs="Times New Roman"/>
+          <w:sz w:val="28"/>
+          <w:szCs w:val="28"/>
+        </w:rPr>
+        <w:t xml:space="preserve">Это соотношение является частотным </w:t>
+      </w:r>
+      <w:r>
+        <w:rPr>
+          <w:rFonts w:ascii="Times New Roman" w:hAnsi="Times New Roman" w:cs="Times New Roman"/>
+          <w:sz w:val="28"/>
+          <w:szCs w:val="28"/>
+          <w:highlight w:val="yellow"/>
+        </w:rPr>
+        <w:t>аналогом</w:t>
+      </w:r>
+      <w:r>
+        <w:rPr>
+          <w:rFonts w:ascii="Times New Roman" w:hAnsi="Times New Roman" w:cs="Times New Roman"/>
+          <w:sz w:val="28"/>
+          <w:szCs w:val="28"/>
+        </w:rPr>
+        <w:t xml:space="preserve"> закона Ома и используется потому, что позволяет анализировать не только модуль отклика, но и фазовые соотношения, то есть различать резистивную, ёмкостную и диффузионную природу процессов внутри аккумулятора. В современной методологии EIS именно анализ комплексной формы </w:t>
+      </w:r>
+      <w:r>
+        <w:rPr>
+          <w:rFonts w:ascii="Times New Roman" w:hAnsi="Times New Roman" w:cs="Times New Roman"/>
+          <w:i/>
+          <w:iCs/>
+          <w:sz w:val="28"/>
+          <w:szCs w:val="28"/>
+        </w:rPr>
+        <w:t>Z(ω)</w:t>
+      </w:r>
+      <w:r>
+        <w:rPr>
+          <w:rFonts w:ascii="Times New Roman" w:hAnsi="Times New Roman" w:cs="Times New Roman"/>
+          <w:sz w:val="28"/>
+          <w:szCs w:val="28"/>
+        </w:rPr>
+        <w:t>, а не только модуля сопротивления, рассматривается как принципиально необходимый для корректной физической интерпретации данных.</w:t>
+      </w:r>
+    </w:p>
+    <w:p>
+      <w:pPr>
+        <w:spacing w:line="360" w:lineRule="auto"/>
+        <w:ind w:firstLine="709"/>
+        <w:jc w:val="both"/>
+        <w:rPr>
+          <w:rFonts w:ascii="Times New Roman" w:hAnsi="Times New Roman" w:cs="Times New Roman"/>
+          <w:sz w:val="28"/>
+          <w:szCs w:val="28"/>
+        </w:rPr>
+      </w:pPr>
+      <w:r>
+        <w:rPr>
+          <w:rFonts w:ascii="Times New Roman" w:hAnsi="Times New Roman" w:cs="Times New Roman"/>
+          <w:sz w:val="28"/>
+          <w:szCs w:val="28"/>
+        </w:rPr>
+        <w:t>В комплексной форме импеданс записывается как</w:t>
+      </w:r>
+    </w:p>
+    <w:tbl>
+      <w:tblPr>
+        <w:tblStyle w:val="ac"/>
+        <w:tblW w:w="0" w:type="auto"/>
+        <w:tblBorders>
+          <w:top w:val="none" w:sz="0" w:space="0" w:color="auto"/>
+          <w:left w:val="none" w:sz="0" w:space="0" w:color="auto"/>
+          <w:bottom w:val="none" w:sz="0" w:space="0" w:color="auto"/>
+          <w:right w:val="none" w:sz="0" w:space="0" w:color="auto"/>
+          <w:insideH w:val="none" w:sz="0" w:space="0" w:color="auto"/>
+          <w:insideV w:val="none" w:sz="0" w:space="0" w:color="auto"/>
+        </w:tblBorders>
+        <w:tblLook w:val="04A0" w:firstRow="1" w:lastRow="0" w:firstColumn="1" w:lastColumn="0" w:noHBand="0" w:noVBand="1"/>
+      </w:tblPr>
+      <w:tblGrid>
+        <w:gridCol w:w="3209"/>
+        <w:gridCol w:w="3209"/>
+        <w:gridCol w:w="3209"/>
+      </w:tblGrid>
+      <w:tr>
+        <w:tc>
+          <w:tcPr>
+            <w:tcW w:w="3209" w:type="dxa"/>
+            <w:vAlign w:val="center"/>
+          </w:tcPr>
+          <w:p>
+            <w:pPr>
+              <w:spacing w:line="360" w:lineRule="auto"/>
+              <w:jc w:val="both"/>
+              <w:rPr>
+                <w:rFonts w:ascii="Times New Roman" w:hAnsi="Times New Roman" w:cs="Times New Roman"/>
+                <w:sz w:val="28"/>
+                <w:szCs w:val="28"/>
+              </w:rPr>
+            </w:pPr>
+          </w:p>
+        </w:tc>
+        <w:tc>
+          <w:tcPr>
+            <w:tcW w:w="3209" w:type="dxa"/>
+            <w:vAlign w:val="center"/>
+          </w:tcPr>
+          <w:p>
+            <w:pPr>
+              <w:spacing w:line="360" w:lineRule="auto"/>
+              <w:jc w:val="both"/>
+              <w:rPr>
+                <w:rFonts w:ascii="Times New Roman" w:hAnsi="Times New Roman" w:cs="Times New Roman"/>
+                <w:sz w:val="28"/>
+                <w:szCs w:val="28"/>
+              </w:rPr>
+            </w:pPr>
+            <w:r>
+              <w:rPr>
+                <w:rFonts w:ascii="Times New Roman" w:hAnsi="Times New Roman" w:cs="Times New Roman"/>
+                <w:position w:val="-14"/>
+                <w:sz w:val="28"/>
+                <w:szCs w:val="28"/>
+                <w:lang w:val="en-US"/>
+              </w:rPr>
+              <w:object w:dxaOrig="2400" w:dyaOrig="400" w14:anchorId="01FEE904">
+                <v:shape id="_x0000_i1070" type="#_x0000_t75" style="width:120.15pt;height:19.15pt" o:ole="">
+                  <v:imagedata r:id="rId110" o:title=""/>
+                </v:shape>
+                <o:OLEObject Type="Embed" ProgID="Equation.DSMT4" ShapeID="_x0000_i1070" DrawAspect="Content" ObjectID="_1846673987" r:id="rId111"/>
+              </w:object>
+            </w:r>
+            <w:r>
+              <w:rPr>
+                <w:rFonts w:ascii="Times New Roman" w:hAnsi="Times New Roman" w:cs="Times New Roman"/>
+                <w:sz w:val="28"/>
+                <w:szCs w:val="28"/>
+              </w:rPr>
+              <w:t>,</w:t>
+            </w:r>
+          </w:p>
+        </w:tc>
+        <w:tc>
+          <w:tcPr>
+            <w:tcW w:w="3209" w:type="dxa"/>
+            <w:vAlign w:val="center"/>
           </w:tcPr>
           <w:p>
             <w:pPr>
@@ -19223,9 +19185,9 @@
         <w:tblLook w:val="04A0" w:firstRow="1" w:lastRow="0" w:firstColumn="1" w:lastColumn="0" w:noHBand="0" w:noVBand="1"/>
       </w:tblPr>
       <w:tblGrid>
-        <w:gridCol w:w="3017"/>
-        <w:gridCol w:w="3560"/>
-        <w:gridCol w:w="3060"/>
+        <w:gridCol w:w="3015"/>
+        <w:gridCol w:w="3563"/>
+        <w:gridCol w:w="3059"/>
       </w:tblGrid>
       <w:tr>
         <w:tc>
@@ -19268,10 +19230,10 @@
                 <w:szCs w:val="28"/>
               </w:rPr>
               <w:object w:dxaOrig="3340" w:dyaOrig="680" w14:anchorId="26677E7C">
-                <v:shape id="_x0000_i1360" type="#_x0000_t75" style="width:167.4pt;height:33.65pt" o:ole="">
+                <v:shape id="_x0000_i1071" type="#_x0000_t75" style="width:167.4pt;height:33.65pt" o:ole="">
                   <v:imagedata r:id="rId113" o:title=""/>
                 </v:shape>
-                <o:OLEObject Type="Embed" ProgID="Equation.DSMT4" ShapeID="_x0000_i1360" DrawAspect="Content" ObjectID="_1846673664" r:id="rId114"/>
+                <o:OLEObject Type="Embed" ProgID="Equation.DSMT4" ShapeID="_x0000_i1071" DrawAspect="Content" ObjectID="_1846673988" r:id="rId114"/>
               </w:object>
             </w:r>
           </w:p>
@@ -19403,10 +19365,10 @@
                 <w:lang w:val="en-US"/>
               </w:rPr>
               <w:object w:dxaOrig="1420" w:dyaOrig="700" w14:anchorId="0A73D889">
-                <v:shape id="_x0000_i1364" type="#_x0000_t75" style="width:71.55pt;height:35.05pt" o:ole="">
+                <v:shape id="_x0000_i1072" type="#_x0000_t75" style="width:71.55pt;height:35.05pt" o:ole="">
                   <v:imagedata r:id="rId115" o:title=""/>
                 </v:shape>
-                <o:OLEObject Type="Embed" ProgID="Equation.DSMT4" ShapeID="_x0000_i1364" DrawAspect="Content" ObjectID="_1846673665" r:id="rId116"/>
+                <o:OLEObject Type="Embed" ProgID="Equation.DSMT4" ShapeID="_x0000_i1072" DrawAspect="Content" ObjectID="_1846673989" r:id="rId116"/>
               </w:object>
             </w:r>
             <w:r>
@@ -19730,7 +19692,7 @@
         </w:rPr>
         <w:lastRenderedPageBreak/>
         <w:drawing>
-          <wp:inline distT="0" distB="0" distL="0" distR="0" wp14:anchorId="42EF3E0B" wp14:editId="77EFB929">
+          <wp:inline distT="0" distB="0" distL="0" distR="0" wp14:anchorId="42EF3E0B" wp14:editId="1A77678D">
             <wp:extent cx="6119495" cy="5132705"/>
             <wp:effectExtent l="0" t="0" r="0" b="0"/>
             <wp:docPr id="1184336030" name="Рисунок 3"/>
@@ -21474,6 +21436,7 @@
         <w:tc>
           <w:tcPr>
             <w:tcW w:w="3209" w:type="dxa"/>
+            <w:vAlign w:val="center"/>
           </w:tcPr>
           <w:p>
             <w:pPr>
@@ -21490,6 +21453,7 @@
         <w:tc>
           <w:tcPr>
             <w:tcW w:w="3209" w:type="dxa"/>
+            <w:vAlign w:val="center"/>
           </w:tcPr>
           <w:p>
             <w:pPr>
@@ -21509,10 +21473,10 @@
                 <w:szCs w:val="28"/>
               </w:rPr>
               <w:object w:dxaOrig="1600" w:dyaOrig="360" w14:anchorId="1F5AAED1">
-                <v:shape id="_x0000_i1368" type="#_x0000_t75" style="width:79.95pt;height:18.25pt" o:ole="">
+                <v:shape id="_x0000_i1073" type="#_x0000_t75" style="width:79.95pt;height:18.25pt" o:ole="">
                   <v:imagedata r:id="rId119" o:title=""/>
                 </v:shape>
-                <o:OLEObject Type="Embed" ProgID="Equation.DSMT4" ShapeID="_x0000_i1368" DrawAspect="Content" ObjectID="_1846673666" r:id="rId120"/>
+                <o:OLEObject Type="Embed" ProgID="Equation.DSMT4" ShapeID="_x0000_i1073" DrawAspect="Content" ObjectID="_1846673990" r:id="rId120"/>
               </w:object>
             </w:r>
             <w:r>
@@ -21528,6 +21492,7 @@
         <w:tc>
           <w:tcPr>
             <w:tcW w:w="3209" w:type="dxa"/>
+            <w:vAlign w:val="center"/>
           </w:tcPr>
           <w:p>
             <w:pPr>
@@ -21709,6 +21674,7 @@
         <w:tc>
           <w:tcPr>
             <w:tcW w:w="3209" w:type="dxa"/>
+            <w:vAlign w:val="center"/>
           </w:tcPr>
           <w:p>
             <w:pPr>
@@ -21725,6 +21691,7 @@
         <w:tc>
           <w:tcPr>
             <w:tcW w:w="3209" w:type="dxa"/>
+            <w:vAlign w:val="center"/>
           </w:tcPr>
           <w:p>
             <w:pPr>
@@ -21744,10 +21711,10 @@
                 <w:szCs w:val="28"/>
               </w:rPr>
               <w:object w:dxaOrig="1820" w:dyaOrig="400" w14:anchorId="48F6F974">
-                <v:shape id="_x0000_i1372" type="#_x0000_t75" style="width:90.7pt;height:19.15pt" o:ole="">
+                <v:shape id="_x0000_i1074" type="#_x0000_t75" style="width:90.7pt;height:19.15pt" o:ole="">
                   <v:imagedata r:id="rId121" o:title=""/>
                 </v:shape>
-                <o:OLEObject Type="Embed" ProgID="Equation.DSMT4" ShapeID="_x0000_i1372" DrawAspect="Content" ObjectID="_1846673667" r:id="rId122"/>
+                <o:OLEObject Type="Embed" ProgID="Equation.DSMT4" ShapeID="_x0000_i1074" DrawAspect="Content" ObjectID="_1846673991" r:id="rId122"/>
               </w:object>
             </w:r>
           </w:p>
@@ -21755,6 +21722,7 @@
         <w:tc>
           <w:tcPr>
             <w:tcW w:w="3209" w:type="dxa"/>
+            <w:vAlign w:val="center"/>
           </w:tcPr>
           <w:p>
             <w:pPr>
@@ -21841,6 +21809,7 @@
         <w:tc>
           <w:tcPr>
             <w:tcW w:w="3209" w:type="dxa"/>
+            <w:vAlign w:val="center"/>
           </w:tcPr>
           <w:p>
             <w:pPr>
@@ -21857,6 +21826,7 @@
         <w:tc>
           <w:tcPr>
             <w:tcW w:w="3209" w:type="dxa"/>
+            <w:vAlign w:val="center"/>
           </w:tcPr>
           <w:p>
             <w:pPr>
@@ -21877,10 +21847,10 @@
                 <w:lang w:val="en-US"/>
               </w:rPr>
               <w:object w:dxaOrig="2180" w:dyaOrig="380" w14:anchorId="2CE89B80">
-                <v:shape id="_x0000_i1376" type="#_x0000_t75" style="width:108.95pt;height:18.7pt" o:ole="">
+                <v:shape id="_x0000_i1075" type="#_x0000_t75" style="width:108.95pt;height:18.7pt" o:ole="">
                   <v:imagedata r:id="rId123" o:title=""/>
                 </v:shape>
-                <o:OLEObject Type="Embed" ProgID="Equation.DSMT4" ShapeID="_x0000_i1376" DrawAspect="Content" ObjectID="_1846673668" r:id="rId124"/>
+                <o:OLEObject Type="Embed" ProgID="Equation.DSMT4" ShapeID="_x0000_i1075" DrawAspect="Content" ObjectID="_1846673992" r:id="rId124"/>
               </w:object>
             </w:r>
           </w:p>
@@ -21888,6 +21858,7 @@
         <w:tc>
           <w:tcPr>
             <w:tcW w:w="3209" w:type="dxa"/>
+            <w:vAlign w:val="center"/>
           </w:tcPr>
           <w:p>
             <w:pPr>
@@ -22134,6 +22105,7 @@
         <w:tc>
           <w:tcPr>
             <w:tcW w:w="3209" w:type="dxa"/>
+            <w:vAlign w:val="center"/>
           </w:tcPr>
           <w:p>
             <w:pPr>
@@ -22150,6 +22122,7 @@
         <w:tc>
           <w:tcPr>
             <w:tcW w:w="3209" w:type="dxa"/>
+            <w:vAlign w:val="center"/>
           </w:tcPr>
           <w:p>
             <w:pPr>
@@ -22169,10 +22142,10 @@
                 <w:szCs w:val="28"/>
               </w:rPr>
               <w:object w:dxaOrig="960" w:dyaOrig="680" w14:anchorId="67EDE240">
-                <v:shape id="_x0000_i1380" type="#_x0000_t75" style="width:48.15pt;height:33.65pt" o:ole="">
+                <v:shape id="_x0000_i1076" type="#_x0000_t75" style="width:48.15pt;height:33.65pt" o:ole="">
                   <v:imagedata r:id="rId125" o:title=""/>
                 </v:shape>
-                <o:OLEObject Type="Embed" ProgID="Equation.DSMT4" ShapeID="_x0000_i1380" DrawAspect="Content" ObjectID="_1846673669" r:id="rId126"/>
+                <o:OLEObject Type="Embed" ProgID="Equation.DSMT4" ShapeID="_x0000_i1076" DrawAspect="Content" ObjectID="_1846673993" r:id="rId126"/>
               </w:object>
             </w:r>
             <w:r>
@@ -22188,6 +22161,7 @@
         <w:tc>
           <w:tcPr>
             <w:tcW w:w="3209" w:type="dxa"/>
+            <w:vAlign w:val="center"/>
           </w:tcPr>
           <w:p>
             <w:pPr>
@@ -22352,10 +22326,10 @@
                 <w:lang w:val="en-US"/>
               </w:rPr>
               <w:object w:dxaOrig="4480" w:dyaOrig="680" w14:anchorId="07757181">
-                <v:shape id="_x0000_i1393" type="#_x0000_t75" style="width:223.95pt;height:33.65pt" o:ole="">
+                <v:shape id="_x0000_i1077" type="#_x0000_t75" style="width:223.95pt;height:33.65pt" o:ole="">
                   <v:imagedata r:id="rId127" o:title=""/>
                 </v:shape>
-                <o:OLEObject Type="Embed" ProgID="Equation.DSMT4" ShapeID="_x0000_i1393" DrawAspect="Content" ObjectID="_1846673670" r:id="rId128"/>
+                <o:OLEObject Type="Embed" ProgID="Equation.DSMT4" ShapeID="_x0000_i1077" DrawAspect="Content" ObjectID="_1846673994" r:id="rId128"/>
               </w:object>
             </w:r>
             <w:r>
@@ -22654,6 +22628,7 @@
         <w:tc>
           <w:tcPr>
             <w:tcW w:w="2547" w:type="dxa"/>
+            <w:vAlign w:val="center"/>
           </w:tcPr>
           <w:p>
             <w:pPr>
@@ -22670,6 +22645,7 @@
         <w:tc>
           <w:tcPr>
             <w:tcW w:w="3969" w:type="dxa"/>
+            <w:vAlign w:val="center"/>
           </w:tcPr>
           <w:p>
             <w:pPr>
@@ -22689,10 +22665,10 @@
                 <w:szCs w:val="28"/>
               </w:rPr>
               <w:object w:dxaOrig="2020" w:dyaOrig="400" w14:anchorId="39807963">
-                <v:shape id="_x0000_i1538" type="#_x0000_t75" style="width:101.45pt;height:19.15pt" o:ole="">
+                <v:shape id="_x0000_i1078" type="#_x0000_t75" style="width:101.45pt;height:19.15pt" o:ole="">
                   <v:imagedata r:id="rId129" o:title=""/>
                 </v:shape>
-                <o:OLEObject Type="Embed" ProgID="Equation.DSMT4" ShapeID="_x0000_i1538" DrawAspect="Content" ObjectID="_1846673671" r:id="rId130"/>
+                <o:OLEObject Type="Embed" ProgID="Equation.DSMT4" ShapeID="_x0000_i1078" DrawAspect="Content" ObjectID="_1846673995" r:id="rId130"/>
               </w:object>
             </w:r>
             <w:r>
@@ -22712,10 +22688,10 @@
                 <w:lang w:val="en-US"/>
               </w:rPr>
               <w:object w:dxaOrig="1500" w:dyaOrig="400" w14:anchorId="10BD8E54">
-                <v:shape id="_x0000_i1539" type="#_x0000_t75" style="width:74.8pt;height:19.15pt" o:ole="">
+                <v:shape id="_x0000_i1079" type="#_x0000_t75" style="width:74.8pt;height:19.15pt" o:ole="">
                   <v:imagedata r:id="rId131" o:title=""/>
                 </v:shape>
-                <o:OLEObject Type="Embed" ProgID="Equation.DSMT4" ShapeID="_x0000_i1539" DrawAspect="Content" ObjectID="_1846673672" r:id="rId132"/>
+                <o:OLEObject Type="Embed" ProgID="Equation.DSMT4" ShapeID="_x0000_i1079" DrawAspect="Content" ObjectID="_1846673996" r:id="rId132"/>
               </w:object>
             </w:r>
             <w:r>
@@ -22731,6 +22707,7 @@
         <w:tc>
           <w:tcPr>
             <w:tcW w:w="3209" w:type="dxa"/>
+            <w:vAlign w:val="center"/>
           </w:tcPr>
           <w:p>
             <w:pPr>
@@ -23296,6 +23273,7 @@
         <w:tc>
           <w:tcPr>
             <w:tcW w:w="3030" w:type="dxa"/>
+            <w:vAlign w:val="center"/>
           </w:tcPr>
           <w:p>
             <w:pPr>
@@ -23312,6 +23290,7 @@
         <w:tc>
           <w:tcPr>
             <w:tcW w:w="3628" w:type="dxa"/>
+            <w:vAlign w:val="center"/>
           </w:tcPr>
           <w:p>
             <w:pPr>
@@ -23331,10 +23310,10 @@
                 <w:szCs w:val="28"/>
               </w:rPr>
               <w:object w:dxaOrig="3300" w:dyaOrig="400" w14:anchorId="31B7E932">
-                <v:shape id="_x0000_i1550" type="#_x0000_t75" style="width:165.5pt;height:19.15pt" o:ole="">
+                <v:shape id="_x0000_i1080" type="#_x0000_t75" style="width:165.5pt;height:19.15pt" o:ole="">
                   <v:imagedata r:id="rId133" o:title=""/>
                 </v:shape>
-                <o:OLEObject Type="Embed" ProgID="Equation.DSMT4" ShapeID="_x0000_i1550" DrawAspect="Content" ObjectID="_1846673673" r:id="rId134"/>
+                <o:OLEObject Type="Embed" ProgID="Equation.DSMT4" ShapeID="_x0000_i1080" DrawAspect="Content" ObjectID="_1846673997" r:id="rId134"/>
               </w:object>
             </w:r>
             <w:r>
@@ -23350,6 +23329,7 @@
         <w:tc>
           <w:tcPr>
             <w:tcW w:w="3071" w:type="dxa"/>
+            <w:vAlign w:val="center"/>
           </w:tcPr>
           <w:p>
             <w:pPr>
@@ -24428,10 +24408,10 @@
                 <w:lang w:val="en-US"/>
               </w:rPr>
               <w:object w:dxaOrig="2060" w:dyaOrig="700" w14:anchorId="4BA5526F">
-                <v:shape id="_x0000_i1554" type="#_x0000_t75" style="width:103.3pt;height:35.05pt" o:ole="">
+                <v:shape id="_x0000_i1081" type="#_x0000_t75" style="width:103.3pt;height:35.05pt" o:ole="">
                   <v:imagedata r:id="rId135" o:title=""/>
                 </v:shape>
-                <o:OLEObject Type="Embed" ProgID="Equation.DSMT4" ShapeID="_x0000_i1554" DrawAspect="Content" ObjectID="_1846673674" r:id="rId136"/>
+                <o:OLEObject Type="Embed" ProgID="Equation.DSMT4" ShapeID="_x0000_i1081" DrawAspect="Content" ObjectID="_1846673998" r:id="rId136"/>
               </w:object>
             </w:r>
             <w:r>
@@ -24677,10 +24657,10 @@
                 <w:lang w:val="en-US"/>
               </w:rPr>
               <w:object w:dxaOrig="2140" w:dyaOrig="680" w14:anchorId="35469FDA">
-                <v:shape id="_x0000_i1561" type="#_x0000_t75" style="width:107.05pt;height:33.65pt" o:ole="">
+                <v:shape id="_x0000_i1082" type="#_x0000_t75" style="width:107.05pt;height:33.65pt" o:ole="">
                   <v:imagedata r:id="rId137" o:title=""/>
                 </v:shape>
-                <o:OLEObject Type="Embed" ProgID="Equation.DSMT4" ShapeID="_x0000_i1561" DrawAspect="Content" ObjectID="_1846673675" r:id="rId138"/>
+                <o:OLEObject Type="Embed" ProgID="Equation.DSMT4" ShapeID="_x0000_i1082" DrawAspect="Content" ObjectID="_1846673999" r:id="rId138"/>
               </w:object>
             </w:r>
             <w:r>
@@ -24714,23 +24694,7 @@
                 <w:sz w:val="28"/>
                 <w:szCs w:val="28"/>
               </w:rPr>
-              <w:t>(1.4</w:t>
-            </w:r>
-            <w:r>
-              <w:rPr>
-                <w:rFonts w:ascii="Times New Roman" w:hAnsi="Times New Roman" w:cs="Times New Roman"/>
-                <w:sz w:val="28"/>
-                <w:szCs w:val="28"/>
-              </w:rPr>
-              <w:t>5</w:t>
-            </w:r>
-            <w:r>
-              <w:rPr>
-                <w:rFonts w:ascii="Times New Roman" w:hAnsi="Times New Roman" w:cs="Times New Roman"/>
-                <w:sz w:val="28"/>
-                <w:szCs w:val="28"/>
-              </w:rPr>
-              <w:t>)</w:t>
+              <w:t>(1.45)</w:t>
             </w:r>
           </w:p>
         </w:tc>
@@ -27264,10 +27228,10 @@
                 <w:lang w:val="en-US"/>
               </w:rPr>
               <w:object w:dxaOrig="1820" w:dyaOrig="320" w14:anchorId="353B5B00">
-                <v:shape id="_x0000_i1692" type="#_x0000_t75" style="width:90.7pt;height:15.9pt" o:ole="">
+                <v:shape id="_x0000_i1083" type="#_x0000_t75" style="width:90.7pt;height:15.9pt" o:ole="">
                   <v:imagedata r:id="rId143" o:title=""/>
                 </v:shape>
-                <o:OLEObject Type="Embed" ProgID="Equation.DSMT4" ShapeID="_x0000_i1692" DrawAspect="Content" ObjectID="_1846673676" r:id="rId144"/>
+                <o:OLEObject Type="Embed" ProgID="Equation.DSMT4" ShapeID="_x0000_i1083" DrawAspect="Content" ObjectID="_1846674000" r:id="rId144"/>
               </w:object>
             </w:r>
             <w:r>
@@ -27287,10 +27251,10 @@
                 <w:lang w:val="en-US"/>
               </w:rPr>
               <w:object w:dxaOrig="1780" w:dyaOrig="320" w14:anchorId="411EE312">
-                <v:shape id="_x0000_i1693" type="#_x0000_t75" style="width:88.85pt;height:15.9pt" o:ole="">
+                <v:shape id="_x0000_i1084" type="#_x0000_t75" style="width:88.85pt;height:15.9pt" o:ole="">
                   <v:imagedata r:id="rId145" o:title=""/>
                 </v:shape>
-                <o:OLEObject Type="Embed" ProgID="Equation.DSMT4" ShapeID="_x0000_i1693" DrawAspect="Content" ObjectID="_1846673677" r:id="rId146"/>
+                <o:OLEObject Type="Embed" ProgID="Equation.DSMT4" ShapeID="_x0000_i1084" DrawAspect="Content" ObjectID="_1846674001" r:id="rId146"/>
               </w:object>
             </w:r>
           </w:p>
@@ -28688,10 +28652,10 @@
                 <w:lang w:val="en-US"/>
               </w:rPr>
               <w:object w:dxaOrig="3760" w:dyaOrig="400" w14:anchorId="40FAD167">
-                <v:shape id="_x0000_i1708" type="#_x0000_t75" style="width:188.4pt;height:19.15pt" o:ole="">
+                <v:shape id="_x0000_i1085" type="#_x0000_t75" style="width:188.4pt;height:19.15pt" o:ole="">
                   <v:imagedata r:id="rId147" o:title=""/>
                 </v:shape>
-                <o:OLEObject Type="Embed" ProgID="Equation.DSMT4" ShapeID="_x0000_i1708" DrawAspect="Content" ObjectID="_1846673678" r:id="rId148"/>
+                <o:OLEObject Type="Embed" ProgID="Equation.DSMT4" ShapeID="_x0000_i1085" DrawAspect="Content" ObjectID="_1846674002" r:id="rId148"/>
               </w:object>
             </w:r>
             <w:r>
@@ -28725,23 +28689,7 @@
                 <w:sz w:val="28"/>
                 <w:szCs w:val="28"/>
               </w:rPr>
-              <w:t>(1.4</w:t>
-            </w:r>
-            <w:r>
-              <w:rPr>
-                <w:rFonts w:ascii="Times New Roman" w:hAnsi="Times New Roman" w:cs="Times New Roman"/>
-                <w:sz w:val="28"/>
-                <w:szCs w:val="28"/>
-              </w:rPr>
-              <w:t>7</w:t>
-            </w:r>
-            <w:r>
-              <w:rPr>
-                <w:rFonts w:ascii="Times New Roman" w:hAnsi="Times New Roman" w:cs="Times New Roman"/>
-                <w:sz w:val="28"/>
-                <w:szCs w:val="28"/>
-              </w:rPr>
-              <w:t>)</w:t>
+              <w:t>(1.47)</w:t>
             </w:r>
           </w:p>
         </w:tc>
@@ -28788,10 +28736,10 @@
                 <w:lang w:val="en-US"/>
               </w:rPr>
               <w:object w:dxaOrig="2960" w:dyaOrig="680" w14:anchorId="4FC78866">
-                <v:shape id="_x0000_i1716" type="#_x0000_t75" style="width:148.2pt;height:33.65pt" o:ole="">
+                <v:shape id="_x0000_i1086" type="#_x0000_t75" style="width:148.2pt;height:33.65pt" o:ole="">
                   <v:imagedata r:id="rId149" o:title=""/>
                 </v:shape>
-                <o:OLEObject Type="Embed" ProgID="Equation.DSMT4" ShapeID="_x0000_i1716" DrawAspect="Content" ObjectID="_1846673679" r:id="rId150"/>
+                <o:OLEObject Type="Embed" ProgID="Equation.DSMT4" ShapeID="_x0000_i1086" DrawAspect="Content" ObjectID="_1846674003" r:id="rId150"/>
               </w:object>
             </w:r>
             <w:r>
@@ -28825,23 +28773,7 @@
                 <w:sz w:val="28"/>
                 <w:szCs w:val="28"/>
               </w:rPr>
-              <w:t>(1.4</w:t>
-            </w:r>
-            <w:r>
-              <w:rPr>
-                <w:rFonts w:ascii="Times New Roman" w:hAnsi="Times New Roman" w:cs="Times New Roman"/>
-                <w:sz w:val="28"/>
-                <w:szCs w:val="28"/>
-              </w:rPr>
-              <w:t>8</w:t>
-            </w:r>
-            <w:r>
-              <w:rPr>
-                <w:rFonts w:ascii="Times New Roman" w:hAnsi="Times New Roman" w:cs="Times New Roman"/>
-                <w:sz w:val="28"/>
-                <w:szCs w:val="28"/>
-              </w:rPr>
-              <w:t>)</w:t>
+              <w:t>(1.48)</w:t>
             </w:r>
           </w:p>
         </w:tc>

--- a/Docs/Дис Борзенков вар2/01.Глава/Глава_1.docx
+++ b/Docs/Дис Борзенков вар2/01.Глава/Глава_1.docx
@@ -338,10 +338,10 @@
                   <v:path o:extrusionok="f" gradientshapeok="t" o:connecttype="rect"/>
                   <o:lock v:ext="edit" aspectratio="t"/>
                 </v:shapetype>
-                <v:shape id="_x0000_i1025" type="#_x0000_t75" style="width:264.9pt;height:20.4pt" o:ole="">
+                <v:shape id="_x0000_i1025" type="#_x0000_t75" style="width:264.95pt;height:20.15pt" o:ole="">
                   <v:imagedata r:id="rId6" o:title=""/>
                 </v:shape>
-                <o:OLEObject Type="Embed" ProgID="Equation.DSMT4" ShapeID="_x0000_i1025" DrawAspect="Content" ObjectID="_1847272449" r:id="rId7"/>
+                <o:OLEObject Type="Embed" ProgID="Equation.DSMT4" ShapeID="_x0000_i1025" DrawAspect="Content" ObjectID="_1847279343" r:id="rId7"/>
               </w:object>
             </w:r>
             <w:r>
@@ -847,10 +847,10 @@
                 <w:szCs w:val="28"/>
               </w:rPr>
               <w:object w:dxaOrig="3159" w:dyaOrig="680" w14:anchorId="11886A6E">
-                <v:shape id="_x0000_i1026" type="#_x0000_t75" style="width:158.5pt;height:33.85pt" o:ole="">
+                <v:shape id="_x0000_i1026" type="#_x0000_t75" style="width:158.4pt;height:34pt" o:ole="">
                   <v:imagedata r:id="rId8" o:title=""/>
                 </v:shape>
-                <o:OLEObject Type="Embed" ProgID="Equation.DSMT4" ShapeID="_x0000_i1026" DrawAspect="Content" ObjectID="_1847272450" r:id="rId9"/>
+                <o:OLEObject Type="Embed" ProgID="Equation.DSMT4" ShapeID="_x0000_i1026" DrawAspect="Content" ObjectID="_1847279344" r:id="rId9"/>
               </w:object>
             </w:r>
             <w:r>
@@ -1225,10 +1225,10 @@
                 <w:lang w:val="en-US"/>
               </w:rPr>
               <w:object w:dxaOrig="1359" w:dyaOrig="360" w14:anchorId="045D2A18">
-                <v:shape id="_x0000_i1027" type="#_x0000_t75" style="width:67.7pt;height:17.75pt" o:ole="">
+                <v:shape id="_x0000_i1027" type="#_x0000_t75" style="width:67.4pt;height:17.85pt" o:ole="">
                   <v:imagedata r:id="rId14" o:title=""/>
                 </v:shape>
-                <o:OLEObject Type="Embed" ProgID="Equation.DSMT4" ShapeID="_x0000_i1027" DrawAspect="Content" ObjectID="_1847272451" r:id="rId15"/>
+                <o:OLEObject Type="Embed" ProgID="Equation.DSMT4" ShapeID="_x0000_i1027" DrawAspect="Content" ObjectID="_1847279345" r:id="rId15"/>
               </w:object>
             </w:r>
             <w:r>
@@ -1383,10 +1383,10 @@
                 <w:lang w:val="en-US"/>
               </w:rPr>
               <w:object w:dxaOrig="3240" w:dyaOrig="400" w14:anchorId="76B07ABE">
-                <v:shape id="_x0000_i1028" type="#_x0000_t75" style="width:162.8pt;height:20.4pt" o:ole="">
+                <v:shape id="_x0000_i1028" type="#_x0000_t75" style="width:163pt;height:20.15pt" o:ole="">
                   <v:imagedata r:id="rId16" o:title=""/>
                 </v:shape>
-                <o:OLEObject Type="Embed" ProgID="Equation.DSMT4" ShapeID="_x0000_i1028" DrawAspect="Content" ObjectID="_1847272452" r:id="rId17"/>
+                <o:OLEObject Type="Embed" ProgID="Equation.DSMT4" ShapeID="_x0000_i1028" DrawAspect="Content" ObjectID="_1847279346" r:id="rId17"/>
               </w:object>
             </w:r>
             <w:r>
@@ -1594,10 +1594,10 @@
                 <w:szCs w:val="28"/>
               </w:rPr>
               <w:object w:dxaOrig="3440" w:dyaOrig="620" w14:anchorId="292EB649">
-                <v:shape id="_x0000_i1029" type="#_x0000_t75" style="width:171.4pt;height:31.15pt" o:ole="">
+                <v:shape id="_x0000_i1029" type="#_x0000_t75" style="width:171.65pt;height:31.1pt" o:ole="">
                   <v:imagedata r:id="rId18" o:title=""/>
                 </v:shape>
-                <o:OLEObject Type="Embed" ProgID="Equation.DSMT4" ShapeID="_x0000_i1029" DrawAspect="Content" ObjectID="_1847272453" r:id="rId19"/>
+                <o:OLEObject Type="Embed" ProgID="Equation.DSMT4" ShapeID="_x0000_i1029" DrawAspect="Content" ObjectID="_1847279347" r:id="rId19"/>
               </w:object>
             </w:r>
             <w:r>
@@ -3491,10 +3491,10 @@
                 <w:szCs w:val="28"/>
               </w:rPr>
               <w:object w:dxaOrig="2079" w:dyaOrig="380" w14:anchorId="76B1A919">
-                <v:shape id="_x0000_i1030" type="#_x0000_t75" style="width:103.7pt;height:18.8pt" o:ole="">
+                <v:shape id="_x0000_i1030" type="#_x0000_t75" style="width:103.7pt;height:19pt" o:ole="">
                   <v:imagedata r:id="rId21" o:title=""/>
                 </v:shape>
-                <o:OLEObject Type="Embed" ProgID="Equation.DSMT4" ShapeID="_x0000_i1030" DrawAspect="Content" ObjectID="_1847272454" r:id="rId22"/>
+                <o:OLEObject Type="Embed" ProgID="Equation.DSMT4" ShapeID="_x0000_i1030" DrawAspect="Content" ObjectID="_1847279348" r:id="rId22"/>
               </w:object>
             </w:r>
             <w:r>
@@ -4221,10 +4221,10 @@
                 <w:szCs w:val="28"/>
               </w:rPr>
               <w:object w:dxaOrig="960" w:dyaOrig="680" w14:anchorId="74BD215E">
-                <v:shape id="_x0000_i1031" type="#_x0000_t75" style="width:48.35pt;height:33.85pt" o:ole="">
+                <v:shape id="_x0000_i1031" type="#_x0000_t75" style="width:48.4pt;height:34pt" o:ole="">
                   <v:imagedata r:id="rId24" o:title=""/>
                 </v:shape>
-                <o:OLEObject Type="Embed" ProgID="Equation.DSMT4" ShapeID="_x0000_i1031" DrawAspect="Content" ObjectID="_1847272455" r:id="rId25"/>
+                <o:OLEObject Type="Embed" ProgID="Equation.DSMT4" ShapeID="_x0000_i1031" DrawAspect="Content" ObjectID="_1847279349" r:id="rId25"/>
               </w:object>
             </w:r>
             <w:r>
@@ -4706,9 +4706,25 @@
           <w:rFonts w:ascii="Times New Roman" w:hAnsi="Times New Roman" w:cs="Times New Roman"/>
           <w:sz w:val="28"/>
           <w:szCs w:val="28"/>
+        </w:rPr>
+        <w:t>(</w:t>
+      </w:r>
+      <w:r>
+        <w:rPr>
+          <w:rFonts w:ascii="Times New Roman" w:hAnsi="Times New Roman" w:cs="Times New Roman"/>
+          <w:sz w:val="28"/>
+          <w:szCs w:val="28"/>
           <w:highlight w:val="red"/>
         </w:rPr>
         <w:t>capacity fade</w:t>
+      </w:r>
+      <w:r>
+        <w:rPr>
+          <w:rFonts w:ascii="Times New Roman" w:hAnsi="Times New Roman" w:cs="Times New Roman"/>
+          <w:sz w:val="28"/>
+          <w:szCs w:val="28"/>
+        </w:rPr>
+        <w:t>)</w:t>
       </w:r>
       <w:r>
         <w:rPr>
@@ -4920,10 +4936,10 @@
                 <w:szCs w:val="28"/>
               </w:rPr>
               <w:object w:dxaOrig="3379" w:dyaOrig="620" w14:anchorId="46A08211">
-                <v:shape id="_x0000_i1032" type="#_x0000_t75" style="width:168.2pt;height:31.15pt" o:ole="">
+                <v:shape id="_x0000_i1032" type="#_x0000_t75" style="width:168.2pt;height:31.1pt" o:ole="">
                   <v:imagedata r:id="rId27" o:title=""/>
                 </v:shape>
-                <o:OLEObject Type="Embed" ProgID="Equation.DSMT4" ShapeID="_x0000_i1032" DrawAspect="Content" ObjectID="_1847272456" r:id="rId28"/>
+                <o:OLEObject Type="Embed" ProgID="Equation.DSMT4" ShapeID="_x0000_i1032" DrawAspect="Content" ObjectID="_1847279350" r:id="rId28"/>
               </w:object>
             </w:r>
             <w:r>
@@ -5338,10 +5354,10 @@
                 <w:lang w:val="en-US"/>
               </w:rPr>
               <w:object w:dxaOrig="960" w:dyaOrig="680" w14:anchorId="279BC301">
-                <v:shape id="_x0000_i1033" type="#_x0000_t75" style="width:47.8pt;height:33.85pt" o:ole="">
+                <v:shape id="_x0000_i1033" type="#_x0000_t75" style="width:47.8pt;height:34pt" o:ole="">
                   <v:imagedata r:id="rId29" o:title=""/>
                 </v:shape>
-                <o:OLEObject Type="Embed" ProgID="Equation.DSMT4" ShapeID="_x0000_i1033" DrawAspect="Content" ObjectID="_1847272457" r:id="rId30"/>
+                <o:OLEObject Type="Embed" ProgID="Equation.DSMT4" ShapeID="_x0000_i1033" DrawAspect="Content" ObjectID="_1847279351" r:id="rId30"/>
               </w:object>
             </w:r>
             <w:r>
@@ -5728,7 +5744,7 @@
                 <v:shape id="_x0000_i1034" type="#_x0000_t75" style="width:63.95pt;height:31.7pt" o:ole="">
                   <v:imagedata r:id="rId31" o:title=""/>
                 </v:shape>
-                <o:OLEObject Type="Embed" ProgID="Equation.DSMT4" ShapeID="_x0000_i1034" DrawAspect="Content" ObjectID="_1847272458" r:id="rId32"/>
+                <o:OLEObject Type="Embed" ProgID="Equation.DSMT4" ShapeID="_x0000_i1034" DrawAspect="Content" ObjectID="_1847279352" r:id="rId32"/>
               </w:object>
             </w:r>
             <w:r>
@@ -5821,10 +5837,10 @@
           <w:lang w:val="en-US"/>
         </w:rPr>
         <w:object w:dxaOrig="1040" w:dyaOrig="420" w14:anchorId="3514237A">
-          <v:shape id="_x0000_i1035" type="#_x0000_t75" style="width:51.6pt;height:21.5pt" o:ole="">
+          <v:shape id="_x0000_i1035" type="#_x0000_t75" style="width:51.85pt;height:21.3pt" o:ole="">
             <v:imagedata r:id="rId33" o:title=""/>
           </v:shape>
-          <o:OLEObject Type="Embed" ProgID="Equation.DSMT4" ShapeID="_x0000_i1035" DrawAspect="Content" ObjectID="_1847272459" r:id="rId34"/>
+          <o:OLEObject Type="Embed" ProgID="Equation.DSMT4" ShapeID="_x0000_i1035" DrawAspect="Content" ObjectID="_1847279353" r:id="rId34"/>
         </w:object>
       </w:r>
     </w:p>
@@ -5864,10 +5880,10 @@
           <w:lang w:val="en-US"/>
         </w:rPr>
         <w:object w:dxaOrig="1240" w:dyaOrig="400" w14:anchorId="61CEF41B">
-          <v:shape id="_x0000_i1036" type="#_x0000_t75" style="width:62.85pt;height:20.4pt" o:ole="">
+          <v:shape id="_x0000_i1036" type="#_x0000_t75" style="width:62.8pt;height:20.15pt" o:ole="">
             <v:imagedata r:id="rId35" o:title=""/>
           </v:shape>
-          <o:OLEObject Type="Embed" ProgID="Equation.DSMT4" ShapeID="_x0000_i1036" DrawAspect="Content" ObjectID="_1847272460" r:id="rId36"/>
+          <o:OLEObject Type="Embed" ProgID="Equation.DSMT4" ShapeID="_x0000_i1036" DrawAspect="Content" ObjectID="_1847279354" r:id="rId36"/>
         </w:object>
       </w:r>
       <w:r>
@@ -5981,10 +5997,10 @@
                 <w:lang w:val="en-US"/>
               </w:rPr>
               <w:object w:dxaOrig="2079" w:dyaOrig="680" w14:anchorId="53410C15">
-                <v:shape id="_x0000_i1037" type="#_x0000_t75" style="width:103.7pt;height:33.85pt" o:ole="">
+                <v:shape id="_x0000_i1037" type="#_x0000_t75" style="width:103.7pt;height:34pt" o:ole="">
                   <v:imagedata r:id="rId37" o:title=""/>
                 </v:shape>
-                <o:OLEObject Type="Embed" ProgID="Equation.DSMT4" ShapeID="_x0000_i1037" DrawAspect="Content" ObjectID="_1847272461" r:id="rId38"/>
+                <o:OLEObject Type="Embed" ProgID="Equation.DSMT4" ShapeID="_x0000_i1037" DrawAspect="Content" ObjectID="_1847279355" r:id="rId38"/>
               </w:object>
             </w:r>
             <w:r>
@@ -6405,10 +6421,10 @@
                 <w:szCs w:val="28"/>
               </w:rPr>
               <w:object w:dxaOrig="3700" w:dyaOrig="400" w14:anchorId="5C1C648B">
-                <v:shape id="_x0000_i1038" type="#_x0000_t75" style="width:185.35pt;height:20.4pt" o:ole="">
+                <v:shape id="_x0000_i1038" type="#_x0000_t75" style="width:185.45pt;height:20.15pt" o:ole="">
                   <v:imagedata r:id="rId39" o:title=""/>
                 </v:shape>
-                <o:OLEObject Type="Embed" ProgID="Equation.DSMT4" ShapeID="_x0000_i1038" DrawAspect="Content" ObjectID="_1847272462" r:id="rId40"/>
+                <o:OLEObject Type="Embed" ProgID="Equation.DSMT4" ShapeID="_x0000_i1038" DrawAspect="Content" ObjectID="_1847279356" r:id="rId40"/>
               </w:object>
             </w:r>
             <w:r>
@@ -6501,6 +6517,23 @@
           <w:rFonts w:ascii="Times New Roman" w:hAnsi="Times New Roman" w:cs="Times New Roman"/>
           <w:sz w:val="28"/>
           <w:szCs w:val="28"/>
+          <w:highlight w:val="green"/>
+        </w:rPr>
+        <w:t>высоконикелевые</w:t>
+      </w:r>
+      <w:r>
+        <w:rPr>
+          <w:rFonts w:ascii="Times New Roman" w:hAnsi="Times New Roman" w:cs="Times New Roman"/>
+          <w:sz w:val="28"/>
+          <w:szCs w:val="28"/>
+        </w:rPr>
+        <w:t xml:space="preserve"> (</w:t>
+      </w:r>
+      <w:r>
+        <w:rPr>
+          <w:rFonts w:ascii="Times New Roman" w:hAnsi="Times New Roman" w:cs="Times New Roman"/>
+          <w:sz w:val="28"/>
+          <w:szCs w:val="28"/>
           <w:highlight w:val="yellow"/>
         </w:rPr>
         <w:t>Ni-rich</w:t>
@@ -6511,7 +6544,15 @@
           <w:sz w:val="28"/>
           <w:szCs w:val="28"/>
         </w:rPr>
-        <w:t xml:space="preserve"> NMC переходной динамикой от плавного старта к ускоренному </w:t>
+        <w:t>)</w:t>
+      </w:r>
+      <w:r>
+        <w:rPr>
+          <w:rFonts w:ascii="Times New Roman" w:hAnsi="Times New Roman" w:cs="Times New Roman"/>
+          <w:sz w:val="28"/>
+          <w:szCs w:val="28"/>
+        </w:rPr>
+        <w:t xml:space="preserve"> NMC переходной </w:t>
       </w:r>
       <w:r>
         <w:rPr>
@@ -6520,7 +6561,40 @@
           <w:szCs w:val="28"/>
           <w:highlight w:val="yellow"/>
         </w:rPr>
+        <w:t>динамикой от плавного старта к ускоренному</w:t>
+      </w:r>
+      <w:r>
+        <w:rPr>
+          <w:rFonts w:ascii="Times New Roman" w:hAnsi="Times New Roman" w:cs="Times New Roman"/>
+          <w:sz w:val="28"/>
+          <w:szCs w:val="28"/>
+        </w:rPr>
+        <w:t xml:space="preserve"> </w:t>
+      </w:r>
+      <w:r>
+        <w:rPr>
+          <w:rFonts w:ascii="Times New Roman" w:hAnsi="Times New Roman" w:cs="Times New Roman"/>
+          <w:sz w:val="28"/>
+          <w:szCs w:val="28"/>
+        </w:rPr>
+        <w:t>(</w:t>
+      </w:r>
+      <w:r>
+        <w:rPr>
+          <w:rFonts w:ascii="Times New Roman" w:hAnsi="Times New Roman" w:cs="Times New Roman"/>
+          <w:sz w:val="28"/>
+          <w:szCs w:val="28"/>
+          <w:highlight w:val="yellow"/>
+        </w:rPr>
         <w:t>power fade</w:t>
+      </w:r>
+      <w:r>
+        <w:rPr>
+          <w:rFonts w:ascii="Times New Roman" w:hAnsi="Times New Roman" w:cs="Times New Roman"/>
+          <w:sz w:val="28"/>
+          <w:szCs w:val="28"/>
+        </w:rPr>
+        <w:t>)</w:t>
       </w:r>
       <w:r>
         <w:rPr>
@@ -6909,10 +6983,10 @@
                 <w:lang w:val="en-US"/>
               </w:rPr>
               <w:object w:dxaOrig="3320" w:dyaOrig="440" w14:anchorId="770E539D">
-                <v:shape id="_x0000_i1039" type="#_x0000_t75" style="width:166.05pt;height:22.05pt" o:ole="">
+                <v:shape id="_x0000_i1039" type="#_x0000_t75" style="width:165.9pt;height:21.9pt" o:ole="">
                   <v:imagedata r:id="rId41" o:title=""/>
                 </v:shape>
-                <o:OLEObject Type="Embed" ProgID="Equation.DSMT4" ShapeID="_x0000_i1039" DrawAspect="Content" ObjectID="_1847272463" r:id="rId42"/>
+                <o:OLEObject Type="Embed" ProgID="Equation.DSMT4" ShapeID="_x0000_i1039" DrawAspect="Content" ObjectID="_1847279357" r:id="rId42"/>
               </w:object>
             </w:r>
             <w:r>
@@ -7321,7 +7395,57 @@
           <w:sz w:val="28"/>
           <w:szCs w:val="28"/>
         </w:rPr>
-        <w:t xml:space="preserve"> характером анода.</w:t>
+        <w:t xml:space="preserve"> характером </w:t>
+      </w:r>
+      <w:r>
+        <w:rPr>
+          <w:rFonts w:ascii="Times New Roman" w:hAnsi="Times New Roman" w:cs="Times New Roman"/>
+          <w:sz w:val="28"/>
+          <w:szCs w:val="28"/>
+        </w:rPr>
+        <w:t>(</w:t>
+      </w:r>
+      <w:r>
+        <w:rPr>
+          <w:rFonts w:ascii="Times New Roman" w:hAnsi="Times New Roman" w:cs="Times New Roman"/>
+          <w:sz w:val="28"/>
+          <w:szCs w:val="28"/>
+          <w:highlight w:val="green"/>
+        </w:rPr>
+        <w:t>околонулев</w:t>
+      </w:r>
+      <w:r>
+        <w:rPr>
+          <w:rFonts w:ascii="Times New Roman" w:hAnsi="Times New Roman" w:cs="Times New Roman"/>
+          <w:sz w:val="28"/>
+          <w:szCs w:val="28"/>
+          <w:highlight w:val="green"/>
+        </w:rPr>
+        <w:t>ой деформации</w:t>
+      </w:r>
+      <w:r>
+        <w:rPr>
+          <w:rFonts w:ascii="Times New Roman" w:hAnsi="Times New Roman" w:cs="Times New Roman"/>
+          <w:sz w:val="28"/>
+          <w:szCs w:val="28"/>
+        </w:rPr>
+        <w:t>)</w:t>
+      </w:r>
+      <w:r>
+        <w:rPr>
+          <w:rFonts w:ascii="Times New Roman" w:hAnsi="Times New Roman" w:cs="Times New Roman"/>
+          <w:sz w:val="28"/>
+          <w:szCs w:val="28"/>
+        </w:rPr>
+        <w:t xml:space="preserve"> </w:t>
+      </w:r>
+      <w:r>
+        <w:rPr>
+          <w:rFonts w:ascii="Times New Roman" w:hAnsi="Times New Roman" w:cs="Times New Roman"/>
+          <w:sz w:val="28"/>
+          <w:szCs w:val="28"/>
+        </w:rPr>
+        <w:t>анода.</w:t>
       </w:r>
     </w:p>
     <w:p>
@@ -7441,7 +7565,7 @@
           <w:sz w:val="28"/>
           <w:szCs w:val="28"/>
         </w:rPr>
-        <w:t xml:space="preserve">системой, на которой удобно проверять чувствительность импедансных критериев к медленным деградационным процессам. Во-вторых, поведение LTO показывает, что одна и та же </w:t>
+        <w:t xml:space="preserve">системой, на которой удобно проверять чувствительность импедансных критериев к медленным деградационным </w:t>
       </w:r>
       <w:r>
         <w:rPr>
@@ -7450,7 +7574,7 @@
           <w:szCs w:val="28"/>
         </w:rPr>
         <w:lastRenderedPageBreak/>
-        <w:t>диагностическая переменная</w:t>
+        <w:t>процессам. Во-вторых, поведение LTO показывает, что одна и та же диагностическая переменная</w:t>
       </w:r>
       <w:r>
         <w:rPr>
@@ -7834,10 +7958,10 @@
                 <w:szCs w:val="28"/>
               </w:rPr>
               <w:object w:dxaOrig="3420" w:dyaOrig="400" w14:anchorId="3F4D2CC1">
-                <v:shape id="_x0000_i1040" type="#_x0000_t75" style="width:170.85pt;height:20.4pt" o:ole="">
+                <v:shape id="_x0000_i1040" type="#_x0000_t75" style="width:171.05pt;height:20.15pt" o:ole="">
                   <v:imagedata r:id="rId43" o:title=""/>
                 </v:shape>
-                <o:OLEObject Type="Embed" ProgID="Equation.DSMT4" ShapeID="_x0000_i1040" DrawAspect="Content" ObjectID="_1847272464" r:id="rId44"/>
+                <o:OLEObject Type="Embed" ProgID="Equation.DSMT4" ShapeID="_x0000_i1040" DrawAspect="Content" ObjectID="_1847279358" r:id="rId44"/>
               </w:object>
             </w:r>
             <w:r>
@@ -7894,7 +8018,6 @@
           <w:sz w:val="28"/>
           <w:szCs w:val="28"/>
         </w:rPr>
-        <w:lastRenderedPageBreak/>
         <w:t xml:space="preserve">где </w:t>
       </w:r>
       <w:r>
@@ -8414,7 +8537,7 @@
                 <w:sz w:val="24"/>
                 <w:szCs w:val="24"/>
               </w:rPr>
-              <w:t xml:space="preserve">отеря циклируемого лития, снижение активной </w:t>
+              <w:t xml:space="preserve">отеря циклируемого лития, </w:t>
             </w:r>
             <w:r>
               <w:rPr>
@@ -8423,7 +8546,7 @@
                 <w:szCs w:val="24"/>
               </w:rPr>
               <w:lastRenderedPageBreak/>
-              <w:t>площади, рост межфазного сопротивления анода, диффузионные ограничения</w:t>
+              <w:t>снижение активной площади, рост межфазного сопротивления анода, диффузионные ограничения</w:t>
             </w:r>
           </w:p>
         </w:tc>
@@ -9028,7 +9151,16 @@
           <w:sz w:val="28"/>
           <w:szCs w:val="28"/>
         </w:rPr>
-        <w:t xml:space="preserve"> показывают, что каждая химическая система обладает собственным профилем доминирующих деградационных механизмов. Это означает, что универсальная диагностика возможна только при сохранении единого математического ядра и одновременном введении химически-специфичных коэффициентов интерпретации.</w:t>
+        <w:t xml:space="preserve"> показывают, что каждая химическая система обладает собственным профилем доминирующих деградационных механизмов. Это означает, что универсальная диагностика возможна только при сохранении </w:t>
+      </w:r>
+      <w:r>
+        <w:rPr>
+          <w:rFonts w:ascii="Times New Roman" w:hAnsi="Times New Roman" w:cs="Times New Roman"/>
+          <w:sz w:val="28"/>
+          <w:szCs w:val="28"/>
+        </w:rPr>
+        <w:lastRenderedPageBreak/>
+        <w:t>единого математического ядра и одновременном введении химически-специфичных коэффициентов интерпретации.</w:t>
       </w:r>
     </w:p>
     <w:p>
@@ -9046,7 +9178,6 @@
         <w:rPr>
           <w:noProof/>
         </w:rPr>
-        <w:lastRenderedPageBreak/>
         <w:drawing>
           <wp:inline distT="0" distB="0" distL="0" distR="0" wp14:anchorId="37E798C6" wp14:editId="3197B26A">
             <wp:extent cx="6119495" cy="3190240"/>
@@ -9211,16 +9342,8 @@
           <w:sz w:val="28"/>
           <w:szCs w:val="28"/>
         </w:rPr>
-        <w:t xml:space="preserve">Научная ценность рисунка состоит в том, что он переводит механизм старения из качественного описания в сравнительную матрицу, пригодную для дальнейшей математической параметризации. Практическая ценность состоит в </w:t>
-      </w:r>
-      <w:r>
-        <w:rPr>
-          <w:rFonts w:ascii="Times New Roman" w:hAnsi="Times New Roman" w:cs="Times New Roman"/>
-          <w:sz w:val="28"/>
-          <w:szCs w:val="28"/>
-        </w:rPr>
         <w:lastRenderedPageBreak/>
-        <w:t xml:space="preserve">возможности заранее определить, какой набор импедансных признаков должен быть приоритетным для конкретной химической системы: для NMC — ранний мониторинг </w:t>
+        <w:t xml:space="preserve">Научная ценность рисунка состоит в том, что он переводит механизм старения из качественного описания в сравнительную матрицу, пригодную для дальнейшей математической параметризации. Практическая ценность состоит в возможности заранее определить, какой набор импедансных признаков должен быть приоритетным для конкретной химической системы: для NMC — ранний мониторинг </w:t>
       </w:r>
       <w:r>
         <w:rPr>
@@ -9414,6 +9537,7 @@
           <w:sz w:val="28"/>
           <w:szCs w:val="28"/>
         </w:rPr>
+        <w:lastRenderedPageBreak/>
         <w:t>Рисунок 1.5 — Деградация относительной ёмкости в опытной серии циклических испытаний</w:t>
       </w:r>
     </w:p>
@@ -9446,7 +9570,6 @@
           <w:sz w:val="28"/>
           <w:szCs w:val="28"/>
         </w:rPr>
-        <w:lastRenderedPageBreak/>
         <w:t>На рисунке</w:t>
       </w:r>
       <w:r>
@@ -9621,7 +9744,16 @@
           <w:sz w:val="28"/>
           <w:szCs w:val="28"/>
         </w:rPr>
-        <w:t xml:space="preserve">Даже в тех случаях, когда потеря ёмкости остаётся умеренной, сопротивление переноса заряда может возрастать существенно быстрее. Это особенно важно для тягового применения, поскольку именно </w:t>
+        <w:t xml:space="preserve">Даже в тех случаях, когда потеря ёмкости остаётся умеренной, сопротивление переноса заряда может возрастать существенно быстрее. Это </w:t>
+      </w:r>
+      <w:r>
+        <w:rPr>
+          <w:rFonts w:ascii="Times New Roman" w:hAnsi="Times New Roman" w:cs="Times New Roman"/>
+          <w:sz w:val="28"/>
+          <w:szCs w:val="28"/>
+        </w:rPr>
+        <w:lastRenderedPageBreak/>
+        <w:t xml:space="preserve">особенно важно для тягового применения, поскольку именно </w:t>
       </w:r>
       <w:r>
         <w:rPr>
@@ -9680,7 +9812,6 @@
         <w:rPr>
           <w:noProof/>
         </w:rPr>
-        <w:lastRenderedPageBreak/>
         <w:drawing>
           <wp:inline distT="0" distB="0" distL="0" distR="0" wp14:anchorId="77CA056E" wp14:editId="05861BDC">
             <wp:extent cx="6119495" cy="3638550"/>
@@ -10075,7 +10206,16 @@
           <w:sz w:val="28"/>
           <w:szCs w:val="28"/>
         </w:rPr>
-        <w:t>Практическая ценность рисунка состоит в том, что он позволяет заранее оценивать потерю доступной мощности батарейного модуля ещё до достижения формального порога конца ресурса по ёмкости.</w:t>
+        <w:t xml:space="preserve">Практическая ценность рисунка состоит в том, что он позволяет заранее оценивать потерю </w:t>
+      </w:r>
+      <w:r>
+        <w:rPr>
+          <w:rFonts w:ascii="Times New Roman" w:hAnsi="Times New Roman" w:cs="Times New Roman"/>
+          <w:sz w:val="28"/>
+          <w:szCs w:val="28"/>
+        </w:rPr>
+        <w:lastRenderedPageBreak/>
+        <w:t>доступной мощности батарейного модуля ещё до достижения формального порога конца ресурса по ёмкости.</w:t>
       </w:r>
     </w:p>
     <w:p>
@@ -10116,7 +10256,6 @@
           <w:szCs w:val="28"/>
           <w:highlight w:val="yellow"/>
         </w:rPr>
-        <w:lastRenderedPageBreak/>
         <w:t>Термочувствительность</w:t>
       </w:r>
       <w:r>
@@ -10348,7 +10487,16 @@
           <w:sz w:val="28"/>
           <w:szCs w:val="28"/>
         </w:rPr>
-        <w:t xml:space="preserve"> для NMC, LFP, LTO и Na-ion систем при повышении температуры. Все кривые имеют нелинейный возрастающий характер, согласующийся с </w:t>
+        <w:t xml:space="preserve"> для NMC, LFP, LTO и Na-ion систем при повышении температуры. Все кривые имеют нелинейный возрастающий характер, </w:t>
+      </w:r>
+      <w:r>
+        <w:rPr>
+          <w:rFonts w:ascii="Times New Roman" w:hAnsi="Times New Roman" w:cs="Times New Roman"/>
+          <w:sz w:val="28"/>
+          <w:szCs w:val="28"/>
+        </w:rPr>
+        <w:lastRenderedPageBreak/>
+        <w:t xml:space="preserve">согласующийся с </w:t>
       </w:r>
       <w:r>
         <w:rPr>
@@ -10385,7 +10533,6 @@
           <w:sz w:val="28"/>
           <w:szCs w:val="28"/>
         </w:rPr>
-        <w:lastRenderedPageBreak/>
         <w:t>Научная ценность рисунка заключается в подтверждении необходимости явного температурного параметра в модели деградации. Практическая польза состоит в возможности корректировки прогноза остаточного ресурса в зависимости от реального теплового режима эксплуатации, а также в выборе приоритетных мер теплового управления для конкретной химии.</w:t>
       </w:r>
     </w:p>
@@ -10475,7 +10622,16 @@
           <w:sz w:val="28"/>
           <w:szCs w:val="28"/>
         </w:rPr>
-        <w:t xml:space="preserve">Оценка технического состояния тяговой аккумуляторной батареи требует использования системы взаимосвязанных диагностических параметров, поскольку ни один отдельный показатель не способен одновременно описать запас энергии, степень деградации, доступную мощность и ожидаемый остаточный срок службы. В инженерной и научной практике для этих целей применяются четыре базовых индикатора: состояние заряда </w:t>
+        <w:t xml:space="preserve">Оценка технического состояния тяговой аккумуляторной батареи требует использования системы взаимосвязанных диагностических параметров, поскольку ни один отдельный показатель не способен одновременно описать запас энергии, степень деградации, доступную мощность и ожидаемый остаточный срок службы. В инженерной и научной практике для этих целей </w:t>
+      </w:r>
+      <w:r>
+        <w:rPr>
+          <w:rFonts w:ascii="Times New Roman" w:hAnsi="Times New Roman" w:cs="Times New Roman"/>
+          <w:sz w:val="28"/>
+          <w:szCs w:val="28"/>
+        </w:rPr>
+        <w:lastRenderedPageBreak/>
+        <w:t xml:space="preserve">применяются четыре базовых индикатора: состояние заряда </w:t>
       </w:r>
       <w:r>
         <w:rPr>
@@ -10555,16 +10711,7 @@
           <w:sz w:val="28"/>
           <w:szCs w:val="28"/>
         </w:rPr>
-        <w:t xml:space="preserve">. В рамках настоящего исследования данные показатели рассматриваются не как </w:t>
-      </w:r>
-      <w:r>
-        <w:rPr>
-          <w:rFonts w:ascii="Times New Roman" w:hAnsi="Times New Roman" w:cs="Times New Roman"/>
-          <w:sz w:val="28"/>
-          <w:szCs w:val="28"/>
-        </w:rPr>
-        <w:lastRenderedPageBreak/>
-        <w:t>независимые эмпирические величины, а как параметры единой диагностико-прогностической системы</w:t>
+        <w:t>. В рамках настоящего исследования данные показатели рассматриваются не как независимые эмпирические величины, а как параметры единой диагностико-прогностической системы</w:t>
       </w:r>
       <w:r>
         <w:rPr>
@@ -10989,10 +11136,10 @@
                 <w:lang w:val="en-US"/>
               </w:rPr>
               <w:object w:dxaOrig="2140" w:dyaOrig="680" w14:anchorId="69747113">
-                <v:shape id="_x0000_i1041" type="#_x0000_t75" style="width:106.95pt;height:33.85pt" o:ole="">
+                <v:shape id="_x0000_i1041" type="#_x0000_t75" style="width:107.15pt;height:34pt" o:ole="">
                   <v:imagedata r:id="rId49" o:title=""/>
                 </v:shape>
-                <o:OLEObject Type="Embed" ProgID="Equation.DSMT4" ShapeID="_x0000_i1041" DrawAspect="Content" ObjectID="_1847272465" r:id="rId50"/>
+                <o:OLEObject Type="Embed" ProgID="Equation.DSMT4" ShapeID="_x0000_i1041" DrawAspect="Content" ObjectID="_1847279359" r:id="rId50"/>
               </w:object>
             </w:r>
             <w:r>
@@ -11143,10 +11290,10 @@
                 <w:lang w:val="en-US"/>
               </w:rPr>
               <w:object w:dxaOrig="3159" w:dyaOrig="680" w14:anchorId="6C171952">
-                <v:shape id="_x0000_i1042" type="#_x0000_t75" style="width:158.5pt;height:33.85pt" o:ole="">
+                <v:shape id="_x0000_i1042" type="#_x0000_t75" style="width:158.4pt;height:34pt" o:ole="">
                   <v:imagedata r:id="rId51" o:title=""/>
                 </v:shape>
-                <o:OLEObject Type="Embed" ProgID="Equation.DSMT4" ShapeID="_x0000_i1042" DrawAspect="Content" ObjectID="_1847272466" r:id="rId52"/>
+                <o:OLEObject Type="Embed" ProgID="Equation.DSMT4" ShapeID="_x0000_i1042" DrawAspect="Content" ObjectID="_1847279360" r:id="rId52"/>
               </w:object>
             </w:r>
             <w:r>
@@ -11232,7 +11379,6 @@
           <w:sz w:val="28"/>
           <w:szCs w:val="28"/>
         </w:rPr>
-        <w:lastRenderedPageBreak/>
         <w:t>Происхождение данной формулы связано с интегральной формой уравнения непрерывности заряда. При отсутствии утечек и паразитических токов изменение количества заряда в батарее равно интегралу проходящего тока. Именно поэтому кулоновский счёт остаётся базовой процедурой BMS. Однако для тяговых батарей этот метод имеет два принципиальных ограничения.</w:t>
       </w:r>
     </w:p>
@@ -11512,7 +11658,6 @@
         <w:rPr>
           <w:noProof/>
         </w:rPr>
-        <w:lastRenderedPageBreak/>
         <w:drawing>
           <wp:inline distT="0" distB="0" distL="0" distR="0" wp14:anchorId="2DB5F583" wp14:editId="1D64130D">
             <wp:extent cx="6119495" cy="3522980"/>
@@ -11684,7 +11829,16 @@
           <w:sz w:val="28"/>
           <w:szCs w:val="28"/>
         </w:rPr>
-        <w:t>-оценки с деградационными и импедансными индикаторами, особенно в системах управления тяговыми батареями электротранспорта.</w:t>
+        <w:t xml:space="preserve">-оценки с </w:t>
+      </w:r>
+      <w:r>
+        <w:rPr>
+          <w:rFonts w:ascii="Times New Roman" w:hAnsi="Times New Roman" w:cs="Times New Roman"/>
+          <w:sz w:val="28"/>
+          <w:szCs w:val="28"/>
+        </w:rPr>
+        <w:lastRenderedPageBreak/>
+        <w:t>деградационными и импедансными индикаторами, особенно в системах управления тяговыми батареями электротранспорта.</w:t>
       </w:r>
     </w:p>
     <w:p>
@@ -11838,10 +11992,10 @@
                 <w:lang w:val="en-US"/>
               </w:rPr>
               <w:object w:dxaOrig="1939" w:dyaOrig="680" w14:anchorId="77F502F1">
-                <v:shape id="_x0000_i1043" type="#_x0000_t75" style="width:96.2pt;height:33.85pt" o:ole="">
+                <v:shape id="_x0000_i1043" type="#_x0000_t75" style="width:96.2pt;height:34pt" o:ole="">
                   <v:imagedata r:id="rId54" o:title=""/>
                 </v:shape>
-                <o:OLEObject Type="Embed" ProgID="Equation.DSMT4" ShapeID="_x0000_i1043" DrawAspect="Content" ObjectID="_1847272467" r:id="rId55"/>
+                <o:OLEObject Type="Embed" ProgID="Equation.DSMT4" ShapeID="_x0000_i1043" DrawAspect="Content" ObjectID="_1847279361" r:id="rId55"/>
               </w:object>
             </w:r>
             <w:r>
@@ -12110,10 +12264,10 @@
                 <w:szCs w:val="28"/>
               </w:rPr>
               <w:object w:dxaOrig="1960" w:dyaOrig="680" w14:anchorId="577CD808">
-                <v:shape id="_x0000_i1044" type="#_x0000_t75" style="width:97.25pt;height:33.85pt" o:ole="">
+                <v:shape id="_x0000_i1044" type="#_x0000_t75" style="width:97.35pt;height:34pt" o:ole="">
                   <v:imagedata r:id="rId56" o:title=""/>
                 </v:shape>
-                <o:OLEObject Type="Embed" ProgID="Equation.DSMT4" ShapeID="_x0000_i1044" DrawAspect="Content" ObjectID="_1847272468" r:id="rId57"/>
+                <o:OLEObject Type="Embed" ProgID="Equation.DSMT4" ShapeID="_x0000_i1044" DrawAspect="Content" ObjectID="_1847279362" r:id="rId57"/>
               </w:object>
             </w:r>
           </w:p>
@@ -12226,10 +12380,10 @@
                 <w:szCs w:val="28"/>
               </w:rPr>
               <w:object w:dxaOrig="1560" w:dyaOrig="360" w14:anchorId="75D42C9F">
-                <v:shape id="_x0000_i1045" type="#_x0000_t75" style="width:78.45pt;height:17.75pt" o:ole="">
+                <v:shape id="_x0000_i1045" type="#_x0000_t75" style="width:78.35pt;height:17.85pt" o:ole="">
                   <v:imagedata r:id="rId58" o:title=""/>
                 </v:shape>
-                <o:OLEObject Type="Embed" ProgID="Equation.DSMT4" ShapeID="_x0000_i1045" DrawAspect="Content" ObjectID="_1847272469" r:id="rId59"/>
+                <o:OLEObject Type="Embed" ProgID="Equation.DSMT4" ShapeID="_x0000_i1045" DrawAspect="Content" ObjectID="_1847279363" r:id="rId59"/>
               </w:object>
             </w:r>
             <w:r>
@@ -12395,10 +12549,10 @@
                 <w:szCs w:val="28"/>
               </w:rPr>
               <w:object w:dxaOrig="960" w:dyaOrig="680" w14:anchorId="194995A8">
-                <v:shape id="_x0000_i1046" type="#_x0000_t75" style="width:47.8pt;height:33.85pt" o:ole="">
+                <v:shape id="_x0000_i1046" type="#_x0000_t75" style="width:47.8pt;height:34pt" o:ole="">
                   <v:imagedata r:id="rId60" o:title=""/>
                 </v:shape>
-                <o:OLEObject Type="Embed" ProgID="Equation.DSMT4" ShapeID="_x0000_i1046" DrawAspect="Content" ObjectID="_1847272470" r:id="rId61"/>
+                <o:OLEObject Type="Embed" ProgID="Equation.DSMT4" ShapeID="_x0000_i1046" DrawAspect="Content" ObjectID="_1847279364" r:id="rId61"/>
               </w:object>
             </w:r>
             <w:r>
@@ -12454,7 +12608,6 @@
           <w:sz w:val="28"/>
           <w:szCs w:val="28"/>
         </w:rPr>
-        <w:lastRenderedPageBreak/>
         <w:t xml:space="preserve">то рост </w:t>
       </w:r>
       <w:r>
@@ -12683,10 +12836,10 @@
         <w:tblLook w:val="04A0" w:firstRow="1" w:lastRow="0" w:firstColumn="1" w:lastColumn="0" w:noHBand="0" w:noVBand="1"/>
       </w:tblPr>
       <w:tblGrid>
-        <w:gridCol w:w="2363"/>
-        <w:gridCol w:w="2672"/>
-        <w:gridCol w:w="2268"/>
-        <w:gridCol w:w="2324"/>
+        <w:gridCol w:w="2364"/>
+        <w:gridCol w:w="2667"/>
+        <w:gridCol w:w="2271"/>
+        <w:gridCol w:w="2325"/>
       </w:tblGrid>
       <w:tr>
         <w:tc>
@@ -12865,10 +13018,10 @@
                 <w:lang w:val="en-US"/>
               </w:rPr>
               <w:object w:dxaOrig="1640" w:dyaOrig="360" w14:anchorId="1EE898F0">
-                <v:shape id="_x0000_i1047" type="#_x0000_t75" style="width:82.2pt;height:17.75pt" o:ole="">
+                <v:shape id="_x0000_i1047" type="#_x0000_t75" style="width:82.35pt;height:17.85pt" o:ole="">
                   <v:imagedata r:id="rId62" o:title=""/>
                 </v:shape>
-                <o:OLEObject Type="Embed" ProgID="Equation.DSMT4" ShapeID="_x0000_i1047" DrawAspect="Content" ObjectID="_1847272471" r:id="rId63"/>
+                <o:OLEObject Type="Embed" ProgID="Equation.DSMT4" ShapeID="_x0000_i1047" DrawAspect="Content" ObjectID="_1847279365" r:id="rId63"/>
               </w:object>
             </w:r>
           </w:p>
@@ -12986,10 +13139,10 @@
                 <w:szCs w:val="24"/>
               </w:rPr>
               <w:object w:dxaOrig="1620" w:dyaOrig="360" w14:anchorId="19708454">
-                <v:shape id="_x0000_i1048" type="#_x0000_t75" style="width:80.05pt;height:17.75pt" o:ole="">
+                <v:shape id="_x0000_i1048" type="#_x0000_t75" style="width:80.05pt;height:17.85pt" o:ole="">
                   <v:imagedata r:id="rId64" o:title=""/>
                 </v:shape>
-                <o:OLEObject Type="Embed" ProgID="Equation.DSMT4" ShapeID="_x0000_i1048" DrawAspect="Content" ObjectID="_1847272472" r:id="rId65"/>
+                <o:OLEObject Type="Embed" ProgID="Equation.DSMT4" ShapeID="_x0000_i1048" DrawAspect="Content" ObjectID="_1847279366" r:id="rId65"/>
               </w:object>
             </w:r>
           </w:p>
@@ -13097,10 +13250,10 @@
                 <w:szCs w:val="24"/>
               </w:rPr>
               <w:object w:dxaOrig="2460" w:dyaOrig="440" w14:anchorId="65B0F920">
-                <v:shape id="_x0000_i1049" type="#_x0000_t75" style="width:122.5pt;height:22.05pt" o:ole="">
+                <v:shape id="_x0000_i1049" type="#_x0000_t75" style="width:122.7pt;height:21.9pt" o:ole="">
                   <v:imagedata r:id="rId66" o:title=""/>
                 </v:shape>
-                <o:OLEObject Type="Embed" ProgID="Equation.DSMT4" ShapeID="_x0000_i1049" DrawAspect="Content" ObjectID="_1847272473" r:id="rId67"/>
+                <o:OLEObject Type="Embed" ProgID="Equation.DSMT4" ShapeID="_x0000_i1049" DrawAspect="Content" ObjectID="_1847279367" r:id="rId67"/>
               </w:object>
             </w:r>
           </w:p>
@@ -13208,10 +13361,10 @@
                 <w:szCs w:val="24"/>
               </w:rPr>
               <w:object w:dxaOrig="2420" w:dyaOrig="440" w14:anchorId="5A5FABEE">
-                <v:shape id="_x0000_i1050" type="#_x0000_t75" style="width:120.9pt;height:22.05pt" o:ole="">
+                <v:shape id="_x0000_i1050" type="#_x0000_t75" style="width:120.95pt;height:21.9pt" o:ole="">
                   <v:imagedata r:id="rId68" o:title=""/>
                 </v:shape>
-                <o:OLEObject Type="Embed" ProgID="Equation.DSMT4" ShapeID="_x0000_i1050" DrawAspect="Content" ObjectID="_1847272474" r:id="rId69"/>
+                <o:OLEObject Type="Embed" ProgID="Equation.DSMT4" ShapeID="_x0000_i1050" DrawAspect="Content" ObjectID="_1847279368" r:id="rId69"/>
               </w:object>
             </w:r>
           </w:p>
@@ -13237,7 +13390,16 @@
                 <w:sz w:val="24"/>
                 <w:szCs w:val="24"/>
               </w:rPr>
-              <w:t>Совместно учитывает ёмкость и внутреннюю деградацию</w:t>
+              <w:t xml:space="preserve">Совместно учитывает ёмкость </w:t>
+            </w:r>
+            <w:r>
+              <w:rPr>
+                <w:rFonts w:ascii="Times New Roman" w:hAnsi="Times New Roman" w:cs="Times New Roman"/>
+                <w:sz w:val="24"/>
+                <w:szCs w:val="24"/>
+              </w:rPr>
+              <w:lastRenderedPageBreak/>
+              <w:t>и внутреннюю деградацию</w:t>
             </w:r>
           </w:p>
         </w:tc>
@@ -13262,7 +13424,17 @@
                 <w:sz w:val="24"/>
                 <w:szCs w:val="24"/>
               </w:rPr>
-              <w:t>Более сложна для реализации, но наиболее содержательна</w:t>
+              <w:lastRenderedPageBreak/>
+              <w:t xml:space="preserve">Более сложна для реализации, но </w:t>
+            </w:r>
+            <w:r>
+              <w:rPr>
+                <w:rFonts w:ascii="Times New Roman" w:hAnsi="Times New Roman" w:cs="Times New Roman"/>
+                <w:sz w:val="24"/>
+                <w:szCs w:val="24"/>
+              </w:rPr>
+              <w:lastRenderedPageBreak/>
+              <w:t>наиболее содержательна</w:t>
             </w:r>
           </w:p>
         </w:tc>
@@ -13546,6 +13718,7 @@
           <w:sz w:val="28"/>
           <w:szCs w:val="28"/>
         </w:rPr>
+        <w:lastRenderedPageBreak/>
         <w:t>На рисунке</w:t>
       </w:r>
       <w:r>
@@ -13718,7 +13891,6 @@
           <w:szCs w:val="28"/>
           <w:lang w:val="en-US"/>
         </w:rPr>
-        <w:lastRenderedPageBreak/>
         <w:t>R</w:t>
       </w:r>
       <w:r>
@@ -14321,10 +14493,10 @@
                 <w:lang w:val="en-US"/>
               </w:rPr>
               <w:object w:dxaOrig="1180" w:dyaOrig="720" w14:anchorId="3A79AF13">
-                <v:shape id="_x0000_i1051" type="#_x0000_t75" style="width:58.05pt;height:36.55pt" o:ole="">
+                <v:shape id="_x0000_i1051" type="#_x0000_t75" style="width:58.2pt;height:36.3pt" o:ole="">
                   <v:imagedata r:id="rId71" o:title=""/>
                 </v:shape>
-                <o:OLEObject Type="Embed" ProgID="Equation.DSMT4" ShapeID="_x0000_i1051" DrawAspect="Content" ObjectID="_1847272475" r:id="rId72"/>
+                <o:OLEObject Type="Embed" ProgID="Equation.DSMT4" ShapeID="_x0000_i1051" DrawAspect="Content" ObjectID="_1847279369" r:id="rId72"/>
               </w:object>
             </w:r>
             <w:r>
@@ -14381,6 +14553,7 @@
           <w:sz w:val="28"/>
           <w:szCs w:val="28"/>
         </w:rPr>
+        <w:lastRenderedPageBreak/>
         <w:t>где</w:t>
       </w:r>
       <w:r>
@@ -14483,7 +14656,6 @@
           <w:sz w:val="28"/>
           <w:szCs w:val="28"/>
         </w:rPr>
-        <w:lastRenderedPageBreak/>
         <w:t>Это выражение выводится из классической задачи о передаче мощности от источника с внутренним сопротивлением к внешней нагрузке и используется здесь как первое приближение для связи между импедансным состоянием батареи и её мощностным потенциалом.</w:t>
       </w:r>
     </w:p>
@@ -14566,10 +14738,10 @@
                 <w:szCs w:val="28"/>
               </w:rPr>
               <w:object w:dxaOrig="3820" w:dyaOrig="440" w14:anchorId="73445D17">
-                <v:shape id="_x0000_i1052" type="#_x0000_t75" style="width:190.75pt;height:22.05pt" o:ole="">
+                <v:shape id="_x0000_i1052" type="#_x0000_t75" style="width:190.65pt;height:21.9pt" o:ole="">
                   <v:imagedata r:id="rId73" o:title=""/>
                 </v:shape>
-                <o:OLEObject Type="Embed" ProgID="Equation.DSMT4" ShapeID="_x0000_i1052" DrawAspect="Content" ObjectID="_1847272476" r:id="rId74"/>
+                <o:OLEObject Type="Embed" ProgID="Equation.DSMT4" ShapeID="_x0000_i1052" DrawAspect="Content" ObjectID="_1847279370" r:id="rId74"/>
               </w:object>
             </w:r>
             <w:r>
@@ -15153,10 +15325,10 @@
                 <w:szCs w:val="28"/>
               </w:rPr>
               <w:object w:dxaOrig="1780" w:dyaOrig="360" w14:anchorId="6AA02937">
-                <v:shape id="_x0000_i1053" type="#_x0000_t75" style="width:88.65pt;height:17.75pt" o:ole="">
+                <v:shape id="_x0000_i1053" type="#_x0000_t75" style="width:88.7pt;height:17.85pt" o:ole="">
                   <v:imagedata r:id="rId75" o:title=""/>
                 </v:shape>
-                <o:OLEObject Type="Embed" ProgID="Equation.DSMT4" ShapeID="_x0000_i1053" DrawAspect="Content" ObjectID="_1847272477" r:id="rId76"/>
+                <o:OLEObject Type="Embed" ProgID="Equation.DSMT4" ShapeID="_x0000_i1053" DrawAspect="Content" ObjectID="_1847279371" r:id="rId76"/>
               </w:object>
             </w:r>
           </w:p>
@@ -15205,7 +15377,6 @@
           <w:sz w:val="28"/>
           <w:szCs w:val="28"/>
         </w:rPr>
-        <w:lastRenderedPageBreak/>
         <w:t xml:space="preserve">Однако практическая сложность состоит в том, что </w:t>
       </w:r>
       <w:r>
@@ -15358,10 +15529,10 @@
                 <w:szCs w:val="28"/>
               </w:rPr>
               <w:object w:dxaOrig="2079" w:dyaOrig="360" w14:anchorId="46AEF671">
-                <v:shape id="_x0000_i1054" type="#_x0000_t75" style="width:103.7pt;height:17.75pt" o:ole="">
+                <v:shape id="_x0000_i1054" type="#_x0000_t75" style="width:103.7pt;height:17.85pt" o:ole="">
                   <v:imagedata r:id="rId77" o:title=""/>
                 </v:shape>
-                <o:OLEObject Type="Embed" ProgID="Equation.DSMT4" ShapeID="_x0000_i1054" DrawAspect="Content" ObjectID="_1847272478" r:id="rId78"/>
+                <o:OLEObject Type="Embed" ProgID="Equation.DSMT4" ShapeID="_x0000_i1054" DrawAspect="Content" ObjectID="_1847279372" r:id="rId78"/>
               </w:object>
             </w:r>
           </w:p>
@@ -15443,10 +15614,10 @@
           <w:lang w:val="en-US"/>
         </w:rPr>
         <w:object w:dxaOrig="1460" w:dyaOrig="360" w14:anchorId="3AA6288C">
-          <v:shape id="_x0000_i1055" type="#_x0000_t75" style="width:72.55pt;height:17.75pt" o:ole="">
+          <v:shape id="_x0000_i1055" type="#_x0000_t75" style="width:72.6pt;height:17.85pt" o:ole="">
             <v:imagedata r:id="rId79" o:title=""/>
           </v:shape>
-          <o:OLEObject Type="Embed" ProgID="Equation.DSMT4" ShapeID="_x0000_i1055" DrawAspect="Content" ObjectID="_1847272479" r:id="rId80"/>
+          <o:OLEObject Type="Embed" ProgID="Equation.DSMT4" ShapeID="_x0000_i1055" DrawAspect="Content" ObjectID="_1847279373" r:id="rId80"/>
         </w:object>
       </w:r>
     </w:p>
@@ -15583,10 +15754,10 @@
                 <w:szCs w:val="28"/>
               </w:rPr>
               <w:object w:dxaOrig="2060" w:dyaOrig="700" w14:anchorId="26A87F2E">
-                <v:shape id="_x0000_i1056" type="#_x0000_t75" style="width:103.15pt;height:34.95pt" o:ole="">
+                <v:shape id="_x0000_i1056" type="#_x0000_t75" style="width:103.1pt;height:35.15pt" o:ole="">
                   <v:imagedata r:id="rId81" o:title=""/>
                 </v:shape>
-                <o:OLEObject Type="Embed" ProgID="Equation.DSMT4" ShapeID="_x0000_i1056" DrawAspect="Content" ObjectID="_1847272480" r:id="rId82"/>
+                <o:OLEObject Type="Embed" ProgID="Equation.DSMT4" ShapeID="_x0000_i1056" DrawAspect="Content" ObjectID="_1847279374" r:id="rId82"/>
               </w:object>
             </w:r>
           </w:p>
@@ -15746,10 +15917,10 @@
                 <w:lang w:val="en-US"/>
               </w:rPr>
               <w:object w:dxaOrig="2140" w:dyaOrig="680" w14:anchorId="5ED17B9B">
-                <v:shape id="_x0000_i1057" type="#_x0000_t75" style="width:106.95pt;height:33.85pt" o:ole="">
+                <v:shape id="_x0000_i1057" type="#_x0000_t75" style="width:107.15pt;height:34pt" o:ole="">
                   <v:imagedata r:id="rId83" o:title=""/>
                 </v:shape>
-                <o:OLEObject Type="Embed" ProgID="Equation.DSMT4" ShapeID="_x0000_i1057" DrawAspect="Content" ObjectID="_1847272481" r:id="rId84"/>
+                <o:OLEObject Type="Embed" ProgID="Equation.DSMT4" ShapeID="_x0000_i1057" DrawAspect="Content" ObjectID="_1847279375" r:id="rId84"/>
               </w:object>
             </w:r>
           </w:p>
@@ -16581,10 +16752,10 @@
                 <w:szCs w:val="28"/>
               </w:rPr>
               <w:object w:dxaOrig="1920" w:dyaOrig="400" w14:anchorId="6BD054EA">
-                <v:shape id="_x0000_i1058" type="#_x0000_t75" style="width:96.2pt;height:20.4pt" o:ole="">
+                <v:shape id="_x0000_i1058" type="#_x0000_t75" style="width:96.2pt;height:20.15pt" o:ole="">
                   <v:imagedata r:id="rId86" o:title=""/>
                 </v:shape>
-                <o:OLEObject Type="Embed" ProgID="Equation.DSMT4" ShapeID="_x0000_i1058" DrawAspect="Content" ObjectID="_1847272482" r:id="rId87"/>
+                <o:OLEObject Type="Embed" ProgID="Equation.DSMT4" ShapeID="_x0000_i1058" DrawAspect="Content" ObjectID="_1847279376" r:id="rId87"/>
               </w:object>
             </w:r>
             <w:r>
@@ -16666,10 +16837,10 @@
                 <w:lang w:val="en-US"/>
               </w:rPr>
               <w:object w:dxaOrig="2840" w:dyaOrig="440" w14:anchorId="4E49E19B">
-                <v:shape id="_x0000_i1059" type="#_x0000_t75" style="width:142.95pt;height:22.05pt" o:ole="">
+                <v:shape id="_x0000_i1059" type="#_x0000_t75" style="width:142.85pt;height:21.9pt" o:ole="">
                   <v:imagedata r:id="rId88" o:title=""/>
                 </v:shape>
-                <o:OLEObject Type="Embed" ProgID="Equation.DSMT4" ShapeID="_x0000_i1059" DrawAspect="Content" ObjectID="_1847272483" r:id="rId89"/>
+                <o:OLEObject Type="Embed" ProgID="Equation.DSMT4" ShapeID="_x0000_i1059" DrawAspect="Content" ObjectID="_1847279377" r:id="rId89"/>
               </w:object>
             </w:r>
             <w:r>
@@ -16751,10 +16922,10 @@
                 <w:lang w:val="en-US"/>
               </w:rPr>
               <w:object w:dxaOrig="2920" w:dyaOrig="400" w14:anchorId="4CCD6FE5">
-                <v:shape id="_x0000_i1060" type="#_x0000_t75" style="width:145.05pt;height:20.4pt" o:ole="">
+                <v:shape id="_x0000_i1060" type="#_x0000_t75" style="width:145.15pt;height:20.15pt" o:ole="">
                   <v:imagedata r:id="rId90" o:title=""/>
                 </v:shape>
-                <o:OLEObject Type="Embed" ProgID="Equation.DSMT4" ShapeID="_x0000_i1060" DrawAspect="Content" ObjectID="_1847272484" r:id="rId91"/>
+                <o:OLEObject Type="Embed" ProgID="Equation.DSMT4" ShapeID="_x0000_i1060" DrawAspect="Content" ObjectID="_1847279378" r:id="rId91"/>
               </w:object>
             </w:r>
             <w:r>
@@ -16835,10 +17006,10 @@
                 <w:szCs w:val="28"/>
               </w:rPr>
               <w:object w:dxaOrig="4180" w:dyaOrig="680" w14:anchorId="0E0C89C5">
-                <v:shape id="_x0000_i1061" type="#_x0000_t75" style="width:209pt;height:33.85pt" o:ole="">
+                <v:shape id="_x0000_i1061" type="#_x0000_t75" style="width:209.1pt;height:34pt" o:ole="">
                   <v:imagedata r:id="rId92" o:title=""/>
                 </v:shape>
-                <o:OLEObject Type="Embed" ProgID="Equation.DSMT4" ShapeID="_x0000_i1061" DrawAspect="Content" ObjectID="_1847272485" r:id="rId93"/>
+                <o:OLEObject Type="Embed" ProgID="Equation.DSMT4" ShapeID="_x0000_i1061" DrawAspect="Content" ObjectID="_1847279379" r:id="rId93"/>
               </w:object>
             </w:r>
           </w:p>
@@ -17176,10 +17347,10 @@
                 <w:szCs w:val="24"/>
               </w:rPr>
               <w:object w:dxaOrig="1500" w:dyaOrig="360" w14:anchorId="5C69D783">
-                <v:shape id="_x0000_i1062" type="#_x0000_t75" style="width:74.7pt;height:17.75pt" o:ole="">
+                <v:shape id="_x0000_i1062" type="#_x0000_t75" style="width:74.9pt;height:17.85pt" o:ole="">
                   <v:imagedata r:id="rId94" o:title=""/>
                 </v:shape>
-                <o:OLEObject Type="Embed" ProgID="Equation.DSMT4" ShapeID="_x0000_i1062" DrawAspect="Content" ObjectID="_1847272486" r:id="rId95"/>
+                <o:OLEObject Type="Embed" ProgID="Equation.DSMT4" ShapeID="_x0000_i1062" DrawAspect="Content" ObjectID="_1847279380" r:id="rId95"/>
               </w:object>
             </w:r>
           </w:p>
@@ -17293,10 +17464,10 @@
                 <w:szCs w:val="24"/>
               </w:rPr>
               <w:object w:dxaOrig="1540" w:dyaOrig="360" w14:anchorId="3040466C">
-                <v:shape id="_x0000_i1063" type="#_x0000_t75" style="width:77.35pt;height:17.75pt" o:ole="">
+                <v:shape id="_x0000_i1063" type="#_x0000_t75" style="width:77.2pt;height:17.85pt" o:ole="">
                   <v:imagedata r:id="rId96" o:title=""/>
                 </v:shape>
-                <o:OLEObject Type="Embed" ProgID="Equation.DSMT4" ShapeID="_x0000_i1063" DrawAspect="Content" ObjectID="_1847272487" r:id="rId97"/>
+                <o:OLEObject Type="Embed" ProgID="Equation.DSMT4" ShapeID="_x0000_i1063" DrawAspect="Content" ObjectID="_1847279381" r:id="rId97"/>
               </w:object>
             </w:r>
             <w:r>
@@ -17325,10 +17496,10 @@
                 <w:lang w:val="en-US"/>
               </w:rPr>
               <w:object w:dxaOrig="1480" w:dyaOrig="400" w14:anchorId="2D2BC0DB">
-                <v:shape id="_x0000_i1064" type="#_x0000_t75" style="width:74.7pt;height:20.4pt" o:ole="">
+                <v:shape id="_x0000_i1064" type="#_x0000_t75" style="width:74.9pt;height:20.15pt" o:ole="">
                   <v:imagedata r:id="rId98" o:title=""/>
                 </v:shape>
-                <o:OLEObject Type="Embed" ProgID="Equation.DSMT4" ShapeID="_x0000_i1064" DrawAspect="Content" ObjectID="_1847272488" r:id="rId99"/>
+                <o:OLEObject Type="Embed" ProgID="Equation.DSMT4" ShapeID="_x0000_i1064" DrawAspect="Content" ObjectID="_1847279382" r:id="rId99"/>
               </w:object>
             </w:r>
           </w:p>
@@ -17441,10 +17612,10 @@
                 <w:szCs w:val="24"/>
               </w:rPr>
               <w:object w:dxaOrig="2000" w:dyaOrig="400" w14:anchorId="77DAF3F7">
-                <v:shape id="_x0000_i1065" type="#_x0000_t75" style="width:101pt;height:20.4pt" o:ole="">
+                <v:shape id="_x0000_i1065" type="#_x0000_t75" style="width:100.8pt;height:20.15pt" o:ole="">
                   <v:imagedata r:id="rId100" o:title=""/>
                 </v:shape>
-                <o:OLEObject Type="Embed" ProgID="Equation.DSMT4" ShapeID="_x0000_i1065" DrawAspect="Content" ObjectID="_1847272489" r:id="rId101"/>
+                <o:OLEObject Type="Embed" ProgID="Equation.DSMT4" ShapeID="_x0000_i1065" DrawAspect="Content" ObjectID="_1847279383" r:id="rId101"/>
               </w:object>
             </w:r>
           </w:p>
@@ -17557,10 +17728,10 @@
                 <w:szCs w:val="24"/>
               </w:rPr>
               <w:object w:dxaOrig="1780" w:dyaOrig="360" w14:anchorId="6B6620D0">
-                <v:shape id="_x0000_i1066" type="#_x0000_t75" style="width:88.65pt;height:17.75pt" o:ole="">
+                <v:shape id="_x0000_i1066" type="#_x0000_t75" style="width:88.7pt;height:17.85pt" o:ole="">
                   <v:imagedata r:id="rId102" o:title=""/>
                 </v:shape>
-                <o:OLEObject Type="Embed" ProgID="Equation.DSMT4" ShapeID="_x0000_i1066" DrawAspect="Content" ObjectID="_1847272490" r:id="rId103"/>
+                <o:OLEObject Type="Embed" ProgID="Equation.DSMT4" ShapeID="_x0000_i1066" DrawAspect="Content" ObjectID="_1847279384" r:id="rId103"/>
               </w:object>
             </w:r>
           </w:p>
@@ -18048,10 +18219,10 @@
                 <w:lang w:val="en-US"/>
               </w:rPr>
               <w:object w:dxaOrig="1719" w:dyaOrig="360" w14:anchorId="6BF22C0A">
-                <v:shape id="_x0000_i1067" type="#_x0000_t75" style="width:86.5pt;height:18.25pt" o:ole="">
+                <v:shape id="_x0000_i1067" type="#_x0000_t75" style="width:86.4pt;height:18.45pt" o:ole="">
                   <v:imagedata r:id="rId104" o:title=""/>
                 </v:shape>
-                <o:OLEObject Type="Embed" ProgID="Equation.DSMT4" ShapeID="_x0000_i1067" DrawAspect="Content" ObjectID="_1847272491" r:id="rId105"/>
+                <o:OLEObject Type="Embed" ProgID="Equation.DSMT4" ShapeID="_x0000_i1067" DrawAspect="Content" ObjectID="_1847279385" r:id="rId105"/>
               </w:object>
             </w:r>
             <w:r>
@@ -18174,10 +18345,10 @@
                 <w:lang w:val="en-US"/>
               </w:rPr>
               <w:object w:dxaOrig="1939" w:dyaOrig="360" w14:anchorId="1374F71D">
-                <v:shape id="_x0000_i1068" type="#_x0000_t75" style="width:97.25pt;height:18.25pt" o:ole="">
+                <v:shape id="_x0000_i1068" type="#_x0000_t75" style="width:97.35pt;height:18.45pt" o:ole="">
                   <v:imagedata r:id="rId106" o:title=""/>
                 </v:shape>
-                <o:OLEObject Type="Embed" ProgID="Equation.DSMT4" ShapeID="_x0000_i1068" DrawAspect="Content" ObjectID="_1847272492" r:id="rId107"/>
+                <o:OLEObject Type="Embed" ProgID="Equation.DSMT4" ShapeID="_x0000_i1068" DrawAspect="Content" ObjectID="_1847279386" r:id="rId107"/>
               </w:object>
             </w:r>
             <w:r>
@@ -18342,10 +18513,10 @@
                 <w:szCs w:val="28"/>
               </w:rPr>
               <w:object w:dxaOrig="1420" w:dyaOrig="920" w14:anchorId="3B1F457E">
-                <v:shape id="_x0000_i1069" type="#_x0000_t75" style="width:71.45pt;height:46.2pt" o:ole="">
+                <v:shape id="_x0000_i1069" type="#_x0000_t75" style="width:71.4pt;height:46.1pt" o:ole="">
                   <v:imagedata r:id="rId108" o:title=""/>
                 </v:shape>
-                <o:OLEObject Type="Embed" ProgID="Equation.DSMT4" ShapeID="_x0000_i1069" DrawAspect="Content" ObjectID="_1847272493" r:id="rId109"/>
+                <o:OLEObject Type="Embed" ProgID="Equation.DSMT4" ShapeID="_x0000_i1069" DrawAspect="Content" ObjectID="_1847279387" r:id="rId109"/>
               </w:object>
             </w:r>
             <w:r>
@@ -18530,10 +18701,10 @@
                 <w:lang w:val="en-US"/>
               </w:rPr>
               <w:object w:dxaOrig="2400" w:dyaOrig="400" w14:anchorId="01FEE904">
-                <v:shape id="_x0000_i1070" type="#_x0000_t75" style="width:120.35pt;height:19.35pt" o:ole="">
+                <v:shape id="_x0000_i1070" type="#_x0000_t75" style="width:120.4pt;height:19.6pt" o:ole="">
                   <v:imagedata r:id="rId110" o:title=""/>
                 </v:shape>
-                <o:OLEObject Type="Embed" ProgID="Equation.DSMT4" ShapeID="_x0000_i1070" DrawAspect="Content" ObjectID="_1847272494" r:id="rId111"/>
+                <o:OLEObject Type="Embed" ProgID="Equation.DSMT4" ShapeID="_x0000_i1070" DrawAspect="Content" ObjectID="_1847279388" r:id="rId111"/>
               </w:object>
             </w:r>
             <w:r>
@@ -19063,6 +19234,59 @@
           <w:rFonts w:ascii="Times New Roman" w:hAnsi="Times New Roman" w:cs="Times New Roman"/>
           <w:sz w:val="28"/>
           <w:szCs w:val="28"/>
+          <w:highlight w:val="green"/>
+        </w:rPr>
+        <w:t>импедансн</w:t>
+      </w:r>
+      <w:r>
+        <w:rPr>
+          <w:rFonts w:ascii="Times New Roman" w:hAnsi="Times New Roman" w:cs="Times New Roman"/>
+          <w:sz w:val="28"/>
+          <w:szCs w:val="28"/>
+          <w:highlight w:val="green"/>
+        </w:rPr>
+        <w:t>ой</w:t>
+      </w:r>
+      <w:r>
+        <w:rPr>
+          <w:rFonts w:ascii="Times New Roman" w:hAnsi="Times New Roman" w:cs="Times New Roman"/>
+          <w:sz w:val="28"/>
+          <w:szCs w:val="28"/>
+          <w:highlight w:val="green"/>
+        </w:rPr>
+        <w:t xml:space="preserve"> спектроскопи</w:t>
+      </w:r>
+      <w:r>
+        <w:rPr>
+          <w:rFonts w:ascii="Times New Roman" w:hAnsi="Times New Roman" w:cs="Times New Roman"/>
+          <w:sz w:val="28"/>
+          <w:szCs w:val="28"/>
+          <w:highlight w:val="green"/>
+        </w:rPr>
+        <w:t>и</w:t>
+      </w:r>
+      <w:r>
+        <w:rPr>
+          <w:rFonts w:ascii="Times New Roman" w:hAnsi="Times New Roman" w:cs="Times New Roman"/>
+          <w:sz w:val="28"/>
+          <w:szCs w:val="28"/>
+          <w:highlight w:val="green"/>
+        </w:rPr>
+        <w:t xml:space="preserve"> батарей</w:t>
+      </w:r>
+      <w:r>
+        <w:rPr>
+          <w:rFonts w:ascii="Times New Roman" w:hAnsi="Times New Roman" w:cs="Times New Roman"/>
+          <w:sz w:val="28"/>
+          <w:szCs w:val="28"/>
+        </w:rPr>
+        <w:t xml:space="preserve"> (</w:t>
+      </w:r>
+      <w:r>
+        <w:rPr>
+          <w:rFonts w:ascii="Times New Roman" w:hAnsi="Times New Roman" w:cs="Times New Roman"/>
+          <w:sz w:val="28"/>
+          <w:szCs w:val="28"/>
           <w:highlight w:val="yellow"/>
         </w:rPr>
         <w:t>battery EIS</w:t>
@@ -19073,7 +19297,70 @@
           <w:sz w:val="28"/>
           <w:szCs w:val="28"/>
         </w:rPr>
-        <w:t xml:space="preserve"> подчёркивается, что корректная эквивалентная схема должна строиться из понимания физики системы, а не только из удобства </w:t>
+        <w:t>)</w:t>
+      </w:r>
+      <w:r>
+        <w:rPr>
+          <w:rFonts w:ascii="Times New Roman" w:hAnsi="Times New Roman" w:cs="Times New Roman"/>
+          <w:sz w:val="28"/>
+          <w:szCs w:val="28"/>
+        </w:rPr>
+        <w:t xml:space="preserve"> подчёркивается, что корректная эквивалентная схема должна строиться из понимания физики системы, а </w:t>
+      </w:r>
+      <w:commentRangeStart w:id="13"/>
+      <w:r>
+        <w:rPr>
+          <w:rFonts w:ascii="Times New Roman" w:hAnsi="Times New Roman" w:cs="Times New Roman"/>
+          <w:sz w:val="28"/>
+          <w:szCs w:val="28"/>
+        </w:rPr>
+        <w:t xml:space="preserve">не только из удобства </w:t>
+      </w:r>
+      <w:commentRangeEnd w:id="13"/>
+      <w:r>
+        <w:rPr>
+          <w:rStyle w:val="ad"/>
+          <w:rFonts w:ascii="Times New Roman" w:hAnsi="Times New Roman" w:cs="Times New Roman"/>
+          <w:sz w:val="28"/>
+          <w:szCs w:val="28"/>
+          <w:highlight w:val="green"/>
+        </w:rPr>
+        <w:commentReference w:id="13"/>
+      </w:r>
+      <w:r>
+        <w:rPr>
+          <w:rFonts w:ascii="Times New Roman" w:hAnsi="Times New Roman" w:cs="Times New Roman"/>
+          <w:sz w:val="28"/>
+          <w:szCs w:val="28"/>
+          <w:highlight w:val="green"/>
+        </w:rPr>
+        <w:t>ап</w:t>
+      </w:r>
+      <w:r>
+        <w:rPr>
+          <w:rFonts w:ascii="Times New Roman" w:hAnsi="Times New Roman" w:cs="Times New Roman"/>
+          <w:sz w:val="28"/>
+          <w:szCs w:val="28"/>
+          <w:highlight w:val="green"/>
+        </w:rPr>
+        <w:t>п</w:t>
+      </w:r>
+      <w:r>
+        <w:rPr>
+          <w:rFonts w:ascii="Times New Roman" w:hAnsi="Times New Roman" w:cs="Times New Roman"/>
+          <w:sz w:val="28"/>
+          <w:szCs w:val="28"/>
+          <w:highlight w:val="green"/>
+        </w:rPr>
+        <w:t>роксимации/подгонки кривых</w:t>
+      </w:r>
+      <w:r>
+        <w:rPr>
+          <w:rFonts w:ascii="Times New Roman" w:hAnsi="Times New Roman" w:cs="Times New Roman"/>
+          <w:sz w:val="28"/>
+          <w:szCs w:val="28"/>
+        </w:rPr>
+        <w:t xml:space="preserve"> (</w:t>
       </w:r>
       <w:r>
         <w:rPr>
@@ -19090,16 +19377,7 @@
           <w:sz w:val="28"/>
           <w:szCs w:val="28"/>
         </w:rPr>
-        <w:t xml:space="preserve"> </w:t>
-      </w:r>
-      <w:r>
-        <w:rPr>
-          <w:rFonts w:ascii="Times New Roman" w:hAnsi="Times New Roman" w:cs="Times New Roman"/>
-          <w:sz w:val="28"/>
-          <w:szCs w:val="28"/>
-          <w:highlight w:val="green"/>
-        </w:rPr>
-        <w:t>(Кривая аппроксимации)</w:t>
+        <w:t>)</w:t>
       </w:r>
       <w:r>
         <w:rPr>
@@ -19127,7 +19405,7 @@
           <w:sz w:val="28"/>
           <w:szCs w:val="28"/>
         </w:rPr>
-        <w:t xml:space="preserve">Для последующего анализа в диссертации в качестве базовой используется эквивалентная схема, включающая омическое сопротивление, ветвь зарядопереноса и ёмкости двойного слоя, а также диффузионный элемент </w:t>
+        <w:t xml:space="preserve">Для последующего анализа в диссертации в качестве базовой используется эквивалентная схема, включающая омическое сопротивление, ветвь </w:t>
       </w:r>
       <w:r>
         <w:rPr>
@@ -19136,7 +19414,7 @@
           <w:szCs w:val="28"/>
         </w:rPr>
         <w:lastRenderedPageBreak/>
-        <w:t>Варбурга. Именно она образует минимально достаточный набор параметров, позволяющий связать измеряемый спектр с деградационными процессами в батарее.</w:t>
+        <w:t>зарядопереноса и ёмкости двойного слоя, а также диффузионный элемент Варбурга. Именно она образует минимально достаточный набор параметров, позволяющий связать измеряемый спектр с деградационными процессами в батарее.</w:t>
       </w:r>
       <w:r>
         <w:rPr>
@@ -19237,7 +19515,7 @@
           <w:szCs w:val="28"/>
         </w:rPr>
       </w:pPr>
-      <w:commentRangeStart w:id="13"/>
+      <w:commentRangeStart w:id="14"/>
       <w:r>
         <w:rPr>
           <w:rFonts w:ascii="Times New Roman" w:hAnsi="Times New Roman" w:cs="Times New Roman"/>
@@ -19246,7 +19524,7 @@
         </w:rPr>
         <w:t>Рисунок 1.11 — Эквивалентная схема импедансной модели тяговой аккумуляторной батареи</w:t>
       </w:r>
-      <w:commentRangeEnd w:id="13"/>
+      <w:commentRangeEnd w:id="14"/>
       <w:r>
         <w:rPr>
           <w:rStyle w:val="ad"/>
@@ -19254,7 +19532,7 @@
           <w:sz w:val="28"/>
           <w:szCs w:val="28"/>
         </w:rPr>
-        <w:commentReference w:id="13"/>
+        <w:commentReference w:id="14"/>
       </w:r>
     </w:p>
     <w:p>
@@ -19415,7 +19693,7 @@
         </w:rPr>
         <w:t xml:space="preserve">диффузионного </w:t>
       </w:r>
-      <w:commentRangeStart w:id="14"/>
+      <w:commentRangeStart w:id="15"/>
       <w:r>
         <w:rPr>
           <w:rFonts w:ascii="Times New Roman" w:hAnsi="Times New Roman" w:cs="Times New Roman"/>
@@ -19459,7 +19737,7 @@
         </w:rPr>
         <w:t xml:space="preserve">. </w:t>
       </w:r>
-      <w:commentRangeEnd w:id="14"/>
+      <w:commentRangeEnd w:id="15"/>
       <w:r>
         <w:rPr>
           <w:rStyle w:val="ad"/>
@@ -19467,7 +19745,7 @@
           <w:sz w:val="28"/>
           <w:szCs w:val="28"/>
         </w:rPr>
-        <w:commentReference w:id="14"/>
+        <w:commentReference w:id="15"/>
       </w:r>
       <w:r>
         <w:rPr>
@@ -19659,6 +19937,7 @@
           <w:sz w:val="28"/>
           <w:szCs w:val="28"/>
         </w:rPr>
+        <w:lastRenderedPageBreak/>
         <w:t>Для указанной схемы общий импеданс может быть записан как</w:t>
       </w:r>
     </w:p>
@@ -19722,10 +20001,10 @@
                 <w:szCs w:val="28"/>
               </w:rPr>
               <w:object w:dxaOrig="3340" w:dyaOrig="680" w14:anchorId="26677E7C">
-                <v:shape id="_x0000_i1071" type="#_x0000_t75" style="width:167.1pt;height:33.85pt" o:ole="">
+                <v:shape id="_x0000_i1071" type="#_x0000_t75" style="width:167.05pt;height:34pt" o:ole="">
                   <v:imagedata r:id="rId113" o:title=""/>
                 </v:shape>
-                <o:OLEObject Type="Embed" ProgID="Equation.DSMT4" ShapeID="_x0000_i1071" DrawAspect="Content" ObjectID="_1847272495" r:id="rId114"/>
+                <o:OLEObject Type="Embed" ProgID="Equation.DSMT4" ShapeID="_x0000_i1071" DrawAspect="Content" ObjectID="_1847279389" r:id="rId114"/>
               </w:object>
             </w:r>
           </w:p>
@@ -19768,7 +20047,7 @@
           <w:szCs w:val="28"/>
         </w:rPr>
       </w:pPr>
-      <w:commentRangeStart w:id="15"/>
+      <w:commentRangeStart w:id="16"/>
       <w:r>
         <w:rPr>
           <w:rFonts w:ascii="Times New Roman" w:hAnsi="Times New Roman" w:cs="Times New Roman"/>
@@ -19777,7 +20056,7 @@
         </w:rPr>
         <w:t>Первое слагаемое представляет собой чисто резистивный вклад, второе получается из правила расчёта параллельного соединения сопротивления и ёмкости, третье отражает диффузионный отклик.</w:t>
       </w:r>
-      <w:commentRangeEnd w:id="15"/>
+      <w:commentRangeEnd w:id="16"/>
       <w:r>
         <w:rPr>
           <w:rStyle w:val="ad"/>
@@ -19785,7 +20064,7 @@
           <w:sz w:val="28"/>
           <w:szCs w:val="28"/>
         </w:rPr>
-        <w:commentReference w:id="15"/>
+        <w:commentReference w:id="16"/>
       </w:r>
       <w:r>
         <w:rPr>
@@ -19857,10 +20136,10 @@
                 <w:lang w:val="en-US"/>
               </w:rPr>
               <w:object w:dxaOrig="1420" w:dyaOrig="700" w14:anchorId="0A73D889">
-                <v:shape id="_x0000_i1072" type="#_x0000_t75" style="width:71.45pt;height:34.95pt" o:ole="">
+                <v:shape id="_x0000_i1072" type="#_x0000_t75" style="width:71.4pt;height:35.15pt" o:ole="">
                   <v:imagedata r:id="rId115" o:title=""/>
                 </v:shape>
-                <o:OLEObject Type="Embed" ProgID="Equation.DSMT4" ShapeID="_x0000_i1072" DrawAspect="Content" ObjectID="_1847272496" r:id="rId116"/>
+                <o:OLEObject Type="Embed" ProgID="Equation.DSMT4" ShapeID="_x0000_i1072" DrawAspect="Content" ObjectID="_1847279390" r:id="rId116"/>
               </w:object>
             </w:r>
             <w:r>
@@ -19947,7 +20226,7 @@
         </w:rPr>
         <w:t xml:space="preserve">Происхождение этой формулы связано с решением второго </w:t>
       </w:r>
-      <w:commentRangeStart w:id="16"/>
+      <w:commentRangeStart w:id="17"/>
       <w:r>
         <w:rPr>
           <w:rFonts w:ascii="Times New Roman" w:hAnsi="Times New Roman" w:cs="Times New Roman"/>
@@ -19965,7 +20244,7 @@
         </w:rPr>
         <w:t xml:space="preserve"> </w:t>
       </w:r>
-      <w:commentRangeEnd w:id="16"/>
+      <w:commentRangeEnd w:id="17"/>
       <w:r>
         <w:rPr>
           <w:rStyle w:val="ad"/>
@@ -19973,7 +20252,7 @@
           <w:sz w:val="28"/>
           <w:szCs w:val="28"/>
         </w:rPr>
-        <w:commentReference w:id="16"/>
+        <w:commentReference w:id="17"/>
       </w:r>
       <w:r>
         <w:rPr>
@@ -20032,7 +20311,7 @@
         </w:rPr>
         <w:t xml:space="preserve"> требует осторожности: необходимо различать полуограниченную, </w:t>
       </w:r>
-      <w:commentRangeStart w:id="17"/>
+      <w:commentRangeStart w:id="18"/>
       <w:r>
         <w:rPr>
           <w:rFonts w:ascii="Times New Roman" w:hAnsi="Times New Roman" w:cs="Times New Roman"/>
@@ -20050,7 +20329,7 @@
         </w:rPr>
         <w:t xml:space="preserve"> </w:t>
       </w:r>
-      <w:commentRangeEnd w:id="17"/>
+      <w:commentRangeEnd w:id="18"/>
       <w:r>
         <w:rPr>
           <w:rStyle w:val="ad"/>
@@ -20058,7 +20337,7 @@
           <w:sz w:val="28"/>
           <w:szCs w:val="28"/>
         </w:rPr>
-        <w:commentReference w:id="17"/>
+        <w:commentReference w:id="18"/>
       </w:r>
       <w:r>
         <w:rPr>
@@ -20202,7 +20481,7 @@
           <w:noProof/>
         </w:rPr>
         <w:drawing>
-          <wp:inline distT="0" distB="0" distL="0" distR="0" wp14:anchorId="42EF3E0B" wp14:editId="1BD1B45E">
+          <wp:inline distT="0" distB="0" distL="0" distR="0" wp14:anchorId="42EF3E0B" wp14:editId="6433312C">
             <wp:extent cx="6119495" cy="5132705"/>
             <wp:effectExtent l="0" t="0" r="0" b="0"/>
             <wp:docPr id="1184336030" name="Рисунок 3"/>
@@ -20268,7 +20547,7 @@
           <w:szCs w:val="28"/>
         </w:rPr>
       </w:pPr>
-      <w:commentRangeStart w:id="18"/>
+      <w:commentRangeStart w:id="19"/>
       <w:r>
         <w:rPr>
           <w:rFonts w:ascii="Times New Roman" w:hAnsi="Times New Roman" w:cs="Times New Roman"/>
@@ -20277,7 +20556,7 @@
         </w:rPr>
         <w:t>Рисунок 1.12 — Диаграмма Найквиста опытной тяговой батареи</w:t>
       </w:r>
-      <w:commentRangeEnd w:id="18"/>
+      <w:commentRangeEnd w:id="19"/>
       <w:r>
         <w:rPr>
           <w:rStyle w:val="ad"/>
@@ -20285,7 +20564,7 @@
           <w:sz w:val="28"/>
           <w:szCs w:val="28"/>
         </w:rPr>
-        <w:commentReference w:id="18"/>
+        <w:commentReference w:id="19"/>
       </w:r>
     </w:p>
     <w:p>
@@ -20551,6 +20830,14 @@
           <w:sz w:val="28"/>
           <w:szCs w:val="28"/>
         </w:rPr>
+        <w:t xml:space="preserve"> </w:t>
+      </w:r>
+      <w:r>
+        <w:rPr>
+          <w:rFonts w:ascii="Times New Roman" w:hAnsi="Times New Roman" w:cs="Times New Roman"/>
+          <w:sz w:val="28"/>
+          <w:szCs w:val="28"/>
+        </w:rPr>
         <w:t>(</w:t>
       </w:r>
       <w:r>
@@ -20570,7 +20857,7 @@
           <w:szCs w:val="28"/>
           <w:highlight w:val="green"/>
         </w:rPr>
-        <w:t xml:space="preserve"> в  автомобильной отрасли</w:t>
+        <w:t xml:space="preserve"> в автомобильной отрасли</w:t>
       </w:r>
       <w:r>
         <w:rPr>
@@ -20603,6 +20890,31 @@
           <w:sz w:val="28"/>
           <w:szCs w:val="28"/>
         </w:rPr>
+        <w:t xml:space="preserve"> (</w:t>
+      </w:r>
+      <w:r>
+        <w:rPr>
+          <w:rFonts w:ascii="Times New Roman" w:hAnsi="Times New Roman" w:cs="Times New Roman"/>
+          <w:sz w:val="28"/>
+          <w:szCs w:val="28"/>
+          <w:highlight w:val="green"/>
+        </w:rPr>
+        <w:t>динамическая EIS</w:t>
+      </w:r>
+      <w:r>
+        <w:rPr>
+          <w:rFonts w:ascii="Times New Roman" w:hAnsi="Times New Roman" w:cs="Times New Roman"/>
+          <w:sz w:val="28"/>
+          <w:szCs w:val="28"/>
+        </w:rPr>
+        <w:t>)</w:t>
+      </w:r>
+      <w:r>
+        <w:rPr>
+          <w:rFonts w:ascii="Times New Roman" w:hAnsi="Times New Roman" w:cs="Times New Roman"/>
+          <w:sz w:val="28"/>
+          <w:szCs w:val="28"/>
+        </w:rPr>
         <w:t xml:space="preserve">, указывают, что именно анализ распределения информативности по частоте открывает путь к сокращённым </w:t>
       </w:r>
       <w:r>
@@ -20655,6 +20967,41 @@
           <w:highlight w:val="yellow"/>
         </w:rPr>
         <w:t>dynamic electrochemical impedance spectroscopy</w:t>
+      </w:r>
+      <w:r>
+        <w:rPr>
+          <w:rFonts w:ascii="Times New Roman" w:hAnsi="Times New Roman" w:cs="Times New Roman"/>
+          <w:sz w:val="28"/>
+          <w:szCs w:val="28"/>
+        </w:rPr>
+        <w:t xml:space="preserve"> (</w:t>
+      </w:r>
+      <w:r>
+        <w:rPr>
+          <w:rFonts w:ascii="Times New Roman" w:hAnsi="Times New Roman" w:cs="Times New Roman"/>
+          <w:sz w:val="28"/>
+          <w:szCs w:val="28"/>
+          <w:highlight w:val="green"/>
+        </w:rPr>
+        <w:t xml:space="preserve">динамической </w:t>
+      </w:r>
+      <w:r>
+        <w:rPr>
+          <w:rFonts w:ascii="Times New Roman" w:hAnsi="Times New Roman" w:cs="Times New Roman"/>
+          <w:sz w:val="28"/>
+          <w:szCs w:val="28"/>
+          <w:highlight w:val="green"/>
+          <w:lang w:val="en-US"/>
+        </w:rPr>
+        <w:t>EIS</w:t>
+      </w:r>
+      <w:r>
+        <w:rPr>
+          <w:rFonts w:ascii="Times New Roman" w:hAnsi="Times New Roman" w:cs="Times New Roman"/>
+          <w:sz w:val="28"/>
+          <w:szCs w:val="28"/>
+        </w:rPr>
+        <w:t>)</w:t>
       </w:r>
       <w:r>
         <w:rPr>
@@ -21691,7 +22038,7 @@
           <w:szCs w:val="28"/>
         </w:rPr>
       </w:pPr>
-      <w:commentRangeStart w:id="19"/>
+      <w:commentRangeStart w:id="20"/>
       <w:r>
         <w:rPr>
           <w:rFonts w:ascii="Times New Roman" w:hAnsi="Times New Roman" w:cs="Times New Roman"/>
@@ -21821,6 +22168,7 @@
         </w:rPr>
         <w:t xml:space="preserve">одновременно подчёркивается растущая роль </w:t>
       </w:r>
+      <w:commentRangeStart w:id="21"/>
       <w:r>
         <w:rPr>
           <w:rFonts w:ascii="Times New Roman" w:hAnsi="Times New Roman" w:cs="Times New Roman"/>
@@ -21830,6 +22178,16 @@
         </w:rPr>
         <w:t>online-estimation, hybrid models и artificial neural networks</w:t>
       </w:r>
+      <w:commentRangeEnd w:id="21"/>
+      <w:r>
+        <w:rPr>
+          <w:rStyle w:val="ad"/>
+          <w:rFonts w:ascii="Times New Roman" w:hAnsi="Times New Roman" w:cs="Times New Roman"/>
+          <w:sz w:val="28"/>
+          <w:szCs w:val="28"/>
+        </w:rPr>
+        <w:commentReference w:id="21"/>
+      </w:r>
       <w:r>
         <w:rPr>
           <w:rFonts w:ascii="Times New Roman" w:hAnsi="Times New Roman" w:cs="Times New Roman"/>
@@ -21858,6 +22216,7 @@
         </w:rPr>
         <w:t xml:space="preserve">Несмотря на широкий спектр публикаций, существующие модели прогнозирования ресурса можно свести к нескольким базовым классам: эмпирические модели, физико-химические модели, фильтрационные и </w:t>
       </w:r>
+      <w:commentRangeStart w:id="22"/>
       <w:r>
         <w:rPr>
           <w:rFonts w:ascii="Times New Roman" w:hAnsi="Times New Roman" w:cs="Times New Roman"/>
@@ -21867,6 +22226,16 @@
         </w:rPr>
         <w:t>observer-based подходы, data-driven модели</w:t>
       </w:r>
+      <w:commentRangeEnd w:id="22"/>
+      <w:r>
+        <w:rPr>
+          <w:rStyle w:val="ad"/>
+          <w:rFonts w:ascii="Times New Roman" w:hAnsi="Times New Roman" w:cs="Times New Roman"/>
+          <w:sz w:val="28"/>
+          <w:szCs w:val="28"/>
+        </w:rPr>
+        <w:commentReference w:id="22"/>
+      </w:r>
       <w:r>
         <w:rPr>
           <w:rFonts w:ascii="Times New Roman" w:hAnsi="Times New Roman" w:cs="Times New Roman"/>
@@ -21875,6 +22244,7 @@
         </w:rPr>
         <w:t xml:space="preserve">, гибридные модели и импедансно-ориентированные прогностические схемы. Каждый из этих классов отражает определённую философию описания деградации. Эмпирические модели аппроксимируют траекторию старения по наблюдаемым данным. Физические модели исходят из механизмов деградации и стремятся описать их через уравнения электрохимии и </w:t>
       </w:r>
+      <w:commentRangeStart w:id="23"/>
       <w:r>
         <w:rPr>
           <w:rFonts w:ascii="Times New Roman" w:hAnsi="Times New Roman" w:cs="Times New Roman"/>
@@ -21883,6 +22253,16 @@
           <w:highlight w:val="yellow"/>
         </w:rPr>
         <w:t>тепломассопереноса</w:t>
+      </w:r>
+      <w:commentRangeEnd w:id="23"/>
+      <w:r>
+        <w:rPr>
+          <w:rStyle w:val="ad"/>
+          <w:rFonts w:ascii="Times New Roman" w:hAnsi="Times New Roman" w:cs="Times New Roman"/>
+          <w:sz w:val="28"/>
+          <w:szCs w:val="28"/>
+        </w:rPr>
+        <w:commentReference w:id="23"/>
       </w:r>
       <w:r>
         <w:rPr>
@@ -21901,7 +22281,7 @@
         <w:lastRenderedPageBreak/>
         <w:t>используют динамические уравнения состояния и процедуры последовательного обновления оценки. Машинное обучение ориентируется на извлечение нелинейных закономерностей из данных. Гибридные методы объединяют физические и статистические компоненты. Наконец, импедансные модели используют спектральные признаки как информативные маркеры ранней деградации и, в наиболее сильной постановке, соединяют их с прогностической схемой оценки ресурса.</w:t>
       </w:r>
-      <w:commentRangeEnd w:id="19"/>
+      <w:commentRangeEnd w:id="20"/>
       <w:r>
         <w:rPr>
           <w:rStyle w:val="ad"/>
@@ -21909,7 +22289,7 @@
           <w:sz w:val="28"/>
           <w:szCs w:val="28"/>
         </w:rPr>
-        <w:commentReference w:id="19"/>
+        <w:commentReference w:id="20"/>
       </w:r>
     </w:p>
     <w:p>
@@ -22040,10 +22420,10 @@
                 <w:szCs w:val="28"/>
               </w:rPr>
               <w:object w:dxaOrig="1600" w:dyaOrig="360" w14:anchorId="1F5AAED1">
-                <v:shape id="_x0000_i1073" type="#_x0000_t75" style="width:80.05pt;height:18.25pt" o:ole="">
+                <v:shape id="_x0000_i1073" type="#_x0000_t75" style="width:80.05pt;height:18.45pt" o:ole="">
                   <v:imagedata r:id="rId119" o:title=""/>
                 </v:shape>
-                <o:OLEObject Type="Embed" ProgID="Equation.DSMT4" ShapeID="_x0000_i1073" DrawAspect="Content" ObjectID="_1847272497" r:id="rId120"/>
+                <o:OLEObject Type="Embed" ProgID="Equation.DSMT4" ShapeID="_x0000_i1073" DrawAspect="Content" ObjectID="_1847279391" r:id="rId120"/>
               </w:object>
             </w:r>
             <w:r>
@@ -22278,10 +22658,10 @@
                 <w:szCs w:val="28"/>
               </w:rPr>
               <w:object w:dxaOrig="1820" w:dyaOrig="400" w14:anchorId="48F6F974">
-                <v:shape id="_x0000_i1074" type="#_x0000_t75" style="width:90.8pt;height:19.35pt" o:ole="">
+                <v:shape id="_x0000_i1074" type="#_x0000_t75" style="width:91pt;height:19.6pt" o:ole="">
                   <v:imagedata r:id="rId121" o:title=""/>
                 </v:shape>
-                <o:OLEObject Type="Embed" ProgID="Equation.DSMT4" ShapeID="_x0000_i1074" DrawAspect="Content" ObjectID="_1847272498" r:id="rId122"/>
+                <o:OLEObject Type="Embed" ProgID="Equation.DSMT4" ShapeID="_x0000_i1074" DrawAspect="Content" ObjectID="_1847279392" r:id="rId122"/>
               </w:object>
             </w:r>
           </w:p>
@@ -22423,10 +22803,10 @@
                 <w:lang w:val="en-US"/>
               </w:rPr>
               <w:object w:dxaOrig="2180" w:dyaOrig="380" w14:anchorId="2CE89B80">
-                <v:shape id="_x0000_i1075" type="#_x0000_t75" style="width:109.05pt;height:18.8pt" o:ole="">
+                <v:shape id="_x0000_i1075" type="#_x0000_t75" style="width:108.85pt;height:19pt" o:ole="">
                   <v:imagedata r:id="rId123" o:title=""/>
                 </v:shape>
-                <o:OLEObject Type="Embed" ProgID="Equation.DSMT4" ShapeID="_x0000_i1075" DrawAspect="Content" ObjectID="_1847272499" r:id="rId124"/>
+                <o:OLEObject Type="Embed" ProgID="Equation.DSMT4" ShapeID="_x0000_i1075" DrawAspect="Content" ObjectID="_1847279393" r:id="rId124"/>
               </w:object>
             </w:r>
           </w:p>
@@ -22717,10 +23097,10 @@
                 <w:szCs w:val="28"/>
               </w:rPr>
               <w:object w:dxaOrig="960" w:dyaOrig="680" w14:anchorId="67EDE240">
-                <v:shape id="_x0000_i1076" type="#_x0000_t75" style="width:48.35pt;height:33.85pt" o:ole="">
+                <v:shape id="_x0000_i1076" type="#_x0000_t75" style="width:48.4pt;height:34pt" o:ole="">
                   <v:imagedata r:id="rId125" o:title=""/>
                 </v:shape>
-                <o:OLEObject Type="Embed" ProgID="Equation.DSMT4" ShapeID="_x0000_i1076" DrawAspect="Content" ObjectID="_1847272500" r:id="rId126"/>
+                <o:OLEObject Type="Embed" ProgID="Equation.DSMT4" ShapeID="_x0000_i1076" DrawAspect="Content" ObjectID="_1847279394" r:id="rId126"/>
               </w:object>
             </w:r>
             <w:r>
@@ -22902,10 +23282,10 @@
                 <w:lang w:val="en-US"/>
               </w:rPr>
               <w:object w:dxaOrig="4480" w:dyaOrig="680" w14:anchorId="07757181">
-                <v:shape id="_x0000_i1077" type="#_x0000_t75" style="width:224.05pt;height:33.85pt" o:ole="">
+                <v:shape id="_x0000_i1077" type="#_x0000_t75" style="width:224.05pt;height:34pt" o:ole="">
                   <v:imagedata r:id="rId127" o:title=""/>
                 </v:shape>
-                <o:OLEObject Type="Embed" ProgID="Equation.DSMT4" ShapeID="_x0000_i1077" DrawAspect="Content" ObjectID="_1847272501" r:id="rId128"/>
+                <o:OLEObject Type="Embed" ProgID="Equation.DSMT4" ShapeID="_x0000_i1077" DrawAspect="Content" ObjectID="_1847279395" r:id="rId128"/>
               </w:object>
             </w:r>
             <w:r>
@@ -23241,10 +23621,10 @@
                 <w:szCs w:val="28"/>
               </w:rPr>
               <w:object w:dxaOrig="2020" w:dyaOrig="400" w14:anchorId="39807963">
-                <v:shape id="_x0000_i1078" type="#_x0000_t75" style="width:101.55pt;height:19.35pt" o:ole="">
+                <v:shape id="_x0000_i1078" type="#_x0000_t75" style="width:101.4pt;height:19.6pt" o:ole="">
                   <v:imagedata r:id="rId129" o:title=""/>
                 </v:shape>
-                <o:OLEObject Type="Embed" ProgID="Equation.DSMT4" ShapeID="_x0000_i1078" DrawAspect="Content" ObjectID="_1847272502" r:id="rId130"/>
+                <o:OLEObject Type="Embed" ProgID="Equation.DSMT4" ShapeID="_x0000_i1078" DrawAspect="Content" ObjectID="_1847279396" r:id="rId130"/>
               </w:object>
             </w:r>
             <w:r>
@@ -23264,10 +23644,10 @@
                 <w:lang w:val="en-US"/>
               </w:rPr>
               <w:object w:dxaOrig="1500" w:dyaOrig="400" w14:anchorId="10BD8E54">
-                <v:shape id="_x0000_i1079" type="#_x0000_t75" style="width:74.7pt;height:19.35pt" o:ole="">
+                <v:shape id="_x0000_i1079" type="#_x0000_t75" style="width:74.9pt;height:19.6pt" o:ole="">
                   <v:imagedata r:id="rId131" o:title=""/>
                 </v:shape>
-                <o:OLEObject Type="Embed" ProgID="Equation.DSMT4" ShapeID="_x0000_i1079" DrawAspect="Content" ObjectID="_1847272503" r:id="rId132"/>
+                <o:OLEObject Type="Embed" ProgID="Equation.DSMT4" ShapeID="_x0000_i1079" DrawAspect="Content" ObjectID="_1847279397" r:id="rId132"/>
               </w:object>
             </w:r>
             <w:r>
@@ -23682,7 +24062,7 @@
           <w:lang w:val="en-US"/>
         </w:rPr>
       </w:pPr>
-      <w:commentRangeStart w:id="20"/>
+      <w:commentRangeStart w:id="24"/>
       <w:r>
         <w:rPr>
           <w:rFonts w:ascii="Times New Roman" w:hAnsi="Times New Roman" w:cs="Times New Roman"/>
@@ -23729,7 +24109,7 @@
         </w:rPr>
         <w:t>модели</w:t>
       </w:r>
-      <w:commentRangeEnd w:id="20"/>
+      <w:commentRangeEnd w:id="24"/>
       <w:r>
         <w:rPr>
           <w:rStyle w:val="ad"/>
@@ -23740,7 +24120,7 @@
           <w:szCs w:val="28"/>
           <w:lang w:val="en-US"/>
         </w:rPr>
-        <w:commentReference w:id="20"/>
+        <w:commentReference w:id="24"/>
       </w:r>
     </w:p>
     <w:p>
@@ -23901,10 +24281,10 @@
                 <w:szCs w:val="28"/>
               </w:rPr>
               <w:object w:dxaOrig="3300" w:dyaOrig="400" w14:anchorId="31B7E932">
-                <v:shape id="_x0000_i1080" type="#_x0000_t75" style="width:165.5pt;height:19.35pt" o:ole="">
+                <v:shape id="_x0000_i1080" type="#_x0000_t75" style="width:165.3pt;height:19.6pt" o:ole="">
                   <v:imagedata r:id="rId133" o:title=""/>
                 </v:shape>
-                <o:OLEObject Type="Embed" ProgID="Equation.DSMT4" ShapeID="_x0000_i1080" DrawAspect="Content" ObjectID="_1847272504" r:id="rId134"/>
+                <o:OLEObject Type="Embed" ProgID="Equation.DSMT4" ShapeID="_x0000_i1080" DrawAspect="Content" ObjectID="_1847279398" r:id="rId134"/>
               </w:object>
             </w:r>
             <w:r>
@@ -24616,7 +24996,7 @@
         <w:lastRenderedPageBreak/>
         <w:t xml:space="preserve">содержательных признаков. </w:t>
       </w:r>
-      <w:commentRangeStart w:id="21"/>
+      <w:commentRangeStart w:id="25"/>
       <w:r>
         <w:rPr>
           <w:rFonts w:ascii="Times New Roman" w:hAnsi="Times New Roman" w:cs="Times New Roman"/>
@@ -24642,7 +25022,7 @@
         </w:rPr>
         <w:t>, в котором входной вектор уже связан с межфазной кинетикой, диффузией и омическими потерями.</w:t>
       </w:r>
-      <w:commentRangeEnd w:id="21"/>
+      <w:commentRangeEnd w:id="25"/>
       <w:r>
         <w:rPr>
           <w:rStyle w:val="ad"/>
@@ -24650,7 +25030,7 @@
           <w:sz w:val="28"/>
           <w:szCs w:val="28"/>
         </w:rPr>
-        <w:commentReference w:id="21"/>
+        <w:commentReference w:id="25"/>
       </w:r>
     </w:p>
     <w:p>
@@ -24800,7 +25180,7 @@
         </w:rPr>
         <w:t xml:space="preserve">Для целей настоящей работы гибридность особенно важна, поскольку импедансные параметры естественным образом выполняют роль физически содержательных признаков. Это позволяет строить не </w:t>
       </w:r>
-      <w:commentRangeStart w:id="22"/>
+      <w:commentRangeStart w:id="26"/>
       <w:r>
         <w:rPr>
           <w:rFonts w:ascii="Times New Roman" w:hAnsi="Times New Roman" w:cs="Times New Roman"/>
@@ -24810,7 +25190,7 @@
         </w:rPr>
         <w:t xml:space="preserve">«чёрный ящик» </w:t>
       </w:r>
-      <w:commentRangeEnd w:id="22"/>
+      <w:commentRangeEnd w:id="26"/>
       <w:r>
         <w:rPr>
           <w:rStyle w:val="ad"/>
@@ -24819,7 +25199,7 @@
           <w:szCs w:val="28"/>
           <w:highlight w:val="yellow"/>
         </w:rPr>
-        <w:commentReference w:id="22"/>
+        <w:commentReference w:id="26"/>
       </w:r>
       <w:r>
         <w:rPr>
@@ -24908,7 +25288,7 @@
         <w:lastRenderedPageBreak/>
         <w:t xml:space="preserve">подчёркивает, что EIS даёт более глубокую информацию, чем простые измерения напряжения или тока, поскольку позволяет в реальном времени оценивать процессы, происходящие внутри батареи на разных временных масштабах. В обзоре также отдельно отмечается, что EIS способна выявлять деградацию на ранних стадиях без повреждения батареи и может использоваться как </w:t>
       </w:r>
-      <w:commentRangeStart w:id="23"/>
+      <w:commentRangeStart w:id="27"/>
       <w:r>
         <w:rPr>
           <w:rFonts w:ascii="Times New Roman" w:hAnsi="Times New Roman" w:cs="Times New Roman"/>
@@ -24918,7 +25298,7 @@
         </w:rPr>
         <w:t>ex situ</w:t>
       </w:r>
-      <w:commentRangeEnd w:id="23"/>
+      <w:commentRangeEnd w:id="27"/>
       <w:r>
         <w:rPr>
           <w:rStyle w:val="ad"/>
@@ -24927,7 +25307,7 @@
           <w:szCs w:val="28"/>
           <w:highlight w:val="yellow"/>
         </w:rPr>
-        <w:commentReference w:id="23"/>
+        <w:commentReference w:id="27"/>
       </w:r>
       <w:r>
         <w:rPr>
@@ -24938,7 +25318,7 @@
         </w:rPr>
         <w:t xml:space="preserve">, так и </w:t>
       </w:r>
-      <w:commentRangeStart w:id="24"/>
+      <w:commentRangeStart w:id="28"/>
       <w:r>
         <w:rPr>
           <w:rFonts w:ascii="Times New Roman" w:hAnsi="Times New Roman" w:cs="Times New Roman"/>
@@ -24948,7 +25328,7 @@
         </w:rPr>
         <w:t>in situ</w:t>
       </w:r>
-      <w:commentRangeEnd w:id="24"/>
+      <w:commentRangeEnd w:id="28"/>
       <w:r>
         <w:rPr>
           <w:rStyle w:val="ad"/>
@@ -24956,7 +25336,32 @@
           <w:sz w:val="28"/>
           <w:szCs w:val="28"/>
         </w:rPr>
-        <w:commentReference w:id="24"/>
+        <w:commentReference w:id="28"/>
+      </w:r>
+      <w:r>
+        <w:rPr>
+          <w:rFonts w:ascii="Times New Roman" w:hAnsi="Times New Roman" w:cs="Times New Roman"/>
+          <w:sz w:val="28"/>
+          <w:szCs w:val="28"/>
+        </w:rPr>
+        <w:t xml:space="preserve"> (</w:t>
+      </w:r>
+      <w:r>
+        <w:rPr>
+          <w:rFonts w:ascii="Times New Roman" w:hAnsi="Times New Roman" w:cs="Times New Roman"/>
+          <w:sz w:val="28"/>
+          <w:szCs w:val="28"/>
+          <w:highlight w:val="green"/>
+        </w:rPr>
+        <w:t>как извлечением отдельных элементов батареи, так и в составе большой сборки</w:t>
+      </w:r>
+      <w:r>
+        <w:rPr>
+          <w:rFonts w:ascii="Times New Roman" w:hAnsi="Times New Roman" w:cs="Times New Roman"/>
+          <w:sz w:val="28"/>
+          <w:szCs w:val="28"/>
+        </w:rPr>
+        <w:t>)</w:t>
       </w:r>
       <w:r>
         <w:rPr>
@@ -25048,10 +25453,10 @@
                 <w:lang w:val="en-US"/>
               </w:rPr>
               <w:object w:dxaOrig="2060" w:dyaOrig="700" w14:anchorId="4BA5526F">
-                <v:shape id="_x0000_i1081" type="#_x0000_t75" style="width:103.15pt;height:34.95pt" o:ole="">
+                <v:shape id="_x0000_i1081" type="#_x0000_t75" style="width:103.1pt;height:35.15pt" o:ole="">
                   <v:imagedata r:id="rId135" o:title=""/>
                 </v:shape>
-                <o:OLEObject Type="Embed" ProgID="Equation.DSMT4" ShapeID="_x0000_i1081" DrawAspect="Content" ObjectID="_1847272505" r:id="rId136"/>
+                <o:OLEObject Type="Embed" ProgID="Equation.DSMT4" ShapeID="_x0000_i1081" DrawAspect="Content" ObjectID="_1847279399" r:id="rId136"/>
               </w:object>
             </w:r>
             <w:r>
@@ -25297,10 +25702,10 @@
                 <w:lang w:val="en-US"/>
               </w:rPr>
               <w:object w:dxaOrig="2140" w:dyaOrig="680" w14:anchorId="35469FDA">
-                <v:shape id="_x0000_i1082" type="#_x0000_t75" style="width:106.95pt;height:33.85pt" o:ole="">
+                <v:shape id="_x0000_i1082" type="#_x0000_t75" style="width:107.15pt;height:34pt" o:ole="">
                   <v:imagedata r:id="rId137" o:title=""/>
                 </v:shape>
-                <o:OLEObject Type="Embed" ProgID="Equation.DSMT4" ShapeID="_x0000_i1082" DrawAspect="Content" ObjectID="_1847272506" r:id="rId138"/>
+                <o:OLEObject Type="Embed" ProgID="Equation.DSMT4" ShapeID="_x0000_i1082" DrawAspect="Content" ObjectID="_1847279400" r:id="rId138"/>
               </w:object>
             </w:r>
             <w:r>
@@ -25483,8 +25888,8 @@
           <w:szCs w:val="28"/>
         </w:rPr>
       </w:pPr>
-      <w:commentRangeStart w:id="25"/>
-      <w:commentRangeStart w:id="26"/>
+      <w:commentRangeStart w:id="29"/>
+      <w:commentRangeStart w:id="30"/>
       <w:r>
         <w:rPr>
           <w:rFonts w:ascii="Times New Roman" w:hAnsi="Times New Roman" w:cs="Times New Roman"/>
@@ -25493,7 +25898,7 @@
         </w:rPr>
         <w:t xml:space="preserve">Именно здесь и проходит граница между существующими работами и задачей настоящей диссертации. </w:t>
       </w:r>
-      <w:commentRangeEnd w:id="26"/>
+      <w:commentRangeEnd w:id="30"/>
       <w:r>
         <w:rPr>
           <w:rStyle w:val="ad"/>
@@ -25501,7 +25906,7 @@
           <w:sz w:val="28"/>
           <w:szCs w:val="28"/>
         </w:rPr>
-        <w:commentReference w:id="26"/>
+        <w:commentReference w:id="30"/>
       </w:r>
       <w:r>
         <w:rPr>
@@ -25511,7 +25916,7 @@
         </w:rPr>
         <w:t xml:space="preserve">Современные публикации подтверждают потенциал EIS для раннего прогноза ресурса, но в большинстве случаев либо ограничиваются одной химической системой, либо строятся на стационарных лабораторных спектрах, либо используют спектральные признаки без полного включения их в инженерную модель BMS. Следовательно, проблема </w:t>
       </w:r>
-      <w:commentRangeStart w:id="27"/>
+      <w:commentRangeStart w:id="31"/>
       <w:r>
         <w:rPr>
           <w:rFonts w:ascii="Times New Roman" w:hAnsi="Times New Roman" w:cs="Times New Roman"/>
@@ -25520,7 +25925,7 @@
         </w:rPr>
         <w:t>не в отсутствии доказательств полезности</w:t>
       </w:r>
-      <w:commentRangeEnd w:id="27"/>
+      <w:commentRangeEnd w:id="31"/>
       <w:r>
         <w:rPr>
           <w:rStyle w:val="ad"/>
@@ -25528,7 +25933,7 @@
           <w:sz w:val="28"/>
           <w:szCs w:val="28"/>
         </w:rPr>
-        <w:commentReference w:id="27"/>
+        <w:commentReference w:id="31"/>
       </w:r>
       <w:r>
         <w:rPr>
@@ -25538,7 +25943,7 @@
         </w:rPr>
         <w:t xml:space="preserve"> EIS, а в отсутствии универсальной и математически строгой диагностико-прогностической схемы для нестационарных тяговых режимов.</w:t>
       </w:r>
-      <w:commentRangeEnd w:id="25"/>
+      <w:commentRangeEnd w:id="29"/>
       <w:r>
         <w:rPr>
           <w:rStyle w:val="ad"/>
@@ -25546,7 +25951,7 @@
           <w:sz w:val="28"/>
           <w:szCs w:val="28"/>
         </w:rPr>
-        <w:commentReference w:id="25"/>
+        <w:commentReference w:id="29"/>
       </w:r>
     </w:p>
     <w:p>
@@ -26571,7 +26976,34 @@
           <w:sz w:val="28"/>
           <w:szCs w:val="28"/>
         </w:rPr>
-        <w:t xml:space="preserve">. Практическая польза заключается в обосновании выбора дальнейшей диссертационной стратегии: не чисто эмпирической и не чисто </w:t>
+        <w:t xml:space="preserve">. Практическая польза заключается в обосновании выбора дальнейшей диссертационной стратегии: </w:t>
+      </w:r>
+      <w:commentRangeStart w:id="32"/>
+      <w:r>
+        <w:rPr>
+          <w:rFonts w:ascii="Times New Roman" w:hAnsi="Times New Roman" w:cs="Times New Roman"/>
+          <w:sz w:val="28"/>
+          <w:szCs w:val="28"/>
+        </w:rPr>
+        <w:t xml:space="preserve">не чисто эмпирической </w:t>
+      </w:r>
+      <w:commentRangeEnd w:id="32"/>
+      <w:r>
+        <w:rPr>
+          <w:rStyle w:val="ad"/>
+          <w:rFonts w:ascii="Times New Roman" w:hAnsi="Times New Roman" w:cs="Times New Roman"/>
+          <w:sz w:val="28"/>
+          <w:szCs w:val="28"/>
+        </w:rPr>
+        <w:commentReference w:id="32"/>
+      </w:r>
+      <w:r>
+        <w:rPr>
+          <w:rFonts w:ascii="Times New Roman" w:hAnsi="Times New Roman" w:cs="Times New Roman"/>
+          <w:sz w:val="28"/>
+          <w:szCs w:val="28"/>
+        </w:rPr>
+        <w:t xml:space="preserve">и не чисто </w:t>
       </w:r>
       <w:r>
         <w:rPr>
@@ -26581,6 +27013,48 @@
           <w:highlight w:val="yellow"/>
         </w:rPr>
         <w:t>data-driven</w:t>
+      </w:r>
+      <w:r>
+        <w:rPr>
+          <w:rFonts w:ascii="Times New Roman" w:hAnsi="Times New Roman" w:cs="Times New Roman"/>
+          <w:sz w:val="28"/>
+          <w:szCs w:val="28"/>
+        </w:rPr>
+        <w:t xml:space="preserve"> (</w:t>
+      </w:r>
+      <w:r>
+        <w:rPr>
+          <w:rFonts w:ascii="Times New Roman" w:hAnsi="Times New Roman" w:cs="Times New Roman"/>
+          <w:sz w:val="28"/>
+          <w:szCs w:val="28"/>
+          <w:highlight w:val="green"/>
+        </w:rPr>
+        <w:t>подходы, основанные на данных</w:t>
+      </w:r>
+      <w:r>
+        <w:rPr>
+          <w:rFonts w:ascii="Consolas" w:hAnsi="Consolas" w:cs="Consolas"/>
+          <w:color w:val="000000"/>
+          <w:kern w:val="0"/>
+        </w:rPr>
+        <w:t xml:space="preserve"> </w:t>
+      </w:r>
+      <w:r>
+        <w:rPr>
+          <w:rFonts w:ascii="Times New Roman" w:hAnsi="Times New Roman" w:cs="Times New Roman"/>
+          <w:sz w:val="28"/>
+          <w:szCs w:val="28"/>
+          <w:highlight w:val="green"/>
+        </w:rPr>
+        <w:t>без явной физики</w:t>
+      </w:r>
+      <w:r>
+        <w:rPr>
+          <w:rFonts w:ascii="Times New Roman" w:hAnsi="Times New Roman" w:cs="Times New Roman"/>
+          <w:sz w:val="28"/>
+          <w:szCs w:val="28"/>
+        </w:rPr>
+        <w:t>)</w:t>
       </w:r>
       <w:r>
         <w:rPr>
@@ -26740,7 +27214,7 @@
           <w:szCs w:val="28"/>
         </w:rPr>
       </w:pPr>
-      <w:commentRangeStart w:id="28"/>
+      <w:commentRangeStart w:id="33"/>
       <w:r>
         <w:rPr>
           <w:rFonts w:ascii="Times New Roman" w:hAnsi="Times New Roman" w:cs="Times New Roman"/>
@@ -26823,7 +27297,7 @@
         </w:rPr>
         <w:t xml:space="preserve">, эмпирическая линейная модель, физическая модель и гибридная/импедансная модель. Хорошо видно, что линейная модель систематически переоценивает остаточный ресурс, поскольку не учитывает </w:t>
       </w:r>
-      <w:commentRangeEnd w:id="28"/>
+      <w:commentRangeEnd w:id="33"/>
       <w:r>
         <w:rPr>
           <w:rStyle w:val="ad"/>
@@ -26831,7 +27305,7 @@
           <w:sz w:val="28"/>
           <w:szCs w:val="28"/>
         </w:rPr>
-        <w:commentReference w:id="28"/>
+        <w:commentReference w:id="33"/>
       </w:r>
       <w:r>
         <w:rPr>
@@ -27304,7 +27778,7 @@
         </w:rPr>
         <w:t xml:space="preserve">гибридные модели и </w:t>
       </w:r>
-      <w:commentRangeStart w:id="29"/>
+      <w:commentRangeStart w:id="34"/>
       <w:r>
         <w:rPr>
           <w:rFonts w:ascii="Times New Roman" w:hAnsi="Times New Roman" w:cs="Times New Roman"/>
@@ -27314,7 +27788,7 @@
         </w:rPr>
         <w:t>online/near-online алгоритмы</w:t>
       </w:r>
-      <w:commentRangeEnd w:id="29"/>
+      <w:commentRangeEnd w:id="34"/>
       <w:r>
         <w:rPr>
           <w:rStyle w:val="ad"/>
@@ -27322,7 +27796,7 @@
           <w:sz w:val="28"/>
           <w:szCs w:val="28"/>
         </w:rPr>
-        <w:commentReference w:id="29"/>
+        <w:commentReference w:id="34"/>
       </w:r>
       <w:r>
         <w:rPr>
@@ -27352,7 +27826,7 @@
         </w:rPr>
         <w:t xml:space="preserve">С методологической точки зрения современное научное поле разделено на три относительно самостоятельные области. Первая область связана с фундаментальными электрохимическими моделями, в которых состояние батареи описывается через кинетику зарядопереноса, диффузию, тепловые эффекты и межфазные реакции. Вторая область представлена лабораторной импедансной диагностикой, позволяющей получать спектральные признаки внутреннего состояния батареи. Третья область включает инженерные алгоритмы BMS, ориентированные на быстрые измерения напряжения, тока, температуры и ограниченного набора оценочных параметров. Современные обзоры по EIS для транспортных аккумуляторов прямо подчёркивают, что именно разрыв между глубокой диагностической информативностью EIS и требованиями </w:t>
       </w:r>
-      <w:commentRangeStart w:id="30"/>
+      <w:commentRangeStart w:id="35"/>
       <w:r>
         <w:rPr>
           <w:rFonts w:ascii="Times New Roman" w:hAnsi="Times New Roman" w:cs="Times New Roman"/>
@@ -27370,7 +27844,7 @@
         </w:rPr>
         <w:t xml:space="preserve"> </w:t>
       </w:r>
-      <w:commentRangeEnd w:id="30"/>
+      <w:commentRangeEnd w:id="35"/>
       <w:r>
         <w:rPr>
           <w:rStyle w:val="ad"/>
@@ -27378,7 +27852,7 @@
           <w:sz w:val="28"/>
           <w:szCs w:val="28"/>
         </w:rPr>
-        <w:commentReference w:id="30"/>
+        <w:commentReference w:id="35"/>
       </w:r>
       <w:r>
         <w:rPr>
@@ -27464,7 +27938,7 @@
         </w:rPr>
         <w:t xml:space="preserve">, переменной температуре и при наличии рекуперационных режимов. Современные исследования по </w:t>
       </w:r>
-      <w:commentRangeStart w:id="31"/>
+      <w:commentRangeStart w:id="36"/>
       <w:r>
         <w:rPr>
           <w:rFonts w:ascii="Times New Roman" w:hAnsi="Times New Roman" w:cs="Times New Roman"/>
@@ -27474,7 +27948,7 @@
         </w:rPr>
         <w:t>dynamic EIS</w:t>
       </w:r>
-      <w:commentRangeEnd w:id="31"/>
+      <w:commentRangeEnd w:id="36"/>
       <w:r>
         <w:rPr>
           <w:rStyle w:val="ad"/>
@@ -27482,7 +27956,7 @@
           <w:sz w:val="28"/>
           <w:szCs w:val="28"/>
         </w:rPr>
-        <w:commentReference w:id="31"/>
+        <w:commentReference w:id="36"/>
       </w:r>
       <w:r>
         <w:rPr>
@@ -27521,7 +27995,7 @@
         <w:lastRenderedPageBreak/>
         <w:t xml:space="preserve">существующие BMS-алгоритмы преимущественно опираются на интегральные и сравнительно грубые измеряемые величины. Ряд современных работ по раннему прогнозу ресурса уже показывает, что геометрические признаки спектра Найквиста и другие EIS-параметры могут использоваться для </w:t>
       </w:r>
-      <w:commentRangeStart w:id="32"/>
+      <w:commentRangeStart w:id="37"/>
       <w:r>
         <w:rPr>
           <w:rFonts w:ascii="Times New Roman" w:hAnsi="Times New Roman" w:cs="Times New Roman"/>
@@ -27531,7 +28005,7 @@
         </w:rPr>
         <w:t>early-stage lifetime prediction</w:t>
       </w:r>
-      <w:commentRangeEnd w:id="32"/>
+      <w:commentRangeEnd w:id="37"/>
       <w:r>
         <w:rPr>
           <w:rStyle w:val="ad"/>
@@ -27539,7 +28013,7 @@
           <w:sz w:val="28"/>
           <w:szCs w:val="28"/>
         </w:rPr>
-        <w:commentReference w:id="32"/>
+        <w:commentReference w:id="37"/>
       </w:r>
       <w:r>
         <w:rPr>
@@ -27549,7 +28023,7 @@
         </w:rPr>
         <w:t xml:space="preserve">, однако такие подходы чаще всего остаются либо лабораторными, либо </w:t>
       </w:r>
-      <w:commentRangeStart w:id="33"/>
+      <w:commentRangeStart w:id="38"/>
       <w:r>
         <w:rPr>
           <w:rFonts w:ascii="Times New Roman" w:hAnsi="Times New Roman" w:cs="Times New Roman"/>
@@ -27559,7 +28033,7 @@
         </w:rPr>
         <w:t>data-driven</w:t>
       </w:r>
-      <w:commentRangeEnd w:id="33"/>
+      <w:commentRangeEnd w:id="38"/>
       <w:r>
         <w:rPr>
           <w:rStyle w:val="ad"/>
@@ -27567,7 +28041,7 @@
           <w:sz w:val="28"/>
           <w:szCs w:val="28"/>
         </w:rPr>
-        <w:commentReference w:id="33"/>
+        <w:commentReference w:id="38"/>
       </w:r>
       <w:r>
         <w:rPr>
@@ -27951,7 +28425,7 @@
         </w:rPr>
         <w:t xml:space="preserve">задаёт архитектуру дальнейшего исследования: от построения физико-математической модели импеданса — к параметрической идентификации, далее к диагностике состояния и затем к </w:t>
       </w:r>
-      <w:commentRangeStart w:id="34"/>
+      <w:commentRangeStart w:id="39"/>
       <w:r>
         <w:rPr>
           <w:rFonts w:ascii="Times New Roman" w:hAnsi="Times New Roman" w:cs="Times New Roman"/>
@@ -27961,7 +28435,7 @@
         </w:rPr>
         <w:t>ресурсо-прогнозу</w:t>
       </w:r>
-      <w:commentRangeEnd w:id="34"/>
+      <w:commentRangeEnd w:id="39"/>
       <w:r>
         <w:rPr>
           <w:rStyle w:val="ad"/>
@@ -27969,7 +28443,7 @@
           <w:sz w:val="28"/>
           <w:szCs w:val="28"/>
         </w:rPr>
-        <w:commentReference w:id="34"/>
+        <w:commentReference w:id="39"/>
       </w:r>
       <w:r>
         <w:rPr>
@@ -28135,10 +28609,10 @@
                 <w:lang w:val="en-US"/>
               </w:rPr>
               <w:object w:dxaOrig="1820" w:dyaOrig="320" w14:anchorId="353B5B00">
-                <v:shape id="_x0000_i1083" type="#_x0000_t75" style="width:90.8pt;height:15.6pt" o:ole="">
+                <v:shape id="_x0000_i1083" type="#_x0000_t75" style="width:91pt;height:15.55pt" o:ole="">
                   <v:imagedata r:id="rId143" o:title=""/>
                 </v:shape>
-                <o:OLEObject Type="Embed" ProgID="Equation.DSMT4" ShapeID="_x0000_i1083" DrawAspect="Content" ObjectID="_1847272507" r:id="rId144"/>
+                <o:OLEObject Type="Embed" ProgID="Equation.DSMT4" ShapeID="_x0000_i1083" DrawAspect="Content" ObjectID="_1847279401" r:id="rId144"/>
               </w:object>
             </w:r>
             <w:r>
@@ -28158,10 +28632,10 @@
                 <w:lang w:val="en-US"/>
               </w:rPr>
               <w:object w:dxaOrig="1780" w:dyaOrig="320" w14:anchorId="411EE312">
-                <v:shape id="_x0000_i1084" type="#_x0000_t75" style="width:88.65pt;height:15.6pt" o:ole="">
+                <v:shape id="_x0000_i1084" type="#_x0000_t75" style="width:88.7pt;height:15.55pt" o:ole="">
                   <v:imagedata r:id="rId145" o:title=""/>
                 </v:shape>
-                <o:OLEObject Type="Embed" ProgID="Equation.DSMT4" ShapeID="_x0000_i1084" DrawAspect="Content" ObjectID="_1847272508" r:id="rId146"/>
+                <o:OLEObject Type="Embed" ProgID="Equation.DSMT4" ShapeID="_x0000_i1084" DrawAspect="Content" ObjectID="_1847279402" r:id="rId146"/>
               </w:object>
             </w:r>
           </w:p>
@@ -28311,7 +28785,7 @@
         </w:rPr>
         <w:t xml:space="preserve">-моделированию последовательно разделяют методы на </w:t>
       </w:r>
-      <w:commentRangeStart w:id="35"/>
+      <w:commentRangeStart w:id="40"/>
       <w:r>
         <w:rPr>
           <w:rFonts w:ascii="Times New Roman" w:hAnsi="Times New Roman" w:cs="Times New Roman"/>
@@ -28321,7 +28795,7 @@
         </w:rPr>
         <w:t>model-based</w:t>
       </w:r>
-      <w:commentRangeEnd w:id="35"/>
+      <w:commentRangeEnd w:id="40"/>
       <w:r>
         <w:rPr>
           <w:rStyle w:val="ad"/>
@@ -28330,7 +28804,7 @@
           <w:szCs w:val="28"/>
           <w:highlight w:val="yellow"/>
         </w:rPr>
-        <w:commentReference w:id="35"/>
+        <w:commentReference w:id="40"/>
       </w:r>
       <w:r>
         <w:rPr>
@@ -28341,7 +28815,7 @@
         </w:rPr>
         <w:t xml:space="preserve">, </w:t>
       </w:r>
-      <w:commentRangeStart w:id="36"/>
+      <w:commentRangeStart w:id="41"/>
       <w:r>
         <w:rPr>
           <w:rFonts w:ascii="Times New Roman" w:hAnsi="Times New Roman" w:cs="Times New Roman"/>
@@ -28351,7 +28825,7 @@
         </w:rPr>
         <w:t xml:space="preserve">data-driven </w:t>
       </w:r>
-      <w:commentRangeEnd w:id="36"/>
+      <w:commentRangeEnd w:id="41"/>
       <w:r>
         <w:rPr>
           <w:rStyle w:val="ad"/>
@@ -28360,7 +28834,7 @@
           <w:szCs w:val="28"/>
           <w:highlight w:val="yellow"/>
         </w:rPr>
-        <w:commentReference w:id="36"/>
+        <w:commentReference w:id="41"/>
       </w:r>
       <w:r>
         <w:rPr>
@@ -28371,7 +28845,7 @@
         </w:rPr>
         <w:t xml:space="preserve">и </w:t>
       </w:r>
-      <w:commentRangeStart w:id="37"/>
+      <w:commentRangeStart w:id="42"/>
       <w:r>
         <w:rPr>
           <w:rFonts w:ascii="Times New Roman" w:hAnsi="Times New Roman" w:cs="Times New Roman"/>
@@ -28381,7 +28855,7 @@
         </w:rPr>
         <w:t>hybrid approaches</w:t>
       </w:r>
-      <w:commentRangeEnd w:id="37"/>
+      <w:commentRangeEnd w:id="42"/>
       <w:r>
         <w:rPr>
           <w:rStyle w:val="ad"/>
@@ -28389,7 +28863,7 @@
           <w:sz w:val="28"/>
           <w:szCs w:val="28"/>
         </w:rPr>
-        <w:commentReference w:id="37"/>
+        <w:commentReference w:id="42"/>
       </w:r>
       <w:r>
         <w:rPr>
@@ -28438,7 +28912,7 @@
         </w:rPr>
         <w:t xml:space="preserve"> = 80% широко используется в литературе и инженерной практике, однако современные обзоры подчёркивают, что ресурсный отказ в реальной системе часто связан не только со снижением ёмкости, но и с </w:t>
       </w:r>
-      <w:commentRangeStart w:id="38"/>
+      <w:commentRangeStart w:id="43"/>
       <w:r>
         <w:rPr>
           <w:rFonts w:ascii="Times New Roman" w:hAnsi="Times New Roman" w:cs="Times New Roman"/>
@@ -28448,7 +28922,7 @@
         </w:rPr>
         <w:t>power fade</w:t>
       </w:r>
-      <w:commentRangeEnd w:id="38"/>
+      <w:commentRangeEnd w:id="43"/>
       <w:r>
         <w:rPr>
           <w:rStyle w:val="ad"/>
@@ -28456,7 +28930,7 @@
           <w:sz w:val="28"/>
           <w:szCs w:val="28"/>
         </w:rPr>
-        <w:commentReference w:id="38"/>
+        <w:commentReference w:id="43"/>
       </w:r>
       <w:r>
         <w:rPr>
@@ -28486,7 +28960,7 @@
         </w:rPr>
         <w:t xml:space="preserve">Четвёртая научная проблема заключается в ограниченной пригодности классической стационарной EIS-постановки для тяговых приложений. Современные работы по </w:t>
       </w:r>
-      <w:commentRangeStart w:id="39"/>
+      <w:commentRangeStart w:id="44"/>
       <w:r>
         <w:rPr>
           <w:rFonts w:ascii="Times New Roman" w:hAnsi="Times New Roman" w:cs="Times New Roman"/>
@@ -28496,7 +28970,7 @@
         </w:rPr>
         <w:t xml:space="preserve">onboard-EIS </w:t>
       </w:r>
-      <w:commentRangeEnd w:id="39"/>
+      <w:commentRangeEnd w:id="44"/>
       <w:r>
         <w:rPr>
           <w:rStyle w:val="ad"/>
@@ -28505,7 +28979,7 @@
           <w:szCs w:val="28"/>
           <w:highlight w:val="yellow"/>
         </w:rPr>
-        <w:commentReference w:id="39"/>
+        <w:commentReference w:id="44"/>
       </w:r>
       <w:r>
         <w:rPr>
@@ -28516,7 +28990,7 @@
         </w:rPr>
         <w:t xml:space="preserve">и </w:t>
       </w:r>
-      <w:commentRangeStart w:id="40"/>
+      <w:commentRangeStart w:id="45"/>
       <w:r>
         <w:rPr>
           <w:rFonts w:ascii="Times New Roman" w:hAnsi="Times New Roman" w:cs="Times New Roman"/>
@@ -28534,7 +29008,7 @@
         </w:rPr>
         <w:t xml:space="preserve"> </w:t>
       </w:r>
-      <w:commentRangeEnd w:id="40"/>
+      <w:commentRangeEnd w:id="45"/>
       <w:r>
         <w:rPr>
           <w:rStyle w:val="ad"/>
@@ -28542,7 +29016,7 @@
           <w:sz w:val="28"/>
           <w:szCs w:val="28"/>
         </w:rPr>
-        <w:commentReference w:id="40"/>
+        <w:commentReference w:id="45"/>
       </w:r>
       <w:r>
         <w:rPr>
@@ -29322,7 +29796,7 @@
         </w:rPr>
         <w:t xml:space="preserve"> показывает, что исследовательская задача </w:t>
       </w:r>
-      <w:commentRangeStart w:id="41"/>
+      <w:commentRangeStart w:id="46"/>
       <w:r>
         <w:rPr>
           <w:rFonts w:ascii="Times New Roman" w:hAnsi="Times New Roman" w:cs="Times New Roman"/>
@@ -29331,7 +29805,7 @@
         </w:rPr>
         <w:t>не сводится к улучшению одного алгоритма аппроксимации</w:t>
       </w:r>
-      <w:commentRangeEnd w:id="41"/>
+      <w:commentRangeEnd w:id="46"/>
       <w:r>
         <w:rPr>
           <w:rStyle w:val="ad"/>
@@ -29339,7 +29813,7 @@
           <w:sz w:val="28"/>
           <w:szCs w:val="28"/>
         </w:rPr>
-        <w:commentReference w:id="41"/>
+        <w:commentReference w:id="46"/>
       </w:r>
       <w:r>
         <w:rPr>
@@ -29365,7 +29839,7 @@
         </w:rPr>
         <w:t xml:space="preserve">целостной концепции, в которой физически интерпретируемые импедансные признаки используются как база для </w:t>
       </w:r>
-      <w:commentRangeStart w:id="42"/>
+      <w:commentRangeStart w:id="47"/>
       <w:r>
         <w:rPr>
           <w:rFonts w:ascii="Times New Roman" w:hAnsi="Times New Roman" w:cs="Times New Roman"/>
@@ -29421,7 +29895,7 @@
         </w:rPr>
         <w:t xml:space="preserve"> </w:t>
       </w:r>
-      <w:commentRangeEnd w:id="42"/>
+      <w:commentRangeEnd w:id="47"/>
       <w:r>
         <w:rPr>
           <w:rStyle w:val="ad"/>
@@ -29429,7 +29903,7 @@
           <w:sz w:val="28"/>
           <w:szCs w:val="28"/>
         </w:rPr>
-        <w:commentReference w:id="42"/>
+        <w:commentReference w:id="47"/>
       </w:r>
       <w:r>
         <w:rPr>
@@ -29591,10 +30065,10 @@
                 <w:lang w:val="en-US"/>
               </w:rPr>
               <w:object w:dxaOrig="3760" w:dyaOrig="400" w14:anchorId="40FAD167">
-                <v:shape id="_x0000_i1085" type="#_x0000_t75" style="width:188.6pt;height:19.35pt" o:ole="">
+                <v:shape id="_x0000_i1085" type="#_x0000_t75" style="width:188.35pt;height:19.6pt" o:ole="">
                   <v:imagedata r:id="rId147" o:title=""/>
                 </v:shape>
-                <o:OLEObject Type="Embed" ProgID="Equation.DSMT4" ShapeID="_x0000_i1085" DrawAspect="Content" ObjectID="_1847272509" r:id="rId148"/>
+                <o:OLEObject Type="Embed" ProgID="Equation.DSMT4" ShapeID="_x0000_i1085" DrawAspect="Content" ObjectID="_1847279403" r:id="rId148"/>
               </w:object>
             </w:r>
             <w:r>
@@ -29675,10 +30149,10 @@
                 <w:lang w:val="en-US"/>
               </w:rPr>
               <w:object w:dxaOrig="2960" w:dyaOrig="680" w14:anchorId="4FC78866">
-                <v:shape id="_x0000_i1086" type="#_x0000_t75" style="width:148.3pt;height:33.85pt" o:ole="">
+                <v:shape id="_x0000_i1086" type="#_x0000_t75" style="width:148.05pt;height:34pt" o:ole="">
                   <v:imagedata r:id="rId149" o:title=""/>
                 </v:shape>
-                <o:OLEObject Type="Embed" ProgID="Equation.DSMT4" ShapeID="_x0000_i1086" DrawAspect="Content" ObjectID="_1847272510" r:id="rId150"/>
+                <o:OLEObject Type="Embed" ProgID="Equation.DSMT4" ShapeID="_x0000_i1086" DrawAspect="Content" ObjectID="_1847279404" r:id="rId150"/>
               </w:object>
             </w:r>
             <w:r>
@@ -30117,7 +30591,7 @@
           <w:szCs w:val="28"/>
         </w:rPr>
       </w:pPr>
-      <w:commentRangeStart w:id="43"/>
+      <w:commentRangeStart w:id="48"/>
       <w:r>
         <w:rPr>
           <w:rFonts w:ascii="Times New Roman" w:hAnsi="Times New Roman" w:cs="Times New Roman"/>
@@ -30154,38 +30628,6 @@
           <w:szCs w:val="28"/>
         </w:rPr>
       </w:pPr>
-    </w:p>
-    <w:p>
-      <w:pPr>
-        <w:spacing w:line="360" w:lineRule="auto"/>
-        <w:ind w:firstLine="709"/>
-        <w:jc w:val="both"/>
-        <w:rPr>
-          <w:rFonts w:ascii="Times New Roman" w:hAnsi="Times New Roman" w:cs="Times New Roman"/>
-          <w:sz w:val="28"/>
-          <w:szCs w:val="28"/>
-        </w:rPr>
-      </w:pPr>
-      <w:commentRangeStart w:id="44"/>
-      <w:r>
-        <w:rPr>
-          <w:rFonts w:ascii="Times New Roman" w:hAnsi="Times New Roman" w:cs="Times New Roman"/>
-          <w:sz w:val="28"/>
-          <w:szCs w:val="28"/>
-          <w:highlight w:val="yellow"/>
-        </w:rPr>
-        <w:t>алгоритм………………</w:t>
-      </w:r>
-      <w:commentRangeEnd w:id="44"/>
-      <w:r>
-        <w:rPr>
-          <w:rStyle w:val="ad"/>
-          <w:rFonts w:ascii="Times New Roman" w:hAnsi="Times New Roman" w:cs="Times New Roman"/>
-          <w:sz w:val="28"/>
-          <w:szCs w:val="28"/>
-        </w:rPr>
-        <w:commentReference w:id="44"/>
-      </w:r>
     </w:p>
     <w:p>
       <w:pPr>
@@ -30349,7 +30791,7 @@
         <w:lastRenderedPageBreak/>
         <w:t>Научная ценность рисунка состоит в том, что он формализует структуру диссертационного исследования как единую методологическую цепь. Практическая польза заключается в возможности переноса этой логики в архитектуру программно-аппаратной системы BMS или стендового диагностического комплекса.</w:t>
       </w:r>
-      <w:commentRangeEnd w:id="43"/>
+      <w:commentRangeEnd w:id="48"/>
       <w:r>
         <w:rPr>
           <w:rStyle w:val="ad"/>
@@ -30357,7 +30799,7 @@
           <w:sz w:val="28"/>
           <w:szCs w:val="28"/>
         </w:rPr>
-        <w:commentReference w:id="43"/>
+        <w:commentReference w:id="48"/>
       </w:r>
     </w:p>
     <w:p>
@@ -30785,7 +31227,7 @@
       </w:r>
     </w:p>
   </w:comment>
-  <w:comment w:id="13" w:author="Admini" w:date="2026-06-04T10:50:00Z" w:initials="A">
+  <w:comment w:id="13" w:author="Admini" w:date="2026-08-03T14:20:00Z" w:initials="A">
     <w:p>
       <w:pPr>
         <w:pStyle w:val="ae"/>
@@ -30797,11 +31239,27 @@
         <w:annotationRef/>
       </w:r>
       <w:r>
+        <w:t>Негативный контекст</w:t>
+      </w:r>
+    </w:p>
+  </w:comment>
+  <w:comment w:id="14" w:author="Admini" w:date="2026-06-04T10:50:00Z" w:initials="A">
+    <w:p>
+      <w:pPr>
+        <w:pStyle w:val="ae"/>
+      </w:pPr>
+      <w:r>
+        <w:rPr>
+          <w:rStyle w:val="ad"/>
+        </w:rPr>
+        <w:annotationRef/>
+      </w:r>
+      <w:r>
         <w:t>перерисовать</w:t>
       </w:r>
     </w:p>
   </w:comment>
-  <w:comment w:id="14" w:author="User" w:date="2026-07-28T15:14:00Z" w:initials="U">
+  <w:comment w:id="15" w:author="User" w:date="2026-07-28T15:14:00Z" w:initials="U">
     <w:p>
       <w:pPr>
         <w:pStyle w:val="ae"/>
@@ -30817,7 +31275,7 @@
       </w:r>
     </w:p>
   </w:comment>
-  <w:comment w:id="15" w:author="Admini" w:date="2026-06-04T10:55:00Z" w:initials="A">
+  <w:comment w:id="16" w:author="Admini" w:date="2026-06-04T10:55:00Z" w:initials="A">
     <w:p>
       <w:pPr>
         <w:pStyle w:val="ae"/>
@@ -30837,7 +31295,7 @@
       </w:r>
     </w:p>
   </w:comment>
-  <w:comment w:id="16" w:author="User" w:date="2026-07-28T15:13:00Z" w:initials="U">
+  <w:comment w:id="17" w:author="User" w:date="2026-07-28T15:13:00Z" w:initials="U">
     <w:p>
       <w:pPr>
         <w:pStyle w:val="ae"/>
@@ -30853,7 +31311,7 @@
       </w:r>
     </w:p>
   </w:comment>
-  <w:comment w:id="17" w:author="Admini" w:date="2026-06-04T10:57:00Z" w:initials="A">
+  <w:comment w:id="18" w:author="Admini" w:date="2026-06-04T10:57:00Z" w:initials="A">
     <w:p>
       <w:pPr>
         <w:pStyle w:val="ae"/>
@@ -30869,7 +31327,7 @@
       </w:r>
     </w:p>
   </w:comment>
-  <w:comment w:id="18" w:author="Admini" w:date="2026-06-04T11:03:00Z" w:initials="A">
+  <w:comment w:id="19" w:author="Admini" w:date="2026-06-04T11:03:00Z" w:initials="A">
     <w:p>
       <w:pPr>
         <w:pStyle w:val="ae"/>
@@ -30885,7 +31343,7 @@
       </w:r>
     </w:p>
   </w:comment>
-  <w:comment w:id="19" w:author="Admini" w:date="2026-06-04T11:23:00Z" w:initials="A">
+  <w:comment w:id="21" w:author="Admini" w:date="2026-08-03T15:58:00Z" w:initials="A">
     <w:p>
       <w:pPr>
         <w:pStyle w:val="ae"/>
@@ -30897,6 +31355,54 @@
         <w:annotationRef/>
       </w:r>
       <w:r>
+        <w:t>Оценка в реальном времени, гибридные модели, стратегии искусственного интелекта</w:t>
+      </w:r>
+    </w:p>
+  </w:comment>
+  <w:comment w:id="22" w:author="Admini" w:date="2026-08-03T15:59:00Z" w:initials="A">
+    <w:p>
+      <w:pPr>
+        <w:pStyle w:val="ae"/>
+      </w:pPr>
+      <w:r>
+        <w:rPr>
+          <w:rStyle w:val="ad"/>
+        </w:rPr>
+        <w:annotationRef/>
+      </w:r>
+      <w:r>
+        <w:t>Методы на основе наблюдений, на основе данных</w:t>
+      </w:r>
+    </w:p>
+  </w:comment>
+  <w:comment w:id="23" w:author="Admini" w:date="2026-08-03T16:03:00Z" w:initials="A">
+    <w:p>
+      <w:pPr>
+        <w:pStyle w:val="ae"/>
+      </w:pPr>
+      <w:r>
+        <w:rPr>
+          <w:rStyle w:val="ad"/>
+        </w:rPr>
+        <w:annotationRef/>
+      </w:r>
+      <w:r>
+        <w:t>перефразировать</w:t>
+      </w:r>
+    </w:p>
+  </w:comment>
+  <w:comment w:id="20" w:author="Admini" w:date="2026-06-04T11:23:00Z" w:initials="A">
+    <w:p>
+      <w:pPr>
+        <w:pStyle w:val="ae"/>
+      </w:pPr>
+      <w:r>
+        <w:rPr>
+          <w:rStyle w:val="ad"/>
+        </w:rPr>
+        <w:annotationRef/>
+      </w:r>
+      <w:r>
         <w:t>наверное, можно сократить?</w:t>
       </w:r>
       <w:r>
@@ -30904,7 +31410,7 @@
       </w:r>
     </w:p>
   </w:comment>
-  <w:comment w:id="20" w:author="User" w:date="2026-07-28T15:21:00Z" w:initials="U">
+  <w:comment w:id="24" w:author="User" w:date="2026-07-28T15:21:00Z" w:initials="U">
     <w:p>
       <w:pPr>
         <w:pStyle w:val="ae"/>
@@ -30920,7 +31426,7 @@
       </w:r>
     </w:p>
   </w:comment>
-  <w:comment w:id="21" w:author="User" w:date="2026-07-28T15:22:00Z" w:initials="U">
+  <w:comment w:id="25" w:author="User" w:date="2026-07-28T15:22:00Z" w:initials="U">
     <w:p>
       <w:pPr>
         <w:pStyle w:val="ae"/>
@@ -30936,7 +31442,7 @@
       </w:r>
     </w:p>
   </w:comment>
-  <w:comment w:id="22" w:author="User" w:date="2026-07-28T15:24:00Z" w:initials="U">
+  <w:comment w:id="26" w:author="User" w:date="2026-07-28T15:24:00Z" w:initials="U">
     <w:p>
       <w:pPr>
         <w:pStyle w:val="ae"/>
@@ -30952,7 +31458,7 @@
       </w:r>
     </w:p>
   </w:comment>
-  <w:comment w:id="23" w:author="Admini" w:date="2026-06-04T12:56:00Z" w:initials="A">
+  <w:comment w:id="27" w:author="Admini" w:date="2026-06-04T12:56:00Z" w:initials="A">
     <w:p>
       <w:pPr>
         <w:pStyle w:val="ae"/>
@@ -30968,7 +31474,7 @@
       </w:r>
     </w:p>
   </w:comment>
-  <w:comment w:id="24" w:author="Admini" w:date="2026-06-04T12:56:00Z" w:initials="A">
+  <w:comment w:id="28" w:author="Admini" w:date="2026-06-04T12:56:00Z" w:initials="A">
     <w:p>
       <w:pPr>
         <w:pStyle w:val="ae"/>
@@ -30994,7 +31500,7 @@
       </w:r>
     </w:p>
   </w:comment>
-  <w:comment w:id="26" w:author="User" w:date="2026-07-28T15:25:00Z" w:initials="U">
+  <w:comment w:id="30" w:author="User" w:date="2026-07-28T15:25:00Z" w:initials="U">
     <w:p>
       <w:pPr>
         <w:pStyle w:val="ae"/>
@@ -31010,7 +31516,7 @@
       </w:r>
     </w:p>
   </w:comment>
-  <w:comment w:id="27" w:author="Admini" w:date="2026-06-04T12:57:00Z" w:initials="A">
+  <w:comment w:id="31" w:author="Admini" w:date="2026-06-04T12:57:00Z" w:initials="A">
     <w:p>
       <w:pPr>
         <w:pStyle w:val="ae"/>
@@ -31026,7 +31532,7 @@
       </w:r>
     </w:p>
   </w:comment>
-  <w:comment w:id="25" w:author="User" w:date="2026-07-28T15:27:00Z" w:initials="U">
+  <w:comment w:id="29" w:author="User" w:date="2026-07-28T15:27:00Z" w:initials="U">
     <w:p>
       <w:pPr>
         <w:pStyle w:val="ae"/>
@@ -31042,7 +31548,7 @@
       </w:r>
     </w:p>
   </w:comment>
-  <w:comment w:id="28" w:author="User" w:date="2026-07-28T15:30:00Z" w:initials="U">
+  <w:comment w:id="32" w:author="Admini" w:date="2026-08-03T15:56:00Z" w:initials="A">
     <w:p>
       <w:pPr>
         <w:pStyle w:val="ae"/>
@@ -31054,11 +31560,27 @@
         <w:annotationRef/>
       </w:r>
       <w:r>
+        <w:t>Негатив убрать</w:t>
+      </w:r>
+    </w:p>
+  </w:comment>
+  <w:comment w:id="33" w:author="User" w:date="2026-07-28T15:30:00Z" w:initials="U">
+    <w:p>
+      <w:pPr>
+        <w:pStyle w:val="ae"/>
+      </w:pPr>
+      <w:r>
+        <w:rPr>
+          <w:rStyle w:val="ad"/>
+        </w:rPr>
+        <w:annotationRef/>
+      </w:r>
+      <w:r>
         <w:t>для каждой картинки сделать ссылку на источник, обобщенный источник.</w:t>
       </w:r>
     </w:p>
   </w:comment>
-  <w:comment w:id="29" w:author="Admini" w:date="2026-06-05T10:51:00Z" w:initials="A">
+  <w:comment w:id="34" w:author="Admini" w:date="2026-06-05T10:51:00Z" w:initials="A">
     <w:p>
       <w:pPr>
         <w:pStyle w:val="ae"/>
@@ -31107,7 +31629,7 @@
       </w:r>
     </w:p>
   </w:comment>
-  <w:comment w:id="30" w:author="Admini" w:date="2026-06-05T10:52:00Z" w:initials="A">
+  <w:comment w:id="35" w:author="Admini" w:date="2026-06-05T10:52:00Z" w:initials="A">
     <w:p>
       <w:pPr>
         <w:pStyle w:val="ae"/>
@@ -31123,7 +31645,7 @@
       </w:r>
     </w:p>
   </w:comment>
-  <w:comment w:id="31" w:author="Admini" w:date="2026-06-05T10:53:00Z" w:initials="A">
+  <w:comment w:id="36" w:author="Admini" w:date="2026-06-05T10:53:00Z" w:initials="A">
     <w:p>
       <w:pPr>
         <w:pStyle w:val="ae"/>
@@ -31145,7 +31667,7 @@
       </w:r>
     </w:p>
   </w:comment>
-  <w:comment w:id="32" w:author="Admini" w:date="2026-06-05T10:54:00Z" w:initials="A">
+  <w:comment w:id="37" w:author="Admini" w:date="2026-06-05T10:54:00Z" w:initials="A">
     <w:p>
       <w:pPr>
         <w:pStyle w:val="ae"/>
@@ -31161,7 +31683,7 @@
       </w:r>
     </w:p>
   </w:comment>
-  <w:comment w:id="33" w:author="Admini" w:date="2026-06-05T10:55:00Z" w:initials="A">
+  <w:comment w:id="38" w:author="Admini" w:date="2026-06-05T10:55:00Z" w:initials="A">
     <w:p>
       <w:pPr>
         <w:pStyle w:val="ae"/>
@@ -31183,7 +31705,7 @@
       </w:r>
     </w:p>
   </w:comment>
-  <w:comment w:id="34" w:author="Admini" w:date="2026-06-05T10:55:00Z" w:initials="A">
+  <w:comment w:id="39" w:author="Admini" w:date="2026-06-05T10:55:00Z" w:initials="A">
     <w:p>
       <w:pPr>
         <w:pStyle w:val="ae"/>
@@ -31199,7 +31721,7 @@
       </w:r>
     </w:p>
   </w:comment>
-  <w:comment w:id="35" w:author="Admini" w:date="2026-06-05T10:57:00Z" w:initials="A">
+  <w:comment w:id="40" w:author="Admini" w:date="2026-06-05T10:57:00Z" w:initials="A">
     <w:p>
       <w:pPr>
         <w:pStyle w:val="ae"/>
@@ -31215,7 +31737,7 @@
       </w:r>
     </w:p>
   </w:comment>
-  <w:comment w:id="36" w:author="Admini" w:date="2026-06-05T10:57:00Z" w:initials="A">
+  <w:comment w:id="41" w:author="Admini" w:date="2026-06-05T10:57:00Z" w:initials="A">
     <w:p>
       <w:pPr>
         <w:pStyle w:val="ae"/>
@@ -31242,7 +31764,7 @@
       </w:pPr>
     </w:p>
   </w:comment>
-  <w:comment w:id="37" w:author="Admini" w:date="2026-06-05T10:57:00Z" w:initials="A">
+  <w:comment w:id="42" w:author="Admini" w:date="2026-06-05T10:57:00Z" w:initials="A">
     <w:p>
       <w:pPr>
         <w:pStyle w:val="ae"/>
@@ -31258,7 +31780,7 @@
       </w:r>
     </w:p>
   </w:comment>
-  <w:comment w:id="38" w:author="Admini" w:date="2026-06-05T10:59:00Z" w:initials="A">
+  <w:comment w:id="43" w:author="Admini" w:date="2026-06-05T10:59:00Z" w:initials="A">
     <w:p>
       <w:pPr>
         <w:pStyle w:val="ae"/>
@@ -31274,7 +31796,7 @@
       </w:r>
     </w:p>
   </w:comment>
-  <w:comment w:id="39" w:author="Admini" w:date="2026-06-05T11:00:00Z" w:initials="A">
+  <w:comment w:id="44" w:author="Admini" w:date="2026-06-05T11:00:00Z" w:initials="A">
     <w:p>
       <w:pPr>
         <w:pStyle w:val="ae"/>
@@ -31300,7 +31822,7 @@
       </w:r>
     </w:p>
   </w:comment>
-  <w:comment w:id="40" w:author="Admini" w:date="2026-06-05T11:00:00Z" w:initials="A">
+  <w:comment w:id="45" w:author="Admini" w:date="2026-06-05T11:00:00Z" w:initials="A">
     <w:p>
       <w:pPr>
         <w:pStyle w:val="ae"/>
@@ -31323,7 +31845,7 @@
       </w:r>
     </w:p>
   </w:comment>
-  <w:comment w:id="41" w:author="Admini" w:date="2026-06-05T11:01:00Z" w:initials="A">
+  <w:comment w:id="46" w:author="Admini" w:date="2026-06-05T11:01:00Z" w:initials="A">
     <w:p>
       <w:pPr>
         <w:pStyle w:val="ae"/>
@@ -31339,7 +31861,7 @@
       </w:r>
     </w:p>
   </w:comment>
-  <w:comment w:id="42" w:author="Admini" w:date="2026-06-05T11:02:00Z" w:initials="A">
+  <w:comment w:id="47" w:author="Admini" w:date="2026-06-05T11:02:00Z" w:initials="A">
     <w:p>
       <w:pPr>
         <w:pStyle w:val="ae"/>
@@ -31393,23 +31915,7 @@
       </w:pPr>
     </w:p>
   </w:comment>
-  <w:comment w:id="44" w:author="User" w:date="2026-07-28T15:46:00Z" w:initials="U">
-    <w:p>
-      <w:pPr>
-        <w:pStyle w:val="ae"/>
-      </w:pPr>
-      <w:r>
-        <w:rPr>
-          <w:rStyle w:val="ad"/>
-        </w:rPr>
-        <w:annotationRef/>
-      </w:r>
-      <w:r>
-        <w:t>подписать рисунок «алогритм»</w:t>
-      </w:r>
-    </w:p>
-  </w:comment>
-  <w:comment w:id="43" w:author="Admini" w:date="2026-06-05T11:05:00Z" w:initials="A">
+  <w:comment w:id="48" w:author="Admini" w:date="2026-06-05T11:05:00Z" w:initials="A">
     <w:p>
       <w:pPr>
         <w:pStyle w:val="ae"/>
@@ -31443,12 +31949,16 @@
   <w15:commentEx w15:paraId="429750E4" w15:done="0"/>
   <w15:commentEx w15:paraId="37281F4C" w15:done="0"/>
   <w15:commentEx w15:paraId="590C3426" w15:done="0"/>
+  <w15:commentEx w15:paraId="4C578409" w15:done="0"/>
   <w15:commentEx w15:paraId="2A99A444" w15:done="0"/>
   <w15:commentEx w15:paraId="04ADED6D" w15:done="0"/>
   <w15:commentEx w15:paraId="4E551373" w15:done="0"/>
   <w15:commentEx w15:paraId="70BDA984" w15:done="0"/>
   <w15:commentEx w15:paraId="6F8F7028" w15:done="0"/>
   <w15:commentEx w15:paraId="7E9FEE3C" w15:done="0"/>
+  <w15:commentEx w15:paraId="4ADBD774" w15:done="0"/>
+  <w15:commentEx w15:paraId="5A37A75D" w15:done="0"/>
+  <w15:commentEx w15:paraId="424A1264" w15:done="0"/>
   <w15:commentEx w15:paraId="77A8606A" w15:done="0"/>
   <w15:commentEx w15:paraId="7B2CFEDA" w15:done="0"/>
   <w15:commentEx w15:paraId="2F1CF4F5" w15:done="0"/>
@@ -31458,6 +31968,7 @@
   <w15:commentEx w15:paraId="305D36D2" w15:done="0"/>
   <w15:commentEx w15:paraId="23470433" w15:done="0"/>
   <w15:commentEx w15:paraId="197FB10D" w15:done="0"/>
+  <w15:commentEx w15:paraId="00608EB0" w15:done="0"/>
   <w15:commentEx w15:paraId="5B2DF775" w15:done="0"/>
   <w15:commentEx w15:paraId="72213923" w15:done="0"/>
   <w15:commentEx w15:paraId="114579BF" w15:done="0"/>
@@ -31473,7 +31984,6 @@
   <w15:commentEx w15:paraId="6F4A0DFC" w15:done="0"/>
   <w15:commentEx w15:paraId="08B054E3" w15:done="0"/>
   <w15:commentEx w15:paraId="4822ABCF" w15:done="0"/>
-  <w15:commentEx w15:paraId="39F39A30" w15:done="0"/>
   <w15:commentEx w15:paraId="3B2EE321" w15:done="0"/>
 </w15:commentsEx>
 </file>
@@ -31493,12 +32003,16 @@
   <w16cex:commentExtensible w16cex:durableId="7793A2B4" w16cex:dateUtc="2026-07-28T08:07:00Z"/>
   <w16cex:commentExtensible w16cex:durableId="2F9EB681" w16cex:dateUtc="2026-06-04T03:44:00Z"/>
   <w16cex:commentExtensible w16cex:durableId="1F8BC70B" w16cex:dateUtc="2026-06-04T03:46:00Z"/>
+  <w16cex:commentExtensible w16cex:durableId="45F9E826" w16cex:dateUtc="2026-08-03T07:20:00Z"/>
   <w16cex:commentExtensible w16cex:durableId="020E623B" w16cex:dateUtc="2026-06-04T03:50:00Z"/>
   <w16cex:commentExtensible w16cex:durableId="0A663441" w16cex:dateUtc="2026-07-28T08:14:00Z"/>
   <w16cex:commentExtensible w16cex:durableId="083FCAD5" w16cex:dateUtc="2026-06-04T03:55:00Z"/>
   <w16cex:commentExtensible w16cex:durableId="0B744D35" w16cex:dateUtc="2026-07-28T08:13:00Z"/>
   <w16cex:commentExtensible w16cex:durableId="4DCEEA77" w16cex:dateUtc="2026-06-04T03:57:00Z"/>
   <w16cex:commentExtensible w16cex:durableId="621FDE8E" w16cex:dateUtc="2026-06-04T04:03:00Z"/>
+  <w16cex:commentExtensible w16cex:durableId="25D5C908" w16cex:dateUtc="2026-08-03T08:58:00Z"/>
+  <w16cex:commentExtensible w16cex:durableId="215F7AF7" w16cex:dateUtc="2026-08-03T08:59:00Z"/>
+  <w16cex:commentExtensible w16cex:durableId="4562EE3D" w16cex:dateUtc="2026-08-03T09:03:00Z"/>
   <w16cex:commentExtensible w16cex:durableId="224A9EB3" w16cex:dateUtc="2026-06-04T04:23:00Z"/>
   <w16cex:commentExtensible w16cex:durableId="52B6750D" w16cex:dateUtc="2026-07-28T08:21:00Z"/>
   <w16cex:commentExtensible w16cex:durableId="3429E1CF" w16cex:dateUtc="2026-07-28T08:22:00Z"/>
@@ -31508,6 +32022,7 @@
   <w16cex:commentExtensible w16cex:durableId="53EDB79F" w16cex:dateUtc="2026-07-28T08:25:00Z"/>
   <w16cex:commentExtensible w16cex:durableId="29D03024" w16cex:dateUtc="2026-06-04T05:57:00Z"/>
   <w16cex:commentExtensible w16cex:durableId="1DA6F0CA" w16cex:dateUtc="2026-07-28T08:27:00Z"/>
+  <w16cex:commentExtensible w16cex:durableId="3D2B330D" w16cex:dateUtc="2026-08-03T08:56:00Z"/>
   <w16cex:commentExtensible w16cex:durableId="5850DD86" w16cex:dateUtc="2026-07-28T08:30:00Z"/>
   <w16cex:commentExtensible w16cex:durableId="2F39109F" w16cex:dateUtc="2026-06-05T03:51:00Z"/>
   <w16cex:commentExtensible w16cex:durableId="6D35A4F4" w16cex:dateUtc="2026-06-05T03:52:00Z"/>
@@ -31523,7 +32038,6 @@
   <w16cex:commentExtensible w16cex:durableId="303D1EEF" w16cex:dateUtc="2026-06-05T04:00:00Z"/>
   <w16cex:commentExtensible w16cex:durableId="7BAE1069" w16cex:dateUtc="2026-06-05T04:01:00Z"/>
   <w16cex:commentExtensible w16cex:durableId="2465208E" w16cex:dateUtc="2026-06-05T04:02:00Z"/>
-  <w16cex:commentExtensible w16cex:durableId="745BB2A4" w16cex:dateUtc="2026-07-28T08:46:00Z"/>
   <w16cex:commentExtensible w16cex:durableId="71ABDE99" w16cex:dateUtc="2026-06-05T04:05:00Z"/>
 </w16cex:commentsExtensible>
 </file>
@@ -31543,12 +32057,16 @@
   <w16cid:commentId w16cid:paraId="429750E4" w16cid:durableId="7793A2B4"/>
   <w16cid:commentId w16cid:paraId="37281F4C" w16cid:durableId="2F9EB681"/>
   <w16cid:commentId w16cid:paraId="590C3426" w16cid:durableId="1F8BC70B"/>
+  <w16cid:commentId w16cid:paraId="4C578409" w16cid:durableId="45F9E826"/>
   <w16cid:commentId w16cid:paraId="2A99A444" w16cid:durableId="020E623B"/>
   <w16cid:commentId w16cid:paraId="04ADED6D" w16cid:durableId="0A663441"/>
   <w16cid:commentId w16cid:paraId="4E551373" w16cid:durableId="083FCAD5"/>
   <w16cid:commentId w16cid:paraId="70BDA984" w16cid:durableId="0B744D35"/>
   <w16cid:commentId w16cid:paraId="6F8F7028" w16cid:durableId="4DCEEA77"/>
   <w16cid:commentId w16cid:paraId="7E9FEE3C" w16cid:durableId="621FDE8E"/>
+  <w16cid:commentId w16cid:paraId="4ADBD774" w16cid:durableId="25D5C908"/>
+  <w16cid:commentId w16cid:paraId="5A37A75D" w16cid:durableId="215F7AF7"/>
+  <w16cid:commentId w16cid:paraId="424A1264" w16cid:durableId="4562EE3D"/>
   <w16cid:commentId w16cid:paraId="77A8606A" w16cid:durableId="224A9EB3"/>
   <w16cid:commentId w16cid:paraId="7B2CFEDA" w16cid:durableId="52B6750D"/>
   <w16cid:commentId w16cid:paraId="2F1CF4F5" w16cid:durableId="3429E1CF"/>
@@ -31558,6 +32076,7 @@
   <w16cid:commentId w16cid:paraId="305D36D2" w16cid:durableId="53EDB79F"/>
   <w16cid:commentId w16cid:paraId="23470433" w16cid:durableId="29D03024"/>
   <w16cid:commentId w16cid:paraId="197FB10D" w16cid:durableId="1DA6F0CA"/>
+  <w16cid:commentId w16cid:paraId="00608EB0" w16cid:durableId="3D2B330D"/>
   <w16cid:commentId w16cid:paraId="5B2DF775" w16cid:durableId="5850DD86"/>
   <w16cid:commentId w16cid:paraId="72213923" w16cid:durableId="2F39109F"/>
   <w16cid:commentId w16cid:paraId="114579BF" w16cid:durableId="6D35A4F4"/>
@@ -31573,7 +32092,6 @@
   <w16cid:commentId w16cid:paraId="6F4A0DFC" w16cid:durableId="303D1EEF"/>
   <w16cid:commentId w16cid:paraId="08B054E3" w16cid:durableId="7BAE1069"/>
   <w16cid:commentId w16cid:paraId="4822ABCF" w16cid:durableId="2465208E"/>
-  <w16cid:commentId w16cid:paraId="39F39A30" w16cid:durableId="745BB2A4"/>
   <w16cid:commentId w16cid:paraId="3B2EE321" w16cid:durableId="71ABDE99"/>
 </w16cid:commentsIds>
 </file>
@@ -33495,7 +34013,6 @@
   <w:style w:type="character" w:default="1" w:styleId="a0">
     <w:name w:val="Default Paragraph Font"/>
     <w:uiPriority w:val="1"/>
-    <w:semiHidden/>
     <w:unhideWhenUsed/>
   </w:style>
   <w:style w:type="table" w:default="1" w:styleId="a1">

--- a/Docs/Дис Борзенков вар2/01.Глава/Глава_1.docx
+++ b/Docs/Дис Борзенков вар2/01.Глава/Глава_1.docx
@@ -365,10 +365,10 @@
                   <v:path o:extrusionok="f" gradientshapeok="t" o:connecttype="rect"/>
                   <o:lock v:ext="edit" aspectratio="t"/>
                 </v:shapetype>
-                <v:shape id="_x0000_i1025" type="#_x0000_t75" style="width:264.9pt;height:20.4pt" o:ole="">
+                <v:shape id="_x0000_i1025" type="#_x0000_t75" style="width:264.95pt;height:20.15pt" o:ole="">
                   <v:imagedata r:id="rId10" o:title=""/>
                 </v:shape>
-                <o:OLEObject Type="Embed" ProgID="Equation.DSMT4" ShapeID="_x0000_i1025" DrawAspect="Content" ObjectID="_1847377384" r:id="rId11"/>
+                <o:OLEObject Type="Embed" ProgID="Equation.DSMT4" ShapeID="_x0000_i1025" DrawAspect="Content" ObjectID="_1847879287" r:id="rId11"/>
               </w:object>
             </w:r>
             <w:r>
@@ -857,10 +857,10 @@
                 <w:szCs w:val="28"/>
               </w:rPr>
               <w:object w:dxaOrig="3159" w:dyaOrig="680" w14:anchorId="11886A6E">
-                <v:shape id="_x0000_i1026" type="#_x0000_t75" style="width:158.5pt;height:33.85pt" o:ole="">
+                <v:shape id="_x0000_i1026" type="#_x0000_t75" style="width:158.4pt;height:34pt" o:ole="">
                   <v:imagedata r:id="rId12" o:title=""/>
                 </v:shape>
-                <o:OLEObject Type="Embed" ProgID="Equation.DSMT4" ShapeID="_x0000_i1026" DrawAspect="Content" ObjectID="_1847377385" r:id="rId13"/>
+                <o:OLEObject Type="Embed" ProgID="Equation.DSMT4" ShapeID="_x0000_i1026" DrawAspect="Content" ObjectID="_1847879288" r:id="rId13"/>
               </w:object>
             </w:r>
             <w:r>
@@ -1065,16 +1065,7 @@
           <w:szCs w:val="28"/>
           <w:highlight w:val="green"/>
         </w:rPr>
-        <w:t xml:space="preserve"> батареи (</w:t>
-      </w:r>
-      <w:r>
-        <w:rPr>
-          <w:rFonts w:ascii="Times New Roman" w:hAnsi="Times New Roman" w:cs="Times New Roman"/>
-          <w:sz w:val="28"/>
-          <w:szCs w:val="28"/>
-          <w:highlight w:val="green"/>
-        </w:rPr>
-        <w:t xml:space="preserve">State of </w:t>
+        <w:t xml:space="preserve"> батареи (State of </w:t>
       </w:r>
       <w:r>
         <w:rPr>
@@ -1164,25 +1155,7 @@
           <w:szCs w:val="28"/>
           <w:highlight w:val="green"/>
         </w:rPr>
-        <w:t xml:space="preserve"> батареи (</w:t>
-      </w:r>
-      <w:r>
-        <w:rPr>
-          <w:rFonts w:ascii="Times New Roman" w:hAnsi="Times New Roman" w:cs="Times New Roman"/>
-          <w:sz w:val="28"/>
-          <w:szCs w:val="28"/>
-          <w:highlight w:val="green"/>
-        </w:rPr>
-        <w:t>State of health</w:t>
-      </w:r>
-      <w:r>
-        <w:rPr>
-          <w:rFonts w:ascii="Times New Roman" w:hAnsi="Times New Roman" w:cs="Times New Roman"/>
-          <w:sz w:val="28"/>
-          <w:szCs w:val="28"/>
-          <w:highlight w:val="green"/>
-        </w:rPr>
-        <w:t xml:space="preserve">, </w:t>
+        <w:t xml:space="preserve"> батареи (State of health, </w:t>
       </w:r>
       <w:commentRangeStart w:id="1"/>
       <w:r>
@@ -1499,10 +1472,10 @@
                 <w:lang w:val="en-US"/>
               </w:rPr>
               <w:object w:dxaOrig="1359" w:dyaOrig="360" w14:anchorId="045D2A18">
-                <v:shape id="_x0000_i1027" type="#_x0000_t75" style="width:67.15pt;height:17.75pt" o:ole="">
+                <v:shape id="_x0000_i1027" type="#_x0000_t75" style="width:67.4pt;height:17.85pt" o:ole="">
                   <v:imagedata r:id="rId14" o:title=""/>
                 </v:shape>
-                <o:OLEObject Type="Embed" ProgID="Equation.DSMT4" ShapeID="_x0000_i1027" DrawAspect="Content" ObjectID="_1847377386" r:id="rId15"/>
+                <o:OLEObject Type="Embed" ProgID="Equation.DSMT4" ShapeID="_x0000_i1027" DrawAspect="Content" ObjectID="_1847879289" r:id="rId15"/>
               </w:object>
             </w:r>
             <w:r>
@@ -1570,17 +1543,147 @@
           <w:rFonts w:ascii="Times New Roman" w:hAnsi="Times New Roman" w:cs="Times New Roman"/>
           <w:sz w:val="28"/>
           <w:szCs w:val="28"/>
-          <w:highlight w:val="yellow"/>
-        </w:rPr>
-        <w:t>где</w:t>
-      </w:r>
-      <w:r>
-        <w:rPr>
-          <w:rFonts w:ascii="Times New Roman" w:hAnsi="Times New Roman" w:cs="Times New Roman"/>
-          <w:sz w:val="28"/>
-          <w:szCs w:val="28"/>
-        </w:rPr>
-        <w:t xml:space="preserve"> </w:t>
+        </w:rPr>
+        <w:t xml:space="preserve">где </w:t>
+      </w:r>
+      <w:r>
+        <w:rPr>
+          <w:rFonts w:ascii="Times New Roman" w:hAnsi="Times New Roman" w:cs="Times New Roman"/>
+          <w:i/>
+          <w:iCs/>
+          <w:sz w:val="28"/>
+          <w:szCs w:val="28"/>
+          <w:lang w:val="en-US"/>
+        </w:rPr>
+        <w:t>P</w:t>
+      </w:r>
+      <w:r>
+        <w:rPr>
+          <w:rFonts w:ascii="Times New Roman" w:hAnsi="Times New Roman" w:cs="Times New Roman"/>
+          <w:i/>
+          <w:iCs/>
+          <w:sz w:val="28"/>
+          <w:szCs w:val="28"/>
+          <w:vertAlign w:val="subscript"/>
+          <w:lang w:val="en-US"/>
+        </w:rPr>
+        <w:t>el</w:t>
+      </w:r>
+      <w:r>
+        <w:rPr>
+          <w:rFonts w:ascii="Times New Roman" w:hAnsi="Times New Roman" w:cs="Times New Roman"/>
+          <w:sz w:val="28"/>
+          <w:szCs w:val="28"/>
+        </w:rPr>
+        <w:t xml:space="preserve"> – полезная элек</w:t>
+      </w:r>
+      <w:r>
+        <w:rPr>
+          <w:rFonts w:ascii="Times New Roman" w:hAnsi="Times New Roman" w:cs="Times New Roman"/>
+          <w:sz w:val="28"/>
+          <w:szCs w:val="28"/>
+        </w:rPr>
+        <w:t xml:space="preserve">трическая мощность на клеммах батареи, </w:t>
+      </w:r>
+      <w:r>
+        <w:rPr>
+          <w:rFonts w:ascii="Times New Roman" w:hAnsi="Times New Roman" w:cs="Times New Roman"/>
+          <w:i/>
+          <w:iCs/>
+          <w:sz w:val="28"/>
+          <w:szCs w:val="28"/>
+          <w:lang w:val="en-US"/>
+        </w:rPr>
+        <w:t>U</w:t>
+      </w:r>
+      <w:r>
+        <w:rPr>
+          <w:rFonts w:ascii="Times New Roman" w:hAnsi="Times New Roman" w:cs="Times New Roman"/>
+          <w:sz w:val="28"/>
+          <w:szCs w:val="28"/>
+        </w:rPr>
+        <w:t>(</w:t>
+      </w:r>
+      <w:r>
+        <w:rPr>
+          <w:rFonts w:ascii="Times New Roman" w:hAnsi="Times New Roman" w:cs="Times New Roman"/>
+          <w:i/>
+          <w:iCs/>
+          <w:sz w:val="28"/>
+          <w:szCs w:val="28"/>
+          <w:lang w:val="en-US"/>
+        </w:rPr>
+        <w:t>t</w:t>
+      </w:r>
+      <w:r>
+        <w:rPr>
+          <w:rFonts w:ascii="Times New Roman" w:hAnsi="Times New Roman" w:cs="Times New Roman"/>
+          <w:sz w:val="28"/>
+          <w:szCs w:val="28"/>
+        </w:rPr>
+        <w:t>)</w:t>
+      </w:r>
+      <w:r>
+        <w:rPr>
+          <w:rFonts w:ascii="Times New Roman" w:hAnsi="Times New Roman" w:cs="Times New Roman"/>
+          <w:sz w:val="28"/>
+          <w:szCs w:val="28"/>
+        </w:rPr>
+        <w:t xml:space="preserve"> –</w:t>
+      </w:r>
+      <w:r>
+        <w:rPr>
+          <w:rFonts w:ascii="Times New Roman" w:hAnsi="Times New Roman" w:cs="Times New Roman"/>
+          <w:sz w:val="28"/>
+          <w:szCs w:val="28"/>
+        </w:rPr>
+        <w:t xml:space="preserve"> рабочее напряжение на клеммах батареи, </w:t>
+      </w:r>
+      <w:r>
+        <w:rPr>
+          <w:rFonts w:ascii="Times New Roman" w:hAnsi="Times New Roman" w:cs="Times New Roman"/>
+          <w:i/>
+          <w:iCs/>
+          <w:sz w:val="28"/>
+          <w:szCs w:val="28"/>
+          <w:lang w:val="en-US"/>
+        </w:rPr>
+        <w:t>I</w:t>
+      </w:r>
+      <w:r>
+        <w:rPr>
+          <w:rFonts w:ascii="Times New Roman" w:hAnsi="Times New Roman" w:cs="Times New Roman"/>
+          <w:sz w:val="28"/>
+          <w:szCs w:val="28"/>
+        </w:rPr>
+        <w:t>(</w:t>
+      </w:r>
+      <w:r>
+        <w:rPr>
+          <w:rFonts w:ascii="Times New Roman" w:hAnsi="Times New Roman" w:cs="Times New Roman"/>
+          <w:i/>
+          <w:iCs/>
+          <w:sz w:val="28"/>
+          <w:szCs w:val="28"/>
+          <w:lang w:val="en-US"/>
+        </w:rPr>
+        <w:t>t</w:t>
+      </w:r>
+      <w:r>
+        <w:rPr>
+          <w:rFonts w:ascii="Times New Roman" w:hAnsi="Times New Roman" w:cs="Times New Roman"/>
+          <w:sz w:val="28"/>
+          <w:szCs w:val="28"/>
+        </w:rPr>
+        <w:t>)</w:t>
+      </w:r>
+      <w:r>
+        <w:rPr>
+          <w:rFonts w:ascii="Times New Roman" w:hAnsi="Times New Roman" w:cs="Times New Roman"/>
+          <w:sz w:val="28"/>
+          <w:szCs w:val="28"/>
+        </w:rPr>
+        <w:t xml:space="preserve"> – ток, обеспечиваемый батареей.</w:t>
       </w:r>
     </w:p>
     <w:p>
@@ -1665,10 +1768,10 @@
                 <w:lang w:val="en-US"/>
               </w:rPr>
               <w:object w:dxaOrig="3240" w:dyaOrig="400" w14:anchorId="76B07ABE">
-                <v:shape id="_x0000_i1028" type="#_x0000_t75" style="width:162.8pt;height:20.4pt" o:ole="">
+                <v:shape id="_x0000_i1028" type="#_x0000_t75" style="width:163pt;height:20.15pt" o:ole="">
                   <v:imagedata r:id="rId16" o:title=""/>
                 </v:shape>
-                <o:OLEObject Type="Embed" ProgID="Equation.DSMT4" ShapeID="_x0000_i1028" DrawAspect="Content" ObjectID="_1847377387" r:id="rId17"/>
+                <o:OLEObject Type="Embed" ProgID="Equation.DSMT4" ShapeID="_x0000_i1028" DrawAspect="Content" ObjectID="_1847879290" r:id="rId17"/>
               </w:object>
             </w:r>
             <w:r>
@@ -1748,6 +1851,92 @@
           <w:vertAlign w:val="subscript"/>
           <w:lang w:val="en-US"/>
         </w:rPr>
+        <w:t>loss</w:t>
+      </w:r>
+      <w:r>
+        <w:rPr>
+          <w:rFonts w:ascii="Times New Roman" w:hAnsi="Times New Roman" w:cs="Times New Roman"/>
+          <w:sz w:val="28"/>
+          <w:szCs w:val="28"/>
+        </w:rPr>
+        <w:t xml:space="preserve"> – </w:t>
+      </w:r>
+      <w:r>
+        <w:rPr>
+          <w:rFonts w:ascii="Times New Roman" w:hAnsi="Times New Roman" w:cs="Times New Roman"/>
+          <w:sz w:val="28"/>
+          <w:szCs w:val="28"/>
+        </w:rPr>
+        <w:t xml:space="preserve">общая мощность потерь, </w:t>
+      </w:r>
+      <w:r>
+        <w:rPr>
+          <w:rFonts w:ascii="Times New Roman" w:hAnsi="Times New Roman" w:cs="Times New Roman"/>
+          <w:i/>
+          <w:iCs/>
+          <w:sz w:val="28"/>
+          <w:szCs w:val="28"/>
+          <w:lang w:val="en-US"/>
+        </w:rPr>
+        <w:t>I</w:t>
+      </w:r>
+      <w:r>
+        <w:rPr>
+          <w:rFonts w:ascii="Times New Roman" w:hAnsi="Times New Roman" w:cs="Times New Roman"/>
+          <w:sz w:val="28"/>
+          <w:szCs w:val="28"/>
+          <w:vertAlign w:val="superscript"/>
+        </w:rPr>
+        <w:t>2</w:t>
+      </w:r>
+      <w:r>
+        <w:rPr>
+          <w:rFonts w:ascii="Times New Roman" w:hAnsi="Times New Roman" w:cs="Times New Roman"/>
+          <w:sz w:val="28"/>
+          <w:szCs w:val="28"/>
+        </w:rPr>
+        <w:t>(</w:t>
+      </w:r>
+      <w:r>
+        <w:rPr>
+          <w:rFonts w:ascii="Times New Roman" w:hAnsi="Times New Roman" w:cs="Times New Roman"/>
+          <w:i/>
+          <w:iCs/>
+          <w:sz w:val="28"/>
+          <w:szCs w:val="28"/>
+          <w:lang w:val="en-US"/>
+        </w:rPr>
+        <w:t>t</w:t>
+      </w:r>
+      <w:r>
+        <w:rPr>
+          <w:rFonts w:ascii="Times New Roman" w:hAnsi="Times New Roman" w:cs="Times New Roman"/>
+          <w:sz w:val="28"/>
+          <w:szCs w:val="28"/>
+        </w:rPr>
+        <w:t>)</w:t>
+      </w:r>
+      <w:r>
+        <w:rPr>
+          <w:rFonts w:ascii="Times New Roman" w:hAnsi="Times New Roman" w:cs="Times New Roman"/>
+          <w:i/>
+          <w:iCs/>
+          <w:sz w:val="28"/>
+          <w:szCs w:val="28"/>
+          <w:lang w:val="en-US"/>
+        </w:rPr>
+        <w:t>R</w:t>
+      </w:r>
+      <w:r>
+        <w:rPr>
+          <w:rFonts w:ascii="Times New Roman" w:hAnsi="Times New Roman" w:cs="Times New Roman"/>
+          <w:i/>
+          <w:iCs/>
+          <w:sz w:val="28"/>
+          <w:szCs w:val="28"/>
+          <w:vertAlign w:val="subscript"/>
+          <w:lang w:val="en-US"/>
+        </w:rPr>
         <w:t>int</w:t>
       </w:r>
       <w:r>
@@ -1764,35 +1953,390 @@
           <w:sz w:val="28"/>
           <w:szCs w:val="28"/>
         </w:rPr>
-        <w:t xml:space="preserve">эквивалентное внутреннее сопротивление, </w:t>
-      </w:r>
-      <w:r>
-        <w:rPr>
-          <w:rFonts w:ascii="Times New Roman" w:hAnsi="Times New Roman" w:cs="Times New Roman"/>
-          <w:sz w:val="28"/>
-          <w:szCs w:val="28"/>
-        </w:rPr>
-        <w:t>включающее омическую, зарядопереносную и диффузионную составляющие.</w:t>
-      </w:r>
-    </w:p>
-    <w:p>
-      <w:pPr>
-        <w:spacing w:line="360" w:lineRule="auto"/>
-        <w:ind w:firstLine="709"/>
-        <w:jc w:val="both"/>
-        <w:rPr>
-          <w:rFonts w:ascii="Times New Roman" w:hAnsi="Times New Roman" w:cs="Times New Roman"/>
-          <w:sz w:val="28"/>
-          <w:szCs w:val="28"/>
-        </w:rPr>
-      </w:pPr>
-      <w:r>
-        <w:rPr>
-          <w:rFonts w:ascii="Times New Roman" w:hAnsi="Times New Roman" w:cs="Times New Roman"/>
-          <w:sz w:val="28"/>
-          <w:szCs w:val="28"/>
-        </w:rPr>
-        <w:t>Первое слагаемое следует из закона Джоуля–Ленца, второе и третье отражают необратимые потери, связанные соответственно с кинетикой межфазной реакции и ограничениями массопереноса. Именно поэтому рост сопротивления переноса заряда и рост диффузионного импеданса ведут не только к ухудшению диагностических показателей, но и к непосредственному снижению доступной тяговой мощности транспортного средства.</w:t>
+        <w:t xml:space="preserve">потери на </w:t>
+      </w:r>
+      <w:r>
+        <w:rPr>
+          <w:rFonts w:ascii="Times New Roman" w:hAnsi="Times New Roman" w:cs="Times New Roman"/>
+          <w:sz w:val="28"/>
+          <w:szCs w:val="28"/>
+        </w:rPr>
+        <w:t>эквивалентно</w:t>
+      </w:r>
+      <w:r>
+        <w:rPr>
+          <w:rFonts w:ascii="Times New Roman" w:hAnsi="Times New Roman" w:cs="Times New Roman"/>
+          <w:sz w:val="28"/>
+          <w:szCs w:val="28"/>
+        </w:rPr>
+        <w:t>м</w:t>
+      </w:r>
+      <w:r>
+        <w:rPr>
+          <w:rFonts w:ascii="Times New Roman" w:hAnsi="Times New Roman" w:cs="Times New Roman"/>
+          <w:sz w:val="28"/>
+          <w:szCs w:val="28"/>
+        </w:rPr>
+        <w:t xml:space="preserve"> </w:t>
+      </w:r>
+      <w:r>
+        <w:rPr>
+          <w:rFonts w:ascii="Times New Roman" w:hAnsi="Times New Roman" w:cs="Times New Roman"/>
+          <w:sz w:val="28"/>
+          <w:szCs w:val="28"/>
+        </w:rPr>
+        <w:t>омическо</w:t>
+      </w:r>
+      <w:r>
+        <w:rPr>
+          <w:rFonts w:ascii="Times New Roman" w:hAnsi="Times New Roman" w:cs="Times New Roman"/>
+          <w:sz w:val="28"/>
+          <w:szCs w:val="28"/>
+        </w:rPr>
+        <w:t>м</w:t>
+      </w:r>
+      <w:r>
+        <w:rPr>
+          <w:rFonts w:ascii="Times New Roman" w:hAnsi="Times New Roman" w:cs="Times New Roman"/>
+          <w:sz w:val="28"/>
+          <w:szCs w:val="28"/>
+        </w:rPr>
+        <w:t xml:space="preserve"> </w:t>
+      </w:r>
+      <w:r>
+        <w:rPr>
+          <w:rFonts w:ascii="Times New Roman" w:hAnsi="Times New Roman" w:cs="Times New Roman"/>
+          <w:sz w:val="28"/>
+          <w:szCs w:val="28"/>
+        </w:rPr>
+        <w:t>внутренн</w:t>
+      </w:r>
+      <w:r>
+        <w:rPr>
+          <w:rFonts w:ascii="Times New Roman" w:hAnsi="Times New Roman" w:cs="Times New Roman"/>
+          <w:sz w:val="28"/>
+          <w:szCs w:val="28"/>
+        </w:rPr>
+        <w:t>ем</w:t>
+      </w:r>
+      <w:r>
+        <w:rPr>
+          <w:rFonts w:ascii="Times New Roman" w:hAnsi="Times New Roman" w:cs="Times New Roman"/>
+          <w:sz w:val="28"/>
+          <w:szCs w:val="28"/>
+        </w:rPr>
+        <w:t xml:space="preserve"> сопротивлени</w:t>
+      </w:r>
+      <w:r>
+        <w:rPr>
+          <w:rFonts w:ascii="Times New Roman" w:hAnsi="Times New Roman" w:cs="Times New Roman"/>
+          <w:sz w:val="28"/>
+          <w:szCs w:val="28"/>
+        </w:rPr>
+        <w:t>и</w:t>
+      </w:r>
+      <w:r>
+        <w:rPr>
+          <w:rFonts w:ascii="Times New Roman" w:hAnsi="Times New Roman" w:cs="Times New Roman"/>
+          <w:sz w:val="28"/>
+          <w:szCs w:val="28"/>
+        </w:rPr>
+        <w:t xml:space="preserve"> батареи</w:t>
+      </w:r>
+      <w:r>
+        <w:rPr>
+          <w:rFonts w:ascii="Times New Roman" w:hAnsi="Times New Roman" w:cs="Times New Roman"/>
+          <w:sz w:val="28"/>
+          <w:szCs w:val="28"/>
+        </w:rPr>
+        <w:t xml:space="preserve">, </w:t>
+      </w:r>
+      <w:r>
+        <w:rPr>
+          <w:rFonts w:ascii="Times New Roman" w:hAnsi="Times New Roman" w:cs="Times New Roman"/>
+          <w:sz w:val="28"/>
+          <w:szCs w:val="28"/>
+        </w:rPr>
+        <w:t xml:space="preserve">включающее омическую, </w:t>
+      </w:r>
+      <w:r>
+        <w:rPr>
+          <w:rFonts w:ascii="Times New Roman" w:hAnsi="Times New Roman" w:cs="Times New Roman"/>
+          <w:sz w:val="28"/>
+          <w:szCs w:val="28"/>
+        </w:rPr>
+        <w:t>зарядопереносную и диффузионную составляющие</w:t>
+      </w:r>
+      <w:r>
+        <w:rPr>
+          <w:rFonts w:ascii="Times New Roman" w:hAnsi="Times New Roman" w:cs="Times New Roman"/>
+          <w:sz w:val="28"/>
+          <w:szCs w:val="28"/>
+        </w:rPr>
+        <w:t xml:space="preserve">, </w:t>
+      </w:r>
+      <w:r>
+        <w:rPr>
+          <w:rFonts w:ascii="Times New Roman" w:hAnsi="Times New Roman" w:cs="Times New Roman"/>
+          <w:i/>
+          <w:iCs/>
+          <w:sz w:val="28"/>
+          <w:szCs w:val="28"/>
+          <w:lang w:val="en-US"/>
+        </w:rPr>
+        <w:t>P</w:t>
+      </w:r>
+      <w:r>
+        <w:rPr>
+          <w:rFonts w:ascii="Times New Roman" w:hAnsi="Times New Roman" w:cs="Times New Roman"/>
+          <w:i/>
+          <w:iCs/>
+          <w:sz w:val="28"/>
+          <w:szCs w:val="28"/>
+          <w:vertAlign w:val="subscript"/>
+          <w:lang w:val="en-US"/>
+        </w:rPr>
+        <w:t>ct</w:t>
+      </w:r>
+      <w:r>
+        <w:rPr>
+          <w:rFonts w:ascii="Times New Roman" w:hAnsi="Times New Roman" w:cs="Times New Roman"/>
+          <w:sz w:val="28"/>
+          <w:szCs w:val="28"/>
+        </w:rPr>
+        <w:t xml:space="preserve"> –</w:t>
+      </w:r>
+      <w:r>
+        <w:rPr>
+          <w:rFonts w:ascii="Times New Roman" w:hAnsi="Times New Roman" w:cs="Times New Roman"/>
+          <w:sz w:val="28"/>
+          <w:szCs w:val="28"/>
+        </w:rPr>
+        <w:t xml:space="preserve"> потери на перенос</w:t>
+      </w:r>
+      <w:r>
+        <w:rPr>
+          <w:rFonts w:ascii="Times New Roman" w:hAnsi="Times New Roman" w:cs="Times New Roman"/>
+          <w:sz w:val="28"/>
+          <w:szCs w:val="28"/>
+        </w:rPr>
+        <w:t xml:space="preserve"> заряда</w:t>
+      </w:r>
+      <w:r>
+        <w:rPr>
+          <w:rFonts w:ascii="Times New Roman" w:hAnsi="Times New Roman" w:cs="Times New Roman"/>
+          <w:sz w:val="28"/>
+          <w:szCs w:val="28"/>
+        </w:rPr>
+        <w:t xml:space="preserve"> (электрохимическую реакцию)</w:t>
+      </w:r>
+      <w:r>
+        <w:rPr>
+          <w:rFonts w:ascii="Times New Roman" w:hAnsi="Times New Roman" w:cs="Times New Roman"/>
+          <w:sz w:val="28"/>
+          <w:szCs w:val="28"/>
+        </w:rPr>
+        <w:t xml:space="preserve">, </w:t>
+      </w:r>
+      <w:r>
+        <w:rPr>
+          <w:rFonts w:ascii="Times New Roman" w:hAnsi="Times New Roman" w:cs="Times New Roman"/>
+          <w:i/>
+          <w:iCs/>
+          <w:sz w:val="28"/>
+          <w:szCs w:val="28"/>
+          <w:lang w:val="en-US"/>
+        </w:rPr>
+        <w:t>P</w:t>
+      </w:r>
+      <w:r>
+        <w:rPr>
+          <w:rFonts w:ascii="Times New Roman" w:hAnsi="Times New Roman" w:cs="Times New Roman"/>
+          <w:i/>
+          <w:iCs/>
+          <w:sz w:val="28"/>
+          <w:szCs w:val="28"/>
+          <w:vertAlign w:val="subscript"/>
+          <w:lang w:val="en-US"/>
+        </w:rPr>
+        <w:t>diff</w:t>
+      </w:r>
+      <w:r>
+        <w:rPr>
+          <w:rFonts w:ascii="Times New Roman" w:hAnsi="Times New Roman" w:cs="Times New Roman"/>
+          <w:sz w:val="28"/>
+          <w:szCs w:val="28"/>
+        </w:rPr>
+        <w:t xml:space="preserve"> –</w:t>
+      </w:r>
+      <w:r>
+        <w:rPr>
+          <w:rFonts w:ascii="Times New Roman" w:hAnsi="Times New Roman" w:cs="Times New Roman"/>
+          <w:sz w:val="28"/>
+          <w:szCs w:val="28"/>
+        </w:rPr>
+        <w:t xml:space="preserve"> </w:t>
+      </w:r>
+      <w:r>
+        <w:rPr>
+          <w:rFonts w:ascii="Times New Roman" w:hAnsi="Times New Roman" w:cs="Times New Roman"/>
+          <w:sz w:val="28"/>
+          <w:szCs w:val="28"/>
+        </w:rPr>
+        <w:t>диффузные потери</w:t>
+      </w:r>
+      <w:r>
+        <w:rPr>
+          <w:rFonts w:ascii="Times New Roman" w:hAnsi="Times New Roman" w:cs="Times New Roman"/>
+          <w:sz w:val="28"/>
+          <w:szCs w:val="28"/>
+        </w:rPr>
+        <w:t xml:space="preserve"> (на процесс диффузии и концентрации)</w:t>
+      </w:r>
+      <w:r>
+        <w:rPr>
+          <w:rFonts w:ascii="Times New Roman" w:hAnsi="Times New Roman" w:cs="Times New Roman"/>
+          <w:sz w:val="28"/>
+          <w:szCs w:val="28"/>
+        </w:rPr>
+        <w:t>.</w:t>
+      </w:r>
+    </w:p>
+    <w:p>
+      <w:pPr>
+        <w:spacing w:line="360" w:lineRule="auto"/>
+        <w:ind w:firstLine="709"/>
+        <w:jc w:val="both"/>
+        <w:rPr>
+          <w:rFonts w:ascii="Times New Roman" w:hAnsi="Times New Roman" w:cs="Times New Roman"/>
+          <w:sz w:val="28"/>
+          <w:szCs w:val="28"/>
+        </w:rPr>
+      </w:pPr>
+      <w:r>
+        <w:rPr>
+          <w:rFonts w:ascii="Times New Roman" w:hAnsi="Times New Roman" w:cs="Times New Roman"/>
+          <w:sz w:val="28"/>
+          <w:szCs w:val="28"/>
+        </w:rPr>
+        <w:t>Первое слагаемое</w:t>
+      </w:r>
+      <w:r>
+        <w:rPr>
+          <w:rFonts w:ascii="Times New Roman" w:hAnsi="Times New Roman" w:cs="Times New Roman"/>
+          <w:sz w:val="28"/>
+          <w:szCs w:val="28"/>
+        </w:rPr>
+        <w:t xml:space="preserve"> </w:t>
+      </w:r>
+      <w:r>
+        <w:rPr>
+          <w:rFonts w:ascii="Times New Roman" w:hAnsi="Times New Roman" w:cs="Times New Roman"/>
+          <w:i/>
+          <w:iCs/>
+          <w:sz w:val="28"/>
+          <w:szCs w:val="28"/>
+          <w:lang w:val="en-US"/>
+        </w:rPr>
+        <w:t>R</w:t>
+      </w:r>
+      <w:r>
+        <w:rPr>
+          <w:rFonts w:ascii="Times New Roman" w:hAnsi="Times New Roman" w:cs="Times New Roman"/>
+          <w:i/>
+          <w:iCs/>
+          <w:sz w:val="28"/>
+          <w:szCs w:val="28"/>
+          <w:vertAlign w:val="subscript"/>
+          <w:lang w:val="en-US"/>
+        </w:rPr>
+        <w:t>int</w:t>
+      </w:r>
+      <w:r>
+        <w:rPr>
+          <w:rFonts w:ascii="Times New Roman" w:hAnsi="Times New Roman" w:cs="Times New Roman"/>
+          <w:sz w:val="28"/>
+          <w:szCs w:val="28"/>
+        </w:rPr>
+        <w:t xml:space="preserve"> следует из закона Джоуля–Ленца, второе </w:t>
+      </w:r>
+      <w:r>
+        <w:rPr>
+          <w:rFonts w:ascii="Times New Roman" w:hAnsi="Times New Roman" w:cs="Times New Roman"/>
+          <w:i/>
+          <w:iCs/>
+          <w:sz w:val="28"/>
+          <w:szCs w:val="28"/>
+          <w:lang w:val="en-US"/>
+        </w:rPr>
+        <w:t>P</w:t>
+      </w:r>
+      <w:r>
+        <w:rPr>
+          <w:rFonts w:ascii="Times New Roman" w:hAnsi="Times New Roman" w:cs="Times New Roman"/>
+          <w:i/>
+          <w:iCs/>
+          <w:sz w:val="28"/>
+          <w:szCs w:val="28"/>
+          <w:vertAlign w:val="subscript"/>
+          <w:lang w:val="en-US"/>
+        </w:rPr>
+        <w:t>ct</w:t>
+      </w:r>
+      <w:r>
+        <w:rPr>
+          <w:rFonts w:ascii="Times New Roman" w:hAnsi="Times New Roman" w:cs="Times New Roman"/>
+          <w:sz w:val="28"/>
+          <w:szCs w:val="28"/>
+        </w:rPr>
+        <w:t xml:space="preserve"> </w:t>
+      </w:r>
+      <w:r>
+        <w:rPr>
+          <w:rFonts w:ascii="Times New Roman" w:hAnsi="Times New Roman" w:cs="Times New Roman"/>
+          <w:sz w:val="28"/>
+          <w:szCs w:val="28"/>
+        </w:rPr>
+        <w:t>и третье</w:t>
+      </w:r>
+      <w:r>
+        <w:rPr>
+          <w:rFonts w:ascii="Times New Roman" w:hAnsi="Times New Roman" w:cs="Times New Roman"/>
+          <w:sz w:val="28"/>
+          <w:szCs w:val="28"/>
+        </w:rPr>
+        <w:t xml:space="preserve"> </w:t>
+      </w:r>
+      <w:r>
+        <w:rPr>
+          <w:rFonts w:ascii="Times New Roman" w:hAnsi="Times New Roman" w:cs="Times New Roman"/>
+          <w:i/>
+          <w:iCs/>
+          <w:sz w:val="28"/>
+          <w:szCs w:val="28"/>
+          <w:lang w:val="en-US"/>
+        </w:rPr>
+        <w:t>P</w:t>
+      </w:r>
+      <w:r>
+        <w:rPr>
+          <w:rFonts w:ascii="Times New Roman" w:hAnsi="Times New Roman" w:cs="Times New Roman"/>
+          <w:i/>
+          <w:iCs/>
+          <w:sz w:val="28"/>
+          <w:szCs w:val="28"/>
+          <w:vertAlign w:val="subscript"/>
+          <w:lang w:val="en-US"/>
+        </w:rPr>
+        <w:t>diff</w:t>
+      </w:r>
+      <w:r>
+        <w:rPr>
+          <w:rFonts w:ascii="Times New Roman" w:hAnsi="Times New Roman" w:cs="Times New Roman"/>
+          <w:sz w:val="28"/>
+          <w:szCs w:val="28"/>
+        </w:rPr>
+        <w:t xml:space="preserve"> отражают необратимые потери, связанные соответственно с кинетикой межфазной реакции и ограничениями массопереноса. Именно поэтому рост сопротивления переноса заряда и рост диффузионного импеданса ведут не только к ухудшению диагностических показателей, но и к непосредственному снижению доступной тяговой мощности транспортного средства.</w:t>
       </w:r>
     </w:p>
     <w:p>
@@ -1876,10 +2420,10 @@
                 <w:szCs w:val="28"/>
               </w:rPr>
               <w:object w:dxaOrig="3440" w:dyaOrig="620" w14:anchorId="292EB649">
-                <v:shape id="_x0000_i1029" type="#_x0000_t75" style="width:171.4pt;height:31.15pt" o:ole="">
+                <v:shape id="_x0000_i1029" type="#_x0000_t75" style="width:171.65pt;height:31.1pt" o:ole="">
                   <v:imagedata r:id="rId18" o:title=""/>
                 </v:shape>
-                <o:OLEObject Type="Embed" ProgID="Equation.DSMT4" ShapeID="_x0000_i1029" DrawAspect="Content" ObjectID="_1847377388" r:id="rId19"/>
+                <o:OLEObject Type="Embed" ProgID="Equation.DSMT4" ShapeID="_x0000_i1029" DrawAspect="Content" ObjectID="_1847879291" r:id="rId19"/>
               </w:object>
             </w:r>
             <w:r>
@@ -2187,6 +2731,7 @@
           <w:sz w:val="28"/>
           <w:szCs w:val="28"/>
         </w:rPr>
+        <w:lastRenderedPageBreak/>
         <w:t xml:space="preserve">Для последующего анализа в работе рассматриваются четыре группы аккумуляторных систем: </w:t>
       </w:r>
       <w:r>
@@ -2214,7 +2759,6 @@
           <w:szCs w:val="28"/>
           <w:highlight w:val="green"/>
         </w:rPr>
-        <w:lastRenderedPageBreak/>
         <w:t>литий-железо-фосфатные (LFP)</w:t>
       </w:r>
       <w:r>
@@ -2233,7 +2777,7 @@
           <w:szCs w:val="28"/>
           <w:highlight w:val="green"/>
         </w:rPr>
-        <w:t>литий-титанатны</w:t>
+        <w:t>литий-титанатные (</w:t>
       </w:r>
       <w:r>
         <w:rPr>
@@ -2242,7 +2786,7 @@
           <w:szCs w:val="28"/>
           <w:highlight w:val="green"/>
         </w:rPr>
-        <w:t>е (</w:t>
+        <w:t>LTO</w:t>
       </w:r>
       <w:r>
         <w:rPr>
@@ -2251,7 +2795,15 @@
           <w:szCs w:val="28"/>
           <w:highlight w:val="green"/>
         </w:rPr>
-        <w:t>LTO</w:t>
+        <w:t>)</w:t>
+      </w:r>
+      <w:r>
+        <w:rPr>
+          <w:rFonts w:ascii="Times New Roman" w:hAnsi="Times New Roman" w:cs="Times New Roman"/>
+          <w:sz w:val="28"/>
+          <w:szCs w:val="28"/>
+        </w:rPr>
+        <w:t xml:space="preserve"> </w:t>
       </w:r>
       <w:r>
         <w:rPr>
@@ -2260,15 +2812,7 @@
           <w:szCs w:val="28"/>
           <w:highlight w:val="green"/>
         </w:rPr>
-        <w:t>)</w:t>
-      </w:r>
-      <w:r>
-        <w:rPr>
-          <w:rFonts w:ascii="Times New Roman" w:hAnsi="Times New Roman" w:cs="Times New Roman"/>
-          <w:sz w:val="28"/>
-          <w:szCs w:val="28"/>
-        </w:rPr>
-        <w:t xml:space="preserve"> </w:t>
+        <w:t xml:space="preserve">и </w:t>
       </w:r>
       <w:r>
         <w:rPr>
@@ -2277,34 +2821,7 @@
           <w:szCs w:val="28"/>
           <w:highlight w:val="green"/>
         </w:rPr>
-        <w:t xml:space="preserve">и </w:t>
-      </w:r>
-      <w:r>
-        <w:rPr>
-          <w:rFonts w:ascii="Times New Roman" w:hAnsi="Times New Roman" w:cs="Times New Roman"/>
-          <w:sz w:val="28"/>
-          <w:szCs w:val="28"/>
-          <w:highlight w:val="green"/>
-        </w:rPr>
-        <w:t>н</w:t>
-      </w:r>
-      <w:r>
-        <w:rPr>
-          <w:rFonts w:ascii="Times New Roman" w:hAnsi="Times New Roman" w:cs="Times New Roman"/>
-          <w:sz w:val="28"/>
-          <w:szCs w:val="28"/>
-          <w:highlight w:val="green"/>
-        </w:rPr>
-        <w:t>атрий-ионны</w:t>
-      </w:r>
-      <w:r>
-        <w:rPr>
-          <w:rFonts w:ascii="Times New Roman" w:hAnsi="Times New Roman" w:cs="Times New Roman"/>
-          <w:sz w:val="28"/>
-          <w:szCs w:val="28"/>
-          <w:highlight w:val="green"/>
-        </w:rPr>
-        <w:t>е (</w:t>
+        <w:t>натрий-ионные (</w:t>
       </w:r>
       <w:r>
         <w:rPr>
@@ -3569,7 +4086,7 @@
           <w:sz w:val="28"/>
           <w:szCs w:val="28"/>
         </w:rPr>
-        <w:t xml:space="preserve">Представленные данные отражают исходную параметризацию опытной серии, принятой в работе для последующих нагрузочных, импедансных и деградационных экспериментов. Уже на этом уровне видно, что различные химические системы задают принципиально разные компромиссы между энергоёмкостью, мощностью, внутренним сопротивлением и циклическим ресурсом. NMC характеризуется максимальной удельной энергией, LFP — сбалансированным сочетанием ресурса и мощностных характеристик, LTO — минимальным внутренним сопротивлением и наивысшей циклической </w:t>
+        <w:t xml:space="preserve">Представленные данные отражают исходную параметризацию опытной серии, принятой в работе для последующих нагрузочных, импедансных и деградационных экспериментов. Уже на этом уровне видно, что различные химические системы задают принципиально разные компромиссы между энергоёмкостью, мощностью, внутренним сопротивлением и циклическим ресурсом. NMC характеризуется максимальной удельной энергией, LFP — сбалансированным сочетанием ресурса и мощностных характеристик, LTO — </w:t>
       </w:r>
       <w:r>
         <w:rPr>
@@ -3578,7 +4095,7 @@
           <w:szCs w:val="28"/>
         </w:rPr>
         <w:lastRenderedPageBreak/>
-        <w:t>стойкостью, а Na-ion — перспективностью с точки зрения ресурсной и сырьевой независимости при более высоком начальном импедансе.</w:t>
+        <w:t>минимальным внутренним сопротивлением и наивысшей циклической стойкостью, а Na-ion — перспективностью с точки зрения ресурсной и сырьевой независимости при более высоком начальном импедансе.</w:t>
       </w:r>
     </w:p>
     <w:p>
@@ -3649,27 +4166,15 @@
           <w:szCs w:val="28"/>
         </w:rPr>
       </w:pPr>
-    </w:p>
-    <w:p>
-      <w:pPr>
-        <w:spacing w:line="360" w:lineRule="auto"/>
-        <w:ind w:firstLine="709"/>
-        <w:jc w:val="both"/>
-        <w:rPr>
-          <w:rFonts w:ascii="Times New Roman" w:hAnsi="Times New Roman" w:cs="Times New Roman"/>
-          <w:sz w:val="28"/>
-          <w:szCs w:val="28"/>
-        </w:rPr>
-      </w:pPr>
       <w:r>
         <w:rPr>
           <w:noProof/>
         </w:rPr>
         <w:drawing>
-          <wp:inline distT="0" distB="0" distL="0" distR="0" wp14:anchorId="0FC445B0" wp14:editId="01AC8C84">
-            <wp:extent cx="6119495" cy="3032760"/>
-            <wp:effectExtent l="0" t="0" r="0" b="0"/>
-            <wp:docPr id="1396804681" name="Рисунок 1"/>
+          <wp:inline distT="0" distB="0" distL="0" distR="0" wp14:anchorId="0231F1AD" wp14:editId="74586BE9">
+            <wp:extent cx="5445889" cy="2596896"/>
+            <wp:effectExtent l="0" t="0" r="2540" b="0"/>
+            <wp:docPr id="462013828" name="Рисунок 2"/>
             <wp:cNvGraphicFramePr>
               <a:graphicFrameLocks xmlns:a="http://schemas.openxmlformats.org/drawingml/2006/main" noChangeAspect="1"/>
             </wp:cNvGraphicFramePr>
@@ -3677,13 +4182,13 @@
               <a:graphicData uri="http://schemas.openxmlformats.org/drawingml/2006/picture">
                 <pic:pic xmlns:pic="http://schemas.openxmlformats.org/drawingml/2006/picture">
                   <pic:nvPicPr>
-                    <pic:cNvPr id="0" name="Picture 62"/>
+                    <pic:cNvPr id="0" name="Picture 65"/>
                     <pic:cNvPicPr>
                       <a:picLocks noChangeAspect="1" noChangeArrowheads="1"/>
                     </pic:cNvPicPr>
                   </pic:nvPicPr>
                   <pic:blipFill>
-                    <a:blip r:embed="rId20" cstate="print">
+                    <a:blip r:embed="rId20">
                       <a:extLst>
                         <a:ext uri="{28A0092B-C50C-407E-A947-70E740481C1C}">
                           <a14:useLocalDpi xmlns:a14="http://schemas.microsoft.com/office/drawing/2010/main" val="0"/>
@@ -3698,7 +4203,7 @@
                   <pic:spPr bwMode="auto">
                     <a:xfrm>
                       <a:off x="0" y="0"/>
-                      <a:ext cx="6119495" cy="3032760"/>
+                      <a:ext cx="5458761" cy="2603034"/>
                     </a:xfrm>
                     <a:prstGeom prst="rect">
                       <a:avLst/>
@@ -3791,7 +4296,7 @@
           <w:sz w:val="28"/>
           <w:szCs w:val="28"/>
         </w:rPr>
-        <w:t xml:space="preserve"> показано место батареи в общем энергетическом контуре электротранспортной системы. Батарея связана с системой управления батареей, силовым преобразователем, тяговым электродвигателем, рекуперационным контуром, тепловым контуром и бортовой сетью. Такая структура демонстрирует, </w:t>
+        <w:t xml:space="preserve"> показано место батареи в общем энергетическом контуре электротранспортной системы. Батарея связана с системой управления батареей, силовым преобразователем, тяговым электродвигателем, рекуперационным контуром, тепловым контуром и бортовой сетью. Такая структура демонстрирует, что состояние батареи определяет не только запас энергии, но и допустимые </w:t>
       </w:r>
       <w:r>
         <w:rPr>
@@ -3800,7 +4305,7 @@
           <w:szCs w:val="28"/>
         </w:rPr>
         <w:lastRenderedPageBreak/>
-        <w:t>что состояние батареи определяет не только запас энергии, но и допустимые уровни тока, устойчивость теплового режима, интенсивность рекуперации и фактическую доступную мощность тягового привода.</w:t>
+        <w:t>уровни тока, устойчивость теплового режима, интенсивность рекуперации и фактическую доступную мощность тягового привода.</w:t>
       </w:r>
     </w:p>
     <w:p>
@@ -3997,10 +4502,10 @@
                 <w:szCs w:val="28"/>
               </w:rPr>
               <w:object w:dxaOrig="2079" w:dyaOrig="380" w14:anchorId="76B1A919">
-                <v:shape id="_x0000_i1030" type="#_x0000_t75" style="width:103.7pt;height:18.8pt" o:ole="">
+                <v:shape id="_x0000_i1030" type="#_x0000_t75" style="width:103.7pt;height:19pt" o:ole="">
                   <v:imagedata r:id="rId21" o:title=""/>
                 </v:shape>
-                <o:OLEObject Type="Embed" ProgID="Equation.DSMT4" ShapeID="_x0000_i1030" DrawAspect="Content" ObjectID="_1847377389" r:id="rId22"/>
+                <o:OLEObject Type="Embed" ProgID="Equation.DSMT4" ShapeID="_x0000_i1030" DrawAspect="Content" ObjectID="_1847879292" r:id="rId22"/>
               </w:object>
             </w:r>
             <w:r>
@@ -4293,7 +4798,7 @@
           <w:noProof/>
         </w:rPr>
         <w:drawing>
-          <wp:inline distT="0" distB="0" distL="0" distR="0" wp14:anchorId="536605EC" wp14:editId="1B63E295">
+          <wp:inline distT="0" distB="0" distL="0" distR="0" wp14:anchorId="536605EC" wp14:editId="106D9B87">
             <wp:extent cx="5398618" cy="2915265"/>
             <wp:effectExtent l="0" t="0" r="0" b="0"/>
             <wp:docPr id="1882872066" name="Рисунок 2"/>
@@ -4736,10 +5241,10 @@
                 <w:szCs w:val="28"/>
               </w:rPr>
               <w:object w:dxaOrig="960" w:dyaOrig="680" w14:anchorId="74BD215E">
-                <v:shape id="_x0000_i1031" type="#_x0000_t75" style="width:48.35pt;height:33.85pt" o:ole="">
+                <v:shape id="_x0000_i1031" type="#_x0000_t75" style="width:48.4pt;height:34pt" o:ole="">
                   <v:imagedata r:id="rId24" o:title=""/>
                 </v:shape>
-                <o:OLEObject Type="Embed" ProgID="Equation.DSMT4" ShapeID="_x0000_i1031" DrawAspect="Content" ObjectID="_1847377390" r:id="rId25"/>
+                <o:OLEObject Type="Embed" ProgID="Equation.DSMT4" ShapeID="_x0000_i1031" DrawAspect="Content" ObjectID="_1847879293" r:id="rId25"/>
               </w:object>
             </w:r>
             <w:r>
@@ -4946,7 +5451,7 @@
           <w:noProof/>
         </w:rPr>
         <w:drawing>
-          <wp:inline distT="0" distB="0" distL="0" distR="0" wp14:anchorId="165C53A3" wp14:editId="592BC2F8">
+          <wp:inline distT="0" distB="0" distL="0" distR="0" wp14:anchorId="165C53A3" wp14:editId="4BEE4F86">
             <wp:extent cx="5634651" cy="3247949"/>
             <wp:effectExtent l="0" t="0" r="4445" b="0"/>
             <wp:docPr id="1872026919" name="Рисунок 3"/>
@@ -5465,10 +5970,10 @@
                 <w:szCs w:val="28"/>
               </w:rPr>
               <w:object w:dxaOrig="3379" w:dyaOrig="620" w14:anchorId="46A08211">
-                <v:shape id="_x0000_i1032" type="#_x0000_t75" style="width:168.2pt;height:31.15pt" o:ole="">
+                <v:shape id="_x0000_i1032" type="#_x0000_t75" style="width:168.2pt;height:31.1pt" o:ole="">
                   <v:imagedata r:id="rId27" o:title=""/>
                 </v:shape>
-                <o:OLEObject Type="Embed" ProgID="Equation.DSMT4" ShapeID="_x0000_i1032" DrawAspect="Content" ObjectID="_1847377391" r:id="rId28"/>
+                <o:OLEObject Type="Embed" ProgID="Equation.DSMT4" ShapeID="_x0000_i1032" DrawAspect="Content" ObjectID="_1847879294" r:id="rId28"/>
               </w:object>
             </w:r>
             <w:r>
@@ -5883,10 +6388,10 @@
                 <w:lang w:val="en-US"/>
               </w:rPr>
               <w:object w:dxaOrig="960" w:dyaOrig="680" w14:anchorId="279BC301">
-                <v:shape id="_x0000_i1033" type="#_x0000_t75" style="width:47.8pt;height:33.85pt" o:ole="">
+                <v:shape id="_x0000_i1033" type="#_x0000_t75" style="width:47.8pt;height:34pt" o:ole="">
                   <v:imagedata r:id="rId29" o:title=""/>
                 </v:shape>
-                <o:OLEObject Type="Embed" ProgID="Equation.DSMT4" ShapeID="_x0000_i1033" DrawAspect="Content" ObjectID="_1847377392" r:id="rId30"/>
+                <o:OLEObject Type="Embed" ProgID="Equation.DSMT4" ShapeID="_x0000_i1033" DrawAspect="Content" ObjectID="_1847879295" r:id="rId30"/>
               </w:object>
             </w:r>
             <w:r>
@@ -6272,7 +6777,7 @@
                 <v:shape id="_x0000_i1034" type="#_x0000_t75" style="width:63.95pt;height:31.7pt" o:ole="">
                   <v:imagedata r:id="rId31" o:title=""/>
                 </v:shape>
-                <o:OLEObject Type="Embed" ProgID="Equation.DSMT4" ShapeID="_x0000_i1034" DrawAspect="Content" ObjectID="_1847377393" r:id="rId32"/>
+                <o:OLEObject Type="Embed" ProgID="Equation.DSMT4" ShapeID="_x0000_i1034" DrawAspect="Content" ObjectID="_1847879296" r:id="rId32"/>
               </w:object>
             </w:r>
             <w:r>
@@ -6365,10 +6870,10 @@
           <w:lang w:val="en-US"/>
         </w:rPr>
         <w:object w:dxaOrig="1040" w:dyaOrig="420" w14:anchorId="3514237A">
-          <v:shape id="_x0000_i1035" type="#_x0000_t75" style="width:51.6pt;height:21.5pt" o:ole="">
+          <v:shape id="_x0000_i1035" type="#_x0000_t75" style="width:51.85pt;height:21.3pt" o:ole="">
             <v:imagedata r:id="rId33" o:title=""/>
           </v:shape>
-          <o:OLEObject Type="Embed" ProgID="Equation.DSMT4" ShapeID="_x0000_i1035" DrawAspect="Content" ObjectID="_1847377394" r:id="rId34"/>
+          <o:OLEObject Type="Embed" ProgID="Equation.DSMT4" ShapeID="_x0000_i1035" DrawAspect="Content" ObjectID="_1847879297" r:id="rId34"/>
         </w:object>
       </w:r>
     </w:p>
@@ -6408,10 +6913,10 @@
           <w:lang w:val="en-US"/>
         </w:rPr>
         <w:object w:dxaOrig="1240" w:dyaOrig="400" w14:anchorId="61CEF41B">
-          <v:shape id="_x0000_i1036" type="#_x0000_t75" style="width:62.85pt;height:20.4pt" o:ole="">
+          <v:shape id="_x0000_i1036" type="#_x0000_t75" style="width:62.8pt;height:20.15pt" o:ole="">
             <v:imagedata r:id="rId35" o:title=""/>
           </v:shape>
-          <o:OLEObject Type="Embed" ProgID="Equation.DSMT4" ShapeID="_x0000_i1036" DrawAspect="Content" ObjectID="_1847377395" r:id="rId36"/>
+          <o:OLEObject Type="Embed" ProgID="Equation.DSMT4" ShapeID="_x0000_i1036" DrawAspect="Content" ObjectID="_1847879298" r:id="rId36"/>
         </w:object>
       </w:r>
       <w:r>
@@ -6525,10 +7030,10 @@
                 <w:lang w:val="en-US"/>
               </w:rPr>
               <w:object w:dxaOrig="2079" w:dyaOrig="680" w14:anchorId="53410C15">
-                <v:shape id="_x0000_i1037" type="#_x0000_t75" style="width:103.7pt;height:33.85pt" o:ole="">
+                <v:shape id="_x0000_i1037" type="#_x0000_t75" style="width:103.7pt;height:34pt" o:ole="">
                   <v:imagedata r:id="rId37" o:title=""/>
                 </v:shape>
-                <o:OLEObject Type="Embed" ProgID="Equation.DSMT4" ShapeID="_x0000_i1037" DrawAspect="Content" ObjectID="_1847377396" r:id="rId38"/>
+                <o:OLEObject Type="Embed" ProgID="Equation.DSMT4" ShapeID="_x0000_i1037" DrawAspect="Content" ObjectID="_1847879299" r:id="rId38"/>
               </w:object>
             </w:r>
             <w:r>
@@ -6768,16 +7273,7 @@
           <w:szCs w:val="28"/>
           <w:highlight w:val="green"/>
         </w:rPr>
-        <w:t>высоконикелевых</w:t>
-      </w:r>
-      <w:r>
-        <w:rPr>
-          <w:rFonts w:ascii="Times New Roman" w:hAnsi="Times New Roman" w:cs="Times New Roman"/>
-          <w:sz w:val="28"/>
-          <w:szCs w:val="28"/>
-          <w:highlight w:val="green"/>
-        </w:rPr>
-        <w:t xml:space="preserve"> </w:t>
+        <w:t xml:space="preserve">высоконикелевых </w:t>
       </w:r>
       <w:r>
         <w:rPr>
@@ -6917,10 +7413,10 @@
                 <w:szCs w:val="28"/>
               </w:rPr>
               <w:object w:dxaOrig="3700" w:dyaOrig="400" w14:anchorId="5C1C648B">
-                <v:shape id="_x0000_i1038" type="#_x0000_t75" style="width:185.35pt;height:20.4pt" o:ole="">
+                <v:shape id="_x0000_i1038" type="#_x0000_t75" style="width:185.45pt;height:20.15pt" o:ole="">
                   <v:imagedata r:id="rId39" o:title=""/>
                 </v:shape>
-                <o:OLEObject Type="Embed" ProgID="Equation.DSMT4" ShapeID="_x0000_i1038" DrawAspect="Content" ObjectID="_1847377397" r:id="rId40"/>
+                <o:OLEObject Type="Embed" ProgID="Equation.DSMT4" ShapeID="_x0000_i1038" DrawAspect="Content" ObjectID="_1847879300" r:id="rId40"/>
               </w:object>
             </w:r>
             <w:r>
@@ -7076,16 +7572,7 @@
           <w:szCs w:val="28"/>
           <w:highlight w:val="green"/>
         </w:rPr>
-        <w:t>атареи передавать или поглощать энергию с определённой скоростью</w:t>
-      </w:r>
-      <w:r>
-        <w:rPr>
-          <w:rFonts w:ascii="Times New Roman" w:hAnsi="Times New Roman" w:cs="Times New Roman"/>
-          <w:sz w:val="28"/>
-          <w:szCs w:val="28"/>
-          <w:highlight w:val="green"/>
-        </w:rPr>
-        <w:t xml:space="preserve"> </w:t>
+        <w:t xml:space="preserve">атареи передавать или поглощать энергию с определённой скоростью </w:t>
       </w:r>
       <w:r>
         <w:rPr>
@@ -7513,10 +8000,10 @@
                 <w:lang w:val="en-US"/>
               </w:rPr>
               <w:object w:dxaOrig="3320" w:dyaOrig="440" w14:anchorId="770E539D">
-                <v:shape id="_x0000_i1039" type="#_x0000_t75" style="width:166.05pt;height:22.05pt" o:ole="">
+                <v:shape id="_x0000_i1039" type="#_x0000_t75" style="width:165.9pt;height:21.9pt" o:ole="">
                   <v:imagedata r:id="rId41" o:title=""/>
                 </v:shape>
-                <o:OLEObject Type="Embed" ProgID="Equation.DSMT4" ShapeID="_x0000_i1039" DrawAspect="Content" ObjectID="_1847377398" r:id="rId42"/>
+                <o:OLEObject Type="Embed" ProgID="Equation.DSMT4" ShapeID="_x0000_i1039" DrawAspect="Content" ObjectID="_1847879301" r:id="rId42"/>
               </w:object>
             </w:r>
             <w:r>
@@ -7763,23 +8250,7 @@
           <w:sz w:val="28"/>
           <w:szCs w:val="28"/>
         </w:rPr>
-        <w:t xml:space="preserve"> с </w:t>
-      </w:r>
-      <w:r>
-        <w:rPr>
-          <w:rFonts w:ascii="Times New Roman" w:hAnsi="Times New Roman" w:cs="Times New Roman"/>
-          <w:sz w:val="28"/>
-          <w:szCs w:val="28"/>
-        </w:rPr>
-        <w:t>графитовы</w:t>
-      </w:r>
-      <w:r>
-        <w:rPr>
-          <w:rFonts w:ascii="Times New Roman" w:hAnsi="Times New Roman" w:cs="Times New Roman"/>
-          <w:sz w:val="28"/>
-          <w:szCs w:val="28"/>
-        </w:rPr>
-        <w:t>м ано</w:t>
+        <w:t xml:space="preserve"> с графитовым ано</w:t>
       </w:r>
       <w:r>
         <w:rPr>
@@ -7905,7 +8376,39 @@
           <w:szCs w:val="28"/>
           <w:highlight w:val="green"/>
         </w:rPr>
-        <w:t xml:space="preserve"> (</w:t>
+        <w:t xml:space="preserve"> (минимальная деформация объёма кристаллической решётки)</w:t>
+      </w:r>
+      <w:r>
+        <w:rPr>
+          <w:rFonts w:ascii="Times New Roman" w:hAnsi="Times New Roman" w:cs="Times New Roman"/>
+          <w:sz w:val="28"/>
+          <w:szCs w:val="28"/>
+        </w:rPr>
+        <w:t xml:space="preserve"> поведение, то есть минимальное изменение объёма </w:t>
+      </w:r>
+      <w:r>
+        <w:rPr>
+          <w:rFonts w:ascii="Times New Roman" w:hAnsi="Times New Roman" w:cs="Times New Roman"/>
+          <w:sz w:val="28"/>
+          <w:szCs w:val="28"/>
+        </w:rPr>
+        <w:t>при интеркаляции и деинтеркаляции лития. Именно это обстоятельство</w:t>
+      </w:r>
+      <w:r>
+        <w:rPr>
+          <w:rFonts w:ascii="Times New Roman" w:hAnsi="Times New Roman" w:cs="Times New Roman"/>
+          <w:sz w:val="28"/>
+          <w:szCs w:val="28"/>
+        </w:rPr>
+        <w:t xml:space="preserve"> обеспечивает исключительно высокую циклическую стабильность, малую склонность к литиевому осаждению и хорошие высокомощностные свойства. Современные обзоры прямо связывают высокую долговечность LTO с</w:t>
+      </w:r>
+      <w:r>
+        <w:rPr>
+          <w:rFonts w:ascii="Times New Roman" w:hAnsi="Times New Roman" w:cs="Times New Roman"/>
+          <w:sz w:val="28"/>
+          <w:szCs w:val="28"/>
+        </w:rPr>
+        <w:t xml:space="preserve"> </w:t>
       </w:r>
       <w:r>
         <w:rPr>
@@ -7914,7 +8417,7 @@
           <w:szCs w:val="28"/>
           <w:highlight w:val="green"/>
         </w:rPr>
-        <w:t>минимальн</w:t>
+        <w:t xml:space="preserve">near-zero strain </w:t>
       </w:r>
       <w:r>
         <w:rPr>
@@ -7923,111 +8426,7 @@
           <w:szCs w:val="28"/>
           <w:highlight w:val="green"/>
         </w:rPr>
-        <w:t>ая</w:t>
-      </w:r>
-      <w:r>
-        <w:rPr>
-          <w:rFonts w:ascii="Times New Roman" w:hAnsi="Times New Roman" w:cs="Times New Roman"/>
-          <w:sz w:val="28"/>
-          <w:szCs w:val="28"/>
-          <w:highlight w:val="green"/>
-        </w:rPr>
-        <w:t xml:space="preserve"> </w:t>
-      </w:r>
-      <w:r>
-        <w:rPr>
-          <w:rFonts w:ascii="Times New Roman" w:hAnsi="Times New Roman" w:cs="Times New Roman"/>
-          <w:sz w:val="28"/>
-          <w:szCs w:val="28"/>
-          <w:highlight w:val="green"/>
-        </w:rPr>
-        <w:t>деформация</w:t>
-      </w:r>
-      <w:r>
-        <w:rPr>
-          <w:rFonts w:ascii="Times New Roman" w:hAnsi="Times New Roman" w:cs="Times New Roman"/>
-          <w:sz w:val="28"/>
-          <w:szCs w:val="28"/>
-          <w:highlight w:val="green"/>
-        </w:rPr>
-        <w:t xml:space="preserve"> объёма кристаллической решётки</w:t>
-      </w:r>
-      <w:r>
-        <w:rPr>
-          <w:rFonts w:ascii="Times New Roman" w:hAnsi="Times New Roman" w:cs="Times New Roman"/>
-          <w:sz w:val="28"/>
-          <w:szCs w:val="28"/>
-          <w:highlight w:val="green"/>
-        </w:rPr>
-        <w:t>)</w:t>
-      </w:r>
-      <w:r>
-        <w:rPr>
-          <w:rFonts w:ascii="Times New Roman" w:hAnsi="Times New Roman" w:cs="Times New Roman"/>
-          <w:sz w:val="28"/>
-          <w:szCs w:val="28"/>
-        </w:rPr>
-        <w:t xml:space="preserve"> поведение, то есть минимальное изменение объёма </w:t>
-      </w:r>
-      <w:r>
-        <w:rPr>
-          <w:rFonts w:ascii="Times New Roman" w:hAnsi="Times New Roman" w:cs="Times New Roman"/>
-          <w:sz w:val="28"/>
-          <w:szCs w:val="28"/>
-        </w:rPr>
-        <w:t>при интеркаляции и деинтеркаляции лития. Именно это обстоятельство</w:t>
-      </w:r>
-      <w:r>
-        <w:rPr>
-          <w:rFonts w:ascii="Times New Roman" w:hAnsi="Times New Roman" w:cs="Times New Roman"/>
-          <w:sz w:val="28"/>
-          <w:szCs w:val="28"/>
-        </w:rPr>
-        <w:t xml:space="preserve"> обеспечивает исключительно высокую циклическую стабильность, малую склонность к литиевому осаждению и хорошие высокомощностные свойства. Современные обзоры прямо связывают высокую долговечность LTO с</w:t>
-      </w:r>
-      <w:r>
-        <w:rPr>
-          <w:rFonts w:ascii="Times New Roman" w:hAnsi="Times New Roman" w:cs="Times New Roman"/>
-          <w:sz w:val="28"/>
-          <w:szCs w:val="28"/>
-        </w:rPr>
-        <w:t xml:space="preserve"> </w:t>
-      </w:r>
-      <w:r>
-        <w:rPr>
-          <w:rFonts w:ascii="Times New Roman" w:hAnsi="Times New Roman" w:cs="Times New Roman"/>
-          <w:sz w:val="28"/>
-          <w:szCs w:val="28"/>
-          <w:highlight w:val="green"/>
-        </w:rPr>
-        <w:t xml:space="preserve">near-zero strain </w:t>
-      </w:r>
-      <w:r>
-        <w:rPr>
-          <w:rFonts w:ascii="Times New Roman" w:hAnsi="Times New Roman" w:cs="Times New Roman"/>
-          <w:sz w:val="28"/>
-          <w:szCs w:val="28"/>
-          <w:highlight w:val="green"/>
-        </w:rPr>
-        <w:t>(околонулевой деформаци</w:t>
-      </w:r>
-      <w:r>
-        <w:rPr>
-          <w:rFonts w:ascii="Times New Roman" w:hAnsi="Times New Roman" w:cs="Times New Roman"/>
-          <w:sz w:val="28"/>
-          <w:szCs w:val="28"/>
-          <w:highlight w:val="green"/>
-        </w:rPr>
-        <w:t>ей</w:t>
-      </w:r>
-      <w:r>
-        <w:rPr>
-          <w:rFonts w:ascii="Times New Roman" w:hAnsi="Times New Roman" w:cs="Times New Roman"/>
-          <w:sz w:val="28"/>
-          <w:szCs w:val="28"/>
-          <w:highlight w:val="green"/>
-        </w:rPr>
-        <w:t>)</w:t>
+        <w:t>(околонулевой деформацией)</w:t>
       </w:r>
       <w:r>
         <w:rPr>
@@ -8584,10 +8983,10 @@
                 <w:szCs w:val="28"/>
               </w:rPr>
               <w:object w:dxaOrig="3420" w:dyaOrig="400" w14:anchorId="3F4D2CC1">
-                <v:shape id="_x0000_i1040" type="#_x0000_t75" style="width:170.85pt;height:20.4pt" o:ole="">
+                <v:shape id="_x0000_i1040" type="#_x0000_t75" style="width:171.05pt;height:20.15pt" o:ole="">
                   <v:imagedata r:id="rId43" o:title=""/>
                 </v:shape>
-                <o:OLEObject Type="Embed" ProgID="Equation.DSMT4" ShapeID="_x0000_i1040" DrawAspect="Content" ObjectID="_1847377399" r:id="rId44"/>
+                <o:OLEObject Type="Embed" ProgID="Equation.DSMT4" ShapeID="_x0000_i1040" DrawAspect="Content" ObjectID="_1847879302" r:id="rId44"/>
               </w:object>
             </w:r>
             <w:r>
@@ -9821,7 +10220,7 @@
           <w:noProof/>
         </w:rPr>
         <w:drawing>
-          <wp:inline distT="0" distB="0" distL="0" distR="0" wp14:anchorId="37E798C6" wp14:editId="0C39D99E">
+          <wp:inline distT="0" distB="0" distL="0" distR="0" wp14:anchorId="37E798C6" wp14:editId="11ECFE8E">
             <wp:extent cx="5850307" cy="2888970"/>
             <wp:effectExtent l="0" t="0" r="0" b="6985"/>
             <wp:docPr id="167936353" name="Рисунок 1"/>
@@ -10118,7 +10517,7 @@
           <w:noProof/>
         </w:rPr>
         <w:drawing>
-          <wp:inline distT="0" distB="0" distL="0" distR="0" wp14:anchorId="761FE863" wp14:editId="331D4FD6">
+          <wp:inline distT="0" distB="0" distL="0" distR="0" wp14:anchorId="761FE863" wp14:editId="05A47A1B">
             <wp:extent cx="5649586" cy="3195376"/>
             <wp:effectExtent l="0" t="0" r="8890" b="5080"/>
             <wp:docPr id="1030811972" name="Рисунок 2"/>
@@ -10970,7 +11369,7 @@
           <w:noProof/>
         </w:rPr>
         <w:drawing>
-          <wp:inline distT="0" distB="0" distL="0" distR="0" wp14:anchorId="7128A387" wp14:editId="05697D81">
+          <wp:inline distT="0" distB="0" distL="0" distR="0" wp14:anchorId="7128A387" wp14:editId="1E3F8380">
             <wp:extent cx="5677469" cy="3204793"/>
             <wp:effectExtent l="0" t="0" r="0" b="0"/>
             <wp:docPr id="802339422" name="Рисунок 4"/>
@@ -11729,7 +12128,6 @@
           <w:bCs/>
           <w:sz w:val="28"/>
           <w:szCs w:val="28"/>
-          <w:lang w:val="en-US"/>
         </w:rPr>
       </w:pPr>
       <w:r>
@@ -11749,7 +12147,6 @@
           <w:bCs/>
           <w:sz w:val="28"/>
           <w:szCs w:val="28"/>
-          <w:lang w:val="en-US"/>
         </w:rPr>
         <w:t xml:space="preserve"> </w:t>
       </w:r>
@@ -11889,10 +12286,10 @@
                 <w:lang w:val="en-US"/>
               </w:rPr>
               <w:object w:dxaOrig="2140" w:dyaOrig="680" w14:anchorId="69747113">
-                <v:shape id="_x0000_i1041" type="#_x0000_t75" style="width:106.95pt;height:33.85pt" o:ole="">
+                <v:shape id="_x0000_i1041" type="#_x0000_t75" style="width:107.15pt;height:34pt" o:ole="">
                   <v:imagedata r:id="rId49" o:title=""/>
                 </v:shape>
-                <o:OLEObject Type="Embed" ProgID="Equation.DSMT4" ShapeID="_x0000_i1041" DrawAspect="Content" ObjectID="_1847377400" r:id="rId50"/>
+                <o:OLEObject Type="Embed" ProgID="Equation.DSMT4" ShapeID="_x0000_i1041" DrawAspect="Content" ObjectID="_1847879303" r:id="rId50"/>
               </w:object>
             </w:r>
             <w:r>
@@ -12043,10 +12440,10 @@
                 <w:lang w:val="en-US"/>
               </w:rPr>
               <w:object w:dxaOrig="3159" w:dyaOrig="680" w14:anchorId="6C171952">
-                <v:shape id="_x0000_i1042" type="#_x0000_t75" style="width:158.5pt;height:33.85pt" o:ole="">
+                <v:shape id="_x0000_i1042" type="#_x0000_t75" style="width:158.4pt;height:34pt" o:ole="">
                   <v:imagedata r:id="rId51" o:title=""/>
                 </v:shape>
-                <o:OLEObject Type="Embed" ProgID="Equation.DSMT4" ShapeID="_x0000_i1042" DrawAspect="Content" ObjectID="_1847377401" r:id="rId52"/>
+                <o:OLEObject Type="Embed" ProgID="Equation.DSMT4" ShapeID="_x0000_i1042" DrawAspect="Content" ObjectID="_1847879304" r:id="rId52"/>
               </w:object>
             </w:r>
             <w:r>
@@ -12422,7 +12819,7 @@
         </w:rPr>
         <w:lastRenderedPageBreak/>
         <w:drawing>
-          <wp:inline distT="0" distB="0" distL="0" distR="0" wp14:anchorId="2DB5F583" wp14:editId="2E5E4E1B">
+          <wp:inline distT="0" distB="0" distL="0" distR="0" wp14:anchorId="2DB5F583" wp14:editId="68EB1989">
             <wp:extent cx="5663821" cy="3102756"/>
             <wp:effectExtent l="0" t="0" r="0" b="2540"/>
             <wp:docPr id="335996774" name="Рисунок 1"/>
@@ -12623,7 +13020,6 @@
           <w:bCs/>
           <w:sz w:val="28"/>
           <w:szCs w:val="28"/>
-          <w:lang w:val="en-US"/>
         </w:rPr>
       </w:pPr>
       <w:r>
@@ -12775,10 +13171,10 @@
                 <w:lang w:val="en-US"/>
               </w:rPr>
               <w:object w:dxaOrig="1939" w:dyaOrig="680" w14:anchorId="77F502F1">
-                <v:shape id="_x0000_i1043" type="#_x0000_t75" style="width:96.2pt;height:33.85pt" o:ole="">
+                <v:shape id="_x0000_i1043" type="#_x0000_t75" style="width:96.2pt;height:34pt" o:ole="">
                   <v:imagedata r:id="rId54" o:title=""/>
                 </v:shape>
-                <o:OLEObject Type="Embed" ProgID="Equation.DSMT4" ShapeID="_x0000_i1043" DrawAspect="Content" ObjectID="_1847377402" r:id="rId55"/>
+                <o:OLEObject Type="Embed" ProgID="Equation.DSMT4" ShapeID="_x0000_i1043" DrawAspect="Content" ObjectID="_1847879305" r:id="rId55"/>
               </w:object>
             </w:r>
             <w:r>
@@ -13047,10 +13443,10 @@
                 <w:szCs w:val="28"/>
               </w:rPr>
               <w:object w:dxaOrig="1960" w:dyaOrig="680" w14:anchorId="577CD808">
-                <v:shape id="_x0000_i1044" type="#_x0000_t75" style="width:97.5pt;height:33.75pt" o:ole="">
+                <v:shape id="_x0000_i1044" type="#_x0000_t75" style="width:97.35pt;height:34pt" o:ole="">
                   <v:imagedata r:id="rId56" o:title=""/>
                 </v:shape>
-                <o:OLEObject Type="Embed" ProgID="Equation.DSMT4" ShapeID="_x0000_i1044" DrawAspect="Content" ObjectID="_1847377403" r:id="rId57"/>
+                <o:OLEObject Type="Embed" ProgID="Equation.DSMT4" ShapeID="_x0000_i1044" DrawAspect="Content" ObjectID="_1847879306" r:id="rId57"/>
               </w:object>
             </w:r>
           </w:p>
@@ -13163,10 +13559,10 @@
                 <w:szCs w:val="28"/>
               </w:rPr>
               <w:object w:dxaOrig="1560" w:dyaOrig="360" w14:anchorId="75D42C9F">
-                <v:shape id="_x0000_i1045" type="#_x0000_t75" style="width:78pt;height:18pt" o:ole="">
+                <v:shape id="_x0000_i1045" type="#_x0000_t75" style="width:77.75pt;height:17.85pt" o:ole="">
                   <v:imagedata r:id="rId58" o:title=""/>
                 </v:shape>
-                <o:OLEObject Type="Embed" ProgID="Equation.DSMT4" ShapeID="_x0000_i1045" DrawAspect="Content" ObjectID="_1847377404" r:id="rId59"/>
+                <o:OLEObject Type="Embed" ProgID="Equation.DSMT4" ShapeID="_x0000_i1045" DrawAspect="Content" ObjectID="_1847879307" r:id="rId59"/>
               </w:object>
             </w:r>
             <w:r>
@@ -13332,10 +13728,10 @@
                 <w:szCs w:val="28"/>
               </w:rPr>
               <w:object w:dxaOrig="960" w:dyaOrig="680" w14:anchorId="194995A8">
-                <v:shape id="_x0000_i1046" type="#_x0000_t75" style="width:48pt;height:33.75pt" o:ole="">
+                <v:shape id="_x0000_i1046" type="#_x0000_t75" style="width:47.8pt;height:34pt" o:ole="">
                   <v:imagedata r:id="rId60" o:title=""/>
                 </v:shape>
-                <o:OLEObject Type="Embed" ProgID="Equation.DSMT4" ShapeID="_x0000_i1046" DrawAspect="Content" ObjectID="_1847377405" r:id="rId61"/>
+                <o:OLEObject Type="Embed" ProgID="Equation.DSMT4" ShapeID="_x0000_i1046" DrawAspect="Content" ObjectID="_1847879308" r:id="rId61"/>
               </w:object>
             </w:r>
             <w:r>
@@ -13628,10 +14024,10 @@
         <w:tblLook w:val="04A0" w:firstRow="1" w:lastRow="0" w:firstColumn="1" w:lastColumn="0" w:noHBand="0" w:noVBand="1"/>
       </w:tblPr>
       <w:tblGrid>
-        <w:gridCol w:w="2363"/>
-        <w:gridCol w:w="2672"/>
-        <w:gridCol w:w="2268"/>
-        <w:gridCol w:w="2324"/>
+        <w:gridCol w:w="2362"/>
+        <w:gridCol w:w="2676"/>
+        <w:gridCol w:w="2266"/>
+        <w:gridCol w:w="2323"/>
       </w:tblGrid>
       <w:tr>
         <w:tc>
@@ -13810,10 +14206,10 @@
                 <w:lang w:val="en-US"/>
               </w:rPr>
               <w:object w:dxaOrig="1640" w:dyaOrig="360" w14:anchorId="1EE898F0">
-                <v:shape id="_x0000_i1047" type="#_x0000_t75" style="width:82.5pt;height:18pt" o:ole="">
+                <v:shape id="_x0000_i1047" type="#_x0000_t75" style="width:82.35pt;height:17.85pt" o:ole="">
                   <v:imagedata r:id="rId62" o:title=""/>
                 </v:shape>
-                <o:OLEObject Type="Embed" ProgID="Equation.DSMT4" ShapeID="_x0000_i1047" DrawAspect="Content" ObjectID="_1847377406" r:id="rId63"/>
+                <o:OLEObject Type="Embed" ProgID="Equation.DSMT4" ShapeID="_x0000_i1047" DrawAspect="Content" ObjectID="_1847879309" r:id="rId63"/>
               </w:object>
             </w:r>
           </w:p>
@@ -13931,10 +14327,10 @@
                 <w:szCs w:val="24"/>
               </w:rPr>
               <w:object w:dxaOrig="1620" w:dyaOrig="360" w14:anchorId="19708454">
-                <v:shape id="_x0000_i1048" type="#_x0000_t75" style="width:80.25pt;height:18pt" o:ole="">
+                <v:shape id="_x0000_i1048" type="#_x0000_t75" style="width:80.05pt;height:17.85pt" o:ole="">
                   <v:imagedata r:id="rId64" o:title=""/>
                 </v:shape>
-                <o:OLEObject Type="Embed" ProgID="Equation.DSMT4" ShapeID="_x0000_i1048" DrawAspect="Content" ObjectID="_1847377407" r:id="rId65"/>
+                <o:OLEObject Type="Embed" ProgID="Equation.DSMT4" ShapeID="_x0000_i1048" DrawAspect="Content" ObjectID="_1847879310" r:id="rId65"/>
               </w:object>
             </w:r>
           </w:p>
@@ -14042,10 +14438,10 @@
                 <w:szCs w:val="24"/>
               </w:rPr>
               <w:object w:dxaOrig="2460" w:dyaOrig="440" w14:anchorId="65B0F920">
-                <v:shape id="_x0000_i1049" type="#_x0000_t75" style="width:123pt;height:21.75pt" o:ole="">
+                <v:shape id="_x0000_i1049" type="#_x0000_t75" style="width:123.25pt;height:21.9pt" o:ole="">
                   <v:imagedata r:id="rId66" o:title=""/>
                 </v:shape>
-                <o:OLEObject Type="Embed" ProgID="Equation.DSMT4" ShapeID="_x0000_i1049" DrawAspect="Content" ObjectID="_1847377408" r:id="rId67"/>
+                <o:OLEObject Type="Embed" ProgID="Equation.DSMT4" ShapeID="_x0000_i1049" DrawAspect="Content" ObjectID="_1847879311" r:id="rId67"/>
               </w:object>
             </w:r>
           </w:p>
@@ -14153,10 +14549,10 @@
                 <w:szCs w:val="24"/>
               </w:rPr>
               <w:object w:dxaOrig="2420" w:dyaOrig="440" w14:anchorId="5A5FABEE">
-                <v:shape id="_x0000_i1050" type="#_x0000_t75" style="width:120.75pt;height:21.75pt" o:ole="">
+                <v:shape id="_x0000_i1050" type="#_x0000_t75" style="width:120.95pt;height:21.9pt" o:ole="">
                   <v:imagedata r:id="rId68" o:title=""/>
                 </v:shape>
-                <o:OLEObject Type="Embed" ProgID="Equation.DSMT4" ShapeID="_x0000_i1050" DrawAspect="Content" ObjectID="_1847377409" r:id="rId69"/>
+                <o:OLEObject Type="Embed" ProgID="Equation.DSMT4" ShapeID="_x0000_i1050" DrawAspect="Content" ObjectID="_1847879312" r:id="rId69"/>
               </w:object>
             </w:r>
           </w:p>
@@ -15124,7 +15520,6 @@
           <w:bCs/>
           <w:sz w:val="28"/>
           <w:szCs w:val="28"/>
-          <w:lang w:val="en-US"/>
         </w:rPr>
       </w:pPr>
       <w:r>
@@ -15144,7 +15539,6 @@
           <w:bCs/>
           <w:sz w:val="28"/>
           <w:szCs w:val="28"/>
-          <w:lang w:val="en-US"/>
         </w:rPr>
         <w:t xml:space="preserve"> </w:t>
       </w:r>
@@ -15290,10 +15684,10 @@
                 <w:lang w:val="en-US"/>
               </w:rPr>
               <w:object w:dxaOrig="1180" w:dyaOrig="720" w14:anchorId="3A79AF13">
-                <v:shape id="_x0000_i1051" type="#_x0000_t75" style="width:58.5pt;height:36pt" o:ole="">
+                <v:shape id="_x0000_i1051" type="#_x0000_t75" style="width:58.75pt;height:36.3pt" o:ole="">
                   <v:imagedata r:id="rId71" o:title=""/>
                 </v:shape>
-                <o:OLEObject Type="Embed" ProgID="Equation.DSMT4" ShapeID="_x0000_i1051" DrawAspect="Content" ObjectID="_1847377410" r:id="rId72"/>
+                <o:OLEObject Type="Embed" ProgID="Equation.DSMT4" ShapeID="_x0000_i1051" DrawAspect="Content" ObjectID="_1847879313" r:id="rId72"/>
               </w:object>
             </w:r>
             <w:r>
@@ -15543,10 +15937,10 @@
                 <w:szCs w:val="28"/>
               </w:rPr>
               <w:object w:dxaOrig="3820" w:dyaOrig="440" w14:anchorId="73445D17">
-                <v:shape id="_x0000_i1052" type="#_x0000_t75" style="width:190.5pt;height:21.75pt" o:ole="">
+                <v:shape id="_x0000_i1052" type="#_x0000_t75" style="width:190.65pt;height:21.9pt" o:ole="">
                   <v:imagedata r:id="rId73" o:title=""/>
                 </v:shape>
-                <o:OLEObject Type="Embed" ProgID="Equation.DSMT4" ShapeID="_x0000_i1052" DrawAspect="Content" ObjectID="_1847377411" r:id="rId74"/>
+                <o:OLEObject Type="Embed" ProgID="Equation.DSMT4" ShapeID="_x0000_i1052" DrawAspect="Content" ObjectID="_1847879314" r:id="rId74"/>
               </w:object>
             </w:r>
             <w:r>
@@ -15891,7 +16285,6 @@
           <w:bCs/>
           <w:sz w:val="28"/>
           <w:szCs w:val="28"/>
-          <w:lang w:val="en-US"/>
         </w:rPr>
       </w:pPr>
       <w:r>
@@ -16165,10 +16558,10 @@
                 <w:szCs w:val="28"/>
               </w:rPr>
               <w:object w:dxaOrig="1780" w:dyaOrig="360" w14:anchorId="6AA02937">
-                <v:shape id="_x0000_i1053" type="#_x0000_t75" style="width:88.5pt;height:18pt" o:ole="">
+                <v:shape id="_x0000_i1053" type="#_x0000_t75" style="width:88.7pt;height:17.85pt" o:ole="">
                   <v:imagedata r:id="rId75" o:title=""/>
                 </v:shape>
-                <o:OLEObject Type="Embed" ProgID="Equation.DSMT4" ShapeID="_x0000_i1053" DrawAspect="Content" ObjectID="_1847377412" r:id="rId76"/>
+                <o:OLEObject Type="Embed" ProgID="Equation.DSMT4" ShapeID="_x0000_i1053" DrawAspect="Content" ObjectID="_1847879315" r:id="rId76"/>
               </w:object>
             </w:r>
           </w:p>
@@ -16378,10 +16771,10 @@
                 <w:szCs w:val="28"/>
               </w:rPr>
               <w:object w:dxaOrig="2079" w:dyaOrig="360" w14:anchorId="46AEF671">
-                <v:shape id="_x0000_i1054" type="#_x0000_t75" style="width:103.5pt;height:18pt" o:ole="">
+                <v:shape id="_x0000_i1054" type="#_x0000_t75" style="width:103.7pt;height:17.85pt" o:ole="">
                   <v:imagedata r:id="rId77" o:title=""/>
                 </v:shape>
-                <o:OLEObject Type="Embed" ProgID="Equation.DSMT4" ShapeID="_x0000_i1054" DrawAspect="Content" ObjectID="_1847377413" r:id="rId78"/>
+                <o:OLEObject Type="Embed" ProgID="Equation.DSMT4" ShapeID="_x0000_i1054" DrawAspect="Content" ObjectID="_1847879316" r:id="rId78"/>
               </w:object>
             </w:r>
           </w:p>
@@ -16457,10 +16850,10 @@
           <w:lang w:val="en-US"/>
         </w:rPr>
         <w:object w:dxaOrig="1460" w:dyaOrig="360" w14:anchorId="3AA6288C">
-          <v:shape id="_x0000_i1055" type="#_x0000_t75" style="width:72.75pt;height:18pt" o:ole="">
+          <v:shape id="_x0000_i1055" type="#_x0000_t75" style="width:72.6pt;height:17.85pt" o:ole="">
             <v:imagedata r:id="rId79" o:title=""/>
           </v:shape>
-          <o:OLEObject Type="Embed" ProgID="Equation.DSMT4" ShapeID="_x0000_i1055" DrawAspect="Content" ObjectID="_1847377414" r:id="rId80"/>
+          <o:OLEObject Type="Embed" ProgID="Equation.DSMT4" ShapeID="_x0000_i1055" DrawAspect="Content" ObjectID="_1847879317" r:id="rId80"/>
         </w:object>
       </w:r>
       <w:r>
@@ -16601,10 +16994,10 @@
                 <w:szCs w:val="28"/>
               </w:rPr>
               <w:object w:dxaOrig="2060" w:dyaOrig="700" w14:anchorId="26A87F2E">
-                <v:shape id="_x0000_i1056" type="#_x0000_t75" style="width:102.75pt;height:35.25pt" o:ole="">
+                <v:shape id="_x0000_i1056" type="#_x0000_t75" style="width:102.55pt;height:35.15pt" o:ole="">
                   <v:imagedata r:id="rId81" o:title=""/>
                 </v:shape>
-                <o:OLEObject Type="Embed" ProgID="Equation.DSMT4" ShapeID="_x0000_i1056" DrawAspect="Content" ObjectID="_1847377415" r:id="rId82"/>
+                <o:OLEObject Type="Embed" ProgID="Equation.DSMT4" ShapeID="_x0000_i1056" DrawAspect="Content" ObjectID="_1847879318" r:id="rId82"/>
               </w:object>
             </w:r>
           </w:p>
@@ -16764,10 +17157,10 @@
                 <w:lang w:val="en-US"/>
               </w:rPr>
               <w:object w:dxaOrig="2140" w:dyaOrig="680" w14:anchorId="5ED17B9B">
-                <v:shape id="_x0000_i1057" type="#_x0000_t75" style="width:107.25pt;height:33.75pt" o:ole="">
+                <v:shape id="_x0000_i1057" type="#_x0000_t75" style="width:107.15pt;height:34pt" o:ole="">
                   <v:imagedata r:id="rId83" o:title=""/>
                 </v:shape>
-                <o:OLEObject Type="Embed" ProgID="Equation.DSMT4" ShapeID="_x0000_i1057" DrawAspect="Content" ObjectID="_1847377416" r:id="rId84"/>
+                <o:OLEObject Type="Embed" ProgID="Equation.DSMT4" ShapeID="_x0000_i1057" DrawAspect="Content" ObjectID="_1847879319" r:id="rId84"/>
               </w:object>
             </w:r>
           </w:p>
@@ -16930,7 +17323,7 @@
         </w:rPr>
         <w:lastRenderedPageBreak/>
         <w:drawing>
-          <wp:inline distT="0" distB="0" distL="0" distR="0" wp14:anchorId="59469FEE" wp14:editId="2A88FF71">
+          <wp:inline distT="0" distB="0" distL="0" distR="0" wp14:anchorId="59469FEE" wp14:editId="2D2B15AB">
             <wp:extent cx="5618162" cy="3070747"/>
             <wp:effectExtent l="0" t="0" r="1905" b="0"/>
             <wp:docPr id="257626560" name="Рисунок 3"/>
@@ -17557,9 +17950,9 @@
         <w:tblLook w:val="04A0" w:firstRow="1" w:lastRow="0" w:firstColumn="1" w:lastColumn="0" w:noHBand="0" w:noVBand="1"/>
       </w:tblPr>
       <w:tblGrid>
-        <w:gridCol w:w="2147"/>
-        <w:gridCol w:w="5105"/>
-        <w:gridCol w:w="2385"/>
+        <w:gridCol w:w="2144"/>
+        <w:gridCol w:w="5110"/>
+        <w:gridCol w:w="2383"/>
       </w:tblGrid>
       <w:tr>
         <w:tc>
@@ -17603,10 +17996,10 @@
                 <w:szCs w:val="28"/>
               </w:rPr>
               <w:object w:dxaOrig="1920" w:dyaOrig="400" w14:anchorId="6BD054EA">
-                <v:shape id="_x0000_i1058" type="#_x0000_t75" style="width:96pt;height:20.25pt" o:ole="">
+                <v:shape id="_x0000_i1058" type="#_x0000_t75" style="width:96.2pt;height:20.15pt" o:ole="">
                   <v:imagedata r:id="rId86" o:title=""/>
                 </v:shape>
-                <o:OLEObject Type="Embed" ProgID="Equation.DSMT4" ShapeID="_x0000_i1058" DrawAspect="Content" ObjectID="_1847377417" r:id="rId87"/>
+                <o:OLEObject Type="Embed" ProgID="Equation.DSMT4" ShapeID="_x0000_i1058" DrawAspect="Content" ObjectID="_1847879320" r:id="rId87"/>
               </w:object>
             </w:r>
             <w:r>
@@ -17688,10 +18081,10 @@
                 <w:lang w:val="en-US"/>
               </w:rPr>
               <w:object w:dxaOrig="2840" w:dyaOrig="440" w14:anchorId="4E49E19B">
-                <v:shape id="_x0000_i1059" type="#_x0000_t75" style="width:142.5pt;height:21.75pt" o:ole="">
+                <v:shape id="_x0000_i1059" type="#_x0000_t75" style="width:142.85pt;height:21.9pt" o:ole="">
                   <v:imagedata r:id="rId88" o:title=""/>
                 </v:shape>
-                <o:OLEObject Type="Embed" ProgID="Equation.DSMT4" ShapeID="_x0000_i1059" DrawAspect="Content" ObjectID="_1847377418" r:id="rId89"/>
+                <o:OLEObject Type="Embed" ProgID="Equation.DSMT4" ShapeID="_x0000_i1059" DrawAspect="Content" ObjectID="_1847879321" r:id="rId89"/>
               </w:object>
             </w:r>
             <w:r>
@@ -17773,10 +18166,10 @@
                 <w:lang w:val="en-US"/>
               </w:rPr>
               <w:object w:dxaOrig="2920" w:dyaOrig="400" w14:anchorId="4CCD6FE5">
-                <v:shape id="_x0000_i1060" type="#_x0000_t75" style="width:144.75pt;height:20.25pt" o:ole="">
+                <v:shape id="_x0000_i1060" type="#_x0000_t75" style="width:144.6pt;height:20.15pt" o:ole="">
                   <v:imagedata r:id="rId90" o:title=""/>
                 </v:shape>
-                <o:OLEObject Type="Embed" ProgID="Equation.DSMT4" ShapeID="_x0000_i1060" DrawAspect="Content" ObjectID="_1847377419" r:id="rId91"/>
+                <o:OLEObject Type="Embed" ProgID="Equation.DSMT4" ShapeID="_x0000_i1060" DrawAspect="Content" ObjectID="_1847879322" r:id="rId91"/>
               </w:object>
             </w:r>
             <w:r>
@@ -17857,10 +18250,10 @@
                 <w:szCs w:val="28"/>
               </w:rPr>
               <w:object w:dxaOrig="4180" w:dyaOrig="680" w14:anchorId="0E0C89C5">
-                <v:shape id="_x0000_i1061" type="#_x0000_t75" style="width:209.25pt;height:33.75pt" o:ole="">
+                <v:shape id="_x0000_i1061" type="#_x0000_t75" style="width:209.1pt;height:34pt" o:ole="">
                   <v:imagedata r:id="rId92" o:title=""/>
                 </v:shape>
-                <o:OLEObject Type="Embed" ProgID="Equation.DSMT4" ShapeID="_x0000_i1061" DrawAspect="Content" ObjectID="_1847377420" r:id="rId93"/>
+                <o:OLEObject Type="Embed" ProgID="Equation.DSMT4" ShapeID="_x0000_i1061" DrawAspect="Content" ObjectID="_1847879323" r:id="rId93"/>
               </w:object>
             </w:r>
           </w:p>
@@ -18170,10 +18563,10 @@
                 <w:szCs w:val="24"/>
               </w:rPr>
               <w:object w:dxaOrig="1500" w:dyaOrig="360" w14:anchorId="5C69D783">
-                <v:shape id="_x0000_i1062" type="#_x0000_t75" style="width:75pt;height:18pt" o:ole="">
+                <v:shape id="_x0000_i1062" type="#_x0000_t75" style="width:74.9pt;height:17.85pt" o:ole="">
                   <v:imagedata r:id="rId94" o:title=""/>
                 </v:shape>
-                <o:OLEObject Type="Embed" ProgID="Equation.DSMT4" ShapeID="_x0000_i1062" DrawAspect="Content" ObjectID="_1847377421" r:id="rId95"/>
+                <o:OLEObject Type="Embed" ProgID="Equation.DSMT4" ShapeID="_x0000_i1062" DrawAspect="Content" ObjectID="_1847879324" r:id="rId95"/>
               </w:object>
             </w:r>
           </w:p>
@@ -18288,10 +18681,10 @@
                 <w:szCs w:val="24"/>
               </w:rPr>
               <w:object w:dxaOrig="1540" w:dyaOrig="360" w14:anchorId="3040466C">
-                <v:shape id="_x0000_i1063" type="#_x0000_t75" style="width:77.25pt;height:18pt" o:ole="">
+                <v:shape id="_x0000_i1063" type="#_x0000_t75" style="width:77.2pt;height:17.85pt" o:ole="">
                   <v:imagedata r:id="rId96" o:title=""/>
                 </v:shape>
-                <o:OLEObject Type="Embed" ProgID="Equation.DSMT4" ShapeID="_x0000_i1063" DrawAspect="Content" ObjectID="_1847377422" r:id="rId97"/>
+                <o:OLEObject Type="Embed" ProgID="Equation.DSMT4" ShapeID="_x0000_i1063" DrawAspect="Content" ObjectID="_1847879325" r:id="rId97"/>
               </w:object>
             </w:r>
             <w:r>
@@ -18320,10 +18713,10 @@
                 <w:lang w:val="en-US"/>
               </w:rPr>
               <w:object w:dxaOrig="1480" w:dyaOrig="400" w14:anchorId="2D2BC0DB">
-                <v:shape id="_x0000_i1064" type="#_x0000_t75" style="width:75pt;height:20.25pt" o:ole="">
+                <v:shape id="_x0000_i1064" type="#_x0000_t75" style="width:74.9pt;height:20.15pt" o:ole="">
                   <v:imagedata r:id="rId98" o:title=""/>
                 </v:shape>
-                <o:OLEObject Type="Embed" ProgID="Equation.DSMT4" ShapeID="_x0000_i1064" DrawAspect="Content" ObjectID="_1847377423" r:id="rId99"/>
+                <o:OLEObject Type="Embed" ProgID="Equation.DSMT4" ShapeID="_x0000_i1064" DrawAspect="Content" ObjectID="_1847879326" r:id="rId99"/>
               </w:object>
             </w:r>
           </w:p>
@@ -18436,10 +18829,10 @@
                 <w:szCs w:val="24"/>
               </w:rPr>
               <w:object w:dxaOrig="2000" w:dyaOrig="400" w14:anchorId="77DAF3F7">
-                <v:shape id="_x0000_i1065" type="#_x0000_t75" style="width:100.5pt;height:20.25pt" o:ole="">
+                <v:shape id="_x0000_i1065" type="#_x0000_t75" style="width:100.2pt;height:20.15pt" o:ole="">
                   <v:imagedata r:id="rId100" o:title=""/>
                 </v:shape>
-                <o:OLEObject Type="Embed" ProgID="Equation.DSMT4" ShapeID="_x0000_i1065" DrawAspect="Content" ObjectID="_1847377424" r:id="rId101"/>
+                <o:OLEObject Type="Embed" ProgID="Equation.DSMT4" ShapeID="_x0000_i1065" DrawAspect="Content" ObjectID="_1847879327" r:id="rId101"/>
               </w:object>
             </w:r>
           </w:p>
@@ -18552,10 +18945,10 @@
                 <w:szCs w:val="24"/>
               </w:rPr>
               <w:object w:dxaOrig="1780" w:dyaOrig="360" w14:anchorId="6B6620D0">
-                <v:shape id="_x0000_i1066" type="#_x0000_t75" style="width:88.5pt;height:18pt" o:ole="">
+                <v:shape id="_x0000_i1066" type="#_x0000_t75" style="width:88.7pt;height:17.85pt" o:ole="">
                   <v:imagedata r:id="rId102" o:title=""/>
                 </v:shape>
-                <o:OLEObject Type="Embed" ProgID="Equation.DSMT4" ShapeID="_x0000_i1066" DrawAspect="Content" ObjectID="_1847377425" r:id="rId103"/>
+                <o:OLEObject Type="Embed" ProgID="Equation.DSMT4" ShapeID="_x0000_i1066" DrawAspect="Content" ObjectID="_1847879328" r:id="rId103"/>
               </w:object>
             </w:r>
           </w:p>
@@ -19098,10 +19491,10 @@
                 <w:lang w:val="en-US"/>
               </w:rPr>
               <w:object w:dxaOrig="1719" w:dyaOrig="360" w14:anchorId="6BF22C0A">
-                <v:shape id="_x0000_i1067" type="#_x0000_t75" style="width:86.25pt;height:18.75pt" o:ole="">
+                <v:shape id="_x0000_i1067" type="#_x0000_t75" style="width:86.4pt;height:19pt" o:ole="">
                   <v:imagedata r:id="rId104" o:title=""/>
                 </v:shape>
-                <o:OLEObject Type="Embed" ProgID="Equation.DSMT4" ShapeID="_x0000_i1067" DrawAspect="Content" ObjectID="_1847377426" r:id="rId105"/>
+                <o:OLEObject Type="Embed" ProgID="Equation.DSMT4" ShapeID="_x0000_i1067" DrawAspect="Content" ObjectID="_1847879329" r:id="rId105"/>
               </w:object>
             </w:r>
             <w:r>
@@ -19224,10 +19617,10 @@
                 <w:lang w:val="en-US"/>
               </w:rPr>
               <w:object w:dxaOrig="1939" w:dyaOrig="360" w14:anchorId="1374F71D">
-                <v:shape id="_x0000_i1068" type="#_x0000_t75" style="width:97.5pt;height:18.75pt" o:ole="">
+                <v:shape id="_x0000_i1068" type="#_x0000_t75" style="width:97.35pt;height:19pt" o:ole="">
                   <v:imagedata r:id="rId106" o:title=""/>
                 </v:shape>
-                <o:OLEObject Type="Embed" ProgID="Equation.DSMT4" ShapeID="_x0000_i1068" DrawAspect="Content" ObjectID="_1847377427" r:id="rId107"/>
+                <o:OLEObject Type="Embed" ProgID="Equation.DSMT4" ShapeID="_x0000_i1068" DrawAspect="Content" ObjectID="_1847879330" r:id="rId107"/>
               </w:object>
             </w:r>
             <w:r>
@@ -19392,10 +19785,10 @@
                 <w:szCs w:val="28"/>
               </w:rPr>
               <w:object w:dxaOrig="1420" w:dyaOrig="920" w14:anchorId="3B1F457E">
-                <v:shape id="_x0000_i1069" type="#_x0000_t75" style="width:71.25pt;height:45.75pt" o:ole="">
+                <v:shape id="_x0000_i1069" type="#_x0000_t75" style="width:71.4pt;height:45.5pt" o:ole="">
                   <v:imagedata r:id="rId108" o:title=""/>
                 </v:shape>
-                <o:OLEObject Type="Embed" ProgID="Equation.DSMT4" ShapeID="_x0000_i1069" DrawAspect="Content" ObjectID="_1847377428" r:id="rId109"/>
+                <o:OLEObject Type="Embed" ProgID="Equation.DSMT4" ShapeID="_x0000_i1069" DrawAspect="Content" ObjectID="_1847879331" r:id="rId109"/>
               </w:object>
             </w:r>
             <w:r>
@@ -19587,10 +19980,10 @@
                 <w:lang w:val="en-US"/>
               </w:rPr>
               <w:object w:dxaOrig="2400" w:dyaOrig="400" w14:anchorId="01FEE904">
-                <v:shape id="_x0000_i1070" type="#_x0000_t75" style="width:120pt;height:19.5pt" o:ole="">
+                <v:shape id="_x0000_i1070" type="#_x0000_t75" style="width:119.8pt;height:19.6pt" o:ole="">
                   <v:imagedata r:id="rId110" o:title=""/>
                 </v:shape>
-                <o:OLEObject Type="Embed" ProgID="Equation.DSMT4" ShapeID="_x0000_i1070" DrawAspect="Content" ObjectID="_1847377429" r:id="rId111"/>
+                <o:OLEObject Type="Embed" ProgID="Equation.DSMT4" ShapeID="_x0000_i1070" DrawAspect="Content" ObjectID="_1847879332" r:id="rId111"/>
               </w:object>
             </w:r>
             <w:r>
@@ -20730,9 +21123,9 @@
         <w:tblLook w:val="04A0" w:firstRow="1" w:lastRow="0" w:firstColumn="1" w:lastColumn="0" w:noHBand="0" w:noVBand="1"/>
       </w:tblPr>
       <w:tblGrid>
-        <w:gridCol w:w="3019"/>
-        <w:gridCol w:w="3556"/>
-        <w:gridCol w:w="3062"/>
+        <w:gridCol w:w="3017"/>
+        <w:gridCol w:w="3560"/>
+        <w:gridCol w:w="3060"/>
       </w:tblGrid>
       <w:tr>
         <w:tc>
@@ -20775,10 +21168,10 @@
                 <w:szCs w:val="28"/>
               </w:rPr>
               <w:object w:dxaOrig="3340" w:dyaOrig="680" w14:anchorId="26677E7C">
-                <v:shape id="_x0000_i1071" type="#_x0000_t75" style="width:167.1pt;height:33.85pt" o:ole="">
+                <v:shape id="_x0000_i1071" type="#_x0000_t75" style="width:167.05pt;height:34pt" o:ole="">
                   <v:imagedata r:id="rId113" o:title=""/>
                 </v:shape>
-                <o:OLEObject Type="Embed" ProgID="Equation.DSMT4" ShapeID="_x0000_i1071" DrawAspect="Content" ObjectID="_1847377430" r:id="rId114"/>
+                <o:OLEObject Type="Embed" ProgID="Equation.DSMT4" ShapeID="_x0000_i1071" DrawAspect="Content" ObjectID="_1847879333" r:id="rId114"/>
               </w:object>
             </w:r>
           </w:p>
@@ -20919,10 +21312,10 @@
                 <w:lang w:val="en-US"/>
               </w:rPr>
               <w:object w:dxaOrig="1420" w:dyaOrig="700" w14:anchorId="0A73D889">
-                <v:shape id="_x0000_i1072" type="#_x0000_t75" style="width:71.45pt;height:34.95pt" o:ole="">
+                <v:shape id="_x0000_i1072" type="#_x0000_t75" style="width:71.4pt;height:35.15pt" o:ole="">
                   <v:imagedata r:id="rId115" o:title=""/>
                 </v:shape>
-                <o:OLEObject Type="Embed" ProgID="Equation.DSMT4" ShapeID="_x0000_i1072" DrawAspect="Content" ObjectID="_1847377431" r:id="rId116"/>
+                <o:OLEObject Type="Embed" ProgID="Equation.DSMT4" ShapeID="_x0000_i1072" DrawAspect="Content" ObjectID="_1847879334" r:id="rId116"/>
               </w:object>
             </w:r>
             <w:r>
@@ -21321,7 +21714,7 @@
         </w:rPr>
         <w:lastRenderedPageBreak/>
         <w:drawing>
-          <wp:inline distT="0" distB="0" distL="0" distR="0" wp14:anchorId="42EF3E0B" wp14:editId="4DE920CE">
+          <wp:inline distT="0" distB="0" distL="0" distR="0" wp14:anchorId="42EF3E0B" wp14:editId="1EA7F9E9">
             <wp:extent cx="6119495" cy="4764215"/>
             <wp:effectExtent l="0" t="0" r="0" b="0"/>
             <wp:docPr id="1184336030" name="Рисунок 3"/>
@@ -21898,7 +22291,7 @@
           <w:noProof/>
         </w:rPr>
         <w:drawing>
-          <wp:inline distT="0" distB="0" distL="0" distR="0" wp14:anchorId="2764881A" wp14:editId="57A0832A">
+          <wp:inline distT="0" distB="0" distL="0" distR="0" wp14:anchorId="2764881A" wp14:editId="3482F2C3">
             <wp:extent cx="5595582" cy="3349615"/>
             <wp:effectExtent l="0" t="0" r="5715" b="3810"/>
             <wp:docPr id="2032837814" name="Рисунок 2"/>
@@ -23145,23 +23538,7 @@
           <w:sz w:val="28"/>
           <w:szCs w:val="28"/>
         </w:rPr>
-        <w:t>модели</w:t>
-      </w:r>
-      <w:r>
-        <w:rPr>
-          <w:rFonts w:ascii="Times New Roman" w:hAnsi="Times New Roman" w:cs="Times New Roman"/>
-          <w:sz w:val="28"/>
-          <w:szCs w:val="28"/>
-        </w:rPr>
-        <w:t xml:space="preserve">, </w:t>
-      </w:r>
-      <w:r>
-        <w:rPr>
-          <w:rFonts w:ascii="Times New Roman" w:hAnsi="Times New Roman" w:cs="Times New Roman"/>
-          <w:sz w:val="28"/>
-          <w:szCs w:val="28"/>
-        </w:rPr>
-        <w:t>основанные на данных</w:t>
+        <w:t>модели, основанные на данных</w:t>
       </w:r>
       <w:commentRangeEnd w:id="26"/>
       <w:r>
@@ -23372,10 +23749,10 @@
                 <w:szCs w:val="28"/>
               </w:rPr>
               <w:object w:dxaOrig="1600" w:dyaOrig="360" w14:anchorId="1F5AAED1">
-                <v:shape id="_x0000_i1073" type="#_x0000_t75" style="width:80.05pt;height:18.25pt" o:ole="">
+                <v:shape id="_x0000_i1073" type="#_x0000_t75" style="width:80.05pt;height:18.45pt" o:ole="">
                   <v:imagedata r:id="rId119" o:title=""/>
                 </v:shape>
-                <o:OLEObject Type="Embed" ProgID="Equation.DSMT4" ShapeID="_x0000_i1073" DrawAspect="Content" ObjectID="_1847377432" r:id="rId120"/>
+                <o:OLEObject Type="Embed" ProgID="Equation.DSMT4" ShapeID="_x0000_i1073" DrawAspect="Content" ObjectID="_1847879335" r:id="rId120"/>
               </w:object>
             </w:r>
             <w:r>
@@ -23610,10 +23987,10 @@
                 <w:szCs w:val="28"/>
               </w:rPr>
               <w:object w:dxaOrig="1820" w:dyaOrig="400" w14:anchorId="48F6F974">
-                <v:shape id="_x0000_i1074" type="#_x0000_t75" style="width:90.8pt;height:19.35pt" o:ole="">
+                <v:shape id="_x0000_i1074" type="#_x0000_t75" style="width:91pt;height:19.6pt" o:ole="">
                   <v:imagedata r:id="rId121" o:title=""/>
                 </v:shape>
-                <o:OLEObject Type="Embed" ProgID="Equation.DSMT4" ShapeID="_x0000_i1074" DrawAspect="Content" ObjectID="_1847377433" r:id="rId122"/>
+                <o:OLEObject Type="Embed" ProgID="Equation.DSMT4" ShapeID="_x0000_i1074" DrawAspect="Content" ObjectID="_1847879336" r:id="rId122"/>
               </w:object>
             </w:r>
           </w:p>
@@ -23746,10 +24123,10 @@
                 <w:lang w:val="en-US"/>
               </w:rPr>
               <w:object w:dxaOrig="2180" w:dyaOrig="380" w14:anchorId="2CE89B80">
-                <v:shape id="_x0000_i1075" type="#_x0000_t75" style="width:109.05pt;height:18.8pt" o:ole="">
+                <v:shape id="_x0000_i1075" type="#_x0000_t75" style="width:108.85pt;height:19pt" o:ole="">
                   <v:imagedata r:id="rId123" o:title=""/>
                 </v:shape>
-                <o:OLEObject Type="Embed" ProgID="Equation.DSMT4" ShapeID="_x0000_i1075" DrawAspect="Content" ObjectID="_1847377434" r:id="rId124"/>
+                <o:OLEObject Type="Embed" ProgID="Equation.DSMT4" ShapeID="_x0000_i1075" DrawAspect="Content" ObjectID="_1847879337" r:id="rId124"/>
               </w:object>
             </w:r>
           </w:p>
@@ -24004,10 +24381,10 @@
                 <w:szCs w:val="28"/>
               </w:rPr>
               <w:object w:dxaOrig="960" w:dyaOrig="680" w14:anchorId="67EDE240">
-                <v:shape id="_x0000_i1076" type="#_x0000_t75" style="width:48.35pt;height:33.85pt" o:ole="">
+                <v:shape id="_x0000_i1076" type="#_x0000_t75" style="width:48.4pt;height:34pt" o:ole="">
                   <v:imagedata r:id="rId125" o:title=""/>
                 </v:shape>
-                <o:OLEObject Type="Embed" ProgID="Equation.DSMT4" ShapeID="_x0000_i1076" DrawAspect="Content" ObjectID="_1847377435" r:id="rId126"/>
+                <o:OLEObject Type="Embed" ProgID="Equation.DSMT4" ShapeID="_x0000_i1076" DrawAspect="Content" ObjectID="_1847879338" r:id="rId126"/>
               </w:object>
             </w:r>
             <w:r>
@@ -24188,10 +24565,10 @@
                 <w:lang w:val="en-US"/>
               </w:rPr>
               <w:object w:dxaOrig="4480" w:dyaOrig="680" w14:anchorId="07757181">
-                <v:shape id="_x0000_i1077" type="#_x0000_t75" style="width:224.05pt;height:33.85pt" o:ole="">
+                <v:shape id="_x0000_i1077" type="#_x0000_t75" style="width:224.05pt;height:34pt" o:ole="">
                   <v:imagedata r:id="rId127" o:title=""/>
                 </v:shape>
-                <o:OLEObject Type="Embed" ProgID="Equation.DSMT4" ShapeID="_x0000_i1077" DrawAspect="Content" ObjectID="_1847377436" r:id="rId128"/>
+                <o:OLEObject Type="Embed" ProgID="Equation.DSMT4" ShapeID="_x0000_i1077" DrawAspect="Content" ObjectID="_1847879339" r:id="rId128"/>
               </w:object>
             </w:r>
             <w:r>
@@ -24536,10 +24913,10 @@
                 <w:szCs w:val="28"/>
               </w:rPr>
               <w:object w:dxaOrig="2020" w:dyaOrig="400" w14:anchorId="39807963">
-                <v:shape id="_x0000_i1078" type="#_x0000_t75" style="width:101.55pt;height:19.35pt" o:ole="">
+                <v:shape id="_x0000_i1078" type="#_x0000_t75" style="width:101.4pt;height:19.6pt" o:ole="">
                   <v:imagedata r:id="rId129" o:title=""/>
                 </v:shape>
-                <o:OLEObject Type="Embed" ProgID="Equation.DSMT4" ShapeID="_x0000_i1078" DrawAspect="Content" ObjectID="_1847377437" r:id="rId130"/>
+                <o:OLEObject Type="Embed" ProgID="Equation.DSMT4" ShapeID="_x0000_i1078" DrawAspect="Content" ObjectID="_1847879340" r:id="rId130"/>
               </w:object>
             </w:r>
             <w:r>
@@ -24559,10 +24936,10 @@
                 <w:lang w:val="en-US"/>
               </w:rPr>
               <w:object w:dxaOrig="1500" w:dyaOrig="400" w14:anchorId="10BD8E54">
-                <v:shape id="_x0000_i1079" type="#_x0000_t75" style="width:74.7pt;height:19.35pt" o:ole="">
+                <v:shape id="_x0000_i1079" type="#_x0000_t75" style="width:74.9pt;height:19.6pt" o:ole="">
                   <v:imagedata r:id="rId131" o:title=""/>
                 </v:shape>
-                <o:OLEObject Type="Embed" ProgID="Equation.DSMT4" ShapeID="_x0000_i1079" DrawAspect="Content" ObjectID="_1847377438" r:id="rId132"/>
+                <o:OLEObject Type="Embed" ProgID="Equation.DSMT4" ShapeID="_x0000_i1079" DrawAspect="Content" ObjectID="_1847879341" r:id="rId132"/>
               </w:object>
             </w:r>
             <w:r>
@@ -24986,17 +25363,7 @@
           <w:sz w:val="28"/>
           <w:szCs w:val="28"/>
         </w:rPr>
-        <w:t>а основе больших массивов</w:t>
-      </w:r>
-      <w:r>
-        <w:rPr>
-          <w:rFonts w:ascii="Times New Roman" w:hAnsi="Times New Roman" w:cs="Times New Roman"/>
-          <w:b/>
-          <w:bCs/>
-          <w:sz w:val="28"/>
-          <w:szCs w:val="28"/>
-        </w:rPr>
-        <w:t xml:space="preserve"> </w:t>
+        <w:t xml:space="preserve">а основе больших массивов </w:t>
       </w:r>
       <w:r>
         <w:rPr>
@@ -25213,10 +25580,10 @@
                 <w:szCs w:val="28"/>
               </w:rPr>
               <w:object w:dxaOrig="3300" w:dyaOrig="400" w14:anchorId="31B7E932">
-                <v:shape id="_x0000_i1080" type="#_x0000_t75" style="width:165.5pt;height:19.35pt" o:ole="">
+                <v:shape id="_x0000_i1080" type="#_x0000_t75" style="width:165.3pt;height:19.6pt" o:ole="">
                   <v:imagedata r:id="rId133" o:title=""/>
                 </v:shape>
-                <o:OLEObject Type="Embed" ProgID="Equation.DSMT4" ShapeID="_x0000_i1080" DrawAspect="Content" ObjectID="_1847377439" r:id="rId134"/>
+                <o:OLEObject Type="Embed" ProgID="Equation.DSMT4" ShapeID="_x0000_i1080" DrawAspect="Content" ObjectID="_1847879342" r:id="rId134"/>
               </w:object>
             </w:r>
             <w:r>
@@ -26439,10 +26806,10 @@
                 <w:lang w:val="en-US"/>
               </w:rPr>
               <w:object w:dxaOrig="2060" w:dyaOrig="700" w14:anchorId="4BA5526F">
-                <v:shape id="_x0000_i1081" type="#_x0000_t75" style="width:103.15pt;height:34.95pt" o:ole="">
+                <v:shape id="_x0000_i1081" type="#_x0000_t75" style="width:103.1pt;height:35.15pt" o:ole="">
                   <v:imagedata r:id="rId135" o:title=""/>
                 </v:shape>
-                <o:OLEObject Type="Embed" ProgID="Equation.DSMT4" ShapeID="_x0000_i1081" DrawAspect="Content" ObjectID="_1847377440" r:id="rId136"/>
+                <o:OLEObject Type="Embed" ProgID="Equation.DSMT4" ShapeID="_x0000_i1081" DrawAspect="Content" ObjectID="_1847879343" r:id="rId136"/>
               </w:object>
             </w:r>
             <w:r>
@@ -26688,10 +27055,10 @@
                 <w:lang w:val="en-US"/>
               </w:rPr>
               <w:object w:dxaOrig="2140" w:dyaOrig="680" w14:anchorId="35469FDA">
-                <v:shape id="_x0000_i1082" type="#_x0000_t75" style="width:106.95pt;height:33.85pt" o:ole="">
+                <v:shape id="_x0000_i1082" type="#_x0000_t75" style="width:107.15pt;height:34pt" o:ole="">
                   <v:imagedata r:id="rId137" o:title=""/>
                 </v:shape>
-                <o:OLEObject Type="Embed" ProgID="Equation.DSMT4" ShapeID="_x0000_i1082" DrawAspect="Content" ObjectID="_1847377441" r:id="rId138"/>
+                <o:OLEObject Type="Embed" ProgID="Equation.DSMT4" ShapeID="_x0000_i1082" DrawAspect="Content" ObjectID="_1847879344" r:id="rId138"/>
               </w:object>
             </w:r>
             <w:r>
@@ -26748,6 +27115,7 @@
           <w:sz w:val="28"/>
           <w:szCs w:val="28"/>
         </w:rPr>
+        <w:lastRenderedPageBreak/>
         <w:t xml:space="preserve">Достоинство такого подхода состоит в том, что он опирается на параметр, имеющий ясную физическую интерпретацию. Недостаток — в необходимости устойчивой и быстрой идентификации </w:t>
       </w:r>
       <w:r>
@@ -29723,10 +30091,10 @@
                 <w:lang w:val="en-US"/>
               </w:rPr>
               <w:object w:dxaOrig="1820" w:dyaOrig="320" w14:anchorId="353B5B00">
-                <v:shape id="_x0000_i1083" type="#_x0000_t75" style="width:90.8pt;height:15.6pt" o:ole="">
+                <v:shape id="_x0000_i1083" type="#_x0000_t75" style="width:91pt;height:15.55pt" o:ole="">
                   <v:imagedata r:id="rId143" o:title=""/>
                 </v:shape>
-                <o:OLEObject Type="Embed" ProgID="Equation.DSMT4" ShapeID="_x0000_i1083" DrawAspect="Content" ObjectID="_1847377442" r:id="rId144"/>
+                <o:OLEObject Type="Embed" ProgID="Equation.DSMT4" ShapeID="_x0000_i1083" DrawAspect="Content" ObjectID="_1847879345" r:id="rId144"/>
               </w:object>
             </w:r>
             <w:r>
@@ -29746,10 +30114,10 @@
                 <w:lang w:val="en-US"/>
               </w:rPr>
               <w:object w:dxaOrig="1780" w:dyaOrig="320" w14:anchorId="411EE312">
-                <v:shape id="_x0000_i1084" type="#_x0000_t75" style="width:88.65pt;height:15.6pt" o:ole="">
+                <v:shape id="_x0000_i1084" type="#_x0000_t75" style="width:88.7pt;height:15.55pt" o:ole="">
                   <v:imagedata r:id="rId145" o:title=""/>
                 </v:shape>
-                <o:OLEObject Type="Embed" ProgID="Equation.DSMT4" ShapeID="_x0000_i1084" DrawAspect="Content" ObjectID="_1847377443" r:id="rId146"/>
+                <o:OLEObject Type="Embed" ProgID="Equation.DSMT4" ShapeID="_x0000_i1084" DrawAspect="Content" ObjectID="_1847879346" r:id="rId146"/>
               </w:object>
             </w:r>
           </w:p>
@@ -31237,10 +31605,10 @@
                 <w:lang w:val="en-US"/>
               </w:rPr>
               <w:object w:dxaOrig="3760" w:dyaOrig="400" w14:anchorId="40FAD167">
-                <v:shape id="_x0000_i1085" type="#_x0000_t75" style="width:188.6pt;height:19.35pt" o:ole="">
+                <v:shape id="_x0000_i1085" type="#_x0000_t75" style="width:188.35pt;height:19.6pt" o:ole="">
                   <v:imagedata r:id="rId147" o:title=""/>
                 </v:shape>
-                <o:OLEObject Type="Embed" ProgID="Equation.DSMT4" ShapeID="_x0000_i1085" DrawAspect="Content" ObjectID="_1847377444" r:id="rId148"/>
+                <o:OLEObject Type="Embed" ProgID="Equation.DSMT4" ShapeID="_x0000_i1085" DrawAspect="Content" ObjectID="_1847879347" r:id="rId148"/>
               </w:object>
             </w:r>
             <w:r>
@@ -31321,10 +31689,10 @@
                 <w:lang w:val="en-US"/>
               </w:rPr>
               <w:object w:dxaOrig="2960" w:dyaOrig="680" w14:anchorId="4FC78866">
-                <v:shape id="_x0000_i1086" type="#_x0000_t75" style="width:147.75pt;height:33.85pt" o:ole="">
+                <v:shape id="_x0000_i1086" type="#_x0000_t75" style="width:147.45pt;height:34pt" o:ole="">
                   <v:imagedata r:id="rId149" o:title=""/>
                 </v:shape>
-                <o:OLEObject Type="Embed" ProgID="Equation.DSMT4" ShapeID="_x0000_i1086" DrawAspect="Content" ObjectID="_1847377445" r:id="rId150"/>
+                <o:OLEObject Type="Embed" ProgID="Equation.DSMT4" ShapeID="_x0000_i1086" DrawAspect="Content" ObjectID="_1847879348" r:id="rId150"/>
               </w:object>
             </w:r>
             <w:r>
@@ -33221,7 +33589,7 @@
 <w15:commentsEx xmlns:wpc="http://schemas.microsoft.com/office/word/2010/wordprocessingCanvas" xmlns:cx="http://schemas.microsoft.com/office/drawing/2014/chartex" xmlns:cx1="http://schemas.microsoft.com/office/drawing/2015/9/8/chartex" xmlns:cx2="http://schemas.microsoft.com/office/drawing/2015/10/21/chartex" xmlns:cx3="http://schemas.microsoft.com/office/drawing/2016/5/9/chartex" xmlns:cx4="http://schemas.microsoft.com/office/drawing/2016/5/10/chartex" xmlns:cx5="http://schemas.microsoft.com/office/drawing/2016/5/11/chartex" xmlns:cx6="http://schemas.microsoft.com/office/drawing/2016/5/12/chartex" xmlns:cx7="http://schemas.microsoft.com/office/drawing/2016/5/13/chartex" xmlns:cx8="http://schemas.microsoft.com/office/drawing/2016/5/14/chartex" xmlns:mc="http://schemas.openxmlformats.org/markup-compatibility/2006" xmlns:aink="http://schemas.microsoft.com/office/drawing/2016/ink" xmlns:am3d="http://schemas.microsoft.com/office/drawing/2017/model3d" xmlns:o="urn:schemas-microsoft-com:office:office" xmlns:oel="http://schemas.microsoft.com/office/2019/extlst" xmlns:r="http://schemas.openxmlformats.org/officeDocument/2006/relationships" xmlns:m="http://schemas.openxmlformats.org/officeDocument/2006/math" xmlns:v="urn:schemas-microsoft-com:vml" xmlns:wp14="http://schemas.microsoft.com/office/word/2010/wordprocessingDrawing" xmlns:wp="http://schemas.openxmlformats.org/drawingml/2006/wordprocessingDrawing" xmlns:w10="urn:schemas-microsoft-com:office:word" xmlns:w="http://schemas.openxmlformats.org/wordprocessingml/2006/main" xmlns:w14="http://schemas.microsoft.com/office/word/2010/wordml" xmlns:w15="http://schemas.microsoft.com/office/word/2012/wordml" xmlns:w16cei="http://schemas.microsoft.com/office/word/2026/wordml/cei" xmlns:w16cex="http://schemas.microsoft.com/office/word/2018/wordml/cex" xmlns:w16cid="http://schemas.microsoft.com/office/word/2016/wordml/cid" xmlns:w16="http://schemas.microsoft.com/office/word/2018/wordml" xmlns:w16du="http://schemas.microsoft.com/office/word/2023/wordml/word16du" xmlns:w16sdtdh="http://schemas.microsoft.com/office/word/2020/wordml/sdtdatahash" xmlns:w16sdtfl="http://schemas.microsoft.com/office/word/2024/wordml/sdtformatlock" xmlns:w16se="http://schemas.microsoft.com/office/word/2015/wordml/symex" xmlns:wpg="http://schemas.microsoft.com/office/word/2010/wordprocessingGroup" xmlns:wpi="http://schemas.microsoft.com/office/word/2010/wordprocessingInk" xmlns:wne="http://schemas.microsoft.com/office/word/2006/wordml" xmlns:wps="http://schemas.microsoft.com/office/word/2010/wordprocessingShape" mc:Ignorable="w14 w15 w16se w16cid w16 w16cex w16sdtdh w16sdtfl w16du wp14">
   <w15:commentEx w15:paraId="7915AAC9" w15:done="0"/>
   <w15:commentEx w15:paraId="09A762ED" w15:done="1"/>
-  <w15:commentEx w15:paraId="39C05803" w15:done="0"/>
+  <w15:commentEx w15:paraId="39C05803" w15:done="1"/>
   <w15:commentEx w15:paraId="450A4957" w15:done="0"/>
   <w15:commentEx w15:paraId="6B83933A" w15:done="1"/>
   <w15:commentEx w15:paraId="6E44E946" w15:done="0"/>
@@ -35308,6 +35676,7 @@
   <w:style w:type="character" w:default="1" w:styleId="a0">
     <w:name w:val="Default Paragraph Font"/>
     <w:uiPriority w:val="1"/>
+    <w:semiHidden/>
     <w:unhideWhenUsed/>
   </w:style>
   <w:style w:type="table" w:default="1" w:styleId="a1">

--- a/Docs/Дис Борзенков вар2/01.Глава/Глава_1.docx
+++ b/Docs/Дис Борзенков вар2/01.Глава/Глава_1.docx
@@ -368,7 +368,7 @@
                 <v:shape id="_x0000_i1025" type="#_x0000_t75" style="width:264.95pt;height:20.15pt" o:ole="">
                   <v:imagedata r:id="rId10" o:title=""/>
                 </v:shape>
-                <o:OLEObject Type="Embed" ProgID="Equation.DSMT4" ShapeID="_x0000_i1025" DrawAspect="Content" ObjectID="_1847879287" r:id="rId11"/>
+                <o:OLEObject Type="Embed" ProgID="Equation.DSMT4" ShapeID="_x0000_i1025" DrawAspect="Content" ObjectID="_1847887692" r:id="rId11"/>
               </w:object>
             </w:r>
             <w:r>
@@ -860,7 +860,7 @@
                 <v:shape id="_x0000_i1026" type="#_x0000_t75" style="width:158.4pt;height:34pt" o:ole="">
                   <v:imagedata r:id="rId12" o:title=""/>
                 </v:shape>
-                <o:OLEObject Type="Embed" ProgID="Equation.DSMT4" ShapeID="_x0000_i1026" DrawAspect="Content" ObjectID="_1847879288" r:id="rId13"/>
+                <o:OLEObject Type="Embed" ProgID="Equation.DSMT4" ShapeID="_x0000_i1026" DrawAspect="Content" ObjectID="_1847887693" r:id="rId13"/>
               </w:object>
             </w:r>
             <w:r>
@@ -1475,7 +1475,7 @@
                 <v:shape id="_x0000_i1027" type="#_x0000_t75" style="width:67.4pt;height:17.85pt" o:ole="">
                   <v:imagedata r:id="rId14" o:title=""/>
                 </v:shape>
-                <o:OLEObject Type="Embed" ProgID="Equation.DSMT4" ShapeID="_x0000_i1027" DrawAspect="Content" ObjectID="_1847879289" r:id="rId15"/>
+                <o:OLEObject Type="Embed" ProgID="Equation.DSMT4" ShapeID="_x0000_i1027" DrawAspect="Content" ObjectID="_1847887694" r:id="rId15"/>
               </w:object>
             </w:r>
             <w:r>
@@ -1629,15 +1629,7 @@
           <w:sz w:val="28"/>
           <w:szCs w:val="28"/>
         </w:rPr>
-        <w:t xml:space="preserve"> –</w:t>
-      </w:r>
-      <w:r>
-        <w:rPr>
-          <w:rFonts w:ascii="Times New Roman" w:hAnsi="Times New Roman" w:cs="Times New Roman"/>
-          <w:sz w:val="28"/>
-          <w:szCs w:val="28"/>
-        </w:rPr>
-        <w:t xml:space="preserve"> рабочее напряжение на клеммах батареи, </w:t>
+        <w:t xml:space="preserve"> – рабочее напряжение на клеммах батареи, </w:t>
       </w:r>
       <w:r>
         <w:rPr>
@@ -1771,7 +1763,7 @@
                 <v:shape id="_x0000_i1028" type="#_x0000_t75" style="width:163pt;height:20.15pt" o:ole="">
                   <v:imagedata r:id="rId16" o:title=""/>
                 </v:shape>
-                <o:OLEObject Type="Embed" ProgID="Equation.DSMT4" ShapeID="_x0000_i1028" DrawAspect="Content" ObjectID="_1847879290" r:id="rId17"/>
+                <o:OLEObject Type="Embed" ProgID="Equation.DSMT4" ShapeID="_x0000_i1028" DrawAspect="Content" ObjectID="_1847887695" r:id="rId17"/>
               </w:object>
             </w:r>
             <w:r>
@@ -2104,15 +2096,7 @@
           <w:sz w:val="28"/>
           <w:szCs w:val="28"/>
         </w:rPr>
-        <w:t xml:space="preserve"> –</w:t>
-      </w:r>
-      <w:r>
-        <w:rPr>
-          <w:rFonts w:ascii="Times New Roman" w:hAnsi="Times New Roman" w:cs="Times New Roman"/>
-          <w:sz w:val="28"/>
-          <w:szCs w:val="28"/>
-        </w:rPr>
-        <w:t xml:space="preserve"> потери на перенос</w:t>
+        <w:t xml:space="preserve"> – потери на перенос</w:t>
       </w:r>
       <w:r>
         <w:rPr>
@@ -2423,7 +2407,7 @@
                 <v:shape id="_x0000_i1029" type="#_x0000_t75" style="width:171.65pt;height:31.1pt" o:ole="">
                   <v:imagedata r:id="rId18" o:title=""/>
                 </v:shape>
-                <o:OLEObject Type="Embed" ProgID="Equation.DSMT4" ShapeID="_x0000_i1029" DrawAspect="Content" ObjectID="_1847879291" r:id="rId19"/>
+                <o:OLEObject Type="Embed" ProgID="Equation.DSMT4" ShapeID="_x0000_i1029" DrawAspect="Content" ObjectID="_1847887696" r:id="rId19"/>
               </w:object>
             </w:r>
             <w:r>
@@ -2711,20 +2695,8 @@
           <w:sz w:val="28"/>
           <w:szCs w:val="28"/>
         </w:rPr>
-        <w:t>Это уравнение представляет собой первый закон термодинамики для сосредоточенной тепловой системы. Оно используется в диссертации потому, что температура не является внешним фоном, а входит в деградационную динамику напрямую: через изменение электропроводности, скорости межфазной реакции, коэффициента диффузии и толщины пассивирующего слоя.</w:t>
-      </w:r>
-    </w:p>
-    <w:p>
-      <w:pPr>
-        <w:spacing w:line="360" w:lineRule="auto"/>
-        <w:ind w:firstLine="709"/>
-        <w:jc w:val="both"/>
-        <w:rPr>
-          <w:rFonts w:ascii="Times New Roman" w:hAnsi="Times New Roman" w:cs="Times New Roman"/>
-          <w:sz w:val="28"/>
-          <w:szCs w:val="28"/>
-        </w:rPr>
-      </w:pPr>
+        <w:t xml:space="preserve">Это уравнение представляет собой первый закон термодинамики для сосредоточенной тепловой системы. Оно используется в диссертации потому, что температура не является внешним фоном, а входит в деградационную динамику </w:t>
+      </w:r>
       <w:r>
         <w:rPr>
           <w:rFonts w:ascii="Times New Roman" w:hAnsi="Times New Roman" w:cs="Times New Roman"/>
@@ -2732,6 +2704,26 @@
           <w:szCs w:val="28"/>
         </w:rPr>
         <w:lastRenderedPageBreak/>
+        <w:t>напрямую: через изменение электропроводности, скорости межфазной реакции, коэффициента диффузии и толщины пассивирующего слоя.</w:t>
+      </w:r>
+    </w:p>
+    <w:p>
+      <w:pPr>
+        <w:spacing w:line="360" w:lineRule="auto"/>
+        <w:ind w:firstLine="709"/>
+        <w:jc w:val="both"/>
+        <w:rPr>
+          <w:rFonts w:ascii="Times New Roman" w:hAnsi="Times New Roman" w:cs="Times New Roman"/>
+          <w:sz w:val="28"/>
+          <w:szCs w:val="28"/>
+        </w:rPr>
+      </w:pPr>
+      <w:r>
+        <w:rPr>
+          <w:rFonts w:ascii="Times New Roman" w:hAnsi="Times New Roman" w:cs="Times New Roman"/>
+          <w:sz w:val="28"/>
+          <w:szCs w:val="28"/>
+        </w:rPr>
         <w:t xml:space="preserve">Для последующего анализа в работе рассматриваются четыре группы аккумуляторных систем: </w:t>
       </w:r>
       <w:r>
@@ -4086,7 +4078,7 @@
           <w:sz w:val="28"/>
           <w:szCs w:val="28"/>
         </w:rPr>
-        <w:t xml:space="preserve">Представленные данные отражают исходную параметризацию опытной серии, принятой в работе для последующих нагрузочных, импедансных и деградационных экспериментов. Уже на этом уровне видно, что различные химические системы задают принципиально разные компромиссы между энергоёмкостью, мощностью, внутренним сопротивлением и циклическим ресурсом. NMC характеризуется максимальной удельной энергией, LFP — сбалансированным сочетанием ресурса и мощностных характеристик, LTO — </w:t>
+        <w:t xml:space="preserve">Представленные данные отражают исходную параметризацию опытной серии, принятой в работе для последующих нагрузочных, импедансных и деградационных экспериментов. Уже на этом уровне видно, что различные химические системы задают принципиально разные компромиссы между энергоёмкостью, мощностью, внутренним сопротивлением и циклическим </w:t>
       </w:r>
       <w:r>
         <w:rPr>
@@ -4095,7 +4087,7 @@
           <w:szCs w:val="28"/>
         </w:rPr>
         <w:lastRenderedPageBreak/>
-        <w:t>минимальным внутренним сопротивлением и наивысшей циклической стойкостью, а Na-ion — перспективностью с точки зрения ресурсной и сырьевой независимости при более высоком начальном импедансе.</w:t>
+        <w:t>ресурсом. NMC характеризуется максимальной удельной энергией, LFP — сбалансированным сочетанием ресурса и мощностных характеристик, LTO — минимальным внутренним сопротивлением и наивысшей циклической стойкостью, а Na-ion — перспективностью с точки зрения ресурсной и сырьевой независимости при более высоком начальном импедансе.</w:t>
       </w:r>
     </w:p>
     <w:p>
@@ -4296,7 +4288,7 @@
           <w:sz w:val="28"/>
           <w:szCs w:val="28"/>
         </w:rPr>
-        <w:t xml:space="preserve"> показано место батареи в общем энергетическом контуре электротранспортной системы. Батарея связана с системой управления батареей, силовым преобразователем, тяговым электродвигателем, рекуперационным контуром, тепловым контуром и бортовой сетью. Такая структура демонстрирует, что состояние батареи определяет не только запас энергии, но и допустимые </w:t>
+        <w:t xml:space="preserve"> показано место батареи в общем энергетическом контуре электротранспортной системы. Батарея связана с системой управления батареей, силовым преобразователем, тяговым электродвигателем, рекуперационным </w:t>
       </w:r>
       <w:r>
         <w:rPr>
@@ -4305,7 +4297,7 @@
           <w:szCs w:val="28"/>
         </w:rPr>
         <w:lastRenderedPageBreak/>
-        <w:t>уровни тока, устойчивость теплового режима, интенсивность рекуперации и фактическую доступную мощность тягового привода.</w:t>
+        <w:t>контуром, тепловым контуром и бортовой сетью. Такая структура демонстрирует, что состояние батареи определяет не только запас энергии, но и допустимые уровни тока, устойчивость теплового режима, интенсивность рекуперации и фактическую доступную мощность тягового привода.</w:t>
       </w:r>
     </w:p>
     <w:p>
@@ -4505,7 +4497,7 @@
                 <v:shape id="_x0000_i1030" type="#_x0000_t75" style="width:103.7pt;height:19pt" o:ole="">
                   <v:imagedata r:id="rId21" o:title=""/>
                 </v:shape>
-                <o:OLEObject Type="Embed" ProgID="Equation.DSMT4" ShapeID="_x0000_i1030" DrawAspect="Content" ObjectID="_1847879292" r:id="rId22"/>
+                <o:OLEObject Type="Embed" ProgID="Equation.DSMT4" ShapeID="_x0000_i1030" DrawAspect="Content" ObjectID="_1847887697" r:id="rId22"/>
               </w:object>
             </w:r>
             <w:r>
@@ -4562,6 +4554,7 @@
           <w:sz w:val="28"/>
           <w:szCs w:val="28"/>
         </w:rPr>
+        <w:lastRenderedPageBreak/>
         <w:t>где</w:t>
       </w:r>
       <w:r>
@@ -4746,7 +4739,6 @@
           <w:sz w:val="28"/>
           <w:szCs w:val="28"/>
         </w:rPr>
-        <w:lastRenderedPageBreak/>
         <w:t>Такая запись следует из принципа декомпозиции нестационарного процесса на медленную и быструю компоненты и будет далее использована в главе 2 при переходе к модели динамического импеданса.</w:t>
       </w:r>
     </w:p>
@@ -4798,7 +4790,7 @@
           <w:noProof/>
         </w:rPr>
         <w:drawing>
-          <wp:inline distT="0" distB="0" distL="0" distR="0" wp14:anchorId="536605EC" wp14:editId="106D9B87">
+          <wp:inline distT="0" distB="0" distL="0" distR="0" wp14:anchorId="536605EC" wp14:editId="5B564398">
             <wp:extent cx="5398618" cy="2915265"/>
             <wp:effectExtent l="0" t="0" r="0" b="0"/>
             <wp:docPr id="1882872066" name="Рисунок 2"/>
@@ -4923,7 +4915,7 @@
           <w:sz w:val="28"/>
           <w:szCs w:val="28"/>
         </w:rPr>
-        <w:t xml:space="preserve"> приведены результаты нагрузочного испытания опытного тягового модуля в режиме городского цикла. Положительные значения тока соответствуют тяговому режиму, отрицательные — режиму рекуперативного торможения. Пунктирной линией показана температура батарейного модуля. Видно, что в течение одного цикла наблюдаются повторяющиеся участки разгона, рекуперации и установившегося движения, а температурная кривая не </w:t>
+        <w:t xml:space="preserve"> приведены результаты нагрузочного испытания опытного тягового модуля в режиме городского цикла. Положительные значения тока соответствуют тяговому режиму, отрицательные — режиму рекуперативного </w:t>
       </w:r>
       <w:r>
         <w:rPr>
@@ -4932,44 +4924,27 @@
           <w:szCs w:val="28"/>
         </w:rPr>
         <w:lastRenderedPageBreak/>
-        <w:t>успевает вернуться к исходному уровню между отдельными нагрузочными пиками.</w:t>
-      </w:r>
-    </w:p>
-    <w:p>
-      <w:pPr>
-        <w:spacing w:line="360" w:lineRule="auto"/>
-        <w:ind w:firstLine="709"/>
-        <w:jc w:val="both"/>
-        <w:rPr>
-          <w:rFonts w:ascii="Times New Roman" w:hAnsi="Times New Roman" w:cs="Times New Roman"/>
-          <w:sz w:val="28"/>
-          <w:szCs w:val="28"/>
-        </w:rPr>
-      </w:pPr>
-      <w:r>
-        <w:rPr>
-          <w:rFonts w:ascii="Times New Roman" w:hAnsi="Times New Roman" w:cs="Times New Roman"/>
-          <w:sz w:val="28"/>
-          <w:szCs w:val="28"/>
-        </w:rPr>
-        <w:t xml:space="preserve">Научная ценность рисунка состоит в подтверждении того, что исследуемый объект работает в режиме параметрической нестационарности. Это служит прямым обоснованием </w:t>
-      </w:r>
-      <w:r>
-        <w:rPr>
-          <w:rFonts w:ascii="Times New Roman" w:hAnsi="Times New Roman" w:cs="Times New Roman"/>
-          <w:sz w:val="28"/>
-          <w:szCs w:val="28"/>
-          <w:highlight w:val="red"/>
-        </w:rPr>
-        <w:t>дальнейшего отказа от чисто стационарной трактовки импеданса и</w:t>
-      </w:r>
-      <w:r>
-        <w:rPr>
-          <w:rFonts w:ascii="Times New Roman" w:hAnsi="Times New Roman" w:cs="Times New Roman"/>
-          <w:sz w:val="28"/>
-          <w:szCs w:val="28"/>
-        </w:rPr>
-        <w:t xml:space="preserve"> необходимости введения динамических </w:t>
+        <w:t>торможения. Пунктирной линией показана температура батарейного модуля. Видно, что в течение одного цикла наблюдаются повторяющиеся участки разгона, рекуперации и установившегося движения, а температурная кривая не успевает вернуться к исходному уровню между отдельными нагрузочными пиками.</w:t>
+      </w:r>
+    </w:p>
+    <w:p>
+      <w:pPr>
+        <w:spacing w:line="360" w:lineRule="auto"/>
+        <w:ind w:firstLine="709"/>
+        <w:jc w:val="both"/>
+        <w:rPr>
+          <w:rFonts w:ascii="Times New Roman" w:hAnsi="Times New Roman" w:cs="Times New Roman"/>
+          <w:sz w:val="28"/>
+          <w:szCs w:val="28"/>
+        </w:rPr>
+      </w:pPr>
+      <w:r>
+        <w:rPr>
+          <w:rFonts w:ascii="Times New Roman" w:hAnsi="Times New Roman" w:cs="Times New Roman"/>
+          <w:sz w:val="28"/>
+          <w:szCs w:val="28"/>
+        </w:rPr>
+        <w:t xml:space="preserve">Научная ценность рисунка состоит в подтверждении того, что исследуемый объект работает в режиме параметрической нестационарности. Это служит прямым обоснованием необходимости введения динамических </w:t>
       </w:r>
       <w:r>
         <w:rPr>
@@ -5244,7 +5219,7 @@
                 <v:shape id="_x0000_i1031" type="#_x0000_t75" style="width:48.4pt;height:34pt" o:ole="">
                   <v:imagedata r:id="rId24" o:title=""/>
                 </v:shape>
-                <o:OLEObject Type="Embed" ProgID="Equation.DSMT4" ShapeID="_x0000_i1031" DrawAspect="Content" ObjectID="_1847879293" r:id="rId25"/>
+                <o:OLEObject Type="Embed" ProgID="Equation.DSMT4" ShapeID="_x0000_i1031" DrawAspect="Content" ObjectID="_1847887698" r:id="rId25"/>
               </w:object>
             </w:r>
             <w:r>
@@ -5362,36 +5337,35 @@
           <w:sz w:val="28"/>
           <w:szCs w:val="28"/>
         </w:rPr>
-        <w:t xml:space="preserve"> интерфейса, приводит к систематическим </w:t>
-      </w:r>
-      <w:r>
-        <w:rPr>
-          <w:rFonts w:ascii="Times New Roman" w:hAnsi="Times New Roman" w:cs="Times New Roman"/>
-          <w:sz w:val="28"/>
-          <w:szCs w:val="28"/>
-        </w:rPr>
-        <w:lastRenderedPageBreak/>
-        <w:t>различиям между химическими системами уже на начальном этапе их эксплуатации. Именно по этой причине универсальная прогностическая модель не может строиться как простая регрессия по одной батарее одного типа; она должна учитывать класс химической системы как самостоятельный параметр.</w:t>
-      </w:r>
-    </w:p>
-    <w:p>
-      <w:pPr>
-        <w:spacing w:line="360" w:lineRule="auto"/>
-        <w:ind w:firstLine="709"/>
-        <w:jc w:val="both"/>
-        <w:rPr>
-          <w:rFonts w:ascii="Times New Roman" w:hAnsi="Times New Roman" w:cs="Times New Roman"/>
-          <w:sz w:val="28"/>
-          <w:szCs w:val="28"/>
-        </w:rPr>
-      </w:pPr>
-      <w:r>
-        <w:rPr>
-          <w:rFonts w:ascii="Times New Roman" w:hAnsi="Times New Roman" w:cs="Times New Roman"/>
-          <w:sz w:val="28"/>
-          <w:szCs w:val="28"/>
-        </w:rPr>
-        <w:t xml:space="preserve">Сопоставление энергетических, мощностных и ресурсных индексов различных химических систем позволяет увидеть, что ни одна из них не является доминирующей одновременно по всем критериям. Это означает, что задачи диагностики и прогноза ресурса должны решаться </w:t>
+        <w:t xml:space="preserve"> интерфейса, приводит к систематическим различиям между химическими системами уже на начальном этапе их эксплуатации. Именно по этой причине универсальная прогностическая модель не может строиться как простая регрессия по одной батарее одного типа; она должна учитывать класс химической системы как самостоятельный параметр.</w:t>
+      </w:r>
+    </w:p>
+    <w:p>
+      <w:pPr>
+        <w:spacing w:line="360" w:lineRule="auto"/>
+        <w:ind w:firstLine="709"/>
+        <w:jc w:val="both"/>
+        <w:rPr>
+          <w:rFonts w:ascii="Times New Roman" w:hAnsi="Times New Roman" w:cs="Times New Roman"/>
+          <w:sz w:val="28"/>
+          <w:szCs w:val="28"/>
+        </w:rPr>
+      </w:pPr>
+      <w:r>
+        <w:rPr>
+          <w:rFonts w:ascii="Times New Roman" w:hAnsi="Times New Roman" w:cs="Times New Roman"/>
+          <w:sz w:val="28"/>
+          <w:szCs w:val="28"/>
+        </w:rPr>
+        <w:t>Сопоставление энергетических, мощностных и ресурсных индексов различных химических систем позволяет увидеть, что ни одна из них не является доминирующей одновременно по всем критериям. Это означает, что зада</w:t>
+      </w:r>
+      <w:r>
+        <w:rPr>
+          <w:rFonts w:ascii="Times New Roman" w:hAnsi="Times New Roman" w:cs="Times New Roman"/>
+          <w:sz w:val="28"/>
+          <w:szCs w:val="28"/>
+        </w:rPr>
+        <w:t xml:space="preserve">чи диагностики и прогноза ресурса должны решаться </w:t>
       </w:r>
       <w:commentRangeStart w:id="5"/>
       <w:r>
@@ -5399,9 +5373,24 @@
           <w:rFonts w:ascii="Times New Roman" w:hAnsi="Times New Roman" w:cs="Times New Roman"/>
           <w:sz w:val="28"/>
           <w:szCs w:val="28"/>
-          <w:highlight w:val="yellow"/>
-        </w:rPr>
-        <w:t>не для «средней абстрактной батареи», а для батареи определённой химической природы, включённой в конкретный эксплуатационный сценарий</w:t>
+        </w:rPr>
+        <w:t>для батаре</w:t>
+      </w:r>
+      <w:r>
+        <w:rPr>
+          <w:rFonts w:ascii="Times New Roman" w:hAnsi="Times New Roman" w:cs="Times New Roman"/>
+          <w:sz w:val="28"/>
+          <w:szCs w:val="28"/>
+        </w:rPr>
+        <w:t>й</w:t>
+      </w:r>
+      <w:r>
+        <w:rPr>
+          <w:rFonts w:ascii="Times New Roman" w:hAnsi="Times New Roman" w:cs="Times New Roman"/>
+          <w:sz w:val="28"/>
+          <w:szCs w:val="28"/>
+        </w:rPr>
+        <w:t xml:space="preserve"> определённой химической природы, включённой в конкретный эксплуатационный сценарий</w:t>
       </w:r>
       <w:commentRangeEnd w:id="5"/>
       <w:r>
@@ -5451,7 +5440,7 @@
           <w:noProof/>
         </w:rPr>
         <w:drawing>
-          <wp:inline distT="0" distB="0" distL="0" distR="0" wp14:anchorId="165C53A3" wp14:editId="4BEE4F86">
+          <wp:inline distT="0" distB="0" distL="0" distR="0" wp14:anchorId="165C53A3" wp14:editId="7B8C95A8">
             <wp:extent cx="5634651" cy="3247949"/>
             <wp:effectExtent l="0" t="0" r="4445" b="0"/>
             <wp:docPr id="1872026919" name="Рисунок 3"/>
@@ -5549,6 +5538,7 @@
           <w:sz w:val="28"/>
           <w:szCs w:val="28"/>
         </w:rPr>
+        <w:lastRenderedPageBreak/>
         <w:t>На рисунке</w:t>
       </w:r>
       <w:r>
@@ -5565,7 +5555,67 @@
           <w:sz w:val="28"/>
           <w:szCs w:val="28"/>
         </w:rPr>
-        <w:t xml:space="preserve"> в нормированном виде сопоставлены три группы показателей: энергоёмкость, мощностной потенциал и циклический ресурс для NMC, LFP, LTO и Na-ion систем. Нормирование выполнено по максимальному </w:t>
+        <w:t xml:space="preserve"> в нормированном виде сопоставлены три группы показателей: энергоёмкость, мощностной потенциал и циклический ресурс для NMC, LFP, LTO и Na-ion систем. Нормирование выполнено по максимальному значению внутри каждой группы показателей, что позволяет корректно сравнивать системы с различной размерностью исходных величин.</w:t>
+      </w:r>
+    </w:p>
+    <w:p>
+      <w:pPr>
+        <w:spacing w:line="360" w:lineRule="auto"/>
+        <w:ind w:firstLine="709"/>
+        <w:jc w:val="both"/>
+        <w:rPr>
+          <w:rFonts w:ascii="Times New Roman" w:hAnsi="Times New Roman" w:cs="Times New Roman"/>
+          <w:sz w:val="28"/>
+          <w:szCs w:val="28"/>
+        </w:rPr>
+      </w:pPr>
+      <w:r>
+        <w:rPr>
+          <w:rFonts w:ascii="Times New Roman" w:hAnsi="Times New Roman" w:cs="Times New Roman"/>
+          <w:sz w:val="28"/>
+          <w:szCs w:val="28"/>
+        </w:rPr>
+        <w:t>Из рисунка следует, что NMC обеспечивает наибольшую энергоёмкость, но уступает LTO по мощностному потенциалу и ресурсу; LFP занимает промежуточное положение и демонстрирует оптимальный компромисс между ресурсом и удельной мощностью; LTO резко выделяется по ресурсу и мощностным характеристикам при наименьшей энергоёмкости; Na-ion система уступает NMC по энергоёмкости и LTO по мощности, но сохраняет перспективность как альтернативная тяговая система при умеренных требованиях к плотности энергии.</w:t>
+      </w:r>
+    </w:p>
+    <w:p>
+      <w:pPr>
+        <w:spacing w:line="360" w:lineRule="auto"/>
+        <w:ind w:firstLine="709"/>
+        <w:jc w:val="both"/>
+        <w:rPr>
+          <w:rFonts w:ascii="Times New Roman" w:hAnsi="Times New Roman" w:cs="Times New Roman"/>
+          <w:sz w:val="28"/>
+          <w:szCs w:val="28"/>
+        </w:rPr>
+      </w:pPr>
+      <w:r>
+        <w:rPr>
+          <w:rFonts w:ascii="Times New Roman" w:hAnsi="Times New Roman" w:cs="Times New Roman"/>
+          <w:sz w:val="28"/>
+          <w:szCs w:val="28"/>
+        </w:rPr>
+        <w:t>Научная ценность рисунка состоит в том, что он формирует основание для многокритериального подхода к диагностике и прогнозированию ресурса. Иначе говоря, ресурсная модель должна быть химически адаптивной, а не химически нейтральной. Практическая польза рисунка заключается в том, что он позволяет обосновать выбор химии под конкретный транспортный сценарий и одновременно показывает, почему единая система диагностики должна включать поправочные коэффициенты, учитывающие класс аккумулятора.</w:t>
+      </w:r>
+    </w:p>
+    <w:p>
+      <w:pPr>
+        <w:spacing w:line="360" w:lineRule="auto"/>
+        <w:ind w:firstLine="709"/>
+        <w:jc w:val="both"/>
+        <w:rPr>
+          <w:rFonts w:ascii="Times New Roman" w:hAnsi="Times New Roman" w:cs="Times New Roman"/>
+          <w:sz w:val="28"/>
+          <w:szCs w:val="28"/>
+        </w:rPr>
+      </w:pPr>
+      <w:r>
+        <w:rPr>
+          <w:rFonts w:ascii="Times New Roman" w:hAnsi="Times New Roman" w:cs="Times New Roman"/>
+          <w:sz w:val="28"/>
+          <w:szCs w:val="28"/>
+        </w:rPr>
+        <w:t xml:space="preserve">Таким образом, тяговая аккумуляторная батарея в составе электротранспортного комплекса является многопараметрическим объектом, для которого энергетические, тепловые, мощностные и деградационные процессы протекают совместно и во взаимном влиянии. Для NMC, LFP, LTO и Na-ion систем эти процессы развиваются по различным траекториям, что требует перехода от узкой химически специфичной диагностики к более общей унифицированной модели. Такой переход имеет принципиальное значение для всей дальнейшей логики диссертации, поскольку позволяет поставить задачу не только диагностики текущего состояния, но и прогноза остаточного ресурса по </w:t>
       </w:r>
       <w:r>
         <w:rPr>
@@ -5574,67 +5624,7 @@
           <w:szCs w:val="28"/>
         </w:rPr>
         <w:lastRenderedPageBreak/>
-        <w:t>значению внутри каждой группы показателей, что позволяет корректно сравнивать системы с различной размерностью исходных величин.</w:t>
-      </w:r>
-    </w:p>
-    <w:p>
-      <w:pPr>
-        <w:spacing w:line="360" w:lineRule="auto"/>
-        <w:ind w:firstLine="709"/>
-        <w:jc w:val="both"/>
-        <w:rPr>
-          <w:rFonts w:ascii="Times New Roman" w:hAnsi="Times New Roman" w:cs="Times New Roman"/>
-          <w:sz w:val="28"/>
-          <w:szCs w:val="28"/>
-        </w:rPr>
-      </w:pPr>
-      <w:r>
-        <w:rPr>
-          <w:rFonts w:ascii="Times New Roman" w:hAnsi="Times New Roman" w:cs="Times New Roman"/>
-          <w:sz w:val="28"/>
-          <w:szCs w:val="28"/>
-        </w:rPr>
-        <w:t>Из рисунка следует, что NMC обеспечивает наибольшую энергоёмкость, но уступает LTO по мощностному потенциалу и ресурсу; LFP занимает промежуточное положение и демонстрирует оптимальный компромисс между ресурсом и удельной мощностью; LTO резко выделяется по ресурсу и мощностным характеристикам при наименьшей энергоёмкости; Na-ion система уступает NMC по энергоёмкости и LTO по мощности, но сохраняет перспективность как альтернативная тяговая система при умеренных требованиях к плотности энергии.</w:t>
-      </w:r>
-    </w:p>
-    <w:p>
-      <w:pPr>
-        <w:spacing w:line="360" w:lineRule="auto"/>
-        <w:ind w:firstLine="709"/>
-        <w:jc w:val="both"/>
-        <w:rPr>
-          <w:rFonts w:ascii="Times New Roman" w:hAnsi="Times New Roman" w:cs="Times New Roman"/>
-          <w:sz w:val="28"/>
-          <w:szCs w:val="28"/>
-        </w:rPr>
-      </w:pPr>
-      <w:r>
-        <w:rPr>
-          <w:rFonts w:ascii="Times New Roman" w:hAnsi="Times New Roman" w:cs="Times New Roman"/>
-          <w:sz w:val="28"/>
-          <w:szCs w:val="28"/>
-        </w:rPr>
-        <w:t>Научная ценность рисунка состоит в том, что он формирует основание для многокритериального подхода к диагностике и прогнозированию ресурса. Иначе говоря, ресурсная модель должна быть химически адаптивной, а не химически нейтральной. Практическая польза рисунка заключается в том, что он позволяет обосновать выбор химии под конкретный транспортный сценарий и одновременно показывает, почему единая система диагностики должна включать поправочные коэффициенты, учитывающие класс аккумулятора.</w:t>
-      </w:r>
-    </w:p>
-    <w:p>
-      <w:pPr>
-        <w:spacing w:line="360" w:lineRule="auto"/>
-        <w:ind w:firstLine="709"/>
-        <w:jc w:val="both"/>
-        <w:rPr>
-          <w:rFonts w:ascii="Times New Roman" w:hAnsi="Times New Roman" w:cs="Times New Roman"/>
-          <w:sz w:val="28"/>
-          <w:szCs w:val="28"/>
-        </w:rPr>
-      </w:pPr>
-      <w:r>
-        <w:rPr>
-          <w:rFonts w:ascii="Times New Roman" w:hAnsi="Times New Roman" w:cs="Times New Roman"/>
-          <w:sz w:val="28"/>
-          <w:szCs w:val="28"/>
-        </w:rPr>
-        <w:t>Таким образом, тяговая аккумуляторная батарея в составе электротранспортного комплекса является многопараметрическим объектом, для которого энергетические, тепловые, мощностные и деградационные процессы протекают совместно и во взаимном влиянии. Для NMC, LFP, LTO и Na-ion систем эти процессы развиваются по различным траекториям, что требует перехода от узкой химически специфичной диагностики к более общей унифицированной модели. Такой переход имеет принципиальное значение для всей дальнейшей логики диссертации, поскольку позволяет поставить задачу не только диагностики текущего состояния, но и прогноза остаточного ресурса по импедансным параметрам в условиях нестационарной эксплуатации электротранспорта.</w:t>
+        <w:t>импедансным параметрам в условиях нестационарной эксплуатации электротранспорта.</w:t>
       </w:r>
     </w:p>
     <w:p>
@@ -5670,7 +5660,6 @@
           <w:sz w:val="28"/>
           <w:szCs w:val="28"/>
         </w:rPr>
-        <w:lastRenderedPageBreak/>
         <w:t>1.2 Механизмы деградации NMC, LFP, LTO и Na-ion аккумуляторных систем</w:t>
       </w:r>
     </w:p>
@@ -5973,7 +5962,7 @@
                 <v:shape id="_x0000_i1032" type="#_x0000_t75" style="width:168.2pt;height:31.1pt" o:ole="">
                   <v:imagedata r:id="rId27" o:title=""/>
                 </v:shape>
-                <o:OLEObject Type="Embed" ProgID="Equation.DSMT4" ShapeID="_x0000_i1032" DrawAspect="Content" ObjectID="_1847879294" r:id="rId28"/>
+                <o:OLEObject Type="Embed" ProgID="Equation.DSMT4" ShapeID="_x0000_i1032" DrawAspect="Content" ObjectID="_1847887699" r:id="rId28"/>
               </w:object>
             </w:r>
             <w:r>
@@ -6322,6 +6311,7 @@
           <w:sz w:val="28"/>
           <w:szCs w:val="28"/>
         </w:rPr>
+        <w:lastRenderedPageBreak/>
         <w:t>Наиболее универсальным следствием старения является рост сопротивления переноса заряда. Это следует из линеаризованного уравнения Батлера–Фольмера:</w:t>
       </w:r>
     </w:p>
@@ -6391,7 +6381,7 @@
                 <v:shape id="_x0000_i1033" type="#_x0000_t75" style="width:47.8pt;height:34pt" o:ole="">
                   <v:imagedata r:id="rId29" o:title=""/>
                 </v:shape>
-                <o:OLEObject Type="Embed" ProgID="Equation.DSMT4" ShapeID="_x0000_i1033" DrawAspect="Content" ObjectID="_1847879295" r:id="rId30"/>
+                <o:OLEObject Type="Embed" ProgID="Equation.DSMT4" ShapeID="_x0000_i1033" DrawAspect="Content" ObjectID="_1847887700" r:id="rId30"/>
               </w:object>
             </w:r>
             <w:r>
@@ -6448,7 +6438,6 @@
           <w:sz w:val="28"/>
           <w:szCs w:val="28"/>
         </w:rPr>
-        <w:lastRenderedPageBreak/>
         <w:t>где</w:t>
       </w:r>
       <w:r>
@@ -6777,7 +6766,7 @@
                 <v:shape id="_x0000_i1034" type="#_x0000_t75" style="width:63.95pt;height:31.7pt" o:ole="">
                   <v:imagedata r:id="rId31" o:title=""/>
                 </v:shape>
-                <o:OLEObject Type="Embed" ProgID="Equation.DSMT4" ShapeID="_x0000_i1034" DrawAspect="Content" ObjectID="_1847879296" r:id="rId32"/>
+                <o:OLEObject Type="Embed" ProgID="Equation.DSMT4" ShapeID="_x0000_i1034" DrawAspect="Content" ObjectID="_1847887701" r:id="rId32"/>
               </w:object>
             </w:r>
             <w:r>
@@ -6873,7 +6862,7 @@
           <v:shape id="_x0000_i1035" type="#_x0000_t75" style="width:51.85pt;height:21.3pt" o:ole="">
             <v:imagedata r:id="rId33" o:title=""/>
           </v:shape>
-          <o:OLEObject Type="Embed" ProgID="Equation.DSMT4" ShapeID="_x0000_i1035" DrawAspect="Content" ObjectID="_1847879297" r:id="rId34"/>
+          <o:OLEObject Type="Embed" ProgID="Equation.DSMT4" ShapeID="_x0000_i1035" DrawAspect="Content" ObjectID="_1847887702" r:id="rId34"/>
         </w:object>
       </w:r>
     </w:p>
@@ -6916,7 +6905,7 @@
           <v:shape id="_x0000_i1036" type="#_x0000_t75" style="width:62.8pt;height:20.15pt" o:ole="">
             <v:imagedata r:id="rId35" o:title=""/>
           </v:shape>
-          <o:OLEObject Type="Embed" ProgID="Equation.DSMT4" ShapeID="_x0000_i1036" DrawAspect="Content" ObjectID="_1847879298" r:id="rId36"/>
+          <o:OLEObject Type="Embed" ProgID="Equation.DSMT4" ShapeID="_x0000_i1036" DrawAspect="Content" ObjectID="_1847887703" r:id="rId36"/>
         </w:object>
       </w:r>
       <w:r>
@@ -6965,6 +6954,7 @@
           <w:sz w:val="28"/>
           <w:szCs w:val="28"/>
         </w:rPr>
+        <w:lastRenderedPageBreak/>
         <w:t>Температурная составляющая старения подчиняется закону Аррениуса:</w:t>
       </w:r>
     </w:p>
@@ -7033,7 +7023,7 @@
                 <v:shape id="_x0000_i1037" type="#_x0000_t75" style="width:103.7pt;height:34pt" o:ole="">
                   <v:imagedata r:id="rId37" o:title=""/>
                 </v:shape>
-                <o:OLEObject Type="Embed" ProgID="Equation.DSMT4" ShapeID="_x0000_i1037" DrawAspect="Content" ObjectID="_1847879299" r:id="rId38"/>
+                <o:OLEObject Type="Embed" ProgID="Equation.DSMT4" ShapeID="_x0000_i1037" DrawAspect="Content" ObjectID="_1847887704" r:id="rId38"/>
               </w:object>
             </w:r>
             <w:r>
@@ -7150,7 +7140,6 @@
           <w:sz w:val="28"/>
           <w:szCs w:val="28"/>
         </w:rPr>
-        <w:lastRenderedPageBreak/>
         <w:t xml:space="preserve">Применение этой формулы в данной работе обосновано тем, что межфазные реакции, разложение электролита, растворение переходных металлов, газообразование и многие формы структурной релаксации являются термоактивируемыми. Следовательно, даже одинаковая химическая система при разных тепловых режимах будет демонстрировать различную траекторию деградации. Современные обзоры по NMC, LFP и LTO системам подтверждают критическую роль температуры и </w:t>
       </w:r>
       <w:r>
@@ -7328,20 +7317,8 @@
           <w:sz w:val="28"/>
           <w:szCs w:val="28"/>
         </w:rPr>
-        <w:t>С точки зрения кинетики старения это означает, что деградация NMC идёт одновременно по двум связанным контурам. Первый контур — катодный: структурная перестройка кристаллической решётки, накопление механических дефектов, потеря электрического контакта между частицами и рост межфазной реакционной активности. Второй контур — анодный и межсистемный: осаждение продуктов побочных реакций, изменение состава SEI, перенос растворившихся переходных металлов к аноду и ускорение потери циклируемого лития. В спектре импеданса это, как правило, проявляется сравнительно быстрым ростом полукруга переноса заряда и последующим усилением низкочастотной диффузионной компоненты.</w:t>
-      </w:r>
-    </w:p>
-    <w:p>
-      <w:pPr>
-        <w:spacing w:line="360" w:lineRule="auto"/>
-        <w:ind w:firstLine="709"/>
-        <w:jc w:val="both"/>
-        <w:rPr>
-          <w:rFonts w:ascii="Times New Roman" w:hAnsi="Times New Roman" w:cs="Times New Roman"/>
-          <w:sz w:val="28"/>
-          <w:szCs w:val="28"/>
-        </w:rPr>
-      </w:pPr>
+        <w:t xml:space="preserve">С точки зрения кинетики старения это означает, что деградация NMC идёт одновременно по двум связанным контурам. Первый контур — катодный: структурная перестройка кристаллической решётки, накопление механических дефектов, потеря электрического контакта между частицами и рост межфазной реакционной активности. Второй контур — анодный и межсистемный: осаждение продуктов побочных реакций, изменение состава SEI, перенос </w:t>
+      </w:r>
       <w:r>
         <w:rPr>
           <w:rFonts w:ascii="Times New Roman" w:hAnsi="Times New Roman" w:cs="Times New Roman"/>
@@ -7349,6 +7326,26 @@
           <w:szCs w:val="28"/>
         </w:rPr>
         <w:lastRenderedPageBreak/>
+        <w:t>растворившихся переходных металлов к аноду и ускорение потери циклируемого лития. В спектре импеданса это, как правило, проявляется сравнительно быстрым ростом полукруга переноса заряда и последующим усилением низкочастотной диффузионной компоненты.</w:t>
+      </w:r>
+    </w:p>
+    <w:p>
+      <w:pPr>
+        <w:spacing w:line="360" w:lineRule="auto"/>
+        <w:ind w:firstLine="709"/>
+        <w:jc w:val="both"/>
+        <w:rPr>
+          <w:rFonts w:ascii="Times New Roman" w:hAnsi="Times New Roman" w:cs="Times New Roman"/>
+          <w:sz w:val="28"/>
+          <w:szCs w:val="28"/>
+        </w:rPr>
+      </w:pPr>
+      <w:r>
+        <w:rPr>
+          <w:rFonts w:ascii="Times New Roman" w:hAnsi="Times New Roman" w:cs="Times New Roman"/>
+          <w:sz w:val="28"/>
+          <w:szCs w:val="28"/>
+        </w:rPr>
         <w:t>В математической форме деградацию NMC-элемента удобно описывать как сумму структурной и межфазной составляющих:</w:t>
       </w:r>
     </w:p>
@@ -7416,7 +7413,7 @@
                 <v:shape id="_x0000_i1038" type="#_x0000_t75" style="width:185.45pt;height:20.15pt" o:ole="">
                   <v:imagedata r:id="rId39" o:title=""/>
                 </v:shape>
-                <o:OLEObject Type="Embed" ProgID="Equation.DSMT4" ShapeID="_x0000_i1038" DrawAspect="Content" ObjectID="_1847879300" r:id="rId40"/>
+                <o:OLEObject Type="Embed" ProgID="Equation.DSMT4" ShapeID="_x0000_i1038" DrawAspect="Content" ObjectID="_1847887705" r:id="rId40"/>
               </w:object>
             </w:r>
             <w:r>
@@ -7675,27 +7672,7 @@
           <w:sz w:val="28"/>
           <w:szCs w:val="28"/>
         </w:rPr>
-        <w:t>Литий-железо-фосфатные аккумуляторы характеризуются более высокой термической стабильностью, развитой эксплуатационной безопасностью и, как правило, большим циклическим ресурсом по сравнению с NMC. Эти свойства связаны с оливиновой структурой LiFePO, которая термодинамически более устойчива и менее склонна к кислородной нестабильности, однако имеет меньшую собственную электронную проводимость и одномерные каналы диффузии лития. Современные обзоры LFP подчёркивают именно эту двойственность: высокая структурная устойчивость сочетается с более жёсткими требованиями к проводящим покрытиям, размеру частиц и межфазной архитектуре.</w:t>
-      </w:r>
-    </w:p>
-    <w:p>
-      <w:pPr>
-        <w:spacing w:line="360" w:lineRule="auto"/>
-        <w:ind w:firstLine="709"/>
-        <w:jc w:val="both"/>
-        <w:rPr>
-          <w:rFonts w:ascii="Times New Roman" w:hAnsi="Times New Roman" w:cs="Times New Roman"/>
-          <w:sz w:val="28"/>
-          <w:szCs w:val="28"/>
-        </w:rPr>
-      </w:pPr>
-      <w:r>
-        <w:rPr>
-          <w:rFonts w:ascii="Times New Roman" w:hAnsi="Times New Roman" w:cs="Times New Roman"/>
-          <w:sz w:val="28"/>
-          <w:szCs w:val="28"/>
-        </w:rPr>
-        <w:t xml:space="preserve">Для LFP-систем ранняя деградация часто определяется не столько разрушением катода, сколько потерей циклируемого лития, деградацией графитового анода и постепенным ростом импеданса на фоне сокращения </w:t>
+        <w:t xml:space="preserve">Литий-железо-фосфатные аккумуляторы характеризуются более высокой термической стабильностью, развитой эксплуатационной безопасностью и, как правило, большим циклическим ресурсом по сравнению с NMC. Эти свойства связаны с оливиновой структурой LiFePO, которая термодинамически более устойчива и менее склонна к кислородной нестабильности, однако имеет меньшую собственную электронную проводимость и одномерные каналы диффузии лития. Современные обзоры LFP подчёркивают именно эту двойственность: высокая структурная устойчивость сочетается с более жёсткими </w:t>
       </w:r>
       <w:r>
         <w:rPr>
@@ -7704,7 +7681,27 @@
           <w:szCs w:val="28"/>
         </w:rPr>
         <w:lastRenderedPageBreak/>
-        <w:t xml:space="preserve">эффективной реакционной площади. Обзор </w:t>
+        <w:t>требованиями к проводящим покрытиям, размеру частиц и межфазной архитектуре.</w:t>
+      </w:r>
+    </w:p>
+    <w:p>
+      <w:pPr>
+        <w:spacing w:line="360" w:lineRule="auto"/>
+        <w:ind w:firstLine="709"/>
+        <w:jc w:val="both"/>
+        <w:rPr>
+          <w:rFonts w:ascii="Times New Roman" w:hAnsi="Times New Roman" w:cs="Times New Roman"/>
+          <w:sz w:val="28"/>
+          <w:szCs w:val="28"/>
+        </w:rPr>
+      </w:pPr>
+      <w:r>
+        <w:rPr>
+          <w:rFonts w:ascii="Times New Roman" w:hAnsi="Times New Roman" w:cs="Times New Roman"/>
+          <w:sz w:val="28"/>
+          <w:szCs w:val="28"/>
+        </w:rPr>
+        <w:t xml:space="preserve">Для LFP-систем ранняя деградация часто определяется не столько разрушением катода, сколько потерей циклируемого лития, деградацией графитового анода и постепенным ростом импеданса на фоне сокращения эффективной реакционной площади. Обзор </w:t>
       </w:r>
       <w:commentRangeStart w:id="6"/>
       <w:r>
@@ -8003,7 +8000,7 @@
                 <v:shape id="_x0000_i1039" type="#_x0000_t75" style="width:165.9pt;height:21.9pt" o:ole="">
                   <v:imagedata r:id="rId41" o:title=""/>
                 </v:shape>
-                <o:OLEObject Type="Embed" ProgID="Equation.DSMT4" ShapeID="_x0000_i1039" DrawAspect="Content" ObjectID="_1847879301" r:id="rId42"/>
+                <o:OLEObject Type="Embed" ProgID="Equation.DSMT4" ShapeID="_x0000_i1039" DrawAspect="Content" ObjectID="_1847887706" r:id="rId42"/>
               </w:object>
             </w:r>
             <w:r>
@@ -8199,7 +8196,6 @@
           <w:bCs/>
           <w:sz w:val="28"/>
           <w:szCs w:val="28"/>
-          <w:highlight w:val="magenta"/>
         </w:rPr>
         <w:t>1.2.3 Деградация аккумуляторов типа LTO</w:t>
       </w:r>
@@ -8233,304 +8229,312 @@
           <w:sz w:val="28"/>
           <w:szCs w:val="28"/>
         </w:rPr>
+        <w:t xml:space="preserve">Литий-титанатные системы принципиально отличаются от литий-ионных </w:t>
+      </w:r>
+      <w:r>
+        <w:rPr>
+          <w:rFonts w:ascii="Times New Roman" w:hAnsi="Times New Roman" w:cs="Times New Roman"/>
+          <w:sz w:val="28"/>
+          <w:szCs w:val="28"/>
+        </w:rPr>
+        <w:t>батарей</w:t>
+      </w:r>
+      <w:r>
+        <w:rPr>
+          <w:rFonts w:ascii="Times New Roman" w:hAnsi="Times New Roman" w:cs="Times New Roman"/>
+          <w:sz w:val="28"/>
+          <w:szCs w:val="28"/>
+        </w:rPr>
+        <w:t xml:space="preserve"> с графитовым ано</w:t>
+      </w:r>
+      <w:r>
+        <w:rPr>
+          <w:rFonts w:ascii="Times New Roman" w:hAnsi="Times New Roman" w:cs="Times New Roman"/>
+          <w:sz w:val="28"/>
+          <w:szCs w:val="28"/>
+        </w:rPr>
+        <w:t>дом</w:t>
+      </w:r>
+      <w:r>
+        <w:rPr>
+          <w:rFonts w:ascii="Times New Roman" w:hAnsi="Times New Roman" w:cs="Times New Roman"/>
+          <w:sz w:val="28"/>
+          <w:szCs w:val="28"/>
+        </w:rPr>
+        <w:t xml:space="preserve"> </w:t>
+      </w:r>
+      <w:r>
+        <w:rPr>
+          <w:rFonts w:ascii="Times New Roman" w:hAnsi="Times New Roman" w:cs="Times New Roman"/>
+          <w:sz w:val="28"/>
+          <w:szCs w:val="28"/>
+        </w:rPr>
+        <w:t>за счёт использования анода</w:t>
+      </w:r>
+      <w:r>
+        <w:rPr>
+          <w:rFonts w:ascii="Times New Roman" w:hAnsi="Times New Roman" w:cs="Times New Roman"/>
+          <w:sz w:val="28"/>
+          <w:szCs w:val="28"/>
+        </w:rPr>
+        <w:t xml:space="preserve"> </w:t>
+      </w:r>
+      <w:r>
+        <w:rPr>
+          <w:rFonts w:ascii="Times New Roman" w:hAnsi="Times New Roman" w:cs="Times New Roman"/>
+          <w:i/>
+          <w:sz w:val="28"/>
+          <w:szCs w:val="28"/>
+          <w:lang w:val="en-US"/>
+        </w:rPr>
+        <w:t>Li</w:t>
+      </w:r>
+      <w:r>
+        <w:rPr>
+          <w:rFonts w:ascii="Times New Roman" w:hAnsi="Times New Roman" w:cs="Times New Roman"/>
+          <w:i/>
+          <w:sz w:val="28"/>
+          <w:szCs w:val="28"/>
+          <w:vertAlign w:val="subscript"/>
+        </w:rPr>
+        <w:t>4</w:t>
+      </w:r>
+      <w:r>
+        <w:rPr>
+          <w:rFonts w:ascii="Times New Roman" w:hAnsi="Times New Roman" w:cs="Times New Roman"/>
+          <w:i/>
+          <w:sz w:val="28"/>
+          <w:szCs w:val="28"/>
+          <w:lang w:val="en-US"/>
+        </w:rPr>
+        <w:t>Ti</w:t>
+      </w:r>
+      <w:r>
+        <w:rPr>
+          <w:rFonts w:ascii="Times New Roman" w:hAnsi="Times New Roman" w:cs="Times New Roman"/>
+          <w:i/>
+          <w:sz w:val="28"/>
+          <w:szCs w:val="28"/>
+          <w:vertAlign w:val="subscript"/>
+        </w:rPr>
+        <w:t>5</w:t>
+      </w:r>
+      <w:r>
+        <w:rPr>
+          <w:rFonts w:ascii="Times New Roman" w:hAnsi="Times New Roman" w:cs="Times New Roman"/>
+          <w:i/>
+          <w:sz w:val="28"/>
+          <w:szCs w:val="28"/>
+          <w:lang w:val="en-US"/>
+        </w:rPr>
+        <w:t>O</w:t>
+      </w:r>
+      <w:r>
+        <w:rPr>
+          <w:rFonts w:ascii="Times New Roman" w:hAnsi="Times New Roman" w:cs="Times New Roman"/>
+          <w:i/>
+          <w:sz w:val="28"/>
+          <w:szCs w:val="28"/>
+          <w:vertAlign w:val="subscript"/>
+        </w:rPr>
+        <w:t>12</w:t>
+      </w:r>
+      <w:r>
+        <w:rPr>
+          <w:rFonts w:ascii="Times New Roman" w:hAnsi="Times New Roman" w:cs="Times New Roman"/>
+          <w:sz w:val="28"/>
+          <w:szCs w:val="28"/>
+        </w:rPr>
+        <w:t xml:space="preserve">. </w:t>
+      </w:r>
+      <w:r>
+        <w:rPr>
+          <w:rFonts w:ascii="Times New Roman" w:hAnsi="Times New Roman" w:cs="Times New Roman"/>
+          <w:sz w:val="28"/>
+          <w:szCs w:val="28"/>
+        </w:rPr>
+        <w:t xml:space="preserve">Для LTO-анода характерно так называемое </w:t>
+      </w:r>
+      <w:r>
+        <w:rPr>
+          <w:rFonts w:ascii="Times New Roman" w:hAnsi="Times New Roman" w:cs="Times New Roman"/>
+          <w:sz w:val="28"/>
+          <w:szCs w:val="28"/>
+          <w:highlight w:val="green"/>
+        </w:rPr>
+        <w:t>zero-strain</w:t>
+      </w:r>
+      <w:r>
+        <w:rPr>
+          <w:rFonts w:ascii="Times New Roman" w:hAnsi="Times New Roman" w:cs="Times New Roman"/>
+          <w:sz w:val="28"/>
+          <w:szCs w:val="28"/>
+          <w:highlight w:val="green"/>
+        </w:rPr>
+        <w:t xml:space="preserve"> (минимальная деформация объёма кристаллической решётки)</w:t>
+      </w:r>
+      <w:r>
+        <w:rPr>
+          <w:rFonts w:ascii="Times New Roman" w:hAnsi="Times New Roman" w:cs="Times New Roman"/>
+          <w:sz w:val="28"/>
+          <w:szCs w:val="28"/>
+        </w:rPr>
+        <w:t xml:space="preserve"> поведение, то есть минимальное изменение объёма </w:t>
+      </w:r>
+      <w:r>
+        <w:rPr>
+          <w:rFonts w:ascii="Times New Roman" w:hAnsi="Times New Roman" w:cs="Times New Roman"/>
+          <w:sz w:val="28"/>
+          <w:szCs w:val="28"/>
+        </w:rPr>
+        <w:t>при интеркаляции и деинтеркаляции лития. Именно это обстоятельство</w:t>
+      </w:r>
+      <w:r>
+        <w:rPr>
+          <w:rFonts w:ascii="Times New Roman" w:hAnsi="Times New Roman" w:cs="Times New Roman"/>
+          <w:sz w:val="28"/>
+          <w:szCs w:val="28"/>
+        </w:rPr>
+        <w:t xml:space="preserve"> обеспечивает исключительно высокую циклическую стабильность, малую склонность к литиевому осаждению и хорошие высокомощностные свойства. Современные обзоры прямо связывают высокую долговечность LTO с</w:t>
+      </w:r>
+      <w:r>
+        <w:rPr>
+          <w:rFonts w:ascii="Times New Roman" w:hAnsi="Times New Roman" w:cs="Times New Roman"/>
+          <w:sz w:val="28"/>
+          <w:szCs w:val="28"/>
+        </w:rPr>
+        <w:t xml:space="preserve"> </w:t>
+      </w:r>
+      <w:r>
+        <w:rPr>
+          <w:rFonts w:ascii="Times New Roman" w:hAnsi="Times New Roman" w:cs="Times New Roman"/>
+          <w:sz w:val="28"/>
+          <w:szCs w:val="28"/>
+          <w:highlight w:val="green"/>
+        </w:rPr>
+        <w:t xml:space="preserve">near-zero strain </w:t>
+      </w:r>
+      <w:r>
+        <w:rPr>
+          <w:rFonts w:ascii="Times New Roman" w:hAnsi="Times New Roman" w:cs="Times New Roman"/>
+          <w:sz w:val="28"/>
+          <w:szCs w:val="28"/>
+          <w:highlight w:val="green"/>
+        </w:rPr>
+        <w:t>(околонулевой деформацией)</w:t>
+      </w:r>
+      <w:r>
+        <w:rPr>
+          <w:rFonts w:ascii="Times New Roman" w:hAnsi="Times New Roman" w:cs="Times New Roman"/>
+          <w:sz w:val="28"/>
+          <w:szCs w:val="28"/>
+        </w:rPr>
+        <w:t xml:space="preserve"> </w:t>
+      </w:r>
+      <w:r>
+        <w:rPr>
+          <w:rFonts w:ascii="Times New Roman" w:hAnsi="Times New Roman" w:cs="Times New Roman"/>
+          <w:sz w:val="28"/>
+          <w:szCs w:val="28"/>
+        </w:rPr>
+        <w:t>анода.</w:t>
+      </w:r>
+    </w:p>
+    <w:p>
+      <w:pPr>
+        <w:spacing w:line="360" w:lineRule="auto"/>
+        <w:ind w:firstLine="709"/>
+        <w:jc w:val="both"/>
+        <w:rPr>
+          <w:rFonts w:ascii="Times New Roman" w:hAnsi="Times New Roman" w:cs="Times New Roman"/>
+          <w:sz w:val="28"/>
+          <w:szCs w:val="28"/>
+        </w:rPr>
+      </w:pPr>
+      <w:r>
+        <w:rPr>
+          <w:rFonts w:ascii="Times New Roman" w:hAnsi="Times New Roman" w:cs="Times New Roman"/>
+          <w:sz w:val="28"/>
+          <w:szCs w:val="28"/>
+        </w:rPr>
+        <w:t xml:space="preserve">Однако у LTO имеются и принципиальные ограничения. Во-первых, такие системы уступают NMC и LFP по удельной энергии. Во-вторых, для LTO типичны сравнительно низкие электронная и ионная проводимости самого анодного материала, из-за чего для реальных высокомощностных ячеек существенную роль играют архитектура электрода, проводящие добавки и межфазное сопротивление. Современные публикации также указывают на SOC-зависимое и температурно-ускоряемое старение, газообразование и образование поверхностных слоёв, особенно при жёстких режимах </w:t>
+      </w:r>
+      <w:r>
+        <w:rPr>
+          <w:rFonts w:ascii="Times New Roman" w:hAnsi="Times New Roman" w:cs="Times New Roman"/>
+          <w:sz w:val="28"/>
+          <w:szCs w:val="28"/>
+        </w:rPr>
+        <w:t xml:space="preserve">работы </w:t>
+      </w:r>
+      <w:r>
+        <w:rPr>
+          <w:rFonts w:ascii="Times New Roman" w:hAnsi="Times New Roman" w:cs="Times New Roman"/>
+          <w:sz w:val="28"/>
+          <w:szCs w:val="28"/>
+        </w:rPr>
+        <w:t>и высоких температурах.</w:t>
+      </w:r>
+    </w:p>
+    <w:p>
+      <w:pPr>
+        <w:spacing w:line="360" w:lineRule="auto"/>
+        <w:ind w:firstLine="709"/>
+        <w:jc w:val="both"/>
+        <w:rPr>
+          <w:rFonts w:ascii="Times New Roman" w:hAnsi="Times New Roman" w:cs="Times New Roman"/>
+          <w:sz w:val="28"/>
+          <w:szCs w:val="28"/>
+        </w:rPr>
+      </w:pPr>
+      <w:r>
+        <w:rPr>
+          <w:rFonts w:ascii="Times New Roman" w:hAnsi="Times New Roman" w:cs="Times New Roman"/>
+          <w:sz w:val="28"/>
+          <w:szCs w:val="28"/>
+        </w:rPr>
+        <w:t xml:space="preserve">С импедансной точки зрения LTO-системы особенно интересны тем, что собственная деградация анода существенно подавлена, а рост сопротивления во многих конфигурациях определяется в большей степени катодной частью и </w:t>
+      </w:r>
+      <w:r>
+        <w:rPr>
+          <w:rFonts w:ascii="Times New Roman" w:hAnsi="Times New Roman" w:cs="Times New Roman"/>
+          <w:sz w:val="28"/>
+          <w:szCs w:val="28"/>
+        </w:rPr>
+        <w:t>межфазным сопротивлением, чем разрушением LTO-анода как та</w:t>
+      </w:r>
+      <w:r>
+        <w:rPr>
+          <w:rFonts w:ascii="Times New Roman" w:hAnsi="Times New Roman" w:cs="Times New Roman"/>
+          <w:sz w:val="28"/>
+          <w:szCs w:val="28"/>
+        </w:rPr>
+        <w:t xml:space="preserve">кового. Это подтверждается и специализированным </w:t>
+      </w:r>
+      <w:r>
+        <w:rPr>
+          <w:rFonts w:ascii="Times New Roman" w:hAnsi="Times New Roman" w:cs="Times New Roman"/>
+          <w:sz w:val="28"/>
+          <w:szCs w:val="28"/>
+        </w:rPr>
+        <w:t>ЭИС</w:t>
+      </w:r>
+      <w:r>
+        <w:rPr>
+          <w:rFonts w:ascii="Times New Roman" w:hAnsi="Times New Roman" w:cs="Times New Roman"/>
+          <w:sz w:val="28"/>
+          <w:szCs w:val="28"/>
+        </w:rPr>
+        <w:t xml:space="preserve">-исследованием для Li-ion батарей с LTO-анодом, где было показано, что уменьшение ёмкости при циклировании </w:t>
+      </w:r>
+      <w:r>
+        <w:rPr>
+          <w:rFonts w:ascii="Times New Roman" w:hAnsi="Times New Roman" w:cs="Times New Roman"/>
+          <w:sz w:val="28"/>
+          <w:szCs w:val="28"/>
+        </w:rPr>
         <w:lastRenderedPageBreak/>
-        <w:t xml:space="preserve">Литий-титанатные системы принципиально отличаются от литий-ионных </w:t>
-      </w:r>
-      <w:r>
-        <w:rPr>
-          <w:rFonts w:ascii="Times New Roman" w:hAnsi="Times New Roman" w:cs="Times New Roman"/>
-          <w:sz w:val="28"/>
-          <w:szCs w:val="28"/>
-        </w:rPr>
-        <w:t>батарей</w:t>
-      </w:r>
-      <w:r>
-        <w:rPr>
-          <w:rFonts w:ascii="Times New Roman" w:hAnsi="Times New Roman" w:cs="Times New Roman"/>
-          <w:sz w:val="28"/>
-          <w:szCs w:val="28"/>
-        </w:rPr>
-        <w:t xml:space="preserve"> с графитовым ано</w:t>
-      </w:r>
-      <w:r>
-        <w:rPr>
-          <w:rFonts w:ascii="Times New Roman" w:hAnsi="Times New Roman" w:cs="Times New Roman"/>
-          <w:sz w:val="28"/>
-          <w:szCs w:val="28"/>
-        </w:rPr>
-        <w:t>дом</w:t>
-      </w:r>
-      <w:r>
-        <w:rPr>
-          <w:rFonts w:ascii="Times New Roman" w:hAnsi="Times New Roman" w:cs="Times New Roman"/>
-          <w:sz w:val="28"/>
-          <w:szCs w:val="28"/>
-        </w:rPr>
-        <w:t xml:space="preserve"> </w:t>
-      </w:r>
-      <w:r>
-        <w:rPr>
-          <w:rFonts w:ascii="Times New Roman" w:hAnsi="Times New Roman" w:cs="Times New Roman"/>
-          <w:sz w:val="28"/>
-          <w:szCs w:val="28"/>
-        </w:rPr>
-        <w:t>за счёт использования анода</w:t>
-      </w:r>
-      <w:r>
-        <w:rPr>
-          <w:rFonts w:ascii="Times New Roman" w:hAnsi="Times New Roman" w:cs="Times New Roman"/>
-          <w:sz w:val="28"/>
-          <w:szCs w:val="28"/>
-        </w:rPr>
-        <w:t xml:space="preserve"> </w:t>
-      </w:r>
-      <w:r>
-        <w:rPr>
-          <w:rFonts w:ascii="Times New Roman" w:hAnsi="Times New Roman" w:cs="Times New Roman"/>
-          <w:i/>
-          <w:sz w:val="28"/>
-          <w:szCs w:val="28"/>
-          <w:lang w:val="en-US"/>
-        </w:rPr>
-        <w:t>Li</w:t>
-      </w:r>
-      <w:r>
-        <w:rPr>
-          <w:rFonts w:ascii="Times New Roman" w:hAnsi="Times New Roman" w:cs="Times New Roman"/>
-          <w:i/>
-          <w:sz w:val="28"/>
-          <w:szCs w:val="28"/>
-          <w:vertAlign w:val="subscript"/>
-        </w:rPr>
-        <w:t>4</w:t>
-      </w:r>
-      <w:r>
-        <w:rPr>
-          <w:rFonts w:ascii="Times New Roman" w:hAnsi="Times New Roman" w:cs="Times New Roman"/>
-          <w:i/>
-          <w:sz w:val="28"/>
-          <w:szCs w:val="28"/>
-          <w:lang w:val="en-US"/>
-        </w:rPr>
-        <w:t>Ti</w:t>
-      </w:r>
-      <w:r>
-        <w:rPr>
-          <w:rFonts w:ascii="Times New Roman" w:hAnsi="Times New Roman" w:cs="Times New Roman"/>
-          <w:i/>
-          <w:sz w:val="28"/>
-          <w:szCs w:val="28"/>
-          <w:vertAlign w:val="subscript"/>
-        </w:rPr>
-        <w:t>5</w:t>
-      </w:r>
-      <w:r>
-        <w:rPr>
-          <w:rFonts w:ascii="Times New Roman" w:hAnsi="Times New Roman" w:cs="Times New Roman"/>
-          <w:i/>
-          <w:sz w:val="28"/>
-          <w:szCs w:val="28"/>
-          <w:lang w:val="en-US"/>
-        </w:rPr>
-        <w:t>O</w:t>
-      </w:r>
-      <w:r>
-        <w:rPr>
-          <w:rFonts w:ascii="Times New Roman" w:hAnsi="Times New Roman" w:cs="Times New Roman"/>
-          <w:i/>
-          <w:sz w:val="28"/>
-          <w:szCs w:val="28"/>
-          <w:vertAlign w:val="subscript"/>
-        </w:rPr>
-        <w:t>12</w:t>
-      </w:r>
-      <w:r>
-        <w:rPr>
-          <w:rFonts w:ascii="Times New Roman" w:hAnsi="Times New Roman" w:cs="Times New Roman"/>
-          <w:sz w:val="28"/>
-          <w:szCs w:val="28"/>
-        </w:rPr>
-        <w:t xml:space="preserve">. </w:t>
-      </w:r>
-      <w:r>
-        <w:rPr>
-          <w:rFonts w:ascii="Times New Roman" w:hAnsi="Times New Roman" w:cs="Times New Roman"/>
-          <w:sz w:val="28"/>
-          <w:szCs w:val="28"/>
-        </w:rPr>
-        <w:t xml:space="preserve">Для LTO-анода характерно так называемое </w:t>
-      </w:r>
-      <w:r>
-        <w:rPr>
-          <w:rFonts w:ascii="Times New Roman" w:hAnsi="Times New Roman" w:cs="Times New Roman"/>
-          <w:sz w:val="28"/>
-          <w:szCs w:val="28"/>
-          <w:highlight w:val="green"/>
-        </w:rPr>
-        <w:t>zero-strain</w:t>
-      </w:r>
-      <w:r>
-        <w:rPr>
-          <w:rFonts w:ascii="Times New Roman" w:hAnsi="Times New Roman" w:cs="Times New Roman"/>
-          <w:sz w:val="28"/>
-          <w:szCs w:val="28"/>
-          <w:highlight w:val="green"/>
-        </w:rPr>
-        <w:t xml:space="preserve"> (минимальная деформация объёма кристаллической решётки)</w:t>
-      </w:r>
-      <w:r>
-        <w:rPr>
-          <w:rFonts w:ascii="Times New Roman" w:hAnsi="Times New Roman" w:cs="Times New Roman"/>
-          <w:sz w:val="28"/>
-          <w:szCs w:val="28"/>
-        </w:rPr>
-        <w:t xml:space="preserve"> поведение, то есть минимальное изменение объёма </w:t>
-      </w:r>
-      <w:r>
-        <w:rPr>
-          <w:rFonts w:ascii="Times New Roman" w:hAnsi="Times New Roman" w:cs="Times New Roman"/>
-          <w:sz w:val="28"/>
-          <w:szCs w:val="28"/>
-        </w:rPr>
-        <w:t>при интеркаляции и деинтеркаляции лития. Именно это обстоятельство</w:t>
-      </w:r>
-      <w:r>
-        <w:rPr>
-          <w:rFonts w:ascii="Times New Roman" w:hAnsi="Times New Roman" w:cs="Times New Roman"/>
-          <w:sz w:val="28"/>
-          <w:szCs w:val="28"/>
-        </w:rPr>
-        <w:t xml:space="preserve"> обеспечивает исключительно высокую циклическую стабильность, малую склонность к литиевому осаждению и хорошие высокомощностные свойства. Современные обзоры прямо связывают высокую долговечность LTO с</w:t>
-      </w:r>
-      <w:r>
-        <w:rPr>
-          <w:rFonts w:ascii="Times New Roman" w:hAnsi="Times New Roman" w:cs="Times New Roman"/>
-          <w:sz w:val="28"/>
-          <w:szCs w:val="28"/>
-        </w:rPr>
-        <w:t xml:space="preserve"> </w:t>
-      </w:r>
-      <w:r>
-        <w:rPr>
-          <w:rFonts w:ascii="Times New Roman" w:hAnsi="Times New Roman" w:cs="Times New Roman"/>
-          <w:sz w:val="28"/>
-          <w:szCs w:val="28"/>
-          <w:highlight w:val="green"/>
-        </w:rPr>
-        <w:t xml:space="preserve">near-zero strain </w:t>
-      </w:r>
-      <w:r>
-        <w:rPr>
-          <w:rFonts w:ascii="Times New Roman" w:hAnsi="Times New Roman" w:cs="Times New Roman"/>
-          <w:sz w:val="28"/>
-          <w:szCs w:val="28"/>
-          <w:highlight w:val="green"/>
-        </w:rPr>
-        <w:t>(околонулевой деформацией)</w:t>
-      </w:r>
-      <w:r>
-        <w:rPr>
-          <w:rFonts w:ascii="Times New Roman" w:hAnsi="Times New Roman" w:cs="Times New Roman"/>
-          <w:sz w:val="28"/>
-          <w:szCs w:val="28"/>
-        </w:rPr>
-        <w:t xml:space="preserve"> </w:t>
-      </w:r>
-      <w:r>
-        <w:rPr>
-          <w:rFonts w:ascii="Times New Roman" w:hAnsi="Times New Roman" w:cs="Times New Roman"/>
-          <w:sz w:val="28"/>
-          <w:szCs w:val="28"/>
-        </w:rPr>
-        <w:t>анода.</w:t>
-      </w:r>
-    </w:p>
-    <w:p>
-      <w:pPr>
-        <w:spacing w:line="360" w:lineRule="auto"/>
-        <w:ind w:firstLine="709"/>
-        <w:jc w:val="both"/>
-        <w:rPr>
-          <w:rFonts w:ascii="Times New Roman" w:hAnsi="Times New Roman" w:cs="Times New Roman"/>
-          <w:sz w:val="28"/>
-          <w:szCs w:val="28"/>
-        </w:rPr>
-      </w:pPr>
-      <w:r>
-        <w:rPr>
-          <w:rFonts w:ascii="Times New Roman" w:hAnsi="Times New Roman" w:cs="Times New Roman"/>
-          <w:sz w:val="28"/>
-          <w:szCs w:val="28"/>
-        </w:rPr>
-        <w:t xml:space="preserve">Однако у LTO имеются и принципиальные ограничения. Во-первых, такие системы уступают NMC и LFP по удельной энергии. Во-вторых, для LTO типичны сравнительно низкие электронная и ионная проводимости самого анодного материала, из-за чего для реальных высокомощностных ячеек существенную роль играют архитектура электрода, проводящие добавки и межфазное сопротивление. Современные публикации также указывают на SOC-зависимое и температурно-ускоряемое старение, газообразование и образование поверхностных слоёв, особенно при жёстких режимах </w:t>
-      </w:r>
-      <w:r>
-        <w:rPr>
-          <w:rFonts w:ascii="Times New Roman" w:hAnsi="Times New Roman" w:cs="Times New Roman"/>
-          <w:sz w:val="28"/>
-          <w:szCs w:val="28"/>
-        </w:rPr>
-        <w:t xml:space="preserve">работы </w:t>
-      </w:r>
-      <w:r>
-        <w:rPr>
-          <w:rFonts w:ascii="Times New Roman" w:hAnsi="Times New Roman" w:cs="Times New Roman"/>
-          <w:sz w:val="28"/>
-          <w:szCs w:val="28"/>
-        </w:rPr>
-        <w:t>и высоких температурах.</w:t>
-      </w:r>
-    </w:p>
-    <w:p>
-      <w:pPr>
-        <w:spacing w:line="360" w:lineRule="auto"/>
-        <w:ind w:firstLine="709"/>
-        <w:jc w:val="both"/>
-        <w:rPr>
-          <w:rFonts w:ascii="Times New Roman" w:hAnsi="Times New Roman" w:cs="Times New Roman"/>
-          <w:sz w:val="28"/>
-          <w:szCs w:val="28"/>
-        </w:rPr>
-      </w:pPr>
-      <w:r>
-        <w:rPr>
-          <w:rFonts w:ascii="Times New Roman" w:hAnsi="Times New Roman" w:cs="Times New Roman"/>
-          <w:sz w:val="28"/>
-          <w:szCs w:val="28"/>
-        </w:rPr>
-        <w:t xml:space="preserve">С импедансной точки зрения LTO-системы особенно интересны тем, что собственная деградация анода существенно подавлена, а рост сопротивления во многих конфигурациях определяется в большей степени катодной частью и </w:t>
-      </w:r>
-      <w:r>
-        <w:rPr>
-          <w:rFonts w:ascii="Times New Roman" w:hAnsi="Times New Roman" w:cs="Times New Roman"/>
-          <w:sz w:val="28"/>
-          <w:szCs w:val="28"/>
-        </w:rPr>
-        <w:t>межфазным сопротивлением, чем разрушением LTO-анода как та</w:t>
-      </w:r>
-      <w:r>
-        <w:rPr>
-          <w:rFonts w:ascii="Times New Roman" w:hAnsi="Times New Roman" w:cs="Times New Roman"/>
-          <w:sz w:val="28"/>
-          <w:szCs w:val="28"/>
-        </w:rPr>
-        <w:t xml:space="preserve">кового. Это подтверждается и специализированным </w:t>
-      </w:r>
-      <w:r>
-        <w:rPr>
-          <w:rFonts w:ascii="Times New Roman" w:hAnsi="Times New Roman" w:cs="Times New Roman"/>
-          <w:sz w:val="28"/>
-          <w:szCs w:val="28"/>
-        </w:rPr>
-        <w:t>ЭИС</w:t>
-      </w:r>
-      <w:r>
-        <w:rPr>
-          <w:rFonts w:ascii="Times New Roman" w:hAnsi="Times New Roman" w:cs="Times New Roman"/>
-          <w:sz w:val="28"/>
-          <w:szCs w:val="28"/>
-        </w:rPr>
-        <w:t>-исследованием для Li-ion батарей с LTO-анодом, где было показано, что уменьшение ёмкости при циклировании главным образом связано с ростом межфазного сопротивления и деградацией катодной стороны.</w:t>
+        <w:t>главным образом связано с ростом межфазного сопротивления и деградацией катодной стороны.</w:t>
       </w:r>
     </w:p>
     <w:p>
@@ -8577,16 +8581,7 @@
           <w:sz w:val="28"/>
           <w:szCs w:val="28"/>
         </w:rPr>
-        <w:t xml:space="preserve">системой, на которой удобно проверять чувствительность импедансных критериев к медленным деградационным </w:t>
-      </w:r>
-      <w:r>
-        <w:rPr>
-          <w:rFonts w:ascii="Times New Roman" w:hAnsi="Times New Roman" w:cs="Times New Roman"/>
-          <w:sz w:val="28"/>
-          <w:szCs w:val="28"/>
-        </w:rPr>
-        <w:lastRenderedPageBreak/>
-        <w:t>процессам. Во-вторых, поведение LTO показывает, что одна и та же диагностическая переменная</w:t>
+        <w:t>системой, на которой удобно проверять чувствительность импедансных критериев к медленным деградационным процессам. Во-вторых, поведение LTO показывает, что одна и та же диагностическая переменная</w:t>
       </w:r>
       <w:r>
         <w:rPr>
@@ -8882,7 +8877,16 @@
           <w:sz w:val="28"/>
           <w:szCs w:val="28"/>
         </w:rPr>
-        <w:t xml:space="preserve"> подчёркивают также важную роль нестабильности межфазного слоя, структурных превращений катодов и неоднородностей производства коммерческих элементов.</w:t>
+        <w:t xml:space="preserve"> подчёркивают также важную роль нестабильности межфазного слоя, </w:t>
+      </w:r>
+      <w:r>
+        <w:rPr>
+          <w:rFonts w:ascii="Times New Roman" w:hAnsi="Times New Roman" w:cs="Times New Roman"/>
+          <w:sz w:val="28"/>
+          <w:szCs w:val="28"/>
+        </w:rPr>
+        <w:lastRenderedPageBreak/>
+        <w:t>структурных превращений катодов и неоднородностей производства коммерческих элементов.</w:t>
       </w:r>
     </w:p>
     <w:p>
@@ -8986,7 +8990,7 @@
                 <v:shape id="_x0000_i1040" type="#_x0000_t75" style="width:171.05pt;height:20.15pt" o:ole="">
                   <v:imagedata r:id="rId43" o:title=""/>
                 </v:shape>
-                <o:OLEObject Type="Embed" ProgID="Equation.DSMT4" ShapeID="_x0000_i1040" DrawAspect="Content" ObjectID="_1847879302" r:id="rId44"/>
+                <o:OLEObject Type="Embed" ProgID="Equation.DSMT4" ShapeID="_x0000_i1040" DrawAspect="Content" ObjectID="_1847887707" r:id="rId44"/>
               </w:object>
             </w:r>
             <w:r>
@@ -9430,7 +9434,16 @@
                 <w:sz w:val="24"/>
                 <w:szCs w:val="24"/>
               </w:rPr>
-              <w:t>ост межфазных сопротивлений, микротрещины катода, растворение переходных металлов, потеря активного лития</w:t>
+              <w:t xml:space="preserve">ост межфазных сопротивлений, микротрещины катода, растворение </w:t>
+            </w:r>
+            <w:r>
+              <w:rPr>
+                <w:rFonts w:ascii="Times New Roman" w:hAnsi="Times New Roman" w:cs="Times New Roman"/>
+                <w:sz w:val="24"/>
+                <w:szCs w:val="24"/>
+              </w:rPr>
+              <w:lastRenderedPageBreak/>
+              <w:t>переходных металлов, потеря активного лития</w:t>
             </w:r>
           </w:p>
         </w:tc>
@@ -9455,6 +9468,7 @@
                 <w:sz w:val="24"/>
                 <w:szCs w:val="24"/>
               </w:rPr>
+              <w:lastRenderedPageBreak/>
               <w:t>Б</w:t>
             </w:r>
             <w:r>
@@ -9481,7 +9495,16 @@
                 <w:sz w:val="24"/>
                 <w:szCs w:val="24"/>
               </w:rPr>
-              <w:t>, расширение полукруга графика Найквиста, усиление низкочастотного хвоста</w:t>
+              <w:t xml:space="preserve">, расширение полукруга графика Найквиста, усиление </w:t>
+            </w:r>
+            <w:r>
+              <w:rPr>
+                <w:rFonts w:ascii="Times New Roman" w:hAnsi="Times New Roman" w:cs="Times New Roman"/>
+                <w:sz w:val="24"/>
+                <w:szCs w:val="24"/>
+              </w:rPr>
+              <w:lastRenderedPageBreak/>
+              <w:t>низкочастотного хвоста</w:t>
             </w:r>
           </w:p>
         </w:tc>
@@ -9506,6 +9529,7 @@
                 <w:sz w:val="24"/>
                 <w:szCs w:val="24"/>
               </w:rPr>
+              <w:lastRenderedPageBreak/>
               <w:t>В</w:t>
             </w:r>
             <w:r>
@@ -9514,7 +9538,16 @@
                 <w:sz w:val="24"/>
                 <w:szCs w:val="24"/>
               </w:rPr>
-              <w:t>ысокий SOC, высокая температура, высокое верхнее напряжение</w:t>
+              <w:t xml:space="preserve">ысокий SOC, высокая температура, </w:t>
+            </w:r>
+            <w:r>
+              <w:rPr>
+                <w:rFonts w:ascii="Times New Roman" w:hAnsi="Times New Roman" w:cs="Times New Roman"/>
+                <w:sz w:val="24"/>
+                <w:szCs w:val="24"/>
+              </w:rPr>
+              <w:lastRenderedPageBreak/>
+              <w:t>высокое верхнее напряжение</w:t>
             </w:r>
           </w:p>
         </w:tc>
@@ -9545,6 +9578,7 @@
                 <w:sz w:val="24"/>
                 <w:szCs w:val="24"/>
               </w:rPr>
+              <w:lastRenderedPageBreak/>
               <w:t>LFP</w:t>
             </w:r>
           </w:p>
@@ -9578,16 +9612,7 @@
                 <w:sz w:val="24"/>
                 <w:szCs w:val="24"/>
               </w:rPr>
-              <w:t xml:space="preserve">отеря циклируемого лития, </w:t>
-            </w:r>
-            <w:r>
-              <w:rPr>
-                <w:rFonts w:ascii="Times New Roman" w:hAnsi="Times New Roman" w:cs="Times New Roman"/>
-                <w:sz w:val="24"/>
-                <w:szCs w:val="24"/>
-              </w:rPr>
-              <w:lastRenderedPageBreak/>
-              <w:t>снижение активной площади, рост межфазного сопротивления анода, диффузионные ограничения</w:t>
+              <w:t>отеря циклируемого лития, снижение активной площади, рост межфазного сопротивления анода, диффузионные ограничения</w:t>
             </w:r>
           </w:p>
         </w:tc>
@@ -9612,7 +9637,6 @@
                 <w:sz w:val="24"/>
                 <w:szCs w:val="24"/>
               </w:rPr>
-              <w:lastRenderedPageBreak/>
               <w:t>У</w:t>
             </w:r>
             <w:r>
@@ -9652,16 +9676,7 @@
                 <w:sz w:val="24"/>
                 <w:szCs w:val="24"/>
               </w:rPr>
-              <w:t xml:space="preserve">, выраженная </w:t>
-            </w:r>
-            <w:r>
-              <w:rPr>
-                <w:rFonts w:ascii="Times New Roman" w:hAnsi="Times New Roman" w:cs="Times New Roman"/>
-                <w:sz w:val="24"/>
-                <w:szCs w:val="24"/>
-              </w:rPr>
-              <w:lastRenderedPageBreak/>
-              <w:t>диффузионная область</w:t>
+              <w:t>, выраженная диффузионная область</w:t>
             </w:r>
           </w:p>
         </w:tc>
@@ -9686,7 +9701,6 @@
                 <w:sz w:val="24"/>
                 <w:szCs w:val="24"/>
               </w:rPr>
-              <w:lastRenderedPageBreak/>
               <w:t>Н</w:t>
             </w:r>
             <w:r>
@@ -9695,16 +9709,7 @@
                 <w:sz w:val="24"/>
                 <w:szCs w:val="24"/>
               </w:rPr>
-              <w:t xml:space="preserve">изкие температуры, длительное хранение </w:t>
-            </w:r>
-            <w:r>
-              <w:rPr>
-                <w:rFonts w:ascii="Times New Roman" w:hAnsi="Times New Roman" w:cs="Times New Roman"/>
-                <w:sz w:val="24"/>
-                <w:szCs w:val="24"/>
-              </w:rPr>
-              <w:lastRenderedPageBreak/>
-              <w:t>при высоком SOC, высокий ток</w:t>
+              <w:t>изкие температуры, длительное хранение при высоком SOC, высокий ток</w:t>
             </w:r>
           </w:p>
         </w:tc>
@@ -9735,7 +9740,6 @@
                 <w:sz w:val="24"/>
                 <w:szCs w:val="24"/>
               </w:rPr>
-              <w:lastRenderedPageBreak/>
               <w:t>LTO</w:t>
             </w:r>
           </w:p>
@@ -10175,6 +10179,7 @@
           <w:sz w:val="28"/>
           <w:szCs w:val="28"/>
         </w:rPr>
+        <w:lastRenderedPageBreak/>
         <w:t xml:space="preserve">Результаты </w:t>
       </w:r>
       <w:r>
@@ -10192,16 +10197,7 @@
           <w:sz w:val="28"/>
           <w:szCs w:val="28"/>
         </w:rPr>
-        <w:t xml:space="preserve"> показывают, что каждая химическая система обладает собственным профилем доминирующих деградационных механизмов. Это означает, что универсальная диагностика возможна только при сохранении </w:t>
-      </w:r>
-      <w:r>
-        <w:rPr>
-          <w:rFonts w:ascii="Times New Roman" w:hAnsi="Times New Roman" w:cs="Times New Roman"/>
-          <w:sz w:val="28"/>
-          <w:szCs w:val="28"/>
-        </w:rPr>
-        <w:lastRenderedPageBreak/>
-        <w:t>единого математического ядра и одновременном введении химически-специфичных коэффициентов интерпретации.</w:t>
+        <w:t xml:space="preserve"> показывают, что каждая химическая система обладает собственным профилем доминирующих деградационных механизмов. Это означает, что универсальная диагностика возможна только при сохранении единого математического ядра и одновременном введении химически-специфичных коэффициентов интерпретации.</w:t>
       </w:r>
     </w:p>
     <w:p>
@@ -10220,9 +10216,9 @@
           <w:noProof/>
         </w:rPr>
         <w:drawing>
-          <wp:inline distT="0" distB="0" distL="0" distR="0" wp14:anchorId="37E798C6" wp14:editId="11ECFE8E">
-            <wp:extent cx="5850307" cy="2888970"/>
-            <wp:effectExtent l="0" t="0" r="0" b="6985"/>
+          <wp:inline distT="0" distB="0" distL="0" distR="0" wp14:anchorId="37E798C6" wp14:editId="70127FFE">
+            <wp:extent cx="5599557" cy="2765146"/>
+            <wp:effectExtent l="0" t="0" r="1270" b="0"/>
             <wp:docPr id="167936353" name="Рисунок 1"/>
             <wp:cNvGraphicFramePr>
               <a:graphicFrameLocks xmlns:a="http://schemas.openxmlformats.org/drawingml/2006/main" noChangeAspect="1"/>
@@ -10252,7 +10248,7 @@
                   <pic:spPr bwMode="auto">
                     <a:xfrm>
                       <a:off x="0" y="0"/>
-                      <a:ext cx="5877779" cy="2902536"/>
+                      <a:ext cx="5635764" cy="2783026"/>
                     </a:xfrm>
                     <a:prstGeom prst="rect">
                       <a:avLst/>
@@ -10368,20 +10364,8 @@
           <w:sz w:val="28"/>
           <w:szCs w:val="28"/>
         </w:rPr>
-        <w:t>Из рисунка следует, что для NMC наиболее существенны структурная деградация и рост межфазных сопротивлений, для LFP — зарядопереносная и диффузионная составляющие, для LTO вклад механизмов распределён более мягко и равномерно, а для Na-ion наиболее резко проявляются зарядопереносные и диффузионные ограничения. Такая картина согласуется с современными обзорами по соответствующим химическим системам.</w:t>
-      </w:r>
-    </w:p>
-    <w:p>
-      <w:pPr>
-        <w:spacing w:line="360" w:lineRule="auto"/>
-        <w:ind w:firstLine="709"/>
-        <w:jc w:val="both"/>
-        <w:rPr>
-          <w:rFonts w:ascii="Times New Roman" w:hAnsi="Times New Roman" w:cs="Times New Roman"/>
-          <w:sz w:val="28"/>
-          <w:szCs w:val="28"/>
-        </w:rPr>
-      </w:pPr>
+        <w:t xml:space="preserve">Из рисунка следует, что для NMC наиболее существенны структурная деградация и рост межфазных сопротивлений, для LFP — зарядопереносная и диффузионная составляющие, для LTO вклад механизмов распределён более мягко и равномерно, а для Na-ion наиболее резко проявляются зарядопереносные </w:t>
+      </w:r>
       <w:r>
         <w:rPr>
           <w:rFonts w:ascii="Times New Roman" w:hAnsi="Times New Roman" w:cs="Times New Roman"/>
@@ -10389,6 +10373,26 @@
           <w:szCs w:val="28"/>
         </w:rPr>
         <w:lastRenderedPageBreak/>
+        <w:t>и диффузионные ограничения. Такая картина согласуется с современными обзорами по соответствующим химическим системам.</w:t>
+      </w:r>
+    </w:p>
+    <w:p>
+      <w:pPr>
+        <w:spacing w:line="360" w:lineRule="auto"/>
+        <w:ind w:firstLine="709"/>
+        <w:jc w:val="both"/>
+        <w:rPr>
+          <w:rFonts w:ascii="Times New Roman" w:hAnsi="Times New Roman" w:cs="Times New Roman"/>
+          <w:sz w:val="28"/>
+          <w:szCs w:val="28"/>
+        </w:rPr>
+      </w:pPr>
+      <w:r>
+        <w:rPr>
+          <w:rFonts w:ascii="Times New Roman" w:hAnsi="Times New Roman" w:cs="Times New Roman"/>
+          <w:sz w:val="28"/>
+          <w:szCs w:val="28"/>
+        </w:rPr>
         <w:t xml:space="preserve">Научная ценность рисунка состоит в том, что он переводит механизм старения из качественного описания в сравнительную матрицу, пригодную для дальнейшей математической параметризации. Практическая ценность состоит в возможности заранее определить, какой набор импедансных признаков должен быть приоритетным для конкретной химической системы: для NMC — ранний мониторинг </w:t>
       </w:r>
       <w:r>
@@ -10517,7 +10521,7 @@
           <w:noProof/>
         </w:rPr>
         <w:drawing>
-          <wp:inline distT="0" distB="0" distL="0" distR="0" wp14:anchorId="761FE863" wp14:editId="05A47A1B">
+          <wp:inline distT="0" distB="0" distL="0" distR="0" wp14:anchorId="761FE863" wp14:editId="5C8DA201">
             <wp:extent cx="5649586" cy="3195376"/>
             <wp:effectExtent l="0" t="0" r="8890" b="5080"/>
             <wp:docPr id="1030811972" name="Рисунок 2"/>
@@ -10588,6 +10592,7 @@
           <w:sz w:val="28"/>
           <w:szCs w:val="28"/>
         </w:rPr>
+        <w:lastRenderedPageBreak/>
         <w:t>Рисунок 1.5 — Деградация относительной ёмкости в опытной серии циклических испытаний</w:t>
       </w:r>
     </w:p>
@@ -10794,7 +10799,16 @@
           <w:sz w:val="28"/>
           <w:szCs w:val="28"/>
         </w:rPr>
-        <w:t xml:space="preserve">Даже в тех случаях, когда потеря ёмкости остаётся умеренной, сопротивление переноса заряда может возрастать существенно быстрее. Это особенно важно для тягового применения, поскольку именно </w:t>
+        <w:t xml:space="preserve">Даже в тех случаях, когда потеря ёмкости остаётся умеренной, сопротивление переноса заряда может возрастать существенно быстрее. Это </w:t>
+      </w:r>
+      <w:r>
+        <w:rPr>
+          <w:rFonts w:ascii="Times New Roman" w:hAnsi="Times New Roman" w:cs="Times New Roman"/>
+          <w:sz w:val="28"/>
+          <w:szCs w:val="28"/>
+        </w:rPr>
+        <w:lastRenderedPageBreak/>
+        <w:t xml:space="preserve">особенно важно для тягового применения, поскольку именно </w:t>
       </w:r>
       <w:r>
         <w:rPr>
@@ -10853,11 +10867,10 @@
         <w:rPr>
           <w:noProof/>
         </w:rPr>
-        <w:lastRenderedPageBreak/>
         <w:drawing>
-          <wp:inline distT="0" distB="0" distL="0" distR="0" wp14:anchorId="77CA056E" wp14:editId="05861BDC">
-            <wp:extent cx="6119495" cy="3638550"/>
-            <wp:effectExtent l="0" t="0" r="0" b="0"/>
+          <wp:inline distT="0" distB="0" distL="0" distR="0" wp14:anchorId="77CA056E" wp14:editId="023F24FD">
+            <wp:extent cx="5558808" cy="3136925"/>
+            <wp:effectExtent l="0" t="0" r="3810" b="6350"/>
             <wp:docPr id="1223756442" name="Рисунок 3"/>
             <wp:cNvGraphicFramePr>
               <a:graphicFrameLocks xmlns:a="http://schemas.openxmlformats.org/drawingml/2006/main" noChangeAspect="1"/>
@@ -10871,7 +10884,7 @@
                       <a:picLocks noChangeAspect="1" noChangeArrowheads="1"/>
                     </pic:cNvPicPr>
                   </pic:nvPicPr>
-                  <pic:blipFill>
+                  <pic:blipFill rotWithShape="1">
                     <a:blip r:embed="rId47" cstate="print">
                       <a:extLst>
                         <a:ext uri="{28A0092B-C50C-407E-A947-70E740481C1C}">
@@ -10879,7 +10892,7 @@
                         </a:ext>
                       </a:extLst>
                     </a:blip>
-                    <a:srcRect/>
+                    <a:srcRect t="5091"/>
                     <a:stretch>
                       <a:fillRect/>
                     </a:stretch>
@@ -10887,7 +10900,7 @@
                   <pic:spPr bwMode="auto">
                     <a:xfrm>
                       <a:off x="0" y="0"/>
-                      <a:ext cx="6119495" cy="3638550"/>
+                      <a:ext cx="5569062" cy="3142712"/>
                     </a:xfrm>
                     <a:prstGeom prst="rect">
                       <a:avLst/>
@@ -10896,6 +10909,11 @@
                     <a:ln>
                       <a:noFill/>
                     </a:ln>
+                    <a:extLst>
+                      <a:ext uri="{53640926-AAD7-44D8-BBD7-CCE9431645EC}">
+                        <a14:shadowObscured xmlns:a14="http://schemas.microsoft.com/office/drawing/2010/main"/>
+                      </a:ext>
+                    </a:extLst>
                   </pic:spPr>
                 </pic:pic>
               </a:graphicData>
@@ -11268,6 +11286,7 @@
           <w:sz w:val="28"/>
           <w:szCs w:val="28"/>
         </w:rPr>
+        <w:lastRenderedPageBreak/>
         <w:t>Наконец, для всех рассматриваемых химий существенным остаётся температурный фактор.</w:t>
       </w:r>
     </w:p>
@@ -11288,7 +11307,6 @@
           <w:sz w:val="28"/>
           <w:szCs w:val="28"/>
         </w:rPr>
-        <w:lastRenderedPageBreak/>
         <w:t>Термочувствительность деградации определ</w:t>
       </w:r>
       <w:r>
@@ -11369,7 +11387,7 @@
           <w:noProof/>
         </w:rPr>
         <w:drawing>
-          <wp:inline distT="0" distB="0" distL="0" distR="0" wp14:anchorId="7128A387" wp14:editId="1E3F8380">
+          <wp:inline distT="0" distB="0" distL="0" distR="0" wp14:anchorId="7128A387" wp14:editId="50E782B1">
             <wp:extent cx="5677469" cy="3204793"/>
             <wp:effectExtent l="0" t="0" r="0" b="0"/>
             <wp:docPr id="802339422" name="Рисунок 4"/>
@@ -11562,16 +11580,8 @@
           <w:sz w:val="28"/>
           <w:szCs w:val="28"/>
         </w:rPr>
-        <w:t xml:space="preserve">Научная ценность рисунка заключается в подтверждении необходимости явного температурного параметра в модели деградации. Практическая польза </w:t>
-      </w:r>
-      <w:r>
-        <w:rPr>
-          <w:rFonts w:ascii="Times New Roman" w:hAnsi="Times New Roman" w:cs="Times New Roman"/>
-          <w:sz w:val="28"/>
-          <w:szCs w:val="28"/>
-        </w:rPr>
         <w:lastRenderedPageBreak/>
-        <w:t>состоит в возможности корректировки прогноза остаточного ресурса в зависимости от реального теплового режима эксплуатации, а также в выборе приоритетных мер теплового управления для конкретной химии.</w:t>
+        <w:t>Научная ценность рисунка заключается в подтверждении необходимости явного температурного параметра в модели деградации. Практическая польза состоит в возможности корректировки прогноза остаточного ресурса в зависимости от реального теплового режима эксплуатации, а также в выборе приоритетных мер теплового управления для конкретной химии.</w:t>
       </w:r>
     </w:p>
     <w:p>
@@ -11817,7 +11827,7 @@
           <w:sz w:val="28"/>
           <w:szCs w:val="28"/>
         </w:rPr>
-        <w:t>. В рамках настоящего исследования данные показатели рассматриваются не как независимые эмпирические величины, а как параметры единой диагностико-</w:t>
+        <w:t xml:space="preserve">. В рамках настоящего исследования данные показатели рассматриваются не как </w:t>
       </w:r>
       <w:r>
         <w:rPr>
@@ -11826,7 +11836,7 @@
           <w:szCs w:val="28"/>
         </w:rPr>
         <w:lastRenderedPageBreak/>
-        <w:t>прогностической системы</w:t>
+        <w:t>независимые эмпирические величины, а как параметры единой диагностико-прогностической системы</w:t>
       </w:r>
       <w:r>
         <w:rPr>
@@ -12289,7 +12299,7 @@
                 <v:shape id="_x0000_i1041" type="#_x0000_t75" style="width:107.15pt;height:34pt" o:ole="">
                   <v:imagedata r:id="rId49" o:title=""/>
                 </v:shape>
-                <o:OLEObject Type="Embed" ProgID="Equation.DSMT4" ShapeID="_x0000_i1041" DrawAspect="Content" ObjectID="_1847879303" r:id="rId50"/>
+                <o:OLEObject Type="Embed" ProgID="Equation.DSMT4" ShapeID="_x0000_i1041" DrawAspect="Content" ObjectID="_1847887708" r:id="rId50"/>
               </w:object>
             </w:r>
             <w:r>
@@ -12443,7 +12453,7 @@
                 <v:shape id="_x0000_i1042" type="#_x0000_t75" style="width:158.4pt;height:34pt" o:ole="">
                   <v:imagedata r:id="rId51" o:title=""/>
                 </v:shape>
-                <o:OLEObject Type="Embed" ProgID="Equation.DSMT4" ShapeID="_x0000_i1042" DrawAspect="Content" ObjectID="_1847879304" r:id="rId52"/>
+                <o:OLEObject Type="Embed" ProgID="Equation.DSMT4" ShapeID="_x0000_i1042" DrawAspect="Content" ObjectID="_1847887709" r:id="rId52"/>
               </w:object>
             </w:r>
             <w:r>
@@ -12529,16 +12539,8 @@
           <w:sz w:val="28"/>
           <w:szCs w:val="28"/>
         </w:rPr>
-        <w:t xml:space="preserve">Происхождение данной формулы связано с интегральной формой уравнения непрерывности заряда. При отсутствии утечек и паразитических </w:t>
-      </w:r>
-      <w:r>
-        <w:rPr>
-          <w:rFonts w:ascii="Times New Roman" w:hAnsi="Times New Roman" w:cs="Times New Roman"/>
-          <w:sz w:val="28"/>
-          <w:szCs w:val="28"/>
-        </w:rPr>
         <w:lastRenderedPageBreak/>
-        <w:t>токов изменение количества заряда в батарее равно интегралу проходящего тока. Именно поэтому кулоновский счёт остаётся базовой процедурой BMS. Однако для тяговых батарей этот метод имеет два принципиальных ограничения.</w:t>
+        <w:t>Происхождение данной формулы связано с интегральной формой уравнения непрерывности заряда. При отсутствии утечек и паразитических токов изменение количества заряда в батарее равно интегралу проходящего тока. Именно поэтому кулоновский счёт остаётся базовой процедурой BMS. Однако для тяговых батарей этот метод имеет два принципиальных ограничения.</w:t>
       </w:r>
     </w:p>
     <w:p>
@@ -12819,7 +12821,7 @@
         </w:rPr>
         <w:lastRenderedPageBreak/>
         <w:drawing>
-          <wp:inline distT="0" distB="0" distL="0" distR="0" wp14:anchorId="2DB5F583" wp14:editId="68EB1989">
+          <wp:inline distT="0" distB="0" distL="0" distR="0" wp14:anchorId="2DB5F583" wp14:editId="48B13267">
             <wp:extent cx="5663821" cy="3102756"/>
             <wp:effectExtent l="0" t="0" r="0" b="2540"/>
             <wp:docPr id="335996774" name="Рисунок 1"/>
@@ -13174,7 +13176,7 @@
                 <v:shape id="_x0000_i1043" type="#_x0000_t75" style="width:96.2pt;height:34pt" o:ole="">
                   <v:imagedata r:id="rId54" o:title=""/>
                 </v:shape>
-                <o:OLEObject Type="Embed" ProgID="Equation.DSMT4" ShapeID="_x0000_i1043" DrawAspect="Content" ObjectID="_1847879305" r:id="rId55"/>
+                <o:OLEObject Type="Embed" ProgID="Equation.DSMT4" ShapeID="_x0000_i1043" DrawAspect="Content" ObjectID="_1847887710" r:id="rId55"/>
               </w:object>
             </w:r>
             <w:r>
@@ -13446,7 +13448,7 @@
                 <v:shape id="_x0000_i1044" type="#_x0000_t75" style="width:97.35pt;height:34pt" o:ole="">
                   <v:imagedata r:id="rId56" o:title=""/>
                 </v:shape>
-                <o:OLEObject Type="Embed" ProgID="Equation.DSMT4" ShapeID="_x0000_i1044" DrawAspect="Content" ObjectID="_1847879306" r:id="rId57"/>
+                <o:OLEObject Type="Embed" ProgID="Equation.DSMT4" ShapeID="_x0000_i1044" DrawAspect="Content" ObjectID="_1847887711" r:id="rId57"/>
               </w:object>
             </w:r>
           </w:p>
@@ -13562,7 +13564,7 @@
                 <v:shape id="_x0000_i1045" type="#_x0000_t75" style="width:77.75pt;height:17.85pt" o:ole="">
                   <v:imagedata r:id="rId58" o:title=""/>
                 </v:shape>
-                <o:OLEObject Type="Embed" ProgID="Equation.DSMT4" ShapeID="_x0000_i1045" DrawAspect="Content" ObjectID="_1847879307" r:id="rId59"/>
+                <o:OLEObject Type="Embed" ProgID="Equation.DSMT4" ShapeID="_x0000_i1045" DrawAspect="Content" ObjectID="_1847887712" r:id="rId59"/>
               </w:object>
             </w:r>
             <w:r>
@@ -13731,7 +13733,7 @@
                 <v:shape id="_x0000_i1046" type="#_x0000_t75" style="width:47.8pt;height:34pt" o:ole="">
                   <v:imagedata r:id="rId60" o:title=""/>
                 </v:shape>
-                <o:OLEObject Type="Embed" ProgID="Equation.DSMT4" ShapeID="_x0000_i1046" DrawAspect="Content" ObjectID="_1847879308" r:id="rId61"/>
+                <o:OLEObject Type="Embed" ProgID="Equation.DSMT4" ShapeID="_x0000_i1046" DrawAspect="Content" ObjectID="_1847887713" r:id="rId61"/>
               </w:object>
             </w:r>
             <w:r>
@@ -14025,9 +14027,9 @@
       </w:tblPr>
       <w:tblGrid>
         <w:gridCol w:w="2362"/>
-        <w:gridCol w:w="2676"/>
-        <w:gridCol w:w="2266"/>
-        <w:gridCol w:w="2323"/>
+        <w:gridCol w:w="2681"/>
+        <w:gridCol w:w="2263"/>
+        <w:gridCol w:w="2321"/>
       </w:tblGrid>
       <w:tr>
         <w:tc>
@@ -14209,7 +14211,7 @@
                 <v:shape id="_x0000_i1047" type="#_x0000_t75" style="width:82.35pt;height:17.85pt" o:ole="">
                   <v:imagedata r:id="rId62" o:title=""/>
                 </v:shape>
-                <o:OLEObject Type="Embed" ProgID="Equation.DSMT4" ShapeID="_x0000_i1047" DrawAspect="Content" ObjectID="_1847879309" r:id="rId63"/>
+                <o:OLEObject Type="Embed" ProgID="Equation.DSMT4" ShapeID="_x0000_i1047" DrawAspect="Content" ObjectID="_1847887714" r:id="rId63"/>
               </w:object>
             </w:r>
           </w:p>
@@ -14330,7 +14332,7 @@
                 <v:shape id="_x0000_i1048" type="#_x0000_t75" style="width:80.05pt;height:17.85pt" o:ole="">
                   <v:imagedata r:id="rId64" o:title=""/>
                 </v:shape>
-                <o:OLEObject Type="Embed" ProgID="Equation.DSMT4" ShapeID="_x0000_i1048" DrawAspect="Content" ObjectID="_1847879310" r:id="rId65"/>
+                <o:OLEObject Type="Embed" ProgID="Equation.DSMT4" ShapeID="_x0000_i1048" DrawAspect="Content" ObjectID="_1847887715" r:id="rId65"/>
               </w:object>
             </w:r>
           </w:p>
@@ -14441,7 +14443,7 @@
                 <v:shape id="_x0000_i1049" type="#_x0000_t75" style="width:123.25pt;height:21.9pt" o:ole="">
                   <v:imagedata r:id="rId66" o:title=""/>
                 </v:shape>
-                <o:OLEObject Type="Embed" ProgID="Equation.DSMT4" ShapeID="_x0000_i1049" DrawAspect="Content" ObjectID="_1847879311" r:id="rId67"/>
+                <o:OLEObject Type="Embed" ProgID="Equation.DSMT4" ShapeID="_x0000_i1049" DrawAspect="Content" ObjectID="_1847887716" r:id="rId67"/>
               </w:object>
             </w:r>
           </w:p>
@@ -14552,7 +14554,7 @@
                 <v:shape id="_x0000_i1050" type="#_x0000_t75" style="width:120.95pt;height:21.9pt" o:ole="">
                   <v:imagedata r:id="rId68" o:title=""/>
                 </v:shape>
-                <o:OLEObject Type="Embed" ProgID="Equation.DSMT4" ShapeID="_x0000_i1050" DrawAspect="Content" ObjectID="_1847879312" r:id="rId69"/>
+                <o:OLEObject Type="Embed" ProgID="Equation.DSMT4" ShapeID="_x0000_i1050" DrawAspect="Content" ObjectID="_1847887717" r:id="rId69"/>
               </w:object>
             </w:r>
           </w:p>
@@ -15687,7 +15689,7 @@
                 <v:shape id="_x0000_i1051" type="#_x0000_t75" style="width:58.75pt;height:36.3pt" o:ole="">
                   <v:imagedata r:id="rId71" o:title=""/>
                 </v:shape>
-                <o:OLEObject Type="Embed" ProgID="Equation.DSMT4" ShapeID="_x0000_i1051" DrawAspect="Content" ObjectID="_1847879313" r:id="rId72"/>
+                <o:OLEObject Type="Embed" ProgID="Equation.DSMT4" ShapeID="_x0000_i1051" DrawAspect="Content" ObjectID="_1847887718" r:id="rId72"/>
               </w:object>
             </w:r>
             <w:r>
@@ -15940,7 +15942,7 @@
                 <v:shape id="_x0000_i1052" type="#_x0000_t75" style="width:190.65pt;height:21.9pt" o:ole="">
                   <v:imagedata r:id="rId73" o:title=""/>
                 </v:shape>
-                <o:OLEObject Type="Embed" ProgID="Equation.DSMT4" ShapeID="_x0000_i1052" DrawAspect="Content" ObjectID="_1847879314" r:id="rId74"/>
+                <o:OLEObject Type="Embed" ProgID="Equation.DSMT4" ShapeID="_x0000_i1052" DrawAspect="Content" ObjectID="_1847887719" r:id="rId74"/>
               </w:object>
             </w:r>
             <w:r>
@@ -16561,7 +16563,7 @@
                 <v:shape id="_x0000_i1053" type="#_x0000_t75" style="width:88.7pt;height:17.85pt" o:ole="">
                   <v:imagedata r:id="rId75" o:title=""/>
                 </v:shape>
-                <o:OLEObject Type="Embed" ProgID="Equation.DSMT4" ShapeID="_x0000_i1053" DrawAspect="Content" ObjectID="_1847879315" r:id="rId76"/>
+                <o:OLEObject Type="Embed" ProgID="Equation.DSMT4" ShapeID="_x0000_i1053" DrawAspect="Content" ObjectID="_1847887720" r:id="rId76"/>
               </w:object>
             </w:r>
           </w:p>
@@ -16774,7 +16776,7 @@
                 <v:shape id="_x0000_i1054" type="#_x0000_t75" style="width:103.7pt;height:17.85pt" o:ole="">
                   <v:imagedata r:id="rId77" o:title=""/>
                 </v:shape>
-                <o:OLEObject Type="Embed" ProgID="Equation.DSMT4" ShapeID="_x0000_i1054" DrawAspect="Content" ObjectID="_1847879316" r:id="rId78"/>
+                <o:OLEObject Type="Embed" ProgID="Equation.DSMT4" ShapeID="_x0000_i1054" DrawAspect="Content" ObjectID="_1847887721" r:id="rId78"/>
               </w:object>
             </w:r>
           </w:p>
@@ -16853,7 +16855,7 @@
           <v:shape id="_x0000_i1055" type="#_x0000_t75" style="width:72.6pt;height:17.85pt" o:ole="">
             <v:imagedata r:id="rId79" o:title=""/>
           </v:shape>
-          <o:OLEObject Type="Embed" ProgID="Equation.DSMT4" ShapeID="_x0000_i1055" DrawAspect="Content" ObjectID="_1847879317" r:id="rId80"/>
+          <o:OLEObject Type="Embed" ProgID="Equation.DSMT4" ShapeID="_x0000_i1055" DrawAspect="Content" ObjectID="_1847887722" r:id="rId80"/>
         </w:object>
       </w:r>
       <w:r>
@@ -16997,7 +16999,7 @@
                 <v:shape id="_x0000_i1056" type="#_x0000_t75" style="width:102.55pt;height:35.15pt" o:ole="">
                   <v:imagedata r:id="rId81" o:title=""/>
                 </v:shape>
-                <o:OLEObject Type="Embed" ProgID="Equation.DSMT4" ShapeID="_x0000_i1056" DrawAspect="Content" ObjectID="_1847879318" r:id="rId82"/>
+                <o:OLEObject Type="Embed" ProgID="Equation.DSMT4" ShapeID="_x0000_i1056" DrawAspect="Content" ObjectID="_1847887723" r:id="rId82"/>
               </w:object>
             </w:r>
           </w:p>
@@ -17160,7 +17162,7 @@
                 <v:shape id="_x0000_i1057" type="#_x0000_t75" style="width:107.15pt;height:34pt" o:ole="">
                   <v:imagedata r:id="rId83" o:title=""/>
                 </v:shape>
-                <o:OLEObject Type="Embed" ProgID="Equation.DSMT4" ShapeID="_x0000_i1057" DrawAspect="Content" ObjectID="_1847879319" r:id="rId84"/>
+                <o:OLEObject Type="Embed" ProgID="Equation.DSMT4" ShapeID="_x0000_i1057" DrawAspect="Content" ObjectID="_1847887724" r:id="rId84"/>
               </w:object>
             </w:r>
           </w:p>
@@ -17323,7 +17325,7 @@
         </w:rPr>
         <w:lastRenderedPageBreak/>
         <w:drawing>
-          <wp:inline distT="0" distB="0" distL="0" distR="0" wp14:anchorId="59469FEE" wp14:editId="2D2B15AB">
+          <wp:inline distT="0" distB="0" distL="0" distR="0" wp14:anchorId="59469FEE" wp14:editId="59E887DE">
             <wp:extent cx="5618162" cy="3070747"/>
             <wp:effectExtent l="0" t="0" r="1905" b="0"/>
             <wp:docPr id="257626560" name="Рисунок 3"/>
@@ -17950,9 +17952,9 @@
         <w:tblLook w:val="04A0" w:firstRow="1" w:lastRow="0" w:firstColumn="1" w:lastColumn="0" w:noHBand="0" w:noVBand="1"/>
       </w:tblPr>
       <w:tblGrid>
-        <w:gridCol w:w="2144"/>
-        <w:gridCol w:w="5110"/>
-        <w:gridCol w:w="2383"/>
+        <w:gridCol w:w="2147"/>
+        <w:gridCol w:w="5105"/>
+        <w:gridCol w:w="2385"/>
       </w:tblGrid>
       <w:tr>
         <w:tc>
@@ -17999,7 +18001,7 @@
                 <v:shape id="_x0000_i1058" type="#_x0000_t75" style="width:96.2pt;height:20.15pt" o:ole="">
                   <v:imagedata r:id="rId86" o:title=""/>
                 </v:shape>
-                <o:OLEObject Type="Embed" ProgID="Equation.DSMT4" ShapeID="_x0000_i1058" DrawAspect="Content" ObjectID="_1847879320" r:id="rId87"/>
+                <o:OLEObject Type="Embed" ProgID="Equation.DSMT4" ShapeID="_x0000_i1058" DrawAspect="Content" ObjectID="_1847887725" r:id="rId87"/>
               </w:object>
             </w:r>
             <w:r>
@@ -18084,7 +18086,7 @@
                 <v:shape id="_x0000_i1059" type="#_x0000_t75" style="width:142.85pt;height:21.9pt" o:ole="">
                   <v:imagedata r:id="rId88" o:title=""/>
                 </v:shape>
-                <o:OLEObject Type="Embed" ProgID="Equation.DSMT4" ShapeID="_x0000_i1059" DrawAspect="Content" ObjectID="_1847879321" r:id="rId89"/>
+                <o:OLEObject Type="Embed" ProgID="Equation.DSMT4" ShapeID="_x0000_i1059" DrawAspect="Content" ObjectID="_1847887726" r:id="rId89"/>
               </w:object>
             </w:r>
             <w:r>
@@ -18169,7 +18171,7 @@
                 <v:shape id="_x0000_i1060" type="#_x0000_t75" style="width:144.6pt;height:20.15pt" o:ole="">
                   <v:imagedata r:id="rId90" o:title=""/>
                 </v:shape>
-                <o:OLEObject Type="Embed" ProgID="Equation.DSMT4" ShapeID="_x0000_i1060" DrawAspect="Content" ObjectID="_1847879322" r:id="rId91"/>
+                <o:OLEObject Type="Embed" ProgID="Equation.DSMT4" ShapeID="_x0000_i1060" DrawAspect="Content" ObjectID="_1847887727" r:id="rId91"/>
               </w:object>
             </w:r>
             <w:r>
@@ -18253,7 +18255,7 @@
                 <v:shape id="_x0000_i1061" type="#_x0000_t75" style="width:209.1pt;height:34pt" o:ole="">
                   <v:imagedata r:id="rId92" o:title=""/>
                 </v:shape>
-                <o:OLEObject Type="Embed" ProgID="Equation.DSMT4" ShapeID="_x0000_i1061" DrawAspect="Content" ObjectID="_1847879323" r:id="rId93"/>
+                <o:OLEObject Type="Embed" ProgID="Equation.DSMT4" ShapeID="_x0000_i1061" DrawAspect="Content" ObjectID="_1847887728" r:id="rId93"/>
               </w:object>
             </w:r>
           </w:p>
@@ -18566,7 +18568,7 @@
                 <v:shape id="_x0000_i1062" type="#_x0000_t75" style="width:74.9pt;height:17.85pt" o:ole="">
                   <v:imagedata r:id="rId94" o:title=""/>
                 </v:shape>
-                <o:OLEObject Type="Embed" ProgID="Equation.DSMT4" ShapeID="_x0000_i1062" DrawAspect="Content" ObjectID="_1847879324" r:id="rId95"/>
+                <o:OLEObject Type="Embed" ProgID="Equation.DSMT4" ShapeID="_x0000_i1062" DrawAspect="Content" ObjectID="_1847887729" r:id="rId95"/>
               </w:object>
             </w:r>
           </w:p>
@@ -18684,7 +18686,7 @@
                 <v:shape id="_x0000_i1063" type="#_x0000_t75" style="width:77.2pt;height:17.85pt" o:ole="">
                   <v:imagedata r:id="rId96" o:title=""/>
                 </v:shape>
-                <o:OLEObject Type="Embed" ProgID="Equation.DSMT4" ShapeID="_x0000_i1063" DrawAspect="Content" ObjectID="_1847879325" r:id="rId97"/>
+                <o:OLEObject Type="Embed" ProgID="Equation.DSMT4" ShapeID="_x0000_i1063" DrawAspect="Content" ObjectID="_1847887730" r:id="rId97"/>
               </w:object>
             </w:r>
             <w:r>
@@ -18716,7 +18718,7 @@
                 <v:shape id="_x0000_i1064" type="#_x0000_t75" style="width:74.9pt;height:20.15pt" o:ole="">
                   <v:imagedata r:id="rId98" o:title=""/>
                 </v:shape>
-                <o:OLEObject Type="Embed" ProgID="Equation.DSMT4" ShapeID="_x0000_i1064" DrawAspect="Content" ObjectID="_1847879326" r:id="rId99"/>
+                <o:OLEObject Type="Embed" ProgID="Equation.DSMT4" ShapeID="_x0000_i1064" DrawAspect="Content" ObjectID="_1847887731" r:id="rId99"/>
               </w:object>
             </w:r>
           </w:p>
@@ -18832,7 +18834,7 @@
                 <v:shape id="_x0000_i1065" type="#_x0000_t75" style="width:100.2pt;height:20.15pt" o:ole="">
                   <v:imagedata r:id="rId100" o:title=""/>
                 </v:shape>
-                <o:OLEObject Type="Embed" ProgID="Equation.DSMT4" ShapeID="_x0000_i1065" DrawAspect="Content" ObjectID="_1847879327" r:id="rId101"/>
+                <o:OLEObject Type="Embed" ProgID="Equation.DSMT4" ShapeID="_x0000_i1065" DrawAspect="Content" ObjectID="_1847887732" r:id="rId101"/>
               </w:object>
             </w:r>
           </w:p>
@@ -18948,7 +18950,7 @@
                 <v:shape id="_x0000_i1066" type="#_x0000_t75" style="width:88.7pt;height:17.85pt" o:ole="">
                   <v:imagedata r:id="rId102" o:title=""/>
                 </v:shape>
-                <o:OLEObject Type="Embed" ProgID="Equation.DSMT4" ShapeID="_x0000_i1066" DrawAspect="Content" ObjectID="_1847879328" r:id="rId103"/>
+                <o:OLEObject Type="Embed" ProgID="Equation.DSMT4" ShapeID="_x0000_i1066" DrawAspect="Content" ObjectID="_1847887733" r:id="rId103"/>
               </w:object>
             </w:r>
           </w:p>
@@ -19018,8 +19020,17 @@
           <w:rFonts w:ascii="Times New Roman" w:hAnsi="Times New Roman" w:cs="Times New Roman"/>
           <w:sz w:val="28"/>
           <w:szCs w:val="28"/>
-        </w:rPr>
-        <w:t xml:space="preserve">Таким образом, показатели </w:t>
+          <w:highlight w:val="green"/>
+        </w:rPr>
+        <w:t>Из таблицы 1.4 можно видеть, что</w:t>
+      </w:r>
+      <w:r>
+        <w:rPr>
+          <w:rFonts w:ascii="Times New Roman" w:hAnsi="Times New Roman" w:cs="Times New Roman"/>
+          <w:sz w:val="28"/>
+          <w:szCs w:val="28"/>
+        </w:rPr>
+        <w:t xml:space="preserve"> показатели </w:t>
       </w:r>
       <w:r>
         <w:rPr>
@@ -19494,7 +19505,7 @@
                 <v:shape id="_x0000_i1067" type="#_x0000_t75" style="width:86.4pt;height:19pt" o:ole="">
                   <v:imagedata r:id="rId104" o:title=""/>
                 </v:shape>
-                <o:OLEObject Type="Embed" ProgID="Equation.DSMT4" ShapeID="_x0000_i1067" DrawAspect="Content" ObjectID="_1847879329" r:id="rId105"/>
+                <o:OLEObject Type="Embed" ProgID="Equation.DSMT4" ShapeID="_x0000_i1067" DrawAspect="Content" ObjectID="_1847887734" r:id="rId105"/>
               </w:object>
             </w:r>
             <w:r>
@@ -19620,7 +19631,7 @@
                 <v:shape id="_x0000_i1068" type="#_x0000_t75" style="width:97.35pt;height:19pt" o:ole="">
                   <v:imagedata r:id="rId106" o:title=""/>
                 </v:shape>
-                <o:OLEObject Type="Embed" ProgID="Equation.DSMT4" ShapeID="_x0000_i1068" DrawAspect="Content" ObjectID="_1847879330" r:id="rId107"/>
+                <o:OLEObject Type="Embed" ProgID="Equation.DSMT4" ShapeID="_x0000_i1068" DrawAspect="Content" ObjectID="_1847887735" r:id="rId107"/>
               </w:object>
             </w:r>
             <w:r>
@@ -19788,7 +19799,7 @@
                 <v:shape id="_x0000_i1069" type="#_x0000_t75" style="width:71.4pt;height:45.5pt" o:ole="">
                   <v:imagedata r:id="rId108" o:title=""/>
                 </v:shape>
-                <o:OLEObject Type="Embed" ProgID="Equation.DSMT4" ShapeID="_x0000_i1069" DrawAspect="Content" ObjectID="_1847879331" r:id="rId109"/>
+                <o:OLEObject Type="Embed" ProgID="Equation.DSMT4" ShapeID="_x0000_i1069" DrawAspect="Content" ObjectID="_1847887736" r:id="rId109"/>
               </w:object>
             </w:r>
             <w:r>
@@ -19983,7 +19994,7 @@
                 <v:shape id="_x0000_i1070" type="#_x0000_t75" style="width:119.8pt;height:19.6pt" o:ole="">
                   <v:imagedata r:id="rId110" o:title=""/>
                 </v:shape>
-                <o:OLEObject Type="Embed" ProgID="Equation.DSMT4" ShapeID="_x0000_i1070" DrawAspect="Content" ObjectID="_1847879332" r:id="rId111"/>
+                <o:OLEObject Type="Embed" ProgID="Equation.DSMT4" ShapeID="_x0000_i1070" DrawAspect="Content" ObjectID="_1847887737" r:id="rId111"/>
               </w:object>
             </w:r>
             <w:r>
@@ -20596,10 +20607,10 @@
         </w:rPr>
         <w:lastRenderedPageBreak/>
         <w:drawing>
-          <wp:inline distT="0" distB="0" distL="0" distR="0" wp14:anchorId="6873A2FB" wp14:editId="46C69644">
-            <wp:extent cx="5543214" cy="1849272"/>
-            <wp:effectExtent l="0" t="0" r="635" b="0"/>
-            <wp:docPr id="1646864295" name="Рисунок 1"/>
+          <wp:inline distT="0" distB="0" distL="0" distR="0" wp14:anchorId="3B7748F0" wp14:editId="5692B134">
+            <wp:extent cx="4213860" cy="1470660"/>
+            <wp:effectExtent l="0" t="0" r="0" b="0"/>
+            <wp:docPr id="1208608314" name="Рисунок 1"/>
             <wp:cNvGraphicFramePr>
               <a:graphicFrameLocks xmlns:a="http://schemas.openxmlformats.org/drawingml/2006/main" noChangeAspect="1"/>
             </wp:cNvGraphicFramePr>
@@ -20607,13 +20618,13 @@
               <a:graphicData uri="http://schemas.openxmlformats.org/drawingml/2006/picture">
                 <pic:pic xmlns:pic="http://schemas.openxmlformats.org/drawingml/2006/picture">
                   <pic:nvPicPr>
-                    <pic:cNvPr id="0" name="Picture 57"/>
+                    <pic:cNvPr id="0" name="Picture 63"/>
                     <pic:cNvPicPr>
                       <a:picLocks noChangeAspect="1" noChangeArrowheads="1"/>
                     </pic:cNvPicPr>
                   </pic:nvPicPr>
                   <pic:blipFill>
-                    <a:blip r:embed="rId112" cstate="print">
+                    <a:blip r:embed="rId112">
                       <a:extLst>
                         <a:ext uri="{28A0092B-C50C-407E-A947-70E740481C1C}">
                           <a14:useLocalDpi xmlns:a14="http://schemas.microsoft.com/office/drawing/2010/main" val="0"/>
@@ -20628,7 +20639,7 @@
                   <pic:spPr bwMode="auto">
                     <a:xfrm>
                       <a:off x="0" y="0"/>
-                      <a:ext cx="5554851" cy="1853154"/>
+                      <a:ext cx="4213860" cy="1470660"/>
                     </a:xfrm>
                     <a:prstGeom prst="rect">
                       <a:avLst/>
@@ -20644,6 +20655,12 @@
           </wp:inline>
         </w:drawing>
       </w:r>
+      <w:r>
+        <w:rPr>
+          <w:noProof/>
+        </w:rPr>
+        <w:t xml:space="preserve"> </w:t>
+      </w:r>
     </w:p>
     <w:p>
       <w:pPr>
@@ -20855,6 +20872,8 @@
       <w:r>
         <w:rPr>
           <w:rFonts w:ascii="Times New Roman" w:hAnsi="Times New Roman" w:cs="Times New Roman"/>
+          <w:i/>
+          <w:iCs/>
           <w:sz w:val="28"/>
           <w:szCs w:val="28"/>
           <w:lang w:val="en-US"/>
@@ -21123,9 +21142,9 @@
         <w:tblLook w:val="04A0" w:firstRow="1" w:lastRow="0" w:firstColumn="1" w:lastColumn="0" w:noHBand="0" w:noVBand="1"/>
       </w:tblPr>
       <w:tblGrid>
-        <w:gridCol w:w="3017"/>
-        <w:gridCol w:w="3560"/>
-        <w:gridCol w:w="3060"/>
+        <w:gridCol w:w="3019"/>
+        <w:gridCol w:w="3556"/>
+        <w:gridCol w:w="3062"/>
       </w:tblGrid>
       <w:tr>
         <w:tc>
@@ -21171,7 +21190,7 @@
                 <v:shape id="_x0000_i1071" type="#_x0000_t75" style="width:167.05pt;height:34pt" o:ole="">
                   <v:imagedata r:id="rId113" o:title=""/>
                 </v:shape>
-                <o:OLEObject Type="Embed" ProgID="Equation.DSMT4" ShapeID="_x0000_i1071" DrawAspect="Content" ObjectID="_1847879333" r:id="rId114"/>
+                <o:OLEObject Type="Embed" ProgID="Equation.DSMT4" ShapeID="_x0000_i1071" DrawAspect="Content" ObjectID="_1847887738" r:id="rId114"/>
               </w:object>
             </w:r>
           </w:p>
@@ -21221,16 +21240,7 @@
           <w:sz w:val="28"/>
           <w:szCs w:val="28"/>
         </w:rPr>
-        <w:t xml:space="preserve">Первое слагаемое представляет собой чисто резистивный вклад, второе получается из правила расчёта параллельного соединения сопротивления и </w:t>
-      </w:r>
-      <w:r>
-        <w:rPr>
-          <w:rFonts w:ascii="Times New Roman" w:hAnsi="Times New Roman" w:cs="Times New Roman"/>
-          <w:sz w:val="28"/>
-          <w:szCs w:val="28"/>
-        </w:rPr>
-        <w:lastRenderedPageBreak/>
-        <w:t>ёмкости, третье отражает диффузионный отклик.</w:t>
+        <w:t>Первое слагаемое представляет собой чисто резистивный вклад, второе получается из правила расчёта параллельного соединения сопротивления и ёмкости, третье отражает диффузионный отклик.</w:t>
       </w:r>
       <w:commentRangeEnd w:id="19"/>
       <w:r>
@@ -21315,7 +21325,7 @@
                 <v:shape id="_x0000_i1072" type="#_x0000_t75" style="width:71.4pt;height:35.15pt" o:ole="">
                   <v:imagedata r:id="rId115" o:title=""/>
                 </v:shape>
-                <o:OLEObject Type="Embed" ProgID="Equation.DSMT4" ShapeID="_x0000_i1072" DrawAspect="Content" ObjectID="_1847879334" r:id="rId116"/>
+                <o:OLEObject Type="Embed" ProgID="Equation.DSMT4" ShapeID="_x0000_i1072" DrawAspect="Content" ObjectID="_1847887739" r:id="rId116"/>
               </w:object>
             </w:r>
             <w:r>
@@ -21637,16 +21647,7 @@
           <w:sz w:val="28"/>
           <w:szCs w:val="28"/>
         </w:rPr>
-        <w:t xml:space="preserve">. </w:t>
-      </w:r>
-      <w:r>
-        <w:rPr>
-          <w:rFonts w:ascii="Times New Roman" w:hAnsi="Times New Roman" w:cs="Times New Roman"/>
-          <w:sz w:val="28"/>
-          <w:szCs w:val="28"/>
-          <w:highlight w:val="red"/>
-        </w:rPr>
-        <w:t>DC-подходами.</w:t>
+        <w:t>.</w:t>
       </w:r>
     </w:p>
     <w:p>
@@ -21714,7 +21715,7 @@
         </w:rPr>
         <w:lastRenderedPageBreak/>
         <w:drawing>
-          <wp:inline distT="0" distB="0" distL="0" distR="0" wp14:anchorId="42EF3E0B" wp14:editId="1EA7F9E9">
+          <wp:inline distT="0" distB="0" distL="0" distR="0" wp14:anchorId="42EF3E0B" wp14:editId="57FB2C8A">
             <wp:extent cx="6119495" cy="4764215"/>
             <wp:effectExtent l="0" t="0" r="0" b="0"/>
             <wp:docPr id="1184336030" name="Рисунок 3"/>
@@ -22291,7 +22292,7 @@
           <w:noProof/>
         </w:rPr>
         <w:drawing>
-          <wp:inline distT="0" distB="0" distL="0" distR="0" wp14:anchorId="2764881A" wp14:editId="3482F2C3">
+          <wp:inline distT="0" distB="0" distL="0" distR="0" wp14:anchorId="2764881A" wp14:editId="632D329A">
             <wp:extent cx="5595582" cy="3349615"/>
             <wp:effectExtent l="0" t="0" r="5715" b="3810"/>
             <wp:docPr id="2032837814" name="Рисунок 2"/>
@@ -23752,7 +23753,7 @@
                 <v:shape id="_x0000_i1073" type="#_x0000_t75" style="width:80.05pt;height:18.45pt" o:ole="">
                   <v:imagedata r:id="rId119" o:title=""/>
                 </v:shape>
-                <o:OLEObject Type="Embed" ProgID="Equation.DSMT4" ShapeID="_x0000_i1073" DrawAspect="Content" ObjectID="_1847879335" r:id="rId120"/>
+                <o:OLEObject Type="Embed" ProgID="Equation.DSMT4" ShapeID="_x0000_i1073" DrawAspect="Content" ObjectID="_1847887740" r:id="rId120"/>
               </w:object>
             </w:r>
             <w:r>
@@ -23990,7 +23991,7 @@
                 <v:shape id="_x0000_i1074" type="#_x0000_t75" style="width:91pt;height:19.6pt" o:ole="">
                   <v:imagedata r:id="rId121" o:title=""/>
                 </v:shape>
-                <o:OLEObject Type="Embed" ProgID="Equation.DSMT4" ShapeID="_x0000_i1074" DrawAspect="Content" ObjectID="_1847879336" r:id="rId122"/>
+                <o:OLEObject Type="Embed" ProgID="Equation.DSMT4" ShapeID="_x0000_i1074" DrawAspect="Content" ObjectID="_1847887741" r:id="rId122"/>
               </w:object>
             </w:r>
           </w:p>
@@ -24126,7 +24127,7 @@
                 <v:shape id="_x0000_i1075" type="#_x0000_t75" style="width:108.85pt;height:19pt" o:ole="">
                   <v:imagedata r:id="rId123" o:title=""/>
                 </v:shape>
-                <o:OLEObject Type="Embed" ProgID="Equation.DSMT4" ShapeID="_x0000_i1075" DrawAspect="Content" ObjectID="_1847879337" r:id="rId124"/>
+                <o:OLEObject Type="Embed" ProgID="Equation.DSMT4" ShapeID="_x0000_i1075" DrawAspect="Content" ObjectID="_1847887742" r:id="rId124"/>
               </w:object>
             </w:r>
           </w:p>
@@ -24384,7 +24385,7 @@
                 <v:shape id="_x0000_i1076" type="#_x0000_t75" style="width:48.4pt;height:34pt" o:ole="">
                   <v:imagedata r:id="rId125" o:title=""/>
                 </v:shape>
-                <o:OLEObject Type="Embed" ProgID="Equation.DSMT4" ShapeID="_x0000_i1076" DrawAspect="Content" ObjectID="_1847879338" r:id="rId126"/>
+                <o:OLEObject Type="Embed" ProgID="Equation.DSMT4" ShapeID="_x0000_i1076" DrawAspect="Content" ObjectID="_1847887743" r:id="rId126"/>
               </w:object>
             </w:r>
             <w:r>
@@ -24568,7 +24569,7 @@
                 <v:shape id="_x0000_i1077" type="#_x0000_t75" style="width:224.05pt;height:34pt" o:ole="">
                   <v:imagedata r:id="rId127" o:title=""/>
                 </v:shape>
-                <o:OLEObject Type="Embed" ProgID="Equation.DSMT4" ShapeID="_x0000_i1077" DrawAspect="Content" ObjectID="_1847879339" r:id="rId128"/>
+                <o:OLEObject Type="Embed" ProgID="Equation.DSMT4" ShapeID="_x0000_i1077" DrawAspect="Content" ObjectID="_1847887744" r:id="rId128"/>
               </w:object>
             </w:r>
             <w:r>
@@ -24916,7 +24917,7 @@
                 <v:shape id="_x0000_i1078" type="#_x0000_t75" style="width:101.4pt;height:19.6pt" o:ole="">
                   <v:imagedata r:id="rId129" o:title=""/>
                 </v:shape>
-                <o:OLEObject Type="Embed" ProgID="Equation.DSMT4" ShapeID="_x0000_i1078" DrawAspect="Content" ObjectID="_1847879340" r:id="rId130"/>
+                <o:OLEObject Type="Embed" ProgID="Equation.DSMT4" ShapeID="_x0000_i1078" DrawAspect="Content" ObjectID="_1847887745" r:id="rId130"/>
               </w:object>
             </w:r>
             <w:r>
@@ -24939,7 +24940,7 @@
                 <v:shape id="_x0000_i1079" type="#_x0000_t75" style="width:74.9pt;height:19.6pt" o:ole="">
                   <v:imagedata r:id="rId131" o:title=""/>
                 </v:shape>
-                <o:OLEObject Type="Embed" ProgID="Equation.DSMT4" ShapeID="_x0000_i1079" DrawAspect="Content" ObjectID="_1847879341" r:id="rId132"/>
+                <o:OLEObject Type="Embed" ProgID="Equation.DSMT4" ShapeID="_x0000_i1079" DrawAspect="Content" ObjectID="_1847887746" r:id="rId132"/>
               </w:object>
             </w:r>
             <w:r>
@@ -25583,7 +25584,7 @@
                 <v:shape id="_x0000_i1080" type="#_x0000_t75" style="width:165.3pt;height:19.6pt" o:ole="">
                   <v:imagedata r:id="rId133" o:title=""/>
                 </v:shape>
-                <o:OLEObject Type="Embed" ProgID="Equation.DSMT4" ShapeID="_x0000_i1080" DrawAspect="Content" ObjectID="_1847879342" r:id="rId134"/>
+                <o:OLEObject Type="Embed" ProgID="Equation.DSMT4" ShapeID="_x0000_i1080" DrawAspect="Content" ObjectID="_1847887747" r:id="rId134"/>
               </w:object>
             </w:r>
             <w:r>
@@ -26187,7 +26188,6 @@
           <w:iCs/>
           <w:sz w:val="28"/>
           <w:szCs w:val="28"/>
-          <w:highlight w:val="magenta"/>
         </w:rPr>
         <w:t>1.5.5 Гибридные модели</w:t>
       </w:r>
@@ -26299,43 +26299,51 @@
           <w:sz w:val="28"/>
           <w:szCs w:val="28"/>
         </w:rPr>
-        <w:t xml:space="preserve">Для целей настоящей работы гибридность особенно важна, поскольку импедансные параметры естественным образом выполняют роль физически содержательных признаков. </w:t>
-      </w:r>
-      <w:commentRangeStart w:id="29"/>
-      <w:r>
-        <w:rPr>
-          <w:rFonts w:ascii="Times New Roman" w:hAnsi="Times New Roman" w:cs="Times New Roman"/>
-          <w:sz w:val="28"/>
-          <w:szCs w:val="28"/>
-        </w:rPr>
-        <w:t xml:space="preserve">Это позволяет строить не «чёрный ящик» по сырым эксплуатационным данным, а </w:t>
-      </w:r>
-      <w:r>
-        <w:rPr>
-          <w:rFonts w:ascii="Times New Roman" w:hAnsi="Times New Roman" w:cs="Times New Roman"/>
-          <w:sz w:val="28"/>
-          <w:szCs w:val="28"/>
-          <w:highlight w:val="yellow"/>
-        </w:rPr>
-        <w:t>прогнозатор</w:t>
-      </w:r>
-      <w:r>
-        <w:rPr>
-          <w:rFonts w:ascii="Times New Roman" w:hAnsi="Times New Roman" w:cs="Times New Roman"/>
-          <w:sz w:val="28"/>
-          <w:szCs w:val="28"/>
-        </w:rPr>
-        <w:t>, в котором входной вектор уже связан с межфазной кинетикой, диффузией и омическими потерями.</w:t>
-      </w:r>
-      <w:commentRangeEnd w:id="29"/>
-      <w:r>
-        <w:rPr>
-          <w:rStyle w:val="ad"/>
-          <w:rFonts w:ascii="Times New Roman" w:hAnsi="Times New Roman" w:cs="Times New Roman"/>
-          <w:sz w:val="28"/>
-          <w:szCs w:val="28"/>
-        </w:rPr>
-        <w:commentReference w:id="29"/>
+        <w:t>Для целей настоящей работы гибридность особенно важна, поскольку импедансные параметры естественным образом выполняют роль физически содержательных признаков.</w:t>
+      </w:r>
+      <w:r>
+        <w:rPr>
+          <w:rFonts w:ascii="Times New Roman" w:hAnsi="Times New Roman" w:cs="Times New Roman"/>
+          <w:sz w:val="28"/>
+          <w:szCs w:val="28"/>
+        </w:rPr>
+        <w:t xml:space="preserve"> </w:t>
+      </w:r>
+      <w:r>
+        <w:rPr>
+          <w:rFonts w:ascii="Times New Roman" w:hAnsi="Times New Roman" w:cs="Times New Roman"/>
+          <w:sz w:val="28"/>
+          <w:szCs w:val="28"/>
+          <w:highlight w:val="green"/>
+        </w:rPr>
+        <w:t>Это позволяет строить интерпретируем</w:t>
+      </w:r>
+      <w:r>
+        <w:rPr>
+          <w:rFonts w:ascii="Times New Roman" w:hAnsi="Times New Roman" w:cs="Times New Roman"/>
+          <w:sz w:val="28"/>
+          <w:szCs w:val="28"/>
+          <w:highlight w:val="green"/>
+        </w:rPr>
+        <w:t>ую</w:t>
+      </w:r>
+      <w:r>
+        <w:rPr>
+          <w:rFonts w:ascii="Times New Roman" w:hAnsi="Times New Roman" w:cs="Times New Roman"/>
+          <w:sz w:val="28"/>
+          <w:szCs w:val="28"/>
+          <w:highlight w:val="green"/>
+        </w:rPr>
+        <w:t xml:space="preserve"> модель прогнозирования, где входной вектор напрямую связан с межфазной кинетикой, диффузией и омическими потерями</w:t>
+      </w:r>
+      <w:r>
+        <w:rPr>
+          <w:rFonts w:ascii="Times New Roman" w:hAnsi="Times New Roman" w:cs="Times New Roman"/>
+          <w:sz w:val="28"/>
+          <w:szCs w:val="28"/>
+          <w:highlight w:val="green"/>
+        </w:rPr>
+        <w:t>.</w:t>
       </w:r>
     </w:p>
     <w:p>
@@ -26370,7 +26378,6 @@
           <w:bCs/>
           <w:sz w:val="28"/>
           <w:szCs w:val="28"/>
-          <w:highlight w:val="magenta"/>
         </w:rPr>
         <w:t>1.5.6 Импедансные модели прогноза ресурса</w:t>
       </w:r>
@@ -26485,44 +26492,35 @@
           <w:szCs w:val="28"/>
         </w:rPr>
       </w:pPr>
-      <w:r>
-        <w:rPr>
-          <w:rFonts w:ascii="Times New Roman" w:hAnsi="Times New Roman" w:cs="Times New Roman"/>
-          <w:sz w:val="28"/>
-          <w:szCs w:val="28"/>
-          <w:highlight w:val="yellow"/>
-        </w:rPr>
-        <w:t xml:space="preserve">Для целей настоящей работы гибридность особенно важна, поскольку импедансные параметры естественным образом выполняют роль физически содержательных признаков. Это позволяет строить не </w:t>
-      </w:r>
-      <w:commentRangeStart w:id="30"/>
-      <w:r>
-        <w:rPr>
-          <w:rFonts w:ascii="Times New Roman" w:hAnsi="Times New Roman" w:cs="Times New Roman"/>
-          <w:sz w:val="28"/>
-          <w:szCs w:val="28"/>
-          <w:highlight w:val="yellow"/>
-        </w:rPr>
-        <w:t xml:space="preserve">«чёрный ящик» </w:t>
-      </w:r>
-      <w:commentRangeEnd w:id="30"/>
+      <w:commentRangeStart w:id="29"/>
+      <w:r>
+        <w:rPr>
+          <w:rFonts w:ascii="Times New Roman" w:hAnsi="Times New Roman" w:cs="Times New Roman"/>
+          <w:sz w:val="28"/>
+          <w:szCs w:val="28"/>
+          <w:highlight w:val="green"/>
+        </w:rPr>
+        <w:t>Использование гибридного подхода обусловлено тем, что импедансные параметры представляют собой физически интерпретируемые признаки. В результате входной вектор модели отражает процессы межфазной кинетики, диффузии и омических потерь, что снижает зависимость от непосредственного использования сырых эксплуатационных данных</w:t>
+      </w:r>
+      <w:commentRangeEnd w:id="29"/>
       <w:r>
         <w:rPr>
           <w:rStyle w:val="ad"/>
           <w:rFonts w:ascii="Times New Roman" w:hAnsi="Times New Roman" w:cs="Times New Roman"/>
           <w:sz w:val="28"/>
           <w:szCs w:val="28"/>
-          <w:highlight w:val="yellow"/>
-        </w:rPr>
-        <w:commentReference w:id="30"/>
-      </w:r>
-      <w:r>
-        <w:rPr>
-          <w:rFonts w:ascii="Times New Roman" w:hAnsi="Times New Roman" w:cs="Times New Roman"/>
-          <w:sz w:val="28"/>
-          <w:szCs w:val="28"/>
-          <w:highlight w:val="yellow"/>
-        </w:rPr>
-        <w:t>по сырым эксплуатационным данным, а прогнозатор, в котором входной вектор уже связан с межфазной кинетикой, диффузией и омическими потерями.</w:t>
+          <w:highlight w:val="green"/>
+        </w:rPr>
+        <w:commentReference w:id="29"/>
+      </w:r>
+      <w:r>
+        <w:rPr>
+          <w:rFonts w:ascii="Times New Roman" w:hAnsi="Times New Roman" w:cs="Times New Roman"/>
+          <w:sz w:val="28"/>
+          <w:szCs w:val="28"/>
+          <w:highlight w:val="green"/>
+        </w:rPr>
+        <w:t>.</w:t>
       </w:r>
     </w:p>
     <w:p>
@@ -26557,7 +26555,6 @@
           <w:bCs/>
           <w:sz w:val="28"/>
           <w:szCs w:val="28"/>
-          <w:highlight w:val="magenta"/>
         </w:rPr>
         <w:t>1.5.6 Импедансные модели прогноза ресурса</w:t>
       </w:r>
@@ -26641,6 +26638,36 @@
         </w:rPr>
         <w:t xml:space="preserve"> способна выявлять деградацию на ранних стадиях без повреждения батареи и может использоваться как </w:t>
       </w:r>
+      <w:commentRangeStart w:id="30"/>
+      <w:r>
+        <w:rPr>
+          <w:rFonts w:ascii="Times New Roman" w:hAnsi="Times New Roman" w:cs="Times New Roman"/>
+          <w:sz w:val="28"/>
+          <w:szCs w:val="28"/>
+          <w:highlight w:val="yellow"/>
+        </w:rPr>
+        <w:t>ex situ</w:t>
+      </w:r>
+      <w:commentRangeEnd w:id="30"/>
+      <w:r>
+        <w:rPr>
+          <w:rStyle w:val="ad"/>
+          <w:rFonts w:ascii="Times New Roman" w:hAnsi="Times New Roman" w:cs="Times New Roman"/>
+          <w:sz w:val="28"/>
+          <w:szCs w:val="28"/>
+          <w:highlight w:val="yellow"/>
+        </w:rPr>
+        <w:commentReference w:id="30"/>
+      </w:r>
+      <w:r>
+        <w:rPr>
+          <w:rFonts w:ascii="Times New Roman" w:hAnsi="Times New Roman" w:cs="Times New Roman"/>
+          <w:sz w:val="28"/>
+          <w:szCs w:val="28"/>
+          <w:highlight w:val="yellow"/>
+        </w:rPr>
+        <w:t xml:space="preserve">, так и </w:t>
+      </w:r>
       <w:commentRangeStart w:id="31"/>
       <w:r>
         <w:rPr>
@@ -26649,7 +26676,7 @@
           <w:szCs w:val="28"/>
           <w:highlight w:val="yellow"/>
         </w:rPr>
-        <w:t>ex situ</w:t>
+        <w:t>in situ</w:t>
       </w:r>
       <w:commentRangeEnd w:id="31"/>
       <w:r>
@@ -26658,38 +26685,8 @@
           <w:rFonts w:ascii="Times New Roman" w:hAnsi="Times New Roman" w:cs="Times New Roman"/>
           <w:sz w:val="28"/>
           <w:szCs w:val="28"/>
-          <w:highlight w:val="yellow"/>
         </w:rPr>
         <w:commentReference w:id="31"/>
-      </w:r>
-      <w:r>
-        <w:rPr>
-          <w:rFonts w:ascii="Times New Roman" w:hAnsi="Times New Roman" w:cs="Times New Roman"/>
-          <w:sz w:val="28"/>
-          <w:szCs w:val="28"/>
-          <w:highlight w:val="yellow"/>
-        </w:rPr>
-        <w:t xml:space="preserve">, так и </w:t>
-      </w:r>
-      <w:commentRangeStart w:id="32"/>
-      <w:r>
-        <w:rPr>
-          <w:rFonts w:ascii="Times New Roman" w:hAnsi="Times New Roman" w:cs="Times New Roman"/>
-          <w:sz w:val="28"/>
-          <w:szCs w:val="28"/>
-          <w:highlight w:val="yellow"/>
-        </w:rPr>
-        <w:t>in situ</w:t>
-      </w:r>
-      <w:commentRangeEnd w:id="32"/>
-      <w:r>
-        <w:rPr>
-          <w:rStyle w:val="ad"/>
-          <w:rFonts w:ascii="Times New Roman" w:hAnsi="Times New Roman" w:cs="Times New Roman"/>
-          <w:sz w:val="28"/>
-          <w:szCs w:val="28"/>
-        </w:rPr>
-        <w:commentReference w:id="32"/>
       </w:r>
       <w:r>
         <w:rPr>
@@ -26809,7 +26806,7 @@
                 <v:shape id="_x0000_i1081" type="#_x0000_t75" style="width:103.1pt;height:35.15pt" o:ole="">
                   <v:imagedata r:id="rId135" o:title=""/>
                 </v:shape>
-                <o:OLEObject Type="Embed" ProgID="Equation.DSMT4" ShapeID="_x0000_i1081" DrawAspect="Content" ObjectID="_1847879343" r:id="rId136"/>
+                <o:OLEObject Type="Embed" ProgID="Equation.DSMT4" ShapeID="_x0000_i1081" DrawAspect="Content" ObjectID="_1847887748" r:id="rId136"/>
               </w:object>
             </w:r>
             <w:r>
@@ -27058,7 +27055,7 @@
                 <v:shape id="_x0000_i1082" type="#_x0000_t75" style="width:107.15pt;height:34pt" o:ole="">
                   <v:imagedata r:id="rId137" o:title=""/>
                 </v:shape>
-                <o:OLEObject Type="Embed" ProgID="Equation.DSMT4" ShapeID="_x0000_i1082" DrawAspect="Content" ObjectID="_1847879344" r:id="rId138"/>
+                <o:OLEObject Type="Embed" ProgID="Equation.DSMT4" ShapeID="_x0000_i1082" DrawAspect="Content" ObjectID="_1847887749" r:id="rId138"/>
               </w:object>
             </w:r>
             <w:r>
@@ -27115,7 +27112,6 @@
           <w:sz w:val="28"/>
           <w:szCs w:val="28"/>
         </w:rPr>
-        <w:lastRenderedPageBreak/>
         <w:t xml:space="preserve">Достоинство такого подхода состоит в том, что он опирается на параметр, имеющий ясную физическую интерпретацию. Недостаток — в необходимости устойчивой и быстрой идентификации </w:t>
       </w:r>
       <w:r>
@@ -27242,7 +27238,85 @@
           <w:szCs w:val="28"/>
         </w:rPr>
       </w:pPr>
+      <w:r>
+        <w:rPr>
+          <w:rFonts w:ascii="Times New Roman" w:hAnsi="Times New Roman" w:cs="Times New Roman"/>
+          <w:sz w:val="28"/>
+          <w:szCs w:val="28"/>
+          <w:highlight w:val="green"/>
+        </w:rPr>
+        <w:t>Именно в этом заключается разграничение между известными исследованиями и задачей настоящей диссертации</w:t>
+      </w:r>
+      <w:r>
+        <w:rPr>
+          <w:rFonts w:ascii="Times New Roman" w:hAnsi="Times New Roman" w:cs="Times New Roman"/>
+          <w:sz w:val="28"/>
+          <w:szCs w:val="28"/>
+          <w:highlight w:val="green"/>
+        </w:rPr>
+        <w:t>.</w:t>
+      </w:r>
+      <w:r>
+        <w:rPr>
+          <w:rFonts w:ascii="Times New Roman" w:hAnsi="Times New Roman" w:cs="Times New Roman"/>
+          <w:sz w:val="28"/>
+          <w:szCs w:val="28"/>
+        </w:rPr>
+        <w:t xml:space="preserve"> </w:t>
+      </w:r>
+      <w:commentRangeStart w:id="32"/>
       <w:commentRangeStart w:id="33"/>
+      <w:r>
+        <w:rPr>
+          <w:rFonts w:ascii="Times New Roman" w:hAnsi="Times New Roman" w:cs="Times New Roman"/>
+          <w:sz w:val="28"/>
+          <w:szCs w:val="28"/>
+          <w:highlight w:val="red"/>
+        </w:rPr>
+        <w:t>Именно здесь и проходит граница между существующими работами и задачей настоящей диссертации.</w:t>
+      </w:r>
+      <w:r>
+        <w:rPr>
+          <w:rFonts w:ascii="Times New Roman" w:hAnsi="Times New Roman" w:cs="Times New Roman"/>
+          <w:sz w:val="28"/>
+          <w:szCs w:val="28"/>
+        </w:rPr>
+        <w:t xml:space="preserve"> </w:t>
+      </w:r>
+      <w:commentRangeEnd w:id="33"/>
+      <w:r>
+        <w:rPr>
+          <w:rStyle w:val="ad"/>
+          <w:rFonts w:ascii="Times New Roman" w:hAnsi="Times New Roman" w:cs="Times New Roman"/>
+          <w:sz w:val="28"/>
+          <w:szCs w:val="28"/>
+        </w:rPr>
+        <w:commentReference w:id="33"/>
+      </w:r>
+      <w:r>
+        <w:rPr>
+          <w:rFonts w:ascii="Times New Roman" w:hAnsi="Times New Roman" w:cs="Times New Roman"/>
+          <w:sz w:val="28"/>
+          <w:szCs w:val="28"/>
+        </w:rPr>
+        <w:t xml:space="preserve">Современные публикации подтверждают потенциал </w:t>
+      </w:r>
+      <w:r>
+        <w:rPr>
+          <w:rFonts w:ascii="Times New Roman" w:hAnsi="Times New Roman" w:cs="Times New Roman"/>
+          <w:sz w:val="28"/>
+          <w:szCs w:val="28"/>
+        </w:rPr>
+        <w:t>ЭИС</w:t>
+      </w:r>
+      <w:r>
+        <w:rPr>
+          <w:rFonts w:ascii="Times New Roman" w:hAnsi="Times New Roman" w:cs="Times New Roman"/>
+          <w:sz w:val="28"/>
+          <w:szCs w:val="28"/>
+        </w:rPr>
+        <w:t xml:space="preserve"> для раннего прогноза ресурса, но в большинстве случаев либо ограничиваются одной химической системой, либо строятся на стационарных лабораторных спектрах, либо используют спектральные признаки без полного включения их в инженерную модель BMS. Следовательно, проблема </w:t>
+      </w:r>
       <w:commentRangeStart w:id="34"/>
       <w:r>
         <w:rPr>
@@ -27250,7 +27324,7 @@
           <w:sz w:val="28"/>
           <w:szCs w:val="28"/>
         </w:rPr>
-        <w:t xml:space="preserve">Именно здесь и проходит граница между существующими работами и задачей настоящей диссертации. </w:t>
+        <w:t>не в отсутствии доказательств полезности</w:t>
       </w:r>
       <w:commentRangeEnd w:id="34"/>
       <w:r>
@@ -27268,7 +27342,7 @@
           <w:sz w:val="28"/>
           <w:szCs w:val="28"/>
         </w:rPr>
-        <w:t xml:space="preserve">Современные публикации подтверждают потенциал </w:t>
+        <w:t xml:space="preserve"> </w:t>
       </w:r>
       <w:r>
         <w:rPr>
@@ -27284,18 +27358,9 @@
           <w:sz w:val="28"/>
           <w:szCs w:val="28"/>
         </w:rPr>
-        <w:t xml:space="preserve"> для раннего прогноза ресурса, но в большинстве случаев либо ограничиваются одной химической системой, либо строятся на стационарных лабораторных спектрах, либо используют спектральные признаки без полного включения их в инженерную модель BMS. Следовательно, проблема </w:t>
-      </w:r>
-      <w:commentRangeStart w:id="35"/>
-      <w:r>
-        <w:rPr>
-          <w:rFonts w:ascii="Times New Roman" w:hAnsi="Times New Roman" w:cs="Times New Roman"/>
-          <w:sz w:val="28"/>
-          <w:szCs w:val="28"/>
-        </w:rPr>
-        <w:t>не в отсутствии доказательств полезности</w:t>
-      </w:r>
-      <w:commentRangeEnd w:id="35"/>
+        <w:t>, а в отсутствии универсальной и математически строгой диагностико-прогностической схемы для нестационарных тяговых режимов.</w:t>
+      </w:r>
+      <w:commentRangeEnd w:id="32"/>
       <w:r>
         <w:rPr>
           <w:rStyle w:val="ad"/>
@@ -27303,41 +27368,7 @@
           <w:sz w:val="28"/>
           <w:szCs w:val="28"/>
         </w:rPr>
-        <w:commentReference w:id="35"/>
-      </w:r>
-      <w:r>
-        <w:rPr>
-          <w:rFonts w:ascii="Times New Roman" w:hAnsi="Times New Roman" w:cs="Times New Roman"/>
-          <w:sz w:val="28"/>
-          <w:szCs w:val="28"/>
-        </w:rPr>
-        <w:t xml:space="preserve"> </w:t>
-      </w:r>
-      <w:r>
-        <w:rPr>
-          <w:rFonts w:ascii="Times New Roman" w:hAnsi="Times New Roman" w:cs="Times New Roman"/>
-          <w:sz w:val="28"/>
-          <w:szCs w:val="28"/>
-        </w:rPr>
-        <w:t>ЭИС</w:t>
-      </w:r>
-      <w:r>
-        <w:rPr>
-          <w:rFonts w:ascii="Times New Roman" w:hAnsi="Times New Roman" w:cs="Times New Roman"/>
-          <w:sz w:val="28"/>
-          <w:szCs w:val="28"/>
-        </w:rPr>
-        <w:t>, а в отсутствии универсальной и математически строгой диагностико-прогностической схемы для нестационарных тяговых режимов.</w:t>
-      </w:r>
-      <w:commentRangeEnd w:id="33"/>
-      <w:r>
-        <w:rPr>
-          <w:rStyle w:val="ad"/>
-          <w:rFonts w:ascii="Times New Roman" w:hAnsi="Times New Roman" w:cs="Times New Roman"/>
-          <w:sz w:val="28"/>
-          <w:szCs w:val="28"/>
-        </w:rPr>
-        <w:commentReference w:id="33"/>
+        <w:commentReference w:id="32"/>
       </w:r>
     </w:p>
     <w:p>
@@ -27750,6 +27781,7 @@
                 <w:sz w:val="24"/>
                 <w:szCs w:val="24"/>
               </w:rPr>
+              <w:lastRenderedPageBreak/>
               <w:t>Фильтрационные / observer</w:t>
             </w:r>
           </w:p>
@@ -27855,7 +27887,6 @@
                 <w:sz w:val="24"/>
                 <w:szCs w:val="24"/>
               </w:rPr>
-              <w:lastRenderedPageBreak/>
               <w:t>ML / DL</w:t>
             </w:r>
           </w:p>
@@ -28224,9 +28255,9 @@
           <w:noProof/>
         </w:rPr>
         <w:drawing>
-          <wp:inline distT="0" distB="0" distL="0" distR="0" wp14:anchorId="7B327303" wp14:editId="58610AC1">
-            <wp:extent cx="6119495" cy="3420110"/>
-            <wp:effectExtent l="0" t="0" r="0" b="8890"/>
+          <wp:inline distT="0" distB="0" distL="0" distR="0" wp14:anchorId="7B327303" wp14:editId="6A0D83D4">
+            <wp:extent cx="5602030" cy="3130905"/>
+            <wp:effectExtent l="0" t="0" r="0" b="0"/>
             <wp:docPr id="1739826201" name="Рисунок 1"/>
             <wp:cNvGraphicFramePr>
               <a:graphicFrameLocks xmlns:a="http://schemas.openxmlformats.org/drawingml/2006/main" noChangeAspect="1"/>
@@ -28256,7 +28287,7 @@
                   <pic:spPr bwMode="auto">
                     <a:xfrm>
                       <a:off x="0" y="0"/>
-                      <a:ext cx="6119495" cy="3420110"/>
+                      <a:ext cx="5612711" cy="3136875"/>
                     </a:xfrm>
                     <a:prstGeom prst="rect">
                       <a:avLst/>
@@ -28290,6 +28321,7 @@
           <w:sz w:val="28"/>
           <w:szCs w:val="28"/>
         </w:rPr>
+        <w:lastRenderedPageBreak/>
         <w:t>Рисунок 1.14 — Сравнение классов моделей прогнозирования остаточного ресурса</w:t>
       </w:r>
     </w:p>
@@ -28377,66 +28409,96 @@
           <w:sz w:val="28"/>
           <w:szCs w:val="28"/>
         </w:rPr>
-        <w:t xml:space="preserve">. Практическая польза заключается в обосновании выбора дальнейшей диссертационной стратегии: </w:t>
-      </w:r>
-      <w:commentRangeStart w:id="36"/>
-      <w:r>
-        <w:rPr>
-          <w:rFonts w:ascii="Times New Roman" w:hAnsi="Times New Roman" w:cs="Times New Roman"/>
-          <w:sz w:val="28"/>
-          <w:szCs w:val="28"/>
+        <w:t>.</w:t>
+      </w:r>
+      <w:r>
+        <w:rPr>
+          <w:rFonts w:ascii="Times New Roman" w:hAnsi="Times New Roman" w:cs="Times New Roman"/>
+          <w:sz w:val="28"/>
+          <w:szCs w:val="28"/>
+        </w:rPr>
+        <w:t xml:space="preserve"> </w:t>
+      </w:r>
+      <w:r>
+        <w:rPr>
+          <w:rFonts w:ascii="Times New Roman" w:hAnsi="Times New Roman" w:cs="Times New Roman"/>
+          <w:sz w:val="28"/>
+          <w:szCs w:val="28"/>
+          <w:highlight w:val="green"/>
+        </w:rPr>
+        <w:t>Практическая значимость состоит в обосновании физически мотивированной стратегии диссертационного исследования, которая опирается на импедансные признаки и обеспечивает возможность гибридной интерпретации, соединяя эмпирические наблюдения и методы анализа данных с физическим смыслом модели</w:t>
+      </w:r>
+      <w:r>
+        <w:rPr>
+          <w:rFonts w:ascii="Times New Roman" w:hAnsi="Times New Roman" w:cs="Times New Roman"/>
+          <w:sz w:val="28"/>
+          <w:szCs w:val="28"/>
+          <w:highlight w:val="green"/>
+        </w:rPr>
+        <w:t>.</w:t>
+      </w:r>
+      <w:r>
+        <w:rPr>
+          <w:rFonts w:ascii="Times New Roman" w:hAnsi="Times New Roman" w:cs="Times New Roman"/>
+          <w:sz w:val="28"/>
+          <w:szCs w:val="28"/>
+        </w:rPr>
+        <w:t xml:space="preserve"> </w:t>
+      </w:r>
+      <w:r>
+        <w:rPr>
+          <w:rFonts w:ascii="Times New Roman" w:hAnsi="Times New Roman" w:cs="Times New Roman"/>
+          <w:sz w:val="28"/>
+          <w:szCs w:val="28"/>
+          <w:highlight w:val="red"/>
+        </w:rPr>
+        <w:t xml:space="preserve">Практическая польза заключается в обосновании выбора дальнейшей диссертационной стратегии: </w:t>
+      </w:r>
+      <w:commentRangeStart w:id="35"/>
+      <w:r>
+        <w:rPr>
+          <w:rFonts w:ascii="Times New Roman" w:hAnsi="Times New Roman" w:cs="Times New Roman"/>
+          <w:sz w:val="28"/>
+          <w:szCs w:val="28"/>
+          <w:highlight w:val="red"/>
         </w:rPr>
         <w:t xml:space="preserve">не чисто эмпирической </w:t>
       </w:r>
-      <w:commentRangeEnd w:id="36"/>
+      <w:commentRangeEnd w:id="35"/>
       <w:r>
         <w:rPr>
           <w:rStyle w:val="ad"/>
           <w:rFonts w:ascii="Times New Roman" w:hAnsi="Times New Roman" w:cs="Times New Roman"/>
           <w:sz w:val="28"/>
           <w:szCs w:val="28"/>
-        </w:rPr>
-        <w:commentReference w:id="36"/>
-      </w:r>
-      <w:r>
-        <w:rPr>
-          <w:rFonts w:ascii="Times New Roman" w:hAnsi="Times New Roman" w:cs="Times New Roman"/>
-          <w:sz w:val="28"/>
-          <w:szCs w:val="28"/>
-        </w:rPr>
-        <w:t xml:space="preserve">и не чисто </w:t>
-      </w:r>
-      <w:r>
-        <w:rPr>
-          <w:rFonts w:ascii="Times New Roman" w:hAnsi="Times New Roman" w:cs="Times New Roman"/>
-          <w:sz w:val="28"/>
-          <w:szCs w:val="28"/>
-          <w:highlight w:val="yellow"/>
-        </w:rPr>
-        <w:t>data-driven</w:t>
-      </w:r>
-      <w:r>
-        <w:rPr>
-          <w:rFonts w:ascii="Times New Roman" w:hAnsi="Times New Roman" w:cs="Times New Roman"/>
-          <w:sz w:val="28"/>
-          <w:szCs w:val="28"/>
-        </w:rPr>
-        <w:t xml:space="preserve"> (</w:t>
-      </w:r>
-      <w:r>
-        <w:rPr>
-          <w:rFonts w:ascii="Times New Roman" w:hAnsi="Times New Roman" w:cs="Times New Roman"/>
-          <w:sz w:val="28"/>
-          <w:szCs w:val="28"/>
-          <w:highlight w:val="green"/>
-        </w:rPr>
-        <w:t>подходы, основанные на данных</w:t>
+          <w:highlight w:val="red"/>
+        </w:rPr>
+        <w:commentReference w:id="35"/>
+      </w:r>
+      <w:r>
+        <w:rPr>
+          <w:rFonts w:ascii="Times New Roman" w:hAnsi="Times New Roman" w:cs="Times New Roman"/>
+          <w:sz w:val="28"/>
+          <w:szCs w:val="28"/>
+          <w:highlight w:val="red"/>
+        </w:rPr>
+        <w:t>и не чисто data-driven</w:t>
+      </w:r>
+      <w:r>
+        <w:rPr>
+          <w:rFonts w:ascii="Times New Roman" w:hAnsi="Times New Roman" w:cs="Times New Roman"/>
+          <w:sz w:val="28"/>
+          <w:szCs w:val="28"/>
+          <w:highlight w:val="red"/>
+        </w:rPr>
+        <w:t xml:space="preserve"> (подходы, основанные на данных</w:t>
       </w:r>
       <w:r>
         <w:rPr>
           <w:rFonts w:ascii="Consolas" w:hAnsi="Consolas" w:cs="Consolas"/>
           <w:color w:val="000000"/>
           <w:kern w:val="0"/>
+          <w:highlight w:val="red"/>
         </w:rPr>
         <w:t xml:space="preserve"> </w:t>
       </w:r>
@@ -28445,33 +28507,18 @@
           <w:rFonts w:ascii="Times New Roman" w:hAnsi="Times New Roman" w:cs="Times New Roman"/>
           <w:sz w:val="28"/>
           <w:szCs w:val="28"/>
-          <w:highlight w:val="green"/>
-        </w:rPr>
-        <w:t>без явной физики</w:t>
-      </w:r>
-      <w:r>
-        <w:rPr>
-          <w:rFonts w:ascii="Times New Roman" w:hAnsi="Times New Roman" w:cs="Times New Roman"/>
-          <w:sz w:val="28"/>
-          <w:szCs w:val="28"/>
-        </w:rPr>
-        <w:t>)</w:t>
-      </w:r>
-      <w:r>
-        <w:rPr>
-          <w:rFonts w:ascii="Times New Roman" w:hAnsi="Times New Roman" w:cs="Times New Roman"/>
-          <w:sz w:val="28"/>
-          <w:szCs w:val="28"/>
-        </w:rPr>
-        <w:t>, а физически мотивированной, с опорой на импедансные признаки и возможностью гибридной интерпретации</w:t>
-      </w:r>
-      <w:r>
-        <w:rPr>
-          <w:rFonts w:ascii="Times New Roman" w:hAnsi="Times New Roman" w:cs="Times New Roman"/>
-          <w:sz w:val="28"/>
-          <w:szCs w:val="28"/>
-        </w:rPr>
-        <w:t>.</w:t>
+          <w:highlight w:val="red"/>
+        </w:rPr>
+        <w:t>без явной физики)</w:t>
+      </w:r>
+      <w:r>
+        <w:rPr>
+          <w:rFonts w:ascii="Times New Roman" w:hAnsi="Times New Roman" w:cs="Times New Roman"/>
+          <w:sz w:val="28"/>
+          <w:szCs w:val="28"/>
+          <w:highlight w:val="red"/>
+        </w:rPr>
+        <w:t>, а физически мотивированной, с опорой на импедансные признаки и возможностью гибридной интерпретации.</w:t>
       </w:r>
     </w:p>
     <w:p>
@@ -28523,9 +28570,9 @@
         </w:rPr>
         <w:lastRenderedPageBreak/>
         <w:drawing>
-          <wp:inline distT="0" distB="0" distL="0" distR="0" wp14:anchorId="2DA075DB" wp14:editId="7F1E2CD2">
-            <wp:extent cx="6119495" cy="3634105"/>
-            <wp:effectExtent l="0" t="0" r="0" b="4445"/>
+          <wp:inline distT="0" distB="0" distL="0" distR="0" wp14:anchorId="2DA075DB" wp14:editId="074886F3">
+            <wp:extent cx="5610758" cy="3331988"/>
+            <wp:effectExtent l="0" t="0" r="9525" b="1905"/>
             <wp:docPr id="2112960504" name="Рисунок 2"/>
             <wp:cNvGraphicFramePr>
               <a:graphicFrameLocks xmlns:a="http://schemas.openxmlformats.org/drawingml/2006/main" noChangeAspect="1"/>
@@ -28555,7 +28602,7 @@
                   <pic:spPr bwMode="auto">
                     <a:xfrm>
                       <a:off x="0" y="0"/>
-                      <a:ext cx="6119495" cy="3634105"/>
+                      <a:ext cx="5623053" cy="3339290"/>
                     </a:xfrm>
                     <a:prstGeom prst="rect">
                       <a:avLst/>
@@ -28615,7 +28662,7 @@
           <w:szCs w:val="28"/>
         </w:rPr>
       </w:pPr>
-      <w:commentRangeStart w:id="37"/>
+      <w:commentRangeStart w:id="36"/>
       <w:r>
         <w:rPr>
           <w:rFonts w:ascii="Times New Roman" w:hAnsi="Times New Roman" w:cs="Times New Roman"/>
@@ -28698,7 +28745,7 @@
         </w:rPr>
         <w:t xml:space="preserve">, эмпирическая линейная модель, физическая модель и гибридная/импедансная модель. Хорошо видно, что линейная модель систематически переоценивает остаточный ресурс, поскольку не учитывает </w:t>
       </w:r>
-      <w:commentRangeEnd w:id="37"/>
+      <w:commentRangeEnd w:id="36"/>
       <w:r>
         <w:rPr>
           <w:rStyle w:val="ad"/>
@@ -28706,7 +28753,7 @@
           <w:sz w:val="28"/>
           <w:szCs w:val="28"/>
         </w:rPr>
-        <w:commentReference w:id="37"/>
+        <w:commentReference w:id="36"/>
       </w:r>
       <w:r>
         <w:rPr>
@@ -28831,9 +28878,9 @@
           <w:noProof/>
         </w:rPr>
         <w:drawing>
-          <wp:inline distT="0" distB="0" distL="0" distR="0" wp14:anchorId="7E4E79CD" wp14:editId="3473F6F2">
-            <wp:extent cx="6119495" cy="3331210"/>
-            <wp:effectExtent l="0" t="0" r="0" b="2540"/>
+          <wp:inline distT="0" distB="0" distL="0" distR="0" wp14:anchorId="7E4E79CD" wp14:editId="03ABA4B5">
+            <wp:extent cx="5563398" cy="3028493"/>
+            <wp:effectExtent l="0" t="0" r="0" b="635"/>
             <wp:docPr id="1797455630" name="Рисунок 3"/>
             <wp:cNvGraphicFramePr>
               <a:graphicFrameLocks xmlns:a="http://schemas.openxmlformats.org/drawingml/2006/main" noChangeAspect="1"/>
@@ -28863,7 +28910,7 @@
                   <pic:spPr bwMode="auto">
                     <a:xfrm>
                       <a:off x="0" y="0"/>
-                      <a:ext cx="6119495" cy="3331210"/>
+                      <a:ext cx="5577952" cy="3036415"/>
                     </a:xfrm>
                     <a:prstGeom prst="rect">
                       <a:avLst/>
@@ -29046,7 +29093,6 @@
           <w:bCs/>
           <w:sz w:val="28"/>
           <w:szCs w:val="28"/>
-          <w:highlight w:val="magenta"/>
         </w:rPr>
         <w:t>1.6 Выявленные научные проблемы и постановка задач исследования</w:t>
       </w:r>
@@ -29178,7 +29224,7 @@
         </w:rPr>
         <w:t xml:space="preserve">гибридные модели и </w:t>
       </w:r>
-      <w:commentRangeStart w:id="38"/>
+      <w:commentRangeStart w:id="37"/>
       <w:r>
         <w:rPr>
           <w:rFonts w:ascii="Times New Roman" w:hAnsi="Times New Roman" w:cs="Times New Roman"/>
@@ -29188,7 +29234,7 @@
         </w:rPr>
         <w:t>online/near-online алгоритмы</w:t>
       </w:r>
-      <w:commentRangeEnd w:id="38"/>
+      <w:commentRangeEnd w:id="37"/>
       <w:r>
         <w:rPr>
           <w:rStyle w:val="ad"/>
@@ -29196,7 +29242,7 @@
           <w:sz w:val="28"/>
           <w:szCs w:val="28"/>
         </w:rPr>
-        <w:commentReference w:id="38"/>
+        <w:commentReference w:id="37"/>
       </w:r>
       <w:r>
         <w:rPr>
@@ -29267,6 +29313,118 @@
         </w:rPr>
         <w:t xml:space="preserve"> и требованиями </w:t>
       </w:r>
+      <w:commentRangeStart w:id="38"/>
+      <w:r>
+        <w:rPr>
+          <w:rFonts w:ascii="Times New Roman" w:hAnsi="Times New Roman" w:cs="Times New Roman"/>
+          <w:sz w:val="28"/>
+          <w:szCs w:val="28"/>
+          <w:highlight w:val="yellow"/>
+        </w:rPr>
+        <w:t>onboard-реализации</w:t>
+      </w:r>
+      <w:r>
+        <w:rPr>
+          <w:rFonts w:ascii="Times New Roman" w:hAnsi="Times New Roman" w:cs="Times New Roman"/>
+          <w:sz w:val="28"/>
+          <w:szCs w:val="28"/>
+        </w:rPr>
+        <w:t xml:space="preserve"> </w:t>
+      </w:r>
+      <w:commentRangeEnd w:id="38"/>
+      <w:r>
+        <w:rPr>
+          <w:rStyle w:val="ad"/>
+          <w:rFonts w:ascii="Times New Roman" w:hAnsi="Times New Roman" w:cs="Times New Roman"/>
+          <w:sz w:val="28"/>
+          <w:szCs w:val="28"/>
+        </w:rPr>
+        <w:commentReference w:id="38"/>
+      </w:r>
+      <w:r>
+        <w:rPr>
+          <w:rFonts w:ascii="Times New Roman" w:hAnsi="Times New Roman" w:cs="Times New Roman"/>
+          <w:sz w:val="28"/>
+          <w:szCs w:val="28"/>
+        </w:rPr>
+        <w:t>остаётся одним из ключевых барьеров для промышленного внедрения метода.</w:t>
+      </w:r>
+    </w:p>
+    <w:p>
+      <w:pPr>
+        <w:spacing w:line="360" w:lineRule="auto"/>
+        <w:ind w:firstLine="709"/>
+        <w:jc w:val="both"/>
+        <w:rPr>
+          <w:rFonts w:ascii="Times New Roman" w:hAnsi="Times New Roman" w:cs="Times New Roman"/>
+          <w:sz w:val="28"/>
+          <w:szCs w:val="28"/>
+        </w:rPr>
+      </w:pPr>
+      <w:r>
+        <w:rPr>
+          <w:rFonts w:ascii="Times New Roman" w:hAnsi="Times New Roman" w:cs="Times New Roman"/>
+          <w:sz w:val="28"/>
+          <w:szCs w:val="28"/>
+        </w:rPr>
+        <w:t>Проблема особенно обостряется в условиях тяговой эксплуатации. В лабораторной постановке спектр</w:t>
+      </w:r>
+      <w:r>
+        <w:rPr>
+          <w:rFonts w:ascii="Times New Roman" w:hAnsi="Times New Roman" w:cs="Times New Roman"/>
+          <w:sz w:val="28"/>
+          <w:szCs w:val="28"/>
+        </w:rPr>
+        <w:t xml:space="preserve"> </w:t>
+      </w:r>
+      <w:r>
+        <w:rPr>
+          <w:rFonts w:ascii="Times New Roman" w:hAnsi="Times New Roman" w:cs="Times New Roman"/>
+          <w:i/>
+          <w:iCs/>
+          <w:sz w:val="28"/>
+          <w:szCs w:val="28"/>
+          <w:lang w:val="en-US"/>
+        </w:rPr>
+        <w:t>Z</w:t>
+      </w:r>
+      <w:r>
+        <w:rPr>
+          <w:rFonts w:ascii="Times New Roman" w:hAnsi="Times New Roman" w:cs="Times New Roman"/>
+          <w:i/>
+          <w:iCs/>
+          <w:sz w:val="28"/>
+          <w:szCs w:val="28"/>
+        </w:rPr>
+        <w:t>(ω)</w:t>
+      </w:r>
+      <w:r>
+        <w:rPr>
+          <w:rFonts w:ascii="Times New Roman" w:hAnsi="Times New Roman" w:cs="Times New Roman"/>
+          <w:sz w:val="28"/>
+          <w:szCs w:val="28"/>
+        </w:rPr>
+        <w:t xml:space="preserve"> обычно измеряется вблизи стационарной рабочей точки при малом гармоническом возмущении и фиксированной температуре. В электротранспортном приложении, напротив, батарея функционирует при переменном токе, меняющемся </w:t>
+      </w:r>
+      <w:r>
+        <w:rPr>
+          <w:rFonts w:ascii="Times New Roman" w:hAnsi="Times New Roman" w:cs="Times New Roman"/>
+          <w:i/>
+          <w:iCs/>
+          <w:sz w:val="28"/>
+          <w:szCs w:val="28"/>
+          <w:lang w:val="en-US"/>
+        </w:rPr>
+        <w:t>SOC</w:t>
+      </w:r>
+      <w:r>
+        <w:rPr>
+          <w:rFonts w:ascii="Times New Roman" w:hAnsi="Times New Roman" w:cs="Times New Roman"/>
+          <w:sz w:val="28"/>
+          <w:szCs w:val="28"/>
+        </w:rPr>
+        <w:t xml:space="preserve">, переменной температуре и при наличии рекуперационных режимов. Современные исследования по </w:t>
+      </w:r>
       <w:commentRangeStart w:id="39"/>
       <w:r>
         <w:rPr>
@@ -29275,15 +29433,16 @@
           <w:szCs w:val="28"/>
           <w:highlight w:val="yellow"/>
         </w:rPr>
-        <w:t>onboard-реализации</w:t>
-      </w:r>
-      <w:r>
-        <w:rPr>
-          <w:rFonts w:ascii="Times New Roman" w:hAnsi="Times New Roman" w:cs="Times New Roman"/>
-          <w:sz w:val="28"/>
-          <w:szCs w:val="28"/>
-        </w:rPr>
-        <w:t xml:space="preserve"> </w:t>
+        <w:t xml:space="preserve">dynamic </w:t>
+      </w:r>
+      <w:r>
+        <w:rPr>
+          <w:rFonts w:ascii="Times New Roman" w:hAnsi="Times New Roman" w:cs="Times New Roman"/>
+          <w:sz w:val="28"/>
+          <w:szCs w:val="28"/>
+          <w:highlight w:val="yellow"/>
+        </w:rPr>
+        <w:t>ЭИС</w:t>
       </w:r>
       <w:commentRangeEnd w:id="39"/>
       <w:r>
@@ -29301,83 +29460,43 @@
           <w:sz w:val="28"/>
           <w:szCs w:val="28"/>
         </w:rPr>
-        <w:t>остаётся одним из ключевых барьеров для промышленного внедрения метода.</w:t>
-      </w:r>
-    </w:p>
-    <w:p>
-      <w:pPr>
-        <w:spacing w:line="360" w:lineRule="auto"/>
-        <w:ind w:firstLine="709"/>
-        <w:jc w:val="both"/>
-        <w:rPr>
-          <w:rFonts w:ascii="Times New Roman" w:hAnsi="Times New Roman" w:cs="Times New Roman"/>
-          <w:sz w:val="28"/>
-          <w:szCs w:val="28"/>
-        </w:rPr>
-      </w:pPr>
-      <w:r>
-        <w:rPr>
-          <w:rFonts w:ascii="Times New Roman" w:hAnsi="Times New Roman" w:cs="Times New Roman"/>
-          <w:sz w:val="28"/>
-          <w:szCs w:val="28"/>
-        </w:rPr>
-        <w:t>Проблема особенно обостряется в условиях тяговой эксплуатации. В лабораторной постановке спектр</w:t>
-      </w:r>
-      <w:r>
-        <w:rPr>
-          <w:rFonts w:ascii="Times New Roman" w:hAnsi="Times New Roman" w:cs="Times New Roman"/>
-          <w:sz w:val="28"/>
-          <w:szCs w:val="28"/>
-        </w:rPr>
-        <w:t xml:space="preserve"> </w:t>
-      </w:r>
-      <w:r>
-        <w:rPr>
-          <w:rFonts w:ascii="Times New Roman" w:hAnsi="Times New Roman" w:cs="Times New Roman"/>
-          <w:i/>
-          <w:iCs/>
-          <w:sz w:val="28"/>
-          <w:szCs w:val="28"/>
-          <w:lang w:val="en-US"/>
-        </w:rPr>
-        <w:t>Z</w:t>
-      </w:r>
-      <w:r>
-        <w:rPr>
-          <w:rFonts w:ascii="Times New Roman" w:hAnsi="Times New Roman" w:cs="Times New Roman"/>
-          <w:i/>
-          <w:iCs/>
-          <w:sz w:val="28"/>
-          <w:szCs w:val="28"/>
-        </w:rPr>
-        <w:t>(ω)</w:t>
-      </w:r>
-      <w:r>
-        <w:rPr>
-          <w:rFonts w:ascii="Times New Roman" w:hAnsi="Times New Roman" w:cs="Times New Roman"/>
-          <w:sz w:val="28"/>
-          <w:szCs w:val="28"/>
-        </w:rPr>
-        <w:t xml:space="preserve"> обычно измеряется вблизи стационарной рабочей точки при малом гармоническом возмущении и фиксированной температуре. В электротранспортном приложении, напротив, батарея функционирует при переменном токе, меняющемся </w:t>
-      </w:r>
-      <w:r>
-        <w:rPr>
-          <w:rFonts w:ascii="Times New Roman" w:hAnsi="Times New Roman" w:cs="Times New Roman"/>
-          <w:i/>
-          <w:iCs/>
-          <w:sz w:val="28"/>
-          <w:szCs w:val="28"/>
-          <w:lang w:val="en-US"/>
-        </w:rPr>
-        <w:t>SOC</w:t>
-      </w:r>
-      <w:r>
-        <w:rPr>
-          <w:rFonts w:ascii="Times New Roman" w:hAnsi="Times New Roman" w:cs="Times New Roman"/>
-          <w:sz w:val="28"/>
-          <w:szCs w:val="28"/>
-        </w:rPr>
-        <w:t xml:space="preserve">, переменной температуре и при наличии рекуперационных режимов. Современные исследования по </w:t>
+        <w:t xml:space="preserve"> показывают, что динамические спектры лучше отражают реальное состояние батареи при заряде и разряде, чем классические статические измерения, однако методически и аппаратно такая постановка остаётся существенно более сложной.</w:t>
+      </w:r>
+    </w:p>
+    <w:p>
+      <w:pPr>
+        <w:spacing w:line="360" w:lineRule="auto"/>
+        <w:ind w:firstLine="709"/>
+        <w:jc w:val="both"/>
+        <w:rPr>
+          <w:rFonts w:ascii="Times New Roman" w:hAnsi="Times New Roman" w:cs="Times New Roman"/>
+          <w:sz w:val="28"/>
+          <w:szCs w:val="28"/>
+        </w:rPr>
+      </w:pPr>
+      <w:r>
+        <w:rPr>
+          <w:rFonts w:ascii="Times New Roman" w:hAnsi="Times New Roman" w:cs="Times New Roman"/>
+          <w:sz w:val="28"/>
+          <w:szCs w:val="28"/>
+        </w:rPr>
+        <w:t xml:space="preserve">В результате возникает принципиальное противоречие. С одной стороны, импедансная спектроскопия является одним из наиболее чувствительных инструментов ранней диагностики деградации. С другой стороны, существующие BMS-алгоритмы преимущественно опираются на интегральные и сравнительно грубые измеряемые величины. Ряд современных работ по раннему прогнозу ресурса уже показывает, что геометрические признаки спектра Найквиста и другие </w:t>
+      </w:r>
+      <w:r>
+        <w:rPr>
+          <w:rFonts w:ascii="Times New Roman" w:hAnsi="Times New Roman" w:cs="Times New Roman"/>
+          <w:sz w:val="28"/>
+          <w:szCs w:val="28"/>
+        </w:rPr>
+        <w:t>ЭИС</w:t>
+      </w:r>
+      <w:r>
+        <w:rPr>
+          <w:rFonts w:ascii="Times New Roman" w:hAnsi="Times New Roman" w:cs="Times New Roman"/>
+          <w:sz w:val="28"/>
+          <w:szCs w:val="28"/>
+        </w:rPr>
+        <w:t xml:space="preserve">-параметры могут использоваться для </w:t>
       </w:r>
       <w:commentRangeStart w:id="40"/>
       <w:r>
@@ -29387,16 +29506,7 @@
           <w:szCs w:val="28"/>
           <w:highlight w:val="yellow"/>
         </w:rPr>
-        <w:t xml:space="preserve">dynamic </w:t>
-      </w:r>
-      <w:r>
-        <w:rPr>
-          <w:rFonts w:ascii="Times New Roman" w:hAnsi="Times New Roman" w:cs="Times New Roman"/>
-          <w:sz w:val="28"/>
-          <w:szCs w:val="28"/>
-          <w:highlight w:val="yellow"/>
-        </w:rPr>
-        <w:t>ЭИС</w:t>
+        <w:t>early-stage lifetime prediction</w:t>
       </w:r>
       <w:commentRangeEnd w:id="40"/>
       <w:r>
@@ -29414,73 +29524,9 @@
           <w:sz w:val="28"/>
           <w:szCs w:val="28"/>
         </w:rPr>
-        <w:t xml:space="preserve"> показывают, что динамические спектры лучше отражают реальное состояние батареи при заряде и разряде, чем классические статические измерения, однако методически и аппаратно такая постановка остаётся существенно более сложной.</w:t>
-      </w:r>
-    </w:p>
-    <w:p>
-      <w:pPr>
-        <w:spacing w:line="360" w:lineRule="auto"/>
-        <w:ind w:firstLine="709"/>
-        <w:jc w:val="both"/>
-        <w:rPr>
-          <w:rFonts w:ascii="Times New Roman" w:hAnsi="Times New Roman" w:cs="Times New Roman"/>
-          <w:sz w:val="28"/>
-          <w:szCs w:val="28"/>
-        </w:rPr>
-      </w:pPr>
-      <w:r>
-        <w:rPr>
-          <w:rFonts w:ascii="Times New Roman" w:hAnsi="Times New Roman" w:cs="Times New Roman"/>
-          <w:sz w:val="28"/>
-          <w:szCs w:val="28"/>
-        </w:rPr>
-        <w:t xml:space="preserve">В результате возникает принципиальное противоречие. С одной стороны, импедансная спектроскопия является одним из наиболее чувствительных инструментов ранней диагностики деградации. С другой стороны, существующие BMS-алгоритмы преимущественно опираются на интегральные и сравнительно грубые измеряемые величины. Ряд современных работ по раннему прогнозу ресурса уже показывает, что геометрические признаки спектра Найквиста и другие </w:t>
-      </w:r>
-      <w:r>
-        <w:rPr>
-          <w:rFonts w:ascii="Times New Roman" w:hAnsi="Times New Roman" w:cs="Times New Roman"/>
-          <w:sz w:val="28"/>
-          <w:szCs w:val="28"/>
-        </w:rPr>
-        <w:t>ЭИС</w:t>
-      </w:r>
-      <w:r>
-        <w:rPr>
-          <w:rFonts w:ascii="Times New Roman" w:hAnsi="Times New Roman" w:cs="Times New Roman"/>
-          <w:sz w:val="28"/>
-          <w:szCs w:val="28"/>
-        </w:rPr>
-        <w:t xml:space="preserve">-параметры могут использоваться для </w:t>
+        <w:t xml:space="preserve">, однако такие подходы чаще всего остаются либо лабораторными, либо </w:t>
       </w:r>
       <w:commentRangeStart w:id="41"/>
-      <w:r>
-        <w:rPr>
-          <w:rFonts w:ascii="Times New Roman" w:hAnsi="Times New Roman" w:cs="Times New Roman"/>
-          <w:sz w:val="28"/>
-          <w:szCs w:val="28"/>
-          <w:highlight w:val="yellow"/>
-        </w:rPr>
-        <w:t>early-stage lifetime prediction</w:t>
-      </w:r>
-      <w:commentRangeEnd w:id="41"/>
-      <w:r>
-        <w:rPr>
-          <w:rStyle w:val="ad"/>
-          <w:rFonts w:ascii="Times New Roman" w:hAnsi="Times New Roman" w:cs="Times New Roman"/>
-          <w:sz w:val="28"/>
-          <w:szCs w:val="28"/>
-        </w:rPr>
-        <w:commentReference w:id="41"/>
-      </w:r>
-      <w:r>
-        <w:rPr>
-          <w:rFonts w:ascii="Times New Roman" w:hAnsi="Times New Roman" w:cs="Times New Roman"/>
-          <w:sz w:val="28"/>
-          <w:szCs w:val="28"/>
-        </w:rPr>
-        <w:t xml:space="preserve">, однако такие подходы чаще всего остаются либо лабораторными, либо </w:t>
-      </w:r>
-      <w:commentRangeStart w:id="42"/>
       <w:r>
         <w:rPr>
           <w:rFonts w:ascii="Times New Roman" w:hAnsi="Times New Roman" w:cs="Times New Roman"/>
@@ -29491,7 +29537,7 @@
         <w:lastRenderedPageBreak/>
         <w:t>data-driven</w:t>
       </w:r>
-      <w:commentRangeEnd w:id="42"/>
+      <w:commentRangeEnd w:id="41"/>
       <w:r>
         <w:rPr>
           <w:rStyle w:val="ad"/>
@@ -29499,7 +29545,7 @@
           <w:sz w:val="28"/>
           <w:szCs w:val="28"/>
         </w:rPr>
-        <w:commentReference w:id="42"/>
+        <w:commentReference w:id="41"/>
       </w:r>
       <w:r>
         <w:rPr>
@@ -29547,18 +29593,6 @@
           <w:rFonts w:ascii="Times New Roman" w:hAnsi="Times New Roman" w:cs="Times New Roman"/>
           <w:sz w:val="28"/>
           <w:szCs w:val="28"/>
-        </w:rPr>
-      </w:pPr>
-    </w:p>
-    <w:p>
-      <w:pPr>
-        <w:spacing w:line="360" w:lineRule="auto"/>
-        <w:ind w:firstLine="709"/>
-        <w:jc w:val="both"/>
-        <w:rPr>
-          <w:rFonts w:ascii="Times New Roman" w:hAnsi="Times New Roman" w:cs="Times New Roman"/>
-          <w:sz w:val="28"/>
-          <w:szCs w:val="28"/>
           <w:lang w:val="en-US"/>
         </w:rPr>
       </w:pPr>
@@ -29567,10 +29601,10 @@
           <w:noProof/>
         </w:rPr>
         <w:drawing>
-          <wp:inline distT="0" distB="0" distL="0" distR="0" wp14:anchorId="612A255F" wp14:editId="6DE846D2">
-            <wp:extent cx="6119495" cy="3311525"/>
-            <wp:effectExtent l="0" t="0" r="0" b="3175"/>
-            <wp:docPr id="87197670" name="Рисунок 1"/>
+          <wp:inline distT="0" distB="0" distL="0" distR="0" wp14:anchorId="6F6E4401" wp14:editId="0FAE0C40">
+            <wp:extent cx="4293870" cy="2874645"/>
+            <wp:effectExtent l="0" t="0" r="0" b="1905"/>
+            <wp:docPr id="1026093244" name="Рисунок 2"/>
             <wp:cNvGraphicFramePr>
               <a:graphicFrameLocks xmlns:a="http://schemas.openxmlformats.org/drawingml/2006/main" noChangeAspect="1"/>
             </wp:cNvGraphicFramePr>
@@ -29578,13 +29612,13 @@
               <a:graphicData uri="http://schemas.openxmlformats.org/drawingml/2006/picture">
                 <pic:pic xmlns:pic="http://schemas.openxmlformats.org/drawingml/2006/picture">
                   <pic:nvPicPr>
-                    <pic:cNvPr id="0" name="Picture 59"/>
+                    <pic:cNvPr id="0" name="Picture 65"/>
                     <pic:cNvPicPr>
                       <a:picLocks noChangeAspect="1" noChangeArrowheads="1"/>
                     </pic:cNvPicPr>
                   </pic:nvPicPr>
                   <pic:blipFill>
-                    <a:blip r:embed="rId142" cstate="print">
+                    <a:blip r:embed="rId142">
                       <a:extLst>
                         <a:ext uri="{28A0092B-C50C-407E-A947-70E740481C1C}">
                           <a14:useLocalDpi xmlns:a14="http://schemas.microsoft.com/office/drawing/2010/main" val="0"/>
@@ -29599,7 +29633,7 @@
                   <pic:spPr bwMode="auto">
                     <a:xfrm>
                       <a:off x="0" y="0"/>
-                      <a:ext cx="6119495" cy="3311525"/>
+                      <a:ext cx="4293870" cy="2874645"/>
                     </a:xfrm>
                     <a:prstGeom prst="rect">
                       <a:avLst/>
@@ -29697,25 +29731,26 @@
           <w:sz w:val="28"/>
           <w:szCs w:val="28"/>
         </w:rPr>
-        <w:t xml:space="preserve">-диагностики — использование полного спектра и </w:t>
-      </w:r>
-      <w:r>
-        <w:rPr>
-          <w:rFonts w:ascii="Times New Roman" w:hAnsi="Times New Roman" w:cs="Times New Roman"/>
-          <w:sz w:val="28"/>
-          <w:szCs w:val="28"/>
+        <w:t xml:space="preserve">-диагностики — использование полного спектра и длительных измерений. Для BMS-уровня — работа с ограниченным набором быстро доступных величин. </w:t>
+      </w:r>
+      <w:r>
+        <w:rPr>
+          <w:rFonts w:ascii="Times New Roman" w:hAnsi="Times New Roman" w:cs="Times New Roman"/>
+          <w:sz w:val="28"/>
+          <w:szCs w:val="28"/>
+          <w:highlight w:val="yellow"/>
+        </w:rPr>
+        <w:t xml:space="preserve">Научный разрыв возникает в точке, где требуется </w:t>
+      </w:r>
+      <w:r>
+        <w:rPr>
+          <w:rFonts w:ascii="Times New Roman" w:hAnsi="Times New Roman" w:cs="Times New Roman"/>
+          <w:sz w:val="28"/>
+          <w:szCs w:val="28"/>
+          <w:highlight w:val="yellow"/>
         </w:rPr>
         <w:lastRenderedPageBreak/>
-        <w:t xml:space="preserve">длительных измерений. Для BMS-уровня — работа с ограниченным набором быстро доступных величин. </w:t>
-      </w:r>
-      <w:r>
-        <w:rPr>
-          <w:rFonts w:ascii="Times New Roman" w:hAnsi="Times New Roman" w:cs="Times New Roman"/>
-          <w:sz w:val="28"/>
-          <w:szCs w:val="28"/>
-          <w:highlight w:val="yellow"/>
-        </w:rPr>
-        <w:t xml:space="preserve">Научный разрыв возникает в точке, где требуется перейти от </w:t>
+        <w:t xml:space="preserve">перейти от </w:t>
       </w:r>
       <w:r>
         <w:rPr>
@@ -29905,19 +29940,44 @@
           <w:sz w:val="28"/>
           <w:szCs w:val="28"/>
         </w:rPr>
-        <w:t xml:space="preserve">задаёт архитектуру дальнейшего исследования: от построения физико-математической модели импеданса — к параметрической идентификации, далее к диагностике состояния и затем к </w:t>
-      </w:r>
-      <w:commentRangeStart w:id="43"/>
-      <w:r>
-        <w:rPr>
-          <w:rFonts w:ascii="Times New Roman" w:hAnsi="Times New Roman" w:cs="Times New Roman"/>
-          <w:sz w:val="28"/>
-          <w:szCs w:val="28"/>
-          <w:highlight w:val="yellow"/>
+        <w:t>задаёт архитектуру дальнейшего исследования: от построения физико-математической модели импеданса — к параметрической идентификации, далее к диагностике состояния и затем к</w:t>
+      </w:r>
+      <w:r>
+        <w:rPr>
+          <w:rFonts w:ascii="Times New Roman" w:hAnsi="Times New Roman" w:cs="Times New Roman"/>
+          <w:sz w:val="28"/>
+          <w:szCs w:val="28"/>
+        </w:rPr>
+        <w:t xml:space="preserve"> </w:t>
+      </w:r>
+      <w:r>
+        <w:rPr>
+          <w:rFonts w:ascii="Times New Roman" w:hAnsi="Times New Roman" w:cs="Times New Roman"/>
+          <w:sz w:val="28"/>
+          <w:szCs w:val="28"/>
+          <w:highlight w:val="green"/>
+        </w:rPr>
+        <w:t>прогнозированию остаточного ресурса батареи.</w:t>
+      </w:r>
+      <w:r>
+        <w:rPr>
+          <w:rFonts w:ascii="Times New Roman" w:hAnsi="Times New Roman" w:cs="Times New Roman"/>
+          <w:sz w:val="28"/>
+          <w:szCs w:val="28"/>
+        </w:rPr>
+        <w:t xml:space="preserve"> </w:t>
+      </w:r>
+      <w:commentRangeStart w:id="42"/>
+      <w:r>
+        <w:rPr>
+          <w:rFonts w:ascii="Times New Roman" w:hAnsi="Times New Roman" w:cs="Times New Roman"/>
+          <w:sz w:val="28"/>
+          <w:szCs w:val="28"/>
+          <w:highlight w:val="red"/>
         </w:rPr>
         <w:t>ресурсо-прогнозу</w:t>
       </w:r>
-      <w:commentRangeEnd w:id="43"/>
+      <w:commentRangeEnd w:id="42"/>
       <w:r>
         <w:rPr>
           <w:rStyle w:val="ad"/>
@@ -29925,7 +29985,7 @@
           <w:sz w:val="28"/>
           <w:szCs w:val="28"/>
         </w:rPr>
-        <w:commentReference w:id="43"/>
+        <w:commentReference w:id="42"/>
       </w:r>
       <w:r>
         <w:rPr>
@@ -29968,7 +30028,6 @@
           <w:bCs/>
           <w:sz w:val="28"/>
           <w:szCs w:val="28"/>
-          <w:highlight w:val="magenta"/>
         </w:rPr>
         <w:t>1.6.1 Основные научные проблемы</w:t>
       </w:r>
@@ -30002,7 +30061,16 @@
           <w:sz w:val="28"/>
           <w:szCs w:val="28"/>
         </w:rPr>
-        <w:t>Первая научная проблема</w:t>
+        <w:t xml:space="preserve">Первая научная </w:t>
+      </w:r>
+      <w:r>
+        <w:rPr>
+          <w:rFonts w:ascii="Times New Roman" w:hAnsi="Times New Roman" w:cs="Times New Roman"/>
+          <w:sz w:val="28"/>
+          <w:szCs w:val="28"/>
+          <w:highlight w:val="red"/>
+        </w:rPr>
+        <w:t>проблема</w:t>
       </w:r>
       <w:r>
         <w:rPr>
@@ -30094,7 +30162,7 @@
                 <v:shape id="_x0000_i1083" type="#_x0000_t75" style="width:91pt;height:15.55pt" o:ole="">
                   <v:imagedata r:id="rId143" o:title=""/>
                 </v:shape>
-                <o:OLEObject Type="Embed" ProgID="Equation.DSMT4" ShapeID="_x0000_i1083" DrawAspect="Content" ObjectID="_1847879345" r:id="rId144"/>
+                <o:OLEObject Type="Embed" ProgID="Equation.DSMT4" ShapeID="_x0000_i1083" DrawAspect="Content" ObjectID="_1847887750" r:id="rId144"/>
               </w:object>
             </w:r>
             <w:r>
@@ -30117,7 +30185,7 @@
                 <v:shape id="_x0000_i1084" type="#_x0000_t75" style="width:88.7pt;height:15.55pt" o:ole="">
                   <v:imagedata r:id="rId145" o:title=""/>
                 </v:shape>
-                <o:OLEObject Type="Embed" ProgID="Equation.DSMT4" ShapeID="_x0000_i1084" DrawAspect="Content" ObjectID="_1847879346" r:id="rId146"/>
+                <o:OLEObject Type="Embed" ProgID="Equation.DSMT4" ShapeID="_x0000_i1084" DrawAspect="Content" ObjectID="_1847887751" r:id="rId146"/>
               </w:object>
             </w:r>
           </w:p>
@@ -30266,6 +30334,36 @@
         </w:rPr>
         <w:t xml:space="preserve">-моделированию последовательно разделяют методы на </w:t>
       </w:r>
+      <w:commentRangeStart w:id="43"/>
+      <w:r>
+        <w:rPr>
+          <w:rFonts w:ascii="Times New Roman" w:hAnsi="Times New Roman" w:cs="Times New Roman"/>
+          <w:sz w:val="28"/>
+          <w:szCs w:val="28"/>
+          <w:highlight w:val="yellow"/>
+        </w:rPr>
+        <w:t>model-based</w:t>
+      </w:r>
+      <w:commentRangeEnd w:id="43"/>
+      <w:r>
+        <w:rPr>
+          <w:rStyle w:val="ad"/>
+          <w:rFonts w:ascii="Times New Roman" w:hAnsi="Times New Roman" w:cs="Times New Roman"/>
+          <w:sz w:val="28"/>
+          <w:szCs w:val="28"/>
+          <w:highlight w:val="yellow"/>
+        </w:rPr>
+        <w:commentReference w:id="43"/>
+      </w:r>
+      <w:r>
+        <w:rPr>
+          <w:rFonts w:ascii="Times New Roman" w:hAnsi="Times New Roman" w:cs="Times New Roman"/>
+          <w:sz w:val="28"/>
+          <w:szCs w:val="28"/>
+          <w:highlight w:val="yellow"/>
+        </w:rPr>
+        <w:t xml:space="preserve">, </w:t>
+      </w:r>
       <w:commentRangeStart w:id="44"/>
       <w:r>
         <w:rPr>
@@ -30274,7 +30372,7 @@
           <w:szCs w:val="28"/>
           <w:highlight w:val="yellow"/>
         </w:rPr>
-        <w:t>model-based</w:t>
+        <w:t xml:space="preserve">data-driven </w:t>
       </w:r>
       <w:commentRangeEnd w:id="44"/>
       <w:r>
@@ -30294,7 +30392,7 @@
           <w:szCs w:val="28"/>
           <w:highlight w:val="yellow"/>
         </w:rPr>
-        <w:t xml:space="preserve">, </w:t>
+        <w:t xml:space="preserve">и </w:t>
       </w:r>
       <w:commentRangeStart w:id="45"/>
       <w:r>
@@ -30304,7 +30402,7 @@
           <w:szCs w:val="28"/>
           <w:highlight w:val="yellow"/>
         </w:rPr>
-        <w:t xml:space="preserve">data-driven </w:t>
+        <w:t>hybrid approaches</w:t>
       </w:r>
       <w:commentRangeEnd w:id="45"/>
       <w:r>
@@ -30313,38 +30411,8 @@
           <w:rFonts w:ascii="Times New Roman" w:hAnsi="Times New Roman" w:cs="Times New Roman"/>
           <w:sz w:val="28"/>
           <w:szCs w:val="28"/>
-          <w:highlight w:val="yellow"/>
         </w:rPr>
         <w:commentReference w:id="45"/>
-      </w:r>
-      <w:r>
-        <w:rPr>
-          <w:rFonts w:ascii="Times New Roman" w:hAnsi="Times New Roman" w:cs="Times New Roman"/>
-          <w:sz w:val="28"/>
-          <w:szCs w:val="28"/>
-          <w:highlight w:val="yellow"/>
-        </w:rPr>
-        <w:t xml:space="preserve">и </w:t>
-      </w:r>
-      <w:commentRangeStart w:id="46"/>
-      <w:r>
-        <w:rPr>
-          <w:rFonts w:ascii="Times New Roman" w:hAnsi="Times New Roman" w:cs="Times New Roman"/>
-          <w:sz w:val="28"/>
-          <w:szCs w:val="28"/>
-          <w:highlight w:val="yellow"/>
-        </w:rPr>
-        <w:t>hybrid approaches</w:t>
-      </w:r>
-      <w:commentRangeEnd w:id="46"/>
-      <w:r>
-        <w:rPr>
-          <w:rStyle w:val="ad"/>
-          <w:rFonts w:ascii="Times New Roman" w:hAnsi="Times New Roman" w:cs="Times New Roman"/>
-          <w:sz w:val="28"/>
-          <w:szCs w:val="28"/>
-        </w:rPr>
-        <w:commentReference w:id="46"/>
       </w:r>
       <w:r>
         <w:rPr>
@@ -30394,6 +30462,70 @@
         </w:rPr>
         <w:t xml:space="preserve"> = 80% широко используется в литературе и инженерной практике, однако современные обзоры подчёркивают, что ресурсный отказ в реальной системе часто связан не только со снижением ёмкости, но и с </w:t>
       </w:r>
+      <w:commentRangeStart w:id="46"/>
+      <w:r>
+        <w:rPr>
+          <w:rFonts w:ascii="Times New Roman" w:hAnsi="Times New Roman" w:cs="Times New Roman"/>
+          <w:sz w:val="28"/>
+          <w:szCs w:val="28"/>
+          <w:highlight w:val="yellow"/>
+        </w:rPr>
+        <w:t>power fade</w:t>
+      </w:r>
+      <w:commentRangeEnd w:id="46"/>
+      <w:r>
+        <w:rPr>
+          <w:rStyle w:val="ad"/>
+          <w:rFonts w:ascii="Times New Roman" w:hAnsi="Times New Roman" w:cs="Times New Roman"/>
+          <w:sz w:val="28"/>
+          <w:szCs w:val="28"/>
+        </w:rPr>
+        <w:commentReference w:id="46"/>
+      </w:r>
+      <w:r>
+        <w:rPr>
+          <w:rFonts w:ascii="Times New Roman" w:hAnsi="Times New Roman" w:cs="Times New Roman"/>
+          <w:sz w:val="28"/>
+          <w:szCs w:val="28"/>
+        </w:rPr>
+        <w:t>, ростом импеданса и ухудшением теплового поведения батареи. Это означает, что одного ёмкостного индикатора недостаточно, а ресурсная модель должна включать внутренние электрические признаки состояния.</w:t>
+      </w:r>
+    </w:p>
+    <w:p>
+      <w:pPr>
+        <w:spacing w:line="360" w:lineRule="auto"/>
+        <w:ind w:firstLine="709"/>
+        <w:jc w:val="both"/>
+        <w:rPr>
+          <w:rFonts w:ascii="Times New Roman" w:hAnsi="Times New Roman" w:cs="Times New Roman"/>
+          <w:sz w:val="28"/>
+          <w:szCs w:val="28"/>
+        </w:rPr>
+      </w:pPr>
+      <w:r>
+        <w:rPr>
+          <w:rFonts w:ascii="Times New Roman" w:hAnsi="Times New Roman" w:cs="Times New Roman"/>
+          <w:sz w:val="28"/>
+          <w:szCs w:val="28"/>
+        </w:rPr>
+        <w:t xml:space="preserve">Четвёртая научная проблема заключается в ограниченной пригодности классической стационарной </w:t>
+      </w:r>
+      <w:r>
+        <w:rPr>
+          <w:rFonts w:ascii="Times New Roman" w:hAnsi="Times New Roman" w:cs="Times New Roman"/>
+          <w:sz w:val="28"/>
+          <w:szCs w:val="28"/>
+        </w:rPr>
+        <w:t>ЭИС</w:t>
+      </w:r>
+      <w:r>
+        <w:rPr>
+          <w:rFonts w:ascii="Times New Roman" w:hAnsi="Times New Roman" w:cs="Times New Roman"/>
+          <w:sz w:val="28"/>
+          <w:szCs w:val="28"/>
+        </w:rPr>
+        <w:t xml:space="preserve">-постановки для тяговых приложений. Современные работы по </w:t>
+      </w:r>
       <w:commentRangeStart w:id="47"/>
       <w:r>
         <w:rPr>
@@ -30402,7 +30534,25 @@
           <w:szCs w:val="28"/>
           <w:highlight w:val="yellow"/>
         </w:rPr>
-        <w:t>power fade</w:t>
+        <w:t>onboard-</w:t>
+      </w:r>
+      <w:r>
+        <w:rPr>
+          <w:rFonts w:ascii="Times New Roman" w:hAnsi="Times New Roman" w:cs="Times New Roman"/>
+          <w:sz w:val="28"/>
+          <w:szCs w:val="28"/>
+          <w:highlight w:val="yellow"/>
+        </w:rPr>
+        <w:t>ЭИС</w:t>
+      </w:r>
+      <w:r>
+        <w:rPr>
+          <w:rFonts w:ascii="Times New Roman" w:hAnsi="Times New Roman" w:cs="Times New Roman"/>
+          <w:sz w:val="28"/>
+          <w:szCs w:val="28"/>
+          <w:highlight w:val="yellow"/>
+        </w:rPr>
+        <w:t xml:space="preserve"> </w:t>
       </w:r>
       <w:commentRangeEnd w:id="47"/>
       <w:r>
@@ -30411,6 +30561,7 @@
           <w:rFonts w:ascii="Times New Roman" w:hAnsi="Times New Roman" w:cs="Times New Roman"/>
           <w:sz w:val="28"/>
           <w:szCs w:val="28"/>
+          <w:highlight w:val="yellow"/>
         </w:rPr>
         <w:commentReference w:id="47"/>
       </w:r>
@@ -30419,34 +30570,26 @@
           <w:rFonts w:ascii="Times New Roman" w:hAnsi="Times New Roman" w:cs="Times New Roman"/>
           <w:sz w:val="28"/>
           <w:szCs w:val="28"/>
-        </w:rPr>
-        <w:t>, ростом импеданса и ухудшением теплового поведения батареи. Это означает, что одного ёмкостного индикатора недостаточно, а ресурсная модель должна включать внутренние электрические признаки состояния.</w:t>
-      </w:r>
-    </w:p>
-    <w:p>
-      <w:pPr>
-        <w:spacing w:line="360" w:lineRule="auto"/>
-        <w:ind w:firstLine="709"/>
-        <w:jc w:val="both"/>
-        <w:rPr>
-          <w:rFonts w:ascii="Times New Roman" w:hAnsi="Times New Roman" w:cs="Times New Roman"/>
-          <w:sz w:val="28"/>
-          <w:szCs w:val="28"/>
-        </w:rPr>
-      </w:pPr>
-      <w:r>
-        <w:rPr>
-          <w:rFonts w:ascii="Times New Roman" w:hAnsi="Times New Roman" w:cs="Times New Roman"/>
-          <w:sz w:val="28"/>
-          <w:szCs w:val="28"/>
-        </w:rPr>
-        <w:t xml:space="preserve">Четвёртая научная проблема заключается в ограниченной пригодности классической стационарной </w:t>
-      </w:r>
-      <w:r>
-        <w:rPr>
-          <w:rFonts w:ascii="Times New Roman" w:hAnsi="Times New Roman" w:cs="Times New Roman"/>
-          <w:sz w:val="28"/>
-          <w:szCs w:val="28"/>
+          <w:highlight w:val="yellow"/>
+        </w:rPr>
+        <w:t xml:space="preserve">и </w:t>
+      </w:r>
+      <w:commentRangeStart w:id="48"/>
+      <w:r>
+        <w:rPr>
+          <w:rFonts w:ascii="Times New Roman" w:hAnsi="Times New Roman" w:cs="Times New Roman"/>
+          <w:sz w:val="28"/>
+          <w:szCs w:val="28"/>
+          <w:highlight w:val="yellow"/>
+        </w:rPr>
+        <w:t xml:space="preserve">dynamic </w:t>
+      </w:r>
+      <w:r>
+        <w:rPr>
+          <w:rFonts w:ascii="Times New Roman" w:hAnsi="Times New Roman" w:cs="Times New Roman"/>
+          <w:sz w:val="28"/>
+          <w:szCs w:val="28"/>
+          <w:highlight w:val="yellow"/>
         </w:rPr>
         <w:t>ЭИС</w:t>
       </w:r>
@@ -30456,34 +30599,6 @@
           <w:sz w:val="28"/>
           <w:szCs w:val="28"/>
         </w:rPr>
-        <w:t xml:space="preserve">-постановки для тяговых приложений. Современные работы по </w:t>
-      </w:r>
-      <w:commentRangeStart w:id="48"/>
-      <w:r>
-        <w:rPr>
-          <w:rFonts w:ascii="Times New Roman" w:hAnsi="Times New Roman" w:cs="Times New Roman"/>
-          <w:sz w:val="28"/>
-          <w:szCs w:val="28"/>
-          <w:highlight w:val="yellow"/>
-        </w:rPr>
-        <w:t>onboard-</w:t>
-      </w:r>
-      <w:r>
-        <w:rPr>
-          <w:rFonts w:ascii="Times New Roman" w:hAnsi="Times New Roman" w:cs="Times New Roman"/>
-          <w:sz w:val="28"/>
-          <w:szCs w:val="28"/>
-          <w:highlight w:val="yellow"/>
-        </w:rPr>
-        <w:t>ЭИС</w:t>
-      </w:r>
-      <w:r>
-        <w:rPr>
-          <w:rFonts w:ascii="Times New Roman" w:hAnsi="Times New Roman" w:cs="Times New Roman"/>
-          <w:sz w:val="28"/>
-          <w:szCs w:val="28"/>
-          <w:highlight w:val="yellow"/>
-        </w:rPr>
         <w:t xml:space="preserve"> </w:t>
       </w:r>
       <w:commentRangeEnd w:id="48"/>
@@ -30493,55 +30608,8 @@
           <w:rFonts w:ascii="Times New Roman" w:hAnsi="Times New Roman" w:cs="Times New Roman"/>
           <w:sz w:val="28"/>
           <w:szCs w:val="28"/>
-          <w:highlight w:val="yellow"/>
         </w:rPr>
         <w:commentReference w:id="48"/>
-      </w:r>
-      <w:r>
-        <w:rPr>
-          <w:rFonts w:ascii="Times New Roman" w:hAnsi="Times New Roman" w:cs="Times New Roman"/>
-          <w:sz w:val="28"/>
-          <w:szCs w:val="28"/>
-          <w:highlight w:val="yellow"/>
-        </w:rPr>
-        <w:t xml:space="preserve">и </w:t>
-      </w:r>
-      <w:commentRangeStart w:id="49"/>
-      <w:r>
-        <w:rPr>
-          <w:rFonts w:ascii="Times New Roman" w:hAnsi="Times New Roman" w:cs="Times New Roman"/>
-          <w:sz w:val="28"/>
-          <w:szCs w:val="28"/>
-          <w:highlight w:val="yellow"/>
-        </w:rPr>
-        <w:t xml:space="preserve">dynamic </w:t>
-      </w:r>
-      <w:r>
-        <w:rPr>
-          <w:rFonts w:ascii="Times New Roman" w:hAnsi="Times New Roman" w:cs="Times New Roman"/>
-          <w:sz w:val="28"/>
-          <w:szCs w:val="28"/>
-          <w:highlight w:val="yellow"/>
-        </w:rPr>
-        <w:t>ЭИС</w:t>
-      </w:r>
-      <w:r>
-        <w:rPr>
-          <w:rFonts w:ascii="Times New Roman" w:hAnsi="Times New Roman" w:cs="Times New Roman"/>
-          <w:sz w:val="28"/>
-          <w:szCs w:val="28"/>
-        </w:rPr>
-        <w:t xml:space="preserve"> </w:t>
-      </w:r>
-      <w:commentRangeEnd w:id="49"/>
-      <w:r>
-        <w:rPr>
-          <w:rStyle w:val="ad"/>
-          <w:rFonts w:ascii="Times New Roman" w:hAnsi="Times New Roman" w:cs="Times New Roman"/>
-          <w:sz w:val="28"/>
-          <w:szCs w:val="28"/>
-        </w:rPr>
-        <w:commentReference w:id="49"/>
       </w:r>
       <w:r>
         <w:rPr>
@@ -31337,50 +31405,50 @@
         </w:rPr>
         <w:t xml:space="preserve"> показывает, что исследовательская задача </w:t>
       </w:r>
+      <w:commentRangeStart w:id="49"/>
+      <w:r>
+        <w:rPr>
+          <w:rFonts w:ascii="Times New Roman" w:hAnsi="Times New Roman" w:cs="Times New Roman"/>
+          <w:sz w:val="28"/>
+          <w:szCs w:val="28"/>
+        </w:rPr>
+        <w:t>не сводится к улучшению одного алгоритма аппроксимации</w:t>
+      </w:r>
+      <w:commentRangeEnd w:id="49"/>
+      <w:r>
+        <w:rPr>
+          <w:rStyle w:val="ad"/>
+          <w:rFonts w:ascii="Times New Roman" w:hAnsi="Times New Roman" w:cs="Times New Roman"/>
+          <w:sz w:val="28"/>
+          <w:szCs w:val="28"/>
+        </w:rPr>
+        <w:commentReference w:id="49"/>
+      </w:r>
+      <w:r>
+        <w:rPr>
+          <w:rFonts w:ascii="Times New Roman" w:hAnsi="Times New Roman" w:cs="Times New Roman"/>
+          <w:sz w:val="28"/>
+          <w:szCs w:val="28"/>
+        </w:rPr>
+        <w:t>. Требуется построение</w:t>
+      </w:r>
+      <w:r>
+        <w:rPr>
+          <w:rFonts w:ascii="Times New Roman" w:hAnsi="Times New Roman" w:cs="Times New Roman"/>
+          <w:sz w:val="28"/>
+          <w:szCs w:val="28"/>
+        </w:rPr>
+        <w:t xml:space="preserve"> </w:t>
+      </w:r>
+      <w:r>
+        <w:rPr>
+          <w:rFonts w:ascii="Times New Roman" w:hAnsi="Times New Roman" w:cs="Times New Roman"/>
+          <w:sz w:val="28"/>
+          <w:szCs w:val="28"/>
+        </w:rPr>
+        <w:t xml:space="preserve">целостной концепции, в которой физически интерпретируемые импедансные признаки используются как база для </w:t>
+      </w:r>
       <w:commentRangeStart w:id="50"/>
-      <w:r>
-        <w:rPr>
-          <w:rFonts w:ascii="Times New Roman" w:hAnsi="Times New Roman" w:cs="Times New Roman"/>
-          <w:sz w:val="28"/>
-          <w:szCs w:val="28"/>
-        </w:rPr>
-        <w:t>не сводится к улучшению одного алгоритма аппроксимации</w:t>
-      </w:r>
-      <w:commentRangeEnd w:id="50"/>
-      <w:r>
-        <w:rPr>
-          <w:rStyle w:val="ad"/>
-          <w:rFonts w:ascii="Times New Roman" w:hAnsi="Times New Roman" w:cs="Times New Roman"/>
-          <w:sz w:val="28"/>
-          <w:szCs w:val="28"/>
-        </w:rPr>
-        <w:commentReference w:id="50"/>
-      </w:r>
-      <w:r>
-        <w:rPr>
-          <w:rFonts w:ascii="Times New Roman" w:hAnsi="Times New Roman" w:cs="Times New Roman"/>
-          <w:sz w:val="28"/>
-          <w:szCs w:val="28"/>
-        </w:rPr>
-        <w:t>. Требуется построение</w:t>
-      </w:r>
-      <w:r>
-        <w:rPr>
-          <w:rFonts w:ascii="Times New Roman" w:hAnsi="Times New Roman" w:cs="Times New Roman"/>
-          <w:sz w:val="28"/>
-          <w:szCs w:val="28"/>
-        </w:rPr>
-        <w:t xml:space="preserve"> </w:t>
-      </w:r>
-      <w:r>
-        <w:rPr>
-          <w:rFonts w:ascii="Times New Roman" w:hAnsi="Times New Roman" w:cs="Times New Roman"/>
-          <w:sz w:val="28"/>
-          <w:szCs w:val="28"/>
-        </w:rPr>
-        <w:t xml:space="preserve">целостной концепции, в которой физически интерпретируемые импедансные признаки используются как база для </w:t>
-      </w:r>
-      <w:commentRangeStart w:id="51"/>
       <w:r>
         <w:rPr>
           <w:rFonts w:ascii="Times New Roman" w:hAnsi="Times New Roman" w:cs="Times New Roman"/>
@@ -31436,7 +31504,7 @@
         </w:rPr>
         <w:t xml:space="preserve"> </w:t>
       </w:r>
-      <w:commentRangeEnd w:id="51"/>
+      <w:commentRangeEnd w:id="50"/>
       <w:r>
         <w:rPr>
           <w:rStyle w:val="ad"/>
@@ -31444,7 +31512,7 @@
           <w:sz w:val="28"/>
           <w:szCs w:val="28"/>
         </w:rPr>
-        <w:commentReference w:id="51"/>
+        <w:commentReference w:id="50"/>
       </w:r>
       <w:r>
         <w:rPr>
@@ -31487,7 +31555,6 @@
           <w:bCs/>
           <w:sz w:val="28"/>
           <w:szCs w:val="28"/>
-          <w:highlight w:val="magenta"/>
         </w:rPr>
         <w:t>1.6.2 Формализация научной гипотезы в терминах главы 1</w:t>
       </w:r>
@@ -31608,7 +31675,7 @@
                 <v:shape id="_x0000_i1085" type="#_x0000_t75" style="width:188.35pt;height:19.6pt" o:ole="">
                   <v:imagedata r:id="rId147" o:title=""/>
                 </v:shape>
-                <o:OLEObject Type="Embed" ProgID="Equation.DSMT4" ShapeID="_x0000_i1085" DrawAspect="Content" ObjectID="_1847879347" r:id="rId148"/>
+                <o:OLEObject Type="Embed" ProgID="Equation.DSMT4" ShapeID="_x0000_i1085" DrawAspect="Content" ObjectID="_1847887752" r:id="rId148"/>
               </w:object>
             </w:r>
             <w:r>
@@ -31692,7 +31759,7 @@
                 <v:shape id="_x0000_i1086" type="#_x0000_t75" style="width:147.45pt;height:34pt" o:ole="">
                   <v:imagedata r:id="rId149" o:title=""/>
                 </v:shape>
-                <o:OLEObject Type="Embed" ProgID="Equation.DSMT4" ShapeID="_x0000_i1086" DrawAspect="Content" ObjectID="_1847879348" r:id="rId150"/>
+                <o:OLEObject Type="Embed" ProgID="Equation.DSMT4" ShapeID="_x0000_i1086" DrawAspect="Content" ObjectID="_1847887753" r:id="rId150"/>
               </w:object>
             </w:r>
             <w:r>
@@ -31784,7 +31851,6 @@
           <w:bCs/>
           <w:sz w:val="28"/>
           <w:szCs w:val="28"/>
-          <w:highlight w:val="magenta"/>
         </w:rPr>
         <w:t>1.6.3 Постановка задач исследования</w:t>
       </w:r>
@@ -32131,7 +32197,7 @@
           <w:szCs w:val="28"/>
         </w:rPr>
       </w:pPr>
-      <w:commentRangeStart w:id="52"/>
+      <w:commentRangeStart w:id="51"/>
       <w:r>
         <w:rPr>
           <w:rFonts w:ascii="Times New Roman" w:hAnsi="Times New Roman" w:cs="Times New Roman"/>
@@ -32185,8 +32251,8 @@
           <w:noProof/>
         </w:rPr>
         <w:drawing>
-          <wp:inline distT="0" distB="0" distL="0" distR="0" wp14:anchorId="176EE545" wp14:editId="6F7F2715">
-            <wp:extent cx="6117488" cy="934872"/>
+          <wp:inline distT="0" distB="0" distL="0" distR="0" wp14:anchorId="176EE545" wp14:editId="75BACCE1">
+            <wp:extent cx="5647334" cy="863024"/>
             <wp:effectExtent l="0" t="0" r="0" b="0"/>
             <wp:docPr id="1347162705" name="Рисунок 2"/>
             <wp:cNvGraphicFramePr>
@@ -32217,7 +32283,7 @@
                   <pic:spPr bwMode="auto">
                     <a:xfrm>
                       <a:off x="0" y="0"/>
-                      <a:ext cx="6119495" cy="935179"/>
+                      <a:ext cx="5665788" cy="865844"/>
                     </a:xfrm>
                     <a:prstGeom prst="rect">
                       <a:avLst/>
@@ -32330,7 +32396,7 @@
         </w:rPr>
         <w:t>Научная ценность рисунка состоит в том, что он формализует структуру диссертационного исследования как единую методологическую цепь. Практическая польза заключается в возможности переноса этой логики в архитектуру программно-аппаратной системы BMS или стендового диагностического комплекса.</w:t>
       </w:r>
-      <w:commentRangeEnd w:id="52"/>
+      <w:commentRangeEnd w:id="51"/>
       <w:r>
         <w:rPr>
           <w:rStyle w:val="ad"/>
@@ -32338,7 +32404,7 @@
           <w:sz w:val="28"/>
           <w:szCs w:val="28"/>
         </w:rPr>
-        <w:commentReference w:id="52"/>
+        <w:commentReference w:id="51"/>
       </w:r>
     </w:p>
     <w:p>
@@ -33077,7 +33143,7 @@
       </w:r>
     </w:p>
   </w:comment>
-  <w:comment w:id="29" w:author="User" w:date="2026-07-28T15:22:00Z" w:initials="U">
+  <w:comment w:id="29" w:author="User" w:date="2026-07-28T15:24:00Z" w:initials="U">
     <w:p>
       <w:pPr>
         <w:pStyle w:val="ae"/>
@@ -33089,11 +33155,11 @@
         <w:annotationRef/>
       </w:r>
       <w:r>
-        <w:t>перефразировать</w:t>
+        <w:t>перефраз, убрать популизм</w:t>
       </w:r>
     </w:p>
   </w:comment>
-  <w:comment w:id="30" w:author="User" w:date="2026-07-28T15:24:00Z" w:initials="U">
+  <w:comment w:id="30" w:author="Admini" w:date="2026-06-04T12:56:00Z" w:initials="A">
     <w:p>
       <w:pPr>
         <w:pStyle w:val="ae"/>
@@ -33105,7 +33171,7 @@
         <w:annotationRef/>
       </w:r>
       <w:r>
-        <w:t>перефраз, убрать популизм</w:t>
+        <w:t>(от латинского «вне места») — это научный и практический термин, означающий изучение, перемещение или сохранение объектов (животных, растений, клеток или материалов) за пределами их естественной среды обитания</w:t>
       </w:r>
     </w:p>
   </w:comment>
@@ -33121,22 +33187,6 @@
         <w:annotationRef/>
       </w:r>
       <w:r>
-        <w:t>(от латинского «вне места») — это научный и практический термин, означающий изучение, перемещение или сохранение объектов (животных, растений, клеток или материалов) за пределами их естественной среды обитания</w:t>
-      </w:r>
-    </w:p>
-  </w:comment>
-  <w:comment w:id="32" w:author="Admini" w:date="2026-06-04T12:56:00Z" w:initials="A">
-    <w:p>
-      <w:pPr>
-        <w:pStyle w:val="ae"/>
-      </w:pPr>
-      <w:r>
-        <w:rPr>
-          <w:rStyle w:val="ad"/>
-        </w:rPr>
-        <w:annotationRef/>
-      </w:r>
-      <w:r>
         <w:t xml:space="preserve">(лат. «на месте») — это научный термин, означающий проведение исследований, наблюдений или лечение объекта </w:t>
       </w:r>
       <w:r>
@@ -33151,7 +33201,7 @@
       </w:r>
     </w:p>
   </w:comment>
-  <w:comment w:id="34" w:author="User" w:date="2026-07-28T15:25:00Z" w:initials="U">
+  <w:comment w:id="33" w:author="User" w:date="2026-07-28T15:25:00Z" w:initials="U">
     <w:p>
       <w:pPr>
         <w:pStyle w:val="ae"/>
@@ -33167,7 +33217,7 @@
       </w:r>
     </w:p>
   </w:comment>
-  <w:comment w:id="35" w:author="Admini" w:date="2026-06-04T12:57:00Z" w:initials="A">
+  <w:comment w:id="34" w:author="Admini" w:date="2026-06-04T12:57:00Z" w:initials="A">
     <w:p>
       <w:pPr>
         <w:pStyle w:val="ae"/>
@@ -33183,7 +33233,7 @@
       </w:r>
     </w:p>
   </w:comment>
-  <w:comment w:id="33" w:author="User" w:date="2026-07-28T15:27:00Z" w:initials="U">
+  <w:comment w:id="32" w:author="User" w:date="2026-07-28T15:27:00Z" w:initials="U">
     <w:p>
       <w:pPr>
         <w:pStyle w:val="ae"/>
@@ -33199,7 +33249,7 @@
       </w:r>
     </w:p>
   </w:comment>
-  <w:comment w:id="36" w:author="Admini" w:date="2026-08-03T15:56:00Z" w:initials="A">
+  <w:comment w:id="35" w:author="Admini" w:date="2026-08-03T15:56:00Z" w:initials="A">
     <w:p>
       <w:pPr>
         <w:pStyle w:val="ae"/>
@@ -33215,7 +33265,7 @@
       </w:r>
     </w:p>
   </w:comment>
-  <w:comment w:id="37" w:author="User" w:date="2026-07-28T15:30:00Z" w:initials="U">
+  <w:comment w:id="36" w:author="User" w:date="2026-07-28T15:30:00Z" w:initials="U">
     <w:p>
       <w:pPr>
         <w:pStyle w:val="ae"/>
@@ -33231,7 +33281,7 @@
       </w:r>
     </w:p>
   </w:comment>
-  <w:comment w:id="38" w:author="Admini" w:date="2026-06-05T10:51:00Z" w:initials="A">
+  <w:comment w:id="37" w:author="Admini" w:date="2026-06-05T10:51:00Z" w:initials="A">
     <w:p>
       <w:pPr>
         <w:pStyle w:val="ae"/>
@@ -33280,7 +33330,7 @@
       </w:r>
     </w:p>
   </w:comment>
-  <w:comment w:id="39" w:author="Admini" w:date="2026-06-05T10:52:00Z" w:initials="A">
+  <w:comment w:id="38" w:author="Admini" w:date="2026-06-05T10:52:00Z" w:initials="A">
     <w:p>
       <w:pPr>
         <w:pStyle w:val="ae"/>
@@ -33296,7 +33346,7 @@
       </w:r>
     </w:p>
   </w:comment>
-  <w:comment w:id="40" w:author="Admini" w:date="2026-06-05T10:53:00Z" w:initials="A">
+  <w:comment w:id="39" w:author="Admini" w:date="2026-06-05T10:53:00Z" w:initials="A">
     <w:p>
       <w:pPr>
         <w:pStyle w:val="ae"/>
@@ -33318,7 +33368,7 @@
       </w:r>
     </w:p>
   </w:comment>
-  <w:comment w:id="41" w:author="Admini" w:date="2026-06-05T10:54:00Z" w:initials="A">
+  <w:comment w:id="40" w:author="Admini" w:date="2026-06-05T10:54:00Z" w:initials="A">
     <w:p>
       <w:pPr>
         <w:pStyle w:val="ae"/>
@@ -33331,6 +33381,28 @@
       </w:r>
       <w:r>
         <w:t>раннее прогнозирование срока службы</w:t>
+      </w:r>
+    </w:p>
+  </w:comment>
+  <w:comment w:id="41" w:author="Admini" w:date="2026-06-05T10:55:00Z" w:initials="A">
+    <w:p>
+      <w:pPr>
+        <w:pStyle w:val="ae"/>
+      </w:pPr>
+      <w:r>
+        <w:rPr>
+          <w:rStyle w:val="ad"/>
+        </w:rPr>
+        <w:annotationRef/>
+      </w:r>
+      <w:r>
+        <w:rPr>
+          <w:rFonts w:ascii="Times New Roman" w:hAnsi="Times New Roman" w:cs="Times New Roman"/>
+          <w:sz w:val="28"/>
+          <w:szCs w:val="28"/>
+          <w:highlight w:val="green"/>
+        </w:rPr>
+        <w:t>управление на основе данных</w:t>
       </w:r>
     </w:p>
   </w:comment>
@@ -33346,17 +33418,11 @@
         <w:annotationRef/>
       </w:r>
       <w:r>
-        <w:rPr>
-          <w:rFonts w:ascii="Times New Roman" w:hAnsi="Times New Roman" w:cs="Times New Roman"/>
-          <w:sz w:val="28"/>
-          <w:szCs w:val="28"/>
-          <w:highlight w:val="green"/>
-        </w:rPr>
-        <w:t>управление на основе данных</w:t>
+        <w:t>перефразировать</w:t>
       </w:r>
     </w:p>
   </w:comment>
-  <w:comment w:id="43" w:author="Admini" w:date="2026-06-05T10:55:00Z" w:initials="A">
+  <w:comment w:id="43" w:author="Admini" w:date="2026-06-05T10:57:00Z" w:initials="A">
     <w:p>
       <w:pPr>
         <w:pStyle w:val="ae"/>
@@ -33368,7 +33434,7 @@
         <w:annotationRef/>
       </w:r>
       <w:r>
-        <w:t>перефразировать</w:t>
+        <w:t>это подход, при котором система, алгоритм или процесс проектируется, тестируется или управляется с помощью заранее созданной математической или логической модели</w:t>
       </w:r>
     </w:p>
   </w:comment>
@@ -33384,8 +33450,19 @@
         <w:annotationRef/>
       </w:r>
       <w:r>
-        <w:t>это подход, при котором система, алгоритм или процесс проектируется, тестируется или управляется с помощью заранее созданной математической или логической модели</w:t>
-      </w:r>
+        <w:rPr>
+          <w:rFonts w:ascii="Times New Roman" w:hAnsi="Times New Roman" w:cs="Times New Roman"/>
+          <w:sz w:val="28"/>
+          <w:szCs w:val="28"/>
+          <w:highlight w:val="green"/>
+        </w:rPr>
+        <w:t>управление на основе данных</w:t>
+      </w:r>
+    </w:p>
+    <w:p>
+      <w:pPr>
+        <w:pStyle w:val="ae"/>
+      </w:pPr>
     </w:p>
   </w:comment>
   <w:comment w:id="45" w:author="Admini" w:date="2026-06-05T10:57:00Z" w:initials="A">
@@ -33400,22 +33477,27 @@
         <w:annotationRef/>
       </w:r>
       <w:r>
-        <w:rPr>
-          <w:rFonts w:ascii="Times New Roman" w:hAnsi="Times New Roman" w:cs="Times New Roman"/>
-          <w:sz w:val="28"/>
-          <w:szCs w:val="28"/>
-          <w:highlight w:val="green"/>
-        </w:rPr>
-        <w:t>управление на основе данных</w:t>
-      </w:r>
-    </w:p>
+        <w:t>гибридный подход</w:t>
+      </w:r>
+    </w:p>
+  </w:comment>
+  <w:comment w:id="46" w:author="Admini" w:date="2026-06-05T10:59:00Z" w:initials="A">
     <w:p>
       <w:pPr>
         <w:pStyle w:val="ae"/>
       </w:pPr>
+      <w:r>
+        <w:rPr>
+          <w:rStyle w:val="ad"/>
+        </w:rPr>
+        <w:annotationRef/>
+      </w:r>
+      <w:r>
+        <w:t>(спад мощности аккумулятора) — это постепенное снижение максимальной выходной мощности или пиковой токоотдачи батареи по мере её старения и эксплуатации</w:t>
+      </w:r>
     </w:p>
   </w:comment>
-  <w:comment w:id="46" w:author="Admini" w:date="2026-06-05T10:57:00Z" w:initials="A">
+  <w:comment w:id="47" w:author="Admini" w:date="2026-06-05T11:00:00Z" w:initials="A">
     <w:p>
       <w:pPr>
         <w:pStyle w:val="ae"/>
@@ -33427,23 +33509,17 @@
         <w:annotationRef/>
       </w:r>
       <w:r>
-        <w:t>гибридный подход</w:t>
-      </w:r>
-    </w:p>
-  </w:comment>
-  <w:comment w:id="47" w:author="Admini" w:date="2026-06-05T10:59:00Z" w:initials="A">
-    <w:p>
-      <w:pPr>
-        <w:pStyle w:val="ae"/>
-      </w:pPr>
-      <w:r>
-        <w:rPr>
-          <w:rStyle w:val="ad"/>
-        </w:rPr>
-        <w:annotationRef/>
-      </w:r>
-      <w:r>
-        <w:t>(спад мощности аккумулятора) — это постепенное снижение максимальной выходной мощности или пиковой токоотдачи батареи по мере её старения и эксплуатации</w:t>
+        <w:t xml:space="preserve">это система </w:t>
+      </w:r>
+      <w:r>
+        <w:rPr>
+          <w:b/>
+          <w:bCs/>
+        </w:rPr>
+        <w:t>бортового (встроенного) электрохимического импедансного спектрометра</w:t>
+      </w:r>
+      <w:r>
+        <w:t xml:space="preserve"> (EIS — Electrochemical Impedance Spectroscopy), интегрированная в сам аккумулятор или систему управления батареей (BMS)</w:t>
       </w:r>
     </w:p>
   </w:comment>
@@ -33459,21 +33535,18 @@
         <w:annotationRef/>
       </w:r>
       <w:r>
-        <w:t xml:space="preserve">это система </w:t>
-      </w:r>
-      <w:r>
         <w:rPr>
           <w:b/>
           <w:bCs/>
         </w:rPr>
-        <w:t>бортового (встроенного) электрохимического импедансного спектрометра</w:t>
-      </w:r>
-      <w:r>
-        <w:t xml:space="preserve"> (EIS — Electrochemical Impedance Spectroscopy), интегрированная в сам аккумулятор или систему управления батареей (BMS)</w:t>
+        <w:t>Dynamic Electrochemical Impedance Spectroscopy)</w:t>
+      </w:r>
+      <w:r>
+        <w:t xml:space="preserve"> — это метод электрохимической импедансной спектроскопии в реальном времени, измеряющий сопротивление, емкость и внутренние процессы аккумулятора (литий-ионного и др.) прямо во время его работы — при активном заряде или разряде</w:t>
       </w:r>
     </w:p>
   </w:comment>
-  <w:comment w:id="49" w:author="Admini" w:date="2026-06-05T11:00:00Z" w:initials="A">
+  <w:comment w:id="49" w:author="Admini" w:date="2026-06-05T11:01:00Z" w:initials="A">
     <w:p>
       <w:pPr>
         <w:pStyle w:val="ae"/>
@@ -33485,34 +33558,11 @@
         <w:annotationRef/>
       </w:r>
       <w:r>
-        <w:rPr>
-          <w:b/>
-          <w:bCs/>
-        </w:rPr>
-        <w:t>Dynamic Electrochemical Impedance Spectroscopy)</w:t>
-      </w:r>
-      <w:r>
-        <w:t xml:space="preserve"> — это метод электрохимической импедансной спектроскопии в реальном времени, измеряющий сопротивление, емкость и внутренние процессы аккумулятора (литий-ионного и др.) прямо во время его работы — при активном заряде или разряде</w:t>
+        <w:t>Негативный контекст</w:t>
       </w:r>
     </w:p>
   </w:comment>
-  <w:comment w:id="50" w:author="Admini" w:date="2026-06-05T11:01:00Z" w:initials="A">
-    <w:p>
-      <w:pPr>
-        <w:pStyle w:val="ae"/>
-      </w:pPr>
-      <w:r>
-        <w:rPr>
-          <w:rStyle w:val="ad"/>
-        </w:rPr>
-        <w:annotationRef/>
-      </w:r>
-      <w:r>
-        <w:t>Негативный контекст</w:t>
-      </w:r>
-    </w:p>
-  </w:comment>
-  <w:comment w:id="51" w:author="Admini" w:date="2026-06-05T11:02:00Z" w:initials="A">
+  <w:comment w:id="50" w:author="Admini" w:date="2026-06-05T11:02:00Z" w:initials="A">
     <w:p>
       <w:pPr>
         <w:pStyle w:val="ae"/>
@@ -33566,7 +33616,7 @@
       </w:pPr>
     </w:p>
   </w:comment>
-  <w:comment w:id="52" w:author="Admini" w:date="2026-06-05T11:05:00Z" w:initials="A">
+  <w:comment w:id="51" w:author="Admini" w:date="2026-06-05T11:05:00Z" w:initials="A">
     <w:p>
       <w:pPr>
         <w:pStyle w:val="ae"/>
@@ -33592,7 +33642,7 @@
   <w15:commentEx w15:paraId="39C05803" w15:done="1"/>
   <w15:commentEx w15:paraId="450A4957" w15:done="0"/>
   <w15:commentEx w15:paraId="6B83933A" w15:done="1"/>
-  <w15:commentEx w15:paraId="6E44E946" w15:done="0"/>
+  <w15:commentEx w15:paraId="6E44E946" w15:done="1"/>
   <w15:commentEx w15:paraId="53AFA82C" w15:done="0"/>
   <w15:commentEx w15:paraId="2DE87458" w15:done="0"/>
   <w15:commentEx w15:paraId="49D7DC3F" w15:done="1"/>
@@ -33603,7 +33653,7 @@
   <w15:commentEx w15:paraId="1348860F" w15:done="0"/>
   <w15:commentEx w15:paraId="429750E4" w15:done="0"/>
   <w15:commentEx w15:paraId="37281F4C" w15:done="1"/>
-  <w15:commentEx w15:paraId="2A99A444" w15:done="0"/>
+  <w15:commentEx w15:paraId="2A99A444" w15:done="1"/>
   <w15:commentEx w15:paraId="04ADED6D" w15:done="0"/>
   <w15:commentEx w15:paraId="1339E0B4" w15:paraIdParent="04ADED6D" w15:done="0"/>
   <w15:commentEx w15:paraId="4E551373" w15:done="1"/>
@@ -33616,15 +33666,14 @@
   <w15:commentEx w15:paraId="424A1264" w15:done="1"/>
   <w15:commentEx w15:paraId="77A8606A" w15:done="0"/>
   <w15:commentEx w15:paraId="7B2CFEDA" w15:done="1"/>
-  <w15:commentEx w15:paraId="2F1CF4F5" w15:done="0"/>
-  <w15:commentEx w15:paraId="0417D5E7" w15:done="0"/>
+  <w15:commentEx w15:paraId="0417D5E7" w15:done="1"/>
   <w15:commentEx w15:paraId="04D498B1" w15:done="0"/>
   <w15:commentEx w15:paraId="5E22F011" w15:done="0"/>
   <w15:commentEx w15:paraId="305D36D2" w15:done="0"/>
   <w15:commentEx w15:paraId="23470433" w15:done="0"/>
   <w15:commentEx w15:paraId="197FB10D" w15:done="0"/>
   <w15:commentEx w15:paraId="00608EB0" w15:done="0"/>
-  <w15:commentEx w15:paraId="5B2DF775" w15:done="0"/>
+  <w15:commentEx w15:paraId="5B2DF775" w15:done="1"/>
   <w15:commentEx w15:paraId="72213923" w15:done="0"/>
   <w15:commentEx w15:paraId="114579BF" w15:done="0"/>
   <w15:commentEx w15:paraId="62C4D6FA" w15:done="0"/>
@@ -33674,7 +33723,6 @@
   <w16cex:commentExtensible w16cex:durableId="4562EE3D" w16cex:dateUtc="2026-08-03T09:03:00Z"/>
   <w16cex:commentExtensible w16cex:durableId="224A9EB3" w16cex:dateUtc="2026-06-04T04:23:00Z"/>
   <w16cex:commentExtensible w16cex:durableId="52B6750D" w16cex:dateUtc="2026-07-28T08:21:00Z"/>
-  <w16cex:commentExtensible w16cex:durableId="3429E1CF" w16cex:dateUtc="2026-07-28T08:22:00Z"/>
   <w16cex:commentExtensible w16cex:durableId="6E368585" w16cex:dateUtc="2026-07-28T08:24:00Z"/>
   <w16cex:commentExtensible w16cex:durableId="284A7B1A" w16cex:dateUtc="2026-06-04T05:56:00Z"/>
   <w16cex:commentExtensible w16cex:durableId="2ED82348" w16cex:dateUtc="2026-06-04T05:56:00Z"/>
@@ -33732,7 +33780,6 @@
   <w16cid:commentId w16cid:paraId="424A1264" w16cid:durableId="4562EE3D"/>
   <w16cid:commentId w16cid:paraId="77A8606A" w16cid:durableId="224A9EB3"/>
   <w16cid:commentId w16cid:paraId="7B2CFEDA" w16cid:durableId="52B6750D"/>
-  <w16cid:commentId w16cid:paraId="2F1CF4F5" w16cid:durableId="3429E1CF"/>
   <w16cid:commentId w16cid:paraId="0417D5E7" w16cid:durableId="6E368585"/>
   <w16cid:commentId w16cid:paraId="04D498B1" w16cid:durableId="284A7B1A"/>
   <w16cid:commentId w16cid:paraId="5E22F011" w16cid:durableId="2ED82348"/>
@@ -35676,7 +35723,6 @@
   <w:style w:type="character" w:default="1" w:styleId="a0">
     <w:name w:val="Default Paragraph Font"/>
     <w:uiPriority w:val="1"/>
-    <w:semiHidden/>
     <w:unhideWhenUsed/>
   </w:style>
   <w:style w:type="table" w:default="1" w:styleId="a1">
